--- a/data/outputs/v2/Chemistry/SS1.4_Chemical_Bonding/Chemistry_Chemical_Bonding_CBE_LessonSequence.docx
+++ b/data/outputs/v2/Chemistry/SS1.4_Chemical_Bonding/Chemistry_Chemical_Bonding_CBE_LessonSequence.docx
@@ -3513,7 +3513,7 @@
             <w:pPr>
               <w:spacing w:after="20" w:before="0"/>
             </w:pPr>
-            <w:hyperlink w:history="1" r:id="rId5ri0ggux5x5r5powthw7d">
+            <w:hyperlink w:history="1" r:id="rIdm_p7w2hqt6y5da2qcdsq6">
               <w:r>
                 <w:rPr>
                   <w:rFonts w:ascii="Arial" w:cs="Arial" w:eastAsia="Arial" w:hAnsi="Arial"/>
@@ -3522,7 +3522,7 @@
                   <w:szCs w:val="16"/>
                   <w:u w:val="single" w:color="2E75B6"/>
                 </w:rPr>
-                <w:t xml:space="preserve">Elements and atoms</w:t>
+                <w:t xml:space="preserve">Metallic bonds</w:t>
               </w:r>
             </w:hyperlink>
           </w:p>
@@ -3546,7 +3546,7 @@
               <w:spacing w:after="10" w:before="0"/>
               <w:ind w:left="120"/>
             </w:pPr>
-            <w:hyperlink w:history="1" r:id="rIdh3vc1xj2_aynbfh1jyxd8">
+            <w:hyperlink w:history="1" r:id="rIdmia28fmpvaiav8rpz4_o3">
               <w:r>
                 <w:rPr>
                   <w:rFonts w:ascii="Arial" w:cs="Arial" w:eastAsia="Arial" w:hAnsi="Arial"/>
@@ -3584,14 +3584,14 @@
                 <w:sz w:val="16"/>
                 <w:szCs w:val="16"/>
               </w:rPr>
-              <w:t xml:space="preserve">📖 HTML:</w:t>
+              <w:t xml:space="preserve">📖 EXERCISE:</w:t>
             </w:r>
           </w:p>
           <w:p>
             <w:pPr>
               <w:spacing w:after="20" w:before="0"/>
             </w:pPr>
-            <w:hyperlink w:history="1" r:id="rId07blrycteq2kvoamljsjx">
+            <w:hyperlink w:history="1" r:id="rId0oaaxd2choajopu0i4oxa">
               <w:r>
                 <w:rPr>
                   <w:rFonts w:ascii="Arial" w:cs="Arial" w:eastAsia="Arial" w:hAnsi="Arial"/>
@@ -3600,7 +3600,7 @@
                   <w:szCs w:val="16"/>
                   <w:u w:val="single" w:color="2E75B6"/>
                 </w:rPr>
-                <w:t xml:space="preserve">Chemical Bonding (Flexbook)</w:t>
+                <w:t xml:space="preserve">Valence electrons and ionic compounds</w:t>
               </w:r>
             </w:hyperlink>
           </w:p>
@@ -3616,7 +3616,7 @@
                 <w:sz w:val="14"/>
                 <w:szCs w:val="14"/>
               </w:rPr>
-              <w:t xml:space="preserve">Source: CK-12</w:t>
+              <w:t xml:space="preserve">Source: Khan Academy (English - US curriculum)</w:t>
             </w:r>
           </w:p>
           <w:p>
@@ -3624,7 +3624,7 @@
               <w:spacing w:after="10" w:before="0"/>
               <w:ind w:left="120"/>
             </w:pPr>
-            <w:hyperlink w:history="1" r:id="rId8n1edm-93nah9a1b7yzf1">
+            <w:hyperlink w:history="1" r:id="rIdgvq9-9wz72qb7fahgnpyq">
               <w:r>
                 <w:rPr>
                   <w:rFonts w:ascii="Arial" w:cs="Arial" w:eastAsia="Arial" w:hAnsi="Arial"/>
@@ -3819,7 +3819,7 @@
             <w:pPr>
               <w:spacing w:after="20" w:before="0"/>
             </w:pPr>
-            <w:hyperlink w:history="1" r:id="rIdwj9jxo3ldq52sbgsbqn5l">
+            <w:hyperlink w:history="1" r:id="rIduipflwwmikui0acm10pmz">
               <w:r>
                 <w:rPr>
                   <w:rFonts w:ascii="Arial" w:cs="Arial" w:eastAsia="Arial" w:hAnsi="Arial"/>
@@ -3828,7 +3828,7 @@
                   <w:szCs w:val="16"/>
                   <w:u w:val="single" w:color="2E75B6"/>
                 </w:rPr>
-                <w:t xml:space="preserve">Elements and atoms</w:t>
+                <w:t xml:space="preserve">06 Application, Structure Of Diamond And Graphite</w:t>
               </w:r>
             </w:hyperlink>
           </w:p>
@@ -3844,7 +3844,7 @@
                 <w:sz w:val="14"/>
                 <w:szCs w:val="14"/>
               </w:rPr>
-              <w:t xml:space="preserve">Source: Khan Academy (English - US curriculum)</w:t>
+              <w:t xml:space="preserve">Source: Seavuria</w:t>
             </w:r>
           </w:p>
           <w:p>
@@ -3852,7 +3852,7 @@
               <w:spacing w:after="10" w:before="0"/>
               <w:ind w:left="120"/>
             </w:pPr>
-            <w:hyperlink w:history="1" r:id="rIdcok8phybfutjbc1a91y8e">
+            <w:hyperlink w:history="1" r:id="rIdktxt3d_omujr_kz2bo2cd">
               <w:r>
                 <w:rPr>
                   <w:rFonts w:ascii="Arial" w:cs="Arial" w:eastAsia="Arial" w:hAnsi="Arial"/>
@@ -3890,14 +3890,14 @@
                 <w:sz w:val="16"/>
                 <w:szCs w:val="16"/>
               </w:rPr>
-              <w:t xml:space="preserve">📖 HTML:</w:t>
+              <w:t xml:space="preserve">📖 EXERCISE:</w:t>
             </w:r>
           </w:p>
           <w:p>
             <w:pPr>
               <w:spacing w:after="20" w:before="0"/>
             </w:pPr>
-            <w:hyperlink w:history="1" r:id="rIdy0ya_zhuze5hyn0g7qg6z">
+            <w:hyperlink w:history="1" r:id="rId_8mfvzqmdykj8u3hk1pqt">
               <w:r>
                 <w:rPr>
                   <w:rFonts w:ascii="Arial" w:cs="Arial" w:eastAsia="Arial" w:hAnsi="Arial"/>
@@ -3906,7 +3906,7 @@
                   <w:szCs w:val="16"/>
                   <w:u w:val="single" w:color="2E75B6"/>
                 </w:rPr>
-                <w:t xml:space="preserve">Chemical Bonding (Flexbook)</w:t>
+                <w:t xml:space="preserve">Valence electrons and ionic compounds</w:t>
               </w:r>
             </w:hyperlink>
           </w:p>
@@ -3922,7 +3922,7 @@
                 <w:sz w:val="14"/>
                 <w:szCs w:val="14"/>
               </w:rPr>
-              <w:t xml:space="preserve">Source: CK-12</w:t>
+              <w:t xml:space="preserve">Source: Khan Academy (English - US curriculum)</w:t>
             </w:r>
           </w:p>
           <w:p>
@@ -3930,7 +3930,7 @@
               <w:spacing w:after="10" w:before="0"/>
               <w:ind w:left="120"/>
             </w:pPr>
-            <w:hyperlink w:history="1" r:id="rIdfm-hgl2z_lewytazoiwjb">
+            <w:hyperlink w:history="1" r:id="rIdchrgvd8ri9_3ykmj3cnyg">
               <w:r>
                 <w:rPr>
                   <w:rFonts w:ascii="Arial" w:cs="Arial" w:eastAsia="Arial" w:hAnsi="Arial"/>
@@ -4125,7 +4125,7 @@
             <w:pPr>
               <w:spacing w:after="20" w:before="0"/>
             </w:pPr>
-            <w:hyperlink w:history="1" r:id="rIdip1ngqfuijlfdg_kl4zaq">
+            <w:hyperlink w:history="1" r:id="rIdqwbzre2mtu8oysvrtp_rj">
               <w:r>
                 <w:rPr>
                   <w:rFonts w:ascii="Arial" w:cs="Arial" w:eastAsia="Arial" w:hAnsi="Arial"/>
@@ -4134,7 +4134,7 @@
                   <w:szCs w:val="16"/>
                   <w:u w:val="single" w:color="2E75B6"/>
                 </w:rPr>
-                <w:t xml:space="preserve">Elements and atoms</w:t>
+                <w:t xml:space="preserve">Metallic bonds</w:t>
               </w:r>
             </w:hyperlink>
           </w:p>
@@ -4158,7 +4158,7 @@
               <w:spacing w:after="10" w:before="0"/>
               <w:ind w:left="120"/>
             </w:pPr>
-            <w:hyperlink w:history="1" r:id="rIdzy-efdzl2auie61gnpixk">
+            <w:hyperlink w:history="1" r:id="rIdc0mea-ufz7kxz06iiievy">
               <w:r>
                 <w:rPr>
                   <w:rFonts w:ascii="Arial" w:cs="Arial" w:eastAsia="Arial" w:hAnsi="Arial"/>
@@ -4196,14 +4196,14 @@
                 <w:sz w:val="16"/>
                 <w:szCs w:val="16"/>
               </w:rPr>
-              <w:t xml:space="preserve">📖 HTML:</w:t>
+              <w:t xml:space="preserve">📖 EXERCISE:</w:t>
             </w:r>
           </w:p>
           <w:p>
             <w:pPr>
               <w:spacing w:after="20" w:before="0"/>
             </w:pPr>
-            <w:hyperlink w:history="1" r:id="rIdbbam29iwi4epgogq6lu7q">
+            <w:hyperlink w:history="1" r:id="rIdactwt4rjsmuuz1rx0t5h2">
               <w:r>
                 <w:rPr>
                   <w:rFonts w:ascii="Arial" w:cs="Arial" w:eastAsia="Arial" w:hAnsi="Arial"/>
@@ -4212,7 +4212,7 @@
                   <w:szCs w:val="16"/>
                   <w:u w:val="single" w:color="2E75B6"/>
                 </w:rPr>
-                <w:t xml:space="preserve">Chemical Bonding (Flexbook)</w:t>
+                <w:t xml:space="preserve">Valence electrons and ionic compounds</w:t>
               </w:r>
             </w:hyperlink>
           </w:p>
@@ -4228,7 +4228,7 @@
                 <w:sz w:val="14"/>
                 <w:szCs w:val="14"/>
               </w:rPr>
-              <w:t xml:space="preserve">Source: CK-12</w:t>
+              <w:t xml:space="preserve">Source: Khan Academy (English - US curriculum)</w:t>
             </w:r>
           </w:p>
           <w:p>
@@ -4236,7 +4236,7 @@
               <w:spacing w:after="10" w:before="0"/>
               <w:ind w:left="120"/>
             </w:pPr>
-            <w:hyperlink w:history="1" r:id="rId0qhts-ihuuvpe1jngi6ds">
+            <w:hyperlink w:history="1" r:id="rIdusbv4ujbup8nquaaiy4eg">
               <w:r>
                 <w:rPr>
                   <w:rFonts w:ascii="Arial" w:cs="Arial" w:eastAsia="Arial" w:hAnsi="Arial"/>
@@ -4431,7 +4431,7 @@
             <w:pPr>
               <w:spacing w:after="20" w:before="0"/>
             </w:pPr>
-            <w:hyperlink w:history="1" r:id="rIdxgdvayeb5oldfchrutal3">
+            <w:hyperlink w:history="1" r:id="rIdnm578mkjwcinucllypsj3">
               <w:r>
                 <w:rPr>
                   <w:rFonts w:ascii="Arial" w:cs="Arial" w:eastAsia="Arial" w:hAnsi="Arial"/>
@@ -4440,7 +4440,7 @@
                   <w:szCs w:val="16"/>
                   <w:u w:val="single" w:color="2E75B6"/>
                 </w:rPr>
-                <w:t xml:space="preserve">Elements and atoms</w:t>
+                <w:t xml:space="preserve">Metallic bonds</w:t>
               </w:r>
             </w:hyperlink>
           </w:p>
@@ -4464,7 +4464,7 @@
               <w:spacing w:after="10" w:before="0"/>
               <w:ind w:left="120"/>
             </w:pPr>
-            <w:hyperlink w:history="1" r:id="rIdsnppjayskfjozs8smnvhe">
+            <w:hyperlink w:history="1" r:id="rIdot-css18jbkhnpxqe-u7q">
               <w:r>
                 <w:rPr>
                   <w:rFonts w:ascii="Arial" w:cs="Arial" w:eastAsia="Arial" w:hAnsi="Arial"/>
@@ -4502,14 +4502,14 @@
                 <w:sz w:val="16"/>
                 <w:szCs w:val="16"/>
               </w:rPr>
-              <w:t xml:space="preserve">📖 HTML:</w:t>
+              <w:t xml:space="preserve">📖 EXERCISE:</w:t>
             </w:r>
           </w:p>
           <w:p>
             <w:pPr>
               <w:spacing w:after="20" w:before="0"/>
             </w:pPr>
-            <w:hyperlink w:history="1" r:id="rIdiredowyi2glsawkdncp2v">
+            <w:hyperlink w:history="1" r:id="rIdpb2b4tphsmfsevk7vjfra">
               <w:r>
                 <w:rPr>
                   <w:rFonts w:ascii="Arial" w:cs="Arial" w:eastAsia="Arial" w:hAnsi="Arial"/>
@@ -4518,7 +4518,7 @@
                   <w:szCs w:val="16"/>
                   <w:u w:val="single" w:color="2E75B6"/>
                 </w:rPr>
-                <w:t xml:space="preserve">Chemical Bonding (Flexbook)</w:t>
+                <w:t xml:space="preserve">Valence electrons and ionic compounds</w:t>
               </w:r>
             </w:hyperlink>
           </w:p>
@@ -4534,7 +4534,7 @@
                 <w:sz w:val="14"/>
                 <w:szCs w:val="14"/>
               </w:rPr>
-              <w:t xml:space="preserve">Source: CK-12</w:t>
+              <w:t xml:space="preserve">Source: Khan Academy (English - US curriculum)</w:t>
             </w:r>
           </w:p>
           <w:p>
@@ -4542,7 +4542,7 @@
               <w:spacing w:after="10" w:before="0"/>
               <w:ind w:left="120"/>
             </w:pPr>
-            <w:hyperlink w:history="1" r:id="rId0530t7vgkir_dgdqz8hbk">
+            <w:hyperlink w:history="1" r:id="rIdhwpd5bkus7m4pgrewx1vf">
               <w:r>
                 <w:rPr>
                   <w:rFonts w:ascii="Arial" w:cs="Arial" w:eastAsia="Arial" w:hAnsi="Arial"/>
@@ -4737,7 +4737,7 @@
             <w:pPr>
               <w:spacing w:after="20" w:before="0"/>
             </w:pPr>
-            <w:hyperlink w:history="1" r:id="rIdhz3jv2m8hq_c9itl7zxsz">
+            <w:hyperlink w:history="1" r:id="rId7wctdhv_eysktxjlgu7fo">
               <w:r>
                 <w:rPr>
                   <w:rFonts w:ascii="Arial" w:cs="Arial" w:eastAsia="Arial" w:hAnsi="Arial"/>
@@ -4746,7 +4746,7 @@
                   <w:szCs w:val="16"/>
                   <w:u w:val="single" w:color="2E75B6"/>
                 </w:rPr>
-                <w:t xml:space="preserve">Elements and atoms</w:t>
+                <w:t xml:space="preserve">Metallic bonds</w:t>
               </w:r>
             </w:hyperlink>
           </w:p>
@@ -4770,7 +4770,7 @@
               <w:spacing w:after="10" w:before="0"/>
               <w:ind w:left="120"/>
             </w:pPr>
-            <w:hyperlink w:history="1" r:id="rId9j8uwjy7eu1yaaslh_odd">
+            <w:hyperlink w:history="1" r:id="rIdiclurasakburwsoxlpsxx">
               <w:r>
                 <w:rPr>
                   <w:rFonts w:ascii="Arial" w:cs="Arial" w:eastAsia="Arial" w:hAnsi="Arial"/>
@@ -4808,14 +4808,14 @@
                 <w:sz w:val="16"/>
                 <w:szCs w:val="16"/>
               </w:rPr>
-              <w:t xml:space="preserve">📖 HTML:</w:t>
+              <w:t xml:space="preserve">📖 EXERCISE:</w:t>
             </w:r>
           </w:p>
           <w:p>
             <w:pPr>
               <w:spacing w:after="20" w:before="0"/>
             </w:pPr>
-            <w:hyperlink w:history="1" r:id="rIdrcbgeojhopmoql9w0jeqh">
+            <w:hyperlink w:history="1" r:id="rIds7imntazstyl9yrnwnzgq">
               <w:r>
                 <w:rPr>
                   <w:rFonts w:ascii="Arial" w:cs="Arial" w:eastAsia="Arial" w:hAnsi="Arial"/>
@@ -4824,7 +4824,7 @@
                   <w:szCs w:val="16"/>
                   <w:u w:val="single" w:color="2E75B6"/>
                 </w:rPr>
-                <w:t xml:space="preserve">Chemical Bonding (Flexbook)</w:t>
+                <w:t xml:space="preserve">Valence electrons and ionic compounds</w:t>
               </w:r>
             </w:hyperlink>
           </w:p>
@@ -4840,7 +4840,7 @@
                 <w:sz w:val="14"/>
                 <w:szCs w:val="14"/>
               </w:rPr>
-              <w:t xml:space="preserve">Source: CK-12</w:t>
+              <w:t xml:space="preserve">Source: Khan Academy (English - US curriculum)</w:t>
             </w:r>
           </w:p>
           <w:p>
@@ -4848,7 +4848,7 @@
               <w:spacing w:after="10" w:before="0"/>
               <w:ind w:left="120"/>
             </w:pPr>
-            <w:hyperlink w:history="1" r:id="rIdlqfulu4kg5h1c8qrk14bl">
+            <w:hyperlink w:history="1" r:id="rIdv4lgsqoz1sarb5cjhdjk6">
               <w:r>
                 <w:rPr>
                   <w:rFonts w:ascii="Arial" w:cs="Arial" w:eastAsia="Arial" w:hAnsi="Arial"/>
@@ -6430,7 +6430,619 @@
             <w:pPr>
               <w:spacing w:after="20" w:before="0"/>
             </w:pPr>
-            <w:hyperlink w:history="1" r:id="rIdsizpk5zmsbylakiownuvt">
+            <w:hyperlink w:history="1" r:id="rIdzlyfcz3q6t4dxs69vzj47">
+              <w:r>
+                <w:rPr>
+                  <w:rFonts w:ascii="Arial" w:cs="Arial" w:eastAsia="Arial" w:hAnsi="Arial"/>
+                  <w:color w:val="2E75B6"/>
+                  <w:sz w:val="16"/>
+                  <w:szCs w:val="16"/>
+                  <w:u w:val="single" w:color="2E75B6"/>
+                </w:rPr>
+                <w:t xml:space="preserve">Counting valence electrons for main group elements</w:t>
+              </w:r>
+            </w:hyperlink>
+          </w:p>
+          <w:p>
+            <w:pPr>
+              <w:spacing w:after="10" w:before="0"/>
+              <w:ind w:left="120"/>
+            </w:pPr>
+            <w:r>
+              <w:rPr>
+                <w:rFonts w:ascii="Arial" w:cs="Arial" w:eastAsia="Arial" w:hAnsi="Arial"/>
+                <w:color w:val="595959"/>
+                <w:sz w:val="14"/>
+                <w:szCs w:val="14"/>
+              </w:rPr>
+              <w:t xml:space="preserve">Source: Khan Academy (English - US curriculum)</w:t>
+            </w:r>
+          </w:p>
+          <w:p>
+            <w:pPr>
+              <w:spacing w:after="10" w:before="0"/>
+              <w:ind w:left="120"/>
+            </w:pPr>
+            <w:hyperlink w:history="1" r:id="rId-iwdeby1sepw2v8gp49d9">
+              <w:r>
+                <w:rPr>
+                  <w:rFonts w:ascii="Arial" w:cs="Arial" w:eastAsia="Arial" w:hAnsi="Arial"/>
+                  <w:color w:val="595959"/>
+                  <w:sz w:val="14"/>
+                  <w:szCs w:val="14"/>
+                  <w:u w:val="single" w:color="595959"/>
+                </w:rPr>
+                <w:t xml:space="preserve">🔍 Search ARES for similar videos</w:t>
+              </w:r>
+            </w:hyperlink>
+          </w:p>
+          <w:p>
+            <w:pPr>
+              <w:spacing w:after="40" w:before="0"/>
+            </w:pPr>
+            <w:r>
+              <w:rPr>
+                <w:sz w:val="14"/>
+                <w:szCs w:val="14"/>
+              </w:rPr>
+              <w:t xml:space="preserve"/>
+            </w:r>
+          </w:p>
+          <w:p>
+            <w:pPr>
+              <w:spacing w:after="20" w:before="0"/>
+            </w:pPr>
+            <w:r>
+              <w:rPr>
+                <w:rFonts w:ascii="Arial" w:cs="Arial" w:eastAsia="Arial" w:hAnsi="Arial"/>
+                <w:b/>
+                <w:bCs/>
+                <w:color w:val="1F3864"/>
+                <w:sz w:val="16"/>
+                <w:szCs w:val="16"/>
+              </w:rPr>
+              <w:t xml:space="preserve">📖 EXERCISE:</w:t>
+            </w:r>
+          </w:p>
+          <w:p>
+            <w:pPr>
+              <w:spacing w:after="20" w:before="0"/>
+            </w:pPr>
+            <w:hyperlink w:history="1" r:id="rId4ygfazw9ozbxlq0p77iig">
+              <w:r>
+                <w:rPr>
+                  <w:rFonts w:ascii="Arial" w:cs="Arial" w:eastAsia="Arial" w:hAnsi="Arial"/>
+                  <w:color w:val="2E75B6"/>
+                  <w:sz w:val="16"/>
+                  <w:szCs w:val="16"/>
+                  <w:u w:val="single" w:color="2E75B6"/>
+                </w:rPr>
+                <w:t xml:space="preserve">Atomic structure and electron configuration</w:t>
+              </w:r>
+            </w:hyperlink>
+          </w:p>
+          <w:p>
+            <w:pPr>
+              <w:spacing w:after="10" w:before="0"/>
+              <w:ind w:left="120"/>
+            </w:pPr>
+            <w:r>
+              <w:rPr>
+                <w:rFonts w:ascii="Arial" w:cs="Arial" w:eastAsia="Arial" w:hAnsi="Arial"/>
+                <w:color w:val="595959"/>
+                <w:sz w:val="14"/>
+                <w:szCs w:val="14"/>
+              </w:rPr>
+              <w:t xml:space="preserve">Source: Khan Academy (English - US curriculum)</w:t>
+            </w:r>
+          </w:p>
+          <w:p>
+            <w:pPr>
+              <w:spacing w:after="10" w:before="0"/>
+              <w:ind w:left="120"/>
+            </w:pPr>
+            <w:hyperlink w:history="1" r:id="rIdvyuxqvjk9es6lkoj-yaxg">
+              <w:r>
+                <w:rPr>
+                  <w:rFonts w:ascii="Arial" w:cs="Arial" w:eastAsia="Arial" w:hAnsi="Arial"/>
+                  <w:color w:val="595959"/>
+                  <w:sz w:val="14"/>
+                  <w:szCs w:val="14"/>
+                  <w:u w:val="single" w:color="595959"/>
+                </w:rPr>
+                <w:t xml:space="preserve">🔍 Search ARES for similar readings</w:t>
+              </w:r>
+            </w:hyperlink>
+          </w:p>
+        </w:tc>
+        <w:tc>
+          <w:tcPr>
+            <w:tcW w:type="dxa" w:w="3040"/>
+            <w:shd w:fill="FFFFFF" w:color="auto" w:val="clear"/>
+            <w:tcMar>
+              <w:top w:type="dxa" w:w="60"/>
+              <w:left w:type="dxa" w:w="120"/>
+              <w:bottom w:type="dxa" w:w="60"/>
+              <w:right w:type="dxa" w:w="120"/>
+            </w:tcMar>
+            <w:vAlign w:val="top"/>
+          </w:tcPr>
+          <w:p>
+            <w:pPr>
+              <w:spacing w:after="40" w:before="0"/>
+              <w:jc w:val="left"/>
+            </w:pPr>
+            <w:r>
+              <w:rPr>
+                <w:rFonts w:ascii="Arial" w:cs="Arial" w:eastAsia="Arial" w:hAnsi="Arial"/>
+                <w:b w:val="false"/>
+                <w:bCs w:val="false"/>
+                <w:i w:val="false"/>
+                <w:iCs w:val="false"/>
+                <w:color w:val="000000"/>
+                <w:sz w:val="18"/>
+                <w:szCs w:val="18"/>
+              </w:rPr>
+              <w:t xml:space="preserve">Learners are shown the two carbon samples from Lesson 1 (diamond chip and graphite pencil) briefly re-displayed at the front. The teacher poses a written prompt on the board: 'Carbon's atomic number is 6. Write its electron configuration, then circle the electrons you think are responsible for bonding. Predict: how many bonds can one carbon atom form?' Learners work silently and individually for 4 minutes in their exercise books, drawing a sketch of a carbon atom and annotating which electrons they believe are 'bonding electrons.' They then share their prediction with a shoulder partner (Think-Pair-Share, 2 minutes). Pairs are cold-called to share predictions with the class; the teacher records 3–4 different predictions on the board without evaluating them, labelling them 'Prediction A, B, C…' for later revisiting. Learners also complete a quick Entry Ticket: a 2-column table with headers 'What I remember about electron configuration' and 'What I am unsure about.'</w:t>
+            </w:r>
+          </w:p>
+        </w:tc>
+        <w:tc>
+          <w:tcPr>
+            <w:tcW w:type="dxa" w:w="3040"/>
+            <w:shd w:fill="F2F2F2" w:color="auto" w:val="clear"/>
+            <w:tcMar>
+              <w:top w:type="dxa" w:w="60"/>
+              <w:left w:type="dxa" w:w="120"/>
+              <w:bottom w:type="dxa" w:w="60"/>
+              <w:right w:type="dxa" w:w="120"/>
+            </w:tcMar>
+            <w:vAlign w:val="top"/>
+          </w:tcPr>
+          <w:p>
+            <w:pPr>
+              <w:spacing w:after="40" w:before="0"/>
+              <w:jc w:val="left"/>
+            </w:pPr>
+            <w:r>
+              <w:rPr>
+                <w:rFonts w:ascii="Arial" w:cs="Arial" w:eastAsia="Arial" w:hAnsi="Arial"/>
+                <w:b w:val="false"/>
+                <w:bCs w:val="false"/>
+                <w:i w:val="false"/>
+                <w:iCs w:val="false"/>
+                <w:color w:val="000000"/>
+                <w:sz w:val="18"/>
+                <w:szCs w:val="18"/>
+              </w:rPr>
+              <w:t xml:space="preserve">Re-display the diamond and graphite samples from Lesson 1. Say verbatim: 'Last lesson we saw that diamond and graphite are both 100% carbon. Today we go one level deeper — we are going to look inside the carbon atom itself and figure out which electrons are actually doing the bonding work.' Write the Predict prompt on the board and read it aloud. Set a visible 4-minute timer. Circulate silently — do NOT correct or hint. After 4 minutes, say: 'Turn to your shoulder partner. You have 90 seconds — share your prediction and listen to theirs.' After 90 seconds, cold-call exactly 3 pairs using the random name stick. For each response, say: 'Thank you — I am writing that on the board as Prediction [A/B/C]. We will come back to these.' Do NOT affirm or correct any prediction. Collect Entry Tickets as a quick scan (read 5–6 at random) to gauge prior-knowledge gaps before proceeding.</w:t>
+            </w:r>
+          </w:p>
+        </w:tc>
+        <w:tc>
+          <w:tcPr>
+            <w:tcW w:type="dxa" w:w="3040"/>
+            <w:shd w:fill="FFFFFF" w:color="auto" w:val="clear"/>
+            <w:tcMar>
+              <w:top w:type="dxa" w:w="60"/>
+              <w:left w:type="dxa" w:w="120"/>
+              <w:bottom w:type="dxa" w:w="60"/>
+              <w:right w:type="dxa" w:w="120"/>
+            </w:tcMar>
+            <w:vAlign w:val="top"/>
+          </w:tcPr>
+          <w:p>
+            <w:pPr>
+              <w:spacing w:after="40" w:before="0"/>
+              <w:jc w:val="left"/>
+            </w:pPr>
+            <w:r>
+              <w:rPr>
+                <w:rFonts w:ascii="Arial" w:cs="Arial" w:eastAsia="Arial" w:hAnsi="Arial"/>
+                <w:b w:val="false"/>
+                <w:bCs w:val="false"/>
+                <w:i w:val="false"/>
+                <w:iCs w:val="false"/>
+                <w:color w:val="000000"/>
+                <w:sz w:val="18"/>
+                <w:szCs w:val="18"/>
+              </w:rPr>
+              <w:t xml:space="preserve">Think-Pair-Share with Prediction Board: By externalising predictions publicly without evaluation, the teacher creates cognitive dissonance — learners who gave different answers are motivated to find out whose prediction was correct. Recording predictions on the board also creates accountability; learners will revisit and self-correct them later in the lesson, reinforcing metacognitive awareness of their own learning.</w:t>
+            </w:r>
+          </w:p>
+        </w:tc>
+        <w:tc>
+          <w:tcPr>
+            <w:tcW w:type="dxa" w:w="3040"/>
+            <w:shd w:fill="F2F2F2" w:color="auto" w:val="clear"/>
+            <w:tcMar>
+              <w:top w:type="dxa" w:w="60"/>
+              <w:left w:type="dxa" w:w="120"/>
+              <w:bottom w:type="dxa" w:w="60"/>
+              <w:right w:type="dxa" w:w="120"/>
+            </w:tcMar>
+            <w:vAlign w:val="top"/>
+          </w:tcPr>
+          <w:p>
+            <w:pPr>
+              <w:spacing w:after="40" w:before="0"/>
+              <w:jc w:val="left"/>
+            </w:pPr>
+            <w:r>
+              <w:rPr>
+                <w:rFonts w:ascii="Arial" w:cs="Arial" w:eastAsia="Arial" w:hAnsi="Arial"/>
+                <w:b w:val="false"/>
+                <w:bCs w:val="false"/>
+                <w:i w:val="false"/>
+                <w:iCs w:val="false"/>
+                <w:color w:val="000000"/>
+                <w:sz w:val="18"/>
+                <w:szCs w:val="18"/>
+              </w:rPr>
+              <w:t xml:space="preserve">Observable indicator: Each learner produces a written prediction in their book (electron configuration sketch + bond-count prediction) within 4 minutes. The teacher scans Entry Tickets for common misconceptions (e.g., 'all 6 electrons bond,' 'only 2 electrons bond'). If more than 50% of Entry Tickets show confusion about electron shells vs. subshells, the teacher inserts a 3-minute bridging micro-lecture on shell notation (2,8,8 rule) before Phase 2.</w:t>
+            </w:r>
+          </w:p>
+        </w:tc>
+      </w:tr>
+      <w:tr>
+        <w:tc>
+          <w:tcPr>
+            <w:tcW w:type="dxa" w:w="1520"/>
+            <w:shd w:fill="D9EEF1" w:color="auto" w:val="clear"/>
+            <w:tcMar>
+              <w:top w:type="dxa" w:w="60"/>
+              <w:left w:type="dxa" w:w="120"/>
+              <w:bottom w:type="dxa" w:w="60"/>
+              <w:right w:type="dxa" w:w="120"/>
+            </w:tcMar>
+            <w:vAlign w:val="top"/>
+          </w:tcPr>
+          <w:p>
+            <w:pPr>
+              <w:spacing w:after="40" w:before="0"/>
+              <w:jc w:val="left"/>
+            </w:pPr>
+            <w:r>
+              <w:rPr>
+                <w:rFonts w:ascii="Arial" w:cs="Arial" w:eastAsia="Arial" w:hAnsi="Arial"/>
+                <w:b/>
+                <w:bCs/>
+                <w:i w:val="false"/>
+                <w:iCs w:val="false"/>
+                <w:color w:val="000000"/>
+                <w:sz w:val="18"/>
+                <w:szCs w:val="18"/>
+              </w:rPr>
+              <w:t xml:space="preserve">Observe Phase</w:t>
+            </w:r>
+          </w:p>
+          <w:p>
+            <w:pPr>
+              <w:spacing w:after="20" w:before="0"/>
+            </w:pPr>
+            <w:r>
+              <w:rPr>
+                <w:rFonts w:ascii="Arial" w:cs="Arial" w:eastAsia="Arial" w:hAnsi="Arial"/>
+                <w:b/>
+                <w:bCs/>
+                <w:color w:val="1F3864"/>
+                <w:sz w:val="16"/>
+                <w:szCs w:val="16"/>
+              </w:rPr>
+              <w:t xml:space="preserve">📹 VIDEO:</w:t>
+            </w:r>
+          </w:p>
+          <w:p>
+            <w:pPr>
+              <w:spacing w:after="20" w:before="0"/>
+            </w:pPr>
+            <w:hyperlink w:history="1" r:id="rIdjma2nljda_j2hvjcw8rut">
+              <w:r>
+                <w:rPr>
+                  <w:rFonts w:ascii="Arial" w:cs="Arial" w:eastAsia="Arial" w:hAnsi="Arial"/>
+                  <w:color w:val="2E75B6"/>
+                  <w:sz w:val="16"/>
+                  <w:szCs w:val="16"/>
+                  <w:u w:val="single" w:color="2E75B6"/>
+                </w:rPr>
+                <w:t xml:space="preserve">Drawing Lewis diagrams</w:t>
+              </w:r>
+            </w:hyperlink>
+          </w:p>
+          <w:p>
+            <w:pPr>
+              <w:spacing w:after="10" w:before="0"/>
+              <w:ind w:left="120"/>
+            </w:pPr>
+            <w:r>
+              <w:rPr>
+                <w:rFonts w:ascii="Arial" w:cs="Arial" w:eastAsia="Arial" w:hAnsi="Arial"/>
+                <w:color w:val="595959"/>
+                <w:sz w:val="14"/>
+                <w:szCs w:val="14"/>
+              </w:rPr>
+              <w:t xml:space="preserve">Source: Khan Academy (English - US curriculum)</w:t>
+            </w:r>
+          </w:p>
+          <w:p>
+            <w:pPr>
+              <w:spacing w:after="10" w:before="0"/>
+              <w:ind w:left="120"/>
+            </w:pPr>
+            <w:hyperlink w:history="1" r:id="rIdrenabf1aumzbsxgwulkfj">
+              <w:r>
+                <w:rPr>
+                  <w:rFonts w:ascii="Arial" w:cs="Arial" w:eastAsia="Arial" w:hAnsi="Arial"/>
+                  <w:color w:val="595959"/>
+                  <w:sz w:val="14"/>
+                  <w:szCs w:val="14"/>
+                  <w:u w:val="single" w:color="595959"/>
+                </w:rPr>
+                <w:t xml:space="preserve">🔍 Search ARES for similar videos</w:t>
+              </w:r>
+            </w:hyperlink>
+          </w:p>
+          <w:p>
+            <w:pPr>
+              <w:spacing w:after="40" w:before="0"/>
+            </w:pPr>
+            <w:r>
+              <w:rPr>
+                <w:sz w:val="14"/>
+                <w:szCs w:val="14"/>
+              </w:rPr>
+              <w:t xml:space="preserve"/>
+            </w:r>
+          </w:p>
+          <w:p>
+            <w:pPr>
+              <w:spacing w:after="20" w:before="0"/>
+            </w:pPr>
+            <w:r>
+              <w:rPr>
+                <w:rFonts w:ascii="Arial" w:cs="Arial" w:eastAsia="Arial" w:hAnsi="Arial"/>
+                <w:b/>
+                <w:bCs/>
+                <w:color w:val="1F3864"/>
+                <w:sz w:val="16"/>
+                <w:szCs w:val="16"/>
+              </w:rPr>
+              <w:t xml:space="preserve">📖 EXERCISE:</w:t>
+            </w:r>
+          </w:p>
+          <w:p>
+            <w:pPr>
+              <w:spacing w:after="20" w:before="0"/>
+            </w:pPr>
+            <w:hyperlink w:history="1" r:id="rIdwnsdtmcbhubtlge1wpqe8">
+              <w:r>
+                <w:rPr>
+                  <w:rFonts w:ascii="Arial" w:cs="Arial" w:eastAsia="Arial" w:hAnsi="Arial"/>
+                  <w:color w:val="2E75B6"/>
+                  <w:sz w:val="16"/>
+                  <w:szCs w:val="16"/>
+                  <w:u w:val="single" w:color="2E75B6"/>
+                </w:rPr>
+                <w:t xml:space="preserve">Valence electrons and ionic compounds</w:t>
+              </w:r>
+            </w:hyperlink>
+          </w:p>
+          <w:p>
+            <w:pPr>
+              <w:spacing w:after="10" w:before="0"/>
+              <w:ind w:left="120"/>
+            </w:pPr>
+            <w:r>
+              <w:rPr>
+                <w:rFonts w:ascii="Arial" w:cs="Arial" w:eastAsia="Arial" w:hAnsi="Arial"/>
+                <w:color w:val="595959"/>
+                <w:sz w:val="14"/>
+                <w:szCs w:val="14"/>
+              </w:rPr>
+              <w:t xml:space="preserve">Source: Khan Academy (English - US curriculum)</w:t>
+            </w:r>
+          </w:p>
+          <w:p>
+            <w:pPr>
+              <w:spacing w:after="10" w:before="0"/>
+              <w:ind w:left="120"/>
+            </w:pPr>
+            <w:hyperlink w:history="1" r:id="rIdlesvarxgybmbvoehs4sf5">
+              <w:r>
+                <w:rPr>
+                  <w:rFonts w:ascii="Arial" w:cs="Arial" w:eastAsia="Arial" w:hAnsi="Arial"/>
+                  <w:color w:val="595959"/>
+                  <w:sz w:val="14"/>
+                  <w:szCs w:val="14"/>
+                  <w:u w:val="single" w:color="595959"/>
+                </w:rPr>
+                <w:t xml:space="preserve">🔍 Search ARES for similar readings</w:t>
+              </w:r>
+            </w:hyperlink>
+          </w:p>
+        </w:tc>
+        <w:tc>
+          <w:tcPr>
+            <w:tcW w:type="dxa" w:w="3040"/>
+            <w:shd w:fill="FFFFFF" w:color="auto" w:val="clear"/>
+            <w:tcMar>
+              <w:top w:type="dxa" w:w="60"/>
+              <w:left w:type="dxa" w:w="120"/>
+              <w:bottom w:type="dxa" w:w="60"/>
+              <w:right w:type="dxa" w:w="120"/>
+            </w:tcMar>
+            <w:vAlign w:val="top"/>
+          </w:tcPr>
+          <w:p>
+            <w:pPr>
+              <w:spacing w:after="40" w:before="0"/>
+              <w:jc w:val="left"/>
+            </w:pPr>
+            <w:r>
+              <w:rPr>
+                <w:rFonts w:ascii="Arial" w:cs="Arial" w:eastAsia="Arial" w:hAnsi="Arial"/>
+                <w:b w:val="false"/>
+                <w:bCs w:val="false"/>
+                <w:i w:val="false"/>
+                <w:iCs w:val="false"/>
+                <w:color w:val="000000"/>
+                <w:sz w:val="18"/>
+                <w:szCs w:val="18"/>
+              </w:rPr>
+              <w:t xml:space="preserve">The teacher distributes a structured worksheet: 'Mapping Outer Electrons Across Periods 1–3.' The worksheet lists 16 elements (H, He, Li, Be, B, C, N, O, F, Ne, Na, Mg, Al, Si, P, S, Cl, Ar) in a table with columns: Atomic Number | Full Electron Configuration | Number of Occupied Shells | Electrons in Outermost Shell (= Valence Electrons) | Noble Gas? (Y/N). Learners complete the table in groups of four (8 minutes), using their Grade 9 notes and the Periodic Table provided. Groups then share their completed rows for Period 2 only, with one group scribe writing agreed answers on the class board. The teacher uses a colour-coded approach: valence electrons are circled in RED on the board configuration. The class reads aloud the valence electron counts across Period 2 (1,2,3,4,5,6,7,8) and the teacher asks: 'What do you notice about where this sequence resets?' (Answer: at Na, Period 3 starts again at 1.) Learners annotate their worksheets with the pattern. The teacher then introduces the term 'valence electrons' formally and writes the definition on the board: 'Valence electrons are the electrons in the outermost energy level of an atom — they are the electrons involved in chemical bonding.'</w:t>
+            </w:r>
+          </w:p>
+        </w:tc>
+        <w:tc>
+          <w:tcPr>
+            <w:tcW w:type="dxa" w:w="3040"/>
+            <w:shd w:fill="F2F2F2" w:color="auto" w:val="clear"/>
+            <w:tcMar>
+              <w:top w:type="dxa" w:w="60"/>
+              <w:left w:type="dxa" w:w="120"/>
+              <w:bottom w:type="dxa" w:w="60"/>
+              <w:right w:type="dxa" w:w="120"/>
+            </w:tcMar>
+            <w:vAlign w:val="top"/>
+          </w:tcPr>
+          <w:p>
+            <w:pPr>
+              <w:spacing w:after="40" w:before="0"/>
+              <w:jc w:val="left"/>
+            </w:pPr>
+            <w:r>
+              <w:rPr>
+                <w:rFonts w:ascii="Arial" w:cs="Arial" w:eastAsia="Arial" w:hAnsi="Arial"/>
+                <w:b w:val="false"/>
+                <w:bCs w:val="false"/>
+                <w:i w:val="false"/>
+                <w:iCs w:val="false"/>
+                <w:color w:val="000000"/>
+                <w:sz w:val="18"/>
+                <w:szCs w:val="18"/>
+              </w:rPr>
+              <w:t xml:space="preserve">Distribute the worksheet. Say: 'In your groups of four, complete the full table. Use your Periodic Table and your knowledge of electron configuration from Grade 9. You have 8 minutes.' Set timer. Circulate, pausing at each group for 30–45 seconds. Listen for the misconception that transition metals' d-electrons are valence electrons — if heard, say: 'For now, we are only working with main-group elements in Periods 1–3. Note that for these elements, valence electrons are always in the s and p subshells of the outermost shell.' After 8 minutes, cold-call one group to give Period 2 answers row by row. After each row, ask the class: 'Does your group agree? Thumbs up, thumbs down, or sideways.' Correct errors immediately on the board. Circle all valence electrons in red marker. Then ask — wait 10 seconds — cold-call 2 students: 'Akinyi, what pattern do you see in the valence electron count as we move across Period 2?' and 'Kamau, why do you think the count resets when we get to sodium?' Write the formal definition of valence electrons on the board and instruct learners to copy it with a star (*) for importance.</w:t>
+            </w:r>
+          </w:p>
+        </w:tc>
+        <w:tc>
+          <w:tcPr>
+            <w:tcW w:type="dxa" w:w="3040"/>
+            <w:shd w:fill="FFFFFF" w:color="auto" w:val="clear"/>
+            <w:tcMar>
+              <w:top w:type="dxa" w:w="60"/>
+              <w:left w:type="dxa" w:w="120"/>
+              <w:bottom w:type="dxa" w:w="60"/>
+              <w:right w:type="dxa" w:w="120"/>
+            </w:tcMar>
+            <w:vAlign w:val="top"/>
+          </w:tcPr>
+          <w:p>
+            <w:pPr>
+              <w:spacing w:after="40" w:before="0"/>
+              <w:jc w:val="left"/>
+            </w:pPr>
+            <w:r>
+              <w:rPr>
+                <w:rFonts w:ascii="Arial" w:cs="Arial" w:eastAsia="Arial" w:hAnsi="Arial"/>
+                <w:b w:val="false"/>
+                <w:bCs w:val="false"/>
+                <w:i w:val="false"/>
+                <w:iCs w:val="false"/>
+                <w:color w:val="000000"/>
+                <w:sz w:val="18"/>
+                <w:szCs w:val="18"/>
+              </w:rPr>
+              <w:t xml:space="preserve">Data Table Construction with Colour-Coding: Building the table collaboratively makes the periodic pattern of valence electrons an observed, data-driven discovery rather than a told fact. Colour-coding (red circles) creates a visual anchor. The 'reset' question bridges the table to the periodic law, connecting valence electrons to the structure of the Periodic Table — which learners will need again in Sub-Strand 1.5 (Periodicity).</w:t>
+            </w:r>
+          </w:p>
+        </w:tc>
+        <w:tc>
+          <w:tcPr>
+            <w:tcW w:type="dxa" w:w="3040"/>
+            <w:shd w:fill="F2F2F2" w:color="auto" w:val="clear"/>
+            <w:tcMar>
+              <w:top w:type="dxa" w:w="60"/>
+              <w:left w:type="dxa" w:w="120"/>
+              <w:bottom w:type="dxa" w:w="60"/>
+              <w:right w:type="dxa" w:w="120"/>
+            </w:tcMar>
+            <w:vAlign w:val="top"/>
+          </w:tcPr>
+          <w:p>
+            <w:pPr>
+              <w:spacing w:after="40" w:before="0"/>
+              <w:jc w:val="left"/>
+            </w:pPr>
+            <w:r>
+              <w:rPr>
+                <w:rFonts w:ascii="Arial" w:cs="Arial" w:eastAsia="Arial" w:hAnsi="Arial"/>
+                <w:b w:val="false"/>
+                <w:bCs w:val="false"/>
+                <w:i w:val="false"/>
+                <w:iCs w:val="false"/>
+                <w:color w:val="000000"/>
+                <w:sz w:val="18"/>
+                <w:szCs w:val="18"/>
+              </w:rPr>
+              <w:t xml:space="preserve">Observable indicator: Completed worksheet tables are collected at the end of Phase 2. The teacher checks specifically that carbon is correctly assigned 4 valence electrons (configuration 2,4) and that learners are NOT counting inner-shell electrons. A quick show-of-fingers check ('Hold up the number of valence electrons in a chlorine atom') allows instant whole-class diagnosis before moving to Phase 3.</w:t>
+            </w:r>
+          </w:p>
+        </w:tc>
+      </w:tr>
+      <w:tr>
+        <w:tc>
+          <w:tcPr>
+            <w:tcW w:type="dxa" w:w="1520"/>
+            <w:shd w:fill="E2EFDA" w:color="auto" w:val="clear"/>
+            <w:tcMar>
+              <w:top w:type="dxa" w:w="60"/>
+              <w:left w:type="dxa" w:w="120"/>
+              <w:bottom w:type="dxa" w:w="60"/>
+              <w:right w:type="dxa" w:w="120"/>
+            </w:tcMar>
+            <w:vAlign w:val="top"/>
+          </w:tcPr>
+          <w:p>
+            <w:pPr>
+              <w:spacing w:after="40" w:before="0"/>
+              <w:jc w:val="left"/>
+            </w:pPr>
+            <w:r>
+              <w:rPr>
+                <w:rFonts w:ascii="Arial" w:cs="Arial" w:eastAsia="Arial" w:hAnsi="Arial"/>
+                <w:b/>
+                <w:bCs/>
+                <w:i w:val="false"/>
+                <w:iCs w:val="false"/>
+                <w:color w:val="000000"/>
+                <w:sz w:val="18"/>
+                <w:szCs w:val="18"/>
+              </w:rPr>
+              <w:t xml:space="preserve">Explain Phase</w:t>
+            </w:r>
+          </w:p>
+          <w:p>
+            <w:pPr>
+              <w:spacing w:after="20" w:before="0"/>
+            </w:pPr>
+            <w:r>
+              <w:rPr>
+                <w:rFonts w:ascii="Arial" w:cs="Arial" w:eastAsia="Arial" w:hAnsi="Arial"/>
+                <w:b/>
+                <w:bCs/>
+                <w:color w:val="1F3864"/>
+                <w:sz w:val="16"/>
+                <w:szCs w:val="16"/>
+              </w:rPr>
+              <w:t xml:space="preserve">📹 VIDEO:</w:t>
+            </w:r>
+          </w:p>
+          <w:p>
+            <w:pPr>
+              <w:spacing w:after="20" w:before="0"/>
+            </w:pPr>
+            <w:hyperlink w:history="1" r:id="rIdxrfou1lg-kxef_nprer0n">
               <w:r>
                 <w:rPr>
                   <w:rFonts w:ascii="Arial" w:cs="Arial" w:eastAsia="Arial" w:hAnsi="Arial"/>
@@ -6463,7 +7075,7 @@
               <w:spacing w:after="10" w:before="0"/>
               <w:ind w:left="120"/>
             </w:pPr>
-            <w:hyperlink w:history="1" r:id="rIddt9ps0u9rgbeoiu8c9hmk">
+            <w:hyperlink w:history="1" r:id="rIdco-og7xq3xitjegadgh5m">
               <w:r>
                 <w:rPr>
                   <w:rFonts w:ascii="Arial" w:cs="Arial" w:eastAsia="Arial" w:hAnsi="Arial"/>
@@ -6508,7 +7120,7 @@
             <w:pPr>
               <w:spacing w:after="20" w:before="0"/>
             </w:pPr>
-            <w:hyperlink w:history="1" r:id="rIdlpfjpl2a5d_sj-1mvp-qr">
+            <w:hyperlink w:history="1" r:id="rIdkxio8rjzd5e-ziptuimsd">
               <w:r>
                 <w:rPr>
                   <w:rFonts w:ascii="Arial" w:cs="Arial" w:eastAsia="Arial" w:hAnsi="Arial"/>
@@ -6517,7 +7129,7 @@
                   <w:szCs w:val="16"/>
                   <w:u w:val="single" w:color="2E75B6"/>
                 </w:rPr>
-                <w:t xml:space="preserve">Valence Electrons (Flexbook)</w:t>
+                <w:t xml:space="preserve">Octet Rule (Flexbook)</w:t>
               </w:r>
             </w:hyperlink>
           </w:p>
@@ -6541,7 +7153,7 @@
               <w:spacing w:after="10" w:before="0"/>
               <w:ind w:left="120"/>
             </w:pPr>
-            <w:hyperlink w:history="1" r:id="rIdvvvoz1mdrqov8mmr61wic">
+            <w:hyperlink w:history="1" r:id="rIdkysrg3mtiqwdsj7hs1yl4">
               <w:r>
                 <w:rPr>
                   <w:rFonts w:ascii="Arial" w:cs="Arial" w:eastAsia="Arial" w:hAnsi="Arial"/>
@@ -6583,7 +7195,7 @@
                 <w:sz w:val="18"/>
                 <w:szCs w:val="18"/>
               </w:rPr>
-              <w:t xml:space="preserve">Learners are shown the two carbon samples from Lesson 1 (diamond chip and graphite pencil) briefly re-displayed at the front. The teacher poses a written prompt on the board: 'Carbon's atomic number is 6. Write its electron configuration, then circle the electrons you think are responsible for bonding. Predict: how many bonds can one carbon atom form?' Learners work silently and individually for 4 minutes in their exercise books, drawing a sketch of a carbon atom and annotating which electrons they believe are 'bonding electrons.' They then share their prediction with a shoulder partner (Think-Pair-Share, 2 minutes). Pairs are cold-called to share predictions with the class; the teacher records 3–4 different predictions on the board without evaluating them, labelling them 'Prediction A, B, C…' for later revisiting. Learners also complete a quick Entry Ticket: a 2-column table with headers 'What I remember about electron configuration' and 'What I am unsure about.'</w:t>
+              <w:t xml:space="preserve">The teacher introduces the concept of atomic stability through a relatable Kenyan analogy: 'Think of a matatu with 8 seats. Atoms are most stable — most comfortable — when their outer shell has 8 electrons, like a full matatu. Atoms with fewer than 8 will do whatever it takes — gain, lose, or share passengers — to fill those seats.' (For Period 1: the 'matatu' only has 2 seats — the duplet rule.) Learners discuss in pairs for 2 minutes: 'Using the matatu analogy, how many electrons does carbon need to gain, lose, or share to fill its outer shell? What about sodium? What about chlorine?' After the pair discussion, the teacher demonstrates drawing Lewis dot diagrams on the board for H, He, C, and Na step by step, narrating each step aloud. Learners copy each diagram and then independently draw Lewis dot diagrams for N, O, F, Ne, Mg, Al, Si, P, S, Cl, Ar on mini-whiteboards (or in books). Pairs peer-check each other's diagrams against the rule: 'Dots must be placed one at a time on each of the four sides before pairing.' The teacher then returns to the board and, using the carbon Lewis dot diagram (showing 4 unpaired dots), asks: 'Carbon has 4 unpaired valence electrons. What does that tell us about how many bonds it can form?' After 10 seconds wait time, cold-call 3 students. Learners write a 2-sentence explanation in their books connecting carbon's 4 valence electrons to its bonding capacity. The teacher closes by writing on the board: 'The octet rule is the ENGINE that drives all chemical bonding — every bond type we will study (ionic, covalent, metallic) is simply a different STRATEGY atoms use to achieve a full outer shell.'</w:t>
             </w:r>
           </w:p>
         </w:tc>
@@ -6615,7 +7227,7 @@
                 <w:sz w:val="18"/>
                 <w:szCs w:val="18"/>
               </w:rPr>
-              <w:t xml:space="preserve">Re-display the diamond and graphite samples from Lesson 1. Say verbatim: 'Last lesson we saw that diamond and graphite are both 100% carbon. Today we go one level deeper — we are going to look inside the carbon atom itself and figure out which electrons are actually doing the bonding work.' Write the Predict prompt on the board and read it aloud. Set a visible 4-minute timer. Circulate silently — do NOT correct or hint. After 4 minutes, say: 'Turn to your shoulder partner. You have 90 seconds — share your prediction and listen to theirs.' After 90 seconds, cold-call exactly 3 pairs using the random name stick. For each response, say: 'Thank you — I am writing that on the board as Prediction [A/B/C]. We will come back to these.' Do NOT affirm or correct any prediction. Collect Entry Tickets as a quick scan (read 5–6 at random) to gauge prior-knowledge gaps before proceeding.</w:t>
+              <w:t xml:space="preserve">Introduce the matatu analogy with enthusiasm: 'Imagine the outer electron shell as a matatu with 8 seats. Nairobi matatus are not happy until they are full — and neither are atoms.' Pause for laughter/engagement. Write on board: 'OCTET RULE: Atoms react to achieve 8 valence electrons (or 2 for Period 1 — the duplet rule), matching the nearest noble gas.' Direct pair discussion for 2 minutes on the matatu-analogy question. Then say: 'Watch me draw a Lewis dot diagram for carbon. Every step matters — copy this exactly.' Draw on board slowly: symbol → 4 sides → place one dot per side first → then add remaining dots. Draw H, He, C, Na explicitly. Say: 'Now on your mini-whiteboards, draw the Lewis dot diagram for nitrogen. You have 90 seconds. Go.' Circulate and observe. After 90 seconds, say: 'Hold up your boards.' Scan the room. Address the most common error seen. Continue for O, F, Ne, then Period 3 elements. After all diagrams, point to the carbon diagram and ask: 'Carbon has four dots — all unpaired. Wanjiku, what does that tell us?' Wait exactly 10 seconds. Cold-call Wanjiku, then 2 more students. Affirm and build: 'Exactly — carbon is primed to form exactly four bonds. Remember that number — it is the key to the carbon paradox.' Write the closing statement on the board and ask learners to copy it and underline 'ENGINE.'</w:t>
             </w:r>
           </w:p>
         </w:tc>
@@ -6647,7 +7259,7 @@
                 <w:sz w:val="18"/>
                 <w:szCs w:val="18"/>
               </w:rPr>
-              <w:t xml:space="preserve">Think-Pair-Share with Prediction Board: By externalising predictions publicly without evaluation, the teacher creates cognitive dissonance — learners who gave different answers are motivated to find out whose prediction was correct. Recording predictions on the board also creates accountability; learners will revisit and self-correct them later in the lesson, reinforcing metacognitive awareness of their own learning.</w:t>
+              <w:t xml:space="preserve">Analogy Anchoring (Matatu Analogy) + Iterative Diagram Practice: The matatu analogy ties an abstract quantum-mechanical concept to a culturally immediate Kenyan experience, lowering the cognitive load for new vocabulary. Iterative whiteboard practice (draw → show → correct → repeat) provides immediate formative feedback cycles, ensuring procedural accuracy before conceptual application. The explicit connection of carbon's 4 unpaired dots back to the anchoring phenomenon maintains narrative coherence across the lesson.</w:t>
             </w:r>
           </w:p>
         </w:tc>
@@ -6679,7 +7291,7 @@
                 <w:sz w:val="18"/>
                 <w:szCs w:val="18"/>
               </w:rPr>
-              <w:t xml:space="preserve">Observable indicator: Each learner produces a written prediction in their book (electron configuration sketch + bond-count prediction) within 4 minutes. The teacher scans Entry Tickets for common misconceptions (e.g., 'all 6 electrons bond,' 'only 2 electrons bond'). If more than 50% of Entry Tickets show confusion about electron shells vs. subshells, the teacher inserts a 3-minute bridging micro-lecture on shell notation (2,8,8 rule) before Phase 2.</w:t>
+              <w:t xml:space="preserve">Observable indicator: Mini-whiteboard show — the teacher can see in real time whether Lewis dot diagrams are correctly drawn (one dot per side before pairing; correct count of valence electrons). Specific error to watch for: placing all dots on one side, or drawing 6 dots for carbon instead of 4. The 2-sentence written explanation ('Carbon has 4 valence electrons, so it can form 4 bonds') is collected as an exit-level indicator of conceptual understanding, distinguishing procedural drawing skill from conceptual grasp.</w:t>
             </w:r>
           </w:p>
         </w:tc>
@@ -6688,32 +7300,32 @@
         <w:tc>
           <w:tcPr>
             <w:tcW w:type="dxa" w:w="1520"/>
-            <w:shd w:fill="D9EEF1" w:color="auto" w:val="clear"/>
-            <w:tcMar>
-              <w:top w:type="dxa" w:w="60"/>
-              <w:left w:type="dxa" w:w="120"/>
-              <w:bottom w:type="dxa" w:w="60"/>
-              <w:right w:type="dxa" w:w="120"/>
-            </w:tcMar>
-            <w:vAlign w:val="top"/>
-          </w:tcPr>
-          <w:p>
-            <w:pPr>
-              <w:spacing w:after="40" w:before="0"/>
-              <w:jc w:val="left"/>
-            </w:pPr>
-            <w:r>
-              <w:rPr>
-                <w:rFonts w:ascii="Arial" w:cs="Arial" w:eastAsia="Arial" w:hAnsi="Arial"/>
-                <w:b/>
-                <w:bCs/>
-                <w:i w:val="false"/>
-                <w:iCs w:val="false"/>
-                <w:color w:val="000000"/>
-                <w:sz w:val="18"/>
-                <w:szCs w:val="18"/>
-              </w:rPr>
-              <w:t xml:space="preserve">Observe Phase</w:t>
+            <w:shd w:fill="FCE4D6" w:color="auto" w:val="clear"/>
+            <w:tcMar>
+              <w:top w:type="dxa" w:w="60"/>
+              <w:left w:type="dxa" w:w="120"/>
+              <w:bottom w:type="dxa" w:w="60"/>
+              <w:right w:type="dxa" w:w="120"/>
+            </w:tcMar>
+            <w:vAlign w:val="top"/>
+          </w:tcPr>
+          <w:p>
+            <w:pPr>
+              <w:spacing w:after="40" w:before="0"/>
+              <w:jc w:val="left"/>
+            </w:pPr>
+            <w:r>
+              <w:rPr>
+                <w:rFonts w:ascii="Arial" w:cs="Arial" w:eastAsia="Arial" w:hAnsi="Arial"/>
+                <w:b/>
+                <w:bCs/>
+                <w:i w:val="false"/>
+                <w:iCs w:val="false"/>
+                <w:color w:val="000000"/>
+                <w:sz w:val="18"/>
+                <w:szCs w:val="18"/>
+              </w:rPr>
+              <w:t xml:space="preserve">Driving Question Board (DQB) Creation</w:t>
             </w:r>
           </w:p>
           <w:p>
@@ -6736,7 +7348,7 @@
             <w:pPr>
               <w:spacing w:after="20" w:before="0"/>
             </w:pPr>
-            <w:hyperlink w:history="1" r:id="rIdd7_abtjgpcrqlvsi6lutz">
+            <w:hyperlink w:history="1" r:id="rIdvaeialku36j3rvrmfjn66">
               <w:r>
                 <w:rPr>
                   <w:rFonts w:ascii="Arial" w:cs="Arial" w:eastAsia="Arial" w:hAnsi="Arial"/>
@@ -6745,7 +7357,7 @@
                   <w:szCs w:val="16"/>
                   <w:u w:val="single" w:color="2E75B6"/>
                 </w:rPr>
-                <w:t xml:space="preserve">Noble gas configuration</w:t>
+                <w:t xml:space="preserve">Electron configurations for the third and fourth periods</w:t>
               </w:r>
             </w:hyperlink>
           </w:p>
@@ -6769,7 +7381,7 @@
               <w:spacing w:after="10" w:before="0"/>
               <w:ind w:left="120"/>
             </w:pPr>
-            <w:hyperlink w:history="1" r:id="rIdzcq9y16ajzcjlmimtxcfv">
+            <w:hyperlink w:history="1" r:id="rIdxpkxb5zxeg8wyotwmmlt5">
               <w:r>
                 <w:rPr>
                   <w:rFonts w:ascii="Arial" w:cs="Arial" w:eastAsia="Arial" w:hAnsi="Arial"/>
@@ -6807,14 +7419,14 @@
                 <w:sz w:val="16"/>
                 <w:szCs w:val="16"/>
               </w:rPr>
-              <w:t xml:space="preserve">📖 HTML:</w:t>
+              <w:t xml:space="preserve">📖 EXERCISE:</w:t>
             </w:r>
           </w:p>
           <w:p>
             <w:pPr>
               <w:spacing w:after="20" w:before="0"/>
             </w:pPr>
-            <w:hyperlink w:history="1" r:id="rIdkhtxro9kf-f7zizjpxzug">
+            <w:hyperlink w:history="1" r:id="rIdoe-enqynqawavqhp--vgd">
               <w:r>
                 <w:rPr>
                   <w:rFonts w:ascii="Arial" w:cs="Arial" w:eastAsia="Arial" w:hAnsi="Arial"/>
@@ -6823,7 +7435,7 @@
                   <w:szCs w:val="16"/>
                   <w:u w:val="single" w:color="2E75B6"/>
                 </w:rPr>
-                <w:t xml:space="preserve">Valence Electrons (Flexbook)</w:t>
+                <w:t xml:space="preserve">Octet Rule Practice</w:t>
               </w:r>
             </w:hyperlink>
           </w:p>
@@ -6847,7 +7459,7 @@
               <w:spacing w:after="10" w:before="0"/>
               <w:ind w:left="120"/>
             </w:pPr>
-            <w:hyperlink w:history="1" r:id="rIdl07yyfkzz4x8d3og8inox">
+            <w:hyperlink w:history="1" r:id="rIdsww64dxmor24-tlqd42uz">
               <w:r>
                 <w:rPr>
                   <w:rFonts w:ascii="Arial" w:cs="Arial" w:eastAsia="Arial" w:hAnsi="Arial"/>
@@ -6889,7 +7501,7 @@
                 <w:sz w:val="18"/>
                 <w:szCs w:val="18"/>
               </w:rPr>
-              <w:t xml:space="preserve">The teacher distributes a structured worksheet: 'Mapping Outer Electrons Across Periods 1–3.' The worksheet lists 16 elements (H, He, Li, Be, B, C, N, O, F, Ne, Na, Mg, Al, Si, P, S, Cl, Ar) in a table with columns: Atomic Number | Full Electron Configuration | Number of Occupied Shells | Electrons in Outermost Shell (= Valence Electrons) | Noble Gas? (Y/N). Learners complete the table in groups of four (8 minutes), using their Grade 9 notes and the Periodic Table provided. Groups then share their completed rows for Period 2 only, with one group scribe writing agreed answers on the class board. The teacher uses a colour-coded approach: valence electrons are circled in RED on the board configuration. The class reads aloud the valence electron counts across Period 2 (1,2,3,4,5,6,7,8) and the teacher asks: 'What do you notice about where this sequence resets?' (Answer: at Na, Period 3 starts again at 1.) Learners annotate their worksheets with the pattern. The teacher then introduces the term 'valence electrons' formally and writes the definition on the board: 'Valence electrons are the electrons in the outermost energy level of an atom — they are the electrons involved in chemical bonding.'</w:t>
+              <w:t xml:space="preserve">Learners return to the class Driving Question Board established in Lesson 1. Each learner receives a sticky note in a designated colour (e.g., yellow = 'new understanding,' blue = 'new question'). On their yellow note, learners write one specific thing they now understand that they did not understand at the start of the lesson — it must reference either valence electrons, the octet rule, or Lewis dot diagrams, AND must connect to the diamond/graphite paradox. On their blue note, they write one new question the lesson has raised. Example yellow note: 'Carbon has 4 valence electrons and 4 unpaired dots — that is why it can form 4 bonds in diamond AND in graphite.' Example blue note: 'If carbon can form 4 bonds, why does graphite only form 3 bonds per carbon atom? Where does the 4th electron go?' Learners post their notes on the DQB under the headings 'What We Now Understand' and 'What We Still Wonder.' The teacher reads 3–4 blue notes aloud and says: 'These are excellent questions — they are exactly what Lessons 3 and 4 will answer.' Learners record in their books: 'DQB Update — Lesson 2: [their yellow note text].'</w:t>
             </w:r>
           </w:p>
         </w:tc>
@@ -6921,7 +7533,7 @@
                 <w:sz w:val="18"/>
                 <w:szCs w:val="18"/>
               </w:rPr>
-              <w:t xml:space="preserve">Distribute the worksheet. Say: 'In your groups of four, complete the full table. Use your Periodic Table and your knowledge of electron configuration from Grade 9. You have 8 minutes.' Set timer. Circulate, pausing at each group for 30–45 seconds. Listen for the misconception that transition metals' d-electrons are valence electrons — if heard, say: 'For now, we are only working with main-group elements in Periods 1–3. Note that for these elements, valence electrons are always in the s and p subshells of the outermost shell.' After 8 minutes, cold-call one group to give Period 2 answers row by row. After each row, ask the class: 'Does your group agree? Thumbs up, thumbs down, or sideways.' Correct errors immediately on the board. Circle all valence electrons in red marker. Then ask — wait 10 seconds — cold-call 2 students: 'Akinyi, what pattern do you see in the valence electron count as we move across Period 2?' and 'Kamau, why do you think the count resets when we get to sodium?' Write the formal definition of valence electrons on the board and instruct learners to copy it with a star (*) for importance.</w:t>
+              <w:t xml:space="preserve">Distribute sticky notes (two per learner). Say: 'The Driving Question Board is our living record of what we are figuring out together. It is not decoration — every note must be specific and must connect to diamond or graphite or carbon bonding.' Give 4 minutes for silent writing. Circulate — if a learner writes something vague like 'I learned about valence electrons,' prompt: 'Can you connect that to carbon specifically? How many valence electrons does carbon have and what does that mean for bonding?' After posting, read 3 blue-note questions aloud, select ones that preview covalent bonding (Lesson 3) and metallic/delocalized electrons (graphite). Say verbatim: 'This question — [read it] — is going to be the first thing we investigate in Lesson 3. So whoever wrote this: well done, you are already thinking like a chemist.' Photograph the DQB for the ARES platform record.</w:t>
             </w:r>
           </w:p>
         </w:tc>
@@ -6953,7 +7565,7 @@
                 <w:sz w:val="18"/>
                 <w:szCs w:val="18"/>
               </w:rPr>
-              <w:t xml:space="preserve">Data Table Construction with Colour-Coding: Building the table collaboratively makes the periodic pattern of valence electrons an observed, data-driven discovery rather than a told fact. Colour-coding (red circles) creates a visual anchor. The 'reset' question bridges the table to the periodic law, connecting valence electrons to the structure of the Periodic Table — which learners will need again in Sub-Strand 1.5 (Periodicity).</w:t>
+              <w:t xml:space="preserve">Two-Colour DQB Protocol: Separating 'new understanding' (yellow) from 'new questions' (blue) makes the iterative, incomplete nature of scientific knowledge explicit — understanding and questioning are both valued outcomes. Reading blue-note questions aloud validates curiosity and creates a forward narrative pull into subsequent lessons, maintaining engagement across the 13-lesson sequence.</w:t>
             </w:r>
           </w:p>
         </w:tc>
@@ -6985,7 +7597,7 @@
                 <w:sz w:val="18"/>
                 <w:szCs w:val="18"/>
               </w:rPr>
-              <w:t xml:space="preserve">Observable indicator: Completed worksheet tables are collected at the end of Phase 2. The teacher checks specifically that carbon is correctly assigned 4 valence electrons (configuration 2,4) and that learners are NOT counting inner-shell electrons. A quick show-of-fingers check ('Hold up the number of valence electrons in a chlorine atom') allows instant whole-class diagnosis before moving to Phase 3.</w:t>
+              <w:t xml:space="preserve">Observable indicator: Yellow notes must contain at least one specific scientific term (valence electrons, octet rule, Lewis dot diagram, 4 bonds) AND a reference to carbon, diamond, or graphite to be counted as satisfactory. The teacher reviews all posted yellow notes after class — any that are too vague are flagged for follow-up with those learners in Lesson 3's opening.</w:t>
             </w:r>
           </w:p>
         </w:tc>
@@ -6994,32 +7606,32 @@
         <w:tc>
           <w:tcPr>
             <w:tcW w:type="dxa" w:w="1520"/>
-            <w:shd w:fill="E2EFDA" w:color="auto" w:val="clear"/>
-            <w:tcMar>
-              <w:top w:type="dxa" w:w="60"/>
-              <w:left w:type="dxa" w:w="120"/>
-              <w:bottom w:type="dxa" w:w="60"/>
-              <w:right w:type="dxa" w:w="120"/>
-            </w:tcMar>
-            <w:vAlign w:val="top"/>
-          </w:tcPr>
-          <w:p>
-            <w:pPr>
-              <w:spacing w:after="40" w:before="0"/>
-              <w:jc w:val="left"/>
-            </w:pPr>
-            <w:r>
-              <w:rPr>
-                <w:rFonts w:ascii="Arial" w:cs="Arial" w:eastAsia="Arial" w:hAnsi="Arial"/>
-                <w:b/>
-                <w:bCs/>
-                <w:i w:val="false"/>
-                <w:iCs w:val="false"/>
-                <w:color w:val="000000"/>
-                <w:sz w:val="18"/>
-                <w:szCs w:val="18"/>
-              </w:rPr>
-              <w:t xml:space="preserve">Explain Phase</w:t>
+            <w:shd w:fill="D5E8F0" w:color="auto" w:val="clear"/>
+            <w:tcMar>
+              <w:top w:type="dxa" w:w="60"/>
+              <w:left w:type="dxa" w:w="120"/>
+              <w:bottom w:type="dxa" w:w="60"/>
+              <w:right w:type="dxa" w:w="120"/>
+            </w:tcMar>
+            <w:vAlign w:val="top"/>
+          </w:tcPr>
+          <w:p>
+            <w:pPr>
+              <w:spacing w:after="40" w:before="0"/>
+              <w:jc w:val="left"/>
+            </w:pPr>
+            <w:r>
+              <w:rPr>
+                <w:rFonts w:ascii="Arial" w:cs="Arial" w:eastAsia="Arial" w:hAnsi="Arial"/>
+                <w:b/>
+                <w:bCs/>
+                <w:i w:val="false"/>
+                <w:iCs w:val="false"/>
+                <w:color w:val="000000"/>
+                <w:sz w:val="18"/>
+                <w:szCs w:val="18"/>
+              </w:rPr>
+              <w:t xml:space="preserve">Model Building Phase</w:t>
             </w:r>
           </w:p>
           <w:p>
@@ -7042,7 +7654,7 @@
             <w:pPr>
               <w:spacing w:after="20" w:before="0"/>
             </w:pPr>
-            <w:hyperlink w:history="1" r:id="rIddvm-byh9xhartieyjdbu_">
+            <w:hyperlink w:history="1" r:id="rId6i8akqnul1_pvbj-guum5">
               <w:r>
                 <w:rPr>
                   <w:rFonts w:ascii="Arial" w:cs="Arial" w:eastAsia="Arial" w:hAnsi="Arial"/>
@@ -7051,7 +7663,7 @@
                   <w:szCs w:val="16"/>
                   <w:u w:val="single" w:color="2E75B6"/>
                 </w:rPr>
-                <w:t xml:space="preserve">Noble gas configuration</w:t>
+                <w:t xml:space="preserve">Drawing Lewis diagrams</w:t>
               </w:r>
             </w:hyperlink>
           </w:p>
@@ -7075,7 +7687,7 @@
               <w:spacing w:after="10" w:before="0"/>
               <w:ind w:left="120"/>
             </w:pPr>
-            <w:hyperlink w:history="1" r:id="rId3-gqtstah246ll5bk1ozt">
+            <w:hyperlink w:history="1" r:id="rIdplqmjwehk_emsrinmfbsm">
               <w:r>
                 <w:rPr>
                   <w:rFonts w:ascii="Arial" w:cs="Arial" w:eastAsia="Arial" w:hAnsi="Arial"/>
@@ -7120,7 +7732,7 @@
             <w:pPr>
               <w:spacing w:after="20" w:before="0"/>
             </w:pPr>
-            <w:hyperlink w:history="1" r:id="rIdey8xawxfmzct4xtjvybp3">
+            <w:hyperlink w:history="1" r:id="rIdzpx9zm0nj9dy16bmz0oex">
               <w:r>
                 <w:rPr>
                   <w:rFonts w:ascii="Arial" w:cs="Arial" w:eastAsia="Arial" w:hAnsi="Arial"/>
@@ -7129,7 +7741,7 @@
                   <w:szCs w:val="16"/>
                   <w:u w:val="single" w:color="2E75B6"/>
                 </w:rPr>
-                <w:t xml:space="preserve">Valence Electrons (Flexbook)</w:t>
+                <w:t xml:space="preserve">Octet Rule: Octopuses (PLIX)</w:t>
               </w:r>
             </w:hyperlink>
           </w:p>
@@ -7153,619 +7765,7 @@
               <w:spacing w:after="10" w:before="0"/>
               <w:ind w:left="120"/>
             </w:pPr>
-            <w:hyperlink w:history="1" r:id="rId0sdqryi_rnqz9df3x0eqy">
-              <w:r>
-                <w:rPr>
-                  <w:rFonts w:ascii="Arial" w:cs="Arial" w:eastAsia="Arial" w:hAnsi="Arial"/>
-                  <w:color w:val="595959"/>
-                  <w:sz w:val="14"/>
-                  <w:szCs w:val="14"/>
-                  <w:u w:val="single" w:color="595959"/>
-                </w:rPr>
-                <w:t xml:space="preserve">🔍 Search ARES for similar readings</w:t>
-              </w:r>
-            </w:hyperlink>
-          </w:p>
-        </w:tc>
-        <w:tc>
-          <w:tcPr>
-            <w:tcW w:type="dxa" w:w="3040"/>
-            <w:shd w:fill="FFFFFF" w:color="auto" w:val="clear"/>
-            <w:tcMar>
-              <w:top w:type="dxa" w:w="60"/>
-              <w:left w:type="dxa" w:w="120"/>
-              <w:bottom w:type="dxa" w:w="60"/>
-              <w:right w:type="dxa" w:w="120"/>
-            </w:tcMar>
-            <w:vAlign w:val="top"/>
-          </w:tcPr>
-          <w:p>
-            <w:pPr>
-              <w:spacing w:after="40" w:before="0"/>
-              <w:jc w:val="left"/>
-            </w:pPr>
-            <w:r>
-              <w:rPr>
-                <w:rFonts w:ascii="Arial" w:cs="Arial" w:eastAsia="Arial" w:hAnsi="Arial"/>
-                <w:b w:val="false"/>
-                <w:bCs w:val="false"/>
-                <w:i w:val="false"/>
-                <w:iCs w:val="false"/>
-                <w:color w:val="000000"/>
-                <w:sz w:val="18"/>
-                <w:szCs w:val="18"/>
-              </w:rPr>
-              <w:t xml:space="preserve">The teacher introduces the concept of atomic stability through a relatable Kenyan analogy: 'Think of a matatu with 8 seats. Atoms are most stable — most comfortable — when their outer shell has 8 electrons, like a full matatu. Atoms with fewer than 8 will do whatever it takes — gain, lose, or share passengers — to fill those seats.' (For Period 1: the 'matatu' only has 2 seats — the duplet rule.) Learners discuss in pairs for 2 minutes: 'Using the matatu analogy, how many electrons does carbon need to gain, lose, or share to fill its outer shell? What about sodium? What about chlorine?' After the pair discussion, the teacher demonstrates drawing Lewis dot diagrams on the board for H, He, C, and Na step by step, narrating each step aloud. Learners copy each diagram and then independently draw Lewis dot diagrams for N, O, F, Ne, Mg, Al, Si, P, S, Cl, Ar on mini-whiteboards (or in books). Pairs peer-check each other's diagrams against the rule: 'Dots must be placed one at a time on each of the four sides before pairing.' The teacher then returns to the board and, using the carbon Lewis dot diagram (showing 4 unpaired dots), asks: 'Carbon has 4 unpaired valence electrons. What does that tell us about how many bonds it can form?' After 10 seconds wait time, cold-call 3 students. Learners write a 2-sentence explanation in their books connecting carbon's 4 valence electrons to its bonding capacity. The teacher closes by writing on the board: 'The octet rule is the ENGINE that drives all chemical bonding — every bond type we will study (ionic, covalent, metallic) is simply a different STRATEGY atoms use to achieve a full outer shell.'</w:t>
-            </w:r>
-          </w:p>
-        </w:tc>
-        <w:tc>
-          <w:tcPr>
-            <w:tcW w:type="dxa" w:w="3040"/>
-            <w:shd w:fill="F2F2F2" w:color="auto" w:val="clear"/>
-            <w:tcMar>
-              <w:top w:type="dxa" w:w="60"/>
-              <w:left w:type="dxa" w:w="120"/>
-              <w:bottom w:type="dxa" w:w="60"/>
-              <w:right w:type="dxa" w:w="120"/>
-            </w:tcMar>
-            <w:vAlign w:val="top"/>
-          </w:tcPr>
-          <w:p>
-            <w:pPr>
-              <w:spacing w:after="40" w:before="0"/>
-              <w:jc w:val="left"/>
-            </w:pPr>
-            <w:r>
-              <w:rPr>
-                <w:rFonts w:ascii="Arial" w:cs="Arial" w:eastAsia="Arial" w:hAnsi="Arial"/>
-                <w:b w:val="false"/>
-                <w:bCs w:val="false"/>
-                <w:i w:val="false"/>
-                <w:iCs w:val="false"/>
-                <w:color w:val="000000"/>
-                <w:sz w:val="18"/>
-                <w:szCs w:val="18"/>
-              </w:rPr>
-              <w:t xml:space="preserve">Introduce the matatu analogy with enthusiasm: 'Imagine the outer electron shell as a matatu with 8 seats. Nairobi matatus are not happy until they are full — and neither are atoms.' Pause for laughter/engagement. Write on board: 'OCTET RULE: Atoms react to achieve 8 valence electrons (or 2 for Period 1 — the duplet rule), matching the nearest noble gas.' Direct pair discussion for 2 minutes on the matatu-analogy question. Then say: 'Watch me draw a Lewis dot diagram for carbon. Every step matters — copy this exactly.' Draw on board slowly: symbol → 4 sides → place one dot per side first → then add remaining dots. Draw H, He, C, Na explicitly. Say: 'Now on your mini-whiteboards, draw the Lewis dot diagram for nitrogen. You have 90 seconds. Go.' Circulate and observe. After 90 seconds, say: 'Hold up your boards.' Scan the room. Address the most common error seen. Continue for O, F, Ne, then Period 3 elements. After all diagrams, point to the carbon diagram and ask: 'Carbon has four dots — all unpaired. Wanjiku, what does that tell us?' Wait exactly 10 seconds. Cold-call Wanjiku, then 2 more students. Affirm and build: 'Exactly — carbon is primed to form exactly four bonds. Remember that number — it is the key to the carbon paradox.' Write the closing statement on the board and ask learners to copy it and underline 'ENGINE.'</w:t>
-            </w:r>
-          </w:p>
-        </w:tc>
-        <w:tc>
-          <w:tcPr>
-            <w:tcW w:type="dxa" w:w="3040"/>
-            <w:shd w:fill="FFFFFF" w:color="auto" w:val="clear"/>
-            <w:tcMar>
-              <w:top w:type="dxa" w:w="60"/>
-              <w:left w:type="dxa" w:w="120"/>
-              <w:bottom w:type="dxa" w:w="60"/>
-              <w:right w:type="dxa" w:w="120"/>
-            </w:tcMar>
-            <w:vAlign w:val="top"/>
-          </w:tcPr>
-          <w:p>
-            <w:pPr>
-              <w:spacing w:after="40" w:before="0"/>
-              <w:jc w:val="left"/>
-            </w:pPr>
-            <w:r>
-              <w:rPr>
-                <w:rFonts w:ascii="Arial" w:cs="Arial" w:eastAsia="Arial" w:hAnsi="Arial"/>
-                <w:b w:val="false"/>
-                <w:bCs w:val="false"/>
-                <w:i w:val="false"/>
-                <w:iCs w:val="false"/>
-                <w:color w:val="000000"/>
-                <w:sz w:val="18"/>
-                <w:szCs w:val="18"/>
-              </w:rPr>
-              <w:t xml:space="preserve">Analogy Anchoring (Matatu Analogy) + Iterative Diagram Practice: The matatu analogy ties an abstract quantum-mechanical concept to a culturally immediate Kenyan experience, lowering the cognitive load for new vocabulary. Iterative whiteboard practice (draw → show → correct → repeat) provides immediate formative feedback cycles, ensuring procedural accuracy before conceptual application. The explicit connection of carbon's 4 unpaired dots back to the anchoring phenomenon maintains narrative coherence across the lesson.</w:t>
-            </w:r>
-          </w:p>
-        </w:tc>
-        <w:tc>
-          <w:tcPr>
-            <w:tcW w:type="dxa" w:w="3040"/>
-            <w:shd w:fill="F2F2F2" w:color="auto" w:val="clear"/>
-            <w:tcMar>
-              <w:top w:type="dxa" w:w="60"/>
-              <w:left w:type="dxa" w:w="120"/>
-              <w:bottom w:type="dxa" w:w="60"/>
-              <w:right w:type="dxa" w:w="120"/>
-            </w:tcMar>
-            <w:vAlign w:val="top"/>
-          </w:tcPr>
-          <w:p>
-            <w:pPr>
-              <w:spacing w:after="40" w:before="0"/>
-              <w:jc w:val="left"/>
-            </w:pPr>
-            <w:r>
-              <w:rPr>
-                <w:rFonts w:ascii="Arial" w:cs="Arial" w:eastAsia="Arial" w:hAnsi="Arial"/>
-                <w:b w:val="false"/>
-                <w:bCs w:val="false"/>
-                <w:i w:val="false"/>
-                <w:iCs w:val="false"/>
-                <w:color w:val="000000"/>
-                <w:sz w:val="18"/>
-                <w:szCs w:val="18"/>
-              </w:rPr>
-              <w:t xml:space="preserve">Observable indicator: Mini-whiteboard show — the teacher can see in real time whether Lewis dot diagrams are correctly drawn (one dot per side before pairing; correct count of valence electrons). Specific error to watch for: placing all dots on one side, or drawing 6 dots for carbon instead of 4. The 2-sentence written explanation ('Carbon has 4 valence electrons, so it can form 4 bonds') is collected as an exit-level indicator of conceptual understanding, distinguishing procedural drawing skill from conceptual grasp.</w:t>
-            </w:r>
-          </w:p>
-        </w:tc>
-      </w:tr>
-      <w:tr>
-        <w:tc>
-          <w:tcPr>
-            <w:tcW w:type="dxa" w:w="1520"/>
-            <w:shd w:fill="FCE4D6" w:color="auto" w:val="clear"/>
-            <w:tcMar>
-              <w:top w:type="dxa" w:w="60"/>
-              <w:left w:type="dxa" w:w="120"/>
-              <w:bottom w:type="dxa" w:w="60"/>
-              <w:right w:type="dxa" w:w="120"/>
-            </w:tcMar>
-            <w:vAlign w:val="top"/>
-          </w:tcPr>
-          <w:p>
-            <w:pPr>
-              <w:spacing w:after="40" w:before="0"/>
-              <w:jc w:val="left"/>
-            </w:pPr>
-            <w:r>
-              <w:rPr>
-                <w:rFonts w:ascii="Arial" w:cs="Arial" w:eastAsia="Arial" w:hAnsi="Arial"/>
-                <w:b/>
-                <w:bCs/>
-                <w:i w:val="false"/>
-                <w:iCs w:val="false"/>
-                <w:color w:val="000000"/>
-                <w:sz w:val="18"/>
-                <w:szCs w:val="18"/>
-              </w:rPr>
-              <w:t xml:space="preserve">Driving Question Board (DQB) Creation</w:t>
-            </w:r>
-          </w:p>
-          <w:p>
-            <w:pPr>
-              <w:spacing w:after="20" w:before="0"/>
-            </w:pPr>
-            <w:r>
-              <w:rPr>
-                <w:rFonts w:ascii="Arial" w:cs="Arial" w:eastAsia="Arial" w:hAnsi="Arial"/>
-                <w:b/>
-                <w:bCs/>
-                <w:color w:val="1F3864"/>
-                <w:sz w:val="16"/>
-                <w:szCs w:val="16"/>
-              </w:rPr>
-              <w:t xml:space="preserve">📹 VIDEO:</w:t>
-            </w:r>
-          </w:p>
-          <w:p>
-            <w:pPr>
-              <w:spacing w:after="20" w:before="0"/>
-            </w:pPr>
-            <w:hyperlink w:history="1" r:id="rIdlr7kyvi2dp-getf5c4gmw">
-              <w:r>
-                <w:rPr>
-                  <w:rFonts w:ascii="Arial" w:cs="Arial" w:eastAsia="Arial" w:hAnsi="Arial"/>
-                  <w:color w:val="2E75B6"/>
-                  <w:sz w:val="16"/>
-                  <w:szCs w:val="16"/>
-                  <w:u w:val="single" w:color="2E75B6"/>
-                </w:rPr>
-                <w:t xml:space="preserve">Noble gas configuration</w:t>
-              </w:r>
-            </w:hyperlink>
-          </w:p>
-          <w:p>
-            <w:pPr>
-              <w:spacing w:after="10" w:before="0"/>
-              <w:ind w:left="120"/>
-            </w:pPr>
-            <w:r>
-              <w:rPr>
-                <w:rFonts w:ascii="Arial" w:cs="Arial" w:eastAsia="Arial" w:hAnsi="Arial"/>
-                <w:color w:val="595959"/>
-                <w:sz w:val="14"/>
-                <w:szCs w:val="14"/>
-              </w:rPr>
-              <w:t xml:space="preserve">Source: Khan Academy (English - US curriculum)</w:t>
-            </w:r>
-          </w:p>
-          <w:p>
-            <w:pPr>
-              <w:spacing w:after="10" w:before="0"/>
-              <w:ind w:left="120"/>
-            </w:pPr>
-            <w:hyperlink w:history="1" r:id="rIdinizsepoqv7svpuoyuyh7">
-              <w:r>
-                <w:rPr>
-                  <w:rFonts w:ascii="Arial" w:cs="Arial" w:eastAsia="Arial" w:hAnsi="Arial"/>
-                  <w:color w:val="595959"/>
-                  <w:sz w:val="14"/>
-                  <w:szCs w:val="14"/>
-                  <w:u w:val="single" w:color="595959"/>
-                </w:rPr>
-                <w:t xml:space="preserve">🔍 Search ARES for similar videos</w:t>
-              </w:r>
-            </w:hyperlink>
-          </w:p>
-          <w:p>
-            <w:pPr>
-              <w:spacing w:after="40" w:before="0"/>
-            </w:pPr>
-            <w:r>
-              <w:rPr>
-                <w:sz w:val="14"/>
-                <w:szCs w:val="14"/>
-              </w:rPr>
-              <w:t xml:space="preserve"/>
-            </w:r>
-          </w:p>
-          <w:p>
-            <w:pPr>
-              <w:spacing w:after="20" w:before="0"/>
-            </w:pPr>
-            <w:r>
-              <w:rPr>
-                <w:rFonts w:ascii="Arial" w:cs="Arial" w:eastAsia="Arial" w:hAnsi="Arial"/>
-                <w:b/>
-                <w:bCs/>
-                <w:color w:val="1F3864"/>
-                <w:sz w:val="16"/>
-                <w:szCs w:val="16"/>
-              </w:rPr>
-              <w:t xml:space="preserve">📖 HTML:</w:t>
-            </w:r>
-          </w:p>
-          <w:p>
-            <w:pPr>
-              <w:spacing w:after="20" w:before="0"/>
-            </w:pPr>
-            <w:hyperlink w:history="1" r:id="rIdgboivogqujwvemdzupq47">
-              <w:r>
-                <w:rPr>
-                  <w:rFonts w:ascii="Arial" w:cs="Arial" w:eastAsia="Arial" w:hAnsi="Arial"/>
-                  <w:color w:val="2E75B6"/>
-                  <w:sz w:val="16"/>
-                  <w:szCs w:val="16"/>
-                  <w:u w:val="single" w:color="2E75B6"/>
-                </w:rPr>
-                <w:t xml:space="preserve">Valence Electrons (Flexbook)</w:t>
-              </w:r>
-            </w:hyperlink>
-          </w:p>
-          <w:p>
-            <w:pPr>
-              <w:spacing w:after="10" w:before="0"/>
-              <w:ind w:left="120"/>
-            </w:pPr>
-            <w:r>
-              <w:rPr>
-                <w:rFonts w:ascii="Arial" w:cs="Arial" w:eastAsia="Arial" w:hAnsi="Arial"/>
-                <w:color w:val="595959"/>
-                <w:sz w:val="14"/>
-                <w:szCs w:val="14"/>
-              </w:rPr>
-              <w:t xml:space="preserve">Source: CK-12</w:t>
-            </w:r>
-          </w:p>
-          <w:p>
-            <w:pPr>
-              <w:spacing w:after="10" w:before="0"/>
-              <w:ind w:left="120"/>
-            </w:pPr>
-            <w:hyperlink w:history="1" r:id="rIdwoveoms3qv9g_t1e4veks">
-              <w:r>
-                <w:rPr>
-                  <w:rFonts w:ascii="Arial" w:cs="Arial" w:eastAsia="Arial" w:hAnsi="Arial"/>
-                  <w:color w:val="595959"/>
-                  <w:sz w:val="14"/>
-                  <w:szCs w:val="14"/>
-                  <w:u w:val="single" w:color="595959"/>
-                </w:rPr>
-                <w:t xml:space="preserve">🔍 Search ARES for similar readings</w:t>
-              </w:r>
-            </w:hyperlink>
-          </w:p>
-        </w:tc>
-        <w:tc>
-          <w:tcPr>
-            <w:tcW w:type="dxa" w:w="3040"/>
-            <w:shd w:fill="FFFFFF" w:color="auto" w:val="clear"/>
-            <w:tcMar>
-              <w:top w:type="dxa" w:w="60"/>
-              <w:left w:type="dxa" w:w="120"/>
-              <w:bottom w:type="dxa" w:w="60"/>
-              <w:right w:type="dxa" w:w="120"/>
-            </w:tcMar>
-            <w:vAlign w:val="top"/>
-          </w:tcPr>
-          <w:p>
-            <w:pPr>
-              <w:spacing w:after="40" w:before="0"/>
-              <w:jc w:val="left"/>
-            </w:pPr>
-            <w:r>
-              <w:rPr>
-                <w:rFonts w:ascii="Arial" w:cs="Arial" w:eastAsia="Arial" w:hAnsi="Arial"/>
-                <w:b w:val="false"/>
-                <w:bCs w:val="false"/>
-                <w:i w:val="false"/>
-                <w:iCs w:val="false"/>
-                <w:color w:val="000000"/>
-                <w:sz w:val="18"/>
-                <w:szCs w:val="18"/>
-              </w:rPr>
-              <w:t xml:space="preserve">Learners return to the class Driving Question Board established in Lesson 1. Each learner receives a sticky note in a designated colour (e.g., yellow = 'new understanding,' blue = 'new question'). On their yellow note, learners write one specific thing they now understand that they did not understand at the start of the lesson — it must reference either valence electrons, the octet rule, or Lewis dot diagrams, AND must connect to the diamond/graphite paradox. On their blue note, they write one new question the lesson has raised. Example yellow note: 'Carbon has 4 valence electrons and 4 unpaired dots — that is why it can form 4 bonds in diamond AND in graphite.' Example blue note: 'If carbon can form 4 bonds, why does graphite only form 3 bonds per carbon atom? Where does the 4th electron go?' Learners post their notes on the DQB under the headings 'What We Now Understand' and 'What We Still Wonder.' The teacher reads 3–4 blue notes aloud and says: 'These are excellent questions — they are exactly what Lessons 3 and 4 will answer.' Learners record in their books: 'DQB Update — Lesson 2: [their yellow note text].'</w:t>
-            </w:r>
-          </w:p>
-        </w:tc>
-        <w:tc>
-          <w:tcPr>
-            <w:tcW w:type="dxa" w:w="3040"/>
-            <w:shd w:fill="F2F2F2" w:color="auto" w:val="clear"/>
-            <w:tcMar>
-              <w:top w:type="dxa" w:w="60"/>
-              <w:left w:type="dxa" w:w="120"/>
-              <w:bottom w:type="dxa" w:w="60"/>
-              <w:right w:type="dxa" w:w="120"/>
-            </w:tcMar>
-            <w:vAlign w:val="top"/>
-          </w:tcPr>
-          <w:p>
-            <w:pPr>
-              <w:spacing w:after="40" w:before="0"/>
-              <w:jc w:val="left"/>
-            </w:pPr>
-            <w:r>
-              <w:rPr>
-                <w:rFonts w:ascii="Arial" w:cs="Arial" w:eastAsia="Arial" w:hAnsi="Arial"/>
-                <w:b w:val="false"/>
-                <w:bCs w:val="false"/>
-                <w:i w:val="false"/>
-                <w:iCs w:val="false"/>
-                <w:color w:val="000000"/>
-                <w:sz w:val="18"/>
-                <w:szCs w:val="18"/>
-              </w:rPr>
-              <w:t xml:space="preserve">Distribute sticky notes (two per learner). Say: 'The Driving Question Board is our living record of what we are figuring out together. It is not decoration — every note must be specific and must connect to diamond or graphite or carbon bonding.' Give 4 minutes for silent writing. Circulate — if a learner writes something vague like 'I learned about valence electrons,' prompt: 'Can you connect that to carbon specifically? How many valence electrons does carbon have and what does that mean for bonding?' After posting, read 3 blue-note questions aloud, select ones that preview covalent bonding (Lesson 3) and metallic/delocalized electrons (graphite). Say verbatim: 'This question — [read it] — is going to be the first thing we investigate in Lesson 3. So whoever wrote this: well done, you are already thinking like a chemist.' Photograph the DQB for the ARES platform record.</w:t>
-            </w:r>
-          </w:p>
-        </w:tc>
-        <w:tc>
-          <w:tcPr>
-            <w:tcW w:type="dxa" w:w="3040"/>
-            <w:shd w:fill="FFFFFF" w:color="auto" w:val="clear"/>
-            <w:tcMar>
-              <w:top w:type="dxa" w:w="60"/>
-              <w:left w:type="dxa" w:w="120"/>
-              <w:bottom w:type="dxa" w:w="60"/>
-              <w:right w:type="dxa" w:w="120"/>
-            </w:tcMar>
-            <w:vAlign w:val="top"/>
-          </w:tcPr>
-          <w:p>
-            <w:pPr>
-              <w:spacing w:after="40" w:before="0"/>
-              <w:jc w:val="left"/>
-            </w:pPr>
-            <w:r>
-              <w:rPr>
-                <w:rFonts w:ascii="Arial" w:cs="Arial" w:eastAsia="Arial" w:hAnsi="Arial"/>
-                <w:b w:val="false"/>
-                <w:bCs w:val="false"/>
-                <w:i w:val="false"/>
-                <w:iCs w:val="false"/>
-                <w:color w:val="000000"/>
-                <w:sz w:val="18"/>
-                <w:szCs w:val="18"/>
-              </w:rPr>
-              <w:t xml:space="preserve">Two-Colour DQB Protocol: Separating 'new understanding' (yellow) from 'new questions' (blue) makes the iterative, incomplete nature of scientific knowledge explicit — understanding and questioning are both valued outcomes. Reading blue-note questions aloud validates curiosity and creates a forward narrative pull into subsequent lessons, maintaining engagement across the 13-lesson sequence.</w:t>
-            </w:r>
-          </w:p>
-        </w:tc>
-        <w:tc>
-          <w:tcPr>
-            <w:tcW w:type="dxa" w:w="3040"/>
-            <w:shd w:fill="F2F2F2" w:color="auto" w:val="clear"/>
-            <w:tcMar>
-              <w:top w:type="dxa" w:w="60"/>
-              <w:left w:type="dxa" w:w="120"/>
-              <w:bottom w:type="dxa" w:w="60"/>
-              <w:right w:type="dxa" w:w="120"/>
-            </w:tcMar>
-            <w:vAlign w:val="top"/>
-          </w:tcPr>
-          <w:p>
-            <w:pPr>
-              <w:spacing w:after="40" w:before="0"/>
-              <w:jc w:val="left"/>
-            </w:pPr>
-            <w:r>
-              <w:rPr>
-                <w:rFonts w:ascii="Arial" w:cs="Arial" w:eastAsia="Arial" w:hAnsi="Arial"/>
-                <w:b w:val="false"/>
-                <w:bCs w:val="false"/>
-                <w:i w:val="false"/>
-                <w:iCs w:val="false"/>
-                <w:color w:val="000000"/>
-                <w:sz w:val="18"/>
-                <w:szCs w:val="18"/>
-              </w:rPr>
-              <w:t xml:space="preserve">Observable indicator: Yellow notes must contain at least one specific scientific term (valence electrons, octet rule, Lewis dot diagram, 4 bonds) AND a reference to carbon, diamond, or graphite to be counted as satisfactory. The teacher reviews all posted yellow notes after class — any that are too vague are flagged for follow-up with those learners in Lesson 3's opening.</w:t>
-            </w:r>
-          </w:p>
-        </w:tc>
-      </w:tr>
-      <w:tr>
-        <w:tc>
-          <w:tcPr>
-            <w:tcW w:type="dxa" w:w="1520"/>
-            <w:shd w:fill="D5E8F0" w:color="auto" w:val="clear"/>
-            <w:tcMar>
-              <w:top w:type="dxa" w:w="60"/>
-              <w:left w:type="dxa" w:w="120"/>
-              <w:bottom w:type="dxa" w:w="60"/>
-              <w:right w:type="dxa" w:w="120"/>
-            </w:tcMar>
-            <w:vAlign w:val="top"/>
-          </w:tcPr>
-          <w:p>
-            <w:pPr>
-              <w:spacing w:after="40" w:before="0"/>
-              <w:jc w:val="left"/>
-            </w:pPr>
-            <w:r>
-              <w:rPr>
-                <w:rFonts w:ascii="Arial" w:cs="Arial" w:eastAsia="Arial" w:hAnsi="Arial"/>
-                <w:b/>
-                <w:bCs/>
-                <w:i w:val="false"/>
-                <w:iCs w:val="false"/>
-                <w:color w:val="000000"/>
-                <w:sz w:val="18"/>
-                <w:szCs w:val="18"/>
-              </w:rPr>
-              <w:t xml:space="preserve">Model Building Phase</w:t>
-            </w:r>
-          </w:p>
-          <w:p>
-            <w:pPr>
-              <w:spacing w:after="20" w:before="0"/>
-            </w:pPr>
-            <w:r>
-              <w:rPr>
-                <w:rFonts w:ascii="Arial" w:cs="Arial" w:eastAsia="Arial" w:hAnsi="Arial"/>
-                <w:b/>
-                <w:bCs/>
-                <w:color w:val="1F3864"/>
-                <w:sz w:val="16"/>
-                <w:szCs w:val="16"/>
-              </w:rPr>
-              <w:t xml:space="preserve">📹 VIDEO:</w:t>
-            </w:r>
-          </w:p>
-          <w:p>
-            <w:pPr>
-              <w:spacing w:after="20" w:before="0"/>
-            </w:pPr>
-            <w:hyperlink w:history="1" r:id="rIdiewq12bf9oy8jh2c4vsvg">
-              <w:r>
-                <w:rPr>
-                  <w:rFonts w:ascii="Arial" w:cs="Arial" w:eastAsia="Arial" w:hAnsi="Arial"/>
-                  <w:color w:val="2E75B6"/>
-                  <w:sz w:val="16"/>
-                  <w:szCs w:val="16"/>
-                  <w:u w:val="single" w:color="2E75B6"/>
-                </w:rPr>
-                <w:t xml:space="preserve">Noble gas configuration</w:t>
-              </w:r>
-            </w:hyperlink>
-          </w:p>
-          <w:p>
-            <w:pPr>
-              <w:spacing w:after="10" w:before="0"/>
-              <w:ind w:left="120"/>
-            </w:pPr>
-            <w:r>
-              <w:rPr>
-                <w:rFonts w:ascii="Arial" w:cs="Arial" w:eastAsia="Arial" w:hAnsi="Arial"/>
-                <w:color w:val="595959"/>
-                <w:sz w:val="14"/>
-                <w:szCs w:val="14"/>
-              </w:rPr>
-              <w:t xml:space="preserve">Source: Khan Academy (English - US curriculum)</w:t>
-            </w:r>
-          </w:p>
-          <w:p>
-            <w:pPr>
-              <w:spacing w:after="10" w:before="0"/>
-              <w:ind w:left="120"/>
-            </w:pPr>
-            <w:hyperlink w:history="1" r:id="rIdcoctkx0pnjck-9ry3tprl">
-              <w:r>
-                <w:rPr>
-                  <w:rFonts w:ascii="Arial" w:cs="Arial" w:eastAsia="Arial" w:hAnsi="Arial"/>
-                  <w:color w:val="595959"/>
-                  <w:sz w:val="14"/>
-                  <w:szCs w:val="14"/>
-                  <w:u w:val="single" w:color="595959"/>
-                </w:rPr>
-                <w:t xml:space="preserve">🔍 Search ARES for similar videos</w:t>
-              </w:r>
-            </w:hyperlink>
-          </w:p>
-          <w:p>
-            <w:pPr>
-              <w:spacing w:after="40" w:before="0"/>
-            </w:pPr>
-            <w:r>
-              <w:rPr>
-                <w:sz w:val="14"/>
-                <w:szCs w:val="14"/>
-              </w:rPr>
-              <w:t xml:space="preserve"/>
-            </w:r>
-          </w:p>
-          <w:p>
-            <w:pPr>
-              <w:spacing w:after="20" w:before="0"/>
-            </w:pPr>
-            <w:r>
-              <w:rPr>
-                <w:rFonts w:ascii="Arial" w:cs="Arial" w:eastAsia="Arial" w:hAnsi="Arial"/>
-                <w:b/>
-                <w:bCs/>
-                <w:color w:val="1F3864"/>
-                <w:sz w:val="16"/>
-                <w:szCs w:val="16"/>
-              </w:rPr>
-              <w:t xml:space="preserve">📖 HTML:</w:t>
-            </w:r>
-          </w:p>
-          <w:p>
-            <w:pPr>
-              <w:spacing w:after="20" w:before="0"/>
-            </w:pPr>
-            <w:hyperlink w:history="1" r:id="rIdnoilcnh-og9pjtxhwrojp">
-              <w:r>
-                <w:rPr>
-                  <w:rFonts w:ascii="Arial" w:cs="Arial" w:eastAsia="Arial" w:hAnsi="Arial"/>
-                  <w:color w:val="2E75B6"/>
-                  <w:sz w:val="16"/>
-                  <w:szCs w:val="16"/>
-                  <w:u w:val="single" w:color="2E75B6"/>
-                </w:rPr>
-                <w:t xml:space="preserve">Valence Electrons (Flexbook)</w:t>
-              </w:r>
-            </w:hyperlink>
-          </w:p>
-          <w:p>
-            <w:pPr>
-              <w:spacing w:after="10" w:before="0"/>
-              <w:ind w:left="120"/>
-            </w:pPr>
-            <w:r>
-              <w:rPr>
-                <w:rFonts w:ascii="Arial" w:cs="Arial" w:eastAsia="Arial" w:hAnsi="Arial"/>
-                <w:color w:val="595959"/>
-                <w:sz w:val="14"/>
-                <w:szCs w:val="14"/>
-              </w:rPr>
-              <w:t xml:space="preserve">Source: CK-12</w:t>
-            </w:r>
-          </w:p>
-          <w:p>
-            <w:pPr>
-              <w:spacing w:after="10" w:before="0"/>
-              <w:ind w:left="120"/>
-            </w:pPr>
-            <w:hyperlink w:history="1" r:id="rIddcnw44ie95yvnadjgaiqc">
+            <w:hyperlink w:history="1" r:id="rId8sz3xhaxa5hz2c7jy6nyb">
               <w:r>
                 <w:rPr>
                   <w:rFonts w:ascii="Arial" w:cs="Arial" w:eastAsia="Arial" w:hAnsi="Arial"/>
@@ -9347,7 +9347,7 @@
             <w:pPr>
               <w:spacing w:after="20" w:before="0"/>
             </w:pPr>
-            <w:hyperlink w:history="1" r:id="rIdpmieedl_xfvjc7omr0wmd">
+            <w:hyperlink w:history="1" r:id="rIdzd4izgd0ahojavpr16bkp">
               <w:r>
                 <w:rPr>
                   <w:rFonts w:ascii="Arial" w:cs="Arial" w:eastAsia="Arial" w:hAnsi="Arial"/>
@@ -9356,7 +9356,7 @@
                   <w:szCs w:val="16"/>
                   <w:u w:val="single" w:color="2E75B6"/>
                 </w:rPr>
-                <w:t xml:space="preserve">Noble gas configuration</w:t>
+                <w:t xml:space="preserve">Ionic bonds</w:t>
               </w:r>
             </w:hyperlink>
           </w:p>
@@ -9380,7 +9380,7 @@
               <w:spacing w:after="10" w:before="0"/>
               <w:ind w:left="120"/>
             </w:pPr>
-            <w:hyperlink w:history="1" r:id="rId6lc73mfv9cspuwl76nnsw">
+            <w:hyperlink w:history="1" r:id="rIddprhp6t98warc-elldtvq">
               <w:r>
                 <w:rPr>
                   <w:rFonts w:ascii="Arial" w:cs="Arial" w:eastAsia="Arial" w:hAnsi="Arial"/>
@@ -9418,6 +9418,312 @@
                 <w:sz w:val="16"/>
                 <w:szCs w:val="16"/>
               </w:rPr>
+              <w:t xml:space="preserve">📖 EXERCISE:</w:t>
+            </w:r>
+          </w:p>
+          <w:p>
+            <w:pPr>
+              <w:spacing w:after="20" w:before="0"/>
+            </w:pPr>
+            <w:hyperlink w:history="1" r:id="rIddrrp3ue3c97jg6ubcuup3">
+              <w:r>
+                <w:rPr>
+                  <w:rFonts w:ascii="Arial" w:cs="Arial" w:eastAsia="Arial" w:hAnsi="Arial"/>
+                  <w:color w:val="2E75B6"/>
+                  <w:sz w:val="16"/>
+                  <w:szCs w:val="16"/>
+                  <w:u w:val="single" w:color="2E75B6"/>
+                </w:rPr>
+                <w:t xml:space="preserve">Valence electrons and ionic compounds</w:t>
+              </w:r>
+            </w:hyperlink>
+          </w:p>
+          <w:p>
+            <w:pPr>
+              <w:spacing w:after="10" w:before="0"/>
+              <w:ind w:left="120"/>
+            </w:pPr>
+            <w:r>
+              <w:rPr>
+                <w:rFonts w:ascii="Arial" w:cs="Arial" w:eastAsia="Arial" w:hAnsi="Arial"/>
+                <w:color w:val="595959"/>
+                <w:sz w:val="14"/>
+                <w:szCs w:val="14"/>
+              </w:rPr>
+              <w:t xml:space="preserve">Source: Khan Academy (English - US curriculum)</w:t>
+            </w:r>
+          </w:p>
+          <w:p>
+            <w:pPr>
+              <w:spacing w:after="10" w:before="0"/>
+              <w:ind w:left="120"/>
+            </w:pPr>
+            <w:hyperlink w:history="1" r:id="rIddmhvpjr5n6287uu1zzyqa">
+              <w:r>
+                <w:rPr>
+                  <w:rFonts w:ascii="Arial" w:cs="Arial" w:eastAsia="Arial" w:hAnsi="Arial"/>
+                  <w:color w:val="595959"/>
+                  <w:sz w:val="14"/>
+                  <w:szCs w:val="14"/>
+                  <w:u w:val="single" w:color="595959"/>
+                </w:rPr>
+                <w:t xml:space="preserve">🔍 Search ARES for similar readings</w:t>
+              </w:r>
+            </w:hyperlink>
+          </w:p>
+        </w:tc>
+        <w:tc>
+          <w:tcPr>
+            <w:tcW w:type="dxa" w:w="3040"/>
+            <w:shd w:fill="FFFFFF" w:color="auto" w:val="clear"/>
+            <w:tcMar>
+              <w:top w:type="dxa" w:w="60"/>
+              <w:left w:type="dxa" w:w="120"/>
+              <w:bottom w:type="dxa" w:w="60"/>
+              <w:right w:type="dxa" w:w="120"/>
+            </w:tcMar>
+            <w:vAlign w:val="top"/>
+          </w:tcPr>
+          <w:p>
+            <w:pPr>
+              <w:spacing w:after="40" w:before="0"/>
+              <w:jc w:val="left"/>
+            </w:pPr>
+            <w:r>
+              <w:rPr>
+                <w:rFonts w:ascii="Arial" w:cs="Arial" w:eastAsia="Arial" w:hAnsi="Arial"/>
+                <w:b w:val="false"/>
+                <w:bCs w:val="false"/>
+                <w:i w:val="false"/>
+                <w:iCs w:val="false"/>
+                <w:color w:val="000000"/>
+                <w:sz w:val="18"/>
+                <w:szCs w:val="18"/>
+              </w:rPr>
+              <w:t xml:space="preserve">Learners are shown three labelled samples on the demonstration desk: the diamond chip, the graphite pencil stick (both from the anchoring phenomenon), and a small transparent crystal of table salt (NaCl) — labelled 'iodised salt, used in ugali preparation.' The teacher poses the Predict Prompt on the board: 'NaCl contains sodium (a metal) and chlorine (a reactive gas) — yet together they form a harmless white solid we eat every day. Before we look at any diagrams, predict: (a) What do you think happens to electrons when sodium and chlorine bond? (b) Will NaCl be hard or soft? Conduct electricity or not? Why?' Learners write individual predictions in their ARES prediction journals for 4 minutes, then share with a shoulder partner for 2 minutes. Three pairs are cold-called to share predictions with the class. Predictions are recorded on a sticky-note column on the Driving Question Board labelled 'Our predictions about ionic bonding — Lesson 3.'</w:t>
+            </w:r>
+          </w:p>
+        </w:tc>
+        <w:tc>
+          <w:tcPr>
+            <w:tcW w:type="dxa" w:w="3040"/>
+            <w:shd w:fill="F2F2F2" w:color="auto" w:val="clear"/>
+            <w:tcMar>
+              <w:top w:type="dxa" w:w="60"/>
+              <w:left w:type="dxa" w:w="120"/>
+              <w:bottom w:type="dxa" w:w="60"/>
+              <w:right w:type="dxa" w:w="120"/>
+            </w:tcMar>
+            <w:vAlign w:val="top"/>
+          </w:tcPr>
+          <w:p>
+            <w:pPr>
+              <w:spacing w:after="40" w:before="0"/>
+              <w:jc w:val="left"/>
+            </w:pPr>
+            <w:r>
+              <w:rPr>
+                <w:rFonts w:ascii="Arial" w:cs="Arial" w:eastAsia="Arial" w:hAnsi="Arial"/>
+                <w:b w:val="false"/>
+                <w:bCs w:val="false"/>
+                <w:i w:val="false"/>
+                <w:iCs w:val="false"/>
+                <w:color w:val="000000"/>
+                <w:sz w:val="18"/>
+                <w:szCs w:val="18"/>
+              </w:rPr>
+              <w:t xml:space="preserve">Display the three samples prominently. Say verbatim: 'Look at this salt crystal. Yesterday a farmer in Kericho probably used salt just like this to preserve nyama choma. But what is actually happening between sodium and chlorine atoms inside this crystal? Write your prediction now — no wrong answers at this stage.' WAIT 4 minutes (individual writing). Then: 'Share with your partner — 2 minutes.' WAIT 2 minutes. Cold-call exactly 3 pairs using a random name stick. Record each prediction verbatim on the board without correcting. Ask: 'Do we all agree? Thumbs up, sideways, or down.' Note the spread of agreement for formative data. Before moving on, say: 'We are going to find out whether your predictions are right — keep them visible because we will come back to them at the end of the lesson.'</w:t>
+            </w:r>
+          </w:p>
+        </w:tc>
+        <w:tc>
+          <w:tcPr>
+            <w:tcW w:type="dxa" w:w="3040"/>
+            <w:shd w:fill="FFFFFF" w:color="auto" w:val="clear"/>
+            <w:tcMar>
+              <w:top w:type="dxa" w:w="60"/>
+              <w:left w:type="dxa" w:w="120"/>
+              <w:bottom w:type="dxa" w:w="60"/>
+              <w:right w:type="dxa" w:w="120"/>
+            </w:tcMar>
+            <w:vAlign w:val="top"/>
+          </w:tcPr>
+          <w:p>
+            <w:pPr>
+              <w:spacing w:after="40" w:before="0"/>
+              <w:jc w:val="left"/>
+            </w:pPr>
+            <w:r>
+              <w:rPr>
+                <w:rFonts w:ascii="Arial" w:cs="Arial" w:eastAsia="Arial" w:hAnsi="Arial"/>
+                <w:b w:val="false"/>
+                <w:bCs w:val="false"/>
+                <w:i w:val="false"/>
+                <w:iCs w:val="false"/>
+                <w:color w:val="000000"/>
+                <w:sz w:val="18"/>
+                <w:szCs w:val="18"/>
+              </w:rPr>
+              <w:t xml:space="preserve">Prediction Journaling with Public Commitment — by writing and then publicly sharing predictions, learners activate prior knowledge about metals, non-metals, and electron configuration (from Lesson 2) and create a cognitive 'hook' that makes subsequent evidence more memorable. Recording predictions on the DQB creates accountability and drives the need to explain.</w:t>
+            </w:r>
+          </w:p>
+        </w:tc>
+        <w:tc>
+          <w:tcPr>
+            <w:tcW w:type="dxa" w:w="3040"/>
+            <w:shd w:fill="F2F2F2" w:color="auto" w:val="clear"/>
+            <w:tcMar>
+              <w:top w:type="dxa" w:w="60"/>
+              <w:left w:type="dxa" w:w="120"/>
+              <w:bottom w:type="dxa" w:w="60"/>
+              <w:right w:type="dxa" w:w="120"/>
+            </w:tcMar>
+            <w:vAlign w:val="top"/>
+          </w:tcPr>
+          <w:p>
+            <w:pPr>
+              <w:spacing w:after="40" w:before="0"/>
+              <w:jc w:val="left"/>
+            </w:pPr>
+            <w:r>
+              <w:rPr>
+                <w:rFonts w:ascii="Arial" w:cs="Arial" w:eastAsia="Arial" w:hAnsi="Arial"/>
+                <w:b w:val="false"/>
+                <w:bCs w:val="false"/>
+                <w:i w:val="false"/>
+                <w:iCs w:val="false"/>
+                <w:color w:val="000000"/>
+                <w:sz w:val="18"/>
+                <w:szCs w:val="18"/>
+              </w:rPr>
+              <w:t xml:space="preserve">Observable indicator: Teacher scans written predictions during cold-call sharing. Look for: (1) whether learners reference valence electrons or electron transfer (shows connection to Lesson 2); (2) whether any learners spontaneously mention charges or ions (indicates prior knowledge to leverage); (3) the proportion of thumbs-up vs. thumbs-down after peer share (gauges class confidence). Record two or three specific misconceptions heard (e.g. 'they share electrons') to address explicitly in the Explain phase.</w:t>
+            </w:r>
+          </w:p>
+        </w:tc>
+      </w:tr>
+      <w:tr>
+        <w:tc>
+          <w:tcPr>
+            <w:tcW w:type="dxa" w:w="1520"/>
+            <w:shd w:fill="D9EEF1" w:color="auto" w:val="clear"/>
+            <w:tcMar>
+              <w:top w:type="dxa" w:w="60"/>
+              <w:left w:type="dxa" w:w="120"/>
+              <w:bottom w:type="dxa" w:w="60"/>
+              <w:right w:type="dxa" w:w="120"/>
+            </w:tcMar>
+            <w:vAlign w:val="top"/>
+          </w:tcPr>
+          <w:p>
+            <w:pPr>
+              <w:spacing w:after="40" w:before="0"/>
+              <w:jc w:val="left"/>
+            </w:pPr>
+            <w:r>
+              <w:rPr>
+                <w:rFonts w:ascii="Arial" w:cs="Arial" w:eastAsia="Arial" w:hAnsi="Arial"/>
+                <w:b/>
+                <w:bCs/>
+                <w:i w:val="false"/>
+                <w:iCs w:val="false"/>
+                <w:color w:val="000000"/>
+                <w:sz w:val="18"/>
+                <w:szCs w:val="18"/>
+              </w:rPr>
+              <w:t xml:space="preserve">Observe Phase</w:t>
+            </w:r>
+          </w:p>
+          <w:p>
+            <w:pPr>
+              <w:spacing w:after="20" w:before="0"/>
+            </w:pPr>
+            <w:r>
+              <w:rPr>
+                <w:rFonts w:ascii="Arial" w:cs="Arial" w:eastAsia="Arial" w:hAnsi="Arial"/>
+                <w:b/>
+                <w:bCs/>
+                <w:color w:val="1F3864"/>
+                <w:sz w:val="16"/>
+                <w:szCs w:val="16"/>
+              </w:rPr>
+              <w:t xml:space="preserve">📹 VIDEO:</w:t>
+            </w:r>
+          </w:p>
+          <w:p>
+            <w:pPr>
+              <w:spacing w:after="20" w:before="0"/>
+            </w:pPr>
+            <w:hyperlink w:history="1" r:id="rId9uknguqe5fip3xgab2nqi">
+              <w:r>
+                <w:rPr>
+                  <w:rFonts w:ascii="Arial" w:cs="Arial" w:eastAsia="Arial" w:hAnsi="Arial"/>
+                  <w:color w:val="2E75B6"/>
+                  <w:sz w:val="16"/>
+                  <w:szCs w:val="16"/>
+                  <w:u w:val="single" w:color="2E75B6"/>
+                </w:rPr>
+                <w:t xml:space="preserve">Metallic bonds</w:t>
+              </w:r>
+            </w:hyperlink>
+          </w:p>
+          <w:p>
+            <w:pPr>
+              <w:spacing w:after="10" w:before="0"/>
+              <w:ind w:left="120"/>
+            </w:pPr>
+            <w:r>
+              <w:rPr>
+                <w:rFonts w:ascii="Arial" w:cs="Arial" w:eastAsia="Arial" w:hAnsi="Arial"/>
+                <w:color w:val="595959"/>
+                <w:sz w:val="14"/>
+                <w:szCs w:val="14"/>
+              </w:rPr>
+              <w:t xml:space="preserve">Source: Khan Academy (English - US curriculum)</w:t>
+            </w:r>
+          </w:p>
+          <w:p>
+            <w:pPr>
+              <w:spacing w:after="10" w:before="0"/>
+              <w:ind w:left="120"/>
+            </w:pPr>
+            <w:hyperlink w:history="1" r:id="rIdekys1lu7cxbtnnu8f3bmx">
+              <w:r>
+                <w:rPr>
+                  <w:rFonts w:ascii="Arial" w:cs="Arial" w:eastAsia="Arial" w:hAnsi="Arial"/>
+                  <w:color w:val="595959"/>
+                  <w:sz w:val="14"/>
+                  <w:szCs w:val="14"/>
+                  <w:u w:val="single" w:color="595959"/>
+                </w:rPr>
+                <w:t xml:space="preserve">🔍 Search ARES for similar videos</w:t>
+              </w:r>
+            </w:hyperlink>
+          </w:p>
+          <w:p>
+            <w:pPr>
+              <w:spacing w:after="40" w:before="0"/>
+            </w:pPr>
+            <w:r>
+              <w:rPr>
+                <w:sz w:val="14"/>
+                <w:szCs w:val="14"/>
+              </w:rPr>
+              <w:t xml:space="preserve"/>
+            </w:r>
+          </w:p>
+          <w:p>
+            <w:pPr>
+              <w:spacing w:after="20" w:before="0"/>
+            </w:pPr>
+            <w:r>
+              <w:rPr>
+                <w:rFonts w:ascii="Arial" w:cs="Arial" w:eastAsia="Arial" w:hAnsi="Arial"/>
+                <w:b/>
+                <w:bCs/>
+                <w:color w:val="1F3864"/>
+                <w:sz w:val="16"/>
+                <w:szCs w:val="16"/>
+              </w:rPr>
               <w:t xml:space="preserve">📖 HTML:</w:t>
             </w:r>
           </w:p>
@@ -9425,7 +9731,619 @@
             <w:pPr>
               <w:spacing w:after="20" w:before="0"/>
             </w:pPr>
-            <w:hyperlink w:history="1" r:id="rIda18bwvn22opguzqnsgsen">
+            <w:hyperlink w:history="1" r:id="rId8mcatstzve_gu_oxzijyl">
+              <w:r>
+                <w:rPr>
+                  <w:rFonts w:ascii="Arial" w:cs="Arial" w:eastAsia="Arial" w:hAnsi="Arial"/>
+                  <w:color w:val="2E75B6"/>
+                  <w:sz w:val="16"/>
+                  <w:szCs w:val="16"/>
+                  <w:u w:val="single" w:color="2E75B6"/>
+                </w:rPr>
+                <w:t xml:space="preserve">Ionic Bonding (Flexbook)</w:t>
+              </w:r>
+            </w:hyperlink>
+          </w:p>
+          <w:p>
+            <w:pPr>
+              <w:spacing w:after="10" w:before="0"/>
+              <w:ind w:left="120"/>
+            </w:pPr>
+            <w:r>
+              <w:rPr>
+                <w:rFonts w:ascii="Arial" w:cs="Arial" w:eastAsia="Arial" w:hAnsi="Arial"/>
+                <w:color w:val="595959"/>
+                <w:sz w:val="14"/>
+                <w:szCs w:val="14"/>
+              </w:rPr>
+              <w:t xml:space="preserve">Source: CK-12</w:t>
+            </w:r>
+          </w:p>
+          <w:p>
+            <w:pPr>
+              <w:spacing w:after="10" w:before="0"/>
+              <w:ind w:left="120"/>
+            </w:pPr>
+            <w:hyperlink w:history="1" r:id="rIdyddqpzyie4bjohsqucxqm">
+              <w:r>
+                <w:rPr>
+                  <w:rFonts w:ascii="Arial" w:cs="Arial" w:eastAsia="Arial" w:hAnsi="Arial"/>
+                  <w:color w:val="595959"/>
+                  <w:sz w:val="14"/>
+                  <w:szCs w:val="14"/>
+                  <w:u w:val="single" w:color="595959"/>
+                </w:rPr>
+                <w:t xml:space="preserve">🔍 Search ARES for similar readings</w:t>
+              </w:r>
+            </w:hyperlink>
+          </w:p>
+        </w:tc>
+        <w:tc>
+          <w:tcPr>
+            <w:tcW w:type="dxa" w:w="3040"/>
+            <w:shd w:fill="FFFFFF" w:color="auto" w:val="clear"/>
+            <w:tcMar>
+              <w:top w:type="dxa" w:w="60"/>
+              <w:left w:type="dxa" w:w="120"/>
+              <w:bottom w:type="dxa" w:w="60"/>
+              <w:right w:type="dxa" w:w="120"/>
+            </w:tcMar>
+            <w:vAlign w:val="top"/>
+          </w:tcPr>
+          <w:p>
+            <w:pPr>
+              <w:spacing w:after="40" w:before="0"/>
+              <w:jc w:val="left"/>
+            </w:pPr>
+            <w:r>
+              <w:rPr>
+                <w:rFonts w:ascii="Arial" w:cs="Arial" w:eastAsia="Arial" w:hAnsi="Arial"/>
+                <w:b w:val="false"/>
+                <w:bCs w:val="false"/>
+                <w:i w:val="false"/>
+                <w:iCs w:val="false"/>
+                <w:color w:val="000000"/>
+                <w:sz w:val="18"/>
+                <w:szCs w:val="18"/>
+              </w:rPr>
+              <w:t xml:space="preserve">Activity A — Electron Transfer Card Model (10 min): Each group of four receives an envelope containing: one 'Na atom' card (showing 2,8,1 electron shells), one 'Cl atom' card (showing 2,8,7 electron shells), and 11 small circular 'electron' tokens. Groups physically move the single outer electron token from the Na card to the Cl card, observe that Na now has a full outer shell (2,8) and Cl now has a full outer shell (2,8,8), then label each card with its resulting ion charge (Na⁺ and Cl⁻). Groups record: 'What changed? What stayed the same?' in their ARES observation journals. Activity B — Simulation (10 min): The teacher plays a 3-minute PhET-style ionic bonding simulation (or ARES offline animation) showing Na and Cl atoms approaching, electron transfer occurring, and the resulting ions packing into a 3-D lattice. Learners watch once, then watch a second time pausing at three key moments: (i) just before transfer, (ii) just after transfer (ions formed), (iii) lattice assembled. At each pause learners write one observation sentence. Groups then compare observation sentences with an adjacent group.</w:t>
+            </w:r>
+          </w:p>
+        </w:tc>
+        <w:tc>
+          <w:tcPr>
+            <w:tcW w:type="dxa" w:w="3040"/>
+            <w:shd w:fill="F2F2F2" w:color="auto" w:val="clear"/>
+            <w:tcMar>
+              <w:top w:type="dxa" w:w="60"/>
+              <w:left w:type="dxa" w:w="120"/>
+              <w:bottom w:type="dxa" w:w="60"/>
+              <w:right w:type="dxa" w:w="120"/>
+            </w:tcMar>
+            <w:vAlign w:val="top"/>
+          </w:tcPr>
+          <w:p>
+            <w:pPr>
+              <w:spacing w:after="40" w:before="0"/>
+              <w:jc w:val="left"/>
+            </w:pPr>
+            <w:r>
+              <w:rPr>
+                <w:rFonts w:ascii="Arial" w:cs="Arial" w:eastAsia="Arial" w:hAnsi="Arial"/>
+                <w:b w:val="false"/>
+                <w:bCs w:val="false"/>
+                <w:i w:val="false"/>
+                <w:iCs w:val="false"/>
+                <w:color w:val="000000"/>
+                <w:sz w:val="18"/>
+                <w:szCs w:val="18"/>
+              </w:rPr>
+              <w:t xml:space="preserve">Distribute envelopes before the lesson starts to save time. Say: 'Your job right now is NOT to explain — just to observe and record what you see happening to the electrons.' During Activity A, circulate to all six groups within 5 minutes. At each group ask: 'Which atom gave up the electron? Which atom received it? How do you know?' WAIT 10 seconds after each question before accepting an answer. For Activity B, pause the simulation at each marked timestamp (use a sticky note on the screen edge as a cue). At pause (ii) ask the class: 'What is the charge on sodium now? Chlorine now? How do you know?' Cold-call 2 learners who have not yet spoken today. At pause (iii) say: 'Look at the pattern of ions in the lattice. How is this arrangement similar to — or different from — the 3-D tetrahedral network we described for diamond in Lesson 1?' WAIT 15 seconds. Accept 2 responses.</w:t>
+            </w:r>
+          </w:p>
+        </w:tc>
+        <w:tc>
+          <w:tcPr>
+            <w:tcW w:type="dxa" w:w="3040"/>
+            <w:shd w:fill="FFFFFF" w:color="auto" w:val="clear"/>
+            <w:tcMar>
+              <w:top w:type="dxa" w:w="60"/>
+              <w:left w:type="dxa" w:w="120"/>
+              <w:bottom w:type="dxa" w:w="60"/>
+              <w:right w:type="dxa" w:w="120"/>
+            </w:tcMar>
+            <w:vAlign w:val="top"/>
+          </w:tcPr>
+          <w:p>
+            <w:pPr>
+              <w:spacing w:after="40" w:before="0"/>
+              <w:jc w:val="left"/>
+            </w:pPr>
+            <w:r>
+              <w:rPr>
+                <w:rFonts w:ascii="Arial" w:cs="Arial" w:eastAsia="Arial" w:hAnsi="Arial"/>
+                <w:b w:val="false"/>
+                <w:bCs w:val="false"/>
+                <w:i w:val="false"/>
+                <w:iCs w:val="false"/>
+                <w:color w:val="000000"/>
+                <w:sz w:val="18"/>
+                <w:szCs w:val="18"/>
+              </w:rPr>
+              <w:t xml:space="preserve">Concrete-Representational-Abstract (CRA) Progression — the physical electron token cards (concrete) bridge to the simulation (representational/visual) before learners encounter formal dot-and-cross diagrams (abstract). This progression is especially important for the sub-atomic scale, which learners cannot directly observe. The simulation also makes the lattice's 3-D geometry visible, pre-loading understanding needed for the Model Building phase.</w:t>
+            </w:r>
+          </w:p>
+        </w:tc>
+        <w:tc>
+          <w:tcPr>
+            <w:tcW w:type="dxa" w:w="3040"/>
+            <w:shd w:fill="F2F2F2" w:color="auto" w:val="clear"/>
+            <w:tcMar>
+              <w:top w:type="dxa" w:w="60"/>
+              <w:left w:type="dxa" w:w="120"/>
+              <w:bottom w:type="dxa" w:w="60"/>
+              <w:right w:type="dxa" w:w="120"/>
+            </w:tcMar>
+            <w:vAlign w:val="top"/>
+          </w:tcPr>
+          <w:p>
+            <w:pPr>
+              <w:spacing w:after="40" w:before="0"/>
+              <w:jc w:val="left"/>
+            </w:pPr>
+            <w:r>
+              <w:rPr>
+                <w:rFonts w:ascii="Arial" w:cs="Arial" w:eastAsia="Arial" w:hAnsi="Arial"/>
+                <w:b w:val="false"/>
+                <w:bCs w:val="false"/>
+                <w:i w:val="false"/>
+                <w:iCs w:val="false"/>
+                <w:color w:val="000000"/>
+                <w:sz w:val="18"/>
+                <w:szCs w:val="18"/>
+              </w:rPr>
+              <w:t xml:space="preserve">Observable indicator: During Activity A, check that all groups correctly place the electron token on the Cl card (not the Na card) and write 'Na⁺' and 'Cl⁻' (with correct charges). Common error to watch for: groups writing 'Na⁻' or failing to write charges at all — intervene immediately with the prompt 'If sodium loses a negative electron, what sign does sodium's overall charge become?' During Activity B, collect one observation journal per group after the simulation; scan for the three required observation sentences — flag any group that wrote fewer than three.</w:t>
+            </w:r>
+          </w:p>
+        </w:tc>
+      </w:tr>
+      <w:tr>
+        <w:tc>
+          <w:tcPr>
+            <w:tcW w:type="dxa" w:w="1520"/>
+            <w:shd w:fill="E2EFDA" w:color="auto" w:val="clear"/>
+            <w:tcMar>
+              <w:top w:type="dxa" w:w="60"/>
+              <w:left w:type="dxa" w:w="120"/>
+              <w:bottom w:type="dxa" w:w="60"/>
+              <w:right w:type="dxa" w:w="120"/>
+            </w:tcMar>
+            <w:vAlign w:val="top"/>
+          </w:tcPr>
+          <w:p>
+            <w:pPr>
+              <w:spacing w:after="40" w:before="0"/>
+              <w:jc w:val="left"/>
+            </w:pPr>
+            <w:r>
+              <w:rPr>
+                <w:rFonts w:ascii="Arial" w:cs="Arial" w:eastAsia="Arial" w:hAnsi="Arial"/>
+                <w:b/>
+                <w:bCs/>
+                <w:i w:val="false"/>
+                <w:iCs w:val="false"/>
+                <w:color w:val="000000"/>
+                <w:sz w:val="18"/>
+                <w:szCs w:val="18"/>
+              </w:rPr>
+              <w:t xml:space="preserve">Explain Phase</w:t>
+            </w:r>
+          </w:p>
+          <w:p>
+            <w:pPr>
+              <w:spacing w:after="20" w:before="0"/>
+            </w:pPr>
+            <w:r>
+              <w:rPr>
+                <w:rFonts w:ascii="Arial" w:cs="Arial" w:eastAsia="Arial" w:hAnsi="Arial"/>
+                <w:b/>
+                <w:bCs/>
+                <w:color w:val="1F3864"/>
+                <w:sz w:val="16"/>
+                <w:szCs w:val="16"/>
+              </w:rPr>
+              <w:t xml:space="preserve">📹 VIDEO:</w:t>
+            </w:r>
+          </w:p>
+          <w:p>
+            <w:pPr>
+              <w:spacing w:after="20" w:before="0"/>
+            </w:pPr>
+            <w:hyperlink w:history="1" r:id="rId9wnygq6ky7j1qsj5s7rph">
+              <w:r>
+                <w:rPr>
+                  <w:rFonts w:ascii="Arial" w:cs="Arial" w:eastAsia="Arial" w:hAnsi="Arial"/>
+                  <w:color w:val="2E75B6"/>
+                  <w:sz w:val="16"/>
+                  <w:szCs w:val="16"/>
+                  <w:u w:val="single" w:color="2E75B6"/>
+                </w:rPr>
+                <w:t xml:space="preserve">Valence electrons and ionic compounds</w:t>
+              </w:r>
+            </w:hyperlink>
+          </w:p>
+          <w:p>
+            <w:pPr>
+              <w:spacing w:after="10" w:before="0"/>
+              <w:ind w:left="120"/>
+            </w:pPr>
+            <w:r>
+              <w:rPr>
+                <w:rFonts w:ascii="Arial" w:cs="Arial" w:eastAsia="Arial" w:hAnsi="Arial"/>
+                <w:color w:val="595959"/>
+                <w:sz w:val="14"/>
+                <w:szCs w:val="14"/>
+              </w:rPr>
+              <w:t xml:space="preserve">Source: Khan Academy (English - US curriculum)</w:t>
+            </w:r>
+          </w:p>
+          <w:p>
+            <w:pPr>
+              <w:spacing w:after="10" w:before="0"/>
+              <w:ind w:left="120"/>
+            </w:pPr>
+            <w:hyperlink w:history="1" r:id="rIdmaexk3a6q-kogcjevnvrt">
+              <w:r>
+                <w:rPr>
+                  <w:rFonts w:ascii="Arial" w:cs="Arial" w:eastAsia="Arial" w:hAnsi="Arial"/>
+                  <w:color w:val="595959"/>
+                  <w:sz w:val="14"/>
+                  <w:szCs w:val="14"/>
+                  <w:u w:val="single" w:color="595959"/>
+                </w:rPr>
+                <w:t xml:space="preserve">🔍 Search ARES for similar videos</w:t>
+              </w:r>
+            </w:hyperlink>
+          </w:p>
+          <w:p>
+            <w:pPr>
+              <w:spacing w:after="40" w:before="0"/>
+            </w:pPr>
+            <w:r>
+              <w:rPr>
+                <w:sz w:val="14"/>
+                <w:szCs w:val="14"/>
+              </w:rPr>
+              <w:t xml:space="preserve"/>
+            </w:r>
+          </w:p>
+          <w:p>
+            <w:pPr>
+              <w:spacing w:after="20" w:before="0"/>
+            </w:pPr>
+            <w:r>
+              <w:rPr>
+                <w:rFonts w:ascii="Arial" w:cs="Arial" w:eastAsia="Arial" w:hAnsi="Arial"/>
+                <w:b/>
+                <w:bCs/>
+                <w:color w:val="1F3864"/>
+                <w:sz w:val="16"/>
+                <w:szCs w:val="16"/>
+              </w:rPr>
+              <w:t xml:space="preserve">📖 EXERCISE:</w:t>
+            </w:r>
+          </w:p>
+          <w:p>
+            <w:pPr>
+              <w:spacing w:after="20" w:before="0"/>
+            </w:pPr>
+            <w:hyperlink w:history="1" r:id="rIdii2eempzvcp5wqs1ka7l2">
+              <w:r>
+                <w:rPr>
+                  <w:rFonts w:ascii="Arial" w:cs="Arial" w:eastAsia="Arial" w:hAnsi="Arial"/>
+                  <w:color w:val="2E75B6"/>
+                  <w:sz w:val="16"/>
+                  <w:szCs w:val="16"/>
+                  <w:u w:val="single" w:color="2E75B6"/>
+                </w:rPr>
+                <w:t xml:space="preserve">Ionic Bonding Practice</w:t>
+              </w:r>
+            </w:hyperlink>
+          </w:p>
+          <w:p>
+            <w:pPr>
+              <w:spacing w:after="10" w:before="0"/>
+              <w:ind w:left="120"/>
+            </w:pPr>
+            <w:r>
+              <w:rPr>
+                <w:rFonts w:ascii="Arial" w:cs="Arial" w:eastAsia="Arial" w:hAnsi="Arial"/>
+                <w:color w:val="595959"/>
+                <w:sz w:val="14"/>
+                <w:szCs w:val="14"/>
+              </w:rPr>
+              <w:t xml:space="preserve">Source: CK-12</w:t>
+            </w:r>
+          </w:p>
+          <w:p>
+            <w:pPr>
+              <w:spacing w:after="10" w:before="0"/>
+              <w:ind w:left="120"/>
+            </w:pPr>
+            <w:hyperlink w:history="1" r:id="rIdaykefndyuzwgo3jfphbvn">
+              <w:r>
+                <w:rPr>
+                  <w:rFonts w:ascii="Arial" w:cs="Arial" w:eastAsia="Arial" w:hAnsi="Arial"/>
+                  <w:color w:val="595959"/>
+                  <w:sz w:val="14"/>
+                  <w:szCs w:val="14"/>
+                  <w:u w:val="single" w:color="595959"/>
+                </w:rPr>
+                <w:t xml:space="preserve">🔍 Search ARES for similar readings</w:t>
+              </w:r>
+            </w:hyperlink>
+          </w:p>
+        </w:tc>
+        <w:tc>
+          <w:tcPr>
+            <w:tcW w:type="dxa" w:w="3040"/>
+            <w:shd w:fill="FFFFFF" w:color="auto" w:val="clear"/>
+            <w:tcMar>
+              <w:top w:type="dxa" w:w="60"/>
+              <w:left w:type="dxa" w:w="120"/>
+              <w:bottom w:type="dxa" w:w="60"/>
+              <w:right w:type="dxa" w:w="120"/>
+            </w:tcMar>
+            <w:vAlign w:val="top"/>
+          </w:tcPr>
+          <w:p>
+            <w:pPr>
+              <w:spacing w:after="40" w:before="0"/>
+              <w:jc w:val="left"/>
+            </w:pPr>
+            <w:r>
+              <w:rPr>
+                <w:rFonts w:ascii="Arial" w:cs="Arial" w:eastAsia="Arial" w:hAnsi="Arial"/>
+                <w:b w:val="false"/>
+                <w:bCs w:val="false"/>
+                <w:i w:val="false"/>
+                <w:iCs w:val="false"/>
+                <w:color w:val="000000"/>
+                <w:sz w:val="18"/>
+                <w:szCs w:val="18"/>
+              </w:rPr>
+              <w:t xml:space="preserve">Part A — Dot-and-Cross Diagrams (12 min): Learners individually draw a complete dot-and-cross diagram for NaCl formation in their ARES journals, following a worked example on the board that the teacher builds step-by-step. The diagram must show: (i) Na atom with 1 dot (valence electron), (ii) Cl atom with 7 crosses (valence electrons), (iii) the transfer arrow, (iv) Na⁺ ion (empty outer shell, square brackets, charge), (v) Cl⁻ ion (full outer shell of 8, square brackets, charge), (vi) the electrostatic attraction arrow labelled 'ionic bond.' Learners then attempt a second diagram independently: MgO (magnesium oxide — used as a refractory lining in Kenyan steel plants in Mombasa). Part B — Conceptual Lattice Energy (5 min): Teacher uses the analogy of the Nairobi City Market — 'Imagine thousands of traders (ions) packed into a tight, organised market structure. It takes a LOT of energy (heat) to separate them all. That energy needed to pull the lattice apart is related to what chemists call lattice energy.' Learners write a two-sentence summary of lattice energy in their own words. Part C — Property Prediction Table (3 min): Learners complete a pre-printed table predicting: melting point (high/low?), solubility in water (yes/no?), electrical conductivity as solid / as solution / when molten (yes/no?), and hardness/brittleness. They write a reason for each prediction using the phrase 'because the ions…'</w:t>
+            </w:r>
+          </w:p>
+        </w:tc>
+        <w:tc>
+          <w:tcPr>
+            <w:tcW w:type="dxa" w:w="3040"/>
+            <w:shd w:fill="F2F2F2" w:color="auto" w:val="clear"/>
+            <w:tcMar>
+              <w:top w:type="dxa" w:w="60"/>
+              <w:left w:type="dxa" w:w="120"/>
+              <w:bottom w:type="dxa" w:w="60"/>
+              <w:right w:type="dxa" w:w="120"/>
+            </w:tcMar>
+            <w:vAlign w:val="top"/>
+          </w:tcPr>
+          <w:p>
+            <w:pPr>
+              <w:spacing w:after="40" w:before="0"/>
+              <w:jc w:val="left"/>
+            </w:pPr>
+            <w:r>
+              <w:rPr>
+                <w:rFonts w:ascii="Arial" w:cs="Arial" w:eastAsia="Arial" w:hAnsi="Arial"/>
+                <w:b w:val="false"/>
+                <w:bCs w:val="false"/>
+                <w:i w:val="false"/>
+                <w:iCs w:val="false"/>
+                <w:color w:val="000000"/>
+                <w:sz w:val="18"/>
+                <w:szCs w:val="18"/>
+              </w:rPr>
+              <w:t xml:space="preserve">For Part A: Build the dot-and-cross diagram on the board in silence for the first 60 seconds, then narrate each step aloud. Say: 'I am using dots for sodium's electrons and crosses for chlorine's electrons so we can track which electrons belong to which atom — this is the convention used in all Kenyan Chemistry examinations.' After completing the NaCl example, say: 'Now draw MgO independently. Magnesium is in Group 2 — how many valence electrons does it have? Chlorine— sorry — oxygen is in Group 6 — how many does it have? Begin.' WAIT 4 minutes. Cold-call 1 learner to draw their MgO diagram on the board. Class gives a 'glow and grow' (one praise, one suggested improvement). For Part B: Tell the Nairobi City Market analogy, then ask: 'Using this analogy, why does NaCl have a high melting point?' WAIT 10 seconds. Cold-call 2 learners. For Part C: Circulate as learners complete the prediction table. Stamp or tick completed tables — this table feeds directly into Lesson 5's investigation.</w:t>
+            </w:r>
+          </w:p>
+        </w:tc>
+        <w:tc>
+          <w:tcPr>
+            <w:tcW w:type="dxa" w:w="3040"/>
+            <w:shd w:fill="FFFFFF" w:color="auto" w:val="clear"/>
+            <w:tcMar>
+              <w:top w:type="dxa" w:w="60"/>
+              <w:left w:type="dxa" w:w="120"/>
+              <w:bottom w:type="dxa" w:w="60"/>
+              <w:right w:type="dxa" w:w="120"/>
+            </w:tcMar>
+            <w:vAlign w:val="top"/>
+          </w:tcPr>
+          <w:p>
+            <w:pPr>
+              <w:spacing w:after="40" w:before="0"/>
+              <w:jc w:val="left"/>
+            </w:pPr>
+            <w:r>
+              <w:rPr>
+                <w:rFonts w:ascii="Arial" w:cs="Arial" w:eastAsia="Arial" w:hAnsi="Arial"/>
+                <w:b w:val="false"/>
+                <w:bCs w:val="false"/>
+                <w:i w:val="false"/>
+                <w:iCs w:val="false"/>
+                <w:color w:val="000000"/>
+                <w:sz w:val="18"/>
+                <w:szCs w:val="18"/>
+              </w:rPr>
+              <w:t xml:space="preserve">Worked Example → Guided Practice → Independent Transfer (I Do – We Do – You Do) — the teacher models NaCl, the class co-evaluates MgO, building learner confidence for independent diagram work. The City Market analogy (culturally grounded in Nairobi) makes the abstract concept of lattice energy tangible. The Property Prediction Table operationalises the NGSS practice of 'Constructing Explanations' by requiring learners to link sub-atomic structure to macroscopic properties using causal language ('because the ions…').</w:t>
+            </w:r>
+          </w:p>
+        </w:tc>
+        <w:tc>
+          <w:tcPr>
+            <w:tcW w:type="dxa" w:w="3040"/>
+            <w:shd w:fill="F2F2F2" w:color="auto" w:val="clear"/>
+            <w:tcMar>
+              <w:top w:type="dxa" w:w="60"/>
+              <w:left w:type="dxa" w:w="120"/>
+              <w:bottom w:type="dxa" w:w="60"/>
+              <w:right w:type="dxa" w:w="120"/>
+            </w:tcMar>
+            <w:vAlign w:val="top"/>
+          </w:tcPr>
+          <w:p>
+            <w:pPr>
+              <w:spacing w:after="40" w:before="0"/>
+              <w:jc w:val="left"/>
+            </w:pPr>
+            <w:r>
+              <w:rPr>
+                <w:rFonts w:ascii="Arial" w:cs="Arial" w:eastAsia="Arial" w:hAnsi="Arial"/>
+                <w:b w:val="false"/>
+                <w:bCs w:val="false"/>
+                <w:i w:val="false"/>
+                <w:iCs w:val="false"/>
+                <w:color w:val="000000"/>
+                <w:sz w:val="18"/>
+                <w:szCs w:val="18"/>
+              </w:rPr>
+              <w:t xml:space="preserve">Observable indicator: Collect 5 randomly selected MgO dot-and-cross diagrams (use a random name stick). Mark against a four-point checklist: (1) correct valence electrons shown for Mg and O, (2) transfer of 2 electrons shown, (3) correct charges Mg²⁺ and O²⁻ in brackets, (4) ionic bond labelled. Score distribution informs whether reteaching is needed before Lesson 4. In the Property Prediction Table, the minimum acceptable response is a prediction with a reason referencing 'ions' or 'charges' — blanks or reasons referencing 'molecules' indicate a misconception to address.</w:t>
+            </w:r>
+          </w:p>
+        </w:tc>
+      </w:tr>
+      <w:tr>
+        <w:tc>
+          <w:tcPr>
+            <w:tcW w:type="dxa" w:w="1520"/>
+            <w:shd w:fill="FCE4D6" w:color="auto" w:val="clear"/>
+            <w:tcMar>
+              <w:top w:type="dxa" w:w="60"/>
+              <w:left w:type="dxa" w:w="120"/>
+              <w:bottom w:type="dxa" w:w="60"/>
+              <w:right w:type="dxa" w:w="120"/>
+            </w:tcMar>
+            <w:vAlign w:val="top"/>
+          </w:tcPr>
+          <w:p>
+            <w:pPr>
+              <w:spacing w:after="40" w:before="0"/>
+              <w:jc w:val="left"/>
+            </w:pPr>
+            <w:r>
+              <w:rPr>
+                <w:rFonts w:ascii="Arial" w:cs="Arial" w:eastAsia="Arial" w:hAnsi="Arial"/>
+                <w:b/>
+                <w:bCs/>
+                <w:i w:val="false"/>
+                <w:iCs w:val="false"/>
+                <w:color w:val="000000"/>
+                <w:sz w:val="18"/>
+                <w:szCs w:val="18"/>
+              </w:rPr>
+              <w:t xml:space="preserve">Driving Question Board (DQB) Creation</w:t>
+            </w:r>
+          </w:p>
+          <w:p>
+            <w:pPr>
+              <w:spacing w:after="20" w:before="0"/>
+            </w:pPr>
+            <w:r>
+              <w:rPr>
+                <w:rFonts w:ascii="Arial" w:cs="Arial" w:eastAsia="Arial" w:hAnsi="Arial"/>
+                <w:b/>
+                <w:bCs/>
+                <w:color w:val="1F3864"/>
+                <w:sz w:val="16"/>
+                <w:szCs w:val="16"/>
+              </w:rPr>
+              <w:t xml:space="preserve">📹 VIDEO:</w:t>
+            </w:r>
+          </w:p>
+          <w:p>
+            <w:pPr>
+              <w:spacing w:after="20" w:before="0"/>
+            </w:pPr>
+            <w:hyperlink w:history="1" r:id="rId41gd7hjuapbtxyrtfsgjk">
+              <w:r>
+                <w:rPr>
+                  <w:rFonts w:ascii="Arial" w:cs="Arial" w:eastAsia="Arial" w:hAnsi="Arial"/>
+                  <w:color w:val="2E75B6"/>
+                  <w:sz w:val="16"/>
+                  <w:szCs w:val="16"/>
+                  <w:u w:val="single" w:color="2E75B6"/>
+                </w:rPr>
+                <w:t xml:space="preserve">Ionic bonds</w:t>
+              </w:r>
+            </w:hyperlink>
+          </w:p>
+          <w:p>
+            <w:pPr>
+              <w:spacing w:after="10" w:before="0"/>
+              <w:ind w:left="120"/>
+            </w:pPr>
+            <w:r>
+              <w:rPr>
+                <w:rFonts w:ascii="Arial" w:cs="Arial" w:eastAsia="Arial" w:hAnsi="Arial"/>
+                <w:color w:val="595959"/>
+                <w:sz w:val="14"/>
+                <w:szCs w:val="14"/>
+              </w:rPr>
+              <w:t xml:space="preserve">Source: Khan Academy (English - US curriculum)</w:t>
+            </w:r>
+          </w:p>
+          <w:p>
+            <w:pPr>
+              <w:spacing w:after="10" w:before="0"/>
+              <w:ind w:left="120"/>
+            </w:pPr>
+            <w:hyperlink w:history="1" r:id="rIdmhpe1cn47tnfjgvprjmfo">
+              <w:r>
+                <w:rPr>
+                  <w:rFonts w:ascii="Arial" w:cs="Arial" w:eastAsia="Arial" w:hAnsi="Arial"/>
+                  <w:color w:val="595959"/>
+                  <w:sz w:val="14"/>
+                  <w:szCs w:val="14"/>
+                  <w:u w:val="single" w:color="595959"/>
+                </w:rPr>
+                <w:t xml:space="preserve">🔍 Search ARES for similar videos</w:t>
+              </w:r>
+            </w:hyperlink>
+          </w:p>
+          <w:p>
+            <w:pPr>
+              <w:spacing w:after="40" w:before="0"/>
+            </w:pPr>
+            <w:r>
+              <w:rPr>
+                <w:sz w:val="14"/>
+                <w:szCs w:val="14"/>
+              </w:rPr>
+              <w:t xml:space="preserve"/>
+            </w:r>
+          </w:p>
+          <w:p>
+            <w:pPr>
+              <w:spacing w:after="20" w:before="0"/>
+            </w:pPr>
+            <w:r>
+              <w:rPr>
+                <w:rFonts w:ascii="Arial" w:cs="Arial" w:eastAsia="Arial" w:hAnsi="Arial"/>
+                <w:b/>
+                <w:bCs/>
+                <w:color w:val="1F3864"/>
+                <w:sz w:val="16"/>
+                <w:szCs w:val="16"/>
+              </w:rPr>
+              <w:t xml:space="preserve">📖 HTML:</w:t>
+            </w:r>
+          </w:p>
+          <w:p>
+            <w:pPr>
+              <w:spacing w:after="20" w:before="0"/>
+            </w:pPr>
+            <w:hyperlink w:history="1" r:id="rId5er_8qc0dk0pfasll3duc">
               <w:r>
                 <w:rPr>
                   <w:rFonts w:ascii="Arial" w:cs="Arial" w:eastAsia="Arial" w:hAnsi="Arial"/>
@@ -9458,7 +10376,7 @@
               <w:spacing w:after="10" w:before="0"/>
               <w:ind w:left="120"/>
             </w:pPr>
-            <w:hyperlink w:history="1" r:id="rIdl4thdywswrbk29sh7dyi6">
+            <w:hyperlink w:history="1" r:id="rIdpvvra62jhliprvcrajz8z">
               <w:r>
                 <w:rPr>
                   <w:rFonts w:ascii="Arial" w:cs="Arial" w:eastAsia="Arial" w:hAnsi="Arial"/>
@@ -9500,7 +10418,7 @@
                 <w:sz w:val="18"/>
                 <w:szCs w:val="18"/>
               </w:rPr>
-              <w:t xml:space="preserve">Learners are shown three labelled samples on the demonstration desk: the diamond chip, the graphite pencil stick (both from the anchoring phenomenon), and a small transparent crystal of table salt (NaCl) — labelled 'iodised salt, used in ugali preparation.' The teacher poses the Predict Prompt on the board: 'NaCl contains sodium (a metal) and chlorine (a reactive gas) — yet together they form a harmless white solid we eat every day. Before we look at any diagrams, predict: (a) What do you think happens to electrons when sodium and chlorine bond? (b) Will NaCl be hard or soft? Conduct electricity or not? Why?' Learners write individual predictions in their ARES prediction journals for 4 minutes, then share with a shoulder partner for 2 minutes. Three pairs are cold-called to share predictions with the class. Predictions are recorded on a sticky-note column on the Driving Question Board labelled 'Our predictions about ionic bonding — Lesson 3.'</w:t>
+              <w:t xml:space="preserve">Each learner writes two sticky notes: (1) GREEN — 'One thing I now understand about bonding that I did not understand at the start of Lesson 3'; (2) ORANGE — 'One new question this lesson raised for me.' Learners place sticky notes on the class DQB in the designated Lesson 3 row. The teacher reads 3–4 orange questions aloud and the class votes (show of hands) on which new question is MOST important for the sequence to answer. The winning question is circled and labelled 'Priority Question — to be answered by Lesson ___' (teacher fills in the lesson number based on the storyline). The teacher then explicitly connects today's learning back to the anchoring phenomenon by asking: 'We now know NaCl forms a giant ionic lattice. Go back to our original puzzle — diamond also forms a giant structure, but a covalent one. What is ONE difference you expect between ionic and covalent giant structures?' Learners discuss in pairs for 90 seconds, then one pair shares.</w:t>
             </w:r>
           </w:p>
         </w:tc>
@@ -9532,7 +10450,7 @@
                 <w:sz w:val="18"/>
                 <w:szCs w:val="18"/>
               </w:rPr>
-              <w:t xml:space="preserve">Display the three samples prominently. Say verbatim: 'Look at this salt crystal. Yesterday a farmer in Kericho probably used salt just like this to preserve nyama choma. But what is actually happening between sodium and chlorine atoms inside this crystal? Write your prediction now — no wrong answers at this stage.' WAIT 4 minutes (individual writing). Then: 'Share with your partner — 2 minutes.' WAIT 2 minutes. Cold-call exactly 3 pairs using a random name stick. Record each prediction verbatim on the board without correcting. Ask: 'Do we all agree? Thumbs up, sideways, or down.' Note the spread of agreement for formative data. Before moving on, say: 'We are going to find out whether your predictions are right — keep them visible because we will come back to them at the end of the lesson.'</w:t>
+              <w:t xml:space="preserve">Distribute two sticky notes per learner before this phase. Say: 'Green note: one genuine understanding — not 'I learned about bonding' but something specific, like 'I now understand why sodium becomes positive.' Orange note: one genuine question — something you are still confused about or curious about.' WAIT 3 minutes for writing. Direct learners to the DQB. Read 4 orange questions aloud using a neutral tone — do not answer them yet. Say: 'Which of these questions do you most want science to answer? Raise your hand for the question that puzzles you most.' Tally hands visibly. Circle the winner. Then ask the bridging question about diamond vs. ionic structures. WAIT 90 seconds for pair talk. Cold-call 1 pair. Affirm the response and say: 'Hold that thought — in Lesson 4 we investigate covalent bonding, and in Lesson 7 we will look directly at diamond's giant covalent structure. Your question is exactly the right one to be asking.'</w:t>
             </w:r>
           </w:p>
         </w:tc>
@@ -9564,7 +10482,7 @@
                 <w:sz w:val="18"/>
                 <w:szCs w:val="18"/>
               </w:rPr>
-              <w:t xml:space="preserve">Prediction Journaling with Public Commitment — by writing and then publicly sharing predictions, learners activate prior knowledge about metals, non-metals, and electron configuration (from Lesson 2) and create a cognitive 'hook' that makes subsequent evidence more memorable. Recording predictions on the DQB creates accountability and drives the need to explain.</w:t>
+              <w:t xml:space="preserve">Driving Question Board as Epistemic Tracker — the two-colour sticky note system (understanding vs. question) makes metacognition visible for both learners and the teacher. The class vote on the priority orange question gives learners genuine agency in the inquiry sequence and models how scientists prioritise research questions. The explicit bridging prompt back to diamond/graphite prevents lesson-level knowledge from becoming isolated and reinforces the unit's coherent storyline.</w:t>
             </w:r>
           </w:p>
         </w:tc>
@@ -9596,7 +10514,7 @@
                 <w:sz w:val="18"/>
                 <w:szCs w:val="18"/>
               </w:rPr>
-              <w:t xml:space="preserve">Observable indicator: Teacher scans written predictions during cold-call sharing. Look for: (1) whether learners reference valence electrons or electron transfer (shows connection to Lesson 2); (2) whether any learners spontaneously mention charges or ions (indicates prior knowledge to leverage); (3) the proportion of thumbs-up vs. thumbs-down after peer share (gauges class confidence). Record two or three specific misconceptions heard (e.g. 'they share electrons') to address explicitly in the Explain phase.</w:t>
+              <w:t xml:space="preserve">Observable indicator: Scan green sticky notes for specificity — vague notes ('I learned ionic bonding') indicate surface processing; specific notes ('I understand that Na loses 1 electron to become Na⁺ because it then has a full outer shell') indicate deeper processing. Orange sticky notes reveal productive confusions (e.g. 'Why doesn't NaCl conduct as a solid?') versus conceptual gaps (e.g. 'What is an electron?') — the latter requires individual follow-up. Photograph the DQB at the end of each lesson for the teacher's ongoing assessment record.</w:t>
             </w:r>
           </w:p>
         </w:tc>
@@ -9605,32 +10523,32 @@
         <w:tc>
           <w:tcPr>
             <w:tcW w:type="dxa" w:w="1520"/>
-            <w:shd w:fill="D9EEF1" w:color="auto" w:val="clear"/>
-            <w:tcMar>
-              <w:top w:type="dxa" w:w="60"/>
-              <w:left w:type="dxa" w:w="120"/>
-              <w:bottom w:type="dxa" w:w="60"/>
-              <w:right w:type="dxa" w:w="120"/>
-            </w:tcMar>
-            <w:vAlign w:val="top"/>
-          </w:tcPr>
-          <w:p>
-            <w:pPr>
-              <w:spacing w:after="40" w:before="0"/>
-              <w:jc w:val="left"/>
-            </w:pPr>
-            <w:r>
-              <w:rPr>
-                <w:rFonts w:ascii="Arial" w:cs="Arial" w:eastAsia="Arial" w:hAnsi="Arial"/>
-                <w:b/>
-                <w:bCs/>
-                <w:i w:val="false"/>
-                <w:iCs w:val="false"/>
-                <w:color w:val="000000"/>
-                <w:sz w:val="18"/>
-                <w:szCs w:val="18"/>
-              </w:rPr>
-              <w:t xml:space="preserve">Observe Phase</w:t>
+            <w:shd w:fill="D5E8F0" w:color="auto" w:val="clear"/>
+            <w:tcMar>
+              <w:top w:type="dxa" w:w="60"/>
+              <w:left w:type="dxa" w:w="120"/>
+              <w:bottom w:type="dxa" w:w="60"/>
+              <w:right w:type="dxa" w:w="120"/>
+            </w:tcMar>
+            <w:vAlign w:val="top"/>
+          </w:tcPr>
+          <w:p>
+            <w:pPr>
+              <w:spacing w:after="40" w:before="0"/>
+              <w:jc w:val="left"/>
+            </w:pPr>
+            <w:r>
+              <w:rPr>
+                <w:rFonts w:ascii="Arial" w:cs="Arial" w:eastAsia="Arial" w:hAnsi="Arial"/>
+                <w:b/>
+                <w:bCs/>
+                <w:i w:val="false"/>
+                <w:iCs w:val="false"/>
+                <w:color w:val="000000"/>
+                <w:sz w:val="18"/>
+                <w:szCs w:val="18"/>
+              </w:rPr>
+              <w:t xml:space="preserve">Model Building Phase</w:t>
             </w:r>
           </w:p>
           <w:p>
@@ -9653,7 +10571,7 @@
             <w:pPr>
               <w:spacing w:after="20" w:before="0"/>
             </w:pPr>
-            <w:hyperlink w:history="1" r:id="rIdnjkxut_srbe6ipniohwen">
+            <w:hyperlink w:history="1" r:id="rIddtf0y-dqkcb7yny91-fjf">
               <w:r>
                 <w:rPr>
                   <w:rFonts w:ascii="Arial" w:cs="Arial" w:eastAsia="Arial" w:hAnsi="Arial"/>
@@ -9662,7 +10580,7 @@
                   <w:szCs w:val="16"/>
                   <w:u w:val="single" w:color="2E75B6"/>
                 </w:rPr>
-                <w:t xml:space="preserve">Noble gas configuration</w:t>
+                <w:t xml:space="preserve">Ionic bonds</w:t>
               </w:r>
             </w:hyperlink>
           </w:p>
@@ -9686,7 +10604,7 @@
               <w:spacing w:after="10" w:before="0"/>
               <w:ind w:left="120"/>
             </w:pPr>
-            <w:hyperlink w:history="1" r:id="rIdvwfom2fi6jeq8ulatqcdo">
+            <w:hyperlink w:history="1" r:id="rIdlv-hzbom35ppmevxl7i73">
               <w:r>
                 <w:rPr>
                   <w:rFonts w:ascii="Arial" w:cs="Arial" w:eastAsia="Arial" w:hAnsi="Arial"/>
@@ -9731,7 +10649,7 @@
             <w:pPr>
               <w:spacing w:after="20" w:before="0"/>
             </w:pPr>
-            <w:hyperlink w:history="1" r:id="rIdrnqngpn_bc7ctclbbzwgx">
+            <w:hyperlink w:history="1" r:id="rId1jrryw1pur29jge7fgvsl">
               <w:r>
                 <w:rPr>
                   <w:rFonts w:ascii="Arial" w:cs="Arial" w:eastAsia="Arial" w:hAnsi="Arial"/>
@@ -9740,7 +10658,7 @@
                   <w:szCs w:val="16"/>
                   <w:u w:val="single" w:color="2E75B6"/>
                 </w:rPr>
-                <w:t xml:space="preserve">Covalent and Ionic Bonding (PLIX)</w:t>
+                <w:t xml:space="preserve">Transition Metal Ion Formation (Flexbook)</w:t>
               </w:r>
             </w:hyperlink>
           </w:p>
@@ -9764,925 +10682,7 @@
               <w:spacing w:after="10" w:before="0"/>
               <w:ind w:left="120"/>
             </w:pPr>
-            <w:hyperlink w:history="1" r:id="rIdvgwykxmwcthh6nu1zvmni">
-              <w:r>
-                <w:rPr>
-                  <w:rFonts w:ascii="Arial" w:cs="Arial" w:eastAsia="Arial" w:hAnsi="Arial"/>
-                  <w:color w:val="595959"/>
-                  <w:sz w:val="14"/>
-                  <w:szCs w:val="14"/>
-                  <w:u w:val="single" w:color="595959"/>
-                </w:rPr>
-                <w:t xml:space="preserve">🔍 Search ARES for similar readings</w:t>
-              </w:r>
-            </w:hyperlink>
-          </w:p>
-        </w:tc>
-        <w:tc>
-          <w:tcPr>
-            <w:tcW w:type="dxa" w:w="3040"/>
-            <w:shd w:fill="FFFFFF" w:color="auto" w:val="clear"/>
-            <w:tcMar>
-              <w:top w:type="dxa" w:w="60"/>
-              <w:left w:type="dxa" w:w="120"/>
-              <w:bottom w:type="dxa" w:w="60"/>
-              <w:right w:type="dxa" w:w="120"/>
-            </w:tcMar>
-            <w:vAlign w:val="top"/>
-          </w:tcPr>
-          <w:p>
-            <w:pPr>
-              <w:spacing w:after="40" w:before="0"/>
-              <w:jc w:val="left"/>
-            </w:pPr>
-            <w:r>
-              <w:rPr>
-                <w:rFonts w:ascii="Arial" w:cs="Arial" w:eastAsia="Arial" w:hAnsi="Arial"/>
-                <w:b w:val="false"/>
-                <w:bCs w:val="false"/>
-                <w:i w:val="false"/>
-                <w:iCs w:val="false"/>
-                <w:color w:val="000000"/>
-                <w:sz w:val="18"/>
-                <w:szCs w:val="18"/>
-              </w:rPr>
-              <w:t xml:space="preserve">Activity A — Electron Transfer Card Model (10 min): Each group of four receives an envelope containing: one 'Na atom' card (showing 2,8,1 electron shells), one 'Cl atom' card (showing 2,8,7 electron shells), and 11 small circular 'electron' tokens. Groups physically move the single outer electron token from the Na card to the Cl card, observe that Na now has a full outer shell (2,8) and Cl now has a full outer shell (2,8,8), then label each card with its resulting ion charge (Na⁺ and Cl⁻). Groups record: 'What changed? What stayed the same?' in their ARES observation journals. Activity B — Simulation (10 min): The teacher plays a 3-minute PhET-style ionic bonding simulation (or ARES offline animation) showing Na and Cl atoms approaching, electron transfer occurring, and the resulting ions packing into a 3-D lattice. Learners watch once, then watch a second time pausing at three key moments: (i) just before transfer, (ii) just after transfer (ions formed), (iii) lattice assembled. At each pause learners write one observation sentence. Groups then compare observation sentences with an adjacent group.</w:t>
-            </w:r>
-          </w:p>
-        </w:tc>
-        <w:tc>
-          <w:tcPr>
-            <w:tcW w:type="dxa" w:w="3040"/>
-            <w:shd w:fill="F2F2F2" w:color="auto" w:val="clear"/>
-            <w:tcMar>
-              <w:top w:type="dxa" w:w="60"/>
-              <w:left w:type="dxa" w:w="120"/>
-              <w:bottom w:type="dxa" w:w="60"/>
-              <w:right w:type="dxa" w:w="120"/>
-            </w:tcMar>
-            <w:vAlign w:val="top"/>
-          </w:tcPr>
-          <w:p>
-            <w:pPr>
-              <w:spacing w:after="40" w:before="0"/>
-              <w:jc w:val="left"/>
-            </w:pPr>
-            <w:r>
-              <w:rPr>
-                <w:rFonts w:ascii="Arial" w:cs="Arial" w:eastAsia="Arial" w:hAnsi="Arial"/>
-                <w:b w:val="false"/>
-                <w:bCs w:val="false"/>
-                <w:i w:val="false"/>
-                <w:iCs w:val="false"/>
-                <w:color w:val="000000"/>
-                <w:sz w:val="18"/>
-                <w:szCs w:val="18"/>
-              </w:rPr>
-              <w:t xml:space="preserve">Distribute envelopes before the lesson starts to save time. Say: 'Your job right now is NOT to explain — just to observe and record what you see happening to the electrons.' During Activity A, circulate to all six groups within 5 minutes. At each group ask: 'Which atom gave up the electron? Which atom received it? How do you know?' WAIT 10 seconds after each question before accepting an answer. For Activity B, pause the simulation at each marked timestamp (use a sticky note on the screen edge as a cue). At pause (ii) ask the class: 'What is the charge on sodium now? Chlorine now? How do you know?' Cold-call 2 learners who have not yet spoken today. At pause (iii) say: 'Look at the pattern of ions in the lattice. How is this arrangement similar to — or different from — the 3-D tetrahedral network we described for diamond in Lesson 1?' WAIT 15 seconds. Accept 2 responses.</w:t>
-            </w:r>
-          </w:p>
-        </w:tc>
-        <w:tc>
-          <w:tcPr>
-            <w:tcW w:type="dxa" w:w="3040"/>
-            <w:shd w:fill="FFFFFF" w:color="auto" w:val="clear"/>
-            <w:tcMar>
-              <w:top w:type="dxa" w:w="60"/>
-              <w:left w:type="dxa" w:w="120"/>
-              <w:bottom w:type="dxa" w:w="60"/>
-              <w:right w:type="dxa" w:w="120"/>
-            </w:tcMar>
-            <w:vAlign w:val="top"/>
-          </w:tcPr>
-          <w:p>
-            <w:pPr>
-              <w:spacing w:after="40" w:before="0"/>
-              <w:jc w:val="left"/>
-            </w:pPr>
-            <w:r>
-              <w:rPr>
-                <w:rFonts w:ascii="Arial" w:cs="Arial" w:eastAsia="Arial" w:hAnsi="Arial"/>
-                <w:b w:val="false"/>
-                <w:bCs w:val="false"/>
-                <w:i w:val="false"/>
-                <w:iCs w:val="false"/>
-                <w:color w:val="000000"/>
-                <w:sz w:val="18"/>
-                <w:szCs w:val="18"/>
-              </w:rPr>
-              <w:t xml:space="preserve">Concrete-Representational-Abstract (CRA) Progression — the physical electron token cards (concrete) bridge to the simulation (representational/visual) before learners encounter formal dot-and-cross diagrams (abstract). This progression is especially important for the sub-atomic scale, which learners cannot directly observe. The simulation also makes the lattice's 3-D geometry visible, pre-loading understanding needed for the Model Building phase.</w:t>
-            </w:r>
-          </w:p>
-        </w:tc>
-        <w:tc>
-          <w:tcPr>
-            <w:tcW w:type="dxa" w:w="3040"/>
-            <w:shd w:fill="F2F2F2" w:color="auto" w:val="clear"/>
-            <w:tcMar>
-              <w:top w:type="dxa" w:w="60"/>
-              <w:left w:type="dxa" w:w="120"/>
-              <w:bottom w:type="dxa" w:w="60"/>
-              <w:right w:type="dxa" w:w="120"/>
-            </w:tcMar>
-            <w:vAlign w:val="top"/>
-          </w:tcPr>
-          <w:p>
-            <w:pPr>
-              <w:spacing w:after="40" w:before="0"/>
-              <w:jc w:val="left"/>
-            </w:pPr>
-            <w:r>
-              <w:rPr>
-                <w:rFonts w:ascii="Arial" w:cs="Arial" w:eastAsia="Arial" w:hAnsi="Arial"/>
-                <w:b w:val="false"/>
-                <w:bCs w:val="false"/>
-                <w:i w:val="false"/>
-                <w:iCs w:val="false"/>
-                <w:color w:val="000000"/>
-                <w:sz w:val="18"/>
-                <w:szCs w:val="18"/>
-              </w:rPr>
-              <w:t xml:space="preserve">Observable indicator: During Activity A, check that all groups correctly place the electron token on the Cl card (not the Na card) and write 'Na⁺' and 'Cl⁻' (with correct charges). Common error to watch for: groups writing 'Na⁻' or failing to write charges at all — intervene immediately with the prompt 'If sodium loses a negative electron, what sign does sodium's overall charge become?' During Activity B, collect one observation journal per group after the simulation; scan for the three required observation sentences — flag any group that wrote fewer than three.</w:t>
-            </w:r>
-          </w:p>
-        </w:tc>
-      </w:tr>
-      <w:tr>
-        <w:tc>
-          <w:tcPr>
-            <w:tcW w:type="dxa" w:w="1520"/>
-            <w:shd w:fill="E2EFDA" w:color="auto" w:val="clear"/>
-            <w:tcMar>
-              <w:top w:type="dxa" w:w="60"/>
-              <w:left w:type="dxa" w:w="120"/>
-              <w:bottom w:type="dxa" w:w="60"/>
-              <w:right w:type="dxa" w:w="120"/>
-            </w:tcMar>
-            <w:vAlign w:val="top"/>
-          </w:tcPr>
-          <w:p>
-            <w:pPr>
-              <w:spacing w:after="40" w:before="0"/>
-              <w:jc w:val="left"/>
-            </w:pPr>
-            <w:r>
-              <w:rPr>
-                <w:rFonts w:ascii="Arial" w:cs="Arial" w:eastAsia="Arial" w:hAnsi="Arial"/>
-                <w:b/>
-                <w:bCs/>
-                <w:i w:val="false"/>
-                <w:iCs w:val="false"/>
-                <w:color w:val="000000"/>
-                <w:sz w:val="18"/>
-                <w:szCs w:val="18"/>
-              </w:rPr>
-              <w:t xml:space="preserve">Explain Phase</w:t>
-            </w:r>
-          </w:p>
-          <w:p>
-            <w:pPr>
-              <w:spacing w:after="20" w:before="0"/>
-            </w:pPr>
-            <w:r>
-              <w:rPr>
-                <w:rFonts w:ascii="Arial" w:cs="Arial" w:eastAsia="Arial" w:hAnsi="Arial"/>
-                <w:b/>
-                <w:bCs/>
-                <w:color w:val="1F3864"/>
-                <w:sz w:val="16"/>
-                <w:szCs w:val="16"/>
-              </w:rPr>
-              <w:t xml:space="preserve">📹 VIDEO:</w:t>
-            </w:r>
-          </w:p>
-          <w:p>
-            <w:pPr>
-              <w:spacing w:after="20" w:before="0"/>
-            </w:pPr>
-            <w:hyperlink w:history="1" r:id="rId-xuzl9ufzgwbo811tefbn">
-              <w:r>
-                <w:rPr>
-                  <w:rFonts w:ascii="Arial" w:cs="Arial" w:eastAsia="Arial" w:hAnsi="Arial"/>
-                  <w:color w:val="2E75B6"/>
-                  <w:sz w:val="16"/>
-                  <w:szCs w:val="16"/>
-                  <w:u w:val="single" w:color="2E75B6"/>
-                </w:rPr>
-                <w:t xml:space="preserve">Noble gas configuration</w:t>
-              </w:r>
-            </w:hyperlink>
-          </w:p>
-          <w:p>
-            <w:pPr>
-              <w:spacing w:after="10" w:before="0"/>
-              <w:ind w:left="120"/>
-            </w:pPr>
-            <w:r>
-              <w:rPr>
-                <w:rFonts w:ascii="Arial" w:cs="Arial" w:eastAsia="Arial" w:hAnsi="Arial"/>
-                <w:color w:val="595959"/>
-                <w:sz w:val="14"/>
-                <w:szCs w:val="14"/>
-              </w:rPr>
-              <w:t xml:space="preserve">Source: Khan Academy (English - US curriculum)</w:t>
-            </w:r>
-          </w:p>
-          <w:p>
-            <w:pPr>
-              <w:spacing w:after="10" w:before="0"/>
-              <w:ind w:left="120"/>
-            </w:pPr>
-            <w:hyperlink w:history="1" r:id="rIdropfcj-_aqd5otbvm4hdj">
-              <w:r>
-                <w:rPr>
-                  <w:rFonts w:ascii="Arial" w:cs="Arial" w:eastAsia="Arial" w:hAnsi="Arial"/>
-                  <w:color w:val="595959"/>
-                  <w:sz w:val="14"/>
-                  <w:szCs w:val="14"/>
-                  <w:u w:val="single" w:color="595959"/>
-                </w:rPr>
-                <w:t xml:space="preserve">🔍 Search ARES for similar videos</w:t>
-              </w:r>
-            </w:hyperlink>
-          </w:p>
-          <w:p>
-            <w:pPr>
-              <w:spacing w:after="40" w:before="0"/>
-            </w:pPr>
-            <w:r>
-              <w:rPr>
-                <w:sz w:val="14"/>
-                <w:szCs w:val="14"/>
-              </w:rPr>
-              <w:t xml:space="preserve"/>
-            </w:r>
-          </w:p>
-          <w:p>
-            <w:pPr>
-              <w:spacing w:after="20" w:before="0"/>
-            </w:pPr>
-            <w:r>
-              <w:rPr>
-                <w:rFonts w:ascii="Arial" w:cs="Arial" w:eastAsia="Arial" w:hAnsi="Arial"/>
-                <w:b/>
-                <w:bCs/>
-                <w:color w:val="1F3864"/>
-                <w:sz w:val="16"/>
-                <w:szCs w:val="16"/>
-              </w:rPr>
-              <w:t xml:space="preserve">📖 HTML:</w:t>
-            </w:r>
-          </w:p>
-          <w:p>
-            <w:pPr>
-              <w:spacing w:after="20" w:before="0"/>
-            </w:pPr>
-            <w:hyperlink w:history="1" r:id="rIdkhqljnwjpcnrta3myqqg8">
-              <w:r>
-                <w:rPr>
-                  <w:rFonts w:ascii="Arial" w:cs="Arial" w:eastAsia="Arial" w:hAnsi="Arial"/>
-                  <w:color w:val="2E75B6"/>
-                  <w:sz w:val="16"/>
-                  <w:szCs w:val="16"/>
-                  <w:u w:val="single" w:color="2E75B6"/>
-                </w:rPr>
-                <w:t xml:space="preserve">Covalent and Ionic Bonding (PLIX)</w:t>
-              </w:r>
-            </w:hyperlink>
-          </w:p>
-          <w:p>
-            <w:pPr>
-              <w:spacing w:after="10" w:before="0"/>
-              <w:ind w:left="120"/>
-            </w:pPr>
-            <w:r>
-              <w:rPr>
-                <w:rFonts w:ascii="Arial" w:cs="Arial" w:eastAsia="Arial" w:hAnsi="Arial"/>
-                <w:color w:val="595959"/>
-                <w:sz w:val="14"/>
-                <w:szCs w:val="14"/>
-              </w:rPr>
-              <w:t xml:space="preserve">Source: CK-12</w:t>
-            </w:r>
-          </w:p>
-          <w:p>
-            <w:pPr>
-              <w:spacing w:after="10" w:before="0"/>
-              <w:ind w:left="120"/>
-            </w:pPr>
-            <w:hyperlink w:history="1" r:id="rIdms1hqmacpfuid_ljzhqz3">
-              <w:r>
-                <w:rPr>
-                  <w:rFonts w:ascii="Arial" w:cs="Arial" w:eastAsia="Arial" w:hAnsi="Arial"/>
-                  <w:color w:val="595959"/>
-                  <w:sz w:val="14"/>
-                  <w:szCs w:val="14"/>
-                  <w:u w:val="single" w:color="595959"/>
-                </w:rPr>
-                <w:t xml:space="preserve">🔍 Search ARES for similar readings</w:t>
-              </w:r>
-            </w:hyperlink>
-          </w:p>
-        </w:tc>
-        <w:tc>
-          <w:tcPr>
-            <w:tcW w:type="dxa" w:w="3040"/>
-            <w:shd w:fill="FFFFFF" w:color="auto" w:val="clear"/>
-            <w:tcMar>
-              <w:top w:type="dxa" w:w="60"/>
-              <w:left w:type="dxa" w:w="120"/>
-              <w:bottom w:type="dxa" w:w="60"/>
-              <w:right w:type="dxa" w:w="120"/>
-            </w:tcMar>
-            <w:vAlign w:val="top"/>
-          </w:tcPr>
-          <w:p>
-            <w:pPr>
-              <w:spacing w:after="40" w:before="0"/>
-              <w:jc w:val="left"/>
-            </w:pPr>
-            <w:r>
-              <w:rPr>
-                <w:rFonts w:ascii="Arial" w:cs="Arial" w:eastAsia="Arial" w:hAnsi="Arial"/>
-                <w:b w:val="false"/>
-                <w:bCs w:val="false"/>
-                <w:i w:val="false"/>
-                <w:iCs w:val="false"/>
-                <w:color w:val="000000"/>
-                <w:sz w:val="18"/>
-                <w:szCs w:val="18"/>
-              </w:rPr>
-              <w:t xml:space="preserve">Part A — Dot-and-Cross Diagrams (12 min): Learners individually draw a complete dot-and-cross diagram for NaCl formation in their ARES journals, following a worked example on the board that the teacher builds step-by-step. The diagram must show: (i) Na atom with 1 dot (valence electron), (ii) Cl atom with 7 crosses (valence electrons), (iii) the transfer arrow, (iv) Na⁺ ion (empty outer shell, square brackets, charge), (v) Cl⁻ ion (full outer shell of 8, square brackets, charge), (vi) the electrostatic attraction arrow labelled 'ionic bond.' Learners then attempt a second diagram independently: MgO (magnesium oxide — used as a refractory lining in Kenyan steel plants in Mombasa). Part B — Conceptual Lattice Energy (5 min): Teacher uses the analogy of the Nairobi City Market — 'Imagine thousands of traders (ions) packed into a tight, organised market structure. It takes a LOT of energy (heat) to separate them all. That energy needed to pull the lattice apart is related to what chemists call lattice energy.' Learners write a two-sentence summary of lattice energy in their own words. Part C — Property Prediction Table (3 min): Learners complete a pre-printed table predicting: melting point (high/low?), solubility in water (yes/no?), electrical conductivity as solid / as solution / when molten (yes/no?), and hardness/brittleness. They write a reason for each prediction using the phrase 'because the ions…'</w:t>
-            </w:r>
-          </w:p>
-        </w:tc>
-        <w:tc>
-          <w:tcPr>
-            <w:tcW w:type="dxa" w:w="3040"/>
-            <w:shd w:fill="F2F2F2" w:color="auto" w:val="clear"/>
-            <w:tcMar>
-              <w:top w:type="dxa" w:w="60"/>
-              <w:left w:type="dxa" w:w="120"/>
-              <w:bottom w:type="dxa" w:w="60"/>
-              <w:right w:type="dxa" w:w="120"/>
-            </w:tcMar>
-            <w:vAlign w:val="top"/>
-          </w:tcPr>
-          <w:p>
-            <w:pPr>
-              <w:spacing w:after="40" w:before="0"/>
-              <w:jc w:val="left"/>
-            </w:pPr>
-            <w:r>
-              <w:rPr>
-                <w:rFonts w:ascii="Arial" w:cs="Arial" w:eastAsia="Arial" w:hAnsi="Arial"/>
-                <w:b w:val="false"/>
-                <w:bCs w:val="false"/>
-                <w:i w:val="false"/>
-                <w:iCs w:val="false"/>
-                <w:color w:val="000000"/>
-                <w:sz w:val="18"/>
-                <w:szCs w:val="18"/>
-              </w:rPr>
-              <w:t xml:space="preserve">For Part A: Build the dot-and-cross diagram on the board in silence for the first 60 seconds, then narrate each step aloud. Say: 'I am using dots for sodium's electrons and crosses for chlorine's electrons so we can track which electrons belong to which atom — this is the convention used in all Kenyan Chemistry examinations.' After completing the NaCl example, say: 'Now draw MgO independently. Magnesium is in Group 2 — how many valence electrons does it have? Chlorine— sorry — oxygen is in Group 6 — how many does it have? Begin.' WAIT 4 minutes. Cold-call 1 learner to draw their MgO diagram on the board. Class gives a 'glow and grow' (one praise, one suggested improvement). For Part B: Tell the Nairobi City Market analogy, then ask: 'Using this analogy, why does NaCl have a high melting point?' WAIT 10 seconds. Cold-call 2 learners. For Part C: Circulate as learners complete the prediction table. Stamp or tick completed tables — this table feeds directly into Lesson 5's investigation.</w:t>
-            </w:r>
-          </w:p>
-        </w:tc>
-        <w:tc>
-          <w:tcPr>
-            <w:tcW w:type="dxa" w:w="3040"/>
-            <w:shd w:fill="FFFFFF" w:color="auto" w:val="clear"/>
-            <w:tcMar>
-              <w:top w:type="dxa" w:w="60"/>
-              <w:left w:type="dxa" w:w="120"/>
-              <w:bottom w:type="dxa" w:w="60"/>
-              <w:right w:type="dxa" w:w="120"/>
-            </w:tcMar>
-            <w:vAlign w:val="top"/>
-          </w:tcPr>
-          <w:p>
-            <w:pPr>
-              <w:spacing w:after="40" w:before="0"/>
-              <w:jc w:val="left"/>
-            </w:pPr>
-            <w:r>
-              <w:rPr>
-                <w:rFonts w:ascii="Arial" w:cs="Arial" w:eastAsia="Arial" w:hAnsi="Arial"/>
-                <w:b w:val="false"/>
-                <w:bCs w:val="false"/>
-                <w:i w:val="false"/>
-                <w:iCs w:val="false"/>
-                <w:color w:val="000000"/>
-                <w:sz w:val="18"/>
-                <w:szCs w:val="18"/>
-              </w:rPr>
-              <w:t xml:space="preserve">Worked Example → Guided Practice → Independent Transfer (I Do – We Do – You Do) — the teacher models NaCl, the class co-evaluates MgO, building learner confidence for independent diagram work. The City Market analogy (culturally grounded in Nairobi) makes the abstract concept of lattice energy tangible. The Property Prediction Table operationalises the NGSS practice of 'Constructing Explanations' by requiring learners to link sub-atomic structure to macroscopic properties using causal language ('because the ions…').</w:t>
-            </w:r>
-          </w:p>
-        </w:tc>
-        <w:tc>
-          <w:tcPr>
-            <w:tcW w:type="dxa" w:w="3040"/>
-            <w:shd w:fill="F2F2F2" w:color="auto" w:val="clear"/>
-            <w:tcMar>
-              <w:top w:type="dxa" w:w="60"/>
-              <w:left w:type="dxa" w:w="120"/>
-              <w:bottom w:type="dxa" w:w="60"/>
-              <w:right w:type="dxa" w:w="120"/>
-            </w:tcMar>
-            <w:vAlign w:val="top"/>
-          </w:tcPr>
-          <w:p>
-            <w:pPr>
-              <w:spacing w:after="40" w:before="0"/>
-              <w:jc w:val="left"/>
-            </w:pPr>
-            <w:r>
-              <w:rPr>
-                <w:rFonts w:ascii="Arial" w:cs="Arial" w:eastAsia="Arial" w:hAnsi="Arial"/>
-                <w:b w:val="false"/>
-                <w:bCs w:val="false"/>
-                <w:i w:val="false"/>
-                <w:iCs w:val="false"/>
-                <w:color w:val="000000"/>
-                <w:sz w:val="18"/>
-                <w:szCs w:val="18"/>
-              </w:rPr>
-              <w:t xml:space="preserve">Observable indicator: Collect 5 randomly selected MgO dot-and-cross diagrams (use a random name stick). Mark against a four-point checklist: (1) correct valence electrons shown for Mg and O, (2) transfer of 2 electrons shown, (3) correct charges Mg²⁺ and O²⁻ in brackets, (4) ionic bond labelled. Score distribution informs whether reteaching is needed before Lesson 4. In the Property Prediction Table, the minimum acceptable response is a prediction with a reason referencing 'ions' or 'charges' — blanks or reasons referencing 'molecules' indicate a misconception to address.</w:t>
-            </w:r>
-          </w:p>
-        </w:tc>
-      </w:tr>
-      <w:tr>
-        <w:tc>
-          <w:tcPr>
-            <w:tcW w:type="dxa" w:w="1520"/>
-            <w:shd w:fill="FCE4D6" w:color="auto" w:val="clear"/>
-            <w:tcMar>
-              <w:top w:type="dxa" w:w="60"/>
-              <w:left w:type="dxa" w:w="120"/>
-              <w:bottom w:type="dxa" w:w="60"/>
-              <w:right w:type="dxa" w:w="120"/>
-            </w:tcMar>
-            <w:vAlign w:val="top"/>
-          </w:tcPr>
-          <w:p>
-            <w:pPr>
-              <w:spacing w:after="40" w:before="0"/>
-              <w:jc w:val="left"/>
-            </w:pPr>
-            <w:r>
-              <w:rPr>
-                <w:rFonts w:ascii="Arial" w:cs="Arial" w:eastAsia="Arial" w:hAnsi="Arial"/>
-                <w:b/>
-                <w:bCs/>
-                <w:i w:val="false"/>
-                <w:iCs w:val="false"/>
-                <w:color w:val="000000"/>
-                <w:sz w:val="18"/>
-                <w:szCs w:val="18"/>
-              </w:rPr>
-              <w:t xml:space="preserve">Driving Question Board (DQB) Creation</w:t>
-            </w:r>
-          </w:p>
-          <w:p>
-            <w:pPr>
-              <w:spacing w:after="20" w:before="0"/>
-            </w:pPr>
-            <w:r>
-              <w:rPr>
-                <w:rFonts w:ascii="Arial" w:cs="Arial" w:eastAsia="Arial" w:hAnsi="Arial"/>
-                <w:b/>
-                <w:bCs/>
-                <w:color w:val="1F3864"/>
-                <w:sz w:val="16"/>
-                <w:szCs w:val="16"/>
-              </w:rPr>
-              <w:t xml:space="preserve">📹 VIDEO:</w:t>
-            </w:r>
-          </w:p>
-          <w:p>
-            <w:pPr>
-              <w:spacing w:after="20" w:before="0"/>
-            </w:pPr>
-            <w:hyperlink w:history="1" r:id="rIdnj1irss5twlunw10mr1g1">
-              <w:r>
-                <w:rPr>
-                  <w:rFonts w:ascii="Arial" w:cs="Arial" w:eastAsia="Arial" w:hAnsi="Arial"/>
-                  <w:color w:val="2E75B6"/>
-                  <w:sz w:val="16"/>
-                  <w:szCs w:val="16"/>
-                  <w:u w:val="single" w:color="2E75B6"/>
-                </w:rPr>
-                <w:t xml:space="preserve">Noble gas configuration</w:t>
-              </w:r>
-            </w:hyperlink>
-          </w:p>
-          <w:p>
-            <w:pPr>
-              <w:spacing w:after="10" w:before="0"/>
-              <w:ind w:left="120"/>
-            </w:pPr>
-            <w:r>
-              <w:rPr>
-                <w:rFonts w:ascii="Arial" w:cs="Arial" w:eastAsia="Arial" w:hAnsi="Arial"/>
-                <w:color w:val="595959"/>
-                <w:sz w:val="14"/>
-                <w:szCs w:val="14"/>
-              </w:rPr>
-              <w:t xml:space="preserve">Source: Khan Academy (English - US curriculum)</w:t>
-            </w:r>
-          </w:p>
-          <w:p>
-            <w:pPr>
-              <w:spacing w:after="10" w:before="0"/>
-              <w:ind w:left="120"/>
-            </w:pPr>
-            <w:hyperlink w:history="1" r:id="rIdckqcdr_-1xgedzp8f4xbz">
-              <w:r>
-                <w:rPr>
-                  <w:rFonts w:ascii="Arial" w:cs="Arial" w:eastAsia="Arial" w:hAnsi="Arial"/>
-                  <w:color w:val="595959"/>
-                  <w:sz w:val="14"/>
-                  <w:szCs w:val="14"/>
-                  <w:u w:val="single" w:color="595959"/>
-                </w:rPr>
-                <w:t xml:space="preserve">🔍 Search ARES for similar videos</w:t>
-              </w:r>
-            </w:hyperlink>
-          </w:p>
-          <w:p>
-            <w:pPr>
-              <w:spacing w:after="40" w:before="0"/>
-            </w:pPr>
-            <w:r>
-              <w:rPr>
-                <w:sz w:val="14"/>
-                <w:szCs w:val="14"/>
-              </w:rPr>
-              <w:t xml:space="preserve"/>
-            </w:r>
-          </w:p>
-          <w:p>
-            <w:pPr>
-              <w:spacing w:after="20" w:before="0"/>
-            </w:pPr>
-            <w:r>
-              <w:rPr>
-                <w:rFonts w:ascii="Arial" w:cs="Arial" w:eastAsia="Arial" w:hAnsi="Arial"/>
-                <w:b/>
-                <w:bCs/>
-                <w:color w:val="1F3864"/>
-                <w:sz w:val="16"/>
-                <w:szCs w:val="16"/>
-              </w:rPr>
-              <w:t xml:space="preserve">📖 HTML:</w:t>
-            </w:r>
-          </w:p>
-          <w:p>
-            <w:pPr>
-              <w:spacing w:after="20" w:before="0"/>
-            </w:pPr>
-            <w:hyperlink w:history="1" r:id="rIdrwpenbilzvsltt6qid167">
-              <w:r>
-                <w:rPr>
-                  <w:rFonts w:ascii="Arial" w:cs="Arial" w:eastAsia="Arial" w:hAnsi="Arial"/>
-                  <w:color w:val="2E75B6"/>
-                  <w:sz w:val="16"/>
-                  <w:szCs w:val="16"/>
-                  <w:u w:val="single" w:color="2E75B6"/>
-                </w:rPr>
-                <w:t xml:space="preserve">Covalent and Ionic Bonding (PLIX)</w:t>
-              </w:r>
-            </w:hyperlink>
-          </w:p>
-          <w:p>
-            <w:pPr>
-              <w:spacing w:after="10" w:before="0"/>
-              <w:ind w:left="120"/>
-            </w:pPr>
-            <w:r>
-              <w:rPr>
-                <w:rFonts w:ascii="Arial" w:cs="Arial" w:eastAsia="Arial" w:hAnsi="Arial"/>
-                <w:color w:val="595959"/>
-                <w:sz w:val="14"/>
-                <w:szCs w:val="14"/>
-              </w:rPr>
-              <w:t xml:space="preserve">Source: CK-12</w:t>
-            </w:r>
-          </w:p>
-          <w:p>
-            <w:pPr>
-              <w:spacing w:after="10" w:before="0"/>
-              <w:ind w:left="120"/>
-            </w:pPr>
-            <w:hyperlink w:history="1" r:id="rIdkfwpjp607e6jwb7rl9kuk">
-              <w:r>
-                <w:rPr>
-                  <w:rFonts w:ascii="Arial" w:cs="Arial" w:eastAsia="Arial" w:hAnsi="Arial"/>
-                  <w:color w:val="595959"/>
-                  <w:sz w:val="14"/>
-                  <w:szCs w:val="14"/>
-                  <w:u w:val="single" w:color="595959"/>
-                </w:rPr>
-                <w:t xml:space="preserve">🔍 Search ARES for similar readings</w:t>
-              </w:r>
-            </w:hyperlink>
-          </w:p>
-        </w:tc>
-        <w:tc>
-          <w:tcPr>
-            <w:tcW w:type="dxa" w:w="3040"/>
-            <w:shd w:fill="FFFFFF" w:color="auto" w:val="clear"/>
-            <w:tcMar>
-              <w:top w:type="dxa" w:w="60"/>
-              <w:left w:type="dxa" w:w="120"/>
-              <w:bottom w:type="dxa" w:w="60"/>
-              <w:right w:type="dxa" w:w="120"/>
-            </w:tcMar>
-            <w:vAlign w:val="top"/>
-          </w:tcPr>
-          <w:p>
-            <w:pPr>
-              <w:spacing w:after="40" w:before="0"/>
-              <w:jc w:val="left"/>
-            </w:pPr>
-            <w:r>
-              <w:rPr>
-                <w:rFonts w:ascii="Arial" w:cs="Arial" w:eastAsia="Arial" w:hAnsi="Arial"/>
-                <w:b w:val="false"/>
-                <w:bCs w:val="false"/>
-                <w:i w:val="false"/>
-                <w:iCs w:val="false"/>
-                <w:color w:val="000000"/>
-                <w:sz w:val="18"/>
-                <w:szCs w:val="18"/>
-              </w:rPr>
-              <w:t xml:space="preserve">Each learner writes two sticky notes: (1) GREEN — 'One thing I now understand about bonding that I did not understand at the start of Lesson 3'; (2) ORANGE — 'One new question this lesson raised for me.' Learners place sticky notes on the class DQB in the designated Lesson 3 row. The teacher reads 3–4 orange questions aloud and the class votes (show of hands) on which new question is MOST important for the sequence to answer. The winning question is circled and labelled 'Priority Question — to be answered by Lesson ___' (teacher fills in the lesson number based on the storyline). The teacher then explicitly connects today's learning back to the anchoring phenomenon by asking: 'We now know NaCl forms a giant ionic lattice. Go back to our original puzzle — diamond also forms a giant structure, but a covalent one. What is ONE difference you expect between ionic and covalent giant structures?' Learners discuss in pairs for 90 seconds, then one pair shares.</w:t>
-            </w:r>
-          </w:p>
-        </w:tc>
-        <w:tc>
-          <w:tcPr>
-            <w:tcW w:type="dxa" w:w="3040"/>
-            <w:shd w:fill="F2F2F2" w:color="auto" w:val="clear"/>
-            <w:tcMar>
-              <w:top w:type="dxa" w:w="60"/>
-              <w:left w:type="dxa" w:w="120"/>
-              <w:bottom w:type="dxa" w:w="60"/>
-              <w:right w:type="dxa" w:w="120"/>
-            </w:tcMar>
-            <w:vAlign w:val="top"/>
-          </w:tcPr>
-          <w:p>
-            <w:pPr>
-              <w:spacing w:after="40" w:before="0"/>
-              <w:jc w:val="left"/>
-            </w:pPr>
-            <w:r>
-              <w:rPr>
-                <w:rFonts w:ascii="Arial" w:cs="Arial" w:eastAsia="Arial" w:hAnsi="Arial"/>
-                <w:b w:val="false"/>
-                <w:bCs w:val="false"/>
-                <w:i w:val="false"/>
-                <w:iCs w:val="false"/>
-                <w:color w:val="000000"/>
-                <w:sz w:val="18"/>
-                <w:szCs w:val="18"/>
-              </w:rPr>
-              <w:t xml:space="preserve">Distribute two sticky notes per learner before this phase. Say: 'Green note: one genuine understanding — not 'I learned about bonding' but something specific, like 'I now understand why sodium becomes positive.' Orange note: one genuine question — something you are still confused about or curious about.' WAIT 3 minutes for writing. Direct learners to the DQB. Read 4 orange questions aloud using a neutral tone — do not answer them yet. Say: 'Which of these questions do you most want science to answer? Raise your hand for the question that puzzles you most.' Tally hands visibly. Circle the winner. Then ask the bridging question about diamond vs. ionic structures. WAIT 90 seconds for pair talk. Cold-call 1 pair. Affirm the response and say: 'Hold that thought — in Lesson 4 we investigate covalent bonding, and in Lesson 7 we will look directly at diamond's giant covalent structure. Your question is exactly the right one to be asking.'</w:t>
-            </w:r>
-          </w:p>
-        </w:tc>
-        <w:tc>
-          <w:tcPr>
-            <w:tcW w:type="dxa" w:w="3040"/>
-            <w:shd w:fill="FFFFFF" w:color="auto" w:val="clear"/>
-            <w:tcMar>
-              <w:top w:type="dxa" w:w="60"/>
-              <w:left w:type="dxa" w:w="120"/>
-              <w:bottom w:type="dxa" w:w="60"/>
-              <w:right w:type="dxa" w:w="120"/>
-            </w:tcMar>
-            <w:vAlign w:val="top"/>
-          </w:tcPr>
-          <w:p>
-            <w:pPr>
-              <w:spacing w:after="40" w:before="0"/>
-              <w:jc w:val="left"/>
-            </w:pPr>
-            <w:r>
-              <w:rPr>
-                <w:rFonts w:ascii="Arial" w:cs="Arial" w:eastAsia="Arial" w:hAnsi="Arial"/>
-                <w:b w:val="false"/>
-                <w:bCs w:val="false"/>
-                <w:i w:val="false"/>
-                <w:iCs w:val="false"/>
-                <w:color w:val="000000"/>
-                <w:sz w:val="18"/>
-                <w:szCs w:val="18"/>
-              </w:rPr>
-              <w:t xml:space="preserve">Driving Question Board as Epistemic Tracker — the two-colour sticky note system (understanding vs. question) makes metacognition visible for both learners and the teacher. The class vote on the priority orange question gives learners genuine agency in the inquiry sequence and models how scientists prioritise research questions. The explicit bridging prompt back to diamond/graphite prevents lesson-level knowledge from becoming isolated and reinforces the unit's coherent storyline.</w:t>
-            </w:r>
-          </w:p>
-        </w:tc>
-        <w:tc>
-          <w:tcPr>
-            <w:tcW w:type="dxa" w:w="3040"/>
-            <w:shd w:fill="F2F2F2" w:color="auto" w:val="clear"/>
-            <w:tcMar>
-              <w:top w:type="dxa" w:w="60"/>
-              <w:left w:type="dxa" w:w="120"/>
-              <w:bottom w:type="dxa" w:w="60"/>
-              <w:right w:type="dxa" w:w="120"/>
-            </w:tcMar>
-            <w:vAlign w:val="top"/>
-          </w:tcPr>
-          <w:p>
-            <w:pPr>
-              <w:spacing w:after="40" w:before="0"/>
-              <w:jc w:val="left"/>
-            </w:pPr>
-            <w:r>
-              <w:rPr>
-                <w:rFonts w:ascii="Arial" w:cs="Arial" w:eastAsia="Arial" w:hAnsi="Arial"/>
-                <w:b w:val="false"/>
-                <w:bCs w:val="false"/>
-                <w:i w:val="false"/>
-                <w:iCs w:val="false"/>
-                <w:color w:val="000000"/>
-                <w:sz w:val="18"/>
-                <w:szCs w:val="18"/>
-              </w:rPr>
-              <w:t xml:space="preserve">Observable indicator: Scan green sticky notes for specificity — vague notes ('I learned ionic bonding') indicate surface processing; specific notes ('I understand that Na loses 1 electron to become Na⁺ because it then has a full outer shell') indicate deeper processing. Orange sticky notes reveal productive confusions (e.g. 'Why doesn't NaCl conduct as a solid?') versus conceptual gaps (e.g. 'What is an electron?') — the latter requires individual follow-up. Photograph the DQB at the end of each lesson for the teacher's ongoing assessment record.</w:t>
-            </w:r>
-          </w:p>
-        </w:tc>
-      </w:tr>
-      <w:tr>
-        <w:tc>
-          <w:tcPr>
-            <w:tcW w:type="dxa" w:w="1520"/>
-            <w:shd w:fill="D5E8F0" w:color="auto" w:val="clear"/>
-            <w:tcMar>
-              <w:top w:type="dxa" w:w="60"/>
-              <w:left w:type="dxa" w:w="120"/>
-              <w:bottom w:type="dxa" w:w="60"/>
-              <w:right w:type="dxa" w:w="120"/>
-            </w:tcMar>
-            <w:vAlign w:val="top"/>
-          </w:tcPr>
-          <w:p>
-            <w:pPr>
-              <w:spacing w:after="40" w:before="0"/>
-              <w:jc w:val="left"/>
-            </w:pPr>
-            <w:r>
-              <w:rPr>
-                <w:rFonts w:ascii="Arial" w:cs="Arial" w:eastAsia="Arial" w:hAnsi="Arial"/>
-                <w:b/>
-                <w:bCs/>
-                <w:i w:val="false"/>
-                <w:iCs w:val="false"/>
-                <w:color w:val="000000"/>
-                <w:sz w:val="18"/>
-                <w:szCs w:val="18"/>
-              </w:rPr>
-              <w:t xml:space="preserve">Model Building Phase</w:t>
-            </w:r>
-          </w:p>
-          <w:p>
-            <w:pPr>
-              <w:spacing w:after="20" w:before="0"/>
-            </w:pPr>
-            <w:r>
-              <w:rPr>
-                <w:rFonts w:ascii="Arial" w:cs="Arial" w:eastAsia="Arial" w:hAnsi="Arial"/>
-                <w:b/>
-                <w:bCs/>
-                <w:color w:val="1F3864"/>
-                <w:sz w:val="16"/>
-                <w:szCs w:val="16"/>
-              </w:rPr>
-              <w:t xml:space="preserve">📹 VIDEO:</w:t>
-            </w:r>
-          </w:p>
-          <w:p>
-            <w:pPr>
-              <w:spacing w:after="20" w:before="0"/>
-            </w:pPr>
-            <w:hyperlink w:history="1" r:id="rIdmjgv8pk1gorem2m_tlhtt">
-              <w:r>
-                <w:rPr>
-                  <w:rFonts w:ascii="Arial" w:cs="Arial" w:eastAsia="Arial" w:hAnsi="Arial"/>
-                  <w:color w:val="2E75B6"/>
-                  <w:sz w:val="16"/>
-                  <w:szCs w:val="16"/>
-                  <w:u w:val="single" w:color="2E75B6"/>
-                </w:rPr>
-                <w:t xml:space="preserve">Noble gas configuration</w:t>
-              </w:r>
-            </w:hyperlink>
-          </w:p>
-          <w:p>
-            <w:pPr>
-              <w:spacing w:after="10" w:before="0"/>
-              <w:ind w:left="120"/>
-            </w:pPr>
-            <w:r>
-              <w:rPr>
-                <w:rFonts w:ascii="Arial" w:cs="Arial" w:eastAsia="Arial" w:hAnsi="Arial"/>
-                <w:color w:val="595959"/>
-                <w:sz w:val="14"/>
-                <w:szCs w:val="14"/>
-              </w:rPr>
-              <w:t xml:space="preserve">Source: Khan Academy (English - US curriculum)</w:t>
-            </w:r>
-          </w:p>
-          <w:p>
-            <w:pPr>
-              <w:spacing w:after="10" w:before="0"/>
-              <w:ind w:left="120"/>
-            </w:pPr>
-            <w:hyperlink w:history="1" r:id="rId3c1swhtt4stoeffgwya35">
-              <w:r>
-                <w:rPr>
-                  <w:rFonts w:ascii="Arial" w:cs="Arial" w:eastAsia="Arial" w:hAnsi="Arial"/>
-                  <w:color w:val="595959"/>
-                  <w:sz w:val="14"/>
-                  <w:szCs w:val="14"/>
-                  <w:u w:val="single" w:color="595959"/>
-                </w:rPr>
-                <w:t xml:space="preserve">🔍 Search ARES for similar videos</w:t>
-              </w:r>
-            </w:hyperlink>
-          </w:p>
-          <w:p>
-            <w:pPr>
-              <w:spacing w:after="40" w:before="0"/>
-            </w:pPr>
-            <w:r>
-              <w:rPr>
-                <w:sz w:val="14"/>
-                <w:szCs w:val="14"/>
-              </w:rPr>
-              <w:t xml:space="preserve"/>
-            </w:r>
-          </w:p>
-          <w:p>
-            <w:pPr>
-              <w:spacing w:after="20" w:before="0"/>
-            </w:pPr>
-            <w:r>
-              <w:rPr>
-                <w:rFonts w:ascii="Arial" w:cs="Arial" w:eastAsia="Arial" w:hAnsi="Arial"/>
-                <w:b/>
-                <w:bCs/>
-                <w:color w:val="1F3864"/>
-                <w:sz w:val="16"/>
-                <w:szCs w:val="16"/>
-              </w:rPr>
-              <w:t xml:space="preserve">📖 HTML:</w:t>
-            </w:r>
-          </w:p>
-          <w:p>
-            <w:pPr>
-              <w:spacing w:after="20" w:before="0"/>
-            </w:pPr>
-            <w:hyperlink w:history="1" r:id="rIdeke_ovwpfi-89fuefzrfy">
-              <w:r>
-                <w:rPr>
-                  <w:rFonts w:ascii="Arial" w:cs="Arial" w:eastAsia="Arial" w:hAnsi="Arial"/>
-                  <w:color w:val="2E75B6"/>
-                  <w:sz w:val="16"/>
-                  <w:szCs w:val="16"/>
-                  <w:u w:val="single" w:color="2E75B6"/>
-                </w:rPr>
-                <w:t xml:space="preserve">Covalent and Ionic Bonding (PLIX)</w:t>
-              </w:r>
-            </w:hyperlink>
-          </w:p>
-          <w:p>
-            <w:pPr>
-              <w:spacing w:after="10" w:before="0"/>
-              <w:ind w:left="120"/>
-            </w:pPr>
-            <w:r>
-              <w:rPr>
-                <w:rFonts w:ascii="Arial" w:cs="Arial" w:eastAsia="Arial" w:hAnsi="Arial"/>
-                <w:color w:val="595959"/>
-                <w:sz w:val="14"/>
-                <w:szCs w:val="14"/>
-              </w:rPr>
-              <w:t xml:space="preserve">Source: CK-12</w:t>
-            </w:r>
-          </w:p>
-          <w:p>
-            <w:pPr>
-              <w:spacing w:after="10" w:before="0"/>
-              <w:ind w:left="120"/>
-            </w:pPr>
-            <w:hyperlink w:history="1" r:id="rIdfrfmlr9up5-hvmv4mufmj">
+            <w:hyperlink w:history="1" r:id="rIdu8far2nkmzdzycovimfrc">
               <w:r>
                 <w:rPr>
                   <w:rFonts w:ascii="Arial" w:cs="Arial" w:eastAsia="Arial" w:hAnsi="Arial"/>
@@ -12283,7 +12283,7 @@
             <w:pPr>
               <w:spacing w:after="20" w:before="0"/>
             </w:pPr>
-            <w:hyperlink w:history="1" r:id="rIdrnljifflmrrdgv-qkjq8m">
+            <w:hyperlink w:history="1" r:id="rIdovq0cjsjvi2itvor0915j">
               <w:r>
                 <w:rPr>
                   <w:rFonts w:ascii="Arial" w:cs="Arial" w:eastAsia="Arial" w:hAnsi="Arial"/>
@@ -12292,7 +12292,7 @@
                   <w:szCs w:val="16"/>
                   <w:u w:val="single" w:color="2E75B6"/>
                 </w:rPr>
-                <w:t xml:space="preserve">Video: Molecule Shapes</w:t>
+                <w:t xml:space="preserve">Dot structures II: Multiple bonds</w:t>
               </w:r>
             </w:hyperlink>
           </w:p>
@@ -12308,7 +12308,7 @@
                 <w:sz w:val="14"/>
                 <w:szCs w:val="14"/>
               </w:rPr>
-              <w:t xml:space="preserve">Source: PhET Interactive Simulations (English)</w:t>
+              <w:t xml:space="preserve">Source: Khan Academy (English - US curriculum)</w:t>
             </w:r>
           </w:p>
           <w:p>
@@ -12316,7 +12316,7 @@
               <w:spacing w:after="10" w:before="0"/>
               <w:ind w:left="120"/>
             </w:pPr>
-            <w:hyperlink w:history="1" r:id="rIdubxfvdu4xcmvgf4npngst">
+            <w:hyperlink w:history="1" r:id="rIdv9hv1enndmpbqwzufhtle">
               <w:r>
                 <w:rPr>
                   <w:rFonts w:ascii="Arial" w:cs="Arial" w:eastAsia="Arial" w:hAnsi="Arial"/>
@@ -12361,7 +12361,7 @@
             <w:pPr>
               <w:spacing w:after="20" w:before="0"/>
             </w:pPr>
-            <w:hyperlink w:history="1" r:id="rId6yv-zjqsuikd5gnz0dpuc">
+            <w:hyperlink w:history="1" r:id="rIdljbvzq6ckfg1umtfnkskk">
               <w:r>
                 <w:rPr>
                   <w:rFonts w:ascii="Arial" w:cs="Arial" w:eastAsia="Arial" w:hAnsi="Arial"/>
@@ -12370,7 +12370,7 @@
                   <w:szCs w:val="16"/>
                   <w:u w:val="single" w:color="2E75B6"/>
                 </w:rPr>
-                <w:t xml:space="preserve">Covalent and Ionic Bonding (PLIX)</w:t>
+                <w:t xml:space="preserve">Molecule Shapes</w:t>
               </w:r>
             </w:hyperlink>
           </w:p>
@@ -12386,7 +12386,7 @@
                 <w:sz w:val="14"/>
                 <w:szCs w:val="14"/>
               </w:rPr>
-              <w:t xml:space="preserve">Source: CK-12</w:t>
+              <w:t xml:space="preserve">Source: PhET Interactive Simulations (English)</w:t>
             </w:r>
           </w:p>
           <w:p>
@@ -12394,7 +12394,7 @@
               <w:spacing w:after="10" w:before="0"/>
               <w:ind w:left="120"/>
             </w:pPr>
-            <w:hyperlink w:history="1" r:id="rId7hccnif7nvoflkyhsyyjz">
+            <w:hyperlink w:history="1" r:id="rIdkeioq2vrs48ka_mxgkgyi">
               <w:r>
                 <w:rPr>
                   <w:rFonts w:ascii="Arial" w:cs="Arial" w:eastAsia="Arial" w:hAnsi="Arial"/>
@@ -12589,7 +12589,7 @@
             <w:pPr>
               <w:spacing w:after="20" w:before="0"/>
             </w:pPr>
-            <w:hyperlink w:history="1" r:id="rIdwnujz39aqo4vubv3utlnw">
+            <w:hyperlink w:history="1" r:id="rIdovs2ou1fefz-vx82ph_qw">
               <w:r>
                 <w:rPr>
                   <w:rFonts w:ascii="Arial" w:cs="Arial" w:eastAsia="Arial" w:hAnsi="Arial"/>
@@ -12598,7 +12598,7 @@
                   <w:szCs w:val="16"/>
                   <w:u w:val="single" w:color="2E75B6"/>
                 </w:rPr>
-                <w:t xml:space="preserve">Video: Molecule Shapes</w:t>
+                <w:t xml:space="preserve">Drawing Lewis diagrams</w:t>
               </w:r>
             </w:hyperlink>
           </w:p>
@@ -12614,7 +12614,7 @@
                 <w:sz w:val="14"/>
                 <w:szCs w:val="14"/>
               </w:rPr>
-              <w:t xml:space="preserve">Source: PhET Interactive Simulations (English)</w:t>
+              <w:t xml:space="preserve">Source: Khan Academy (English - US curriculum)</w:t>
             </w:r>
           </w:p>
           <w:p>
@@ -12622,7 +12622,7 @@
               <w:spacing w:after="10" w:before="0"/>
               <w:ind w:left="120"/>
             </w:pPr>
-            <w:hyperlink w:history="1" r:id="rIdiivs1ygu0ncthhwnnrbl5">
+            <w:hyperlink w:history="1" r:id="rIdqfatcowiqumwabhm12oyl">
               <w:r>
                 <w:rPr>
                   <w:rFonts w:ascii="Arial" w:cs="Arial" w:eastAsia="Arial" w:hAnsi="Arial"/>
@@ -12667,7 +12667,7 @@
             <w:pPr>
               <w:spacing w:after="20" w:before="0"/>
             </w:pPr>
-            <w:hyperlink w:history="1" r:id="rIdk9mf8m5egbw-rruzzg7zy">
+            <w:hyperlink w:history="1" r:id="rId_fkdaepkqlepg7fpc9wot">
               <w:r>
                 <w:rPr>
                   <w:rFonts w:ascii="Arial" w:cs="Arial" w:eastAsia="Arial" w:hAnsi="Arial"/>
@@ -12676,7 +12676,7 @@
                   <w:szCs w:val="16"/>
                   <w:u w:val="single" w:color="2E75B6"/>
                 </w:rPr>
-                <w:t xml:space="preserve">Covalent and Ionic Bonding (PLIX)</w:t>
+                <w:t xml:space="preserve">Coordinate Covalent Bond (Flexbook)</w:t>
               </w:r>
             </w:hyperlink>
           </w:p>
@@ -12700,7 +12700,7 @@
               <w:spacing w:after="10" w:before="0"/>
               <w:ind w:left="120"/>
             </w:pPr>
-            <w:hyperlink w:history="1" r:id="rId3z8he1jug1w9d9taon7og">
+            <w:hyperlink w:history="1" r:id="rIdirpclpwujsahydzrlzjam">
               <w:r>
                 <w:rPr>
                   <w:rFonts w:ascii="Arial" w:cs="Arial" w:eastAsia="Arial" w:hAnsi="Arial"/>
@@ -12895,7 +12895,7 @@
             <w:pPr>
               <w:spacing w:after="20" w:before="0"/>
             </w:pPr>
-            <w:hyperlink w:history="1" r:id="rIds9ps7jygfh1dpjsj_f9fq">
+            <w:hyperlink w:history="1" r:id="rIdnfahmuou_socasluoheh1">
               <w:r>
                 <w:rPr>
                   <w:rFonts w:ascii="Arial" w:cs="Arial" w:eastAsia="Arial" w:hAnsi="Arial"/>
@@ -12904,7 +12904,7 @@
                   <w:szCs w:val="16"/>
                   <w:u w:val="single" w:color="2E75B6"/>
                 </w:rPr>
-                <w:t xml:space="preserve">Video: Molecule Shapes</w:t>
+                <w:t xml:space="preserve">Dot structures I: Single bonds</w:t>
               </w:r>
             </w:hyperlink>
           </w:p>
@@ -12920,7 +12920,7 @@
                 <w:sz w:val="14"/>
                 <w:szCs w:val="14"/>
               </w:rPr>
-              <w:t xml:space="preserve">Source: PhET Interactive Simulations (English)</w:t>
+              <w:t xml:space="preserve">Source: Khan Academy (English - US curriculum)</w:t>
             </w:r>
           </w:p>
           <w:p>
@@ -12928,7 +12928,7 @@
               <w:spacing w:after="10" w:before="0"/>
               <w:ind w:left="120"/>
             </w:pPr>
-            <w:hyperlink w:history="1" r:id="rIdhuza_jttmfnr0fhk1k0of">
+            <w:hyperlink w:history="1" r:id="rIdlaydiszj8xan4cpix8f3s">
               <w:r>
                 <w:rPr>
                   <w:rFonts w:ascii="Arial" w:cs="Arial" w:eastAsia="Arial" w:hAnsi="Arial"/>
@@ -12966,14 +12966,14 @@
                 <w:sz w:val="16"/>
                 <w:szCs w:val="16"/>
               </w:rPr>
-              <w:t xml:space="preserve">📖 HTML:</w:t>
+              <w:t xml:space="preserve">📖 EXERCISE:</w:t>
             </w:r>
           </w:p>
           <w:p>
             <w:pPr>
               <w:spacing w:after="20" w:before="0"/>
             </w:pPr>
-            <w:hyperlink w:history="1" r:id="rIdeg53pfzua30ba-caoony-">
+            <w:hyperlink w:history="1" r:id="rIdrfizmp-3kxqhxt4ls-cg-">
               <w:r>
                 <w:rPr>
                   <w:rFonts w:ascii="Arial" w:cs="Arial" w:eastAsia="Arial" w:hAnsi="Arial"/>
@@ -12982,7 +12982,7 @@
                   <w:szCs w:val="16"/>
                   <w:u w:val="single" w:color="2E75B6"/>
                 </w:rPr>
-                <w:t xml:space="preserve">Covalent and Ionic Bonding (PLIX)</w:t>
+                <w:t xml:space="preserve">Coordinate Covalent Bond Practice</w:t>
               </w:r>
             </w:hyperlink>
           </w:p>
@@ -13006,7 +13006,7 @@
               <w:spacing w:after="10" w:before="0"/>
               <w:ind w:left="120"/>
             </w:pPr>
-            <w:hyperlink w:history="1" r:id="rId9-4082sjnzkyknj59f2bi">
+            <w:hyperlink w:history="1" r:id="rIdokj9jm4tv8x5kli54tl_g">
               <w:r>
                 <w:rPr>
                   <w:rFonts w:ascii="Arial" w:cs="Arial" w:eastAsia="Arial" w:hAnsi="Arial"/>
@@ -13201,7 +13201,7 @@
             <w:pPr>
               <w:spacing w:after="20" w:before="0"/>
             </w:pPr>
-            <w:hyperlink w:history="1" r:id="rIdo-bx-tgunvjt0ianbwgnp">
+            <w:hyperlink w:history="1" r:id="rId3yvzfi0hboi2otccjcmlm">
               <w:r>
                 <w:rPr>
                   <w:rFonts w:ascii="Arial" w:cs="Arial" w:eastAsia="Arial" w:hAnsi="Arial"/>
@@ -13210,7 +13210,7 @@
                   <w:szCs w:val="16"/>
                   <w:u w:val="single" w:color="2E75B6"/>
                 </w:rPr>
-                <w:t xml:space="preserve">Video: Molecule Shapes</w:t>
+                <w:t xml:space="preserve">Covalent bonds</w:t>
               </w:r>
             </w:hyperlink>
           </w:p>
@@ -13226,7 +13226,7 @@
                 <w:sz w:val="14"/>
                 <w:szCs w:val="14"/>
               </w:rPr>
-              <w:t xml:space="preserve">Source: PhET Interactive Simulations (English)</w:t>
+              <w:t xml:space="preserve">Source: Khan Academy (English - US curriculum)</w:t>
             </w:r>
           </w:p>
           <w:p>
@@ -13234,7 +13234,7 @@
               <w:spacing w:after="10" w:before="0"/>
               <w:ind w:left="120"/>
             </w:pPr>
-            <w:hyperlink w:history="1" r:id="rIdfsxm5y-z1nipr8sml9sci">
+            <w:hyperlink w:history="1" r:id="rIdr951bscnvsfv4qxvno3fc">
               <w:r>
                 <w:rPr>
                   <w:rFonts w:ascii="Arial" w:cs="Arial" w:eastAsia="Arial" w:hAnsi="Arial"/>
@@ -13279,7 +13279,7 @@
             <w:pPr>
               <w:spacing w:after="20" w:before="0"/>
             </w:pPr>
-            <w:hyperlink w:history="1" r:id="rIdum_clniean-yqm70dg4yy">
+            <w:hyperlink w:history="1" r:id="rIdwidkgkhkebhb5rm0r_4l7">
               <w:r>
                 <w:rPr>
                   <w:rFonts w:ascii="Arial" w:cs="Arial" w:eastAsia="Arial" w:hAnsi="Arial"/>
@@ -13288,7 +13288,7 @@
                   <w:szCs w:val="16"/>
                   <w:u w:val="single" w:color="2E75B6"/>
                 </w:rPr>
-                <w:t xml:space="preserve">Covalent and Ionic Bonding (PLIX)</w:t>
+                <w:t xml:space="preserve">Lewis Electron-Dot Structures (Flexbook)</w:t>
               </w:r>
             </w:hyperlink>
           </w:p>
@@ -13312,7 +13312,7 @@
               <w:spacing w:after="10" w:before="0"/>
               <w:ind w:left="120"/>
             </w:pPr>
-            <w:hyperlink w:history="1" r:id="rIdyvrcqqcsigo68_tczbydw">
+            <w:hyperlink w:history="1" r:id="rIdbafp4c3iivrcx9tisqfbi">
               <w:r>
                 <w:rPr>
                   <w:rFonts w:ascii="Arial" w:cs="Arial" w:eastAsia="Arial" w:hAnsi="Arial"/>
@@ -13507,7 +13507,7 @@
             <w:pPr>
               <w:spacing w:after="20" w:before="0"/>
             </w:pPr>
-            <w:hyperlink w:history="1" r:id="rIdqm6l2riydsyhwmjmgzbym">
+            <w:hyperlink w:history="1" r:id="rIdfhrxsfk9rajw0wjxuj65v">
               <w:r>
                 <w:rPr>
                   <w:rFonts w:ascii="Arial" w:cs="Arial" w:eastAsia="Arial" w:hAnsi="Arial"/>
@@ -13516,7 +13516,7 @@
                   <w:szCs w:val="16"/>
                   <w:u w:val="single" w:color="2E75B6"/>
                 </w:rPr>
-                <w:t xml:space="preserve">Video: Molecule Shapes</w:t>
+                <w:t xml:space="preserve">Worked example: Lewis diagram of formaldehyde (CH₂O)</w:t>
               </w:r>
             </w:hyperlink>
           </w:p>
@@ -13532,7 +13532,7 @@
                 <w:sz w:val="14"/>
                 <w:szCs w:val="14"/>
               </w:rPr>
-              <w:t xml:space="preserve">Source: PhET Interactive Simulations (English)</w:t>
+              <w:t xml:space="preserve">Source: Khan Academy (English - US curriculum)</w:t>
             </w:r>
           </w:p>
           <w:p>
@@ -13540,7 +13540,7 @@
               <w:spacing w:after="10" w:before="0"/>
               <w:ind w:left="120"/>
             </w:pPr>
-            <w:hyperlink w:history="1" r:id="rIdksdi_xxplpuq5qllp4uph">
+            <w:hyperlink w:history="1" r:id="rIde5afu_y8ng3jh59j-m_lx">
               <w:r>
                 <w:rPr>
                   <w:rFonts w:ascii="Arial" w:cs="Arial" w:eastAsia="Arial" w:hAnsi="Arial"/>
@@ -13578,14 +13578,14 @@
                 <w:sz w:val="16"/>
                 <w:szCs w:val="16"/>
               </w:rPr>
-              <w:t xml:space="preserve">📖 HTML:</w:t>
+              <w:t xml:space="preserve">📖 EXERCISE:</w:t>
             </w:r>
           </w:p>
           <w:p>
             <w:pPr>
               <w:spacing w:after="20" w:before="0"/>
             </w:pPr>
-            <w:hyperlink w:history="1" r:id="rIdst-ld7bmmprefuv6n3bzq">
+            <w:hyperlink w:history="1" r:id="rIdh8usnx6bbyhwg9jbl8oao">
               <w:r>
                 <w:rPr>
                   <w:rFonts w:ascii="Arial" w:cs="Arial" w:eastAsia="Arial" w:hAnsi="Arial"/>
@@ -13594,7 +13594,7 @@
                   <w:szCs w:val="16"/>
                   <w:u w:val="single" w:color="2E75B6"/>
                 </w:rPr>
-                <w:t xml:space="preserve">Covalent and Ionic Bonding (PLIX)</w:t>
+                <w:t xml:space="preserve">Lewis Electron-Dot Structures Practice</w:t>
               </w:r>
             </w:hyperlink>
           </w:p>
@@ -13618,7 +13618,7 @@
               <w:spacing w:after="10" w:before="0"/>
               <w:ind w:left="120"/>
             </w:pPr>
-            <w:hyperlink w:history="1" r:id="rId991yrmalvvrfn8orhgqxe">
+            <w:hyperlink w:history="1" r:id="rIdmrr1pma_bzld2rdmxachf">
               <w:r>
                 <w:rPr>
                   <w:rFonts w:ascii="Arial" w:cs="Arial" w:eastAsia="Arial" w:hAnsi="Arial"/>
@@ -15105,7 +15105,7 @@
             <w:pPr>
               <w:spacing w:after="20" w:before="0"/>
             </w:pPr>
-            <w:hyperlink w:history="1" r:id="rIdv8k2iugnufaav-vpmbyv3">
+            <w:hyperlink w:history="1" r:id="rId0luc7tryafkxqbkjo4vnr">
               <w:r>
                 <w:rPr>
                   <w:rFonts w:ascii="Arial" w:cs="Arial" w:eastAsia="Arial" w:hAnsi="Arial"/>
@@ -15114,7 +15114,7 @@
                   <w:szCs w:val="16"/>
                   <w:u w:val="single" w:color="2E75B6"/>
                 </w:rPr>
-                <w:t xml:space="preserve">Van der Waals Forces - Overview</w:t>
+                <w:t xml:space="preserve">Van der Waals forces -dubbed(KY)</w:t>
               </w:r>
             </w:hyperlink>
           </w:p>
@@ -15130,7 +15130,7 @@
                 <w:sz w:val="14"/>
                 <w:szCs w:val="14"/>
               </w:rPr>
-              <w:t xml:space="preserve">Source: CK-12</w:t>
+              <w:t xml:space="preserve">Source: Khan Academy (Kiswahili)</w:t>
             </w:r>
           </w:p>
           <w:p>
@@ -15138,7 +15138,7 @@
               <w:spacing w:after="10" w:before="0"/>
               <w:ind w:left="120"/>
             </w:pPr>
-            <w:hyperlink w:history="1" r:id="rIdxug2yw7w6x_jqx5-gj28k">
+            <w:hyperlink w:history="1" r:id="rIdb5t3zh8mnbe-fmqh6qdoh">
               <w:r>
                 <w:rPr>
                   <w:rFonts w:ascii="Arial" w:cs="Arial" w:eastAsia="Arial" w:hAnsi="Arial"/>
@@ -15176,14 +15176,14 @@
                 <w:sz w:val="16"/>
                 <w:szCs w:val="16"/>
               </w:rPr>
-              <w:t xml:space="preserve">📖 HTML:</w:t>
+              <w:t xml:space="preserve">📖 EXERCISE:</w:t>
             </w:r>
           </w:p>
           <w:p>
             <w:pPr>
               <w:spacing w:after="20" w:before="0"/>
             </w:pPr>
-            <w:hyperlink w:history="1" r:id="rIdzd9fyke3ib6l6jy0qyy1f">
+            <w:hyperlink w:history="1" r:id="rIdbtwjo2hlcvm8tdr_i2zx6">
               <w:r>
                 <w:rPr>
                   <w:rFonts w:ascii="Arial" w:cs="Arial" w:eastAsia="Arial" w:hAnsi="Arial"/>
@@ -15192,7 +15192,7 @@
                   <w:szCs w:val="16"/>
                   <w:u w:val="single" w:color="2E75B6"/>
                 </w:rPr>
-                <w:t xml:space="preserve">Hydrogen and Alkali Metals (Flexbook)</w:t>
+                <w:t xml:space="preserve">Structure of water and hydrogen bonding</w:t>
               </w:r>
             </w:hyperlink>
           </w:p>
@@ -15208,7 +15208,7 @@
                 <w:sz w:val="14"/>
                 <w:szCs w:val="14"/>
               </w:rPr>
-              <w:t xml:space="preserve">Source: CK-12</w:t>
+              <w:t xml:space="preserve">Source: Khan Academy (English - US curriculum)</w:t>
             </w:r>
           </w:p>
           <w:p>
@@ -15216,7 +15216,7 @@
               <w:spacing w:after="10" w:before="0"/>
               <w:ind w:left="120"/>
             </w:pPr>
-            <w:hyperlink w:history="1" r:id="rIdd_hbmvoprmchymqaewcyq">
+            <w:hyperlink w:history="1" r:id="rIdtrioz0rdimwvpobjhxylt">
               <w:r>
                 <w:rPr>
                   <w:rFonts w:ascii="Arial" w:cs="Arial" w:eastAsia="Arial" w:hAnsi="Arial"/>
@@ -15411,7 +15411,7 @@
             <w:pPr>
               <w:spacing w:after="20" w:before="0"/>
             </w:pPr>
-            <w:hyperlink w:history="1" r:id="rId8cn8xdft4bazn4_xwq6yy">
+            <w:hyperlink w:history="1" r:id="rIddqjx8_kz4cqz0mvistcdz">
               <w:r>
                 <w:rPr>
                   <w:rFonts w:ascii="Arial" w:cs="Arial" w:eastAsia="Arial" w:hAnsi="Arial"/>
@@ -15420,7 +15420,7 @@
                   <w:szCs w:val="16"/>
                   <w:u w:val="single" w:color="2E75B6"/>
                 </w:rPr>
-                <w:t xml:space="preserve">Van der Waals Forces - Overview</w:t>
+                <w:t xml:space="preserve">Van der Waals forces -dubbed(KY)</w:t>
               </w:r>
             </w:hyperlink>
           </w:p>
@@ -15436,7 +15436,7 @@
                 <w:sz w:val="14"/>
                 <w:szCs w:val="14"/>
               </w:rPr>
-              <w:t xml:space="preserve">Source: CK-12</w:t>
+              <w:t xml:space="preserve">Source: Khan Academy (Kiswahili)</w:t>
             </w:r>
           </w:p>
           <w:p>
@@ -15444,7 +15444,7 @@
               <w:spacing w:after="10" w:before="0"/>
               <w:ind w:left="120"/>
             </w:pPr>
-            <w:hyperlink w:history="1" r:id="rIdxmmvjbp8ukkqk4jqqor1z">
+            <w:hyperlink w:history="1" r:id="rIdwevimplkkstyiqhge_rkh">
               <w:r>
                 <w:rPr>
                   <w:rFonts w:ascii="Arial" w:cs="Arial" w:eastAsia="Arial" w:hAnsi="Arial"/>
@@ -15482,14 +15482,14 @@
                 <w:sz w:val="16"/>
                 <w:szCs w:val="16"/>
               </w:rPr>
-              <w:t xml:space="preserve">📖 HTML:</w:t>
+              <w:t xml:space="preserve">📖 EXERCISE:</w:t>
             </w:r>
           </w:p>
           <w:p>
             <w:pPr>
               <w:spacing w:after="20" w:before="0"/>
             </w:pPr>
-            <w:hyperlink w:history="1" r:id="rId6ggxtdua_8hkxpvnhiess">
+            <w:hyperlink w:history="1" r:id="rIdtyyzsghginmglp4rvhrte">
               <w:r>
                 <w:rPr>
                   <w:rFonts w:ascii="Arial" w:cs="Arial" w:eastAsia="Arial" w:hAnsi="Arial"/>
@@ -15498,7 +15498,7 @@
                   <w:szCs w:val="16"/>
                   <w:u w:val="single" w:color="2E75B6"/>
                 </w:rPr>
-                <w:t xml:space="preserve">Hydrogen and Alkali Metals (Flexbook)</w:t>
+                <w:t xml:space="preserve">Water and hydrogen bonding</w:t>
               </w:r>
             </w:hyperlink>
           </w:p>
@@ -15514,7 +15514,7 @@
                 <w:sz w:val="14"/>
                 <w:szCs w:val="14"/>
               </w:rPr>
-              <w:t xml:space="preserve">Source: CK-12</w:t>
+              <w:t xml:space="preserve">Source: Khan Academy (English - US curriculum)</w:t>
             </w:r>
           </w:p>
           <w:p>
@@ -15522,7 +15522,7 @@
               <w:spacing w:after="10" w:before="0"/>
               <w:ind w:left="120"/>
             </w:pPr>
-            <w:hyperlink w:history="1" r:id="rIdi1gnc2ucocvlwmiceuyva">
+            <w:hyperlink w:history="1" r:id="rIdpmwl0xre96td6whbxfa04">
               <w:r>
                 <w:rPr>
                   <w:rFonts w:ascii="Arial" w:cs="Arial" w:eastAsia="Arial" w:hAnsi="Arial"/>
@@ -15717,7 +15717,7 @@
             <w:pPr>
               <w:spacing w:after="20" w:before="0"/>
             </w:pPr>
-            <w:hyperlink w:history="1" r:id="rIdhpuqx8mozvq8gfhvthgvv">
+            <w:hyperlink w:history="1" r:id="rIdprqk-px7rmaj9ou7fchul">
               <w:r>
                 <w:rPr>
                   <w:rFonts w:ascii="Arial" w:cs="Arial" w:eastAsia="Arial" w:hAnsi="Arial"/>
@@ -15726,7 +15726,7 @@
                   <w:szCs w:val="16"/>
                   <w:u w:val="single" w:color="2E75B6"/>
                 </w:rPr>
-                <w:t xml:space="preserve">Van der Waals Forces - Overview</w:t>
+                <w:t xml:space="preserve">Van der Waals forces -dubbed(KY)</w:t>
               </w:r>
             </w:hyperlink>
           </w:p>
@@ -15742,7 +15742,7 @@
                 <w:sz w:val="14"/>
                 <w:szCs w:val="14"/>
               </w:rPr>
-              <w:t xml:space="preserve">Source: CK-12</w:t>
+              <w:t xml:space="preserve">Source: Khan Academy (Kiswahili)</w:t>
             </w:r>
           </w:p>
           <w:p>
@@ -15750,7 +15750,7 @@
               <w:spacing w:after="10" w:before="0"/>
               <w:ind w:left="120"/>
             </w:pPr>
-            <w:hyperlink w:history="1" r:id="rIdrbvbygcxkr5quipkgrfml">
+            <w:hyperlink w:history="1" r:id="rId4rluulaujok2tzaxth69d">
               <w:r>
                 <w:rPr>
                   <w:rFonts w:ascii="Arial" w:cs="Arial" w:eastAsia="Arial" w:hAnsi="Arial"/>
@@ -15795,7 +15795,7 @@
             <w:pPr>
               <w:spacing w:after="20" w:before="0"/>
             </w:pPr>
-            <w:hyperlink w:history="1" r:id="rId3djpd5aliejirk8qcm98h">
+            <w:hyperlink w:history="1" r:id="rIdamkfmmq7qk8s1slsiz9jw">
               <w:r>
                 <w:rPr>
                   <w:rFonts w:ascii="Arial" w:cs="Arial" w:eastAsia="Arial" w:hAnsi="Arial"/>
@@ -15804,7 +15804,7 @@
                   <w:szCs w:val="16"/>
                   <w:u w:val="single" w:color="2E75B6"/>
                 </w:rPr>
-                <w:t xml:space="preserve">Hydrogen and Alkali Metals (Flexbook)</w:t>
+                <w:t xml:space="preserve">Van der Waals Forces (Flexbook)</w:t>
               </w:r>
             </w:hyperlink>
           </w:p>
@@ -15828,7 +15828,7 @@
               <w:spacing w:after="10" w:before="0"/>
               <w:ind w:left="120"/>
             </w:pPr>
-            <w:hyperlink w:history="1" r:id="rIdntovcofp3pqmmj3xhw4nw">
+            <w:hyperlink w:history="1" r:id="rIdxmwpzqwpkz27zqkkq6noo">
               <w:r>
                 <w:rPr>
                   <w:rFonts w:ascii="Arial" w:cs="Arial" w:eastAsia="Arial" w:hAnsi="Arial"/>
@@ -16023,7 +16023,7 @@
             <w:pPr>
               <w:spacing w:after="20" w:before="0"/>
             </w:pPr>
-            <w:hyperlink w:history="1" r:id="rId2zkpb55al_hlhhp8nmvj5">
+            <w:hyperlink w:history="1" r:id="rIdhqjc5f9uqojrr2xeztgru">
               <w:r>
                 <w:rPr>
                   <w:rFonts w:ascii="Arial" w:cs="Arial" w:eastAsia="Arial" w:hAnsi="Arial"/>
@@ -16032,7 +16032,7 @@
                   <w:szCs w:val="16"/>
                   <w:u w:val="single" w:color="2E75B6"/>
                 </w:rPr>
-                <w:t xml:space="preserve">Van der Waals Forces - Overview</w:t>
+                <w:t xml:space="preserve">Van der Waals forces -dubbed(KY)</w:t>
               </w:r>
             </w:hyperlink>
           </w:p>
@@ -16048,7 +16048,7 @@
                 <w:sz w:val="14"/>
                 <w:szCs w:val="14"/>
               </w:rPr>
-              <w:t xml:space="preserve">Source: CK-12</w:t>
+              <w:t xml:space="preserve">Source: Khan Academy (Kiswahili)</w:t>
             </w:r>
           </w:p>
           <w:p>
@@ -16056,7 +16056,7 @@
               <w:spacing w:after="10" w:before="0"/>
               <w:ind w:left="120"/>
             </w:pPr>
-            <w:hyperlink w:history="1" r:id="rIdnmzdrvzaiifuxziz3mgqu">
+            <w:hyperlink w:history="1" r:id="rIdotv8usircavivdsnadywu">
               <w:r>
                 <w:rPr>
                   <w:rFonts w:ascii="Arial" w:cs="Arial" w:eastAsia="Arial" w:hAnsi="Arial"/>
@@ -16094,14 +16094,14 @@
                 <w:sz w:val="16"/>
                 <w:szCs w:val="16"/>
               </w:rPr>
-              <w:t xml:space="preserve">📖 HTML:</w:t>
+              <w:t xml:space="preserve">📖 EXERCISE:</w:t>
             </w:r>
           </w:p>
           <w:p>
             <w:pPr>
               <w:spacing w:after="20" w:before="0"/>
             </w:pPr>
-            <w:hyperlink w:history="1" r:id="rIdpofwtkr_5hb-rtlbcgkog">
+            <w:hyperlink w:history="1" r:id="rIdankujbrexihk7kkfi8q4z">
               <w:r>
                 <w:rPr>
                   <w:rFonts w:ascii="Arial" w:cs="Arial" w:eastAsia="Arial" w:hAnsi="Arial"/>
@@ -16110,7 +16110,7 @@
                   <w:szCs w:val="16"/>
                   <w:u w:val="single" w:color="2E75B6"/>
                 </w:rPr>
-                <w:t xml:space="preserve">Hydrogen and Alkali Metals (Flexbook)</w:t>
+                <w:t xml:space="preserve">Van der Waals Forces Practice</w:t>
               </w:r>
             </w:hyperlink>
           </w:p>
@@ -16134,7 +16134,7 @@
               <w:spacing w:after="10" w:before="0"/>
               <w:ind w:left="120"/>
             </w:pPr>
-            <w:hyperlink w:history="1" r:id="rIdibkfjeye2et0lckkfalrp">
+            <w:hyperlink w:history="1" r:id="rIdutxqgarvsaunfi1l2teun">
               <w:r>
                 <w:rPr>
                   <w:rFonts w:ascii="Arial" w:cs="Arial" w:eastAsia="Arial" w:hAnsi="Arial"/>
@@ -16329,7 +16329,7 @@
             <w:pPr>
               <w:spacing w:after="20" w:before="0"/>
             </w:pPr>
-            <w:hyperlink w:history="1" r:id="rIdibm_73cnmejdbkteaiqb3">
+            <w:hyperlink w:history="1" r:id="rIdsvvbvno8k7t5j1u9l-eoy">
               <w:r>
                 <w:rPr>
                   <w:rFonts w:ascii="Arial" w:cs="Arial" w:eastAsia="Arial" w:hAnsi="Arial"/>
@@ -16338,7 +16338,7 @@
                   <w:szCs w:val="16"/>
                   <w:u w:val="single" w:color="2E75B6"/>
                 </w:rPr>
-                <w:t xml:space="preserve">Van der Waals Forces - Overview</w:t>
+                <w:t xml:space="preserve">Van der Waals forces -dubbed(KY)</w:t>
               </w:r>
             </w:hyperlink>
           </w:p>
@@ -16354,7 +16354,7 @@
                 <w:sz w:val="14"/>
                 <w:szCs w:val="14"/>
               </w:rPr>
-              <w:t xml:space="preserve">Source: CK-12</w:t>
+              <w:t xml:space="preserve">Source: Khan Academy (Kiswahili)</w:t>
             </w:r>
           </w:p>
           <w:p>
@@ -16362,7 +16362,7 @@
               <w:spacing w:after="10" w:before="0"/>
               <w:ind w:left="120"/>
             </w:pPr>
-            <w:hyperlink w:history="1" r:id="rIdi7d032t1xrvbwdzzl1lb3">
+            <w:hyperlink w:history="1" r:id="rIduttwpy0lhrtpyt9uaw3cc">
               <w:r>
                 <w:rPr>
                   <w:rFonts w:ascii="Arial" w:cs="Arial" w:eastAsia="Arial" w:hAnsi="Arial"/>
@@ -16400,14 +16400,14 @@
                 <w:sz w:val="16"/>
                 <w:szCs w:val="16"/>
               </w:rPr>
-              <w:t xml:space="preserve">📖 HTML:</w:t>
+              <w:t xml:space="preserve">📖 EXERCISE:</w:t>
             </w:r>
           </w:p>
           <w:p>
             <w:pPr>
               <w:spacing w:after="20" w:before="0"/>
             </w:pPr>
-            <w:hyperlink w:history="1" r:id="rIdigxu7tq5hvedzezhkj1d1">
+            <w:hyperlink w:history="1" r:id="rId7xju7r7d8mqdaw7bc5kat">
               <w:r>
                 <w:rPr>
                   <w:rFonts w:ascii="Arial" w:cs="Arial" w:eastAsia="Arial" w:hAnsi="Arial"/>
@@ -16416,7 +16416,7 @@
                   <w:szCs w:val="16"/>
                   <w:u w:val="single" w:color="2E75B6"/>
                 </w:rPr>
-                <w:t xml:space="preserve">Hydrogen and Alkali Metals (Flexbook)</w:t>
+                <w:t xml:space="preserve">Intermolecular forces and properties of liquids</w:t>
               </w:r>
             </w:hyperlink>
           </w:p>
@@ -16432,7 +16432,7 @@
                 <w:sz w:val="14"/>
                 <w:szCs w:val="14"/>
               </w:rPr>
-              <w:t xml:space="preserve">Source: CK-12</w:t>
+              <w:t xml:space="preserve">Source: Khan Academy (English - US curriculum)</w:t>
             </w:r>
           </w:p>
           <w:p>
@@ -16440,7 +16440,7 @@
               <w:spacing w:after="10" w:before="0"/>
               <w:ind w:left="120"/>
             </w:pPr>
-            <w:hyperlink w:history="1" r:id="rIdmtumcciee7qugxvrcqhpi">
+            <w:hyperlink w:history="1" r:id="rIdqfm0pu_tuwu5elve9czeo">
               <w:r>
                 <w:rPr>
                   <w:rFonts w:ascii="Arial" w:cs="Arial" w:eastAsia="Arial" w:hAnsi="Arial"/>
@@ -17927,7 +17927,7 @@
             <w:pPr>
               <w:spacing w:after="20" w:before="0"/>
             </w:pPr>
-            <w:hyperlink w:history="1" r:id="rIddk_llbcyk03glxxfaim4s">
+            <w:hyperlink w:history="1" r:id="rIdfiajhzgssnuihyl1z0nu3">
               <w:r>
                 <w:rPr>
                   <w:rFonts w:ascii="Arial" w:cs="Arial" w:eastAsia="Arial" w:hAnsi="Arial"/>
@@ -17936,7 +17936,7 @@
                   <w:szCs w:val="16"/>
                   <w:u w:val="single" w:color="2E75B6"/>
                 </w:rPr>
-                <w:t xml:space="preserve">The periodic table - transition metals</w:t>
+                <w:t xml:space="preserve">Metallic bonds</w:t>
               </w:r>
             </w:hyperlink>
           </w:p>
@@ -17960,7 +17960,7 @@
               <w:spacing w:after="10" w:before="0"/>
               <w:ind w:left="120"/>
             </w:pPr>
-            <w:hyperlink w:history="1" r:id="rIdfr2wgufn8g_yzdkfwcn5r">
+            <w:hyperlink w:history="1" r:id="rIdun5zwfdfzum0wxwlnp_b-">
               <w:r>
                 <w:rPr>
                   <w:rFonts w:ascii="Arial" w:cs="Arial" w:eastAsia="Arial" w:hAnsi="Arial"/>
@@ -18005,7 +18005,7 @@
             <w:pPr>
               <w:spacing w:after="20" w:before="0"/>
             </w:pPr>
-            <w:hyperlink w:history="1" r:id="rIdpzah_2w3bpeo264em2ya7">
+            <w:hyperlink w:history="1" r:id="rIdg7e9g19-gasid8zwtps2q">
               <w:r>
                 <w:rPr>
                   <w:rFonts w:ascii="Arial" w:cs="Arial" w:eastAsia="Arial" w:hAnsi="Arial"/>
@@ -18038,7 +18038,7 @@
               <w:spacing w:after="10" w:before="0"/>
               <w:ind w:left="120"/>
             </w:pPr>
-            <w:hyperlink w:history="1" r:id="rIdaxujtzhz4hyqzipngdlcg">
+            <w:hyperlink w:history="1" r:id="rId3y_kpi4vybezw8ooxqwge">
               <w:r>
                 <w:rPr>
                   <w:rFonts w:ascii="Arial" w:cs="Arial" w:eastAsia="Arial" w:hAnsi="Arial"/>
@@ -18233,7 +18233,7 @@
             <w:pPr>
               <w:spacing w:after="20" w:before="0"/>
             </w:pPr>
-            <w:hyperlink w:history="1" r:id="rId8toyta42izulbixhi3asu">
+            <w:hyperlink w:history="1" r:id="rIdfupv4d5mxo6dqwtnxak1j">
               <w:r>
                 <w:rPr>
                   <w:rFonts w:ascii="Arial" w:cs="Arial" w:eastAsia="Arial" w:hAnsi="Arial"/>
@@ -18242,7 +18242,7 @@
                   <w:szCs w:val="16"/>
                   <w:u w:val="single" w:color="2E75B6"/>
                 </w:rPr>
-                <w:t xml:space="preserve">The periodic table - transition metals</w:t>
+                <w:t xml:space="preserve">Metallic bonds</w:t>
               </w:r>
             </w:hyperlink>
           </w:p>
@@ -18266,7 +18266,7 @@
               <w:spacing w:after="10" w:before="0"/>
               <w:ind w:left="120"/>
             </w:pPr>
-            <w:hyperlink w:history="1" r:id="rIdcpbnna3n_97_gyrjkqu5u">
+            <w:hyperlink w:history="1" r:id="rIdigihaxhlr7nuore1yxacv">
               <w:r>
                 <w:rPr>
                   <w:rFonts w:ascii="Arial" w:cs="Arial" w:eastAsia="Arial" w:hAnsi="Arial"/>
@@ -18304,6 +18304,312 @@
                 <w:sz w:val="16"/>
                 <w:szCs w:val="16"/>
               </w:rPr>
+              <w:t xml:space="preserve">📖 EXERCISE:</w:t>
+            </w:r>
+          </w:p>
+          <w:p>
+            <w:pPr>
+              <w:spacing w:after="20" w:before="0"/>
+            </w:pPr>
+            <w:hyperlink w:history="1" r:id="rId6d8u5mu9p8wfprojcsok1">
+              <w:r>
+                <w:rPr>
+                  <w:rFonts w:ascii="Arial" w:cs="Arial" w:eastAsia="Arial" w:hAnsi="Arial"/>
+                  <w:color w:val="2E75B6"/>
+                  <w:sz w:val="16"/>
+                  <w:szCs w:val="16"/>
+                  <w:u w:val="single" w:color="2E75B6"/>
+                </w:rPr>
+                <w:t xml:space="preserve">Metallic Bonding Practice</w:t>
+              </w:r>
+            </w:hyperlink>
+          </w:p>
+          <w:p>
+            <w:pPr>
+              <w:spacing w:after="10" w:before="0"/>
+              <w:ind w:left="120"/>
+            </w:pPr>
+            <w:r>
+              <w:rPr>
+                <w:rFonts w:ascii="Arial" w:cs="Arial" w:eastAsia="Arial" w:hAnsi="Arial"/>
+                <w:color w:val="595959"/>
+                <w:sz w:val="14"/>
+                <w:szCs w:val="14"/>
+              </w:rPr>
+              <w:t xml:space="preserve">Source: CK-12</w:t>
+            </w:r>
+          </w:p>
+          <w:p>
+            <w:pPr>
+              <w:spacing w:after="10" w:before="0"/>
+              <w:ind w:left="120"/>
+            </w:pPr>
+            <w:hyperlink w:history="1" r:id="rIdkbr1yqzmo8opv5b3ydwm8">
+              <w:r>
+                <w:rPr>
+                  <w:rFonts w:ascii="Arial" w:cs="Arial" w:eastAsia="Arial" w:hAnsi="Arial"/>
+                  <w:color w:val="595959"/>
+                  <w:sz w:val="14"/>
+                  <w:szCs w:val="14"/>
+                  <w:u w:val="single" w:color="595959"/>
+                </w:rPr>
+                <w:t xml:space="preserve">🔍 Search ARES for similar readings</w:t>
+              </w:r>
+            </w:hyperlink>
+          </w:p>
+        </w:tc>
+        <w:tc>
+          <w:tcPr>
+            <w:tcW w:type="dxa" w:w="3040"/>
+            <w:shd w:fill="FFFFFF" w:color="auto" w:val="clear"/>
+            <w:tcMar>
+              <w:top w:type="dxa" w:w="60"/>
+              <w:left w:type="dxa" w:w="120"/>
+              <w:bottom w:type="dxa" w:w="60"/>
+              <w:right w:type="dxa" w:w="120"/>
+            </w:tcMar>
+            <w:vAlign w:val="top"/>
+          </w:tcPr>
+          <w:p>
+            <w:pPr>
+              <w:spacing w:after="40" w:before="0"/>
+              <w:jc w:val="left"/>
+            </w:pPr>
+            <w:r>
+              <w:rPr>
+                <w:rFonts w:ascii="Arial" w:cs="Arial" w:eastAsia="Arial" w:hAnsi="Arial"/>
+                <w:b w:val="false"/>
+                <w:bCs w:val="false"/>
+                <w:i w:val="false"/>
+                <w:iCs w:val="false"/>
+                <w:color w:val="000000"/>
+                <w:sz w:val="18"/>
+                <w:szCs w:val="18"/>
+              </w:rPr>
+              <w:t xml:space="preserve">The teacher conducts a 6-minute teacher-led demonstration at the front, treating it as a structured observation task. Students record each observation in a second table with columns: WHAT HAPPENED / WHAT QUESTION DOES THIS RAISE. Demonstration sequence: (1) Teacher bends the copper wire into a curve — it holds its shape. Teacher asks: 'Did it crack like a chalk stick or a salt crystal would?' (2) Teacher rolls aluminium foil flat, then scrunches it — it deforms without breaking. (3) Teacher uses a simple conductivity tester (9V battery, LED bulb, two crocodile-clip leads) to test aluminium foil — the bulb lights. Then tests an ionic crystal (NaCl solid) — bulb does not light. Then tests a piece of candle wax (simple molecular covalent) — bulb does not light. (4) Teacher holds a piece of copper wire briefly and says: 'Metal feels cold to the touch even at room temperature — that is thermal conductivity moving heat away from your hand rapidly.' (5) Teacher projects or draws on the board a simple data strip: Melting point of Al = 660 degrees C, Cu = 1085 degrees C, Fe = 1538 degrees C — all much higher than iodine (184 degrees C) or water (0 degrees C) but lower than diamond (above 3500 degrees C). Students record these numbers and note the pattern.</w:t>
+            </w:r>
+          </w:p>
+        </w:tc>
+        <w:tc>
+          <w:tcPr>
+            <w:tcW w:type="dxa" w:w="3040"/>
+            <w:shd w:fill="F2F2F2" w:color="auto" w:val="clear"/>
+            <w:tcMar>
+              <w:top w:type="dxa" w:w="60"/>
+              <w:left w:type="dxa" w:w="120"/>
+              <w:bottom w:type="dxa" w:w="60"/>
+              <w:right w:type="dxa" w:w="120"/>
+            </w:tcMar>
+            <w:vAlign w:val="top"/>
+          </w:tcPr>
+          <w:p>
+            <w:pPr>
+              <w:spacing w:after="40" w:before="0"/>
+              <w:jc w:val="left"/>
+            </w:pPr>
+            <w:r>
+              <w:rPr>
+                <w:rFonts w:ascii="Arial" w:cs="Arial" w:eastAsia="Arial" w:hAnsi="Arial"/>
+                <w:b w:val="false"/>
+                <w:bCs w:val="false"/>
+                <w:i w:val="false"/>
+                <w:iCs w:val="false"/>
+                <w:color w:val="000000"/>
+                <w:sz w:val="18"/>
+                <w:szCs w:val="18"/>
+              </w:rPr>
+              <w:t xml:space="preserve">Before the conductivity test say: 'Remember in Lesson 1 we tested graphite and diamond for conductivity. Graphite conducted — diamond did not. Now watch what the metals do.' [Pause — allow students to make the connection silently for 5 seconds before proceeding.] After the solid NaCl test say: 'Why does solid NaCl not conduct even though it has ions? Think back to Lesson 3.' [WAIT 8 seconds — cold call one student.] After the full demonstration say: 'In your table, write one question that these observations raise that our current models — ionic bonding and covalent bonding — cannot answer.' [WAIT 10 seconds of silent writing time.]</w:t>
+            </w:r>
+          </w:p>
+        </w:tc>
+        <w:tc>
+          <w:tcPr>
+            <w:tcW w:type="dxa" w:w="3040"/>
+            <w:shd w:fill="FFFFFF" w:color="auto" w:val="clear"/>
+            <w:tcMar>
+              <w:top w:type="dxa" w:w="60"/>
+              <w:left w:type="dxa" w:w="120"/>
+              <w:bottom w:type="dxa" w:w="60"/>
+              <w:right w:type="dxa" w:w="120"/>
+            </w:tcMar>
+            <w:vAlign w:val="top"/>
+          </w:tcPr>
+          <w:p>
+            <w:pPr>
+              <w:spacing w:after="40" w:before="0"/>
+              <w:jc w:val="left"/>
+            </w:pPr>
+            <w:r>
+              <w:rPr>
+                <w:rFonts w:ascii="Arial" w:cs="Arial" w:eastAsia="Arial" w:hAnsi="Arial"/>
+                <w:b w:val="false"/>
+                <w:bCs w:val="false"/>
+                <w:i w:val="false"/>
+                <w:iCs w:val="false"/>
+                <w:color w:val="000000"/>
+                <w:sz w:val="18"/>
+                <w:szCs w:val="18"/>
+              </w:rPr>
+              <w:t xml:space="preserve">Phenomenon-linked observation: every demonstration is explicitly connected to substances students have already modelled (NaCl from Lesson 3, graphite from Lesson 1) so students see metallic bonding as filling a gap in their existing framework rather than as an isolated topic. The data strip on melting points begins building the quantitative evidence base for the Lessons 7-9 investigation.</w:t>
+            </w:r>
+          </w:p>
+        </w:tc>
+        <w:tc>
+          <w:tcPr>
+            <w:tcW w:type="dxa" w:w="3040"/>
+            <w:shd w:fill="F2F2F2" w:color="auto" w:val="clear"/>
+            <w:tcMar>
+              <w:top w:type="dxa" w:w="60"/>
+              <w:left w:type="dxa" w:w="120"/>
+              <w:bottom w:type="dxa" w:w="60"/>
+              <w:right w:type="dxa" w:w="120"/>
+            </w:tcMar>
+            <w:vAlign w:val="top"/>
+          </w:tcPr>
+          <w:p>
+            <w:pPr>
+              <w:spacing w:after="40" w:before="0"/>
+              <w:jc w:val="left"/>
+            </w:pPr>
+            <w:r>
+              <w:rPr>
+                <w:rFonts w:ascii="Arial" w:cs="Arial" w:eastAsia="Arial" w:hAnsi="Arial"/>
+                <w:b w:val="false"/>
+                <w:bCs w:val="false"/>
+                <w:i w:val="false"/>
+                <w:iCs w:val="false"/>
+                <w:color w:val="000000"/>
+                <w:sz w:val="18"/>
+                <w:szCs w:val="18"/>
+              </w:rPr>
+              <w:t xml:space="preserve">Collect one question per pair on a sticky note or verbal share-out. Target questions to probe: 'Why does bending not break the bonds?' and 'Where are the electrons if they can move?' These questions are posted on the DQB to be answered in the Explain Phase. If no student raises the bending question, the teacher asks it directly: 'Our ionic lattice shattered when we bent it — why does the copper wire not shatter?'</w:t>
+            </w:r>
+          </w:p>
+        </w:tc>
+      </w:tr>
+      <w:tr>
+        <w:tc>
+          <w:tcPr>
+            <w:tcW w:type="dxa" w:w="1520"/>
+            <w:shd w:fill="E2EFDA" w:color="auto" w:val="clear"/>
+            <w:tcMar>
+              <w:top w:type="dxa" w:w="60"/>
+              <w:left w:type="dxa" w:w="120"/>
+              <w:bottom w:type="dxa" w:w="60"/>
+              <w:right w:type="dxa" w:w="120"/>
+            </w:tcMar>
+            <w:vAlign w:val="top"/>
+          </w:tcPr>
+          <w:p>
+            <w:pPr>
+              <w:spacing w:after="40" w:before="0"/>
+              <w:jc w:val="left"/>
+            </w:pPr>
+            <w:r>
+              <w:rPr>
+                <w:rFonts w:ascii="Arial" w:cs="Arial" w:eastAsia="Arial" w:hAnsi="Arial"/>
+                <w:b/>
+                <w:bCs/>
+                <w:i w:val="false"/>
+                <w:iCs w:val="false"/>
+                <w:color w:val="000000"/>
+                <w:sz w:val="18"/>
+                <w:szCs w:val="18"/>
+              </w:rPr>
+              <w:t xml:space="preserve">Explain Phase</w:t>
+            </w:r>
+          </w:p>
+          <w:p>
+            <w:pPr>
+              <w:spacing w:after="20" w:before="0"/>
+            </w:pPr>
+            <w:r>
+              <w:rPr>
+                <w:rFonts w:ascii="Arial" w:cs="Arial" w:eastAsia="Arial" w:hAnsi="Arial"/>
+                <w:b/>
+                <w:bCs/>
+                <w:color w:val="1F3864"/>
+                <w:sz w:val="16"/>
+                <w:szCs w:val="16"/>
+              </w:rPr>
+              <w:t xml:space="preserve">📹 VIDEO:</w:t>
+            </w:r>
+          </w:p>
+          <w:p>
+            <w:pPr>
+              <w:spacing w:after="20" w:before="0"/>
+            </w:pPr>
+            <w:hyperlink w:history="1" r:id="rIdckvpikpjita7lzd0jj3tr">
+              <w:r>
+                <w:rPr>
+                  <w:rFonts w:ascii="Arial" w:cs="Arial" w:eastAsia="Arial" w:hAnsi="Arial"/>
+                  <w:color w:val="2E75B6"/>
+                  <w:sz w:val="16"/>
+                  <w:szCs w:val="16"/>
+                  <w:u w:val="single" w:color="2E75B6"/>
+                </w:rPr>
+                <w:t xml:space="preserve">Metallic bonds</w:t>
+              </w:r>
+            </w:hyperlink>
+          </w:p>
+          <w:p>
+            <w:pPr>
+              <w:spacing w:after="10" w:before="0"/>
+              <w:ind w:left="120"/>
+            </w:pPr>
+            <w:r>
+              <w:rPr>
+                <w:rFonts w:ascii="Arial" w:cs="Arial" w:eastAsia="Arial" w:hAnsi="Arial"/>
+                <w:color w:val="595959"/>
+                <w:sz w:val="14"/>
+                <w:szCs w:val="14"/>
+              </w:rPr>
+              <w:t xml:space="preserve">Source: Khan Academy (English - US curriculum)</w:t>
+            </w:r>
+          </w:p>
+          <w:p>
+            <w:pPr>
+              <w:spacing w:after="10" w:before="0"/>
+              <w:ind w:left="120"/>
+            </w:pPr>
+            <w:hyperlink w:history="1" r:id="rIdlyw01idiirh9jkurufjhg">
+              <w:r>
+                <w:rPr>
+                  <w:rFonts w:ascii="Arial" w:cs="Arial" w:eastAsia="Arial" w:hAnsi="Arial"/>
+                  <w:color w:val="595959"/>
+                  <w:sz w:val="14"/>
+                  <w:szCs w:val="14"/>
+                  <w:u w:val="single" w:color="595959"/>
+                </w:rPr>
+                <w:t xml:space="preserve">🔍 Search ARES for similar videos</w:t>
+              </w:r>
+            </w:hyperlink>
+          </w:p>
+          <w:p>
+            <w:pPr>
+              <w:spacing w:after="40" w:before="0"/>
+            </w:pPr>
+            <w:r>
+              <w:rPr>
+                <w:sz w:val="14"/>
+                <w:szCs w:val="14"/>
+              </w:rPr>
+              <w:t xml:space="preserve"/>
+            </w:r>
+          </w:p>
+          <w:p>
+            <w:pPr>
+              <w:spacing w:after="20" w:before="0"/>
+            </w:pPr>
+            <w:r>
+              <w:rPr>
+                <w:rFonts w:ascii="Arial" w:cs="Arial" w:eastAsia="Arial" w:hAnsi="Arial"/>
+                <w:b/>
+                <w:bCs/>
+                <w:color w:val="1F3864"/>
+                <w:sz w:val="16"/>
+                <w:szCs w:val="16"/>
+              </w:rPr>
               <w:t xml:space="preserve">📖 HTML:</w:t>
             </w:r>
           </w:p>
@@ -18311,7 +18617,7 @@
             <w:pPr>
               <w:spacing w:after="20" w:before="0"/>
             </w:pPr>
-            <w:hyperlink w:history="1" r:id="rIdcusxb8egmcutek1cfhufj">
+            <w:hyperlink w:history="1" r:id="rIdtyx6xmmgfdws6mofvk3du">
               <w:r>
                 <w:rPr>
                   <w:rFonts w:ascii="Arial" w:cs="Arial" w:eastAsia="Arial" w:hAnsi="Arial"/>
@@ -18344,7 +18650,7 @@
               <w:spacing w:after="10" w:before="0"/>
               <w:ind w:left="120"/>
             </w:pPr>
-            <w:hyperlink w:history="1" r:id="rId5po5in2nnwqwvebdokxvq">
+            <w:hyperlink w:history="1" r:id="rIdgbvvctp_msbs_idg1jpcg">
               <w:r>
                 <w:rPr>
                   <w:rFonts w:ascii="Arial" w:cs="Arial" w:eastAsia="Arial" w:hAnsi="Arial"/>
@@ -18386,7 +18692,7 @@
                 <w:sz w:val="18"/>
                 <w:szCs w:val="18"/>
               </w:rPr>
-              <w:t xml:space="preserve">The teacher conducts a 6-minute teacher-led demonstration at the front, treating it as a structured observation task. Students record each observation in a second table with columns: WHAT HAPPENED / WHAT QUESTION DOES THIS RAISE. Demonstration sequence: (1) Teacher bends the copper wire into a curve — it holds its shape. Teacher asks: 'Did it crack like a chalk stick or a salt crystal would?' (2) Teacher rolls aluminium foil flat, then scrunches it — it deforms without breaking. (3) Teacher uses a simple conductivity tester (9V battery, LED bulb, two crocodile-clip leads) to test aluminium foil — the bulb lights. Then tests an ionic crystal (NaCl solid) — bulb does not light. Then tests a piece of candle wax (simple molecular covalent) — bulb does not light. (4) Teacher holds a piece of copper wire briefly and says: 'Metal feels cold to the touch even at room temperature — that is thermal conductivity moving heat away from your hand rapidly.' (5) Teacher projects or draws on the board a simple data strip: Melting point of Al = 660 degrees C, Cu = 1085 degrees C, Fe = 1538 degrees C — all much higher than iodine (184 degrees C) or water (0 degrees C) but lower than diamond (above 3500 degrees C). Students record these numbers and note the pattern.</w:t>
+              <w:t xml:space="preserve">The teacher leads a 12-minute guided explanation using a combination of analogy, board diagram and student note-taking. Students construct a labelled 2-D metallic bonding diagram alongside the teacher explanation. Step 1 — Analogy introduction: students are told to imagine the Nairobi City Market fish section where fish (the positive metal ions) are packed tightly in a regular arrangement in ice (but imagine the ice as a moving river of water flowing between and around all the fish — those water molecules represent the delocalised electrons). The fish stay in position; the water moves freely everywhere. Step 2 — Model definition: Teacher writes on the board and students copy: 'In metallic bonding, metal atoms release their valence electrons into a shared pool. What remains are positive metal ions arranged in a regular lattice. The released electrons are delocalised — meaning they do not belong to any single ion but move freely throughout the entire structure. The electrostatic attraction between the lattice of positive ions and the sea of delocalised electrons IS the metallic bond.' Step 3 — Board diagram: Teacher draws a 4x4 grid of circles labelled Cu+ (or Al3+ or Fe2+ as appropriate), then draws a cloud of small dots around and between all the circles labelled 'delocalised electrons (sea of electrons)'. Students copy and label their own diagram. Step 4 — Explaining properties using the model: Teacher asks three successive questions with wait time, students discuss in pairs then report back: Question A — 'Using the sea-of-electrons model, explain why metals conduct electricity.' [WAIT 15 seconds pair talk.] Expected answer: the delocalised electrons are free to move and carry charge when a voltage is applied. Question B — 'When we bend copper wire, the layers of positive ions slide past each other but the wire does not break. Why not?' [WAIT 15 seconds.] Expected answer: the electron sea surrounds the ions from all directions — there is no directional bond to break, so ions can slide and the attraction is maintained in the new position. Contrast with ionic: sliding in an ionic lattice brings like charges together causing repulsion and cracking. Question C — 'Why do metals generally have high melting points compared to simple molecular substances like iodine?' [WAIT 10 seconds.] Expected answer: strong electrostatic attraction between many delocalised electrons and many positive ions requires much energy to overcome. Step 5 — Return to predictions: Teacher says: 'Now look at the prediction you wrote at the start of the lesson. In one sentence below your prediction, write how your thinking has changed or been confirmed.' Students write silently for 2 minutes.</w:t>
             </w:r>
           </w:p>
         </w:tc>
@@ -18418,7 +18724,7 @@
                 <w:sz w:val="18"/>
                 <w:szCs w:val="18"/>
               </w:rPr>
-              <w:t xml:space="preserve">Before the conductivity test say: 'Remember in Lesson 1 we tested graphite and diamond for conductivity. Graphite conducted — diamond did not. Now watch what the metals do.' [Pause — allow students to make the connection silently for 5 seconds before proceeding.] After the solid NaCl test say: 'Why does solid NaCl not conduct even though it has ions? Think back to Lesson 3.' [WAIT 8 seconds — cold call one student.] After the full demonstration say: 'In your table, write one question that these observations raise that our current models — ionic bonding and covalent bonding — cannot answer.' [WAIT 10 seconds of silent writing time.]</w:t>
+              <w:t xml:space="preserve">During diagram drawing, circulate and check that students are labelling both the positive ions AND the delocalised electrons — common error is drawing only the ions without showing the electron sea. If students draw metallic bonding as dots-and-crosses between two atoms (covalent-style), gently redirect: 'In covalent bonding the electrons were shared between which atoms specifically? In metallic bonding, which specific atoms do these electrons belong to?' Use the contrast to sharpen understanding. After Question B, explicitly contrast with ionic bonding: 'In Lesson 3 we said ionic crystals shatter when struck because ion layers shift and like charges repel. Today you have explained why metals do NOT shatter. That is a real scientific explanation — you used a model to predict behaviour and it matched observation.' This affirms student reasoning and models scientific practice. When students return to their predictions, say: 'Changing your mind because of evidence is exactly what scientists do. If your prediction was close, explain why. If it was different, explain what was missing from your earlier thinking. Both are valuable.'</w:t>
             </w:r>
           </w:p>
         </w:tc>
@@ -18450,7 +18756,7 @@
                 <w:sz w:val="18"/>
                 <w:szCs w:val="18"/>
               </w:rPr>
-              <w:t xml:space="preserve">Phenomenon-linked observation: every demonstration is explicitly connected to substances students have already modelled (NaCl from Lesson 3, graphite from Lesson 1) so students see metallic bonding as filling a gap in their existing framework rather than as an isolated topic. The data strip on melting points begins building the quantitative evidence base for the Lessons 7-9 investigation.</w:t>
+              <w:t xml:space="preserve">Structured teacher-guided explanation with embedded student talk moves (pair discussion, wait time, cold-calling) prevents passive note-taking. The fish-market analogy is locally grounded for Kenyan students. The three-question sequence scaffolds from recall (electrons move) to structural reasoning (non-directional bonding) to comparative quantitative reasoning (melting point trends), building progressively higher-order thinking. Returning to written predictions enacts metacognitive reflection.</w:t>
             </w:r>
           </w:p>
         </w:tc>
@@ -18482,7 +18788,7 @@
                 <w:sz w:val="18"/>
                 <w:szCs w:val="18"/>
               </w:rPr>
-              <w:t xml:space="preserve">Collect one question per pair on a sticky note or verbal share-out. Target questions to probe: 'Why does bending not break the bonds?' and 'Where are the electrons if they can move?' These questions are posted on the DQB to be answered in the Explain Phase. If no student raises the bending question, the teacher asks it directly: 'Our ionic lattice shattered when we bent it — why does the copper wire not shatter?'</w:t>
+              <w:t xml:space="preserve">After Question A, B and C, teacher records which pairs could answer independently and which required scaffolding — this informs grouping for Lesson 7. The prediction-revision writing is collected at the end of the lesson (or photographed) as written evidence of conceptual change. Specific check: every student diagram must show (a) labelled positive ions, (b) labelled delocalised electrons shown as a cloud or distributed dots, (c) a title identifying the substance. Diagrams without all three components are flagged for peer correction before the end of lesson.</w:t>
             </w:r>
           </w:p>
         </w:tc>
@@ -18491,32 +18797,32 @@
         <w:tc>
           <w:tcPr>
             <w:tcW w:type="dxa" w:w="1520"/>
-            <w:shd w:fill="E2EFDA" w:color="auto" w:val="clear"/>
-            <w:tcMar>
-              <w:top w:type="dxa" w:w="60"/>
-              <w:left w:type="dxa" w:w="120"/>
-              <w:bottom w:type="dxa" w:w="60"/>
-              <w:right w:type="dxa" w:w="120"/>
-            </w:tcMar>
-            <w:vAlign w:val="top"/>
-          </w:tcPr>
-          <w:p>
-            <w:pPr>
-              <w:spacing w:after="40" w:before="0"/>
-              <w:jc w:val="left"/>
-            </w:pPr>
-            <w:r>
-              <w:rPr>
-                <w:rFonts w:ascii="Arial" w:cs="Arial" w:eastAsia="Arial" w:hAnsi="Arial"/>
-                <w:b/>
-                <w:bCs/>
-                <w:i w:val="false"/>
-                <w:iCs w:val="false"/>
-                <w:color w:val="000000"/>
-                <w:sz w:val="18"/>
-                <w:szCs w:val="18"/>
-              </w:rPr>
-              <w:t xml:space="preserve">Explain Phase</w:t>
+            <w:shd w:fill="FCE4D6" w:color="auto" w:val="clear"/>
+            <w:tcMar>
+              <w:top w:type="dxa" w:w="60"/>
+              <w:left w:type="dxa" w:w="120"/>
+              <w:bottom w:type="dxa" w:w="60"/>
+              <w:right w:type="dxa" w:w="120"/>
+            </w:tcMar>
+            <w:vAlign w:val="top"/>
+          </w:tcPr>
+          <w:p>
+            <w:pPr>
+              <w:spacing w:after="40" w:before="0"/>
+              <w:jc w:val="left"/>
+            </w:pPr>
+            <w:r>
+              <w:rPr>
+                <w:rFonts w:ascii="Arial" w:cs="Arial" w:eastAsia="Arial" w:hAnsi="Arial"/>
+                <w:b/>
+                <w:bCs/>
+                <w:i w:val="false"/>
+                <w:iCs w:val="false"/>
+                <w:color w:val="000000"/>
+                <w:sz w:val="18"/>
+                <w:szCs w:val="18"/>
+              </w:rPr>
+              <w:t xml:space="preserve">Driving Question Board (DQB) Creation</w:t>
             </w:r>
           </w:p>
           <w:p>
@@ -18539,7 +18845,7 @@
             <w:pPr>
               <w:spacing w:after="20" w:before="0"/>
             </w:pPr>
-            <w:hyperlink w:history="1" r:id="rId5nsopqks97kusjmtmjoty">
+            <w:hyperlink w:history="1" r:id="rIdoi7_lfqqhruot7fnfbjes">
               <w:r>
                 <w:rPr>
                   <w:rFonts w:ascii="Arial" w:cs="Arial" w:eastAsia="Arial" w:hAnsi="Arial"/>
@@ -18548,7 +18854,7 @@
                   <w:szCs w:val="16"/>
                   <w:u w:val="single" w:color="2E75B6"/>
                 </w:rPr>
-                <w:t xml:space="preserve">The periodic table - transition metals</w:t>
+                <w:t xml:space="preserve">Metallic bonds</w:t>
               </w:r>
             </w:hyperlink>
           </w:p>
@@ -18572,7 +18878,7 @@
               <w:spacing w:after="10" w:before="0"/>
               <w:ind w:left="120"/>
             </w:pPr>
-            <w:hyperlink w:history="1" r:id="rId58ei3r8yf5clnf9v9qqq4">
+            <w:hyperlink w:history="1" r:id="rIdhat_q0ie0murjbmigcfpa">
               <w:r>
                 <w:rPr>
                   <w:rFonts w:ascii="Arial" w:cs="Arial" w:eastAsia="Arial" w:hAnsi="Arial"/>
@@ -18617,7 +18923,7 @@
             <w:pPr>
               <w:spacing w:after="20" w:before="0"/>
             </w:pPr>
-            <w:hyperlink w:history="1" r:id="rId72we6l1ssk37eaesxo74d">
+            <w:hyperlink w:history="1" r:id="rIdfp-itpxmqjv6f2rikzb6s">
               <w:r>
                 <w:rPr>
                   <w:rFonts w:ascii="Arial" w:cs="Arial" w:eastAsia="Arial" w:hAnsi="Arial"/>
@@ -18650,7 +18956,7 @@
               <w:spacing w:after="10" w:before="0"/>
               <w:ind w:left="120"/>
             </w:pPr>
-            <w:hyperlink w:history="1" r:id="rId96lvin2k_ntkxlueiyghe">
+            <w:hyperlink w:history="1" r:id="rId8wgp0vm8mhhw3a4krn9nk">
               <w:r>
                 <w:rPr>
                   <w:rFonts w:ascii="Arial" w:cs="Arial" w:eastAsia="Arial" w:hAnsi="Arial"/>
@@ -18692,7 +18998,7 @@
                 <w:sz w:val="18"/>
                 <w:szCs w:val="18"/>
               </w:rPr>
-              <w:t xml:space="preserve">The teacher leads a 12-minute guided explanation using a combination of analogy, board diagram and student note-taking. Students construct a labelled 2-D metallic bonding diagram alongside the teacher explanation. Step 1 — Analogy introduction: students are told to imagine the Nairobi City Market fish section where fish (the positive metal ions) are packed tightly in a regular arrangement in ice (but imagine the ice as a moving river of water flowing between and around all the fish — those water molecules represent the delocalised electrons). The fish stay in position; the water moves freely everywhere. Step 2 — Model definition: Teacher writes on the board and students copy: 'In metallic bonding, metal atoms release their valence electrons into a shared pool. What remains are positive metal ions arranged in a regular lattice. The released electrons are delocalised — meaning they do not belong to any single ion but move freely throughout the entire structure. The electrostatic attraction between the lattice of positive ions and the sea of delocalised electrons IS the metallic bond.' Step 3 — Board diagram: Teacher draws a 4x4 grid of circles labelled Cu+ (or Al3+ or Fe2+ as appropriate), then draws a cloud of small dots around and between all the circles labelled 'delocalised electrons (sea of electrons)'. Students copy and label their own diagram. Step 4 — Explaining properties using the model: Teacher asks three successive questions with wait time, students discuss in pairs then report back: Question A — 'Using the sea-of-electrons model, explain why metals conduct electricity.' [WAIT 15 seconds pair talk.] Expected answer: the delocalised electrons are free to move and carry charge when a voltage is applied. Question B — 'When we bend copper wire, the layers of positive ions slide past each other but the wire does not break. Why not?' [WAIT 15 seconds.] Expected answer: the electron sea surrounds the ions from all directions — there is no directional bond to break, so ions can slide and the attraction is maintained in the new position. Contrast with ionic: sliding in an ionic lattice brings like charges together causing repulsion and cracking. Question C — 'Why do metals generally have high melting points compared to simple molecular substances like iodine?' [WAIT 10 seconds.] Expected answer: strong electrostatic attraction between many delocalised electrons and many positive ions requires much energy to overcome. Step 5 — Return to predictions: Teacher says: 'Now look at the prediction you wrote at the start of the lesson. In one sentence below your prediction, write how your thinking has changed or been confirmed.' Students write silently for 2 minutes.</w:t>
+              <w:t xml:space="preserve">Students spend 5 minutes on a targeted DQB update. Each pair receives one sticky note (or writes in their DQB section of the notebook if physical sticky notes are unavailable). The pair must complete this frame: 'We now know that [substance / phenomenon] can be explained by metallic bonding because [mechanism]. This connects to the carbon paradox because [link].' Students are specifically prompted to address the graphite conductivity anomaly that has been on the DQB since Lesson 1 — graphite conducts because each carbon in graphite contributes one delocalised electron per atom into the plane of the layer, giving graphite a partial metallic-bonding character even though it is a covalent solid overall. The teacher provides this connection explicitly if no student pair reaches it independently, framing it as a preview of the deeper graphite discussion in Lesson 9.</w:t>
             </w:r>
           </w:p>
         </w:tc>
@@ -18724,7 +19030,7 @@
                 <w:sz w:val="18"/>
                 <w:szCs w:val="18"/>
               </w:rPr>
-              <w:t xml:space="preserve">During diagram drawing, circulate and check that students are labelling both the positive ions AND the delocalised electrons — common error is drawing only the ions without showing the electron sea. If students draw metallic bonding as dots-and-crosses between two atoms (covalent-style), gently redirect: 'In covalent bonding the electrons were shared between which atoms specifically? In metallic bonding, which specific atoms do these electrons belong to?' Use the contrast to sharpen understanding. After Question B, explicitly contrast with ionic bonding: 'In Lesson 3 we said ionic crystals shatter when struck because ion layers shift and like charges repel. Today you have explained why metals do NOT shatter. That is a real scientific explanation — you used a model to predict behaviour and it matched observation.' This affirms student reasoning and models scientific practice. When students return to their predictions, say: 'Changing your mind because of evidence is exactly what scientists do. If your prediction was close, explain why. If it was different, explain what was missing from your earlier thinking. Both are valuable.'</w:t>
+              <w:t xml:space="preserve">Before the DQB update, point to the Lesson 1 observation still posted on the board: 'On Day 1 we saw that graphite conducts electricity. We said that was strange for a non-metal. You now have a concept — delocalised electrons — that begins to explain it. Does graphite sound more like a metal or a covalent solid in terms of its electrons?' [WAIT 10 seconds — take 2-3 responses.] Then say: 'This is one of the most fascinating puzzles in the whole unit — graphite sits between two categories. We will return to this fully in Lesson 9. For now, write your current best explanation on the DQB.' Post new sticky notes next to the Lesson 1 graphite-conductivity question to show the DQB is evolving with evidence.</w:t>
             </w:r>
           </w:p>
         </w:tc>
@@ -18756,7 +19062,7 @@
                 <w:sz w:val="18"/>
                 <w:szCs w:val="18"/>
               </w:rPr>
-              <w:t xml:space="preserve">Structured teacher-guided explanation with embedded student talk moves (pair discussion, wait time, cold-calling) prevents passive note-taking. The fish-market analogy is locally grounded for Kenyan students. The three-question sequence scaffolds from recall (electrons move) to structural reasoning (non-directional bonding) to comparative quantitative reasoning (melting point trends), building progressively higher-order thinking. Returning to written predictions enacts metacognitive reflection.</w:t>
+              <w:t xml:space="preserve">The DQB update makes the storyline progression visible — students physically see their earlier questions being answered by new learning. Linking graphite back to the anchoring phenomenon reinforces the unit narrative and signals that the driving question is now partially answerable, motivating continued engagement through the investigation lessons ahead.</w:t>
             </w:r>
           </w:p>
         </w:tc>
@@ -18788,7 +19094,7 @@
                 <w:sz w:val="18"/>
                 <w:szCs w:val="18"/>
               </w:rPr>
-              <w:t xml:space="preserve">After Question A, B and C, teacher records which pairs could answer independently and which required scaffolding — this informs grouping for Lesson 7. The prediction-revision writing is collected at the end of the lesson (or photographed) as written evidence of conceptual change. Specific check: every student diagram must show (a) labelled positive ions, (b) labelled delocalised electrons shown as a cloud or distributed dots, (c) a title identifying the substance. Diagrams without all three components are flagged for peer correction before the end of lesson.</w:t>
+              <w:t xml:space="preserve">Read all DQB sticky notes before Lesson 7. Target: at least 80 percent of pairs should correctly identify delocalised electrons as the cause of conductivity in both metals and graphite. Pairs who write vague responses ('electrons move around') without connecting to the lattice of positive ions are identified for a brief clarifying conversation at the start of Lesson 7.</w:t>
             </w:r>
           </w:p>
         </w:tc>
@@ -18797,32 +19103,32 @@
         <w:tc>
           <w:tcPr>
             <w:tcW w:type="dxa" w:w="1520"/>
-            <w:shd w:fill="FCE4D6" w:color="auto" w:val="clear"/>
-            <w:tcMar>
-              <w:top w:type="dxa" w:w="60"/>
-              <w:left w:type="dxa" w:w="120"/>
-              <w:bottom w:type="dxa" w:w="60"/>
-              <w:right w:type="dxa" w:w="120"/>
-            </w:tcMar>
-            <w:vAlign w:val="top"/>
-          </w:tcPr>
-          <w:p>
-            <w:pPr>
-              <w:spacing w:after="40" w:before="0"/>
-              <w:jc w:val="left"/>
-            </w:pPr>
-            <w:r>
-              <w:rPr>
-                <w:rFonts w:ascii="Arial" w:cs="Arial" w:eastAsia="Arial" w:hAnsi="Arial"/>
-                <w:b/>
-                <w:bCs/>
-                <w:i w:val="false"/>
-                <w:iCs w:val="false"/>
-                <w:color w:val="000000"/>
-                <w:sz w:val="18"/>
-                <w:szCs w:val="18"/>
-              </w:rPr>
-              <w:t xml:space="preserve">Driving Question Board (DQB) Creation</w:t>
+            <w:shd w:fill="D5E8F0" w:color="auto" w:val="clear"/>
+            <w:tcMar>
+              <w:top w:type="dxa" w:w="60"/>
+              <w:left w:type="dxa" w:w="120"/>
+              <w:bottom w:type="dxa" w:w="60"/>
+              <w:right w:type="dxa" w:w="120"/>
+            </w:tcMar>
+            <w:vAlign w:val="top"/>
+          </w:tcPr>
+          <w:p>
+            <w:pPr>
+              <w:spacing w:after="40" w:before="0"/>
+              <w:jc w:val="left"/>
+            </w:pPr>
+            <w:r>
+              <w:rPr>
+                <w:rFonts w:ascii="Arial" w:cs="Arial" w:eastAsia="Arial" w:hAnsi="Arial"/>
+                <w:b/>
+                <w:bCs/>
+                <w:i w:val="false"/>
+                <w:iCs w:val="false"/>
+                <w:color w:val="000000"/>
+                <w:sz w:val="18"/>
+                <w:szCs w:val="18"/>
+              </w:rPr>
+              <w:t xml:space="preserve">Model Building Phase</w:t>
             </w:r>
           </w:p>
           <w:p>
@@ -18845,7 +19151,7 @@
             <w:pPr>
               <w:spacing w:after="20" w:before="0"/>
             </w:pPr>
-            <w:hyperlink w:history="1" r:id="rIduty2cn6ivnsubxr0woccp">
+            <w:hyperlink w:history="1" r:id="rIdv2zce7olnooe0cne5zm2x">
               <w:r>
                 <w:rPr>
                   <w:rFonts w:ascii="Arial" w:cs="Arial" w:eastAsia="Arial" w:hAnsi="Arial"/>
@@ -18854,7 +19160,7 @@
                   <w:szCs w:val="16"/>
                   <w:u w:val="single" w:color="2E75B6"/>
                 </w:rPr>
-                <w:t xml:space="preserve">The periodic table - transition metals</w:t>
+                <w:t xml:space="preserve">Metallic bonds</w:t>
               </w:r>
             </w:hyperlink>
           </w:p>
@@ -18878,7 +19184,7 @@
               <w:spacing w:after="10" w:before="0"/>
               <w:ind w:left="120"/>
             </w:pPr>
-            <w:hyperlink w:history="1" r:id="rIdcyz3fetjfxfwmywhyaeu0">
+            <w:hyperlink w:history="1" r:id="rIdr1zcqappnjjer-ijdgwej">
               <w:r>
                 <w:rPr>
                   <w:rFonts w:ascii="Arial" w:cs="Arial" w:eastAsia="Arial" w:hAnsi="Arial"/>
@@ -18923,7 +19229,7 @@
             <w:pPr>
               <w:spacing w:after="20" w:before="0"/>
             </w:pPr>
-            <w:hyperlink w:history="1" r:id="rId1ldfd41mc_livjsi3gbk5">
+            <w:hyperlink w:history="1" r:id="rId0pa20dmmjaeybdwfgwma_">
               <w:r>
                 <w:rPr>
                   <w:rFonts w:ascii="Arial" w:cs="Arial" w:eastAsia="Arial" w:hAnsi="Arial"/>
@@ -18956,313 +19262,7 @@
               <w:spacing w:after="10" w:before="0"/>
               <w:ind w:left="120"/>
             </w:pPr>
-            <w:hyperlink w:history="1" r:id="rIdhtv6nmv0vmcf5-dxzxzmy">
-              <w:r>
-                <w:rPr>
-                  <w:rFonts w:ascii="Arial" w:cs="Arial" w:eastAsia="Arial" w:hAnsi="Arial"/>
-                  <w:color w:val="595959"/>
-                  <w:sz w:val="14"/>
-                  <w:szCs w:val="14"/>
-                  <w:u w:val="single" w:color="595959"/>
-                </w:rPr>
-                <w:t xml:space="preserve">🔍 Search ARES for similar readings</w:t>
-              </w:r>
-            </w:hyperlink>
-          </w:p>
-        </w:tc>
-        <w:tc>
-          <w:tcPr>
-            <w:tcW w:type="dxa" w:w="3040"/>
-            <w:shd w:fill="FFFFFF" w:color="auto" w:val="clear"/>
-            <w:tcMar>
-              <w:top w:type="dxa" w:w="60"/>
-              <w:left w:type="dxa" w:w="120"/>
-              <w:bottom w:type="dxa" w:w="60"/>
-              <w:right w:type="dxa" w:w="120"/>
-            </w:tcMar>
-            <w:vAlign w:val="top"/>
-          </w:tcPr>
-          <w:p>
-            <w:pPr>
-              <w:spacing w:after="40" w:before="0"/>
-              <w:jc w:val="left"/>
-            </w:pPr>
-            <w:r>
-              <w:rPr>
-                <w:rFonts w:ascii="Arial" w:cs="Arial" w:eastAsia="Arial" w:hAnsi="Arial"/>
-                <w:b w:val="false"/>
-                <w:bCs w:val="false"/>
-                <w:i w:val="false"/>
-                <w:iCs w:val="false"/>
-                <w:color w:val="000000"/>
-                <w:sz w:val="18"/>
-                <w:szCs w:val="18"/>
-              </w:rPr>
-              <w:t xml:space="preserve">Students spend 5 minutes on a targeted DQB update. Each pair receives one sticky note (or writes in their DQB section of the notebook if physical sticky notes are unavailable). The pair must complete this frame: 'We now know that [substance / phenomenon] can be explained by metallic bonding because [mechanism]. This connects to the carbon paradox because [link].' Students are specifically prompted to address the graphite conductivity anomaly that has been on the DQB since Lesson 1 — graphite conducts because each carbon in graphite contributes one delocalised electron per atom into the plane of the layer, giving graphite a partial metallic-bonding character even though it is a covalent solid overall. The teacher provides this connection explicitly if no student pair reaches it independently, framing it as a preview of the deeper graphite discussion in Lesson 9.</w:t>
-            </w:r>
-          </w:p>
-        </w:tc>
-        <w:tc>
-          <w:tcPr>
-            <w:tcW w:type="dxa" w:w="3040"/>
-            <w:shd w:fill="F2F2F2" w:color="auto" w:val="clear"/>
-            <w:tcMar>
-              <w:top w:type="dxa" w:w="60"/>
-              <w:left w:type="dxa" w:w="120"/>
-              <w:bottom w:type="dxa" w:w="60"/>
-              <w:right w:type="dxa" w:w="120"/>
-            </w:tcMar>
-            <w:vAlign w:val="top"/>
-          </w:tcPr>
-          <w:p>
-            <w:pPr>
-              <w:spacing w:after="40" w:before="0"/>
-              <w:jc w:val="left"/>
-            </w:pPr>
-            <w:r>
-              <w:rPr>
-                <w:rFonts w:ascii="Arial" w:cs="Arial" w:eastAsia="Arial" w:hAnsi="Arial"/>
-                <w:b w:val="false"/>
-                <w:bCs w:val="false"/>
-                <w:i w:val="false"/>
-                <w:iCs w:val="false"/>
-                <w:color w:val="000000"/>
-                <w:sz w:val="18"/>
-                <w:szCs w:val="18"/>
-              </w:rPr>
-              <w:t xml:space="preserve">Before the DQB update, point to the Lesson 1 observation still posted on the board: 'On Day 1 we saw that graphite conducts electricity. We said that was strange for a non-metal. You now have a concept — delocalised electrons — that begins to explain it. Does graphite sound more like a metal or a covalent solid in terms of its electrons?' [WAIT 10 seconds — take 2-3 responses.] Then say: 'This is one of the most fascinating puzzles in the whole unit — graphite sits between two categories. We will return to this fully in Lesson 9. For now, write your current best explanation on the DQB.' Post new sticky notes next to the Lesson 1 graphite-conductivity question to show the DQB is evolving with evidence.</w:t>
-            </w:r>
-          </w:p>
-        </w:tc>
-        <w:tc>
-          <w:tcPr>
-            <w:tcW w:type="dxa" w:w="3040"/>
-            <w:shd w:fill="FFFFFF" w:color="auto" w:val="clear"/>
-            <w:tcMar>
-              <w:top w:type="dxa" w:w="60"/>
-              <w:left w:type="dxa" w:w="120"/>
-              <w:bottom w:type="dxa" w:w="60"/>
-              <w:right w:type="dxa" w:w="120"/>
-            </w:tcMar>
-            <w:vAlign w:val="top"/>
-          </w:tcPr>
-          <w:p>
-            <w:pPr>
-              <w:spacing w:after="40" w:before="0"/>
-              <w:jc w:val="left"/>
-            </w:pPr>
-            <w:r>
-              <w:rPr>
-                <w:rFonts w:ascii="Arial" w:cs="Arial" w:eastAsia="Arial" w:hAnsi="Arial"/>
-                <w:b w:val="false"/>
-                <w:bCs w:val="false"/>
-                <w:i w:val="false"/>
-                <w:iCs w:val="false"/>
-                <w:color w:val="000000"/>
-                <w:sz w:val="18"/>
-                <w:szCs w:val="18"/>
-              </w:rPr>
-              <w:t xml:space="preserve">The DQB update makes the storyline progression visible — students physically see their earlier questions being answered by new learning. Linking graphite back to the anchoring phenomenon reinforces the unit narrative and signals that the driving question is now partially answerable, motivating continued engagement through the investigation lessons ahead.</w:t>
-            </w:r>
-          </w:p>
-        </w:tc>
-        <w:tc>
-          <w:tcPr>
-            <w:tcW w:type="dxa" w:w="3040"/>
-            <w:shd w:fill="F2F2F2" w:color="auto" w:val="clear"/>
-            <w:tcMar>
-              <w:top w:type="dxa" w:w="60"/>
-              <w:left w:type="dxa" w:w="120"/>
-              <w:bottom w:type="dxa" w:w="60"/>
-              <w:right w:type="dxa" w:w="120"/>
-            </w:tcMar>
-            <w:vAlign w:val="top"/>
-          </w:tcPr>
-          <w:p>
-            <w:pPr>
-              <w:spacing w:after="40" w:before="0"/>
-              <w:jc w:val="left"/>
-            </w:pPr>
-            <w:r>
-              <w:rPr>
-                <w:rFonts w:ascii="Arial" w:cs="Arial" w:eastAsia="Arial" w:hAnsi="Arial"/>
-                <w:b w:val="false"/>
-                <w:bCs w:val="false"/>
-                <w:i w:val="false"/>
-                <w:iCs w:val="false"/>
-                <w:color w:val="000000"/>
-                <w:sz w:val="18"/>
-                <w:szCs w:val="18"/>
-              </w:rPr>
-              <w:t xml:space="preserve">Read all DQB sticky notes before Lesson 7. Target: at least 80 percent of pairs should correctly identify delocalised electrons as the cause of conductivity in both metals and graphite. Pairs who write vague responses ('electrons move around') without connecting to the lattice of positive ions are identified for a brief clarifying conversation at the start of Lesson 7.</w:t>
-            </w:r>
-          </w:p>
-        </w:tc>
-      </w:tr>
-      <w:tr>
-        <w:tc>
-          <w:tcPr>
-            <w:tcW w:type="dxa" w:w="1520"/>
-            <w:shd w:fill="D5E8F0" w:color="auto" w:val="clear"/>
-            <w:tcMar>
-              <w:top w:type="dxa" w:w="60"/>
-              <w:left w:type="dxa" w:w="120"/>
-              <w:bottom w:type="dxa" w:w="60"/>
-              <w:right w:type="dxa" w:w="120"/>
-            </w:tcMar>
-            <w:vAlign w:val="top"/>
-          </w:tcPr>
-          <w:p>
-            <w:pPr>
-              <w:spacing w:after="40" w:before="0"/>
-              <w:jc w:val="left"/>
-            </w:pPr>
-            <w:r>
-              <w:rPr>
-                <w:rFonts w:ascii="Arial" w:cs="Arial" w:eastAsia="Arial" w:hAnsi="Arial"/>
-                <w:b/>
-                <w:bCs/>
-                <w:i w:val="false"/>
-                <w:iCs w:val="false"/>
-                <w:color w:val="000000"/>
-                <w:sz w:val="18"/>
-                <w:szCs w:val="18"/>
-              </w:rPr>
-              <w:t xml:space="preserve">Model Building Phase</w:t>
-            </w:r>
-          </w:p>
-          <w:p>
-            <w:pPr>
-              <w:spacing w:after="20" w:before="0"/>
-            </w:pPr>
-            <w:r>
-              <w:rPr>
-                <w:rFonts w:ascii="Arial" w:cs="Arial" w:eastAsia="Arial" w:hAnsi="Arial"/>
-                <w:b/>
-                <w:bCs/>
-                <w:color w:val="1F3864"/>
-                <w:sz w:val="16"/>
-                <w:szCs w:val="16"/>
-              </w:rPr>
-              <w:t xml:space="preserve">📹 VIDEO:</w:t>
-            </w:r>
-          </w:p>
-          <w:p>
-            <w:pPr>
-              <w:spacing w:after="20" w:before="0"/>
-            </w:pPr>
-            <w:hyperlink w:history="1" r:id="rIdshtxyaox3o2vxhdahtzme">
-              <w:r>
-                <w:rPr>
-                  <w:rFonts w:ascii="Arial" w:cs="Arial" w:eastAsia="Arial" w:hAnsi="Arial"/>
-                  <w:color w:val="2E75B6"/>
-                  <w:sz w:val="16"/>
-                  <w:szCs w:val="16"/>
-                  <w:u w:val="single" w:color="2E75B6"/>
-                </w:rPr>
-                <w:t xml:space="preserve">The periodic table - transition metals</w:t>
-              </w:r>
-            </w:hyperlink>
-          </w:p>
-          <w:p>
-            <w:pPr>
-              <w:spacing w:after="10" w:before="0"/>
-              <w:ind w:left="120"/>
-            </w:pPr>
-            <w:r>
-              <w:rPr>
-                <w:rFonts w:ascii="Arial" w:cs="Arial" w:eastAsia="Arial" w:hAnsi="Arial"/>
-                <w:color w:val="595959"/>
-                <w:sz w:val="14"/>
-                <w:szCs w:val="14"/>
-              </w:rPr>
-              <w:t xml:space="preserve">Source: Khan Academy (English - US curriculum)</w:t>
-            </w:r>
-          </w:p>
-          <w:p>
-            <w:pPr>
-              <w:spacing w:after="10" w:before="0"/>
-              <w:ind w:left="120"/>
-            </w:pPr>
-            <w:hyperlink w:history="1" r:id="rIdqioexsnvdfgs3nntkofmw">
-              <w:r>
-                <w:rPr>
-                  <w:rFonts w:ascii="Arial" w:cs="Arial" w:eastAsia="Arial" w:hAnsi="Arial"/>
-                  <w:color w:val="595959"/>
-                  <w:sz w:val="14"/>
-                  <w:szCs w:val="14"/>
-                  <w:u w:val="single" w:color="595959"/>
-                </w:rPr>
-                <w:t xml:space="preserve">🔍 Search ARES for similar videos</w:t>
-              </w:r>
-            </w:hyperlink>
-          </w:p>
-          <w:p>
-            <w:pPr>
-              <w:spacing w:after="40" w:before="0"/>
-            </w:pPr>
-            <w:r>
-              <w:rPr>
-                <w:sz w:val="14"/>
-                <w:szCs w:val="14"/>
-              </w:rPr>
-              <w:t xml:space="preserve"/>
-            </w:r>
-          </w:p>
-          <w:p>
-            <w:pPr>
-              <w:spacing w:after="20" w:before="0"/>
-            </w:pPr>
-            <w:r>
-              <w:rPr>
-                <w:rFonts w:ascii="Arial" w:cs="Arial" w:eastAsia="Arial" w:hAnsi="Arial"/>
-                <w:b/>
-                <w:bCs/>
-                <w:color w:val="1F3864"/>
-                <w:sz w:val="16"/>
-                <w:szCs w:val="16"/>
-              </w:rPr>
-              <w:t xml:space="preserve">📖 HTML:</w:t>
-            </w:r>
-          </w:p>
-          <w:p>
-            <w:pPr>
-              <w:spacing w:after="20" w:before="0"/>
-            </w:pPr>
-            <w:hyperlink w:history="1" r:id="rIdth5usy6qaf6s75ivyo6ld">
-              <w:r>
-                <w:rPr>
-                  <w:rFonts w:ascii="Arial" w:cs="Arial" w:eastAsia="Arial" w:hAnsi="Arial"/>
-                  <w:color w:val="2E75B6"/>
-                  <w:sz w:val="16"/>
-                  <w:szCs w:val="16"/>
-                  <w:u w:val="single" w:color="2E75B6"/>
-                </w:rPr>
-                <w:t xml:space="preserve">Metallic Bonding (Flexbook)</w:t>
-              </w:r>
-            </w:hyperlink>
-          </w:p>
-          <w:p>
-            <w:pPr>
-              <w:spacing w:after="10" w:before="0"/>
-              <w:ind w:left="120"/>
-            </w:pPr>
-            <w:r>
-              <w:rPr>
-                <w:rFonts w:ascii="Arial" w:cs="Arial" w:eastAsia="Arial" w:hAnsi="Arial"/>
-                <w:color w:val="595959"/>
-                <w:sz w:val="14"/>
-                <w:szCs w:val="14"/>
-              </w:rPr>
-              <w:t xml:space="preserve">Source: CK-12</w:t>
-            </w:r>
-          </w:p>
-          <w:p>
-            <w:pPr>
-              <w:spacing w:after="10" w:before="0"/>
-              <w:ind w:left="120"/>
-            </w:pPr>
-            <w:hyperlink w:history="1" r:id="rIdxlonojvtjtjpddji6-xt-">
+            <w:hyperlink w:history="1" r:id="rIdbgatqbxig6tw4freeflu2">
               <w:r>
                 <w:rPr>
                   <w:rFonts w:ascii="Arial" w:cs="Arial" w:eastAsia="Arial" w:hAnsi="Arial"/>
@@ -20749,7 +20749,7 @@
             <w:pPr>
               <w:spacing w:after="20" w:before="0"/>
             </w:pPr>
-            <w:hyperlink w:history="1" r:id="rIdhurzm7f_osqlddumvxahq">
+            <w:hyperlink w:history="1" r:id="rIdm985s47yyfw5_lboh3imp">
               <w:r>
                 <w:rPr>
                   <w:rFonts w:ascii="Arial" w:cs="Arial" w:eastAsia="Arial" w:hAnsi="Arial"/>
@@ -20758,7 +20758,7 @@
                   <w:szCs w:val="16"/>
                   <w:u w:val="single" w:color="2E75B6"/>
                 </w:rPr>
-                <w:t xml:space="preserve">Precipitation reactions</w:t>
+                <w:t xml:space="preserve">Physical and chemical changes</w:t>
               </w:r>
             </w:hyperlink>
           </w:p>
@@ -20782,7 +20782,7 @@
               <w:spacing w:after="10" w:before="0"/>
               <w:ind w:left="120"/>
             </w:pPr>
-            <w:hyperlink w:history="1" r:id="rId7dqc1re23vxmw-3pzjflh">
+            <w:hyperlink w:history="1" r:id="rIdd3p-bjyfxxmyltr82a-_b">
               <w:r>
                 <w:rPr>
                   <w:rFonts w:ascii="Arial" w:cs="Arial" w:eastAsia="Arial" w:hAnsi="Arial"/>
@@ -20820,14 +20820,14 @@
                 <w:sz w:val="16"/>
                 <w:szCs w:val="16"/>
               </w:rPr>
-              <w:t xml:space="preserve">📖 HTML:</w:t>
+              <w:t xml:space="preserve">📖 EXERCISE:</w:t>
             </w:r>
           </w:p>
           <w:p>
             <w:pPr>
               <w:spacing w:after="20" w:before="0"/>
             </w:pPr>
-            <w:hyperlink w:history="1" r:id="rId2xiv_mqvoc1p0wgvpu_hd">
+            <w:hyperlink w:history="1" r:id="rId46yu2pygt_lazf5ibruwc">
               <w:r>
                 <w:rPr>
                   <w:rFonts w:ascii="Arial" w:cs="Arial" w:eastAsia="Arial" w:hAnsi="Arial"/>
@@ -20836,7 +20836,7 @@
                   <w:szCs w:val="16"/>
                   <w:u w:val="single" w:color="2E75B6"/>
                 </w:rPr>
-                <w:t xml:space="preserve">Chemical Bonding (Flexbook)</w:t>
+                <w:t xml:space="preserve">Solubility</w:t>
               </w:r>
             </w:hyperlink>
           </w:p>
@@ -20852,7 +20852,7 @@
                 <w:sz w:val="14"/>
                 <w:szCs w:val="14"/>
               </w:rPr>
-              <w:t xml:space="preserve">Source: CK-12</w:t>
+              <w:t xml:space="preserve">Source: Khan Academy (English - US curriculum)</w:t>
             </w:r>
           </w:p>
           <w:p>
@@ -20860,7 +20860,7 @@
               <w:spacing w:after="10" w:before="0"/>
               <w:ind w:left="120"/>
             </w:pPr>
-            <w:hyperlink w:history="1" r:id="rIdorlh9mpzlzav6xm4busjz">
+            <w:hyperlink w:history="1" r:id="rIdt_wln6nhefgdwj0z-ofn8">
               <w:r>
                 <w:rPr>
                   <w:rFonts w:ascii="Arial" w:cs="Arial" w:eastAsia="Arial" w:hAnsi="Arial"/>
@@ -21150,7 +21150,7 @@
             <w:pPr>
               <w:spacing w:after="20" w:before="0"/>
             </w:pPr>
-            <w:hyperlink w:history="1" r:id="rIdxvfo5hreupfgorsv1gz-y">
+            <w:hyperlink w:history="1" r:id="rIdvhndrllkhpqfbhzatvwpt">
               <w:r>
                 <w:rPr>
                   <w:rFonts w:ascii="Arial" w:cs="Arial" w:eastAsia="Arial" w:hAnsi="Arial"/>
@@ -21159,7 +21159,7 @@
                   <w:szCs w:val="16"/>
                   <w:u w:val="single" w:color="2E75B6"/>
                 </w:rPr>
-                <w:t xml:space="preserve">Precipitation reactions</w:t>
+                <w:t xml:space="preserve">Molecular solids</w:t>
               </w:r>
             </w:hyperlink>
           </w:p>
@@ -21183,7 +21183,7 @@
               <w:spacing w:after="10" w:before="0"/>
               <w:ind w:left="120"/>
             </w:pPr>
-            <w:hyperlink w:history="1" r:id="rIdfgwgeek34rdxae98rbw4y">
+            <w:hyperlink w:history="1" r:id="rIdi7esq-uwmnsljwz4_pfxa">
               <w:r>
                 <w:rPr>
                   <w:rFonts w:ascii="Arial" w:cs="Arial" w:eastAsia="Arial" w:hAnsi="Arial"/>
@@ -21221,14 +21221,14 @@
                 <w:sz w:val="16"/>
                 <w:szCs w:val="16"/>
               </w:rPr>
-              <w:t xml:space="preserve">📖 HTML:</w:t>
+              <w:t xml:space="preserve">📖 EXERCISE:</w:t>
             </w:r>
           </w:p>
           <w:p>
             <w:pPr>
               <w:spacing w:after="20" w:before="0"/>
             </w:pPr>
-            <w:hyperlink w:history="1" r:id="rIdgwhhupe-j3mn0uzelybax">
+            <w:hyperlink w:history="1" r:id="rIddi1tz-aldt4-qrrca2fx8">
               <w:r>
                 <w:rPr>
                   <w:rFonts w:ascii="Arial" w:cs="Arial" w:eastAsia="Arial" w:hAnsi="Arial"/>
@@ -21237,7 +21237,7 @@
                   <w:szCs w:val="16"/>
                   <w:u w:val="single" w:color="2E75B6"/>
                 </w:rPr>
-                <w:t xml:space="preserve">Chemical Bonding (Flexbook)</w:t>
+                <w:t xml:space="preserve">Physical and chemical changes</w:t>
               </w:r>
             </w:hyperlink>
           </w:p>
@@ -21253,7 +21253,7 @@
                 <w:sz w:val="14"/>
                 <w:szCs w:val="14"/>
               </w:rPr>
-              <w:t xml:space="preserve">Source: CK-12</w:t>
+              <w:t xml:space="preserve">Source: Khan Academy (English - US curriculum)</w:t>
             </w:r>
           </w:p>
           <w:p>
@@ -21261,7 +21261,7 @@
               <w:spacing w:after="10" w:before="0"/>
               <w:ind w:left="120"/>
             </w:pPr>
-            <w:hyperlink w:history="1" r:id="rIdlnx32sw3mbjsr7wfdzl_6">
+            <w:hyperlink w:history="1" r:id="rIdaexgp1njohuuhpzcqveap">
               <w:r>
                 <w:rPr>
                   <w:rFonts w:ascii="Arial" w:cs="Arial" w:eastAsia="Arial" w:hAnsi="Arial"/>
@@ -21589,7 +21589,7 @@
             <w:pPr>
               <w:spacing w:after="20" w:before="0"/>
             </w:pPr>
-            <w:hyperlink w:history="1" r:id="rIdnul61mxmvhymqmsow3u3w">
+            <w:hyperlink w:history="1" r:id="rId_qwqjh9i14hmrh467riqz">
               <w:r>
                 <w:rPr>
                   <w:rFonts w:ascii="Arial" w:cs="Arial" w:eastAsia="Arial" w:hAnsi="Arial"/>
@@ -21598,7 +21598,7 @@
                   <w:szCs w:val="16"/>
                   <w:u w:val="single" w:color="2E75B6"/>
                 </w:rPr>
-                <w:t xml:space="preserve">Precipitation reactions</w:t>
+                <w:t xml:space="preserve">Physical and chemical changes</w:t>
               </w:r>
             </w:hyperlink>
           </w:p>
@@ -21622,7 +21622,7 @@
               <w:spacing w:after="10" w:before="0"/>
               <w:ind w:left="120"/>
             </w:pPr>
-            <w:hyperlink w:history="1" r:id="rIddvp9tzmpt28lt0uoht_lh">
+            <w:hyperlink w:history="1" r:id="rIdjkt9grp_59ceeosja3lcq">
               <w:r>
                 <w:rPr>
                   <w:rFonts w:ascii="Arial" w:cs="Arial" w:eastAsia="Arial" w:hAnsi="Arial"/>
@@ -21660,14 +21660,14 @@
                 <w:sz w:val="16"/>
                 <w:szCs w:val="16"/>
               </w:rPr>
-              <w:t xml:space="preserve">📖 HTML:</w:t>
+              <w:t xml:space="preserve">📖 EXERCISE:</w:t>
             </w:r>
           </w:p>
           <w:p>
             <w:pPr>
               <w:spacing w:after="20" w:before="0"/>
             </w:pPr>
-            <w:hyperlink w:history="1" r:id="rIdn4bjf3ifh424wrktbm-rf">
+            <w:hyperlink w:history="1" r:id="rId54ytgc5sgizfw643mciqk">
               <w:r>
                 <w:rPr>
                   <w:rFonts w:ascii="Arial" w:cs="Arial" w:eastAsia="Arial" w:hAnsi="Arial"/>
@@ -21676,7 +21676,7 @@
                   <w:szCs w:val="16"/>
                   <w:u w:val="single" w:color="2E75B6"/>
                 </w:rPr>
-                <w:t xml:space="preserve">Chemical Bonding (Flexbook)</w:t>
+                <w:t xml:space="preserve">Solubility</w:t>
               </w:r>
             </w:hyperlink>
           </w:p>
@@ -21692,7 +21692,7 @@
                 <w:sz w:val="14"/>
                 <w:szCs w:val="14"/>
               </w:rPr>
-              <w:t xml:space="preserve">Source: CK-12</w:t>
+              <w:t xml:space="preserve">Source: Khan Academy (English - US curriculum)</w:t>
             </w:r>
           </w:p>
           <w:p>
@@ -21700,7 +21700,7 @@
               <w:spacing w:after="10" w:before="0"/>
               <w:ind w:left="120"/>
             </w:pPr>
-            <w:hyperlink w:history="1" r:id="rId9zuzjv8zrimzpzf8tum0e">
+            <w:hyperlink w:history="1" r:id="rId2r59nsrvwdlk1chzqwddt">
               <w:r>
                 <w:rPr>
                   <w:rFonts w:ascii="Arial" w:cs="Arial" w:eastAsia="Arial" w:hAnsi="Arial"/>
@@ -21990,7 +21990,7 @@
             <w:pPr>
               <w:spacing w:after="20" w:before="0"/>
             </w:pPr>
-            <w:hyperlink w:history="1" r:id="rIdwbvbpal7zic6drzfcwp7b">
+            <w:hyperlink w:history="1" r:id="rId-4ejx5u2ioyegqxrxtsjv">
               <w:r>
                 <w:rPr>
                   <w:rFonts w:ascii="Arial" w:cs="Arial" w:eastAsia="Arial" w:hAnsi="Arial"/>
@@ -21999,7 +21999,7 @@
                   <w:szCs w:val="16"/>
                   <w:u w:val="single" w:color="2E75B6"/>
                 </w:rPr>
-                <w:t xml:space="preserve">Precipitation reactions</w:t>
+                <w:t xml:space="preserve">Physical and chemical changes</w:t>
               </w:r>
             </w:hyperlink>
           </w:p>
@@ -22023,7 +22023,7 @@
               <w:spacing w:after="10" w:before="0"/>
               <w:ind w:left="120"/>
             </w:pPr>
-            <w:hyperlink w:history="1" r:id="rIdaj0ljpbttjwgnoqnaphg8">
+            <w:hyperlink w:history="1" r:id="rIduhrv4rtavo_w1jjajvuft">
               <w:r>
                 <w:rPr>
                   <w:rFonts w:ascii="Arial" w:cs="Arial" w:eastAsia="Arial" w:hAnsi="Arial"/>
@@ -22061,14 +22061,14 @@
                 <w:sz w:val="16"/>
                 <w:szCs w:val="16"/>
               </w:rPr>
-              <w:t xml:space="preserve">📖 HTML:</w:t>
+              <w:t xml:space="preserve">📖 EXERCISE:</w:t>
             </w:r>
           </w:p>
           <w:p>
             <w:pPr>
               <w:spacing w:after="20" w:before="0"/>
             </w:pPr>
-            <w:hyperlink w:history="1" r:id="rIddo9iwn_iuttu7my13sxxw">
+            <w:hyperlink w:history="1" r:id="rIdzpxsjsowo5swcyx2wj3zl">
               <w:r>
                 <w:rPr>
                   <w:rFonts w:ascii="Arial" w:cs="Arial" w:eastAsia="Arial" w:hAnsi="Arial"/>
@@ -22077,7 +22077,7 @@
                   <w:szCs w:val="16"/>
                   <w:u w:val="single" w:color="2E75B6"/>
                 </w:rPr>
-                <w:t xml:space="preserve">Chemical Bonding (Flexbook)</w:t>
+                <w:t xml:space="preserve">Solubility</w:t>
               </w:r>
             </w:hyperlink>
           </w:p>
@@ -22093,7 +22093,7 @@
                 <w:sz w:val="14"/>
                 <w:szCs w:val="14"/>
               </w:rPr>
-              <w:t xml:space="preserve">Source: CK-12</w:t>
+              <w:t xml:space="preserve">Source: Khan Academy (English - US curriculum)</w:t>
             </w:r>
           </w:p>
           <w:p>
@@ -22101,7 +22101,7 @@
               <w:spacing w:after="10" w:before="0"/>
               <w:ind w:left="120"/>
             </w:pPr>
-            <w:hyperlink w:history="1" r:id="rId_xg538tiy0ksag8p0hkkx">
+            <w:hyperlink w:history="1" r:id="rIdnfcp3ie_prqsvucnepesw">
               <w:r>
                 <w:rPr>
                   <w:rFonts w:ascii="Arial" w:cs="Arial" w:eastAsia="Arial" w:hAnsi="Arial"/>
@@ -22353,7 +22353,7 @@
             <w:pPr>
               <w:spacing w:after="20" w:before="0"/>
             </w:pPr>
-            <w:hyperlink w:history="1" r:id="rIdzafltnvakqrwwetebaw5q">
+            <w:hyperlink w:history="1" r:id="rIdvlhhneiy8tmzpldgtjiia">
               <w:r>
                 <w:rPr>
                   <w:rFonts w:ascii="Arial" w:cs="Arial" w:eastAsia="Arial" w:hAnsi="Arial"/>
@@ -22362,7 +22362,7 @@
                   <w:szCs w:val="16"/>
                   <w:u w:val="single" w:color="2E75B6"/>
                 </w:rPr>
-                <w:t xml:space="preserve">Precipitation reactions</w:t>
+                <w:t xml:space="preserve">Physical and chemical changes</w:t>
               </w:r>
             </w:hyperlink>
           </w:p>
@@ -22386,7 +22386,7 @@
               <w:spacing w:after="10" w:before="0"/>
               <w:ind w:left="120"/>
             </w:pPr>
-            <w:hyperlink w:history="1" r:id="rIdfahb75qmh9hh8jfkqzqpk">
+            <w:hyperlink w:history="1" r:id="rId6qbpyk-2xd9eafrkaq7t6">
               <w:r>
                 <w:rPr>
                   <w:rFonts w:ascii="Arial" w:cs="Arial" w:eastAsia="Arial" w:hAnsi="Arial"/>
@@ -22424,14 +22424,14 @@
                 <w:sz w:val="16"/>
                 <w:szCs w:val="16"/>
               </w:rPr>
-              <w:t xml:space="preserve">📖 HTML:</w:t>
+              <w:t xml:space="preserve">📖 EXERCISE:</w:t>
             </w:r>
           </w:p>
           <w:p>
             <w:pPr>
               <w:spacing w:after="20" w:before="0"/>
             </w:pPr>
-            <w:hyperlink w:history="1" r:id="rId55sqyb-mq3chkrosd1qvx">
+            <w:hyperlink w:history="1" r:id="rIdpzcvt_ubor6r0ovqih8tj">
               <w:r>
                 <w:rPr>
                   <w:rFonts w:ascii="Arial" w:cs="Arial" w:eastAsia="Arial" w:hAnsi="Arial"/>
@@ -22440,7 +22440,7 @@
                   <w:szCs w:val="16"/>
                   <w:u w:val="single" w:color="2E75B6"/>
                 </w:rPr>
-                <w:t xml:space="preserve">Chemical Bonding (Flexbook)</w:t>
+                <w:t xml:space="preserve">Solubility</w:t>
               </w:r>
             </w:hyperlink>
           </w:p>
@@ -22456,7 +22456,7 @@
                 <w:sz w:val="14"/>
                 <w:szCs w:val="14"/>
               </w:rPr>
-              <w:t xml:space="preserve">Source: CK-12</w:t>
+              <w:t xml:space="preserve">Source: Khan Academy (English - US curriculum)</w:t>
             </w:r>
           </w:p>
           <w:p>
@@ -22464,7 +22464,7 @@
               <w:spacing w:after="10" w:before="0"/>
               <w:ind w:left="120"/>
             </w:pPr>
-            <w:hyperlink w:history="1" r:id="rIdpsdrmk5blsxie9h54bajr">
+            <w:hyperlink w:history="1" r:id="rIdcjjw4wdymlkgigajmcfma">
               <w:r>
                 <w:rPr>
                   <w:rFonts w:ascii="Arial" w:cs="Arial" w:eastAsia="Arial" w:hAnsi="Arial"/>
@@ -24141,7 +24141,7 @@
             <w:pPr>
               <w:spacing w:after="20" w:before="0"/>
             </w:pPr>
-            <w:hyperlink w:history="1" r:id="rIdxjncc3enrr2tgzsavzbml">
+            <w:hyperlink w:history="1" r:id="rIdyph2bogqeh1tg9-nnezxj">
               <w:r>
                 <w:rPr>
                   <w:rFonts w:ascii="Arial" w:cs="Arial" w:eastAsia="Arial" w:hAnsi="Arial"/>
@@ -24150,7 +24150,7 @@
                   <w:szCs w:val="16"/>
                   <w:u w:val="single" w:color="2E75B6"/>
                 </w:rPr>
-                <w:t xml:space="preserve">Precipitation reactions</w:t>
+                <w:t xml:space="preserve">Metallic bonds</w:t>
               </w:r>
             </w:hyperlink>
           </w:p>
@@ -24174,7 +24174,7 @@
               <w:spacing w:after="10" w:before="0"/>
               <w:ind w:left="120"/>
             </w:pPr>
-            <w:hyperlink w:history="1" r:id="rIdsevcqfw0c_77q0ypfvqtj">
+            <w:hyperlink w:history="1" r:id="rIdmmzxntcm9oqnduuubqmpz">
               <w:r>
                 <w:rPr>
                   <w:rFonts w:ascii="Arial" w:cs="Arial" w:eastAsia="Arial" w:hAnsi="Arial"/>
@@ -24219,7 +24219,7 @@
             <w:pPr>
               <w:spacing w:after="20" w:before="0"/>
             </w:pPr>
-            <w:hyperlink w:history="1" r:id="rIdzelktwqklpuf0o8olt53t">
+            <w:hyperlink w:history="1" r:id="rIddovyjsgudm00oqg0kfhmv">
               <w:r>
                 <w:rPr>
                   <w:rFonts w:ascii="Arial" w:cs="Arial" w:eastAsia="Arial" w:hAnsi="Arial"/>
@@ -24228,7 +24228,7 @@
                   <w:szCs w:val="16"/>
                   <w:u w:val="single" w:color="2E75B6"/>
                 </w:rPr>
-                <w:t xml:space="preserve">Chemical Bonding (Flexbook)</w:t>
+                <w:t xml:space="preserve">Physical Properties of Ionic Compounds (Flexbook)</w:t>
               </w:r>
             </w:hyperlink>
           </w:p>
@@ -24252,7 +24252,7 @@
               <w:spacing w:after="10" w:before="0"/>
               <w:ind w:left="120"/>
             </w:pPr>
-            <w:hyperlink w:history="1" r:id="rIdi4pfthotfmd990x4anpym">
+            <w:hyperlink w:history="1" r:id="rIdnrdqneqcwt63jcq1-3cx6">
               <w:r>
                 <w:rPr>
                   <w:rFonts w:ascii="Arial" w:cs="Arial" w:eastAsia="Arial" w:hAnsi="Arial"/>
@@ -24447,7 +24447,7 @@
             <w:pPr>
               <w:spacing w:after="20" w:before="0"/>
             </w:pPr>
-            <w:hyperlink w:history="1" r:id="rIdwxvmwub3mxqg-vekfzg6e">
+            <w:hyperlink w:history="1" r:id="rIdl5rx_lu9km98yidiybv6v">
               <w:r>
                 <w:rPr>
                   <w:rFonts w:ascii="Arial" w:cs="Arial" w:eastAsia="Arial" w:hAnsi="Arial"/>
@@ -24456,7 +24456,7 @@
                   <w:szCs w:val="16"/>
                   <w:u w:val="single" w:color="2E75B6"/>
                 </w:rPr>
-                <w:t xml:space="preserve">Precipitation reactions</w:t>
+                <w:t xml:space="preserve">Ionic bonds and Coulomb's law</w:t>
               </w:r>
             </w:hyperlink>
           </w:p>
@@ -24480,7 +24480,7 @@
               <w:spacing w:after="10" w:before="0"/>
               <w:ind w:left="120"/>
             </w:pPr>
-            <w:hyperlink w:history="1" r:id="rIdjcodpu2t0vbyyhzizm9pf">
+            <w:hyperlink w:history="1" r:id="rIdao6alfvrhq44uv7wblxgb">
               <w:r>
                 <w:rPr>
                   <w:rFonts w:ascii="Arial" w:cs="Arial" w:eastAsia="Arial" w:hAnsi="Arial"/>
@@ -24518,14 +24518,14 @@
                 <w:sz w:val="16"/>
                 <w:szCs w:val="16"/>
               </w:rPr>
-              <w:t xml:space="preserve">📖 HTML:</w:t>
+              <w:t xml:space="preserve">📖 EXERCISE:</w:t>
             </w:r>
           </w:p>
           <w:p>
             <w:pPr>
               <w:spacing w:after="20" w:before="0"/>
             </w:pPr>
-            <w:hyperlink w:history="1" r:id="rIdylkgiu0rdqxyilpg_mr8f">
+            <w:hyperlink w:history="1" r:id="rIdcosv0viev6sraqr_5ythm">
               <w:r>
                 <w:rPr>
                   <w:rFonts w:ascii="Arial" w:cs="Arial" w:eastAsia="Arial" w:hAnsi="Arial"/>
@@ -24534,7 +24534,7 @@
                   <w:szCs w:val="16"/>
                   <w:u w:val="single" w:color="2E75B6"/>
                 </w:rPr>
-                <w:t xml:space="preserve">Chemical Bonding (Flexbook)</w:t>
+                <w:t xml:space="preserve">Physical Properties of Ionic Compounds Practice</w:t>
               </w:r>
             </w:hyperlink>
           </w:p>
@@ -24558,7 +24558,7 @@
               <w:spacing w:after="10" w:before="0"/>
               <w:ind w:left="120"/>
             </w:pPr>
-            <w:hyperlink w:history="1" r:id="rIdq6nznz8g0-b0adbgzgmgj">
+            <w:hyperlink w:history="1" r:id="rIdo_hyy-ps4h9odforejyo8">
               <w:r>
                 <w:rPr>
                   <w:rFonts w:ascii="Arial" w:cs="Arial" w:eastAsia="Arial" w:hAnsi="Arial"/>
@@ -24753,7 +24753,7 @@
             <w:pPr>
               <w:spacing w:after="20" w:before="0"/>
             </w:pPr>
-            <w:hyperlink w:history="1" r:id="rIdiyyw_wgsj3hxdpcnm5aa3">
+            <w:hyperlink w:history="1" r:id="rIdsefivi-nitssqmxnqlqem">
               <w:r>
                 <w:rPr>
                   <w:rFonts w:ascii="Arial" w:cs="Arial" w:eastAsia="Arial" w:hAnsi="Arial"/>
@@ -24762,7 +24762,7 @@
                   <w:szCs w:val="16"/>
                   <w:u w:val="single" w:color="2E75B6"/>
                 </w:rPr>
-                <w:t xml:space="preserve">Precipitation reactions</w:t>
+                <w:t xml:space="preserve">Covalent network solids</w:t>
               </w:r>
             </w:hyperlink>
           </w:p>
@@ -24786,7 +24786,7 @@
               <w:spacing w:after="10" w:before="0"/>
               <w:ind w:left="120"/>
             </w:pPr>
-            <w:hyperlink w:history="1" r:id="rIdr0g4mja6xhpxzukazwvy3">
+            <w:hyperlink w:history="1" r:id="rIdod3v14silpx2iace4x-3o">
               <w:r>
                 <w:rPr>
                   <w:rFonts w:ascii="Arial" w:cs="Arial" w:eastAsia="Arial" w:hAnsi="Arial"/>
@@ -24824,14 +24824,14 @@
                 <w:sz w:val="16"/>
                 <w:szCs w:val="16"/>
               </w:rPr>
-              <w:t xml:space="preserve">📖 HTML:</w:t>
+              <w:t xml:space="preserve">📖 EXERCISE:</w:t>
             </w:r>
           </w:p>
           <w:p>
             <w:pPr>
               <w:spacing w:after="20" w:before="0"/>
             </w:pPr>
-            <w:hyperlink w:history="1" r:id="rIdfdy4omq6aqdoi0vnhq6am">
+            <w:hyperlink w:history="1" r:id="rIdnqcnacw3nbuwod_tiomxp">
               <w:r>
                 <w:rPr>
                   <w:rFonts w:ascii="Arial" w:cs="Arial" w:eastAsia="Arial" w:hAnsi="Arial"/>
@@ -24840,7 +24840,7 @@
                   <w:szCs w:val="16"/>
                   <w:u w:val="single" w:color="2E75B6"/>
                 </w:rPr>
-                <w:t xml:space="preserve">Chemical Bonding (Flexbook)</w:t>
+                <w:t xml:space="preserve">Ionic Bonds and Ionic Compounds Practice</w:t>
               </w:r>
             </w:hyperlink>
           </w:p>
@@ -24864,7 +24864,7 @@
               <w:spacing w:after="10" w:before="0"/>
               <w:ind w:left="120"/>
             </w:pPr>
-            <w:hyperlink w:history="1" r:id="rIdn5hpz5qjuexttmosl0hpd">
+            <w:hyperlink w:history="1" r:id="rIdthjjjnbkkqwrlothynwhw">
               <w:r>
                 <w:rPr>
                   <w:rFonts w:ascii="Arial" w:cs="Arial" w:eastAsia="Arial" w:hAnsi="Arial"/>
@@ -25059,7 +25059,7 @@
             <w:pPr>
               <w:spacing w:after="20" w:before="0"/>
             </w:pPr>
-            <w:hyperlink w:history="1" r:id="rIdblioll3baj684hkjuskak">
+            <w:hyperlink w:history="1" r:id="rIdx1hb0trhjz92_1sbsweow">
               <w:r>
                 <w:rPr>
                   <w:rFonts w:ascii="Arial" w:cs="Arial" w:eastAsia="Arial" w:hAnsi="Arial"/>
@@ -25068,7 +25068,7 @@
                   <w:szCs w:val="16"/>
                   <w:u w:val="single" w:color="2E75B6"/>
                 </w:rPr>
-                <w:t xml:space="preserve">Precipitation reactions</w:t>
+                <w:t xml:space="preserve">Metallic bonds</w:t>
               </w:r>
             </w:hyperlink>
           </w:p>
@@ -25092,7 +25092,7 @@
               <w:spacing w:after="10" w:before="0"/>
               <w:ind w:left="120"/>
             </w:pPr>
-            <w:hyperlink w:history="1" r:id="rIddj0q8ljtkajraigeklybk">
+            <w:hyperlink w:history="1" r:id="rIdnizyspwwbrw8rf9stz9bx">
               <w:r>
                 <w:rPr>
                   <w:rFonts w:ascii="Arial" w:cs="Arial" w:eastAsia="Arial" w:hAnsi="Arial"/>
@@ -25137,7 +25137,7 @@
             <w:pPr>
               <w:spacing w:after="20" w:before="0"/>
             </w:pPr>
-            <w:hyperlink w:history="1" r:id="rIddgq1yihvi9gnsnopb_v5y">
+            <w:hyperlink w:history="1" r:id="rId6eimrerpcpa7d-uh9ww3k">
               <w:r>
                 <w:rPr>
                   <w:rFonts w:ascii="Arial" w:cs="Arial" w:eastAsia="Arial" w:hAnsi="Arial"/>
@@ -25146,7 +25146,7 @@
                   <w:szCs w:val="16"/>
                   <w:u w:val="single" w:color="2E75B6"/>
                 </w:rPr>
-                <w:t xml:space="preserve">Chemical Bonding (Flexbook)</w:t>
+                <w:t xml:space="preserve">Physical Properties of Ionic Compounds (Flexbook)</w:t>
               </w:r>
             </w:hyperlink>
           </w:p>
@@ -25170,7 +25170,7 @@
               <w:spacing w:after="10" w:before="0"/>
               <w:ind w:left="120"/>
             </w:pPr>
-            <w:hyperlink w:history="1" r:id="rIdau2ydbkm1_ubdqu7yincz">
+            <w:hyperlink w:history="1" r:id="rId401ni_9zrzwdvfsnek1g8">
               <w:r>
                 <w:rPr>
                   <w:rFonts w:ascii="Arial" w:cs="Arial" w:eastAsia="Arial" w:hAnsi="Arial"/>
@@ -25365,7 +25365,7 @@
             <w:pPr>
               <w:spacing w:after="20" w:before="0"/>
             </w:pPr>
-            <w:hyperlink w:history="1" r:id="rIddwezosfojyl4lyrg62yp7">
+            <w:hyperlink w:history="1" r:id="rIducp6zleehqjqypsm4v4p8">
               <w:r>
                 <w:rPr>
                   <w:rFonts w:ascii="Arial" w:cs="Arial" w:eastAsia="Arial" w:hAnsi="Arial"/>
@@ -25374,7 +25374,7 @@
                   <w:szCs w:val="16"/>
                   <w:u w:val="single" w:color="2E75B6"/>
                 </w:rPr>
-                <w:t xml:space="preserve">Precipitation reactions</w:t>
+                <w:t xml:space="preserve">Metallic bonds</w:t>
               </w:r>
             </w:hyperlink>
           </w:p>
@@ -25398,7 +25398,7 @@
               <w:spacing w:after="10" w:before="0"/>
               <w:ind w:left="120"/>
             </w:pPr>
-            <w:hyperlink w:history="1" r:id="rId6cvxaq3yoo_a5ksuqszf-">
+            <w:hyperlink w:history="1" r:id="rIduu1g9bnit4wytcsd_lghh">
               <w:r>
                 <w:rPr>
                   <w:rFonts w:ascii="Arial" w:cs="Arial" w:eastAsia="Arial" w:hAnsi="Arial"/>
@@ -25443,7 +25443,7 @@
             <w:pPr>
               <w:spacing w:after="20" w:before="0"/>
             </w:pPr>
-            <w:hyperlink w:history="1" r:id="rIdh64fdwispvsvsxpq4fnfa">
+            <w:hyperlink w:history="1" r:id="rIdkvowpebsl0qcmaeey3rsx">
               <w:r>
                 <w:rPr>
                   <w:rFonts w:ascii="Arial" w:cs="Arial" w:eastAsia="Arial" w:hAnsi="Arial"/>
@@ -25452,7 +25452,7 @@
                   <w:szCs w:val="16"/>
                   <w:u w:val="single" w:color="2E75B6"/>
                 </w:rPr>
-                <w:t xml:space="preserve">Chemical Bonding (Flexbook)</w:t>
+                <w:t xml:space="preserve">Physical Properties of Ionic Compounds (Flexbook)</w:t>
               </w:r>
             </w:hyperlink>
           </w:p>
@@ -25476,7 +25476,7 @@
               <w:spacing w:after="10" w:before="0"/>
               <w:ind w:left="120"/>
             </w:pPr>
-            <w:hyperlink w:history="1" r:id="rIdwjmkomgwucmqwj-sse4nb">
+            <w:hyperlink w:history="1" r:id="rIdw3_rzct5m0w-fkyandtek">
               <w:r>
                 <w:rPr>
                   <w:rFonts w:ascii="Arial" w:cs="Arial" w:eastAsia="Arial" w:hAnsi="Arial"/>
@@ -26963,7 +26963,7 @@
             <w:pPr>
               <w:spacing w:after="20" w:before="0"/>
             </w:pPr>
-            <w:hyperlink w:history="1" r:id="rId-7ft_vy8ghygywn0g5hnf">
+            <w:hyperlink w:history="1" r:id="rIdk39bcrwq7z04ryz2ky0gt">
               <w:r>
                 <w:rPr>
                   <w:rFonts w:ascii="Arial" w:cs="Arial" w:eastAsia="Arial" w:hAnsi="Arial"/>
@@ -26972,7 +26972,7 @@
                   <w:szCs w:val="16"/>
                   <w:u w:val="single" w:color="2E75B6"/>
                 </w:rPr>
-                <w:t xml:space="preserve">Creating a Poof and Not a Giant Kaboom</w:t>
+                <w:t xml:space="preserve">Metallic bonds</w:t>
               </w:r>
             </w:hyperlink>
           </w:p>
@@ -26996,7 +26996,7 @@
               <w:spacing w:after="10" w:before="0"/>
               <w:ind w:left="120"/>
             </w:pPr>
-            <w:hyperlink w:history="1" r:id="rIdmxylcwzfsbm3f8emefzgm">
+            <w:hyperlink w:history="1" r:id="rIdslydiagpcg1jqiinpzrmf">
               <w:r>
                 <w:rPr>
                   <w:rFonts w:ascii="Arial" w:cs="Arial" w:eastAsia="Arial" w:hAnsi="Arial"/>
@@ -27034,14 +27034,14 @@
                 <w:sz w:val="16"/>
                 <w:szCs w:val="16"/>
               </w:rPr>
-              <w:t xml:space="preserve">📖 HTML:</w:t>
+              <w:t xml:space="preserve">📖 EXERCISE:</w:t>
             </w:r>
           </w:p>
           <w:p>
             <w:pPr>
               <w:spacing w:after="20" w:before="0"/>
             </w:pPr>
-            <w:hyperlink w:history="1" r:id="rIdjvqh4trfj78gs3cmc4v6-">
+            <w:hyperlink w:history="1" r:id="rIdz0ltvtrmwpjjqb5tdouss">
               <w:r>
                 <w:rPr>
                   <w:rFonts w:ascii="Arial" w:cs="Arial" w:eastAsia="Arial" w:hAnsi="Arial"/>
@@ -27050,7 +27050,7 @@
                   <w:szCs w:val="16"/>
                   <w:u w:val="single" w:color="2E75B6"/>
                 </w:rPr>
-                <w:t xml:space="preserve">Covalent and Ionic Bonding (PLIX)</w:t>
+                <w:t xml:space="preserve">Physical and chemical changes</w:t>
               </w:r>
             </w:hyperlink>
           </w:p>
@@ -27066,7 +27066,7 @@
                 <w:sz w:val="14"/>
                 <w:szCs w:val="14"/>
               </w:rPr>
-              <w:t xml:space="preserve">Source: CK-12</w:t>
+              <w:t xml:space="preserve">Source: Khan Academy (English - US curriculum)</w:t>
             </w:r>
           </w:p>
           <w:p>
@@ -27074,7 +27074,7 @@
               <w:spacing w:after="10" w:before="0"/>
               <w:ind w:left="120"/>
             </w:pPr>
-            <w:hyperlink w:history="1" r:id="rIdts9hjjvymn-cbbv9gvfmh">
+            <w:hyperlink w:history="1" r:id="rId7smsgj-nfl_js1gnd6znt">
               <w:r>
                 <w:rPr>
                   <w:rFonts w:ascii="Arial" w:cs="Arial" w:eastAsia="Arial" w:hAnsi="Arial"/>
@@ -27269,7 +27269,7 @@
             <w:pPr>
               <w:spacing w:after="20" w:before="0"/>
             </w:pPr>
-            <w:hyperlink w:history="1" r:id="rIdoi-kt3eivercnwlnreoz6">
+            <w:hyperlink w:history="1" r:id="rIdmk3ufwtshvwobi_m_tbxt">
               <w:r>
                 <w:rPr>
                   <w:rFonts w:ascii="Arial" w:cs="Arial" w:eastAsia="Arial" w:hAnsi="Arial"/>
@@ -27278,7 +27278,7 @@
                   <w:szCs w:val="16"/>
                   <w:u w:val="single" w:color="2E75B6"/>
                 </w:rPr>
-                <w:t xml:space="preserve">Creating a Poof and Not a Giant Kaboom</w:t>
+                <w:t xml:space="preserve">Physical and chemical changes</w:t>
               </w:r>
             </w:hyperlink>
           </w:p>
@@ -27302,7 +27302,7 @@
               <w:spacing w:after="10" w:before="0"/>
               <w:ind w:left="120"/>
             </w:pPr>
-            <w:hyperlink w:history="1" r:id="rIdfwy4l27wb7srb9uzxnepw">
+            <w:hyperlink w:history="1" r:id="rIdviuecmle0_eavrjj-fi6g">
               <w:r>
                 <w:rPr>
                   <w:rFonts w:ascii="Arial" w:cs="Arial" w:eastAsia="Arial" w:hAnsi="Arial"/>
@@ -27340,14 +27340,14 @@
                 <w:sz w:val="16"/>
                 <w:szCs w:val="16"/>
               </w:rPr>
-              <w:t xml:space="preserve">📖 HTML:</w:t>
+              <w:t xml:space="preserve">📖 EXERCISE:</w:t>
             </w:r>
           </w:p>
           <w:p>
             <w:pPr>
               <w:spacing w:after="20" w:before="0"/>
             </w:pPr>
-            <w:hyperlink w:history="1" r:id="rIdvqjjwvxt2fhtdcdpryn4k">
+            <w:hyperlink w:history="1" r:id="rIdkfmhjbrgq9olew8wcndmm">
               <w:r>
                 <w:rPr>
                   <w:rFonts w:ascii="Arial" w:cs="Arial" w:eastAsia="Arial" w:hAnsi="Arial"/>
@@ -27356,7 +27356,7 @@
                   <w:szCs w:val="16"/>
                   <w:u w:val="single" w:color="2E75B6"/>
                 </w:rPr>
-                <w:t xml:space="preserve">Covalent and Ionic Bonding (PLIX)</w:t>
+                <w:t xml:space="preserve">Physical and chemical changes</w:t>
               </w:r>
             </w:hyperlink>
           </w:p>
@@ -27372,7 +27372,7 @@
                 <w:sz w:val="14"/>
                 <w:szCs w:val="14"/>
               </w:rPr>
-              <w:t xml:space="preserve">Source: CK-12</w:t>
+              <w:t xml:space="preserve">Source: Khan Academy (English - US curriculum)</w:t>
             </w:r>
           </w:p>
           <w:p>
@@ -27380,7 +27380,7 @@
               <w:spacing w:after="10" w:before="0"/>
               <w:ind w:left="120"/>
             </w:pPr>
-            <w:hyperlink w:history="1" r:id="rIdfqzfmyygm75dkwddfdbva">
+            <w:hyperlink w:history="1" r:id="rId_zmunhpgqboxqhor-amoj">
               <w:r>
                 <w:rPr>
                   <w:rFonts w:ascii="Arial" w:cs="Arial" w:eastAsia="Arial" w:hAnsi="Arial"/>
@@ -27575,7 +27575,7 @@
             <w:pPr>
               <w:spacing w:after="20" w:before="0"/>
             </w:pPr>
-            <w:hyperlink w:history="1" r:id="rId9ov3xmxg6ehlf6epligyv">
+            <w:hyperlink w:history="1" r:id="rIdgofp2b4tirwougyqiynxx">
               <w:r>
                 <w:rPr>
                   <w:rFonts w:ascii="Arial" w:cs="Arial" w:eastAsia="Arial" w:hAnsi="Arial"/>
@@ -27584,7 +27584,7 @@
                   <w:szCs w:val="16"/>
                   <w:u w:val="single" w:color="2E75B6"/>
                 </w:rPr>
-                <w:t xml:space="preserve">Creating a Poof and Not a Giant Kaboom</w:t>
+                <w:t xml:space="preserve">Metallic bonds</w:t>
               </w:r>
             </w:hyperlink>
           </w:p>
@@ -27608,7 +27608,7 @@
               <w:spacing w:after="10" w:before="0"/>
               <w:ind w:left="120"/>
             </w:pPr>
-            <w:hyperlink w:history="1" r:id="rIdjnrxkdiaz3vp__juprxtf">
+            <w:hyperlink w:history="1" r:id="rIdursht9hzfhgzpeufcyhos">
               <w:r>
                 <w:rPr>
                   <w:rFonts w:ascii="Arial" w:cs="Arial" w:eastAsia="Arial" w:hAnsi="Arial"/>
@@ -27646,14 +27646,14 @@
                 <w:sz w:val="16"/>
                 <w:szCs w:val="16"/>
               </w:rPr>
-              <w:t xml:space="preserve">📖 HTML:</w:t>
+              <w:t xml:space="preserve">📖 EXERCISE:</w:t>
             </w:r>
           </w:p>
           <w:p>
             <w:pPr>
               <w:spacing w:after="20" w:before="0"/>
             </w:pPr>
-            <w:hyperlink w:history="1" r:id="rIdnv3tiebkrsy3g5brbarmt">
+            <w:hyperlink w:history="1" r:id="rIdfrtn45vgf25hwe4pibv5s">
               <w:r>
                 <w:rPr>
                   <w:rFonts w:ascii="Arial" w:cs="Arial" w:eastAsia="Arial" w:hAnsi="Arial"/>
@@ -27662,7 +27662,7 @@
                   <w:szCs w:val="16"/>
                   <w:u w:val="single" w:color="2E75B6"/>
                 </w:rPr>
-                <w:t xml:space="preserve">Covalent and Ionic Bonding (PLIX)</w:t>
+                <w:t xml:space="preserve">Physical and chemical changes</w:t>
               </w:r>
             </w:hyperlink>
           </w:p>
@@ -27678,7 +27678,7 @@
                 <w:sz w:val="14"/>
                 <w:szCs w:val="14"/>
               </w:rPr>
-              <w:t xml:space="preserve">Source: CK-12</w:t>
+              <w:t xml:space="preserve">Source: Khan Academy (English - US curriculum)</w:t>
             </w:r>
           </w:p>
           <w:p>
@@ -27686,7 +27686,7 @@
               <w:spacing w:after="10" w:before="0"/>
               <w:ind w:left="120"/>
             </w:pPr>
-            <w:hyperlink w:history="1" r:id="rIdwkaghs8xqi9me0c88xj0j">
+            <w:hyperlink w:history="1" r:id="rIdt0ti4osm9hv8nj_l86irm">
               <w:r>
                 <w:rPr>
                   <w:rFonts w:ascii="Arial" w:cs="Arial" w:eastAsia="Arial" w:hAnsi="Arial"/>
@@ -27881,7 +27881,7 @@
             <w:pPr>
               <w:spacing w:after="20" w:before="0"/>
             </w:pPr>
-            <w:hyperlink w:history="1" r:id="rIdn2fq7eoectuudm8sueu32">
+            <w:hyperlink w:history="1" r:id="rIddargjuyczp-qdtj52ijmj">
               <w:r>
                 <w:rPr>
                   <w:rFonts w:ascii="Arial" w:cs="Arial" w:eastAsia="Arial" w:hAnsi="Arial"/>
@@ -27890,7 +27890,7 @@
                   <w:szCs w:val="16"/>
                   <w:u w:val="single" w:color="2E75B6"/>
                 </w:rPr>
-                <w:t xml:space="preserve">DNA as the "transforming principle"</w:t>
+                <w:t xml:space="preserve">Metallic bonds</w:t>
               </w:r>
             </w:hyperlink>
           </w:p>
@@ -27914,7 +27914,7 @@
               <w:spacing w:after="10" w:before="0"/>
               <w:ind w:left="120"/>
             </w:pPr>
-            <w:hyperlink w:history="1" r:id="rIdr6rmdzk8w-bnoylsb-sbx">
+            <w:hyperlink w:history="1" r:id="rIdgmaawuzas1t1gal-lzi4h">
               <w:r>
                 <w:rPr>
                   <w:rFonts w:ascii="Arial" w:cs="Arial" w:eastAsia="Arial" w:hAnsi="Arial"/>
@@ -27952,14 +27952,14 @@
                 <w:sz w:val="16"/>
                 <w:szCs w:val="16"/>
               </w:rPr>
-              <w:t xml:space="preserve">📖 HTML:</w:t>
+              <w:t xml:space="preserve">📖 EXERCISE:</w:t>
             </w:r>
           </w:p>
           <w:p>
             <w:pPr>
               <w:spacing w:after="20" w:before="0"/>
             </w:pPr>
-            <w:hyperlink w:history="1" r:id="rIdicfq4-nmzslkxyliadsiw">
+            <w:hyperlink w:history="1" r:id="rIdlxfsutc2dtk4x2krjjwj2">
               <w:r>
                 <w:rPr>
                   <w:rFonts w:ascii="Arial" w:cs="Arial" w:eastAsia="Arial" w:hAnsi="Arial"/>
@@ -27968,7 +27968,7 @@
                   <w:szCs w:val="16"/>
                   <w:u w:val="single" w:color="2E75B6"/>
                 </w:rPr>
-                <w:t xml:space="preserve">Covalent and Ionic Bonding (PLIX)</w:t>
+                <w:t xml:space="preserve">Physical and chemical changes</w:t>
               </w:r>
             </w:hyperlink>
           </w:p>
@@ -27984,7 +27984,7 @@
                 <w:sz w:val="14"/>
                 <w:szCs w:val="14"/>
               </w:rPr>
-              <w:t xml:space="preserve">Source: CK-12</w:t>
+              <w:t xml:space="preserve">Source: Khan Academy (English - US curriculum)</w:t>
             </w:r>
           </w:p>
           <w:p>
@@ -27992,7 +27992,7 @@
               <w:spacing w:after="10" w:before="0"/>
               <w:ind w:left="120"/>
             </w:pPr>
-            <w:hyperlink w:history="1" r:id="rIdsxhoapj4_4wfjs1ygxggv">
+            <w:hyperlink w:history="1" r:id="rIdjpcfo7n-ou1wuzczcgca0">
               <w:r>
                 <w:rPr>
                   <w:rFonts w:ascii="Arial" w:cs="Arial" w:eastAsia="Arial" w:hAnsi="Arial"/>
@@ -28187,7 +28187,7 @@
             <w:pPr>
               <w:spacing w:after="20" w:before="0"/>
             </w:pPr>
-            <w:hyperlink w:history="1" r:id="rIdu2g1j2u7c3sgdth7cv6fn">
+            <w:hyperlink w:history="1" r:id="rId9ulupfw6elvdscrdsq2ey">
               <w:r>
                 <w:rPr>
                   <w:rFonts w:ascii="Arial" w:cs="Arial" w:eastAsia="Arial" w:hAnsi="Arial"/>
@@ -28196,7 +28196,7 @@
                   <w:szCs w:val="16"/>
                   <w:u w:val="single" w:color="2E75B6"/>
                 </w:rPr>
-                <w:t xml:space="preserve">Creating a Poof and Not a Giant Kaboom</w:t>
+                <w:t xml:space="preserve">Metallic bonds</w:t>
               </w:r>
             </w:hyperlink>
           </w:p>
@@ -28220,7 +28220,7 @@
               <w:spacing w:after="10" w:before="0"/>
               <w:ind w:left="120"/>
             </w:pPr>
-            <w:hyperlink w:history="1" r:id="rIdhsrieijpt9e9ytlwc_gla">
+            <w:hyperlink w:history="1" r:id="rIdwtldkoek62iuzzw0kr0ak">
               <w:r>
                 <w:rPr>
                   <w:rFonts w:ascii="Arial" w:cs="Arial" w:eastAsia="Arial" w:hAnsi="Arial"/>
@@ -28258,14 +28258,14 @@
                 <w:sz w:val="16"/>
                 <w:szCs w:val="16"/>
               </w:rPr>
-              <w:t xml:space="preserve">📖 HTML:</w:t>
+              <w:t xml:space="preserve">📖 EXERCISE:</w:t>
             </w:r>
           </w:p>
           <w:p>
             <w:pPr>
               <w:spacing w:after="20" w:before="0"/>
             </w:pPr>
-            <w:hyperlink w:history="1" r:id="rId6g_00oaagz_1vfugc64tt">
+            <w:hyperlink w:history="1" r:id="rIdmhw9uyfr4wgkqp7w2v13m">
               <w:r>
                 <w:rPr>
                   <w:rFonts w:ascii="Arial" w:cs="Arial" w:eastAsia="Arial" w:hAnsi="Arial"/>
@@ -28274,7 +28274,7 @@
                   <w:szCs w:val="16"/>
                   <w:u w:val="single" w:color="2E75B6"/>
                 </w:rPr>
-                <w:t xml:space="preserve">Covalent and Ionic Bonding (PLIX)</w:t>
+                <w:t xml:space="preserve">Physical and chemical changes</w:t>
               </w:r>
             </w:hyperlink>
           </w:p>
@@ -28290,7 +28290,7 @@
                 <w:sz w:val="14"/>
                 <w:szCs w:val="14"/>
               </w:rPr>
-              <w:t xml:space="preserve">Source: CK-12</w:t>
+              <w:t xml:space="preserve">Source: Khan Academy (English - US curriculum)</w:t>
             </w:r>
           </w:p>
           <w:p>
@@ -28298,7 +28298,7 @@
               <w:spacing w:after="10" w:before="0"/>
               <w:ind w:left="120"/>
             </w:pPr>
-            <w:hyperlink w:history="1" r:id="rIdni1s5nhfbjuum5l4vlw0_">
+            <w:hyperlink w:history="1" r:id="rIdyuctt8bh0gm1jkmt-gp7y">
               <w:r>
                 <w:rPr>
                   <w:rFonts w:ascii="Arial" w:cs="Arial" w:eastAsia="Arial" w:hAnsi="Arial"/>
@@ -29785,7 +29785,7 @@
             <w:pPr>
               <w:spacing w:after="20" w:before="0"/>
             </w:pPr>
-            <w:hyperlink w:history="1" r:id="rId6thkpbhxkuz-4gspfnay-">
+            <w:hyperlink w:history="1" r:id="rIdcneutyjubwjejpy1ylv8y">
               <w:r>
                 <w:rPr>
                   <w:rFonts w:ascii="Arial" w:cs="Arial" w:eastAsia="Arial" w:hAnsi="Arial"/>
@@ -29794,7 +29794,7 @@
                   <w:szCs w:val="16"/>
                   <w:u w:val="single" w:color="2E75B6"/>
                 </w:rPr>
-                <w:t xml:space="preserve">Vector word problem: resultant velocity</w:t>
+                <w:t xml:space="preserve">Metallic bonds</w:t>
               </w:r>
             </w:hyperlink>
           </w:p>
@@ -29818,7 +29818,7 @@
               <w:spacing w:after="10" w:before="0"/>
               <w:ind w:left="120"/>
             </w:pPr>
-            <w:hyperlink w:history="1" r:id="rIdx8mv1ixyptqqa0bqfnknh">
+            <w:hyperlink w:history="1" r:id="rId_7pglq7cio9gukihzj7hm">
               <w:r>
                 <w:rPr>
                   <w:rFonts w:ascii="Arial" w:cs="Arial" w:eastAsia="Arial" w:hAnsi="Arial"/>
@@ -29863,7 +29863,7 @@
             <w:pPr>
               <w:spacing w:after="20" w:before="0"/>
             </w:pPr>
-            <w:hyperlink w:history="1" r:id="rIdle4mwqrbi-8zyuiklnqjx">
+            <w:hyperlink w:history="1" r:id="rId8wh-mvgtvgxgrnjx4saru">
               <w:r>
                 <w:rPr>
                   <w:rFonts w:ascii="Arial" w:cs="Arial" w:eastAsia="Arial" w:hAnsi="Arial"/>
@@ -29872,7 +29872,7 @@
                   <w:szCs w:val="16"/>
                   <w:u w:val="single" w:color="2E75B6"/>
                 </w:rPr>
-                <w:t xml:space="preserve">Chemical Bonding (Flexbook)</w:t>
+                <w:t xml:space="preserve">Metallic Bonding (Flexbook)</w:t>
               </w:r>
             </w:hyperlink>
           </w:p>
@@ -29896,7 +29896,7 @@
               <w:spacing w:after="10" w:before="0"/>
               <w:ind w:left="120"/>
             </w:pPr>
-            <w:hyperlink w:history="1" r:id="rIde7zy4r_slchi_wou61emb">
+            <w:hyperlink w:history="1" r:id="rIdrxnp3lerpxdvqz2vdzj6h">
               <w:r>
                 <w:rPr>
                   <w:rFonts w:ascii="Arial" w:cs="Arial" w:eastAsia="Arial" w:hAnsi="Arial"/>
@@ -30091,7 +30091,7 @@
             <w:pPr>
               <w:spacing w:after="20" w:before="0"/>
             </w:pPr>
-            <w:hyperlink w:history="1" r:id="rIdjcru55-gqmk01xmfz4hep">
+            <w:hyperlink w:history="1" r:id="rIdp1nj3pvb_xngdnzyobhda">
               <w:r>
                 <w:rPr>
                   <w:rFonts w:ascii="Arial" w:cs="Arial" w:eastAsia="Arial" w:hAnsi="Arial"/>
@@ -30100,7 +30100,7 @@
                   <w:szCs w:val="16"/>
                   <w:u w:val="single" w:color="2E75B6"/>
                 </w:rPr>
-                <w:t xml:space="preserve">Vector word problem: resultant velocity</w:t>
+                <w:t xml:space="preserve">Covalent network solids</w:t>
               </w:r>
             </w:hyperlink>
           </w:p>
@@ -30124,7 +30124,7 @@
               <w:spacing w:after="10" w:before="0"/>
               <w:ind w:left="120"/>
             </w:pPr>
-            <w:hyperlink w:history="1" r:id="rIdcs3jt5g85_cap3djyisom">
+            <w:hyperlink w:history="1" r:id="rIdbdtkcxzezcspinfx2uw01">
               <w:r>
                 <w:rPr>
                   <w:rFonts w:ascii="Arial" w:cs="Arial" w:eastAsia="Arial" w:hAnsi="Arial"/>
@@ -30162,14 +30162,14 @@
                 <w:sz w:val="16"/>
                 <w:szCs w:val="16"/>
               </w:rPr>
-              <w:t xml:space="preserve">📖 HTML:</w:t>
+              <w:t xml:space="preserve">📖 EXERCISE:</w:t>
             </w:r>
           </w:p>
           <w:p>
             <w:pPr>
               <w:spacing w:after="20" w:before="0"/>
             </w:pPr>
-            <w:hyperlink w:history="1" r:id="rIdbsxu9_ynaqafbtnywnlxg">
+            <w:hyperlink w:history="1" r:id="rId99whtwd1-zkcbxdlehzti">
               <w:r>
                 <w:rPr>
                   <w:rFonts w:ascii="Arial" w:cs="Arial" w:eastAsia="Arial" w:hAnsi="Arial"/>
@@ -30178,7 +30178,7 @@
                   <w:szCs w:val="16"/>
                   <w:u w:val="single" w:color="2E75B6"/>
                 </w:rPr>
-                <w:t xml:space="preserve">Chemical Bonding (Flexbook)</w:t>
+                <w:t xml:space="preserve">Metallic Bonding Practice</w:t>
               </w:r>
             </w:hyperlink>
           </w:p>
@@ -30202,7 +30202,7 @@
               <w:spacing w:after="10" w:before="0"/>
               <w:ind w:left="120"/>
             </w:pPr>
-            <w:hyperlink w:history="1" r:id="rIdunq81vegitnf892maq4xo">
+            <w:hyperlink w:history="1" r:id="rId-cdmnrr33-8thmbfbrqvj">
               <w:r>
                 <w:rPr>
                   <w:rFonts w:ascii="Arial" w:cs="Arial" w:eastAsia="Arial" w:hAnsi="Arial"/>
@@ -30397,7 +30397,7 @@
             <w:pPr>
               <w:spacing w:after="20" w:before="0"/>
             </w:pPr>
-            <w:hyperlink w:history="1" r:id="rIdw2jtestehm0x9zymfkse3">
+            <w:hyperlink w:history="1" r:id="rIdqkyd_uqg7g6gleendzctt">
               <w:r>
                 <w:rPr>
                   <w:rFonts w:ascii="Arial" w:cs="Arial" w:eastAsia="Arial" w:hAnsi="Arial"/>
@@ -30406,7 +30406,7 @@
                   <w:szCs w:val="16"/>
                   <w:u w:val="single" w:color="2E75B6"/>
                 </w:rPr>
-                <w:t xml:space="preserve">Vector word problem: resultant velocity</w:t>
+                <w:t xml:space="preserve">Metallic bonds</w:t>
               </w:r>
             </w:hyperlink>
           </w:p>
@@ -30430,7 +30430,7 @@
               <w:spacing w:after="10" w:before="0"/>
               <w:ind w:left="120"/>
             </w:pPr>
-            <w:hyperlink w:history="1" r:id="rIdhvf48zb83pf9pve5r6exa">
+            <w:hyperlink w:history="1" r:id="rIdswa55jvztgzxoqft4qh0p">
               <w:r>
                 <w:rPr>
                   <w:rFonts w:ascii="Arial" w:cs="Arial" w:eastAsia="Arial" w:hAnsi="Arial"/>
@@ -30475,7 +30475,7 @@
             <w:pPr>
               <w:spacing w:after="20" w:before="0"/>
             </w:pPr>
-            <w:hyperlink w:history="1" r:id="rIdpgpacaumluyidlp8ys_p7">
+            <w:hyperlink w:history="1" r:id="rId6-q23_y5mrsjf7-zodbhm">
               <w:r>
                 <w:rPr>
                   <w:rFonts w:ascii="Arial" w:cs="Arial" w:eastAsia="Arial" w:hAnsi="Arial"/>
@@ -30484,7 +30484,7 @@
                   <w:szCs w:val="16"/>
                   <w:u w:val="single" w:color="2E75B6"/>
                 </w:rPr>
-                <w:t xml:space="preserve">Chemical Bonding (Flexbook)</w:t>
+                <w:t xml:space="preserve">Metallic Bonding (Flexbook)</w:t>
               </w:r>
             </w:hyperlink>
           </w:p>
@@ -30508,7 +30508,7 @@
               <w:spacing w:after="10" w:before="0"/>
               <w:ind w:left="120"/>
             </w:pPr>
-            <w:hyperlink w:history="1" r:id="rId0hwcx1nhncskvcag8hw8m">
+            <w:hyperlink w:history="1" r:id="rId7gazg807krb1rioxioyjv">
               <w:r>
                 <w:rPr>
                   <w:rFonts w:ascii="Arial" w:cs="Arial" w:eastAsia="Arial" w:hAnsi="Arial"/>
@@ -30703,7 +30703,7 @@
             <w:pPr>
               <w:spacing w:after="20" w:before="0"/>
             </w:pPr>
-            <w:hyperlink w:history="1" r:id="rIdgz9zfwb80-rrazrxhf8jq">
+            <w:hyperlink w:history="1" r:id="rIdksztigh3x0uxtulznz8ov">
               <w:r>
                 <w:rPr>
                   <w:rFonts w:ascii="Arial" w:cs="Arial" w:eastAsia="Arial" w:hAnsi="Arial"/>
@@ -30712,7 +30712,7 @@
                   <w:szCs w:val="16"/>
                   <w:u w:val="single" w:color="2E75B6"/>
                 </w:rPr>
-                <w:t xml:space="preserve">Vector word problem: resultant velocity</w:t>
+                <w:t xml:space="preserve">Metallic bonds</w:t>
               </w:r>
             </w:hyperlink>
           </w:p>
@@ -30736,7 +30736,7 @@
               <w:spacing w:after="10" w:before="0"/>
               <w:ind w:left="120"/>
             </w:pPr>
-            <w:hyperlink w:history="1" r:id="rIdvtsvt_5zzxmnynmutplhc">
+            <w:hyperlink w:history="1" r:id="rIdt5wcavka7l-ewq57iw7jb">
               <w:r>
                 <w:rPr>
                   <w:rFonts w:ascii="Arial" w:cs="Arial" w:eastAsia="Arial" w:hAnsi="Arial"/>
@@ -30781,7 +30781,7 @@
             <w:pPr>
               <w:spacing w:after="20" w:before="0"/>
             </w:pPr>
-            <w:hyperlink w:history="1" r:id="rIdm5f1peabzu7s2fmi8u0q6">
+            <w:hyperlink w:history="1" r:id="rId8ebocwpu83o4jugzwo8uq">
               <w:r>
                 <w:rPr>
                   <w:rFonts w:ascii="Arial" w:cs="Arial" w:eastAsia="Arial" w:hAnsi="Arial"/>
@@ -30790,7 +30790,7 @@
                   <w:szCs w:val="16"/>
                   <w:u w:val="single" w:color="2E75B6"/>
                 </w:rPr>
-                <w:t xml:space="preserve">Chemical Bonding (Flexbook)</w:t>
+                <w:t xml:space="preserve">Metallic Bonding (Flexbook)</w:t>
               </w:r>
             </w:hyperlink>
           </w:p>
@@ -30814,7 +30814,7 @@
               <w:spacing w:after="10" w:before="0"/>
               <w:ind w:left="120"/>
             </w:pPr>
-            <w:hyperlink w:history="1" r:id="rIduq7s1tstjezienidwr-i4">
+            <w:hyperlink w:history="1" r:id="rIdojzwye2ocraqyo4g8rowj">
               <w:r>
                 <w:rPr>
                   <w:rFonts w:ascii="Arial" w:cs="Arial" w:eastAsia="Arial" w:hAnsi="Arial"/>
@@ -31009,7 +31009,7 @@
             <w:pPr>
               <w:spacing w:after="20" w:before="0"/>
             </w:pPr>
-            <w:hyperlink w:history="1" r:id="rIdmw8vnzv5uv45kiri9sw5l">
+            <w:hyperlink w:history="1" r:id="rIdnekdtb9gm85nets47twgb">
               <w:r>
                 <w:rPr>
                   <w:rFonts w:ascii="Arial" w:cs="Arial" w:eastAsia="Arial" w:hAnsi="Arial"/>
@@ -31018,7 +31018,7 @@
                   <w:szCs w:val="16"/>
                   <w:u w:val="single" w:color="2E75B6"/>
                 </w:rPr>
-                <w:t xml:space="preserve">Vector word problem: resultant velocity</w:t>
+                <w:t xml:space="preserve">Metallic bonds</w:t>
               </w:r>
             </w:hyperlink>
           </w:p>
@@ -31042,7 +31042,7 @@
               <w:spacing w:after="10" w:before="0"/>
               <w:ind w:left="120"/>
             </w:pPr>
-            <w:hyperlink w:history="1" r:id="rIdjf-aew3mrtexndzxqqcxs">
+            <w:hyperlink w:history="1" r:id="rIdr5zxor-zcrgmuwpni1eam">
               <w:r>
                 <w:rPr>
                   <w:rFonts w:ascii="Arial" w:cs="Arial" w:eastAsia="Arial" w:hAnsi="Arial"/>
@@ -31087,7 +31087,7 @@
             <w:pPr>
               <w:spacing w:after="20" w:before="0"/>
             </w:pPr>
-            <w:hyperlink w:history="1" r:id="rId4zq4cful3h7kkotxo1zpm">
+            <w:hyperlink w:history="1" r:id="rIdhjbwpbub6dxnk-rr3hrof">
               <w:r>
                 <w:rPr>
                   <w:rFonts w:ascii="Arial" w:cs="Arial" w:eastAsia="Arial" w:hAnsi="Arial"/>
@@ -31096,7 +31096,7 @@
                   <w:szCs w:val="16"/>
                   <w:u w:val="single" w:color="2E75B6"/>
                 </w:rPr>
-                <w:t xml:space="preserve">Chemical Bonding (Flexbook)</w:t>
+                <w:t xml:space="preserve">Metallic Bonding (Flexbook)</w:t>
               </w:r>
             </w:hyperlink>
           </w:p>
@@ -31120,7 +31120,7 @@
               <w:spacing w:after="10" w:before="0"/>
               <w:ind w:left="120"/>
             </w:pPr>
-            <w:hyperlink w:history="1" r:id="rIdnqok9f7cwt683sr0wk-8n">
+            <w:hyperlink w:history="1" r:id="rIdsmavvgqq2dmhluqnvjlbm">
               <w:r>
                 <w:rPr>
                   <w:rFonts w:ascii="Arial" w:cs="Arial" w:eastAsia="Arial" w:hAnsi="Arial"/>
@@ -32607,7 +32607,7 @@
             <w:pPr>
               <w:spacing w:after="20" w:before="0"/>
             </w:pPr>
-            <w:hyperlink w:history="1" r:id="rIde7_fr45qi9hxlts2k3mej">
+            <w:hyperlink w:history="1" r:id="rIdif_3n-pbxwn0ai5egwgbl">
               <w:r>
                 <w:rPr>
                   <w:rFonts w:ascii="Arial" w:cs="Arial" w:eastAsia="Arial" w:hAnsi="Arial"/>
@@ -32616,7 +32616,7 @@
                   <w:szCs w:val="16"/>
                   <w:u w:val="single" w:color="2E75B6"/>
                 </w:rPr>
-                <w:t xml:space="preserve">Elements and atoms</w:t>
+                <w:t xml:space="preserve">Electronegativity and bonding</w:t>
               </w:r>
             </w:hyperlink>
           </w:p>
@@ -32640,7 +32640,7 @@
               <w:spacing w:after="10" w:before="0"/>
               <w:ind w:left="120"/>
             </w:pPr>
-            <w:hyperlink w:history="1" r:id="rIdiplbdjrr3lilfp1tw5tqu">
+            <w:hyperlink w:history="1" r:id="rIdrcizow7xuavoaoy2bnhaq">
               <w:r>
                 <w:rPr>
                   <w:rFonts w:ascii="Arial" w:cs="Arial" w:eastAsia="Arial" w:hAnsi="Arial"/>
@@ -32685,7 +32685,7 @@
             <w:pPr>
               <w:spacing w:after="20" w:before="0"/>
             </w:pPr>
-            <w:hyperlink w:history="1" r:id="rIdhun_5qgyssmbsemwmzf86">
+            <w:hyperlink w:history="1" r:id="rIdykpcctw6izovdvz5pjjfs">
               <w:r>
                 <w:rPr>
                   <w:rFonts w:ascii="Arial" w:cs="Arial" w:eastAsia="Arial" w:hAnsi="Arial"/>
@@ -32694,7 +32694,7 @@
                   <w:szCs w:val="16"/>
                   <w:u w:val="single" w:color="2E75B6"/>
                 </w:rPr>
-                <w:t xml:space="preserve">Chemical Bonding (Flexbook)</w:t>
+                <w:t xml:space="preserve">Covalent Bonding (Flexbook)</w:t>
               </w:r>
             </w:hyperlink>
           </w:p>
@@ -32718,7 +32718,7 @@
               <w:spacing w:after="10" w:before="0"/>
               <w:ind w:left="120"/>
             </w:pPr>
-            <w:hyperlink w:history="1" r:id="rId_6gf0han6q_e0fws62_ds">
+            <w:hyperlink w:history="1" r:id="rIdhhrnhjkjoquswvplpojvt">
               <w:r>
                 <w:rPr>
                   <w:rFonts w:ascii="Arial" w:cs="Arial" w:eastAsia="Arial" w:hAnsi="Arial"/>
@@ -32913,7 +32913,7 @@
             <w:pPr>
               <w:spacing w:after="20" w:before="0"/>
             </w:pPr>
-            <w:hyperlink w:history="1" r:id="rIdj9if5vflnvx3li-hu_qdp">
+            <w:hyperlink w:history="1" r:id="rIddh7gummbz2eyfv39m0tc7">
               <w:r>
                 <w:rPr>
                   <w:rFonts w:ascii="Arial" w:cs="Arial" w:eastAsia="Arial" w:hAnsi="Arial"/>
@@ -32922,7 +32922,7 @@
                   <w:szCs w:val="16"/>
                   <w:u w:val="single" w:color="2E75B6"/>
                 </w:rPr>
-                <w:t xml:space="preserve">Elements and atoms</w:t>
+                <w:t xml:space="preserve">06 Application, Structure Of Diamond And Graphite</w:t>
               </w:r>
             </w:hyperlink>
           </w:p>
@@ -32938,7 +32938,7 @@
                 <w:sz w:val="14"/>
                 <w:szCs w:val="14"/>
               </w:rPr>
-              <w:t xml:space="preserve">Source: Khan Academy (English - US curriculum)</w:t>
+              <w:t xml:space="preserve">Source: Seavuria</w:t>
             </w:r>
           </w:p>
           <w:p>
@@ -32946,7 +32946,7 @@
               <w:spacing w:after="10" w:before="0"/>
               <w:ind w:left="120"/>
             </w:pPr>
-            <w:hyperlink w:history="1" r:id="rIdmuhxqb5-kbkhibsi5d5ep">
+            <w:hyperlink w:history="1" r:id="rId9vfn6eetlrq7pxxza4v6f">
               <w:r>
                 <w:rPr>
                   <w:rFonts w:ascii="Arial" w:cs="Arial" w:eastAsia="Arial" w:hAnsi="Arial"/>
@@ -32984,14 +32984,14 @@
                 <w:sz w:val="16"/>
                 <w:szCs w:val="16"/>
               </w:rPr>
-              <w:t xml:space="preserve">📖 HTML:</w:t>
+              <w:t xml:space="preserve">📖 EXERCISE:</w:t>
             </w:r>
           </w:p>
           <w:p>
             <w:pPr>
               <w:spacing w:after="20" w:before="0"/>
             </w:pPr>
-            <w:hyperlink w:history="1" r:id="rId5oqkymhkybcnmkkqwdapg">
+            <w:hyperlink w:history="1" r:id="rIdvuir7rigngpxq8fogsnot">
               <w:r>
                 <w:rPr>
                   <w:rFonts w:ascii="Arial" w:cs="Arial" w:eastAsia="Arial" w:hAnsi="Arial"/>
@@ -33000,7 +33000,7 @@
                   <w:szCs w:val="16"/>
                   <w:u w:val="single" w:color="2E75B6"/>
                 </w:rPr>
-                <w:t xml:space="preserve">Chemical Bonding (Flexbook)</w:t>
+                <w:t xml:space="preserve">Covalent Bonding Practice</w:t>
               </w:r>
             </w:hyperlink>
           </w:p>
@@ -33024,7 +33024,7 @@
               <w:spacing w:after="10" w:before="0"/>
               <w:ind w:left="120"/>
             </w:pPr>
-            <w:hyperlink w:history="1" r:id="rIdk_4onjztueucr2b-o1ap7">
+            <w:hyperlink w:history="1" r:id="rIdygo3ym8e6mbeprdec5udp">
               <w:r>
                 <w:rPr>
                   <w:rFonts w:ascii="Arial" w:cs="Arial" w:eastAsia="Arial" w:hAnsi="Arial"/>
@@ -33219,7 +33219,7 @@
             <w:pPr>
               <w:spacing w:after="20" w:before="0"/>
             </w:pPr>
-            <w:hyperlink w:history="1" r:id="rIdx5ladruq56fzuelnnw5yk">
+            <w:hyperlink w:history="1" r:id="rIde73j7-wiwh0q1ukjrxeik">
               <w:r>
                 <w:rPr>
                   <w:rFonts w:ascii="Arial" w:cs="Arial" w:eastAsia="Arial" w:hAnsi="Arial"/>
@@ -33228,7 +33228,7 @@
                   <w:szCs w:val="16"/>
                   <w:u w:val="single" w:color="2E75B6"/>
                 </w:rPr>
-                <w:t xml:space="preserve">Elements and atoms</w:t>
+                <w:t xml:space="preserve">Covalent network solids</w:t>
               </w:r>
             </w:hyperlink>
           </w:p>
@@ -33252,7 +33252,7 @@
               <w:spacing w:after="10" w:before="0"/>
               <w:ind w:left="120"/>
             </w:pPr>
-            <w:hyperlink w:history="1" r:id="rId8dcxhqxwlps3642fsyzsi">
+            <w:hyperlink w:history="1" r:id="rIdhmp7eyqfpdrkc7w_c1rsp">
               <w:r>
                 <w:rPr>
                   <w:rFonts w:ascii="Arial" w:cs="Arial" w:eastAsia="Arial" w:hAnsi="Arial"/>
@@ -33297,7 +33297,7 @@
             <w:pPr>
               <w:spacing w:after="20" w:before="0"/>
             </w:pPr>
-            <w:hyperlink w:history="1" r:id="rIdcw-7gjbuvka1xj0aae1il">
+            <w:hyperlink w:history="1" r:id="rIdgdvb9cdb6d5dgcb85mzns">
               <w:r>
                 <w:rPr>
                   <w:rFonts w:ascii="Arial" w:cs="Arial" w:eastAsia="Arial" w:hAnsi="Arial"/>
@@ -33306,7 +33306,7 @@
                   <w:szCs w:val="16"/>
                   <w:u w:val="single" w:color="2E75B6"/>
                 </w:rPr>
-                <w:t xml:space="preserve">Chemical Bonding (Flexbook)</w:t>
+                <w:t xml:space="preserve">Covalent Bonding in Polyatomic Ions (Flexbook)</w:t>
               </w:r>
             </w:hyperlink>
           </w:p>
@@ -33330,7 +33330,7 @@
               <w:spacing w:after="10" w:before="0"/>
               <w:ind w:left="120"/>
             </w:pPr>
-            <w:hyperlink w:history="1" r:id="rIdn-8b3jfgf6ipccyr6s6og">
+            <w:hyperlink w:history="1" r:id="rIdsasueqrman4ig2hl1wjxe">
               <w:r>
                 <w:rPr>
                   <w:rFonts w:ascii="Arial" w:cs="Arial" w:eastAsia="Arial" w:hAnsi="Arial"/>
@@ -33525,7 +33525,7 @@
             <w:pPr>
               <w:spacing w:after="20" w:before="0"/>
             </w:pPr>
-            <w:hyperlink w:history="1" r:id="rIdqterzm--l8sz7drsxifud">
+            <w:hyperlink w:history="1" r:id="rIdqy7atextwkbhhl8yf1jfy">
               <w:r>
                 <w:rPr>
                   <w:rFonts w:ascii="Arial" w:cs="Arial" w:eastAsia="Arial" w:hAnsi="Arial"/>
@@ -33534,7 +33534,7 @@
                   <w:szCs w:val="16"/>
                   <w:u w:val="single" w:color="2E75B6"/>
                 </w:rPr>
-                <w:t xml:space="preserve">Elements and atoms</w:t>
+                <w:t xml:space="preserve">Electronegativity and bonding</w:t>
               </w:r>
             </w:hyperlink>
           </w:p>
@@ -33558,7 +33558,7 @@
               <w:spacing w:after="10" w:before="0"/>
               <w:ind w:left="120"/>
             </w:pPr>
-            <w:hyperlink w:history="1" r:id="rIdnkc5zpzprljz8venogisu">
+            <w:hyperlink w:history="1" r:id="rIdeshovhatnwkbji5wiyg8l">
               <w:r>
                 <w:rPr>
                   <w:rFonts w:ascii="Arial" w:cs="Arial" w:eastAsia="Arial" w:hAnsi="Arial"/>
@@ -33596,14 +33596,14 @@
                 <w:sz w:val="16"/>
                 <w:szCs w:val="16"/>
               </w:rPr>
-              <w:t xml:space="preserve">📖 HTML:</w:t>
+              <w:t xml:space="preserve">📖 EXERCISE:</w:t>
             </w:r>
           </w:p>
           <w:p>
             <w:pPr>
               <w:spacing w:after="20" w:before="0"/>
             </w:pPr>
-            <w:hyperlink w:history="1" r:id="rIda0u2gseklqod67exjggm8">
+            <w:hyperlink w:history="1" r:id="rIdrpb1udljmlk0luxtwqiuc">
               <w:r>
                 <w:rPr>
                   <w:rFonts w:ascii="Arial" w:cs="Arial" w:eastAsia="Arial" w:hAnsi="Arial"/>
@@ -33612,7 +33612,7 @@
                   <w:szCs w:val="16"/>
                   <w:u w:val="single" w:color="2E75B6"/>
                 </w:rPr>
-                <w:t xml:space="preserve">Chemical Bonding (Flexbook)</w:t>
+                <w:t xml:space="preserve">Covalent Bonding in Polyatomic Ions Practice</w:t>
               </w:r>
             </w:hyperlink>
           </w:p>
@@ -33636,7 +33636,7 @@
               <w:spacing w:after="10" w:before="0"/>
               <w:ind w:left="120"/>
             </w:pPr>
-            <w:hyperlink w:history="1" r:id="rIdbixh_jhrwg09yho0zsgmq">
+            <w:hyperlink w:history="1" r:id="rIdrnptemxwufteftcl019b9">
               <w:r>
                 <w:rPr>
                   <w:rFonts w:ascii="Arial" w:cs="Arial" w:eastAsia="Arial" w:hAnsi="Arial"/>
@@ -33831,7 +33831,7 @@
             <w:pPr>
               <w:spacing w:after="20" w:before="0"/>
             </w:pPr>
-            <w:hyperlink w:history="1" r:id="rIdpwvyz39lyxszwldpzv5hi">
+            <w:hyperlink w:history="1" r:id="rIdyyeb8yr_gb_nppbaojoxm">
               <w:r>
                 <w:rPr>
                   <w:rFonts w:ascii="Arial" w:cs="Arial" w:eastAsia="Arial" w:hAnsi="Arial"/>
@@ -33840,7 +33840,7 @@
                   <w:szCs w:val="16"/>
                   <w:u w:val="single" w:color="2E75B6"/>
                 </w:rPr>
-                <w:t xml:space="preserve">Elements and atoms</w:t>
+                <w:t xml:space="preserve">Electronegativity and bonding</w:t>
               </w:r>
             </w:hyperlink>
           </w:p>
@@ -33864,7 +33864,7 @@
               <w:spacing w:after="10" w:before="0"/>
               <w:ind w:left="120"/>
             </w:pPr>
-            <w:hyperlink w:history="1" r:id="rId3vmr4sz3rpvk-twa2iqcd">
+            <w:hyperlink w:history="1" r:id="rIdyaks90rkdrkp45z6jwmnu">
               <w:r>
                 <w:rPr>
                   <w:rFonts w:ascii="Arial" w:cs="Arial" w:eastAsia="Arial" w:hAnsi="Arial"/>
@@ -33909,7 +33909,7 @@
             <w:pPr>
               <w:spacing w:after="20" w:before="0"/>
             </w:pPr>
-            <w:hyperlink w:history="1" r:id="rIdcdk1g-l6ppafezl6vobtc">
+            <w:hyperlink w:history="1" r:id="rIdjzdswn8liwcaqgr-inlig">
               <w:r>
                 <w:rPr>
                   <w:rFonts w:ascii="Arial" w:cs="Arial" w:eastAsia="Arial" w:hAnsi="Arial"/>
@@ -33918,7 +33918,7 @@
                   <w:szCs w:val="16"/>
                   <w:u w:val="single" w:color="2E75B6"/>
                 </w:rPr>
-                <w:t xml:space="preserve">Chemical Bonding (Flexbook)</w:t>
+                <w:t xml:space="preserve">Covalent and Ionic Bonding (PLIX)</w:t>
               </w:r>
             </w:hyperlink>
           </w:p>
@@ -33942,7 +33942,7 @@
               <w:spacing w:after="10" w:before="0"/>
               <w:ind w:left="120"/>
             </w:pPr>
-            <w:hyperlink w:history="1" r:id="rIdviuj-ns49ruxp0ytsiaaz">
+            <w:hyperlink w:history="1" r:id="rIdwgwzzeedvs8p9e2chfdrq">
               <w:r>
                 <w:rPr>
                   <w:rFonts w:ascii="Arial" w:cs="Arial" w:eastAsia="Arial" w:hAnsi="Arial"/>
@@ -35429,7 +35429,7 @@
             <w:pPr>
               <w:spacing w:after="20" w:before="0"/>
             </w:pPr>
-            <w:hyperlink w:history="1" r:id="rIdrpjoydx-1gnanpy7thux8">
+            <w:hyperlink w:history="1" r:id="rIdi5i-jx03htvteiao1ogqq">
               <w:r>
                 <w:rPr>
                   <w:rFonts w:ascii="Arial" w:cs="Arial" w:eastAsia="Arial" w:hAnsi="Arial"/>
@@ -35438,7 +35438,7 @@
                   <w:szCs w:val="16"/>
                   <w:u w:val="single" w:color="2E75B6"/>
                 </w:rPr>
-                <w:t xml:space="preserve">Precipitation reactions</w:t>
+                <w:t xml:space="preserve">Covalent network solids</w:t>
               </w:r>
             </w:hyperlink>
           </w:p>
@@ -35462,7 +35462,7 @@
               <w:spacing w:after="10" w:before="0"/>
               <w:ind w:left="120"/>
             </w:pPr>
-            <w:hyperlink w:history="1" r:id="rIdp4f3fdk55rh5uevq_txoj">
+            <w:hyperlink w:history="1" r:id="rIddhw98c00ko7y-cw87etyz">
               <w:r>
                 <w:rPr>
                   <w:rFonts w:ascii="Arial" w:cs="Arial" w:eastAsia="Arial" w:hAnsi="Arial"/>
@@ -35500,14 +35500,241 @@
                 <w:sz w:val="16"/>
                 <w:szCs w:val="16"/>
               </w:rPr>
-              <w:t xml:space="preserve">📖 HTML:</w:t>
+              <w:t xml:space="preserve">📖 READING:</w:t>
             </w:r>
           </w:p>
           <w:p>
             <w:pPr>
               <w:spacing w:after="20" w:before="0"/>
             </w:pPr>
-            <w:hyperlink w:history="1" r:id="rIdu7tcregjagt1zezkebejx">
+            <w:r>
+              <w:rPr>
+                <w:rFonts w:ascii="Arial" w:cs="Arial" w:eastAsia="Arial" w:hAnsi="Arial"/>
+                <w:i/>
+                <w:iCs/>
+                <w:color w:val="595959"/>
+                <w:sz w:val="16"/>
+                <w:szCs w:val="16"/>
+              </w:rPr>
+              <w:t xml:space="preserve">No closely matching reading in the ARES library for this activity.</w:t>
+            </w:r>
+          </w:p>
+          <w:p>
+            <w:pPr>
+              <w:spacing w:after="10" w:before="0"/>
+              <w:ind w:left="120"/>
+            </w:pPr>
+            <w:hyperlink w:history="1" r:id="rIduvqjcfbmp4sxagfh1dwl1">
+              <w:r>
+                <w:rPr>
+                  <w:rFonts w:ascii="Arial" w:cs="Arial" w:eastAsia="Arial" w:hAnsi="Arial"/>
+                  <w:color w:val="595959"/>
+                  <w:sz w:val="14"/>
+                  <w:szCs w:val="14"/>
+                  <w:u w:val="single" w:color="595959"/>
+                </w:rPr>
+                <w:t xml:space="preserve">🔍 Search ARES for readings</w:t>
+              </w:r>
+            </w:hyperlink>
+          </w:p>
+          <w:p>
+            <w:pPr>
+              <w:spacing w:after="10" w:before="0"/>
+              <w:ind w:left="120"/>
+            </w:pPr>
+            <w:r>
+              <w:rPr>
+                <w:rFonts w:ascii="Arial" w:cs="Arial" w:eastAsia="Arial" w:hAnsi="Arial"/>
+                <w:color w:val="595959"/>
+                <w:sz w:val="14"/>
+                <w:szCs w:val="14"/>
+              </w:rPr>
+              <w:t xml:space="preserve">Search terms: chemical bonding ionic lattice</w:t>
+            </w:r>
+          </w:p>
+        </w:tc>
+        <w:tc>
+          <w:tcPr>
+            <w:tcW w:type="dxa" w:w="3040"/>
+            <w:shd w:fill="FFFFFF" w:color="auto" w:val="clear"/>
+            <w:tcMar>
+              <w:top w:type="dxa" w:w="60"/>
+              <w:left w:type="dxa" w:w="120"/>
+              <w:bottom w:type="dxa" w:w="60"/>
+              <w:right w:type="dxa" w:w="120"/>
+            </w:tcMar>
+            <w:vAlign w:val="top"/>
+          </w:tcPr>
+          <w:p>
+            <w:pPr>
+              <w:spacing w:after="40" w:before="0"/>
+              <w:jc w:val="left"/>
+            </w:pPr>
+            <w:r>
+              <w:rPr>
+                <w:rFonts w:ascii="Arial" w:cs="Arial" w:eastAsia="Arial" w:hAnsi="Arial"/>
+                <w:b w:val="false"/>
+                <w:bCs w:val="false"/>
+                <w:i w:val="false"/>
+                <w:iCs w:val="false"/>
+                <w:color w:val="000000"/>
+                <w:sz w:val="18"/>
+                <w:szCs w:val="18"/>
+              </w:rPr>
+              <w:t xml:space="preserve">Each group receives their assigned structure card (NaCl / graphite / diamond / SiO₂) and a 'Model Blueprint Sheet'. Before touching any materials, groups spend 8 minutes sketching a 2-D plan of their intended 3-D model on the blueprint sheet, answering three planning prompts: (1) Which material will represent which atom or ion, and why did you choose it? (2) What bond angle(s) must your model show — how will you achieve this physically? (3) Which ONE physical property of your structure will be most visually obvious from your model, and how? Groups write their predictions and material choices on the blueprint. One group planning to build graphite predicts: 'We will use flat cardboard layers stacked loosely to show the weak Van der Waals forces between layers — you can slide them apart like the real graphite does against the tile.' This connects directly back to the pencil-smearing observation from the anchoring phenomenon.</w:t>
+            </w:r>
+          </w:p>
+        </w:tc>
+        <w:tc>
+          <w:tcPr>
+            <w:tcW w:type="dxa" w:w="3040"/>
+            <w:shd w:fill="F2F2F2" w:color="auto" w:val="clear"/>
+            <w:tcMar>
+              <w:top w:type="dxa" w:w="60"/>
+              <w:left w:type="dxa" w:w="120"/>
+              <w:bottom w:type="dxa" w:w="60"/>
+              <w:right w:type="dxa" w:w="120"/>
+            </w:tcMar>
+            <w:vAlign w:val="top"/>
+          </w:tcPr>
+          <w:p>
+            <w:pPr>
+              <w:spacing w:after="40" w:before="0"/>
+              <w:jc w:val="left"/>
+            </w:pPr>
+            <w:r>
+              <w:rPr>
+                <w:rFonts w:ascii="Arial" w:cs="Arial" w:eastAsia="Arial" w:hAnsi="Arial"/>
+                <w:b w:val="false"/>
+                <w:bCs w:val="false"/>
+                <w:i w:val="false"/>
+                <w:iCs w:val="false"/>
+                <w:color w:val="000000"/>
+                <w:sz w:val="18"/>
+                <w:szCs w:val="18"/>
+              </w:rPr>
+              <w:t xml:space="preserve">Teacher distributes structure cards and blueprint sheets. Read aloud the three planning prompts to the class. Say: 'Before you touch a single piece of wire or clay, I need your group to agree on a plan. A builder in Nairobi does not start pouring concrete before drawing the foundation. Same rule applies here.' Allow 8 minutes of silent group planning. Circulate and crouch to group level — do NOT answer questions about what the model should look like; redirect with: 'What does your Lewis diagram from Lesson 4 tell you about the bond angle?' and 'What did you measure in the conductivity investigation in Lesson 9 — does your model need to show that?' After 8 minutes, cold-call ONE reporter from three different groups (rotate by asking the student to your left at each table) to share their material choice for ONE atom. Record the three choices on the board under the heading 'Our Material–Atom Mapping Predictions'. Do not evaluate — just record. WAIT TIME: 12 seconds after each cold-call before accepting the answer.</w:t>
+            </w:r>
+          </w:p>
+        </w:tc>
+        <w:tc>
+          <w:tcPr>
+            <w:tcW w:type="dxa" w:w="3040"/>
+            <w:shd w:fill="FFFFFF" w:color="auto" w:val="clear"/>
+            <w:tcMar>
+              <w:top w:type="dxa" w:w="60"/>
+              <w:left w:type="dxa" w:w="120"/>
+              <w:bottom w:type="dxa" w:w="60"/>
+              <w:right w:type="dxa" w:w="120"/>
+            </w:tcMar>
+            <w:vAlign w:val="top"/>
+          </w:tcPr>
+          <w:p>
+            <w:pPr>
+              <w:spacing w:after="40" w:before="0"/>
+              <w:jc w:val="left"/>
+            </w:pPr>
+            <w:r>
+              <w:rPr>
+                <w:rFonts w:ascii="Arial" w:cs="Arial" w:eastAsia="Arial" w:hAnsi="Arial"/>
+                <w:b w:val="false"/>
+                <w:bCs w:val="false"/>
+                <w:i w:val="false"/>
+                <w:iCs w:val="false"/>
+                <w:color w:val="000000"/>
+                <w:sz w:val="18"/>
+                <w:szCs w:val="18"/>
+              </w:rPr>
+              <w:t xml:space="preserve">Strategy: Anticipatory Planning / Blueprint Sketching. By forcing students to commit a plan to paper before building, this strategy activates prior knowledge (Lewis diagrams, bond angles, physical properties from Lessons 1–11) and makes implicit mental models explicit and inspectable. The teacher's board record creates a shared class reference point for later comparison — revealing whether the finished models match original intentions and why deviations occurred.</w:t>
+            </w:r>
+          </w:p>
+        </w:tc>
+        <w:tc>
+          <w:tcPr>
+            <w:tcW w:type="dxa" w:w="3040"/>
+            <w:shd w:fill="F2F2F2" w:color="auto" w:val="clear"/>
+            <w:tcMar>
+              <w:top w:type="dxa" w:w="60"/>
+              <w:left w:type="dxa" w:w="120"/>
+              <w:bottom w:type="dxa" w:w="60"/>
+              <w:right w:type="dxa" w:w="120"/>
+            </w:tcMar>
+            <w:vAlign w:val="top"/>
+          </w:tcPr>
+          <w:p>
+            <w:pPr>
+              <w:spacing w:after="40" w:before="0"/>
+              <w:jc w:val="left"/>
+            </w:pPr>
+            <w:r>
+              <w:rPr>
+                <w:rFonts w:ascii="Arial" w:cs="Arial" w:eastAsia="Arial" w:hAnsi="Arial"/>
+                <w:b w:val="false"/>
+                <w:bCs w:val="false"/>
+                <w:i w:val="false"/>
+                <w:iCs w:val="false"/>
+                <w:color w:val="000000"/>
+                <w:sz w:val="18"/>
+                <w:szCs w:val="18"/>
+              </w:rPr>
+              <w:t xml:space="preserve">Observable indicator: Blueprint sheets show a labelled 2-D sketch with atom/ion identities, material choices justified by at least one chemical reason (e.g. 'red clay = Na⁺ because it is a cation and we need a different colour from Cl⁻'), and at least one bond angle stated numerically. Teacher collects and scans three blueprint sheets (one per assigned structure type) to check for bond-angle errors (e.g. a group assigning 90° to diamond's tetrahedral bonds instead of 109.5°) before the build begins.</w:t>
+            </w:r>
+          </w:p>
+        </w:tc>
+      </w:tr>
+      <w:tr>
+        <w:tc>
+          <w:tcPr>
+            <w:tcW w:type="dxa" w:w="1520"/>
+            <w:shd w:fill="D9EEF1" w:color="auto" w:val="clear"/>
+            <w:tcMar>
+              <w:top w:type="dxa" w:w="60"/>
+              <w:left w:type="dxa" w:w="120"/>
+              <w:bottom w:type="dxa" w:w="60"/>
+              <w:right w:type="dxa" w:w="120"/>
+            </w:tcMar>
+            <w:vAlign w:val="top"/>
+          </w:tcPr>
+          <w:p>
+            <w:pPr>
+              <w:spacing w:after="40" w:before="0"/>
+              <w:jc w:val="left"/>
+            </w:pPr>
+            <w:r>
+              <w:rPr>
+                <w:rFonts w:ascii="Arial" w:cs="Arial" w:eastAsia="Arial" w:hAnsi="Arial"/>
+                <w:b/>
+                <w:bCs/>
+                <w:i w:val="false"/>
+                <w:iCs w:val="false"/>
+                <w:color w:val="000000"/>
+                <w:sz w:val="18"/>
+                <w:szCs w:val="18"/>
+              </w:rPr>
+              <w:t xml:space="preserve">Observe Phase</w:t>
+            </w:r>
+          </w:p>
+          <w:p>
+            <w:pPr>
+              <w:spacing w:after="20" w:before="0"/>
+            </w:pPr>
+            <w:r>
+              <w:rPr>
+                <w:rFonts w:ascii="Arial" w:cs="Arial" w:eastAsia="Arial" w:hAnsi="Arial"/>
+                <w:b/>
+                <w:bCs/>
+                <w:color w:val="1F3864"/>
+                <w:sz w:val="16"/>
+                <w:szCs w:val="16"/>
+              </w:rPr>
+              <w:t xml:space="preserve">📹 VIDEO:</w:t>
+            </w:r>
+          </w:p>
+          <w:p>
+            <w:pPr>
+              <w:spacing w:after="20" w:before="0"/>
+            </w:pPr>
+            <w:hyperlink w:history="1" r:id="rIdnbse-ghpgzku82xr0om0o">
               <w:r>
                 <w:rPr>
                   <w:rFonts w:ascii="Arial" w:cs="Arial" w:eastAsia="Arial" w:hAnsi="Arial"/>
@@ -35516,7 +35743,7 @@
                   <w:szCs w:val="16"/>
                   <w:u w:val="single" w:color="2E75B6"/>
                 </w:rPr>
-                <w:t xml:space="preserve">Chemical Bonding (Flexbook)</w:t>
+                <w:t xml:space="preserve">Covalent network solids</w:t>
               </w:r>
             </w:hyperlink>
           </w:p>
@@ -35532,7 +35759,7 @@
                 <w:sz w:val="14"/>
                 <w:szCs w:val="14"/>
               </w:rPr>
-              <w:t xml:space="preserve">Source: CK-12</w:t>
+              <w:t xml:space="preserve">Source: Khan Academy (English - US curriculum)</w:t>
             </w:r>
           </w:p>
           <w:p>
@@ -35540,235 +35767,7 @@
               <w:spacing w:after="10" w:before="0"/>
               <w:ind w:left="120"/>
             </w:pPr>
-            <w:hyperlink w:history="1" r:id="rIdileu2enmhbz5dsv_ekmyj">
-              <w:r>
-                <w:rPr>
-                  <w:rFonts w:ascii="Arial" w:cs="Arial" w:eastAsia="Arial" w:hAnsi="Arial"/>
-                  <w:color w:val="595959"/>
-                  <w:sz w:val="14"/>
-                  <w:szCs w:val="14"/>
-                  <w:u w:val="single" w:color="595959"/>
-                </w:rPr>
-                <w:t xml:space="preserve">🔍 Search ARES for similar readings</w:t>
-              </w:r>
-            </w:hyperlink>
-          </w:p>
-        </w:tc>
-        <w:tc>
-          <w:tcPr>
-            <w:tcW w:type="dxa" w:w="3040"/>
-            <w:shd w:fill="FFFFFF" w:color="auto" w:val="clear"/>
-            <w:tcMar>
-              <w:top w:type="dxa" w:w="60"/>
-              <w:left w:type="dxa" w:w="120"/>
-              <w:bottom w:type="dxa" w:w="60"/>
-              <w:right w:type="dxa" w:w="120"/>
-            </w:tcMar>
-            <w:vAlign w:val="top"/>
-          </w:tcPr>
-          <w:p>
-            <w:pPr>
-              <w:spacing w:after="40" w:before="0"/>
-              <w:jc w:val="left"/>
-            </w:pPr>
-            <w:r>
-              <w:rPr>
-                <w:rFonts w:ascii="Arial" w:cs="Arial" w:eastAsia="Arial" w:hAnsi="Arial"/>
-                <w:b w:val="false"/>
-                <w:bCs w:val="false"/>
-                <w:i w:val="false"/>
-                <w:iCs w:val="false"/>
-                <w:color w:val="000000"/>
-                <w:sz w:val="18"/>
-                <w:szCs w:val="18"/>
-              </w:rPr>
-              <w:t xml:space="preserve">Each group receives their assigned structure card (NaCl / graphite / diamond / SiO₂) and a 'Model Blueprint Sheet'. Before touching any materials, groups spend 8 minutes sketching a 2-D plan of their intended 3-D model on the blueprint sheet, answering three planning prompts: (1) Which material will represent which atom or ion, and why did you choose it? (2) What bond angle(s) must your model show — how will you achieve this physically? (3) Which ONE physical property of your structure will be most visually obvious from your model, and how? Groups write their predictions and material choices on the blueprint. One group planning to build graphite predicts: 'We will use flat cardboard layers stacked loosely to show the weak Van der Waals forces between layers — you can slide them apart like the real graphite does against the tile.' This connects directly back to the pencil-smearing observation from the anchoring phenomenon.</w:t>
-            </w:r>
-          </w:p>
-        </w:tc>
-        <w:tc>
-          <w:tcPr>
-            <w:tcW w:type="dxa" w:w="3040"/>
-            <w:shd w:fill="F2F2F2" w:color="auto" w:val="clear"/>
-            <w:tcMar>
-              <w:top w:type="dxa" w:w="60"/>
-              <w:left w:type="dxa" w:w="120"/>
-              <w:bottom w:type="dxa" w:w="60"/>
-              <w:right w:type="dxa" w:w="120"/>
-            </w:tcMar>
-            <w:vAlign w:val="top"/>
-          </w:tcPr>
-          <w:p>
-            <w:pPr>
-              <w:spacing w:after="40" w:before="0"/>
-              <w:jc w:val="left"/>
-            </w:pPr>
-            <w:r>
-              <w:rPr>
-                <w:rFonts w:ascii="Arial" w:cs="Arial" w:eastAsia="Arial" w:hAnsi="Arial"/>
-                <w:b w:val="false"/>
-                <w:bCs w:val="false"/>
-                <w:i w:val="false"/>
-                <w:iCs w:val="false"/>
-                <w:color w:val="000000"/>
-                <w:sz w:val="18"/>
-                <w:szCs w:val="18"/>
-              </w:rPr>
-              <w:t xml:space="preserve">Teacher distributes structure cards and blueprint sheets. Read aloud the three planning prompts to the class. Say: 'Before you touch a single piece of wire or clay, I need your group to agree on a plan. A builder in Nairobi does not start pouring concrete before drawing the foundation. Same rule applies here.' Allow 8 minutes of silent group planning. Circulate and crouch to group level — do NOT answer questions about what the model should look like; redirect with: 'What does your Lewis diagram from Lesson 4 tell you about the bond angle?' and 'What did you measure in the conductivity investigation in Lesson 9 — does your model need to show that?' After 8 minutes, cold-call ONE reporter from three different groups (rotate by asking the student to your left at each table) to share their material choice for ONE atom. Record the three choices on the board under the heading 'Our Material–Atom Mapping Predictions'. Do not evaluate — just record. WAIT TIME: 12 seconds after each cold-call before accepting the answer.</w:t>
-            </w:r>
-          </w:p>
-        </w:tc>
-        <w:tc>
-          <w:tcPr>
-            <w:tcW w:type="dxa" w:w="3040"/>
-            <w:shd w:fill="FFFFFF" w:color="auto" w:val="clear"/>
-            <w:tcMar>
-              <w:top w:type="dxa" w:w="60"/>
-              <w:left w:type="dxa" w:w="120"/>
-              <w:bottom w:type="dxa" w:w="60"/>
-              <w:right w:type="dxa" w:w="120"/>
-            </w:tcMar>
-            <w:vAlign w:val="top"/>
-          </w:tcPr>
-          <w:p>
-            <w:pPr>
-              <w:spacing w:after="40" w:before="0"/>
-              <w:jc w:val="left"/>
-            </w:pPr>
-            <w:r>
-              <w:rPr>
-                <w:rFonts w:ascii="Arial" w:cs="Arial" w:eastAsia="Arial" w:hAnsi="Arial"/>
-                <w:b w:val="false"/>
-                <w:bCs w:val="false"/>
-                <w:i w:val="false"/>
-                <w:iCs w:val="false"/>
-                <w:color w:val="000000"/>
-                <w:sz w:val="18"/>
-                <w:szCs w:val="18"/>
-              </w:rPr>
-              <w:t xml:space="preserve">Strategy: Anticipatory Planning / Blueprint Sketching. By forcing students to commit a plan to paper before building, this strategy activates prior knowledge (Lewis diagrams, bond angles, physical properties from Lessons 1–11) and makes implicit mental models explicit and inspectable. The teacher's board record creates a shared class reference point for later comparison — revealing whether the finished models match original intentions and why deviations occurred.</w:t>
-            </w:r>
-          </w:p>
-        </w:tc>
-        <w:tc>
-          <w:tcPr>
-            <w:tcW w:type="dxa" w:w="3040"/>
-            <w:shd w:fill="F2F2F2" w:color="auto" w:val="clear"/>
-            <w:tcMar>
-              <w:top w:type="dxa" w:w="60"/>
-              <w:left w:type="dxa" w:w="120"/>
-              <w:bottom w:type="dxa" w:w="60"/>
-              <w:right w:type="dxa" w:w="120"/>
-            </w:tcMar>
-            <w:vAlign w:val="top"/>
-          </w:tcPr>
-          <w:p>
-            <w:pPr>
-              <w:spacing w:after="40" w:before="0"/>
-              <w:jc w:val="left"/>
-            </w:pPr>
-            <w:r>
-              <w:rPr>
-                <w:rFonts w:ascii="Arial" w:cs="Arial" w:eastAsia="Arial" w:hAnsi="Arial"/>
-                <w:b w:val="false"/>
-                <w:bCs w:val="false"/>
-                <w:i w:val="false"/>
-                <w:iCs w:val="false"/>
-                <w:color w:val="000000"/>
-                <w:sz w:val="18"/>
-                <w:szCs w:val="18"/>
-              </w:rPr>
-              <w:t xml:space="preserve">Observable indicator: Blueprint sheets show a labelled 2-D sketch with atom/ion identities, material choices justified by at least one chemical reason (e.g. 'red clay = Na⁺ because it is a cation and we need a different colour from Cl⁻'), and at least one bond angle stated numerically. Teacher collects and scans three blueprint sheets (one per assigned structure type) to check for bond-angle errors (e.g. a group assigning 90° to diamond's tetrahedral bonds instead of 109.5°) before the build begins.</w:t>
-            </w:r>
-          </w:p>
-        </w:tc>
-      </w:tr>
-      <w:tr>
-        <w:tc>
-          <w:tcPr>
-            <w:tcW w:type="dxa" w:w="1520"/>
-            <w:shd w:fill="D9EEF1" w:color="auto" w:val="clear"/>
-            <w:tcMar>
-              <w:top w:type="dxa" w:w="60"/>
-              <w:left w:type="dxa" w:w="120"/>
-              <w:bottom w:type="dxa" w:w="60"/>
-              <w:right w:type="dxa" w:w="120"/>
-            </w:tcMar>
-            <w:vAlign w:val="top"/>
-          </w:tcPr>
-          <w:p>
-            <w:pPr>
-              <w:spacing w:after="40" w:before="0"/>
-              <w:jc w:val="left"/>
-            </w:pPr>
-            <w:r>
-              <w:rPr>
-                <w:rFonts w:ascii="Arial" w:cs="Arial" w:eastAsia="Arial" w:hAnsi="Arial"/>
-                <w:b/>
-                <w:bCs/>
-                <w:i w:val="false"/>
-                <w:iCs w:val="false"/>
-                <w:color w:val="000000"/>
-                <w:sz w:val="18"/>
-                <w:szCs w:val="18"/>
-              </w:rPr>
-              <w:t xml:space="preserve">Observe Phase</w:t>
-            </w:r>
-          </w:p>
-          <w:p>
-            <w:pPr>
-              <w:spacing w:after="20" w:before="0"/>
-            </w:pPr>
-            <w:r>
-              <w:rPr>
-                <w:rFonts w:ascii="Arial" w:cs="Arial" w:eastAsia="Arial" w:hAnsi="Arial"/>
-                <w:b/>
-                <w:bCs/>
-                <w:color w:val="1F3864"/>
-                <w:sz w:val="16"/>
-                <w:szCs w:val="16"/>
-              </w:rPr>
-              <w:t xml:space="preserve">📹 VIDEO:</w:t>
-            </w:r>
-          </w:p>
-          <w:p>
-            <w:pPr>
-              <w:spacing w:after="20" w:before="0"/>
-            </w:pPr>
-            <w:hyperlink w:history="1" r:id="rIdfdb4ot4bvxsobskr-0d85">
-              <w:r>
-                <w:rPr>
-                  <w:rFonts w:ascii="Arial" w:cs="Arial" w:eastAsia="Arial" w:hAnsi="Arial"/>
-                  <w:color w:val="2E75B6"/>
-                  <w:sz w:val="16"/>
-                  <w:szCs w:val="16"/>
-                  <w:u w:val="single" w:color="2E75B6"/>
-                </w:rPr>
-                <w:t xml:space="preserve">Precipitation reactions</w:t>
-              </w:r>
-            </w:hyperlink>
-          </w:p>
-          <w:p>
-            <w:pPr>
-              <w:spacing w:after="10" w:before="0"/>
-              <w:ind w:left="120"/>
-            </w:pPr>
-            <w:r>
-              <w:rPr>
-                <w:rFonts w:ascii="Arial" w:cs="Arial" w:eastAsia="Arial" w:hAnsi="Arial"/>
-                <w:color w:val="595959"/>
-                <w:sz w:val="14"/>
-                <w:szCs w:val="14"/>
-              </w:rPr>
-              <w:t xml:space="preserve">Source: Khan Academy (English - US curriculum)</w:t>
-            </w:r>
-          </w:p>
-          <w:p>
-            <w:pPr>
-              <w:spacing w:after="10" w:before="0"/>
-              <w:ind w:left="120"/>
-            </w:pPr>
-            <w:hyperlink w:history="1" r:id="rIdyvebe0ddngi4ci1_ywbcz">
+            <w:hyperlink w:history="1" r:id="rIdp9qlbzee6kwwwe36mi6i_">
               <w:r>
                 <w:rPr>
                   <w:rFonts w:ascii="Arial" w:cs="Arial" w:eastAsia="Arial" w:hAnsi="Arial"/>
@@ -35806,14 +35805,241 @@
                 <w:sz w:val="16"/>
                 <w:szCs w:val="16"/>
               </w:rPr>
-              <w:t xml:space="preserve">📖 HTML:</w:t>
+              <w:t xml:space="preserve">📖 READING:</w:t>
             </w:r>
           </w:p>
           <w:p>
             <w:pPr>
               <w:spacing w:after="20" w:before="0"/>
             </w:pPr>
-            <w:hyperlink w:history="1" r:id="rIdoa-nxxkpzcgaeyerrri-b">
+            <w:r>
+              <w:rPr>
+                <w:rFonts w:ascii="Arial" w:cs="Arial" w:eastAsia="Arial" w:hAnsi="Arial"/>
+                <w:i/>
+                <w:iCs/>
+                <w:color w:val="595959"/>
+                <w:sz w:val="16"/>
+                <w:szCs w:val="16"/>
+              </w:rPr>
+              <w:t xml:space="preserve">No closely matching reading in the ARES library for this activity.</w:t>
+            </w:r>
+          </w:p>
+          <w:p>
+            <w:pPr>
+              <w:spacing w:after="10" w:before="0"/>
+              <w:ind w:left="120"/>
+            </w:pPr>
+            <w:hyperlink w:history="1" r:id="rIdew76i0tbjgrlh0creaaqm">
+              <w:r>
+                <w:rPr>
+                  <w:rFonts w:ascii="Arial" w:cs="Arial" w:eastAsia="Arial" w:hAnsi="Arial"/>
+                  <w:color w:val="595959"/>
+                  <w:sz w:val="14"/>
+                  <w:szCs w:val="14"/>
+                  <w:u w:val="single" w:color="595959"/>
+                </w:rPr>
+                <w:t xml:space="preserve">🔍 Search ARES for readings</w:t>
+              </w:r>
+            </w:hyperlink>
+          </w:p>
+          <w:p>
+            <w:pPr>
+              <w:spacing w:after="10" w:before="0"/>
+              <w:ind w:left="120"/>
+            </w:pPr>
+            <w:r>
+              <w:rPr>
+                <w:rFonts w:ascii="Arial" w:cs="Arial" w:eastAsia="Arial" w:hAnsi="Arial"/>
+                <w:color w:val="595959"/>
+                <w:sz w:val="14"/>
+                <w:szCs w:val="14"/>
+              </w:rPr>
+              <w:t xml:space="preserve">Search terms: chemical bonding ionic lattice</w:t>
+            </w:r>
+          </w:p>
+        </w:tc>
+        <w:tc>
+          <w:tcPr>
+            <w:tcW w:type="dxa" w:w="3040"/>
+            <w:shd w:fill="FFFFFF" w:color="auto" w:val="clear"/>
+            <w:tcMar>
+              <w:top w:type="dxa" w:w="60"/>
+              <w:left w:type="dxa" w:w="120"/>
+              <w:bottom w:type="dxa" w:w="60"/>
+              <w:right w:type="dxa" w:w="120"/>
+            </w:tcMar>
+            <w:vAlign w:val="top"/>
+          </w:tcPr>
+          <w:p>
+            <w:pPr>
+              <w:spacing w:after="40" w:before="0"/>
+              <w:jc w:val="left"/>
+            </w:pPr>
+            <w:r>
+              <w:rPr>
+                <w:rFonts w:ascii="Arial" w:cs="Arial" w:eastAsia="Arial" w:hAnsi="Arial"/>
+                <w:b w:val="false"/>
+                <w:bCs w:val="false"/>
+                <w:i w:val="false"/>
+                <w:iCs w:val="false"/>
+                <w:color w:val="000000"/>
+                <w:sz w:val="18"/>
+                <w:szCs w:val="18"/>
+              </w:rPr>
+              <w:t xml:space="preserve">Groups collect their materials kit from the front table and begin construction following their blueprint. Each kit contains: coloured modelling clay (two colours), pre-cut wire lengths, string, cardboard sheets, bottle tops (two colours), dried maize kernels, dried beans, and toothpicks. Groups are free to substitute or improvise with additional recycled materials they brought from home (an instruction given in the previous lesson). During construction, students physically embed the chemistry: the NaCl group alternates two clay colours in a 3-D grid, counting that each Na⁺ is surrounded by 6 Cl⁻ and vice versa (coordination number 6); the diamond group builds a tetrahedral carbon unit and replicates it, checking every bond angle with a printed 109.5° angle-guide card; the graphite group stacks hexagonal cardboard lattices, connecting carbons within a layer with short rigid wire but connecting layers only with loose string to represent weak Van der Waals forces — and leaving one 'electron' bead free per carbon to show delocalisation; the SiO₂ group connects each central maize-kernel 'Si' to four bean 'O' atoms in a tetrahedral arrangement, bridging oxygens to the next Si. At the 35-minute mark, groups begin annotating their model with sticky label flags: bond type, bond angle, coordination number, and three physical properties linked to structure (e.g. on the graphite model: 'Layers slide easily → graphite is soft and leaves a mark on paper and tiles'). The graphite and diamond models sit side by side on the front desk — a deliberate echo of the anchoring phenomenon display from Lesson 1.</w:t>
+            </w:r>
+          </w:p>
+        </w:tc>
+        <w:tc>
+          <w:tcPr>
+            <w:tcW w:type="dxa" w:w="3040"/>
+            <w:shd w:fill="F2F2F2" w:color="auto" w:val="clear"/>
+            <w:tcMar>
+              <w:top w:type="dxa" w:w="60"/>
+              <w:left w:type="dxa" w:w="120"/>
+              <w:bottom w:type="dxa" w:w="60"/>
+              <w:right w:type="dxa" w:w="120"/>
+            </w:tcMar>
+            <w:vAlign w:val="top"/>
+          </w:tcPr>
+          <w:p>
+            <w:pPr>
+              <w:spacing w:after="40" w:before="0"/>
+              <w:jc w:val="left"/>
+            </w:pPr>
+            <w:r>
+              <w:rPr>
+                <w:rFonts w:ascii="Arial" w:cs="Arial" w:eastAsia="Arial" w:hAnsi="Arial"/>
+                <w:b w:val="false"/>
+                <w:bCs w:val="false"/>
+                <w:i w:val="false"/>
+                <w:iCs w:val="false"/>
+                <w:color w:val="000000"/>
+                <w:sz w:val="18"/>
+                <w:szCs w:val="18"/>
+              </w:rPr>
+              <w:t xml:space="preserve">At the 12-minute mark, say: 'Materials are available — build phase begins now. Your blueprint is your contract. If you change something, write WHY on the blueprint in red.' Circulate every 4–5 minutes using a rotation pattern (NaCl → diamond → graphite → SiO₂ → repeat). At each group, ask ONE targeted question from the following bank — do not repeat the same question twice at the same group: (a) 'How many neighbours does your central atom have? Count them out loud for me.' (b) 'If I tried to pull your layers apart, what would I be breaking — a covalent bond or something weaker? Show me on the model.' (c) 'Your bond angle looks closer to 90° than 109.5° — what tool can you use to fix that?' (d) 'Where are the delocalised electrons in your graphite model? I need to SEE them, not just hear about them.' At the 35-minute mark, pause all groups with a hand signal. Say: 'Hands down, eyes up. You have 8 minutes to add your annotation flags. Every model needs: bond type, bond angle, coordination number, and THREE physical properties explained by structure. If you finish early, add a flag explaining the connection back to our carbon paradox phenomenon.' WAIT TIME: After posing any question, count silently to 15 before accepting a response. Cold-call minimum 2 students per group visit who have not yet spoken.</w:t>
+            </w:r>
+          </w:p>
+        </w:tc>
+        <w:tc>
+          <w:tcPr>
+            <w:tcW w:type="dxa" w:w="3040"/>
+            <w:shd w:fill="FFFFFF" w:color="auto" w:val="clear"/>
+            <w:tcMar>
+              <w:top w:type="dxa" w:w="60"/>
+              <w:left w:type="dxa" w:w="120"/>
+              <w:bottom w:type="dxa" w:w="60"/>
+              <w:right w:type="dxa" w:w="120"/>
+            </w:tcMar>
+            <w:vAlign w:val="top"/>
+          </w:tcPr>
+          <w:p>
+            <w:pPr>
+              <w:spacing w:after="40" w:before="0"/>
+              <w:jc w:val="left"/>
+            </w:pPr>
+            <w:r>
+              <w:rPr>
+                <w:rFonts w:ascii="Arial" w:cs="Arial" w:eastAsia="Arial" w:hAnsi="Arial"/>
+                <w:b w:val="false"/>
+                <w:bCs w:val="false"/>
+                <w:i w:val="false"/>
+                <w:iCs w:val="false"/>
+                <w:color w:val="000000"/>
+                <w:sz w:val="18"/>
+                <w:szCs w:val="18"/>
+              </w:rPr>
+              <w:t xml:space="preserve">Strategy: Embodied / Manipulative Model Construction (3-D Externalisation). Research in science education shows that physically constructing a spatial model requires students to resolve ambiguities that 2-D diagrams mask — e.g. a student cannot place a tetrahedral bond at 90° in clay without immediately seeing it looks 'wrong' relative to their angle-guide card. The side-by-side placement of graphite and diamond models recreates the anchoring phenomenon at the students' own hands, making the bond-geometry explanation of the Carbon Paradox visceral rather than abstract. Annotation flags enforce the structure-to-property reasoning chain that is the core sensemaking goal of the entire sub-strand.</w:t>
+            </w:r>
+          </w:p>
+        </w:tc>
+        <w:tc>
+          <w:tcPr>
+            <w:tcW w:type="dxa" w:w="3040"/>
+            <w:shd w:fill="F2F2F2" w:color="auto" w:val="clear"/>
+            <w:tcMar>
+              <w:top w:type="dxa" w:w="60"/>
+              <w:left w:type="dxa" w:w="120"/>
+              <w:bottom w:type="dxa" w:w="60"/>
+              <w:right w:type="dxa" w:w="120"/>
+            </w:tcMar>
+            <w:vAlign w:val="top"/>
+          </w:tcPr>
+          <w:p>
+            <w:pPr>
+              <w:spacing w:after="40" w:before="0"/>
+              <w:jc w:val="left"/>
+            </w:pPr>
+            <w:r>
+              <w:rPr>
+                <w:rFonts w:ascii="Arial" w:cs="Arial" w:eastAsia="Arial" w:hAnsi="Arial"/>
+                <w:b w:val="false"/>
+                <w:bCs w:val="false"/>
+                <w:i w:val="false"/>
+                <w:iCs w:val="false"/>
+                <w:color w:val="000000"/>
+                <w:sz w:val="18"/>
+                <w:szCs w:val="18"/>
+              </w:rPr>
+              <w:t xml:space="preserve">Observable indicators during build: (1) Coordination numbers are physically correct and countable on the finished model (NaCl: 6:6; diamond: 4; graphite: 3 within layer; SiO₂: Si surrounded by 4 O). (2) Graphite model has a visible distinction between intra-layer connections (rigid wire) and inter-layer connections (loose string). (3) At least one annotation flag per model explicitly uses the phrase 'because of the bonding structure' in linking a structural feature to a physical property. Teacher uses a 4-item quick checklist on a clipboard to tick off each indicator as groups complete them.</w:t>
+            </w:r>
+          </w:p>
+        </w:tc>
+      </w:tr>
+      <w:tr>
+        <w:tc>
+          <w:tcPr>
+            <w:tcW w:type="dxa" w:w="1520"/>
+            <w:shd w:fill="E2EFDA" w:color="auto" w:val="clear"/>
+            <w:tcMar>
+              <w:top w:type="dxa" w:w="60"/>
+              <w:left w:type="dxa" w:w="120"/>
+              <w:bottom w:type="dxa" w:w="60"/>
+              <w:right w:type="dxa" w:w="120"/>
+            </w:tcMar>
+            <w:vAlign w:val="top"/>
+          </w:tcPr>
+          <w:p>
+            <w:pPr>
+              <w:spacing w:after="40" w:before="0"/>
+              <w:jc w:val="left"/>
+            </w:pPr>
+            <w:r>
+              <w:rPr>
+                <w:rFonts w:ascii="Arial" w:cs="Arial" w:eastAsia="Arial" w:hAnsi="Arial"/>
+                <w:b/>
+                <w:bCs/>
+                <w:i w:val="false"/>
+                <w:iCs w:val="false"/>
+                <w:color w:val="000000"/>
+                <w:sz w:val="18"/>
+                <w:szCs w:val="18"/>
+              </w:rPr>
+              <w:t xml:space="preserve">Explain Phase</w:t>
+            </w:r>
+          </w:p>
+          <w:p>
+            <w:pPr>
+              <w:spacing w:after="20" w:before="0"/>
+            </w:pPr>
+            <w:r>
+              <w:rPr>
+                <w:rFonts w:ascii="Arial" w:cs="Arial" w:eastAsia="Arial" w:hAnsi="Arial"/>
+                <w:b/>
+                <w:bCs/>
+                <w:color w:val="1F3864"/>
+                <w:sz w:val="16"/>
+                <w:szCs w:val="16"/>
+              </w:rPr>
+              <w:t xml:space="preserve">📹 VIDEO:</w:t>
+            </w:r>
+          </w:p>
+          <w:p>
+            <w:pPr>
+              <w:spacing w:after="20" w:before="0"/>
+            </w:pPr>
+            <w:hyperlink w:history="1" r:id="rId6tidx4kku4vhjyrhf6uai">
               <w:r>
                 <w:rPr>
                   <w:rFonts w:ascii="Arial" w:cs="Arial" w:eastAsia="Arial" w:hAnsi="Arial"/>
@@ -35822,7 +36048,7 @@
                   <w:szCs w:val="16"/>
                   <w:u w:val="single" w:color="2E75B6"/>
                 </w:rPr>
-                <w:t xml:space="preserve">Chemical Bonding (Flexbook)</w:t>
+                <w:t xml:space="preserve">Covalent network solids</w:t>
               </w:r>
             </w:hyperlink>
           </w:p>
@@ -35838,7 +36064,7 @@
                 <w:sz w:val="14"/>
                 <w:szCs w:val="14"/>
               </w:rPr>
-              <w:t xml:space="preserve">Source: CK-12</w:t>
+              <w:t xml:space="preserve">Source: Khan Academy (English - US curriculum)</w:t>
             </w:r>
           </w:p>
           <w:p>
@@ -35846,235 +36072,7 @@
               <w:spacing w:after="10" w:before="0"/>
               <w:ind w:left="120"/>
             </w:pPr>
-            <w:hyperlink w:history="1" r:id="rId1oiuiteov4bfqkw_838pl">
-              <w:r>
-                <w:rPr>
-                  <w:rFonts w:ascii="Arial" w:cs="Arial" w:eastAsia="Arial" w:hAnsi="Arial"/>
-                  <w:color w:val="595959"/>
-                  <w:sz w:val="14"/>
-                  <w:szCs w:val="14"/>
-                  <w:u w:val="single" w:color="595959"/>
-                </w:rPr>
-                <w:t xml:space="preserve">🔍 Search ARES for similar readings</w:t>
-              </w:r>
-            </w:hyperlink>
-          </w:p>
-        </w:tc>
-        <w:tc>
-          <w:tcPr>
-            <w:tcW w:type="dxa" w:w="3040"/>
-            <w:shd w:fill="FFFFFF" w:color="auto" w:val="clear"/>
-            <w:tcMar>
-              <w:top w:type="dxa" w:w="60"/>
-              <w:left w:type="dxa" w:w="120"/>
-              <w:bottom w:type="dxa" w:w="60"/>
-              <w:right w:type="dxa" w:w="120"/>
-            </w:tcMar>
-            <w:vAlign w:val="top"/>
-          </w:tcPr>
-          <w:p>
-            <w:pPr>
-              <w:spacing w:after="40" w:before="0"/>
-              <w:jc w:val="left"/>
-            </w:pPr>
-            <w:r>
-              <w:rPr>
-                <w:rFonts w:ascii="Arial" w:cs="Arial" w:eastAsia="Arial" w:hAnsi="Arial"/>
-                <w:b w:val="false"/>
-                <w:bCs w:val="false"/>
-                <w:i w:val="false"/>
-                <w:iCs w:val="false"/>
-                <w:color w:val="000000"/>
-                <w:sz w:val="18"/>
-                <w:szCs w:val="18"/>
-              </w:rPr>
-              <w:t xml:space="preserve">Groups collect their materials kit from the front table and begin construction following their blueprint. Each kit contains: coloured modelling clay (two colours), pre-cut wire lengths, string, cardboard sheets, bottle tops (two colours), dried maize kernels, dried beans, and toothpicks. Groups are free to substitute or improvise with additional recycled materials they brought from home (an instruction given in the previous lesson). During construction, students physically embed the chemistry: the NaCl group alternates two clay colours in a 3-D grid, counting that each Na⁺ is surrounded by 6 Cl⁻ and vice versa (coordination number 6); the diamond group builds a tetrahedral carbon unit and replicates it, checking every bond angle with a printed 109.5° angle-guide card; the graphite group stacks hexagonal cardboard lattices, connecting carbons within a layer with short rigid wire but connecting layers only with loose string to represent weak Van der Waals forces — and leaving one 'electron' bead free per carbon to show delocalisation; the SiO₂ group connects each central maize-kernel 'Si' to four bean 'O' atoms in a tetrahedral arrangement, bridging oxygens to the next Si. At the 35-minute mark, groups begin annotating their model with sticky label flags: bond type, bond angle, coordination number, and three physical properties linked to structure (e.g. on the graphite model: 'Layers slide easily → graphite is soft and leaves a mark on paper and tiles'). The graphite and diamond models sit side by side on the front desk — a deliberate echo of the anchoring phenomenon display from Lesson 1.</w:t>
-            </w:r>
-          </w:p>
-        </w:tc>
-        <w:tc>
-          <w:tcPr>
-            <w:tcW w:type="dxa" w:w="3040"/>
-            <w:shd w:fill="F2F2F2" w:color="auto" w:val="clear"/>
-            <w:tcMar>
-              <w:top w:type="dxa" w:w="60"/>
-              <w:left w:type="dxa" w:w="120"/>
-              <w:bottom w:type="dxa" w:w="60"/>
-              <w:right w:type="dxa" w:w="120"/>
-            </w:tcMar>
-            <w:vAlign w:val="top"/>
-          </w:tcPr>
-          <w:p>
-            <w:pPr>
-              <w:spacing w:after="40" w:before="0"/>
-              <w:jc w:val="left"/>
-            </w:pPr>
-            <w:r>
-              <w:rPr>
-                <w:rFonts w:ascii="Arial" w:cs="Arial" w:eastAsia="Arial" w:hAnsi="Arial"/>
-                <w:b w:val="false"/>
-                <w:bCs w:val="false"/>
-                <w:i w:val="false"/>
-                <w:iCs w:val="false"/>
-                <w:color w:val="000000"/>
-                <w:sz w:val="18"/>
-                <w:szCs w:val="18"/>
-              </w:rPr>
-              <w:t xml:space="preserve">At the 12-minute mark, say: 'Materials are available — build phase begins now. Your blueprint is your contract. If you change something, write WHY on the blueprint in red.' Circulate every 4–5 minutes using a rotation pattern (NaCl → diamond → graphite → SiO₂ → repeat). At each group, ask ONE targeted question from the following bank — do not repeat the same question twice at the same group: (a) 'How many neighbours does your central atom have? Count them out loud for me.' (b) 'If I tried to pull your layers apart, what would I be breaking — a covalent bond or something weaker? Show me on the model.' (c) 'Your bond angle looks closer to 90° than 109.5° — what tool can you use to fix that?' (d) 'Where are the delocalised electrons in your graphite model? I need to SEE them, not just hear about them.' At the 35-minute mark, pause all groups with a hand signal. Say: 'Hands down, eyes up. You have 8 minutes to add your annotation flags. Every model needs: bond type, bond angle, coordination number, and THREE physical properties explained by structure. If you finish early, add a flag explaining the connection back to our carbon paradox phenomenon.' WAIT TIME: After posing any question, count silently to 15 before accepting a response. Cold-call minimum 2 students per group visit who have not yet spoken.</w:t>
-            </w:r>
-          </w:p>
-        </w:tc>
-        <w:tc>
-          <w:tcPr>
-            <w:tcW w:type="dxa" w:w="3040"/>
-            <w:shd w:fill="FFFFFF" w:color="auto" w:val="clear"/>
-            <w:tcMar>
-              <w:top w:type="dxa" w:w="60"/>
-              <w:left w:type="dxa" w:w="120"/>
-              <w:bottom w:type="dxa" w:w="60"/>
-              <w:right w:type="dxa" w:w="120"/>
-            </w:tcMar>
-            <w:vAlign w:val="top"/>
-          </w:tcPr>
-          <w:p>
-            <w:pPr>
-              <w:spacing w:after="40" w:before="0"/>
-              <w:jc w:val="left"/>
-            </w:pPr>
-            <w:r>
-              <w:rPr>
-                <w:rFonts w:ascii="Arial" w:cs="Arial" w:eastAsia="Arial" w:hAnsi="Arial"/>
-                <w:b w:val="false"/>
-                <w:bCs w:val="false"/>
-                <w:i w:val="false"/>
-                <w:iCs w:val="false"/>
-                <w:color w:val="000000"/>
-                <w:sz w:val="18"/>
-                <w:szCs w:val="18"/>
-              </w:rPr>
-              <w:t xml:space="preserve">Strategy: Embodied / Manipulative Model Construction (3-D Externalisation). Research in science education shows that physically constructing a spatial model requires students to resolve ambiguities that 2-D diagrams mask — e.g. a student cannot place a tetrahedral bond at 90° in clay without immediately seeing it looks 'wrong' relative to their angle-guide card. The side-by-side placement of graphite and diamond models recreates the anchoring phenomenon at the students' own hands, making the bond-geometry explanation of the Carbon Paradox visceral rather than abstract. Annotation flags enforce the structure-to-property reasoning chain that is the core sensemaking goal of the entire sub-strand.</w:t>
-            </w:r>
-          </w:p>
-        </w:tc>
-        <w:tc>
-          <w:tcPr>
-            <w:tcW w:type="dxa" w:w="3040"/>
-            <w:shd w:fill="F2F2F2" w:color="auto" w:val="clear"/>
-            <w:tcMar>
-              <w:top w:type="dxa" w:w="60"/>
-              <w:left w:type="dxa" w:w="120"/>
-              <w:bottom w:type="dxa" w:w="60"/>
-              <w:right w:type="dxa" w:w="120"/>
-            </w:tcMar>
-            <w:vAlign w:val="top"/>
-          </w:tcPr>
-          <w:p>
-            <w:pPr>
-              <w:spacing w:after="40" w:before="0"/>
-              <w:jc w:val="left"/>
-            </w:pPr>
-            <w:r>
-              <w:rPr>
-                <w:rFonts w:ascii="Arial" w:cs="Arial" w:eastAsia="Arial" w:hAnsi="Arial"/>
-                <w:b w:val="false"/>
-                <w:bCs w:val="false"/>
-                <w:i w:val="false"/>
-                <w:iCs w:val="false"/>
-                <w:color w:val="000000"/>
-                <w:sz w:val="18"/>
-                <w:szCs w:val="18"/>
-              </w:rPr>
-              <w:t xml:space="preserve">Observable indicators during build: (1) Coordination numbers are physically correct and countable on the finished model (NaCl: 6:6; diamond: 4; graphite: 3 within layer; SiO₂: Si surrounded by 4 O). (2) Graphite model has a visible distinction between intra-layer connections (rigid wire) and inter-layer connections (loose string). (3) At least one annotation flag per model explicitly uses the phrase 'because of the bonding structure' in linking a structural feature to a physical property. Teacher uses a 4-item quick checklist on a clipboard to tick off each indicator as groups complete them.</w:t>
-            </w:r>
-          </w:p>
-        </w:tc>
-      </w:tr>
-      <w:tr>
-        <w:tc>
-          <w:tcPr>
-            <w:tcW w:type="dxa" w:w="1520"/>
-            <w:shd w:fill="E2EFDA" w:color="auto" w:val="clear"/>
-            <w:tcMar>
-              <w:top w:type="dxa" w:w="60"/>
-              <w:left w:type="dxa" w:w="120"/>
-              <w:bottom w:type="dxa" w:w="60"/>
-              <w:right w:type="dxa" w:w="120"/>
-            </w:tcMar>
-            <w:vAlign w:val="top"/>
-          </w:tcPr>
-          <w:p>
-            <w:pPr>
-              <w:spacing w:after="40" w:before="0"/>
-              <w:jc w:val="left"/>
-            </w:pPr>
-            <w:r>
-              <w:rPr>
-                <w:rFonts w:ascii="Arial" w:cs="Arial" w:eastAsia="Arial" w:hAnsi="Arial"/>
-                <w:b/>
-                <w:bCs/>
-                <w:i w:val="false"/>
-                <w:iCs w:val="false"/>
-                <w:color w:val="000000"/>
-                <w:sz w:val="18"/>
-                <w:szCs w:val="18"/>
-              </w:rPr>
-              <w:t xml:space="preserve">Explain Phase</w:t>
-            </w:r>
-          </w:p>
-          <w:p>
-            <w:pPr>
-              <w:spacing w:after="20" w:before="0"/>
-            </w:pPr>
-            <w:r>
-              <w:rPr>
-                <w:rFonts w:ascii="Arial" w:cs="Arial" w:eastAsia="Arial" w:hAnsi="Arial"/>
-                <w:b/>
-                <w:bCs/>
-                <w:color w:val="1F3864"/>
-                <w:sz w:val="16"/>
-                <w:szCs w:val="16"/>
-              </w:rPr>
-              <w:t xml:space="preserve">📹 VIDEO:</w:t>
-            </w:r>
-          </w:p>
-          <w:p>
-            <w:pPr>
-              <w:spacing w:after="20" w:before="0"/>
-            </w:pPr>
-            <w:hyperlink w:history="1" r:id="rIdasnkww-34z2pgrw5vlojw">
-              <w:r>
-                <w:rPr>
-                  <w:rFonts w:ascii="Arial" w:cs="Arial" w:eastAsia="Arial" w:hAnsi="Arial"/>
-                  <w:color w:val="2E75B6"/>
-                  <w:sz w:val="16"/>
-                  <w:szCs w:val="16"/>
-                  <w:u w:val="single" w:color="2E75B6"/>
-                </w:rPr>
-                <w:t xml:space="preserve">Precipitation reactions</w:t>
-              </w:r>
-            </w:hyperlink>
-          </w:p>
-          <w:p>
-            <w:pPr>
-              <w:spacing w:after="10" w:before="0"/>
-              <w:ind w:left="120"/>
-            </w:pPr>
-            <w:r>
-              <w:rPr>
-                <w:rFonts w:ascii="Arial" w:cs="Arial" w:eastAsia="Arial" w:hAnsi="Arial"/>
-                <w:color w:val="595959"/>
-                <w:sz w:val="14"/>
-                <w:szCs w:val="14"/>
-              </w:rPr>
-              <w:t xml:space="preserve">Source: Khan Academy (English - US curriculum)</w:t>
-            </w:r>
-          </w:p>
-          <w:p>
-            <w:pPr>
-              <w:spacing w:after="10" w:before="0"/>
-              <w:ind w:left="120"/>
-            </w:pPr>
-            <w:hyperlink w:history="1" r:id="rIdr23mxigzvyhrtcq4moowy">
+            <w:hyperlink w:history="1" r:id="rId66dvcaachtebeijgvgrbt">
               <w:r>
                 <w:rPr>
                   <w:rFonts w:ascii="Arial" w:cs="Arial" w:eastAsia="Arial" w:hAnsi="Arial"/>
@@ -36112,14 +36110,241 @@
                 <w:sz w:val="16"/>
                 <w:szCs w:val="16"/>
               </w:rPr>
-              <w:t xml:space="preserve">📖 HTML:</w:t>
+              <w:t xml:space="preserve">📖 READING:</w:t>
             </w:r>
           </w:p>
           <w:p>
             <w:pPr>
               <w:spacing w:after="20" w:before="0"/>
             </w:pPr>
-            <w:hyperlink w:history="1" r:id="rIdyla5et3x55mfa2asq0tt3">
+            <w:r>
+              <w:rPr>
+                <w:rFonts w:ascii="Arial" w:cs="Arial" w:eastAsia="Arial" w:hAnsi="Arial"/>
+                <w:i/>
+                <w:iCs/>
+                <w:color w:val="595959"/>
+                <w:sz w:val="16"/>
+                <w:szCs w:val="16"/>
+              </w:rPr>
+              <w:t xml:space="preserve">No closely matching reading in the ARES library for this activity.</w:t>
+            </w:r>
+          </w:p>
+          <w:p>
+            <w:pPr>
+              <w:spacing w:after="10" w:before="0"/>
+              <w:ind w:left="120"/>
+            </w:pPr>
+            <w:hyperlink w:history="1" r:id="rIdi6ptldbogpr8dugopa9sp">
+              <w:r>
+                <w:rPr>
+                  <w:rFonts w:ascii="Arial" w:cs="Arial" w:eastAsia="Arial" w:hAnsi="Arial"/>
+                  <w:color w:val="595959"/>
+                  <w:sz w:val="14"/>
+                  <w:szCs w:val="14"/>
+                  <w:u w:val="single" w:color="595959"/>
+                </w:rPr>
+                <w:t xml:space="preserve">🔍 Search ARES for readings</w:t>
+              </w:r>
+            </w:hyperlink>
+          </w:p>
+          <w:p>
+            <w:pPr>
+              <w:spacing w:after="10" w:before="0"/>
+              <w:ind w:left="120"/>
+            </w:pPr>
+            <w:r>
+              <w:rPr>
+                <w:rFonts w:ascii="Arial" w:cs="Arial" w:eastAsia="Arial" w:hAnsi="Arial"/>
+                <w:color w:val="595959"/>
+                <w:sz w:val="14"/>
+                <w:szCs w:val="14"/>
+              </w:rPr>
+              <w:t xml:space="preserve">Search terms: chemical bonding ionic lattice</w:t>
+            </w:r>
+          </w:p>
+        </w:tc>
+        <w:tc>
+          <w:tcPr>
+            <w:tcW w:type="dxa" w:w="3040"/>
+            <w:shd w:fill="FFFFFF" w:color="auto" w:val="clear"/>
+            <w:tcMar>
+              <w:top w:type="dxa" w:w="60"/>
+              <w:left w:type="dxa" w:w="120"/>
+              <w:bottom w:type="dxa" w:w="60"/>
+              <w:right w:type="dxa" w:w="120"/>
+            </w:tcMar>
+            <w:vAlign w:val="top"/>
+          </w:tcPr>
+          <w:p>
+            <w:pPr>
+              <w:spacing w:after="40" w:before="0"/>
+              <w:jc w:val="left"/>
+            </w:pPr>
+            <w:r>
+              <w:rPr>
+                <w:rFonts w:ascii="Arial" w:cs="Arial" w:eastAsia="Arial" w:hAnsi="Arial"/>
+                <w:b w:val="false"/>
+                <w:bCs w:val="false"/>
+                <w:i w:val="false"/>
+                <w:iCs w:val="false"/>
+                <w:color w:val="000000"/>
+                <w:sz w:val="18"/>
+                <w:szCs w:val="18"/>
+              </w:rPr>
+              <w:t xml:space="preserve">Completed models are arranged in a carousel around the room. One 'ambassador' from each group stays with their model to answer questions; the remaining members rotate clockwise to visit all other models. Visitors carry a 'Peer Review Card' with four sentence starters: (1) 'One thing this model explains clearly about the phenomenon is…' (2) 'A bond-angle or structural detail I would question is…' (3) 'A physical property label I want to challenge is…' (4) 'This model connects to our driving question because…' After visiting all three other models (4 minutes per model), students return to their own model, read the sticky-note feedback left by peers, and the group holds a 3-minute huddle to decide: what would they change, and why? Each group writes one 'model revision note' on their blueprint sheet. The carbon paradox is made explicit when the class stands in front of the diamond and graphite models together: the teacher asks the full class — pointing at both models simultaneously — 'Can you now answer, just from looking at these two models you have built with your own hands, why one writes on paper and the other cuts through ceramic?'</w:t>
+            </w:r>
+          </w:p>
+        </w:tc>
+        <w:tc>
+          <w:tcPr>
+            <w:tcW w:type="dxa" w:w="3040"/>
+            <w:shd w:fill="F2F2F2" w:color="auto" w:val="clear"/>
+            <w:tcMar>
+              <w:top w:type="dxa" w:w="60"/>
+              <w:left w:type="dxa" w:w="120"/>
+              <w:bottom w:type="dxa" w:w="60"/>
+              <w:right w:type="dxa" w:w="120"/>
+            </w:tcMar>
+            <w:vAlign w:val="top"/>
+          </w:tcPr>
+          <w:p>
+            <w:pPr>
+              <w:spacing w:after="40" w:before="0"/>
+              <w:jc w:val="left"/>
+            </w:pPr>
+            <w:r>
+              <w:rPr>
+                <w:rFonts w:ascii="Arial" w:cs="Arial" w:eastAsia="Arial" w:hAnsi="Arial"/>
+                <w:b w:val="false"/>
+                <w:bCs w:val="false"/>
+                <w:i w:val="false"/>
+                <w:iCs w:val="false"/>
+                <w:color w:val="000000"/>
+                <w:sz w:val="18"/>
+                <w:szCs w:val="18"/>
+              </w:rPr>
+              <w:t xml:space="preserve">At the 55-minute mark, say: 'Construction phase ends — pencils and wire down. Ambassadors, stand by your model. Everyone else, pick up your Peer Review Card. You have exactly 4 minutes at each model — I will time-keep. Be a scientist, not a cheerleader: write what is chemically correct AND what could be improved.' Use a phone timer and call rotations clearly. During the carousel, position yourself at the diamond and graphite models together — listen for peer comments and note any persistent misconception (e.g. students who believe graphite conducts because 'it has metal in it' rather than because of delocalised electrons). At the 70-minute mark, bring the class to stand facing the diamond and graphite models. Ask the driving question aloud: 'Both 100% carbon — same atoms. Your models are right here. Tell me: why is one the hardest substance on Earth and the other writes on paper?' Cold-call 3 students (one from the diamond group, one from the graphite group, one from NaCl or SiO₂ group as a 'fresh eyes' perspective). WAIT TIME: 15 seconds after the question before the first cold-call. After the third student, summarise with: 'The answer was in the bonds all along — four tetrahedral bonds locking every atom in place versus three bonds leaving one electron free and layers barely held together. That is the Carbon Paradox resolved.'</w:t>
+            </w:r>
+          </w:p>
+        </w:tc>
+        <w:tc>
+          <w:tcPr>
+            <w:tcW w:type="dxa" w:w="3040"/>
+            <w:shd w:fill="FFFFFF" w:color="auto" w:val="clear"/>
+            <w:tcMar>
+              <w:top w:type="dxa" w:w="60"/>
+              <w:left w:type="dxa" w:w="120"/>
+              <w:bottom w:type="dxa" w:w="60"/>
+              <w:right w:type="dxa" w:w="120"/>
+            </w:tcMar>
+            <w:vAlign w:val="top"/>
+          </w:tcPr>
+          <w:p>
+            <w:pPr>
+              <w:spacing w:after="40" w:before="0"/>
+              <w:jc w:val="left"/>
+            </w:pPr>
+            <w:r>
+              <w:rPr>
+                <w:rFonts w:ascii="Arial" w:cs="Arial" w:eastAsia="Arial" w:hAnsi="Arial"/>
+                <w:b w:val="false"/>
+                <w:bCs w:val="false"/>
+                <w:i w:val="false"/>
+                <w:iCs w:val="false"/>
+                <w:color w:val="000000"/>
+                <w:sz w:val="18"/>
+                <w:szCs w:val="18"/>
+              </w:rPr>
+              <w:t xml:space="preserve">Strategy: Structured Academic Controversy / Peer Critique Gallery Walk. The four sentence-starters on the Peer Review Card scaffold productive scientific disagreement — students are explicitly prompted to question bond angles, challenge property labels, and connect to the driving question, rather than offering vague praise. The ambassador role requires deep fluency: explaining to peers demands higher-order consolidation than passive reception. The final whole-class convergence on the diamond-and-graphite pair recreates the anchoring phenomenon moment from Lesson 1, but now students supply the explanation themselves — closing the explanatory arc of 11 prior lessons.</w:t>
+            </w:r>
+          </w:p>
+        </w:tc>
+        <w:tc>
+          <w:tcPr>
+            <w:tcW w:type="dxa" w:w="3040"/>
+            <w:shd w:fill="F2F2F2" w:color="auto" w:val="clear"/>
+            <w:tcMar>
+              <w:top w:type="dxa" w:w="60"/>
+              <w:left w:type="dxa" w:w="120"/>
+              <w:bottom w:type="dxa" w:w="60"/>
+              <w:right w:type="dxa" w:w="120"/>
+            </w:tcMar>
+            <w:vAlign w:val="top"/>
+          </w:tcPr>
+          <w:p>
+            <w:pPr>
+              <w:spacing w:after="40" w:before="0"/>
+              <w:jc w:val="left"/>
+            </w:pPr>
+            <w:r>
+              <w:rPr>
+                <w:rFonts w:ascii="Arial" w:cs="Arial" w:eastAsia="Arial" w:hAnsi="Arial"/>
+                <w:b w:val="false"/>
+                <w:bCs w:val="false"/>
+                <w:i w:val="false"/>
+                <w:iCs w:val="false"/>
+                <w:color w:val="000000"/>
+                <w:sz w:val="18"/>
+                <w:szCs w:val="18"/>
+              </w:rPr>
+              <w:t xml:space="preserve">Observable indicators: (1) Peer Review Cards contain at least one specific structural critique (not just 'looks good') — teacher collects 6 cards (one per visiting student) to check quality. (2) During the final cold-call, students use at least two of the following terms correctly: tetrahedral, delocalised electrons, Van der Waals forces, coordination number, giant covalent network, ionic lattice. (3) The 'model revision note' on each group's blueprint sheet names a specific structural or annotation error — not a cosmetic improvement — demonstrating scientific self-evaluation.</w:t>
+            </w:r>
+          </w:p>
+        </w:tc>
+      </w:tr>
+      <w:tr>
+        <w:tc>
+          <w:tcPr>
+            <w:tcW w:type="dxa" w:w="1520"/>
+            <w:shd w:fill="FCE4D6" w:color="auto" w:val="clear"/>
+            <w:tcMar>
+              <w:top w:type="dxa" w:w="60"/>
+              <w:left w:type="dxa" w:w="120"/>
+              <w:bottom w:type="dxa" w:w="60"/>
+              <w:right w:type="dxa" w:w="120"/>
+            </w:tcMar>
+            <w:vAlign w:val="top"/>
+          </w:tcPr>
+          <w:p>
+            <w:pPr>
+              <w:spacing w:after="40" w:before="0"/>
+              <w:jc w:val="left"/>
+            </w:pPr>
+            <w:r>
+              <w:rPr>
+                <w:rFonts w:ascii="Arial" w:cs="Arial" w:eastAsia="Arial" w:hAnsi="Arial"/>
+                <w:b/>
+                <w:bCs/>
+                <w:i w:val="false"/>
+                <w:iCs w:val="false"/>
+                <w:color w:val="000000"/>
+                <w:sz w:val="18"/>
+                <w:szCs w:val="18"/>
+              </w:rPr>
+              <w:t xml:space="preserve">Driving Question Board (DQB) Creation</w:t>
+            </w:r>
+          </w:p>
+          <w:p>
+            <w:pPr>
+              <w:spacing w:after="20" w:before="0"/>
+            </w:pPr>
+            <w:r>
+              <w:rPr>
+                <w:rFonts w:ascii="Arial" w:cs="Arial" w:eastAsia="Arial" w:hAnsi="Arial"/>
+                <w:b/>
+                <w:bCs/>
+                <w:color w:val="1F3864"/>
+                <w:sz w:val="16"/>
+                <w:szCs w:val="16"/>
+              </w:rPr>
+              <w:t xml:space="preserve">📹 VIDEO:</w:t>
+            </w:r>
+          </w:p>
+          <w:p>
+            <w:pPr>
+              <w:spacing w:after="20" w:before="0"/>
+            </w:pPr>
+            <w:hyperlink w:history="1" r:id="rIdth13erxpk9than5bs_56s">
               <w:r>
                 <w:rPr>
                   <w:rFonts w:ascii="Arial" w:cs="Arial" w:eastAsia="Arial" w:hAnsi="Arial"/>
@@ -36128,7 +36353,7 @@
                   <w:szCs w:val="16"/>
                   <w:u w:val="single" w:color="2E75B6"/>
                 </w:rPr>
-                <w:t xml:space="preserve">Chemical Bonding (Flexbook)</w:t>
+                <w:t xml:space="preserve">Covalent network solids</w:t>
               </w:r>
             </w:hyperlink>
           </w:p>
@@ -36144,7 +36369,7 @@
                 <w:sz w:val="14"/>
                 <w:szCs w:val="14"/>
               </w:rPr>
-              <w:t xml:space="preserve">Source: CK-12</w:t>
+              <w:t xml:space="preserve">Source: Khan Academy (English - US curriculum)</w:t>
             </w:r>
           </w:p>
           <w:p>
@@ -36152,235 +36377,7 @@
               <w:spacing w:after="10" w:before="0"/>
               <w:ind w:left="120"/>
             </w:pPr>
-            <w:hyperlink w:history="1" r:id="rId4ghdqoaq2-wel2zslp4zb">
-              <w:r>
-                <w:rPr>
-                  <w:rFonts w:ascii="Arial" w:cs="Arial" w:eastAsia="Arial" w:hAnsi="Arial"/>
-                  <w:color w:val="595959"/>
-                  <w:sz w:val="14"/>
-                  <w:szCs w:val="14"/>
-                  <w:u w:val="single" w:color="595959"/>
-                </w:rPr>
-                <w:t xml:space="preserve">🔍 Search ARES for similar readings</w:t>
-              </w:r>
-            </w:hyperlink>
-          </w:p>
-        </w:tc>
-        <w:tc>
-          <w:tcPr>
-            <w:tcW w:type="dxa" w:w="3040"/>
-            <w:shd w:fill="FFFFFF" w:color="auto" w:val="clear"/>
-            <w:tcMar>
-              <w:top w:type="dxa" w:w="60"/>
-              <w:left w:type="dxa" w:w="120"/>
-              <w:bottom w:type="dxa" w:w="60"/>
-              <w:right w:type="dxa" w:w="120"/>
-            </w:tcMar>
-            <w:vAlign w:val="top"/>
-          </w:tcPr>
-          <w:p>
-            <w:pPr>
-              <w:spacing w:after="40" w:before="0"/>
-              <w:jc w:val="left"/>
-            </w:pPr>
-            <w:r>
-              <w:rPr>
-                <w:rFonts w:ascii="Arial" w:cs="Arial" w:eastAsia="Arial" w:hAnsi="Arial"/>
-                <w:b w:val="false"/>
-                <w:bCs w:val="false"/>
-                <w:i w:val="false"/>
-                <w:iCs w:val="false"/>
-                <w:color w:val="000000"/>
-                <w:sz w:val="18"/>
-                <w:szCs w:val="18"/>
-              </w:rPr>
-              <w:t xml:space="preserve">Completed models are arranged in a carousel around the room. One 'ambassador' from each group stays with their model to answer questions; the remaining members rotate clockwise to visit all other models. Visitors carry a 'Peer Review Card' with four sentence starters: (1) 'One thing this model explains clearly about the phenomenon is…' (2) 'A bond-angle or structural detail I would question is…' (3) 'A physical property label I want to challenge is…' (4) 'This model connects to our driving question because…' After visiting all three other models (4 minutes per model), students return to their own model, read the sticky-note feedback left by peers, and the group holds a 3-minute huddle to decide: what would they change, and why? Each group writes one 'model revision note' on their blueprint sheet. The carbon paradox is made explicit when the class stands in front of the diamond and graphite models together: the teacher asks the full class — pointing at both models simultaneously — 'Can you now answer, just from looking at these two models you have built with your own hands, why one writes on paper and the other cuts through ceramic?'</w:t>
-            </w:r>
-          </w:p>
-        </w:tc>
-        <w:tc>
-          <w:tcPr>
-            <w:tcW w:type="dxa" w:w="3040"/>
-            <w:shd w:fill="F2F2F2" w:color="auto" w:val="clear"/>
-            <w:tcMar>
-              <w:top w:type="dxa" w:w="60"/>
-              <w:left w:type="dxa" w:w="120"/>
-              <w:bottom w:type="dxa" w:w="60"/>
-              <w:right w:type="dxa" w:w="120"/>
-            </w:tcMar>
-            <w:vAlign w:val="top"/>
-          </w:tcPr>
-          <w:p>
-            <w:pPr>
-              <w:spacing w:after="40" w:before="0"/>
-              <w:jc w:val="left"/>
-            </w:pPr>
-            <w:r>
-              <w:rPr>
-                <w:rFonts w:ascii="Arial" w:cs="Arial" w:eastAsia="Arial" w:hAnsi="Arial"/>
-                <w:b w:val="false"/>
-                <w:bCs w:val="false"/>
-                <w:i w:val="false"/>
-                <w:iCs w:val="false"/>
-                <w:color w:val="000000"/>
-                <w:sz w:val="18"/>
-                <w:szCs w:val="18"/>
-              </w:rPr>
-              <w:t xml:space="preserve">At the 55-minute mark, say: 'Construction phase ends — pencils and wire down. Ambassadors, stand by your model. Everyone else, pick up your Peer Review Card. You have exactly 4 minutes at each model — I will time-keep. Be a scientist, not a cheerleader: write what is chemically correct AND what could be improved.' Use a phone timer and call rotations clearly. During the carousel, position yourself at the diamond and graphite models together — listen for peer comments and note any persistent misconception (e.g. students who believe graphite conducts because 'it has metal in it' rather than because of delocalised electrons). At the 70-minute mark, bring the class to stand facing the diamond and graphite models. Ask the driving question aloud: 'Both 100% carbon — same atoms. Your models are right here. Tell me: why is one the hardest substance on Earth and the other writes on paper?' Cold-call 3 students (one from the diamond group, one from the graphite group, one from NaCl or SiO₂ group as a 'fresh eyes' perspective). WAIT TIME: 15 seconds after the question before the first cold-call. After the third student, summarise with: 'The answer was in the bonds all along — four tetrahedral bonds locking every atom in place versus three bonds leaving one electron free and layers barely held together. That is the Carbon Paradox resolved.'</w:t>
-            </w:r>
-          </w:p>
-        </w:tc>
-        <w:tc>
-          <w:tcPr>
-            <w:tcW w:type="dxa" w:w="3040"/>
-            <w:shd w:fill="FFFFFF" w:color="auto" w:val="clear"/>
-            <w:tcMar>
-              <w:top w:type="dxa" w:w="60"/>
-              <w:left w:type="dxa" w:w="120"/>
-              <w:bottom w:type="dxa" w:w="60"/>
-              <w:right w:type="dxa" w:w="120"/>
-            </w:tcMar>
-            <w:vAlign w:val="top"/>
-          </w:tcPr>
-          <w:p>
-            <w:pPr>
-              <w:spacing w:after="40" w:before="0"/>
-              <w:jc w:val="left"/>
-            </w:pPr>
-            <w:r>
-              <w:rPr>
-                <w:rFonts w:ascii="Arial" w:cs="Arial" w:eastAsia="Arial" w:hAnsi="Arial"/>
-                <w:b w:val="false"/>
-                <w:bCs w:val="false"/>
-                <w:i w:val="false"/>
-                <w:iCs w:val="false"/>
-                <w:color w:val="000000"/>
-                <w:sz w:val="18"/>
-                <w:szCs w:val="18"/>
-              </w:rPr>
-              <w:t xml:space="preserve">Strategy: Structured Academic Controversy / Peer Critique Gallery Walk. The four sentence-starters on the Peer Review Card scaffold productive scientific disagreement — students are explicitly prompted to question bond angles, challenge property labels, and connect to the driving question, rather than offering vague praise. The ambassador role requires deep fluency: explaining to peers demands higher-order consolidation than passive reception. The final whole-class convergence on the diamond-and-graphite pair recreates the anchoring phenomenon moment from Lesson 1, but now students supply the explanation themselves — closing the explanatory arc of 11 prior lessons.</w:t>
-            </w:r>
-          </w:p>
-        </w:tc>
-        <w:tc>
-          <w:tcPr>
-            <w:tcW w:type="dxa" w:w="3040"/>
-            <w:shd w:fill="F2F2F2" w:color="auto" w:val="clear"/>
-            <w:tcMar>
-              <w:top w:type="dxa" w:w="60"/>
-              <w:left w:type="dxa" w:w="120"/>
-              <w:bottom w:type="dxa" w:w="60"/>
-              <w:right w:type="dxa" w:w="120"/>
-            </w:tcMar>
-            <w:vAlign w:val="top"/>
-          </w:tcPr>
-          <w:p>
-            <w:pPr>
-              <w:spacing w:after="40" w:before="0"/>
-              <w:jc w:val="left"/>
-            </w:pPr>
-            <w:r>
-              <w:rPr>
-                <w:rFonts w:ascii="Arial" w:cs="Arial" w:eastAsia="Arial" w:hAnsi="Arial"/>
-                <w:b w:val="false"/>
-                <w:bCs w:val="false"/>
-                <w:i w:val="false"/>
-                <w:iCs w:val="false"/>
-                <w:color w:val="000000"/>
-                <w:sz w:val="18"/>
-                <w:szCs w:val="18"/>
-              </w:rPr>
-              <w:t xml:space="preserve">Observable indicators: (1) Peer Review Cards contain at least one specific structural critique (not just 'looks good') — teacher collects 6 cards (one per visiting student) to check quality. (2) During the final cold-call, students use at least two of the following terms correctly: tetrahedral, delocalised electrons, Van der Waals forces, coordination number, giant covalent network, ionic lattice. (3) The 'model revision note' on each group's blueprint sheet names a specific structural or annotation error — not a cosmetic improvement — demonstrating scientific self-evaluation.</w:t>
-            </w:r>
-          </w:p>
-        </w:tc>
-      </w:tr>
-      <w:tr>
-        <w:tc>
-          <w:tcPr>
-            <w:tcW w:type="dxa" w:w="1520"/>
-            <w:shd w:fill="FCE4D6" w:color="auto" w:val="clear"/>
-            <w:tcMar>
-              <w:top w:type="dxa" w:w="60"/>
-              <w:left w:type="dxa" w:w="120"/>
-              <w:bottom w:type="dxa" w:w="60"/>
-              <w:right w:type="dxa" w:w="120"/>
-            </w:tcMar>
-            <w:vAlign w:val="top"/>
-          </w:tcPr>
-          <w:p>
-            <w:pPr>
-              <w:spacing w:after="40" w:before="0"/>
-              <w:jc w:val="left"/>
-            </w:pPr>
-            <w:r>
-              <w:rPr>
-                <w:rFonts w:ascii="Arial" w:cs="Arial" w:eastAsia="Arial" w:hAnsi="Arial"/>
-                <w:b/>
-                <w:bCs/>
-                <w:i w:val="false"/>
-                <w:iCs w:val="false"/>
-                <w:color w:val="000000"/>
-                <w:sz w:val="18"/>
-                <w:szCs w:val="18"/>
-              </w:rPr>
-              <w:t xml:space="preserve">Driving Question Board (DQB) Creation</w:t>
-            </w:r>
-          </w:p>
-          <w:p>
-            <w:pPr>
-              <w:spacing w:after="20" w:before="0"/>
-            </w:pPr>
-            <w:r>
-              <w:rPr>
-                <w:rFonts w:ascii="Arial" w:cs="Arial" w:eastAsia="Arial" w:hAnsi="Arial"/>
-                <w:b/>
-                <w:bCs/>
-                <w:color w:val="1F3864"/>
-                <w:sz w:val="16"/>
-                <w:szCs w:val="16"/>
-              </w:rPr>
-              <w:t xml:space="preserve">📹 VIDEO:</w:t>
-            </w:r>
-          </w:p>
-          <w:p>
-            <w:pPr>
-              <w:spacing w:after="20" w:before="0"/>
-            </w:pPr>
-            <w:hyperlink w:history="1" r:id="rIdyvpztuql958cgcljj9_hs">
-              <w:r>
-                <w:rPr>
-                  <w:rFonts w:ascii="Arial" w:cs="Arial" w:eastAsia="Arial" w:hAnsi="Arial"/>
-                  <w:color w:val="2E75B6"/>
-                  <w:sz w:val="16"/>
-                  <w:szCs w:val="16"/>
-                  <w:u w:val="single" w:color="2E75B6"/>
-                </w:rPr>
-                <w:t xml:space="preserve">Precipitation reactions</w:t>
-              </w:r>
-            </w:hyperlink>
-          </w:p>
-          <w:p>
-            <w:pPr>
-              <w:spacing w:after="10" w:before="0"/>
-              <w:ind w:left="120"/>
-            </w:pPr>
-            <w:r>
-              <w:rPr>
-                <w:rFonts w:ascii="Arial" w:cs="Arial" w:eastAsia="Arial" w:hAnsi="Arial"/>
-                <w:color w:val="595959"/>
-                <w:sz w:val="14"/>
-                <w:szCs w:val="14"/>
-              </w:rPr>
-              <w:t xml:space="preserve">Source: Khan Academy (English - US curriculum)</w:t>
-            </w:r>
-          </w:p>
-          <w:p>
-            <w:pPr>
-              <w:spacing w:after="10" w:before="0"/>
-              <w:ind w:left="120"/>
-            </w:pPr>
-            <w:hyperlink w:history="1" r:id="rIdgbl7ufc2r1bmpkwvd5fqo">
+            <w:hyperlink w:history="1" r:id="rId1b-zqansr4wk8qc3wyk2n">
               <w:r>
                 <w:rPr>
                   <w:rFonts w:ascii="Arial" w:cs="Arial" w:eastAsia="Arial" w:hAnsi="Arial"/>
@@ -36418,14 +36415,241 @@
                 <w:sz w:val="16"/>
                 <w:szCs w:val="16"/>
               </w:rPr>
-              <w:t xml:space="preserve">📖 HTML:</w:t>
+              <w:t xml:space="preserve">📖 READING:</w:t>
             </w:r>
           </w:p>
           <w:p>
             <w:pPr>
               <w:spacing w:after="20" w:before="0"/>
             </w:pPr>
-            <w:hyperlink w:history="1" r:id="rIdlnxpka-clddeqklh3xpvs">
+            <w:r>
+              <w:rPr>
+                <w:rFonts w:ascii="Arial" w:cs="Arial" w:eastAsia="Arial" w:hAnsi="Arial"/>
+                <w:i/>
+                <w:iCs/>
+                <w:color w:val="595959"/>
+                <w:sz w:val="16"/>
+                <w:szCs w:val="16"/>
+              </w:rPr>
+              <w:t xml:space="preserve">No closely matching reading in the ARES library for this activity.</w:t>
+            </w:r>
+          </w:p>
+          <w:p>
+            <w:pPr>
+              <w:spacing w:after="10" w:before="0"/>
+              <w:ind w:left="120"/>
+            </w:pPr>
+            <w:hyperlink w:history="1" r:id="rIdvwrun2lonbbkrpvqnynej">
+              <w:r>
+                <w:rPr>
+                  <w:rFonts w:ascii="Arial" w:cs="Arial" w:eastAsia="Arial" w:hAnsi="Arial"/>
+                  <w:color w:val="595959"/>
+                  <w:sz w:val="14"/>
+                  <w:szCs w:val="14"/>
+                  <w:u w:val="single" w:color="595959"/>
+                </w:rPr>
+                <w:t xml:space="preserve">🔍 Search ARES for readings</w:t>
+              </w:r>
+            </w:hyperlink>
+          </w:p>
+          <w:p>
+            <w:pPr>
+              <w:spacing w:after="10" w:before="0"/>
+              <w:ind w:left="120"/>
+            </w:pPr>
+            <w:r>
+              <w:rPr>
+                <w:rFonts w:ascii="Arial" w:cs="Arial" w:eastAsia="Arial" w:hAnsi="Arial"/>
+                <w:color w:val="595959"/>
+                <w:sz w:val="14"/>
+                <w:szCs w:val="14"/>
+              </w:rPr>
+              <w:t xml:space="preserve">Search terms: chemical bonding ionic lattice</w:t>
+            </w:r>
+          </w:p>
+        </w:tc>
+        <w:tc>
+          <w:tcPr>
+            <w:tcW w:type="dxa" w:w="3040"/>
+            <w:shd w:fill="FFFFFF" w:color="auto" w:val="clear"/>
+            <w:tcMar>
+              <w:top w:type="dxa" w:w="60"/>
+              <w:left w:type="dxa" w:w="120"/>
+              <w:bottom w:type="dxa" w:w="60"/>
+              <w:right w:type="dxa" w:w="120"/>
+            </w:tcMar>
+            <w:vAlign w:val="top"/>
+          </w:tcPr>
+          <w:p>
+            <w:pPr>
+              <w:spacing w:after="40" w:before="0"/>
+              <w:jc w:val="left"/>
+            </w:pPr>
+            <w:r>
+              <w:rPr>
+                <w:rFonts w:ascii="Arial" w:cs="Arial" w:eastAsia="Arial" w:hAnsi="Arial"/>
+                <w:b w:val="false"/>
+                <w:bCs w:val="false"/>
+                <w:i w:val="false"/>
+                <w:iCs w:val="false"/>
+                <w:color w:val="000000"/>
+                <w:sz w:val="18"/>
+                <w:szCs w:val="18"/>
+              </w:rPr>
+              <w:t xml:space="preserve">Each student individually writes one new sticky note for the class Driving Question Board using the stem: 'I can now explain ______ about the carbon paradox because I built ______.' Examples that emerge: 'I can now explain why diamond does not conduct electricity because I built the tetrahedral model and saw there are NO free electrons — every electron is locked in a covalent bond.' and 'I can now explain why graphite is slippery because I built the layered model and saw that only loose string connects the layers — those are the weak Van der Waals forces that let layers slide.' Students physically walk to the DQB and place their note under the heading 'STRUCTURE EXPLAINS PROPERTIES'. They also review notes placed in earlier lessons (marked in a different colour) and draw an arrow connecting any earlier unanswered question to a new note that now answers it.</w:t>
+            </w:r>
+          </w:p>
+        </w:tc>
+        <w:tc>
+          <w:tcPr>
+            <w:tcW w:type="dxa" w:w="3040"/>
+            <w:shd w:fill="F2F2F2" w:color="auto" w:val="clear"/>
+            <w:tcMar>
+              <w:top w:type="dxa" w:w="60"/>
+              <w:left w:type="dxa" w:w="120"/>
+              <w:bottom w:type="dxa" w:w="60"/>
+              <w:right w:type="dxa" w:w="120"/>
+            </w:tcMar>
+            <w:vAlign w:val="top"/>
+          </w:tcPr>
+          <w:p>
+            <w:pPr>
+              <w:spacing w:after="40" w:before="0"/>
+              <w:jc w:val="left"/>
+            </w:pPr>
+            <w:r>
+              <w:rPr>
+                <w:rFonts w:ascii="Arial" w:cs="Arial" w:eastAsia="Arial" w:hAnsi="Arial"/>
+                <w:b w:val="false"/>
+                <w:bCs w:val="false"/>
+                <w:i w:val="false"/>
+                <w:iCs w:val="false"/>
+                <w:color w:val="000000"/>
+                <w:sz w:val="18"/>
+                <w:szCs w:val="18"/>
+              </w:rPr>
+              <w:t xml:space="preserve">Distribute sticky notes. Say: 'You have 3 minutes — one note per person, no exceptions. Use the stem on the board. If you built the NaCl or SiO₂ model, connect your note to something about diamond or graphite — you are allowed to use someone else's model as evidence.' After students post notes, briefly scan the board aloud, reading two strong examples. Point out one unanswered question from Lesson 1 that now has an arrow connecting to a new answer and say: 'Look at what happened here — a question posted in Lesson 1 has just been answered by a model you built today with wire and clay. That is what science looks like.' Remind students: 'In Lesson 13 — our final lesson — you will use your model AND your DQB notes to write the full class answer to our driving question. Make sure your model and annotation flags are stored safely.'</w:t>
+            </w:r>
+          </w:p>
+        </w:tc>
+        <w:tc>
+          <w:tcPr>
+            <w:tcW w:type="dxa" w:w="3040"/>
+            <w:shd w:fill="FFFFFF" w:color="auto" w:val="clear"/>
+            <w:tcMar>
+              <w:top w:type="dxa" w:w="60"/>
+              <w:left w:type="dxa" w:w="120"/>
+              <w:bottom w:type="dxa" w:w="60"/>
+              <w:right w:type="dxa" w:w="120"/>
+            </w:tcMar>
+            <w:vAlign w:val="top"/>
+          </w:tcPr>
+          <w:p>
+            <w:pPr>
+              <w:spacing w:after="40" w:before="0"/>
+              <w:jc w:val="left"/>
+            </w:pPr>
+            <w:r>
+              <w:rPr>
+                <w:rFonts w:ascii="Arial" w:cs="Arial" w:eastAsia="Arial" w:hAnsi="Arial"/>
+                <w:b w:val="false"/>
+                <w:bCs w:val="false"/>
+                <w:i w:val="false"/>
+                <w:iCs w:val="false"/>
+                <w:color w:val="000000"/>
+                <w:sz w:val="18"/>
+                <w:szCs w:val="18"/>
+              </w:rPr>
+              <w:t xml:space="preserve">Strategy: Driving Question Board — Cumulative Knowledge Tracking. The DQB functions as a class-level working memory and metacognitive mirror. The sentence stem 'I can now explain ______ because I built ______' forces students to link the concrete physical act of model construction to abstract chemical explanation — operationalising the NGSS practice of Developing and Using Models. Arrow-linking to earlier questions makes knowledge growth visible and motivating, especially for students who posted 'I don't know why…' notes in earlier lessons.</w:t>
+            </w:r>
+          </w:p>
+        </w:tc>
+        <w:tc>
+          <w:tcPr>
+            <w:tcW w:type="dxa" w:w="3040"/>
+            <w:shd w:fill="F2F2F2" w:color="auto" w:val="clear"/>
+            <w:tcMar>
+              <w:top w:type="dxa" w:w="60"/>
+              <w:left w:type="dxa" w:w="120"/>
+              <w:bottom w:type="dxa" w:w="60"/>
+              <w:right w:type="dxa" w:w="120"/>
+            </w:tcMar>
+            <w:vAlign w:val="top"/>
+          </w:tcPr>
+          <w:p>
+            <w:pPr>
+              <w:spacing w:after="40" w:before="0"/>
+              <w:jc w:val="left"/>
+            </w:pPr>
+            <w:r>
+              <w:rPr>
+                <w:rFonts w:ascii="Arial" w:cs="Arial" w:eastAsia="Arial" w:hAnsi="Arial"/>
+                <w:b w:val="false"/>
+                <w:bCs w:val="false"/>
+                <w:i w:val="false"/>
+                <w:iCs w:val="false"/>
+                <w:color w:val="000000"/>
+                <w:sz w:val="18"/>
+                <w:szCs w:val="18"/>
+              </w:rPr>
+              <w:t xml:space="preserve">Observable indicator: Every student's sticky note names a specific structural feature (not just 'bonding') and links it to a specific observable property. Teacher photographs the DQB after class to audit note quality and identify any student whose note is too vague (e.g. 'I understand bonding now') — these students receive a targeted question at the start of Lesson 13.</w:t>
+            </w:r>
+          </w:p>
+        </w:tc>
+      </w:tr>
+      <w:tr>
+        <w:tc>
+          <w:tcPr>
+            <w:tcW w:type="dxa" w:w="1520"/>
+            <w:shd w:fill="D5E8F0" w:color="auto" w:val="clear"/>
+            <w:tcMar>
+              <w:top w:type="dxa" w:w="60"/>
+              <w:left w:type="dxa" w:w="120"/>
+              <w:bottom w:type="dxa" w:w="60"/>
+              <w:right w:type="dxa" w:w="120"/>
+            </w:tcMar>
+            <w:vAlign w:val="top"/>
+          </w:tcPr>
+          <w:p>
+            <w:pPr>
+              <w:spacing w:after="40" w:before="0"/>
+              <w:jc w:val="left"/>
+            </w:pPr>
+            <w:r>
+              <w:rPr>
+                <w:rFonts w:ascii="Arial" w:cs="Arial" w:eastAsia="Arial" w:hAnsi="Arial"/>
+                <w:b/>
+                <w:bCs/>
+                <w:i w:val="false"/>
+                <w:iCs w:val="false"/>
+                <w:color w:val="000000"/>
+                <w:sz w:val="18"/>
+                <w:szCs w:val="18"/>
+              </w:rPr>
+              <w:t xml:space="preserve">Model Building Phase</w:t>
+            </w:r>
+          </w:p>
+          <w:p>
+            <w:pPr>
+              <w:spacing w:after="20" w:before="0"/>
+            </w:pPr>
+            <w:r>
+              <w:rPr>
+                <w:rFonts w:ascii="Arial" w:cs="Arial" w:eastAsia="Arial" w:hAnsi="Arial"/>
+                <w:b/>
+                <w:bCs/>
+                <w:color w:val="1F3864"/>
+                <w:sz w:val="16"/>
+                <w:szCs w:val="16"/>
+              </w:rPr>
+              <w:t xml:space="preserve">📹 VIDEO:</w:t>
+            </w:r>
+          </w:p>
+          <w:p>
+            <w:pPr>
+              <w:spacing w:after="20" w:before="0"/>
+            </w:pPr>
+            <w:hyperlink w:history="1" r:id="rId2tvk44vh7m-fyiknak1k0">
               <w:r>
                 <w:rPr>
                   <w:rFonts w:ascii="Arial" w:cs="Arial" w:eastAsia="Arial" w:hAnsi="Arial"/>
@@ -36434,7 +36658,7 @@
                   <w:szCs w:val="16"/>
                   <w:u w:val="single" w:color="2E75B6"/>
                 </w:rPr>
-                <w:t xml:space="preserve">Chemical Bonding (Flexbook)</w:t>
+                <w:t xml:space="preserve">Covalent network solids</w:t>
               </w:r>
             </w:hyperlink>
           </w:p>
@@ -36450,7 +36674,7 @@
                 <w:sz w:val="14"/>
                 <w:szCs w:val="14"/>
               </w:rPr>
-              <w:t xml:space="preserve">Source: CK-12</w:t>
+              <w:t xml:space="preserve">Source: Khan Academy (English - US curriculum)</w:t>
             </w:r>
           </w:p>
           <w:p>
@@ -36458,235 +36682,7 @@
               <w:spacing w:after="10" w:before="0"/>
               <w:ind w:left="120"/>
             </w:pPr>
-            <w:hyperlink w:history="1" r:id="rIdd1ku_xhq5f0rzgk__otuo">
-              <w:r>
-                <w:rPr>
-                  <w:rFonts w:ascii="Arial" w:cs="Arial" w:eastAsia="Arial" w:hAnsi="Arial"/>
-                  <w:color w:val="595959"/>
-                  <w:sz w:val="14"/>
-                  <w:szCs w:val="14"/>
-                  <w:u w:val="single" w:color="595959"/>
-                </w:rPr>
-                <w:t xml:space="preserve">🔍 Search ARES for similar readings</w:t>
-              </w:r>
-            </w:hyperlink>
-          </w:p>
-        </w:tc>
-        <w:tc>
-          <w:tcPr>
-            <w:tcW w:type="dxa" w:w="3040"/>
-            <w:shd w:fill="FFFFFF" w:color="auto" w:val="clear"/>
-            <w:tcMar>
-              <w:top w:type="dxa" w:w="60"/>
-              <w:left w:type="dxa" w:w="120"/>
-              <w:bottom w:type="dxa" w:w="60"/>
-              <w:right w:type="dxa" w:w="120"/>
-            </w:tcMar>
-            <w:vAlign w:val="top"/>
-          </w:tcPr>
-          <w:p>
-            <w:pPr>
-              <w:spacing w:after="40" w:before="0"/>
-              <w:jc w:val="left"/>
-            </w:pPr>
-            <w:r>
-              <w:rPr>
-                <w:rFonts w:ascii="Arial" w:cs="Arial" w:eastAsia="Arial" w:hAnsi="Arial"/>
-                <w:b w:val="false"/>
-                <w:bCs w:val="false"/>
-                <w:i w:val="false"/>
-                <w:iCs w:val="false"/>
-                <w:color w:val="000000"/>
-                <w:sz w:val="18"/>
-                <w:szCs w:val="18"/>
-              </w:rPr>
-              <w:t xml:space="preserve">Each student individually writes one new sticky note for the class Driving Question Board using the stem: 'I can now explain ______ about the carbon paradox because I built ______.' Examples that emerge: 'I can now explain why diamond does not conduct electricity because I built the tetrahedral model and saw there are NO free electrons — every electron is locked in a covalent bond.' and 'I can now explain why graphite is slippery because I built the layered model and saw that only loose string connects the layers — those are the weak Van der Waals forces that let layers slide.' Students physically walk to the DQB and place their note under the heading 'STRUCTURE EXPLAINS PROPERTIES'. They also review notes placed in earlier lessons (marked in a different colour) and draw an arrow connecting any earlier unanswered question to a new note that now answers it.</w:t>
-            </w:r>
-          </w:p>
-        </w:tc>
-        <w:tc>
-          <w:tcPr>
-            <w:tcW w:type="dxa" w:w="3040"/>
-            <w:shd w:fill="F2F2F2" w:color="auto" w:val="clear"/>
-            <w:tcMar>
-              <w:top w:type="dxa" w:w="60"/>
-              <w:left w:type="dxa" w:w="120"/>
-              <w:bottom w:type="dxa" w:w="60"/>
-              <w:right w:type="dxa" w:w="120"/>
-            </w:tcMar>
-            <w:vAlign w:val="top"/>
-          </w:tcPr>
-          <w:p>
-            <w:pPr>
-              <w:spacing w:after="40" w:before="0"/>
-              <w:jc w:val="left"/>
-            </w:pPr>
-            <w:r>
-              <w:rPr>
-                <w:rFonts w:ascii="Arial" w:cs="Arial" w:eastAsia="Arial" w:hAnsi="Arial"/>
-                <w:b w:val="false"/>
-                <w:bCs w:val="false"/>
-                <w:i w:val="false"/>
-                <w:iCs w:val="false"/>
-                <w:color w:val="000000"/>
-                <w:sz w:val="18"/>
-                <w:szCs w:val="18"/>
-              </w:rPr>
-              <w:t xml:space="preserve">Distribute sticky notes. Say: 'You have 3 minutes — one note per person, no exceptions. Use the stem on the board. If you built the NaCl or SiO₂ model, connect your note to something about diamond or graphite — you are allowed to use someone else's model as evidence.' After students post notes, briefly scan the board aloud, reading two strong examples. Point out one unanswered question from Lesson 1 that now has an arrow connecting to a new answer and say: 'Look at what happened here — a question posted in Lesson 1 has just been answered by a model you built today with wire and clay. That is what science looks like.' Remind students: 'In Lesson 13 — our final lesson — you will use your model AND your DQB notes to write the full class answer to our driving question. Make sure your model and annotation flags are stored safely.'</w:t>
-            </w:r>
-          </w:p>
-        </w:tc>
-        <w:tc>
-          <w:tcPr>
-            <w:tcW w:type="dxa" w:w="3040"/>
-            <w:shd w:fill="FFFFFF" w:color="auto" w:val="clear"/>
-            <w:tcMar>
-              <w:top w:type="dxa" w:w="60"/>
-              <w:left w:type="dxa" w:w="120"/>
-              <w:bottom w:type="dxa" w:w="60"/>
-              <w:right w:type="dxa" w:w="120"/>
-            </w:tcMar>
-            <w:vAlign w:val="top"/>
-          </w:tcPr>
-          <w:p>
-            <w:pPr>
-              <w:spacing w:after="40" w:before="0"/>
-              <w:jc w:val="left"/>
-            </w:pPr>
-            <w:r>
-              <w:rPr>
-                <w:rFonts w:ascii="Arial" w:cs="Arial" w:eastAsia="Arial" w:hAnsi="Arial"/>
-                <w:b w:val="false"/>
-                <w:bCs w:val="false"/>
-                <w:i w:val="false"/>
-                <w:iCs w:val="false"/>
-                <w:color w:val="000000"/>
-                <w:sz w:val="18"/>
-                <w:szCs w:val="18"/>
-              </w:rPr>
-              <w:t xml:space="preserve">Strategy: Driving Question Board — Cumulative Knowledge Tracking. The DQB functions as a class-level working memory and metacognitive mirror. The sentence stem 'I can now explain ______ because I built ______' forces students to link the concrete physical act of model construction to abstract chemical explanation — operationalising the NGSS practice of Developing and Using Models. Arrow-linking to earlier questions makes knowledge growth visible and motivating, especially for students who posted 'I don't know why…' notes in earlier lessons.</w:t>
-            </w:r>
-          </w:p>
-        </w:tc>
-        <w:tc>
-          <w:tcPr>
-            <w:tcW w:type="dxa" w:w="3040"/>
-            <w:shd w:fill="F2F2F2" w:color="auto" w:val="clear"/>
-            <w:tcMar>
-              <w:top w:type="dxa" w:w="60"/>
-              <w:left w:type="dxa" w:w="120"/>
-              <w:bottom w:type="dxa" w:w="60"/>
-              <w:right w:type="dxa" w:w="120"/>
-            </w:tcMar>
-            <w:vAlign w:val="top"/>
-          </w:tcPr>
-          <w:p>
-            <w:pPr>
-              <w:spacing w:after="40" w:before="0"/>
-              <w:jc w:val="left"/>
-            </w:pPr>
-            <w:r>
-              <w:rPr>
-                <w:rFonts w:ascii="Arial" w:cs="Arial" w:eastAsia="Arial" w:hAnsi="Arial"/>
-                <w:b w:val="false"/>
-                <w:bCs w:val="false"/>
-                <w:i w:val="false"/>
-                <w:iCs w:val="false"/>
-                <w:color w:val="000000"/>
-                <w:sz w:val="18"/>
-                <w:szCs w:val="18"/>
-              </w:rPr>
-              <w:t xml:space="preserve">Observable indicator: Every student's sticky note names a specific structural feature (not just 'bonding') and links it to a specific observable property. Teacher photographs the DQB after class to audit note quality and identify any student whose note is too vague (e.g. 'I understand bonding now') — these students receive a targeted question at the start of Lesson 13.</w:t>
-            </w:r>
-          </w:p>
-        </w:tc>
-      </w:tr>
-      <w:tr>
-        <w:tc>
-          <w:tcPr>
-            <w:tcW w:type="dxa" w:w="1520"/>
-            <w:shd w:fill="D5E8F0" w:color="auto" w:val="clear"/>
-            <w:tcMar>
-              <w:top w:type="dxa" w:w="60"/>
-              <w:left w:type="dxa" w:w="120"/>
-              <w:bottom w:type="dxa" w:w="60"/>
-              <w:right w:type="dxa" w:w="120"/>
-            </w:tcMar>
-            <w:vAlign w:val="top"/>
-          </w:tcPr>
-          <w:p>
-            <w:pPr>
-              <w:spacing w:after="40" w:before="0"/>
-              <w:jc w:val="left"/>
-            </w:pPr>
-            <w:r>
-              <w:rPr>
-                <w:rFonts w:ascii="Arial" w:cs="Arial" w:eastAsia="Arial" w:hAnsi="Arial"/>
-                <w:b/>
-                <w:bCs/>
-                <w:i w:val="false"/>
-                <w:iCs w:val="false"/>
-                <w:color w:val="000000"/>
-                <w:sz w:val="18"/>
-                <w:szCs w:val="18"/>
-              </w:rPr>
-              <w:t xml:space="preserve">Model Building Phase</w:t>
-            </w:r>
-          </w:p>
-          <w:p>
-            <w:pPr>
-              <w:spacing w:after="20" w:before="0"/>
-            </w:pPr>
-            <w:r>
-              <w:rPr>
-                <w:rFonts w:ascii="Arial" w:cs="Arial" w:eastAsia="Arial" w:hAnsi="Arial"/>
-                <w:b/>
-                <w:bCs/>
-                <w:color w:val="1F3864"/>
-                <w:sz w:val="16"/>
-                <w:szCs w:val="16"/>
-              </w:rPr>
-              <w:t xml:space="preserve">📹 VIDEO:</w:t>
-            </w:r>
-          </w:p>
-          <w:p>
-            <w:pPr>
-              <w:spacing w:after="20" w:before="0"/>
-            </w:pPr>
-            <w:hyperlink w:history="1" r:id="rId0sbi-lgbe7kw8g7mgneuq">
-              <w:r>
-                <w:rPr>
-                  <w:rFonts w:ascii="Arial" w:cs="Arial" w:eastAsia="Arial" w:hAnsi="Arial"/>
-                  <w:color w:val="2E75B6"/>
-                  <w:sz w:val="16"/>
-                  <w:szCs w:val="16"/>
-                  <w:u w:val="single" w:color="2E75B6"/>
-                </w:rPr>
-                <w:t xml:space="preserve">Precipitation reactions</w:t>
-              </w:r>
-            </w:hyperlink>
-          </w:p>
-          <w:p>
-            <w:pPr>
-              <w:spacing w:after="10" w:before="0"/>
-              <w:ind w:left="120"/>
-            </w:pPr>
-            <w:r>
-              <w:rPr>
-                <w:rFonts w:ascii="Arial" w:cs="Arial" w:eastAsia="Arial" w:hAnsi="Arial"/>
-                <w:color w:val="595959"/>
-                <w:sz w:val="14"/>
-                <w:szCs w:val="14"/>
-              </w:rPr>
-              <w:t xml:space="preserve">Source: Khan Academy (English - US curriculum)</w:t>
-            </w:r>
-          </w:p>
-          <w:p>
-            <w:pPr>
-              <w:spacing w:after="10" w:before="0"/>
-              <w:ind w:left="120"/>
-            </w:pPr>
-            <w:hyperlink w:history="1" r:id="rIdsbkdp-3tqykzqul40q28r">
+            <w:hyperlink w:history="1" r:id="rIdlurymxwogd_wfl_stu8jh">
               <w:r>
                 <w:rPr>
                   <w:rFonts w:ascii="Arial" w:cs="Arial" w:eastAsia="Arial" w:hAnsi="Arial"/>
@@ -36724,47 +36720,31 @@
                 <w:sz w:val="16"/>
                 <w:szCs w:val="16"/>
               </w:rPr>
-              <w:t xml:space="preserve">📖 HTML:</w:t>
+              <w:t xml:space="preserve">📖 READING:</w:t>
             </w:r>
           </w:p>
           <w:p>
             <w:pPr>
               <w:spacing w:after="20" w:before="0"/>
             </w:pPr>
-            <w:hyperlink w:history="1" r:id="rIduxrcqcrs6h5rax1nhxnyt">
-              <w:r>
-                <w:rPr>
-                  <w:rFonts w:ascii="Arial" w:cs="Arial" w:eastAsia="Arial" w:hAnsi="Arial"/>
-                  <w:color w:val="2E75B6"/>
-                  <w:sz w:val="16"/>
-                  <w:szCs w:val="16"/>
-                  <w:u w:val="single" w:color="2E75B6"/>
-                </w:rPr>
-                <w:t xml:space="preserve">Chemical Bonding (Flexbook)</w:t>
-              </w:r>
-            </w:hyperlink>
+            <w:r>
+              <w:rPr>
+                <w:rFonts w:ascii="Arial" w:cs="Arial" w:eastAsia="Arial" w:hAnsi="Arial"/>
+                <w:i/>
+                <w:iCs/>
+                <w:color w:val="595959"/>
+                <w:sz w:val="16"/>
+                <w:szCs w:val="16"/>
+              </w:rPr>
+              <w:t xml:space="preserve">No closely matching reading in the ARES library for this activity.</w:t>
+            </w:r>
           </w:p>
           <w:p>
             <w:pPr>
               <w:spacing w:after="10" w:before="0"/>
               <w:ind w:left="120"/>
             </w:pPr>
-            <w:r>
-              <w:rPr>
-                <w:rFonts w:ascii="Arial" w:cs="Arial" w:eastAsia="Arial" w:hAnsi="Arial"/>
-                <w:color w:val="595959"/>
-                <w:sz w:val="14"/>
-                <w:szCs w:val="14"/>
-              </w:rPr>
-              <w:t xml:space="preserve">Source: CK-12</w:t>
-            </w:r>
-          </w:p>
-          <w:p>
-            <w:pPr>
-              <w:spacing w:after="10" w:before="0"/>
-              <w:ind w:left="120"/>
-            </w:pPr>
-            <w:hyperlink w:history="1" r:id="rIdoqdnmphjphxsalvvyrpqx">
+            <w:hyperlink w:history="1" r:id="rIdijizmkcvckblrawcmnmmk">
               <w:r>
                 <w:rPr>
                   <w:rFonts w:ascii="Arial" w:cs="Arial" w:eastAsia="Arial" w:hAnsi="Arial"/>
@@ -36773,9 +36753,24 @@
                   <w:szCs w:val="14"/>
                   <w:u w:val="single" w:color="595959"/>
                 </w:rPr>
-                <w:t xml:space="preserve">🔍 Search ARES for similar readings</w:t>
+                <w:t xml:space="preserve">🔍 Search ARES for readings</w:t>
               </w:r>
             </w:hyperlink>
+          </w:p>
+          <w:p>
+            <w:pPr>
+              <w:spacing w:after="10" w:before="0"/>
+              <w:ind w:left="120"/>
+            </w:pPr>
+            <w:r>
+              <w:rPr>
+                <w:rFonts w:ascii="Arial" w:cs="Arial" w:eastAsia="Arial" w:hAnsi="Arial"/>
+                <w:color w:val="595959"/>
+                <w:sz w:val="14"/>
+                <w:szCs w:val="14"/>
+              </w:rPr>
+              <w:t xml:space="preserve">Search terms: chemical bonding ionic lattice</w:t>
+            </w:r>
           </w:p>
         </w:tc>
         <w:tc>
@@ -38251,7 +38246,7 @@
             <w:pPr>
               <w:spacing w:after="20" w:before="0"/>
             </w:pPr>
-            <w:hyperlink w:history="1" r:id="rIdzmi2ql-ojy9eg2bzpmmmw">
+            <w:hyperlink w:history="1" r:id="rIdykgmpmhuteh0oeto1c2zl">
               <w:r>
                 <w:rPr>
                   <w:rFonts w:ascii="Arial" w:cs="Arial" w:eastAsia="Arial" w:hAnsi="Arial"/>
@@ -38260,7 +38255,7 @@
                   <w:szCs w:val="16"/>
                   <w:u w:val="single" w:color="2E75B6"/>
                 </w:rPr>
-                <w:t xml:space="preserve">Van der Waals Forces - Overview</w:t>
+                <w:t xml:space="preserve">Covalent network solids</w:t>
               </w:r>
             </w:hyperlink>
           </w:p>
@@ -38276,7 +38271,7 @@
                 <w:sz w:val="14"/>
                 <w:szCs w:val="14"/>
               </w:rPr>
-              <w:t xml:space="preserve">Source: CK-12</w:t>
+              <w:t xml:space="preserve">Source: Khan Academy (English - US curriculum)</w:t>
             </w:r>
           </w:p>
           <w:p>
@@ -38284,7 +38279,7 @@
               <w:spacing w:after="10" w:before="0"/>
               <w:ind w:left="120"/>
             </w:pPr>
-            <w:hyperlink w:history="1" r:id="rIdycv0fuvt86rmgvxx_znbg">
+            <w:hyperlink w:history="1" r:id="rIdxe9hbyokts4w6gdspphd1">
               <w:r>
                 <w:rPr>
                   <w:rFonts w:ascii="Arial" w:cs="Arial" w:eastAsia="Arial" w:hAnsi="Arial"/>
@@ -38329,7 +38324,7 @@
             <w:pPr>
               <w:spacing w:after="20" w:before="0"/>
             </w:pPr>
-            <w:hyperlink w:history="1" r:id="rIdy0y_f42netcvf3-tdwcgw">
+            <w:hyperlink w:history="1" r:id="rIdblhh9pgf7md0mosdiqpor">
               <w:r>
                 <w:rPr>
                   <w:rFonts w:ascii="Arial" w:cs="Arial" w:eastAsia="Arial" w:hAnsi="Arial"/>
@@ -38338,7 +38333,7 @@
                   <w:szCs w:val="16"/>
                   <w:u w:val="single" w:color="2E75B6"/>
                 </w:rPr>
-                <w:t xml:space="preserve">Chemical Bonding (Flexbook)</w:t>
+                <w:t xml:space="preserve">Coordinate Covalent Bond (Flexbook)</w:t>
               </w:r>
             </w:hyperlink>
           </w:p>
@@ -38362,7 +38357,7 @@
               <w:spacing w:after="10" w:before="0"/>
               <w:ind w:left="120"/>
             </w:pPr>
-            <w:hyperlink w:history="1" r:id="rIdatjfc25dp1g3dzzto4sfl">
+            <w:hyperlink w:history="1" r:id="rIdjit8aamxe73-8ab-nba4e">
               <w:r>
                 <w:rPr>
                   <w:rFonts w:ascii="Arial" w:cs="Arial" w:eastAsia="Arial" w:hAnsi="Arial"/>
@@ -38557,7 +38552,7 @@
             <w:pPr>
               <w:spacing w:after="20" w:before="0"/>
             </w:pPr>
-            <w:hyperlink w:history="1" r:id="rIdv56haluyudefxb0mur17k">
+            <w:hyperlink w:history="1" r:id="rIdkwecpcwdxwp1ockjggsyg">
               <w:r>
                 <w:rPr>
                   <w:rFonts w:ascii="Arial" w:cs="Arial" w:eastAsia="Arial" w:hAnsi="Arial"/>
@@ -38566,7 +38561,7 @@
                   <w:szCs w:val="16"/>
                   <w:u w:val="single" w:color="2E75B6"/>
                 </w:rPr>
-                <w:t xml:space="preserve">Van der Waals Forces - Overview</w:t>
+                <w:t xml:space="preserve">Metallic bonds</w:t>
               </w:r>
             </w:hyperlink>
           </w:p>
@@ -38582,7 +38577,7 @@
                 <w:sz w:val="14"/>
                 <w:szCs w:val="14"/>
               </w:rPr>
-              <w:t xml:space="preserve">Source: CK-12</w:t>
+              <w:t xml:space="preserve">Source: Khan Academy (English - US curriculum)</w:t>
             </w:r>
           </w:p>
           <w:p>
@@ -38590,7 +38585,7 @@
               <w:spacing w:after="10" w:before="0"/>
               <w:ind w:left="120"/>
             </w:pPr>
-            <w:hyperlink w:history="1" r:id="rIdb2jps6jlvqyaayknm6xke">
+            <w:hyperlink w:history="1" r:id="rIdebxdbg68vfpioslxt0uzx">
               <w:r>
                 <w:rPr>
                   <w:rFonts w:ascii="Arial" w:cs="Arial" w:eastAsia="Arial" w:hAnsi="Arial"/>
@@ -38628,14 +38623,14 @@
                 <w:sz w:val="16"/>
                 <w:szCs w:val="16"/>
               </w:rPr>
-              <w:t xml:space="preserve">📖 HTML:</w:t>
+              <w:t xml:space="preserve">📖 EXERCISE:</w:t>
             </w:r>
           </w:p>
           <w:p>
             <w:pPr>
               <w:spacing w:after="20" w:before="0"/>
             </w:pPr>
-            <w:hyperlink w:history="1" r:id="rIdhxhwqtofdz7agednb9fch">
+            <w:hyperlink w:history="1" r:id="rIdrrb8pnd6braz1ld9xrlmd">
               <w:r>
                 <w:rPr>
                   <w:rFonts w:ascii="Arial" w:cs="Arial" w:eastAsia="Arial" w:hAnsi="Arial"/>
@@ -38644,7 +38639,7 @@
                   <w:szCs w:val="16"/>
                   <w:u w:val="single" w:color="2E75B6"/>
                 </w:rPr>
-                <w:t xml:space="preserve">Chemical Bonding (Flexbook)</w:t>
+                <w:t xml:space="preserve">Coordinate Covalent Bond Practice</w:t>
               </w:r>
             </w:hyperlink>
           </w:p>
@@ -38668,7 +38663,7 @@
               <w:spacing w:after="10" w:before="0"/>
               <w:ind w:left="120"/>
             </w:pPr>
-            <w:hyperlink w:history="1" r:id="rIdvufj-ja40mlnik1ef2mfu">
+            <w:hyperlink w:history="1" r:id="rIdoxjjdmpcsrtuwuik2roj1">
               <w:r>
                 <w:rPr>
                   <w:rFonts w:ascii="Arial" w:cs="Arial" w:eastAsia="Arial" w:hAnsi="Arial"/>
@@ -38863,7 +38858,7 @@
             <w:pPr>
               <w:spacing w:after="20" w:before="0"/>
             </w:pPr>
-            <w:hyperlink w:history="1" r:id="rIdeblohenheknbmsbk6v_vq">
+            <w:hyperlink w:history="1" r:id="rId-wp3ap4bg0exb6k_pkatt">
               <w:r>
                 <w:rPr>
                   <w:rFonts w:ascii="Arial" w:cs="Arial" w:eastAsia="Arial" w:hAnsi="Arial"/>
@@ -38872,7 +38867,7 @@
                   <w:szCs w:val="16"/>
                   <w:u w:val="single" w:color="2E75B6"/>
                 </w:rPr>
-                <w:t xml:space="preserve">Van der Waals Forces - Overview</w:t>
+                <w:t xml:space="preserve">Drawing Lewis diagrams</w:t>
               </w:r>
             </w:hyperlink>
           </w:p>
@@ -38888,7 +38883,7 @@
                 <w:sz w:val="14"/>
                 <w:szCs w:val="14"/>
               </w:rPr>
-              <w:t xml:space="preserve">Source: CK-12</w:t>
+              <w:t xml:space="preserve">Source: Khan Academy (English - US curriculum)</w:t>
             </w:r>
           </w:p>
           <w:p>
@@ -38896,7 +38891,7 @@
               <w:spacing w:after="10" w:before="0"/>
               <w:ind w:left="120"/>
             </w:pPr>
-            <w:hyperlink w:history="1" r:id="rIdmgl5yfoy1boqtwu5bcu3u">
+            <w:hyperlink w:history="1" r:id="rIdpi2k2xg5gmbmvvmqr_2op">
               <w:r>
                 <w:rPr>
                   <w:rFonts w:ascii="Arial" w:cs="Arial" w:eastAsia="Arial" w:hAnsi="Arial"/>
@@ -38941,7 +38936,7 @@
             <w:pPr>
               <w:spacing w:after="20" w:before="0"/>
             </w:pPr>
-            <w:hyperlink w:history="1" r:id="rId_ojxzotspvdx_bwdbykic">
+            <w:hyperlink w:history="1" r:id="rIdbqivdgjn_4ojnvrzp7oy8">
               <w:r>
                 <w:rPr>
                   <w:rFonts w:ascii="Arial" w:cs="Arial" w:eastAsia="Arial" w:hAnsi="Arial"/>
@@ -38950,7 +38945,7 @@
                   <w:szCs w:val="16"/>
                   <w:u w:val="single" w:color="2E75B6"/>
                 </w:rPr>
-                <w:t xml:space="preserve">Chemical Bonding (Flexbook)</w:t>
+                <w:t xml:space="preserve">Energy and Covalent Bond Formation (Flexbook)</w:t>
               </w:r>
             </w:hyperlink>
           </w:p>
@@ -38974,7 +38969,7 @@
               <w:spacing w:after="10" w:before="0"/>
               <w:ind w:left="120"/>
             </w:pPr>
-            <w:hyperlink w:history="1" r:id="rIdgxelbol8xh6raikup8-sd">
+            <w:hyperlink w:history="1" r:id="rIdymr49lj2a_crj4edbpz6_">
               <w:r>
                 <w:rPr>
                   <w:rFonts w:ascii="Arial" w:cs="Arial" w:eastAsia="Arial" w:hAnsi="Arial"/>
@@ -39169,7 +39164,7 @@
             <w:pPr>
               <w:spacing w:after="20" w:before="0"/>
             </w:pPr>
-            <w:hyperlink w:history="1" r:id="rIdtrb91fmoysyfnmplr14ip">
+            <w:hyperlink w:history="1" r:id="rIdjxialbizx_ve3vahzycpa">
               <w:r>
                 <w:rPr>
                   <w:rFonts w:ascii="Arial" w:cs="Arial" w:eastAsia="Arial" w:hAnsi="Arial"/>
@@ -39178,7 +39173,7 @@
                   <w:szCs w:val="16"/>
                   <w:u w:val="single" w:color="2E75B6"/>
                 </w:rPr>
-                <w:t xml:space="preserve">Van der Waals Forces - Overview</w:t>
+                <w:t xml:space="preserve">Ionic bonds</w:t>
               </w:r>
             </w:hyperlink>
           </w:p>
@@ -39194,7 +39189,7 @@
                 <w:sz w:val="14"/>
                 <w:szCs w:val="14"/>
               </w:rPr>
-              <w:t xml:space="preserve">Source: CK-12</w:t>
+              <w:t xml:space="preserve">Source: Khan Academy (English - US curriculum)</w:t>
             </w:r>
           </w:p>
           <w:p>
@@ -39202,7 +39197,7 @@
               <w:spacing w:after="10" w:before="0"/>
               <w:ind w:left="120"/>
             </w:pPr>
-            <w:hyperlink w:history="1" r:id="rIdz1pp_qf3tet_gdbvmlmrh">
+            <w:hyperlink w:history="1" r:id="rIdw-f6u7c_uri1fvco2tt3z">
               <w:r>
                 <w:rPr>
                   <w:rFonts w:ascii="Arial" w:cs="Arial" w:eastAsia="Arial" w:hAnsi="Arial"/>
@@ -39240,14 +39235,14 @@
                 <w:sz w:val="16"/>
                 <w:szCs w:val="16"/>
               </w:rPr>
-              <w:t xml:space="preserve">📖 HTML:</w:t>
+              <w:t xml:space="preserve">📖 EXERCISE:</w:t>
             </w:r>
           </w:p>
           <w:p>
             <w:pPr>
               <w:spacing w:after="20" w:before="0"/>
             </w:pPr>
-            <w:hyperlink w:history="1" r:id="rIdozu_hrdfcdnbgvkxyivi9">
+            <w:hyperlink w:history="1" r:id="rIdlvywrigrsspkkydohvjri">
               <w:r>
                 <w:rPr>
                   <w:rFonts w:ascii="Arial" w:cs="Arial" w:eastAsia="Arial" w:hAnsi="Arial"/>
@@ -39256,7 +39251,7 @@
                   <w:szCs w:val="16"/>
                   <w:u w:val="single" w:color="2E75B6"/>
                 </w:rPr>
-                <w:t xml:space="preserve">Chemical Bonding (Flexbook)</w:t>
+                <w:t xml:space="preserve">Energy and Covalent Bond Formation Practice</w:t>
               </w:r>
             </w:hyperlink>
           </w:p>
@@ -39280,7 +39275,7 @@
               <w:spacing w:after="10" w:before="0"/>
               <w:ind w:left="120"/>
             </w:pPr>
-            <w:hyperlink w:history="1" r:id="rIduxk_q1mhzz_mjxywsdzv7">
+            <w:hyperlink w:history="1" r:id="rIdu3p22-qrvsqffvudnb1ny">
               <w:r>
                 <w:rPr>
                   <w:rFonts w:ascii="Arial" w:cs="Arial" w:eastAsia="Arial" w:hAnsi="Arial"/>
@@ -39475,7 +39470,7 @@
             <w:pPr>
               <w:spacing w:after="20" w:before="0"/>
             </w:pPr>
-            <w:hyperlink w:history="1" r:id="rId-wfk_-gbzqxnupoxma6es">
+            <w:hyperlink w:history="1" r:id="rId5j0eq45jlhnv1c1lnyqyn">
               <w:r>
                 <w:rPr>
                   <w:rFonts w:ascii="Arial" w:cs="Arial" w:eastAsia="Arial" w:hAnsi="Arial"/>
@@ -39484,7 +39479,7 @@
                   <w:szCs w:val="16"/>
                   <w:u w:val="single" w:color="2E75B6"/>
                 </w:rPr>
-                <w:t xml:space="preserve">Van der Waals Forces - Overview</w:t>
+                <w:t xml:space="preserve">Electronegativity and bonding</w:t>
               </w:r>
             </w:hyperlink>
           </w:p>
@@ -39500,7 +39495,7 @@
                 <w:sz w:val="14"/>
                 <w:szCs w:val="14"/>
               </w:rPr>
-              <w:t xml:space="preserve">Source: CK-12</w:t>
+              <w:t xml:space="preserve">Source: Khan Academy (English - US curriculum)</w:t>
             </w:r>
           </w:p>
           <w:p>
@@ -39508,7 +39503,7 @@
               <w:spacing w:after="10" w:before="0"/>
               <w:ind w:left="120"/>
             </w:pPr>
-            <w:hyperlink w:history="1" r:id="rIdieyypdalol3qtqsvrnf0o">
+            <w:hyperlink w:history="1" r:id="rId6hat-pdfwojw_wxmqif3m">
               <w:r>
                 <w:rPr>
                   <w:rFonts w:ascii="Arial" w:cs="Arial" w:eastAsia="Arial" w:hAnsi="Arial"/>
@@ -39546,14 +39541,14 @@
                 <w:sz w:val="16"/>
                 <w:szCs w:val="16"/>
               </w:rPr>
-              <w:t xml:space="preserve">📖 HTML:</w:t>
+              <w:t xml:space="preserve">📖 EXERCISE:</w:t>
             </w:r>
           </w:p>
           <w:p>
             <w:pPr>
               <w:spacing w:after="20" w:before="0"/>
             </w:pPr>
-            <w:hyperlink w:history="1" r:id="rIdomifmntq1fvphh6mvjc8a">
+            <w:hyperlink w:history="1" r:id="rIdpywnf5bpnd-hc6ldhycyz">
               <w:r>
                 <w:rPr>
                   <w:rFonts w:ascii="Arial" w:cs="Arial" w:eastAsia="Arial" w:hAnsi="Arial"/>
@@ -39562,7 +39557,7 @@
                   <w:szCs w:val="16"/>
                   <w:u w:val="single" w:color="2E75B6"/>
                 </w:rPr>
-                <w:t xml:space="preserve">Chemical Bonding (Flexbook)</w:t>
+                <w:t xml:space="preserve">Ionic Bonds and Ionic Compounds Practice</w:t>
               </w:r>
             </w:hyperlink>
           </w:p>
@@ -39586,7 +39581,7 @@
               <w:spacing w:after="10" w:before="0"/>
               <w:ind w:left="120"/>
             </w:pPr>
-            <w:hyperlink w:history="1" r:id="rIdkfypicdawwn_wofoymmyv">
+            <w:hyperlink w:history="1" r:id="rIdmpqqfuk9iq73kkmumnn7f">
               <w:r>
                 <w:rPr>
                   <w:rFonts w:ascii="Arial" w:cs="Arial" w:eastAsia="Arial" w:hAnsi="Arial"/>

--- a/data/outputs/v2/Chemistry/SS1.4_Chemical_Bonding/Chemistry_Chemical_Bonding_CBE_LessonSequence.docx
+++ b/data/outputs/v2/Chemistry/SS1.4_Chemical_Bonding/Chemistry_Chemical_Bonding_CBE_LessonSequence.docx
@@ -3513,7 +3513,7 @@
             <w:pPr>
               <w:spacing w:after="20" w:before="0"/>
             </w:pPr>
-            <w:hyperlink w:history="1" r:id="rIdm_p7w2hqt6y5da2qcdsq6">
+            <w:hyperlink w:history="1" r:id="rId_wyrkxarzewuy6gs3wxxd">
               <w:r>
                 <w:rPr>
                   <w:rFonts w:ascii="Arial" w:cs="Arial" w:eastAsia="Arial" w:hAnsi="Arial"/>
@@ -3546,7 +3546,7 @@
               <w:spacing w:after="10" w:before="0"/>
               <w:ind w:left="120"/>
             </w:pPr>
-            <w:hyperlink w:history="1" r:id="rIdmia28fmpvaiav8rpz4_o3">
+            <w:hyperlink w:history="1" r:id="rIdvz7pjxgua31kcwtypaj1m">
               <w:r>
                 <w:rPr>
                   <w:rFonts w:ascii="Arial" w:cs="Arial" w:eastAsia="Arial" w:hAnsi="Arial"/>
@@ -3591,7 +3591,7 @@
             <w:pPr>
               <w:spacing w:after="20" w:before="0"/>
             </w:pPr>
-            <w:hyperlink w:history="1" r:id="rId0oaaxd2choajopu0i4oxa">
+            <w:hyperlink w:history="1" r:id="rIdifqpkscnq4pwbkrjwhilq">
               <w:r>
                 <w:rPr>
                   <w:rFonts w:ascii="Arial" w:cs="Arial" w:eastAsia="Arial" w:hAnsi="Arial"/>
@@ -3624,7 +3624,7 @@
               <w:spacing w:after="10" w:before="0"/>
               <w:ind w:left="120"/>
             </w:pPr>
-            <w:hyperlink w:history="1" r:id="rIdgvq9-9wz72qb7fahgnpyq">
+            <w:hyperlink w:history="1" r:id="rIdssluwm0q4imq3pq4ydzzt">
               <w:r>
                 <w:rPr>
                   <w:rFonts w:ascii="Arial" w:cs="Arial" w:eastAsia="Arial" w:hAnsi="Arial"/>
@@ -3819,7 +3819,7 @@
             <w:pPr>
               <w:spacing w:after="20" w:before="0"/>
             </w:pPr>
-            <w:hyperlink w:history="1" r:id="rIduipflwwmikui0acm10pmz">
+            <w:hyperlink w:history="1" r:id="rIdss83ghhu8iyn-4cotenzi">
               <w:r>
                 <w:rPr>
                   <w:rFonts w:ascii="Arial" w:cs="Arial" w:eastAsia="Arial" w:hAnsi="Arial"/>
@@ -3852,7 +3852,7 @@
               <w:spacing w:after="10" w:before="0"/>
               <w:ind w:left="120"/>
             </w:pPr>
-            <w:hyperlink w:history="1" r:id="rIdktxt3d_omujr_kz2bo2cd">
+            <w:hyperlink w:history="1" r:id="rIdobunjyflsfgrynqqbjrqd">
               <w:r>
                 <w:rPr>
                   <w:rFonts w:ascii="Arial" w:cs="Arial" w:eastAsia="Arial" w:hAnsi="Arial"/>
@@ -3897,7 +3897,7 @@
             <w:pPr>
               <w:spacing w:after="20" w:before="0"/>
             </w:pPr>
-            <w:hyperlink w:history="1" r:id="rId_8mfvzqmdykj8u3hk1pqt">
+            <w:hyperlink w:history="1" r:id="rId2eiij0dsxye-ruacxri8m">
               <w:r>
                 <w:rPr>
                   <w:rFonts w:ascii="Arial" w:cs="Arial" w:eastAsia="Arial" w:hAnsi="Arial"/>
@@ -3930,7 +3930,7 @@
               <w:spacing w:after="10" w:before="0"/>
               <w:ind w:left="120"/>
             </w:pPr>
-            <w:hyperlink w:history="1" r:id="rIdchrgvd8ri9_3ykmj3cnyg">
+            <w:hyperlink w:history="1" r:id="rIdyms8buazjls5tvpfjby0i">
               <w:r>
                 <w:rPr>
                   <w:rFonts w:ascii="Arial" w:cs="Arial" w:eastAsia="Arial" w:hAnsi="Arial"/>
@@ -4125,7 +4125,7 @@
             <w:pPr>
               <w:spacing w:after="20" w:before="0"/>
             </w:pPr>
-            <w:hyperlink w:history="1" r:id="rIdqwbzre2mtu8oysvrtp_rj">
+            <w:hyperlink w:history="1" r:id="rIdzslsr73be3pnfar3zzf-m">
               <w:r>
                 <w:rPr>
                   <w:rFonts w:ascii="Arial" w:cs="Arial" w:eastAsia="Arial" w:hAnsi="Arial"/>
@@ -4158,7 +4158,7 @@
               <w:spacing w:after="10" w:before="0"/>
               <w:ind w:left="120"/>
             </w:pPr>
-            <w:hyperlink w:history="1" r:id="rIdc0mea-ufz7kxz06iiievy">
+            <w:hyperlink w:history="1" r:id="rIdbsj6hsskrdze2s9ok1vsn">
               <w:r>
                 <w:rPr>
                   <w:rFonts w:ascii="Arial" w:cs="Arial" w:eastAsia="Arial" w:hAnsi="Arial"/>
@@ -4203,7 +4203,7 @@
             <w:pPr>
               <w:spacing w:after="20" w:before="0"/>
             </w:pPr>
-            <w:hyperlink w:history="1" r:id="rIdactwt4rjsmuuz1rx0t5h2">
+            <w:hyperlink w:history="1" r:id="rId1lvby6ruls3hpcg7sjg3e">
               <w:r>
                 <w:rPr>
                   <w:rFonts w:ascii="Arial" w:cs="Arial" w:eastAsia="Arial" w:hAnsi="Arial"/>
@@ -4236,7 +4236,7 @@
               <w:spacing w:after="10" w:before="0"/>
               <w:ind w:left="120"/>
             </w:pPr>
-            <w:hyperlink w:history="1" r:id="rIdusbv4ujbup8nquaaiy4eg">
+            <w:hyperlink w:history="1" r:id="rIdkl560hiepcqgygansixiz">
               <w:r>
                 <w:rPr>
                   <w:rFonts w:ascii="Arial" w:cs="Arial" w:eastAsia="Arial" w:hAnsi="Arial"/>
@@ -4431,7 +4431,7 @@
             <w:pPr>
               <w:spacing w:after="20" w:before="0"/>
             </w:pPr>
-            <w:hyperlink w:history="1" r:id="rIdnm578mkjwcinucllypsj3">
+            <w:hyperlink w:history="1" r:id="rId57g1c9i1rloo4puduhyip">
               <w:r>
                 <w:rPr>
                   <w:rFonts w:ascii="Arial" w:cs="Arial" w:eastAsia="Arial" w:hAnsi="Arial"/>
@@ -4464,7 +4464,7 @@
               <w:spacing w:after="10" w:before="0"/>
               <w:ind w:left="120"/>
             </w:pPr>
-            <w:hyperlink w:history="1" r:id="rIdot-css18jbkhnpxqe-u7q">
+            <w:hyperlink w:history="1" r:id="rIdyxnvh5on97rozols3p7rb">
               <w:r>
                 <w:rPr>
                   <w:rFonts w:ascii="Arial" w:cs="Arial" w:eastAsia="Arial" w:hAnsi="Arial"/>
@@ -4509,7 +4509,7 @@
             <w:pPr>
               <w:spacing w:after="20" w:before="0"/>
             </w:pPr>
-            <w:hyperlink w:history="1" r:id="rIdpb2b4tphsmfsevk7vjfra">
+            <w:hyperlink w:history="1" r:id="rIdzslxq781a2kooh3mugko9">
               <w:r>
                 <w:rPr>
                   <w:rFonts w:ascii="Arial" w:cs="Arial" w:eastAsia="Arial" w:hAnsi="Arial"/>
@@ -4542,7 +4542,7 @@
               <w:spacing w:after="10" w:before="0"/>
               <w:ind w:left="120"/>
             </w:pPr>
-            <w:hyperlink w:history="1" r:id="rIdhwpd5bkus7m4pgrewx1vf">
+            <w:hyperlink w:history="1" r:id="rIdqmvaf7zqcpuleojacuwzn">
               <w:r>
                 <w:rPr>
                   <w:rFonts w:ascii="Arial" w:cs="Arial" w:eastAsia="Arial" w:hAnsi="Arial"/>
@@ -4737,7 +4737,7 @@
             <w:pPr>
               <w:spacing w:after="20" w:before="0"/>
             </w:pPr>
-            <w:hyperlink w:history="1" r:id="rId7wctdhv_eysktxjlgu7fo">
+            <w:hyperlink w:history="1" r:id="rIdkcexvkfngfxwruyif51zu">
               <w:r>
                 <w:rPr>
                   <w:rFonts w:ascii="Arial" w:cs="Arial" w:eastAsia="Arial" w:hAnsi="Arial"/>
@@ -4770,7 +4770,7 @@
               <w:spacing w:after="10" w:before="0"/>
               <w:ind w:left="120"/>
             </w:pPr>
-            <w:hyperlink w:history="1" r:id="rIdiclurasakburwsoxlpsxx">
+            <w:hyperlink w:history="1" r:id="rIdajoefttpsdwbnss6ax5g-">
               <w:r>
                 <w:rPr>
                   <w:rFonts w:ascii="Arial" w:cs="Arial" w:eastAsia="Arial" w:hAnsi="Arial"/>
@@ -4815,7 +4815,7 @@
             <w:pPr>
               <w:spacing w:after="20" w:before="0"/>
             </w:pPr>
-            <w:hyperlink w:history="1" r:id="rIds7imntazstyl9yrnwnzgq">
+            <w:hyperlink w:history="1" r:id="rIdxovdrji5drqgpmsozanpj">
               <w:r>
                 <w:rPr>
                   <w:rFonts w:ascii="Arial" w:cs="Arial" w:eastAsia="Arial" w:hAnsi="Arial"/>
@@ -4848,7 +4848,7 @@
               <w:spacing w:after="10" w:before="0"/>
               <w:ind w:left="120"/>
             </w:pPr>
-            <w:hyperlink w:history="1" r:id="rIdv4lgsqoz1sarb5cjhdjk6">
+            <w:hyperlink w:history="1" r:id="rId5mgjvgsjghkfn7wbwf5sp">
               <w:r>
                 <w:rPr>
                   <w:rFonts w:ascii="Arial" w:cs="Arial" w:eastAsia="Arial" w:hAnsi="Arial"/>
@@ -6430,7 +6430,7 @@
             <w:pPr>
               <w:spacing w:after="20" w:before="0"/>
             </w:pPr>
-            <w:hyperlink w:history="1" r:id="rIdzlyfcz3q6t4dxs69vzj47">
+            <w:hyperlink w:history="1" r:id="rIdudnrmhn1wxzldxqc-ierj">
               <w:r>
                 <w:rPr>
                   <w:rFonts w:ascii="Arial" w:cs="Arial" w:eastAsia="Arial" w:hAnsi="Arial"/>
@@ -6463,7 +6463,7 @@
               <w:spacing w:after="10" w:before="0"/>
               <w:ind w:left="120"/>
             </w:pPr>
-            <w:hyperlink w:history="1" r:id="rId-iwdeby1sepw2v8gp49d9">
+            <w:hyperlink w:history="1" r:id="rIdlufvbof_i0ad9mgjqllyi">
               <w:r>
                 <w:rPr>
                   <w:rFonts w:ascii="Arial" w:cs="Arial" w:eastAsia="Arial" w:hAnsi="Arial"/>
@@ -6508,7 +6508,7 @@
             <w:pPr>
               <w:spacing w:after="20" w:before="0"/>
             </w:pPr>
-            <w:hyperlink w:history="1" r:id="rId4ygfazw9ozbxlq0p77iig">
+            <w:hyperlink w:history="1" r:id="rId2uwb4p3uk7lhrq9qgoiwv">
               <w:r>
                 <w:rPr>
                   <w:rFonts w:ascii="Arial" w:cs="Arial" w:eastAsia="Arial" w:hAnsi="Arial"/>
@@ -6541,7 +6541,7 @@
               <w:spacing w:after="10" w:before="0"/>
               <w:ind w:left="120"/>
             </w:pPr>
-            <w:hyperlink w:history="1" r:id="rIdvyuxqvjk9es6lkoj-yaxg">
+            <w:hyperlink w:history="1" r:id="rIdjqkaziuqlzpkksjclvbg7">
               <w:r>
                 <w:rPr>
                   <w:rFonts w:ascii="Arial" w:cs="Arial" w:eastAsia="Arial" w:hAnsi="Arial"/>
@@ -6736,7 +6736,7 @@
             <w:pPr>
               <w:spacing w:after="20" w:before="0"/>
             </w:pPr>
-            <w:hyperlink w:history="1" r:id="rIdjma2nljda_j2hvjcw8rut">
+            <w:hyperlink w:history="1" r:id="rIdvhtnry5hfn7c9vb8eazko">
               <w:r>
                 <w:rPr>
                   <w:rFonts w:ascii="Arial" w:cs="Arial" w:eastAsia="Arial" w:hAnsi="Arial"/>
@@ -6769,7 +6769,7 @@
               <w:spacing w:after="10" w:before="0"/>
               <w:ind w:left="120"/>
             </w:pPr>
-            <w:hyperlink w:history="1" r:id="rIdrenabf1aumzbsxgwulkfj">
+            <w:hyperlink w:history="1" r:id="rIdgd5nuch7ng2psx-guknom">
               <w:r>
                 <w:rPr>
                   <w:rFonts w:ascii="Arial" w:cs="Arial" w:eastAsia="Arial" w:hAnsi="Arial"/>
@@ -6814,7 +6814,7 @@
             <w:pPr>
               <w:spacing w:after="20" w:before="0"/>
             </w:pPr>
-            <w:hyperlink w:history="1" r:id="rIdwnsdtmcbhubtlge1wpqe8">
+            <w:hyperlink w:history="1" r:id="rIdncsel96marryb4rzoxktb">
               <w:r>
                 <w:rPr>
                   <w:rFonts w:ascii="Arial" w:cs="Arial" w:eastAsia="Arial" w:hAnsi="Arial"/>
@@ -6847,7 +6847,7 @@
               <w:spacing w:after="10" w:before="0"/>
               <w:ind w:left="120"/>
             </w:pPr>
-            <w:hyperlink w:history="1" r:id="rIdlesvarxgybmbvoehs4sf5">
+            <w:hyperlink w:history="1" r:id="rIdrttga3sj8kpbevabpzrdp">
               <w:r>
                 <w:rPr>
                   <w:rFonts w:ascii="Arial" w:cs="Arial" w:eastAsia="Arial" w:hAnsi="Arial"/>
@@ -7042,7 +7042,7 @@
             <w:pPr>
               <w:spacing w:after="20" w:before="0"/>
             </w:pPr>
-            <w:hyperlink w:history="1" r:id="rIdxrfou1lg-kxef_nprer0n">
+            <w:hyperlink w:history="1" r:id="rIdvjgpe2iexxbr_hcbnjm9v">
               <w:r>
                 <w:rPr>
                   <w:rFonts w:ascii="Arial" w:cs="Arial" w:eastAsia="Arial" w:hAnsi="Arial"/>
@@ -7075,7 +7075,7 @@
               <w:spacing w:after="10" w:before="0"/>
               <w:ind w:left="120"/>
             </w:pPr>
-            <w:hyperlink w:history="1" r:id="rIdco-og7xq3xitjegadgh5m">
+            <w:hyperlink w:history="1" r:id="rId9b0yvstsl-tqx4bwwbdbg">
               <w:r>
                 <w:rPr>
                   <w:rFonts w:ascii="Arial" w:cs="Arial" w:eastAsia="Arial" w:hAnsi="Arial"/>
@@ -7120,7 +7120,7 @@
             <w:pPr>
               <w:spacing w:after="20" w:before="0"/>
             </w:pPr>
-            <w:hyperlink w:history="1" r:id="rIdkxio8rjzd5e-ziptuimsd">
+            <w:hyperlink w:history="1" r:id="rIdzwt1kr8mvq1ueoh2p0kui">
               <w:r>
                 <w:rPr>
                   <w:rFonts w:ascii="Arial" w:cs="Arial" w:eastAsia="Arial" w:hAnsi="Arial"/>
@@ -7153,7 +7153,7 @@
               <w:spacing w:after="10" w:before="0"/>
               <w:ind w:left="120"/>
             </w:pPr>
-            <w:hyperlink w:history="1" r:id="rIdkysrg3mtiqwdsj7hs1yl4">
+            <w:hyperlink w:history="1" r:id="rIdl2ocko8wtqbuqm_u5nh5w">
               <w:r>
                 <w:rPr>
                   <w:rFonts w:ascii="Arial" w:cs="Arial" w:eastAsia="Arial" w:hAnsi="Arial"/>
@@ -7348,7 +7348,7 @@
             <w:pPr>
               <w:spacing w:after="20" w:before="0"/>
             </w:pPr>
-            <w:hyperlink w:history="1" r:id="rIdvaeialku36j3rvrmfjn66">
+            <w:hyperlink w:history="1" r:id="rIdmg-hgr_sete_e-fazpjtm">
               <w:r>
                 <w:rPr>
                   <w:rFonts w:ascii="Arial" w:cs="Arial" w:eastAsia="Arial" w:hAnsi="Arial"/>
@@ -7381,7 +7381,7 @@
               <w:spacing w:after="10" w:before="0"/>
               <w:ind w:left="120"/>
             </w:pPr>
-            <w:hyperlink w:history="1" r:id="rIdxpkxb5zxeg8wyotwmmlt5">
+            <w:hyperlink w:history="1" r:id="rIdnqckqlppe-onr6scxthdw">
               <w:r>
                 <w:rPr>
                   <w:rFonts w:ascii="Arial" w:cs="Arial" w:eastAsia="Arial" w:hAnsi="Arial"/>
@@ -7426,7 +7426,7 @@
             <w:pPr>
               <w:spacing w:after="20" w:before="0"/>
             </w:pPr>
-            <w:hyperlink w:history="1" r:id="rIdoe-enqynqawavqhp--vgd">
+            <w:hyperlink w:history="1" r:id="rIdrhedeicmix9ruebqymtck">
               <w:r>
                 <w:rPr>
                   <w:rFonts w:ascii="Arial" w:cs="Arial" w:eastAsia="Arial" w:hAnsi="Arial"/>
@@ -7459,7 +7459,7 @@
               <w:spacing w:after="10" w:before="0"/>
               <w:ind w:left="120"/>
             </w:pPr>
-            <w:hyperlink w:history="1" r:id="rIdsww64dxmor24-tlqd42uz">
+            <w:hyperlink w:history="1" r:id="rId3xb4wafjp0-nedj6cj7vk">
               <w:r>
                 <w:rPr>
                   <w:rFonts w:ascii="Arial" w:cs="Arial" w:eastAsia="Arial" w:hAnsi="Arial"/>
@@ -7654,7 +7654,7 @@
             <w:pPr>
               <w:spacing w:after="20" w:before="0"/>
             </w:pPr>
-            <w:hyperlink w:history="1" r:id="rId6i8akqnul1_pvbj-guum5">
+            <w:hyperlink w:history="1" r:id="rId7ifb-cjsyywnrkg30svxz">
               <w:r>
                 <w:rPr>
                   <w:rFonts w:ascii="Arial" w:cs="Arial" w:eastAsia="Arial" w:hAnsi="Arial"/>
@@ -7687,7 +7687,7 @@
               <w:spacing w:after="10" w:before="0"/>
               <w:ind w:left="120"/>
             </w:pPr>
-            <w:hyperlink w:history="1" r:id="rIdplqmjwehk_emsrinmfbsm">
+            <w:hyperlink w:history="1" r:id="rIdfgiycy--gaoihwlx0u46p">
               <w:r>
                 <w:rPr>
                   <w:rFonts w:ascii="Arial" w:cs="Arial" w:eastAsia="Arial" w:hAnsi="Arial"/>
@@ -7732,7 +7732,7 @@
             <w:pPr>
               <w:spacing w:after="20" w:before="0"/>
             </w:pPr>
-            <w:hyperlink w:history="1" r:id="rIdzpx9zm0nj9dy16bmz0oex">
+            <w:hyperlink w:history="1" r:id="rIdthygptdgrg1k8t7opur7p">
               <w:r>
                 <w:rPr>
                   <w:rFonts w:ascii="Arial" w:cs="Arial" w:eastAsia="Arial" w:hAnsi="Arial"/>
@@ -7765,7 +7765,7 @@
               <w:spacing w:after="10" w:before="0"/>
               <w:ind w:left="120"/>
             </w:pPr>
-            <w:hyperlink w:history="1" r:id="rId8sz3xhaxa5hz2c7jy6nyb">
+            <w:hyperlink w:history="1" r:id="rIdhokbcnx0zuk-8r2edridu">
               <w:r>
                 <w:rPr>
                   <w:rFonts w:ascii="Arial" w:cs="Arial" w:eastAsia="Arial" w:hAnsi="Arial"/>
@@ -9347,7 +9347,7 @@
             <w:pPr>
               <w:spacing w:after="20" w:before="0"/>
             </w:pPr>
-            <w:hyperlink w:history="1" r:id="rIdzd4izgd0ahojavpr16bkp">
+            <w:hyperlink w:history="1" r:id="rIdhk4d8ahrcksbigiy8mikn">
               <w:r>
                 <w:rPr>
                   <w:rFonts w:ascii="Arial" w:cs="Arial" w:eastAsia="Arial" w:hAnsi="Arial"/>
@@ -9380,7 +9380,7 @@
               <w:spacing w:after="10" w:before="0"/>
               <w:ind w:left="120"/>
             </w:pPr>
-            <w:hyperlink w:history="1" r:id="rIddprhp6t98warc-elldtvq">
+            <w:hyperlink w:history="1" r:id="rIdsxjyd_oop7yl-7khro_ay">
               <w:r>
                 <w:rPr>
                   <w:rFonts w:ascii="Arial" w:cs="Arial" w:eastAsia="Arial" w:hAnsi="Arial"/>
@@ -9425,7 +9425,7 @@
             <w:pPr>
               <w:spacing w:after="20" w:before="0"/>
             </w:pPr>
-            <w:hyperlink w:history="1" r:id="rIddrrp3ue3c97jg6ubcuup3">
+            <w:hyperlink w:history="1" r:id="rId1ce8fovxjz9d77-jjcrq_">
               <w:r>
                 <w:rPr>
                   <w:rFonts w:ascii="Arial" w:cs="Arial" w:eastAsia="Arial" w:hAnsi="Arial"/>
@@ -9458,7 +9458,7 @@
               <w:spacing w:after="10" w:before="0"/>
               <w:ind w:left="120"/>
             </w:pPr>
-            <w:hyperlink w:history="1" r:id="rIddmhvpjr5n6287uu1zzyqa">
+            <w:hyperlink w:history="1" r:id="rIdqqa6p_loatrxy3bq9s7do">
               <w:r>
                 <w:rPr>
                   <w:rFonts w:ascii="Arial" w:cs="Arial" w:eastAsia="Arial" w:hAnsi="Arial"/>
@@ -9653,7 +9653,7 @@
             <w:pPr>
               <w:spacing w:after="20" w:before="0"/>
             </w:pPr>
-            <w:hyperlink w:history="1" r:id="rId9uknguqe5fip3xgab2nqi">
+            <w:hyperlink w:history="1" r:id="rIdlocqzv5hanu5sja0mofjp">
               <w:r>
                 <w:rPr>
                   <w:rFonts w:ascii="Arial" w:cs="Arial" w:eastAsia="Arial" w:hAnsi="Arial"/>
@@ -9686,7 +9686,7 @@
               <w:spacing w:after="10" w:before="0"/>
               <w:ind w:left="120"/>
             </w:pPr>
-            <w:hyperlink w:history="1" r:id="rIdekys1lu7cxbtnnu8f3bmx">
+            <w:hyperlink w:history="1" r:id="rIdigqq1hql0dz-w8sqyn7up">
               <w:r>
                 <w:rPr>
                   <w:rFonts w:ascii="Arial" w:cs="Arial" w:eastAsia="Arial" w:hAnsi="Arial"/>
@@ -9731,7 +9731,7 @@
             <w:pPr>
               <w:spacing w:after="20" w:before="0"/>
             </w:pPr>
-            <w:hyperlink w:history="1" r:id="rId8mcatstzve_gu_oxzijyl">
+            <w:hyperlink w:history="1" r:id="rIdars_yhzz9phb0rt9sn7ml">
               <w:r>
                 <w:rPr>
                   <w:rFonts w:ascii="Arial" w:cs="Arial" w:eastAsia="Arial" w:hAnsi="Arial"/>
@@ -9764,7 +9764,7 @@
               <w:spacing w:after="10" w:before="0"/>
               <w:ind w:left="120"/>
             </w:pPr>
-            <w:hyperlink w:history="1" r:id="rIdyddqpzyie4bjohsqucxqm">
+            <w:hyperlink w:history="1" r:id="rId3e_rwrxe21dyxplmn7i7_">
               <w:r>
                 <w:rPr>
                   <w:rFonts w:ascii="Arial" w:cs="Arial" w:eastAsia="Arial" w:hAnsi="Arial"/>
@@ -9959,7 +9959,7 @@
             <w:pPr>
               <w:spacing w:after="20" w:before="0"/>
             </w:pPr>
-            <w:hyperlink w:history="1" r:id="rId9wnygq6ky7j1qsj5s7rph">
+            <w:hyperlink w:history="1" r:id="rIdq1swqq0icdk65kyoc-hey">
               <w:r>
                 <w:rPr>
                   <w:rFonts w:ascii="Arial" w:cs="Arial" w:eastAsia="Arial" w:hAnsi="Arial"/>
@@ -9992,7 +9992,7 @@
               <w:spacing w:after="10" w:before="0"/>
               <w:ind w:left="120"/>
             </w:pPr>
-            <w:hyperlink w:history="1" r:id="rIdmaexk3a6q-kogcjevnvrt">
+            <w:hyperlink w:history="1" r:id="rIdypd6cw7q7x6vk72dshalj">
               <w:r>
                 <w:rPr>
                   <w:rFonts w:ascii="Arial" w:cs="Arial" w:eastAsia="Arial" w:hAnsi="Arial"/>
@@ -10037,7 +10037,7 @@
             <w:pPr>
               <w:spacing w:after="20" w:before="0"/>
             </w:pPr>
-            <w:hyperlink w:history="1" r:id="rIdii2eempzvcp5wqs1ka7l2">
+            <w:hyperlink w:history="1" r:id="rIdeljqebp40lu0enfv0qawx">
               <w:r>
                 <w:rPr>
                   <w:rFonts w:ascii="Arial" w:cs="Arial" w:eastAsia="Arial" w:hAnsi="Arial"/>
@@ -10070,7 +10070,7 @@
               <w:spacing w:after="10" w:before="0"/>
               <w:ind w:left="120"/>
             </w:pPr>
-            <w:hyperlink w:history="1" r:id="rIdaykefndyuzwgo3jfphbvn">
+            <w:hyperlink w:history="1" r:id="rIdulppodpaanas8-i2-tda9">
               <w:r>
                 <w:rPr>
                   <w:rFonts w:ascii="Arial" w:cs="Arial" w:eastAsia="Arial" w:hAnsi="Arial"/>
@@ -10265,7 +10265,7 @@
             <w:pPr>
               <w:spacing w:after="20" w:before="0"/>
             </w:pPr>
-            <w:hyperlink w:history="1" r:id="rId41gd7hjuapbtxyrtfsgjk">
+            <w:hyperlink w:history="1" r:id="rIdhye2a3phovhb8wyxiwzza">
               <w:r>
                 <w:rPr>
                   <w:rFonts w:ascii="Arial" w:cs="Arial" w:eastAsia="Arial" w:hAnsi="Arial"/>
@@ -10298,7 +10298,7 @@
               <w:spacing w:after="10" w:before="0"/>
               <w:ind w:left="120"/>
             </w:pPr>
-            <w:hyperlink w:history="1" r:id="rIdmhpe1cn47tnfjgvprjmfo">
+            <w:hyperlink w:history="1" r:id="rIdgyku6uyldbtjhlvlgumqy">
               <w:r>
                 <w:rPr>
                   <w:rFonts w:ascii="Arial" w:cs="Arial" w:eastAsia="Arial" w:hAnsi="Arial"/>
@@ -10343,7 +10343,7 @@
             <w:pPr>
               <w:spacing w:after="20" w:before="0"/>
             </w:pPr>
-            <w:hyperlink w:history="1" r:id="rId5er_8qc0dk0pfasll3duc">
+            <w:hyperlink w:history="1" r:id="rIdu2k1bocn9yi4oy0mbwrwz">
               <w:r>
                 <w:rPr>
                   <w:rFonts w:ascii="Arial" w:cs="Arial" w:eastAsia="Arial" w:hAnsi="Arial"/>
@@ -10376,7 +10376,7 @@
               <w:spacing w:after="10" w:before="0"/>
               <w:ind w:left="120"/>
             </w:pPr>
-            <w:hyperlink w:history="1" r:id="rIdpvvra62jhliprvcrajz8z">
+            <w:hyperlink w:history="1" r:id="rIdcbizygc1eaihffxjwyaal">
               <w:r>
                 <w:rPr>
                   <w:rFonts w:ascii="Arial" w:cs="Arial" w:eastAsia="Arial" w:hAnsi="Arial"/>
@@ -10571,7 +10571,7 @@
             <w:pPr>
               <w:spacing w:after="20" w:before="0"/>
             </w:pPr>
-            <w:hyperlink w:history="1" r:id="rIddtf0y-dqkcb7yny91-fjf">
+            <w:hyperlink w:history="1" r:id="rIdighb1oszo4hwwzcjj_s7h">
               <w:r>
                 <w:rPr>
                   <w:rFonts w:ascii="Arial" w:cs="Arial" w:eastAsia="Arial" w:hAnsi="Arial"/>
@@ -10604,7 +10604,7 @@
               <w:spacing w:after="10" w:before="0"/>
               <w:ind w:left="120"/>
             </w:pPr>
-            <w:hyperlink w:history="1" r:id="rIdlv-hzbom35ppmevxl7i73">
+            <w:hyperlink w:history="1" r:id="rIdm9umefgsroxvrsyqpst-k">
               <w:r>
                 <w:rPr>
                   <w:rFonts w:ascii="Arial" w:cs="Arial" w:eastAsia="Arial" w:hAnsi="Arial"/>
@@ -10649,7 +10649,7 @@
             <w:pPr>
               <w:spacing w:after="20" w:before="0"/>
             </w:pPr>
-            <w:hyperlink w:history="1" r:id="rId1jrryw1pur29jge7fgvsl">
+            <w:hyperlink w:history="1" r:id="rIdemx28d9q0qcy_mmryufvw">
               <w:r>
                 <w:rPr>
                   <w:rFonts w:ascii="Arial" w:cs="Arial" w:eastAsia="Arial" w:hAnsi="Arial"/>
@@ -10682,7 +10682,7 @@
               <w:spacing w:after="10" w:before="0"/>
               <w:ind w:left="120"/>
             </w:pPr>
-            <w:hyperlink w:history="1" r:id="rIdu8far2nkmzdzycovimfrc">
+            <w:hyperlink w:history="1" r:id="rIdkr7cazlzqhofolzaa8edf">
               <w:r>
                 <w:rPr>
                   <w:rFonts w:ascii="Arial" w:cs="Arial" w:eastAsia="Arial" w:hAnsi="Arial"/>
@@ -12283,7 +12283,7 @@
             <w:pPr>
               <w:spacing w:after="20" w:before="0"/>
             </w:pPr>
-            <w:hyperlink w:history="1" r:id="rIdovq0cjsjvi2itvor0915j">
+            <w:hyperlink w:history="1" r:id="rIdh_1iifn6wryedte1ixyk_">
               <w:r>
                 <w:rPr>
                   <w:rFonts w:ascii="Arial" w:cs="Arial" w:eastAsia="Arial" w:hAnsi="Arial"/>
@@ -12316,7 +12316,7 @@
               <w:spacing w:after="10" w:before="0"/>
               <w:ind w:left="120"/>
             </w:pPr>
-            <w:hyperlink w:history="1" r:id="rIdv9hv1enndmpbqwzufhtle">
+            <w:hyperlink w:history="1" r:id="rIdmtt-7o6cwnk2hg7bznlwa">
               <w:r>
                 <w:rPr>
                   <w:rFonts w:ascii="Arial" w:cs="Arial" w:eastAsia="Arial" w:hAnsi="Arial"/>
@@ -12361,7 +12361,7 @@
             <w:pPr>
               <w:spacing w:after="20" w:before="0"/>
             </w:pPr>
-            <w:hyperlink w:history="1" r:id="rIdljbvzq6ckfg1umtfnkskk">
+            <w:hyperlink w:history="1" r:id="rIdqst5xq_xy4hzrvjql1o2p">
               <w:r>
                 <w:rPr>
                   <w:rFonts w:ascii="Arial" w:cs="Arial" w:eastAsia="Arial" w:hAnsi="Arial"/>
@@ -12394,7 +12394,7 @@
               <w:spacing w:after="10" w:before="0"/>
               <w:ind w:left="120"/>
             </w:pPr>
-            <w:hyperlink w:history="1" r:id="rIdkeioq2vrs48ka_mxgkgyi">
+            <w:hyperlink w:history="1" r:id="rIdgy_ckc1s5qsp4r1xg3j6k">
               <w:r>
                 <w:rPr>
                   <w:rFonts w:ascii="Arial" w:cs="Arial" w:eastAsia="Arial" w:hAnsi="Arial"/>
@@ -12589,7 +12589,7 @@
             <w:pPr>
               <w:spacing w:after="20" w:before="0"/>
             </w:pPr>
-            <w:hyperlink w:history="1" r:id="rIdovs2ou1fefz-vx82ph_qw">
+            <w:hyperlink w:history="1" r:id="rId5jnax2qubfshuywnqlpwd">
               <w:r>
                 <w:rPr>
                   <w:rFonts w:ascii="Arial" w:cs="Arial" w:eastAsia="Arial" w:hAnsi="Arial"/>
@@ -12622,7 +12622,7 @@
               <w:spacing w:after="10" w:before="0"/>
               <w:ind w:left="120"/>
             </w:pPr>
-            <w:hyperlink w:history="1" r:id="rIdqfatcowiqumwabhm12oyl">
+            <w:hyperlink w:history="1" r:id="rIdd1hgkzhlcwvtttii1p3ng">
               <w:r>
                 <w:rPr>
                   <w:rFonts w:ascii="Arial" w:cs="Arial" w:eastAsia="Arial" w:hAnsi="Arial"/>
@@ -12667,7 +12667,7 @@
             <w:pPr>
               <w:spacing w:after="20" w:before="0"/>
             </w:pPr>
-            <w:hyperlink w:history="1" r:id="rId_fkdaepkqlepg7fpc9wot">
+            <w:hyperlink w:history="1" r:id="rIdky7ovhuw8b8bkb7hnmehm">
               <w:r>
                 <w:rPr>
                   <w:rFonts w:ascii="Arial" w:cs="Arial" w:eastAsia="Arial" w:hAnsi="Arial"/>
@@ -12700,7 +12700,7 @@
               <w:spacing w:after="10" w:before="0"/>
               <w:ind w:left="120"/>
             </w:pPr>
-            <w:hyperlink w:history="1" r:id="rIdirpclpwujsahydzrlzjam">
+            <w:hyperlink w:history="1" r:id="rIdnrmxbmia3_02h3odjzvlk">
               <w:r>
                 <w:rPr>
                   <w:rFonts w:ascii="Arial" w:cs="Arial" w:eastAsia="Arial" w:hAnsi="Arial"/>
@@ -12895,7 +12895,7 @@
             <w:pPr>
               <w:spacing w:after="20" w:before="0"/>
             </w:pPr>
-            <w:hyperlink w:history="1" r:id="rIdnfahmuou_socasluoheh1">
+            <w:hyperlink w:history="1" r:id="rIdfdckvn9w2lyaev2zkqsgt">
               <w:r>
                 <w:rPr>
                   <w:rFonts w:ascii="Arial" w:cs="Arial" w:eastAsia="Arial" w:hAnsi="Arial"/>
@@ -12928,7 +12928,7 @@
               <w:spacing w:after="10" w:before="0"/>
               <w:ind w:left="120"/>
             </w:pPr>
-            <w:hyperlink w:history="1" r:id="rIdlaydiszj8xan4cpix8f3s">
+            <w:hyperlink w:history="1" r:id="rIdbq9jodlebt2k5dh77onlv">
               <w:r>
                 <w:rPr>
                   <w:rFonts w:ascii="Arial" w:cs="Arial" w:eastAsia="Arial" w:hAnsi="Arial"/>
@@ -12973,7 +12973,7 @@
             <w:pPr>
               <w:spacing w:after="20" w:before="0"/>
             </w:pPr>
-            <w:hyperlink w:history="1" r:id="rIdrfizmp-3kxqhxt4ls-cg-">
+            <w:hyperlink w:history="1" r:id="rIdu5tklbkhxjq7meoszkjld">
               <w:r>
                 <w:rPr>
                   <w:rFonts w:ascii="Arial" w:cs="Arial" w:eastAsia="Arial" w:hAnsi="Arial"/>
@@ -13006,7 +13006,7 @@
               <w:spacing w:after="10" w:before="0"/>
               <w:ind w:left="120"/>
             </w:pPr>
-            <w:hyperlink w:history="1" r:id="rIdokj9jm4tv8x5kli54tl_g">
+            <w:hyperlink w:history="1" r:id="rIdvc3giyf-fqrr6okvyn-_k">
               <w:r>
                 <w:rPr>
                   <w:rFonts w:ascii="Arial" w:cs="Arial" w:eastAsia="Arial" w:hAnsi="Arial"/>
@@ -13201,7 +13201,7 @@
             <w:pPr>
               <w:spacing w:after="20" w:before="0"/>
             </w:pPr>
-            <w:hyperlink w:history="1" r:id="rId3yvzfi0hboi2otccjcmlm">
+            <w:hyperlink w:history="1" r:id="rIdz621ec2zogs6ba7dszh6p">
               <w:r>
                 <w:rPr>
                   <w:rFonts w:ascii="Arial" w:cs="Arial" w:eastAsia="Arial" w:hAnsi="Arial"/>
@@ -13234,7 +13234,7 @@
               <w:spacing w:after="10" w:before="0"/>
               <w:ind w:left="120"/>
             </w:pPr>
-            <w:hyperlink w:history="1" r:id="rIdr951bscnvsfv4qxvno3fc">
+            <w:hyperlink w:history="1" r:id="rIddu8hf6to3itudsog7uv3p">
               <w:r>
                 <w:rPr>
                   <w:rFonts w:ascii="Arial" w:cs="Arial" w:eastAsia="Arial" w:hAnsi="Arial"/>
@@ -13279,7 +13279,7 @@
             <w:pPr>
               <w:spacing w:after="20" w:before="0"/>
             </w:pPr>
-            <w:hyperlink w:history="1" r:id="rIdwidkgkhkebhb5rm0r_4l7">
+            <w:hyperlink w:history="1" r:id="rIda_iytisj41it_ly9ntted">
               <w:r>
                 <w:rPr>
                   <w:rFonts w:ascii="Arial" w:cs="Arial" w:eastAsia="Arial" w:hAnsi="Arial"/>
@@ -13312,7 +13312,7 @@
               <w:spacing w:after="10" w:before="0"/>
               <w:ind w:left="120"/>
             </w:pPr>
-            <w:hyperlink w:history="1" r:id="rIdbafp4c3iivrcx9tisqfbi">
+            <w:hyperlink w:history="1" r:id="rId5eb6vdt2zppybgsnoratg">
               <w:r>
                 <w:rPr>
                   <w:rFonts w:ascii="Arial" w:cs="Arial" w:eastAsia="Arial" w:hAnsi="Arial"/>
@@ -13507,7 +13507,7 @@
             <w:pPr>
               <w:spacing w:after="20" w:before="0"/>
             </w:pPr>
-            <w:hyperlink w:history="1" r:id="rIdfhrxsfk9rajw0wjxuj65v">
+            <w:hyperlink w:history="1" r:id="rId-ngytjvtzr_b975tsixoh">
               <w:r>
                 <w:rPr>
                   <w:rFonts w:ascii="Arial" w:cs="Arial" w:eastAsia="Arial" w:hAnsi="Arial"/>
@@ -13540,7 +13540,7 @@
               <w:spacing w:after="10" w:before="0"/>
               <w:ind w:left="120"/>
             </w:pPr>
-            <w:hyperlink w:history="1" r:id="rIde5afu_y8ng3jh59j-m_lx">
+            <w:hyperlink w:history="1" r:id="rId-pyzu2tvbtdw1u9r4ek0t">
               <w:r>
                 <w:rPr>
                   <w:rFonts w:ascii="Arial" w:cs="Arial" w:eastAsia="Arial" w:hAnsi="Arial"/>
@@ -13585,7 +13585,7 @@
             <w:pPr>
               <w:spacing w:after="20" w:before="0"/>
             </w:pPr>
-            <w:hyperlink w:history="1" r:id="rIdh8usnx6bbyhwg9jbl8oao">
+            <w:hyperlink w:history="1" r:id="rIdojfqzrepbcaip0cxw-st4">
               <w:r>
                 <w:rPr>
                   <w:rFonts w:ascii="Arial" w:cs="Arial" w:eastAsia="Arial" w:hAnsi="Arial"/>
@@ -13618,7 +13618,7 @@
               <w:spacing w:after="10" w:before="0"/>
               <w:ind w:left="120"/>
             </w:pPr>
-            <w:hyperlink w:history="1" r:id="rIdmrr1pma_bzld2rdmxachf">
+            <w:hyperlink w:history="1" r:id="rIdxudfjezz0rfq1dv5a_q0w">
               <w:r>
                 <w:rPr>
                   <w:rFonts w:ascii="Arial" w:cs="Arial" w:eastAsia="Arial" w:hAnsi="Arial"/>
@@ -15105,7 +15105,7 @@
             <w:pPr>
               <w:spacing w:after="20" w:before="0"/>
             </w:pPr>
-            <w:hyperlink w:history="1" r:id="rId0luc7tryafkxqbkjo4vnr">
+            <w:hyperlink w:history="1" r:id="rIdfeysvlhgr9xmrrnu0elwm">
               <w:r>
                 <w:rPr>
                   <w:rFonts w:ascii="Arial" w:cs="Arial" w:eastAsia="Arial" w:hAnsi="Arial"/>
@@ -15138,7 +15138,7 @@
               <w:spacing w:after="10" w:before="0"/>
               <w:ind w:left="120"/>
             </w:pPr>
-            <w:hyperlink w:history="1" r:id="rIdb5t3zh8mnbe-fmqh6qdoh">
+            <w:hyperlink w:history="1" r:id="rIds2o1p89bvmwebbpkfxa4f">
               <w:r>
                 <w:rPr>
                   <w:rFonts w:ascii="Arial" w:cs="Arial" w:eastAsia="Arial" w:hAnsi="Arial"/>
@@ -15176,6 +15176,312 @@
                 <w:sz w:val="16"/>
                 <w:szCs w:val="16"/>
               </w:rPr>
+              <w:t xml:space="preserve">📖 HTML:</w:t>
+            </w:r>
+          </w:p>
+          <w:p>
+            <w:pPr>
+              <w:spacing w:after="20" w:before="0"/>
+            </w:pPr>
+            <w:hyperlink w:history="1" r:id="rIdgzwg3nnn7iu3c7x1ruo3r">
+              <w:r>
+                <w:rPr>
+                  <w:rFonts w:ascii="Arial" w:cs="Arial" w:eastAsia="Arial" w:hAnsi="Arial"/>
+                  <w:color w:val="2E75B6"/>
+                  <w:sz w:val="16"/>
+                  <w:szCs w:val="16"/>
+                  <w:u w:val="single" w:color="2E75B6"/>
+                </w:rPr>
+                <w:t xml:space="preserve">Van der Waals Forces (Flexbook)</w:t>
+              </w:r>
+            </w:hyperlink>
+          </w:p>
+          <w:p>
+            <w:pPr>
+              <w:spacing w:after="10" w:before="0"/>
+              <w:ind w:left="120"/>
+            </w:pPr>
+            <w:r>
+              <w:rPr>
+                <w:rFonts w:ascii="Arial" w:cs="Arial" w:eastAsia="Arial" w:hAnsi="Arial"/>
+                <w:color w:val="595959"/>
+                <w:sz w:val="14"/>
+                <w:szCs w:val="14"/>
+              </w:rPr>
+              <w:t xml:space="preserve">Source: CK-12</w:t>
+            </w:r>
+          </w:p>
+          <w:p>
+            <w:pPr>
+              <w:spacing w:after="10" w:before="0"/>
+              <w:ind w:left="120"/>
+            </w:pPr>
+            <w:hyperlink w:history="1" r:id="rIdl4t2bsxji77_pys4rqrfl">
+              <w:r>
+                <w:rPr>
+                  <w:rFonts w:ascii="Arial" w:cs="Arial" w:eastAsia="Arial" w:hAnsi="Arial"/>
+                  <w:color w:val="595959"/>
+                  <w:sz w:val="14"/>
+                  <w:szCs w:val="14"/>
+                  <w:u w:val="single" w:color="595959"/>
+                </w:rPr>
+                <w:t xml:space="preserve">🔍 Search ARES for similar readings</w:t>
+              </w:r>
+            </w:hyperlink>
+          </w:p>
+        </w:tc>
+        <w:tc>
+          <w:tcPr>
+            <w:tcW w:type="dxa" w:w="3040"/>
+            <w:shd w:fill="FFFFFF" w:color="auto" w:val="clear"/>
+            <w:tcMar>
+              <w:top w:type="dxa" w:w="60"/>
+              <w:left w:type="dxa" w:w="120"/>
+              <w:bottom w:type="dxa" w:w="60"/>
+              <w:right w:type="dxa" w:w="120"/>
+            </w:tcMar>
+            <w:vAlign w:val="top"/>
+          </w:tcPr>
+          <w:p>
+            <w:pPr>
+              <w:spacing w:after="40" w:before="0"/>
+              <w:jc w:val="left"/>
+            </w:pPr>
+            <w:r>
+              <w:rPr>
+                <w:rFonts w:ascii="Arial" w:cs="Arial" w:eastAsia="Arial" w:hAnsi="Arial"/>
+                <w:b w:val="false"/>
+                <w:bCs w:val="false"/>
+                <w:i w:val="false"/>
+                <w:iCs w:val="false"/>
+                <w:color w:val="000000"/>
+                <w:sz w:val="18"/>
+                <w:szCs w:val="18"/>
+              </w:rPr>
+              <w:t xml:space="preserve">Learners are shown a data table on the board listing the boiling points of Group VI hydrides: H₂O (100 °C), H₂S (−60 °C), H₂Se (−41 °C), H₂Te (−2 °C). Without any instruction, they are asked to (a) draw a trend line they EXPECT from H₂Te → H₂S → H₂O based on decreasing molecular mass, and (b) predict where water should fall on that trend. Learners write individual predictions in their science notebooks using the sentence frame: 'I predict water will boil at approximately ___ °C because ___.' They then share predictions with a shoulder partner before 4 cold-calls to the class.</w:t>
+            </w:r>
+          </w:p>
+        </w:tc>
+        <w:tc>
+          <w:tcPr>
+            <w:tcW w:type="dxa" w:w="3040"/>
+            <w:shd w:fill="F2F2F2" w:color="auto" w:val="clear"/>
+            <w:tcMar>
+              <w:top w:type="dxa" w:w="60"/>
+              <w:left w:type="dxa" w:w="120"/>
+              <w:bottom w:type="dxa" w:w="60"/>
+              <w:right w:type="dxa" w:w="120"/>
+            </w:tcMar>
+            <w:vAlign w:val="top"/>
+          </w:tcPr>
+          <w:p>
+            <w:pPr>
+              <w:spacing w:after="40" w:before="0"/>
+              <w:jc w:val="left"/>
+            </w:pPr>
+            <w:r>
+              <w:rPr>
+                <w:rFonts w:ascii="Arial" w:cs="Arial" w:eastAsia="Arial" w:hAnsi="Arial"/>
+                <w:b w:val="false"/>
+                <w:bCs w:val="false"/>
+                <w:i w:val="false"/>
+                <w:iCs w:val="false"/>
+                <w:color w:val="000000"/>
+                <w:sz w:val="18"/>
+                <w:szCs w:val="18"/>
+              </w:rPr>
+              <w:t xml:space="preserve">Display the boiling point table using the ARES platform or a hand-drawn chart. Say: 'Look at this data carefully — do NOT try to explain it yet. Just look at the numbers for H₂Te, H₂Se, and H₂S. What pattern do you notice as molecules get smaller?' Allow 10 seconds WAIT TIME. Cold-call 3 learners: 'Achieng, what trend do you see? — Kamau, do you agree or disagree? — Fatuma, what does your predicted trend tell you water's boiling point should be?' Then reveal the actual boiling point of water (100 °C) by uncovering it on the chart. Say: 'Water does NOT follow the trend. It boils more than 160 °C HIGHER than we would predict. Today we are going to find out why.' Record the class's range of predictions on the board for revisiting at the end of the lesson.</w:t>
+            </w:r>
+          </w:p>
+        </w:tc>
+        <w:tc>
+          <w:tcPr>
+            <w:tcW w:type="dxa" w:w="3040"/>
+            <w:shd w:fill="FFFFFF" w:color="auto" w:val="clear"/>
+            <w:tcMar>
+              <w:top w:type="dxa" w:w="60"/>
+              <w:left w:type="dxa" w:w="120"/>
+              <w:bottom w:type="dxa" w:w="60"/>
+              <w:right w:type="dxa" w:w="120"/>
+            </w:tcMar>
+            <w:vAlign w:val="top"/>
+          </w:tcPr>
+          <w:p>
+            <w:pPr>
+              <w:spacing w:after="40" w:before="0"/>
+              <w:jc w:val="left"/>
+            </w:pPr>
+            <w:r>
+              <w:rPr>
+                <w:rFonts w:ascii="Arial" w:cs="Arial" w:eastAsia="Arial" w:hAnsi="Arial"/>
+                <w:b w:val="false"/>
+                <w:bCs w:val="false"/>
+                <w:i w:val="false"/>
+                <w:iCs w:val="false"/>
+                <w:color w:val="000000"/>
+                <w:sz w:val="18"/>
+                <w:szCs w:val="18"/>
+              </w:rPr>
+              <w:t xml:space="preserve">Anomalous Data Prediction — Learners first construct an expected pattern from known data, then confront a real anomaly. This cognitive conflict (water boils far above prediction) creates a genuine need-to-know that motivates the lesson's explanation. It mirrors how Kenyan scientists like Prof. Thomas Odhiambo approached unexpected results — as puzzles worth solving.</w:t>
+            </w:r>
+          </w:p>
+        </w:tc>
+        <w:tc>
+          <w:tcPr>
+            <w:tcW w:type="dxa" w:w="3040"/>
+            <w:shd w:fill="F2F2F2" w:color="auto" w:val="clear"/>
+            <w:tcMar>
+              <w:top w:type="dxa" w:w="60"/>
+              <w:left w:type="dxa" w:w="120"/>
+              <w:bottom w:type="dxa" w:w="60"/>
+              <w:right w:type="dxa" w:w="120"/>
+            </w:tcMar>
+            <w:vAlign w:val="top"/>
+          </w:tcPr>
+          <w:p>
+            <w:pPr>
+              <w:spacing w:after="40" w:before="0"/>
+              <w:jc w:val="left"/>
+            </w:pPr>
+            <w:r>
+              <w:rPr>
+                <w:rFonts w:ascii="Arial" w:cs="Arial" w:eastAsia="Arial" w:hAnsi="Arial"/>
+                <w:b w:val="false"/>
+                <w:bCs w:val="false"/>
+                <w:i w:val="false"/>
+                <w:iCs w:val="false"/>
+                <w:color w:val="000000"/>
+                <w:sz w:val="18"/>
+                <w:szCs w:val="18"/>
+              </w:rPr>
+              <w:t xml:space="preserve">Teacher circulates and reads 5–6 notebook predictions. Observable indicator: learner's predicted trend line extrapolates BELOW 0 °C for water (approximately −80 °C), confirming they understand the pattern before the anomaly is revealed. If most learners predict water near 100 °C without reasoning, probe: 'What was your basis for that prediction?' — distinguishing prior knowledge from genuine trend analysis.</w:t>
+            </w:r>
+          </w:p>
+        </w:tc>
+      </w:tr>
+      <w:tr>
+        <w:tc>
+          <w:tcPr>
+            <w:tcW w:type="dxa" w:w="1520"/>
+            <w:shd w:fill="D9EEF1" w:color="auto" w:val="clear"/>
+            <w:tcMar>
+              <w:top w:type="dxa" w:w="60"/>
+              <w:left w:type="dxa" w:w="120"/>
+              <w:bottom w:type="dxa" w:w="60"/>
+              <w:right w:type="dxa" w:w="120"/>
+            </w:tcMar>
+            <w:vAlign w:val="top"/>
+          </w:tcPr>
+          <w:p>
+            <w:pPr>
+              <w:spacing w:after="40" w:before="0"/>
+              <w:jc w:val="left"/>
+            </w:pPr>
+            <w:r>
+              <w:rPr>
+                <w:rFonts w:ascii="Arial" w:cs="Arial" w:eastAsia="Arial" w:hAnsi="Arial"/>
+                <w:b/>
+                <w:bCs/>
+                <w:i w:val="false"/>
+                <w:iCs w:val="false"/>
+                <w:color w:val="000000"/>
+                <w:sz w:val="18"/>
+                <w:szCs w:val="18"/>
+              </w:rPr>
+              <w:t xml:space="preserve">Observe Phase</w:t>
+            </w:r>
+          </w:p>
+          <w:p>
+            <w:pPr>
+              <w:spacing w:after="20" w:before="0"/>
+            </w:pPr>
+            <w:r>
+              <w:rPr>
+                <w:rFonts w:ascii="Arial" w:cs="Arial" w:eastAsia="Arial" w:hAnsi="Arial"/>
+                <w:b/>
+                <w:bCs/>
+                <w:color w:val="1F3864"/>
+                <w:sz w:val="16"/>
+                <w:szCs w:val="16"/>
+              </w:rPr>
+              <w:t xml:space="preserve">📹 VIDEO:</w:t>
+            </w:r>
+          </w:p>
+          <w:p>
+            <w:pPr>
+              <w:spacing w:after="20" w:before="0"/>
+            </w:pPr>
+            <w:hyperlink w:history="1" r:id="rIduinz7z2mvjlfk87ibfyxa">
+              <w:r>
+                <w:rPr>
+                  <w:rFonts w:ascii="Arial" w:cs="Arial" w:eastAsia="Arial" w:hAnsi="Arial"/>
+                  <w:color w:val="2E75B6"/>
+                  <w:sz w:val="16"/>
+                  <w:szCs w:val="16"/>
+                  <w:u w:val="single" w:color="2E75B6"/>
+                </w:rPr>
+                <w:t xml:space="preserve">Van der Waals forces -dubbed(KY)</w:t>
+              </w:r>
+            </w:hyperlink>
+          </w:p>
+          <w:p>
+            <w:pPr>
+              <w:spacing w:after="10" w:before="0"/>
+              <w:ind w:left="120"/>
+            </w:pPr>
+            <w:r>
+              <w:rPr>
+                <w:rFonts w:ascii="Arial" w:cs="Arial" w:eastAsia="Arial" w:hAnsi="Arial"/>
+                <w:color w:val="595959"/>
+                <w:sz w:val="14"/>
+                <w:szCs w:val="14"/>
+              </w:rPr>
+              <w:t xml:space="preserve">Source: Khan Academy (Kiswahili)</w:t>
+            </w:r>
+          </w:p>
+          <w:p>
+            <w:pPr>
+              <w:spacing w:after="10" w:before="0"/>
+              <w:ind w:left="120"/>
+            </w:pPr>
+            <w:hyperlink w:history="1" r:id="rIdg_j4rbkqvoikgddditvoe">
+              <w:r>
+                <w:rPr>
+                  <w:rFonts w:ascii="Arial" w:cs="Arial" w:eastAsia="Arial" w:hAnsi="Arial"/>
+                  <w:color w:val="595959"/>
+                  <w:sz w:val="14"/>
+                  <w:szCs w:val="14"/>
+                  <w:u w:val="single" w:color="595959"/>
+                </w:rPr>
+                <w:t xml:space="preserve">🔍 Search ARES for similar videos</w:t>
+              </w:r>
+            </w:hyperlink>
+          </w:p>
+          <w:p>
+            <w:pPr>
+              <w:spacing w:after="40" w:before="0"/>
+            </w:pPr>
+            <w:r>
+              <w:rPr>
+                <w:sz w:val="14"/>
+                <w:szCs w:val="14"/>
+              </w:rPr>
+              <w:t xml:space="preserve"/>
+            </w:r>
+          </w:p>
+          <w:p>
+            <w:pPr>
+              <w:spacing w:after="20" w:before="0"/>
+            </w:pPr>
+            <w:r>
+              <w:rPr>
+                <w:rFonts w:ascii="Arial" w:cs="Arial" w:eastAsia="Arial" w:hAnsi="Arial"/>
+                <w:b/>
+                <w:bCs/>
+                <w:color w:val="1F3864"/>
+                <w:sz w:val="16"/>
+                <w:szCs w:val="16"/>
+              </w:rPr>
               <w:t xml:space="preserve">📖 EXERCISE:</w:t>
             </w:r>
           </w:p>
@@ -15183,7 +15489,313 @@
             <w:pPr>
               <w:spacing w:after="20" w:before="0"/>
             </w:pPr>
-            <w:hyperlink w:history="1" r:id="rIdbtwjo2hlcvm8tdr_i2zx6">
+            <w:hyperlink w:history="1" r:id="rIdqty8dqaq0vwbgqd-kndhf">
+              <w:r>
+                <w:rPr>
+                  <w:rFonts w:ascii="Arial" w:cs="Arial" w:eastAsia="Arial" w:hAnsi="Arial"/>
+                  <w:color w:val="2E75B6"/>
+                  <w:sz w:val="16"/>
+                  <w:szCs w:val="16"/>
+                  <w:u w:val="single" w:color="2E75B6"/>
+                </w:rPr>
+                <w:t xml:space="preserve">Van der Waals Forces Practice</w:t>
+              </w:r>
+            </w:hyperlink>
+          </w:p>
+          <w:p>
+            <w:pPr>
+              <w:spacing w:after="10" w:before="0"/>
+              <w:ind w:left="120"/>
+            </w:pPr>
+            <w:r>
+              <w:rPr>
+                <w:rFonts w:ascii="Arial" w:cs="Arial" w:eastAsia="Arial" w:hAnsi="Arial"/>
+                <w:color w:val="595959"/>
+                <w:sz w:val="14"/>
+                <w:szCs w:val="14"/>
+              </w:rPr>
+              <w:t xml:space="preserve">Source: CK-12</w:t>
+            </w:r>
+          </w:p>
+          <w:p>
+            <w:pPr>
+              <w:spacing w:after="10" w:before="0"/>
+              <w:ind w:left="120"/>
+            </w:pPr>
+            <w:hyperlink w:history="1" r:id="rIdvcmmqste7vwmodfdf6xm0">
+              <w:r>
+                <w:rPr>
+                  <w:rFonts w:ascii="Arial" w:cs="Arial" w:eastAsia="Arial" w:hAnsi="Arial"/>
+                  <w:color w:val="595959"/>
+                  <w:sz w:val="14"/>
+                  <w:szCs w:val="14"/>
+                  <w:u w:val="single" w:color="595959"/>
+                </w:rPr>
+                <w:t xml:space="preserve">🔍 Search ARES for similar readings</w:t>
+              </w:r>
+            </w:hyperlink>
+          </w:p>
+        </w:tc>
+        <w:tc>
+          <w:tcPr>
+            <w:tcW w:type="dxa" w:w="3040"/>
+            <w:shd w:fill="FFFFFF" w:color="auto" w:val="clear"/>
+            <w:tcMar>
+              <w:top w:type="dxa" w:w="60"/>
+              <w:left w:type="dxa" w:w="120"/>
+              <w:bottom w:type="dxa" w:w="60"/>
+              <w:right w:type="dxa" w:w="120"/>
+            </w:tcMar>
+            <w:vAlign w:val="top"/>
+          </w:tcPr>
+          <w:p>
+            <w:pPr>
+              <w:spacing w:after="40" w:before="0"/>
+              <w:jc w:val="left"/>
+            </w:pPr>
+            <w:r>
+              <w:rPr>
+                <w:rFonts w:ascii="Arial" w:cs="Arial" w:eastAsia="Arial" w:hAnsi="Arial"/>
+                <w:b w:val="false"/>
+                <w:bCs w:val="false"/>
+                <w:i w:val="false"/>
+                <w:iCs w:val="false"/>
+                <w:color w:val="000000"/>
+                <w:sz w:val="18"/>
+                <w:szCs w:val="18"/>
+              </w:rPr>
+              <w:t xml:space="preserve">ACTIVITY A — Iodine Sublimation Demonstration (8 min): Teacher places a few iodine crystals in a sealed flask and gently warms it over a hot water bath. Learners observe purple vapour forming directly from the solid with minimal liquid phase. They record observations using a 3-column table: 'What I saw | What I expected | What puzzles me.' ACTIVITY B — Boiling Point Data Analysis (12 min): Learners work in groups of 4 to analyse an extended data set on ARES (or printed worksheet) comparing boiling points across: noble gases (He, Ne, Ar, Kr), hydrogen halides (HF, HCl, HBr, HI), and Group VI hydrides. Each group plots a graph of boiling point vs. molecular mass for noble gases and identifies the trend. They then locate iodine's boiling point (184 °C) and compare it to noble gases of similar mass (Xe, 108 a.m.u. boils at −108 °C vs I₂, 254 a.m.u. boils at 184 °C). Groups annotate graphs with the question: 'What is causing the difference?'</w:t>
+            </w:r>
+          </w:p>
+        </w:tc>
+        <w:tc>
+          <w:tcPr>
+            <w:tcW w:type="dxa" w:w="3040"/>
+            <w:shd w:fill="F2F2F2" w:color="auto" w:val="clear"/>
+            <w:tcMar>
+              <w:top w:type="dxa" w:w="60"/>
+              <w:left w:type="dxa" w:w="120"/>
+              <w:bottom w:type="dxa" w:w="60"/>
+              <w:right w:type="dxa" w:w="120"/>
+            </w:tcMar>
+            <w:vAlign w:val="top"/>
+          </w:tcPr>
+          <w:p>
+            <w:pPr>
+              <w:spacing w:after="40" w:before="0"/>
+              <w:jc w:val="left"/>
+            </w:pPr>
+            <w:r>
+              <w:rPr>
+                <w:rFonts w:ascii="Arial" w:cs="Arial" w:eastAsia="Arial" w:hAnsi="Arial"/>
+                <w:b w:val="false"/>
+                <w:bCs w:val="false"/>
+                <w:i w:val="false"/>
+                <w:iCs w:val="false"/>
+                <w:color w:val="000000"/>
+                <w:sz w:val="18"/>
+                <w:szCs w:val="18"/>
+              </w:rPr>
+              <w:t xml:space="preserve">For the iodine demonstration: 'Everyone observe the solid iodine carefully before I heat it. Mwangi, describe the colour and state for the class.' Heat slowly. Say: 'Watch — I am not boiling it. The temperature of this water bath is only 50 °C. Record EXACTLY what you see, not what you think is happening.' Allow 10 seconds WAIT TIME after the vapour appears before speaking. For data analysis: 'Your group has 12 minutes. Task 1: plot noble gas boiling points — assign one person as grapher, one as data caller, one as checker, one as reporter. Task 2: find the pattern. Task 3: compare iodine to xenon — they have similar mass but very different boiling points. Your group reporter will share one observation.' Circulate to 4 groups; prompt with: 'What happens to boiling point as noble gas atoms get bigger and heavier?' Cold-call 2 group reporters after activity.</w:t>
+            </w:r>
+          </w:p>
+        </w:tc>
+        <w:tc>
+          <w:tcPr>
+            <w:tcW w:type="dxa" w:w="3040"/>
+            <w:shd w:fill="FFFFFF" w:color="auto" w:val="clear"/>
+            <w:tcMar>
+              <w:top w:type="dxa" w:w="60"/>
+              <w:left w:type="dxa" w:w="120"/>
+              <w:bottom w:type="dxa" w:w="60"/>
+              <w:right w:type="dxa" w:w="120"/>
+            </w:tcMar>
+            <w:vAlign w:val="top"/>
+          </w:tcPr>
+          <w:p>
+            <w:pPr>
+              <w:spacing w:after="40" w:before="0"/>
+              <w:jc w:val="left"/>
+            </w:pPr>
+            <w:r>
+              <w:rPr>
+                <w:rFonts w:ascii="Arial" w:cs="Arial" w:eastAsia="Arial" w:hAnsi="Arial"/>
+                <w:b w:val="false"/>
+                <w:bCs w:val="false"/>
+                <w:i w:val="false"/>
+                <w:iCs w:val="false"/>
+                <w:color w:val="000000"/>
+                <w:sz w:val="18"/>
+                <w:szCs w:val="18"/>
+              </w:rPr>
+              <w:t xml:space="preserve">Contrasting Cases Analysis — Learners compare substances of similar molecular mass but different boiling points (e.g., Xe vs I₂, or H₂O vs H₂S). By holding molecular mass roughly constant and changing molecular polarity/H-bonding ability, learners isolate the variable (intermolecular force type) that explains the difference. This is the same reasoning strategy used in controlled experiments.</w:t>
+            </w:r>
+          </w:p>
+        </w:tc>
+        <w:tc>
+          <w:tcPr>
+            <w:tcW w:type="dxa" w:w="3040"/>
+            <w:shd w:fill="F2F2F2" w:color="auto" w:val="clear"/>
+            <w:tcMar>
+              <w:top w:type="dxa" w:w="60"/>
+              <w:left w:type="dxa" w:w="120"/>
+              <w:bottom w:type="dxa" w:w="60"/>
+              <w:right w:type="dxa" w:w="120"/>
+            </w:tcMar>
+            <w:vAlign w:val="top"/>
+          </w:tcPr>
+          <w:p>
+            <w:pPr>
+              <w:spacing w:after="40" w:before="0"/>
+              <w:jc w:val="left"/>
+            </w:pPr>
+            <w:r>
+              <w:rPr>
+                <w:rFonts w:ascii="Arial" w:cs="Arial" w:eastAsia="Arial" w:hAnsi="Arial"/>
+                <w:b w:val="false"/>
+                <w:bCs w:val="false"/>
+                <w:i w:val="false"/>
+                <w:iCs w:val="false"/>
+                <w:color w:val="000000"/>
+                <w:sz w:val="18"/>
+                <w:szCs w:val="18"/>
+              </w:rPr>
+              <w:t xml:space="preserve">Collect and scan 2–3 group graphs. Observable indicators: (1) noble gas graph shows a clear upward trend — larger atoms have higher boiling points; (2) learners correctly identify that I₂ has a much higher boiling point than a noble gas of similar mass; (3) observation tables distinguish 'purple vapour appears directly from solid' from vague statements. Red flag: if learners state iodine 'melted' — intervene and replay the observation.</w:t>
+            </w:r>
+          </w:p>
+        </w:tc>
+      </w:tr>
+      <w:tr>
+        <w:tc>
+          <w:tcPr>
+            <w:tcW w:type="dxa" w:w="1520"/>
+            <w:shd w:fill="E2EFDA" w:color="auto" w:val="clear"/>
+            <w:tcMar>
+              <w:top w:type="dxa" w:w="60"/>
+              <w:left w:type="dxa" w:w="120"/>
+              <w:bottom w:type="dxa" w:w="60"/>
+              <w:right w:type="dxa" w:w="120"/>
+            </w:tcMar>
+            <w:vAlign w:val="top"/>
+          </w:tcPr>
+          <w:p>
+            <w:pPr>
+              <w:spacing w:after="40" w:before="0"/>
+              <w:jc w:val="left"/>
+            </w:pPr>
+            <w:r>
+              <w:rPr>
+                <w:rFonts w:ascii="Arial" w:cs="Arial" w:eastAsia="Arial" w:hAnsi="Arial"/>
+                <w:b/>
+                <w:bCs/>
+                <w:i w:val="false"/>
+                <w:iCs w:val="false"/>
+                <w:color w:val="000000"/>
+                <w:sz w:val="18"/>
+                <w:szCs w:val="18"/>
+              </w:rPr>
+              <w:t xml:space="preserve">Explain Phase</w:t>
+            </w:r>
+          </w:p>
+          <w:p>
+            <w:pPr>
+              <w:spacing w:after="20" w:before="0"/>
+            </w:pPr>
+            <w:r>
+              <w:rPr>
+                <w:rFonts w:ascii="Arial" w:cs="Arial" w:eastAsia="Arial" w:hAnsi="Arial"/>
+                <w:b/>
+                <w:bCs/>
+                <w:color w:val="1F3864"/>
+                <w:sz w:val="16"/>
+                <w:szCs w:val="16"/>
+              </w:rPr>
+              <w:t xml:space="preserve">📹 VIDEO:</w:t>
+            </w:r>
+          </w:p>
+          <w:p>
+            <w:pPr>
+              <w:spacing w:after="20" w:before="0"/>
+            </w:pPr>
+            <w:hyperlink w:history="1" r:id="rIdknmf5bgxr-vy0rjimznhp">
+              <w:r>
+                <w:rPr>
+                  <w:rFonts w:ascii="Arial" w:cs="Arial" w:eastAsia="Arial" w:hAnsi="Arial"/>
+                  <w:color w:val="2E75B6"/>
+                  <w:sz w:val="16"/>
+                  <w:szCs w:val="16"/>
+                  <w:u w:val="single" w:color="2E75B6"/>
+                </w:rPr>
+                <w:t xml:space="preserve">Van der Waals forces -dubbed(KY)</w:t>
+              </w:r>
+            </w:hyperlink>
+          </w:p>
+          <w:p>
+            <w:pPr>
+              <w:spacing w:after="10" w:before="0"/>
+              <w:ind w:left="120"/>
+            </w:pPr>
+            <w:r>
+              <w:rPr>
+                <w:rFonts w:ascii="Arial" w:cs="Arial" w:eastAsia="Arial" w:hAnsi="Arial"/>
+                <w:color w:val="595959"/>
+                <w:sz w:val="14"/>
+                <w:szCs w:val="14"/>
+              </w:rPr>
+              <w:t xml:space="preserve">Source: Khan Academy (Kiswahili)</w:t>
+            </w:r>
+          </w:p>
+          <w:p>
+            <w:pPr>
+              <w:spacing w:after="10" w:before="0"/>
+              <w:ind w:left="120"/>
+            </w:pPr>
+            <w:hyperlink w:history="1" r:id="rId3utzvqxb7-jgnbxutxyvk">
+              <w:r>
+                <w:rPr>
+                  <w:rFonts w:ascii="Arial" w:cs="Arial" w:eastAsia="Arial" w:hAnsi="Arial"/>
+                  <w:color w:val="595959"/>
+                  <w:sz w:val="14"/>
+                  <w:szCs w:val="14"/>
+                  <w:u w:val="single" w:color="595959"/>
+                </w:rPr>
+                <w:t xml:space="preserve">🔍 Search ARES for similar videos</w:t>
+              </w:r>
+            </w:hyperlink>
+          </w:p>
+          <w:p>
+            <w:pPr>
+              <w:spacing w:after="40" w:before="0"/>
+            </w:pPr>
+            <w:r>
+              <w:rPr>
+                <w:sz w:val="14"/>
+                <w:szCs w:val="14"/>
+              </w:rPr>
+              <w:t xml:space="preserve"/>
+            </w:r>
+          </w:p>
+          <w:p>
+            <w:pPr>
+              <w:spacing w:after="20" w:before="0"/>
+            </w:pPr>
+            <w:r>
+              <w:rPr>
+                <w:rFonts w:ascii="Arial" w:cs="Arial" w:eastAsia="Arial" w:hAnsi="Arial"/>
+                <w:b/>
+                <w:bCs/>
+                <w:color w:val="1F3864"/>
+                <w:sz w:val="16"/>
+                <w:szCs w:val="16"/>
+              </w:rPr>
+              <w:t xml:space="preserve">📖 EXERCISE:</w:t>
+            </w:r>
+          </w:p>
+          <w:p>
+            <w:pPr>
+              <w:spacing w:after="20" w:before="0"/>
+            </w:pPr>
+            <w:hyperlink w:history="1" r:id="rIdr35nha8ecitld-edgpfky">
               <w:r>
                 <w:rPr>
                   <w:rFonts w:ascii="Arial" w:cs="Arial" w:eastAsia="Arial" w:hAnsi="Arial"/>
@@ -15216,7 +15828,7 @@
               <w:spacing w:after="10" w:before="0"/>
               <w:ind w:left="120"/>
             </w:pPr>
-            <w:hyperlink w:history="1" r:id="rIdtrioz0rdimwvpobjhxylt">
+            <w:hyperlink w:history="1" r:id="rIdpt5dxw3crq-5px8ysbl8g">
               <w:r>
                 <w:rPr>
                   <w:rFonts w:ascii="Arial" w:cs="Arial" w:eastAsia="Arial" w:hAnsi="Arial"/>
@@ -15258,7 +15870,7 @@
                 <w:sz w:val="18"/>
                 <w:szCs w:val="18"/>
               </w:rPr>
-              <w:t xml:space="preserve">Learners are shown a data table on the board listing the boiling points of Group VI hydrides: H₂O (100 °C), H₂S (−60 °C), H₂Se (−41 °C), H₂Te (−2 °C). Without any instruction, they are asked to (a) draw a trend line they EXPECT from H₂Te → H₂S → H₂O based on decreasing molecular mass, and (b) predict where water should fall on that trend. Learners write individual predictions in their science notebooks using the sentence frame: 'I predict water will boil at approximately ___ °C because ___.' They then share predictions with a shoulder partner before 4 cold-calls to the class.</w:t>
+              <w:t xml:space="preserve">PART A — Hydrogen Bonding (13 min): Teacher introduces hydrogen bonding using the water anomaly as the hook. Learners draw the Lewis structure of H₂O (revisiting Lesson 3 skill), identify the two lone pairs on oxygen and the partial charges (δ+ on H, δ− on O). They then draw a diagram showing THREE water molecules with dashed lines representing hydrogen bonds between δ+ H of one molecule and the lone pair of O on an adjacent molecule. Using a printed or ARES-displayed template, learners label: donor atom, acceptor atom, and the H-bond itself. They apply the rule: 'H-bonding occurs when H is covalently bonded to N, O, or F.' They compare water to H₂S: 'S is not electronegative enough — no hydrogen bond.' PART B — Van der Waals Forces (12 min): Teacher explains London dispersion forces using noble gases: temporary dipoles form when electron clouds momentarily shift. Learners sketch 'before' (symmetrical electron cloud) and 'after' (temporary dipole) diagrams for Ar atoms. Teacher explains dipole–dipole forces using HCl as example. Learners then apply both concepts: 'Why does I₂ have such high boiling point despite being non-polar? (Large electron cloud → strong London dispersion forces.) Why does graphite's layers slide? (Only Van der Waals forces between layers — much weaker than the covalent bonds within layers.)'</w:t>
             </w:r>
           </w:p>
         </w:tc>
@@ -15290,7 +15902,7 @@
                 <w:sz w:val="18"/>
                 <w:szCs w:val="18"/>
               </w:rPr>
-              <w:t xml:space="preserve">Display the boiling point table using the ARES platform or a hand-drawn chart. Say: 'Look at this data carefully — do NOT try to explain it yet. Just look at the numbers for H₂Te, H₂Se, and H₂S. What pattern do you notice as molecules get smaller?' Allow 10 seconds WAIT TIME. Cold-call 3 learners: 'Achieng, what trend do you see? — Kamau, do you agree or disagree? — Fatuma, what does your predicted trend tell you water's boiling point should be?' Then reveal the actual boiling point of water (100 °C) by uncovering it on the chart. Say: 'Water does NOT follow the trend. It boils more than 160 °C HIGHER than we would predict. Today we are going to find out why.' Record the class's range of predictions on the board for revisiting at the end of the lesson.</w:t>
+              <w:t xml:space="preserve">Part A: 'Before I tell you anything, look at your Lewis diagram of water from Lesson 3. How many lone pairs does oxygen have?' WAIT 10 seconds. Cold-call: 'Otieno — two lone pairs, correct. Now — those lone pairs have a slight negative charge. What do you think they might be attracted to on a NEIGHBOURING water molecule?' WAIT 12 seconds. Cold-call 2 learners. After drawing H-bonds on the board: 'This dashed line is NOT a covalent bond. It is a weak electrostatic attraction. But water has up to FOUR of these per molecule — two from lone pairs, two from H atoms. That is why water's boiling point is so much higher than expected.' For Part B, use the analogy: 'Think of electron clouds in noble gas atoms like a herd of cattle in Rift Valley — usually spread out evenly, but sometimes all bunch up to one side by chance. When that happens, the atom has a temporary dipole. The nearby atom responds. That is London dispersion force.' Write on board: 'Larger atom = more electrons = easier to distort cloud = stronger London dispersion force.' Then ask: 'Apply this — which should have a higher boiling point: helium or krypton?' Cold-call 3 learners. Pivot to graphite: 'Between the flat carbon layers in graphite — what type of bond holds the layers together?' WAIT 15 seconds. Record answers on board.</w:t>
             </w:r>
           </w:p>
         </w:tc>
@@ -15322,7 +15934,7 @@
                 <w:sz w:val="18"/>
                 <w:szCs w:val="18"/>
               </w:rPr>
-              <w:t xml:space="preserve">Anomalous Data Prediction — Learners first construct an expected pattern from known data, then confront a real anomaly. This cognitive conflict (water boils far above prediction) creates a genuine need-to-know that motivates the lesson's explanation. It mirrors how Kenyan scientists like Prof. Thomas Odhiambo approached unexpected results — as puzzles worth solving.</w:t>
+              <w:t xml:space="preserve">Analogical Reasoning + Mechanistic Explanation — The 'bunching cattle' analogy makes the abstract concept of temporary dipoles concrete and locally resonant. Mechanistic explanation (step-by-step: electron shift → temporary dipole → induced dipole in neighbour → attraction) builds causal understanding rather than rote definition. Returning to graphite at the end of Part B directly advances the driving question and makes the phenomenon relevant.</w:t>
             </w:r>
           </w:p>
         </w:tc>
@@ -15354,7 +15966,7 @@
                 <w:sz w:val="18"/>
                 <w:szCs w:val="18"/>
               </w:rPr>
-              <w:t xml:space="preserve">Teacher circulates and reads 5–6 notebook predictions. Observable indicator: learner's predicted trend line extrapolates BELOW 0 °C for water (approximately −80 °C), confirming they understand the pattern before the anomaly is revealed. If most learners predict water near 100 °C without reasoning, probe: 'What was your basis for that prediction?' — distinguishing prior knowledge from genuine trend analysis.</w:t>
+              <w:t xml:space="preserve">Learners individually complete an exit mini-task (2 minutes): 'Draw two water molecules and show ONE hydrogen bond between them. Label δ+, δ−, and the H-bond with a dashed line.' Observable indicators: (1) dashed line connects H of one molecule to O (not H-to-H or O-to-O); (2) δ+ placed on H atoms, δ− on O; (3) at least one lone pair shown on the acceptor O. Teacher scans 6 drawings during the Van der Waals explanation. Common error to watch for: learners drawing H-bonds as solid lines (confusing with covalent bonds) — correct immediately.</w:t>
             </w:r>
           </w:p>
         </w:tc>
@@ -15363,32 +15975,32 @@
         <w:tc>
           <w:tcPr>
             <w:tcW w:type="dxa" w:w="1520"/>
-            <w:shd w:fill="D9EEF1" w:color="auto" w:val="clear"/>
-            <w:tcMar>
-              <w:top w:type="dxa" w:w="60"/>
-              <w:left w:type="dxa" w:w="120"/>
-              <w:bottom w:type="dxa" w:w="60"/>
-              <w:right w:type="dxa" w:w="120"/>
-            </w:tcMar>
-            <w:vAlign w:val="top"/>
-          </w:tcPr>
-          <w:p>
-            <w:pPr>
-              <w:spacing w:after="40" w:before="0"/>
-              <w:jc w:val="left"/>
-            </w:pPr>
-            <w:r>
-              <w:rPr>
-                <w:rFonts w:ascii="Arial" w:cs="Arial" w:eastAsia="Arial" w:hAnsi="Arial"/>
-                <w:b/>
-                <w:bCs/>
-                <w:i w:val="false"/>
-                <w:iCs w:val="false"/>
-                <w:color w:val="000000"/>
-                <w:sz w:val="18"/>
-                <w:szCs w:val="18"/>
-              </w:rPr>
-              <w:t xml:space="preserve">Observe Phase</w:t>
+            <w:shd w:fill="FCE4D6" w:color="auto" w:val="clear"/>
+            <w:tcMar>
+              <w:top w:type="dxa" w:w="60"/>
+              <w:left w:type="dxa" w:w="120"/>
+              <w:bottom w:type="dxa" w:w="60"/>
+              <w:right w:type="dxa" w:w="120"/>
+            </w:tcMar>
+            <w:vAlign w:val="top"/>
+          </w:tcPr>
+          <w:p>
+            <w:pPr>
+              <w:spacing w:after="40" w:before="0"/>
+              <w:jc w:val="left"/>
+            </w:pPr>
+            <w:r>
+              <w:rPr>
+                <w:rFonts w:ascii="Arial" w:cs="Arial" w:eastAsia="Arial" w:hAnsi="Arial"/>
+                <w:b/>
+                <w:bCs/>
+                <w:i w:val="false"/>
+                <w:iCs w:val="false"/>
+                <w:color w:val="000000"/>
+                <w:sz w:val="18"/>
+                <w:szCs w:val="18"/>
+              </w:rPr>
+              <w:t xml:space="preserve">Driving Question Board (DQB) Creation</w:t>
             </w:r>
           </w:p>
           <w:p>
@@ -15411,7 +16023,7 @@
             <w:pPr>
               <w:spacing w:after="20" w:before="0"/>
             </w:pPr>
-            <w:hyperlink w:history="1" r:id="rIddqjx8_kz4cqz0mvistcdz">
+            <w:hyperlink w:history="1" r:id="rIdlqcus0xlbd1vpxvjroqkf">
               <w:r>
                 <w:rPr>
                   <w:rFonts w:ascii="Arial" w:cs="Arial" w:eastAsia="Arial" w:hAnsi="Arial"/>
@@ -15444,7 +16056,7 @@
               <w:spacing w:after="10" w:before="0"/>
               <w:ind w:left="120"/>
             </w:pPr>
-            <w:hyperlink w:history="1" r:id="rIdwevimplkkstyiqhge_rkh">
+            <w:hyperlink w:history="1" r:id="rId9wnzou3r2ncczmi1dytmi">
               <w:r>
                 <w:rPr>
                   <w:rFonts w:ascii="Arial" w:cs="Arial" w:eastAsia="Arial" w:hAnsi="Arial"/>
@@ -15489,7 +16101,7 @@
             <w:pPr>
               <w:spacing w:after="20" w:before="0"/>
             </w:pPr>
-            <w:hyperlink w:history="1" r:id="rIdtyyzsghginmglp4rvhrte">
+            <w:hyperlink w:history="1" r:id="rIdbyfvbfghnxpbh8nnpml8t">
               <w:r>
                 <w:rPr>
                   <w:rFonts w:ascii="Arial" w:cs="Arial" w:eastAsia="Arial" w:hAnsi="Arial"/>
@@ -15522,7 +16134,7 @@
               <w:spacing w:after="10" w:before="0"/>
               <w:ind w:left="120"/>
             </w:pPr>
-            <w:hyperlink w:history="1" r:id="rIdpmwl0xre96td6whbxfa04">
+            <w:hyperlink w:history="1" r:id="rIds6ipg9ugk7em8rtum2njw">
               <w:r>
                 <w:rPr>
                   <w:rFonts w:ascii="Arial" w:cs="Arial" w:eastAsia="Arial" w:hAnsi="Arial"/>
@@ -15564,7 +16176,7 @@
                 <w:sz w:val="18"/>
                 <w:szCs w:val="18"/>
               </w:rPr>
-              <w:t xml:space="preserve">ACTIVITY A — Iodine Sublimation Demonstration (8 min): Teacher places a few iodine crystals in a sealed flask and gently warms it over a hot water bath. Learners observe purple vapour forming directly from the solid with minimal liquid phase. They record observations using a 3-column table: 'What I saw | What I expected | What puzzles me.' ACTIVITY B — Boiling Point Data Analysis (12 min): Learners work in groups of 4 to analyse an extended data set on ARES (or printed worksheet) comparing boiling points across: noble gases (He, Ne, Ar, Kr), hydrogen halides (HF, HCl, HBr, HI), and Group VI hydrides. Each group plots a graph of boiling point vs. molecular mass for noble gases and identifies the trend. They then locate iodine's boiling point (184 °C) and compare it to noble gases of similar mass (Xe, 108 a.m.u. boils at −108 °C vs I₂, 254 a.m.u. boils at 184 °C). Groups annotate graphs with the question: 'What is causing the difference?'</w:t>
+              <w:t xml:space="preserve">Each learner receives two sticky notes. On the PINK note they write one NEW question this lesson has raised for them about bonding and properties. On the GREEN note they write one connection they can now make to the anchoring phenomenon (diamond vs. graphite). Groups of 4 discuss their sticky notes for 3 minutes, then one representative from each group places the notes on the class Driving Question Board under two columns: 'New Questions' and 'Connections to Carbon.' The class reads 3–4 posted connections aloud. Learners then update their personal 'Bonding Concept Map' (started in Lesson 1) by adding 'Intermolecular Forces' as a new node, with branches for 'Hydrogen Bonding' and 'Van der Waals Forces,' linked to examples (H₂O, I₂, noble gases, graphite layers).</w:t>
             </w:r>
           </w:p>
         </w:tc>
@@ -15596,7 +16208,7 @@
                 <w:sz w:val="18"/>
                 <w:szCs w:val="18"/>
               </w:rPr>
-              <w:t xml:space="preserve">For the iodine demonstration: 'Everyone observe the solid iodine carefully before I heat it. Mwangi, describe the colour and state for the class.' Heat slowly. Say: 'Watch — I am not boiling it. The temperature of this water bath is only 50 °C. Record EXACTLY what you see, not what you think is happening.' Allow 10 seconds WAIT TIME after the vapour appears before speaking. For data analysis: 'Your group has 12 minutes. Task 1: plot noble gas boiling points — assign one person as grapher, one as data caller, one as checker, one as reporter. Task 2: find the pattern. Task 3: compare iodine to xenon — they have similar mass but very different boiling points. Your group reporter will share one observation.' Circulate to 4 groups; prompt with: 'What happens to boiling point as noble gas atoms get bigger and heavier?' Cold-call 2 group reporters after activity.</w:t>
+              <w:t xml:space="preserve">Say: 'You now know about five types of bonding or force: ionic, covalent, dative covalent, metallic, and now intermolecular forces. Go back to the big question on your board — WHY does graphite conduct and slide while diamond does not? On your GREEN sticky note, write specifically what intermolecular forces have to do with graphite's properties. You have 2 minutes — write something, even if you are not certain.' After posting, read 2–3 green notes aloud. Affirm correct connections: 'Exactly — between graphite layers, only weak Van der Waals forces hold them, which is why they slide. There are no such weak links in diamond's 3-D network.' Point to any misconceptions on pink notes and say: 'These are great questions — we will return to them in Lessons 6 and 7 when we study giant structures.'</w:t>
             </w:r>
           </w:p>
         </w:tc>
@@ -15628,7 +16240,7 @@
                 <w:sz w:val="18"/>
                 <w:szCs w:val="18"/>
               </w:rPr>
-              <w:t xml:space="preserve">Contrasting Cases Analysis — Learners compare substances of similar molecular mass but different boiling points (e.g., Xe vs I₂, or H₂O vs H₂S). By holding molecular mass roughly constant and changing molecular polarity/H-bonding ability, learners isolate the variable (intermolecular force type) that explains the difference. This is the same reasoning strategy used in controlled experiments.</w:t>
+              <w:t xml:space="preserve">Driving Question Board (DQB) Curation — The two-colour sticky note protocol forces learners to distinguish between new uncertainties (pink) and consolidated understanding (green). Updating the personal concept map builds a cumulative, visible knowledge structure that learners own and revise throughout the unit, supporting metacognitive awareness of their own learning progression.</w:t>
             </w:r>
           </w:p>
         </w:tc>
@@ -15660,7 +16272,7 @@
                 <w:sz w:val="18"/>
                 <w:szCs w:val="18"/>
               </w:rPr>
-              <w:t xml:space="preserve">Collect and scan 2–3 group graphs. Observable indicators: (1) noble gas graph shows a clear upward trend — larger atoms have higher boiling points; (2) learners correctly identify that I₂ has a much higher boiling point than a noble gas of similar mass; (3) observation tables distinguish 'purple vapour appears directly from solid' from vague statements. Red flag: if learners state iodine 'melted' — intervene and replay the observation.</w:t>
+              <w:t xml:space="preserve">Teacher photographs the updated DQB for review after class. Observable indicators: (1) green notes reference graphite layers, Van der Waals forces, or 'weak forces between layers' — showing transfer to the anchoring phenomenon; (2) concept maps now include 'Intermolecular Forces' node linked to at least one example; (3) pink notes reveal genuine curiosity (e.g., 'Does H-bonding exist in proteins?') rather than confusion about core content taught today. Flag any green notes that confuse intermolecular forces with intramolecular bonds — address at lesson start of Lesson 6.</w:t>
             </w:r>
           </w:p>
         </w:tc>
@@ -15669,32 +16281,32 @@
         <w:tc>
           <w:tcPr>
             <w:tcW w:type="dxa" w:w="1520"/>
-            <w:shd w:fill="E2EFDA" w:color="auto" w:val="clear"/>
-            <w:tcMar>
-              <w:top w:type="dxa" w:w="60"/>
-              <w:left w:type="dxa" w:w="120"/>
-              <w:bottom w:type="dxa" w:w="60"/>
-              <w:right w:type="dxa" w:w="120"/>
-            </w:tcMar>
-            <w:vAlign w:val="top"/>
-          </w:tcPr>
-          <w:p>
-            <w:pPr>
-              <w:spacing w:after="40" w:before="0"/>
-              <w:jc w:val="left"/>
-            </w:pPr>
-            <w:r>
-              <w:rPr>
-                <w:rFonts w:ascii="Arial" w:cs="Arial" w:eastAsia="Arial" w:hAnsi="Arial"/>
-                <w:b/>
-                <w:bCs/>
-                <w:i w:val="false"/>
-                <w:iCs w:val="false"/>
-                <w:color w:val="000000"/>
-                <w:sz w:val="18"/>
-                <w:szCs w:val="18"/>
-              </w:rPr>
-              <w:t xml:space="preserve">Explain Phase</w:t>
+            <w:shd w:fill="D5E8F0" w:color="auto" w:val="clear"/>
+            <w:tcMar>
+              <w:top w:type="dxa" w:w="60"/>
+              <w:left w:type="dxa" w:w="120"/>
+              <w:bottom w:type="dxa" w:w="60"/>
+              <w:right w:type="dxa" w:w="120"/>
+            </w:tcMar>
+            <w:vAlign w:val="top"/>
+          </w:tcPr>
+          <w:p>
+            <w:pPr>
+              <w:spacing w:after="40" w:before="0"/>
+              <w:jc w:val="left"/>
+            </w:pPr>
+            <w:r>
+              <w:rPr>
+                <w:rFonts w:ascii="Arial" w:cs="Arial" w:eastAsia="Arial" w:hAnsi="Arial"/>
+                <w:b/>
+                <w:bCs/>
+                <w:i w:val="false"/>
+                <w:iCs w:val="false"/>
+                <w:color w:val="000000"/>
+                <w:sz w:val="18"/>
+                <w:szCs w:val="18"/>
+              </w:rPr>
+              <w:t xml:space="preserve">Model Building Phase</w:t>
             </w:r>
           </w:p>
           <w:p>
@@ -15717,7 +16329,7 @@
             <w:pPr>
               <w:spacing w:after="20" w:before="0"/>
             </w:pPr>
-            <w:hyperlink w:history="1" r:id="rIdprqk-px7rmaj9ou7fchul">
+            <w:hyperlink w:history="1" r:id="rIdrcajgsx_juzfqqvfttmon">
               <w:r>
                 <w:rPr>
                   <w:rFonts w:ascii="Arial" w:cs="Arial" w:eastAsia="Arial" w:hAnsi="Arial"/>
@@ -15750,7 +16362,7 @@
               <w:spacing w:after="10" w:before="0"/>
               <w:ind w:left="120"/>
             </w:pPr>
-            <w:hyperlink w:history="1" r:id="rId4rluulaujok2tzaxth69d">
+            <w:hyperlink w:history="1" r:id="rIdfsxg8dfozjkifvsuro5zz">
               <w:r>
                 <w:rPr>
                   <w:rFonts w:ascii="Arial" w:cs="Arial" w:eastAsia="Arial" w:hAnsi="Arial"/>
@@ -15788,626 +16400,14 @@
                 <w:sz w:val="16"/>
                 <w:szCs w:val="16"/>
               </w:rPr>
-              <w:t xml:space="preserve">📖 HTML:</w:t>
+              <w:t xml:space="preserve">📖 EXERCISE:</w:t>
             </w:r>
           </w:p>
           <w:p>
             <w:pPr>
               <w:spacing w:after="20" w:before="0"/>
             </w:pPr>
-            <w:hyperlink w:history="1" r:id="rIdamkfmmq7qk8s1slsiz9jw">
-              <w:r>
-                <w:rPr>
-                  <w:rFonts w:ascii="Arial" w:cs="Arial" w:eastAsia="Arial" w:hAnsi="Arial"/>
-                  <w:color w:val="2E75B6"/>
-                  <w:sz w:val="16"/>
-                  <w:szCs w:val="16"/>
-                  <w:u w:val="single" w:color="2E75B6"/>
-                </w:rPr>
-                <w:t xml:space="preserve">Van der Waals Forces (Flexbook)</w:t>
-              </w:r>
-            </w:hyperlink>
-          </w:p>
-          <w:p>
-            <w:pPr>
-              <w:spacing w:after="10" w:before="0"/>
-              <w:ind w:left="120"/>
-            </w:pPr>
-            <w:r>
-              <w:rPr>
-                <w:rFonts w:ascii="Arial" w:cs="Arial" w:eastAsia="Arial" w:hAnsi="Arial"/>
-                <w:color w:val="595959"/>
-                <w:sz w:val="14"/>
-                <w:szCs w:val="14"/>
-              </w:rPr>
-              <w:t xml:space="preserve">Source: CK-12</w:t>
-            </w:r>
-          </w:p>
-          <w:p>
-            <w:pPr>
-              <w:spacing w:after="10" w:before="0"/>
-              <w:ind w:left="120"/>
-            </w:pPr>
-            <w:hyperlink w:history="1" r:id="rIdxmwpzqwpkz27zqkkq6noo">
-              <w:r>
-                <w:rPr>
-                  <w:rFonts w:ascii="Arial" w:cs="Arial" w:eastAsia="Arial" w:hAnsi="Arial"/>
-                  <w:color w:val="595959"/>
-                  <w:sz w:val="14"/>
-                  <w:szCs w:val="14"/>
-                  <w:u w:val="single" w:color="595959"/>
-                </w:rPr>
-                <w:t xml:space="preserve">🔍 Search ARES for similar readings</w:t>
-              </w:r>
-            </w:hyperlink>
-          </w:p>
-        </w:tc>
-        <w:tc>
-          <w:tcPr>
-            <w:tcW w:type="dxa" w:w="3040"/>
-            <w:shd w:fill="FFFFFF" w:color="auto" w:val="clear"/>
-            <w:tcMar>
-              <w:top w:type="dxa" w:w="60"/>
-              <w:left w:type="dxa" w:w="120"/>
-              <w:bottom w:type="dxa" w:w="60"/>
-              <w:right w:type="dxa" w:w="120"/>
-            </w:tcMar>
-            <w:vAlign w:val="top"/>
-          </w:tcPr>
-          <w:p>
-            <w:pPr>
-              <w:spacing w:after="40" w:before="0"/>
-              <w:jc w:val="left"/>
-            </w:pPr>
-            <w:r>
-              <w:rPr>
-                <w:rFonts w:ascii="Arial" w:cs="Arial" w:eastAsia="Arial" w:hAnsi="Arial"/>
-                <w:b w:val="false"/>
-                <w:bCs w:val="false"/>
-                <w:i w:val="false"/>
-                <w:iCs w:val="false"/>
-                <w:color w:val="000000"/>
-                <w:sz w:val="18"/>
-                <w:szCs w:val="18"/>
-              </w:rPr>
-              <w:t xml:space="preserve">PART A — Hydrogen Bonding (13 min): Teacher introduces hydrogen bonding using the water anomaly as the hook. Learners draw the Lewis structure of H₂O (revisiting Lesson 3 skill), identify the two lone pairs on oxygen and the partial charges (δ+ on H, δ− on O). They then draw a diagram showing THREE water molecules with dashed lines representing hydrogen bonds between δ+ H of one molecule and the lone pair of O on an adjacent molecule. Using a printed or ARES-displayed template, learners label: donor atom, acceptor atom, and the H-bond itself. They apply the rule: 'H-bonding occurs when H is covalently bonded to N, O, or F.' They compare water to H₂S: 'S is not electronegative enough — no hydrogen bond.' PART B — Van der Waals Forces (12 min): Teacher explains London dispersion forces using noble gases: temporary dipoles form when electron clouds momentarily shift. Learners sketch 'before' (symmetrical electron cloud) and 'after' (temporary dipole) diagrams for Ar atoms. Teacher explains dipole–dipole forces using HCl as example. Learners then apply both concepts: 'Why does I₂ have such high boiling point despite being non-polar? (Large electron cloud → strong London dispersion forces.) Why does graphite's layers slide? (Only Van der Waals forces between layers — much weaker than the covalent bonds within layers.)'</w:t>
-            </w:r>
-          </w:p>
-        </w:tc>
-        <w:tc>
-          <w:tcPr>
-            <w:tcW w:type="dxa" w:w="3040"/>
-            <w:shd w:fill="F2F2F2" w:color="auto" w:val="clear"/>
-            <w:tcMar>
-              <w:top w:type="dxa" w:w="60"/>
-              <w:left w:type="dxa" w:w="120"/>
-              <w:bottom w:type="dxa" w:w="60"/>
-              <w:right w:type="dxa" w:w="120"/>
-            </w:tcMar>
-            <w:vAlign w:val="top"/>
-          </w:tcPr>
-          <w:p>
-            <w:pPr>
-              <w:spacing w:after="40" w:before="0"/>
-              <w:jc w:val="left"/>
-            </w:pPr>
-            <w:r>
-              <w:rPr>
-                <w:rFonts w:ascii="Arial" w:cs="Arial" w:eastAsia="Arial" w:hAnsi="Arial"/>
-                <w:b w:val="false"/>
-                <w:bCs w:val="false"/>
-                <w:i w:val="false"/>
-                <w:iCs w:val="false"/>
-                <w:color w:val="000000"/>
-                <w:sz w:val="18"/>
-                <w:szCs w:val="18"/>
-              </w:rPr>
-              <w:t xml:space="preserve">Part A: 'Before I tell you anything, look at your Lewis diagram of water from Lesson 3. How many lone pairs does oxygen have?' WAIT 10 seconds. Cold-call: 'Otieno — two lone pairs, correct. Now — those lone pairs have a slight negative charge. What do you think they might be attracted to on a NEIGHBOURING water molecule?' WAIT 12 seconds. Cold-call 2 learners. After drawing H-bonds on the board: 'This dashed line is NOT a covalent bond. It is a weak electrostatic attraction. But water has up to FOUR of these per molecule — two from lone pairs, two from H atoms. That is why water's boiling point is so much higher than expected.' For Part B, use the analogy: 'Think of electron clouds in noble gas atoms like a herd of cattle in Rift Valley — usually spread out evenly, but sometimes all bunch up to one side by chance. When that happens, the atom has a temporary dipole. The nearby atom responds. That is London dispersion force.' Write on board: 'Larger atom = more electrons = easier to distort cloud = stronger London dispersion force.' Then ask: 'Apply this — which should have a higher boiling point: helium or krypton?' Cold-call 3 learners. Pivot to graphite: 'Between the flat carbon layers in graphite — what type of bond holds the layers together?' WAIT 15 seconds. Record answers on board.</w:t>
-            </w:r>
-          </w:p>
-        </w:tc>
-        <w:tc>
-          <w:tcPr>
-            <w:tcW w:type="dxa" w:w="3040"/>
-            <w:shd w:fill="FFFFFF" w:color="auto" w:val="clear"/>
-            <w:tcMar>
-              <w:top w:type="dxa" w:w="60"/>
-              <w:left w:type="dxa" w:w="120"/>
-              <w:bottom w:type="dxa" w:w="60"/>
-              <w:right w:type="dxa" w:w="120"/>
-            </w:tcMar>
-            <w:vAlign w:val="top"/>
-          </w:tcPr>
-          <w:p>
-            <w:pPr>
-              <w:spacing w:after="40" w:before="0"/>
-              <w:jc w:val="left"/>
-            </w:pPr>
-            <w:r>
-              <w:rPr>
-                <w:rFonts w:ascii="Arial" w:cs="Arial" w:eastAsia="Arial" w:hAnsi="Arial"/>
-                <w:b w:val="false"/>
-                <w:bCs w:val="false"/>
-                <w:i w:val="false"/>
-                <w:iCs w:val="false"/>
-                <w:color w:val="000000"/>
-                <w:sz w:val="18"/>
-                <w:szCs w:val="18"/>
-              </w:rPr>
-              <w:t xml:space="preserve">Analogical Reasoning + Mechanistic Explanation — The 'bunching cattle' analogy makes the abstract concept of temporary dipoles concrete and locally resonant. Mechanistic explanation (step-by-step: electron shift → temporary dipole → induced dipole in neighbour → attraction) builds causal understanding rather than rote definition. Returning to graphite at the end of Part B directly advances the driving question and makes the phenomenon relevant.</w:t>
-            </w:r>
-          </w:p>
-        </w:tc>
-        <w:tc>
-          <w:tcPr>
-            <w:tcW w:type="dxa" w:w="3040"/>
-            <w:shd w:fill="F2F2F2" w:color="auto" w:val="clear"/>
-            <w:tcMar>
-              <w:top w:type="dxa" w:w="60"/>
-              <w:left w:type="dxa" w:w="120"/>
-              <w:bottom w:type="dxa" w:w="60"/>
-              <w:right w:type="dxa" w:w="120"/>
-            </w:tcMar>
-            <w:vAlign w:val="top"/>
-          </w:tcPr>
-          <w:p>
-            <w:pPr>
-              <w:spacing w:after="40" w:before="0"/>
-              <w:jc w:val="left"/>
-            </w:pPr>
-            <w:r>
-              <w:rPr>
-                <w:rFonts w:ascii="Arial" w:cs="Arial" w:eastAsia="Arial" w:hAnsi="Arial"/>
-                <w:b w:val="false"/>
-                <w:bCs w:val="false"/>
-                <w:i w:val="false"/>
-                <w:iCs w:val="false"/>
-                <w:color w:val="000000"/>
-                <w:sz w:val="18"/>
-                <w:szCs w:val="18"/>
-              </w:rPr>
-              <w:t xml:space="preserve">Learners individually complete an exit mini-task (2 minutes): 'Draw two water molecules and show ONE hydrogen bond between them. Label δ+, δ−, and the H-bond with a dashed line.' Observable indicators: (1) dashed line connects H of one molecule to O (not H-to-H or O-to-O); (2) δ+ placed on H atoms, δ− on O; (3) at least one lone pair shown on the acceptor O. Teacher scans 6 drawings during the Van der Waals explanation. Common error to watch for: learners drawing H-bonds as solid lines (confusing with covalent bonds) — correct immediately.</w:t>
-            </w:r>
-          </w:p>
-        </w:tc>
-      </w:tr>
-      <w:tr>
-        <w:tc>
-          <w:tcPr>
-            <w:tcW w:type="dxa" w:w="1520"/>
-            <w:shd w:fill="FCE4D6" w:color="auto" w:val="clear"/>
-            <w:tcMar>
-              <w:top w:type="dxa" w:w="60"/>
-              <w:left w:type="dxa" w:w="120"/>
-              <w:bottom w:type="dxa" w:w="60"/>
-              <w:right w:type="dxa" w:w="120"/>
-            </w:tcMar>
-            <w:vAlign w:val="top"/>
-          </w:tcPr>
-          <w:p>
-            <w:pPr>
-              <w:spacing w:after="40" w:before="0"/>
-              <w:jc w:val="left"/>
-            </w:pPr>
-            <w:r>
-              <w:rPr>
-                <w:rFonts w:ascii="Arial" w:cs="Arial" w:eastAsia="Arial" w:hAnsi="Arial"/>
-                <w:b/>
-                <w:bCs/>
-                <w:i w:val="false"/>
-                <w:iCs w:val="false"/>
-                <w:color w:val="000000"/>
-                <w:sz w:val="18"/>
-                <w:szCs w:val="18"/>
-              </w:rPr>
-              <w:t xml:space="preserve">Driving Question Board (DQB) Creation</w:t>
-            </w:r>
-          </w:p>
-          <w:p>
-            <w:pPr>
-              <w:spacing w:after="20" w:before="0"/>
-            </w:pPr>
-            <w:r>
-              <w:rPr>
-                <w:rFonts w:ascii="Arial" w:cs="Arial" w:eastAsia="Arial" w:hAnsi="Arial"/>
-                <w:b/>
-                <w:bCs/>
-                <w:color w:val="1F3864"/>
-                <w:sz w:val="16"/>
-                <w:szCs w:val="16"/>
-              </w:rPr>
-              <w:t xml:space="preserve">📹 VIDEO:</w:t>
-            </w:r>
-          </w:p>
-          <w:p>
-            <w:pPr>
-              <w:spacing w:after="20" w:before="0"/>
-            </w:pPr>
-            <w:hyperlink w:history="1" r:id="rIdhqjc5f9uqojrr2xeztgru">
-              <w:r>
-                <w:rPr>
-                  <w:rFonts w:ascii="Arial" w:cs="Arial" w:eastAsia="Arial" w:hAnsi="Arial"/>
-                  <w:color w:val="2E75B6"/>
-                  <w:sz w:val="16"/>
-                  <w:szCs w:val="16"/>
-                  <w:u w:val="single" w:color="2E75B6"/>
-                </w:rPr>
-                <w:t xml:space="preserve">Van der Waals forces -dubbed(KY)</w:t>
-              </w:r>
-            </w:hyperlink>
-          </w:p>
-          <w:p>
-            <w:pPr>
-              <w:spacing w:after="10" w:before="0"/>
-              <w:ind w:left="120"/>
-            </w:pPr>
-            <w:r>
-              <w:rPr>
-                <w:rFonts w:ascii="Arial" w:cs="Arial" w:eastAsia="Arial" w:hAnsi="Arial"/>
-                <w:color w:val="595959"/>
-                <w:sz w:val="14"/>
-                <w:szCs w:val="14"/>
-              </w:rPr>
-              <w:t xml:space="preserve">Source: Khan Academy (Kiswahili)</w:t>
-            </w:r>
-          </w:p>
-          <w:p>
-            <w:pPr>
-              <w:spacing w:after="10" w:before="0"/>
-              <w:ind w:left="120"/>
-            </w:pPr>
-            <w:hyperlink w:history="1" r:id="rIdotv8usircavivdsnadywu">
-              <w:r>
-                <w:rPr>
-                  <w:rFonts w:ascii="Arial" w:cs="Arial" w:eastAsia="Arial" w:hAnsi="Arial"/>
-                  <w:color w:val="595959"/>
-                  <w:sz w:val="14"/>
-                  <w:szCs w:val="14"/>
-                  <w:u w:val="single" w:color="595959"/>
-                </w:rPr>
-                <w:t xml:space="preserve">🔍 Search ARES for similar videos</w:t>
-              </w:r>
-            </w:hyperlink>
-          </w:p>
-          <w:p>
-            <w:pPr>
-              <w:spacing w:after="40" w:before="0"/>
-            </w:pPr>
-            <w:r>
-              <w:rPr>
-                <w:sz w:val="14"/>
-                <w:szCs w:val="14"/>
-              </w:rPr>
-              <w:t xml:space="preserve"/>
-            </w:r>
-          </w:p>
-          <w:p>
-            <w:pPr>
-              <w:spacing w:after="20" w:before="0"/>
-            </w:pPr>
-            <w:r>
-              <w:rPr>
-                <w:rFonts w:ascii="Arial" w:cs="Arial" w:eastAsia="Arial" w:hAnsi="Arial"/>
-                <w:b/>
-                <w:bCs/>
-                <w:color w:val="1F3864"/>
-                <w:sz w:val="16"/>
-                <w:szCs w:val="16"/>
-              </w:rPr>
-              <w:t xml:space="preserve">📖 EXERCISE:</w:t>
-            </w:r>
-          </w:p>
-          <w:p>
-            <w:pPr>
-              <w:spacing w:after="20" w:before="0"/>
-            </w:pPr>
-            <w:hyperlink w:history="1" r:id="rIdankujbrexihk7kkfi8q4z">
-              <w:r>
-                <w:rPr>
-                  <w:rFonts w:ascii="Arial" w:cs="Arial" w:eastAsia="Arial" w:hAnsi="Arial"/>
-                  <w:color w:val="2E75B6"/>
-                  <w:sz w:val="16"/>
-                  <w:szCs w:val="16"/>
-                  <w:u w:val="single" w:color="2E75B6"/>
-                </w:rPr>
-                <w:t xml:space="preserve">Van der Waals Forces Practice</w:t>
-              </w:r>
-            </w:hyperlink>
-          </w:p>
-          <w:p>
-            <w:pPr>
-              <w:spacing w:after="10" w:before="0"/>
-              <w:ind w:left="120"/>
-            </w:pPr>
-            <w:r>
-              <w:rPr>
-                <w:rFonts w:ascii="Arial" w:cs="Arial" w:eastAsia="Arial" w:hAnsi="Arial"/>
-                <w:color w:val="595959"/>
-                <w:sz w:val="14"/>
-                <w:szCs w:val="14"/>
-              </w:rPr>
-              <w:t xml:space="preserve">Source: CK-12</w:t>
-            </w:r>
-          </w:p>
-          <w:p>
-            <w:pPr>
-              <w:spacing w:after="10" w:before="0"/>
-              <w:ind w:left="120"/>
-            </w:pPr>
-            <w:hyperlink w:history="1" r:id="rIdutxqgarvsaunfi1l2teun">
-              <w:r>
-                <w:rPr>
-                  <w:rFonts w:ascii="Arial" w:cs="Arial" w:eastAsia="Arial" w:hAnsi="Arial"/>
-                  <w:color w:val="595959"/>
-                  <w:sz w:val="14"/>
-                  <w:szCs w:val="14"/>
-                  <w:u w:val="single" w:color="595959"/>
-                </w:rPr>
-                <w:t xml:space="preserve">🔍 Search ARES for similar readings</w:t>
-              </w:r>
-            </w:hyperlink>
-          </w:p>
-        </w:tc>
-        <w:tc>
-          <w:tcPr>
-            <w:tcW w:type="dxa" w:w="3040"/>
-            <w:shd w:fill="FFFFFF" w:color="auto" w:val="clear"/>
-            <w:tcMar>
-              <w:top w:type="dxa" w:w="60"/>
-              <w:left w:type="dxa" w:w="120"/>
-              <w:bottom w:type="dxa" w:w="60"/>
-              <w:right w:type="dxa" w:w="120"/>
-            </w:tcMar>
-            <w:vAlign w:val="top"/>
-          </w:tcPr>
-          <w:p>
-            <w:pPr>
-              <w:spacing w:after="40" w:before="0"/>
-              <w:jc w:val="left"/>
-            </w:pPr>
-            <w:r>
-              <w:rPr>
-                <w:rFonts w:ascii="Arial" w:cs="Arial" w:eastAsia="Arial" w:hAnsi="Arial"/>
-                <w:b w:val="false"/>
-                <w:bCs w:val="false"/>
-                <w:i w:val="false"/>
-                <w:iCs w:val="false"/>
-                <w:color w:val="000000"/>
-                <w:sz w:val="18"/>
-                <w:szCs w:val="18"/>
-              </w:rPr>
-              <w:t xml:space="preserve">Each learner receives two sticky notes. On the PINK note they write one NEW question this lesson has raised for them about bonding and properties. On the GREEN note they write one connection they can now make to the anchoring phenomenon (diamond vs. graphite). Groups of 4 discuss their sticky notes for 3 minutes, then one representative from each group places the notes on the class Driving Question Board under two columns: 'New Questions' and 'Connections to Carbon.' The class reads 3–4 posted connections aloud. Learners then update their personal 'Bonding Concept Map' (started in Lesson 1) by adding 'Intermolecular Forces' as a new node, with branches for 'Hydrogen Bonding' and 'Van der Waals Forces,' linked to examples (H₂O, I₂, noble gases, graphite layers).</w:t>
-            </w:r>
-          </w:p>
-        </w:tc>
-        <w:tc>
-          <w:tcPr>
-            <w:tcW w:type="dxa" w:w="3040"/>
-            <w:shd w:fill="F2F2F2" w:color="auto" w:val="clear"/>
-            <w:tcMar>
-              <w:top w:type="dxa" w:w="60"/>
-              <w:left w:type="dxa" w:w="120"/>
-              <w:bottom w:type="dxa" w:w="60"/>
-              <w:right w:type="dxa" w:w="120"/>
-            </w:tcMar>
-            <w:vAlign w:val="top"/>
-          </w:tcPr>
-          <w:p>
-            <w:pPr>
-              <w:spacing w:after="40" w:before="0"/>
-              <w:jc w:val="left"/>
-            </w:pPr>
-            <w:r>
-              <w:rPr>
-                <w:rFonts w:ascii="Arial" w:cs="Arial" w:eastAsia="Arial" w:hAnsi="Arial"/>
-                <w:b w:val="false"/>
-                <w:bCs w:val="false"/>
-                <w:i w:val="false"/>
-                <w:iCs w:val="false"/>
-                <w:color w:val="000000"/>
-                <w:sz w:val="18"/>
-                <w:szCs w:val="18"/>
-              </w:rPr>
-              <w:t xml:space="preserve">Say: 'You now know about five types of bonding or force: ionic, covalent, dative covalent, metallic, and now intermolecular forces. Go back to the big question on your board — WHY does graphite conduct and slide while diamond does not? On your GREEN sticky note, write specifically what intermolecular forces have to do with graphite's properties. You have 2 minutes — write something, even if you are not certain.' After posting, read 2–3 green notes aloud. Affirm correct connections: 'Exactly — between graphite layers, only weak Van der Waals forces hold them, which is why they slide. There are no such weak links in diamond's 3-D network.' Point to any misconceptions on pink notes and say: 'These are great questions — we will return to them in Lessons 6 and 7 when we study giant structures.'</w:t>
-            </w:r>
-          </w:p>
-        </w:tc>
-        <w:tc>
-          <w:tcPr>
-            <w:tcW w:type="dxa" w:w="3040"/>
-            <w:shd w:fill="FFFFFF" w:color="auto" w:val="clear"/>
-            <w:tcMar>
-              <w:top w:type="dxa" w:w="60"/>
-              <w:left w:type="dxa" w:w="120"/>
-              <w:bottom w:type="dxa" w:w="60"/>
-              <w:right w:type="dxa" w:w="120"/>
-            </w:tcMar>
-            <w:vAlign w:val="top"/>
-          </w:tcPr>
-          <w:p>
-            <w:pPr>
-              <w:spacing w:after="40" w:before="0"/>
-              <w:jc w:val="left"/>
-            </w:pPr>
-            <w:r>
-              <w:rPr>
-                <w:rFonts w:ascii="Arial" w:cs="Arial" w:eastAsia="Arial" w:hAnsi="Arial"/>
-                <w:b w:val="false"/>
-                <w:bCs w:val="false"/>
-                <w:i w:val="false"/>
-                <w:iCs w:val="false"/>
-                <w:color w:val="000000"/>
-                <w:sz w:val="18"/>
-                <w:szCs w:val="18"/>
-              </w:rPr>
-              <w:t xml:space="preserve">Driving Question Board (DQB) Curation — The two-colour sticky note protocol forces learners to distinguish between new uncertainties (pink) and consolidated understanding (green). Updating the personal concept map builds a cumulative, visible knowledge structure that learners own and revise throughout the unit, supporting metacognitive awareness of their own learning progression.</w:t>
-            </w:r>
-          </w:p>
-        </w:tc>
-        <w:tc>
-          <w:tcPr>
-            <w:tcW w:type="dxa" w:w="3040"/>
-            <w:shd w:fill="F2F2F2" w:color="auto" w:val="clear"/>
-            <w:tcMar>
-              <w:top w:type="dxa" w:w="60"/>
-              <w:left w:type="dxa" w:w="120"/>
-              <w:bottom w:type="dxa" w:w="60"/>
-              <w:right w:type="dxa" w:w="120"/>
-            </w:tcMar>
-            <w:vAlign w:val="top"/>
-          </w:tcPr>
-          <w:p>
-            <w:pPr>
-              <w:spacing w:after="40" w:before="0"/>
-              <w:jc w:val="left"/>
-            </w:pPr>
-            <w:r>
-              <w:rPr>
-                <w:rFonts w:ascii="Arial" w:cs="Arial" w:eastAsia="Arial" w:hAnsi="Arial"/>
-                <w:b w:val="false"/>
-                <w:bCs w:val="false"/>
-                <w:i w:val="false"/>
-                <w:iCs w:val="false"/>
-                <w:color w:val="000000"/>
-                <w:sz w:val="18"/>
-                <w:szCs w:val="18"/>
-              </w:rPr>
-              <w:t xml:space="preserve">Teacher photographs the updated DQB for review after class. Observable indicators: (1) green notes reference graphite layers, Van der Waals forces, or 'weak forces between layers' — showing transfer to the anchoring phenomenon; (2) concept maps now include 'Intermolecular Forces' node linked to at least one example; (3) pink notes reveal genuine curiosity (e.g., 'Does H-bonding exist in proteins?') rather than confusion about core content taught today. Flag any green notes that confuse intermolecular forces with intramolecular bonds — address at lesson start of Lesson 6.</w:t>
-            </w:r>
-          </w:p>
-        </w:tc>
-      </w:tr>
-      <w:tr>
-        <w:tc>
-          <w:tcPr>
-            <w:tcW w:type="dxa" w:w="1520"/>
-            <w:shd w:fill="D5E8F0" w:color="auto" w:val="clear"/>
-            <w:tcMar>
-              <w:top w:type="dxa" w:w="60"/>
-              <w:left w:type="dxa" w:w="120"/>
-              <w:bottom w:type="dxa" w:w="60"/>
-              <w:right w:type="dxa" w:w="120"/>
-            </w:tcMar>
-            <w:vAlign w:val="top"/>
-          </w:tcPr>
-          <w:p>
-            <w:pPr>
-              <w:spacing w:after="40" w:before="0"/>
-              <w:jc w:val="left"/>
-            </w:pPr>
-            <w:r>
-              <w:rPr>
-                <w:rFonts w:ascii="Arial" w:cs="Arial" w:eastAsia="Arial" w:hAnsi="Arial"/>
-                <w:b/>
-                <w:bCs/>
-                <w:i w:val="false"/>
-                <w:iCs w:val="false"/>
-                <w:color w:val="000000"/>
-                <w:sz w:val="18"/>
-                <w:szCs w:val="18"/>
-              </w:rPr>
-              <w:t xml:space="preserve">Model Building Phase</w:t>
-            </w:r>
-          </w:p>
-          <w:p>
-            <w:pPr>
-              <w:spacing w:after="20" w:before="0"/>
-            </w:pPr>
-            <w:r>
-              <w:rPr>
-                <w:rFonts w:ascii="Arial" w:cs="Arial" w:eastAsia="Arial" w:hAnsi="Arial"/>
-                <w:b/>
-                <w:bCs/>
-                <w:color w:val="1F3864"/>
-                <w:sz w:val="16"/>
-                <w:szCs w:val="16"/>
-              </w:rPr>
-              <w:t xml:space="preserve">📹 VIDEO:</w:t>
-            </w:r>
-          </w:p>
-          <w:p>
-            <w:pPr>
-              <w:spacing w:after="20" w:before="0"/>
-            </w:pPr>
-            <w:hyperlink w:history="1" r:id="rIdsvvbvno8k7t5j1u9l-eoy">
-              <w:r>
-                <w:rPr>
-                  <w:rFonts w:ascii="Arial" w:cs="Arial" w:eastAsia="Arial" w:hAnsi="Arial"/>
-                  <w:color w:val="2E75B6"/>
-                  <w:sz w:val="16"/>
-                  <w:szCs w:val="16"/>
-                  <w:u w:val="single" w:color="2E75B6"/>
-                </w:rPr>
-                <w:t xml:space="preserve">Van der Waals forces -dubbed(KY)</w:t>
-              </w:r>
-            </w:hyperlink>
-          </w:p>
-          <w:p>
-            <w:pPr>
-              <w:spacing w:after="10" w:before="0"/>
-              <w:ind w:left="120"/>
-            </w:pPr>
-            <w:r>
-              <w:rPr>
-                <w:rFonts w:ascii="Arial" w:cs="Arial" w:eastAsia="Arial" w:hAnsi="Arial"/>
-                <w:color w:val="595959"/>
-                <w:sz w:val="14"/>
-                <w:szCs w:val="14"/>
-              </w:rPr>
-              <w:t xml:space="preserve">Source: Khan Academy (Kiswahili)</w:t>
-            </w:r>
-          </w:p>
-          <w:p>
-            <w:pPr>
-              <w:spacing w:after="10" w:before="0"/>
-              <w:ind w:left="120"/>
-            </w:pPr>
-            <w:hyperlink w:history="1" r:id="rIduttwpy0lhrtpyt9uaw3cc">
-              <w:r>
-                <w:rPr>
-                  <w:rFonts w:ascii="Arial" w:cs="Arial" w:eastAsia="Arial" w:hAnsi="Arial"/>
-                  <w:color w:val="595959"/>
-                  <w:sz w:val="14"/>
-                  <w:szCs w:val="14"/>
-                  <w:u w:val="single" w:color="595959"/>
-                </w:rPr>
-                <w:t xml:space="preserve">🔍 Search ARES for similar videos</w:t>
-              </w:r>
-            </w:hyperlink>
-          </w:p>
-          <w:p>
-            <w:pPr>
-              <w:spacing w:after="40" w:before="0"/>
-            </w:pPr>
-            <w:r>
-              <w:rPr>
-                <w:sz w:val="14"/>
-                <w:szCs w:val="14"/>
-              </w:rPr>
-              <w:t xml:space="preserve"/>
-            </w:r>
-          </w:p>
-          <w:p>
-            <w:pPr>
-              <w:spacing w:after="20" w:before="0"/>
-            </w:pPr>
-            <w:r>
-              <w:rPr>
-                <w:rFonts w:ascii="Arial" w:cs="Arial" w:eastAsia="Arial" w:hAnsi="Arial"/>
-                <w:b/>
-                <w:bCs/>
-                <w:color w:val="1F3864"/>
-                <w:sz w:val="16"/>
-                <w:szCs w:val="16"/>
-              </w:rPr>
-              <w:t xml:space="preserve">📖 EXERCISE:</w:t>
-            </w:r>
-          </w:p>
-          <w:p>
-            <w:pPr>
-              <w:spacing w:after="20" w:before="0"/>
-            </w:pPr>
-            <w:hyperlink w:history="1" r:id="rId7xju7r7d8mqdaw7bc5kat">
+            <w:hyperlink w:history="1" r:id="rIdlhm2j_8lv7difeq5ztgsj">
               <w:r>
                 <w:rPr>
                   <w:rFonts w:ascii="Arial" w:cs="Arial" w:eastAsia="Arial" w:hAnsi="Arial"/>
@@ -16440,7 +16440,7 @@
               <w:spacing w:after="10" w:before="0"/>
               <w:ind w:left="120"/>
             </w:pPr>
-            <w:hyperlink w:history="1" r:id="rIdqfm0pu_tuwu5elve9czeo">
+            <w:hyperlink w:history="1" r:id="rId_xjne3qfbpmd7vj_b-zz7">
               <w:r>
                 <w:rPr>
                   <w:rFonts w:ascii="Arial" w:cs="Arial" w:eastAsia="Arial" w:hAnsi="Arial"/>
@@ -17927,7 +17927,7 @@
             <w:pPr>
               <w:spacing w:after="20" w:before="0"/>
             </w:pPr>
-            <w:hyperlink w:history="1" r:id="rIdfiajhzgssnuihyl1z0nu3">
+            <w:hyperlink w:history="1" r:id="rId-bwcps0jpzo8nja1snopr">
               <w:r>
                 <w:rPr>
                   <w:rFonts w:ascii="Arial" w:cs="Arial" w:eastAsia="Arial" w:hAnsi="Arial"/>
@@ -17960,7 +17960,7 @@
               <w:spacing w:after="10" w:before="0"/>
               <w:ind w:left="120"/>
             </w:pPr>
-            <w:hyperlink w:history="1" r:id="rIdun5zwfdfzum0wxwlnp_b-">
+            <w:hyperlink w:history="1" r:id="rId81kcugaghab_b4-rplkrh">
               <w:r>
                 <w:rPr>
                   <w:rFonts w:ascii="Arial" w:cs="Arial" w:eastAsia="Arial" w:hAnsi="Arial"/>
@@ -18005,7 +18005,7 @@
             <w:pPr>
               <w:spacing w:after="20" w:before="0"/>
             </w:pPr>
-            <w:hyperlink w:history="1" r:id="rIdg7e9g19-gasid8zwtps2q">
+            <w:hyperlink w:history="1" r:id="rIdlbffmahdend9rwi3kbk0l">
               <w:r>
                 <w:rPr>
                   <w:rFonts w:ascii="Arial" w:cs="Arial" w:eastAsia="Arial" w:hAnsi="Arial"/>
@@ -18038,7 +18038,7 @@
               <w:spacing w:after="10" w:before="0"/>
               <w:ind w:left="120"/>
             </w:pPr>
-            <w:hyperlink w:history="1" r:id="rId3y_kpi4vybezw8ooxqwge">
+            <w:hyperlink w:history="1" r:id="rId6gfl3b9ijrq3xw3mtjxzo">
               <w:r>
                 <w:rPr>
                   <w:rFonts w:ascii="Arial" w:cs="Arial" w:eastAsia="Arial" w:hAnsi="Arial"/>
@@ -18233,7 +18233,7 @@
             <w:pPr>
               <w:spacing w:after="20" w:before="0"/>
             </w:pPr>
-            <w:hyperlink w:history="1" r:id="rIdfupv4d5mxo6dqwtnxak1j">
+            <w:hyperlink w:history="1" r:id="rIdchgjkvz_0a1zptsjqvw8a">
               <w:r>
                 <w:rPr>
                   <w:rFonts w:ascii="Arial" w:cs="Arial" w:eastAsia="Arial" w:hAnsi="Arial"/>
@@ -18266,7 +18266,7 @@
               <w:spacing w:after="10" w:before="0"/>
               <w:ind w:left="120"/>
             </w:pPr>
-            <w:hyperlink w:history="1" r:id="rIdigihaxhlr7nuore1yxacv">
+            <w:hyperlink w:history="1" r:id="rIddetnbc1n9g_x40mb8swfx">
               <w:r>
                 <w:rPr>
                   <w:rFonts w:ascii="Arial" w:cs="Arial" w:eastAsia="Arial" w:hAnsi="Arial"/>
@@ -18311,7 +18311,7 @@
             <w:pPr>
               <w:spacing w:after="20" w:before="0"/>
             </w:pPr>
-            <w:hyperlink w:history="1" r:id="rId6d8u5mu9p8wfprojcsok1">
+            <w:hyperlink w:history="1" r:id="rIdut-cphhkbiuxdzmpqwnfd">
               <w:r>
                 <w:rPr>
                   <w:rFonts w:ascii="Arial" w:cs="Arial" w:eastAsia="Arial" w:hAnsi="Arial"/>
@@ -18344,7 +18344,7 @@
               <w:spacing w:after="10" w:before="0"/>
               <w:ind w:left="120"/>
             </w:pPr>
-            <w:hyperlink w:history="1" r:id="rIdkbr1yqzmo8opv5b3ydwm8">
+            <w:hyperlink w:history="1" r:id="rIdsirxfnjh6jomxwmlasq3g">
               <w:r>
                 <w:rPr>
                   <w:rFonts w:ascii="Arial" w:cs="Arial" w:eastAsia="Arial" w:hAnsi="Arial"/>
@@ -18539,7 +18539,7 @@
             <w:pPr>
               <w:spacing w:after="20" w:before="0"/>
             </w:pPr>
-            <w:hyperlink w:history="1" r:id="rIdckvpikpjita7lzd0jj3tr">
+            <w:hyperlink w:history="1" r:id="rIdjnopicran00dk75c3a2zr">
               <w:r>
                 <w:rPr>
                   <w:rFonts w:ascii="Arial" w:cs="Arial" w:eastAsia="Arial" w:hAnsi="Arial"/>
@@ -18572,7 +18572,7 @@
               <w:spacing w:after="10" w:before="0"/>
               <w:ind w:left="120"/>
             </w:pPr>
-            <w:hyperlink w:history="1" r:id="rIdlyw01idiirh9jkurufjhg">
+            <w:hyperlink w:history="1" r:id="rIdjjdtoljzrnasv91dpphsh">
               <w:r>
                 <w:rPr>
                   <w:rFonts w:ascii="Arial" w:cs="Arial" w:eastAsia="Arial" w:hAnsi="Arial"/>
@@ -18617,7 +18617,7 @@
             <w:pPr>
               <w:spacing w:after="20" w:before="0"/>
             </w:pPr>
-            <w:hyperlink w:history="1" r:id="rIdtyx6xmmgfdws6mofvk3du">
+            <w:hyperlink w:history="1" r:id="rIdpppik4o1908s0wsaj6mzk">
               <w:r>
                 <w:rPr>
                   <w:rFonts w:ascii="Arial" w:cs="Arial" w:eastAsia="Arial" w:hAnsi="Arial"/>
@@ -18650,7 +18650,7 @@
               <w:spacing w:after="10" w:before="0"/>
               <w:ind w:left="120"/>
             </w:pPr>
-            <w:hyperlink w:history="1" r:id="rIdgbvvctp_msbs_idg1jpcg">
+            <w:hyperlink w:history="1" r:id="rIdmlks0cz4yolijlc5zlwsx">
               <w:r>
                 <w:rPr>
                   <w:rFonts w:ascii="Arial" w:cs="Arial" w:eastAsia="Arial" w:hAnsi="Arial"/>
@@ -18845,7 +18845,7 @@
             <w:pPr>
               <w:spacing w:after="20" w:before="0"/>
             </w:pPr>
-            <w:hyperlink w:history="1" r:id="rIdoi7_lfqqhruot7fnfbjes">
+            <w:hyperlink w:history="1" r:id="rIdrw6fndudzm-lfkjnc-iib">
               <w:r>
                 <w:rPr>
                   <w:rFonts w:ascii="Arial" w:cs="Arial" w:eastAsia="Arial" w:hAnsi="Arial"/>
@@ -18878,7 +18878,7 @@
               <w:spacing w:after="10" w:before="0"/>
               <w:ind w:left="120"/>
             </w:pPr>
-            <w:hyperlink w:history="1" r:id="rIdhat_q0ie0murjbmigcfpa">
+            <w:hyperlink w:history="1" r:id="rIdaiou8s2uw_c0wfd4kwq0k">
               <w:r>
                 <w:rPr>
                   <w:rFonts w:ascii="Arial" w:cs="Arial" w:eastAsia="Arial" w:hAnsi="Arial"/>
@@ -18923,7 +18923,7 @@
             <w:pPr>
               <w:spacing w:after="20" w:before="0"/>
             </w:pPr>
-            <w:hyperlink w:history="1" r:id="rIdfp-itpxmqjv6f2rikzb6s">
+            <w:hyperlink w:history="1" r:id="rIdtpd-neo6pciymekgqz2qu">
               <w:r>
                 <w:rPr>
                   <w:rFonts w:ascii="Arial" w:cs="Arial" w:eastAsia="Arial" w:hAnsi="Arial"/>
@@ -18956,7 +18956,7 @@
               <w:spacing w:after="10" w:before="0"/>
               <w:ind w:left="120"/>
             </w:pPr>
-            <w:hyperlink w:history="1" r:id="rId8wgp0vm8mhhw3a4krn9nk">
+            <w:hyperlink w:history="1" r:id="rId8rwavha4ndnvvsrjw00xm">
               <w:r>
                 <w:rPr>
                   <w:rFonts w:ascii="Arial" w:cs="Arial" w:eastAsia="Arial" w:hAnsi="Arial"/>
@@ -19151,7 +19151,7 @@
             <w:pPr>
               <w:spacing w:after="20" w:before="0"/>
             </w:pPr>
-            <w:hyperlink w:history="1" r:id="rIdv2zce7olnooe0cne5zm2x">
+            <w:hyperlink w:history="1" r:id="rIdwqgpyi1bopk5knjjz6tas">
               <w:r>
                 <w:rPr>
                   <w:rFonts w:ascii="Arial" w:cs="Arial" w:eastAsia="Arial" w:hAnsi="Arial"/>
@@ -19184,7 +19184,7 @@
               <w:spacing w:after="10" w:before="0"/>
               <w:ind w:left="120"/>
             </w:pPr>
-            <w:hyperlink w:history="1" r:id="rIdr1zcqappnjjer-ijdgwej">
+            <w:hyperlink w:history="1" r:id="rIdotdhljnogn4jqls4lxmt2">
               <w:r>
                 <w:rPr>
                   <w:rFonts w:ascii="Arial" w:cs="Arial" w:eastAsia="Arial" w:hAnsi="Arial"/>
@@ -19229,7 +19229,7 @@
             <w:pPr>
               <w:spacing w:after="20" w:before="0"/>
             </w:pPr>
-            <w:hyperlink w:history="1" r:id="rId0pa20dmmjaeybdwfgwma_">
+            <w:hyperlink w:history="1" r:id="rIdwkcmorq3-mc3p26fxqfet">
               <w:r>
                 <w:rPr>
                   <w:rFonts w:ascii="Arial" w:cs="Arial" w:eastAsia="Arial" w:hAnsi="Arial"/>
@@ -19262,7 +19262,7 @@
               <w:spacing w:after="10" w:before="0"/>
               <w:ind w:left="120"/>
             </w:pPr>
-            <w:hyperlink w:history="1" r:id="rIdbgatqbxig6tw4freeflu2">
+            <w:hyperlink w:history="1" r:id="rIdmik42tekqembat-fqnbkc">
               <w:r>
                 <w:rPr>
                   <w:rFonts w:ascii="Arial" w:cs="Arial" w:eastAsia="Arial" w:hAnsi="Arial"/>
@@ -20749,7 +20749,7 @@
             <w:pPr>
               <w:spacing w:after="20" w:before="0"/>
             </w:pPr>
-            <w:hyperlink w:history="1" r:id="rIdm985s47yyfw5_lboh3imp">
+            <w:hyperlink w:history="1" r:id="rIdacye5yvuc4lcxksihjnv9">
               <w:r>
                 <w:rPr>
                   <w:rFonts w:ascii="Arial" w:cs="Arial" w:eastAsia="Arial" w:hAnsi="Arial"/>
@@ -20782,7 +20782,7 @@
               <w:spacing w:after="10" w:before="0"/>
               <w:ind w:left="120"/>
             </w:pPr>
-            <w:hyperlink w:history="1" r:id="rIdd3p-bjyfxxmyltr82a-_b">
+            <w:hyperlink w:history="1" r:id="rIdwt8aqw8ez9h3qcg_mqpwd">
               <w:r>
                 <w:rPr>
                   <w:rFonts w:ascii="Arial" w:cs="Arial" w:eastAsia="Arial" w:hAnsi="Arial"/>
@@ -20827,7 +20827,7 @@
             <w:pPr>
               <w:spacing w:after="20" w:before="0"/>
             </w:pPr>
-            <w:hyperlink w:history="1" r:id="rId46yu2pygt_lazf5ibruwc">
+            <w:hyperlink w:history="1" r:id="rId3ynlnkqy-zlygdgpcekte">
               <w:r>
                 <w:rPr>
                   <w:rFonts w:ascii="Arial" w:cs="Arial" w:eastAsia="Arial" w:hAnsi="Arial"/>
@@ -20860,7 +20860,7 @@
               <w:spacing w:after="10" w:before="0"/>
               <w:ind w:left="120"/>
             </w:pPr>
-            <w:hyperlink w:history="1" r:id="rIdt_wln6nhefgdwj0z-ofn8">
+            <w:hyperlink w:history="1" r:id="rIdzfxnv-omnrnjaerknkkhx">
               <w:r>
                 <w:rPr>
                   <w:rFonts w:ascii="Arial" w:cs="Arial" w:eastAsia="Arial" w:hAnsi="Arial"/>
@@ -21150,7 +21150,7 @@
             <w:pPr>
               <w:spacing w:after="20" w:before="0"/>
             </w:pPr>
-            <w:hyperlink w:history="1" r:id="rIdvhndrllkhpqfbhzatvwpt">
+            <w:hyperlink w:history="1" r:id="rId4hp4kbcfdqkt_j_thfzvv">
               <w:r>
                 <w:rPr>
                   <w:rFonts w:ascii="Arial" w:cs="Arial" w:eastAsia="Arial" w:hAnsi="Arial"/>
@@ -21183,7 +21183,7 @@
               <w:spacing w:after="10" w:before="0"/>
               <w:ind w:left="120"/>
             </w:pPr>
-            <w:hyperlink w:history="1" r:id="rIdi7esq-uwmnsljwz4_pfxa">
+            <w:hyperlink w:history="1" r:id="rIdlxdakgvstdxlxtmagszx7">
               <w:r>
                 <w:rPr>
                   <w:rFonts w:ascii="Arial" w:cs="Arial" w:eastAsia="Arial" w:hAnsi="Arial"/>
@@ -21228,7 +21228,7 @@
             <w:pPr>
               <w:spacing w:after="20" w:before="0"/>
             </w:pPr>
-            <w:hyperlink w:history="1" r:id="rIddi1tz-aldt4-qrrca2fx8">
+            <w:hyperlink w:history="1" r:id="rIdqzf1ughf5ll7m8xa6k1oy">
               <w:r>
                 <w:rPr>
                   <w:rFonts w:ascii="Arial" w:cs="Arial" w:eastAsia="Arial" w:hAnsi="Arial"/>
@@ -21261,7 +21261,7 @@
               <w:spacing w:after="10" w:before="0"/>
               <w:ind w:left="120"/>
             </w:pPr>
-            <w:hyperlink w:history="1" r:id="rIdaexgp1njohuuhpzcqveap">
+            <w:hyperlink w:history="1" r:id="rIdtkd-t0nginbsbr_h0lhw9">
               <w:r>
                 <w:rPr>
                   <w:rFonts w:ascii="Arial" w:cs="Arial" w:eastAsia="Arial" w:hAnsi="Arial"/>
@@ -21589,7 +21589,7 @@
             <w:pPr>
               <w:spacing w:after="20" w:before="0"/>
             </w:pPr>
-            <w:hyperlink w:history="1" r:id="rId_qwqjh9i14hmrh467riqz">
+            <w:hyperlink w:history="1" r:id="rIdospspdffexd0hzmuvtgsf">
               <w:r>
                 <w:rPr>
                   <w:rFonts w:ascii="Arial" w:cs="Arial" w:eastAsia="Arial" w:hAnsi="Arial"/>
@@ -21622,7 +21622,7 @@
               <w:spacing w:after="10" w:before="0"/>
               <w:ind w:left="120"/>
             </w:pPr>
-            <w:hyperlink w:history="1" r:id="rIdjkt9grp_59ceeosja3lcq">
+            <w:hyperlink w:history="1" r:id="rIdvhe9e-55q_ysamolkhwym">
               <w:r>
                 <w:rPr>
                   <w:rFonts w:ascii="Arial" w:cs="Arial" w:eastAsia="Arial" w:hAnsi="Arial"/>
@@ -21667,7 +21667,7 @@
             <w:pPr>
               <w:spacing w:after="20" w:before="0"/>
             </w:pPr>
-            <w:hyperlink w:history="1" r:id="rId54ytgc5sgizfw643mciqk">
+            <w:hyperlink w:history="1" r:id="rId05q2sb5g1qi9tcd6l-gt7">
               <w:r>
                 <w:rPr>
                   <w:rFonts w:ascii="Arial" w:cs="Arial" w:eastAsia="Arial" w:hAnsi="Arial"/>
@@ -21700,7 +21700,7 @@
               <w:spacing w:after="10" w:before="0"/>
               <w:ind w:left="120"/>
             </w:pPr>
-            <w:hyperlink w:history="1" r:id="rId2r59nsrvwdlk1chzqwddt">
+            <w:hyperlink w:history="1" r:id="rIdcntmg3x7lwyz1ew6kygjg">
               <w:r>
                 <w:rPr>
                   <w:rFonts w:ascii="Arial" w:cs="Arial" w:eastAsia="Arial" w:hAnsi="Arial"/>
@@ -21990,7 +21990,7 @@
             <w:pPr>
               <w:spacing w:after="20" w:before="0"/>
             </w:pPr>
-            <w:hyperlink w:history="1" r:id="rId-4ejx5u2ioyegqxrxtsjv">
+            <w:hyperlink w:history="1" r:id="rIdi8h4v87-ypskn8wqdp6te">
               <w:r>
                 <w:rPr>
                   <w:rFonts w:ascii="Arial" w:cs="Arial" w:eastAsia="Arial" w:hAnsi="Arial"/>
@@ -22023,7 +22023,7 @@
               <w:spacing w:after="10" w:before="0"/>
               <w:ind w:left="120"/>
             </w:pPr>
-            <w:hyperlink w:history="1" r:id="rIduhrv4rtavo_w1jjajvuft">
+            <w:hyperlink w:history="1" r:id="rIdwbypkdsl2m6qarxhqh65d">
               <w:r>
                 <w:rPr>
                   <w:rFonts w:ascii="Arial" w:cs="Arial" w:eastAsia="Arial" w:hAnsi="Arial"/>
@@ -22068,7 +22068,7 @@
             <w:pPr>
               <w:spacing w:after="20" w:before="0"/>
             </w:pPr>
-            <w:hyperlink w:history="1" r:id="rIdzpxsjsowo5swcyx2wj3zl">
+            <w:hyperlink w:history="1" r:id="rId7zt2k9xf8j9a0h0djcart">
               <w:r>
                 <w:rPr>
                   <w:rFonts w:ascii="Arial" w:cs="Arial" w:eastAsia="Arial" w:hAnsi="Arial"/>
@@ -22101,7 +22101,7 @@
               <w:spacing w:after="10" w:before="0"/>
               <w:ind w:left="120"/>
             </w:pPr>
-            <w:hyperlink w:history="1" r:id="rIdnfcp3ie_prqsvucnepesw">
+            <w:hyperlink w:history="1" r:id="rIdazckxf40inmvz8mdxve4w">
               <w:r>
                 <w:rPr>
                   <w:rFonts w:ascii="Arial" w:cs="Arial" w:eastAsia="Arial" w:hAnsi="Arial"/>
@@ -22353,7 +22353,7 @@
             <w:pPr>
               <w:spacing w:after="20" w:before="0"/>
             </w:pPr>
-            <w:hyperlink w:history="1" r:id="rIdvlhhneiy8tmzpldgtjiia">
+            <w:hyperlink w:history="1" r:id="rIdbhdjkrkvsp6g4hdv0ixrg">
               <w:r>
                 <w:rPr>
                   <w:rFonts w:ascii="Arial" w:cs="Arial" w:eastAsia="Arial" w:hAnsi="Arial"/>
@@ -22386,7 +22386,7 @@
               <w:spacing w:after="10" w:before="0"/>
               <w:ind w:left="120"/>
             </w:pPr>
-            <w:hyperlink w:history="1" r:id="rId6qbpyk-2xd9eafrkaq7t6">
+            <w:hyperlink w:history="1" r:id="rIdfzje3wmyq9k_tfccgk10d">
               <w:r>
                 <w:rPr>
                   <w:rFonts w:ascii="Arial" w:cs="Arial" w:eastAsia="Arial" w:hAnsi="Arial"/>
@@ -22431,7 +22431,7 @@
             <w:pPr>
               <w:spacing w:after="20" w:before="0"/>
             </w:pPr>
-            <w:hyperlink w:history="1" r:id="rIdpzcvt_ubor6r0ovqih8tj">
+            <w:hyperlink w:history="1" r:id="rIdpcbtruqk16eyjoackdmax">
               <w:r>
                 <w:rPr>
                   <w:rFonts w:ascii="Arial" w:cs="Arial" w:eastAsia="Arial" w:hAnsi="Arial"/>
@@ -22464,7 +22464,7 @@
               <w:spacing w:after="10" w:before="0"/>
               <w:ind w:left="120"/>
             </w:pPr>
-            <w:hyperlink w:history="1" r:id="rIdcjjw4wdymlkgigajmcfma">
+            <w:hyperlink w:history="1" r:id="rIdu_hbblnfh5htiakmxdneg">
               <w:r>
                 <w:rPr>
                   <w:rFonts w:ascii="Arial" w:cs="Arial" w:eastAsia="Arial" w:hAnsi="Arial"/>
@@ -24141,7 +24141,7 @@
             <w:pPr>
               <w:spacing w:after="20" w:before="0"/>
             </w:pPr>
-            <w:hyperlink w:history="1" r:id="rIdyph2bogqeh1tg9-nnezxj">
+            <w:hyperlink w:history="1" r:id="rId1qi2rg8snphiscr7o5dbs">
               <w:r>
                 <w:rPr>
                   <w:rFonts w:ascii="Arial" w:cs="Arial" w:eastAsia="Arial" w:hAnsi="Arial"/>
@@ -24174,7 +24174,7 @@
               <w:spacing w:after="10" w:before="0"/>
               <w:ind w:left="120"/>
             </w:pPr>
-            <w:hyperlink w:history="1" r:id="rIdmmzxntcm9oqnduuubqmpz">
+            <w:hyperlink w:history="1" r:id="rIdahbgdl9pdpv27itc-fpxy">
               <w:r>
                 <w:rPr>
                   <w:rFonts w:ascii="Arial" w:cs="Arial" w:eastAsia="Arial" w:hAnsi="Arial"/>
@@ -24219,7 +24219,7 @@
             <w:pPr>
               <w:spacing w:after="20" w:before="0"/>
             </w:pPr>
-            <w:hyperlink w:history="1" r:id="rIddovyjsgudm00oqg0kfhmv">
+            <w:hyperlink w:history="1" r:id="rIdk7lv0s_qsd-eomsyoz5jw">
               <w:r>
                 <w:rPr>
                   <w:rFonts w:ascii="Arial" w:cs="Arial" w:eastAsia="Arial" w:hAnsi="Arial"/>
@@ -24252,7 +24252,7 @@
               <w:spacing w:after="10" w:before="0"/>
               <w:ind w:left="120"/>
             </w:pPr>
-            <w:hyperlink w:history="1" r:id="rIdnrdqneqcwt63jcq1-3cx6">
+            <w:hyperlink w:history="1" r:id="rId7ebsbjpwaxogsox18b6ul">
               <w:r>
                 <w:rPr>
                   <w:rFonts w:ascii="Arial" w:cs="Arial" w:eastAsia="Arial" w:hAnsi="Arial"/>
@@ -24447,7 +24447,7 @@
             <w:pPr>
               <w:spacing w:after="20" w:before="0"/>
             </w:pPr>
-            <w:hyperlink w:history="1" r:id="rIdl5rx_lu9km98yidiybv6v">
+            <w:hyperlink w:history="1" r:id="rIdifbelq_rurijeef9ojrac">
               <w:r>
                 <w:rPr>
                   <w:rFonts w:ascii="Arial" w:cs="Arial" w:eastAsia="Arial" w:hAnsi="Arial"/>
@@ -24480,7 +24480,7 @@
               <w:spacing w:after="10" w:before="0"/>
               <w:ind w:left="120"/>
             </w:pPr>
-            <w:hyperlink w:history="1" r:id="rIdao6alfvrhq44uv7wblxgb">
+            <w:hyperlink w:history="1" r:id="rIdeseutgetrtrvqer5zmr6c">
               <w:r>
                 <w:rPr>
                   <w:rFonts w:ascii="Arial" w:cs="Arial" w:eastAsia="Arial" w:hAnsi="Arial"/>
@@ -24525,7 +24525,7 @@
             <w:pPr>
               <w:spacing w:after="20" w:before="0"/>
             </w:pPr>
-            <w:hyperlink w:history="1" r:id="rIdcosv0viev6sraqr_5ythm">
+            <w:hyperlink w:history="1" r:id="rIdw0qptfjly3vcwuhsqoynz">
               <w:r>
                 <w:rPr>
                   <w:rFonts w:ascii="Arial" w:cs="Arial" w:eastAsia="Arial" w:hAnsi="Arial"/>
@@ -24558,7 +24558,7 @@
               <w:spacing w:after="10" w:before="0"/>
               <w:ind w:left="120"/>
             </w:pPr>
-            <w:hyperlink w:history="1" r:id="rIdo_hyy-ps4h9odforejyo8">
+            <w:hyperlink w:history="1" r:id="rIdllhwz0vqyksmaridoqpqf">
               <w:r>
                 <w:rPr>
                   <w:rFonts w:ascii="Arial" w:cs="Arial" w:eastAsia="Arial" w:hAnsi="Arial"/>
@@ -24753,7 +24753,7 @@
             <w:pPr>
               <w:spacing w:after="20" w:before="0"/>
             </w:pPr>
-            <w:hyperlink w:history="1" r:id="rIdsefivi-nitssqmxnqlqem">
+            <w:hyperlink w:history="1" r:id="rIdik5thdv8d82knvakexmnw">
               <w:r>
                 <w:rPr>
                   <w:rFonts w:ascii="Arial" w:cs="Arial" w:eastAsia="Arial" w:hAnsi="Arial"/>
@@ -24786,7 +24786,7 @@
               <w:spacing w:after="10" w:before="0"/>
               <w:ind w:left="120"/>
             </w:pPr>
-            <w:hyperlink w:history="1" r:id="rIdod3v14silpx2iace4x-3o">
+            <w:hyperlink w:history="1" r:id="rIdnzloblocn_aynajesf3ok">
               <w:r>
                 <w:rPr>
                   <w:rFonts w:ascii="Arial" w:cs="Arial" w:eastAsia="Arial" w:hAnsi="Arial"/>
@@ -24831,7 +24831,7 @@
             <w:pPr>
               <w:spacing w:after="20" w:before="0"/>
             </w:pPr>
-            <w:hyperlink w:history="1" r:id="rIdnqcnacw3nbuwod_tiomxp">
+            <w:hyperlink w:history="1" r:id="rIdesgibeto_0qdpws2nmcqd">
               <w:r>
                 <w:rPr>
                   <w:rFonts w:ascii="Arial" w:cs="Arial" w:eastAsia="Arial" w:hAnsi="Arial"/>
@@ -24864,7 +24864,7 @@
               <w:spacing w:after="10" w:before="0"/>
               <w:ind w:left="120"/>
             </w:pPr>
-            <w:hyperlink w:history="1" r:id="rIdthjjjnbkkqwrlothynwhw">
+            <w:hyperlink w:history="1" r:id="rId6r5h6j9i8uf1rjfqupued">
               <w:r>
                 <w:rPr>
                   <w:rFonts w:ascii="Arial" w:cs="Arial" w:eastAsia="Arial" w:hAnsi="Arial"/>
@@ -25059,7 +25059,7 @@
             <w:pPr>
               <w:spacing w:after="20" w:before="0"/>
             </w:pPr>
-            <w:hyperlink w:history="1" r:id="rIdx1hb0trhjz92_1sbsweow">
+            <w:hyperlink w:history="1" r:id="rIdm3aplfsb-zoj2zm6wujf0">
               <w:r>
                 <w:rPr>
                   <w:rFonts w:ascii="Arial" w:cs="Arial" w:eastAsia="Arial" w:hAnsi="Arial"/>
@@ -25092,7 +25092,7 @@
               <w:spacing w:after="10" w:before="0"/>
               <w:ind w:left="120"/>
             </w:pPr>
-            <w:hyperlink w:history="1" r:id="rIdnizyspwwbrw8rf9stz9bx">
+            <w:hyperlink w:history="1" r:id="rId5o5kdmfl8zaeg9ste6k-n">
               <w:r>
                 <w:rPr>
                   <w:rFonts w:ascii="Arial" w:cs="Arial" w:eastAsia="Arial" w:hAnsi="Arial"/>
@@ -25137,7 +25137,7 @@
             <w:pPr>
               <w:spacing w:after="20" w:before="0"/>
             </w:pPr>
-            <w:hyperlink w:history="1" r:id="rId6eimrerpcpa7d-uh9ww3k">
+            <w:hyperlink w:history="1" r:id="rId8bywcsogm-hokbl4l-hcr">
               <w:r>
                 <w:rPr>
                   <w:rFonts w:ascii="Arial" w:cs="Arial" w:eastAsia="Arial" w:hAnsi="Arial"/>
@@ -25170,7 +25170,7 @@
               <w:spacing w:after="10" w:before="0"/>
               <w:ind w:left="120"/>
             </w:pPr>
-            <w:hyperlink w:history="1" r:id="rId401ni_9zrzwdvfsnek1g8">
+            <w:hyperlink w:history="1" r:id="rIdmfj8pn930nzr1kqcyab7_">
               <w:r>
                 <w:rPr>
                   <w:rFonts w:ascii="Arial" w:cs="Arial" w:eastAsia="Arial" w:hAnsi="Arial"/>
@@ -25365,7 +25365,7 @@
             <w:pPr>
               <w:spacing w:after="20" w:before="0"/>
             </w:pPr>
-            <w:hyperlink w:history="1" r:id="rIducp6zleehqjqypsm4v4p8">
+            <w:hyperlink w:history="1" r:id="rIdwk4p6ux2b8fajlyoxgsun">
               <w:r>
                 <w:rPr>
                   <w:rFonts w:ascii="Arial" w:cs="Arial" w:eastAsia="Arial" w:hAnsi="Arial"/>
@@ -25398,7 +25398,7 @@
               <w:spacing w:after="10" w:before="0"/>
               <w:ind w:left="120"/>
             </w:pPr>
-            <w:hyperlink w:history="1" r:id="rIduu1g9bnit4wytcsd_lghh">
+            <w:hyperlink w:history="1" r:id="rIdx5ztkazqtgehxw7bjtmv_">
               <w:r>
                 <w:rPr>
                   <w:rFonts w:ascii="Arial" w:cs="Arial" w:eastAsia="Arial" w:hAnsi="Arial"/>
@@ -25443,7 +25443,7 @@
             <w:pPr>
               <w:spacing w:after="20" w:before="0"/>
             </w:pPr>
-            <w:hyperlink w:history="1" r:id="rIdkvowpebsl0qcmaeey3rsx">
+            <w:hyperlink w:history="1" r:id="rId1amh_sbd9vydnohrfvfmm">
               <w:r>
                 <w:rPr>
                   <w:rFonts w:ascii="Arial" w:cs="Arial" w:eastAsia="Arial" w:hAnsi="Arial"/>
@@ -25476,7 +25476,7 @@
               <w:spacing w:after="10" w:before="0"/>
               <w:ind w:left="120"/>
             </w:pPr>
-            <w:hyperlink w:history="1" r:id="rIdw3_rzct5m0w-fkyandtek">
+            <w:hyperlink w:history="1" r:id="rIdfjveelt8mybgkb6639glc">
               <w:r>
                 <w:rPr>
                   <w:rFonts w:ascii="Arial" w:cs="Arial" w:eastAsia="Arial" w:hAnsi="Arial"/>
@@ -26963,7 +26963,7 @@
             <w:pPr>
               <w:spacing w:after="20" w:before="0"/>
             </w:pPr>
-            <w:hyperlink w:history="1" r:id="rIdk39bcrwq7z04ryz2ky0gt">
+            <w:hyperlink w:history="1" r:id="rIdmck6nxo2yyo1tgcjji5za">
               <w:r>
                 <w:rPr>
                   <w:rFonts w:ascii="Arial" w:cs="Arial" w:eastAsia="Arial" w:hAnsi="Arial"/>
@@ -26996,7 +26996,7 @@
               <w:spacing w:after="10" w:before="0"/>
               <w:ind w:left="120"/>
             </w:pPr>
-            <w:hyperlink w:history="1" r:id="rIdslydiagpcg1jqiinpzrmf">
+            <w:hyperlink w:history="1" r:id="rIdhqojkq9uigosgwddh71vm">
               <w:r>
                 <w:rPr>
                   <w:rFonts w:ascii="Arial" w:cs="Arial" w:eastAsia="Arial" w:hAnsi="Arial"/>
@@ -27041,7 +27041,7 @@
             <w:pPr>
               <w:spacing w:after="20" w:before="0"/>
             </w:pPr>
-            <w:hyperlink w:history="1" r:id="rIdz0ltvtrmwpjjqb5tdouss">
+            <w:hyperlink w:history="1" r:id="rIdqxisbfrprkbjdvifb118x">
               <w:r>
                 <w:rPr>
                   <w:rFonts w:ascii="Arial" w:cs="Arial" w:eastAsia="Arial" w:hAnsi="Arial"/>
@@ -27074,7 +27074,7 @@
               <w:spacing w:after="10" w:before="0"/>
               <w:ind w:left="120"/>
             </w:pPr>
-            <w:hyperlink w:history="1" r:id="rId7smsgj-nfl_js1gnd6znt">
+            <w:hyperlink w:history="1" r:id="rIdtvql69g1lpacheuvgg8df">
               <w:r>
                 <w:rPr>
                   <w:rFonts w:ascii="Arial" w:cs="Arial" w:eastAsia="Arial" w:hAnsi="Arial"/>
@@ -27269,7 +27269,7 @@
             <w:pPr>
               <w:spacing w:after="20" w:before="0"/>
             </w:pPr>
-            <w:hyperlink w:history="1" r:id="rIdmk3ufwtshvwobi_m_tbxt">
+            <w:hyperlink w:history="1" r:id="rIdptgu4wyunqhzpzxfc1awi">
               <w:r>
                 <w:rPr>
                   <w:rFonts w:ascii="Arial" w:cs="Arial" w:eastAsia="Arial" w:hAnsi="Arial"/>
@@ -27302,7 +27302,7 @@
               <w:spacing w:after="10" w:before="0"/>
               <w:ind w:left="120"/>
             </w:pPr>
-            <w:hyperlink w:history="1" r:id="rIdviuecmle0_eavrjj-fi6g">
+            <w:hyperlink w:history="1" r:id="rIdmgpzfksmhhsxexar6x42f">
               <w:r>
                 <w:rPr>
                   <w:rFonts w:ascii="Arial" w:cs="Arial" w:eastAsia="Arial" w:hAnsi="Arial"/>
@@ -27347,7 +27347,7 @@
             <w:pPr>
               <w:spacing w:after="20" w:before="0"/>
             </w:pPr>
-            <w:hyperlink w:history="1" r:id="rIdkfmhjbrgq9olew8wcndmm">
+            <w:hyperlink w:history="1" r:id="rIdlggsebcqgksqhhqipa3kr">
               <w:r>
                 <w:rPr>
                   <w:rFonts w:ascii="Arial" w:cs="Arial" w:eastAsia="Arial" w:hAnsi="Arial"/>
@@ -27380,7 +27380,7 @@
               <w:spacing w:after="10" w:before="0"/>
               <w:ind w:left="120"/>
             </w:pPr>
-            <w:hyperlink w:history="1" r:id="rId_zmunhpgqboxqhor-amoj">
+            <w:hyperlink w:history="1" r:id="rId6ivpgwstcvnqhextmr8zx">
               <w:r>
                 <w:rPr>
                   <w:rFonts w:ascii="Arial" w:cs="Arial" w:eastAsia="Arial" w:hAnsi="Arial"/>
@@ -27575,7 +27575,7 @@
             <w:pPr>
               <w:spacing w:after="20" w:before="0"/>
             </w:pPr>
-            <w:hyperlink w:history="1" r:id="rIdgofp2b4tirwougyqiynxx">
+            <w:hyperlink w:history="1" r:id="rIdyv1xepbzl6alibowscjfj">
               <w:r>
                 <w:rPr>
                   <w:rFonts w:ascii="Arial" w:cs="Arial" w:eastAsia="Arial" w:hAnsi="Arial"/>
@@ -27608,7 +27608,7 @@
               <w:spacing w:after="10" w:before="0"/>
               <w:ind w:left="120"/>
             </w:pPr>
-            <w:hyperlink w:history="1" r:id="rIdursht9hzfhgzpeufcyhos">
+            <w:hyperlink w:history="1" r:id="rId3wlvqy10uxfadgabnpuxb">
               <w:r>
                 <w:rPr>
                   <w:rFonts w:ascii="Arial" w:cs="Arial" w:eastAsia="Arial" w:hAnsi="Arial"/>
@@ -27653,7 +27653,7 @@
             <w:pPr>
               <w:spacing w:after="20" w:before="0"/>
             </w:pPr>
-            <w:hyperlink w:history="1" r:id="rIdfrtn45vgf25hwe4pibv5s">
+            <w:hyperlink w:history="1" r:id="rIdowkmkcjqvicrblijjpose">
               <w:r>
                 <w:rPr>
                   <w:rFonts w:ascii="Arial" w:cs="Arial" w:eastAsia="Arial" w:hAnsi="Arial"/>
@@ -27686,7 +27686,7 @@
               <w:spacing w:after="10" w:before="0"/>
               <w:ind w:left="120"/>
             </w:pPr>
-            <w:hyperlink w:history="1" r:id="rIdt0ti4osm9hv8nj_l86irm">
+            <w:hyperlink w:history="1" r:id="rIdangvu2zg9_jcgjottmqxx">
               <w:r>
                 <w:rPr>
                   <w:rFonts w:ascii="Arial" w:cs="Arial" w:eastAsia="Arial" w:hAnsi="Arial"/>
@@ -27881,7 +27881,7 @@
             <w:pPr>
               <w:spacing w:after="20" w:before="0"/>
             </w:pPr>
-            <w:hyperlink w:history="1" r:id="rIddargjuyczp-qdtj52ijmj">
+            <w:hyperlink w:history="1" r:id="rIdqyvysnzbetr2ahyrqwdmb">
               <w:r>
                 <w:rPr>
                   <w:rFonts w:ascii="Arial" w:cs="Arial" w:eastAsia="Arial" w:hAnsi="Arial"/>
@@ -27914,7 +27914,7 @@
               <w:spacing w:after="10" w:before="0"/>
               <w:ind w:left="120"/>
             </w:pPr>
-            <w:hyperlink w:history="1" r:id="rIdgmaawuzas1t1gal-lzi4h">
+            <w:hyperlink w:history="1" r:id="rIdtymrpmnkqmgr8srw1u5gm">
               <w:r>
                 <w:rPr>
                   <w:rFonts w:ascii="Arial" w:cs="Arial" w:eastAsia="Arial" w:hAnsi="Arial"/>
@@ -27959,7 +27959,7 @@
             <w:pPr>
               <w:spacing w:after="20" w:before="0"/>
             </w:pPr>
-            <w:hyperlink w:history="1" r:id="rIdlxfsutc2dtk4x2krjjwj2">
+            <w:hyperlink w:history="1" r:id="rIdnqo8nzevulxyytwzkdccg">
               <w:r>
                 <w:rPr>
                   <w:rFonts w:ascii="Arial" w:cs="Arial" w:eastAsia="Arial" w:hAnsi="Arial"/>
@@ -27992,7 +27992,7 @@
               <w:spacing w:after="10" w:before="0"/>
               <w:ind w:left="120"/>
             </w:pPr>
-            <w:hyperlink w:history="1" r:id="rIdjpcfo7n-ou1wuzczcgca0">
+            <w:hyperlink w:history="1" r:id="rIdel6oe_rva6syvdpkinchs">
               <w:r>
                 <w:rPr>
                   <w:rFonts w:ascii="Arial" w:cs="Arial" w:eastAsia="Arial" w:hAnsi="Arial"/>
@@ -28187,7 +28187,7 @@
             <w:pPr>
               <w:spacing w:after="20" w:before="0"/>
             </w:pPr>
-            <w:hyperlink w:history="1" r:id="rId9ulupfw6elvdscrdsq2ey">
+            <w:hyperlink w:history="1" r:id="rIdvcjntv7rlszns2wclxslm">
               <w:r>
                 <w:rPr>
                   <w:rFonts w:ascii="Arial" w:cs="Arial" w:eastAsia="Arial" w:hAnsi="Arial"/>
@@ -28220,7 +28220,7 @@
               <w:spacing w:after="10" w:before="0"/>
               <w:ind w:left="120"/>
             </w:pPr>
-            <w:hyperlink w:history="1" r:id="rIdwtldkoek62iuzzw0kr0ak">
+            <w:hyperlink w:history="1" r:id="rId2lteqejstjrg5f5xgvcru">
               <w:r>
                 <w:rPr>
                   <w:rFonts w:ascii="Arial" w:cs="Arial" w:eastAsia="Arial" w:hAnsi="Arial"/>
@@ -28265,7 +28265,7 @@
             <w:pPr>
               <w:spacing w:after="20" w:before="0"/>
             </w:pPr>
-            <w:hyperlink w:history="1" r:id="rIdmhw9uyfr4wgkqp7w2v13m">
+            <w:hyperlink w:history="1" r:id="rId4eqrfzyl2cdgga9xrxzz3">
               <w:r>
                 <w:rPr>
                   <w:rFonts w:ascii="Arial" w:cs="Arial" w:eastAsia="Arial" w:hAnsi="Arial"/>
@@ -28298,7 +28298,7 @@
               <w:spacing w:after="10" w:before="0"/>
               <w:ind w:left="120"/>
             </w:pPr>
-            <w:hyperlink w:history="1" r:id="rIdyuctt8bh0gm1jkmt-gp7y">
+            <w:hyperlink w:history="1" r:id="rIdmp6ja4x28fvbziajl3pt5">
               <w:r>
                 <w:rPr>
                   <w:rFonts w:ascii="Arial" w:cs="Arial" w:eastAsia="Arial" w:hAnsi="Arial"/>
@@ -29785,7 +29785,7 @@
             <w:pPr>
               <w:spacing w:after="20" w:before="0"/>
             </w:pPr>
-            <w:hyperlink w:history="1" r:id="rIdcneutyjubwjejpy1ylv8y">
+            <w:hyperlink w:history="1" r:id="rIdqeeb9oi0qc6hrrnxsert9">
               <w:r>
                 <w:rPr>
                   <w:rFonts w:ascii="Arial" w:cs="Arial" w:eastAsia="Arial" w:hAnsi="Arial"/>
@@ -29818,7 +29818,7 @@
               <w:spacing w:after="10" w:before="0"/>
               <w:ind w:left="120"/>
             </w:pPr>
-            <w:hyperlink w:history="1" r:id="rId_7pglq7cio9gukihzj7hm">
+            <w:hyperlink w:history="1" r:id="rIdxkwmrj3x6pfrfbmqwgi1y">
               <w:r>
                 <w:rPr>
                   <w:rFonts w:ascii="Arial" w:cs="Arial" w:eastAsia="Arial" w:hAnsi="Arial"/>
@@ -29863,7 +29863,7 @@
             <w:pPr>
               <w:spacing w:after="20" w:before="0"/>
             </w:pPr>
-            <w:hyperlink w:history="1" r:id="rId8wh-mvgtvgxgrnjx4saru">
+            <w:hyperlink w:history="1" r:id="rIdkdsngz1p2ayyvbjcxr5rz">
               <w:r>
                 <w:rPr>
                   <w:rFonts w:ascii="Arial" w:cs="Arial" w:eastAsia="Arial" w:hAnsi="Arial"/>
@@ -29896,7 +29896,7 @@
               <w:spacing w:after="10" w:before="0"/>
               <w:ind w:left="120"/>
             </w:pPr>
-            <w:hyperlink w:history="1" r:id="rIdrxnp3lerpxdvqz2vdzj6h">
+            <w:hyperlink w:history="1" r:id="rIdttp8gijbw0b-o667m49ju">
               <w:r>
                 <w:rPr>
                   <w:rFonts w:ascii="Arial" w:cs="Arial" w:eastAsia="Arial" w:hAnsi="Arial"/>
@@ -30091,7 +30091,7 @@
             <w:pPr>
               <w:spacing w:after="20" w:before="0"/>
             </w:pPr>
-            <w:hyperlink w:history="1" r:id="rIdp1nj3pvb_xngdnzyobhda">
+            <w:hyperlink w:history="1" r:id="rIdaeaof7aivzxqwitq6nene">
               <w:r>
                 <w:rPr>
                   <w:rFonts w:ascii="Arial" w:cs="Arial" w:eastAsia="Arial" w:hAnsi="Arial"/>
@@ -30124,7 +30124,7 @@
               <w:spacing w:after="10" w:before="0"/>
               <w:ind w:left="120"/>
             </w:pPr>
-            <w:hyperlink w:history="1" r:id="rIdbdtkcxzezcspinfx2uw01">
+            <w:hyperlink w:history="1" r:id="rIdb5gg1fcclaavcryjd1ipf">
               <w:r>
                 <w:rPr>
                   <w:rFonts w:ascii="Arial" w:cs="Arial" w:eastAsia="Arial" w:hAnsi="Arial"/>
@@ -30169,7 +30169,7 @@
             <w:pPr>
               <w:spacing w:after="20" w:before="0"/>
             </w:pPr>
-            <w:hyperlink w:history="1" r:id="rId99whtwd1-zkcbxdlehzti">
+            <w:hyperlink w:history="1" r:id="rId1hjbicqhkhulao2naymjw">
               <w:r>
                 <w:rPr>
                   <w:rFonts w:ascii="Arial" w:cs="Arial" w:eastAsia="Arial" w:hAnsi="Arial"/>
@@ -30202,7 +30202,7 @@
               <w:spacing w:after="10" w:before="0"/>
               <w:ind w:left="120"/>
             </w:pPr>
-            <w:hyperlink w:history="1" r:id="rId-cdmnrr33-8thmbfbrqvj">
+            <w:hyperlink w:history="1" r:id="rIddjgahtuvn6rjiibdq1hhl">
               <w:r>
                 <w:rPr>
                   <w:rFonts w:ascii="Arial" w:cs="Arial" w:eastAsia="Arial" w:hAnsi="Arial"/>
@@ -30397,7 +30397,7 @@
             <w:pPr>
               <w:spacing w:after="20" w:before="0"/>
             </w:pPr>
-            <w:hyperlink w:history="1" r:id="rIdqkyd_uqg7g6gleendzctt">
+            <w:hyperlink w:history="1" r:id="rId70frhx6ui_hc-i8dv0ehj">
               <w:r>
                 <w:rPr>
                   <w:rFonts w:ascii="Arial" w:cs="Arial" w:eastAsia="Arial" w:hAnsi="Arial"/>
@@ -30430,7 +30430,7 @@
               <w:spacing w:after="10" w:before="0"/>
               <w:ind w:left="120"/>
             </w:pPr>
-            <w:hyperlink w:history="1" r:id="rIdswa55jvztgzxoqft4qh0p">
+            <w:hyperlink w:history="1" r:id="rIdcim6afz0mz59pnci1vipz">
               <w:r>
                 <w:rPr>
                   <w:rFonts w:ascii="Arial" w:cs="Arial" w:eastAsia="Arial" w:hAnsi="Arial"/>
@@ -30475,7 +30475,7 @@
             <w:pPr>
               <w:spacing w:after="20" w:before="0"/>
             </w:pPr>
-            <w:hyperlink w:history="1" r:id="rId6-q23_y5mrsjf7-zodbhm">
+            <w:hyperlink w:history="1" r:id="rId5eu8vgt7r-jb2y1q6nzjz">
               <w:r>
                 <w:rPr>
                   <w:rFonts w:ascii="Arial" w:cs="Arial" w:eastAsia="Arial" w:hAnsi="Arial"/>
@@ -30508,7 +30508,7 @@
               <w:spacing w:after="10" w:before="0"/>
               <w:ind w:left="120"/>
             </w:pPr>
-            <w:hyperlink w:history="1" r:id="rId7gazg807krb1rioxioyjv">
+            <w:hyperlink w:history="1" r:id="rIdfe1rskxmzmfourychrqkg">
               <w:r>
                 <w:rPr>
                   <w:rFonts w:ascii="Arial" w:cs="Arial" w:eastAsia="Arial" w:hAnsi="Arial"/>
@@ -30703,7 +30703,7 @@
             <w:pPr>
               <w:spacing w:after="20" w:before="0"/>
             </w:pPr>
-            <w:hyperlink w:history="1" r:id="rIdksztigh3x0uxtulznz8ov">
+            <w:hyperlink w:history="1" r:id="rIdx7mb4feydgguquwrqokxs">
               <w:r>
                 <w:rPr>
                   <w:rFonts w:ascii="Arial" w:cs="Arial" w:eastAsia="Arial" w:hAnsi="Arial"/>
@@ -30736,7 +30736,7 @@
               <w:spacing w:after="10" w:before="0"/>
               <w:ind w:left="120"/>
             </w:pPr>
-            <w:hyperlink w:history="1" r:id="rIdt5wcavka7l-ewq57iw7jb">
+            <w:hyperlink w:history="1" r:id="rIdwkb5gmimddwak1n1q32h2">
               <w:r>
                 <w:rPr>
                   <w:rFonts w:ascii="Arial" w:cs="Arial" w:eastAsia="Arial" w:hAnsi="Arial"/>
@@ -30781,7 +30781,7 @@
             <w:pPr>
               <w:spacing w:after="20" w:before="0"/>
             </w:pPr>
-            <w:hyperlink w:history="1" r:id="rId8ebocwpu83o4jugzwo8uq">
+            <w:hyperlink w:history="1" r:id="rIdo0nc-h38bwb8ot9eb7ytw">
               <w:r>
                 <w:rPr>
                   <w:rFonts w:ascii="Arial" w:cs="Arial" w:eastAsia="Arial" w:hAnsi="Arial"/>
@@ -30814,7 +30814,7 @@
               <w:spacing w:after="10" w:before="0"/>
               <w:ind w:left="120"/>
             </w:pPr>
-            <w:hyperlink w:history="1" r:id="rIdojzwye2ocraqyo4g8rowj">
+            <w:hyperlink w:history="1" r:id="rId63xygqylfdgvvsy1chhab">
               <w:r>
                 <w:rPr>
                   <w:rFonts w:ascii="Arial" w:cs="Arial" w:eastAsia="Arial" w:hAnsi="Arial"/>
@@ -31009,7 +31009,7 @@
             <w:pPr>
               <w:spacing w:after="20" w:before="0"/>
             </w:pPr>
-            <w:hyperlink w:history="1" r:id="rIdnekdtb9gm85nets47twgb">
+            <w:hyperlink w:history="1" r:id="rIdfi29lqmewmbjdbftzy9jm">
               <w:r>
                 <w:rPr>
                   <w:rFonts w:ascii="Arial" w:cs="Arial" w:eastAsia="Arial" w:hAnsi="Arial"/>
@@ -31042,7 +31042,7 @@
               <w:spacing w:after="10" w:before="0"/>
               <w:ind w:left="120"/>
             </w:pPr>
-            <w:hyperlink w:history="1" r:id="rIdr5zxor-zcrgmuwpni1eam">
+            <w:hyperlink w:history="1" r:id="rIdyuhea8enfudwoqcbdmfgk">
               <w:r>
                 <w:rPr>
                   <w:rFonts w:ascii="Arial" w:cs="Arial" w:eastAsia="Arial" w:hAnsi="Arial"/>
@@ -31087,7 +31087,7 @@
             <w:pPr>
               <w:spacing w:after="20" w:before="0"/>
             </w:pPr>
-            <w:hyperlink w:history="1" r:id="rIdhjbwpbub6dxnk-rr3hrof">
+            <w:hyperlink w:history="1" r:id="rIdgezgspvfl9aqdla6rmtdi">
               <w:r>
                 <w:rPr>
                   <w:rFonts w:ascii="Arial" w:cs="Arial" w:eastAsia="Arial" w:hAnsi="Arial"/>
@@ -31120,7 +31120,7 @@
               <w:spacing w:after="10" w:before="0"/>
               <w:ind w:left="120"/>
             </w:pPr>
-            <w:hyperlink w:history="1" r:id="rIdsmavvgqq2dmhluqnvjlbm">
+            <w:hyperlink w:history="1" r:id="rId4ndklcn-fvqv5_rasu38a">
               <w:r>
                 <w:rPr>
                   <w:rFonts w:ascii="Arial" w:cs="Arial" w:eastAsia="Arial" w:hAnsi="Arial"/>
@@ -32607,7 +32607,7 @@
             <w:pPr>
               <w:spacing w:after="20" w:before="0"/>
             </w:pPr>
-            <w:hyperlink w:history="1" r:id="rIdif_3n-pbxwn0ai5egwgbl">
+            <w:hyperlink w:history="1" r:id="rIdbaaqrif7kcgkfdhmp5qao">
               <w:r>
                 <w:rPr>
                   <w:rFonts w:ascii="Arial" w:cs="Arial" w:eastAsia="Arial" w:hAnsi="Arial"/>
@@ -32640,7 +32640,7 @@
               <w:spacing w:after="10" w:before="0"/>
               <w:ind w:left="120"/>
             </w:pPr>
-            <w:hyperlink w:history="1" r:id="rIdrcizow7xuavoaoy2bnhaq">
+            <w:hyperlink w:history="1" r:id="rIdp6ctnf9yvdqeuftshiky_">
               <w:r>
                 <w:rPr>
                   <w:rFonts w:ascii="Arial" w:cs="Arial" w:eastAsia="Arial" w:hAnsi="Arial"/>
@@ -32685,7 +32685,7 @@
             <w:pPr>
               <w:spacing w:after="20" w:before="0"/>
             </w:pPr>
-            <w:hyperlink w:history="1" r:id="rIdykpcctw6izovdvz5pjjfs">
+            <w:hyperlink w:history="1" r:id="rId08us8-o96wblv6k7ukbec">
               <w:r>
                 <w:rPr>
                   <w:rFonts w:ascii="Arial" w:cs="Arial" w:eastAsia="Arial" w:hAnsi="Arial"/>
@@ -32718,7 +32718,7 @@
               <w:spacing w:after="10" w:before="0"/>
               <w:ind w:left="120"/>
             </w:pPr>
-            <w:hyperlink w:history="1" r:id="rIdhhrnhjkjoquswvplpojvt">
+            <w:hyperlink w:history="1" r:id="rIdpnlfprf4dwjz504wnr8e6">
               <w:r>
                 <w:rPr>
                   <w:rFonts w:ascii="Arial" w:cs="Arial" w:eastAsia="Arial" w:hAnsi="Arial"/>
@@ -32913,7 +32913,7 @@
             <w:pPr>
               <w:spacing w:after="20" w:before="0"/>
             </w:pPr>
-            <w:hyperlink w:history="1" r:id="rIddh7gummbz2eyfv39m0tc7">
+            <w:hyperlink w:history="1" r:id="rId9ure8f2uo9lzhwvq1g3xg">
               <w:r>
                 <w:rPr>
                   <w:rFonts w:ascii="Arial" w:cs="Arial" w:eastAsia="Arial" w:hAnsi="Arial"/>
@@ -32946,7 +32946,7 @@
               <w:spacing w:after="10" w:before="0"/>
               <w:ind w:left="120"/>
             </w:pPr>
-            <w:hyperlink w:history="1" r:id="rId9vfn6eetlrq7pxxza4v6f">
+            <w:hyperlink w:history="1" r:id="rIdfpqdmxsbd-elxxapygke_">
               <w:r>
                 <w:rPr>
                   <w:rFonts w:ascii="Arial" w:cs="Arial" w:eastAsia="Arial" w:hAnsi="Arial"/>
@@ -32991,7 +32991,7 @@
             <w:pPr>
               <w:spacing w:after="20" w:before="0"/>
             </w:pPr>
-            <w:hyperlink w:history="1" r:id="rIdvuir7rigngpxq8fogsnot">
+            <w:hyperlink w:history="1" r:id="rIdu5rtjwb5chhotob9kwpkk">
               <w:r>
                 <w:rPr>
                   <w:rFonts w:ascii="Arial" w:cs="Arial" w:eastAsia="Arial" w:hAnsi="Arial"/>
@@ -33024,7 +33024,7 @@
               <w:spacing w:after="10" w:before="0"/>
               <w:ind w:left="120"/>
             </w:pPr>
-            <w:hyperlink w:history="1" r:id="rIdygo3ym8e6mbeprdec5udp">
+            <w:hyperlink w:history="1" r:id="rIdjce0fxs44tyx5a-zpo84p">
               <w:r>
                 <w:rPr>
                   <w:rFonts w:ascii="Arial" w:cs="Arial" w:eastAsia="Arial" w:hAnsi="Arial"/>
@@ -33219,7 +33219,313 @@
             <w:pPr>
               <w:spacing w:after="20" w:before="0"/>
             </w:pPr>
-            <w:hyperlink w:history="1" r:id="rIde73j7-wiwh0q1ukjrxeik">
+            <w:hyperlink w:history="1" r:id="rIdzijm940oq30fmu5mswkuk">
+              <w:r>
+                <w:rPr>
+                  <w:rFonts w:ascii="Arial" w:cs="Arial" w:eastAsia="Arial" w:hAnsi="Arial"/>
+                  <w:color w:val="2E75B6"/>
+                  <w:sz w:val="16"/>
+                  <w:szCs w:val="16"/>
+                  <w:u w:val="single" w:color="2E75B6"/>
+                </w:rPr>
+                <w:t xml:space="preserve">01 Bonding, How To Determine Ionic And Covalent Chemical Bonding</w:t>
+              </w:r>
+            </w:hyperlink>
+          </w:p>
+          <w:p>
+            <w:pPr>
+              <w:spacing w:after="10" w:before="0"/>
+              <w:ind w:left="120"/>
+            </w:pPr>
+            <w:r>
+              <w:rPr>
+                <w:rFonts w:ascii="Arial" w:cs="Arial" w:eastAsia="Arial" w:hAnsi="Arial"/>
+                <w:color w:val="595959"/>
+                <w:sz w:val="14"/>
+                <w:szCs w:val="14"/>
+              </w:rPr>
+              <w:t xml:space="preserve">Source: Seavuria</w:t>
+            </w:r>
+          </w:p>
+          <w:p>
+            <w:pPr>
+              <w:spacing w:after="10" w:before="0"/>
+              <w:ind w:left="120"/>
+            </w:pPr>
+            <w:hyperlink w:history="1" r:id="rIdaobnqkwjljnkwnda9ut4z">
+              <w:r>
+                <w:rPr>
+                  <w:rFonts w:ascii="Arial" w:cs="Arial" w:eastAsia="Arial" w:hAnsi="Arial"/>
+                  <w:color w:val="595959"/>
+                  <w:sz w:val="14"/>
+                  <w:szCs w:val="14"/>
+                  <w:u w:val="single" w:color="595959"/>
+                </w:rPr>
+                <w:t xml:space="preserve">🔍 Search ARES for similar videos</w:t>
+              </w:r>
+            </w:hyperlink>
+          </w:p>
+          <w:p>
+            <w:pPr>
+              <w:spacing w:after="40" w:before="0"/>
+            </w:pPr>
+            <w:r>
+              <w:rPr>
+                <w:sz w:val="14"/>
+                <w:szCs w:val="14"/>
+              </w:rPr>
+              <w:t xml:space="preserve"/>
+            </w:r>
+          </w:p>
+          <w:p>
+            <w:pPr>
+              <w:spacing w:after="20" w:before="0"/>
+            </w:pPr>
+            <w:r>
+              <w:rPr>
+                <w:rFonts w:ascii="Arial" w:cs="Arial" w:eastAsia="Arial" w:hAnsi="Arial"/>
+                <w:b/>
+                <w:bCs/>
+                <w:color w:val="1F3864"/>
+                <w:sz w:val="16"/>
+                <w:szCs w:val="16"/>
+              </w:rPr>
+              <w:t xml:space="preserve">📖 HTML:</w:t>
+            </w:r>
+          </w:p>
+          <w:p>
+            <w:pPr>
+              <w:spacing w:after="20" w:before="0"/>
+            </w:pPr>
+            <w:hyperlink w:history="1" r:id="rIdb8rbpei7cprzlctl1qqwd">
+              <w:r>
+                <w:rPr>
+                  <w:rFonts w:ascii="Arial" w:cs="Arial" w:eastAsia="Arial" w:hAnsi="Arial"/>
+                  <w:color w:val="2E75B6"/>
+                  <w:sz w:val="16"/>
+                  <w:szCs w:val="16"/>
+                  <w:u w:val="single" w:color="2E75B6"/>
+                </w:rPr>
+                <w:t xml:space="preserve">Covalent Bonding in Polyatomic Ions (Flexbook)</w:t>
+              </w:r>
+            </w:hyperlink>
+          </w:p>
+          <w:p>
+            <w:pPr>
+              <w:spacing w:after="10" w:before="0"/>
+              <w:ind w:left="120"/>
+            </w:pPr>
+            <w:r>
+              <w:rPr>
+                <w:rFonts w:ascii="Arial" w:cs="Arial" w:eastAsia="Arial" w:hAnsi="Arial"/>
+                <w:color w:val="595959"/>
+                <w:sz w:val="14"/>
+                <w:szCs w:val="14"/>
+              </w:rPr>
+              <w:t xml:space="preserve">Source: CK-12</w:t>
+            </w:r>
+          </w:p>
+          <w:p>
+            <w:pPr>
+              <w:spacing w:after="10" w:before="0"/>
+              <w:ind w:left="120"/>
+            </w:pPr>
+            <w:hyperlink w:history="1" r:id="rIdl3gmjbb64zkocqbzhxv3y">
+              <w:r>
+                <w:rPr>
+                  <w:rFonts w:ascii="Arial" w:cs="Arial" w:eastAsia="Arial" w:hAnsi="Arial"/>
+                  <w:color w:val="595959"/>
+                  <w:sz w:val="14"/>
+                  <w:szCs w:val="14"/>
+                  <w:u w:val="single" w:color="595959"/>
+                </w:rPr>
+                <w:t xml:space="preserve">🔍 Search ARES for similar readings</w:t>
+              </w:r>
+            </w:hyperlink>
+          </w:p>
+        </w:tc>
+        <w:tc>
+          <w:tcPr>
+            <w:tcW w:type="dxa" w:w="3040"/>
+            <w:shd w:fill="FFFFFF" w:color="auto" w:val="clear"/>
+            <w:tcMar>
+              <w:top w:type="dxa" w:w="60"/>
+              <w:left w:type="dxa" w:w="120"/>
+              <w:bottom w:type="dxa" w:w="60"/>
+              <w:right w:type="dxa" w:w="120"/>
+            </w:tcMar>
+            <w:vAlign w:val="top"/>
+          </w:tcPr>
+          <w:p>
+            <w:pPr>
+              <w:spacing w:after="40" w:before="0"/>
+              <w:jc w:val="left"/>
+            </w:pPr>
+            <w:r>
+              <w:rPr>
+                <w:rFonts w:ascii="Arial" w:cs="Arial" w:eastAsia="Arial" w:hAnsi="Arial"/>
+                <w:b w:val="false"/>
+                <w:bCs w:val="false"/>
+                <w:i w:val="false"/>
+                <w:iCs w:val="false"/>
+                <w:color w:val="000000"/>
+                <w:sz w:val="18"/>
+                <w:szCs w:val="18"/>
+              </w:rPr>
+              <w:t xml:space="preserve">Whole-class structured debrief anchored to the Carbon Paradox. Each group's designated presenter shares one key finding from their Critique Cards. The class then works through three 'Simulation vs. Reality' discussion questions projected on the board: (1) 'The graphite simulation showed electrons moving freely between layers. How does this explain our conductivity experiment result from Lesson 8 — where graphite lit the bulb but diamond did not?' (2) 'The NaCl simulation showed ions in a rigid lattice. How does this explain why NaCl dissolved in water but diamond did not, in our solubility investigation?' (3) 'What is ONE thing about the diamond structure that NO simulation can fully show — and why does that limitation matter for a jeweller in Nairobi using a diamond-tipped cutting tool?' Learners write individual 'Explanation Exit Sentences' answering: 'Digital simulations help us understand the Carbon Paradox because _______, but they simplify the reality by _______.'</w:t>
+            </w:r>
+          </w:p>
+        </w:tc>
+        <w:tc>
+          <w:tcPr>
+            <w:tcW w:type="dxa" w:w="3040"/>
+            <w:shd w:fill="F2F2F2" w:color="auto" w:val="clear"/>
+            <w:tcMar>
+              <w:top w:type="dxa" w:w="60"/>
+              <w:left w:type="dxa" w:w="120"/>
+              <w:bottom w:type="dxa" w:w="60"/>
+              <w:right w:type="dxa" w:w="120"/>
+            </w:tcMar>
+            <w:vAlign w:val="top"/>
+          </w:tcPr>
+          <w:p>
+            <w:pPr>
+              <w:spacing w:after="40" w:before="0"/>
+              <w:jc w:val="left"/>
+            </w:pPr>
+            <w:r>
+              <w:rPr>
+                <w:rFonts w:ascii="Arial" w:cs="Arial" w:eastAsia="Arial" w:hAnsi="Arial"/>
+                <w:b w:val="false"/>
+                <w:bCs w:val="false"/>
+                <w:i w:val="false"/>
+                <w:iCs w:val="false"/>
+                <w:color w:val="000000"/>
+                <w:sz w:val="18"/>
+                <w:szCs w:val="18"/>
+              </w:rPr>
+              <w:t xml:space="preserve">Begin debrief by projecting the two Carbon Paradox images. Say: 'Every simulation you just watched ultimately explains THIS — two substances, both 100% carbon, completely different. Let's use your Critique Cards to prove it.' Call on each group's presenter in turn. After each presentation, ask the class: 'Does anyone want to add to or challenge what Group _______ said?' [Wait 10 seconds each time.] For Discussion Question 1, cold-call a learner who previously drew graphite WITHOUT delocalised electrons in Phase 1 — give them the opportunity to self-correct: 'Amina, in your prediction sketch earlier you didn't show free electrons in graphite. After the simulation, what would you change?' For Discussion Question 3, say: 'This is a harder question — I want you to discuss in your group for 90 seconds before I call on anyone.' [Circulate, listen, then cold-call TWO groups.] Close by saying: 'Write your Explanation Exit Sentence individually — no group discussion. I will read these before Lesson 12.'</w:t>
+            </w:r>
+          </w:p>
+        </w:tc>
+        <w:tc>
+          <w:tcPr>
+            <w:tcW w:type="dxa" w:w="3040"/>
+            <w:shd w:fill="FFFFFF" w:color="auto" w:val="clear"/>
+            <w:tcMar>
+              <w:top w:type="dxa" w:w="60"/>
+              <w:left w:type="dxa" w:w="120"/>
+              <w:bottom w:type="dxa" w:w="60"/>
+              <w:right w:type="dxa" w:w="120"/>
+            </w:tcMar>
+            <w:vAlign w:val="top"/>
+          </w:tcPr>
+          <w:p>
+            <w:pPr>
+              <w:spacing w:after="40" w:before="0"/>
+              <w:jc w:val="left"/>
+            </w:pPr>
+            <w:r>
+              <w:rPr>
+                <w:rFonts w:ascii="Arial" w:cs="Arial" w:eastAsia="Arial" w:hAnsi="Arial"/>
+                <w:b w:val="false"/>
+                <w:bCs w:val="false"/>
+                <w:i w:val="false"/>
+                <w:iCs w:val="false"/>
+                <w:color w:val="000000"/>
+                <w:sz w:val="18"/>
+                <w:szCs w:val="18"/>
+              </w:rPr>
+              <w:t xml:space="preserve">Claim-Evidence-Reasoning (CER) Structured Debrief — learners are required to link each simulation observation (evidence) back to a specific experimental result from a previous lesson (claim) and articulate a mechanistic explanation (reasoning). This directly addresses KICD SLO (b): investigating the relationship between bond types and physical properties.</w:t>
+            </w:r>
+          </w:p>
+        </w:tc>
+        <w:tc>
+          <w:tcPr>
+            <w:tcW w:type="dxa" w:w="3040"/>
+            <w:shd w:fill="F2F2F2" w:color="auto" w:val="clear"/>
+            <w:tcMar>
+              <w:top w:type="dxa" w:w="60"/>
+              <w:left w:type="dxa" w:w="120"/>
+              <w:bottom w:type="dxa" w:w="60"/>
+              <w:right w:type="dxa" w:w="120"/>
+            </w:tcMar>
+            <w:vAlign w:val="top"/>
+          </w:tcPr>
+          <w:p>
+            <w:pPr>
+              <w:spacing w:after="40" w:before="0"/>
+              <w:jc w:val="left"/>
+            </w:pPr>
+            <w:r>
+              <w:rPr>
+                <w:rFonts w:ascii="Arial" w:cs="Arial" w:eastAsia="Arial" w:hAnsi="Arial"/>
+                <w:b w:val="false"/>
+                <w:bCs w:val="false"/>
+                <w:i w:val="false"/>
+                <w:iCs w:val="false"/>
+                <w:color w:val="000000"/>
+                <w:sz w:val="18"/>
+                <w:szCs w:val="18"/>
+              </w:rPr>
+              <w:t xml:space="preserve">Collect Explanation Exit Sentences at the door. Observable success indicator: the sentence must name a specific bond type or structural feature (e.g., 'delocalised electrons between graphite layers', 'rigid 3-D tetrahedral network in diamond') AND identify a specific simplification (e.g., 'simulations don't show the actual scale of the lattice' or 'animations show electrons as dots but electrons are probability clouds'). Sentences that only state general observations indicate the learner needs re-teaching in Lesson 12.</w:t>
+            </w:r>
+          </w:p>
+        </w:tc>
+      </w:tr>
+      <w:tr>
+        <w:tc>
+          <w:tcPr>
+            <w:tcW w:type="dxa" w:w="1520"/>
+            <w:shd w:fill="FCE4D6" w:color="auto" w:val="clear"/>
+            <w:tcMar>
+              <w:top w:type="dxa" w:w="60"/>
+              <w:left w:type="dxa" w:w="120"/>
+              <w:bottom w:type="dxa" w:w="60"/>
+              <w:right w:type="dxa" w:w="120"/>
+            </w:tcMar>
+            <w:vAlign w:val="top"/>
+          </w:tcPr>
+          <w:p>
+            <w:pPr>
+              <w:spacing w:after="40" w:before="0"/>
+              <w:jc w:val="left"/>
+            </w:pPr>
+            <w:r>
+              <w:rPr>
+                <w:rFonts w:ascii="Arial" w:cs="Arial" w:eastAsia="Arial" w:hAnsi="Arial"/>
+                <w:b/>
+                <w:bCs/>
+                <w:i w:val="false"/>
+                <w:iCs w:val="false"/>
+                <w:color w:val="000000"/>
+                <w:sz w:val="18"/>
+                <w:szCs w:val="18"/>
+              </w:rPr>
+              <w:t xml:space="preserve">Driving Question Board (DQB) Creation</w:t>
+            </w:r>
+          </w:p>
+          <w:p>
+            <w:pPr>
+              <w:spacing w:after="20" w:before="0"/>
+            </w:pPr>
+            <w:r>
+              <w:rPr>
+                <w:rFonts w:ascii="Arial" w:cs="Arial" w:eastAsia="Arial" w:hAnsi="Arial"/>
+                <w:b/>
+                <w:bCs/>
+                <w:color w:val="1F3864"/>
+                <w:sz w:val="16"/>
+                <w:szCs w:val="16"/>
+              </w:rPr>
+              <w:t xml:space="preserve">📹 VIDEO:</w:t>
+            </w:r>
+          </w:p>
+          <w:p>
+            <w:pPr>
+              <w:spacing w:after="20" w:before="0"/>
+            </w:pPr>
+            <w:hyperlink w:history="1" r:id="rIdiy9j8h8zhjc0hjyecl6sy">
               <w:r>
                 <w:rPr>
                   <w:rFonts w:ascii="Arial" w:cs="Arial" w:eastAsia="Arial" w:hAnsi="Arial"/>
@@ -33252,7 +33558,7 @@
               <w:spacing w:after="10" w:before="0"/>
               <w:ind w:left="120"/>
             </w:pPr>
-            <w:hyperlink w:history="1" r:id="rIdhmp7eyqfpdrkc7w_c1rsp">
+            <w:hyperlink w:history="1" r:id="rIdja5pjfr2wgson0ezdqylc">
               <w:r>
                 <w:rPr>
                   <w:rFonts w:ascii="Arial" w:cs="Arial" w:eastAsia="Arial" w:hAnsi="Arial"/>
@@ -33290,14 +33596,14 @@
                 <w:sz w:val="16"/>
                 <w:szCs w:val="16"/>
               </w:rPr>
-              <w:t xml:space="preserve">📖 HTML:</w:t>
+              <w:t xml:space="preserve">📖 EXERCISE:</w:t>
             </w:r>
           </w:p>
           <w:p>
             <w:pPr>
               <w:spacing w:after="20" w:before="0"/>
             </w:pPr>
-            <w:hyperlink w:history="1" r:id="rIdgdvb9cdb6d5dgcb85mzns">
+            <w:hyperlink w:history="1" r:id="rId0gckhlsokh-juwc1k4xbh">
               <w:r>
                 <w:rPr>
                   <w:rFonts w:ascii="Arial" w:cs="Arial" w:eastAsia="Arial" w:hAnsi="Arial"/>
@@ -33306,7 +33612,7 @@
                   <w:szCs w:val="16"/>
                   <w:u w:val="single" w:color="2E75B6"/>
                 </w:rPr>
-                <w:t xml:space="preserve">Covalent Bonding in Polyatomic Ions (Flexbook)</w:t>
+                <w:t xml:space="preserve">Covalent Bonding in Polyatomic Ions Practice</w:t>
               </w:r>
             </w:hyperlink>
           </w:p>
@@ -33330,7 +33636,7 @@
               <w:spacing w:after="10" w:before="0"/>
               <w:ind w:left="120"/>
             </w:pPr>
-            <w:hyperlink w:history="1" r:id="rIdsasueqrman4ig2hl1wjxe">
+            <w:hyperlink w:history="1" r:id="rIdtyor-qfacvpsl4yq4chq_">
               <w:r>
                 <w:rPr>
                   <w:rFonts w:ascii="Arial" w:cs="Arial" w:eastAsia="Arial" w:hAnsi="Arial"/>
@@ -33372,7 +33678,7 @@
                 <w:sz w:val="18"/>
                 <w:szCs w:val="18"/>
               </w:rPr>
-              <w:t xml:space="preserve">Whole-class structured debrief anchored to the Carbon Paradox. Each group's designated presenter shares one key finding from their Critique Cards. The class then works through three 'Simulation vs. Reality' discussion questions projected on the board: (1) 'The graphite simulation showed electrons moving freely between layers. How does this explain our conductivity experiment result from Lesson 8 — where graphite lit the bulb but diamond did not?' (2) 'The NaCl simulation showed ions in a rigid lattice. How does this explain why NaCl dissolved in water but diamond did not, in our solubility investigation?' (3) 'What is ONE thing about the diamond structure that NO simulation can fully show — and why does that limitation matter for a jeweller in Nairobi using a diamond-tipped cutting tool?' Learners write individual 'Explanation Exit Sentences' answering: 'Digital simulations help us understand the Carbon Paradox because _______, but they simplify the reality by _______.'</w:t>
+              <w:t xml:space="preserve">Each learner receives two sticky notes. On the GREEN note they write one thing they can now answer about the driving question ('Why do diamond and graphite have such different properties?') thanks to the simulations. On the ORANGE note they write one new question the simulations raised — something the digital model showed that they do not yet fully understand. Learners post both notes on the class DQB under the appropriate column headings: 'We can now explain…' and 'We still wonder…'. The class briefly reads the new orange questions aloud to check whether any can be answered immediately from prior lessons.</w:t>
             </w:r>
           </w:p>
         </w:tc>
@@ -33404,7 +33710,7 @@
                 <w:sz w:val="18"/>
                 <w:szCs w:val="18"/>
               </w:rPr>
-              <w:t xml:space="preserve">Begin debrief by projecting the two Carbon Paradox images. Say: 'Every simulation you just watched ultimately explains THIS — two substances, both 100% carbon, completely different. Let's use your Critique Cards to prove it.' Call on each group's presenter in turn. After each presentation, ask the class: 'Does anyone want to add to or challenge what Group _______ said?' [Wait 10 seconds each time.] For Discussion Question 1, cold-call a learner who previously drew graphite WITHOUT delocalised electrons in Phase 1 — give them the opportunity to self-correct: 'Amina, in your prediction sketch earlier you didn't show free electrons in graphite. After the simulation, what would you change?' For Discussion Question 3, say: 'This is a harder question — I want you to discuss in your group for 90 seconds before I call on anyone.' [Circulate, listen, then cold-call TWO groups.] Close by saying: 'Write your Explanation Exit Sentence individually — no group discussion. I will read these before Lesson 12.'</w:t>
+              <w:t xml:space="preserve">Distribute sticky notes and say: 'The simulations should have answered some questions on our DQB — and probably raised new ones. Take three minutes to write both notes.' [Allow 3 minutes of silent writing.] As learners post notes, scan for misconceptions on orange notes. Read THREE orange notes aloud to the class and ask: 'Has anyone written something on their GREEN note that answers THIS question?' [Wait 10 seconds per question.] If a common new question emerges (e.g., 'Why do Van der Waals forces between graphite layers allow them to slide?'), say: 'That is an excellent question — let's mark it with a star. We will return to it in our project work.' Update the DQB legend visibly: 'Lesson 11 — Digital Evidence Added.'</w:t>
             </w:r>
           </w:p>
         </w:tc>
@@ -33436,7 +33742,7 @@
                 <w:sz w:val="18"/>
                 <w:szCs w:val="18"/>
               </w:rPr>
-              <w:t xml:space="preserve">Claim-Evidence-Reasoning (CER) Structured Debrief — learners are required to link each simulation observation (evidence) back to a specific experimental result from a previous lesson (claim) and articulate a mechanistic explanation (reasoning). This directly addresses KICD SLO (b): investigating the relationship between bond types and physical properties.</w:t>
+              <w:t xml:space="preserve">Two-Colour DQB Update (Progress Tracking + New Inquiry) — the dual sticky-note format makes visible both the growing explanatory power of the class AND the productive questions that remain, reinforcing that science is an ongoing process of building and refining models. This directly reflects the KICD Learning to Learn competency.</w:t>
             </w:r>
           </w:p>
         </w:tc>
@@ -33468,7 +33774,7 @@
                 <w:sz w:val="18"/>
                 <w:szCs w:val="18"/>
               </w:rPr>
-              <w:t xml:space="preserve">Collect Explanation Exit Sentences at the door. Observable success indicator: the sentence must name a specific bond type or structural feature (e.g., 'delocalised electrons between graphite layers', 'rigid 3-D tetrahedral network in diamond') AND identify a specific simplification (e.g., 'simulations don't show the actual scale of the lattice' or 'animations show electrons as dots but electrons are probability clouds'). Sentences that only state general observations indicate the learner needs re-teaching in Lesson 12.</w:t>
+              <w:t xml:space="preserve">Teacher photographs the updated DQB. Observable indicator: GREEN notes must reference specific structures or bond types (not vague statements like 'carbon is different'). A class where more than half of GREEN notes are vague signals that the structured debrief in Phase 3 was insufficient and a brief whole-class recap is needed at the start of Lesson 12.</w:t>
             </w:r>
           </w:p>
         </w:tc>
@@ -33477,32 +33783,32 @@
         <w:tc>
           <w:tcPr>
             <w:tcW w:type="dxa" w:w="1520"/>
-            <w:shd w:fill="FCE4D6" w:color="auto" w:val="clear"/>
-            <w:tcMar>
-              <w:top w:type="dxa" w:w="60"/>
-              <w:left w:type="dxa" w:w="120"/>
-              <w:bottom w:type="dxa" w:w="60"/>
-              <w:right w:type="dxa" w:w="120"/>
-            </w:tcMar>
-            <w:vAlign w:val="top"/>
-          </w:tcPr>
-          <w:p>
-            <w:pPr>
-              <w:spacing w:after="40" w:before="0"/>
-              <w:jc w:val="left"/>
-            </w:pPr>
-            <w:r>
-              <w:rPr>
-                <w:rFonts w:ascii="Arial" w:cs="Arial" w:eastAsia="Arial" w:hAnsi="Arial"/>
-                <w:b/>
-                <w:bCs/>
-                <w:i w:val="false"/>
-                <w:iCs w:val="false"/>
-                <w:color w:val="000000"/>
-                <w:sz w:val="18"/>
-                <w:szCs w:val="18"/>
-              </w:rPr>
-              <w:t xml:space="preserve">Driving Question Board (DQB) Creation</w:t>
+            <w:shd w:fill="D5E8F0" w:color="auto" w:val="clear"/>
+            <w:tcMar>
+              <w:top w:type="dxa" w:w="60"/>
+              <w:left w:type="dxa" w:w="120"/>
+              <w:bottom w:type="dxa" w:w="60"/>
+              <w:right w:type="dxa" w:w="120"/>
+            </w:tcMar>
+            <w:vAlign w:val="top"/>
+          </w:tcPr>
+          <w:p>
+            <w:pPr>
+              <w:spacing w:after="40" w:before="0"/>
+              <w:jc w:val="left"/>
+            </w:pPr>
+            <w:r>
+              <w:rPr>
+                <w:rFonts w:ascii="Arial" w:cs="Arial" w:eastAsia="Arial" w:hAnsi="Arial"/>
+                <w:b/>
+                <w:bCs/>
+                <w:i w:val="false"/>
+                <w:iCs w:val="false"/>
+                <w:color w:val="000000"/>
+                <w:sz w:val="18"/>
+                <w:szCs w:val="18"/>
+              </w:rPr>
+              <w:t xml:space="preserve">Model Building Phase</w:t>
             </w:r>
           </w:p>
           <w:p>
@@ -33525,7 +33831,7 @@
             <w:pPr>
               <w:spacing w:after="20" w:before="0"/>
             </w:pPr>
-            <w:hyperlink w:history="1" r:id="rIdqy7atextwkbhhl8yf1jfy">
+            <w:hyperlink w:history="1" r:id="rIdx4zr4a24twe5bvbsdyg6o">
               <w:r>
                 <w:rPr>
                   <w:rFonts w:ascii="Arial" w:cs="Arial" w:eastAsia="Arial" w:hAnsi="Arial"/>
@@ -33558,7 +33864,7 @@
               <w:spacing w:after="10" w:before="0"/>
               <w:ind w:left="120"/>
             </w:pPr>
-            <w:hyperlink w:history="1" r:id="rIdeshovhatnwkbji5wiyg8l">
+            <w:hyperlink w:history="1" r:id="rIdcqjdx4pl_wl8mu6ikkhma">
               <w:r>
                 <w:rPr>
                   <w:rFonts w:ascii="Arial" w:cs="Arial" w:eastAsia="Arial" w:hAnsi="Arial"/>
@@ -33596,320 +33902,14 @@
                 <w:sz w:val="16"/>
                 <w:szCs w:val="16"/>
               </w:rPr>
-              <w:t xml:space="preserve">📖 EXERCISE:</w:t>
+              <w:t xml:space="preserve">📖 HTML:</w:t>
             </w:r>
           </w:p>
           <w:p>
             <w:pPr>
               <w:spacing w:after="20" w:before="0"/>
             </w:pPr>
-            <w:hyperlink w:history="1" r:id="rIdrpb1udljmlk0luxtwqiuc">
-              <w:r>
-                <w:rPr>
-                  <w:rFonts w:ascii="Arial" w:cs="Arial" w:eastAsia="Arial" w:hAnsi="Arial"/>
-                  <w:color w:val="2E75B6"/>
-                  <w:sz w:val="16"/>
-                  <w:szCs w:val="16"/>
-                  <w:u w:val="single" w:color="2E75B6"/>
-                </w:rPr>
-                <w:t xml:space="preserve">Covalent Bonding in Polyatomic Ions Practice</w:t>
-              </w:r>
-            </w:hyperlink>
-          </w:p>
-          <w:p>
-            <w:pPr>
-              <w:spacing w:after="10" w:before="0"/>
-              <w:ind w:left="120"/>
-            </w:pPr>
-            <w:r>
-              <w:rPr>
-                <w:rFonts w:ascii="Arial" w:cs="Arial" w:eastAsia="Arial" w:hAnsi="Arial"/>
-                <w:color w:val="595959"/>
-                <w:sz w:val="14"/>
-                <w:szCs w:val="14"/>
-              </w:rPr>
-              <w:t xml:space="preserve">Source: CK-12</w:t>
-            </w:r>
-          </w:p>
-          <w:p>
-            <w:pPr>
-              <w:spacing w:after="10" w:before="0"/>
-              <w:ind w:left="120"/>
-            </w:pPr>
-            <w:hyperlink w:history="1" r:id="rIdrnptemxwufteftcl019b9">
-              <w:r>
-                <w:rPr>
-                  <w:rFonts w:ascii="Arial" w:cs="Arial" w:eastAsia="Arial" w:hAnsi="Arial"/>
-                  <w:color w:val="595959"/>
-                  <w:sz w:val="14"/>
-                  <w:szCs w:val="14"/>
-                  <w:u w:val="single" w:color="595959"/>
-                </w:rPr>
-                <w:t xml:space="preserve">🔍 Search ARES for similar readings</w:t>
-              </w:r>
-            </w:hyperlink>
-          </w:p>
-        </w:tc>
-        <w:tc>
-          <w:tcPr>
-            <w:tcW w:type="dxa" w:w="3040"/>
-            <w:shd w:fill="FFFFFF" w:color="auto" w:val="clear"/>
-            <w:tcMar>
-              <w:top w:type="dxa" w:w="60"/>
-              <w:left w:type="dxa" w:w="120"/>
-              <w:bottom w:type="dxa" w:w="60"/>
-              <w:right w:type="dxa" w:w="120"/>
-            </w:tcMar>
-            <w:vAlign w:val="top"/>
-          </w:tcPr>
-          <w:p>
-            <w:pPr>
-              <w:spacing w:after="40" w:before="0"/>
-              <w:jc w:val="left"/>
-            </w:pPr>
-            <w:r>
-              <w:rPr>
-                <w:rFonts w:ascii="Arial" w:cs="Arial" w:eastAsia="Arial" w:hAnsi="Arial"/>
-                <w:b w:val="false"/>
-                <w:bCs w:val="false"/>
-                <w:i w:val="false"/>
-                <w:iCs w:val="false"/>
-                <w:color w:val="000000"/>
-                <w:sz w:val="18"/>
-                <w:szCs w:val="18"/>
-              </w:rPr>
-              <w:t xml:space="preserve">Each learner receives two sticky notes. On the GREEN note they write one thing they can now answer about the driving question ('Why do diamond and graphite have such different properties?') thanks to the simulations. On the ORANGE note they write one new question the simulations raised — something the digital model showed that they do not yet fully understand. Learners post both notes on the class DQB under the appropriate column headings: 'We can now explain…' and 'We still wonder…'. The class briefly reads the new orange questions aloud to check whether any can be answered immediately from prior lessons.</w:t>
-            </w:r>
-          </w:p>
-        </w:tc>
-        <w:tc>
-          <w:tcPr>
-            <w:tcW w:type="dxa" w:w="3040"/>
-            <w:shd w:fill="F2F2F2" w:color="auto" w:val="clear"/>
-            <w:tcMar>
-              <w:top w:type="dxa" w:w="60"/>
-              <w:left w:type="dxa" w:w="120"/>
-              <w:bottom w:type="dxa" w:w="60"/>
-              <w:right w:type="dxa" w:w="120"/>
-            </w:tcMar>
-            <w:vAlign w:val="top"/>
-          </w:tcPr>
-          <w:p>
-            <w:pPr>
-              <w:spacing w:after="40" w:before="0"/>
-              <w:jc w:val="left"/>
-            </w:pPr>
-            <w:r>
-              <w:rPr>
-                <w:rFonts w:ascii="Arial" w:cs="Arial" w:eastAsia="Arial" w:hAnsi="Arial"/>
-                <w:b w:val="false"/>
-                <w:bCs w:val="false"/>
-                <w:i w:val="false"/>
-                <w:iCs w:val="false"/>
-                <w:color w:val="000000"/>
-                <w:sz w:val="18"/>
-                <w:szCs w:val="18"/>
-              </w:rPr>
-              <w:t xml:space="preserve">Distribute sticky notes and say: 'The simulations should have answered some questions on our DQB — and probably raised new ones. Take three minutes to write both notes.' [Allow 3 minutes of silent writing.] As learners post notes, scan for misconceptions on orange notes. Read THREE orange notes aloud to the class and ask: 'Has anyone written something on their GREEN note that answers THIS question?' [Wait 10 seconds per question.] If a common new question emerges (e.g., 'Why do Van der Waals forces between graphite layers allow them to slide?'), say: 'That is an excellent question — let's mark it with a star. We will return to it in our project work.' Update the DQB legend visibly: 'Lesson 11 — Digital Evidence Added.'</w:t>
-            </w:r>
-          </w:p>
-        </w:tc>
-        <w:tc>
-          <w:tcPr>
-            <w:tcW w:type="dxa" w:w="3040"/>
-            <w:shd w:fill="FFFFFF" w:color="auto" w:val="clear"/>
-            <w:tcMar>
-              <w:top w:type="dxa" w:w="60"/>
-              <w:left w:type="dxa" w:w="120"/>
-              <w:bottom w:type="dxa" w:w="60"/>
-              <w:right w:type="dxa" w:w="120"/>
-            </w:tcMar>
-            <w:vAlign w:val="top"/>
-          </w:tcPr>
-          <w:p>
-            <w:pPr>
-              <w:spacing w:after="40" w:before="0"/>
-              <w:jc w:val="left"/>
-            </w:pPr>
-            <w:r>
-              <w:rPr>
-                <w:rFonts w:ascii="Arial" w:cs="Arial" w:eastAsia="Arial" w:hAnsi="Arial"/>
-                <w:b w:val="false"/>
-                <w:bCs w:val="false"/>
-                <w:i w:val="false"/>
-                <w:iCs w:val="false"/>
-                <w:color w:val="000000"/>
-                <w:sz w:val="18"/>
-                <w:szCs w:val="18"/>
-              </w:rPr>
-              <w:t xml:space="preserve">Two-Colour DQB Update (Progress Tracking + New Inquiry) — the dual sticky-note format makes visible both the growing explanatory power of the class AND the productive questions that remain, reinforcing that science is an ongoing process of building and refining models. This directly reflects the KICD Learning to Learn competency.</w:t>
-            </w:r>
-          </w:p>
-        </w:tc>
-        <w:tc>
-          <w:tcPr>
-            <w:tcW w:type="dxa" w:w="3040"/>
-            <w:shd w:fill="F2F2F2" w:color="auto" w:val="clear"/>
-            <w:tcMar>
-              <w:top w:type="dxa" w:w="60"/>
-              <w:left w:type="dxa" w:w="120"/>
-              <w:bottom w:type="dxa" w:w="60"/>
-              <w:right w:type="dxa" w:w="120"/>
-            </w:tcMar>
-            <w:vAlign w:val="top"/>
-          </w:tcPr>
-          <w:p>
-            <w:pPr>
-              <w:spacing w:after="40" w:before="0"/>
-              <w:jc w:val="left"/>
-            </w:pPr>
-            <w:r>
-              <w:rPr>
-                <w:rFonts w:ascii="Arial" w:cs="Arial" w:eastAsia="Arial" w:hAnsi="Arial"/>
-                <w:b w:val="false"/>
-                <w:bCs w:val="false"/>
-                <w:i w:val="false"/>
-                <w:iCs w:val="false"/>
-                <w:color w:val="000000"/>
-                <w:sz w:val="18"/>
-                <w:szCs w:val="18"/>
-              </w:rPr>
-              <w:t xml:space="preserve">Teacher photographs the updated DQB. Observable indicator: GREEN notes must reference specific structures or bond types (not vague statements like 'carbon is different'). A class where more than half of GREEN notes are vague signals that the structured debrief in Phase 3 was insufficient and a brief whole-class recap is needed at the start of Lesson 12.</w:t>
-            </w:r>
-          </w:p>
-        </w:tc>
-      </w:tr>
-      <w:tr>
-        <w:tc>
-          <w:tcPr>
-            <w:tcW w:type="dxa" w:w="1520"/>
-            <w:shd w:fill="D5E8F0" w:color="auto" w:val="clear"/>
-            <w:tcMar>
-              <w:top w:type="dxa" w:w="60"/>
-              <w:left w:type="dxa" w:w="120"/>
-              <w:bottom w:type="dxa" w:w="60"/>
-              <w:right w:type="dxa" w:w="120"/>
-            </w:tcMar>
-            <w:vAlign w:val="top"/>
-          </w:tcPr>
-          <w:p>
-            <w:pPr>
-              <w:spacing w:after="40" w:before="0"/>
-              <w:jc w:val="left"/>
-            </w:pPr>
-            <w:r>
-              <w:rPr>
-                <w:rFonts w:ascii="Arial" w:cs="Arial" w:eastAsia="Arial" w:hAnsi="Arial"/>
-                <w:b/>
-                <w:bCs/>
-                <w:i w:val="false"/>
-                <w:iCs w:val="false"/>
-                <w:color w:val="000000"/>
-                <w:sz w:val="18"/>
-                <w:szCs w:val="18"/>
-              </w:rPr>
-              <w:t xml:space="preserve">Model Building Phase</w:t>
-            </w:r>
-          </w:p>
-          <w:p>
-            <w:pPr>
-              <w:spacing w:after="20" w:before="0"/>
-            </w:pPr>
-            <w:r>
-              <w:rPr>
-                <w:rFonts w:ascii="Arial" w:cs="Arial" w:eastAsia="Arial" w:hAnsi="Arial"/>
-                <w:b/>
-                <w:bCs/>
-                <w:color w:val="1F3864"/>
-                <w:sz w:val="16"/>
-                <w:szCs w:val="16"/>
-              </w:rPr>
-              <w:t xml:space="preserve">📹 VIDEO:</w:t>
-            </w:r>
-          </w:p>
-          <w:p>
-            <w:pPr>
-              <w:spacing w:after="20" w:before="0"/>
-            </w:pPr>
-            <w:hyperlink w:history="1" r:id="rIdyyeb8yr_gb_nppbaojoxm">
-              <w:r>
-                <w:rPr>
-                  <w:rFonts w:ascii="Arial" w:cs="Arial" w:eastAsia="Arial" w:hAnsi="Arial"/>
-                  <w:color w:val="2E75B6"/>
-                  <w:sz w:val="16"/>
-                  <w:szCs w:val="16"/>
-                  <w:u w:val="single" w:color="2E75B6"/>
-                </w:rPr>
-                <w:t xml:space="preserve">Electronegativity and bonding</w:t>
-              </w:r>
-            </w:hyperlink>
-          </w:p>
-          <w:p>
-            <w:pPr>
-              <w:spacing w:after="10" w:before="0"/>
-              <w:ind w:left="120"/>
-            </w:pPr>
-            <w:r>
-              <w:rPr>
-                <w:rFonts w:ascii="Arial" w:cs="Arial" w:eastAsia="Arial" w:hAnsi="Arial"/>
-                <w:color w:val="595959"/>
-                <w:sz w:val="14"/>
-                <w:szCs w:val="14"/>
-              </w:rPr>
-              <w:t xml:space="preserve">Source: Khan Academy (English - US curriculum)</w:t>
-            </w:r>
-          </w:p>
-          <w:p>
-            <w:pPr>
-              <w:spacing w:after="10" w:before="0"/>
-              <w:ind w:left="120"/>
-            </w:pPr>
-            <w:hyperlink w:history="1" r:id="rIdyaks90rkdrkp45z6jwmnu">
-              <w:r>
-                <w:rPr>
-                  <w:rFonts w:ascii="Arial" w:cs="Arial" w:eastAsia="Arial" w:hAnsi="Arial"/>
-                  <w:color w:val="595959"/>
-                  <w:sz w:val="14"/>
-                  <w:szCs w:val="14"/>
-                  <w:u w:val="single" w:color="595959"/>
-                </w:rPr>
-                <w:t xml:space="preserve">🔍 Search ARES for similar videos</w:t>
-              </w:r>
-            </w:hyperlink>
-          </w:p>
-          <w:p>
-            <w:pPr>
-              <w:spacing w:after="40" w:before="0"/>
-            </w:pPr>
-            <w:r>
-              <w:rPr>
-                <w:sz w:val="14"/>
-                <w:szCs w:val="14"/>
-              </w:rPr>
-              <w:t xml:space="preserve"/>
-            </w:r>
-          </w:p>
-          <w:p>
-            <w:pPr>
-              <w:spacing w:after="20" w:before="0"/>
-            </w:pPr>
-            <w:r>
-              <w:rPr>
-                <w:rFonts w:ascii="Arial" w:cs="Arial" w:eastAsia="Arial" w:hAnsi="Arial"/>
-                <w:b/>
-                <w:bCs/>
-                <w:color w:val="1F3864"/>
-                <w:sz w:val="16"/>
-                <w:szCs w:val="16"/>
-              </w:rPr>
-              <w:t xml:space="preserve">📖 HTML:</w:t>
-            </w:r>
-          </w:p>
-          <w:p>
-            <w:pPr>
-              <w:spacing w:after="20" w:before="0"/>
-            </w:pPr>
-            <w:hyperlink w:history="1" r:id="rIdjzdswn8liwcaqgr-inlig">
+            <w:hyperlink w:history="1" r:id="rIdf_c1ijwmx2aa3ji0ifqyv">
               <w:r>
                 <w:rPr>
                   <w:rFonts w:ascii="Arial" w:cs="Arial" w:eastAsia="Arial" w:hAnsi="Arial"/>
@@ -33942,7 +33942,7 @@
               <w:spacing w:after="10" w:before="0"/>
               <w:ind w:left="120"/>
             </w:pPr>
-            <w:hyperlink w:history="1" r:id="rIdwgwzzeedvs8p9e2chfdrq">
+            <w:hyperlink w:history="1" r:id="rIdljulrlhodwzfl_sis4ets">
               <w:r>
                 <w:rPr>
                   <w:rFonts w:ascii="Arial" w:cs="Arial" w:eastAsia="Arial" w:hAnsi="Arial"/>
@@ -35429,7 +35429,7 @@
             <w:pPr>
               <w:spacing w:after="20" w:before="0"/>
             </w:pPr>
-            <w:hyperlink w:history="1" r:id="rIdi5i-jx03htvteiao1ogqq">
+            <w:hyperlink w:history="1" r:id="rIdjqduumtw1wro939mpiuw6">
               <w:r>
                 <w:rPr>
                   <w:rFonts w:ascii="Arial" w:cs="Arial" w:eastAsia="Arial" w:hAnsi="Arial"/>
@@ -35462,7 +35462,7 @@
               <w:spacing w:after="10" w:before="0"/>
               <w:ind w:left="120"/>
             </w:pPr>
-            <w:hyperlink w:history="1" r:id="rIddhw98c00ko7y-cw87etyz">
+            <w:hyperlink w:history="1" r:id="rIdt7mbxj75_zrvd_om3o0wl">
               <w:r>
                 <w:rPr>
                   <w:rFonts w:ascii="Arial" w:cs="Arial" w:eastAsia="Arial" w:hAnsi="Arial"/>
@@ -35524,7 +35524,7 @@
               <w:spacing w:after="10" w:before="0"/>
               <w:ind w:left="120"/>
             </w:pPr>
-            <w:hyperlink w:history="1" r:id="rIduvqjcfbmp4sxagfh1dwl1">
+            <w:hyperlink w:history="1" r:id="rIdqdeh5m--pgskocy0efdju">
               <w:r>
                 <w:rPr>
                   <w:rFonts w:ascii="Arial" w:cs="Arial" w:eastAsia="Arial" w:hAnsi="Arial"/>
@@ -35734,7 +35734,7 @@
             <w:pPr>
               <w:spacing w:after="20" w:before="0"/>
             </w:pPr>
-            <w:hyperlink w:history="1" r:id="rIdnbse-ghpgzku82xr0om0o">
+            <w:hyperlink w:history="1" r:id="rId7qshd3boaoxjpfjn0v01j">
               <w:r>
                 <w:rPr>
                   <w:rFonts w:ascii="Arial" w:cs="Arial" w:eastAsia="Arial" w:hAnsi="Arial"/>
@@ -35767,7 +35767,7 @@
               <w:spacing w:after="10" w:before="0"/>
               <w:ind w:left="120"/>
             </w:pPr>
-            <w:hyperlink w:history="1" r:id="rIdp9qlbzee6kwwwe36mi6i_">
+            <w:hyperlink w:history="1" r:id="rIdf4ckphj5li2-4qqjlcv64">
               <w:r>
                 <w:rPr>
                   <w:rFonts w:ascii="Arial" w:cs="Arial" w:eastAsia="Arial" w:hAnsi="Arial"/>
@@ -35829,7 +35829,7 @@
               <w:spacing w:after="10" w:before="0"/>
               <w:ind w:left="120"/>
             </w:pPr>
-            <w:hyperlink w:history="1" r:id="rIdew76i0tbjgrlh0creaaqm">
+            <w:hyperlink w:history="1" r:id="rIdwfs5t-5ykeeuqw-9x2o94">
               <w:r>
                 <w:rPr>
                   <w:rFonts w:ascii="Arial" w:cs="Arial" w:eastAsia="Arial" w:hAnsi="Arial"/>
@@ -36039,7 +36039,7 @@
             <w:pPr>
               <w:spacing w:after="20" w:before="0"/>
             </w:pPr>
-            <w:hyperlink w:history="1" r:id="rId6tidx4kku4vhjyrhf6uai">
+            <w:hyperlink w:history="1" r:id="rIdqe-ev77x8fy2py5mclfsv">
               <w:r>
                 <w:rPr>
                   <w:rFonts w:ascii="Arial" w:cs="Arial" w:eastAsia="Arial" w:hAnsi="Arial"/>
@@ -36072,7 +36072,7 @@
               <w:spacing w:after="10" w:before="0"/>
               <w:ind w:left="120"/>
             </w:pPr>
-            <w:hyperlink w:history="1" r:id="rId66dvcaachtebeijgvgrbt">
+            <w:hyperlink w:history="1" r:id="rIdiwzizzmu8tk4kznydivty">
               <w:r>
                 <w:rPr>
                   <w:rFonts w:ascii="Arial" w:cs="Arial" w:eastAsia="Arial" w:hAnsi="Arial"/>
@@ -36134,7 +36134,7 @@
               <w:spacing w:after="10" w:before="0"/>
               <w:ind w:left="120"/>
             </w:pPr>
-            <w:hyperlink w:history="1" r:id="rIdi6ptldbogpr8dugopa9sp">
+            <w:hyperlink w:history="1" r:id="rIde6odd8waq5ouaklyj2f1c">
               <w:r>
                 <w:rPr>
                   <w:rFonts w:ascii="Arial" w:cs="Arial" w:eastAsia="Arial" w:hAnsi="Arial"/>
@@ -36344,7 +36344,7 @@
             <w:pPr>
               <w:spacing w:after="20" w:before="0"/>
             </w:pPr>
-            <w:hyperlink w:history="1" r:id="rIdth13erxpk9than5bs_56s">
+            <w:hyperlink w:history="1" r:id="rIdloe6ulul8ff4dgus_atjs">
               <w:r>
                 <w:rPr>
                   <w:rFonts w:ascii="Arial" w:cs="Arial" w:eastAsia="Arial" w:hAnsi="Arial"/>
@@ -36377,7 +36377,7 @@
               <w:spacing w:after="10" w:before="0"/>
               <w:ind w:left="120"/>
             </w:pPr>
-            <w:hyperlink w:history="1" r:id="rId1b-zqansr4wk8qc3wyk2n">
+            <w:hyperlink w:history="1" r:id="rIdtgth3x5hhuyjsd4fbn16j">
               <w:r>
                 <w:rPr>
                   <w:rFonts w:ascii="Arial" w:cs="Arial" w:eastAsia="Arial" w:hAnsi="Arial"/>
@@ -36439,7 +36439,7 @@
               <w:spacing w:after="10" w:before="0"/>
               <w:ind w:left="120"/>
             </w:pPr>
-            <w:hyperlink w:history="1" r:id="rIdvwrun2lonbbkrpvqnynej">
+            <w:hyperlink w:history="1" r:id="rIdzganrzn-m19isavryikzk">
               <w:r>
                 <w:rPr>
                   <w:rFonts w:ascii="Arial" w:cs="Arial" w:eastAsia="Arial" w:hAnsi="Arial"/>
@@ -36649,7 +36649,7 @@
             <w:pPr>
               <w:spacing w:after="20" w:before="0"/>
             </w:pPr>
-            <w:hyperlink w:history="1" r:id="rId2tvk44vh7m-fyiknak1k0">
+            <w:hyperlink w:history="1" r:id="rIdycnwldorx5cxneiiabka9">
               <w:r>
                 <w:rPr>
                   <w:rFonts w:ascii="Arial" w:cs="Arial" w:eastAsia="Arial" w:hAnsi="Arial"/>
@@ -36682,7 +36682,7 @@
               <w:spacing w:after="10" w:before="0"/>
               <w:ind w:left="120"/>
             </w:pPr>
-            <w:hyperlink w:history="1" r:id="rIdlurymxwogd_wfl_stu8jh">
+            <w:hyperlink w:history="1" r:id="rIdoicojh3jc2laahktgzn9v">
               <w:r>
                 <w:rPr>
                   <w:rFonts w:ascii="Arial" w:cs="Arial" w:eastAsia="Arial" w:hAnsi="Arial"/>
@@ -36744,7 +36744,7 @@
               <w:spacing w:after="10" w:before="0"/>
               <w:ind w:left="120"/>
             </w:pPr>
-            <w:hyperlink w:history="1" r:id="rIdijizmkcvckblrawcmnmmk">
+            <w:hyperlink w:history="1" r:id="rIdpcq5vstowmi447txuehjp">
               <w:r>
                 <w:rPr>
                   <w:rFonts w:ascii="Arial" w:cs="Arial" w:eastAsia="Arial" w:hAnsi="Arial"/>
@@ -38246,7 +38246,7 @@
             <w:pPr>
               <w:spacing w:after="20" w:before="0"/>
             </w:pPr>
-            <w:hyperlink w:history="1" r:id="rIdykgmpmhuteh0oeto1c2zl">
+            <w:hyperlink w:history="1" r:id="rIdm6yucng93qzzdcaq8oimd">
               <w:r>
                 <w:rPr>
                   <w:rFonts w:ascii="Arial" w:cs="Arial" w:eastAsia="Arial" w:hAnsi="Arial"/>
@@ -38279,7 +38279,7 @@
               <w:spacing w:after="10" w:before="0"/>
               <w:ind w:left="120"/>
             </w:pPr>
-            <w:hyperlink w:history="1" r:id="rIdxe9hbyokts4w6gdspphd1">
+            <w:hyperlink w:history="1" r:id="rIduii6geqkt0erkggbhbxby">
               <w:r>
                 <w:rPr>
                   <w:rFonts w:ascii="Arial" w:cs="Arial" w:eastAsia="Arial" w:hAnsi="Arial"/>
@@ -38324,7 +38324,7 @@
             <w:pPr>
               <w:spacing w:after="20" w:before="0"/>
             </w:pPr>
-            <w:hyperlink w:history="1" r:id="rIdblhh9pgf7md0mosdiqpor">
+            <w:hyperlink w:history="1" r:id="rIdiropwwxhuvgik-8dq60hq">
               <w:r>
                 <w:rPr>
                   <w:rFonts w:ascii="Arial" w:cs="Arial" w:eastAsia="Arial" w:hAnsi="Arial"/>
@@ -38357,7 +38357,7 @@
               <w:spacing w:after="10" w:before="0"/>
               <w:ind w:left="120"/>
             </w:pPr>
-            <w:hyperlink w:history="1" r:id="rIdjit8aamxe73-8ab-nba4e">
+            <w:hyperlink w:history="1" r:id="rIdrigcq1ekpmwierafaqu1a">
               <w:r>
                 <w:rPr>
                   <w:rFonts w:ascii="Arial" w:cs="Arial" w:eastAsia="Arial" w:hAnsi="Arial"/>
@@ -38552,7 +38552,7 @@
             <w:pPr>
               <w:spacing w:after="20" w:before="0"/>
             </w:pPr>
-            <w:hyperlink w:history="1" r:id="rIdkwecpcwdxwp1ockjggsyg">
+            <w:hyperlink w:history="1" r:id="rIdnt7e0kblzivif4zkv83a2">
               <w:r>
                 <w:rPr>
                   <w:rFonts w:ascii="Arial" w:cs="Arial" w:eastAsia="Arial" w:hAnsi="Arial"/>
@@ -38585,7 +38585,7 @@
               <w:spacing w:after="10" w:before="0"/>
               <w:ind w:left="120"/>
             </w:pPr>
-            <w:hyperlink w:history="1" r:id="rIdebxdbg68vfpioslxt0uzx">
+            <w:hyperlink w:history="1" r:id="rIdk8tqkh-dsljwjjbrge5lo">
               <w:r>
                 <w:rPr>
                   <w:rFonts w:ascii="Arial" w:cs="Arial" w:eastAsia="Arial" w:hAnsi="Arial"/>
@@ -38630,7 +38630,7 @@
             <w:pPr>
               <w:spacing w:after="20" w:before="0"/>
             </w:pPr>
-            <w:hyperlink w:history="1" r:id="rIdrrb8pnd6braz1ld9xrlmd">
+            <w:hyperlink w:history="1" r:id="rIdbpdtb2wjmgt08-9rkncym">
               <w:r>
                 <w:rPr>
                   <w:rFonts w:ascii="Arial" w:cs="Arial" w:eastAsia="Arial" w:hAnsi="Arial"/>
@@ -38663,7 +38663,7 @@
               <w:spacing w:after="10" w:before="0"/>
               <w:ind w:left="120"/>
             </w:pPr>
-            <w:hyperlink w:history="1" r:id="rIdoxjjdmpcsrtuwuik2roj1">
+            <w:hyperlink w:history="1" r:id="rIdf5-esu1x8nndqko-cpckn">
               <w:r>
                 <w:rPr>
                   <w:rFonts w:ascii="Arial" w:cs="Arial" w:eastAsia="Arial" w:hAnsi="Arial"/>
@@ -38858,7 +38858,7 @@
             <w:pPr>
               <w:spacing w:after="20" w:before="0"/>
             </w:pPr>
-            <w:hyperlink w:history="1" r:id="rId-wp3ap4bg0exb6k_pkatt">
+            <w:hyperlink w:history="1" r:id="rId6rtfbzcavskni4barcbjq">
               <w:r>
                 <w:rPr>
                   <w:rFonts w:ascii="Arial" w:cs="Arial" w:eastAsia="Arial" w:hAnsi="Arial"/>
@@ -38891,7 +38891,7 @@
               <w:spacing w:after="10" w:before="0"/>
               <w:ind w:left="120"/>
             </w:pPr>
-            <w:hyperlink w:history="1" r:id="rIdpi2k2xg5gmbmvvmqr_2op">
+            <w:hyperlink w:history="1" r:id="rIdezdklmlodrrsglvbyyetu">
               <w:r>
                 <w:rPr>
                   <w:rFonts w:ascii="Arial" w:cs="Arial" w:eastAsia="Arial" w:hAnsi="Arial"/>
@@ -38936,7 +38936,7 @@
             <w:pPr>
               <w:spacing w:after="20" w:before="0"/>
             </w:pPr>
-            <w:hyperlink w:history="1" r:id="rIdbqivdgjn_4ojnvrzp7oy8">
+            <w:hyperlink w:history="1" r:id="rIdzywvami2lk8qpqvanbqy9">
               <w:r>
                 <w:rPr>
                   <w:rFonts w:ascii="Arial" w:cs="Arial" w:eastAsia="Arial" w:hAnsi="Arial"/>
@@ -38969,7 +38969,7 @@
               <w:spacing w:after="10" w:before="0"/>
               <w:ind w:left="120"/>
             </w:pPr>
-            <w:hyperlink w:history="1" r:id="rIdymr49lj2a_crj4edbpz6_">
+            <w:hyperlink w:history="1" r:id="rIdkgyxd_rflwctq_yb_ds54">
               <w:r>
                 <w:rPr>
                   <w:rFonts w:ascii="Arial" w:cs="Arial" w:eastAsia="Arial" w:hAnsi="Arial"/>
@@ -39164,7 +39164,7 @@
             <w:pPr>
               <w:spacing w:after="20" w:before="0"/>
             </w:pPr>
-            <w:hyperlink w:history="1" r:id="rIdjxialbizx_ve3vahzycpa">
+            <w:hyperlink w:history="1" r:id="rIdffunpgvlavef3cda9yrd7">
               <w:r>
                 <w:rPr>
                   <w:rFonts w:ascii="Arial" w:cs="Arial" w:eastAsia="Arial" w:hAnsi="Arial"/>
@@ -39197,7 +39197,7 @@
               <w:spacing w:after="10" w:before="0"/>
               <w:ind w:left="120"/>
             </w:pPr>
-            <w:hyperlink w:history="1" r:id="rIdw-f6u7c_uri1fvco2tt3z">
+            <w:hyperlink w:history="1" r:id="rIdgriysd7zdnw7mbx0syp7b">
               <w:r>
                 <w:rPr>
                   <w:rFonts w:ascii="Arial" w:cs="Arial" w:eastAsia="Arial" w:hAnsi="Arial"/>
@@ -39242,7 +39242,7 @@
             <w:pPr>
               <w:spacing w:after="20" w:before="0"/>
             </w:pPr>
-            <w:hyperlink w:history="1" r:id="rIdlvywrigrsspkkydohvjri">
+            <w:hyperlink w:history="1" r:id="rIdfllumulm27xiykaillmbi">
               <w:r>
                 <w:rPr>
                   <w:rFonts w:ascii="Arial" w:cs="Arial" w:eastAsia="Arial" w:hAnsi="Arial"/>
@@ -39275,7 +39275,7 @@
               <w:spacing w:after="10" w:before="0"/>
               <w:ind w:left="120"/>
             </w:pPr>
-            <w:hyperlink w:history="1" r:id="rIdu3p22-qrvsqffvudnb1ny">
+            <w:hyperlink w:history="1" r:id="rIdlpihmv3ilngu-7pt4x_ow">
               <w:r>
                 <w:rPr>
                   <w:rFonts w:ascii="Arial" w:cs="Arial" w:eastAsia="Arial" w:hAnsi="Arial"/>
@@ -39470,7 +39470,7 @@
             <w:pPr>
               <w:spacing w:after="20" w:before="0"/>
             </w:pPr>
-            <w:hyperlink w:history="1" r:id="rId5j0eq45jlhnv1c1lnyqyn">
+            <w:hyperlink w:history="1" r:id="rIdn7_33yibkipv4wity8yd7">
               <w:r>
                 <w:rPr>
                   <w:rFonts w:ascii="Arial" w:cs="Arial" w:eastAsia="Arial" w:hAnsi="Arial"/>
@@ -39503,7 +39503,7 @@
               <w:spacing w:after="10" w:before="0"/>
               <w:ind w:left="120"/>
             </w:pPr>
-            <w:hyperlink w:history="1" r:id="rId6hat-pdfwojw_wxmqif3m">
+            <w:hyperlink w:history="1" r:id="rIdgzgc-5xptci3dhlszykwe">
               <w:r>
                 <w:rPr>
                   <w:rFonts w:ascii="Arial" w:cs="Arial" w:eastAsia="Arial" w:hAnsi="Arial"/>
@@ -39548,7 +39548,7 @@
             <w:pPr>
               <w:spacing w:after="20" w:before="0"/>
             </w:pPr>
-            <w:hyperlink w:history="1" r:id="rIdpywnf5bpnd-hc6ldhycyz">
+            <w:hyperlink w:history="1" r:id="rId22x_bdikrpoq7l8fu4ess">
               <w:r>
                 <w:rPr>
                   <w:rFonts w:ascii="Arial" w:cs="Arial" w:eastAsia="Arial" w:hAnsi="Arial"/>
@@ -39581,7 +39581,7 @@
               <w:spacing w:after="10" w:before="0"/>
               <w:ind w:left="120"/>
             </w:pPr>
-            <w:hyperlink w:history="1" r:id="rIdmpqqfuk9iq73kkmumnn7f">
+            <w:hyperlink w:history="1" r:id="rIdflrefnouhxtcf0jcaz5s8">
               <w:r>
                 <w:rPr>
                   <w:rFonts w:ascii="Arial" w:cs="Arial" w:eastAsia="Arial" w:hAnsi="Arial"/>

--- a/data/outputs/v2/Chemistry/SS1.4_Chemical_Bonding/Chemistry_Chemical_Bonding_CBE_LessonSequence.docx
+++ b/data/outputs/v2/Chemistry/SS1.4_Chemical_Bonding/Chemistry_Chemical_Bonding_CBE_LessonSequence.docx
@@ -42,6 +42,177 @@
     </w:p>
     <w:p>
       <w:pPr>
+        <w:spacing w:after="80" w:before="120"/>
+      </w:pPr>
+      <w:r>
+        <w:rPr>
+          <w:rFonts w:ascii="Arial" w:cs="Arial" w:eastAsia="Arial" w:hAnsi="Arial"/>
+          <w:b/>
+          <w:bCs/>
+          <w:color w:val="1F3864"/>
+          <w:sz w:val="20"/>
+          <w:szCs w:val="20"/>
+        </w:rPr>
+        <w:t xml:space="preserve">ATTRIBUTION AND LICENSING</w:t>
+      </w:r>
+    </w:p>
+    <w:p>
+      <w:pPr>
+        <w:spacing w:after="60" w:before="0"/>
+      </w:pPr>
+      <w:r>
+        <w:rPr>
+          <w:rFonts w:ascii="Arial" w:cs="Arial" w:eastAsia="Arial" w:hAnsi="Arial"/>
+          <w:b/>
+          <w:bCs/>
+          <w:sz w:val="17"/>
+          <w:szCs w:val="17"/>
+        </w:rPr>
+        <w:t xml:space="preserve">Curriculum Alignment: </w:t>
+      </w:r>
+      <w:r>
+        <w:rPr>
+          <w:rFonts w:ascii="Arial" w:cs="Arial" w:eastAsia="Arial" w:hAnsi="Arial"/>
+          <w:sz w:val="17"/>
+          <w:szCs w:val="17"/>
+        </w:rPr>
+        <w:t xml:space="preserve">Structured in pedagogical alignment with the competence-based curriculum format and learning outcomes established by the Kenya Institute of Curriculum Development (KICD). This material is independently developed and is not officially endorsed or published by KICD.</w:t>
+      </w:r>
+    </w:p>
+    <w:p>
+      <w:pPr>
+        <w:spacing w:after="60" w:before="0"/>
+      </w:pPr>
+      <w:r>
+        <w:rPr>
+          <w:rFonts w:ascii="Arial" w:cs="Arial" w:eastAsia="Arial" w:hAnsi="Arial"/>
+          <w:b/>
+          <w:bCs/>
+          <w:sz w:val="17"/>
+          <w:szCs w:val="17"/>
+        </w:rPr>
+        <w:t xml:space="preserve">Content &amp; Pedagogy: </w:t>
+      </w:r>
+      <w:r>
+        <w:rPr>
+          <w:rFonts w:ascii="Arial" w:cs="Arial" w:eastAsia="Arial" w:hAnsi="Arial"/>
+          <w:sz w:val="17"/>
+          <w:szCs w:val="17"/>
+        </w:rPr>
+        <w:t xml:space="preserve">Developed and adapted by the educator team at SeaVuria (registered 501(c)(3) in the United States and registered NGO in Kenya, No. 872-850A-BF11), who designed the pedagogical framework, lesson templates and exemplar lessons on which this material is based.</w:t>
+      </w:r>
+    </w:p>
+    <w:p>
+      <w:pPr>
+        <w:spacing w:after="60" w:before="0"/>
+      </w:pPr>
+      <w:r>
+        <w:rPr>
+          <w:rFonts w:ascii="Arial" w:cs="Arial" w:eastAsia="Arial" w:hAnsi="Arial"/>
+          <w:b/>
+          <w:bCs/>
+          <w:sz w:val="17"/>
+          <w:szCs w:val="17"/>
+        </w:rPr>
+        <w:t xml:space="preserve">Production &amp; Layout: </w:t>
+      </w:r>
+      <w:r>
+        <w:rPr>
+          <w:rFonts w:ascii="Arial" w:cs="Arial" w:eastAsia="Arial" w:hAnsi="Arial"/>
+          <w:sz w:val="17"/>
+          <w:szCs w:val="17"/>
+        </w:rPr>
+        <w:t xml:space="preserve">Educational design and curriculum sequencing by SeaVuria. Technical layout, structural formatting, and digital optimization/implementation executed in partnership with ARES Education (registered 501(c)(3) in the United States and Canada (as Afretech Aid) and registered NGO in Kenya), with lesson drafting and compilation assisted by AI (Claude, Anthropic).</w:t>
+      </w:r>
+    </w:p>
+    <w:p>
+      <w:pPr>
+        <w:pBdr>
+          <w:bottom w:val="single" w:color="1F3864" w:sz="6" w:space="6"/>
+        </w:pBdr>
+        <w:spacing w:after="60" w:before="0"/>
+      </w:pPr>
+      <w:r>
+        <w:rPr>
+          <w:rFonts w:ascii="Arial" w:cs="Arial" w:eastAsia="Arial" w:hAnsi="Arial"/>
+          <w:b/>
+          <w:bCs/>
+          <w:sz w:val="17"/>
+          <w:szCs w:val="17"/>
+        </w:rPr>
+        <w:t xml:space="preserve">Licensing &amp; Copyright: </w:t>
+      </w:r>
+      <w:r>
+        <w:rPr>
+          <w:rFonts w:ascii="Arial" w:cs="Arial" w:eastAsia="Arial" w:hAnsi="Arial"/>
+          <w:sz w:val="17"/>
+          <w:szCs w:val="17"/>
+        </w:rPr>
+        <w:t xml:space="preserve">© 2026 SeaVuria and ARES. This work is licensed under a </w:t>
+      </w:r>
+      <w:hyperlink w:history="1" r:id="rId6oadl_tpqffh91dx7clxy">
+        <w:r>
+          <w:rPr>
+            <w:rFonts w:ascii="Arial" w:cs="Arial" w:eastAsia="Arial" w:hAnsi="Arial"/>
+            <w:color w:val="1F6B75"/>
+            <w:sz w:val="17"/>
+            <w:szCs w:val="17"/>
+            <w:u w:val="single" w:color="1F6B75"/>
+          </w:rPr>
+          <w:t xml:space="preserve">Creative Commons Attribution-NonCommercial 4.0 International License</w:t>
+        </w:r>
+      </w:hyperlink>
+      <w:r>
+        <w:rPr>
+          <w:rFonts w:ascii="Arial" w:cs="Arial" w:eastAsia="Arial" w:hAnsi="Arial"/>
+          <w:sz w:val="17"/>
+          <w:szCs w:val="17"/>
+        </w:rPr>
+        <w:t xml:space="preserve"> (</w:t>
+      </w:r>
+      <w:hyperlink w:history="1" r:id="rId-ibosgxdes0fk51e4kpoq">
+        <w:r>
+          <w:rPr>
+            <w:rFonts w:ascii="Arial" w:cs="Arial" w:eastAsia="Arial" w:hAnsi="Arial"/>
+            <w:color w:val="1F6B75"/>
+            <w:sz w:val="17"/>
+            <w:szCs w:val="17"/>
+            <w:u w:val="single" w:color="1F6B75"/>
+          </w:rPr>
+          <w:t xml:space="preserve">CC BY-NC 4.0</w:t>
+        </w:r>
+      </w:hyperlink>
+      <w:r>
+        <w:rPr>
+          <w:rFonts w:ascii="Arial" w:cs="Arial" w:eastAsia="Arial" w:hAnsi="Arial"/>
+          <w:sz w:val="17"/>
+          <w:szCs w:val="17"/>
+        </w:rPr>
+        <w:t xml:space="preserve">). To view a copy of this license, visit </w:t>
+      </w:r>
+      <w:hyperlink w:history="1" r:id="rIdyxq2caa6bixm6ik0joomp">
+        <w:r>
+          <w:rPr>
+            <w:rFonts w:ascii="Arial" w:cs="Arial" w:eastAsia="Arial" w:hAnsi="Arial"/>
+            <w:color w:val="1F6B75"/>
+            <w:sz w:val="17"/>
+            <w:szCs w:val="17"/>
+            <w:u w:val="single" w:color="1F6B75"/>
+          </w:rPr>
+          <w:t xml:space="preserve">https://creativecommons.org/licenses/by-nc/4.0/</w:t>
+        </w:r>
+      </w:hyperlink>
+      <w:r>
+        <w:rPr>
+          <w:rFonts w:ascii="Arial" w:cs="Arial" w:eastAsia="Arial" w:hAnsi="Arial"/>
+          <w:sz w:val="17"/>
+          <w:szCs w:val="17"/>
+        </w:rPr>
+        <w:t xml:space="preserve">. You are free to copy, redistribute, and adapt this material in any medium or format, provided appropriate credit is given and the material is not used for commercial purposes. KICD learning outcomes and curriculum designations reproduced here for alignment purposes remain the property of KICD and are not covered by this license. Linked external resources (e.g. CK-12, Khan Academy, PhET) are subject to their own licenses.</w:t>
+      </w:r>
+    </w:p>
+    <w:p>
+      <w:pPr>
         <w:spacing w:after="120"/>
       </w:pPr>
       <w:r>
@@ -3513,7 +3684,7 @@
             <w:pPr>
               <w:spacing w:after="20" w:before="0"/>
             </w:pPr>
-            <w:hyperlink w:history="1" r:id="rId_wyrkxarzewuy6gs3wxxd">
+            <w:hyperlink w:history="1" r:id="rIdurx88mhxryz2fdq0jd-p9">
               <w:r>
                 <w:rPr>
                   <w:rFonts w:ascii="Arial" w:cs="Arial" w:eastAsia="Arial" w:hAnsi="Arial"/>
@@ -3546,7 +3717,7 @@
               <w:spacing w:after="10" w:before="0"/>
               <w:ind w:left="120"/>
             </w:pPr>
-            <w:hyperlink w:history="1" r:id="rIdvz7pjxgua31kcwtypaj1m">
+            <w:hyperlink w:history="1" r:id="rId5wop_oqecdtawhrizny9j">
               <w:r>
                 <w:rPr>
                   <w:rFonts w:ascii="Arial" w:cs="Arial" w:eastAsia="Arial" w:hAnsi="Arial"/>
@@ -3591,7 +3762,7 @@
             <w:pPr>
               <w:spacing w:after="20" w:before="0"/>
             </w:pPr>
-            <w:hyperlink w:history="1" r:id="rIdifqpkscnq4pwbkrjwhilq">
+            <w:hyperlink w:history="1" r:id="rId_egu3mmg0kxet4qnqps0q">
               <w:r>
                 <w:rPr>
                   <w:rFonts w:ascii="Arial" w:cs="Arial" w:eastAsia="Arial" w:hAnsi="Arial"/>
@@ -3624,7 +3795,7 @@
               <w:spacing w:after="10" w:before="0"/>
               <w:ind w:left="120"/>
             </w:pPr>
-            <w:hyperlink w:history="1" r:id="rIdssluwm0q4imq3pq4ydzzt">
+            <w:hyperlink w:history="1" r:id="rIdfwrqcgxce-nfefmowaeuj">
               <w:r>
                 <w:rPr>
                   <w:rFonts w:ascii="Arial" w:cs="Arial" w:eastAsia="Arial" w:hAnsi="Arial"/>
@@ -3819,7 +3990,7 @@
             <w:pPr>
               <w:spacing w:after="20" w:before="0"/>
             </w:pPr>
-            <w:hyperlink w:history="1" r:id="rIdss83ghhu8iyn-4cotenzi">
+            <w:hyperlink w:history="1" r:id="rIdloqn30hjpiifbjxsjmsca">
               <w:r>
                 <w:rPr>
                   <w:rFonts w:ascii="Arial" w:cs="Arial" w:eastAsia="Arial" w:hAnsi="Arial"/>
@@ -3852,7 +4023,7 @@
               <w:spacing w:after="10" w:before="0"/>
               <w:ind w:left="120"/>
             </w:pPr>
-            <w:hyperlink w:history="1" r:id="rIdobunjyflsfgrynqqbjrqd">
+            <w:hyperlink w:history="1" r:id="rIdfx2_eqremf5atwnuqyjjh">
               <w:r>
                 <w:rPr>
                   <w:rFonts w:ascii="Arial" w:cs="Arial" w:eastAsia="Arial" w:hAnsi="Arial"/>
@@ -3897,7 +4068,7 @@
             <w:pPr>
               <w:spacing w:after="20" w:before="0"/>
             </w:pPr>
-            <w:hyperlink w:history="1" r:id="rId2eiij0dsxye-ruacxri8m">
+            <w:hyperlink w:history="1" r:id="rIdh6hnzpr04qqfsryjl9hzl">
               <w:r>
                 <w:rPr>
                   <w:rFonts w:ascii="Arial" w:cs="Arial" w:eastAsia="Arial" w:hAnsi="Arial"/>
@@ -3930,7 +4101,7 @@
               <w:spacing w:after="10" w:before="0"/>
               <w:ind w:left="120"/>
             </w:pPr>
-            <w:hyperlink w:history="1" r:id="rIdyms8buazjls5tvpfjby0i">
+            <w:hyperlink w:history="1" r:id="rIdqt8fae6xwhe55qpw4mi8z">
               <w:r>
                 <w:rPr>
                   <w:rFonts w:ascii="Arial" w:cs="Arial" w:eastAsia="Arial" w:hAnsi="Arial"/>
@@ -4125,7 +4296,7 @@
             <w:pPr>
               <w:spacing w:after="20" w:before="0"/>
             </w:pPr>
-            <w:hyperlink w:history="1" r:id="rIdzslsr73be3pnfar3zzf-m">
+            <w:hyperlink w:history="1" r:id="rId0pjqxdbetkmdrhdxhmgkf">
               <w:r>
                 <w:rPr>
                   <w:rFonts w:ascii="Arial" w:cs="Arial" w:eastAsia="Arial" w:hAnsi="Arial"/>
@@ -4158,7 +4329,7 @@
               <w:spacing w:after="10" w:before="0"/>
               <w:ind w:left="120"/>
             </w:pPr>
-            <w:hyperlink w:history="1" r:id="rIdbsj6hsskrdze2s9ok1vsn">
+            <w:hyperlink w:history="1" r:id="rIdokklni8ep9792qaw210js">
               <w:r>
                 <w:rPr>
                   <w:rFonts w:ascii="Arial" w:cs="Arial" w:eastAsia="Arial" w:hAnsi="Arial"/>
@@ -4203,7 +4374,7 @@
             <w:pPr>
               <w:spacing w:after="20" w:before="0"/>
             </w:pPr>
-            <w:hyperlink w:history="1" r:id="rId1lvby6ruls3hpcg7sjg3e">
+            <w:hyperlink w:history="1" r:id="rIdkx5peblw3pxhxrypdbhtc">
               <w:r>
                 <w:rPr>
                   <w:rFonts w:ascii="Arial" w:cs="Arial" w:eastAsia="Arial" w:hAnsi="Arial"/>
@@ -4236,7 +4407,7 @@
               <w:spacing w:after="10" w:before="0"/>
               <w:ind w:left="120"/>
             </w:pPr>
-            <w:hyperlink w:history="1" r:id="rIdkl560hiepcqgygansixiz">
+            <w:hyperlink w:history="1" r:id="rIddkzv4q4n2rundmk4b0zqf">
               <w:r>
                 <w:rPr>
                   <w:rFonts w:ascii="Arial" w:cs="Arial" w:eastAsia="Arial" w:hAnsi="Arial"/>
@@ -4431,7 +4602,7 @@
             <w:pPr>
               <w:spacing w:after="20" w:before="0"/>
             </w:pPr>
-            <w:hyperlink w:history="1" r:id="rId57g1c9i1rloo4puduhyip">
+            <w:hyperlink w:history="1" r:id="rId6tke0ic4lmqnmbws8gsx7">
               <w:r>
                 <w:rPr>
                   <w:rFonts w:ascii="Arial" w:cs="Arial" w:eastAsia="Arial" w:hAnsi="Arial"/>
@@ -4464,7 +4635,7 @@
               <w:spacing w:after="10" w:before="0"/>
               <w:ind w:left="120"/>
             </w:pPr>
-            <w:hyperlink w:history="1" r:id="rIdyxnvh5on97rozols3p7rb">
+            <w:hyperlink w:history="1" r:id="rIddnu8dxzmxyxrcn5yql-c7">
               <w:r>
                 <w:rPr>
                   <w:rFonts w:ascii="Arial" w:cs="Arial" w:eastAsia="Arial" w:hAnsi="Arial"/>
@@ -4509,7 +4680,7 @@
             <w:pPr>
               <w:spacing w:after="20" w:before="0"/>
             </w:pPr>
-            <w:hyperlink w:history="1" r:id="rIdzslxq781a2kooh3mugko9">
+            <w:hyperlink w:history="1" r:id="rId3tjltdmawtehehhutpnua">
               <w:r>
                 <w:rPr>
                   <w:rFonts w:ascii="Arial" w:cs="Arial" w:eastAsia="Arial" w:hAnsi="Arial"/>
@@ -4542,7 +4713,7 @@
               <w:spacing w:after="10" w:before="0"/>
               <w:ind w:left="120"/>
             </w:pPr>
-            <w:hyperlink w:history="1" r:id="rIdqmvaf7zqcpuleojacuwzn">
+            <w:hyperlink w:history="1" r:id="rIdxe-nwcjd29spapjlszouk">
               <w:r>
                 <w:rPr>
                   <w:rFonts w:ascii="Arial" w:cs="Arial" w:eastAsia="Arial" w:hAnsi="Arial"/>
@@ -4737,7 +4908,7 @@
             <w:pPr>
               <w:spacing w:after="20" w:before="0"/>
             </w:pPr>
-            <w:hyperlink w:history="1" r:id="rIdkcexvkfngfxwruyif51zu">
+            <w:hyperlink w:history="1" r:id="rIdfn7pa4id8qtcmzmc8rsoi">
               <w:r>
                 <w:rPr>
                   <w:rFonts w:ascii="Arial" w:cs="Arial" w:eastAsia="Arial" w:hAnsi="Arial"/>
@@ -4770,7 +4941,7 @@
               <w:spacing w:after="10" w:before="0"/>
               <w:ind w:left="120"/>
             </w:pPr>
-            <w:hyperlink w:history="1" r:id="rIdajoefttpsdwbnss6ax5g-">
+            <w:hyperlink w:history="1" r:id="rIddyfu4sct9g7qhej8fxdo6">
               <w:r>
                 <w:rPr>
                   <w:rFonts w:ascii="Arial" w:cs="Arial" w:eastAsia="Arial" w:hAnsi="Arial"/>
@@ -4815,7 +4986,7 @@
             <w:pPr>
               <w:spacing w:after="20" w:before="0"/>
             </w:pPr>
-            <w:hyperlink w:history="1" r:id="rIdxovdrji5drqgpmsozanpj">
+            <w:hyperlink w:history="1" r:id="rIdne16jo3iq-rydwau_rfir">
               <w:r>
                 <w:rPr>
                   <w:rFonts w:ascii="Arial" w:cs="Arial" w:eastAsia="Arial" w:hAnsi="Arial"/>
@@ -4848,7 +5019,7 @@
               <w:spacing w:after="10" w:before="0"/>
               <w:ind w:left="120"/>
             </w:pPr>
-            <w:hyperlink w:history="1" r:id="rId5mgjvgsjghkfn7wbwf5sp">
+            <w:hyperlink w:history="1" r:id="rIdkykzu3ofnuk31rpwe_-ud">
               <w:r>
                 <w:rPr>
                   <w:rFonts w:ascii="Arial" w:cs="Arial" w:eastAsia="Arial" w:hAnsi="Arial"/>
@@ -5439,6 +5610,65 @@
         </w:tc>
       </w:tr>
     </w:tbl>
+    <w:p>
+      <w:pPr>
+        <w:pBdr>
+          <w:top w:val="single" w:color="BBBBBB" w:sz="4" w:space="4"/>
+        </w:pBdr>
+        <w:spacing w:after="0" w:before="160"/>
+      </w:pPr>
+      <w:r>
+        <w:rPr>
+          <w:rFonts w:ascii="Arial" w:cs="Arial" w:eastAsia="Arial" w:hAnsi="Arial"/>
+          <w:color w:val="666666"/>
+          <w:sz w:val="14"/>
+          <w:szCs w:val="14"/>
+        </w:rPr>
+        <w:t xml:space="preserve">© 2026 SeaVuria and ARES. Aligned with KICD objectives. Developed by SeaVuria; technical implementation by ARES (with AI assistance from Claude). Licensed under </w:t>
+      </w:r>
+      <w:hyperlink w:history="1" r:id="rIdbyiqxerig8viu2ygziq7k">
+        <w:r>
+          <w:rPr>
+            <w:rFonts w:ascii="Arial" w:cs="Arial" w:eastAsia="Arial" w:hAnsi="Arial"/>
+            <w:color w:val="1F6B75"/>
+            <w:sz w:val="14"/>
+            <w:szCs w:val="14"/>
+            <w:u w:val="single" w:color="1F6B75"/>
+          </w:rPr>
+          <w:t xml:space="preserve">CC BY-NC 4.0</w:t>
+        </w:r>
+      </w:hyperlink>
+      <w:r>
+        <w:rPr>
+          <w:rFonts w:ascii="Arial" w:cs="Arial" w:eastAsia="Arial" w:hAnsi="Arial"/>
+          <w:color w:val="666666"/>
+          <w:sz w:val="14"/>
+          <w:szCs w:val="14"/>
+        </w:rPr>
+        <w:t xml:space="preserve"> (</w:t>
+      </w:r>
+      <w:hyperlink w:history="1" r:id="rIderegvlzm2g8nrvnfjscch">
+        <w:r>
+          <w:rPr>
+            <w:rFonts w:ascii="Arial" w:cs="Arial" w:eastAsia="Arial" w:hAnsi="Arial"/>
+            <w:color w:val="1F6B75"/>
+            <w:sz w:val="14"/>
+            <w:szCs w:val="14"/>
+            <w:u w:val="single" w:color="1F6B75"/>
+          </w:rPr>
+          <w:t xml:space="preserve">https://creativecommons.org/licenses/by-nc/4.0/</w:t>
+        </w:r>
+      </w:hyperlink>
+      <w:r>
+        <w:rPr>
+          <w:rFonts w:ascii="Arial" w:cs="Arial" w:eastAsia="Arial" w:hAnsi="Arial"/>
+          <w:color w:val="666666"/>
+          <w:sz w:val="14"/>
+          <w:szCs w:val="14"/>
+        </w:rPr>
+        <w:t xml:space="preserve">).</w:t>
+      </w:r>
+    </w:p>
     <w:p>
       <w:r>
         <w:br w:type="page"/>
@@ -6430,7 +6660,7 @@
             <w:pPr>
               <w:spacing w:after="20" w:before="0"/>
             </w:pPr>
-            <w:hyperlink w:history="1" r:id="rIdudnrmhn1wxzldxqc-ierj">
+            <w:hyperlink w:history="1" r:id="rId5ftdlfsi5ey-q4_a-ielz">
               <w:r>
                 <w:rPr>
                   <w:rFonts w:ascii="Arial" w:cs="Arial" w:eastAsia="Arial" w:hAnsi="Arial"/>
@@ -6463,7 +6693,7 @@
               <w:spacing w:after="10" w:before="0"/>
               <w:ind w:left="120"/>
             </w:pPr>
-            <w:hyperlink w:history="1" r:id="rIdlufvbof_i0ad9mgjqllyi">
+            <w:hyperlink w:history="1" r:id="rIduflcsp8z0p36d7yclwqey">
               <w:r>
                 <w:rPr>
                   <w:rFonts w:ascii="Arial" w:cs="Arial" w:eastAsia="Arial" w:hAnsi="Arial"/>
@@ -6508,7 +6738,7 @@
             <w:pPr>
               <w:spacing w:after="20" w:before="0"/>
             </w:pPr>
-            <w:hyperlink w:history="1" r:id="rId2uwb4p3uk7lhrq9qgoiwv">
+            <w:hyperlink w:history="1" r:id="rId3nr3ecjksg-k27rleoarm">
               <w:r>
                 <w:rPr>
                   <w:rFonts w:ascii="Arial" w:cs="Arial" w:eastAsia="Arial" w:hAnsi="Arial"/>
@@ -6541,7 +6771,7 @@
               <w:spacing w:after="10" w:before="0"/>
               <w:ind w:left="120"/>
             </w:pPr>
-            <w:hyperlink w:history="1" r:id="rIdjqkaziuqlzpkksjclvbg7">
+            <w:hyperlink w:history="1" r:id="rIdsmlwx_zg-qlaqqkadliyt">
               <w:r>
                 <w:rPr>
                   <w:rFonts w:ascii="Arial" w:cs="Arial" w:eastAsia="Arial" w:hAnsi="Arial"/>
@@ -6736,7 +6966,7 @@
             <w:pPr>
               <w:spacing w:after="20" w:before="0"/>
             </w:pPr>
-            <w:hyperlink w:history="1" r:id="rIdvhtnry5hfn7c9vb8eazko">
+            <w:hyperlink w:history="1" r:id="rIdvp1vbevx1u_y6sz8mmnm4">
               <w:r>
                 <w:rPr>
                   <w:rFonts w:ascii="Arial" w:cs="Arial" w:eastAsia="Arial" w:hAnsi="Arial"/>
@@ -6769,7 +6999,7 @@
               <w:spacing w:after="10" w:before="0"/>
               <w:ind w:left="120"/>
             </w:pPr>
-            <w:hyperlink w:history="1" r:id="rIdgd5nuch7ng2psx-guknom">
+            <w:hyperlink w:history="1" r:id="rIdpvcyrqhpcdfaopo1ao6_o">
               <w:r>
                 <w:rPr>
                   <w:rFonts w:ascii="Arial" w:cs="Arial" w:eastAsia="Arial" w:hAnsi="Arial"/>
@@ -6814,7 +7044,7 @@
             <w:pPr>
               <w:spacing w:after="20" w:before="0"/>
             </w:pPr>
-            <w:hyperlink w:history="1" r:id="rIdncsel96marryb4rzoxktb">
+            <w:hyperlink w:history="1" r:id="rIdllvfqk1kgfv4qbpcchl99">
               <w:r>
                 <w:rPr>
                   <w:rFonts w:ascii="Arial" w:cs="Arial" w:eastAsia="Arial" w:hAnsi="Arial"/>
@@ -6847,7 +7077,7 @@
               <w:spacing w:after="10" w:before="0"/>
               <w:ind w:left="120"/>
             </w:pPr>
-            <w:hyperlink w:history="1" r:id="rIdrttga3sj8kpbevabpzrdp">
+            <w:hyperlink w:history="1" r:id="rIdj8o6dkiofjgdcj6wz1nio">
               <w:r>
                 <w:rPr>
                   <w:rFonts w:ascii="Arial" w:cs="Arial" w:eastAsia="Arial" w:hAnsi="Arial"/>
@@ -7042,7 +7272,7 @@
             <w:pPr>
               <w:spacing w:after="20" w:before="0"/>
             </w:pPr>
-            <w:hyperlink w:history="1" r:id="rIdvjgpe2iexxbr_hcbnjm9v">
+            <w:hyperlink w:history="1" r:id="rIdw5qfzywyle14mtui5nob5">
               <w:r>
                 <w:rPr>
                   <w:rFonts w:ascii="Arial" w:cs="Arial" w:eastAsia="Arial" w:hAnsi="Arial"/>
@@ -7075,7 +7305,7 @@
               <w:spacing w:after="10" w:before="0"/>
               <w:ind w:left="120"/>
             </w:pPr>
-            <w:hyperlink w:history="1" r:id="rId9b0yvstsl-tqx4bwwbdbg">
+            <w:hyperlink w:history="1" r:id="rIdgsemp_6fi6gxdj6eked8u">
               <w:r>
                 <w:rPr>
                   <w:rFonts w:ascii="Arial" w:cs="Arial" w:eastAsia="Arial" w:hAnsi="Arial"/>
@@ -7120,7 +7350,7 @@
             <w:pPr>
               <w:spacing w:after="20" w:before="0"/>
             </w:pPr>
-            <w:hyperlink w:history="1" r:id="rIdzwt1kr8mvq1ueoh2p0kui">
+            <w:hyperlink w:history="1" r:id="rId00h-cden8unfaqt9in7ks">
               <w:r>
                 <w:rPr>
                   <w:rFonts w:ascii="Arial" w:cs="Arial" w:eastAsia="Arial" w:hAnsi="Arial"/>
@@ -7153,7 +7383,7 @@
               <w:spacing w:after="10" w:before="0"/>
               <w:ind w:left="120"/>
             </w:pPr>
-            <w:hyperlink w:history="1" r:id="rIdl2ocko8wtqbuqm_u5nh5w">
+            <w:hyperlink w:history="1" r:id="rIdnfj0nhhb-0pbi-ilbs402">
               <w:r>
                 <w:rPr>
                   <w:rFonts w:ascii="Arial" w:cs="Arial" w:eastAsia="Arial" w:hAnsi="Arial"/>
@@ -7348,7 +7578,7 @@
             <w:pPr>
               <w:spacing w:after="20" w:before="0"/>
             </w:pPr>
-            <w:hyperlink w:history="1" r:id="rIdmg-hgr_sete_e-fazpjtm">
+            <w:hyperlink w:history="1" r:id="rIdzxgqndzjwnkweyk71j4fc">
               <w:r>
                 <w:rPr>
                   <w:rFonts w:ascii="Arial" w:cs="Arial" w:eastAsia="Arial" w:hAnsi="Arial"/>
@@ -7381,7 +7611,7 @@
               <w:spacing w:after="10" w:before="0"/>
               <w:ind w:left="120"/>
             </w:pPr>
-            <w:hyperlink w:history="1" r:id="rIdnqckqlppe-onr6scxthdw">
+            <w:hyperlink w:history="1" r:id="rIdsdftl767ilxtamcqcsqzx">
               <w:r>
                 <w:rPr>
                   <w:rFonts w:ascii="Arial" w:cs="Arial" w:eastAsia="Arial" w:hAnsi="Arial"/>
@@ -7426,7 +7656,7 @@
             <w:pPr>
               <w:spacing w:after="20" w:before="0"/>
             </w:pPr>
-            <w:hyperlink w:history="1" r:id="rIdrhedeicmix9ruebqymtck">
+            <w:hyperlink w:history="1" r:id="rIdjlmhnk8upfwomhkwkqgcw">
               <w:r>
                 <w:rPr>
                   <w:rFonts w:ascii="Arial" w:cs="Arial" w:eastAsia="Arial" w:hAnsi="Arial"/>
@@ -7459,7 +7689,7 @@
               <w:spacing w:after="10" w:before="0"/>
               <w:ind w:left="120"/>
             </w:pPr>
-            <w:hyperlink w:history="1" r:id="rId3xb4wafjp0-nedj6cj7vk">
+            <w:hyperlink w:history="1" r:id="rIdu7tfftz732nrpjx0vvkpp">
               <w:r>
                 <w:rPr>
                   <w:rFonts w:ascii="Arial" w:cs="Arial" w:eastAsia="Arial" w:hAnsi="Arial"/>
@@ -7654,7 +7884,7 @@
             <w:pPr>
               <w:spacing w:after="20" w:before="0"/>
             </w:pPr>
-            <w:hyperlink w:history="1" r:id="rId7ifb-cjsyywnrkg30svxz">
+            <w:hyperlink w:history="1" r:id="rIdoldusibqtxfyr-uflgfn9">
               <w:r>
                 <w:rPr>
                   <w:rFonts w:ascii="Arial" w:cs="Arial" w:eastAsia="Arial" w:hAnsi="Arial"/>
@@ -7687,7 +7917,7 @@
               <w:spacing w:after="10" w:before="0"/>
               <w:ind w:left="120"/>
             </w:pPr>
-            <w:hyperlink w:history="1" r:id="rIdfgiycy--gaoihwlx0u46p">
+            <w:hyperlink w:history="1" r:id="rIduuze_t-tobhzmqd7e-ldn">
               <w:r>
                 <w:rPr>
                   <w:rFonts w:ascii="Arial" w:cs="Arial" w:eastAsia="Arial" w:hAnsi="Arial"/>
@@ -7732,7 +7962,7 @@
             <w:pPr>
               <w:spacing w:after="20" w:before="0"/>
             </w:pPr>
-            <w:hyperlink w:history="1" r:id="rIdthygptdgrg1k8t7opur7p">
+            <w:hyperlink w:history="1" r:id="rIduwqz5zxdg30x17sydiaex">
               <w:r>
                 <w:rPr>
                   <w:rFonts w:ascii="Arial" w:cs="Arial" w:eastAsia="Arial" w:hAnsi="Arial"/>
@@ -7765,7 +7995,7 @@
               <w:spacing w:after="10" w:before="0"/>
               <w:ind w:left="120"/>
             </w:pPr>
-            <w:hyperlink w:history="1" r:id="rIdhokbcnx0zuk-8r2edridu">
+            <w:hyperlink w:history="1" r:id="rIdiyhnqslfmf7jr3-hn31dn">
               <w:r>
                 <w:rPr>
                   <w:rFonts w:ascii="Arial" w:cs="Arial" w:eastAsia="Arial" w:hAnsi="Arial"/>
@@ -8356,6 +8586,65 @@
         </w:tc>
       </w:tr>
     </w:tbl>
+    <w:p>
+      <w:pPr>
+        <w:pBdr>
+          <w:top w:val="single" w:color="BBBBBB" w:sz="4" w:space="4"/>
+        </w:pBdr>
+        <w:spacing w:after="0" w:before="160"/>
+      </w:pPr>
+      <w:r>
+        <w:rPr>
+          <w:rFonts w:ascii="Arial" w:cs="Arial" w:eastAsia="Arial" w:hAnsi="Arial"/>
+          <w:color w:val="666666"/>
+          <w:sz w:val="14"/>
+          <w:szCs w:val="14"/>
+        </w:rPr>
+        <w:t xml:space="preserve">© 2026 SeaVuria and ARES. Aligned with KICD objectives. Developed by SeaVuria; technical implementation by ARES (with AI assistance from Claude). Licensed under </w:t>
+      </w:r>
+      <w:hyperlink w:history="1" r:id="rIdmx7cvl2uurz_q8kfvefqa">
+        <w:r>
+          <w:rPr>
+            <w:rFonts w:ascii="Arial" w:cs="Arial" w:eastAsia="Arial" w:hAnsi="Arial"/>
+            <w:color w:val="1F6B75"/>
+            <w:sz w:val="14"/>
+            <w:szCs w:val="14"/>
+            <w:u w:val="single" w:color="1F6B75"/>
+          </w:rPr>
+          <w:t xml:space="preserve">CC BY-NC 4.0</w:t>
+        </w:r>
+      </w:hyperlink>
+      <w:r>
+        <w:rPr>
+          <w:rFonts w:ascii="Arial" w:cs="Arial" w:eastAsia="Arial" w:hAnsi="Arial"/>
+          <w:color w:val="666666"/>
+          <w:sz w:val="14"/>
+          <w:szCs w:val="14"/>
+        </w:rPr>
+        <w:t xml:space="preserve"> (</w:t>
+      </w:r>
+      <w:hyperlink w:history="1" r:id="rIdot-hm8wvvmopqqiapoqvl">
+        <w:r>
+          <w:rPr>
+            <w:rFonts w:ascii="Arial" w:cs="Arial" w:eastAsia="Arial" w:hAnsi="Arial"/>
+            <w:color w:val="1F6B75"/>
+            <w:sz w:val="14"/>
+            <w:szCs w:val="14"/>
+            <w:u w:val="single" w:color="1F6B75"/>
+          </w:rPr>
+          <w:t xml:space="preserve">https://creativecommons.org/licenses/by-nc/4.0/</w:t>
+        </w:r>
+      </w:hyperlink>
+      <w:r>
+        <w:rPr>
+          <w:rFonts w:ascii="Arial" w:cs="Arial" w:eastAsia="Arial" w:hAnsi="Arial"/>
+          <w:color w:val="666666"/>
+          <w:sz w:val="14"/>
+          <w:szCs w:val="14"/>
+        </w:rPr>
+        <w:t xml:space="preserve">).</w:t>
+      </w:r>
+    </w:p>
     <w:p>
       <w:r>
         <w:br w:type="page"/>
@@ -9347,7 +9636,7 @@
             <w:pPr>
               <w:spacing w:after="20" w:before="0"/>
             </w:pPr>
-            <w:hyperlink w:history="1" r:id="rIdhk4d8ahrcksbigiy8mikn">
+            <w:hyperlink w:history="1" r:id="rId1ftdbr19tn4j-tshpannf">
               <w:r>
                 <w:rPr>
                   <w:rFonts w:ascii="Arial" w:cs="Arial" w:eastAsia="Arial" w:hAnsi="Arial"/>
@@ -9380,7 +9669,7 @@
               <w:spacing w:after="10" w:before="0"/>
               <w:ind w:left="120"/>
             </w:pPr>
-            <w:hyperlink w:history="1" r:id="rIdsxjyd_oop7yl-7khro_ay">
+            <w:hyperlink w:history="1" r:id="rIdphfutsuvuro4svm5b7sn5">
               <w:r>
                 <w:rPr>
                   <w:rFonts w:ascii="Arial" w:cs="Arial" w:eastAsia="Arial" w:hAnsi="Arial"/>
@@ -9425,7 +9714,7 @@
             <w:pPr>
               <w:spacing w:after="20" w:before="0"/>
             </w:pPr>
-            <w:hyperlink w:history="1" r:id="rId1ce8fovxjz9d77-jjcrq_">
+            <w:hyperlink w:history="1" r:id="rIdourpy9pzvvllxv4fns0i2">
               <w:r>
                 <w:rPr>
                   <w:rFonts w:ascii="Arial" w:cs="Arial" w:eastAsia="Arial" w:hAnsi="Arial"/>
@@ -9458,7 +9747,7 @@
               <w:spacing w:after="10" w:before="0"/>
               <w:ind w:left="120"/>
             </w:pPr>
-            <w:hyperlink w:history="1" r:id="rIdqqa6p_loatrxy3bq9s7do">
+            <w:hyperlink w:history="1" r:id="rIdrsett9tdffuiogyfjpohc">
               <w:r>
                 <w:rPr>
                   <w:rFonts w:ascii="Arial" w:cs="Arial" w:eastAsia="Arial" w:hAnsi="Arial"/>
@@ -9653,7 +9942,7 @@
             <w:pPr>
               <w:spacing w:after="20" w:before="0"/>
             </w:pPr>
-            <w:hyperlink w:history="1" r:id="rIdlocqzv5hanu5sja0mofjp">
+            <w:hyperlink w:history="1" r:id="rId_mqyuo1hnomawybykh3s-">
               <w:r>
                 <w:rPr>
                   <w:rFonts w:ascii="Arial" w:cs="Arial" w:eastAsia="Arial" w:hAnsi="Arial"/>
@@ -9686,7 +9975,7 @@
               <w:spacing w:after="10" w:before="0"/>
               <w:ind w:left="120"/>
             </w:pPr>
-            <w:hyperlink w:history="1" r:id="rIdigqq1hql0dz-w8sqyn7up">
+            <w:hyperlink w:history="1" r:id="rIdy-c5mwuwfmfezv2gszt6d">
               <w:r>
                 <w:rPr>
                   <w:rFonts w:ascii="Arial" w:cs="Arial" w:eastAsia="Arial" w:hAnsi="Arial"/>
@@ -9731,7 +10020,7 @@
             <w:pPr>
               <w:spacing w:after="20" w:before="0"/>
             </w:pPr>
-            <w:hyperlink w:history="1" r:id="rIdars_yhzz9phb0rt9sn7ml">
+            <w:hyperlink w:history="1" r:id="rIdbmrvy36ioqkdxque8in57">
               <w:r>
                 <w:rPr>
                   <w:rFonts w:ascii="Arial" w:cs="Arial" w:eastAsia="Arial" w:hAnsi="Arial"/>
@@ -9764,7 +10053,7 @@
               <w:spacing w:after="10" w:before="0"/>
               <w:ind w:left="120"/>
             </w:pPr>
-            <w:hyperlink w:history="1" r:id="rId3e_rwrxe21dyxplmn7i7_">
+            <w:hyperlink w:history="1" r:id="rIdkrzjya_e5cyrsrud8jlas">
               <w:r>
                 <w:rPr>
                   <w:rFonts w:ascii="Arial" w:cs="Arial" w:eastAsia="Arial" w:hAnsi="Arial"/>
@@ -9959,7 +10248,7 @@
             <w:pPr>
               <w:spacing w:after="20" w:before="0"/>
             </w:pPr>
-            <w:hyperlink w:history="1" r:id="rIdq1swqq0icdk65kyoc-hey">
+            <w:hyperlink w:history="1" r:id="rIdfydcg6bdu-idxqdy2bcpl">
               <w:r>
                 <w:rPr>
                   <w:rFonts w:ascii="Arial" w:cs="Arial" w:eastAsia="Arial" w:hAnsi="Arial"/>
@@ -9992,7 +10281,7 @@
               <w:spacing w:after="10" w:before="0"/>
               <w:ind w:left="120"/>
             </w:pPr>
-            <w:hyperlink w:history="1" r:id="rIdypd6cw7q7x6vk72dshalj">
+            <w:hyperlink w:history="1" r:id="rIdsu1_l5lq1gpkkanchiolo">
               <w:r>
                 <w:rPr>
                   <w:rFonts w:ascii="Arial" w:cs="Arial" w:eastAsia="Arial" w:hAnsi="Arial"/>
@@ -10037,7 +10326,7 @@
             <w:pPr>
               <w:spacing w:after="20" w:before="0"/>
             </w:pPr>
-            <w:hyperlink w:history="1" r:id="rIdeljqebp40lu0enfv0qawx">
+            <w:hyperlink w:history="1" r:id="rIdv1i-_ti3logz5x0edjuu1">
               <w:r>
                 <w:rPr>
                   <w:rFonts w:ascii="Arial" w:cs="Arial" w:eastAsia="Arial" w:hAnsi="Arial"/>
@@ -10070,7 +10359,7 @@
               <w:spacing w:after="10" w:before="0"/>
               <w:ind w:left="120"/>
             </w:pPr>
-            <w:hyperlink w:history="1" r:id="rIdulppodpaanas8-i2-tda9">
+            <w:hyperlink w:history="1" r:id="rIdmrmmaysadckkn__xnxwke">
               <w:r>
                 <w:rPr>
                   <w:rFonts w:ascii="Arial" w:cs="Arial" w:eastAsia="Arial" w:hAnsi="Arial"/>
@@ -10265,7 +10554,7 @@
             <w:pPr>
               <w:spacing w:after="20" w:before="0"/>
             </w:pPr>
-            <w:hyperlink w:history="1" r:id="rIdhye2a3phovhb8wyxiwzza">
+            <w:hyperlink w:history="1" r:id="rId-fagtzz60j1xueujtmkqg">
               <w:r>
                 <w:rPr>
                   <w:rFonts w:ascii="Arial" w:cs="Arial" w:eastAsia="Arial" w:hAnsi="Arial"/>
@@ -10298,7 +10587,7 @@
               <w:spacing w:after="10" w:before="0"/>
               <w:ind w:left="120"/>
             </w:pPr>
-            <w:hyperlink w:history="1" r:id="rIdgyku6uyldbtjhlvlgumqy">
+            <w:hyperlink w:history="1" r:id="rIdozlbjgvpvjw_8acy4dgqy">
               <w:r>
                 <w:rPr>
                   <w:rFonts w:ascii="Arial" w:cs="Arial" w:eastAsia="Arial" w:hAnsi="Arial"/>
@@ -10343,7 +10632,7 @@
             <w:pPr>
               <w:spacing w:after="20" w:before="0"/>
             </w:pPr>
-            <w:hyperlink w:history="1" r:id="rIdu2k1bocn9yi4oy0mbwrwz">
+            <w:hyperlink w:history="1" r:id="rIdcfpnxiwfbohkbkmxiimhy">
               <w:r>
                 <w:rPr>
                   <w:rFonts w:ascii="Arial" w:cs="Arial" w:eastAsia="Arial" w:hAnsi="Arial"/>
@@ -10376,7 +10665,7 @@
               <w:spacing w:after="10" w:before="0"/>
               <w:ind w:left="120"/>
             </w:pPr>
-            <w:hyperlink w:history="1" r:id="rIdcbizygc1eaihffxjwyaal">
+            <w:hyperlink w:history="1" r:id="rIdiyzxsjod7h9-5zscicvdb">
               <w:r>
                 <w:rPr>
                   <w:rFonts w:ascii="Arial" w:cs="Arial" w:eastAsia="Arial" w:hAnsi="Arial"/>
@@ -10571,7 +10860,7 @@
             <w:pPr>
               <w:spacing w:after="20" w:before="0"/>
             </w:pPr>
-            <w:hyperlink w:history="1" r:id="rIdighb1oszo4hwwzcjj_s7h">
+            <w:hyperlink w:history="1" r:id="rIdbybohquesjebluyeba7hq">
               <w:r>
                 <w:rPr>
                   <w:rFonts w:ascii="Arial" w:cs="Arial" w:eastAsia="Arial" w:hAnsi="Arial"/>
@@ -10604,7 +10893,7 @@
               <w:spacing w:after="10" w:before="0"/>
               <w:ind w:left="120"/>
             </w:pPr>
-            <w:hyperlink w:history="1" r:id="rIdm9umefgsroxvrsyqpst-k">
+            <w:hyperlink w:history="1" r:id="rId2gahoolihznq-l9ehne69">
               <w:r>
                 <w:rPr>
                   <w:rFonts w:ascii="Arial" w:cs="Arial" w:eastAsia="Arial" w:hAnsi="Arial"/>
@@ -10649,7 +10938,7 @@
             <w:pPr>
               <w:spacing w:after="20" w:before="0"/>
             </w:pPr>
-            <w:hyperlink w:history="1" r:id="rIdemx28d9q0qcy_mmryufvw">
+            <w:hyperlink w:history="1" r:id="rIddokderbwwoxxhridtbz_i">
               <w:r>
                 <w:rPr>
                   <w:rFonts w:ascii="Arial" w:cs="Arial" w:eastAsia="Arial" w:hAnsi="Arial"/>
@@ -10682,7 +10971,7 @@
               <w:spacing w:after="10" w:before="0"/>
               <w:ind w:left="120"/>
             </w:pPr>
-            <w:hyperlink w:history="1" r:id="rIdkr7cazlzqhofolzaa8edf">
+            <w:hyperlink w:history="1" r:id="rId6onrbrcwuokajnjvs2unu">
               <w:r>
                 <w:rPr>
                   <w:rFonts w:ascii="Arial" w:cs="Arial" w:eastAsia="Arial" w:hAnsi="Arial"/>
@@ -11292,6 +11581,65 @@
         </w:tc>
       </w:tr>
     </w:tbl>
+    <w:p>
+      <w:pPr>
+        <w:pBdr>
+          <w:top w:val="single" w:color="BBBBBB" w:sz="4" w:space="4"/>
+        </w:pBdr>
+        <w:spacing w:after="0" w:before="160"/>
+      </w:pPr>
+      <w:r>
+        <w:rPr>
+          <w:rFonts w:ascii="Arial" w:cs="Arial" w:eastAsia="Arial" w:hAnsi="Arial"/>
+          <w:color w:val="666666"/>
+          <w:sz w:val="14"/>
+          <w:szCs w:val="14"/>
+        </w:rPr>
+        <w:t xml:space="preserve">© 2026 SeaVuria and ARES. Aligned with KICD objectives. Developed by SeaVuria; technical implementation by ARES (with AI assistance from Claude). Licensed under </w:t>
+      </w:r>
+      <w:hyperlink w:history="1" r:id="rId2wfrxhrjq5jkxfsd3ugef">
+        <w:r>
+          <w:rPr>
+            <w:rFonts w:ascii="Arial" w:cs="Arial" w:eastAsia="Arial" w:hAnsi="Arial"/>
+            <w:color w:val="1F6B75"/>
+            <w:sz w:val="14"/>
+            <w:szCs w:val="14"/>
+            <w:u w:val="single" w:color="1F6B75"/>
+          </w:rPr>
+          <w:t xml:space="preserve">CC BY-NC 4.0</w:t>
+        </w:r>
+      </w:hyperlink>
+      <w:r>
+        <w:rPr>
+          <w:rFonts w:ascii="Arial" w:cs="Arial" w:eastAsia="Arial" w:hAnsi="Arial"/>
+          <w:color w:val="666666"/>
+          <w:sz w:val="14"/>
+          <w:szCs w:val="14"/>
+        </w:rPr>
+        <w:t xml:space="preserve"> (</w:t>
+      </w:r>
+      <w:hyperlink w:history="1" r:id="rId0quymqwzyte4_z5jrvsvs">
+        <w:r>
+          <w:rPr>
+            <w:rFonts w:ascii="Arial" w:cs="Arial" w:eastAsia="Arial" w:hAnsi="Arial"/>
+            <w:color w:val="1F6B75"/>
+            <w:sz w:val="14"/>
+            <w:szCs w:val="14"/>
+            <w:u w:val="single" w:color="1F6B75"/>
+          </w:rPr>
+          <w:t xml:space="preserve">https://creativecommons.org/licenses/by-nc/4.0/</w:t>
+        </w:r>
+      </w:hyperlink>
+      <w:r>
+        <w:rPr>
+          <w:rFonts w:ascii="Arial" w:cs="Arial" w:eastAsia="Arial" w:hAnsi="Arial"/>
+          <w:color w:val="666666"/>
+          <w:sz w:val="14"/>
+          <w:szCs w:val="14"/>
+        </w:rPr>
+        <w:t xml:space="preserve">).</w:t>
+      </w:r>
+    </w:p>
     <w:p>
       <w:r>
         <w:br w:type="page"/>
@@ -12283,7 +12631,7 @@
             <w:pPr>
               <w:spacing w:after="20" w:before="0"/>
             </w:pPr>
-            <w:hyperlink w:history="1" r:id="rIdh_1iifn6wryedte1ixyk_">
+            <w:hyperlink w:history="1" r:id="rIdjybvymhsykv3myenup-mm">
               <w:r>
                 <w:rPr>
                   <w:rFonts w:ascii="Arial" w:cs="Arial" w:eastAsia="Arial" w:hAnsi="Arial"/>
@@ -12316,7 +12664,7 @@
               <w:spacing w:after="10" w:before="0"/>
               <w:ind w:left="120"/>
             </w:pPr>
-            <w:hyperlink w:history="1" r:id="rIdmtt-7o6cwnk2hg7bznlwa">
+            <w:hyperlink w:history="1" r:id="rIditmbfv9zzcpc0dlm9p_h2">
               <w:r>
                 <w:rPr>
                   <w:rFonts w:ascii="Arial" w:cs="Arial" w:eastAsia="Arial" w:hAnsi="Arial"/>
@@ -12361,7 +12709,7 @@
             <w:pPr>
               <w:spacing w:after="20" w:before="0"/>
             </w:pPr>
-            <w:hyperlink w:history="1" r:id="rIdqst5xq_xy4hzrvjql1o2p">
+            <w:hyperlink w:history="1" r:id="rIdj3pnbtkocsphhhql6ferg">
               <w:r>
                 <w:rPr>
                   <w:rFonts w:ascii="Arial" w:cs="Arial" w:eastAsia="Arial" w:hAnsi="Arial"/>
@@ -12394,7 +12742,7 @@
               <w:spacing w:after="10" w:before="0"/>
               <w:ind w:left="120"/>
             </w:pPr>
-            <w:hyperlink w:history="1" r:id="rIdgy_ckc1s5qsp4r1xg3j6k">
+            <w:hyperlink w:history="1" r:id="rIdhiosqmi59kzbgmicr6lyd">
               <w:r>
                 <w:rPr>
                   <w:rFonts w:ascii="Arial" w:cs="Arial" w:eastAsia="Arial" w:hAnsi="Arial"/>
@@ -12589,7 +12937,7 @@
             <w:pPr>
               <w:spacing w:after="20" w:before="0"/>
             </w:pPr>
-            <w:hyperlink w:history="1" r:id="rId5jnax2qubfshuywnqlpwd">
+            <w:hyperlink w:history="1" r:id="rIdysayhdnuarxbgpwceifvw">
               <w:r>
                 <w:rPr>
                   <w:rFonts w:ascii="Arial" w:cs="Arial" w:eastAsia="Arial" w:hAnsi="Arial"/>
@@ -12622,7 +12970,7 @@
               <w:spacing w:after="10" w:before="0"/>
               <w:ind w:left="120"/>
             </w:pPr>
-            <w:hyperlink w:history="1" r:id="rIdd1hgkzhlcwvtttii1p3ng">
+            <w:hyperlink w:history="1" r:id="rIdvpme4vbjvzsy96xovrvxv">
               <w:r>
                 <w:rPr>
                   <w:rFonts w:ascii="Arial" w:cs="Arial" w:eastAsia="Arial" w:hAnsi="Arial"/>
@@ -12667,7 +13015,7 @@
             <w:pPr>
               <w:spacing w:after="20" w:before="0"/>
             </w:pPr>
-            <w:hyperlink w:history="1" r:id="rIdky7ovhuw8b8bkb7hnmehm">
+            <w:hyperlink w:history="1" r:id="rIdh2ut5idgotbmhfif8ytwo">
               <w:r>
                 <w:rPr>
                   <w:rFonts w:ascii="Arial" w:cs="Arial" w:eastAsia="Arial" w:hAnsi="Arial"/>
@@ -12700,7 +13048,7 @@
               <w:spacing w:after="10" w:before="0"/>
               <w:ind w:left="120"/>
             </w:pPr>
-            <w:hyperlink w:history="1" r:id="rIdnrmxbmia3_02h3odjzvlk">
+            <w:hyperlink w:history="1" r:id="rIdjmyvgi0xeayepxmcaqf9d">
               <w:r>
                 <w:rPr>
                   <w:rFonts w:ascii="Arial" w:cs="Arial" w:eastAsia="Arial" w:hAnsi="Arial"/>
@@ -12895,7 +13243,7 @@
             <w:pPr>
               <w:spacing w:after="20" w:before="0"/>
             </w:pPr>
-            <w:hyperlink w:history="1" r:id="rIdfdckvn9w2lyaev2zkqsgt">
+            <w:hyperlink w:history="1" r:id="rIdwfa5vus4bc2gxeiojzkcp">
               <w:r>
                 <w:rPr>
                   <w:rFonts w:ascii="Arial" w:cs="Arial" w:eastAsia="Arial" w:hAnsi="Arial"/>
@@ -12928,7 +13276,7 @@
               <w:spacing w:after="10" w:before="0"/>
               <w:ind w:left="120"/>
             </w:pPr>
-            <w:hyperlink w:history="1" r:id="rIdbq9jodlebt2k5dh77onlv">
+            <w:hyperlink w:history="1" r:id="rIdf5w8kmhw4waf6qt_70r4n">
               <w:r>
                 <w:rPr>
                   <w:rFonts w:ascii="Arial" w:cs="Arial" w:eastAsia="Arial" w:hAnsi="Arial"/>
@@ -12973,7 +13321,7 @@
             <w:pPr>
               <w:spacing w:after="20" w:before="0"/>
             </w:pPr>
-            <w:hyperlink w:history="1" r:id="rIdu5tklbkhxjq7meoszkjld">
+            <w:hyperlink w:history="1" r:id="rIdslbarbmxlochxqu9_k79z">
               <w:r>
                 <w:rPr>
                   <w:rFonts w:ascii="Arial" w:cs="Arial" w:eastAsia="Arial" w:hAnsi="Arial"/>
@@ -13006,7 +13354,7 @@
               <w:spacing w:after="10" w:before="0"/>
               <w:ind w:left="120"/>
             </w:pPr>
-            <w:hyperlink w:history="1" r:id="rIdvc3giyf-fqrr6okvyn-_k">
+            <w:hyperlink w:history="1" r:id="rId-nm3mvgbmxlgmk37aavl1">
               <w:r>
                 <w:rPr>
                   <w:rFonts w:ascii="Arial" w:cs="Arial" w:eastAsia="Arial" w:hAnsi="Arial"/>
@@ -13201,7 +13549,7 @@
             <w:pPr>
               <w:spacing w:after="20" w:before="0"/>
             </w:pPr>
-            <w:hyperlink w:history="1" r:id="rIdz621ec2zogs6ba7dszh6p">
+            <w:hyperlink w:history="1" r:id="rIdcpfvyzbnqreejjtjrjqhz">
               <w:r>
                 <w:rPr>
                   <w:rFonts w:ascii="Arial" w:cs="Arial" w:eastAsia="Arial" w:hAnsi="Arial"/>
@@ -13234,7 +13582,7 @@
               <w:spacing w:after="10" w:before="0"/>
               <w:ind w:left="120"/>
             </w:pPr>
-            <w:hyperlink w:history="1" r:id="rIddu8hf6to3itudsog7uv3p">
+            <w:hyperlink w:history="1" r:id="rIdfpe1czvyuogahmokeozev">
               <w:r>
                 <w:rPr>
                   <w:rFonts w:ascii="Arial" w:cs="Arial" w:eastAsia="Arial" w:hAnsi="Arial"/>
@@ -13279,7 +13627,7 @@
             <w:pPr>
               <w:spacing w:after="20" w:before="0"/>
             </w:pPr>
-            <w:hyperlink w:history="1" r:id="rIda_iytisj41it_ly9ntted">
+            <w:hyperlink w:history="1" r:id="rIddzu7erucbac8whhqrayub">
               <w:r>
                 <w:rPr>
                   <w:rFonts w:ascii="Arial" w:cs="Arial" w:eastAsia="Arial" w:hAnsi="Arial"/>
@@ -13312,7 +13660,7 @@
               <w:spacing w:after="10" w:before="0"/>
               <w:ind w:left="120"/>
             </w:pPr>
-            <w:hyperlink w:history="1" r:id="rId5eb6vdt2zppybgsnoratg">
+            <w:hyperlink w:history="1" r:id="rIdq_xto1b8pwn0ylrh722xh">
               <w:r>
                 <w:rPr>
                   <w:rFonts w:ascii="Arial" w:cs="Arial" w:eastAsia="Arial" w:hAnsi="Arial"/>
@@ -13507,7 +13855,7 @@
             <w:pPr>
               <w:spacing w:after="20" w:before="0"/>
             </w:pPr>
-            <w:hyperlink w:history="1" r:id="rId-ngytjvtzr_b975tsixoh">
+            <w:hyperlink w:history="1" r:id="rIdh0t8k1drmkjesgdfj_t51">
               <w:r>
                 <w:rPr>
                   <w:rFonts w:ascii="Arial" w:cs="Arial" w:eastAsia="Arial" w:hAnsi="Arial"/>
@@ -13540,7 +13888,7 @@
               <w:spacing w:after="10" w:before="0"/>
               <w:ind w:left="120"/>
             </w:pPr>
-            <w:hyperlink w:history="1" r:id="rId-pyzu2tvbtdw1u9r4ek0t">
+            <w:hyperlink w:history="1" r:id="rId706cih0rjtmxd8l6wu4cb">
               <w:r>
                 <w:rPr>
                   <w:rFonts w:ascii="Arial" w:cs="Arial" w:eastAsia="Arial" w:hAnsi="Arial"/>
@@ -13585,7 +13933,7 @@
             <w:pPr>
               <w:spacing w:after="20" w:before="0"/>
             </w:pPr>
-            <w:hyperlink w:history="1" r:id="rIdojfqzrepbcaip0cxw-st4">
+            <w:hyperlink w:history="1" r:id="rIdr_wqfhhnh1rmj_nwxxsmx">
               <w:r>
                 <w:rPr>
                   <w:rFonts w:ascii="Arial" w:cs="Arial" w:eastAsia="Arial" w:hAnsi="Arial"/>
@@ -13618,7 +13966,7 @@
               <w:spacing w:after="10" w:before="0"/>
               <w:ind w:left="120"/>
             </w:pPr>
-            <w:hyperlink w:history="1" r:id="rIdxudfjezz0rfq1dv5a_q0w">
+            <w:hyperlink w:history="1" r:id="rIdy-kzhnk_9tr8yi3vrh1ag">
               <w:r>
                 <w:rPr>
                   <w:rFonts w:ascii="Arial" w:cs="Arial" w:eastAsia="Arial" w:hAnsi="Arial"/>
@@ -14114,6 +14462,65 @@
         </w:tc>
       </w:tr>
     </w:tbl>
+    <w:p>
+      <w:pPr>
+        <w:pBdr>
+          <w:top w:val="single" w:color="BBBBBB" w:sz="4" w:space="4"/>
+        </w:pBdr>
+        <w:spacing w:after="0" w:before="160"/>
+      </w:pPr>
+      <w:r>
+        <w:rPr>
+          <w:rFonts w:ascii="Arial" w:cs="Arial" w:eastAsia="Arial" w:hAnsi="Arial"/>
+          <w:color w:val="666666"/>
+          <w:sz w:val="14"/>
+          <w:szCs w:val="14"/>
+        </w:rPr>
+        <w:t xml:space="preserve">© 2026 SeaVuria and ARES. Aligned with KICD objectives. Developed by SeaVuria; technical implementation by ARES (with AI assistance from Claude). Licensed under </w:t>
+      </w:r>
+      <w:hyperlink w:history="1" r:id="rId-6iqgfsryrtnnveawrp-n">
+        <w:r>
+          <w:rPr>
+            <w:rFonts w:ascii="Arial" w:cs="Arial" w:eastAsia="Arial" w:hAnsi="Arial"/>
+            <w:color w:val="1F6B75"/>
+            <w:sz w:val="14"/>
+            <w:szCs w:val="14"/>
+            <w:u w:val="single" w:color="1F6B75"/>
+          </w:rPr>
+          <w:t xml:space="preserve">CC BY-NC 4.0</w:t>
+        </w:r>
+      </w:hyperlink>
+      <w:r>
+        <w:rPr>
+          <w:rFonts w:ascii="Arial" w:cs="Arial" w:eastAsia="Arial" w:hAnsi="Arial"/>
+          <w:color w:val="666666"/>
+          <w:sz w:val="14"/>
+          <w:szCs w:val="14"/>
+        </w:rPr>
+        <w:t xml:space="preserve"> (</w:t>
+      </w:r>
+      <w:hyperlink w:history="1" r:id="rIddetsbda86fm60cvizmn4l">
+        <w:r>
+          <w:rPr>
+            <w:rFonts w:ascii="Arial" w:cs="Arial" w:eastAsia="Arial" w:hAnsi="Arial"/>
+            <w:color w:val="1F6B75"/>
+            <w:sz w:val="14"/>
+            <w:szCs w:val="14"/>
+            <w:u w:val="single" w:color="1F6B75"/>
+          </w:rPr>
+          <w:t xml:space="preserve">https://creativecommons.org/licenses/by-nc/4.0/</w:t>
+        </w:r>
+      </w:hyperlink>
+      <w:r>
+        <w:rPr>
+          <w:rFonts w:ascii="Arial" w:cs="Arial" w:eastAsia="Arial" w:hAnsi="Arial"/>
+          <w:color w:val="666666"/>
+          <w:sz w:val="14"/>
+          <w:szCs w:val="14"/>
+        </w:rPr>
+        <w:t xml:space="preserve">).</w:t>
+      </w:r>
+    </w:p>
     <w:p>
       <w:r>
         <w:br w:type="page"/>
@@ -15105,7 +15512,7 @@
             <w:pPr>
               <w:spacing w:after="20" w:before="0"/>
             </w:pPr>
-            <w:hyperlink w:history="1" r:id="rIdfeysvlhgr9xmrrnu0elwm">
+            <w:hyperlink w:history="1" r:id="rId0eysbplxmmm-7ermcvvds">
               <w:r>
                 <w:rPr>
                   <w:rFonts w:ascii="Arial" w:cs="Arial" w:eastAsia="Arial" w:hAnsi="Arial"/>
@@ -15138,7 +15545,7 @@
               <w:spacing w:after="10" w:before="0"/>
               <w:ind w:left="120"/>
             </w:pPr>
-            <w:hyperlink w:history="1" r:id="rIds2o1p89bvmwebbpkfxa4f">
+            <w:hyperlink w:history="1" r:id="rIdbtmftnu0p0pmlhgadvtij">
               <w:r>
                 <w:rPr>
                   <w:rFonts w:ascii="Arial" w:cs="Arial" w:eastAsia="Arial" w:hAnsi="Arial"/>
@@ -15183,7 +15590,7 @@
             <w:pPr>
               <w:spacing w:after="20" w:before="0"/>
             </w:pPr>
-            <w:hyperlink w:history="1" r:id="rIdgzwg3nnn7iu3c7x1ruo3r">
+            <w:hyperlink w:history="1" r:id="rIdkunalwqqgpy7iizxxnh-p">
               <w:r>
                 <w:rPr>
                   <w:rFonts w:ascii="Arial" w:cs="Arial" w:eastAsia="Arial" w:hAnsi="Arial"/>
@@ -15216,7 +15623,7 @@
               <w:spacing w:after="10" w:before="0"/>
               <w:ind w:left="120"/>
             </w:pPr>
-            <w:hyperlink w:history="1" r:id="rIdl4t2bsxji77_pys4rqrfl">
+            <w:hyperlink w:history="1" r:id="rIdy1dayykpuiz9krlyhfnpl">
               <w:r>
                 <w:rPr>
                   <w:rFonts w:ascii="Arial" w:cs="Arial" w:eastAsia="Arial" w:hAnsi="Arial"/>
@@ -15411,7 +15818,7 @@
             <w:pPr>
               <w:spacing w:after="20" w:before="0"/>
             </w:pPr>
-            <w:hyperlink w:history="1" r:id="rIduinz7z2mvjlfk87ibfyxa">
+            <w:hyperlink w:history="1" r:id="rIdkzxkr8q3f82fr4r-9hq9w">
               <w:r>
                 <w:rPr>
                   <w:rFonts w:ascii="Arial" w:cs="Arial" w:eastAsia="Arial" w:hAnsi="Arial"/>
@@ -15444,7 +15851,7 @@
               <w:spacing w:after="10" w:before="0"/>
               <w:ind w:left="120"/>
             </w:pPr>
-            <w:hyperlink w:history="1" r:id="rIdg_j4rbkqvoikgddditvoe">
+            <w:hyperlink w:history="1" r:id="rIdug6kwds1xvgujo7puof1j">
               <w:r>
                 <w:rPr>
                   <w:rFonts w:ascii="Arial" w:cs="Arial" w:eastAsia="Arial" w:hAnsi="Arial"/>
@@ -15489,7 +15896,7 @@
             <w:pPr>
               <w:spacing w:after="20" w:before="0"/>
             </w:pPr>
-            <w:hyperlink w:history="1" r:id="rIdqty8dqaq0vwbgqd-kndhf">
+            <w:hyperlink w:history="1" r:id="rIdwywoutt-hk5ntun_z3kjk">
               <w:r>
                 <w:rPr>
                   <w:rFonts w:ascii="Arial" w:cs="Arial" w:eastAsia="Arial" w:hAnsi="Arial"/>
@@ -15522,7 +15929,7 @@
               <w:spacing w:after="10" w:before="0"/>
               <w:ind w:left="120"/>
             </w:pPr>
-            <w:hyperlink w:history="1" r:id="rIdvcmmqste7vwmodfdf6xm0">
+            <w:hyperlink w:history="1" r:id="rId479qn1j-vsspemmplgcvs">
               <w:r>
                 <w:rPr>
                   <w:rFonts w:ascii="Arial" w:cs="Arial" w:eastAsia="Arial" w:hAnsi="Arial"/>
@@ -15717,7 +16124,7 @@
             <w:pPr>
               <w:spacing w:after="20" w:before="0"/>
             </w:pPr>
-            <w:hyperlink w:history="1" r:id="rIdknmf5bgxr-vy0rjimznhp">
+            <w:hyperlink w:history="1" r:id="rId6wj2-1xk6zluw5elko_gk">
               <w:r>
                 <w:rPr>
                   <w:rFonts w:ascii="Arial" w:cs="Arial" w:eastAsia="Arial" w:hAnsi="Arial"/>
@@ -15750,7 +16157,7 @@
               <w:spacing w:after="10" w:before="0"/>
               <w:ind w:left="120"/>
             </w:pPr>
-            <w:hyperlink w:history="1" r:id="rId3utzvqxb7-jgnbxutxyvk">
+            <w:hyperlink w:history="1" r:id="rIdx0nzhifliwwzujcsafw_n">
               <w:r>
                 <w:rPr>
                   <w:rFonts w:ascii="Arial" w:cs="Arial" w:eastAsia="Arial" w:hAnsi="Arial"/>
@@ -15795,7 +16202,7 @@
             <w:pPr>
               <w:spacing w:after="20" w:before="0"/>
             </w:pPr>
-            <w:hyperlink w:history="1" r:id="rIdr35nha8ecitld-edgpfky">
+            <w:hyperlink w:history="1" r:id="rIdqifp0dag6dod7lg0r2std">
               <w:r>
                 <w:rPr>
                   <w:rFonts w:ascii="Arial" w:cs="Arial" w:eastAsia="Arial" w:hAnsi="Arial"/>
@@ -15828,7 +16235,7 @@
               <w:spacing w:after="10" w:before="0"/>
               <w:ind w:left="120"/>
             </w:pPr>
-            <w:hyperlink w:history="1" r:id="rIdpt5dxw3crq-5px8ysbl8g">
+            <w:hyperlink w:history="1" r:id="rIdvalj5c4ykiuwjqx74aou8">
               <w:r>
                 <w:rPr>
                   <w:rFonts w:ascii="Arial" w:cs="Arial" w:eastAsia="Arial" w:hAnsi="Arial"/>
@@ -16023,7 +16430,7 @@
             <w:pPr>
               <w:spacing w:after="20" w:before="0"/>
             </w:pPr>
-            <w:hyperlink w:history="1" r:id="rIdlqcus0xlbd1vpxvjroqkf">
+            <w:hyperlink w:history="1" r:id="rIdehaalgovpdsd3-qjcrv_x">
               <w:r>
                 <w:rPr>
                   <w:rFonts w:ascii="Arial" w:cs="Arial" w:eastAsia="Arial" w:hAnsi="Arial"/>
@@ -16056,7 +16463,7 @@
               <w:spacing w:after="10" w:before="0"/>
               <w:ind w:left="120"/>
             </w:pPr>
-            <w:hyperlink w:history="1" r:id="rId9wnzou3r2ncczmi1dytmi">
+            <w:hyperlink w:history="1" r:id="rIdli7qvlx6e_ryo2gg5uypc">
               <w:r>
                 <w:rPr>
                   <w:rFonts w:ascii="Arial" w:cs="Arial" w:eastAsia="Arial" w:hAnsi="Arial"/>
@@ -16101,7 +16508,7 @@
             <w:pPr>
               <w:spacing w:after="20" w:before="0"/>
             </w:pPr>
-            <w:hyperlink w:history="1" r:id="rIdbyfvbfghnxpbh8nnpml8t">
+            <w:hyperlink w:history="1" r:id="rIdoneah1parqcpfriogfdwa">
               <w:r>
                 <w:rPr>
                   <w:rFonts w:ascii="Arial" w:cs="Arial" w:eastAsia="Arial" w:hAnsi="Arial"/>
@@ -16134,7 +16541,7 @@
               <w:spacing w:after="10" w:before="0"/>
               <w:ind w:left="120"/>
             </w:pPr>
-            <w:hyperlink w:history="1" r:id="rIds6ipg9ugk7em8rtum2njw">
+            <w:hyperlink w:history="1" r:id="rIdb6avy84rytaejleelcgfp">
               <w:r>
                 <w:rPr>
                   <w:rFonts w:ascii="Arial" w:cs="Arial" w:eastAsia="Arial" w:hAnsi="Arial"/>
@@ -16329,7 +16736,7 @@
             <w:pPr>
               <w:spacing w:after="20" w:before="0"/>
             </w:pPr>
-            <w:hyperlink w:history="1" r:id="rIdrcajgsx_juzfqqvfttmon">
+            <w:hyperlink w:history="1" r:id="rId5ardpbzxayqc5njoidmht">
               <w:r>
                 <w:rPr>
                   <w:rFonts w:ascii="Arial" w:cs="Arial" w:eastAsia="Arial" w:hAnsi="Arial"/>
@@ -16362,7 +16769,7 @@
               <w:spacing w:after="10" w:before="0"/>
               <w:ind w:left="120"/>
             </w:pPr>
-            <w:hyperlink w:history="1" r:id="rIdfsxg8dfozjkifvsuro5zz">
+            <w:hyperlink w:history="1" r:id="rIdppzl-zwz0j3lcq5kxlpsq">
               <w:r>
                 <w:rPr>
                   <w:rFonts w:ascii="Arial" w:cs="Arial" w:eastAsia="Arial" w:hAnsi="Arial"/>
@@ -16407,7 +16814,7 @@
             <w:pPr>
               <w:spacing w:after="20" w:before="0"/>
             </w:pPr>
-            <w:hyperlink w:history="1" r:id="rIdlhm2j_8lv7difeq5ztgsj">
+            <w:hyperlink w:history="1" r:id="rIdolopaigjn5kmm8i9s1us7">
               <w:r>
                 <w:rPr>
                   <w:rFonts w:ascii="Arial" w:cs="Arial" w:eastAsia="Arial" w:hAnsi="Arial"/>
@@ -16440,7 +16847,7 @@
               <w:spacing w:after="10" w:before="0"/>
               <w:ind w:left="120"/>
             </w:pPr>
-            <w:hyperlink w:history="1" r:id="rId_xjne3qfbpmd7vj_b-zz7">
+            <w:hyperlink w:history="1" r:id="rIdr6aogl6qojiw4_cy4hpss">
               <w:r>
                 <w:rPr>
                   <w:rFonts w:ascii="Arial" w:cs="Arial" w:eastAsia="Arial" w:hAnsi="Arial"/>
@@ -16936,6 +17343,65 @@
         </w:tc>
       </w:tr>
     </w:tbl>
+    <w:p>
+      <w:pPr>
+        <w:pBdr>
+          <w:top w:val="single" w:color="BBBBBB" w:sz="4" w:space="4"/>
+        </w:pBdr>
+        <w:spacing w:after="0" w:before="160"/>
+      </w:pPr>
+      <w:r>
+        <w:rPr>
+          <w:rFonts w:ascii="Arial" w:cs="Arial" w:eastAsia="Arial" w:hAnsi="Arial"/>
+          <w:color w:val="666666"/>
+          <w:sz w:val="14"/>
+          <w:szCs w:val="14"/>
+        </w:rPr>
+        <w:t xml:space="preserve">© 2026 SeaVuria and ARES. Aligned with KICD objectives. Developed by SeaVuria; technical implementation by ARES (with AI assistance from Claude). Licensed under </w:t>
+      </w:r>
+      <w:hyperlink w:history="1" r:id="rId-9zxinalwqfsnabul57gd">
+        <w:r>
+          <w:rPr>
+            <w:rFonts w:ascii="Arial" w:cs="Arial" w:eastAsia="Arial" w:hAnsi="Arial"/>
+            <w:color w:val="1F6B75"/>
+            <w:sz w:val="14"/>
+            <w:szCs w:val="14"/>
+            <w:u w:val="single" w:color="1F6B75"/>
+          </w:rPr>
+          <w:t xml:space="preserve">CC BY-NC 4.0</w:t>
+        </w:r>
+      </w:hyperlink>
+      <w:r>
+        <w:rPr>
+          <w:rFonts w:ascii="Arial" w:cs="Arial" w:eastAsia="Arial" w:hAnsi="Arial"/>
+          <w:color w:val="666666"/>
+          <w:sz w:val="14"/>
+          <w:szCs w:val="14"/>
+        </w:rPr>
+        <w:t xml:space="preserve"> (</w:t>
+      </w:r>
+      <w:hyperlink w:history="1" r:id="rIdvxvhzptra82hu1xsl8hvc">
+        <w:r>
+          <w:rPr>
+            <w:rFonts w:ascii="Arial" w:cs="Arial" w:eastAsia="Arial" w:hAnsi="Arial"/>
+            <w:color w:val="1F6B75"/>
+            <w:sz w:val="14"/>
+            <w:szCs w:val="14"/>
+            <w:u w:val="single" w:color="1F6B75"/>
+          </w:rPr>
+          <w:t xml:space="preserve">https://creativecommons.org/licenses/by-nc/4.0/</w:t>
+        </w:r>
+      </w:hyperlink>
+      <w:r>
+        <w:rPr>
+          <w:rFonts w:ascii="Arial" w:cs="Arial" w:eastAsia="Arial" w:hAnsi="Arial"/>
+          <w:color w:val="666666"/>
+          <w:sz w:val="14"/>
+          <w:szCs w:val="14"/>
+        </w:rPr>
+        <w:t xml:space="preserve">).</w:t>
+      </w:r>
+    </w:p>
     <w:p>
       <w:r>
         <w:br w:type="page"/>
@@ -17927,7 +18393,7 @@
             <w:pPr>
               <w:spacing w:after="20" w:before="0"/>
             </w:pPr>
-            <w:hyperlink w:history="1" r:id="rId-bwcps0jpzo8nja1snopr">
+            <w:hyperlink w:history="1" r:id="rIdlqr2gj04mje5rkvpyy5ta">
               <w:r>
                 <w:rPr>
                   <w:rFonts w:ascii="Arial" w:cs="Arial" w:eastAsia="Arial" w:hAnsi="Arial"/>
@@ -17960,7 +18426,7 @@
               <w:spacing w:after="10" w:before="0"/>
               <w:ind w:left="120"/>
             </w:pPr>
-            <w:hyperlink w:history="1" r:id="rId81kcugaghab_b4-rplkrh">
+            <w:hyperlink w:history="1" r:id="rIdvgnqpbkj9dwtwkrzudqsa">
               <w:r>
                 <w:rPr>
                   <w:rFonts w:ascii="Arial" w:cs="Arial" w:eastAsia="Arial" w:hAnsi="Arial"/>
@@ -18005,7 +18471,7 @@
             <w:pPr>
               <w:spacing w:after="20" w:before="0"/>
             </w:pPr>
-            <w:hyperlink w:history="1" r:id="rIdlbffmahdend9rwi3kbk0l">
+            <w:hyperlink w:history="1" r:id="rIdntuijp6xo2_0pqftumatn">
               <w:r>
                 <w:rPr>
                   <w:rFonts w:ascii="Arial" w:cs="Arial" w:eastAsia="Arial" w:hAnsi="Arial"/>
@@ -18038,7 +18504,7 @@
               <w:spacing w:after="10" w:before="0"/>
               <w:ind w:left="120"/>
             </w:pPr>
-            <w:hyperlink w:history="1" r:id="rId6gfl3b9ijrq3xw3mtjxzo">
+            <w:hyperlink w:history="1" r:id="rIdzdc3bljnpd9vqe2tbobbi">
               <w:r>
                 <w:rPr>
                   <w:rFonts w:ascii="Arial" w:cs="Arial" w:eastAsia="Arial" w:hAnsi="Arial"/>
@@ -18233,7 +18699,7 @@
             <w:pPr>
               <w:spacing w:after="20" w:before="0"/>
             </w:pPr>
-            <w:hyperlink w:history="1" r:id="rIdchgjkvz_0a1zptsjqvw8a">
+            <w:hyperlink w:history="1" r:id="rIdnhap8iv0pjrw-6pygngn0">
               <w:r>
                 <w:rPr>
                   <w:rFonts w:ascii="Arial" w:cs="Arial" w:eastAsia="Arial" w:hAnsi="Arial"/>
@@ -18266,7 +18732,7 @@
               <w:spacing w:after="10" w:before="0"/>
               <w:ind w:left="120"/>
             </w:pPr>
-            <w:hyperlink w:history="1" r:id="rIddetnbc1n9g_x40mb8swfx">
+            <w:hyperlink w:history="1" r:id="rIdrve4t3jzsi_hkyh1xjhhu">
               <w:r>
                 <w:rPr>
                   <w:rFonts w:ascii="Arial" w:cs="Arial" w:eastAsia="Arial" w:hAnsi="Arial"/>
@@ -18311,7 +18777,7 @@
             <w:pPr>
               <w:spacing w:after="20" w:before="0"/>
             </w:pPr>
-            <w:hyperlink w:history="1" r:id="rIdut-cphhkbiuxdzmpqwnfd">
+            <w:hyperlink w:history="1" r:id="rIdjgljuyg_59srt0awjtnat">
               <w:r>
                 <w:rPr>
                   <w:rFonts w:ascii="Arial" w:cs="Arial" w:eastAsia="Arial" w:hAnsi="Arial"/>
@@ -18344,7 +18810,7 @@
               <w:spacing w:after="10" w:before="0"/>
               <w:ind w:left="120"/>
             </w:pPr>
-            <w:hyperlink w:history="1" r:id="rIdsirxfnjh6jomxwmlasq3g">
+            <w:hyperlink w:history="1" r:id="rIds5puzodkvguowu0gxdkai">
               <w:r>
                 <w:rPr>
                   <w:rFonts w:ascii="Arial" w:cs="Arial" w:eastAsia="Arial" w:hAnsi="Arial"/>
@@ -18539,7 +19005,7 @@
             <w:pPr>
               <w:spacing w:after="20" w:before="0"/>
             </w:pPr>
-            <w:hyperlink w:history="1" r:id="rIdjnopicran00dk75c3a2zr">
+            <w:hyperlink w:history="1" r:id="rIdlpkrakgx-abcythxcmgzc">
               <w:r>
                 <w:rPr>
                   <w:rFonts w:ascii="Arial" w:cs="Arial" w:eastAsia="Arial" w:hAnsi="Arial"/>
@@ -18572,7 +19038,7 @@
               <w:spacing w:after="10" w:before="0"/>
               <w:ind w:left="120"/>
             </w:pPr>
-            <w:hyperlink w:history="1" r:id="rIdjjdtoljzrnasv91dpphsh">
+            <w:hyperlink w:history="1" r:id="rId6fciofpjfogeu15femirw">
               <w:r>
                 <w:rPr>
                   <w:rFonts w:ascii="Arial" w:cs="Arial" w:eastAsia="Arial" w:hAnsi="Arial"/>
@@ -18617,7 +19083,7 @@
             <w:pPr>
               <w:spacing w:after="20" w:before="0"/>
             </w:pPr>
-            <w:hyperlink w:history="1" r:id="rIdpppik4o1908s0wsaj6mzk">
+            <w:hyperlink w:history="1" r:id="rId2xgl7z-z51nphgatksaxe">
               <w:r>
                 <w:rPr>
                   <w:rFonts w:ascii="Arial" w:cs="Arial" w:eastAsia="Arial" w:hAnsi="Arial"/>
@@ -18650,7 +19116,7 @@
               <w:spacing w:after="10" w:before="0"/>
               <w:ind w:left="120"/>
             </w:pPr>
-            <w:hyperlink w:history="1" r:id="rIdmlks0cz4yolijlc5zlwsx">
+            <w:hyperlink w:history="1" r:id="rIdwry9wprwfqjbxqrcoyu3n">
               <w:r>
                 <w:rPr>
                   <w:rFonts w:ascii="Arial" w:cs="Arial" w:eastAsia="Arial" w:hAnsi="Arial"/>
@@ -18845,7 +19311,7 @@
             <w:pPr>
               <w:spacing w:after="20" w:before="0"/>
             </w:pPr>
-            <w:hyperlink w:history="1" r:id="rIdrw6fndudzm-lfkjnc-iib">
+            <w:hyperlink w:history="1" r:id="rIde0rdkrwbjzdb1nq48nzqx">
               <w:r>
                 <w:rPr>
                   <w:rFonts w:ascii="Arial" w:cs="Arial" w:eastAsia="Arial" w:hAnsi="Arial"/>
@@ -18878,7 +19344,7 @@
               <w:spacing w:after="10" w:before="0"/>
               <w:ind w:left="120"/>
             </w:pPr>
-            <w:hyperlink w:history="1" r:id="rIdaiou8s2uw_c0wfd4kwq0k">
+            <w:hyperlink w:history="1" r:id="rIdliepbmqja_k4z_bnlpw2v">
               <w:r>
                 <w:rPr>
                   <w:rFonts w:ascii="Arial" w:cs="Arial" w:eastAsia="Arial" w:hAnsi="Arial"/>
@@ -18923,7 +19389,7 @@
             <w:pPr>
               <w:spacing w:after="20" w:before="0"/>
             </w:pPr>
-            <w:hyperlink w:history="1" r:id="rIdtpd-neo6pciymekgqz2qu">
+            <w:hyperlink w:history="1" r:id="rIdkd1spk2tp37gwzrlwkbr1">
               <w:r>
                 <w:rPr>
                   <w:rFonts w:ascii="Arial" w:cs="Arial" w:eastAsia="Arial" w:hAnsi="Arial"/>
@@ -18956,7 +19422,7 @@
               <w:spacing w:after="10" w:before="0"/>
               <w:ind w:left="120"/>
             </w:pPr>
-            <w:hyperlink w:history="1" r:id="rId8rwavha4ndnvvsrjw00xm">
+            <w:hyperlink w:history="1" r:id="rIdlm5_todh4nqh4ofvznurk">
               <w:r>
                 <w:rPr>
                   <w:rFonts w:ascii="Arial" w:cs="Arial" w:eastAsia="Arial" w:hAnsi="Arial"/>
@@ -19151,7 +19617,7 @@
             <w:pPr>
               <w:spacing w:after="20" w:before="0"/>
             </w:pPr>
-            <w:hyperlink w:history="1" r:id="rIdwqgpyi1bopk5knjjz6tas">
+            <w:hyperlink w:history="1" r:id="rIdrmyxyqc8m6znaluxuy2t_">
               <w:r>
                 <w:rPr>
                   <w:rFonts w:ascii="Arial" w:cs="Arial" w:eastAsia="Arial" w:hAnsi="Arial"/>
@@ -19184,7 +19650,7 @@
               <w:spacing w:after="10" w:before="0"/>
               <w:ind w:left="120"/>
             </w:pPr>
-            <w:hyperlink w:history="1" r:id="rIdotdhljnogn4jqls4lxmt2">
+            <w:hyperlink w:history="1" r:id="rIdkecaumirzbcljhvjcrb63">
               <w:r>
                 <w:rPr>
                   <w:rFonts w:ascii="Arial" w:cs="Arial" w:eastAsia="Arial" w:hAnsi="Arial"/>
@@ -19229,7 +19695,7 @@
             <w:pPr>
               <w:spacing w:after="20" w:before="0"/>
             </w:pPr>
-            <w:hyperlink w:history="1" r:id="rIdwkcmorq3-mc3p26fxqfet">
+            <w:hyperlink w:history="1" r:id="rIdwa0vdswk3dgwd1exrepao">
               <w:r>
                 <w:rPr>
                   <w:rFonts w:ascii="Arial" w:cs="Arial" w:eastAsia="Arial" w:hAnsi="Arial"/>
@@ -19262,7 +19728,7 @@
               <w:spacing w:after="10" w:before="0"/>
               <w:ind w:left="120"/>
             </w:pPr>
-            <w:hyperlink w:history="1" r:id="rIdmik42tekqembat-fqnbkc">
+            <w:hyperlink w:history="1" r:id="rIddwrdqtcho8aejq6nh35py">
               <w:r>
                 <w:rPr>
                   <w:rFonts w:ascii="Arial" w:cs="Arial" w:eastAsia="Arial" w:hAnsi="Arial"/>
@@ -19758,6 +20224,65 @@
         </w:tc>
       </w:tr>
     </w:tbl>
+    <w:p>
+      <w:pPr>
+        <w:pBdr>
+          <w:top w:val="single" w:color="BBBBBB" w:sz="4" w:space="4"/>
+        </w:pBdr>
+        <w:spacing w:after="0" w:before="160"/>
+      </w:pPr>
+      <w:r>
+        <w:rPr>
+          <w:rFonts w:ascii="Arial" w:cs="Arial" w:eastAsia="Arial" w:hAnsi="Arial"/>
+          <w:color w:val="666666"/>
+          <w:sz w:val="14"/>
+          <w:szCs w:val="14"/>
+        </w:rPr>
+        <w:t xml:space="preserve">© 2026 SeaVuria and ARES. Aligned with KICD objectives. Developed by SeaVuria; technical implementation by ARES (with AI assistance from Claude). Licensed under </w:t>
+      </w:r>
+      <w:hyperlink w:history="1" r:id="rIdc3krthauimu8dshxrqsge">
+        <w:r>
+          <w:rPr>
+            <w:rFonts w:ascii="Arial" w:cs="Arial" w:eastAsia="Arial" w:hAnsi="Arial"/>
+            <w:color w:val="1F6B75"/>
+            <w:sz w:val="14"/>
+            <w:szCs w:val="14"/>
+            <w:u w:val="single" w:color="1F6B75"/>
+          </w:rPr>
+          <w:t xml:space="preserve">CC BY-NC 4.0</w:t>
+        </w:r>
+      </w:hyperlink>
+      <w:r>
+        <w:rPr>
+          <w:rFonts w:ascii="Arial" w:cs="Arial" w:eastAsia="Arial" w:hAnsi="Arial"/>
+          <w:color w:val="666666"/>
+          <w:sz w:val="14"/>
+          <w:szCs w:val="14"/>
+        </w:rPr>
+        <w:t xml:space="preserve"> (</w:t>
+      </w:r>
+      <w:hyperlink w:history="1" r:id="rIdfjbsfks6tgcusr4gricg0">
+        <w:r>
+          <w:rPr>
+            <w:rFonts w:ascii="Arial" w:cs="Arial" w:eastAsia="Arial" w:hAnsi="Arial"/>
+            <w:color w:val="1F6B75"/>
+            <w:sz w:val="14"/>
+            <w:szCs w:val="14"/>
+            <w:u w:val="single" w:color="1F6B75"/>
+          </w:rPr>
+          <w:t xml:space="preserve">https://creativecommons.org/licenses/by-nc/4.0/</w:t>
+        </w:r>
+      </w:hyperlink>
+      <w:r>
+        <w:rPr>
+          <w:rFonts w:ascii="Arial" w:cs="Arial" w:eastAsia="Arial" w:hAnsi="Arial"/>
+          <w:color w:val="666666"/>
+          <w:sz w:val="14"/>
+          <w:szCs w:val="14"/>
+        </w:rPr>
+        <w:t xml:space="preserve">).</w:t>
+      </w:r>
+    </w:p>
     <w:p>
       <w:r>
         <w:br w:type="page"/>
@@ -20749,7 +21274,7 @@
             <w:pPr>
               <w:spacing w:after="20" w:before="0"/>
             </w:pPr>
-            <w:hyperlink w:history="1" r:id="rIdacye5yvuc4lcxksihjnv9">
+            <w:hyperlink w:history="1" r:id="rIdd3o1zgdqhslkb2yk3gy_a">
               <w:r>
                 <w:rPr>
                   <w:rFonts w:ascii="Arial" w:cs="Arial" w:eastAsia="Arial" w:hAnsi="Arial"/>
@@ -20782,7 +21307,7 @@
               <w:spacing w:after="10" w:before="0"/>
               <w:ind w:left="120"/>
             </w:pPr>
-            <w:hyperlink w:history="1" r:id="rIdwt8aqw8ez9h3qcg_mqpwd">
+            <w:hyperlink w:history="1" r:id="rId8j5yepwyom6l__srjhbso">
               <w:r>
                 <w:rPr>
                   <w:rFonts w:ascii="Arial" w:cs="Arial" w:eastAsia="Arial" w:hAnsi="Arial"/>
@@ -20827,7 +21352,7 @@
             <w:pPr>
               <w:spacing w:after="20" w:before="0"/>
             </w:pPr>
-            <w:hyperlink w:history="1" r:id="rId3ynlnkqy-zlygdgpcekte">
+            <w:hyperlink w:history="1" r:id="rIdtapz7mxhmq9oiqvqxyrbx">
               <w:r>
                 <w:rPr>
                   <w:rFonts w:ascii="Arial" w:cs="Arial" w:eastAsia="Arial" w:hAnsi="Arial"/>
@@ -20860,7 +21385,7 @@
               <w:spacing w:after="10" w:before="0"/>
               <w:ind w:left="120"/>
             </w:pPr>
-            <w:hyperlink w:history="1" r:id="rIdzfxnv-omnrnjaerknkkhx">
+            <w:hyperlink w:history="1" r:id="rIddfegy3sewbwiwyrvecaks">
               <w:r>
                 <w:rPr>
                   <w:rFonts w:ascii="Arial" w:cs="Arial" w:eastAsia="Arial" w:hAnsi="Arial"/>
@@ -21150,7 +21675,7 @@
             <w:pPr>
               <w:spacing w:after="20" w:before="0"/>
             </w:pPr>
-            <w:hyperlink w:history="1" r:id="rId4hp4kbcfdqkt_j_thfzvv">
+            <w:hyperlink w:history="1" r:id="rIdujkd_ixf9t2dqcqtypzu3">
               <w:r>
                 <w:rPr>
                   <w:rFonts w:ascii="Arial" w:cs="Arial" w:eastAsia="Arial" w:hAnsi="Arial"/>
@@ -21183,7 +21708,7 @@
               <w:spacing w:after="10" w:before="0"/>
               <w:ind w:left="120"/>
             </w:pPr>
-            <w:hyperlink w:history="1" r:id="rIdlxdakgvstdxlxtmagszx7">
+            <w:hyperlink w:history="1" r:id="rIdxmtszhywuu9d7ticprxcv">
               <w:r>
                 <w:rPr>
                   <w:rFonts w:ascii="Arial" w:cs="Arial" w:eastAsia="Arial" w:hAnsi="Arial"/>
@@ -21228,7 +21753,7 @@
             <w:pPr>
               <w:spacing w:after="20" w:before="0"/>
             </w:pPr>
-            <w:hyperlink w:history="1" r:id="rIdqzf1ughf5ll7m8xa6k1oy">
+            <w:hyperlink w:history="1" r:id="rIddsklbvd3lq5ozaz61ifss">
               <w:r>
                 <w:rPr>
                   <w:rFonts w:ascii="Arial" w:cs="Arial" w:eastAsia="Arial" w:hAnsi="Arial"/>
@@ -21261,7 +21786,7 @@
               <w:spacing w:after="10" w:before="0"/>
               <w:ind w:left="120"/>
             </w:pPr>
-            <w:hyperlink w:history="1" r:id="rIdtkd-t0nginbsbr_h0lhw9">
+            <w:hyperlink w:history="1" r:id="rId4fippalwcqcce9watktlc">
               <w:r>
                 <w:rPr>
                   <w:rFonts w:ascii="Arial" w:cs="Arial" w:eastAsia="Arial" w:hAnsi="Arial"/>
@@ -21589,7 +22114,7 @@
             <w:pPr>
               <w:spacing w:after="20" w:before="0"/>
             </w:pPr>
-            <w:hyperlink w:history="1" r:id="rIdospspdffexd0hzmuvtgsf">
+            <w:hyperlink w:history="1" r:id="rIdhb_bdwodb4xgbfklkoklv">
               <w:r>
                 <w:rPr>
                   <w:rFonts w:ascii="Arial" w:cs="Arial" w:eastAsia="Arial" w:hAnsi="Arial"/>
@@ -21622,7 +22147,7 @@
               <w:spacing w:after="10" w:before="0"/>
               <w:ind w:left="120"/>
             </w:pPr>
-            <w:hyperlink w:history="1" r:id="rIdvhe9e-55q_ysamolkhwym">
+            <w:hyperlink w:history="1" r:id="rIdbysoqhb09kyy1s8rhy9rj">
               <w:r>
                 <w:rPr>
                   <w:rFonts w:ascii="Arial" w:cs="Arial" w:eastAsia="Arial" w:hAnsi="Arial"/>
@@ -21667,7 +22192,7 @@
             <w:pPr>
               <w:spacing w:after="20" w:before="0"/>
             </w:pPr>
-            <w:hyperlink w:history="1" r:id="rId05q2sb5g1qi9tcd6l-gt7">
+            <w:hyperlink w:history="1" r:id="rIdlnw5v64d0xi9yikf81gyp">
               <w:r>
                 <w:rPr>
                   <w:rFonts w:ascii="Arial" w:cs="Arial" w:eastAsia="Arial" w:hAnsi="Arial"/>
@@ -21700,7 +22225,7 @@
               <w:spacing w:after="10" w:before="0"/>
               <w:ind w:left="120"/>
             </w:pPr>
-            <w:hyperlink w:history="1" r:id="rIdcntmg3x7lwyz1ew6kygjg">
+            <w:hyperlink w:history="1" r:id="rIdc5uyenjbjdksshrfqiqu_">
               <w:r>
                 <w:rPr>
                   <w:rFonts w:ascii="Arial" w:cs="Arial" w:eastAsia="Arial" w:hAnsi="Arial"/>
@@ -21990,7 +22515,7 @@
             <w:pPr>
               <w:spacing w:after="20" w:before="0"/>
             </w:pPr>
-            <w:hyperlink w:history="1" r:id="rIdi8h4v87-ypskn8wqdp6te">
+            <w:hyperlink w:history="1" r:id="rId5q6qgsxeht2v-p4jvkhvg">
               <w:r>
                 <w:rPr>
                   <w:rFonts w:ascii="Arial" w:cs="Arial" w:eastAsia="Arial" w:hAnsi="Arial"/>
@@ -22023,7 +22548,7 @@
               <w:spacing w:after="10" w:before="0"/>
               <w:ind w:left="120"/>
             </w:pPr>
-            <w:hyperlink w:history="1" r:id="rIdwbypkdsl2m6qarxhqh65d">
+            <w:hyperlink w:history="1" r:id="rIdo85jfpxq-thjggj5ajia2">
               <w:r>
                 <w:rPr>
                   <w:rFonts w:ascii="Arial" w:cs="Arial" w:eastAsia="Arial" w:hAnsi="Arial"/>
@@ -22068,7 +22593,7 @@
             <w:pPr>
               <w:spacing w:after="20" w:before="0"/>
             </w:pPr>
-            <w:hyperlink w:history="1" r:id="rId7zt2k9xf8j9a0h0djcart">
+            <w:hyperlink w:history="1" r:id="rIdwnzapok6x54cnq3eyu2np">
               <w:r>
                 <w:rPr>
                   <w:rFonts w:ascii="Arial" w:cs="Arial" w:eastAsia="Arial" w:hAnsi="Arial"/>
@@ -22101,7 +22626,7 @@
               <w:spacing w:after="10" w:before="0"/>
               <w:ind w:left="120"/>
             </w:pPr>
-            <w:hyperlink w:history="1" r:id="rIdazckxf40inmvz8mdxve4w">
+            <w:hyperlink w:history="1" r:id="rIdvlv05rqx6tjxr3vyaxhij">
               <w:r>
                 <w:rPr>
                   <w:rFonts w:ascii="Arial" w:cs="Arial" w:eastAsia="Arial" w:hAnsi="Arial"/>
@@ -22353,7 +22878,7 @@
             <w:pPr>
               <w:spacing w:after="20" w:before="0"/>
             </w:pPr>
-            <w:hyperlink w:history="1" r:id="rIdbhdjkrkvsp6g4hdv0ixrg">
+            <w:hyperlink w:history="1" r:id="rIdccusslvllebcxh96twot2">
               <w:r>
                 <w:rPr>
                   <w:rFonts w:ascii="Arial" w:cs="Arial" w:eastAsia="Arial" w:hAnsi="Arial"/>
@@ -22386,7 +22911,7 @@
               <w:spacing w:after="10" w:before="0"/>
               <w:ind w:left="120"/>
             </w:pPr>
-            <w:hyperlink w:history="1" r:id="rIdfzje3wmyq9k_tfccgk10d">
+            <w:hyperlink w:history="1" r:id="rIdxs6cge0nbu-vsien-wu0g">
               <w:r>
                 <w:rPr>
                   <w:rFonts w:ascii="Arial" w:cs="Arial" w:eastAsia="Arial" w:hAnsi="Arial"/>
@@ -22431,7 +22956,7 @@
             <w:pPr>
               <w:spacing w:after="20" w:before="0"/>
             </w:pPr>
-            <w:hyperlink w:history="1" r:id="rIdpcbtruqk16eyjoackdmax">
+            <w:hyperlink w:history="1" r:id="rId6k2q6rde69yf5ni0vjl6o">
               <w:r>
                 <w:rPr>
                   <w:rFonts w:ascii="Arial" w:cs="Arial" w:eastAsia="Arial" w:hAnsi="Arial"/>
@@ -22464,7 +22989,7 @@
               <w:spacing w:after="10" w:before="0"/>
               <w:ind w:left="120"/>
             </w:pPr>
-            <w:hyperlink w:history="1" r:id="rIdu_hbblnfh5htiakmxdneg">
+            <w:hyperlink w:history="1" r:id="rIdm_okwkoq8xosxl5q4teye">
               <w:r>
                 <w:rPr>
                   <w:rFonts w:ascii="Arial" w:cs="Arial" w:eastAsia="Arial" w:hAnsi="Arial"/>
@@ -23150,6 +23675,65 @@
         </w:tc>
       </w:tr>
     </w:tbl>
+    <w:p>
+      <w:pPr>
+        <w:pBdr>
+          <w:top w:val="single" w:color="BBBBBB" w:sz="4" w:space="4"/>
+        </w:pBdr>
+        <w:spacing w:after="0" w:before="160"/>
+      </w:pPr>
+      <w:r>
+        <w:rPr>
+          <w:rFonts w:ascii="Arial" w:cs="Arial" w:eastAsia="Arial" w:hAnsi="Arial"/>
+          <w:color w:val="666666"/>
+          <w:sz w:val="14"/>
+          <w:szCs w:val="14"/>
+        </w:rPr>
+        <w:t xml:space="preserve">© 2026 SeaVuria and ARES. Aligned with KICD objectives. Developed by SeaVuria; technical implementation by ARES (with AI assistance from Claude). Licensed under </w:t>
+      </w:r>
+      <w:hyperlink w:history="1" r:id="rIdohpklniqfkgzftopol-gr">
+        <w:r>
+          <w:rPr>
+            <w:rFonts w:ascii="Arial" w:cs="Arial" w:eastAsia="Arial" w:hAnsi="Arial"/>
+            <w:color w:val="1F6B75"/>
+            <w:sz w:val="14"/>
+            <w:szCs w:val="14"/>
+            <w:u w:val="single" w:color="1F6B75"/>
+          </w:rPr>
+          <w:t xml:space="preserve">CC BY-NC 4.0</w:t>
+        </w:r>
+      </w:hyperlink>
+      <w:r>
+        <w:rPr>
+          <w:rFonts w:ascii="Arial" w:cs="Arial" w:eastAsia="Arial" w:hAnsi="Arial"/>
+          <w:color w:val="666666"/>
+          <w:sz w:val="14"/>
+          <w:szCs w:val="14"/>
+        </w:rPr>
+        <w:t xml:space="preserve"> (</w:t>
+      </w:r>
+      <w:hyperlink w:history="1" r:id="rId8ih8ph4qu2new6qibftcu">
+        <w:r>
+          <w:rPr>
+            <w:rFonts w:ascii="Arial" w:cs="Arial" w:eastAsia="Arial" w:hAnsi="Arial"/>
+            <w:color w:val="1F6B75"/>
+            <w:sz w:val="14"/>
+            <w:szCs w:val="14"/>
+            <w:u w:val="single" w:color="1F6B75"/>
+          </w:rPr>
+          <w:t xml:space="preserve">https://creativecommons.org/licenses/by-nc/4.0/</w:t>
+        </w:r>
+      </w:hyperlink>
+      <w:r>
+        <w:rPr>
+          <w:rFonts w:ascii="Arial" w:cs="Arial" w:eastAsia="Arial" w:hAnsi="Arial"/>
+          <w:color w:val="666666"/>
+          <w:sz w:val="14"/>
+          <w:szCs w:val="14"/>
+        </w:rPr>
+        <w:t xml:space="preserve">).</w:t>
+      </w:r>
+    </w:p>
     <w:p>
       <w:r>
         <w:br w:type="page"/>
@@ -24141,7 +24725,7 @@
             <w:pPr>
               <w:spacing w:after="20" w:before="0"/>
             </w:pPr>
-            <w:hyperlink w:history="1" r:id="rId1qi2rg8snphiscr7o5dbs">
+            <w:hyperlink w:history="1" r:id="rIdrg2mvrkkh9c_06act4vs2">
               <w:r>
                 <w:rPr>
                   <w:rFonts w:ascii="Arial" w:cs="Arial" w:eastAsia="Arial" w:hAnsi="Arial"/>
@@ -24174,7 +24758,7 @@
               <w:spacing w:after="10" w:before="0"/>
               <w:ind w:left="120"/>
             </w:pPr>
-            <w:hyperlink w:history="1" r:id="rIdahbgdl9pdpv27itc-fpxy">
+            <w:hyperlink w:history="1" r:id="rIdjaebfbbltia7kpabudsdf">
               <w:r>
                 <w:rPr>
                   <w:rFonts w:ascii="Arial" w:cs="Arial" w:eastAsia="Arial" w:hAnsi="Arial"/>
@@ -24219,7 +24803,7 @@
             <w:pPr>
               <w:spacing w:after="20" w:before="0"/>
             </w:pPr>
-            <w:hyperlink w:history="1" r:id="rIdk7lv0s_qsd-eomsyoz5jw">
+            <w:hyperlink w:history="1" r:id="rIdspdukznch0xhxljvpf4yn">
               <w:r>
                 <w:rPr>
                   <w:rFonts w:ascii="Arial" w:cs="Arial" w:eastAsia="Arial" w:hAnsi="Arial"/>
@@ -24252,7 +24836,7 @@
               <w:spacing w:after="10" w:before="0"/>
               <w:ind w:left="120"/>
             </w:pPr>
-            <w:hyperlink w:history="1" r:id="rId7ebsbjpwaxogsox18b6ul">
+            <w:hyperlink w:history="1" r:id="rIdzqypidpdlo0i9fogk8jrv">
               <w:r>
                 <w:rPr>
                   <w:rFonts w:ascii="Arial" w:cs="Arial" w:eastAsia="Arial" w:hAnsi="Arial"/>
@@ -24447,7 +25031,7 @@
             <w:pPr>
               <w:spacing w:after="20" w:before="0"/>
             </w:pPr>
-            <w:hyperlink w:history="1" r:id="rIdifbelq_rurijeef9ojrac">
+            <w:hyperlink w:history="1" r:id="rIdnjah66lpjenusqqjye_da">
               <w:r>
                 <w:rPr>
                   <w:rFonts w:ascii="Arial" w:cs="Arial" w:eastAsia="Arial" w:hAnsi="Arial"/>
@@ -24480,7 +25064,7 @@
               <w:spacing w:after="10" w:before="0"/>
               <w:ind w:left="120"/>
             </w:pPr>
-            <w:hyperlink w:history="1" r:id="rIdeseutgetrtrvqer5zmr6c">
+            <w:hyperlink w:history="1" r:id="rIdasfxzucxseaam7ugwwlub">
               <w:r>
                 <w:rPr>
                   <w:rFonts w:ascii="Arial" w:cs="Arial" w:eastAsia="Arial" w:hAnsi="Arial"/>
@@ -24525,7 +25109,7 @@
             <w:pPr>
               <w:spacing w:after="20" w:before="0"/>
             </w:pPr>
-            <w:hyperlink w:history="1" r:id="rIdw0qptfjly3vcwuhsqoynz">
+            <w:hyperlink w:history="1" r:id="rIdlbotaeqkdoepcratzqsdn">
               <w:r>
                 <w:rPr>
                   <w:rFonts w:ascii="Arial" w:cs="Arial" w:eastAsia="Arial" w:hAnsi="Arial"/>
@@ -24558,7 +25142,7 @@
               <w:spacing w:after="10" w:before="0"/>
               <w:ind w:left="120"/>
             </w:pPr>
-            <w:hyperlink w:history="1" r:id="rIdllhwz0vqyksmaridoqpqf">
+            <w:hyperlink w:history="1" r:id="rIdihp8iinf_plr9mdrfjkxq">
               <w:r>
                 <w:rPr>
                   <w:rFonts w:ascii="Arial" w:cs="Arial" w:eastAsia="Arial" w:hAnsi="Arial"/>
@@ -24753,7 +25337,7 @@
             <w:pPr>
               <w:spacing w:after="20" w:before="0"/>
             </w:pPr>
-            <w:hyperlink w:history="1" r:id="rIdik5thdv8d82knvakexmnw">
+            <w:hyperlink w:history="1" r:id="rIdkpq-lucoogcqom0tbmygl">
               <w:r>
                 <w:rPr>
                   <w:rFonts w:ascii="Arial" w:cs="Arial" w:eastAsia="Arial" w:hAnsi="Arial"/>
@@ -24786,7 +25370,7 @@
               <w:spacing w:after="10" w:before="0"/>
               <w:ind w:left="120"/>
             </w:pPr>
-            <w:hyperlink w:history="1" r:id="rIdnzloblocn_aynajesf3ok">
+            <w:hyperlink w:history="1" r:id="rIdctmfjmjrzu1fsb8rme4x2">
               <w:r>
                 <w:rPr>
                   <w:rFonts w:ascii="Arial" w:cs="Arial" w:eastAsia="Arial" w:hAnsi="Arial"/>
@@ -24831,7 +25415,7 @@
             <w:pPr>
               <w:spacing w:after="20" w:before="0"/>
             </w:pPr>
-            <w:hyperlink w:history="1" r:id="rIdesgibeto_0qdpws2nmcqd">
+            <w:hyperlink w:history="1" r:id="rId0zvfzdvmdbwopilvauc2l">
               <w:r>
                 <w:rPr>
                   <w:rFonts w:ascii="Arial" w:cs="Arial" w:eastAsia="Arial" w:hAnsi="Arial"/>
@@ -24864,7 +25448,7 @@
               <w:spacing w:after="10" w:before="0"/>
               <w:ind w:left="120"/>
             </w:pPr>
-            <w:hyperlink w:history="1" r:id="rId6r5h6j9i8uf1rjfqupued">
+            <w:hyperlink w:history="1" r:id="rIdn921-wi6qnn6uhzssb-da">
               <w:r>
                 <w:rPr>
                   <w:rFonts w:ascii="Arial" w:cs="Arial" w:eastAsia="Arial" w:hAnsi="Arial"/>
@@ -25059,7 +25643,7 @@
             <w:pPr>
               <w:spacing w:after="20" w:before="0"/>
             </w:pPr>
-            <w:hyperlink w:history="1" r:id="rIdm3aplfsb-zoj2zm6wujf0">
+            <w:hyperlink w:history="1" r:id="rIdwof33qt8b0efvskn3qy8d">
               <w:r>
                 <w:rPr>
                   <w:rFonts w:ascii="Arial" w:cs="Arial" w:eastAsia="Arial" w:hAnsi="Arial"/>
@@ -25092,7 +25676,7 @@
               <w:spacing w:after="10" w:before="0"/>
               <w:ind w:left="120"/>
             </w:pPr>
-            <w:hyperlink w:history="1" r:id="rId5o5kdmfl8zaeg9ste6k-n">
+            <w:hyperlink w:history="1" r:id="rIdzrsnzspcdyudpvc00rx7b">
               <w:r>
                 <w:rPr>
                   <w:rFonts w:ascii="Arial" w:cs="Arial" w:eastAsia="Arial" w:hAnsi="Arial"/>
@@ -25137,7 +25721,7 @@
             <w:pPr>
               <w:spacing w:after="20" w:before="0"/>
             </w:pPr>
-            <w:hyperlink w:history="1" r:id="rId8bywcsogm-hokbl4l-hcr">
+            <w:hyperlink w:history="1" r:id="rIdfawxdiwaguggjqruzy05x">
               <w:r>
                 <w:rPr>
                   <w:rFonts w:ascii="Arial" w:cs="Arial" w:eastAsia="Arial" w:hAnsi="Arial"/>
@@ -25170,7 +25754,7 @@
               <w:spacing w:after="10" w:before="0"/>
               <w:ind w:left="120"/>
             </w:pPr>
-            <w:hyperlink w:history="1" r:id="rIdmfj8pn930nzr1kqcyab7_">
+            <w:hyperlink w:history="1" r:id="rId7qkc4h1h_fyeaskywuekt">
               <w:r>
                 <w:rPr>
                   <w:rFonts w:ascii="Arial" w:cs="Arial" w:eastAsia="Arial" w:hAnsi="Arial"/>
@@ -25365,7 +25949,7 @@
             <w:pPr>
               <w:spacing w:after="20" w:before="0"/>
             </w:pPr>
-            <w:hyperlink w:history="1" r:id="rIdwk4p6ux2b8fajlyoxgsun">
+            <w:hyperlink w:history="1" r:id="rIdfkabyxhc8hvg-1aopb5cl">
               <w:r>
                 <w:rPr>
                   <w:rFonts w:ascii="Arial" w:cs="Arial" w:eastAsia="Arial" w:hAnsi="Arial"/>
@@ -25398,7 +25982,7 @@
               <w:spacing w:after="10" w:before="0"/>
               <w:ind w:left="120"/>
             </w:pPr>
-            <w:hyperlink w:history="1" r:id="rIdx5ztkazqtgehxw7bjtmv_">
+            <w:hyperlink w:history="1" r:id="rIdqosantueefpm08io5phi5">
               <w:r>
                 <w:rPr>
                   <w:rFonts w:ascii="Arial" w:cs="Arial" w:eastAsia="Arial" w:hAnsi="Arial"/>
@@ -25443,7 +26027,7 @@
             <w:pPr>
               <w:spacing w:after="20" w:before="0"/>
             </w:pPr>
-            <w:hyperlink w:history="1" r:id="rId1amh_sbd9vydnohrfvfmm">
+            <w:hyperlink w:history="1" r:id="rIdjckngvtbvazqm5cd8uaku">
               <w:r>
                 <w:rPr>
                   <w:rFonts w:ascii="Arial" w:cs="Arial" w:eastAsia="Arial" w:hAnsi="Arial"/>
@@ -25476,7 +26060,7 @@
               <w:spacing w:after="10" w:before="0"/>
               <w:ind w:left="120"/>
             </w:pPr>
-            <w:hyperlink w:history="1" r:id="rIdfjveelt8mybgkb6639glc">
+            <w:hyperlink w:history="1" r:id="rIdhsgdkyggujr_atbamxixn">
               <w:r>
                 <w:rPr>
                   <w:rFonts w:ascii="Arial" w:cs="Arial" w:eastAsia="Arial" w:hAnsi="Arial"/>
@@ -25972,6 +26556,65 @@
         </w:tc>
       </w:tr>
     </w:tbl>
+    <w:p>
+      <w:pPr>
+        <w:pBdr>
+          <w:top w:val="single" w:color="BBBBBB" w:sz="4" w:space="4"/>
+        </w:pBdr>
+        <w:spacing w:after="0" w:before="160"/>
+      </w:pPr>
+      <w:r>
+        <w:rPr>
+          <w:rFonts w:ascii="Arial" w:cs="Arial" w:eastAsia="Arial" w:hAnsi="Arial"/>
+          <w:color w:val="666666"/>
+          <w:sz w:val="14"/>
+          <w:szCs w:val="14"/>
+        </w:rPr>
+        <w:t xml:space="preserve">© 2026 SeaVuria and ARES. Aligned with KICD objectives. Developed by SeaVuria; technical implementation by ARES (with AI assistance from Claude). Licensed under </w:t>
+      </w:r>
+      <w:hyperlink w:history="1" r:id="rIdc_dtfvdivvxeb-xqasxkc">
+        <w:r>
+          <w:rPr>
+            <w:rFonts w:ascii="Arial" w:cs="Arial" w:eastAsia="Arial" w:hAnsi="Arial"/>
+            <w:color w:val="1F6B75"/>
+            <w:sz w:val="14"/>
+            <w:szCs w:val="14"/>
+            <w:u w:val="single" w:color="1F6B75"/>
+          </w:rPr>
+          <w:t xml:space="preserve">CC BY-NC 4.0</w:t>
+        </w:r>
+      </w:hyperlink>
+      <w:r>
+        <w:rPr>
+          <w:rFonts w:ascii="Arial" w:cs="Arial" w:eastAsia="Arial" w:hAnsi="Arial"/>
+          <w:color w:val="666666"/>
+          <w:sz w:val="14"/>
+          <w:szCs w:val="14"/>
+        </w:rPr>
+        <w:t xml:space="preserve"> (</w:t>
+      </w:r>
+      <w:hyperlink w:history="1" r:id="rIdk-v4dkg2qfatcpsmmtx4-">
+        <w:r>
+          <w:rPr>
+            <w:rFonts w:ascii="Arial" w:cs="Arial" w:eastAsia="Arial" w:hAnsi="Arial"/>
+            <w:color w:val="1F6B75"/>
+            <w:sz w:val="14"/>
+            <w:szCs w:val="14"/>
+            <w:u w:val="single" w:color="1F6B75"/>
+          </w:rPr>
+          <w:t xml:space="preserve">https://creativecommons.org/licenses/by-nc/4.0/</w:t>
+        </w:r>
+      </w:hyperlink>
+      <w:r>
+        <w:rPr>
+          <w:rFonts w:ascii="Arial" w:cs="Arial" w:eastAsia="Arial" w:hAnsi="Arial"/>
+          <w:color w:val="666666"/>
+          <w:sz w:val="14"/>
+          <w:szCs w:val="14"/>
+        </w:rPr>
+        <w:t xml:space="preserve">).</w:t>
+      </w:r>
+    </w:p>
     <w:p>
       <w:r>
         <w:br w:type="page"/>
@@ -26963,7 +27606,7 @@
             <w:pPr>
               <w:spacing w:after="20" w:before="0"/>
             </w:pPr>
-            <w:hyperlink w:history="1" r:id="rIdmck6nxo2yyo1tgcjji5za">
+            <w:hyperlink w:history="1" r:id="rIdijsq9emltsiyqmcwybnck">
               <w:r>
                 <w:rPr>
                   <w:rFonts w:ascii="Arial" w:cs="Arial" w:eastAsia="Arial" w:hAnsi="Arial"/>
@@ -26996,7 +27639,7 @@
               <w:spacing w:after="10" w:before="0"/>
               <w:ind w:left="120"/>
             </w:pPr>
-            <w:hyperlink w:history="1" r:id="rIdhqojkq9uigosgwddh71vm">
+            <w:hyperlink w:history="1" r:id="rIdyfhpcncglqmgb3wykrx7y">
               <w:r>
                 <w:rPr>
                   <w:rFonts w:ascii="Arial" w:cs="Arial" w:eastAsia="Arial" w:hAnsi="Arial"/>
@@ -27041,7 +27684,7 @@
             <w:pPr>
               <w:spacing w:after="20" w:before="0"/>
             </w:pPr>
-            <w:hyperlink w:history="1" r:id="rIdqxisbfrprkbjdvifb118x">
+            <w:hyperlink w:history="1" r:id="rIdqwgkefau6_n-m9yqrtdpi">
               <w:r>
                 <w:rPr>
                   <w:rFonts w:ascii="Arial" w:cs="Arial" w:eastAsia="Arial" w:hAnsi="Arial"/>
@@ -27074,7 +27717,7 @@
               <w:spacing w:after="10" w:before="0"/>
               <w:ind w:left="120"/>
             </w:pPr>
-            <w:hyperlink w:history="1" r:id="rIdtvql69g1lpacheuvgg8df">
+            <w:hyperlink w:history="1" r:id="rId6xgxva67ilh-g1nbfoewc">
               <w:r>
                 <w:rPr>
                   <w:rFonts w:ascii="Arial" w:cs="Arial" w:eastAsia="Arial" w:hAnsi="Arial"/>
@@ -27269,7 +27912,7 @@
             <w:pPr>
               <w:spacing w:after="20" w:before="0"/>
             </w:pPr>
-            <w:hyperlink w:history="1" r:id="rIdptgu4wyunqhzpzxfc1awi">
+            <w:hyperlink w:history="1" r:id="rId-60p_ie3ew590zdaqc-qs">
               <w:r>
                 <w:rPr>
                   <w:rFonts w:ascii="Arial" w:cs="Arial" w:eastAsia="Arial" w:hAnsi="Arial"/>
@@ -27302,7 +27945,7 @@
               <w:spacing w:after="10" w:before="0"/>
               <w:ind w:left="120"/>
             </w:pPr>
-            <w:hyperlink w:history="1" r:id="rIdmgpzfksmhhsxexar6x42f">
+            <w:hyperlink w:history="1" r:id="rIdtedategjkax_4aer6qtbv">
               <w:r>
                 <w:rPr>
                   <w:rFonts w:ascii="Arial" w:cs="Arial" w:eastAsia="Arial" w:hAnsi="Arial"/>
@@ -27347,7 +27990,7 @@
             <w:pPr>
               <w:spacing w:after="20" w:before="0"/>
             </w:pPr>
-            <w:hyperlink w:history="1" r:id="rIdlggsebcqgksqhhqipa3kr">
+            <w:hyperlink w:history="1" r:id="rIdpkr4vwt8k3qr5qlok1bly">
               <w:r>
                 <w:rPr>
                   <w:rFonts w:ascii="Arial" w:cs="Arial" w:eastAsia="Arial" w:hAnsi="Arial"/>
@@ -27380,7 +28023,7 @@
               <w:spacing w:after="10" w:before="0"/>
               <w:ind w:left="120"/>
             </w:pPr>
-            <w:hyperlink w:history="1" r:id="rId6ivpgwstcvnqhextmr8zx">
+            <w:hyperlink w:history="1" r:id="rId_uwfaiuqyonblnzooot_0">
               <w:r>
                 <w:rPr>
                   <w:rFonts w:ascii="Arial" w:cs="Arial" w:eastAsia="Arial" w:hAnsi="Arial"/>
@@ -27575,7 +28218,7 @@
             <w:pPr>
               <w:spacing w:after="20" w:before="0"/>
             </w:pPr>
-            <w:hyperlink w:history="1" r:id="rIdyv1xepbzl6alibowscjfj">
+            <w:hyperlink w:history="1" r:id="rIdsjls7-hj_tnmg08l3uhso">
               <w:r>
                 <w:rPr>
                   <w:rFonts w:ascii="Arial" w:cs="Arial" w:eastAsia="Arial" w:hAnsi="Arial"/>
@@ -27608,7 +28251,7 @@
               <w:spacing w:after="10" w:before="0"/>
               <w:ind w:left="120"/>
             </w:pPr>
-            <w:hyperlink w:history="1" r:id="rId3wlvqy10uxfadgabnpuxb">
+            <w:hyperlink w:history="1" r:id="rIdh5jrhnmnwz9weevfpeyqo">
               <w:r>
                 <w:rPr>
                   <w:rFonts w:ascii="Arial" w:cs="Arial" w:eastAsia="Arial" w:hAnsi="Arial"/>
@@ -27653,7 +28296,7 @@
             <w:pPr>
               <w:spacing w:after="20" w:before="0"/>
             </w:pPr>
-            <w:hyperlink w:history="1" r:id="rIdowkmkcjqvicrblijjpose">
+            <w:hyperlink w:history="1" r:id="rIdt6x_hbqw7yselu7ejx4ra">
               <w:r>
                 <w:rPr>
                   <w:rFonts w:ascii="Arial" w:cs="Arial" w:eastAsia="Arial" w:hAnsi="Arial"/>
@@ -27686,7 +28329,7 @@
               <w:spacing w:after="10" w:before="0"/>
               <w:ind w:left="120"/>
             </w:pPr>
-            <w:hyperlink w:history="1" r:id="rIdangvu2zg9_jcgjottmqxx">
+            <w:hyperlink w:history="1" r:id="rIdzr5_laeq84yynftisw2d8">
               <w:r>
                 <w:rPr>
                   <w:rFonts w:ascii="Arial" w:cs="Arial" w:eastAsia="Arial" w:hAnsi="Arial"/>
@@ -27881,7 +28524,7 @@
             <w:pPr>
               <w:spacing w:after="20" w:before="0"/>
             </w:pPr>
-            <w:hyperlink w:history="1" r:id="rIdqyvysnzbetr2ahyrqwdmb">
+            <w:hyperlink w:history="1" r:id="rIdzkwvyaruagwsk-q3rw3o1">
               <w:r>
                 <w:rPr>
                   <w:rFonts w:ascii="Arial" w:cs="Arial" w:eastAsia="Arial" w:hAnsi="Arial"/>
@@ -27914,7 +28557,7 @@
               <w:spacing w:after="10" w:before="0"/>
               <w:ind w:left="120"/>
             </w:pPr>
-            <w:hyperlink w:history="1" r:id="rIdtymrpmnkqmgr8srw1u5gm">
+            <w:hyperlink w:history="1" r:id="rIdjpf7ko74qerfb67txg5nn">
               <w:r>
                 <w:rPr>
                   <w:rFonts w:ascii="Arial" w:cs="Arial" w:eastAsia="Arial" w:hAnsi="Arial"/>
@@ -27959,7 +28602,7 @@
             <w:pPr>
               <w:spacing w:after="20" w:before="0"/>
             </w:pPr>
-            <w:hyperlink w:history="1" r:id="rIdnqo8nzevulxyytwzkdccg">
+            <w:hyperlink w:history="1" r:id="rIdzm84mrz34qccpgxfbve0p">
               <w:r>
                 <w:rPr>
                   <w:rFonts w:ascii="Arial" w:cs="Arial" w:eastAsia="Arial" w:hAnsi="Arial"/>
@@ -27992,7 +28635,7 @@
               <w:spacing w:after="10" w:before="0"/>
               <w:ind w:left="120"/>
             </w:pPr>
-            <w:hyperlink w:history="1" r:id="rIdel6oe_rva6syvdpkinchs">
+            <w:hyperlink w:history="1" r:id="rIdueicohqrogz16v4mbq1eh">
               <w:r>
                 <w:rPr>
                   <w:rFonts w:ascii="Arial" w:cs="Arial" w:eastAsia="Arial" w:hAnsi="Arial"/>
@@ -28187,7 +28830,7 @@
             <w:pPr>
               <w:spacing w:after="20" w:before="0"/>
             </w:pPr>
-            <w:hyperlink w:history="1" r:id="rIdvcjntv7rlszns2wclxslm">
+            <w:hyperlink w:history="1" r:id="rIdquknp24iy8f4mhoyha1y6">
               <w:r>
                 <w:rPr>
                   <w:rFonts w:ascii="Arial" w:cs="Arial" w:eastAsia="Arial" w:hAnsi="Arial"/>
@@ -28220,7 +28863,7 @@
               <w:spacing w:after="10" w:before="0"/>
               <w:ind w:left="120"/>
             </w:pPr>
-            <w:hyperlink w:history="1" r:id="rId2lteqejstjrg5f5xgvcru">
+            <w:hyperlink w:history="1" r:id="rId4et66bpjialbz_7sbbh1m">
               <w:r>
                 <w:rPr>
                   <w:rFonts w:ascii="Arial" w:cs="Arial" w:eastAsia="Arial" w:hAnsi="Arial"/>
@@ -28265,7 +28908,7 @@
             <w:pPr>
               <w:spacing w:after="20" w:before="0"/>
             </w:pPr>
-            <w:hyperlink w:history="1" r:id="rId4eqrfzyl2cdgga9xrxzz3">
+            <w:hyperlink w:history="1" r:id="rId0dz-jzgizdwmqdygfcdtj">
               <w:r>
                 <w:rPr>
                   <w:rFonts w:ascii="Arial" w:cs="Arial" w:eastAsia="Arial" w:hAnsi="Arial"/>
@@ -28298,7 +28941,7 @@
               <w:spacing w:after="10" w:before="0"/>
               <w:ind w:left="120"/>
             </w:pPr>
-            <w:hyperlink w:history="1" r:id="rIdmp6ja4x28fvbziajl3pt5">
+            <w:hyperlink w:history="1" r:id="rIdbs6ggepyderib59qbwskr">
               <w:r>
                 <w:rPr>
                   <w:rFonts w:ascii="Arial" w:cs="Arial" w:eastAsia="Arial" w:hAnsi="Arial"/>
@@ -28794,6 +29437,65 @@
         </w:tc>
       </w:tr>
     </w:tbl>
+    <w:p>
+      <w:pPr>
+        <w:pBdr>
+          <w:top w:val="single" w:color="BBBBBB" w:sz="4" w:space="4"/>
+        </w:pBdr>
+        <w:spacing w:after="0" w:before="160"/>
+      </w:pPr>
+      <w:r>
+        <w:rPr>
+          <w:rFonts w:ascii="Arial" w:cs="Arial" w:eastAsia="Arial" w:hAnsi="Arial"/>
+          <w:color w:val="666666"/>
+          <w:sz w:val="14"/>
+          <w:szCs w:val="14"/>
+        </w:rPr>
+        <w:t xml:space="preserve">© 2026 SeaVuria and ARES. Aligned with KICD objectives. Developed by SeaVuria; technical implementation by ARES (with AI assistance from Claude). Licensed under </w:t>
+      </w:r>
+      <w:hyperlink w:history="1" r:id="rIdlivy_mjnsjofnxwv_g5lk">
+        <w:r>
+          <w:rPr>
+            <w:rFonts w:ascii="Arial" w:cs="Arial" w:eastAsia="Arial" w:hAnsi="Arial"/>
+            <w:color w:val="1F6B75"/>
+            <w:sz w:val="14"/>
+            <w:szCs w:val="14"/>
+            <w:u w:val="single" w:color="1F6B75"/>
+          </w:rPr>
+          <w:t xml:space="preserve">CC BY-NC 4.0</w:t>
+        </w:r>
+      </w:hyperlink>
+      <w:r>
+        <w:rPr>
+          <w:rFonts w:ascii="Arial" w:cs="Arial" w:eastAsia="Arial" w:hAnsi="Arial"/>
+          <w:color w:val="666666"/>
+          <w:sz w:val="14"/>
+          <w:szCs w:val="14"/>
+        </w:rPr>
+        <w:t xml:space="preserve"> (</w:t>
+      </w:r>
+      <w:hyperlink w:history="1" r:id="rIdy3l6ayxm8sqstoaunixnm">
+        <w:r>
+          <w:rPr>
+            <w:rFonts w:ascii="Arial" w:cs="Arial" w:eastAsia="Arial" w:hAnsi="Arial"/>
+            <w:color w:val="1F6B75"/>
+            <w:sz w:val="14"/>
+            <w:szCs w:val="14"/>
+            <w:u w:val="single" w:color="1F6B75"/>
+          </w:rPr>
+          <w:t xml:space="preserve">https://creativecommons.org/licenses/by-nc/4.0/</w:t>
+        </w:r>
+      </w:hyperlink>
+      <w:r>
+        <w:rPr>
+          <w:rFonts w:ascii="Arial" w:cs="Arial" w:eastAsia="Arial" w:hAnsi="Arial"/>
+          <w:color w:val="666666"/>
+          <w:sz w:val="14"/>
+          <w:szCs w:val="14"/>
+        </w:rPr>
+        <w:t xml:space="preserve">).</w:t>
+      </w:r>
+    </w:p>
     <w:p>
       <w:r>
         <w:br w:type="page"/>
@@ -29785,7 +30487,7 @@
             <w:pPr>
               <w:spacing w:after="20" w:before="0"/>
             </w:pPr>
-            <w:hyperlink w:history="1" r:id="rIdqeeb9oi0qc6hrrnxsert9">
+            <w:hyperlink w:history="1" r:id="rIdehf8mbovk65fjp5v0ff22">
               <w:r>
                 <w:rPr>
                   <w:rFonts w:ascii="Arial" w:cs="Arial" w:eastAsia="Arial" w:hAnsi="Arial"/>
@@ -29818,7 +30520,7 @@
               <w:spacing w:after="10" w:before="0"/>
               <w:ind w:left="120"/>
             </w:pPr>
-            <w:hyperlink w:history="1" r:id="rIdxkwmrj3x6pfrfbmqwgi1y">
+            <w:hyperlink w:history="1" r:id="rIdwdofuq6grezwc_arab5dj">
               <w:r>
                 <w:rPr>
                   <w:rFonts w:ascii="Arial" w:cs="Arial" w:eastAsia="Arial" w:hAnsi="Arial"/>
@@ -29863,7 +30565,7 @@
             <w:pPr>
               <w:spacing w:after="20" w:before="0"/>
             </w:pPr>
-            <w:hyperlink w:history="1" r:id="rIdkdsngz1p2ayyvbjcxr5rz">
+            <w:hyperlink w:history="1" r:id="rIdyzytxhaqlxhlano-7xe-u">
               <w:r>
                 <w:rPr>
                   <w:rFonts w:ascii="Arial" w:cs="Arial" w:eastAsia="Arial" w:hAnsi="Arial"/>
@@ -29896,7 +30598,7 @@
               <w:spacing w:after="10" w:before="0"/>
               <w:ind w:left="120"/>
             </w:pPr>
-            <w:hyperlink w:history="1" r:id="rIdttp8gijbw0b-o667m49ju">
+            <w:hyperlink w:history="1" r:id="rIddehfi0xxzwzizcklyzkm3">
               <w:r>
                 <w:rPr>
                   <w:rFonts w:ascii="Arial" w:cs="Arial" w:eastAsia="Arial" w:hAnsi="Arial"/>
@@ -30091,7 +30793,7 @@
             <w:pPr>
               <w:spacing w:after="20" w:before="0"/>
             </w:pPr>
-            <w:hyperlink w:history="1" r:id="rIdaeaof7aivzxqwitq6nene">
+            <w:hyperlink w:history="1" r:id="rIddsbwbpoaxw17t5ncyqduf">
               <w:r>
                 <w:rPr>
                   <w:rFonts w:ascii="Arial" w:cs="Arial" w:eastAsia="Arial" w:hAnsi="Arial"/>
@@ -30124,7 +30826,7 @@
               <w:spacing w:after="10" w:before="0"/>
               <w:ind w:left="120"/>
             </w:pPr>
-            <w:hyperlink w:history="1" r:id="rIdb5gg1fcclaavcryjd1ipf">
+            <w:hyperlink w:history="1" r:id="rIdnqh2sb4acapryeuj-vjva">
               <w:r>
                 <w:rPr>
                   <w:rFonts w:ascii="Arial" w:cs="Arial" w:eastAsia="Arial" w:hAnsi="Arial"/>
@@ -30169,7 +30871,7 @@
             <w:pPr>
               <w:spacing w:after="20" w:before="0"/>
             </w:pPr>
-            <w:hyperlink w:history="1" r:id="rId1hjbicqhkhulao2naymjw">
+            <w:hyperlink w:history="1" r:id="rIds4uweodc6iq9utv3ddjgr">
               <w:r>
                 <w:rPr>
                   <w:rFonts w:ascii="Arial" w:cs="Arial" w:eastAsia="Arial" w:hAnsi="Arial"/>
@@ -30202,7 +30904,7 @@
               <w:spacing w:after="10" w:before="0"/>
               <w:ind w:left="120"/>
             </w:pPr>
-            <w:hyperlink w:history="1" r:id="rIddjgahtuvn6rjiibdq1hhl">
+            <w:hyperlink w:history="1" r:id="rId9rozaet06ytfcnfssamya">
               <w:r>
                 <w:rPr>
                   <w:rFonts w:ascii="Arial" w:cs="Arial" w:eastAsia="Arial" w:hAnsi="Arial"/>
@@ -30397,7 +31099,7 @@
             <w:pPr>
               <w:spacing w:after="20" w:before="0"/>
             </w:pPr>
-            <w:hyperlink w:history="1" r:id="rId70frhx6ui_hc-i8dv0ehj">
+            <w:hyperlink w:history="1" r:id="rId_jdi3garvkbznxhlaqf1e">
               <w:r>
                 <w:rPr>
                   <w:rFonts w:ascii="Arial" w:cs="Arial" w:eastAsia="Arial" w:hAnsi="Arial"/>
@@ -30430,7 +31132,7 @@
               <w:spacing w:after="10" w:before="0"/>
               <w:ind w:left="120"/>
             </w:pPr>
-            <w:hyperlink w:history="1" r:id="rIdcim6afz0mz59pnci1vipz">
+            <w:hyperlink w:history="1" r:id="rIdlxl7ufz1x3hvwkypropgp">
               <w:r>
                 <w:rPr>
                   <w:rFonts w:ascii="Arial" w:cs="Arial" w:eastAsia="Arial" w:hAnsi="Arial"/>
@@ -30475,7 +31177,7 @@
             <w:pPr>
               <w:spacing w:after="20" w:before="0"/>
             </w:pPr>
-            <w:hyperlink w:history="1" r:id="rId5eu8vgt7r-jb2y1q6nzjz">
+            <w:hyperlink w:history="1" r:id="rIdv_xxlziuzlkvcvfjher0g">
               <w:r>
                 <w:rPr>
                   <w:rFonts w:ascii="Arial" w:cs="Arial" w:eastAsia="Arial" w:hAnsi="Arial"/>
@@ -30508,7 +31210,7 @@
               <w:spacing w:after="10" w:before="0"/>
               <w:ind w:left="120"/>
             </w:pPr>
-            <w:hyperlink w:history="1" r:id="rIdfe1rskxmzmfourychrqkg">
+            <w:hyperlink w:history="1" r:id="rIdyijjtdkfjo30q74kh4fpc">
               <w:r>
                 <w:rPr>
                   <w:rFonts w:ascii="Arial" w:cs="Arial" w:eastAsia="Arial" w:hAnsi="Arial"/>
@@ -30703,7 +31405,7 @@
             <w:pPr>
               <w:spacing w:after="20" w:before="0"/>
             </w:pPr>
-            <w:hyperlink w:history="1" r:id="rIdx7mb4feydgguquwrqokxs">
+            <w:hyperlink w:history="1" r:id="rIdxv4ayndfddl35d2v3csvw">
               <w:r>
                 <w:rPr>
                   <w:rFonts w:ascii="Arial" w:cs="Arial" w:eastAsia="Arial" w:hAnsi="Arial"/>
@@ -30736,7 +31438,7 @@
               <w:spacing w:after="10" w:before="0"/>
               <w:ind w:left="120"/>
             </w:pPr>
-            <w:hyperlink w:history="1" r:id="rIdwkb5gmimddwak1n1q32h2">
+            <w:hyperlink w:history="1" r:id="rIdwdijcnqx8okrhdw9eqzxr">
               <w:r>
                 <w:rPr>
                   <w:rFonts w:ascii="Arial" w:cs="Arial" w:eastAsia="Arial" w:hAnsi="Arial"/>
@@ -30781,7 +31483,7 @@
             <w:pPr>
               <w:spacing w:after="20" w:before="0"/>
             </w:pPr>
-            <w:hyperlink w:history="1" r:id="rIdo0nc-h38bwb8ot9eb7ytw">
+            <w:hyperlink w:history="1" r:id="rIdqnrxfecjvcya-0drgvncr">
               <w:r>
                 <w:rPr>
                   <w:rFonts w:ascii="Arial" w:cs="Arial" w:eastAsia="Arial" w:hAnsi="Arial"/>
@@ -30814,7 +31516,7 @@
               <w:spacing w:after="10" w:before="0"/>
               <w:ind w:left="120"/>
             </w:pPr>
-            <w:hyperlink w:history="1" r:id="rId63xygqylfdgvvsy1chhab">
+            <w:hyperlink w:history="1" r:id="rId_gi_qvllxp7arzxv5hcig">
               <w:r>
                 <w:rPr>
                   <w:rFonts w:ascii="Arial" w:cs="Arial" w:eastAsia="Arial" w:hAnsi="Arial"/>
@@ -31009,7 +31711,7 @@
             <w:pPr>
               <w:spacing w:after="20" w:before="0"/>
             </w:pPr>
-            <w:hyperlink w:history="1" r:id="rIdfi29lqmewmbjdbftzy9jm">
+            <w:hyperlink w:history="1" r:id="rIdu-snrkpkjjr9bebjsssbz">
               <w:r>
                 <w:rPr>
                   <w:rFonts w:ascii="Arial" w:cs="Arial" w:eastAsia="Arial" w:hAnsi="Arial"/>
@@ -31042,7 +31744,7 @@
               <w:spacing w:after="10" w:before="0"/>
               <w:ind w:left="120"/>
             </w:pPr>
-            <w:hyperlink w:history="1" r:id="rIdyuhea8enfudwoqcbdmfgk">
+            <w:hyperlink w:history="1" r:id="rIde1smv9oanyabuerbusbt8">
               <w:r>
                 <w:rPr>
                   <w:rFonts w:ascii="Arial" w:cs="Arial" w:eastAsia="Arial" w:hAnsi="Arial"/>
@@ -31087,7 +31789,7 @@
             <w:pPr>
               <w:spacing w:after="20" w:before="0"/>
             </w:pPr>
-            <w:hyperlink w:history="1" r:id="rIdgezgspvfl9aqdla6rmtdi">
+            <w:hyperlink w:history="1" r:id="rIdzlsx3xthwgkcojprgynis">
               <w:r>
                 <w:rPr>
                   <w:rFonts w:ascii="Arial" w:cs="Arial" w:eastAsia="Arial" w:hAnsi="Arial"/>
@@ -31120,7 +31822,7 @@
               <w:spacing w:after="10" w:before="0"/>
               <w:ind w:left="120"/>
             </w:pPr>
-            <w:hyperlink w:history="1" r:id="rId4ndklcn-fvqv5_rasu38a">
+            <w:hyperlink w:history="1" r:id="rIdkqy41ncxphbykrbrb1w-_">
               <w:r>
                 <w:rPr>
                   <w:rFonts w:ascii="Arial" w:cs="Arial" w:eastAsia="Arial" w:hAnsi="Arial"/>
@@ -31616,6 +32318,65 @@
         </w:tc>
       </w:tr>
     </w:tbl>
+    <w:p>
+      <w:pPr>
+        <w:pBdr>
+          <w:top w:val="single" w:color="BBBBBB" w:sz="4" w:space="4"/>
+        </w:pBdr>
+        <w:spacing w:after="0" w:before="160"/>
+      </w:pPr>
+      <w:r>
+        <w:rPr>
+          <w:rFonts w:ascii="Arial" w:cs="Arial" w:eastAsia="Arial" w:hAnsi="Arial"/>
+          <w:color w:val="666666"/>
+          <w:sz w:val="14"/>
+          <w:szCs w:val="14"/>
+        </w:rPr>
+        <w:t xml:space="preserve">© 2026 SeaVuria and ARES. Aligned with KICD objectives. Developed by SeaVuria; technical implementation by ARES (with AI assistance from Claude). Licensed under </w:t>
+      </w:r>
+      <w:hyperlink w:history="1" r:id="rIdjwlbbu1wxfuf8so-w0fah">
+        <w:r>
+          <w:rPr>
+            <w:rFonts w:ascii="Arial" w:cs="Arial" w:eastAsia="Arial" w:hAnsi="Arial"/>
+            <w:color w:val="1F6B75"/>
+            <w:sz w:val="14"/>
+            <w:szCs w:val="14"/>
+            <w:u w:val="single" w:color="1F6B75"/>
+          </w:rPr>
+          <w:t xml:space="preserve">CC BY-NC 4.0</w:t>
+        </w:r>
+      </w:hyperlink>
+      <w:r>
+        <w:rPr>
+          <w:rFonts w:ascii="Arial" w:cs="Arial" w:eastAsia="Arial" w:hAnsi="Arial"/>
+          <w:color w:val="666666"/>
+          <w:sz w:val="14"/>
+          <w:szCs w:val="14"/>
+        </w:rPr>
+        <w:t xml:space="preserve"> (</w:t>
+      </w:r>
+      <w:hyperlink w:history="1" r:id="rIdl2ab3swzpp0nbe5o_n8ib">
+        <w:r>
+          <w:rPr>
+            <w:rFonts w:ascii="Arial" w:cs="Arial" w:eastAsia="Arial" w:hAnsi="Arial"/>
+            <w:color w:val="1F6B75"/>
+            <w:sz w:val="14"/>
+            <w:szCs w:val="14"/>
+            <w:u w:val="single" w:color="1F6B75"/>
+          </w:rPr>
+          <w:t xml:space="preserve">https://creativecommons.org/licenses/by-nc/4.0/</w:t>
+        </w:r>
+      </w:hyperlink>
+      <w:r>
+        <w:rPr>
+          <w:rFonts w:ascii="Arial" w:cs="Arial" w:eastAsia="Arial" w:hAnsi="Arial"/>
+          <w:color w:val="666666"/>
+          <w:sz w:val="14"/>
+          <w:szCs w:val="14"/>
+        </w:rPr>
+        <w:t xml:space="preserve">).</w:t>
+      </w:r>
+    </w:p>
     <w:p>
       <w:r>
         <w:br w:type="page"/>
@@ -32607,7 +33368,7 @@
             <w:pPr>
               <w:spacing w:after="20" w:before="0"/>
             </w:pPr>
-            <w:hyperlink w:history="1" r:id="rIdbaaqrif7kcgkfdhmp5qao">
+            <w:hyperlink w:history="1" r:id="rIdbwq699dtu8qbvn0mts5dp">
               <w:r>
                 <w:rPr>
                   <w:rFonts w:ascii="Arial" w:cs="Arial" w:eastAsia="Arial" w:hAnsi="Arial"/>
@@ -32640,7 +33401,7 @@
               <w:spacing w:after="10" w:before="0"/>
               <w:ind w:left="120"/>
             </w:pPr>
-            <w:hyperlink w:history="1" r:id="rIdp6ctnf9yvdqeuftshiky_">
+            <w:hyperlink w:history="1" r:id="rIdjmhx-mjthbom9wi9eomtk">
               <w:r>
                 <w:rPr>
                   <w:rFonts w:ascii="Arial" w:cs="Arial" w:eastAsia="Arial" w:hAnsi="Arial"/>
@@ -32685,7 +33446,7 @@
             <w:pPr>
               <w:spacing w:after="20" w:before="0"/>
             </w:pPr>
-            <w:hyperlink w:history="1" r:id="rId08us8-o96wblv6k7ukbec">
+            <w:hyperlink w:history="1" r:id="rIdbhlf4zron5y-xdnjz6voq">
               <w:r>
                 <w:rPr>
                   <w:rFonts w:ascii="Arial" w:cs="Arial" w:eastAsia="Arial" w:hAnsi="Arial"/>
@@ -32718,7 +33479,7 @@
               <w:spacing w:after="10" w:before="0"/>
               <w:ind w:left="120"/>
             </w:pPr>
-            <w:hyperlink w:history="1" r:id="rIdpnlfprf4dwjz504wnr8e6">
+            <w:hyperlink w:history="1" r:id="rIdtcqaaxf90ud7xkxffncrs">
               <w:r>
                 <w:rPr>
                   <w:rFonts w:ascii="Arial" w:cs="Arial" w:eastAsia="Arial" w:hAnsi="Arial"/>
@@ -32913,7 +33674,7 @@
             <w:pPr>
               <w:spacing w:after="20" w:before="0"/>
             </w:pPr>
-            <w:hyperlink w:history="1" r:id="rId9ure8f2uo9lzhwvq1g3xg">
+            <w:hyperlink w:history="1" r:id="rIdbndsoxje2mj5qpkfor2hg">
               <w:r>
                 <w:rPr>
                   <w:rFonts w:ascii="Arial" w:cs="Arial" w:eastAsia="Arial" w:hAnsi="Arial"/>
@@ -32946,7 +33707,7 @@
               <w:spacing w:after="10" w:before="0"/>
               <w:ind w:left="120"/>
             </w:pPr>
-            <w:hyperlink w:history="1" r:id="rIdfpqdmxsbd-elxxapygke_">
+            <w:hyperlink w:history="1" r:id="rIdeaickov_g3zwiqmiq1ll_">
               <w:r>
                 <w:rPr>
                   <w:rFonts w:ascii="Arial" w:cs="Arial" w:eastAsia="Arial" w:hAnsi="Arial"/>
@@ -32991,7 +33752,7 @@
             <w:pPr>
               <w:spacing w:after="20" w:before="0"/>
             </w:pPr>
-            <w:hyperlink w:history="1" r:id="rIdu5rtjwb5chhotob9kwpkk">
+            <w:hyperlink w:history="1" r:id="rId9xmzlo7at1ld1ry8ja8ls">
               <w:r>
                 <w:rPr>
                   <w:rFonts w:ascii="Arial" w:cs="Arial" w:eastAsia="Arial" w:hAnsi="Arial"/>
@@ -33024,7 +33785,7 @@
               <w:spacing w:after="10" w:before="0"/>
               <w:ind w:left="120"/>
             </w:pPr>
-            <w:hyperlink w:history="1" r:id="rIdjce0fxs44tyx5a-zpo84p">
+            <w:hyperlink w:history="1" r:id="rIdkbqr-nrmixr1vujlb7ed-">
               <w:r>
                 <w:rPr>
                   <w:rFonts w:ascii="Arial" w:cs="Arial" w:eastAsia="Arial" w:hAnsi="Arial"/>
@@ -33219,7 +33980,7 @@
             <w:pPr>
               <w:spacing w:after="20" w:before="0"/>
             </w:pPr>
-            <w:hyperlink w:history="1" r:id="rIdzijm940oq30fmu5mswkuk">
+            <w:hyperlink w:history="1" r:id="rId9gruwwe_ve1us7ki9ely5">
               <w:r>
                 <w:rPr>
                   <w:rFonts w:ascii="Arial" w:cs="Arial" w:eastAsia="Arial" w:hAnsi="Arial"/>
@@ -33252,7 +34013,7 @@
               <w:spacing w:after="10" w:before="0"/>
               <w:ind w:left="120"/>
             </w:pPr>
-            <w:hyperlink w:history="1" r:id="rIdaobnqkwjljnkwnda9ut4z">
+            <w:hyperlink w:history="1" r:id="rIdjwgv1-jmdnquvmawicjaa">
               <w:r>
                 <w:rPr>
                   <w:rFonts w:ascii="Arial" w:cs="Arial" w:eastAsia="Arial" w:hAnsi="Arial"/>
@@ -33297,7 +34058,7 @@
             <w:pPr>
               <w:spacing w:after="20" w:before="0"/>
             </w:pPr>
-            <w:hyperlink w:history="1" r:id="rIdb8rbpei7cprzlctl1qqwd">
+            <w:hyperlink w:history="1" r:id="rIdjlwkl50p7kspthhy2je3j">
               <w:r>
                 <w:rPr>
                   <w:rFonts w:ascii="Arial" w:cs="Arial" w:eastAsia="Arial" w:hAnsi="Arial"/>
@@ -33330,7 +34091,7 @@
               <w:spacing w:after="10" w:before="0"/>
               <w:ind w:left="120"/>
             </w:pPr>
-            <w:hyperlink w:history="1" r:id="rIdl3gmjbb64zkocqbzhxv3y">
+            <w:hyperlink w:history="1" r:id="rIdzcv4yvsfb7_kd7evqbgcp">
               <w:r>
                 <w:rPr>
                   <w:rFonts w:ascii="Arial" w:cs="Arial" w:eastAsia="Arial" w:hAnsi="Arial"/>
@@ -33525,7 +34286,7 @@
             <w:pPr>
               <w:spacing w:after="20" w:before="0"/>
             </w:pPr>
-            <w:hyperlink w:history="1" r:id="rIdiy9j8h8zhjc0hjyecl6sy">
+            <w:hyperlink w:history="1" r:id="rIdjhawuj8h8skmrmt0gf9wg">
               <w:r>
                 <w:rPr>
                   <w:rFonts w:ascii="Arial" w:cs="Arial" w:eastAsia="Arial" w:hAnsi="Arial"/>
@@ -33558,7 +34319,7 @@
               <w:spacing w:after="10" w:before="0"/>
               <w:ind w:left="120"/>
             </w:pPr>
-            <w:hyperlink w:history="1" r:id="rIdja5pjfr2wgson0ezdqylc">
+            <w:hyperlink w:history="1" r:id="rIddwcx8ozx5zzwrybyzqqhd">
               <w:r>
                 <w:rPr>
                   <w:rFonts w:ascii="Arial" w:cs="Arial" w:eastAsia="Arial" w:hAnsi="Arial"/>
@@ -33603,7 +34364,7 @@
             <w:pPr>
               <w:spacing w:after="20" w:before="0"/>
             </w:pPr>
-            <w:hyperlink w:history="1" r:id="rId0gckhlsokh-juwc1k4xbh">
+            <w:hyperlink w:history="1" r:id="rIdzx2pgsarqyccyga_vq3t8">
               <w:r>
                 <w:rPr>
                   <w:rFonts w:ascii="Arial" w:cs="Arial" w:eastAsia="Arial" w:hAnsi="Arial"/>
@@ -33636,7 +34397,7 @@
               <w:spacing w:after="10" w:before="0"/>
               <w:ind w:left="120"/>
             </w:pPr>
-            <w:hyperlink w:history="1" r:id="rIdtyor-qfacvpsl4yq4chq_">
+            <w:hyperlink w:history="1" r:id="rId-tshq4lc6lxgs0ewtk9sn">
               <w:r>
                 <w:rPr>
                   <w:rFonts w:ascii="Arial" w:cs="Arial" w:eastAsia="Arial" w:hAnsi="Arial"/>
@@ -33831,7 +34592,7 @@
             <w:pPr>
               <w:spacing w:after="20" w:before="0"/>
             </w:pPr>
-            <w:hyperlink w:history="1" r:id="rIdx4zr4a24twe5bvbsdyg6o">
+            <w:hyperlink w:history="1" r:id="rIdbjsvnoqi1jrd07scnb855">
               <w:r>
                 <w:rPr>
                   <w:rFonts w:ascii="Arial" w:cs="Arial" w:eastAsia="Arial" w:hAnsi="Arial"/>
@@ -33864,7 +34625,7 @@
               <w:spacing w:after="10" w:before="0"/>
               <w:ind w:left="120"/>
             </w:pPr>
-            <w:hyperlink w:history="1" r:id="rIdcqjdx4pl_wl8mu6ikkhma">
+            <w:hyperlink w:history="1" r:id="rIdkf_azimjsyprbpbixx7hr">
               <w:r>
                 <w:rPr>
                   <w:rFonts w:ascii="Arial" w:cs="Arial" w:eastAsia="Arial" w:hAnsi="Arial"/>
@@ -33909,7 +34670,7 @@
             <w:pPr>
               <w:spacing w:after="20" w:before="0"/>
             </w:pPr>
-            <w:hyperlink w:history="1" r:id="rIdf_c1ijwmx2aa3ji0ifqyv">
+            <w:hyperlink w:history="1" r:id="rIdkf6rtzqyucnvrt216jtw_">
               <w:r>
                 <w:rPr>
                   <w:rFonts w:ascii="Arial" w:cs="Arial" w:eastAsia="Arial" w:hAnsi="Arial"/>
@@ -33942,7 +34703,7 @@
               <w:spacing w:after="10" w:before="0"/>
               <w:ind w:left="120"/>
             </w:pPr>
-            <w:hyperlink w:history="1" r:id="rIdljulrlhodwzfl_sis4ets">
+            <w:hyperlink w:history="1" r:id="rIdk6stncma0o2i32j0wtod_">
               <w:r>
                 <w:rPr>
                   <w:rFonts w:ascii="Arial" w:cs="Arial" w:eastAsia="Arial" w:hAnsi="Arial"/>
@@ -34438,6 +35199,65 @@
         </w:tc>
       </w:tr>
     </w:tbl>
+    <w:p>
+      <w:pPr>
+        <w:pBdr>
+          <w:top w:val="single" w:color="BBBBBB" w:sz="4" w:space="4"/>
+        </w:pBdr>
+        <w:spacing w:after="0" w:before="160"/>
+      </w:pPr>
+      <w:r>
+        <w:rPr>
+          <w:rFonts w:ascii="Arial" w:cs="Arial" w:eastAsia="Arial" w:hAnsi="Arial"/>
+          <w:color w:val="666666"/>
+          <w:sz w:val="14"/>
+          <w:szCs w:val="14"/>
+        </w:rPr>
+        <w:t xml:space="preserve">© 2026 SeaVuria and ARES. Aligned with KICD objectives. Developed by SeaVuria; technical implementation by ARES (with AI assistance from Claude). Licensed under </w:t>
+      </w:r>
+      <w:hyperlink w:history="1" r:id="rId0thbl3d27vlk9tikea7xg">
+        <w:r>
+          <w:rPr>
+            <w:rFonts w:ascii="Arial" w:cs="Arial" w:eastAsia="Arial" w:hAnsi="Arial"/>
+            <w:color w:val="1F6B75"/>
+            <w:sz w:val="14"/>
+            <w:szCs w:val="14"/>
+            <w:u w:val="single" w:color="1F6B75"/>
+          </w:rPr>
+          <w:t xml:space="preserve">CC BY-NC 4.0</w:t>
+        </w:r>
+      </w:hyperlink>
+      <w:r>
+        <w:rPr>
+          <w:rFonts w:ascii="Arial" w:cs="Arial" w:eastAsia="Arial" w:hAnsi="Arial"/>
+          <w:color w:val="666666"/>
+          <w:sz w:val="14"/>
+          <w:szCs w:val="14"/>
+        </w:rPr>
+        <w:t xml:space="preserve"> (</w:t>
+      </w:r>
+      <w:hyperlink w:history="1" r:id="rIdsjwc98y14c9etbr8r0hdp">
+        <w:r>
+          <w:rPr>
+            <w:rFonts w:ascii="Arial" w:cs="Arial" w:eastAsia="Arial" w:hAnsi="Arial"/>
+            <w:color w:val="1F6B75"/>
+            <w:sz w:val="14"/>
+            <w:szCs w:val="14"/>
+            <w:u w:val="single" w:color="1F6B75"/>
+          </w:rPr>
+          <w:t xml:space="preserve">https://creativecommons.org/licenses/by-nc/4.0/</w:t>
+        </w:r>
+      </w:hyperlink>
+      <w:r>
+        <w:rPr>
+          <w:rFonts w:ascii="Arial" w:cs="Arial" w:eastAsia="Arial" w:hAnsi="Arial"/>
+          <w:color w:val="666666"/>
+          <w:sz w:val="14"/>
+          <w:szCs w:val="14"/>
+        </w:rPr>
+        <w:t xml:space="preserve">).</w:t>
+      </w:r>
+    </w:p>
     <w:p>
       <w:r>
         <w:br w:type="page"/>
@@ -35429,7 +36249,7 @@
             <w:pPr>
               <w:spacing w:after="20" w:before="0"/>
             </w:pPr>
-            <w:hyperlink w:history="1" r:id="rIdjqduumtw1wro939mpiuw6">
+            <w:hyperlink w:history="1" r:id="rIdjkuw3tslgpzextd6kumed">
               <w:r>
                 <w:rPr>
                   <w:rFonts w:ascii="Arial" w:cs="Arial" w:eastAsia="Arial" w:hAnsi="Arial"/>
@@ -35462,7 +36282,7 @@
               <w:spacing w:after="10" w:before="0"/>
               <w:ind w:left="120"/>
             </w:pPr>
-            <w:hyperlink w:history="1" r:id="rIdt7mbxj75_zrvd_om3o0wl">
+            <w:hyperlink w:history="1" r:id="rId2ruu_8ca1qvwzh1yy7mot">
               <w:r>
                 <w:rPr>
                   <w:rFonts w:ascii="Arial" w:cs="Arial" w:eastAsia="Arial" w:hAnsi="Arial"/>
@@ -35524,7 +36344,7 @@
               <w:spacing w:after="10" w:before="0"/>
               <w:ind w:left="120"/>
             </w:pPr>
-            <w:hyperlink w:history="1" r:id="rIdqdeh5m--pgskocy0efdju">
+            <w:hyperlink w:history="1" r:id="rIduyl9u4rrqths2vghtgljv">
               <w:r>
                 <w:rPr>
                   <w:rFonts w:ascii="Arial" w:cs="Arial" w:eastAsia="Arial" w:hAnsi="Arial"/>
@@ -35734,7 +36554,7 @@
             <w:pPr>
               <w:spacing w:after="20" w:before="0"/>
             </w:pPr>
-            <w:hyperlink w:history="1" r:id="rId7qshd3boaoxjpfjn0v01j">
+            <w:hyperlink w:history="1" r:id="rIdryuwwt_v4ynyfcbko4bwy">
               <w:r>
                 <w:rPr>
                   <w:rFonts w:ascii="Arial" w:cs="Arial" w:eastAsia="Arial" w:hAnsi="Arial"/>
@@ -35767,7 +36587,7 @@
               <w:spacing w:after="10" w:before="0"/>
               <w:ind w:left="120"/>
             </w:pPr>
-            <w:hyperlink w:history="1" r:id="rIdf4ckphj5li2-4qqjlcv64">
+            <w:hyperlink w:history="1" r:id="rId0lsqkyg1y_erg8nug650n">
               <w:r>
                 <w:rPr>
                   <w:rFonts w:ascii="Arial" w:cs="Arial" w:eastAsia="Arial" w:hAnsi="Arial"/>
@@ -35829,7 +36649,7 @@
               <w:spacing w:after="10" w:before="0"/>
               <w:ind w:left="120"/>
             </w:pPr>
-            <w:hyperlink w:history="1" r:id="rIdwfs5t-5ykeeuqw-9x2o94">
+            <w:hyperlink w:history="1" r:id="rIdzz9g31hmoecep08bdquzb">
               <w:r>
                 <w:rPr>
                   <w:rFonts w:ascii="Arial" w:cs="Arial" w:eastAsia="Arial" w:hAnsi="Arial"/>
@@ -36039,7 +36859,7 @@
             <w:pPr>
               <w:spacing w:after="20" w:before="0"/>
             </w:pPr>
-            <w:hyperlink w:history="1" r:id="rIdqe-ev77x8fy2py5mclfsv">
+            <w:hyperlink w:history="1" r:id="rIdmuxsl7xczld_tm9pbue1c">
               <w:r>
                 <w:rPr>
                   <w:rFonts w:ascii="Arial" w:cs="Arial" w:eastAsia="Arial" w:hAnsi="Arial"/>
@@ -36072,7 +36892,7 @@
               <w:spacing w:after="10" w:before="0"/>
               <w:ind w:left="120"/>
             </w:pPr>
-            <w:hyperlink w:history="1" r:id="rIdiwzizzmu8tk4kznydivty">
+            <w:hyperlink w:history="1" r:id="rIdbucnd0nkgcaondsjr9es-">
               <w:r>
                 <w:rPr>
                   <w:rFonts w:ascii="Arial" w:cs="Arial" w:eastAsia="Arial" w:hAnsi="Arial"/>
@@ -36134,7 +36954,7 @@
               <w:spacing w:after="10" w:before="0"/>
               <w:ind w:left="120"/>
             </w:pPr>
-            <w:hyperlink w:history="1" r:id="rIde6odd8waq5ouaklyj2f1c">
+            <w:hyperlink w:history="1" r:id="rIdw4svwxzrfrt3-nguobhuw">
               <w:r>
                 <w:rPr>
                   <w:rFonts w:ascii="Arial" w:cs="Arial" w:eastAsia="Arial" w:hAnsi="Arial"/>
@@ -36344,7 +37164,7 @@
             <w:pPr>
               <w:spacing w:after="20" w:before="0"/>
             </w:pPr>
-            <w:hyperlink w:history="1" r:id="rIdloe6ulul8ff4dgus_atjs">
+            <w:hyperlink w:history="1" r:id="rIdv44xjgsxpos-xaiihmkxo">
               <w:r>
                 <w:rPr>
                   <w:rFonts w:ascii="Arial" w:cs="Arial" w:eastAsia="Arial" w:hAnsi="Arial"/>
@@ -36377,7 +37197,7 @@
               <w:spacing w:after="10" w:before="0"/>
               <w:ind w:left="120"/>
             </w:pPr>
-            <w:hyperlink w:history="1" r:id="rIdtgth3x5hhuyjsd4fbn16j">
+            <w:hyperlink w:history="1" r:id="rIdmosxmdhjoux8osn3hzuys">
               <w:r>
                 <w:rPr>
                   <w:rFonts w:ascii="Arial" w:cs="Arial" w:eastAsia="Arial" w:hAnsi="Arial"/>
@@ -36439,7 +37259,7 @@
               <w:spacing w:after="10" w:before="0"/>
               <w:ind w:left="120"/>
             </w:pPr>
-            <w:hyperlink w:history="1" r:id="rIdzganrzn-m19isavryikzk">
+            <w:hyperlink w:history="1" r:id="rIdxjiwijtysm9fv83f2ghiv">
               <w:r>
                 <w:rPr>
                   <w:rFonts w:ascii="Arial" w:cs="Arial" w:eastAsia="Arial" w:hAnsi="Arial"/>
@@ -36649,7 +37469,7 @@
             <w:pPr>
               <w:spacing w:after="20" w:before="0"/>
             </w:pPr>
-            <w:hyperlink w:history="1" r:id="rIdycnwldorx5cxneiiabka9">
+            <w:hyperlink w:history="1" r:id="rId4lebfpnlt6j3d80fdsgdj">
               <w:r>
                 <w:rPr>
                   <w:rFonts w:ascii="Arial" w:cs="Arial" w:eastAsia="Arial" w:hAnsi="Arial"/>
@@ -36682,7 +37502,7 @@
               <w:spacing w:after="10" w:before="0"/>
               <w:ind w:left="120"/>
             </w:pPr>
-            <w:hyperlink w:history="1" r:id="rIdoicojh3jc2laahktgzn9v">
+            <w:hyperlink w:history="1" r:id="rIdozjx3flx5yi7inrxb1msr">
               <w:r>
                 <w:rPr>
                   <w:rFonts w:ascii="Arial" w:cs="Arial" w:eastAsia="Arial" w:hAnsi="Arial"/>
@@ -36744,7 +37564,7 @@
               <w:spacing w:after="10" w:before="0"/>
               <w:ind w:left="120"/>
             </w:pPr>
-            <w:hyperlink w:history="1" r:id="rIdpcq5vstowmi447txuehjp">
+            <w:hyperlink w:history="1" r:id="rId_h17xoksiabp5phvunp_s">
               <w:r>
                 <w:rPr>
                   <w:rFonts w:ascii="Arial" w:cs="Arial" w:eastAsia="Arial" w:hAnsi="Arial"/>
@@ -37255,6 +38075,65 @@
         </w:tc>
       </w:tr>
     </w:tbl>
+    <w:p>
+      <w:pPr>
+        <w:pBdr>
+          <w:top w:val="single" w:color="BBBBBB" w:sz="4" w:space="4"/>
+        </w:pBdr>
+        <w:spacing w:after="0" w:before="160"/>
+      </w:pPr>
+      <w:r>
+        <w:rPr>
+          <w:rFonts w:ascii="Arial" w:cs="Arial" w:eastAsia="Arial" w:hAnsi="Arial"/>
+          <w:color w:val="666666"/>
+          <w:sz w:val="14"/>
+          <w:szCs w:val="14"/>
+        </w:rPr>
+        <w:t xml:space="preserve">© 2026 SeaVuria and ARES. Aligned with KICD objectives. Developed by SeaVuria; technical implementation by ARES (with AI assistance from Claude). Licensed under </w:t>
+      </w:r>
+      <w:hyperlink w:history="1" r:id="rId4eo8fmynlhuvvfswetqn5">
+        <w:r>
+          <w:rPr>
+            <w:rFonts w:ascii="Arial" w:cs="Arial" w:eastAsia="Arial" w:hAnsi="Arial"/>
+            <w:color w:val="1F6B75"/>
+            <w:sz w:val="14"/>
+            <w:szCs w:val="14"/>
+            <w:u w:val="single" w:color="1F6B75"/>
+          </w:rPr>
+          <w:t xml:space="preserve">CC BY-NC 4.0</w:t>
+        </w:r>
+      </w:hyperlink>
+      <w:r>
+        <w:rPr>
+          <w:rFonts w:ascii="Arial" w:cs="Arial" w:eastAsia="Arial" w:hAnsi="Arial"/>
+          <w:color w:val="666666"/>
+          <w:sz w:val="14"/>
+          <w:szCs w:val="14"/>
+        </w:rPr>
+        <w:t xml:space="preserve"> (</w:t>
+      </w:r>
+      <w:hyperlink w:history="1" r:id="rIdwlx5jjygmzxem3mylgajz">
+        <w:r>
+          <w:rPr>
+            <w:rFonts w:ascii="Arial" w:cs="Arial" w:eastAsia="Arial" w:hAnsi="Arial"/>
+            <w:color w:val="1F6B75"/>
+            <w:sz w:val="14"/>
+            <w:szCs w:val="14"/>
+            <w:u w:val="single" w:color="1F6B75"/>
+          </w:rPr>
+          <w:t xml:space="preserve">https://creativecommons.org/licenses/by-nc/4.0/</w:t>
+        </w:r>
+      </w:hyperlink>
+      <w:r>
+        <w:rPr>
+          <w:rFonts w:ascii="Arial" w:cs="Arial" w:eastAsia="Arial" w:hAnsi="Arial"/>
+          <w:color w:val="666666"/>
+          <w:sz w:val="14"/>
+          <w:szCs w:val="14"/>
+        </w:rPr>
+        <w:t xml:space="preserve">).</w:t>
+      </w:r>
+    </w:p>
     <w:p>
       <w:r>
         <w:br w:type="page"/>
@@ -38246,7 +39125,7 @@
             <w:pPr>
               <w:spacing w:after="20" w:before="0"/>
             </w:pPr>
-            <w:hyperlink w:history="1" r:id="rIdm6yucng93qzzdcaq8oimd">
+            <w:hyperlink w:history="1" r:id="rIdniq0_x0g6g85nyzxgtubz">
               <w:r>
                 <w:rPr>
                   <w:rFonts w:ascii="Arial" w:cs="Arial" w:eastAsia="Arial" w:hAnsi="Arial"/>
@@ -38279,7 +39158,7 @@
               <w:spacing w:after="10" w:before="0"/>
               <w:ind w:left="120"/>
             </w:pPr>
-            <w:hyperlink w:history="1" r:id="rIduii6geqkt0erkggbhbxby">
+            <w:hyperlink w:history="1" r:id="rIdmpltrl-1nojtowszoa-8g">
               <w:r>
                 <w:rPr>
                   <w:rFonts w:ascii="Arial" w:cs="Arial" w:eastAsia="Arial" w:hAnsi="Arial"/>
@@ -38324,7 +39203,7 @@
             <w:pPr>
               <w:spacing w:after="20" w:before="0"/>
             </w:pPr>
-            <w:hyperlink w:history="1" r:id="rIdiropwwxhuvgik-8dq60hq">
+            <w:hyperlink w:history="1" r:id="rIdrqxfedqr_74cs5e1fbai3">
               <w:r>
                 <w:rPr>
                   <w:rFonts w:ascii="Arial" w:cs="Arial" w:eastAsia="Arial" w:hAnsi="Arial"/>
@@ -38357,7 +39236,7 @@
               <w:spacing w:after="10" w:before="0"/>
               <w:ind w:left="120"/>
             </w:pPr>
-            <w:hyperlink w:history="1" r:id="rIdrigcq1ekpmwierafaqu1a">
+            <w:hyperlink w:history="1" r:id="rId36x8wwkpzdybxsjd3ixhy">
               <w:r>
                 <w:rPr>
                   <w:rFonts w:ascii="Arial" w:cs="Arial" w:eastAsia="Arial" w:hAnsi="Arial"/>
@@ -38552,7 +39431,7 @@
             <w:pPr>
               <w:spacing w:after="20" w:before="0"/>
             </w:pPr>
-            <w:hyperlink w:history="1" r:id="rIdnt7e0kblzivif4zkv83a2">
+            <w:hyperlink w:history="1" r:id="rIdk75zqis6xdjf_fu6zhfwn">
               <w:r>
                 <w:rPr>
                   <w:rFonts w:ascii="Arial" w:cs="Arial" w:eastAsia="Arial" w:hAnsi="Arial"/>
@@ -38585,7 +39464,7 @@
               <w:spacing w:after="10" w:before="0"/>
               <w:ind w:left="120"/>
             </w:pPr>
-            <w:hyperlink w:history="1" r:id="rIdk8tqkh-dsljwjjbrge5lo">
+            <w:hyperlink w:history="1" r:id="rIdgylixdk9ui2-iqydsbsjh">
               <w:r>
                 <w:rPr>
                   <w:rFonts w:ascii="Arial" w:cs="Arial" w:eastAsia="Arial" w:hAnsi="Arial"/>
@@ -38630,7 +39509,7 @@
             <w:pPr>
               <w:spacing w:after="20" w:before="0"/>
             </w:pPr>
-            <w:hyperlink w:history="1" r:id="rIdbpdtb2wjmgt08-9rkncym">
+            <w:hyperlink w:history="1" r:id="rIdvagi9mlr3ebdk4ojyvxov">
               <w:r>
                 <w:rPr>
                   <w:rFonts w:ascii="Arial" w:cs="Arial" w:eastAsia="Arial" w:hAnsi="Arial"/>
@@ -38663,7 +39542,7 @@
               <w:spacing w:after="10" w:before="0"/>
               <w:ind w:left="120"/>
             </w:pPr>
-            <w:hyperlink w:history="1" r:id="rIdf5-esu1x8nndqko-cpckn">
+            <w:hyperlink w:history="1" r:id="rIdwpvmco_duk-y9fuyclfpp">
               <w:r>
                 <w:rPr>
                   <w:rFonts w:ascii="Arial" w:cs="Arial" w:eastAsia="Arial" w:hAnsi="Arial"/>
@@ -38858,7 +39737,7 @@
             <w:pPr>
               <w:spacing w:after="20" w:before="0"/>
             </w:pPr>
-            <w:hyperlink w:history="1" r:id="rId6rtfbzcavskni4barcbjq">
+            <w:hyperlink w:history="1" r:id="rIdd2jxyr368mh_hg9dkskhx">
               <w:r>
                 <w:rPr>
                   <w:rFonts w:ascii="Arial" w:cs="Arial" w:eastAsia="Arial" w:hAnsi="Arial"/>
@@ -38891,7 +39770,7 @@
               <w:spacing w:after="10" w:before="0"/>
               <w:ind w:left="120"/>
             </w:pPr>
-            <w:hyperlink w:history="1" r:id="rIdezdklmlodrrsglvbyyetu">
+            <w:hyperlink w:history="1" r:id="rIdovt24g8vcoku-0wp2k_u_">
               <w:r>
                 <w:rPr>
                   <w:rFonts w:ascii="Arial" w:cs="Arial" w:eastAsia="Arial" w:hAnsi="Arial"/>
@@ -38936,7 +39815,7 @@
             <w:pPr>
               <w:spacing w:after="20" w:before="0"/>
             </w:pPr>
-            <w:hyperlink w:history="1" r:id="rIdzywvami2lk8qpqvanbqy9">
+            <w:hyperlink w:history="1" r:id="rIdsk7hlntqz4pzcgr7qbijj">
               <w:r>
                 <w:rPr>
                   <w:rFonts w:ascii="Arial" w:cs="Arial" w:eastAsia="Arial" w:hAnsi="Arial"/>
@@ -38969,7 +39848,7 @@
               <w:spacing w:after="10" w:before="0"/>
               <w:ind w:left="120"/>
             </w:pPr>
-            <w:hyperlink w:history="1" r:id="rIdkgyxd_rflwctq_yb_ds54">
+            <w:hyperlink w:history="1" r:id="rIdkgephs_jzg2kdxgxqqojz">
               <w:r>
                 <w:rPr>
                   <w:rFonts w:ascii="Arial" w:cs="Arial" w:eastAsia="Arial" w:hAnsi="Arial"/>
@@ -39164,7 +40043,7 @@
             <w:pPr>
               <w:spacing w:after="20" w:before="0"/>
             </w:pPr>
-            <w:hyperlink w:history="1" r:id="rIdffunpgvlavef3cda9yrd7">
+            <w:hyperlink w:history="1" r:id="rIdopum_cuyi1tsnxbixrlag">
               <w:r>
                 <w:rPr>
                   <w:rFonts w:ascii="Arial" w:cs="Arial" w:eastAsia="Arial" w:hAnsi="Arial"/>
@@ -39197,7 +40076,7 @@
               <w:spacing w:after="10" w:before="0"/>
               <w:ind w:left="120"/>
             </w:pPr>
-            <w:hyperlink w:history="1" r:id="rIdgriysd7zdnw7mbx0syp7b">
+            <w:hyperlink w:history="1" r:id="rIdxxs1gtkq_jcdhmir6y2sd">
               <w:r>
                 <w:rPr>
                   <w:rFonts w:ascii="Arial" w:cs="Arial" w:eastAsia="Arial" w:hAnsi="Arial"/>
@@ -39242,7 +40121,7 @@
             <w:pPr>
               <w:spacing w:after="20" w:before="0"/>
             </w:pPr>
-            <w:hyperlink w:history="1" r:id="rIdfllumulm27xiykaillmbi">
+            <w:hyperlink w:history="1" r:id="rIdtctajrstax7x0b4ya5ysk">
               <w:r>
                 <w:rPr>
                   <w:rFonts w:ascii="Arial" w:cs="Arial" w:eastAsia="Arial" w:hAnsi="Arial"/>
@@ -39275,7 +40154,7 @@
               <w:spacing w:after="10" w:before="0"/>
               <w:ind w:left="120"/>
             </w:pPr>
-            <w:hyperlink w:history="1" r:id="rIdlpihmv3ilngu-7pt4x_ow">
+            <w:hyperlink w:history="1" r:id="rIdphro-sjlmc0wwmkpmkbky">
               <w:r>
                 <w:rPr>
                   <w:rFonts w:ascii="Arial" w:cs="Arial" w:eastAsia="Arial" w:hAnsi="Arial"/>
@@ -39470,7 +40349,7 @@
             <w:pPr>
               <w:spacing w:after="20" w:before="0"/>
             </w:pPr>
-            <w:hyperlink w:history="1" r:id="rIdn7_33yibkipv4wity8yd7">
+            <w:hyperlink w:history="1" r:id="rIdi14e05ctaaieaynzptthm">
               <w:r>
                 <w:rPr>
                   <w:rFonts w:ascii="Arial" w:cs="Arial" w:eastAsia="Arial" w:hAnsi="Arial"/>
@@ -39503,7 +40382,7 @@
               <w:spacing w:after="10" w:before="0"/>
               <w:ind w:left="120"/>
             </w:pPr>
-            <w:hyperlink w:history="1" r:id="rIdgzgc-5xptci3dhlszykwe">
+            <w:hyperlink w:history="1" r:id="rIdcrnldrzhipt_yjfp_vkl4">
               <w:r>
                 <w:rPr>
                   <w:rFonts w:ascii="Arial" w:cs="Arial" w:eastAsia="Arial" w:hAnsi="Arial"/>
@@ -39548,7 +40427,7 @@
             <w:pPr>
               <w:spacing w:after="20" w:before="0"/>
             </w:pPr>
-            <w:hyperlink w:history="1" r:id="rId22x_bdikrpoq7l8fu4ess">
+            <w:hyperlink w:history="1" r:id="rIdtyzcf3hi25flvtm0fimxe">
               <w:r>
                 <w:rPr>
                   <w:rFonts w:ascii="Arial" w:cs="Arial" w:eastAsia="Arial" w:hAnsi="Arial"/>
@@ -39581,7 +40460,7 @@
               <w:spacing w:after="10" w:before="0"/>
               <w:ind w:left="120"/>
             </w:pPr>
-            <w:hyperlink w:history="1" r:id="rIdflrefnouhxtcf0jcaz5s8">
+            <w:hyperlink w:history="1" r:id="rId___ws6uy7wopy1qz-wam5">
               <w:r>
                 <w:rPr>
                   <w:rFonts w:ascii="Arial" w:cs="Arial" w:eastAsia="Arial" w:hAnsi="Arial"/>
@@ -40077,6 +40956,65 @@
         </w:tc>
       </w:tr>
     </w:tbl>
+    <w:p>
+      <w:pPr>
+        <w:pBdr>
+          <w:top w:val="single" w:color="BBBBBB" w:sz="4" w:space="4"/>
+        </w:pBdr>
+        <w:spacing w:after="0" w:before="160"/>
+      </w:pPr>
+      <w:r>
+        <w:rPr>
+          <w:rFonts w:ascii="Arial" w:cs="Arial" w:eastAsia="Arial" w:hAnsi="Arial"/>
+          <w:color w:val="666666"/>
+          <w:sz w:val="14"/>
+          <w:szCs w:val="14"/>
+        </w:rPr>
+        <w:t xml:space="preserve">© 2026 SeaVuria and ARES. Aligned with KICD objectives. Developed by SeaVuria; technical implementation by ARES (with AI assistance from Claude). Licensed under </w:t>
+      </w:r>
+      <w:hyperlink w:history="1" r:id="rId8k-phidsz5epmiccixow1">
+        <w:r>
+          <w:rPr>
+            <w:rFonts w:ascii="Arial" w:cs="Arial" w:eastAsia="Arial" w:hAnsi="Arial"/>
+            <w:color w:val="1F6B75"/>
+            <w:sz w:val="14"/>
+            <w:szCs w:val="14"/>
+            <w:u w:val="single" w:color="1F6B75"/>
+          </w:rPr>
+          <w:t xml:space="preserve">CC BY-NC 4.0</w:t>
+        </w:r>
+      </w:hyperlink>
+      <w:r>
+        <w:rPr>
+          <w:rFonts w:ascii="Arial" w:cs="Arial" w:eastAsia="Arial" w:hAnsi="Arial"/>
+          <w:color w:val="666666"/>
+          <w:sz w:val="14"/>
+          <w:szCs w:val="14"/>
+        </w:rPr>
+        <w:t xml:space="preserve"> (</w:t>
+      </w:r>
+      <w:hyperlink w:history="1" r:id="rIdqw9ggavqoy-dusbsf9emt">
+        <w:r>
+          <w:rPr>
+            <w:rFonts w:ascii="Arial" w:cs="Arial" w:eastAsia="Arial" w:hAnsi="Arial"/>
+            <w:color w:val="1F6B75"/>
+            <w:sz w:val="14"/>
+            <w:szCs w:val="14"/>
+            <w:u w:val="single" w:color="1F6B75"/>
+          </w:rPr>
+          <w:t xml:space="preserve">https://creativecommons.org/licenses/by-nc/4.0/</w:t>
+        </w:r>
+      </w:hyperlink>
+      <w:r>
+        <w:rPr>
+          <w:rFonts w:ascii="Arial" w:cs="Arial" w:eastAsia="Arial" w:hAnsi="Arial"/>
+          <w:color w:val="666666"/>
+          <w:sz w:val="14"/>
+          <w:szCs w:val="14"/>
+        </w:rPr>
+        <w:t xml:space="preserve">).</w:t>
+      </w:r>
+    </w:p>
     <w:p>
       <w:r>
         <w:br w:type="page"/>

--- a/data/outputs/v2/Chemistry/SS1.4_Chemical_Bonding/Chemistry_Chemical_Bonding_CBE_LessonSequence.docx
+++ b/data/outputs/v2/Chemistry/SS1.4_Chemical_Bonding/Chemistry_Chemical_Bonding_CBE_LessonSequence.docx
@@ -38,6 +38,2488 @@
           <w:szCs w:val="22"/>
         </w:rPr>
         <w:t xml:space="preserve">CBE Phenomenon-Driven Lesson Sequence — Sub-Strand 1.4 (13 Lessons)</w:t>
+      </w:r>
+    </w:p>
+    <w:p>
+      <w:pPr>
+        <w:spacing w:after="120"/>
+      </w:pPr>
+      <w:r>
+        <w:t xml:space="preserve"/>
+      </w:r>
+    </w:p>
+    <w:tbl>
+      <w:tblPr>
+        <w:tblW w:type="dxa" w:w="13680"/>
+        <w:tblBorders>
+          <w:top w:val="single" w:color="AAAAAA" w:sz="4"/>
+          <w:left w:val="single" w:color="AAAAAA" w:sz="4"/>
+          <w:bottom w:val="single" w:color="AAAAAA" w:sz="4"/>
+          <w:right w:val="single" w:color="AAAAAA" w:sz="4"/>
+          <w:insideH w:val="single" w:color="auto" w:sz="4"/>
+          <w:insideV w:val="single" w:color="auto" w:sz="4"/>
+        </w:tblBorders>
+        <w:tblLayout w:type="fixed"/>
+      </w:tblPr>
+      <w:tblGrid>
+        <w:gridCol w:w="3000"/>
+        <w:gridCol w:w="10680"/>
+      </w:tblGrid>
+      <w:tr>
+        <w:tc>
+          <w:tcPr>
+            <w:tcW w:type="dxa" w:w="13680"/>
+            <w:gridSpan w:val="2"/>
+            <w:shd w:fill="1F3864" w:color="auto" w:val="clear"/>
+            <w:tcMar>
+              <w:top w:type="dxa" w:w="60"/>
+              <w:left w:type="dxa" w:w="120"/>
+              <w:bottom w:type="dxa" w:w="60"/>
+              <w:right w:type="dxa" w:w="120"/>
+            </w:tcMar>
+            <w:vAlign w:val="top"/>
+          </w:tcPr>
+          <w:p>
+            <w:pPr>
+              <w:spacing w:after="40" w:before="0"/>
+              <w:jc w:val="center"/>
+            </w:pPr>
+            <w:r>
+              <w:rPr>
+                <w:rFonts w:ascii="Arial" w:cs="Arial" w:eastAsia="Arial" w:hAnsi="Arial"/>
+                <w:b/>
+                <w:bCs/>
+                <w:i w:val="false"/>
+                <w:iCs w:val="false"/>
+                <w:color w:val="FFFFFF"/>
+                <w:sz w:val="22"/>
+                <w:szCs w:val="22"/>
+              </w:rPr>
+              <w:t xml:space="preserve">SUB-STRAND OVERVIEW</w:t>
+            </w:r>
+          </w:p>
+        </w:tc>
+      </w:tr>
+      <w:tr>
+        <w:tc>
+          <w:tcPr>
+            <w:tcW w:type="dxa" w:w="3000"/>
+            <w:shd w:fill="D5E8F0" w:color="auto" w:val="clear"/>
+            <w:tcMar>
+              <w:top w:type="dxa" w:w="60"/>
+              <w:left w:type="dxa" w:w="120"/>
+              <w:bottom w:type="dxa" w:w="60"/>
+              <w:right w:type="dxa" w:w="120"/>
+            </w:tcMar>
+            <w:vAlign w:val="top"/>
+          </w:tcPr>
+          <w:p>
+            <w:pPr>
+              <w:spacing w:after="40" w:before="0"/>
+              <w:jc w:val="left"/>
+            </w:pPr>
+            <w:r>
+              <w:rPr>
+                <w:rFonts w:ascii="Arial" w:cs="Arial" w:eastAsia="Arial" w:hAnsi="Arial"/>
+                <w:b/>
+                <w:bCs/>
+                <w:i w:val="false"/>
+                <w:iCs w:val="false"/>
+                <w:color w:val="000000"/>
+                <w:sz w:val="18"/>
+                <w:szCs w:val="18"/>
+              </w:rPr>
+              <w:t xml:space="preserve">Grade Level</w:t>
+            </w:r>
+          </w:p>
+        </w:tc>
+        <w:tc>
+          <w:tcPr>
+            <w:tcW w:type="dxa" w:w="10680"/>
+            <w:shd w:fill="FFFFFF" w:color="auto" w:val="clear"/>
+            <w:tcMar>
+              <w:top w:type="dxa" w:w="60"/>
+              <w:left w:type="dxa" w:w="120"/>
+              <w:bottom w:type="dxa" w:w="60"/>
+              <w:right w:type="dxa" w:w="120"/>
+            </w:tcMar>
+            <w:vAlign w:val="top"/>
+          </w:tcPr>
+          <w:p>
+            <w:pPr>
+              <w:spacing w:after="40" w:before="0"/>
+              <w:jc w:val="left"/>
+            </w:pPr>
+            <w:r>
+              <w:rPr>
+                <w:rFonts w:ascii="Arial" w:cs="Arial" w:eastAsia="Arial" w:hAnsi="Arial"/>
+                <w:b w:val="false"/>
+                <w:bCs w:val="false"/>
+                <w:i w:val="false"/>
+                <w:iCs w:val="false"/>
+                <w:color w:val="000000"/>
+                <w:sz w:val="18"/>
+                <w:szCs w:val="18"/>
+              </w:rPr>
+              <w:t xml:space="preserve">10</w:t>
+            </w:r>
+          </w:p>
+        </w:tc>
+      </w:tr>
+      <w:tr>
+        <w:tc>
+          <w:tcPr>
+            <w:tcW w:type="dxa" w:w="3000"/>
+            <w:shd w:fill="D5E8F0" w:color="auto" w:val="clear"/>
+            <w:tcMar>
+              <w:top w:type="dxa" w:w="60"/>
+              <w:left w:type="dxa" w:w="120"/>
+              <w:bottom w:type="dxa" w:w="60"/>
+              <w:right w:type="dxa" w:w="120"/>
+            </w:tcMar>
+            <w:vAlign w:val="top"/>
+          </w:tcPr>
+          <w:p>
+            <w:pPr>
+              <w:spacing w:after="40" w:before="0"/>
+              <w:jc w:val="left"/>
+            </w:pPr>
+            <w:r>
+              <w:rPr>
+                <w:rFonts w:ascii="Arial" w:cs="Arial" w:eastAsia="Arial" w:hAnsi="Arial"/>
+                <w:b/>
+                <w:bCs/>
+                <w:i w:val="false"/>
+                <w:iCs w:val="false"/>
+                <w:color w:val="000000"/>
+                <w:sz w:val="18"/>
+                <w:szCs w:val="18"/>
+              </w:rPr>
+              <w:t xml:space="preserve">Subject</w:t>
+            </w:r>
+          </w:p>
+        </w:tc>
+        <w:tc>
+          <w:tcPr>
+            <w:tcW w:type="dxa" w:w="10680"/>
+            <w:shd w:fill="FFFFFF" w:color="auto" w:val="clear"/>
+            <w:tcMar>
+              <w:top w:type="dxa" w:w="60"/>
+              <w:left w:type="dxa" w:w="120"/>
+              <w:bottom w:type="dxa" w:w="60"/>
+              <w:right w:type="dxa" w:w="120"/>
+            </w:tcMar>
+            <w:vAlign w:val="top"/>
+          </w:tcPr>
+          <w:p>
+            <w:pPr>
+              <w:spacing w:after="40" w:before="0"/>
+              <w:jc w:val="left"/>
+            </w:pPr>
+            <w:r>
+              <w:rPr>
+                <w:rFonts w:ascii="Arial" w:cs="Arial" w:eastAsia="Arial" w:hAnsi="Arial"/>
+                <w:b w:val="false"/>
+                <w:bCs w:val="false"/>
+                <w:i w:val="false"/>
+                <w:iCs w:val="false"/>
+                <w:color w:val="000000"/>
+                <w:sz w:val="18"/>
+                <w:szCs w:val="18"/>
+              </w:rPr>
+              <w:t xml:space="preserve">Chemistry</w:t>
+            </w:r>
+          </w:p>
+        </w:tc>
+      </w:tr>
+      <w:tr>
+        <w:tc>
+          <w:tcPr>
+            <w:tcW w:type="dxa" w:w="3000"/>
+            <w:shd w:fill="D5E8F0" w:color="auto" w:val="clear"/>
+            <w:tcMar>
+              <w:top w:type="dxa" w:w="60"/>
+              <w:left w:type="dxa" w:w="120"/>
+              <w:bottom w:type="dxa" w:w="60"/>
+              <w:right w:type="dxa" w:w="120"/>
+            </w:tcMar>
+            <w:vAlign w:val="top"/>
+          </w:tcPr>
+          <w:p>
+            <w:pPr>
+              <w:spacing w:after="40" w:before="0"/>
+              <w:jc w:val="left"/>
+            </w:pPr>
+            <w:r>
+              <w:rPr>
+                <w:rFonts w:ascii="Arial" w:cs="Arial" w:eastAsia="Arial" w:hAnsi="Arial"/>
+                <w:b/>
+                <w:bCs/>
+                <w:i w:val="false"/>
+                <w:iCs w:val="false"/>
+                <w:color w:val="000000"/>
+                <w:sz w:val="18"/>
+                <w:szCs w:val="18"/>
+              </w:rPr>
+              <w:t xml:space="preserve">Strand</w:t>
+            </w:r>
+          </w:p>
+        </w:tc>
+        <w:tc>
+          <w:tcPr>
+            <w:tcW w:type="dxa" w:w="10680"/>
+            <w:shd w:fill="FFFFFF" w:color="auto" w:val="clear"/>
+            <w:tcMar>
+              <w:top w:type="dxa" w:w="60"/>
+              <w:left w:type="dxa" w:w="120"/>
+              <w:bottom w:type="dxa" w:w="60"/>
+              <w:right w:type="dxa" w:w="120"/>
+            </w:tcMar>
+            <w:vAlign w:val="top"/>
+          </w:tcPr>
+          <w:p>
+            <w:pPr>
+              <w:spacing w:after="40" w:before="0"/>
+              <w:jc w:val="left"/>
+            </w:pPr>
+            <w:r>
+              <w:rPr>
+                <w:rFonts w:ascii="Arial" w:cs="Arial" w:eastAsia="Arial" w:hAnsi="Arial"/>
+                <w:b w:val="false"/>
+                <w:bCs w:val="false"/>
+                <w:i w:val="false"/>
+                <w:iCs w:val="false"/>
+                <w:color w:val="000000"/>
+                <w:sz w:val="18"/>
+                <w:szCs w:val="18"/>
+              </w:rPr>
+              <w:t xml:space="preserve">Strand 1.0: Inorganic Chemistry</w:t>
+            </w:r>
+          </w:p>
+        </w:tc>
+      </w:tr>
+      <w:tr>
+        <w:tc>
+          <w:tcPr>
+            <w:tcW w:type="dxa" w:w="3000"/>
+            <w:shd w:fill="D5E8F0" w:color="auto" w:val="clear"/>
+            <w:tcMar>
+              <w:top w:type="dxa" w:w="60"/>
+              <w:left w:type="dxa" w:w="120"/>
+              <w:bottom w:type="dxa" w:w="60"/>
+              <w:right w:type="dxa" w:w="120"/>
+            </w:tcMar>
+            <w:vAlign w:val="top"/>
+          </w:tcPr>
+          <w:p>
+            <w:pPr>
+              <w:spacing w:after="40" w:before="0"/>
+              <w:jc w:val="left"/>
+            </w:pPr>
+            <w:r>
+              <w:rPr>
+                <w:rFonts w:ascii="Arial" w:cs="Arial" w:eastAsia="Arial" w:hAnsi="Arial"/>
+                <w:b/>
+                <w:bCs/>
+                <w:i w:val="false"/>
+                <w:iCs w:val="false"/>
+                <w:color w:val="000000"/>
+                <w:sz w:val="18"/>
+                <w:szCs w:val="18"/>
+              </w:rPr>
+              <w:t xml:space="preserve">Sub-Strand</w:t>
+            </w:r>
+          </w:p>
+        </w:tc>
+        <w:tc>
+          <w:tcPr>
+            <w:tcW w:type="dxa" w:w="10680"/>
+            <w:shd w:fill="FFFFFF" w:color="auto" w:val="clear"/>
+            <w:tcMar>
+              <w:top w:type="dxa" w:w="60"/>
+              <w:left w:type="dxa" w:w="120"/>
+              <w:bottom w:type="dxa" w:w="60"/>
+              <w:right w:type="dxa" w:w="120"/>
+            </w:tcMar>
+            <w:vAlign w:val="top"/>
+          </w:tcPr>
+          <w:p>
+            <w:pPr>
+              <w:spacing w:after="40" w:before="0"/>
+              <w:jc w:val="left"/>
+            </w:pPr>
+            <w:r>
+              <w:rPr>
+                <w:rFonts w:ascii="Arial" w:cs="Arial" w:eastAsia="Arial" w:hAnsi="Arial"/>
+                <w:b w:val="false"/>
+                <w:bCs w:val="false"/>
+                <w:i w:val="false"/>
+                <w:iCs w:val="false"/>
+                <w:color w:val="000000"/>
+                <w:sz w:val="18"/>
+                <w:szCs w:val="18"/>
+              </w:rPr>
+              <w:t xml:space="preserve">Sub-Strand 1.4: Chemical Bonding</w:t>
+            </w:r>
+          </w:p>
+        </w:tc>
+      </w:tr>
+      <w:tr>
+        <w:tc>
+          <w:tcPr>
+            <w:tcW w:type="dxa" w:w="3000"/>
+            <w:shd w:fill="D5E8F0" w:color="auto" w:val="clear"/>
+            <w:tcMar>
+              <w:top w:type="dxa" w:w="60"/>
+              <w:left w:type="dxa" w:w="120"/>
+              <w:bottom w:type="dxa" w:w="60"/>
+              <w:right w:type="dxa" w:w="120"/>
+            </w:tcMar>
+            <w:vAlign w:val="top"/>
+          </w:tcPr>
+          <w:p>
+            <w:pPr>
+              <w:spacing w:after="40" w:before="0"/>
+              <w:jc w:val="left"/>
+            </w:pPr>
+            <w:r>
+              <w:rPr>
+                <w:rFonts w:ascii="Arial" w:cs="Arial" w:eastAsia="Arial" w:hAnsi="Arial"/>
+                <w:b/>
+                <w:bCs/>
+                <w:i w:val="false"/>
+                <w:iCs w:val="false"/>
+                <w:color w:val="000000"/>
+                <w:sz w:val="18"/>
+                <w:szCs w:val="18"/>
+              </w:rPr>
+              <w:t xml:space="preserve">Total Duration</w:t>
+            </w:r>
+          </w:p>
+        </w:tc>
+        <w:tc>
+          <w:tcPr>
+            <w:tcW w:type="dxa" w:w="10680"/>
+            <w:shd w:fill="FFFFFF" w:color="auto" w:val="clear"/>
+            <w:tcMar>
+              <w:top w:type="dxa" w:w="60"/>
+              <w:left w:type="dxa" w:w="120"/>
+              <w:bottom w:type="dxa" w:w="60"/>
+              <w:right w:type="dxa" w:w="120"/>
+            </w:tcMar>
+            <w:vAlign w:val="top"/>
+          </w:tcPr>
+          <w:p>
+            <w:pPr>
+              <w:spacing w:after="40" w:before="0"/>
+              <w:jc w:val="left"/>
+            </w:pPr>
+            <w:r>
+              <w:rPr>
+                <w:rFonts w:ascii="Arial" w:cs="Arial" w:eastAsia="Arial" w:hAnsi="Arial"/>
+                <w:b w:val="false"/>
+                <w:bCs w:val="false"/>
+                <w:i w:val="false"/>
+                <w:iCs w:val="false"/>
+                <w:color w:val="000000"/>
+                <w:sz w:val="18"/>
+                <w:szCs w:val="18"/>
+              </w:rPr>
+              <w:t xml:space="preserve">13 lessons × 40 minutes = 520 minutes total</w:t>
+            </w:r>
+          </w:p>
+        </w:tc>
+      </w:tr>
+      <w:tr>
+        <w:tc>
+          <w:tcPr>
+            <w:tcW w:type="dxa" w:w="3000"/>
+            <w:shd w:fill="D5E8F0" w:color="auto" w:val="clear"/>
+            <w:tcMar>
+              <w:top w:type="dxa" w:w="60"/>
+              <w:left w:type="dxa" w:w="120"/>
+              <w:bottom w:type="dxa" w:w="60"/>
+              <w:right w:type="dxa" w:w="120"/>
+            </w:tcMar>
+            <w:vAlign w:val="top"/>
+          </w:tcPr>
+          <w:p>
+            <w:pPr>
+              <w:spacing w:after="40" w:before="0"/>
+              <w:jc w:val="left"/>
+            </w:pPr>
+            <w:r>
+              <w:rPr>
+                <w:rFonts w:ascii="Arial" w:cs="Arial" w:eastAsia="Arial" w:hAnsi="Arial"/>
+                <w:b/>
+                <w:bCs/>
+                <w:i w:val="false"/>
+                <w:iCs w:val="false"/>
+                <w:color w:val="000000"/>
+                <w:sz w:val="18"/>
+                <w:szCs w:val="18"/>
+              </w:rPr>
+              <w:t xml:space="preserve">Sub-Strand Content</w:t>
+            </w:r>
+          </w:p>
+        </w:tc>
+        <w:tc>
+          <w:tcPr>
+            <w:tcW w:type="dxa" w:w="10680"/>
+            <w:shd w:fill="FFFFFF" w:color="auto" w:val="clear"/>
+            <w:tcMar>
+              <w:top w:type="dxa" w:w="60"/>
+              <w:left w:type="dxa" w:w="120"/>
+              <w:bottom w:type="dxa" w:w="60"/>
+              <w:right w:type="dxa" w:w="120"/>
+            </w:tcMar>
+            <w:vAlign w:val="top"/>
+          </w:tcPr>
+          <w:p>
+            <w:pPr>
+              <w:spacing w:after="30" w:before="0"/>
+              <w:ind w:left="360" w:hanging="180"/>
+              <w:jc w:val="left"/>
+            </w:pPr>
+            <w:r>
+              <w:rPr>
+                <w:rFonts w:ascii="Arial" w:cs="Arial" w:eastAsia="Arial" w:hAnsi="Arial"/>
+                <w:b w:val="false"/>
+                <w:bCs w:val="false"/>
+                <w:i w:val="false"/>
+                <w:iCs w:val="false"/>
+                <w:color w:val="000000"/>
+                <w:sz w:val="18"/>
+                <w:szCs w:val="18"/>
+              </w:rPr>
+              <w:t xml:space="preserve">–  Valence electrons in bonding — the octet (and duplet) rule; stability through electron gain, loss, or sharing</w:t>
+            </w:r>
+          </w:p>
+          <w:p>
+            <w:pPr>
+              <w:spacing w:after="30" w:before="0"/>
+              <w:ind w:left="360" w:hanging="180"/>
+              <w:jc w:val="left"/>
+            </w:pPr>
+            <w:r>
+              <w:rPr>
+                <w:rFonts w:ascii="Arial" w:cs="Arial" w:eastAsia="Arial" w:hAnsi="Arial"/>
+                <w:b w:val="false"/>
+                <w:bCs w:val="false"/>
+                <w:i w:val="false"/>
+                <w:iCs w:val="false"/>
+                <w:color w:val="000000"/>
+                <w:sz w:val="18"/>
+                <w:szCs w:val="18"/>
+              </w:rPr>
+              <w:t xml:space="preserve">–  Bond types — ionic bonding (electron transfer between metals and non-metals)</w:t>
+            </w:r>
+          </w:p>
+          <w:p>
+            <w:pPr>
+              <w:spacing w:after="30" w:before="0"/>
+              <w:ind w:left="360" w:hanging="180"/>
+              <w:jc w:val="left"/>
+            </w:pPr>
+            <w:r>
+              <w:rPr>
+                <w:rFonts w:ascii="Arial" w:cs="Arial" w:eastAsia="Arial" w:hAnsi="Arial"/>
+                <w:b w:val="false"/>
+                <w:bCs w:val="false"/>
+                <w:i w:val="false"/>
+                <w:iCs w:val="false"/>
+                <w:color w:val="000000"/>
+                <w:sz w:val="18"/>
+                <w:szCs w:val="18"/>
+              </w:rPr>
+              <w:t xml:space="preserve">–  Bond types — covalent bonding (electron sharing in non-metal molecules, e.g. O₂, H₂O, CO₂)</w:t>
+            </w:r>
+          </w:p>
+          <w:p>
+            <w:pPr>
+              <w:spacing w:after="30" w:before="0"/>
+              <w:ind w:left="360" w:hanging="180"/>
+              <w:jc w:val="left"/>
+            </w:pPr>
+            <w:r>
+              <w:rPr>
+                <w:rFonts w:ascii="Arial" w:cs="Arial" w:eastAsia="Arial" w:hAnsi="Arial"/>
+                <w:b w:val="false"/>
+                <w:bCs w:val="false"/>
+                <w:i w:val="false"/>
+                <w:iCs w:val="false"/>
+                <w:color w:val="000000"/>
+                <w:sz w:val="18"/>
+                <w:szCs w:val="18"/>
+              </w:rPr>
+              <w:t xml:space="preserve">–  Bond types — dative (coordinate) covalent bonding (one atom donates both electrons, e.g. NH₄⁺, H₃O⁺)</w:t>
+            </w:r>
+          </w:p>
+          <w:p>
+            <w:pPr>
+              <w:spacing w:after="30" w:before="0"/>
+              <w:ind w:left="360" w:hanging="180"/>
+              <w:jc w:val="left"/>
+            </w:pPr>
+            <w:r>
+              <w:rPr>
+                <w:rFonts w:ascii="Arial" w:cs="Arial" w:eastAsia="Arial" w:hAnsi="Arial"/>
+                <w:b w:val="false"/>
+                <w:bCs w:val="false"/>
+                <w:i w:val="false"/>
+                <w:iCs w:val="false"/>
+                <w:color w:val="000000"/>
+                <w:sz w:val="18"/>
+                <w:szCs w:val="18"/>
+              </w:rPr>
+              <w:t xml:space="preserve">–  Bond types — hydrogen bonding (special dipole–dipole interaction in H₂O, HF, NH₃)</w:t>
+            </w:r>
+          </w:p>
+          <w:p>
+            <w:pPr>
+              <w:spacing w:after="30" w:before="0"/>
+              <w:ind w:left="360" w:hanging="180"/>
+              <w:jc w:val="left"/>
+            </w:pPr>
+            <w:r>
+              <w:rPr>
+                <w:rFonts w:ascii="Arial" w:cs="Arial" w:eastAsia="Arial" w:hAnsi="Arial"/>
+                <w:b w:val="false"/>
+                <w:bCs w:val="false"/>
+                <w:i w:val="false"/>
+                <w:iCs w:val="false"/>
+                <w:color w:val="000000"/>
+                <w:sz w:val="18"/>
+                <w:szCs w:val="18"/>
+              </w:rPr>
+              <w:t xml:space="preserve">–  Bond types — Van der Waals forces (London dispersion and permanent dipole–dipole forces)</w:t>
+            </w:r>
+          </w:p>
+          <w:p>
+            <w:pPr>
+              <w:spacing w:after="30" w:before="0"/>
+              <w:ind w:left="360" w:hanging="180"/>
+              <w:jc w:val="left"/>
+            </w:pPr>
+            <w:r>
+              <w:rPr>
+                <w:rFonts w:ascii="Arial" w:cs="Arial" w:eastAsia="Arial" w:hAnsi="Arial"/>
+                <w:b w:val="false"/>
+                <w:bCs w:val="false"/>
+                <w:i w:val="false"/>
+                <w:iCs w:val="false"/>
+                <w:color w:val="000000"/>
+                <w:sz w:val="18"/>
+                <w:szCs w:val="18"/>
+              </w:rPr>
+              <w:t xml:space="preserve">–  Bond types — metallic bonding (sea of delocalised electrons in metal lattices, e.g. aluminium, copper)</w:t>
+            </w:r>
+          </w:p>
+          <w:p>
+            <w:pPr>
+              <w:spacing w:after="30" w:before="0"/>
+              <w:ind w:left="360" w:hanging="180"/>
+              <w:jc w:val="left"/>
+            </w:pPr>
+            <w:r>
+              <w:rPr>
+                <w:rFonts w:ascii="Arial" w:cs="Arial" w:eastAsia="Arial" w:hAnsi="Arial"/>
+                <w:b w:val="false"/>
+                <w:bCs w:val="false"/>
+                <w:i w:val="false"/>
+                <w:iCs w:val="false"/>
+                <w:color w:val="000000"/>
+                <w:sz w:val="18"/>
+                <w:szCs w:val="18"/>
+              </w:rPr>
+              <w:t xml:space="preserve">–  Lewis (dot-and-cross) structures — drawing diagrams for ionic, covalent, dative covalent, hydrogen-bonded and metallic systems</w:t>
+            </w:r>
+          </w:p>
+          <w:p>
+            <w:pPr>
+              <w:spacing w:after="30" w:before="0"/>
+              <w:ind w:left="360" w:hanging="180"/>
+              <w:jc w:val="left"/>
+            </w:pPr>
+            <w:r>
+              <w:rPr>
+                <w:rFonts w:ascii="Arial" w:cs="Arial" w:eastAsia="Arial" w:hAnsi="Arial"/>
+                <w:b w:val="false"/>
+                <w:bCs w:val="false"/>
+                <w:i w:val="false"/>
+                <w:iCs w:val="false"/>
+                <w:color w:val="000000"/>
+                <w:sz w:val="18"/>
+                <w:szCs w:val="18"/>
+              </w:rPr>
+              <w:t xml:space="preserve">–  Resultant structures — giant ionic lattice (e.g. NaCl), simple molecular (e.g. H₂O, I₂), giant covalent/atomic (e.g. diamond, SiO₂), giant metallic (e.g. Al)</w:t>
+            </w:r>
+          </w:p>
+          <w:p>
+            <w:pPr>
+              <w:spacing w:after="30" w:before="0"/>
+              <w:ind w:left="360" w:hanging="180"/>
+              <w:jc w:val="left"/>
+            </w:pPr>
+            <w:r>
+              <w:rPr>
+                <w:rFonts w:ascii="Arial" w:cs="Arial" w:eastAsia="Arial" w:hAnsi="Arial"/>
+                <w:b w:val="false"/>
+                <w:bCs w:val="false"/>
+                <w:i w:val="false"/>
+                <w:iCs w:val="false"/>
+                <w:color w:val="000000"/>
+                <w:sz w:val="18"/>
+                <w:szCs w:val="18"/>
+              </w:rPr>
+              <w:t xml:space="preserve">–  Physical properties of structures — solubility, electrical conductivity (solid and molten/aqueous), thermal conductivity, melting point and boiling point</w:t>
+            </w:r>
+          </w:p>
+          <w:p>
+            <w:pPr>
+              <w:spacing w:after="30" w:before="0"/>
+              <w:ind w:left="360" w:hanging="180"/>
+              <w:jc w:val="left"/>
+            </w:pPr>
+            <w:r>
+              <w:rPr>
+                <w:rFonts w:ascii="Arial" w:cs="Arial" w:eastAsia="Arial" w:hAnsi="Arial"/>
+                <w:b w:val="false"/>
+                <w:bCs w:val="false"/>
+                <w:i w:val="false"/>
+                <w:iCs w:val="false"/>
+                <w:color w:val="000000"/>
+                <w:sz w:val="18"/>
+                <w:szCs w:val="18"/>
+              </w:rPr>
+              <w:t xml:space="preserve">–  Relationship between bond type, resultant structure and physical properties — comparative investigation using NaCl, graphite, diamond, aluminium</w:t>
+            </w:r>
+          </w:p>
+          <w:p>
+            <w:pPr>
+              <w:spacing w:after="30" w:before="0"/>
+              <w:ind w:left="360" w:hanging="180"/>
+              <w:jc w:val="left"/>
+            </w:pPr>
+            <w:r>
+              <w:rPr>
+                <w:rFonts w:ascii="Arial" w:cs="Arial" w:eastAsia="Arial" w:hAnsi="Arial"/>
+                <w:b w:val="false"/>
+                <w:bCs w:val="false"/>
+                <w:i w:val="false"/>
+                <w:iCs w:val="false"/>
+                <w:color w:val="000000"/>
+                <w:sz w:val="18"/>
+                <w:szCs w:val="18"/>
+              </w:rPr>
+              <w:t xml:space="preserve">–  Uses of substances linked to bond type and structure — graphite as lubricant/electrode, diamond in cutting tools, NaCl in food preservation, metals in construction and wiring</w:t>
+            </w:r>
+          </w:p>
+          <w:p>
+            <w:pPr>
+              <w:spacing w:after="30" w:before="0"/>
+              <w:ind w:left="360" w:hanging="180"/>
+              <w:jc w:val="left"/>
+            </w:pPr>
+            <w:r>
+              <w:rPr>
+                <w:rFonts w:ascii="Arial" w:cs="Arial" w:eastAsia="Arial" w:hAnsi="Arial"/>
+                <w:b w:val="false"/>
+                <w:bCs w:val="false"/>
+                <w:i w:val="false"/>
+                <w:iCs w:val="false"/>
+                <w:color w:val="000000"/>
+                <w:sz w:val="18"/>
+                <w:szCs w:val="18"/>
+              </w:rPr>
+              <w:t xml:space="preserve">–  Project — building 3-D models of selected bonded structures (NaCl, SiO₂, graphite, diamond) using locally available materials</w:t>
+            </w:r>
+          </w:p>
+        </w:tc>
+      </w:tr>
+      <w:tr>
+        <w:tc>
+          <w:tcPr>
+            <w:tcW w:type="dxa" w:w="3000"/>
+            <w:shd w:fill="D5E8F0" w:color="auto" w:val="clear"/>
+            <w:tcMar>
+              <w:top w:type="dxa" w:w="60"/>
+              <w:left w:type="dxa" w:w="120"/>
+              <w:bottom w:type="dxa" w:w="60"/>
+              <w:right w:type="dxa" w:w="120"/>
+            </w:tcMar>
+            <w:vAlign w:val="top"/>
+          </w:tcPr>
+          <w:p>
+            <w:pPr>
+              <w:spacing w:after="40" w:before="0"/>
+              <w:jc w:val="left"/>
+            </w:pPr>
+            <w:r>
+              <w:rPr>
+                <w:rFonts w:ascii="Arial" w:cs="Arial" w:eastAsia="Arial" w:hAnsi="Arial"/>
+                <w:b/>
+                <w:bCs/>
+                <w:i w:val="false"/>
+                <w:iCs w:val="false"/>
+                <w:color w:val="000000"/>
+                <w:sz w:val="18"/>
+                <w:szCs w:val="18"/>
+              </w:rPr>
+              <w:t xml:space="preserve">Learning Outcomes</w:t>
+            </w:r>
+          </w:p>
+        </w:tc>
+        <w:tc>
+          <w:tcPr>
+            <w:tcW w:type="dxa" w:w="10680"/>
+            <w:shd w:fill="FFFFFF" w:color="auto" w:val="clear"/>
+            <w:tcMar>
+              <w:top w:type="dxa" w:w="60"/>
+              <w:left w:type="dxa" w:w="120"/>
+              <w:bottom w:type="dxa" w:w="60"/>
+              <w:right w:type="dxa" w:w="120"/>
+            </w:tcMar>
+            <w:vAlign w:val="top"/>
+          </w:tcPr>
+          <w:p>
+            <w:pPr>
+              <w:spacing w:after="40" w:before="0"/>
+              <w:jc w:val="left"/>
+            </w:pPr>
+            <w:r>
+              <w:rPr>
+                <w:rFonts w:ascii="Arial" w:cs="Arial" w:eastAsia="Arial" w:hAnsi="Arial"/>
+                <w:b w:val="false"/>
+                <w:bCs w:val="false"/>
+                <w:i w:val="false"/>
+                <w:iCs w:val="false"/>
+                <w:color w:val="000000"/>
+                <w:sz w:val="18"/>
+                <w:szCs w:val="18"/>
+              </w:rPr>
+              <w:t xml:space="preserve">By the end of the sub-strand, the learner should be able to:</w:t>
+            </w:r>
+          </w:p>
+          <w:p>
+            <w:pPr>
+              <w:spacing w:after="40" w:before="0"/>
+              <w:jc w:val="left"/>
+            </w:pPr>
+            <w:r>
+              <w:rPr>
+                <w:rFonts w:ascii="Arial" w:cs="Arial" w:eastAsia="Arial" w:hAnsi="Arial"/>
+                <w:b w:val="false"/>
+                <w:bCs w:val="false"/>
+                <w:i w:val="false"/>
+                <w:iCs w:val="false"/>
+                <w:color w:val="000000"/>
+                <w:sz w:val="18"/>
+                <w:szCs w:val="18"/>
+              </w:rPr>
+              <w:t xml:space="preserve">a) illustrate bond types in elements, molecules and compounds;</w:t>
+            </w:r>
+          </w:p>
+          <w:p>
+            <w:pPr>
+              <w:spacing w:after="40" w:before="0"/>
+              <w:jc w:val="left"/>
+            </w:pPr>
+            <w:r>
+              <w:rPr>
+                <w:rFonts w:ascii="Arial" w:cs="Arial" w:eastAsia="Arial" w:hAnsi="Arial"/>
+                <w:b w:val="false"/>
+                <w:bCs w:val="false"/>
+                <w:i w:val="false"/>
+                <w:iCs w:val="false"/>
+                <w:color w:val="000000"/>
+                <w:sz w:val="18"/>
+                <w:szCs w:val="18"/>
+              </w:rPr>
+              <w:t xml:space="preserve">b) investigate the relationship between bond types and physical properties of elements, molecules and compounds;</w:t>
+            </w:r>
+          </w:p>
+          <w:p>
+            <w:pPr>
+              <w:spacing w:after="40" w:before="0"/>
+              <w:jc w:val="left"/>
+            </w:pPr>
+            <w:r>
+              <w:rPr>
+                <w:rFonts w:ascii="Arial" w:cs="Arial" w:eastAsia="Arial" w:hAnsi="Arial"/>
+                <w:b w:val="false"/>
+                <w:bCs w:val="false"/>
+                <w:i w:val="false"/>
+                <w:iCs w:val="false"/>
+                <w:color w:val="000000"/>
+                <w:sz w:val="18"/>
+                <w:szCs w:val="18"/>
+              </w:rPr>
+              <w:t xml:space="preserve">c) relate bond types and resultant structures to the uses of elements, molecules and compounds;</w:t>
+            </w:r>
+          </w:p>
+          <w:p>
+            <w:pPr>
+              <w:spacing w:after="40" w:before="0"/>
+              <w:jc w:val="left"/>
+            </w:pPr>
+            <w:r>
+              <w:rPr>
+                <w:rFonts w:ascii="Arial" w:cs="Arial" w:eastAsia="Arial" w:hAnsi="Arial"/>
+                <w:b w:val="false"/>
+                <w:bCs w:val="false"/>
+                <w:i w:val="false"/>
+                <w:iCs w:val="false"/>
+                <w:color w:val="000000"/>
+                <w:sz w:val="18"/>
+                <w:szCs w:val="18"/>
+              </w:rPr>
+              <w:t xml:space="preserve">d) appreciate the uses of different substances based on their bond types and structures in day-to-day life.</w:t>
+            </w:r>
+          </w:p>
+        </w:tc>
+      </w:tr>
+      <w:tr>
+        <w:tc>
+          <w:tcPr>
+            <w:tcW w:type="dxa" w:w="3000"/>
+            <w:shd w:fill="D5E8F0" w:color="auto" w:val="clear"/>
+            <w:tcMar>
+              <w:top w:type="dxa" w:w="60"/>
+              <w:left w:type="dxa" w:w="120"/>
+              <w:bottom w:type="dxa" w:w="60"/>
+              <w:right w:type="dxa" w:w="120"/>
+            </w:tcMar>
+            <w:vAlign w:val="top"/>
+          </w:tcPr>
+          <w:p>
+            <w:pPr>
+              <w:spacing w:after="40" w:before="0"/>
+              <w:jc w:val="left"/>
+            </w:pPr>
+            <w:r>
+              <w:rPr>
+                <w:rFonts w:ascii="Arial" w:cs="Arial" w:eastAsia="Arial" w:hAnsi="Arial"/>
+                <w:b/>
+                <w:bCs/>
+                <w:i w:val="false"/>
+                <w:iCs w:val="false"/>
+                <w:color w:val="000000"/>
+                <w:sz w:val="18"/>
+                <w:szCs w:val="18"/>
+              </w:rPr>
+              <w:t xml:space="preserve">Core Competencies</w:t>
+            </w:r>
+          </w:p>
+        </w:tc>
+        <w:tc>
+          <w:tcPr>
+            <w:tcW w:type="dxa" w:w="10680"/>
+            <w:shd w:fill="FFFFFF" w:color="auto" w:val="clear"/>
+            <w:tcMar>
+              <w:top w:type="dxa" w:w="60"/>
+              <w:left w:type="dxa" w:w="120"/>
+              <w:bottom w:type="dxa" w:w="60"/>
+              <w:right w:type="dxa" w:w="120"/>
+            </w:tcMar>
+            <w:vAlign w:val="top"/>
+          </w:tcPr>
+          <w:p>
+            <w:pPr>
+              <w:spacing w:after="30" w:before="0"/>
+              <w:ind w:left="360" w:hanging="180"/>
+              <w:jc w:val="left"/>
+            </w:pPr>
+            <w:r>
+              <w:rPr>
+                <w:rFonts w:ascii="Arial" w:cs="Arial" w:eastAsia="Arial" w:hAnsi="Arial"/>
+                <w:b w:val="false"/>
+                <w:bCs w:val="false"/>
+                <w:i w:val="false"/>
+                <w:iCs w:val="false"/>
+                <w:color w:val="000000"/>
+                <w:sz w:val="18"/>
+                <w:szCs w:val="18"/>
+              </w:rPr>
+              <w:t xml:space="preserve">–  Learning to Learn: The learner learns independently while drawing dot (.) and cross (x) diagrams to illustrate bonding in elements and compounds, building self-directed study habits as they construct and self-check Lewis structures for ionic, covalent, dative covalent and metallic systems.</w:t>
+            </w:r>
+          </w:p>
+          <w:p>
+            <w:pPr>
+              <w:spacing w:after="30" w:before="0"/>
+              <w:ind w:left="360" w:hanging="180"/>
+              <w:jc w:val="left"/>
+            </w:pPr>
+            <w:r>
+              <w:rPr>
+                <w:rFonts w:ascii="Arial" w:cs="Arial" w:eastAsia="Arial" w:hAnsi="Arial"/>
+                <w:b w:val="false"/>
+                <w:bCs w:val="false"/>
+                <w:i w:val="false"/>
+                <w:iCs w:val="false"/>
+                <w:color w:val="000000"/>
+                <w:sz w:val="18"/>
+                <w:szCs w:val="18"/>
+              </w:rPr>
+              <w:t xml:space="preserve">–  Digital Literacy: The learner uses digital technology to effectively accomplish own task while watching animations, simulations and videos on chemical bonding — including simulations of electron-sharing in O₂ and the giant ionic lattice of NaCl.</w:t>
+            </w:r>
+          </w:p>
+          <w:p>
+            <w:pPr>
+              <w:spacing w:after="30" w:before="0"/>
+              <w:ind w:left="360" w:hanging="180"/>
+              <w:jc w:val="left"/>
+            </w:pPr>
+            <w:r>
+              <w:rPr>
+                <w:rFonts w:ascii="Arial" w:cs="Arial" w:eastAsia="Arial" w:hAnsi="Arial"/>
+                <w:b w:val="false"/>
+                <w:bCs w:val="false"/>
+                <w:i w:val="false"/>
+                <w:iCs w:val="false"/>
+                <w:color w:val="000000"/>
+                <w:sz w:val="18"/>
+                <w:szCs w:val="18"/>
+              </w:rPr>
+              <w:t xml:space="preserve">–  Creativity and Imagination: The learner experiments with material to develop models to illustrate bonding in selected elements/compounds using locally available materials (e.g. clay, bottle tops, wire, maize cobs) to construct 3-D representations of NaCl, graphite, diamond and SiO₂.</w:t>
+            </w:r>
+          </w:p>
+          <w:p>
+            <w:pPr>
+              <w:spacing w:after="30" w:before="0"/>
+              <w:ind w:left="360" w:hanging="180"/>
+              <w:jc w:val="left"/>
+            </w:pPr>
+            <w:r>
+              <w:rPr>
+                <w:rFonts w:ascii="Arial" w:cs="Arial" w:eastAsia="Arial" w:hAnsi="Arial"/>
+                <w:b w:val="false"/>
+                <w:bCs w:val="false"/>
+                <w:i w:val="false"/>
+                <w:iCs w:val="false"/>
+                <w:color w:val="000000"/>
+                <w:sz w:val="18"/>
+                <w:szCs w:val="18"/>
+              </w:rPr>
+              <w:t xml:space="preserve">–  Critical Thinking and Problem Solving: The learner interprets and infers with peers the relationship between bond types and resulting structures, explaining why diamond is hard and graphite is slippery despite both being pure carbon.</w:t>
+            </w:r>
+          </w:p>
+        </w:tc>
+      </w:tr>
+      <w:tr>
+        <w:tc>
+          <w:tcPr>
+            <w:tcW w:type="dxa" w:w="3000"/>
+            <w:shd w:fill="E2EFDA" w:color="auto" w:val="clear"/>
+            <w:tcMar>
+              <w:top w:type="dxa" w:w="60"/>
+              <w:left w:type="dxa" w:w="120"/>
+              <w:bottom w:type="dxa" w:w="60"/>
+              <w:right w:type="dxa" w:w="120"/>
+            </w:tcMar>
+            <w:vAlign w:val="top"/>
+          </w:tcPr>
+          <w:p>
+            <w:pPr>
+              <w:spacing w:after="40" w:before="0"/>
+              <w:jc w:val="left"/>
+            </w:pPr>
+            <w:r>
+              <w:rPr>
+                <w:rFonts w:ascii="Arial" w:cs="Arial" w:eastAsia="Arial" w:hAnsi="Arial"/>
+                <w:b/>
+                <w:bCs/>
+                <w:i w:val="false"/>
+                <w:iCs w:val="false"/>
+                <w:color w:val="000000"/>
+                <w:sz w:val="18"/>
+                <w:szCs w:val="18"/>
+              </w:rPr>
+              <w:t xml:space="preserve">Core Values</w:t>
+            </w:r>
+          </w:p>
+        </w:tc>
+        <w:tc>
+          <w:tcPr>
+            <w:tcW w:type="dxa" w:w="10680"/>
+            <w:shd w:fill="FFFFFF" w:color="auto" w:val="clear"/>
+            <w:tcMar>
+              <w:top w:type="dxa" w:w="60"/>
+              <w:left w:type="dxa" w:w="120"/>
+              <w:bottom w:type="dxa" w:w="60"/>
+              <w:right w:type="dxa" w:w="120"/>
+            </w:tcMar>
+            <w:vAlign w:val="top"/>
+          </w:tcPr>
+          <w:p>
+            <w:pPr>
+              <w:spacing w:after="30" w:before="0"/>
+              <w:ind w:left="360" w:hanging="180"/>
+              <w:jc w:val="left"/>
+            </w:pPr>
+            <w:r>
+              <w:rPr>
+                <w:rFonts w:ascii="Arial" w:cs="Arial" w:eastAsia="Arial" w:hAnsi="Arial"/>
+                <w:b w:val="false"/>
+                <w:bCs w:val="false"/>
+                <w:i w:val="false"/>
+                <w:iCs w:val="false"/>
+                <w:color w:val="000000"/>
+                <w:sz w:val="18"/>
+                <w:szCs w:val="18"/>
+              </w:rPr>
+              <w:t xml:space="preserve">–  Love: The learner shows care by avoiding hurting others as they carry out activities to investigate the physical properties of different structures — handling glassware, conductivity apparatus and chemical samples safely and with consideration for classmates.</w:t>
+            </w:r>
+          </w:p>
+        </w:tc>
+      </w:tr>
+      <w:tr>
+        <w:tc>
+          <w:tcPr>
+            <w:tcW w:type="dxa" w:w="3000"/>
+            <w:shd w:fill="D5E8F0" w:color="auto" w:val="clear"/>
+            <w:tcMar>
+              <w:top w:type="dxa" w:w="60"/>
+              <w:left w:type="dxa" w:w="120"/>
+              <w:bottom w:type="dxa" w:w="60"/>
+              <w:right w:type="dxa" w:w="120"/>
+            </w:tcMar>
+            <w:vAlign w:val="top"/>
+          </w:tcPr>
+          <w:p>
+            <w:pPr>
+              <w:spacing w:after="40" w:before="0"/>
+              <w:jc w:val="left"/>
+            </w:pPr>
+            <w:r>
+              <w:rPr>
+                <w:rFonts w:ascii="Arial" w:cs="Arial" w:eastAsia="Arial" w:hAnsi="Arial"/>
+                <w:b/>
+                <w:bCs/>
+                <w:i w:val="false"/>
+                <w:iCs w:val="false"/>
+                <w:color w:val="000000"/>
+                <w:sz w:val="18"/>
+                <w:szCs w:val="18"/>
+              </w:rPr>
+              <w:t xml:space="preserve">Science &amp; Engineering Practices</w:t>
+            </w:r>
+          </w:p>
+        </w:tc>
+        <w:tc>
+          <w:tcPr>
+            <w:tcW w:type="dxa" w:w="10680"/>
+            <w:shd w:fill="FFFFFF" w:color="auto" w:val="clear"/>
+            <w:tcMar>
+              <w:top w:type="dxa" w:w="60"/>
+              <w:left w:type="dxa" w:w="120"/>
+              <w:bottom w:type="dxa" w:w="60"/>
+              <w:right w:type="dxa" w:w="120"/>
+            </w:tcMar>
+            <w:vAlign w:val="top"/>
+          </w:tcPr>
+          <w:p>
+            <w:pPr>
+              <w:spacing w:after="30" w:before="0"/>
+              <w:ind w:left="360" w:hanging="180"/>
+              <w:jc w:val="left"/>
+            </w:pPr>
+            <w:r>
+              <w:rPr>
+                <w:rFonts w:ascii="Arial" w:cs="Arial" w:eastAsia="Arial" w:hAnsi="Arial"/>
+                <w:b w:val="false"/>
+                <w:bCs w:val="false"/>
+                <w:i w:val="false"/>
+                <w:iCs w:val="false"/>
+                <w:color w:val="000000"/>
+                <w:sz w:val="18"/>
+                <w:szCs w:val="18"/>
+              </w:rPr>
+              <w:t xml:space="preserve">–  Asking Questions and Defining Problems: Students generate and refine questions about why diamond and graphite — both pure carbon — have dramatically different hardness, conductivity and appearance, anchoring inquiry throughout the unit.</w:t>
+            </w:r>
+          </w:p>
+          <w:p>
+            <w:pPr>
+              <w:spacing w:after="30" w:before="0"/>
+              <w:ind w:left="360" w:hanging="180"/>
+              <w:jc w:val="left"/>
+            </w:pPr>
+            <w:r>
+              <w:rPr>
+                <w:rFonts w:ascii="Arial" w:cs="Arial" w:eastAsia="Arial" w:hAnsi="Arial"/>
+                <w:b w:val="false"/>
+                <w:bCs w:val="false"/>
+                <w:i w:val="false"/>
+                <w:iCs w:val="false"/>
+                <w:color w:val="000000"/>
+                <w:sz w:val="18"/>
+                <w:szCs w:val="18"/>
+              </w:rPr>
+              <w:t xml:space="preserve">–  Developing and Using Models: Students draw Lewis dot-and-cross diagrams and build physical 3-D models (NaCl, SiO₂, graphite, diamond) to represent bonding at the particulate level and use those models to predict properties.</w:t>
+            </w:r>
+          </w:p>
+          <w:p>
+            <w:pPr>
+              <w:spacing w:after="30" w:before="0"/>
+              <w:ind w:left="360" w:hanging="180"/>
+              <w:jc w:val="left"/>
+            </w:pPr>
+            <w:r>
+              <w:rPr>
+                <w:rFonts w:ascii="Arial" w:cs="Arial" w:eastAsia="Arial" w:hAnsi="Arial"/>
+                <w:b w:val="false"/>
+                <w:bCs w:val="false"/>
+                <w:i w:val="false"/>
+                <w:iCs w:val="false"/>
+                <w:color w:val="000000"/>
+                <w:sz w:val="18"/>
+                <w:szCs w:val="18"/>
+              </w:rPr>
+              <w:t xml:space="preserve">–  Planning and Carrying Out Investigations: Students design and conduct a structured experiment comparing solubility, electrical conductivity, melting point and thermal conductivity across giant ionic (NaCl), simple molecular (iodine/sugar), giant covalent (sand/SiO₂) and giant metallic (aluminium foil) samples.</w:t>
+            </w:r>
+          </w:p>
+          <w:p>
+            <w:pPr>
+              <w:spacing w:after="30" w:before="0"/>
+              <w:ind w:left="360" w:hanging="180"/>
+              <w:jc w:val="left"/>
+            </w:pPr>
+            <w:r>
+              <w:rPr>
+                <w:rFonts w:ascii="Arial" w:cs="Arial" w:eastAsia="Arial" w:hAnsi="Arial"/>
+                <w:b w:val="false"/>
+                <w:bCs w:val="false"/>
+                <w:i w:val="false"/>
+                <w:iCs w:val="false"/>
+                <w:color w:val="000000"/>
+                <w:sz w:val="18"/>
+                <w:szCs w:val="18"/>
+              </w:rPr>
+              <w:t xml:space="preserve">–  Analysing and Interpreting Data: Students record and compare quantitative and qualitative data from the physical-properties investigation, identifying patterns that link bond type to observable behaviour.</w:t>
+            </w:r>
+          </w:p>
+          <w:p>
+            <w:pPr>
+              <w:spacing w:after="30" w:before="0"/>
+              <w:ind w:left="360" w:hanging="180"/>
+              <w:jc w:val="left"/>
+            </w:pPr>
+            <w:r>
+              <w:rPr>
+                <w:rFonts w:ascii="Arial" w:cs="Arial" w:eastAsia="Arial" w:hAnsi="Arial"/>
+                <w:b w:val="false"/>
+                <w:bCs w:val="false"/>
+                <w:i w:val="false"/>
+                <w:iCs w:val="false"/>
+                <w:color w:val="000000"/>
+                <w:sz w:val="18"/>
+                <w:szCs w:val="18"/>
+              </w:rPr>
+              <w:t xml:space="preserve">–  Constructing Explanations: Students use electron-sharing and electron-transfer models to explain the physical properties observed, writing structured explanations that connect particulate-level bonding to macroscopic evidence.</w:t>
+            </w:r>
+          </w:p>
+          <w:p>
+            <w:pPr>
+              <w:spacing w:after="30" w:before="0"/>
+              <w:ind w:left="360" w:hanging="180"/>
+              <w:jc w:val="left"/>
+            </w:pPr>
+            <w:r>
+              <w:rPr>
+                <w:rFonts w:ascii="Arial" w:cs="Arial" w:eastAsia="Arial" w:hAnsi="Arial"/>
+                <w:b w:val="false"/>
+                <w:bCs w:val="false"/>
+                <w:i w:val="false"/>
+                <w:iCs w:val="false"/>
+                <w:color w:val="000000"/>
+                <w:sz w:val="18"/>
+                <w:szCs w:val="18"/>
+              </w:rPr>
+              <w:t xml:space="preserve">–  Obtaining, Evaluating and Communicating Information: Students watch simulations/animations on chemical bonding, evaluate the accuracy of the models shown, and communicate findings through group presentations and updated class Driving Question Boards.</w:t>
+            </w:r>
+          </w:p>
+        </w:tc>
+      </w:tr>
+      <w:tr>
+        <w:tc>
+          <w:tcPr>
+            <w:tcW w:type="dxa" w:w="3000"/>
+            <w:shd w:fill="FCE4D6" w:color="auto" w:val="clear"/>
+            <w:tcMar>
+              <w:top w:type="dxa" w:w="60"/>
+              <w:left w:type="dxa" w:w="120"/>
+              <w:bottom w:type="dxa" w:w="60"/>
+              <w:right w:type="dxa" w:w="120"/>
+            </w:tcMar>
+            <w:vAlign w:val="top"/>
+          </w:tcPr>
+          <w:p>
+            <w:pPr>
+              <w:spacing w:after="40" w:before="0"/>
+              <w:jc w:val="left"/>
+            </w:pPr>
+            <w:r>
+              <w:rPr>
+                <w:rFonts w:ascii="Arial" w:cs="Arial" w:eastAsia="Arial" w:hAnsi="Arial"/>
+                <w:b/>
+                <w:bCs/>
+                <w:i w:val="false"/>
+                <w:iCs w:val="false"/>
+                <w:color w:val="000000"/>
+                <w:sz w:val="18"/>
+                <w:szCs w:val="18"/>
+              </w:rPr>
+              <w:t xml:space="preserve">Pertinent &amp; Contemporary Issues (PCIs)</w:t>
+            </w:r>
+          </w:p>
+        </w:tc>
+        <w:tc>
+          <w:tcPr>
+            <w:tcW w:type="dxa" w:w="10680"/>
+            <w:shd w:fill="FFFFFF" w:color="auto" w:val="clear"/>
+            <w:tcMar>
+              <w:top w:type="dxa" w:w="60"/>
+              <w:left w:type="dxa" w:w="120"/>
+              <w:bottom w:type="dxa" w:w="60"/>
+              <w:right w:type="dxa" w:w="120"/>
+            </w:tcMar>
+            <w:vAlign w:val="top"/>
+          </w:tcPr>
+          <w:p>
+            <w:pPr>
+              <w:spacing w:after="30" w:before="0"/>
+              <w:ind w:left="360" w:hanging="180"/>
+              <w:jc w:val="left"/>
+            </w:pPr>
+            <w:r>
+              <w:rPr>
+                <w:rFonts w:ascii="Arial" w:cs="Arial" w:eastAsia="Arial" w:hAnsi="Arial"/>
+                <w:b w:val="false"/>
+                <w:bCs w:val="false"/>
+                <w:i w:val="false"/>
+                <w:iCs w:val="false"/>
+                <w:color w:val="000000"/>
+                <w:sz w:val="18"/>
+                <w:szCs w:val="18"/>
+              </w:rPr>
+              <w:t xml:space="preserve">–  Socio-Economic and Environmental Issues — Environmental Conservation: The learner uses locally available materials (clay, bottle tops, maize cobs, wire) to make models, minimising waste and promoting resourcefulness within the Kenyan context.</w:t>
+            </w:r>
+          </w:p>
+          <w:p>
+            <w:pPr>
+              <w:spacing w:after="30" w:before="0"/>
+              <w:ind w:left="360" w:hanging="180"/>
+              <w:jc w:val="left"/>
+            </w:pPr>
+            <w:r>
+              <w:rPr>
+                <w:rFonts w:ascii="Arial" w:cs="Arial" w:eastAsia="Arial" w:hAnsi="Arial"/>
+                <w:b w:val="false"/>
+                <w:bCs w:val="false"/>
+                <w:i w:val="false"/>
+                <w:iCs w:val="false"/>
+                <w:color w:val="000000"/>
+                <w:sz w:val="18"/>
+                <w:szCs w:val="18"/>
+              </w:rPr>
+              <w:t xml:space="preserve">–  Life Skills — Creative Thinking: The learner models bonding in selected elements/compounds (e.g. SiO₂, NaCl, graphite and diamond) using imaginative construction approaches that reflect real molecular geometry.</w:t>
+            </w:r>
+          </w:p>
+          <w:p>
+            <w:pPr>
+              <w:spacing w:after="30" w:before="0"/>
+              <w:ind w:left="360" w:hanging="180"/>
+              <w:jc w:val="left"/>
+            </w:pPr>
+            <w:r>
+              <w:rPr>
+                <w:rFonts w:ascii="Arial" w:cs="Arial" w:eastAsia="Arial" w:hAnsi="Arial"/>
+                <w:b w:val="false"/>
+                <w:bCs w:val="false"/>
+                <w:i w:val="false"/>
+                <w:iCs w:val="false"/>
+                <w:color w:val="000000"/>
+                <w:sz w:val="18"/>
+                <w:szCs w:val="18"/>
+              </w:rPr>
+              <w:t xml:space="preserve">–  Socio-Economic and Environmental Issues — Social Cohesion: The learner discusses with peers different types of chemical bonds in diverse small groups, building respect for others' contributions and collaborative problem-solving skills.</w:t>
+            </w:r>
+          </w:p>
+        </w:tc>
+      </w:tr>
+      <w:tr>
+        <w:tc>
+          <w:tcPr>
+            <w:tcW w:type="dxa" w:w="3000"/>
+            <w:shd w:fill="D9EEF1" w:color="auto" w:val="clear"/>
+            <w:tcMar>
+              <w:top w:type="dxa" w:w="60"/>
+              <w:left w:type="dxa" w:w="120"/>
+              <w:bottom w:type="dxa" w:w="60"/>
+              <w:right w:type="dxa" w:w="120"/>
+            </w:tcMar>
+            <w:vAlign w:val="top"/>
+          </w:tcPr>
+          <w:p>
+            <w:pPr>
+              <w:spacing w:after="40" w:before="0"/>
+              <w:jc w:val="left"/>
+            </w:pPr>
+            <w:r>
+              <w:rPr>
+                <w:rFonts w:ascii="Arial" w:cs="Arial" w:eastAsia="Arial" w:hAnsi="Arial"/>
+                <w:b/>
+                <w:bCs/>
+                <w:i w:val="false"/>
+                <w:iCs w:val="false"/>
+                <w:color w:val="000000"/>
+                <w:sz w:val="18"/>
+                <w:szCs w:val="18"/>
+              </w:rPr>
+              <w:t xml:space="preserve">Career Connections</w:t>
+            </w:r>
+          </w:p>
+        </w:tc>
+        <w:tc>
+          <w:tcPr>
+            <w:tcW w:type="dxa" w:w="10680"/>
+            <w:shd w:fill="FFFFFF" w:color="auto" w:val="clear"/>
+            <w:tcMar>
+              <w:top w:type="dxa" w:w="60"/>
+              <w:left w:type="dxa" w:w="120"/>
+              <w:bottom w:type="dxa" w:w="60"/>
+              <w:right w:type="dxa" w:w="120"/>
+            </w:tcMar>
+            <w:vAlign w:val="top"/>
+          </w:tcPr>
+          <w:p>
+            <w:pPr>
+              <w:spacing w:after="30" w:before="0"/>
+              <w:ind w:left="360" w:hanging="180"/>
+              <w:jc w:val="left"/>
+            </w:pPr>
+            <w:r>
+              <w:rPr>
+                <w:rFonts w:ascii="Arial" w:cs="Arial" w:eastAsia="Arial" w:hAnsi="Arial"/>
+                <w:b w:val="false"/>
+                <w:bCs w:val="false"/>
+                <w:i w:val="false"/>
+                <w:iCs w:val="false"/>
+                <w:color w:val="000000"/>
+                <w:sz w:val="18"/>
+                <w:szCs w:val="18"/>
+              </w:rPr>
+              <w:t xml:space="preserve">–  Materials Science and Engineering: Understanding bond types and resultant structures underpins the design of construction materials, ceramics, polymers and composites used in Kenyan infrastructure projects.</w:t>
+            </w:r>
+          </w:p>
+          <w:p>
+            <w:pPr>
+              <w:spacing w:after="30" w:before="0"/>
+              <w:ind w:left="360" w:hanging="180"/>
+              <w:jc w:val="left"/>
+            </w:pPr>
+            <w:r>
+              <w:rPr>
+                <w:rFonts w:ascii="Arial" w:cs="Arial" w:eastAsia="Arial" w:hAnsi="Arial"/>
+                <w:b w:val="false"/>
+                <w:bCs w:val="false"/>
+                <w:i w:val="false"/>
+                <w:iCs w:val="false"/>
+                <w:color w:val="000000"/>
+                <w:sz w:val="18"/>
+                <w:szCs w:val="18"/>
+              </w:rPr>
+              <w:t xml:space="preserve">–  Mining and Gemology: Kenya's gemstone industry (rubies, garnets, tanzanite trade) requires knowledge of giant covalent and ionic structures, hardness and crystal properties rooted in chemical bonding.</w:t>
+            </w:r>
+          </w:p>
+          <w:p>
+            <w:pPr>
+              <w:spacing w:after="30" w:before="0"/>
+              <w:ind w:left="360" w:hanging="180"/>
+              <w:jc w:val="left"/>
+            </w:pPr>
+            <w:r>
+              <w:rPr>
+                <w:rFonts w:ascii="Arial" w:cs="Arial" w:eastAsia="Arial" w:hAnsi="Arial"/>
+                <w:b w:val="false"/>
+                <w:bCs w:val="false"/>
+                <w:i w:val="false"/>
+                <w:iCs w:val="false"/>
+                <w:color w:val="000000"/>
+                <w:sz w:val="18"/>
+                <w:szCs w:val="18"/>
+              </w:rPr>
+              <w:t xml:space="preserve">–  Metallurgy and Manufacturing: Metallic bonding concepts explain the ductility, malleability and conductivity of metals such as aluminium and copper used extensively in Kenyan manufacturing and electrical industries.</w:t>
+            </w:r>
+          </w:p>
+          <w:p>
+            <w:pPr>
+              <w:spacing w:after="30" w:before="0"/>
+              <w:ind w:left="360" w:hanging="180"/>
+              <w:jc w:val="left"/>
+            </w:pPr>
+            <w:r>
+              <w:rPr>
+                <w:rFonts w:ascii="Arial" w:cs="Arial" w:eastAsia="Arial" w:hAnsi="Arial"/>
+                <w:b w:val="false"/>
+                <w:bCs w:val="false"/>
+                <w:i w:val="false"/>
+                <w:iCs w:val="false"/>
+                <w:color w:val="000000"/>
+                <w:sz w:val="18"/>
+                <w:szCs w:val="18"/>
+              </w:rPr>
+              <w:t xml:space="preserve">–  Medicine and Pharmacy: Ionic and hydrogen bonding govern drug solubility, protein folding and drug–receptor interactions — foundational knowledge for careers in medicine, nursing and pharmaceutical science.</w:t>
+            </w:r>
+          </w:p>
+          <w:p>
+            <w:pPr>
+              <w:spacing w:after="30" w:before="0"/>
+              <w:ind w:left="360" w:hanging="180"/>
+              <w:jc w:val="left"/>
+            </w:pPr>
+            <w:r>
+              <w:rPr>
+                <w:rFonts w:ascii="Arial" w:cs="Arial" w:eastAsia="Arial" w:hAnsi="Arial"/>
+                <w:b w:val="false"/>
+                <w:bCs w:val="false"/>
+                <w:i w:val="false"/>
+                <w:iCs w:val="false"/>
+                <w:color w:val="000000"/>
+                <w:sz w:val="18"/>
+                <w:szCs w:val="18"/>
+              </w:rPr>
+              <w:t xml:space="preserve">–  Agriculture and Food Science: Understanding Van der Waals forces and hydrogen bonding explains the physical behaviour of water in soils, food preservation (e.g. salt/NaCl curing of nyama choma) and crop storage.</w:t>
+            </w:r>
+          </w:p>
+          <w:p>
+            <w:pPr>
+              <w:spacing w:after="30" w:before="0"/>
+              <w:ind w:left="360" w:hanging="180"/>
+              <w:jc w:val="left"/>
+            </w:pPr>
+            <w:r>
+              <w:rPr>
+                <w:rFonts w:ascii="Arial" w:cs="Arial" w:eastAsia="Arial" w:hAnsi="Arial"/>
+                <w:b w:val="false"/>
+                <w:bCs w:val="false"/>
+                <w:i w:val="false"/>
+                <w:iCs w:val="false"/>
+                <w:color w:val="000000"/>
+                <w:sz w:val="18"/>
+                <w:szCs w:val="18"/>
+              </w:rPr>
+              <w:t xml:space="preserve">–  Environmental Science: Knowledge of molecular structures and bond polarity is essential for understanding pollutant behaviour, water treatment chemistry and the chemistry of the atmosphere over the Rift Valley and Lake Victoria basin.</w:t>
+            </w:r>
+          </w:p>
+        </w:tc>
+      </w:tr>
+      <w:tr>
+        <w:tc>
+          <w:tcPr>
+            <w:tcW w:type="dxa" w:w="3000"/>
+            <w:shd w:fill="D5E8F0" w:color="auto" w:val="clear"/>
+            <w:tcMar>
+              <w:top w:type="dxa" w:w="60"/>
+              <w:left w:type="dxa" w:w="120"/>
+              <w:bottom w:type="dxa" w:w="60"/>
+              <w:right w:type="dxa" w:w="120"/>
+            </w:tcMar>
+            <w:vAlign w:val="top"/>
+          </w:tcPr>
+          <w:p>
+            <w:pPr>
+              <w:spacing w:after="40" w:before="0"/>
+              <w:jc w:val="left"/>
+            </w:pPr>
+            <w:r>
+              <w:rPr>
+                <w:rFonts w:ascii="Arial" w:cs="Arial" w:eastAsia="Arial" w:hAnsi="Arial"/>
+                <w:b/>
+                <w:bCs/>
+                <w:i w:val="false"/>
+                <w:iCs w:val="false"/>
+                <w:color w:val="000000"/>
+                <w:sz w:val="18"/>
+                <w:szCs w:val="18"/>
+              </w:rPr>
+              <w:t xml:space="preserve">Focus for Lessons</w:t>
+            </w:r>
+          </w:p>
+        </w:tc>
+        <w:tc>
+          <w:tcPr>
+            <w:tcW w:type="dxa" w:w="10680"/>
+            <w:shd w:fill="FFFFFF" w:color="auto" w:val="clear"/>
+            <w:tcMar>
+              <w:top w:type="dxa" w:w="60"/>
+              <w:left w:type="dxa" w:w="120"/>
+              <w:bottom w:type="dxa" w:w="60"/>
+              <w:right w:type="dxa" w:w="120"/>
+            </w:tcMar>
+            <w:vAlign w:val="top"/>
+          </w:tcPr>
+          <w:p>
+            <w:pPr>
+              <w:spacing w:after="40" w:before="0"/>
+              <w:jc w:val="left"/>
+            </w:pPr>
+            <w:r>
+              <w:rPr>
+                <w:rFonts w:ascii="Arial" w:cs="Arial" w:eastAsia="Arial" w:hAnsi="Arial"/>
+                <w:b w:val="false"/>
+                <w:bCs w:val="false"/>
+                <w:i w:val="false"/>
+                <w:iCs w:val="false"/>
+                <w:color w:val="000000"/>
+                <w:sz w:val="18"/>
+                <w:szCs w:val="18"/>
+              </w:rPr>
+              <w:t xml:space="preserve">This unit anchors learning in the astonishing puzzle that diamond and graphite are both 100% carbon yet have completely opposite physical properties — one the hardest natural substance on Earth, the other a soft, slippery, electrically conducting solid. Over 13 lessons, students build from valence electrons and the octet rule through all major bond types (ionic, covalent, dative covalent, hydrogen, Van der Waals and metallic), drawing Lewis structures and conducting hands-on investigations into physical properties. The unit culminates in a project where learners build 3-D models of selected bonded structures using locally available Kenyan materials, connecting particulate-level bonding to the real-world uses of substances in Kenyan daily life, industry and the environment.</w:t>
+            </w:r>
+          </w:p>
+        </w:tc>
+      </w:tr>
+      <w:tr>
+        <w:tc>
+          <w:tcPr>
+            <w:tcW w:type="dxa" w:w="3000"/>
+            <w:shd w:fill="EAD1F5" w:color="auto" w:val="clear"/>
+            <w:tcMar>
+              <w:top w:type="dxa" w:w="60"/>
+              <w:left w:type="dxa" w:w="120"/>
+              <w:bottom w:type="dxa" w:w="60"/>
+              <w:right w:type="dxa" w:w="120"/>
+            </w:tcMar>
+            <w:vAlign w:val="top"/>
+          </w:tcPr>
+          <w:p>
+            <w:pPr>
+              <w:spacing w:after="40" w:before="0"/>
+              <w:jc w:val="left"/>
+            </w:pPr>
+            <w:r>
+              <w:rPr>
+                <w:rFonts w:ascii="Arial" w:cs="Arial" w:eastAsia="Arial" w:hAnsi="Arial"/>
+                <w:b/>
+                <w:bCs/>
+                <w:i w:val="false"/>
+                <w:iCs w:val="false"/>
+                <w:color w:val="000000"/>
+                <w:sz w:val="18"/>
+                <w:szCs w:val="18"/>
+              </w:rPr>
+              <w:t xml:space="preserve">Driving Question / Key Inquiry Questions</w:t>
+            </w:r>
+          </w:p>
+        </w:tc>
+        <w:tc>
+          <w:tcPr>
+            <w:tcW w:type="dxa" w:w="10680"/>
+            <w:shd w:fill="FFFFFF" w:color="auto" w:val="clear"/>
+            <w:tcMar>
+              <w:top w:type="dxa" w:w="60"/>
+              <w:left w:type="dxa" w:w="120"/>
+              <w:bottom w:type="dxa" w:w="60"/>
+              <w:right w:type="dxa" w:w="120"/>
+            </w:tcMar>
+            <w:vAlign w:val="top"/>
+          </w:tcPr>
+          <w:p>
+            <w:pPr>
+              <w:spacing w:after="40" w:before="0"/>
+              <w:jc w:val="left"/>
+            </w:pPr>
+            <w:r>
+              <w:rPr>
+                <w:rFonts w:ascii="Arial" w:cs="Arial" w:eastAsia="Arial" w:hAnsi="Arial"/>
+                <w:b w:val="false"/>
+                <w:bCs w:val="false"/>
+                <w:i w:val="false"/>
+                <w:iCs w:val="false"/>
+                <w:color w:val="000000"/>
+                <w:sz w:val="18"/>
+                <w:szCs w:val="18"/>
+              </w:rPr>
+              <w:t xml:space="preserve">DRIVING QUESTION: Why do diamond and graphite — both made of only carbon atoms — have such completely different properties, and how does the way atoms bond together determine what a substance looks like, how it behaves, and what we can use it for?</w:t>
+            </w:r>
+          </w:p>
+          <w:p>
+            <w:pPr>
+              <w:spacing w:after="40" w:before="0"/>
+              <w:jc w:val="left"/>
+            </w:pPr>
+            <w:r>
+              <w:rPr>
+                <w:rFonts w:ascii="Arial" w:cs="Arial" w:eastAsia="Arial" w:hAnsi="Arial"/>
+                <w:b w:val="false"/>
+                <w:bCs w:val="false"/>
+                <w:i w:val="false"/>
+                <w:iCs w:val="false"/>
+                <w:color w:val="000000"/>
+                <w:sz w:val="18"/>
+                <w:szCs w:val="18"/>
+              </w:rPr>
+              <w:t xml:space="preserve"/>
+            </w:r>
+          </w:p>
+          <w:p>
+            <w:pPr>
+              <w:spacing w:after="40" w:before="0"/>
+              <w:jc w:val="left"/>
+            </w:pPr>
+            <w:r>
+              <w:rPr>
+                <w:rFonts w:ascii="Arial" w:cs="Arial" w:eastAsia="Arial" w:hAnsi="Arial"/>
+                <w:b w:val="false"/>
+                <w:bCs w:val="false"/>
+                <w:i w:val="false"/>
+                <w:iCs w:val="false"/>
+                <w:color w:val="000000"/>
+                <w:sz w:val="18"/>
+                <w:szCs w:val="18"/>
+              </w:rPr>
+              <w:t xml:space="preserve">KICD KEY INQUIRY QUESTIONS:</w:t>
+            </w:r>
+          </w:p>
+          <w:p>
+            <w:pPr>
+              <w:spacing w:after="40" w:before="0"/>
+              <w:jc w:val="left"/>
+            </w:pPr>
+            <w:r>
+              <w:rPr>
+                <w:rFonts w:ascii="Arial" w:cs="Arial" w:eastAsia="Arial" w:hAnsi="Arial"/>
+                <w:b w:val="false"/>
+                <w:bCs w:val="false"/>
+                <w:i w:val="false"/>
+                <w:iCs w:val="false"/>
+                <w:color w:val="000000"/>
+                <w:sz w:val="18"/>
+                <w:szCs w:val="18"/>
+              </w:rPr>
+              <w:t xml:space="preserve">1. How do valence electrons determine the type of bond formed between atoms?</w:t>
+            </w:r>
+          </w:p>
+          <w:p>
+            <w:pPr>
+              <w:spacing w:after="40" w:before="0"/>
+              <w:jc w:val="left"/>
+            </w:pPr>
+            <w:r>
+              <w:rPr>
+                <w:rFonts w:ascii="Arial" w:cs="Arial" w:eastAsia="Arial" w:hAnsi="Arial"/>
+                <w:b w:val="false"/>
+                <w:bCs w:val="false"/>
+                <w:i w:val="false"/>
+                <w:iCs w:val="false"/>
+                <w:color w:val="000000"/>
+                <w:sz w:val="18"/>
+                <w:szCs w:val="18"/>
+              </w:rPr>
+              <w:t xml:space="preserve">2. How does the type of chemical bond in a substance determine its physical properties and uses?</w:t>
+            </w:r>
+          </w:p>
+        </w:tc>
+      </w:tr>
+      <w:tr>
+        <w:tc>
+          <w:tcPr>
+            <w:tcW w:type="dxa" w:w="3000"/>
+            <w:shd w:fill="EAD1F5" w:color="auto" w:val="clear"/>
+            <w:tcMar>
+              <w:top w:type="dxa" w:w="60"/>
+              <w:left w:type="dxa" w:w="120"/>
+              <w:bottom w:type="dxa" w:w="60"/>
+              <w:right w:type="dxa" w:w="120"/>
+            </w:tcMar>
+            <w:vAlign w:val="top"/>
+          </w:tcPr>
+          <w:p>
+            <w:pPr>
+              <w:spacing w:after="40" w:before="0"/>
+              <w:jc w:val="left"/>
+            </w:pPr>
+            <w:r>
+              <w:rPr>
+                <w:rFonts w:ascii="Arial" w:cs="Arial" w:eastAsia="Arial" w:hAnsi="Arial"/>
+                <w:b/>
+                <w:bCs/>
+                <w:i w:val="false"/>
+                <w:iCs w:val="false"/>
+                <w:color w:val="000000"/>
+                <w:sz w:val="18"/>
+                <w:szCs w:val="18"/>
+              </w:rPr>
+              <w:t xml:space="preserve">Anchoring Phenomenon</w:t>
+            </w:r>
+          </w:p>
+        </w:tc>
+        <w:tc>
+          <w:tcPr>
+            <w:tcW w:type="dxa" w:w="10680"/>
+            <w:shd w:fill="FFFFFF" w:color="auto" w:val="clear"/>
+            <w:tcMar>
+              <w:top w:type="dxa" w:w="60"/>
+              <w:left w:type="dxa" w:w="120"/>
+              <w:bottom w:type="dxa" w:w="60"/>
+              <w:right w:type="dxa" w:w="120"/>
+            </w:tcMar>
+            <w:vAlign w:val="top"/>
+          </w:tcPr>
+          <w:p>
+            <w:pPr>
+              <w:spacing w:after="40" w:before="0"/>
+              <w:jc w:val="left"/>
+            </w:pPr>
+            <w:r>
+              <w:rPr>
+                <w:rFonts w:ascii="Arial" w:cs="Arial" w:eastAsia="Arial" w:hAnsi="Arial"/>
+                <w:b w:val="false"/>
+                <w:bCs w:val="false"/>
+                <w:i w:val="false"/>
+                <w:iCs w:val="false"/>
+                <w:color w:val="000000"/>
+                <w:sz w:val="18"/>
+                <w:szCs w:val="18"/>
+              </w:rPr>
+              <w:t xml:space="preserve">ANCHORING PHENOMENON — The Carbon Paradox: Diamond and Graphite</w:t>
+            </w:r>
+          </w:p>
+          <w:p>
+            <w:pPr>
+              <w:spacing w:after="40" w:before="0"/>
+              <w:jc w:val="left"/>
+            </w:pPr>
+            <w:r>
+              <w:rPr>
+                <w:rFonts w:ascii="Arial" w:cs="Arial" w:eastAsia="Arial" w:hAnsi="Arial"/>
+                <w:b w:val="false"/>
+                <w:bCs w:val="false"/>
+                <w:i w:val="false"/>
+                <w:iCs w:val="false"/>
+                <w:color w:val="000000"/>
+                <w:sz w:val="18"/>
+                <w:szCs w:val="18"/>
+              </w:rPr>
+              <w:t xml:space="preserve"/>
+            </w:r>
+          </w:p>
+          <w:p>
+            <w:pPr>
+              <w:spacing w:after="40" w:before="0"/>
+              <w:jc w:val="left"/>
+            </w:pPr>
+            <w:r>
+              <w:rPr>
+                <w:rFonts w:ascii="Arial" w:cs="Arial" w:eastAsia="Arial" w:hAnsi="Arial"/>
+                <w:b w:val="false"/>
+                <w:bCs w:val="false"/>
+                <w:i w:val="false"/>
+                <w:iCs w:val="false"/>
+                <w:color w:val="000000"/>
+                <w:sz w:val="18"/>
+                <w:szCs w:val="18"/>
+              </w:rPr>
+              <w:t xml:space="preserve">A teacher displays two samples side by side: a brilliant, transparent diamond chip used in a Nairobi jeweller's cutting tool, and a stick of graphite from an ordinary pencil. Both are presented with the label "100% Carbon — no other elements." Students are invited to scratch each sample against a ceramic tile: the graphite smears a grey mark instantly while the diamond leaves a white scratch on the tile itself. A conductivity tester is then touched to each: the graphite lights a bulb brightly; the diamond does not conduct at all.</w:t>
+            </w:r>
+          </w:p>
+          <w:p>
+            <w:pPr>
+              <w:spacing w:after="40" w:before="0"/>
+              <w:jc w:val="left"/>
+            </w:pPr>
+            <w:r>
+              <w:rPr>
+                <w:rFonts w:ascii="Arial" w:cs="Arial" w:eastAsia="Arial" w:hAnsi="Arial"/>
+                <w:b w:val="false"/>
+                <w:bCs w:val="false"/>
+                <w:i w:val="false"/>
+                <w:iCs w:val="false"/>
+                <w:color w:val="000000"/>
+                <w:sz w:val="18"/>
+                <w:szCs w:val="18"/>
+              </w:rPr>
+              <w:t xml:space="preserve"/>
+            </w:r>
+          </w:p>
+          <w:p>
+            <w:pPr>
+              <w:spacing w:after="40" w:before="0"/>
+              <w:jc w:val="left"/>
+            </w:pPr>
+            <w:r>
+              <w:rPr>
+                <w:rFonts w:ascii="Arial" w:cs="Arial" w:eastAsia="Arial" w:hAnsi="Arial"/>
+                <w:b w:val="false"/>
+                <w:bCs w:val="false"/>
+                <w:i w:val="false"/>
+                <w:iCs w:val="false"/>
+                <w:color w:val="000000"/>
+                <w:sz w:val="18"/>
+                <w:szCs w:val="18"/>
+              </w:rPr>
+              <w:t xml:space="preserve">The puzzle: If both substances contain only carbon atoms with the same number of protons, neutrons and electrons, why is one the hardest naturally occurring solid known while the other is soft enough to write with? Why does one conduct electricity and the other is a perfect electrical insulator? Why is one transparent and the other opaque grey? The answer lies entirely in HOW the carbon atoms are bonded to one another — four bonds in a 3-D tetrahedral network (diamond) versus three bonds in flat hexagonal layers with one delocalised electron per atom free to move (graphite). This phenomenon makes chemical bonding visible, tangible and genuinely puzzling, motivating the entire unit's investigation.</w:t>
+            </w:r>
+          </w:p>
+        </w:tc>
+      </w:tr>
+      <w:tr>
+        <w:tc>
+          <w:tcPr>
+            <w:tcW w:type="dxa" w:w="3000"/>
+            <w:shd w:fill="D9EEF1" w:color="auto" w:val="clear"/>
+            <w:tcMar>
+              <w:top w:type="dxa" w:w="60"/>
+              <w:left w:type="dxa" w:w="120"/>
+              <w:bottom w:type="dxa" w:w="60"/>
+              <w:right w:type="dxa" w:w="120"/>
+            </w:tcMar>
+            <w:vAlign w:val="top"/>
+          </w:tcPr>
+          <w:p>
+            <w:pPr>
+              <w:spacing w:after="40" w:before="0"/>
+              <w:jc w:val="left"/>
+            </w:pPr>
+            <w:r>
+              <w:rPr>
+                <w:rFonts w:ascii="Arial" w:cs="Arial" w:eastAsia="Arial" w:hAnsi="Arial"/>
+                <w:b/>
+                <w:bCs/>
+                <w:i w:val="false"/>
+                <w:iCs w:val="false"/>
+                <w:color w:val="000000"/>
+                <w:sz w:val="18"/>
+                <w:szCs w:val="18"/>
+              </w:rPr>
+              <w:t xml:space="preserve">Storyline Thread</w:t>
+            </w:r>
+          </w:p>
+        </w:tc>
+        <w:tc>
+          <w:tcPr>
+            <w:tcW w:type="dxa" w:w="10680"/>
+            <w:shd w:fill="FFFFFF" w:color="auto" w:val="clear"/>
+            <w:tcMar>
+              <w:top w:type="dxa" w:w="60"/>
+              <w:left w:type="dxa" w:w="120"/>
+              <w:bottom w:type="dxa" w:w="60"/>
+              <w:right w:type="dxa" w:w="120"/>
+            </w:tcMar>
+            <w:vAlign w:val="top"/>
+          </w:tcPr>
+          <w:p>
+            <w:pPr>
+              <w:spacing w:after="40" w:before="0"/>
+              <w:jc w:val="left"/>
+            </w:pPr>
+            <w:r>
+              <w:rPr>
+                <w:rFonts w:ascii="Arial" w:cs="Arial" w:eastAsia="Arial" w:hAnsi="Arial"/>
+                <w:b w:val="false"/>
+                <w:bCs w:val="false"/>
+                <w:i w:val="false"/>
+                <w:iCs w:val="false"/>
+                <w:color w:val="000000"/>
+                <w:sz w:val="18"/>
+                <w:szCs w:val="18"/>
+              </w:rPr>
+              <w:t xml:space="preserve">Lesson 1 — PHENOMENON LAUNCH &amp; PREDICT PHASE: Students observe the diamond vs. graphite demonstration (hardness, conductivity, appearance). They record predictions for why the properties differ and populate an initial Driving Question Board. Teacher introduces the unit question. No bonding theory yet — pure curiosity generation.</w:t>
+            </w:r>
+          </w:p>
+          <w:p>
+            <w:pPr>
+              <w:spacing w:after="40" w:before="0"/>
+              <w:jc w:val="left"/>
+            </w:pPr>
+            <w:r>
+              <w:rPr>
+                <w:rFonts w:ascii="Arial" w:cs="Arial" w:eastAsia="Arial" w:hAnsi="Arial"/>
+                <w:b w:val="false"/>
+                <w:bCs w:val="false"/>
+                <w:i w:val="false"/>
+                <w:iCs w:val="false"/>
+                <w:color w:val="000000"/>
+                <w:sz w:val="18"/>
+                <w:szCs w:val="18"/>
+              </w:rPr>
+              <w:t xml:space="preserve"/>
+            </w:r>
+          </w:p>
+          <w:p>
+            <w:pPr>
+              <w:spacing w:after="40" w:before="0"/>
+              <w:jc w:val="left"/>
+            </w:pPr>
+            <w:r>
+              <w:rPr>
+                <w:rFonts w:ascii="Arial" w:cs="Arial" w:eastAsia="Arial" w:hAnsi="Arial"/>
+                <w:b w:val="false"/>
+                <w:bCs w:val="false"/>
+                <w:i w:val="false"/>
+                <w:iCs w:val="false"/>
+                <w:color w:val="000000"/>
+                <w:sz w:val="18"/>
+                <w:szCs w:val="18"/>
+              </w:rPr>
+              <w:t xml:space="preserve">Lesson 2 — VALENCE ELECTRONS &amp; THE OCTET RULE: Students review electron configuration and identify valence electrons for elements in periods 1–3. They discuss atomic stability (gaining, losing, sharing electrons) and the octet/duplet noble-gas rule as the driving force behind all bonding. Lewis dot diagrams for individual atoms are introduced.</w:t>
+            </w:r>
+          </w:p>
+          <w:p>
+            <w:pPr>
+              <w:spacing w:after="40" w:before="0"/>
+              <w:jc w:val="left"/>
+            </w:pPr>
+            <w:r>
+              <w:rPr>
+                <w:rFonts w:ascii="Arial" w:cs="Arial" w:eastAsia="Arial" w:hAnsi="Arial"/>
+                <w:b w:val="false"/>
+                <w:bCs w:val="false"/>
+                <w:i w:val="false"/>
+                <w:iCs w:val="false"/>
+                <w:color w:val="000000"/>
+                <w:sz w:val="18"/>
+                <w:szCs w:val="18"/>
+              </w:rPr>
+              <w:t xml:space="preserve"/>
+            </w:r>
+          </w:p>
+          <w:p>
+            <w:pPr>
+              <w:spacing w:after="40" w:before="0"/>
+              <w:jc w:val="left"/>
+            </w:pPr>
+            <w:r>
+              <w:rPr>
+                <w:rFonts w:ascii="Arial" w:cs="Arial" w:eastAsia="Arial" w:hAnsi="Arial"/>
+                <w:b w:val="false"/>
+                <w:bCs w:val="false"/>
+                <w:i w:val="false"/>
+                <w:iCs w:val="false"/>
+                <w:color w:val="000000"/>
+                <w:sz w:val="18"/>
+                <w:szCs w:val="18"/>
+              </w:rPr>
+              <w:t xml:space="preserve">Lesson 3 — IONIC BONDING: Students investigate electron transfer using NaCl as the primary example (linking to salt used in Kenyan cooking and food preservation). They draw dot-and-cross diagrams for Na⁺Cl⁻ formation, discuss lattice energy conceptually, and connect ionic bonding to the giant ionic structure. Students predict properties of NaCl before the Lesson 5 investigation.</w:t>
+            </w:r>
+          </w:p>
+          <w:p>
+            <w:pPr>
+              <w:spacing w:after="40" w:before="0"/>
+              <w:jc w:val="left"/>
+            </w:pPr>
+            <w:r>
+              <w:rPr>
+                <w:rFonts w:ascii="Arial" w:cs="Arial" w:eastAsia="Arial" w:hAnsi="Arial"/>
+                <w:b w:val="false"/>
+                <w:bCs w:val="false"/>
+                <w:i w:val="false"/>
+                <w:iCs w:val="false"/>
+                <w:color w:val="000000"/>
+                <w:sz w:val="18"/>
+                <w:szCs w:val="18"/>
+              </w:rPr>
+              <w:t xml:space="preserve"/>
+            </w:r>
+          </w:p>
+          <w:p>
+            <w:pPr>
+              <w:spacing w:after="40" w:before="0"/>
+              <w:jc w:val="left"/>
+            </w:pPr>
+            <w:r>
+              <w:rPr>
+                <w:rFonts w:ascii="Arial" w:cs="Arial" w:eastAsia="Arial" w:hAnsi="Arial"/>
+                <w:b w:val="false"/>
+                <w:bCs w:val="false"/>
+                <w:i w:val="false"/>
+                <w:iCs w:val="false"/>
+                <w:color w:val="000000"/>
+                <w:sz w:val="18"/>
+                <w:szCs w:val="18"/>
+              </w:rPr>
+              <w:t xml:space="preserve">Lesson 4 — COVALENT &amp; DATIVE COVALENT BONDING: Students draw Lewis structures for simple covalent molecules (H₂, O₂, N₂, H₂O, CO₂, CH₄) and explore single, double and triple bonds. Dative covalent bonding is introduced through NH₄⁺ and H₃O⁺ — relating to acid-base chemistry. Students compare dot-and-cross diagrams for covalent vs. ionic substances.</w:t>
+            </w:r>
+          </w:p>
+          <w:p>
+            <w:pPr>
+              <w:spacing w:after="40" w:before="0"/>
+              <w:jc w:val="left"/>
+            </w:pPr>
+            <w:r>
+              <w:rPr>
+                <w:rFonts w:ascii="Arial" w:cs="Arial" w:eastAsia="Arial" w:hAnsi="Arial"/>
+                <w:b w:val="false"/>
+                <w:bCs w:val="false"/>
+                <w:i w:val="false"/>
+                <w:iCs w:val="false"/>
+                <w:color w:val="000000"/>
+                <w:sz w:val="18"/>
+                <w:szCs w:val="18"/>
+              </w:rPr>
+              <w:t xml:space="preserve"/>
+            </w:r>
+          </w:p>
+          <w:p>
+            <w:pPr>
+              <w:spacing w:after="40" w:before="0"/>
+              <w:jc w:val="left"/>
+            </w:pPr>
+            <w:r>
+              <w:rPr>
+                <w:rFonts w:ascii="Arial" w:cs="Arial" w:eastAsia="Arial" w:hAnsi="Arial"/>
+                <w:b w:val="false"/>
+                <w:bCs w:val="false"/>
+                <w:i w:val="false"/>
+                <w:iCs w:val="false"/>
+                <w:color w:val="000000"/>
+                <w:sz w:val="18"/>
+                <w:szCs w:val="18"/>
+              </w:rPr>
+              <w:t xml:space="preserve">Lesson 5 — HYDROGEN BONDING &amp; VAN DER WAALS FORCES: Students investigate why water has anomalously high boiling/melting points relative to H₂S and H₂Se. Hydrogen bonding between H₂O molecules is modelled. Van der Waals (London dispersion and dipole–dipole) forces are introduced using iodine and noble gases as examples. Students link these to the Supporting Phenomenon of iodine sublimation.</w:t>
+            </w:r>
+          </w:p>
+          <w:p>
+            <w:pPr>
+              <w:spacing w:after="40" w:before="0"/>
+              <w:jc w:val="left"/>
+            </w:pPr>
+            <w:r>
+              <w:rPr>
+                <w:rFonts w:ascii="Arial" w:cs="Arial" w:eastAsia="Arial" w:hAnsi="Arial"/>
+                <w:b w:val="false"/>
+                <w:bCs w:val="false"/>
+                <w:i w:val="false"/>
+                <w:iCs w:val="false"/>
+                <w:color w:val="000000"/>
+                <w:sz w:val="18"/>
+                <w:szCs w:val="18"/>
+              </w:rPr>
+              <w:t xml:space="preserve"/>
+            </w:r>
+          </w:p>
+          <w:p>
+            <w:pPr>
+              <w:spacing w:after="40" w:before="0"/>
+              <w:jc w:val="left"/>
+            </w:pPr>
+            <w:r>
+              <w:rPr>
+                <w:rFonts w:ascii="Arial" w:cs="Arial" w:eastAsia="Arial" w:hAnsi="Arial"/>
+                <w:b w:val="false"/>
+                <w:bCs w:val="false"/>
+                <w:i w:val="false"/>
+                <w:iCs w:val="false"/>
+                <w:color w:val="000000"/>
+                <w:sz w:val="18"/>
+                <w:szCs w:val="18"/>
+              </w:rPr>
+              <w:t xml:space="preserve">Lesson 6 — METALLIC BONDING: Students examine aluminium foil, copper wire and iron nails — all common in Kenyan households and construction. The sea-of-delocalised-electrons model is introduced to explain conductivity, ductility and malleability. Students draw a metallic bonding diagram and compare it to ionic and covalent diagrams. They connect this to the aluminium nyama choma foil supporting phenomenon.</w:t>
+            </w:r>
+          </w:p>
+          <w:p>
+            <w:pPr>
+              <w:spacing w:after="40" w:before="0"/>
+              <w:jc w:val="left"/>
+            </w:pPr>
+            <w:r>
+              <w:rPr>
+                <w:rFonts w:ascii="Arial" w:cs="Arial" w:eastAsia="Arial" w:hAnsi="Arial"/>
+                <w:b w:val="false"/>
+                <w:bCs w:val="false"/>
+                <w:i w:val="false"/>
+                <w:iCs w:val="false"/>
+                <w:color w:val="000000"/>
+                <w:sz w:val="18"/>
+                <w:szCs w:val="18"/>
+              </w:rPr>
+              <w:t xml:space="preserve"/>
+            </w:r>
+          </w:p>
+          <w:p>
+            <w:pPr>
+              <w:spacing w:after="40" w:before="0"/>
+              <w:jc w:val="left"/>
+            </w:pPr>
+            <w:r>
+              <w:rPr>
+                <w:rFonts w:ascii="Arial" w:cs="Arial" w:eastAsia="Arial" w:hAnsi="Arial"/>
+                <w:b w:val="false"/>
+                <w:bCs w:val="false"/>
+                <w:i w:val="false"/>
+                <w:iCs w:val="false"/>
+                <w:color w:val="000000"/>
+                <w:sz w:val="18"/>
+                <w:szCs w:val="18"/>
+              </w:rPr>
+              <w:t xml:space="preserve">Lesson 7 — PHYSICAL PROPERTIES INVESTIGATION (Part 1 — Setup &amp; Prediction): Students are presented with four unknowns representing giant ionic (NaCl), simple molecular (sugar/iodine), giant covalent (sand, SiO₂) and giant metallic (aluminium) structures. They predict which substances will dissolve in water, conduct electricity and have high or low melting points — recording predictions in a structured table linked to bond type.</w:t>
+            </w:r>
+          </w:p>
+          <w:p>
+            <w:pPr>
+              <w:spacing w:after="40" w:before="0"/>
+              <w:jc w:val="left"/>
+            </w:pPr>
+            <w:r>
+              <w:rPr>
+                <w:rFonts w:ascii="Arial" w:cs="Arial" w:eastAsia="Arial" w:hAnsi="Arial"/>
+                <w:b w:val="false"/>
+                <w:bCs w:val="false"/>
+                <w:i w:val="false"/>
+                <w:iCs w:val="false"/>
+                <w:color w:val="000000"/>
+                <w:sz w:val="18"/>
+                <w:szCs w:val="18"/>
+              </w:rPr>
+              <w:t xml:space="preserve"/>
+            </w:r>
+          </w:p>
+          <w:p>
+            <w:pPr>
+              <w:spacing w:after="40" w:before="0"/>
+              <w:jc w:val="left"/>
+            </w:pPr>
+            <w:r>
+              <w:rPr>
+                <w:rFonts w:ascii="Arial" w:cs="Arial" w:eastAsia="Arial" w:hAnsi="Arial"/>
+                <w:b w:val="false"/>
+                <w:bCs w:val="false"/>
+                <w:i w:val="false"/>
+                <w:iCs w:val="false"/>
+                <w:color w:val="000000"/>
+                <w:sz w:val="18"/>
+                <w:szCs w:val="18"/>
+              </w:rPr>
+              <w:t xml:space="preserve">Lesson 8 — PHYSICAL PROPERTIES INVESTIGATION (Part 2 — Data Collection): Students carry out the hands-on investigation: solubility tests in water, conductivity testing (solid and dissolved), and comparison of melting-point data from data cards. They record observations systematically and begin identifying patterns.</w:t>
+            </w:r>
+          </w:p>
+          <w:p>
+            <w:pPr>
+              <w:spacing w:after="40" w:before="0"/>
+              <w:jc w:val="left"/>
+            </w:pPr>
+            <w:r>
+              <w:rPr>
+                <w:rFonts w:ascii="Arial" w:cs="Arial" w:eastAsia="Arial" w:hAnsi="Arial"/>
+                <w:b w:val="false"/>
+                <w:bCs w:val="false"/>
+                <w:i w:val="false"/>
+                <w:iCs w:val="false"/>
+                <w:color w:val="000000"/>
+                <w:sz w:val="18"/>
+                <w:szCs w:val="18"/>
+              </w:rPr>
+              <w:t xml:space="preserve"/>
+            </w:r>
+          </w:p>
+          <w:p>
+            <w:pPr>
+              <w:spacing w:after="40" w:before="0"/>
+              <w:jc w:val="left"/>
+            </w:pPr>
+            <w:r>
+              <w:rPr>
+                <w:rFonts w:ascii="Arial" w:cs="Arial" w:eastAsia="Arial" w:hAnsi="Arial"/>
+                <w:b w:val="false"/>
+                <w:bCs w:val="false"/>
+                <w:i w:val="false"/>
+                <w:iCs w:val="false"/>
+                <w:color w:val="000000"/>
+                <w:sz w:val="18"/>
+                <w:szCs w:val="18"/>
+              </w:rPr>
+              <w:t xml:space="preserve">Lesson 9 — PHYSICAL PROPERTIES INVESTIGATION (Part 3 — Analysis &amp; Explanation): Students analyse their data, construct explanations for each substance's behaviour using bond-type reasoning, and complete structured written explanations. The class compiles a shared comparison table (giant ionic / simple molecular / giant covalent / giant metallic) on the board. Students return to the DQB to update answers.</w:t>
+            </w:r>
+          </w:p>
+          <w:p>
+            <w:pPr>
+              <w:spacing w:after="40" w:before="0"/>
+              <w:jc w:val="left"/>
+            </w:pPr>
+            <w:r>
+              <w:rPr>
+                <w:rFonts w:ascii="Arial" w:cs="Arial" w:eastAsia="Arial" w:hAnsi="Arial"/>
+                <w:b w:val="false"/>
+                <w:bCs w:val="false"/>
+                <w:i w:val="false"/>
+                <w:iCs w:val="false"/>
+                <w:color w:val="000000"/>
+                <w:sz w:val="18"/>
+                <w:szCs w:val="18"/>
+              </w:rPr>
+              <w:t xml:space="preserve"/>
+            </w:r>
+          </w:p>
+          <w:p>
+            <w:pPr>
+              <w:spacing w:after="40" w:before="0"/>
+              <w:jc w:val="left"/>
+            </w:pPr>
+            <w:r>
+              <w:rPr>
+                <w:rFonts w:ascii="Arial" w:cs="Arial" w:eastAsia="Arial" w:hAnsi="Arial"/>
+                <w:b w:val="false"/>
+                <w:bCs w:val="false"/>
+                <w:i w:val="false"/>
+                <w:iCs w:val="false"/>
+                <w:color w:val="000000"/>
+                <w:sz w:val="18"/>
+                <w:szCs w:val="18"/>
+              </w:rPr>
+              <w:t xml:space="preserve">Lesson 10 — RESULTANT STRUCTURES &amp; USES: Students explore how bond type and structure determine real-world uses — diamond in cutting tools, graphite as lubricant and in dry-cell batteries (common in Kenyan homes), NaCl in food preservation, aluminium in Kenyan construction and cookware, SiO₂ in glass-making. Students brainstorm additional Kenyan examples and present findings in pairs.</w:t>
+            </w:r>
+          </w:p>
+          <w:p>
+            <w:pPr>
+              <w:spacing w:after="40" w:before="0"/>
+              <w:jc w:val="left"/>
+            </w:pPr>
+            <w:r>
+              <w:rPr>
+                <w:rFonts w:ascii="Arial" w:cs="Arial" w:eastAsia="Arial" w:hAnsi="Arial"/>
+                <w:b w:val="false"/>
+                <w:bCs w:val="false"/>
+                <w:i w:val="false"/>
+                <w:iCs w:val="false"/>
+                <w:color w:val="000000"/>
+                <w:sz w:val="18"/>
+                <w:szCs w:val="18"/>
+              </w:rPr>
+              <w:t xml:space="preserve"/>
+            </w:r>
+          </w:p>
+          <w:p>
+            <w:pPr>
+              <w:spacing w:after="40" w:before="0"/>
+              <w:jc w:val="left"/>
+            </w:pPr>
+            <w:r>
+              <w:rPr>
+                <w:rFonts w:ascii="Arial" w:cs="Arial" w:eastAsia="Arial" w:hAnsi="Arial"/>
+                <w:b w:val="false"/>
+                <w:bCs w:val="false"/>
+                <w:i w:val="false"/>
+                <w:iCs w:val="false"/>
+                <w:color w:val="000000"/>
+                <w:sz w:val="18"/>
+                <w:szCs w:val="18"/>
+              </w:rPr>
+              <w:t xml:space="preserve">Lesson 11 — ANIMATIONS, SIMULATIONS &amp; DIGITAL LITERACY: Students watch curated animations and simulations on chemical bonding and resultant structures. They evaluate each simulation for accuracy against their Lewis diagrams and physical-property findings, discussing what the digital models show well and what they simplify. Teacher facilitates a structured debrief connecting digital evidence back to the anchoring phenomenon.</w:t>
+            </w:r>
+          </w:p>
+          <w:p>
+            <w:pPr>
+              <w:spacing w:after="40" w:before="0"/>
+              <w:jc w:val="left"/>
+            </w:pPr>
+            <w:r>
+              <w:rPr>
+                <w:rFonts w:ascii="Arial" w:cs="Arial" w:eastAsia="Arial" w:hAnsi="Arial"/>
+                <w:b w:val="false"/>
+                <w:bCs w:val="false"/>
+                <w:i w:val="false"/>
+                <w:iCs w:val="false"/>
+                <w:color w:val="000000"/>
+                <w:sz w:val="18"/>
+                <w:szCs w:val="18"/>
+              </w:rPr>
+              <w:t xml:space="preserve"/>
+            </w:r>
+          </w:p>
+          <w:p>
+            <w:pPr>
+              <w:spacing w:after="40" w:before="0"/>
+              <w:jc w:val="left"/>
+            </w:pPr>
+            <w:r>
+              <w:rPr>
+                <w:rFonts w:ascii="Arial" w:cs="Arial" w:eastAsia="Arial" w:hAnsi="Arial"/>
+                <w:b w:val="false"/>
+                <w:bCs w:val="false"/>
+                <w:i w:val="false"/>
+                <w:iCs w:val="false"/>
+                <w:color w:val="000000"/>
+                <w:sz w:val="18"/>
+                <w:szCs w:val="18"/>
+              </w:rPr>
+              <w:t xml:space="preserve">Lesson 12 — PROJECT LESSON — 3-D MODEL BUILDING: Students use locally available materials (clay, bottle tops, wire, maize cobs, string, cardboard) to build 3-D models of assigned structures (NaCl ionic lattice, graphite layered structure, diamond tetrahedral network, or SiO₂). Groups annotate their models with bond type, bond angle and key physical properties. This is the creativity and environmental conservation PCI integration lesson.</w:t>
+            </w:r>
+          </w:p>
+          <w:p>
+            <w:pPr>
+              <w:spacing w:after="40" w:before="0"/>
+              <w:jc w:val="left"/>
+            </w:pPr>
+            <w:r>
+              <w:rPr>
+                <w:rFonts w:ascii="Arial" w:cs="Arial" w:eastAsia="Arial" w:hAnsi="Arial"/>
+                <w:b w:val="false"/>
+                <w:bCs w:val="false"/>
+                <w:i w:val="false"/>
+                <w:iCs w:val="false"/>
+                <w:color w:val="000000"/>
+                <w:sz w:val="18"/>
+                <w:szCs w:val="18"/>
+              </w:rPr>
+              <w:t xml:space="preserve"/>
+            </w:r>
+          </w:p>
+          <w:p>
+            <w:pPr>
+              <w:spacing w:after="40" w:before="0"/>
+              <w:jc w:val="left"/>
+            </w:pPr>
+            <w:r>
+              <w:rPr>
+                <w:rFonts w:ascii="Arial" w:cs="Arial" w:eastAsia="Arial" w:hAnsi="Arial"/>
+                <w:b w:val="false"/>
+                <w:bCs w:val="false"/>
+                <w:i w:val="false"/>
+                <w:iCs w:val="false"/>
+                <w:color w:val="000000"/>
+                <w:sz w:val="18"/>
+                <w:szCs w:val="18"/>
+              </w:rPr>
+              <w:t xml:space="preserve">Lesson 13 — MODEL PRESENTATIONS, DQB FINAL REVISION &amp; UNIT CONSOLIDATION: Groups present their 3-D models to the class, explaining how the bonding arrangement causes the physical properties and real-world uses of their substance. The class conducts a final Driving Question Board revision — answering the unit question fully with evidence. Teacher leads consolidation: returning to the diamond-vs.-graphite phenomenon with complete, evidence-based student explanations. Formative assessment through exit tickets linking bond type → structure → property → use.</w:t>
+            </w:r>
+          </w:p>
+        </w:tc>
+      </w:tr>
+      <w:tr>
+        <w:tc>
+          <w:tcPr>
+            <w:tcW w:type="dxa" w:w="3000"/>
+            <w:shd w:fill="EAD1F5" w:color="auto" w:val="clear"/>
+            <w:tcMar>
+              <w:top w:type="dxa" w:w="60"/>
+              <w:left w:type="dxa" w:w="120"/>
+              <w:bottom w:type="dxa" w:w="60"/>
+              <w:right w:type="dxa" w:w="120"/>
+            </w:tcMar>
+            <w:vAlign w:val="top"/>
+          </w:tcPr>
+          <w:p>
+            <w:pPr>
+              <w:spacing w:after="40" w:before="0"/>
+              <w:jc w:val="left"/>
+            </w:pPr>
+            <w:r>
+              <w:rPr>
+                <w:rFonts w:ascii="Arial" w:cs="Arial" w:eastAsia="Arial" w:hAnsi="Arial"/>
+                <w:b/>
+                <w:bCs/>
+                <w:i w:val="false"/>
+                <w:iCs w:val="false"/>
+                <w:color w:val="000000"/>
+                <w:sz w:val="18"/>
+                <w:szCs w:val="18"/>
+              </w:rPr>
+              <w:t xml:space="preserve">Supporting Phenomena</w:t>
+            </w:r>
+          </w:p>
+        </w:tc>
+        <w:tc>
+          <w:tcPr>
+            <w:tcW w:type="dxa" w:w="10680"/>
+            <w:shd w:fill="FFFFFF" w:color="auto" w:val="clear"/>
+            <w:tcMar>
+              <w:top w:type="dxa" w:w="60"/>
+              <w:left w:type="dxa" w:w="120"/>
+              <w:bottom w:type="dxa" w:w="60"/>
+              <w:right w:type="dxa" w:w="120"/>
+            </w:tcMar>
+            <w:vAlign w:val="top"/>
+          </w:tcPr>
+          <w:p>
+            <w:pPr>
+              <w:spacing w:after="30" w:before="0"/>
+              <w:ind w:left="360" w:hanging="180"/>
+              <w:jc w:val="left"/>
+            </w:pPr>
+            <w:r>
+              <w:rPr>
+                <w:rFonts w:ascii="Arial" w:cs="Arial" w:eastAsia="Arial" w:hAnsi="Arial"/>
+                <w:b w:val="false"/>
+                <w:bCs w:val="false"/>
+                <w:i w:val="false"/>
+                <w:iCs w:val="false"/>
+                <w:color w:val="000000"/>
+                <w:sz w:val="18"/>
+                <w:szCs w:val="18"/>
+              </w:rPr>
+              <w:t xml:space="preserve">–  The Salt-and-Sugar Conductivity Puzzle: When dissolved in water, common table salt (NaCl — used daily in Kenyan cooking of ugali and stew) conducts electricity and splits into ions, but dissolved sugar does not conduct at all — both are white crystalline solids, yet their bond types (ionic vs. covalent) produce opposite electrical behaviour.</w:t>
+            </w:r>
+          </w:p>
+          <w:p>
+            <w:pPr>
+              <w:spacing w:after="30" w:before="0"/>
+              <w:ind w:left="360" w:hanging="180"/>
+              <w:jc w:val="left"/>
+            </w:pPr>
+            <w:r>
+              <w:rPr>
+                <w:rFonts w:ascii="Arial" w:cs="Arial" w:eastAsia="Arial" w:hAnsi="Arial"/>
+                <w:b w:val="false"/>
+                <w:bCs w:val="false"/>
+                <w:i w:val="false"/>
+                <w:iCs w:val="false"/>
+                <w:color w:val="000000"/>
+                <w:sz w:val="18"/>
+                <w:szCs w:val="18"/>
+              </w:rPr>
+              <w:t xml:space="preserve">–  Water's Mysteriously High Boiling Point: Water boils at 100 °C — far higher than expected for such a small molecule — because of hydrogen bonding between H₂O molecules. This is why Lake Victoria retains warmth overnight and why githeri takes so long to boil at high-altitude Nairobi compared to Mombasa, linking hydrogen bonding to everyday Kenyan cooking experience.</w:t>
+            </w:r>
+          </w:p>
+          <w:p>
+            <w:pPr>
+              <w:spacing w:after="30" w:before="0"/>
+              <w:ind w:left="360" w:hanging="180"/>
+              <w:jc w:val="left"/>
+            </w:pPr>
+            <w:r>
+              <w:rPr>
+                <w:rFonts w:ascii="Arial" w:cs="Arial" w:eastAsia="Arial" w:hAnsi="Arial"/>
+                <w:b w:val="false"/>
+                <w:bCs w:val="false"/>
+                <w:i w:val="false"/>
+                <w:iCs w:val="false"/>
+                <w:color w:val="000000"/>
+                <w:sz w:val="18"/>
+                <w:szCs w:val="18"/>
+              </w:rPr>
+              <w:t xml:space="preserve">–  Aluminium Foil — Bendable but Not Brittle: Aluminium foil used to wrap nyama choma can be bent, rolled and shaped without shattering, unlike NaCl crystals that crack when struck. Metallic bonding's sea of delocalised electrons allows layers to slide without breaking, explaining ductility and malleability in metals used in Kenyan construction and cookware.</w:t>
+            </w:r>
+          </w:p>
+          <w:p>
+            <w:pPr>
+              <w:spacing w:after="30" w:before="0"/>
+              <w:ind w:left="360" w:hanging="180"/>
+              <w:jc w:val="left"/>
+            </w:pPr>
+            <w:r>
+              <w:rPr>
+                <w:rFonts w:ascii="Arial" w:cs="Arial" w:eastAsia="Arial" w:hAnsi="Arial"/>
+                <w:b w:val="false"/>
+                <w:bCs w:val="false"/>
+                <w:i w:val="false"/>
+                <w:iCs w:val="false"/>
+                <w:color w:val="000000"/>
+                <w:sz w:val="18"/>
+                <w:szCs w:val="18"/>
+              </w:rPr>
+              <w:t xml:space="preserve">–  Iodine — Solid that Sublimes and Doesn't Conduct: Iodine crystals (used in Kenyan health programmes for salt iodisation) are a shiny solid at room temperature but sublime easily and never conduct electricity in any state — demonstrating how weak Van der Waals forces between simple molecular structures produce low melting points and the absence of free charge carriers.</w:t>
+            </w:r>
+          </w:p>
+        </w:tc>
+      </w:tr>
+    </w:tbl>
+    <w:p>
+      <w:pPr>
+        <w:spacing w:after="120"/>
+      </w:pPr>
+      <w:r>
+        <w:t xml:space="preserve"/>
       </w:r>
     </w:p>
     <w:p>
@@ -150,7 +2632,7 @@
         </w:rPr>
         <w:t xml:space="preserve">© 2026 SeaVuria and ARES. This work is licensed under a </w:t>
       </w:r>
-      <w:hyperlink w:history="1" r:id="rId6oadl_tpqffh91dx7clxy">
+      <w:hyperlink w:history="1" r:id="rIdqh8k5vgmn-6n54oczcnfp">
         <w:r>
           <w:rPr>
             <w:rFonts w:ascii="Arial" w:cs="Arial" w:eastAsia="Arial" w:hAnsi="Arial"/>
@@ -170,7 +2652,7 @@
         </w:rPr>
         <w:t xml:space="preserve"> (</w:t>
       </w:r>
-      <w:hyperlink w:history="1" r:id="rId-ibosgxdes0fk51e4kpoq">
+      <w:hyperlink w:history="1" r:id="rId082-n3ecpfawpk7jhoqdk">
         <w:r>
           <w:rPr>
             <w:rFonts w:ascii="Arial" w:cs="Arial" w:eastAsia="Arial" w:hAnsi="Arial"/>
@@ -190,7 +2672,7 @@
         </w:rPr>
         <w:t xml:space="preserve">). To view a copy of this license, visit </w:t>
       </w:r>
-      <w:hyperlink w:history="1" r:id="rIdyxq2caa6bixm6ik0joomp">
+      <w:hyperlink w:history="1" r:id="rIdgt8k80uyibhh0vzu_v6ua">
         <w:r>
           <w:rPr>
             <w:rFonts w:ascii="Arial" w:cs="Arial" w:eastAsia="Arial" w:hAnsi="Arial"/>
@@ -209,2488 +2691,6 @@
           <w:szCs w:val="17"/>
         </w:rPr>
         <w:t xml:space="preserve">. You are free to copy, redistribute, and adapt this material in any medium or format, provided appropriate credit is given and the material is not used for commercial purposes. KICD learning outcomes and curriculum designations reproduced here for alignment purposes remain the property of KICD and are not covered by this license. Linked external resources (e.g. CK-12, Khan Academy, PhET) are subject to their own licenses.</w:t>
-      </w:r>
-    </w:p>
-    <w:p>
-      <w:pPr>
-        <w:spacing w:after="120"/>
-      </w:pPr>
-      <w:r>
-        <w:t xml:space="preserve"/>
-      </w:r>
-    </w:p>
-    <w:tbl>
-      <w:tblPr>
-        <w:tblW w:type="dxa" w:w="13680"/>
-        <w:tblBorders>
-          <w:top w:val="single" w:color="AAAAAA" w:sz="4"/>
-          <w:left w:val="single" w:color="AAAAAA" w:sz="4"/>
-          <w:bottom w:val="single" w:color="AAAAAA" w:sz="4"/>
-          <w:right w:val="single" w:color="AAAAAA" w:sz="4"/>
-          <w:insideH w:val="single" w:color="auto" w:sz="4"/>
-          <w:insideV w:val="single" w:color="auto" w:sz="4"/>
-        </w:tblBorders>
-        <w:tblLayout w:type="fixed"/>
-      </w:tblPr>
-      <w:tblGrid>
-        <w:gridCol w:w="3000"/>
-        <w:gridCol w:w="10680"/>
-      </w:tblGrid>
-      <w:tr>
-        <w:tc>
-          <w:tcPr>
-            <w:tcW w:type="dxa" w:w="13680"/>
-            <w:gridSpan w:val="2"/>
-            <w:shd w:fill="1F3864" w:color="auto" w:val="clear"/>
-            <w:tcMar>
-              <w:top w:type="dxa" w:w="60"/>
-              <w:left w:type="dxa" w:w="120"/>
-              <w:bottom w:type="dxa" w:w="60"/>
-              <w:right w:type="dxa" w:w="120"/>
-            </w:tcMar>
-            <w:vAlign w:val="top"/>
-          </w:tcPr>
-          <w:p>
-            <w:pPr>
-              <w:spacing w:after="40" w:before="0"/>
-              <w:jc w:val="center"/>
-            </w:pPr>
-            <w:r>
-              <w:rPr>
-                <w:rFonts w:ascii="Arial" w:cs="Arial" w:eastAsia="Arial" w:hAnsi="Arial"/>
-                <w:b/>
-                <w:bCs/>
-                <w:i w:val="false"/>
-                <w:iCs w:val="false"/>
-                <w:color w:val="FFFFFF"/>
-                <w:sz w:val="22"/>
-                <w:szCs w:val="22"/>
-              </w:rPr>
-              <w:t xml:space="preserve">SUB-STRAND OVERVIEW</w:t>
-            </w:r>
-          </w:p>
-        </w:tc>
-      </w:tr>
-      <w:tr>
-        <w:tc>
-          <w:tcPr>
-            <w:tcW w:type="dxa" w:w="3000"/>
-            <w:shd w:fill="D5E8F0" w:color="auto" w:val="clear"/>
-            <w:tcMar>
-              <w:top w:type="dxa" w:w="60"/>
-              <w:left w:type="dxa" w:w="120"/>
-              <w:bottom w:type="dxa" w:w="60"/>
-              <w:right w:type="dxa" w:w="120"/>
-            </w:tcMar>
-            <w:vAlign w:val="top"/>
-          </w:tcPr>
-          <w:p>
-            <w:pPr>
-              <w:spacing w:after="40" w:before="0"/>
-              <w:jc w:val="left"/>
-            </w:pPr>
-            <w:r>
-              <w:rPr>
-                <w:rFonts w:ascii="Arial" w:cs="Arial" w:eastAsia="Arial" w:hAnsi="Arial"/>
-                <w:b/>
-                <w:bCs/>
-                <w:i w:val="false"/>
-                <w:iCs w:val="false"/>
-                <w:color w:val="000000"/>
-                <w:sz w:val="18"/>
-                <w:szCs w:val="18"/>
-              </w:rPr>
-              <w:t xml:space="preserve">Grade Level</w:t>
-            </w:r>
-          </w:p>
-        </w:tc>
-        <w:tc>
-          <w:tcPr>
-            <w:tcW w:type="dxa" w:w="10680"/>
-            <w:shd w:fill="FFFFFF" w:color="auto" w:val="clear"/>
-            <w:tcMar>
-              <w:top w:type="dxa" w:w="60"/>
-              <w:left w:type="dxa" w:w="120"/>
-              <w:bottom w:type="dxa" w:w="60"/>
-              <w:right w:type="dxa" w:w="120"/>
-            </w:tcMar>
-            <w:vAlign w:val="top"/>
-          </w:tcPr>
-          <w:p>
-            <w:pPr>
-              <w:spacing w:after="40" w:before="0"/>
-              <w:jc w:val="left"/>
-            </w:pPr>
-            <w:r>
-              <w:rPr>
-                <w:rFonts w:ascii="Arial" w:cs="Arial" w:eastAsia="Arial" w:hAnsi="Arial"/>
-                <w:b w:val="false"/>
-                <w:bCs w:val="false"/>
-                <w:i w:val="false"/>
-                <w:iCs w:val="false"/>
-                <w:color w:val="000000"/>
-                <w:sz w:val="18"/>
-                <w:szCs w:val="18"/>
-              </w:rPr>
-              <w:t xml:space="preserve">10</w:t>
-            </w:r>
-          </w:p>
-        </w:tc>
-      </w:tr>
-      <w:tr>
-        <w:tc>
-          <w:tcPr>
-            <w:tcW w:type="dxa" w:w="3000"/>
-            <w:shd w:fill="D5E8F0" w:color="auto" w:val="clear"/>
-            <w:tcMar>
-              <w:top w:type="dxa" w:w="60"/>
-              <w:left w:type="dxa" w:w="120"/>
-              <w:bottom w:type="dxa" w:w="60"/>
-              <w:right w:type="dxa" w:w="120"/>
-            </w:tcMar>
-            <w:vAlign w:val="top"/>
-          </w:tcPr>
-          <w:p>
-            <w:pPr>
-              <w:spacing w:after="40" w:before="0"/>
-              <w:jc w:val="left"/>
-            </w:pPr>
-            <w:r>
-              <w:rPr>
-                <w:rFonts w:ascii="Arial" w:cs="Arial" w:eastAsia="Arial" w:hAnsi="Arial"/>
-                <w:b/>
-                <w:bCs/>
-                <w:i w:val="false"/>
-                <w:iCs w:val="false"/>
-                <w:color w:val="000000"/>
-                <w:sz w:val="18"/>
-                <w:szCs w:val="18"/>
-              </w:rPr>
-              <w:t xml:space="preserve">Subject</w:t>
-            </w:r>
-          </w:p>
-        </w:tc>
-        <w:tc>
-          <w:tcPr>
-            <w:tcW w:type="dxa" w:w="10680"/>
-            <w:shd w:fill="FFFFFF" w:color="auto" w:val="clear"/>
-            <w:tcMar>
-              <w:top w:type="dxa" w:w="60"/>
-              <w:left w:type="dxa" w:w="120"/>
-              <w:bottom w:type="dxa" w:w="60"/>
-              <w:right w:type="dxa" w:w="120"/>
-            </w:tcMar>
-            <w:vAlign w:val="top"/>
-          </w:tcPr>
-          <w:p>
-            <w:pPr>
-              <w:spacing w:after="40" w:before="0"/>
-              <w:jc w:val="left"/>
-            </w:pPr>
-            <w:r>
-              <w:rPr>
-                <w:rFonts w:ascii="Arial" w:cs="Arial" w:eastAsia="Arial" w:hAnsi="Arial"/>
-                <w:b w:val="false"/>
-                <w:bCs w:val="false"/>
-                <w:i w:val="false"/>
-                <w:iCs w:val="false"/>
-                <w:color w:val="000000"/>
-                <w:sz w:val="18"/>
-                <w:szCs w:val="18"/>
-              </w:rPr>
-              <w:t xml:space="preserve">Chemistry</w:t>
-            </w:r>
-          </w:p>
-        </w:tc>
-      </w:tr>
-      <w:tr>
-        <w:tc>
-          <w:tcPr>
-            <w:tcW w:type="dxa" w:w="3000"/>
-            <w:shd w:fill="D5E8F0" w:color="auto" w:val="clear"/>
-            <w:tcMar>
-              <w:top w:type="dxa" w:w="60"/>
-              <w:left w:type="dxa" w:w="120"/>
-              <w:bottom w:type="dxa" w:w="60"/>
-              <w:right w:type="dxa" w:w="120"/>
-            </w:tcMar>
-            <w:vAlign w:val="top"/>
-          </w:tcPr>
-          <w:p>
-            <w:pPr>
-              <w:spacing w:after="40" w:before="0"/>
-              <w:jc w:val="left"/>
-            </w:pPr>
-            <w:r>
-              <w:rPr>
-                <w:rFonts w:ascii="Arial" w:cs="Arial" w:eastAsia="Arial" w:hAnsi="Arial"/>
-                <w:b/>
-                <w:bCs/>
-                <w:i w:val="false"/>
-                <w:iCs w:val="false"/>
-                <w:color w:val="000000"/>
-                <w:sz w:val="18"/>
-                <w:szCs w:val="18"/>
-              </w:rPr>
-              <w:t xml:space="preserve">Strand</w:t>
-            </w:r>
-          </w:p>
-        </w:tc>
-        <w:tc>
-          <w:tcPr>
-            <w:tcW w:type="dxa" w:w="10680"/>
-            <w:shd w:fill="FFFFFF" w:color="auto" w:val="clear"/>
-            <w:tcMar>
-              <w:top w:type="dxa" w:w="60"/>
-              <w:left w:type="dxa" w:w="120"/>
-              <w:bottom w:type="dxa" w:w="60"/>
-              <w:right w:type="dxa" w:w="120"/>
-            </w:tcMar>
-            <w:vAlign w:val="top"/>
-          </w:tcPr>
-          <w:p>
-            <w:pPr>
-              <w:spacing w:after="40" w:before="0"/>
-              <w:jc w:val="left"/>
-            </w:pPr>
-            <w:r>
-              <w:rPr>
-                <w:rFonts w:ascii="Arial" w:cs="Arial" w:eastAsia="Arial" w:hAnsi="Arial"/>
-                <w:b w:val="false"/>
-                <w:bCs w:val="false"/>
-                <w:i w:val="false"/>
-                <w:iCs w:val="false"/>
-                <w:color w:val="000000"/>
-                <w:sz w:val="18"/>
-                <w:szCs w:val="18"/>
-              </w:rPr>
-              <w:t xml:space="preserve">Strand 1.0: Inorganic Chemistry</w:t>
-            </w:r>
-          </w:p>
-        </w:tc>
-      </w:tr>
-      <w:tr>
-        <w:tc>
-          <w:tcPr>
-            <w:tcW w:type="dxa" w:w="3000"/>
-            <w:shd w:fill="D5E8F0" w:color="auto" w:val="clear"/>
-            <w:tcMar>
-              <w:top w:type="dxa" w:w="60"/>
-              <w:left w:type="dxa" w:w="120"/>
-              <w:bottom w:type="dxa" w:w="60"/>
-              <w:right w:type="dxa" w:w="120"/>
-            </w:tcMar>
-            <w:vAlign w:val="top"/>
-          </w:tcPr>
-          <w:p>
-            <w:pPr>
-              <w:spacing w:after="40" w:before="0"/>
-              <w:jc w:val="left"/>
-            </w:pPr>
-            <w:r>
-              <w:rPr>
-                <w:rFonts w:ascii="Arial" w:cs="Arial" w:eastAsia="Arial" w:hAnsi="Arial"/>
-                <w:b/>
-                <w:bCs/>
-                <w:i w:val="false"/>
-                <w:iCs w:val="false"/>
-                <w:color w:val="000000"/>
-                <w:sz w:val="18"/>
-                <w:szCs w:val="18"/>
-              </w:rPr>
-              <w:t xml:space="preserve">Sub-Strand</w:t>
-            </w:r>
-          </w:p>
-        </w:tc>
-        <w:tc>
-          <w:tcPr>
-            <w:tcW w:type="dxa" w:w="10680"/>
-            <w:shd w:fill="FFFFFF" w:color="auto" w:val="clear"/>
-            <w:tcMar>
-              <w:top w:type="dxa" w:w="60"/>
-              <w:left w:type="dxa" w:w="120"/>
-              <w:bottom w:type="dxa" w:w="60"/>
-              <w:right w:type="dxa" w:w="120"/>
-            </w:tcMar>
-            <w:vAlign w:val="top"/>
-          </w:tcPr>
-          <w:p>
-            <w:pPr>
-              <w:spacing w:after="40" w:before="0"/>
-              <w:jc w:val="left"/>
-            </w:pPr>
-            <w:r>
-              <w:rPr>
-                <w:rFonts w:ascii="Arial" w:cs="Arial" w:eastAsia="Arial" w:hAnsi="Arial"/>
-                <w:b w:val="false"/>
-                <w:bCs w:val="false"/>
-                <w:i w:val="false"/>
-                <w:iCs w:val="false"/>
-                <w:color w:val="000000"/>
-                <w:sz w:val="18"/>
-                <w:szCs w:val="18"/>
-              </w:rPr>
-              <w:t xml:space="preserve">Sub-Strand 1.4: Chemical Bonding</w:t>
-            </w:r>
-          </w:p>
-        </w:tc>
-      </w:tr>
-      <w:tr>
-        <w:tc>
-          <w:tcPr>
-            <w:tcW w:type="dxa" w:w="3000"/>
-            <w:shd w:fill="D5E8F0" w:color="auto" w:val="clear"/>
-            <w:tcMar>
-              <w:top w:type="dxa" w:w="60"/>
-              <w:left w:type="dxa" w:w="120"/>
-              <w:bottom w:type="dxa" w:w="60"/>
-              <w:right w:type="dxa" w:w="120"/>
-            </w:tcMar>
-            <w:vAlign w:val="top"/>
-          </w:tcPr>
-          <w:p>
-            <w:pPr>
-              <w:spacing w:after="40" w:before="0"/>
-              <w:jc w:val="left"/>
-            </w:pPr>
-            <w:r>
-              <w:rPr>
-                <w:rFonts w:ascii="Arial" w:cs="Arial" w:eastAsia="Arial" w:hAnsi="Arial"/>
-                <w:b/>
-                <w:bCs/>
-                <w:i w:val="false"/>
-                <w:iCs w:val="false"/>
-                <w:color w:val="000000"/>
-                <w:sz w:val="18"/>
-                <w:szCs w:val="18"/>
-              </w:rPr>
-              <w:t xml:space="preserve">Total Duration</w:t>
-            </w:r>
-          </w:p>
-        </w:tc>
-        <w:tc>
-          <w:tcPr>
-            <w:tcW w:type="dxa" w:w="10680"/>
-            <w:shd w:fill="FFFFFF" w:color="auto" w:val="clear"/>
-            <w:tcMar>
-              <w:top w:type="dxa" w:w="60"/>
-              <w:left w:type="dxa" w:w="120"/>
-              <w:bottom w:type="dxa" w:w="60"/>
-              <w:right w:type="dxa" w:w="120"/>
-            </w:tcMar>
-            <w:vAlign w:val="top"/>
-          </w:tcPr>
-          <w:p>
-            <w:pPr>
-              <w:spacing w:after="40" w:before="0"/>
-              <w:jc w:val="left"/>
-            </w:pPr>
-            <w:r>
-              <w:rPr>
-                <w:rFonts w:ascii="Arial" w:cs="Arial" w:eastAsia="Arial" w:hAnsi="Arial"/>
-                <w:b w:val="false"/>
-                <w:bCs w:val="false"/>
-                <w:i w:val="false"/>
-                <w:iCs w:val="false"/>
-                <w:color w:val="000000"/>
-                <w:sz w:val="18"/>
-                <w:szCs w:val="18"/>
-              </w:rPr>
-              <w:t xml:space="preserve">13 lessons × 40 minutes = 520 minutes total</w:t>
-            </w:r>
-          </w:p>
-        </w:tc>
-      </w:tr>
-      <w:tr>
-        <w:tc>
-          <w:tcPr>
-            <w:tcW w:type="dxa" w:w="3000"/>
-            <w:shd w:fill="D5E8F0" w:color="auto" w:val="clear"/>
-            <w:tcMar>
-              <w:top w:type="dxa" w:w="60"/>
-              <w:left w:type="dxa" w:w="120"/>
-              <w:bottom w:type="dxa" w:w="60"/>
-              <w:right w:type="dxa" w:w="120"/>
-            </w:tcMar>
-            <w:vAlign w:val="top"/>
-          </w:tcPr>
-          <w:p>
-            <w:pPr>
-              <w:spacing w:after="40" w:before="0"/>
-              <w:jc w:val="left"/>
-            </w:pPr>
-            <w:r>
-              <w:rPr>
-                <w:rFonts w:ascii="Arial" w:cs="Arial" w:eastAsia="Arial" w:hAnsi="Arial"/>
-                <w:b/>
-                <w:bCs/>
-                <w:i w:val="false"/>
-                <w:iCs w:val="false"/>
-                <w:color w:val="000000"/>
-                <w:sz w:val="18"/>
-                <w:szCs w:val="18"/>
-              </w:rPr>
-              <w:t xml:space="preserve">Sub-Strand Content</w:t>
-            </w:r>
-          </w:p>
-        </w:tc>
-        <w:tc>
-          <w:tcPr>
-            <w:tcW w:type="dxa" w:w="10680"/>
-            <w:shd w:fill="FFFFFF" w:color="auto" w:val="clear"/>
-            <w:tcMar>
-              <w:top w:type="dxa" w:w="60"/>
-              <w:left w:type="dxa" w:w="120"/>
-              <w:bottom w:type="dxa" w:w="60"/>
-              <w:right w:type="dxa" w:w="120"/>
-            </w:tcMar>
-            <w:vAlign w:val="top"/>
-          </w:tcPr>
-          <w:p>
-            <w:pPr>
-              <w:spacing w:after="30" w:before="0"/>
-              <w:ind w:left="360" w:hanging="180"/>
-              <w:jc w:val="left"/>
-            </w:pPr>
-            <w:r>
-              <w:rPr>
-                <w:rFonts w:ascii="Arial" w:cs="Arial" w:eastAsia="Arial" w:hAnsi="Arial"/>
-                <w:b w:val="false"/>
-                <w:bCs w:val="false"/>
-                <w:i w:val="false"/>
-                <w:iCs w:val="false"/>
-                <w:color w:val="000000"/>
-                <w:sz w:val="18"/>
-                <w:szCs w:val="18"/>
-              </w:rPr>
-              <w:t xml:space="preserve">–  Valence electrons in bonding — the octet (and duplet) rule; stability through electron gain, loss, or sharing</w:t>
-            </w:r>
-          </w:p>
-          <w:p>
-            <w:pPr>
-              <w:spacing w:after="30" w:before="0"/>
-              <w:ind w:left="360" w:hanging="180"/>
-              <w:jc w:val="left"/>
-            </w:pPr>
-            <w:r>
-              <w:rPr>
-                <w:rFonts w:ascii="Arial" w:cs="Arial" w:eastAsia="Arial" w:hAnsi="Arial"/>
-                <w:b w:val="false"/>
-                <w:bCs w:val="false"/>
-                <w:i w:val="false"/>
-                <w:iCs w:val="false"/>
-                <w:color w:val="000000"/>
-                <w:sz w:val="18"/>
-                <w:szCs w:val="18"/>
-              </w:rPr>
-              <w:t xml:space="preserve">–  Bond types — ionic bonding (electron transfer between metals and non-metals)</w:t>
-            </w:r>
-          </w:p>
-          <w:p>
-            <w:pPr>
-              <w:spacing w:after="30" w:before="0"/>
-              <w:ind w:left="360" w:hanging="180"/>
-              <w:jc w:val="left"/>
-            </w:pPr>
-            <w:r>
-              <w:rPr>
-                <w:rFonts w:ascii="Arial" w:cs="Arial" w:eastAsia="Arial" w:hAnsi="Arial"/>
-                <w:b w:val="false"/>
-                <w:bCs w:val="false"/>
-                <w:i w:val="false"/>
-                <w:iCs w:val="false"/>
-                <w:color w:val="000000"/>
-                <w:sz w:val="18"/>
-                <w:szCs w:val="18"/>
-              </w:rPr>
-              <w:t xml:space="preserve">–  Bond types — covalent bonding (electron sharing in non-metal molecules, e.g. O₂, H₂O, CO₂)</w:t>
-            </w:r>
-          </w:p>
-          <w:p>
-            <w:pPr>
-              <w:spacing w:after="30" w:before="0"/>
-              <w:ind w:left="360" w:hanging="180"/>
-              <w:jc w:val="left"/>
-            </w:pPr>
-            <w:r>
-              <w:rPr>
-                <w:rFonts w:ascii="Arial" w:cs="Arial" w:eastAsia="Arial" w:hAnsi="Arial"/>
-                <w:b w:val="false"/>
-                <w:bCs w:val="false"/>
-                <w:i w:val="false"/>
-                <w:iCs w:val="false"/>
-                <w:color w:val="000000"/>
-                <w:sz w:val="18"/>
-                <w:szCs w:val="18"/>
-              </w:rPr>
-              <w:t xml:space="preserve">–  Bond types — dative (coordinate) covalent bonding (one atom donates both electrons, e.g. NH₄⁺, H₃O⁺)</w:t>
-            </w:r>
-          </w:p>
-          <w:p>
-            <w:pPr>
-              <w:spacing w:after="30" w:before="0"/>
-              <w:ind w:left="360" w:hanging="180"/>
-              <w:jc w:val="left"/>
-            </w:pPr>
-            <w:r>
-              <w:rPr>
-                <w:rFonts w:ascii="Arial" w:cs="Arial" w:eastAsia="Arial" w:hAnsi="Arial"/>
-                <w:b w:val="false"/>
-                <w:bCs w:val="false"/>
-                <w:i w:val="false"/>
-                <w:iCs w:val="false"/>
-                <w:color w:val="000000"/>
-                <w:sz w:val="18"/>
-                <w:szCs w:val="18"/>
-              </w:rPr>
-              <w:t xml:space="preserve">–  Bond types — hydrogen bonding (special dipole–dipole interaction in H₂O, HF, NH₃)</w:t>
-            </w:r>
-          </w:p>
-          <w:p>
-            <w:pPr>
-              <w:spacing w:after="30" w:before="0"/>
-              <w:ind w:left="360" w:hanging="180"/>
-              <w:jc w:val="left"/>
-            </w:pPr>
-            <w:r>
-              <w:rPr>
-                <w:rFonts w:ascii="Arial" w:cs="Arial" w:eastAsia="Arial" w:hAnsi="Arial"/>
-                <w:b w:val="false"/>
-                <w:bCs w:val="false"/>
-                <w:i w:val="false"/>
-                <w:iCs w:val="false"/>
-                <w:color w:val="000000"/>
-                <w:sz w:val="18"/>
-                <w:szCs w:val="18"/>
-              </w:rPr>
-              <w:t xml:space="preserve">–  Bond types — Van der Waals forces (London dispersion and permanent dipole–dipole forces)</w:t>
-            </w:r>
-          </w:p>
-          <w:p>
-            <w:pPr>
-              <w:spacing w:after="30" w:before="0"/>
-              <w:ind w:left="360" w:hanging="180"/>
-              <w:jc w:val="left"/>
-            </w:pPr>
-            <w:r>
-              <w:rPr>
-                <w:rFonts w:ascii="Arial" w:cs="Arial" w:eastAsia="Arial" w:hAnsi="Arial"/>
-                <w:b w:val="false"/>
-                <w:bCs w:val="false"/>
-                <w:i w:val="false"/>
-                <w:iCs w:val="false"/>
-                <w:color w:val="000000"/>
-                <w:sz w:val="18"/>
-                <w:szCs w:val="18"/>
-              </w:rPr>
-              <w:t xml:space="preserve">–  Bond types — metallic bonding (sea of delocalised electrons in metal lattices, e.g. aluminium, copper)</w:t>
-            </w:r>
-          </w:p>
-          <w:p>
-            <w:pPr>
-              <w:spacing w:after="30" w:before="0"/>
-              <w:ind w:left="360" w:hanging="180"/>
-              <w:jc w:val="left"/>
-            </w:pPr>
-            <w:r>
-              <w:rPr>
-                <w:rFonts w:ascii="Arial" w:cs="Arial" w:eastAsia="Arial" w:hAnsi="Arial"/>
-                <w:b w:val="false"/>
-                <w:bCs w:val="false"/>
-                <w:i w:val="false"/>
-                <w:iCs w:val="false"/>
-                <w:color w:val="000000"/>
-                <w:sz w:val="18"/>
-                <w:szCs w:val="18"/>
-              </w:rPr>
-              <w:t xml:space="preserve">–  Lewis (dot-and-cross) structures — drawing diagrams for ionic, covalent, dative covalent, hydrogen-bonded and metallic systems</w:t>
-            </w:r>
-          </w:p>
-          <w:p>
-            <w:pPr>
-              <w:spacing w:after="30" w:before="0"/>
-              <w:ind w:left="360" w:hanging="180"/>
-              <w:jc w:val="left"/>
-            </w:pPr>
-            <w:r>
-              <w:rPr>
-                <w:rFonts w:ascii="Arial" w:cs="Arial" w:eastAsia="Arial" w:hAnsi="Arial"/>
-                <w:b w:val="false"/>
-                <w:bCs w:val="false"/>
-                <w:i w:val="false"/>
-                <w:iCs w:val="false"/>
-                <w:color w:val="000000"/>
-                <w:sz w:val="18"/>
-                <w:szCs w:val="18"/>
-              </w:rPr>
-              <w:t xml:space="preserve">–  Resultant structures — giant ionic lattice (e.g. NaCl), simple molecular (e.g. H₂O, I₂), giant covalent/atomic (e.g. diamond, SiO₂), giant metallic (e.g. Al)</w:t>
-            </w:r>
-          </w:p>
-          <w:p>
-            <w:pPr>
-              <w:spacing w:after="30" w:before="0"/>
-              <w:ind w:left="360" w:hanging="180"/>
-              <w:jc w:val="left"/>
-            </w:pPr>
-            <w:r>
-              <w:rPr>
-                <w:rFonts w:ascii="Arial" w:cs="Arial" w:eastAsia="Arial" w:hAnsi="Arial"/>
-                <w:b w:val="false"/>
-                <w:bCs w:val="false"/>
-                <w:i w:val="false"/>
-                <w:iCs w:val="false"/>
-                <w:color w:val="000000"/>
-                <w:sz w:val="18"/>
-                <w:szCs w:val="18"/>
-              </w:rPr>
-              <w:t xml:space="preserve">–  Physical properties of structures — solubility, electrical conductivity (solid and molten/aqueous), thermal conductivity, melting point and boiling point</w:t>
-            </w:r>
-          </w:p>
-          <w:p>
-            <w:pPr>
-              <w:spacing w:after="30" w:before="0"/>
-              <w:ind w:left="360" w:hanging="180"/>
-              <w:jc w:val="left"/>
-            </w:pPr>
-            <w:r>
-              <w:rPr>
-                <w:rFonts w:ascii="Arial" w:cs="Arial" w:eastAsia="Arial" w:hAnsi="Arial"/>
-                <w:b w:val="false"/>
-                <w:bCs w:val="false"/>
-                <w:i w:val="false"/>
-                <w:iCs w:val="false"/>
-                <w:color w:val="000000"/>
-                <w:sz w:val="18"/>
-                <w:szCs w:val="18"/>
-              </w:rPr>
-              <w:t xml:space="preserve">–  Relationship between bond type, resultant structure and physical properties — comparative investigation using NaCl, graphite, diamond, aluminium</w:t>
-            </w:r>
-          </w:p>
-          <w:p>
-            <w:pPr>
-              <w:spacing w:after="30" w:before="0"/>
-              <w:ind w:left="360" w:hanging="180"/>
-              <w:jc w:val="left"/>
-            </w:pPr>
-            <w:r>
-              <w:rPr>
-                <w:rFonts w:ascii="Arial" w:cs="Arial" w:eastAsia="Arial" w:hAnsi="Arial"/>
-                <w:b w:val="false"/>
-                <w:bCs w:val="false"/>
-                <w:i w:val="false"/>
-                <w:iCs w:val="false"/>
-                <w:color w:val="000000"/>
-                <w:sz w:val="18"/>
-                <w:szCs w:val="18"/>
-              </w:rPr>
-              <w:t xml:space="preserve">–  Uses of substances linked to bond type and structure — graphite as lubricant/electrode, diamond in cutting tools, NaCl in food preservation, metals in construction and wiring</w:t>
-            </w:r>
-          </w:p>
-          <w:p>
-            <w:pPr>
-              <w:spacing w:after="30" w:before="0"/>
-              <w:ind w:left="360" w:hanging="180"/>
-              <w:jc w:val="left"/>
-            </w:pPr>
-            <w:r>
-              <w:rPr>
-                <w:rFonts w:ascii="Arial" w:cs="Arial" w:eastAsia="Arial" w:hAnsi="Arial"/>
-                <w:b w:val="false"/>
-                <w:bCs w:val="false"/>
-                <w:i w:val="false"/>
-                <w:iCs w:val="false"/>
-                <w:color w:val="000000"/>
-                <w:sz w:val="18"/>
-                <w:szCs w:val="18"/>
-              </w:rPr>
-              <w:t xml:space="preserve">–  Project — building 3-D models of selected bonded structures (NaCl, SiO₂, graphite, diamond) using locally available materials</w:t>
-            </w:r>
-          </w:p>
-        </w:tc>
-      </w:tr>
-      <w:tr>
-        <w:tc>
-          <w:tcPr>
-            <w:tcW w:type="dxa" w:w="3000"/>
-            <w:shd w:fill="D5E8F0" w:color="auto" w:val="clear"/>
-            <w:tcMar>
-              <w:top w:type="dxa" w:w="60"/>
-              <w:left w:type="dxa" w:w="120"/>
-              <w:bottom w:type="dxa" w:w="60"/>
-              <w:right w:type="dxa" w:w="120"/>
-            </w:tcMar>
-            <w:vAlign w:val="top"/>
-          </w:tcPr>
-          <w:p>
-            <w:pPr>
-              <w:spacing w:after="40" w:before="0"/>
-              <w:jc w:val="left"/>
-            </w:pPr>
-            <w:r>
-              <w:rPr>
-                <w:rFonts w:ascii="Arial" w:cs="Arial" w:eastAsia="Arial" w:hAnsi="Arial"/>
-                <w:b/>
-                <w:bCs/>
-                <w:i w:val="false"/>
-                <w:iCs w:val="false"/>
-                <w:color w:val="000000"/>
-                <w:sz w:val="18"/>
-                <w:szCs w:val="18"/>
-              </w:rPr>
-              <w:t xml:space="preserve">Learning Outcomes</w:t>
-            </w:r>
-          </w:p>
-        </w:tc>
-        <w:tc>
-          <w:tcPr>
-            <w:tcW w:type="dxa" w:w="10680"/>
-            <w:shd w:fill="FFFFFF" w:color="auto" w:val="clear"/>
-            <w:tcMar>
-              <w:top w:type="dxa" w:w="60"/>
-              <w:left w:type="dxa" w:w="120"/>
-              <w:bottom w:type="dxa" w:w="60"/>
-              <w:right w:type="dxa" w:w="120"/>
-            </w:tcMar>
-            <w:vAlign w:val="top"/>
-          </w:tcPr>
-          <w:p>
-            <w:pPr>
-              <w:spacing w:after="40" w:before="0"/>
-              <w:jc w:val="left"/>
-            </w:pPr>
-            <w:r>
-              <w:rPr>
-                <w:rFonts w:ascii="Arial" w:cs="Arial" w:eastAsia="Arial" w:hAnsi="Arial"/>
-                <w:b w:val="false"/>
-                <w:bCs w:val="false"/>
-                <w:i w:val="false"/>
-                <w:iCs w:val="false"/>
-                <w:color w:val="000000"/>
-                <w:sz w:val="18"/>
-                <w:szCs w:val="18"/>
-              </w:rPr>
-              <w:t xml:space="preserve">By the end of the sub-strand, the learner should be able to:</w:t>
-            </w:r>
-          </w:p>
-          <w:p>
-            <w:pPr>
-              <w:spacing w:after="40" w:before="0"/>
-              <w:jc w:val="left"/>
-            </w:pPr>
-            <w:r>
-              <w:rPr>
-                <w:rFonts w:ascii="Arial" w:cs="Arial" w:eastAsia="Arial" w:hAnsi="Arial"/>
-                <w:b w:val="false"/>
-                <w:bCs w:val="false"/>
-                <w:i w:val="false"/>
-                <w:iCs w:val="false"/>
-                <w:color w:val="000000"/>
-                <w:sz w:val="18"/>
-                <w:szCs w:val="18"/>
-              </w:rPr>
-              <w:t xml:space="preserve">a) illustrate bond types in elements, molecules and compounds;</w:t>
-            </w:r>
-          </w:p>
-          <w:p>
-            <w:pPr>
-              <w:spacing w:after="40" w:before="0"/>
-              <w:jc w:val="left"/>
-            </w:pPr>
-            <w:r>
-              <w:rPr>
-                <w:rFonts w:ascii="Arial" w:cs="Arial" w:eastAsia="Arial" w:hAnsi="Arial"/>
-                <w:b w:val="false"/>
-                <w:bCs w:val="false"/>
-                <w:i w:val="false"/>
-                <w:iCs w:val="false"/>
-                <w:color w:val="000000"/>
-                <w:sz w:val="18"/>
-                <w:szCs w:val="18"/>
-              </w:rPr>
-              <w:t xml:space="preserve">b) investigate the relationship between bond types and physical properties of elements, molecules and compounds;</w:t>
-            </w:r>
-          </w:p>
-          <w:p>
-            <w:pPr>
-              <w:spacing w:after="40" w:before="0"/>
-              <w:jc w:val="left"/>
-            </w:pPr>
-            <w:r>
-              <w:rPr>
-                <w:rFonts w:ascii="Arial" w:cs="Arial" w:eastAsia="Arial" w:hAnsi="Arial"/>
-                <w:b w:val="false"/>
-                <w:bCs w:val="false"/>
-                <w:i w:val="false"/>
-                <w:iCs w:val="false"/>
-                <w:color w:val="000000"/>
-                <w:sz w:val="18"/>
-                <w:szCs w:val="18"/>
-              </w:rPr>
-              <w:t xml:space="preserve">c) relate bond types and resultant structures to the uses of elements, molecules and compounds;</w:t>
-            </w:r>
-          </w:p>
-          <w:p>
-            <w:pPr>
-              <w:spacing w:after="40" w:before="0"/>
-              <w:jc w:val="left"/>
-            </w:pPr>
-            <w:r>
-              <w:rPr>
-                <w:rFonts w:ascii="Arial" w:cs="Arial" w:eastAsia="Arial" w:hAnsi="Arial"/>
-                <w:b w:val="false"/>
-                <w:bCs w:val="false"/>
-                <w:i w:val="false"/>
-                <w:iCs w:val="false"/>
-                <w:color w:val="000000"/>
-                <w:sz w:val="18"/>
-                <w:szCs w:val="18"/>
-              </w:rPr>
-              <w:t xml:space="preserve">d) appreciate the uses of different substances based on their bond types and structures in day-to-day life.</w:t>
-            </w:r>
-          </w:p>
-        </w:tc>
-      </w:tr>
-      <w:tr>
-        <w:tc>
-          <w:tcPr>
-            <w:tcW w:type="dxa" w:w="3000"/>
-            <w:shd w:fill="D5E8F0" w:color="auto" w:val="clear"/>
-            <w:tcMar>
-              <w:top w:type="dxa" w:w="60"/>
-              <w:left w:type="dxa" w:w="120"/>
-              <w:bottom w:type="dxa" w:w="60"/>
-              <w:right w:type="dxa" w:w="120"/>
-            </w:tcMar>
-            <w:vAlign w:val="top"/>
-          </w:tcPr>
-          <w:p>
-            <w:pPr>
-              <w:spacing w:after="40" w:before="0"/>
-              <w:jc w:val="left"/>
-            </w:pPr>
-            <w:r>
-              <w:rPr>
-                <w:rFonts w:ascii="Arial" w:cs="Arial" w:eastAsia="Arial" w:hAnsi="Arial"/>
-                <w:b/>
-                <w:bCs/>
-                <w:i w:val="false"/>
-                <w:iCs w:val="false"/>
-                <w:color w:val="000000"/>
-                <w:sz w:val="18"/>
-                <w:szCs w:val="18"/>
-              </w:rPr>
-              <w:t xml:space="preserve">Core Competencies</w:t>
-            </w:r>
-          </w:p>
-        </w:tc>
-        <w:tc>
-          <w:tcPr>
-            <w:tcW w:type="dxa" w:w="10680"/>
-            <w:shd w:fill="FFFFFF" w:color="auto" w:val="clear"/>
-            <w:tcMar>
-              <w:top w:type="dxa" w:w="60"/>
-              <w:left w:type="dxa" w:w="120"/>
-              <w:bottom w:type="dxa" w:w="60"/>
-              <w:right w:type="dxa" w:w="120"/>
-            </w:tcMar>
-            <w:vAlign w:val="top"/>
-          </w:tcPr>
-          <w:p>
-            <w:pPr>
-              <w:spacing w:after="30" w:before="0"/>
-              <w:ind w:left="360" w:hanging="180"/>
-              <w:jc w:val="left"/>
-            </w:pPr>
-            <w:r>
-              <w:rPr>
-                <w:rFonts w:ascii="Arial" w:cs="Arial" w:eastAsia="Arial" w:hAnsi="Arial"/>
-                <w:b w:val="false"/>
-                <w:bCs w:val="false"/>
-                <w:i w:val="false"/>
-                <w:iCs w:val="false"/>
-                <w:color w:val="000000"/>
-                <w:sz w:val="18"/>
-                <w:szCs w:val="18"/>
-              </w:rPr>
-              <w:t xml:space="preserve">–  Learning to Learn: The learner learns independently while drawing dot (.) and cross (x) diagrams to illustrate bonding in elements and compounds, building self-directed study habits as they construct and self-check Lewis structures for ionic, covalent, dative covalent and metallic systems.</w:t>
-            </w:r>
-          </w:p>
-          <w:p>
-            <w:pPr>
-              <w:spacing w:after="30" w:before="0"/>
-              <w:ind w:left="360" w:hanging="180"/>
-              <w:jc w:val="left"/>
-            </w:pPr>
-            <w:r>
-              <w:rPr>
-                <w:rFonts w:ascii="Arial" w:cs="Arial" w:eastAsia="Arial" w:hAnsi="Arial"/>
-                <w:b w:val="false"/>
-                <w:bCs w:val="false"/>
-                <w:i w:val="false"/>
-                <w:iCs w:val="false"/>
-                <w:color w:val="000000"/>
-                <w:sz w:val="18"/>
-                <w:szCs w:val="18"/>
-              </w:rPr>
-              <w:t xml:space="preserve">–  Digital Literacy: The learner uses digital technology to effectively accomplish own task while watching animations, simulations and videos on chemical bonding — including simulations of electron-sharing in O₂ and the giant ionic lattice of NaCl.</w:t>
-            </w:r>
-          </w:p>
-          <w:p>
-            <w:pPr>
-              <w:spacing w:after="30" w:before="0"/>
-              <w:ind w:left="360" w:hanging="180"/>
-              <w:jc w:val="left"/>
-            </w:pPr>
-            <w:r>
-              <w:rPr>
-                <w:rFonts w:ascii="Arial" w:cs="Arial" w:eastAsia="Arial" w:hAnsi="Arial"/>
-                <w:b w:val="false"/>
-                <w:bCs w:val="false"/>
-                <w:i w:val="false"/>
-                <w:iCs w:val="false"/>
-                <w:color w:val="000000"/>
-                <w:sz w:val="18"/>
-                <w:szCs w:val="18"/>
-              </w:rPr>
-              <w:t xml:space="preserve">–  Creativity and Imagination: The learner experiments with material to develop models to illustrate bonding in selected elements/compounds using locally available materials (e.g. clay, bottle tops, wire, maize cobs) to construct 3-D representations of NaCl, graphite, diamond and SiO₂.</w:t>
-            </w:r>
-          </w:p>
-          <w:p>
-            <w:pPr>
-              <w:spacing w:after="30" w:before="0"/>
-              <w:ind w:left="360" w:hanging="180"/>
-              <w:jc w:val="left"/>
-            </w:pPr>
-            <w:r>
-              <w:rPr>
-                <w:rFonts w:ascii="Arial" w:cs="Arial" w:eastAsia="Arial" w:hAnsi="Arial"/>
-                <w:b w:val="false"/>
-                <w:bCs w:val="false"/>
-                <w:i w:val="false"/>
-                <w:iCs w:val="false"/>
-                <w:color w:val="000000"/>
-                <w:sz w:val="18"/>
-                <w:szCs w:val="18"/>
-              </w:rPr>
-              <w:t xml:space="preserve">–  Critical Thinking and Problem Solving: The learner interprets and infers with peers the relationship between bond types and resulting structures, explaining why diamond is hard and graphite is slippery despite both being pure carbon.</w:t>
-            </w:r>
-          </w:p>
-        </w:tc>
-      </w:tr>
-      <w:tr>
-        <w:tc>
-          <w:tcPr>
-            <w:tcW w:type="dxa" w:w="3000"/>
-            <w:shd w:fill="E2EFDA" w:color="auto" w:val="clear"/>
-            <w:tcMar>
-              <w:top w:type="dxa" w:w="60"/>
-              <w:left w:type="dxa" w:w="120"/>
-              <w:bottom w:type="dxa" w:w="60"/>
-              <w:right w:type="dxa" w:w="120"/>
-            </w:tcMar>
-            <w:vAlign w:val="top"/>
-          </w:tcPr>
-          <w:p>
-            <w:pPr>
-              <w:spacing w:after="40" w:before="0"/>
-              <w:jc w:val="left"/>
-            </w:pPr>
-            <w:r>
-              <w:rPr>
-                <w:rFonts w:ascii="Arial" w:cs="Arial" w:eastAsia="Arial" w:hAnsi="Arial"/>
-                <w:b/>
-                <w:bCs/>
-                <w:i w:val="false"/>
-                <w:iCs w:val="false"/>
-                <w:color w:val="000000"/>
-                <w:sz w:val="18"/>
-                <w:szCs w:val="18"/>
-              </w:rPr>
-              <w:t xml:space="preserve">Core Values</w:t>
-            </w:r>
-          </w:p>
-        </w:tc>
-        <w:tc>
-          <w:tcPr>
-            <w:tcW w:type="dxa" w:w="10680"/>
-            <w:shd w:fill="FFFFFF" w:color="auto" w:val="clear"/>
-            <w:tcMar>
-              <w:top w:type="dxa" w:w="60"/>
-              <w:left w:type="dxa" w:w="120"/>
-              <w:bottom w:type="dxa" w:w="60"/>
-              <w:right w:type="dxa" w:w="120"/>
-            </w:tcMar>
-            <w:vAlign w:val="top"/>
-          </w:tcPr>
-          <w:p>
-            <w:pPr>
-              <w:spacing w:after="30" w:before="0"/>
-              <w:ind w:left="360" w:hanging="180"/>
-              <w:jc w:val="left"/>
-            </w:pPr>
-            <w:r>
-              <w:rPr>
-                <w:rFonts w:ascii="Arial" w:cs="Arial" w:eastAsia="Arial" w:hAnsi="Arial"/>
-                <w:b w:val="false"/>
-                <w:bCs w:val="false"/>
-                <w:i w:val="false"/>
-                <w:iCs w:val="false"/>
-                <w:color w:val="000000"/>
-                <w:sz w:val="18"/>
-                <w:szCs w:val="18"/>
-              </w:rPr>
-              <w:t xml:space="preserve">–  Love: The learner shows care by avoiding hurting others as they carry out activities to investigate the physical properties of different structures — handling glassware, conductivity apparatus and chemical samples safely and with consideration for classmates.</w:t>
-            </w:r>
-          </w:p>
-        </w:tc>
-      </w:tr>
-      <w:tr>
-        <w:tc>
-          <w:tcPr>
-            <w:tcW w:type="dxa" w:w="3000"/>
-            <w:shd w:fill="D5E8F0" w:color="auto" w:val="clear"/>
-            <w:tcMar>
-              <w:top w:type="dxa" w:w="60"/>
-              <w:left w:type="dxa" w:w="120"/>
-              <w:bottom w:type="dxa" w:w="60"/>
-              <w:right w:type="dxa" w:w="120"/>
-            </w:tcMar>
-            <w:vAlign w:val="top"/>
-          </w:tcPr>
-          <w:p>
-            <w:pPr>
-              <w:spacing w:after="40" w:before="0"/>
-              <w:jc w:val="left"/>
-            </w:pPr>
-            <w:r>
-              <w:rPr>
-                <w:rFonts w:ascii="Arial" w:cs="Arial" w:eastAsia="Arial" w:hAnsi="Arial"/>
-                <w:b/>
-                <w:bCs/>
-                <w:i w:val="false"/>
-                <w:iCs w:val="false"/>
-                <w:color w:val="000000"/>
-                <w:sz w:val="18"/>
-                <w:szCs w:val="18"/>
-              </w:rPr>
-              <w:t xml:space="preserve">Science &amp; Engineering Practices</w:t>
-            </w:r>
-          </w:p>
-        </w:tc>
-        <w:tc>
-          <w:tcPr>
-            <w:tcW w:type="dxa" w:w="10680"/>
-            <w:shd w:fill="FFFFFF" w:color="auto" w:val="clear"/>
-            <w:tcMar>
-              <w:top w:type="dxa" w:w="60"/>
-              <w:left w:type="dxa" w:w="120"/>
-              <w:bottom w:type="dxa" w:w="60"/>
-              <w:right w:type="dxa" w:w="120"/>
-            </w:tcMar>
-            <w:vAlign w:val="top"/>
-          </w:tcPr>
-          <w:p>
-            <w:pPr>
-              <w:spacing w:after="30" w:before="0"/>
-              <w:ind w:left="360" w:hanging="180"/>
-              <w:jc w:val="left"/>
-            </w:pPr>
-            <w:r>
-              <w:rPr>
-                <w:rFonts w:ascii="Arial" w:cs="Arial" w:eastAsia="Arial" w:hAnsi="Arial"/>
-                <w:b w:val="false"/>
-                <w:bCs w:val="false"/>
-                <w:i w:val="false"/>
-                <w:iCs w:val="false"/>
-                <w:color w:val="000000"/>
-                <w:sz w:val="18"/>
-                <w:szCs w:val="18"/>
-              </w:rPr>
-              <w:t xml:space="preserve">–  Asking Questions and Defining Problems: Students generate and refine questions about why diamond and graphite — both pure carbon — have dramatically different hardness, conductivity and appearance, anchoring inquiry throughout the unit.</w:t>
-            </w:r>
-          </w:p>
-          <w:p>
-            <w:pPr>
-              <w:spacing w:after="30" w:before="0"/>
-              <w:ind w:left="360" w:hanging="180"/>
-              <w:jc w:val="left"/>
-            </w:pPr>
-            <w:r>
-              <w:rPr>
-                <w:rFonts w:ascii="Arial" w:cs="Arial" w:eastAsia="Arial" w:hAnsi="Arial"/>
-                <w:b w:val="false"/>
-                <w:bCs w:val="false"/>
-                <w:i w:val="false"/>
-                <w:iCs w:val="false"/>
-                <w:color w:val="000000"/>
-                <w:sz w:val="18"/>
-                <w:szCs w:val="18"/>
-              </w:rPr>
-              <w:t xml:space="preserve">–  Developing and Using Models: Students draw Lewis dot-and-cross diagrams and build physical 3-D models (NaCl, SiO₂, graphite, diamond) to represent bonding at the particulate level and use those models to predict properties.</w:t>
-            </w:r>
-          </w:p>
-          <w:p>
-            <w:pPr>
-              <w:spacing w:after="30" w:before="0"/>
-              <w:ind w:left="360" w:hanging="180"/>
-              <w:jc w:val="left"/>
-            </w:pPr>
-            <w:r>
-              <w:rPr>
-                <w:rFonts w:ascii="Arial" w:cs="Arial" w:eastAsia="Arial" w:hAnsi="Arial"/>
-                <w:b w:val="false"/>
-                <w:bCs w:val="false"/>
-                <w:i w:val="false"/>
-                <w:iCs w:val="false"/>
-                <w:color w:val="000000"/>
-                <w:sz w:val="18"/>
-                <w:szCs w:val="18"/>
-              </w:rPr>
-              <w:t xml:space="preserve">–  Planning and Carrying Out Investigations: Students design and conduct a structured experiment comparing solubility, electrical conductivity, melting point and thermal conductivity across giant ionic (NaCl), simple molecular (iodine/sugar), giant covalent (sand/SiO₂) and giant metallic (aluminium foil) samples.</w:t>
-            </w:r>
-          </w:p>
-          <w:p>
-            <w:pPr>
-              <w:spacing w:after="30" w:before="0"/>
-              <w:ind w:left="360" w:hanging="180"/>
-              <w:jc w:val="left"/>
-            </w:pPr>
-            <w:r>
-              <w:rPr>
-                <w:rFonts w:ascii="Arial" w:cs="Arial" w:eastAsia="Arial" w:hAnsi="Arial"/>
-                <w:b w:val="false"/>
-                <w:bCs w:val="false"/>
-                <w:i w:val="false"/>
-                <w:iCs w:val="false"/>
-                <w:color w:val="000000"/>
-                <w:sz w:val="18"/>
-                <w:szCs w:val="18"/>
-              </w:rPr>
-              <w:t xml:space="preserve">–  Analysing and Interpreting Data: Students record and compare quantitative and qualitative data from the physical-properties investigation, identifying patterns that link bond type to observable behaviour.</w:t>
-            </w:r>
-          </w:p>
-          <w:p>
-            <w:pPr>
-              <w:spacing w:after="30" w:before="0"/>
-              <w:ind w:left="360" w:hanging="180"/>
-              <w:jc w:val="left"/>
-            </w:pPr>
-            <w:r>
-              <w:rPr>
-                <w:rFonts w:ascii="Arial" w:cs="Arial" w:eastAsia="Arial" w:hAnsi="Arial"/>
-                <w:b w:val="false"/>
-                <w:bCs w:val="false"/>
-                <w:i w:val="false"/>
-                <w:iCs w:val="false"/>
-                <w:color w:val="000000"/>
-                <w:sz w:val="18"/>
-                <w:szCs w:val="18"/>
-              </w:rPr>
-              <w:t xml:space="preserve">–  Constructing Explanations: Students use electron-sharing and electron-transfer models to explain the physical properties observed, writing structured explanations that connect particulate-level bonding to macroscopic evidence.</w:t>
-            </w:r>
-          </w:p>
-          <w:p>
-            <w:pPr>
-              <w:spacing w:after="30" w:before="0"/>
-              <w:ind w:left="360" w:hanging="180"/>
-              <w:jc w:val="left"/>
-            </w:pPr>
-            <w:r>
-              <w:rPr>
-                <w:rFonts w:ascii="Arial" w:cs="Arial" w:eastAsia="Arial" w:hAnsi="Arial"/>
-                <w:b w:val="false"/>
-                <w:bCs w:val="false"/>
-                <w:i w:val="false"/>
-                <w:iCs w:val="false"/>
-                <w:color w:val="000000"/>
-                <w:sz w:val="18"/>
-                <w:szCs w:val="18"/>
-              </w:rPr>
-              <w:t xml:space="preserve">–  Obtaining, Evaluating and Communicating Information: Students watch simulations/animations on chemical bonding, evaluate the accuracy of the models shown, and communicate findings through group presentations and updated class Driving Question Boards.</w:t>
-            </w:r>
-          </w:p>
-        </w:tc>
-      </w:tr>
-      <w:tr>
-        <w:tc>
-          <w:tcPr>
-            <w:tcW w:type="dxa" w:w="3000"/>
-            <w:shd w:fill="FCE4D6" w:color="auto" w:val="clear"/>
-            <w:tcMar>
-              <w:top w:type="dxa" w:w="60"/>
-              <w:left w:type="dxa" w:w="120"/>
-              <w:bottom w:type="dxa" w:w="60"/>
-              <w:right w:type="dxa" w:w="120"/>
-            </w:tcMar>
-            <w:vAlign w:val="top"/>
-          </w:tcPr>
-          <w:p>
-            <w:pPr>
-              <w:spacing w:after="40" w:before="0"/>
-              <w:jc w:val="left"/>
-            </w:pPr>
-            <w:r>
-              <w:rPr>
-                <w:rFonts w:ascii="Arial" w:cs="Arial" w:eastAsia="Arial" w:hAnsi="Arial"/>
-                <w:b/>
-                <w:bCs/>
-                <w:i w:val="false"/>
-                <w:iCs w:val="false"/>
-                <w:color w:val="000000"/>
-                <w:sz w:val="18"/>
-                <w:szCs w:val="18"/>
-              </w:rPr>
-              <w:t xml:space="preserve">Pertinent &amp; Contemporary Issues (PCIs)</w:t>
-            </w:r>
-          </w:p>
-        </w:tc>
-        <w:tc>
-          <w:tcPr>
-            <w:tcW w:type="dxa" w:w="10680"/>
-            <w:shd w:fill="FFFFFF" w:color="auto" w:val="clear"/>
-            <w:tcMar>
-              <w:top w:type="dxa" w:w="60"/>
-              <w:left w:type="dxa" w:w="120"/>
-              <w:bottom w:type="dxa" w:w="60"/>
-              <w:right w:type="dxa" w:w="120"/>
-            </w:tcMar>
-            <w:vAlign w:val="top"/>
-          </w:tcPr>
-          <w:p>
-            <w:pPr>
-              <w:spacing w:after="30" w:before="0"/>
-              <w:ind w:left="360" w:hanging="180"/>
-              <w:jc w:val="left"/>
-            </w:pPr>
-            <w:r>
-              <w:rPr>
-                <w:rFonts w:ascii="Arial" w:cs="Arial" w:eastAsia="Arial" w:hAnsi="Arial"/>
-                <w:b w:val="false"/>
-                <w:bCs w:val="false"/>
-                <w:i w:val="false"/>
-                <w:iCs w:val="false"/>
-                <w:color w:val="000000"/>
-                <w:sz w:val="18"/>
-                <w:szCs w:val="18"/>
-              </w:rPr>
-              <w:t xml:space="preserve">–  Socio-Economic and Environmental Issues — Environmental Conservation: The learner uses locally available materials (clay, bottle tops, maize cobs, wire) to make models, minimising waste and promoting resourcefulness within the Kenyan context.</w:t>
-            </w:r>
-          </w:p>
-          <w:p>
-            <w:pPr>
-              <w:spacing w:after="30" w:before="0"/>
-              <w:ind w:left="360" w:hanging="180"/>
-              <w:jc w:val="left"/>
-            </w:pPr>
-            <w:r>
-              <w:rPr>
-                <w:rFonts w:ascii="Arial" w:cs="Arial" w:eastAsia="Arial" w:hAnsi="Arial"/>
-                <w:b w:val="false"/>
-                <w:bCs w:val="false"/>
-                <w:i w:val="false"/>
-                <w:iCs w:val="false"/>
-                <w:color w:val="000000"/>
-                <w:sz w:val="18"/>
-                <w:szCs w:val="18"/>
-              </w:rPr>
-              <w:t xml:space="preserve">–  Life Skills — Creative Thinking: The learner models bonding in selected elements/compounds (e.g. SiO₂, NaCl, graphite and diamond) using imaginative construction approaches that reflect real molecular geometry.</w:t>
-            </w:r>
-          </w:p>
-          <w:p>
-            <w:pPr>
-              <w:spacing w:after="30" w:before="0"/>
-              <w:ind w:left="360" w:hanging="180"/>
-              <w:jc w:val="left"/>
-            </w:pPr>
-            <w:r>
-              <w:rPr>
-                <w:rFonts w:ascii="Arial" w:cs="Arial" w:eastAsia="Arial" w:hAnsi="Arial"/>
-                <w:b w:val="false"/>
-                <w:bCs w:val="false"/>
-                <w:i w:val="false"/>
-                <w:iCs w:val="false"/>
-                <w:color w:val="000000"/>
-                <w:sz w:val="18"/>
-                <w:szCs w:val="18"/>
-              </w:rPr>
-              <w:t xml:space="preserve">–  Socio-Economic and Environmental Issues — Social Cohesion: The learner discusses with peers different types of chemical bonds in diverse small groups, building respect for others' contributions and collaborative problem-solving skills.</w:t>
-            </w:r>
-          </w:p>
-        </w:tc>
-      </w:tr>
-      <w:tr>
-        <w:tc>
-          <w:tcPr>
-            <w:tcW w:type="dxa" w:w="3000"/>
-            <w:shd w:fill="D9EEF1" w:color="auto" w:val="clear"/>
-            <w:tcMar>
-              <w:top w:type="dxa" w:w="60"/>
-              <w:left w:type="dxa" w:w="120"/>
-              <w:bottom w:type="dxa" w:w="60"/>
-              <w:right w:type="dxa" w:w="120"/>
-            </w:tcMar>
-            <w:vAlign w:val="top"/>
-          </w:tcPr>
-          <w:p>
-            <w:pPr>
-              <w:spacing w:after="40" w:before="0"/>
-              <w:jc w:val="left"/>
-            </w:pPr>
-            <w:r>
-              <w:rPr>
-                <w:rFonts w:ascii="Arial" w:cs="Arial" w:eastAsia="Arial" w:hAnsi="Arial"/>
-                <w:b/>
-                <w:bCs/>
-                <w:i w:val="false"/>
-                <w:iCs w:val="false"/>
-                <w:color w:val="000000"/>
-                <w:sz w:val="18"/>
-                <w:szCs w:val="18"/>
-              </w:rPr>
-              <w:t xml:space="preserve">Career Connections</w:t>
-            </w:r>
-          </w:p>
-        </w:tc>
-        <w:tc>
-          <w:tcPr>
-            <w:tcW w:type="dxa" w:w="10680"/>
-            <w:shd w:fill="FFFFFF" w:color="auto" w:val="clear"/>
-            <w:tcMar>
-              <w:top w:type="dxa" w:w="60"/>
-              <w:left w:type="dxa" w:w="120"/>
-              <w:bottom w:type="dxa" w:w="60"/>
-              <w:right w:type="dxa" w:w="120"/>
-            </w:tcMar>
-            <w:vAlign w:val="top"/>
-          </w:tcPr>
-          <w:p>
-            <w:pPr>
-              <w:spacing w:after="30" w:before="0"/>
-              <w:ind w:left="360" w:hanging="180"/>
-              <w:jc w:val="left"/>
-            </w:pPr>
-            <w:r>
-              <w:rPr>
-                <w:rFonts w:ascii="Arial" w:cs="Arial" w:eastAsia="Arial" w:hAnsi="Arial"/>
-                <w:b w:val="false"/>
-                <w:bCs w:val="false"/>
-                <w:i w:val="false"/>
-                <w:iCs w:val="false"/>
-                <w:color w:val="000000"/>
-                <w:sz w:val="18"/>
-                <w:szCs w:val="18"/>
-              </w:rPr>
-              <w:t xml:space="preserve">–  Materials Science and Engineering: Understanding bond types and resultant structures underpins the design of construction materials, ceramics, polymers and composites used in Kenyan infrastructure projects.</w:t>
-            </w:r>
-          </w:p>
-          <w:p>
-            <w:pPr>
-              <w:spacing w:after="30" w:before="0"/>
-              <w:ind w:left="360" w:hanging="180"/>
-              <w:jc w:val="left"/>
-            </w:pPr>
-            <w:r>
-              <w:rPr>
-                <w:rFonts w:ascii="Arial" w:cs="Arial" w:eastAsia="Arial" w:hAnsi="Arial"/>
-                <w:b w:val="false"/>
-                <w:bCs w:val="false"/>
-                <w:i w:val="false"/>
-                <w:iCs w:val="false"/>
-                <w:color w:val="000000"/>
-                <w:sz w:val="18"/>
-                <w:szCs w:val="18"/>
-              </w:rPr>
-              <w:t xml:space="preserve">–  Mining and Gemology: Kenya's gemstone industry (rubies, garnets, tanzanite trade) requires knowledge of giant covalent and ionic structures, hardness and crystal properties rooted in chemical bonding.</w:t>
-            </w:r>
-          </w:p>
-          <w:p>
-            <w:pPr>
-              <w:spacing w:after="30" w:before="0"/>
-              <w:ind w:left="360" w:hanging="180"/>
-              <w:jc w:val="left"/>
-            </w:pPr>
-            <w:r>
-              <w:rPr>
-                <w:rFonts w:ascii="Arial" w:cs="Arial" w:eastAsia="Arial" w:hAnsi="Arial"/>
-                <w:b w:val="false"/>
-                <w:bCs w:val="false"/>
-                <w:i w:val="false"/>
-                <w:iCs w:val="false"/>
-                <w:color w:val="000000"/>
-                <w:sz w:val="18"/>
-                <w:szCs w:val="18"/>
-              </w:rPr>
-              <w:t xml:space="preserve">–  Metallurgy and Manufacturing: Metallic bonding concepts explain the ductility, malleability and conductivity of metals such as aluminium and copper used extensively in Kenyan manufacturing and electrical industries.</w:t>
-            </w:r>
-          </w:p>
-          <w:p>
-            <w:pPr>
-              <w:spacing w:after="30" w:before="0"/>
-              <w:ind w:left="360" w:hanging="180"/>
-              <w:jc w:val="left"/>
-            </w:pPr>
-            <w:r>
-              <w:rPr>
-                <w:rFonts w:ascii="Arial" w:cs="Arial" w:eastAsia="Arial" w:hAnsi="Arial"/>
-                <w:b w:val="false"/>
-                <w:bCs w:val="false"/>
-                <w:i w:val="false"/>
-                <w:iCs w:val="false"/>
-                <w:color w:val="000000"/>
-                <w:sz w:val="18"/>
-                <w:szCs w:val="18"/>
-              </w:rPr>
-              <w:t xml:space="preserve">–  Medicine and Pharmacy: Ionic and hydrogen bonding govern drug solubility, protein folding and drug–receptor interactions — foundational knowledge for careers in medicine, nursing and pharmaceutical science.</w:t>
-            </w:r>
-          </w:p>
-          <w:p>
-            <w:pPr>
-              <w:spacing w:after="30" w:before="0"/>
-              <w:ind w:left="360" w:hanging="180"/>
-              <w:jc w:val="left"/>
-            </w:pPr>
-            <w:r>
-              <w:rPr>
-                <w:rFonts w:ascii="Arial" w:cs="Arial" w:eastAsia="Arial" w:hAnsi="Arial"/>
-                <w:b w:val="false"/>
-                <w:bCs w:val="false"/>
-                <w:i w:val="false"/>
-                <w:iCs w:val="false"/>
-                <w:color w:val="000000"/>
-                <w:sz w:val="18"/>
-                <w:szCs w:val="18"/>
-              </w:rPr>
-              <w:t xml:space="preserve">–  Agriculture and Food Science: Understanding Van der Waals forces and hydrogen bonding explains the physical behaviour of water in soils, food preservation (e.g. salt/NaCl curing of nyama choma) and crop storage.</w:t>
-            </w:r>
-          </w:p>
-          <w:p>
-            <w:pPr>
-              <w:spacing w:after="30" w:before="0"/>
-              <w:ind w:left="360" w:hanging="180"/>
-              <w:jc w:val="left"/>
-            </w:pPr>
-            <w:r>
-              <w:rPr>
-                <w:rFonts w:ascii="Arial" w:cs="Arial" w:eastAsia="Arial" w:hAnsi="Arial"/>
-                <w:b w:val="false"/>
-                <w:bCs w:val="false"/>
-                <w:i w:val="false"/>
-                <w:iCs w:val="false"/>
-                <w:color w:val="000000"/>
-                <w:sz w:val="18"/>
-                <w:szCs w:val="18"/>
-              </w:rPr>
-              <w:t xml:space="preserve">–  Environmental Science: Knowledge of molecular structures and bond polarity is essential for understanding pollutant behaviour, water treatment chemistry and the chemistry of the atmosphere over the Rift Valley and Lake Victoria basin.</w:t>
-            </w:r>
-          </w:p>
-        </w:tc>
-      </w:tr>
-      <w:tr>
-        <w:tc>
-          <w:tcPr>
-            <w:tcW w:type="dxa" w:w="3000"/>
-            <w:shd w:fill="D5E8F0" w:color="auto" w:val="clear"/>
-            <w:tcMar>
-              <w:top w:type="dxa" w:w="60"/>
-              <w:left w:type="dxa" w:w="120"/>
-              <w:bottom w:type="dxa" w:w="60"/>
-              <w:right w:type="dxa" w:w="120"/>
-            </w:tcMar>
-            <w:vAlign w:val="top"/>
-          </w:tcPr>
-          <w:p>
-            <w:pPr>
-              <w:spacing w:after="40" w:before="0"/>
-              <w:jc w:val="left"/>
-            </w:pPr>
-            <w:r>
-              <w:rPr>
-                <w:rFonts w:ascii="Arial" w:cs="Arial" w:eastAsia="Arial" w:hAnsi="Arial"/>
-                <w:b/>
-                <w:bCs/>
-                <w:i w:val="false"/>
-                <w:iCs w:val="false"/>
-                <w:color w:val="000000"/>
-                <w:sz w:val="18"/>
-                <w:szCs w:val="18"/>
-              </w:rPr>
-              <w:t xml:space="preserve">Focus for Lessons</w:t>
-            </w:r>
-          </w:p>
-        </w:tc>
-        <w:tc>
-          <w:tcPr>
-            <w:tcW w:type="dxa" w:w="10680"/>
-            <w:shd w:fill="FFFFFF" w:color="auto" w:val="clear"/>
-            <w:tcMar>
-              <w:top w:type="dxa" w:w="60"/>
-              <w:left w:type="dxa" w:w="120"/>
-              <w:bottom w:type="dxa" w:w="60"/>
-              <w:right w:type="dxa" w:w="120"/>
-            </w:tcMar>
-            <w:vAlign w:val="top"/>
-          </w:tcPr>
-          <w:p>
-            <w:pPr>
-              <w:spacing w:after="40" w:before="0"/>
-              <w:jc w:val="left"/>
-            </w:pPr>
-            <w:r>
-              <w:rPr>
-                <w:rFonts w:ascii="Arial" w:cs="Arial" w:eastAsia="Arial" w:hAnsi="Arial"/>
-                <w:b w:val="false"/>
-                <w:bCs w:val="false"/>
-                <w:i w:val="false"/>
-                <w:iCs w:val="false"/>
-                <w:color w:val="000000"/>
-                <w:sz w:val="18"/>
-                <w:szCs w:val="18"/>
-              </w:rPr>
-              <w:t xml:space="preserve">This unit anchors learning in the astonishing puzzle that diamond and graphite are both 100% carbon yet have completely opposite physical properties — one the hardest natural substance on Earth, the other a soft, slippery, electrically conducting solid. Over 13 lessons, students build from valence electrons and the octet rule through all major bond types (ionic, covalent, dative covalent, hydrogen, Van der Waals and metallic), drawing Lewis structures and conducting hands-on investigations into physical properties. The unit culminates in a project where learners build 3-D models of selected bonded structures using locally available Kenyan materials, connecting particulate-level bonding to the real-world uses of substances in Kenyan daily life, industry and the environment.</w:t>
-            </w:r>
-          </w:p>
-        </w:tc>
-      </w:tr>
-      <w:tr>
-        <w:tc>
-          <w:tcPr>
-            <w:tcW w:type="dxa" w:w="3000"/>
-            <w:shd w:fill="EAD1F5" w:color="auto" w:val="clear"/>
-            <w:tcMar>
-              <w:top w:type="dxa" w:w="60"/>
-              <w:left w:type="dxa" w:w="120"/>
-              <w:bottom w:type="dxa" w:w="60"/>
-              <w:right w:type="dxa" w:w="120"/>
-            </w:tcMar>
-            <w:vAlign w:val="top"/>
-          </w:tcPr>
-          <w:p>
-            <w:pPr>
-              <w:spacing w:after="40" w:before="0"/>
-              <w:jc w:val="left"/>
-            </w:pPr>
-            <w:r>
-              <w:rPr>
-                <w:rFonts w:ascii="Arial" w:cs="Arial" w:eastAsia="Arial" w:hAnsi="Arial"/>
-                <w:b/>
-                <w:bCs/>
-                <w:i w:val="false"/>
-                <w:iCs w:val="false"/>
-                <w:color w:val="000000"/>
-                <w:sz w:val="18"/>
-                <w:szCs w:val="18"/>
-              </w:rPr>
-              <w:t xml:space="preserve">Driving Question / Key Inquiry Questions</w:t>
-            </w:r>
-          </w:p>
-        </w:tc>
-        <w:tc>
-          <w:tcPr>
-            <w:tcW w:type="dxa" w:w="10680"/>
-            <w:shd w:fill="FFFFFF" w:color="auto" w:val="clear"/>
-            <w:tcMar>
-              <w:top w:type="dxa" w:w="60"/>
-              <w:left w:type="dxa" w:w="120"/>
-              <w:bottom w:type="dxa" w:w="60"/>
-              <w:right w:type="dxa" w:w="120"/>
-            </w:tcMar>
-            <w:vAlign w:val="top"/>
-          </w:tcPr>
-          <w:p>
-            <w:pPr>
-              <w:spacing w:after="40" w:before="0"/>
-              <w:jc w:val="left"/>
-            </w:pPr>
-            <w:r>
-              <w:rPr>
-                <w:rFonts w:ascii="Arial" w:cs="Arial" w:eastAsia="Arial" w:hAnsi="Arial"/>
-                <w:b w:val="false"/>
-                <w:bCs w:val="false"/>
-                <w:i w:val="false"/>
-                <w:iCs w:val="false"/>
-                <w:color w:val="000000"/>
-                <w:sz w:val="18"/>
-                <w:szCs w:val="18"/>
-              </w:rPr>
-              <w:t xml:space="preserve">DRIVING QUESTION: Why do diamond and graphite — both made of only carbon atoms — have such completely different properties, and how does the way atoms bond together determine what a substance looks like, how it behaves, and what we can use it for?</w:t>
-            </w:r>
-          </w:p>
-          <w:p>
-            <w:pPr>
-              <w:spacing w:after="40" w:before="0"/>
-              <w:jc w:val="left"/>
-            </w:pPr>
-            <w:r>
-              <w:rPr>
-                <w:rFonts w:ascii="Arial" w:cs="Arial" w:eastAsia="Arial" w:hAnsi="Arial"/>
-                <w:b w:val="false"/>
-                <w:bCs w:val="false"/>
-                <w:i w:val="false"/>
-                <w:iCs w:val="false"/>
-                <w:color w:val="000000"/>
-                <w:sz w:val="18"/>
-                <w:szCs w:val="18"/>
-              </w:rPr>
-              <w:t xml:space="preserve"/>
-            </w:r>
-          </w:p>
-          <w:p>
-            <w:pPr>
-              <w:spacing w:after="40" w:before="0"/>
-              <w:jc w:val="left"/>
-            </w:pPr>
-            <w:r>
-              <w:rPr>
-                <w:rFonts w:ascii="Arial" w:cs="Arial" w:eastAsia="Arial" w:hAnsi="Arial"/>
-                <w:b w:val="false"/>
-                <w:bCs w:val="false"/>
-                <w:i w:val="false"/>
-                <w:iCs w:val="false"/>
-                <w:color w:val="000000"/>
-                <w:sz w:val="18"/>
-                <w:szCs w:val="18"/>
-              </w:rPr>
-              <w:t xml:space="preserve">KICD KEY INQUIRY QUESTIONS:</w:t>
-            </w:r>
-          </w:p>
-          <w:p>
-            <w:pPr>
-              <w:spacing w:after="40" w:before="0"/>
-              <w:jc w:val="left"/>
-            </w:pPr>
-            <w:r>
-              <w:rPr>
-                <w:rFonts w:ascii="Arial" w:cs="Arial" w:eastAsia="Arial" w:hAnsi="Arial"/>
-                <w:b w:val="false"/>
-                <w:bCs w:val="false"/>
-                <w:i w:val="false"/>
-                <w:iCs w:val="false"/>
-                <w:color w:val="000000"/>
-                <w:sz w:val="18"/>
-                <w:szCs w:val="18"/>
-              </w:rPr>
-              <w:t xml:space="preserve">1. How do valence electrons determine the type of bond formed between atoms?</w:t>
-            </w:r>
-          </w:p>
-          <w:p>
-            <w:pPr>
-              <w:spacing w:after="40" w:before="0"/>
-              <w:jc w:val="left"/>
-            </w:pPr>
-            <w:r>
-              <w:rPr>
-                <w:rFonts w:ascii="Arial" w:cs="Arial" w:eastAsia="Arial" w:hAnsi="Arial"/>
-                <w:b w:val="false"/>
-                <w:bCs w:val="false"/>
-                <w:i w:val="false"/>
-                <w:iCs w:val="false"/>
-                <w:color w:val="000000"/>
-                <w:sz w:val="18"/>
-                <w:szCs w:val="18"/>
-              </w:rPr>
-              <w:t xml:space="preserve">2. How does the type of chemical bond in a substance determine its physical properties and uses?</w:t>
-            </w:r>
-          </w:p>
-        </w:tc>
-      </w:tr>
-      <w:tr>
-        <w:tc>
-          <w:tcPr>
-            <w:tcW w:type="dxa" w:w="3000"/>
-            <w:shd w:fill="EAD1F5" w:color="auto" w:val="clear"/>
-            <w:tcMar>
-              <w:top w:type="dxa" w:w="60"/>
-              <w:left w:type="dxa" w:w="120"/>
-              <w:bottom w:type="dxa" w:w="60"/>
-              <w:right w:type="dxa" w:w="120"/>
-            </w:tcMar>
-            <w:vAlign w:val="top"/>
-          </w:tcPr>
-          <w:p>
-            <w:pPr>
-              <w:spacing w:after="40" w:before="0"/>
-              <w:jc w:val="left"/>
-            </w:pPr>
-            <w:r>
-              <w:rPr>
-                <w:rFonts w:ascii="Arial" w:cs="Arial" w:eastAsia="Arial" w:hAnsi="Arial"/>
-                <w:b/>
-                <w:bCs/>
-                <w:i w:val="false"/>
-                <w:iCs w:val="false"/>
-                <w:color w:val="000000"/>
-                <w:sz w:val="18"/>
-                <w:szCs w:val="18"/>
-              </w:rPr>
-              <w:t xml:space="preserve">Anchoring Phenomenon</w:t>
-            </w:r>
-          </w:p>
-        </w:tc>
-        <w:tc>
-          <w:tcPr>
-            <w:tcW w:type="dxa" w:w="10680"/>
-            <w:shd w:fill="FFFFFF" w:color="auto" w:val="clear"/>
-            <w:tcMar>
-              <w:top w:type="dxa" w:w="60"/>
-              <w:left w:type="dxa" w:w="120"/>
-              <w:bottom w:type="dxa" w:w="60"/>
-              <w:right w:type="dxa" w:w="120"/>
-            </w:tcMar>
-            <w:vAlign w:val="top"/>
-          </w:tcPr>
-          <w:p>
-            <w:pPr>
-              <w:spacing w:after="40" w:before="0"/>
-              <w:jc w:val="left"/>
-            </w:pPr>
-            <w:r>
-              <w:rPr>
-                <w:rFonts w:ascii="Arial" w:cs="Arial" w:eastAsia="Arial" w:hAnsi="Arial"/>
-                <w:b w:val="false"/>
-                <w:bCs w:val="false"/>
-                <w:i w:val="false"/>
-                <w:iCs w:val="false"/>
-                <w:color w:val="000000"/>
-                <w:sz w:val="18"/>
-                <w:szCs w:val="18"/>
-              </w:rPr>
-              <w:t xml:space="preserve">ANCHORING PHENOMENON — The Carbon Paradox: Diamond and Graphite</w:t>
-            </w:r>
-          </w:p>
-          <w:p>
-            <w:pPr>
-              <w:spacing w:after="40" w:before="0"/>
-              <w:jc w:val="left"/>
-            </w:pPr>
-            <w:r>
-              <w:rPr>
-                <w:rFonts w:ascii="Arial" w:cs="Arial" w:eastAsia="Arial" w:hAnsi="Arial"/>
-                <w:b w:val="false"/>
-                <w:bCs w:val="false"/>
-                <w:i w:val="false"/>
-                <w:iCs w:val="false"/>
-                <w:color w:val="000000"/>
-                <w:sz w:val="18"/>
-                <w:szCs w:val="18"/>
-              </w:rPr>
-              <w:t xml:space="preserve"/>
-            </w:r>
-          </w:p>
-          <w:p>
-            <w:pPr>
-              <w:spacing w:after="40" w:before="0"/>
-              <w:jc w:val="left"/>
-            </w:pPr>
-            <w:r>
-              <w:rPr>
-                <w:rFonts w:ascii="Arial" w:cs="Arial" w:eastAsia="Arial" w:hAnsi="Arial"/>
-                <w:b w:val="false"/>
-                <w:bCs w:val="false"/>
-                <w:i w:val="false"/>
-                <w:iCs w:val="false"/>
-                <w:color w:val="000000"/>
-                <w:sz w:val="18"/>
-                <w:szCs w:val="18"/>
-              </w:rPr>
-              <w:t xml:space="preserve">A teacher displays two samples side by side: a brilliant, transparent diamond chip used in a Nairobi jeweller's cutting tool, and a stick of graphite from an ordinary pencil. Both are presented with the label "100% Carbon — no other elements." Students are invited to scratch each sample against a ceramic tile: the graphite smears a grey mark instantly while the diamond leaves a white scratch on the tile itself. A conductivity tester is then touched to each: the graphite lights a bulb brightly; the diamond does not conduct at all.</w:t>
-            </w:r>
-          </w:p>
-          <w:p>
-            <w:pPr>
-              <w:spacing w:after="40" w:before="0"/>
-              <w:jc w:val="left"/>
-            </w:pPr>
-            <w:r>
-              <w:rPr>
-                <w:rFonts w:ascii="Arial" w:cs="Arial" w:eastAsia="Arial" w:hAnsi="Arial"/>
-                <w:b w:val="false"/>
-                <w:bCs w:val="false"/>
-                <w:i w:val="false"/>
-                <w:iCs w:val="false"/>
-                <w:color w:val="000000"/>
-                <w:sz w:val="18"/>
-                <w:szCs w:val="18"/>
-              </w:rPr>
-              <w:t xml:space="preserve"/>
-            </w:r>
-          </w:p>
-          <w:p>
-            <w:pPr>
-              <w:spacing w:after="40" w:before="0"/>
-              <w:jc w:val="left"/>
-            </w:pPr>
-            <w:r>
-              <w:rPr>
-                <w:rFonts w:ascii="Arial" w:cs="Arial" w:eastAsia="Arial" w:hAnsi="Arial"/>
-                <w:b w:val="false"/>
-                <w:bCs w:val="false"/>
-                <w:i w:val="false"/>
-                <w:iCs w:val="false"/>
-                <w:color w:val="000000"/>
-                <w:sz w:val="18"/>
-                <w:szCs w:val="18"/>
-              </w:rPr>
-              <w:t xml:space="preserve">The puzzle: If both substances contain only carbon atoms with the same number of protons, neutrons and electrons, why is one the hardest naturally occurring solid known while the other is soft enough to write with? Why does one conduct electricity and the other is a perfect electrical insulator? Why is one transparent and the other opaque grey? The answer lies entirely in HOW the carbon atoms are bonded to one another — four bonds in a 3-D tetrahedral network (diamond) versus three bonds in flat hexagonal layers with one delocalised electron per atom free to move (graphite). This phenomenon makes chemical bonding visible, tangible and genuinely puzzling, motivating the entire unit's investigation.</w:t>
-            </w:r>
-          </w:p>
-        </w:tc>
-      </w:tr>
-      <w:tr>
-        <w:tc>
-          <w:tcPr>
-            <w:tcW w:type="dxa" w:w="3000"/>
-            <w:shd w:fill="D9EEF1" w:color="auto" w:val="clear"/>
-            <w:tcMar>
-              <w:top w:type="dxa" w:w="60"/>
-              <w:left w:type="dxa" w:w="120"/>
-              <w:bottom w:type="dxa" w:w="60"/>
-              <w:right w:type="dxa" w:w="120"/>
-            </w:tcMar>
-            <w:vAlign w:val="top"/>
-          </w:tcPr>
-          <w:p>
-            <w:pPr>
-              <w:spacing w:after="40" w:before="0"/>
-              <w:jc w:val="left"/>
-            </w:pPr>
-            <w:r>
-              <w:rPr>
-                <w:rFonts w:ascii="Arial" w:cs="Arial" w:eastAsia="Arial" w:hAnsi="Arial"/>
-                <w:b/>
-                <w:bCs/>
-                <w:i w:val="false"/>
-                <w:iCs w:val="false"/>
-                <w:color w:val="000000"/>
-                <w:sz w:val="18"/>
-                <w:szCs w:val="18"/>
-              </w:rPr>
-              <w:t xml:space="preserve">Storyline Thread</w:t>
-            </w:r>
-          </w:p>
-        </w:tc>
-        <w:tc>
-          <w:tcPr>
-            <w:tcW w:type="dxa" w:w="10680"/>
-            <w:shd w:fill="FFFFFF" w:color="auto" w:val="clear"/>
-            <w:tcMar>
-              <w:top w:type="dxa" w:w="60"/>
-              <w:left w:type="dxa" w:w="120"/>
-              <w:bottom w:type="dxa" w:w="60"/>
-              <w:right w:type="dxa" w:w="120"/>
-            </w:tcMar>
-            <w:vAlign w:val="top"/>
-          </w:tcPr>
-          <w:p>
-            <w:pPr>
-              <w:spacing w:after="40" w:before="0"/>
-              <w:jc w:val="left"/>
-            </w:pPr>
-            <w:r>
-              <w:rPr>
-                <w:rFonts w:ascii="Arial" w:cs="Arial" w:eastAsia="Arial" w:hAnsi="Arial"/>
-                <w:b w:val="false"/>
-                <w:bCs w:val="false"/>
-                <w:i w:val="false"/>
-                <w:iCs w:val="false"/>
-                <w:color w:val="000000"/>
-                <w:sz w:val="18"/>
-                <w:szCs w:val="18"/>
-              </w:rPr>
-              <w:t xml:space="preserve">Lesson 1 — PHENOMENON LAUNCH &amp; PREDICT PHASE: Students observe the diamond vs. graphite demonstration (hardness, conductivity, appearance). They record predictions for why the properties differ and populate an initial Driving Question Board. Teacher introduces the unit question. No bonding theory yet — pure curiosity generation.</w:t>
-            </w:r>
-          </w:p>
-          <w:p>
-            <w:pPr>
-              <w:spacing w:after="40" w:before="0"/>
-              <w:jc w:val="left"/>
-            </w:pPr>
-            <w:r>
-              <w:rPr>
-                <w:rFonts w:ascii="Arial" w:cs="Arial" w:eastAsia="Arial" w:hAnsi="Arial"/>
-                <w:b w:val="false"/>
-                <w:bCs w:val="false"/>
-                <w:i w:val="false"/>
-                <w:iCs w:val="false"/>
-                <w:color w:val="000000"/>
-                <w:sz w:val="18"/>
-                <w:szCs w:val="18"/>
-              </w:rPr>
-              <w:t xml:space="preserve"/>
-            </w:r>
-          </w:p>
-          <w:p>
-            <w:pPr>
-              <w:spacing w:after="40" w:before="0"/>
-              <w:jc w:val="left"/>
-            </w:pPr>
-            <w:r>
-              <w:rPr>
-                <w:rFonts w:ascii="Arial" w:cs="Arial" w:eastAsia="Arial" w:hAnsi="Arial"/>
-                <w:b w:val="false"/>
-                <w:bCs w:val="false"/>
-                <w:i w:val="false"/>
-                <w:iCs w:val="false"/>
-                <w:color w:val="000000"/>
-                <w:sz w:val="18"/>
-                <w:szCs w:val="18"/>
-              </w:rPr>
-              <w:t xml:space="preserve">Lesson 2 — VALENCE ELECTRONS &amp; THE OCTET RULE: Students review electron configuration and identify valence electrons for elements in periods 1–3. They discuss atomic stability (gaining, losing, sharing electrons) and the octet/duplet noble-gas rule as the driving force behind all bonding. Lewis dot diagrams for individual atoms are introduced.</w:t>
-            </w:r>
-          </w:p>
-          <w:p>
-            <w:pPr>
-              <w:spacing w:after="40" w:before="0"/>
-              <w:jc w:val="left"/>
-            </w:pPr>
-            <w:r>
-              <w:rPr>
-                <w:rFonts w:ascii="Arial" w:cs="Arial" w:eastAsia="Arial" w:hAnsi="Arial"/>
-                <w:b w:val="false"/>
-                <w:bCs w:val="false"/>
-                <w:i w:val="false"/>
-                <w:iCs w:val="false"/>
-                <w:color w:val="000000"/>
-                <w:sz w:val="18"/>
-                <w:szCs w:val="18"/>
-              </w:rPr>
-              <w:t xml:space="preserve"/>
-            </w:r>
-          </w:p>
-          <w:p>
-            <w:pPr>
-              <w:spacing w:after="40" w:before="0"/>
-              <w:jc w:val="left"/>
-            </w:pPr>
-            <w:r>
-              <w:rPr>
-                <w:rFonts w:ascii="Arial" w:cs="Arial" w:eastAsia="Arial" w:hAnsi="Arial"/>
-                <w:b w:val="false"/>
-                <w:bCs w:val="false"/>
-                <w:i w:val="false"/>
-                <w:iCs w:val="false"/>
-                <w:color w:val="000000"/>
-                <w:sz w:val="18"/>
-                <w:szCs w:val="18"/>
-              </w:rPr>
-              <w:t xml:space="preserve">Lesson 3 — IONIC BONDING: Students investigate electron transfer using NaCl as the primary example (linking to salt used in Kenyan cooking and food preservation). They draw dot-and-cross diagrams for Na⁺Cl⁻ formation, discuss lattice energy conceptually, and connect ionic bonding to the giant ionic structure. Students predict properties of NaCl before the Lesson 5 investigation.</w:t>
-            </w:r>
-          </w:p>
-          <w:p>
-            <w:pPr>
-              <w:spacing w:after="40" w:before="0"/>
-              <w:jc w:val="left"/>
-            </w:pPr>
-            <w:r>
-              <w:rPr>
-                <w:rFonts w:ascii="Arial" w:cs="Arial" w:eastAsia="Arial" w:hAnsi="Arial"/>
-                <w:b w:val="false"/>
-                <w:bCs w:val="false"/>
-                <w:i w:val="false"/>
-                <w:iCs w:val="false"/>
-                <w:color w:val="000000"/>
-                <w:sz w:val="18"/>
-                <w:szCs w:val="18"/>
-              </w:rPr>
-              <w:t xml:space="preserve"/>
-            </w:r>
-          </w:p>
-          <w:p>
-            <w:pPr>
-              <w:spacing w:after="40" w:before="0"/>
-              <w:jc w:val="left"/>
-            </w:pPr>
-            <w:r>
-              <w:rPr>
-                <w:rFonts w:ascii="Arial" w:cs="Arial" w:eastAsia="Arial" w:hAnsi="Arial"/>
-                <w:b w:val="false"/>
-                <w:bCs w:val="false"/>
-                <w:i w:val="false"/>
-                <w:iCs w:val="false"/>
-                <w:color w:val="000000"/>
-                <w:sz w:val="18"/>
-                <w:szCs w:val="18"/>
-              </w:rPr>
-              <w:t xml:space="preserve">Lesson 4 — COVALENT &amp; DATIVE COVALENT BONDING: Students draw Lewis structures for simple covalent molecules (H₂, O₂, N₂, H₂O, CO₂, CH₄) and explore single, double and triple bonds. Dative covalent bonding is introduced through NH₄⁺ and H₃O⁺ — relating to acid-base chemistry. Students compare dot-and-cross diagrams for covalent vs. ionic substances.</w:t>
-            </w:r>
-          </w:p>
-          <w:p>
-            <w:pPr>
-              <w:spacing w:after="40" w:before="0"/>
-              <w:jc w:val="left"/>
-            </w:pPr>
-            <w:r>
-              <w:rPr>
-                <w:rFonts w:ascii="Arial" w:cs="Arial" w:eastAsia="Arial" w:hAnsi="Arial"/>
-                <w:b w:val="false"/>
-                <w:bCs w:val="false"/>
-                <w:i w:val="false"/>
-                <w:iCs w:val="false"/>
-                <w:color w:val="000000"/>
-                <w:sz w:val="18"/>
-                <w:szCs w:val="18"/>
-              </w:rPr>
-              <w:t xml:space="preserve"/>
-            </w:r>
-          </w:p>
-          <w:p>
-            <w:pPr>
-              <w:spacing w:after="40" w:before="0"/>
-              <w:jc w:val="left"/>
-            </w:pPr>
-            <w:r>
-              <w:rPr>
-                <w:rFonts w:ascii="Arial" w:cs="Arial" w:eastAsia="Arial" w:hAnsi="Arial"/>
-                <w:b w:val="false"/>
-                <w:bCs w:val="false"/>
-                <w:i w:val="false"/>
-                <w:iCs w:val="false"/>
-                <w:color w:val="000000"/>
-                <w:sz w:val="18"/>
-                <w:szCs w:val="18"/>
-              </w:rPr>
-              <w:t xml:space="preserve">Lesson 5 — HYDROGEN BONDING &amp; VAN DER WAALS FORCES: Students investigate why water has anomalously high boiling/melting points relative to H₂S and H₂Se. Hydrogen bonding between H₂O molecules is modelled. Van der Waals (London dispersion and dipole–dipole) forces are introduced using iodine and noble gases as examples. Students link these to the Supporting Phenomenon of iodine sublimation.</w:t>
-            </w:r>
-          </w:p>
-          <w:p>
-            <w:pPr>
-              <w:spacing w:after="40" w:before="0"/>
-              <w:jc w:val="left"/>
-            </w:pPr>
-            <w:r>
-              <w:rPr>
-                <w:rFonts w:ascii="Arial" w:cs="Arial" w:eastAsia="Arial" w:hAnsi="Arial"/>
-                <w:b w:val="false"/>
-                <w:bCs w:val="false"/>
-                <w:i w:val="false"/>
-                <w:iCs w:val="false"/>
-                <w:color w:val="000000"/>
-                <w:sz w:val="18"/>
-                <w:szCs w:val="18"/>
-              </w:rPr>
-              <w:t xml:space="preserve"/>
-            </w:r>
-          </w:p>
-          <w:p>
-            <w:pPr>
-              <w:spacing w:after="40" w:before="0"/>
-              <w:jc w:val="left"/>
-            </w:pPr>
-            <w:r>
-              <w:rPr>
-                <w:rFonts w:ascii="Arial" w:cs="Arial" w:eastAsia="Arial" w:hAnsi="Arial"/>
-                <w:b w:val="false"/>
-                <w:bCs w:val="false"/>
-                <w:i w:val="false"/>
-                <w:iCs w:val="false"/>
-                <w:color w:val="000000"/>
-                <w:sz w:val="18"/>
-                <w:szCs w:val="18"/>
-              </w:rPr>
-              <w:t xml:space="preserve">Lesson 6 — METALLIC BONDING: Students examine aluminium foil, copper wire and iron nails — all common in Kenyan households and construction. The sea-of-delocalised-electrons model is introduced to explain conductivity, ductility and malleability. Students draw a metallic bonding diagram and compare it to ionic and covalent diagrams. They connect this to the aluminium nyama choma foil supporting phenomenon.</w:t>
-            </w:r>
-          </w:p>
-          <w:p>
-            <w:pPr>
-              <w:spacing w:after="40" w:before="0"/>
-              <w:jc w:val="left"/>
-            </w:pPr>
-            <w:r>
-              <w:rPr>
-                <w:rFonts w:ascii="Arial" w:cs="Arial" w:eastAsia="Arial" w:hAnsi="Arial"/>
-                <w:b w:val="false"/>
-                <w:bCs w:val="false"/>
-                <w:i w:val="false"/>
-                <w:iCs w:val="false"/>
-                <w:color w:val="000000"/>
-                <w:sz w:val="18"/>
-                <w:szCs w:val="18"/>
-              </w:rPr>
-              <w:t xml:space="preserve"/>
-            </w:r>
-          </w:p>
-          <w:p>
-            <w:pPr>
-              <w:spacing w:after="40" w:before="0"/>
-              <w:jc w:val="left"/>
-            </w:pPr>
-            <w:r>
-              <w:rPr>
-                <w:rFonts w:ascii="Arial" w:cs="Arial" w:eastAsia="Arial" w:hAnsi="Arial"/>
-                <w:b w:val="false"/>
-                <w:bCs w:val="false"/>
-                <w:i w:val="false"/>
-                <w:iCs w:val="false"/>
-                <w:color w:val="000000"/>
-                <w:sz w:val="18"/>
-                <w:szCs w:val="18"/>
-              </w:rPr>
-              <w:t xml:space="preserve">Lesson 7 — PHYSICAL PROPERTIES INVESTIGATION (Part 1 — Setup &amp; Prediction): Students are presented with four unknowns representing giant ionic (NaCl), simple molecular (sugar/iodine), giant covalent (sand, SiO₂) and giant metallic (aluminium) structures. They predict which substances will dissolve in water, conduct electricity and have high or low melting points — recording predictions in a structured table linked to bond type.</w:t>
-            </w:r>
-          </w:p>
-          <w:p>
-            <w:pPr>
-              <w:spacing w:after="40" w:before="0"/>
-              <w:jc w:val="left"/>
-            </w:pPr>
-            <w:r>
-              <w:rPr>
-                <w:rFonts w:ascii="Arial" w:cs="Arial" w:eastAsia="Arial" w:hAnsi="Arial"/>
-                <w:b w:val="false"/>
-                <w:bCs w:val="false"/>
-                <w:i w:val="false"/>
-                <w:iCs w:val="false"/>
-                <w:color w:val="000000"/>
-                <w:sz w:val="18"/>
-                <w:szCs w:val="18"/>
-              </w:rPr>
-              <w:t xml:space="preserve"/>
-            </w:r>
-          </w:p>
-          <w:p>
-            <w:pPr>
-              <w:spacing w:after="40" w:before="0"/>
-              <w:jc w:val="left"/>
-            </w:pPr>
-            <w:r>
-              <w:rPr>
-                <w:rFonts w:ascii="Arial" w:cs="Arial" w:eastAsia="Arial" w:hAnsi="Arial"/>
-                <w:b w:val="false"/>
-                <w:bCs w:val="false"/>
-                <w:i w:val="false"/>
-                <w:iCs w:val="false"/>
-                <w:color w:val="000000"/>
-                <w:sz w:val="18"/>
-                <w:szCs w:val="18"/>
-              </w:rPr>
-              <w:t xml:space="preserve">Lesson 8 — PHYSICAL PROPERTIES INVESTIGATION (Part 2 — Data Collection): Students carry out the hands-on investigation: solubility tests in water, conductivity testing (solid and dissolved), and comparison of melting-point data from data cards. They record observations systematically and begin identifying patterns.</w:t>
-            </w:r>
-          </w:p>
-          <w:p>
-            <w:pPr>
-              <w:spacing w:after="40" w:before="0"/>
-              <w:jc w:val="left"/>
-            </w:pPr>
-            <w:r>
-              <w:rPr>
-                <w:rFonts w:ascii="Arial" w:cs="Arial" w:eastAsia="Arial" w:hAnsi="Arial"/>
-                <w:b w:val="false"/>
-                <w:bCs w:val="false"/>
-                <w:i w:val="false"/>
-                <w:iCs w:val="false"/>
-                <w:color w:val="000000"/>
-                <w:sz w:val="18"/>
-                <w:szCs w:val="18"/>
-              </w:rPr>
-              <w:t xml:space="preserve"/>
-            </w:r>
-          </w:p>
-          <w:p>
-            <w:pPr>
-              <w:spacing w:after="40" w:before="0"/>
-              <w:jc w:val="left"/>
-            </w:pPr>
-            <w:r>
-              <w:rPr>
-                <w:rFonts w:ascii="Arial" w:cs="Arial" w:eastAsia="Arial" w:hAnsi="Arial"/>
-                <w:b w:val="false"/>
-                <w:bCs w:val="false"/>
-                <w:i w:val="false"/>
-                <w:iCs w:val="false"/>
-                <w:color w:val="000000"/>
-                <w:sz w:val="18"/>
-                <w:szCs w:val="18"/>
-              </w:rPr>
-              <w:t xml:space="preserve">Lesson 9 — PHYSICAL PROPERTIES INVESTIGATION (Part 3 — Analysis &amp; Explanation): Students analyse their data, construct explanations for each substance's behaviour using bond-type reasoning, and complete structured written explanations. The class compiles a shared comparison table (giant ionic / simple molecular / giant covalent / giant metallic) on the board. Students return to the DQB to update answers.</w:t>
-            </w:r>
-          </w:p>
-          <w:p>
-            <w:pPr>
-              <w:spacing w:after="40" w:before="0"/>
-              <w:jc w:val="left"/>
-            </w:pPr>
-            <w:r>
-              <w:rPr>
-                <w:rFonts w:ascii="Arial" w:cs="Arial" w:eastAsia="Arial" w:hAnsi="Arial"/>
-                <w:b w:val="false"/>
-                <w:bCs w:val="false"/>
-                <w:i w:val="false"/>
-                <w:iCs w:val="false"/>
-                <w:color w:val="000000"/>
-                <w:sz w:val="18"/>
-                <w:szCs w:val="18"/>
-              </w:rPr>
-              <w:t xml:space="preserve"/>
-            </w:r>
-          </w:p>
-          <w:p>
-            <w:pPr>
-              <w:spacing w:after="40" w:before="0"/>
-              <w:jc w:val="left"/>
-            </w:pPr>
-            <w:r>
-              <w:rPr>
-                <w:rFonts w:ascii="Arial" w:cs="Arial" w:eastAsia="Arial" w:hAnsi="Arial"/>
-                <w:b w:val="false"/>
-                <w:bCs w:val="false"/>
-                <w:i w:val="false"/>
-                <w:iCs w:val="false"/>
-                <w:color w:val="000000"/>
-                <w:sz w:val="18"/>
-                <w:szCs w:val="18"/>
-              </w:rPr>
-              <w:t xml:space="preserve">Lesson 10 — RESULTANT STRUCTURES &amp; USES: Students explore how bond type and structure determine real-world uses — diamond in cutting tools, graphite as lubricant and in dry-cell batteries (common in Kenyan homes), NaCl in food preservation, aluminium in Kenyan construction and cookware, SiO₂ in glass-making. Students brainstorm additional Kenyan examples and present findings in pairs.</w:t>
-            </w:r>
-          </w:p>
-          <w:p>
-            <w:pPr>
-              <w:spacing w:after="40" w:before="0"/>
-              <w:jc w:val="left"/>
-            </w:pPr>
-            <w:r>
-              <w:rPr>
-                <w:rFonts w:ascii="Arial" w:cs="Arial" w:eastAsia="Arial" w:hAnsi="Arial"/>
-                <w:b w:val="false"/>
-                <w:bCs w:val="false"/>
-                <w:i w:val="false"/>
-                <w:iCs w:val="false"/>
-                <w:color w:val="000000"/>
-                <w:sz w:val="18"/>
-                <w:szCs w:val="18"/>
-              </w:rPr>
-              <w:t xml:space="preserve"/>
-            </w:r>
-          </w:p>
-          <w:p>
-            <w:pPr>
-              <w:spacing w:after="40" w:before="0"/>
-              <w:jc w:val="left"/>
-            </w:pPr>
-            <w:r>
-              <w:rPr>
-                <w:rFonts w:ascii="Arial" w:cs="Arial" w:eastAsia="Arial" w:hAnsi="Arial"/>
-                <w:b w:val="false"/>
-                <w:bCs w:val="false"/>
-                <w:i w:val="false"/>
-                <w:iCs w:val="false"/>
-                <w:color w:val="000000"/>
-                <w:sz w:val="18"/>
-                <w:szCs w:val="18"/>
-              </w:rPr>
-              <w:t xml:space="preserve">Lesson 11 — ANIMATIONS, SIMULATIONS &amp; DIGITAL LITERACY: Students watch curated animations and simulations on chemical bonding and resultant structures. They evaluate each simulation for accuracy against their Lewis diagrams and physical-property findings, discussing what the digital models show well and what they simplify. Teacher facilitates a structured debrief connecting digital evidence back to the anchoring phenomenon.</w:t>
-            </w:r>
-          </w:p>
-          <w:p>
-            <w:pPr>
-              <w:spacing w:after="40" w:before="0"/>
-              <w:jc w:val="left"/>
-            </w:pPr>
-            <w:r>
-              <w:rPr>
-                <w:rFonts w:ascii="Arial" w:cs="Arial" w:eastAsia="Arial" w:hAnsi="Arial"/>
-                <w:b w:val="false"/>
-                <w:bCs w:val="false"/>
-                <w:i w:val="false"/>
-                <w:iCs w:val="false"/>
-                <w:color w:val="000000"/>
-                <w:sz w:val="18"/>
-                <w:szCs w:val="18"/>
-              </w:rPr>
-              <w:t xml:space="preserve"/>
-            </w:r>
-          </w:p>
-          <w:p>
-            <w:pPr>
-              <w:spacing w:after="40" w:before="0"/>
-              <w:jc w:val="left"/>
-            </w:pPr>
-            <w:r>
-              <w:rPr>
-                <w:rFonts w:ascii="Arial" w:cs="Arial" w:eastAsia="Arial" w:hAnsi="Arial"/>
-                <w:b w:val="false"/>
-                <w:bCs w:val="false"/>
-                <w:i w:val="false"/>
-                <w:iCs w:val="false"/>
-                <w:color w:val="000000"/>
-                <w:sz w:val="18"/>
-                <w:szCs w:val="18"/>
-              </w:rPr>
-              <w:t xml:space="preserve">Lesson 12 — PROJECT LESSON — 3-D MODEL BUILDING: Students use locally available materials (clay, bottle tops, wire, maize cobs, string, cardboard) to build 3-D models of assigned structures (NaCl ionic lattice, graphite layered structure, diamond tetrahedral network, or SiO₂). Groups annotate their models with bond type, bond angle and key physical properties. This is the creativity and environmental conservation PCI integration lesson.</w:t>
-            </w:r>
-          </w:p>
-          <w:p>
-            <w:pPr>
-              <w:spacing w:after="40" w:before="0"/>
-              <w:jc w:val="left"/>
-            </w:pPr>
-            <w:r>
-              <w:rPr>
-                <w:rFonts w:ascii="Arial" w:cs="Arial" w:eastAsia="Arial" w:hAnsi="Arial"/>
-                <w:b w:val="false"/>
-                <w:bCs w:val="false"/>
-                <w:i w:val="false"/>
-                <w:iCs w:val="false"/>
-                <w:color w:val="000000"/>
-                <w:sz w:val="18"/>
-                <w:szCs w:val="18"/>
-              </w:rPr>
-              <w:t xml:space="preserve"/>
-            </w:r>
-          </w:p>
-          <w:p>
-            <w:pPr>
-              <w:spacing w:after="40" w:before="0"/>
-              <w:jc w:val="left"/>
-            </w:pPr>
-            <w:r>
-              <w:rPr>
-                <w:rFonts w:ascii="Arial" w:cs="Arial" w:eastAsia="Arial" w:hAnsi="Arial"/>
-                <w:b w:val="false"/>
-                <w:bCs w:val="false"/>
-                <w:i w:val="false"/>
-                <w:iCs w:val="false"/>
-                <w:color w:val="000000"/>
-                <w:sz w:val="18"/>
-                <w:szCs w:val="18"/>
-              </w:rPr>
-              <w:t xml:space="preserve">Lesson 13 — MODEL PRESENTATIONS, DQB FINAL REVISION &amp; UNIT CONSOLIDATION: Groups present their 3-D models to the class, explaining how the bonding arrangement causes the physical properties and real-world uses of their substance. The class conducts a final Driving Question Board revision — answering the unit question fully with evidence. Teacher leads consolidation: returning to the diamond-vs.-graphite phenomenon with complete, evidence-based student explanations. Formative assessment through exit tickets linking bond type → structure → property → use.</w:t>
-            </w:r>
-          </w:p>
-        </w:tc>
-      </w:tr>
-      <w:tr>
-        <w:tc>
-          <w:tcPr>
-            <w:tcW w:type="dxa" w:w="3000"/>
-            <w:shd w:fill="EAD1F5" w:color="auto" w:val="clear"/>
-            <w:tcMar>
-              <w:top w:type="dxa" w:w="60"/>
-              <w:left w:type="dxa" w:w="120"/>
-              <w:bottom w:type="dxa" w:w="60"/>
-              <w:right w:type="dxa" w:w="120"/>
-            </w:tcMar>
-            <w:vAlign w:val="top"/>
-          </w:tcPr>
-          <w:p>
-            <w:pPr>
-              <w:spacing w:after="40" w:before="0"/>
-              <w:jc w:val="left"/>
-            </w:pPr>
-            <w:r>
-              <w:rPr>
-                <w:rFonts w:ascii="Arial" w:cs="Arial" w:eastAsia="Arial" w:hAnsi="Arial"/>
-                <w:b/>
-                <w:bCs/>
-                <w:i w:val="false"/>
-                <w:iCs w:val="false"/>
-                <w:color w:val="000000"/>
-                <w:sz w:val="18"/>
-                <w:szCs w:val="18"/>
-              </w:rPr>
-              <w:t xml:space="preserve">Supporting Phenomena</w:t>
-            </w:r>
-          </w:p>
-        </w:tc>
-        <w:tc>
-          <w:tcPr>
-            <w:tcW w:type="dxa" w:w="10680"/>
-            <w:shd w:fill="FFFFFF" w:color="auto" w:val="clear"/>
-            <w:tcMar>
-              <w:top w:type="dxa" w:w="60"/>
-              <w:left w:type="dxa" w:w="120"/>
-              <w:bottom w:type="dxa" w:w="60"/>
-              <w:right w:type="dxa" w:w="120"/>
-            </w:tcMar>
-            <w:vAlign w:val="top"/>
-          </w:tcPr>
-          <w:p>
-            <w:pPr>
-              <w:spacing w:after="30" w:before="0"/>
-              <w:ind w:left="360" w:hanging="180"/>
-              <w:jc w:val="left"/>
-            </w:pPr>
-            <w:r>
-              <w:rPr>
-                <w:rFonts w:ascii="Arial" w:cs="Arial" w:eastAsia="Arial" w:hAnsi="Arial"/>
-                <w:b w:val="false"/>
-                <w:bCs w:val="false"/>
-                <w:i w:val="false"/>
-                <w:iCs w:val="false"/>
-                <w:color w:val="000000"/>
-                <w:sz w:val="18"/>
-                <w:szCs w:val="18"/>
-              </w:rPr>
-              <w:t xml:space="preserve">–  The Salt-and-Sugar Conductivity Puzzle: When dissolved in water, common table salt (NaCl — used daily in Kenyan cooking of ugali and stew) conducts electricity and splits into ions, but dissolved sugar does not conduct at all — both are white crystalline solids, yet their bond types (ionic vs. covalent) produce opposite electrical behaviour.</w:t>
-            </w:r>
-          </w:p>
-          <w:p>
-            <w:pPr>
-              <w:spacing w:after="30" w:before="0"/>
-              <w:ind w:left="360" w:hanging="180"/>
-              <w:jc w:val="left"/>
-            </w:pPr>
-            <w:r>
-              <w:rPr>
-                <w:rFonts w:ascii="Arial" w:cs="Arial" w:eastAsia="Arial" w:hAnsi="Arial"/>
-                <w:b w:val="false"/>
-                <w:bCs w:val="false"/>
-                <w:i w:val="false"/>
-                <w:iCs w:val="false"/>
-                <w:color w:val="000000"/>
-                <w:sz w:val="18"/>
-                <w:szCs w:val="18"/>
-              </w:rPr>
-              <w:t xml:space="preserve">–  Water's Mysteriously High Boiling Point: Water boils at 100 °C — far higher than expected for such a small molecule — because of hydrogen bonding between H₂O molecules. This is why Lake Victoria retains warmth overnight and why githeri takes so long to boil at high-altitude Nairobi compared to Mombasa, linking hydrogen bonding to everyday Kenyan cooking experience.</w:t>
-            </w:r>
-          </w:p>
-          <w:p>
-            <w:pPr>
-              <w:spacing w:after="30" w:before="0"/>
-              <w:ind w:left="360" w:hanging="180"/>
-              <w:jc w:val="left"/>
-            </w:pPr>
-            <w:r>
-              <w:rPr>
-                <w:rFonts w:ascii="Arial" w:cs="Arial" w:eastAsia="Arial" w:hAnsi="Arial"/>
-                <w:b w:val="false"/>
-                <w:bCs w:val="false"/>
-                <w:i w:val="false"/>
-                <w:iCs w:val="false"/>
-                <w:color w:val="000000"/>
-                <w:sz w:val="18"/>
-                <w:szCs w:val="18"/>
-              </w:rPr>
-              <w:t xml:space="preserve">–  Aluminium Foil — Bendable but Not Brittle: Aluminium foil used to wrap nyama choma can be bent, rolled and shaped without shattering, unlike NaCl crystals that crack when struck. Metallic bonding's sea of delocalised electrons allows layers to slide without breaking, explaining ductility and malleability in metals used in Kenyan construction and cookware.</w:t>
-            </w:r>
-          </w:p>
-          <w:p>
-            <w:pPr>
-              <w:spacing w:after="30" w:before="0"/>
-              <w:ind w:left="360" w:hanging="180"/>
-              <w:jc w:val="left"/>
-            </w:pPr>
-            <w:r>
-              <w:rPr>
-                <w:rFonts w:ascii="Arial" w:cs="Arial" w:eastAsia="Arial" w:hAnsi="Arial"/>
-                <w:b w:val="false"/>
-                <w:bCs w:val="false"/>
-                <w:i w:val="false"/>
-                <w:iCs w:val="false"/>
-                <w:color w:val="000000"/>
-                <w:sz w:val="18"/>
-                <w:szCs w:val="18"/>
-              </w:rPr>
-              <w:t xml:space="preserve">–  Iodine — Solid that Sublimes and Doesn't Conduct: Iodine crystals (used in Kenyan health programmes for salt iodisation) are a shiny solid at room temperature but sublime easily and never conduct electricity in any state — demonstrating how weak Van der Waals forces between simple molecular structures produce low melting points and the absence of free charge carriers.</w:t>
-            </w:r>
-          </w:p>
-        </w:tc>
-      </w:tr>
-    </w:tbl>
-    <w:p>
-      <w:pPr>
-        <w:spacing w:after="120"/>
-      </w:pPr>
-      <w:r>
-        <w:t xml:space="preserve"/>
       </w:r>
     </w:p>
     <w:p>
@@ -3684,7 +3684,7 @@
             <w:pPr>
               <w:spacing w:after="20" w:before="0"/>
             </w:pPr>
-            <w:hyperlink w:history="1" r:id="rIdurx88mhxryz2fdq0jd-p9">
+            <w:hyperlink w:history="1" r:id="rIdv9vpvlohw5mkzl1kburr2">
               <w:r>
                 <w:rPr>
                   <w:rFonts w:ascii="Arial" w:cs="Arial" w:eastAsia="Arial" w:hAnsi="Arial"/>
@@ -3717,7 +3717,7 @@
               <w:spacing w:after="10" w:before="0"/>
               <w:ind w:left="120"/>
             </w:pPr>
-            <w:hyperlink w:history="1" r:id="rId5wop_oqecdtawhrizny9j">
+            <w:hyperlink w:history="1" r:id="rIdrcvcruutp-brkbzq-vudm">
               <w:r>
                 <w:rPr>
                   <w:rFonts w:ascii="Arial" w:cs="Arial" w:eastAsia="Arial" w:hAnsi="Arial"/>
@@ -3762,7 +3762,7 @@
             <w:pPr>
               <w:spacing w:after="20" w:before="0"/>
             </w:pPr>
-            <w:hyperlink w:history="1" r:id="rId_egu3mmg0kxet4qnqps0q">
+            <w:hyperlink w:history="1" r:id="rId7goofe6aybznraygyr3ct">
               <w:r>
                 <w:rPr>
                   <w:rFonts w:ascii="Arial" w:cs="Arial" w:eastAsia="Arial" w:hAnsi="Arial"/>
@@ -3795,7 +3795,7 @@
               <w:spacing w:after="10" w:before="0"/>
               <w:ind w:left="120"/>
             </w:pPr>
-            <w:hyperlink w:history="1" r:id="rIdfwrqcgxce-nfefmowaeuj">
+            <w:hyperlink w:history="1" r:id="rIdon686gf2oan5zzlvh_dxz">
               <w:r>
                 <w:rPr>
                   <w:rFonts w:ascii="Arial" w:cs="Arial" w:eastAsia="Arial" w:hAnsi="Arial"/>
@@ -3990,7 +3990,7 @@
             <w:pPr>
               <w:spacing w:after="20" w:before="0"/>
             </w:pPr>
-            <w:hyperlink w:history="1" r:id="rIdloqn30hjpiifbjxsjmsca">
+            <w:hyperlink w:history="1" r:id="rIdgqfkbi8tly4bhymrpm5nm">
               <w:r>
                 <w:rPr>
                   <w:rFonts w:ascii="Arial" w:cs="Arial" w:eastAsia="Arial" w:hAnsi="Arial"/>
@@ -4023,7 +4023,7 @@
               <w:spacing w:after="10" w:before="0"/>
               <w:ind w:left="120"/>
             </w:pPr>
-            <w:hyperlink w:history="1" r:id="rIdfx2_eqremf5atwnuqyjjh">
+            <w:hyperlink w:history="1" r:id="rId3jcap8zbheeptpkcgqkdc">
               <w:r>
                 <w:rPr>
                   <w:rFonts w:ascii="Arial" w:cs="Arial" w:eastAsia="Arial" w:hAnsi="Arial"/>
@@ -4068,7 +4068,7 @@
             <w:pPr>
               <w:spacing w:after="20" w:before="0"/>
             </w:pPr>
-            <w:hyperlink w:history="1" r:id="rIdh6hnzpr04qqfsryjl9hzl">
+            <w:hyperlink w:history="1" r:id="rIdcqt_dmff6ijlzbq49olyr">
               <w:r>
                 <w:rPr>
                   <w:rFonts w:ascii="Arial" w:cs="Arial" w:eastAsia="Arial" w:hAnsi="Arial"/>
@@ -4101,7 +4101,7 @@
               <w:spacing w:after="10" w:before="0"/>
               <w:ind w:left="120"/>
             </w:pPr>
-            <w:hyperlink w:history="1" r:id="rIdqt8fae6xwhe55qpw4mi8z">
+            <w:hyperlink w:history="1" r:id="rIdq38hj3cwajfgnmw9t6wue">
               <w:r>
                 <w:rPr>
                   <w:rFonts w:ascii="Arial" w:cs="Arial" w:eastAsia="Arial" w:hAnsi="Arial"/>
@@ -4296,7 +4296,7 @@
             <w:pPr>
               <w:spacing w:after="20" w:before="0"/>
             </w:pPr>
-            <w:hyperlink w:history="1" r:id="rId0pjqxdbetkmdrhdxhmgkf">
+            <w:hyperlink w:history="1" r:id="rIdlhum1exmtkel-2rqsjqft">
               <w:r>
                 <w:rPr>
                   <w:rFonts w:ascii="Arial" w:cs="Arial" w:eastAsia="Arial" w:hAnsi="Arial"/>
@@ -4329,7 +4329,7 @@
               <w:spacing w:after="10" w:before="0"/>
               <w:ind w:left="120"/>
             </w:pPr>
-            <w:hyperlink w:history="1" r:id="rIdokklni8ep9792qaw210js">
+            <w:hyperlink w:history="1" r:id="rIdaszfrh0dbmisinap99wxa">
               <w:r>
                 <w:rPr>
                   <w:rFonts w:ascii="Arial" w:cs="Arial" w:eastAsia="Arial" w:hAnsi="Arial"/>
@@ -4374,7 +4374,7 @@
             <w:pPr>
               <w:spacing w:after="20" w:before="0"/>
             </w:pPr>
-            <w:hyperlink w:history="1" r:id="rIdkx5peblw3pxhxrypdbhtc">
+            <w:hyperlink w:history="1" r:id="rIdwzccq20-bngenswqposkw">
               <w:r>
                 <w:rPr>
                   <w:rFonts w:ascii="Arial" w:cs="Arial" w:eastAsia="Arial" w:hAnsi="Arial"/>
@@ -4407,7 +4407,7 @@
               <w:spacing w:after="10" w:before="0"/>
               <w:ind w:left="120"/>
             </w:pPr>
-            <w:hyperlink w:history="1" r:id="rIddkzv4q4n2rundmk4b0zqf">
+            <w:hyperlink w:history="1" r:id="rId-9qlpgl2jrmg9wkstqq4y">
               <w:r>
                 <w:rPr>
                   <w:rFonts w:ascii="Arial" w:cs="Arial" w:eastAsia="Arial" w:hAnsi="Arial"/>
@@ -4602,7 +4602,7 @@
             <w:pPr>
               <w:spacing w:after="20" w:before="0"/>
             </w:pPr>
-            <w:hyperlink w:history="1" r:id="rId6tke0ic4lmqnmbws8gsx7">
+            <w:hyperlink w:history="1" r:id="rIdobfaosbc5spk01lh9si65">
               <w:r>
                 <w:rPr>
                   <w:rFonts w:ascii="Arial" w:cs="Arial" w:eastAsia="Arial" w:hAnsi="Arial"/>
@@ -4635,7 +4635,7 @@
               <w:spacing w:after="10" w:before="0"/>
               <w:ind w:left="120"/>
             </w:pPr>
-            <w:hyperlink w:history="1" r:id="rIddnu8dxzmxyxrcn5yql-c7">
+            <w:hyperlink w:history="1" r:id="rIdbhhxgn8jc0xfm_eao-w70">
               <w:r>
                 <w:rPr>
                   <w:rFonts w:ascii="Arial" w:cs="Arial" w:eastAsia="Arial" w:hAnsi="Arial"/>
@@ -4680,7 +4680,7 @@
             <w:pPr>
               <w:spacing w:after="20" w:before="0"/>
             </w:pPr>
-            <w:hyperlink w:history="1" r:id="rId3tjltdmawtehehhutpnua">
+            <w:hyperlink w:history="1" r:id="rIdl206wrigcbxpa9bbv8yge">
               <w:r>
                 <w:rPr>
                   <w:rFonts w:ascii="Arial" w:cs="Arial" w:eastAsia="Arial" w:hAnsi="Arial"/>
@@ -4713,7 +4713,7 @@
               <w:spacing w:after="10" w:before="0"/>
               <w:ind w:left="120"/>
             </w:pPr>
-            <w:hyperlink w:history="1" r:id="rIdxe-nwcjd29spapjlszouk">
+            <w:hyperlink w:history="1" r:id="rIdtosym8ng84lep0ipl6z62">
               <w:r>
                 <w:rPr>
                   <w:rFonts w:ascii="Arial" w:cs="Arial" w:eastAsia="Arial" w:hAnsi="Arial"/>
@@ -4908,7 +4908,7 @@
             <w:pPr>
               <w:spacing w:after="20" w:before="0"/>
             </w:pPr>
-            <w:hyperlink w:history="1" r:id="rIdfn7pa4id8qtcmzmc8rsoi">
+            <w:hyperlink w:history="1" r:id="rIduwadwp3nglnzhpgysz_qh">
               <w:r>
                 <w:rPr>
                   <w:rFonts w:ascii="Arial" w:cs="Arial" w:eastAsia="Arial" w:hAnsi="Arial"/>
@@ -4941,7 +4941,7 @@
               <w:spacing w:after="10" w:before="0"/>
               <w:ind w:left="120"/>
             </w:pPr>
-            <w:hyperlink w:history="1" r:id="rIddyfu4sct9g7qhej8fxdo6">
+            <w:hyperlink w:history="1" r:id="rIdrjpjqt4y1utlfln6ldnff">
               <w:r>
                 <w:rPr>
                   <w:rFonts w:ascii="Arial" w:cs="Arial" w:eastAsia="Arial" w:hAnsi="Arial"/>
@@ -4986,7 +4986,7 @@
             <w:pPr>
               <w:spacing w:after="20" w:before="0"/>
             </w:pPr>
-            <w:hyperlink w:history="1" r:id="rIdne16jo3iq-rydwau_rfir">
+            <w:hyperlink w:history="1" r:id="rIdzsgzee3ndimmpdyrdbfzk">
               <w:r>
                 <w:rPr>
                   <w:rFonts w:ascii="Arial" w:cs="Arial" w:eastAsia="Arial" w:hAnsi="Arial"/>
@@ -5019,7 +5019,7 @@
               <w:spacing w:after="10" w:before="0"/>
               <w:ind w:left="120"/>
             </w:pPr>
-            <w:hyperlink w:history="1" r:id="rIdkykzu3ofnuk31rpwe_-ud">
+            <w:hyperlink w:history="1" r:id="rId2vp4mmbix-qtxymvpceoi">
               <w:r>
                 <w:rPr>
                   <w:rFonts w:ascii="Arial" w:cs="Arial" w:eastAsia="Arial" w:hAnsi="Arial"/>
@@ -5626,7 +5626,7 @@
         </w:rPr>
         <w:t xml:space="preserve">© 2026 SeaVuria and ARES. Aligned with KICD objectives. Developed by SeaVuria; technical implementation by ARES (with AI assistance from Claude). Licensed under </w:t>
       </w:r>
-      <w:hyperlink w:history="1" r:id="rIdbyiqxerig8viu2ygziq7k">
+      <w:hyperlink w:history="1" r:id="rIdets6frtsya-eukvtfb-kr">
         <w:r>
           <w:rPr>
             <w:rFonts w:ascii="Arial" w:cs="Arial" w:eastAsia="Arial" w:hAnsi="Arial"/>
@@ -5647,7 +5647,7 @@
         </w:rPr>
         <w:t xml:space="preserve"> (</w:t>
       </w:r>
-      <w:hyperlink w:history="1" r:id="rIderegvlzm2g8nrvnfjscch">
+      <w:hyperlink w:history="1" r:id="rId6k5ex1dqrgumdamof4mxy">
         <w:r>
           <w:rPr>
             <w:rFonts w:ascii="Arial" w:cs="Arial" w:eastAsia="Arial" w:hAnsi="Arial"/>
@@ -6660,7 +6660,7 @@
             <w:pPr>
               <w:spacing w:after="20" w:before="0"/>
             </w:pPr>
-            <w:hyperlink w:history="1" r:id="rId5ftdlfsi5ey-q4_a-ielz">
+            <w:hyperlink w:history="1" r:id="rId220vb6fmpbgnonneccq_7">
               <w:r>
                 <w:rPr>
                   <w:rFonts w:ascii="Arial" w:cs="Arial" w:eastAsia="Arial" w:hAnsi="Arial"/>
@@ -6693,7 +6693,7 @@
               <w:spacing w:after="10" w:before="0"/>
               <w:ind w:left="120"/>
             </w:pPr>
-            <w:hyperlink w:history="1" r:id="rIduflcsp8z0p36d7yclwqey">
+            <w:hyperlink w:history="1" r:id="rIdg6zgb3xolyffgx9obrl8u">
               <w:r>
                 <w:rPr>
                   <w:rFonts w:ascii="Arial" w:cs="Arial" w:eastAsia="Arial" w:hAnsi="Arial"/>
@@ -6738,7 +6738,7 @@
             <w:pPr>
               <w:spacing w:after="20" w:before="0"/>
             </w:pPr>
-            <w:hyperlink w:history="1" r:id="rId3nr3ecjksg-k27rleoarm">
+            <w:hyperlink w:history="1" r:id="rIdsilrkpbocnhcxok6xrqhy">
               <w:r>
                 <w:rPr>
                   <w:rFonts w:ascii="Arial" w:cs="Arial" w:eastAsia="Arial" w:hAnsi="Arial"/>
@@ -6771,7 +6771,7 @@
               <w:spacing w:after="10" w:before="0"/>
               <w:ind w:left="120"/>
             </w:pPr>
-            <w:hyperlink w:history="1" r:id="rIdsmlwx_zg-qlaqqkadliyt">
+            <w:hyperlink w:history="1" r:id="rIdmioapdercyoifipk_mwbz">
               <w:r>
                 <w:rPr>
                   <w:rFonts w:ascii="Arial" w:cs="Arial" w:eastAsia="Arial" w:hAnsi="Arial"/>
@@ -6966,7 +6966,7 @@
             <w:pPr>
               <w:spacing w:after="20" w:before="0"/>
             </w:pPr>
-            <w:hyperlink w:history="1" r:id="rIdvp1vbevx1u_y6sz8mmnm4">
+            <w:hyperlink w:history="1" r:id="rIdy2xumjala8eldovkwp0at">
               <w:r>
                 <w:rPr>
                   <w:rFonts w:ascii="Arial" w:cs="Arial" w:eastAsia="Arial" w:hAnsi="Arial"/>
@@ -6999,7 +6999,7 @@
               <w:spacing w:after="10" w:before="0"/>
               <w:ind w:left="120"/>
             </w:pPr>
-            <w:hyperlink w:history="1" r:id="rIdpvcyrqhpcdfaopo1ao6_o">
+            <w:hyperlink w:history="1" r:id="rIdzbp40lb9qf07vcb3eqjpz">
               <w:r>
                 <w:rPr>
                   <w:rFonts w:ascii="Arial" w:cs="Arial" w:eastAsia="Arial" w:hAnsi="Arial"/>
@@ -7044,7 +7044,7 @@
             <w:pPr>
               <w:spacing w:after="20" w:before="0"/>
             </w:pPr>
-            <w:hyperlink w:history="1" r:id="rIdllvfqk1kgfv4qbpcchl99">
+            <w:hyperlink w:history="1" r:id="rIdexfhnrw85kaontmceit9f">
               <w:r>
                 <w:rPr>
                   <w:rFonts w:ascii="Arial" w:cs="Arial" w:eastAsia="Arial" w:hAnsi="Arial"/>
@@ -7077,7 +7077,7 @@
               <w:spacing w:after="10" w:before="0"/>
               <w:ind w:left="120"/>
             </w:pPr>
-            <w:hyperlink w:history="1" r:id="rIdj8o6dkiofjgdcj6wz1nio">
+            <w:hyperlink w:history="1" r:id="rIdwlhsv9twesncmavvn2v4q">
               <w:r>
                 <w:rPr>
                   <w:rFonts w:ascii="Arial" w:cs="Arial" w:eastAsia="Arial" w:hAnsi="Arial"/>
@@ -7272,7 +7272,7 @@
             <w:pPr>
               <w:spacing w:after="20" w:before="0"/>
             </w:pPr>
-            <w:hyperlink w:history="1" r:id="rIdw5qfzywyle14mtui5nob5">
+            <w:hyperlink w:history="1" r:id="rIdnw8a3cleurjyycxkicphq">
               <w:r>
                 <w:rPr>
                   <w:rFonts w:ascii="Arial" w:cs="Arial" w:eastAsia="Arial" w:hAnsi="Arial"/>
@@ -7305,7 +7305,7 @@
               <w:spacing w:after="10" w:before="0"/>
               <w:ind w:left="120"/>
             </w:pPr>
-            <w:hyperlink w:history="1" r:id="rIdgsemp_6fi6gxdj6eked8u">
+            <w:hyperlink w:history="1" r:id="rId1y9iu8f68edaq48o2hywq">
               <w:r>
                 <w:rPr>
                   <w:rFonts w:ascii="Arial" w:cs="Arial" w:eastAsia="Arial" w:hAnsi="Arial"/>
@@ -7350,7 +7350,7 @@
             <w:pPr>
               <w:spacing w:after="20" w:before="0"/>
             </w:pPr>
-            <w:hyperlink w:history="1" r:id="rId00h-cden8unfaqt9in7ks">
+            <w:hyperlink w:history="1" r:id="rIddvy9uo9rb4upm2x9q4cav">
               <w:r>
                 <w:rPr>
                   <w:rFonts w:ascii="Arial" w:cs="Arial" w:eastAsia="Arial" w:hAnsi="Arial"/>
@@ -7383,7 +7383,7 @@
               <w:spacing w:after="10" w:before="0"/>
               <w:ind w:left="120"/>
             </w:pPr>
-            <w:hyperlink w:history="1" r:id="rIdnfj0nhhb-0pbi-ilbs402">
+            <w:hyperlink w:history="1" r:id="rIdb1p-h9koxs85nroesynj0">
               <w:r>
                 <w:rPr>
                   <w:rFonts w:ascii="Arial" w:cs="Arial" w:eastAsia="Arial" w:hAnsi="Arial"/>
@@ -7578,7 +7578,7 @@
             <w:pPr>
               <w:spacing w:after="20" w:before="0"/>
             </w:pPr>
-            <w:hyperlink w:history="1" r:id="rIdzxgqndzjwnkweyk71j4fc">
+            <w:hyperlink w:history="1" r:id="rIdrjbbvvzplmotuydicm5t3">
               <w:r>
                 <w:rPr>
                   <w:rFonts w:ascii="Arial" w:cs="Arial" w:eastAsia="Arial" w:hAnsi="Arial"/>
@@ -7611,7 +7611,7 @@
               <w:spacing w:after="10" w:before="0"/>
               <w:ind w:left="120"/>
             </w:pPr>
-            <w:hyperlink w:history="1" r:id="rIdsdftl767ilxtamcqcsqzx">
+            <w:hyperlink w:history="1" r:id="rId3-okim5jp17zmvxawogh8">
               <w:r>
                 <w:rPr>
                   <w:rFonts w:ascii="Arial" w:cs="Arial" w:eastAsia="Arial" w:hAnsi="Arial"/>
@@ -7656,7 +7656,7 @@
             <w:pPr>
               <w:spacing w:after="20" w:before="0"/>
             </w:pPr>
-            <w:hyperlink w:history="1" r:id="rIdjlmhnk8upfwomhkwkqgcw">
+            <w:hyperlink w:history="1" r:id="rIdpcmbmmg-mb2kpifnnj_u-">
               <w:r>
                 <w:rPr>
                   <w:rFonts w:ascii="Arial" w:cs="Arial" w:eastAsia="Arial" w:hAnsi="Arial"/>
@@ -7689,7 +7689,7 @@
               <w:spacing w:after="10" w:before="0"/>
               <w:ind w:left="120"/>
             </w:pPr>
-            <w:hyperlink w:history="1" r:id="rIdu7tfftz732nrpjx0vvkpp">
+            <w:hyperlink w:history="1" r:id="rIdxrr73oqeisew_s8_7ciki">
               <w:r>
                 <w:rPr>
                   <w:rFonts w:ascii="Arial" w:cs="Arial" w:eastAsia="Arial" w:hAnsi="Arial"/>
@@ -7884,7 +7884,7 @@
             <w:pPr>
               <w:spacing w:after="20" w:before="0"/>
             </w:pPr>
-            <w:hyperlink w:history="1" r:id="rIdoldusibqtxfyr-uflgfn9">
+            <w:hyperlink w:history="1" r:id="rIde8tua2le4ts4mxk1cewqd">
               <w:r>
                 <w:rPr>
                   <w:rFonts w:ascii="Arial" w:cs="Arial" w:eastAsia="Arial" w:hAnsi="Arial"/>
@@ -7917,7 +7917,7 @@
               <w:spacing w:after="10" w:before="0"/>
               <w:ind w:left="120"/>
             </w:pPr>
-            <w:hyperlink w:history="1" r:id="rIduuze_t-tobhzmqd7e-ldn">
+            <w:hyperlink w:history="1" r:id="rIdcney9k8jclxefxgpadtcu">
               <w:r>
                 <w:rPr>
                   <w:rFonts w:ascii="Arial" w:cs="Arial" w:eastAsia="Arial" w:hAnsi="Arial"/>
@@ -7962,7 +7962,7 @@
             <w:pPr>
               <w:spacing w:after="20" w:before="0"/>
             </w:pPr>
-            <w:hyperlink w:history="1" r:id="rIduwqz5zxdg30x17sydiaex">
+            <w:hyperlink w:history="1" r:id="rId9-sd6bwopx0dc5j152b3s">
               <w:r>
                 <w:rPr>
                   <w:rFonts w:ascii="Arial" w:cs="Arial" w:eastAsia="Arial" w:hAnsi="Arial"/>
@@ -7995,7 +7995,7 @@
               <w:spacing w:after="10" w:before="0"/>
               <w:ind w:left="120"/>
             </w:pPr>
-            <w:hyperlink w:history="1" r:id="rIdiyhnqslfmf7jr3-hn31dn">
+            <w:hyperlink w:history="1" r:id="rIdcr6lvluic84srpr1dwfp2">
               <w:r>
                 <w:rPr>
                   <w:rFonts w:ascii="Arial" w:cs="Arial" w:eastAsia="Arial" w:hAnsi="Arial"/>
@@ -8602,7 +8602,7 @@
         </w:rPr>
         <w:t xml:space="preserve">© 2026 SeaVuria and ARES. Aligned with KICD objectives. Developed by SeaVuria; technical implementation by ARES (with AI assistance from Claude). Licensed under </w:t>
       </w:r>
-      <w:hyperlink w:history="1" r:id="rIdmx7cvl2uurz_q8kfvefqa">
+      <w:hyperlink w:history="1" r:id="rIdpuhigh0p1b9hylgoecpza">
         <w:r>
           <w:rPr>
             <w:rFonts w:ascii="Arial" w:cs="Arial" w:eastAsia="Arial" w:hAnsi="Arial"/>
@@ -8623,7 +8623,7 @@
         </w:rPr>
         <w:t xml:space="preserve"> (</w:t>
       </w:r>
-      <w:hyperlink w:history="1" r:id="rIdot-hm8wvvmopqqiapoqvl">
+      <w:hyperlink w:history="1" r:id="rIdra6lct21jon1lkpemkwdz">
         <w:r>
           <w:rPr>
             <w:rFonts w:ascii="Arial" w:cs="Arial" w:eastAsia="Arial" w:hAnsi="Arial"/>
@@ -9636,7 +9636,7 @@
             <w:pPr>
               <w:spacing w:after="20" w:before="0"/>
             </w:pPr>
-            <w:hyperlink w:history="1" r:id="rId1ftdbr19tn4j-tshpannf">
+            <w:hyperlink w:history="1" r:id="rIdhdpzkbqbop6v5mmhmdlqk">
               <w:r>
                 <w:rPr>
                   <w:rFonts w:ascii="Arial" w:cs="Arial" w:eastAsia="Arial" w:hAnsi="Arial"/>
@@ -9669,7 +9669,7 @@
               <w:spacing w:after="10" w:before="0"/>
               <w:ind w:left="120"/>
             </w:pPr>
-            <w:hyperlink w:history="1" r:id="rIdphfutsuvuro4svm5b7sn5">
+            <w:hyperlink w:history="1" r:id="rId3eyavoi5dahrr46_w6ngo">
               <w:r>
                 <w:rPr>
                   <w:rFonts w:ascii="Arial" w:cs="Arial" w:eastAsia="Arial" w:hAnsi="Arial"/>
@@ -9714,7 +9714,7 @@
             <w:pPr>
               <w:spacing w:after="20" w:before="0"/>
             </w:pPr>
-            <w:hyperlink w:history="1" r:id="rIdourpy9pzvvllxv4fns0i2">
+            <w:hyperlink w:history="1" r:id="rIdxdk2g9udfmz4w13tznil8">
               <w:r>
                 <w:rPr>
                   <w:rFonts w:ascii="Arial" w:cs="Arial" w:eastAsia="Arial" w:hAnsi="Arial"/>
@@ -9747,7 +9747,7 @@
               <w:spacing w:after="10" w:before="0"/>
               <w:ind w:left="120"/>
             </w:pPr>
-            <w:hyperlink w:history="1" r:id="rIdrsett9tdffuiogyfjpohc">
+            <w:hyperlink w:history="1" r:id="rIdvkq7bippe0a8ce2zncgiz">
               <w:r>
                 <w:rPr>
                   <w:rFonts w:ascii="Arial" w:cs="Arial" w:eastAsia="Arial" w:hAnsi="Arial"/>
@@ -9942,7 +9942,7 @@
             <w:pPr>
               <w:spacing w:after="20" w:before="0"/>
             </w:pPr>
-            <w:hyperlink w:history="1" r:id="rId_mqyuo1hnomawybykh3s-">
+            <w:hyperlink w:history="1" r:id="rId0ffijkxgjszvkm5gsl6vo">
               <w:r>
                 <w:rPr>
                   <w:rFonts w:ascii="Arial" w:cs="Arial" w:eastAsia="Arial" w:hAnsi="Arial"/>
@@ -9975,7 +9975,7 @@
               <w:spacing w:after="10" w:before="0"/>
               <w:ind w:left="120"/>
             </w:pPr>
-            <w:hyperlink w:history="1" r:id="rIdy-c5mwuwfmfezv2gszt6d">
+            <w:hyperlink w:history="1" r:id="rIdwk3anwbzr6i26evkxzo7k">
               <w:r>
                 <w:rPr>
                   <w:rFonts w:ascii="Arial" w:cs="Arial" w:eastAsia="Arial" w:hAnsi="Arial"/>
@@ -10020,7 +10020,7 @@
             <w:pPr>
               <w:spacing w:after="20" w:before="0"/>
             </w:pPr>
-            <w:hyperlink w:history="1" r:id="rIdbmrvy36ioqkdxque8in57">
+            <w:hyperlink w:history="1" r:id="rIdjb8xij6qbcg9fbpreyjuk">
               <w:r>
                 <w:rPr>
                   <w:rFonts w:ascii="Arial" w:cs="Arial" w:eastAsia="Arial" w:hAnsi="Arial"/>
@@ -10053,7 +10053,7 @@
               <w:spacing w:after="10" w:before="0"/>
               <w:ind w:left="120"/>
             </w:pPr>
-            <w:hyperlink w:history="1" r:id="rIdkrzjya_e5cyrsrud8jlas">
+            <w:hyperlink w:history="1" r:id="rIdi3qgr_qapx-zoslrcaiga">
               <w:r>
                 <w:rPr>
                   <w:rFonts w:ascii="Arial" w:cs="Arial" w:eastAsia="Arial" w:hAnsi="Arial"/>
@@ -10248,7 +10248,7 @@
             <w:pPr>
               <w:spacing w:after="20" w:before="0"/>
             </w:pPr>
-            <w:hyperlink w:history="1" r:id="rIdfydcg6bdu-idxqdy2bcpl">
+            <w:hyperlink w:history="1" r:id="rId71rgbzmy2v8zioogp0fab">
               <w:r>
                 <w:rPr>
                   <w:rFonts w:ascii="Arial" w:cs="Arial" w:eastAsia="Arial" w:hAnsi="Arial"/>
@@ -10281,7 +10281,7 @@
               <w:spacing w:after="10" w:before="0"/>
               <w:ind w:left="120"/>
             </w:pPr>
-            <w:hyperlink w:history="1" r:id="rIdsu1_l5lq1gpkkanchiolo">
+            <w:hyperlink w:history="1" r:id="rId0zoe6l7jv5exjadpszfob">
               <w:r>
                 <w:rPr>
                   <w:rFonts w:ascii="Arial" w:cs="Arial" w:eastAsia="Arial" w:hAnsi="Arial"/>
@@ -10326,7 +10326,7 @@
             <w:pPr>
               <w:spacing w:after="20" w:before="0"/>
             </w:pPr>
-            <w:hyperlink w:history="1" r:id="rIdv1i-_ti3logz5x0edjuu1">
+            <w:hyperlink w:history="1" r:id="rIdh8907qenitmwl7iqxd5_e">
               <w:r>
                 <w:rPr>
                   <w:rFonts w:ascii="Arial" w:cs="Arial" w:eastAsia="Arial" w:hAnsi="Arial"/>
@@ -10359,7 +10359,7 @@
               <w:spacing w:after="10" w:before="0"/>
               <w:ind w:left="120"/>
             </w:pPr>
-            <w:hyperlink w:history="1" r:id="rIdmrmmaysadckkn__xnxwke">
+            <w:hyperlink w:history="1" r:id="rIdtpktojkayzgqfagfzm70r">
               <w:r>
                 <w:rPr>
                   <w:rFonts w:ascii="Arial" w:cs="Arial" w:eastAsia="Arial" w:hAnsi="Arial"/>
@@ -10554,7 +10554,7 @@
             <w:pPr>
               <w:spacing w:after="20" w:before="0"/>
             </w:pPr>
-            <w:hyperlink w:history="1" r:id="rId-fagtzz60j1xueujtmkqg">
+            <w:hyperlink w:history="1" r:id="rId9scjbmjddsehr8_wckxsp">
               <w:r>
                 <w:rPr>
                   <w:rFonts w:ascii="Arial" w:cs="Arial" w:eastAsia="Arial" w:hAnsi="Arial"/>
@@ -10587,7 +10587,7 @@
               <w:spacing w:after="10" w:before="0"/>
               <w:ind w:left="120"/>
             </w:pPr>
-            <w:hyperlink w:history="1" r:id="rIdozlbjgvpvjw_8acy4dgqy">
+            <w:hyperlink w:history="1" r:id="rIdwqqcbvfgkn-sxiwjbm0ln">
               <w:r>
                 <w:rPr>
                   <w:rFonts w:ascii="Arial" w:cs="Arial" w:eastAsia="Arial" w:hAnsi="Arial"/>
@@ -10632,7 +10632,7 @@
             <w:pPr>
               <w:spacing w:after="20" w:before="0"/>
             </w:pPr>
-            <w:hyperlink w:history="1" r:id="rIdcfpnxiwfbohkbkmxiimhy">
+            <w:hyperlink w:history="1" r:id="rIdxe1wdqqjnsy38qrby6vyl">
               <w:r>
                 <w:rPr>
                   <w:rFonts w:ascii="Arial" w:cs="Arial" w:eastAsia="Arial" w:hAnsi="Arial"/>
@@ -10665,7 +10665,7 @@
               <w:spacing w:after="10" w:before="0"/>
               <w:ind w:left="120"/>
             </w:pPr>
-            <w:hyperlink w:history="1" r:id="rIdiyzxsjod7h9-5zscicvdb">
+            <w:hyperlink w:history="1" r:id="rIdpuij4lfe2hyyznjwomm-h">
               <w:r>
                 <w:rPr>
                   <w:rFonts w:ascii="Arial" w:cs="Arial" w:eastAsia="Arial" w:hAnsi="Arial"/>
@@ -10860,7 +10860,7 @@
             <w:pPr>
               <w:spacing w:after="20" w:before="0"/>
             </w:pPr>
-            <w:hyperlink w:history="1" r:id="rIdbybohquesjebluyeba7hq">
+            <w:hyperlink w:history="1" r:id="rIdh3pw65srzjsbj8iezonuj">
               <w:r>
                 <w:rPr>
                   <w:rFonts w:ascii="Arial" w:cs="Arial" w:eastAsia="Arial" w:hAnsi="Arial"/>
@@ -10893,7 +10893,7 @@
               <w:spacing w:after="10" w:before="0"/>
               <w:ind w:left="120"/>
             </w:pPr>
-            <w:hyperlink w:history="1" r:id="rId2gahoolihznq-l9ehne69">
+            <w:hyperlink w:history="1" r:id="rIdz7z2dch4qmh5892mh3k4l">
               <w:r>
                 <w:rPr>
                   <w:rFonts w:ascii="Arial" w:cs="Arial" w:eastAsia="Arial" w:hAnsi="Arial"/>
@@ -10938,7 +10938,7 @@
             <w:pPr>
               <w:spacing w:after="20" w:before="0"/>
             </w:pPr>
-            <w:hyperlink w:history="1" r:id="rIddokderbwwoxxhridtbz_i">
+            <w:hyperlink w:history="1" r:id="rId_-skbtegnrjvuuvvbopzy">
               <w:r>
                 <w:rPr>
                   <w:rFonts w:ascii="Arial" w:cs="Arial" w:eastAsia="Arial" w:hAnsi="Arial"/>
@@ -10971,7 +10971,7 @@
               <w:spacing w:after="10" w:before="0"/>
               <w:ind w:left="120"/>
             </w:pPr>
-            <w:hyperlink w:history="1" r:id="rId6onrbrcwuokajnjvs2unu">
+            <w:hyperlink w:history="1" r:id="rId60a2_jban0nzsmvg0iwcq">
               <w:r>
                 <w:rPr>
                   <w:rFonts w:ascii="Arial" w:cs="Arial" w:eastAsia="Arial" w:hAnsi="Arial"/>
@@ -11597,7 +11597,7 @@
         </w:rPr>
         <w:t xml:space="preserve">© 2026 SeaVuria and ARES. Aligned with KICD objectives. Developed by SeaVuria; technical implementation by ARES (with AI assistance from Claude). Licensed under </w:t>
       </w:r>
-      <w:hyperlink w:history="1" r:id="rId2wfrxhrjq5jkxfsd3ugef">
+      <w:hyperlink w:history="1" r:id="rIdiwdlm1gskxvh9idr9kucy">
         <w:r>
           <w:rPr>
             <w:rFonts w:ascii="Arial" w:cs="Arial" w:eastAsia="Arial" w:hAnsi="Arial"/>
@@ -11618,7 +11618,7 @@
         </w:rPr>
         <w:t xml:space="preserve"> (</w:t>
       </w:r>
-      <w:hyperlink w:history="1" r:id="rId0quymqwzyte4_z5jrvsvs">
+      <w:hyperlink w:history="1" r:id="rId_ejyxgwg78tq_bnbd5v15">
         <w:r>
           <w:rPr>
             <w:rFonts w:ascii="Arial" w:cs="Arial" w:eastAsia="Arial" w:hAnsi="Arial"/>
@@ -12631,7 +12631,7 @@
             <w:pPr>
               <w:spacing w:after="20" w:before="0"/>
             </w:pPr>
-            <w:hyperlink w:history="1" r:id="rIdjybvymhsykv3myenup-mm">
+            <w:hyperlink w:history="1" r:id="rIdrhrvkzougmfym9l-6nuiy">
               <w:r>
                 <w:rPr>
                   <w:rFonts w:ascii="Arial" w:cs="Arial" w:eastAsia="Arial" w:hAnsi="Arial"/>
@@ -12664,7 +12664,7 @@
               <w:spacing w:after="10" w:before="0"/>
               <w:ind w:left="120"/>
             </w:pPr>
-            <w:hyperlink w:history="1" r:id="rIditmbfv9zzcpc0dlm9p_h2">
+            <w:hyperlink w:history="1" r:id="rId33zgmdu8bbldhmqi_wlmj">
               <w:r>
                 <w:rPr>
                   <w:rFonts w:ascii="Arial" w:cs="Arial" w:eastAsia="Arial" w:hAnsi="Arial"/>
@@ -12709,7 +12709,7 @@
             <w:pPr>
               <w:spacing w:after="20" w:before="0"/>
             </w:pPr>
-            <w:hyperlink w:history="1" r:id="rIdj3pnbtkocsphhhql6ferg">
+            <w:hyperlink w:history="1" r:id="rIdjhfdbhyjzflszwvrqsk3e">
               <w:r>
                 <w:rPr>
                   <w:rFonts w:ascii="Arial" w:cs="Arial" w:eastAsia="Arial" w:hAnsi="Arial"/>
@@ -12742,7 +12742,7 @@
               <w:spacing w:after="10" w:before="0"/>
               <w:ind w:left="120"/>
             </w:pPr>
-            <w:hyperlink w:history="1" r:id="rIdhiosqmi59kzbgmicr6lyd">
+            <w:hyperlink w:history="1" r:id="rIdbutgme5i63gtf3piyaerb">
               <w:r>
                 <w:rPr>
                   <w:rFonts w:ascii="Arial" w:cs="Arial" w:eastAsia="Arial" w:hAnsi="Arial"/>
@@ -12937,7 +12937,7 @@
             <w:pPr>
               <w:spacing w:after="20" w:before="0"/>
             </w:pPr>
-            <w:hyperlink w:history="1" r:id="rIdysayhdnuarxbgpwceifvw">
+            <w:hyperlink w:history="1" r:id="rIdiuh6vkkptwvp5yyuxgvsa">
               <w:r>
                 <w:rPr>
                   <w:rFonts w:ascii="Arial" w:cs="Arial" w:eastAsia="Arial" w:hAnsi="Arial"/>
@@ -12970,7 +12970,7 @@
               <w:spacing w:after="10" w:before="0"/>
               <w:ind w:left="120"/>
             </w:pPr>
-            <w:hyperlink w:history="1" r:id="rIdvpme4vbjvzsy96xovrvxv">
+            <w:hyperlink w:history="1" r:id="rIddn_-nhtux6pfqf1bod-3w">
               <w:r>
                 <w:rPr>
                   <w:rFonts w:ascii="Arial" w:cs="Arial" w:eastAsia="Arial" w:hAnsi="Arial"/>
@@ -13015,7 +13015,7 @@
             <w:pPr>
               <w:spacing w:after="20" w:before="0"/>
             </w:pPr>
-            <w:hyperlink w:history="1" r:id="rIdh2ut5idgotbmhfif8ytwo">
+            <w:hyperlink w:history="1" r:id="rIdv2toaeopu4ubdlmcl2juj">
               <w:r>
                 <w:rPr>
                   <w:rFonts w:ascii="Arial" w:cs="Arial" w:eastAsia="Arial" w:hAnsi="Arial"/>
@@ -13048,7 +13048,7 @@
               <w:spacing w:after="10" w:before="0"/>
               <w:ind w:left="120"/>
             </w:pPr>
-            <w:hyperlink w:history="1" r:id="rIdjmyvgi0xeayepxmcaqf9d">
+            <w:hyperlink w:history="1" r:id="rIdsi9cmrx0ccb3qup6mlz5c">
               <w:r>
                 <w:rPr>
                   <w:rFonts w:ascii="Arial" w:cs="Arial" w:eastAsia="Arial" w:hAnsi="Arial"/>
@@ -13243,7 +13243,7 @@
             <w:pPr>
               <w:spacing w:after="20" w:before="0"/>
             </w:pPr>
-            <w:hyperlink w:history="1" r:id="rIdwfa5vus4bc2gxeiojzkcp">
+            <w:hyperlink w:history="1" r:id="rIdusxq9bdtjk4owv51uljhx">
               <w:r>
                 <w:rPr>
                   <w:rFonts w:ascii="Arial" w:cs="Arial" w:eastAsia="Arial" w:hAnsi="Arial"/>
@@ -13276,7 +13276,7 @@
               <w:spacing w:after="10" w:before="0"/>
               <w:ind w:left="120"/>
             </w:pPr>
-            <w:hyperlink w:history="1" r:id="rIdf5w8kmhw4waf6qt_70r4n">
+            <w:hyperlink w:history="1" r:id="rIdvztabr-akkbpj2mk-fdmg">
               <w:r>
                 <w:rPr>
                   <w:rFonts w:ascii="Arial" w:cs="Arial" w:eastAsia="Arial" w:hAnsi="Arial"/>
@@ -13321,7 +13321,7 @@
             <w:pPr>
               <w:spacing w:after="20" w:before="0"/>
             </w:pPr>
-            <w:hyperlink w:history="1" r:id="rIdslbarbmxlochxqu9_k79z">
+            <w:hyperlink w:history="1" r:id="rIduscslmfibypuu91cgymvv">
               <w:r>
                 <w:rPr>
                   <w:rFonts w:ascii="Arial" w:cs="Arial" w:eastAsia="Arial" w:hAnsi="Arial"/>
@@ -13354,7 +13354,7 @@
               <w:spacing w:after="10" w:before="0"/>
               <w:ind w:left="120"/>
             </w:pPr>
-            <w:hyperlink w:history="1" r:id="rId-nm3mvgbmxlgmk37aavl1">
+            <w:hyperlink w:history="1" r:id="rIdn1gjhhcpdci_ssf0g3k78">
               <w:r>
                 <w:rPr>
                   <w:rFonts w:ascii="Arial" w:cs="Arial" w:eastAsia="Arial" w:hAnsi="Arial"/>
@@ -13549,7 +13549,7 @@
             <w:pPr>
               <w:spacing w:after="20" w:before="0"/>
             </w:pPr>
-            <w:hyperlink w:history="1" r:id="rIdcpfvyzbnqreejjtjrjqhz">
+            <w:hyperlink w:history="1" r:id="rId_gemfa5szfu4x7v0b6xe8">
               <w:r>
                 <w:rPr>
                   <w:rFonts w:ascii="Arial" w:cs="Arial" w:eastAsia="Arial" w:hAnsi="Arial"/>
@@ -13582,7 +13582,7 @@
               <w:spacing w:after="10" w:before="0"/>
               <w:ind w:left="120"/>
             </w:pPr>
-            <w:hyperlink w:history="1" r:id="rIdfpe1czvyuogahmokeozev">
+            <w:hyperlink w:history="1" r:id="rId0-2hqpennpf7use5lprxh">
               <w:r>
                 <w:rPr>
                   <w:rFonts w:ascii="Arial" w:cs="Arial" w:eastAsia="Arial" w:hAnsi="Arial"/>
@@ -13627,7 +13627,7 @@
             <w:pPr>
               <w:spacing w:after="20" w:before="0"/>
             </w:pPr>
-            <w:hyperlink w:history="1" r:id="rIddzu7erucbac8whhqrayub">
+            <w:hyperlink w:history="1" r:id="rIdsb3nm3hv9v5fr484w_an8">
               <w:r>
                 <w:rPr>
                   <w:rFonts w:ascii="Arial" w:cs="Arial" w:eastAsia="Arial" w:hAnsi="Arial"/>
@@ -13660,7 +13660,7 @@
               <w:spacing w:after="10" w:before="0"/>
               <w:ind w:left="120"/>
             </w:pPr>
-            <w:hyperlink w:history="1" r:id="rIdq_xto1b8pwn0ylrh722xh">
+            <w:hyperlink w:history="1" r:id="rIdo5swakxrjyutwzt0qudb-">
               <w:r>
                 <w:rPr>
                   <w:rFonts w:ascii="Arial" w:cs="Arial" w:eastAsia="Arial" w:hAnsi="Arial"/>
@@ -13855,7 +13855,7 @@
             <w:pPr>
               <w:spacing w:after="20" w:before="0"/>
             </w:pPr>
-            <w:hyperlink w:history="1" r:id="rIdh0t8k1drmkjesgdfj_t51">
+            <w:hyperlink w:history="1" r:id="rIdrfmshaicb10vzvxgfl_9k">
               <w:r>
                 <w:rPr>
                   <w:rFonts w:ascii="Arial" w:cs="Arial" w:eastAsia="Arial" w:hAnsi="Arial"/>
@@ -13888,7 +13888,7 @@
               <w:spacing w:after="10" w:before="0"/>
               <w:ind w:left="120"/>
             </w:pPr>
-            <w:hyperlink w:history="1" r:id="rId706cih0rjtmxd8l6wu4cb">
+            <w:hyperlink w:history="1" r:id="rIddyo6_mpqggsaguclp-_db">
               <w:r>
                 <w:rPr>
                   <w:rFonts w:ascii="Arial" w:cs="Arial" w:eastAsia="Arial" w:hAnsi="Arial"/>
@@ -13933,7 +13933,7 @@
             <w:pPr>
               <w:spacing w:after="20" w:before="0"/>
             </w:pPr>
-            <w:hyperlink w:history="1" r:id="rIdr_wqfhhnh1rmj_nwxxsmx">
+            <w:hyperlink w:history="1" r:id="rId3d5h_xgppw9innaifoxe2">
               <w:r>
                 <w:rPr>
                   <w:rFonts w:ascii="Arial" w:cs="Arial" w:eastAsia="Arial" w:hAnsi="Arial"/>
@@ -13966,7 +13966,7 @@
               <w:spacing w:after="10" w:before="0"/>
               <w:ind w:left="120"/>
             </w:pPr>
-            <w:hyperlink w:history="1" r:id="rIdy-kzhnk_9tr8yi3vrh1ag">
+            <w:hyperlink w:history="1" r:id="rIdq18mg_sbkcnanu_kqxtwf">
               <w:r>
                 <w:rPr>
                   <w:rFonts w:ascii="Arial" w:cs="Arial" w:eastAsia="Arial" w:hAnsi="Arial"/>
@@ -14478,7 +14478,7 @@
         </w:rPr>
         <w:t xml:space="preserve">© 2026 SeaVuria and ARES. Aligned with KICD objectives. Developed by SeaVuria; technical implementation by ARES (with AI assistance from Claude). Licensed under </w:t>
       </w:r>
-      <w:hyperlink w:history="1" r:id="rId-6iqgfsryrtnnveawrp-n">
+      <w:hyperlink w:history="1" r:id="rId8mvaxo_kipuxvdwmndzsj">
         <w:r>
           <w:rPr>
             <w:rFonts w:ascii="Arial" w:cs="Arial" w:eastAsia="Arial" w:hAnsi="Arial"/>
@@ -14499,7 +14499,7 @@
         </w:rPr>
         <w:t xml:space="preserve"> (</w:t>
       </w:r>
-      <w:hyperlink w:history="1" r:id="rIddetsbda86fm60cvizmn4l">
+      <w:hyperlink w:history="1" r:id="rIdh7bdf8hbbdmuxeg9y2qef">
         <w:r>
           <w:rPr>
             <w:rFonts w:ascii="Arial" w:cs="Arial" w:eastAsia="Arial" w:hAnsi="Arial"/>
@@ -15512,7 +15512,7 @@
             <w:pPr>
               <w:spacing w:after="20" w:before="0"/>
             </w:pPr>
-            <w:hyperlink w:history="1" r:id="rId0eysbplxmmm-7ermcvvds">
+            <w:hyperlink w:history="1" r:id="rIdrcy0adve-t9b76tenpkc2">
               <w:r>
                 <w:rPr>
                   <w:rFonts w:ascii="Arial" w:cs="Arial" w:eastAsia="Arial" w:hAnsi="Arial"/>
@@ -15545,7 +15545,7 @@
               <w:spacing w:after="10" w:before="0"/>
               <w:ind w:left="120"/>
             </w:pPr>
-            <w:hyperlink w:history="1" r:id="rIdbtmftnu0p0pmlhgadvtij">
+            <w:hyperlink w:history="1" r:id="rIduowy2ds9jrgcjzro8ty6w">
               <w:r>
                 <w:rPr>
                   <w:rFonts w:ascii="Arial" w:cs="Arial" w:eastAsia="Arial" w:hAnsi="Arial"/>
@@ -15590,7 +15590,7 @@
             <w:pPr>
               <w:spacing w:after="20" w:before="0"/>
             </w:pPr>
-            <w:hyperlink w:history="1" r:id="rIdkunalwqqgpy7iizxxnh-p">
+            <w:hyperlink w:history="1" r:id="rIdplb8ymkay3gcktljkjag9">
               <w:r>
                 <w:rPr>
                   <w:rFonts w:ascii="Arial" w:cs="Arial" w:eastAsia="Arial" w:hAnsi="Arial"/>
@@ -15623,7 +15623,7 @@
               <w:spacing w:after="10" w:before="0"/>
               <w:ind w:left="120"/>
             </w:pPr>
-            <w:hyperlink w:history="1" r:id="rIdy1dayykpuiz9krlyhfnpl">
+            <w:hyperlink w:history="1" r:id="rIdjn0ngbenxoc9ofguijpbl">
               <w:r>
                 <w:rPr>
                   <w:rFonts w:ascii="Arial" w:cs="Arial" w:eastAsia="Arial" w:hAnsi="Arial"/>
@@ -15818,7 +15818,7 @@
             <w:pPr>
               <w:spacing w:after="20" w:before="0"/>
             </w:pPr>
-            <w:hyperlink w:history="1" r:id="rIdkzxkr8q3f82fr4r-9hq9w">
+            <w:hyperlink w:history="1" r:id="rIdhnkomlqodyu3_6ihjap0l">
               <w:r>
                 <w:rPr>
                   <w:rFonts w:ascii="Arial" w:cs="Arial" w:eastAsia="Arial" w:hAnsi="Arial"/>
@@ -15851,7 +15851,7 @@
               <w:spacing w:after="10" w:before="0"/>
               <w:ind w:left="120"/>
             </w:pPr>
-            <w:hyperlink w:history="1" r:id="rIdug6kwds1xvgujo7puof1j">
+            <w:hyperlink w:history="1" r:id="rIdcgzejvus7b5ssjddmkmc3">
               <w:r>
                 <w:rPr>
                   <w:rFonts w:ascii="Arial" w:cs="Arial" w:eastAsia="Arial" w:hAnsi="Arial"/>
@@ -15896,7 +15896,7 @@
             <w:pPr>
               <w:spacing w:after="20" w:before="0"/>
             </w:pPr>
-            <w:hyperlink w:history="1" r:id="rIdwywoutt-hk5ntun_z3kjk">
+            <w:hyperlink w:history="1" r:id="rId6u4mvmrmpnnmu4-i9xgwc">
               <w:r>
                 <w:rPr>
                   <w:rFonts w:ascii="Arial" w:cs="Arial" w:eastAsia="Arial" w:hAnsi="Arial"/>
@@ -15929,7 +15929,7 @@
               <w:spacing w:after="10" w:before="0"/>
               <w:ind w:left="120"/>
             </w:pPr>
-            <w:hyperlink w:history="1" r:id="rId479qn1j-vsspemmplgcvs">
+            <w:hyperlink w:history="1" r:id="rIdvsg-gqaivfjv_wjjyv2w9">
               <w:r>
                 <w:rPr>
                   <w:rFonts w:ascii="Arial" w:cs="Arial" w:eastAsia="Arial" w:hAnsi="Arial"/>
@@ -16124,7 +16124,7 @@
             <w:pPr>
               <w:spacing w:after="20" w:before="0"/>
             </w:pPr>
-            <w:hyperlink w:history="1" r:id="rId6wj2-1xk6zluw5elko_gk">
+            <w:hyperlink w:history="1" r:id="rIdzvuto5wm12ions7r0hdb9">
               <w:r>
                 <w:rPr>
                   <w:rFonts w:ascii="Arial" w:cs="Arial" w:eastAsia="Arial" w:hAnsi="Arial"/>
@@ -16157,7 +16157,7 @@
               <w:spacing w:after="10" w:before="0"/>
               <w:ind w:left="120"/>
             </w:pPr>
-            <w:hyperlink w:history="1" r:id="rIdx0nzhifliwwzujcsafw_n">
+            <w:hyperlink w:history="1" r:id="rIdi2gwigqlptsruyb8zem18">
               <w:r>
                 <w:rPr>
                   <w:rFonts w:ascii="Arial" w:cs="Arial" w:eastAsia="Arial" w:hAnsi="Arial"/>
@@ -16202,7 +16202,7 @@
             <w:pPr>
               <w:spacing w:after="20" w:before="0"/>
             </w:pPr>
-            <w:hyperlink w:history="1" r:id="rIdqifp0dag6dod7lg0r2std">
+            <w:hyperlink w:history="1" r:id="rIdu2kuk4hvzcbe0vu1mywyc">
               <w:r>
                 <w:rPr>
                   <w:rFonts w:ascii="Arial" w:cs="Arial" w:eastAsia="Arial" w:hAnsi="Arial"/>
@@ -16235,7 +16235,7 @@
               <w:spacing w:after="10" w:before="0"/>
               <w:ind w:left="120"/>
             </w:pPr>
-            <w:hyperlink w:history="1" r:id="rIdvalj5c4ykiuwjqx74aou8">
+            <w:hyperlink w:history="1" r:id="rId5rt33ihxrfi--ex8_lkka">
               <w:r>
                 <w:rPr>
                   <w:rFonts w:ascii="Arial" w:cs="Arial" w:eastAsia="Arial" w:hAnsi="Arial"/>
@@ -16430,7 +16430,7 @@
             <w:pPr>
               <w:spacing w:after="20" w:before="0"/>
             </w:pPr>
-            <w:hyperlink w:history="1" r:id="rIdehaalgovpdsd3-qjcrv_x">
+            <w:hyperlink w:history="1" r:id="rIdslyc4qpx8kb6qmdpz4r-m">
               <w:r>
                 <w:rPr>
                   <w:rFonts w:ascii="Arial" w:cs="Arial" w:eastAsia="Arial" w:hAnsi="Arial"/>
@@ -16463,7 +16463,7 @@
               <w:spacing w:after="10" w:before="0"/>
               <w:ind w:left="120"/>
             </w:pPr>
-            <w:hyperlink w:history="1" r:id="rIdli7qvlx6e_ryo2gg5uypc">
+            <w:hyperlink w:history="1" r:id="rId4kpol03kz_0oy-gwq-ksz">
               <w:r>
                 <w:rPr>
                   <w:rFonts w:ascii="Arial" w:cs="Arial" w:eastAsia="Arial" w:hAnsi="Arial"/>
@@ -16508,7 +16508,7 @@
             <w:pPr>
               <w:spacing w:after="20" w:before="0"/>
             </w:pPr>
-            <w:hyperlink w:history="1" r:id="rIdoneah1parqcpfriogfdwa">
+            <w:hyperlink w:history="1" r:id="rIdqlfvcrq2z3ongbn8e64ml">
               <w:r>
                 <w:rPr>
                   <w:rFonts w:ascii="Arial" w:cs="Arial" w:eastAsia="Arial" w:hAnsi="Arial"/>
@@ -16541,7 +16541,7 @@
               <w:spacing w:after="10" w:before="0"/>
               <w:ind w:left="120"/>
             </w:pPr>
-            <w:hyperlink w:history="1" r:id="rIdb6avy84rytaejleelcgfp">
+            <w:hyperlink w:history="1" r:id="rIddj2t9ffbcoevuf4vk5uo8">
               <w:r>
                 <w:rPr>
                   <w:rFonts w:ascii="Arial" w:cs="Arial" w:eastAsia="Arial" w:hAnsi="Arial"/>
@@ -16736,7 +16736,7 @@
             <w:pPr>
               <w:spacing w:after="20" w:before="0"/>
             </w:pPr>
-            <w:hyperlink w:history="1" r:id="rId5ardpbzxayqc5njoidmht">
+            <w:hyperlink w:history="1" r:id="rIdy0xluiqlo9nynw3qilhy3">
               <w:r>
                 <w:rPr>
                   <w:rFonts w:ascii="Arial" w:cs="Arial" w:eastAsia="Arial" w:hAnsi="Arial"/>
@@ -16769,7 +16769,7 @@
               <w:spacing w:after="10" w:before="0"/>
               <w:ind w:left="120"/>
             </w:pPr>
-            <w:hyperlink w:history="1" r:id="rIdppzl-zwz0j3lcq5kxlpsq">
+            <w:hyperlink w:history="1" r:id="rIdagqgfwono-3chvoxqk6mj">
               <w:r>
                 <w:rPr>
                   <w:rFonts w:ascii="Arial" w:cs="Arial" w:eastAsia="Arial" w:hAnsi="Arial"/>
@@ -16814,7 +16814,7 @@
             <w:pPr>
               <w:spacing w:after="20" w:before="0"/>
             </w:pPr>
-            <w:hyperlink w:history="1" r:id="rIdolopaigjn5kmm8i9s1us7">
+            <w:hyperlink w:history="1" r:id="rIdk2h93tppgd06hkbenwqkh">
               <w:r>
                 <w:rPr>
                   <w:rFonts w:ascii="Arial" w:cs="Arial" w:eastAsia="Arial" w:hAnsi="Arial"/>
@@ -16847,7 +16847,7 @@
               <w:spacing w:after="10" w:before="0"/>
               <w:ind w:left="120"/>
             </w:pPr>
-            <w:hyperlink w:history="1" r:id="rIdr6aogl6qojiw4_cy4hpss">
+            <w:hyperlink w:history="1" r:id="rIdwk1vtgefp4clkfeowe0v5">
               <w:r>
                 <w:rPr>
                   <w:rFonts w:ascii="Arial" w:cs="Arial" w:eastAsia="Arial" w:hAnsi="Arial"/>
@@ -17359,7 +17359,7 @@
         </w:rPr>
         <w:t xml:space="preserve">© 2026 SeaVuria and ARES. Aligned with KICD objectives. Developed by SeaVuria; technical implementation by ARES (with AI assistance from Claude). Licensed under </w:t>
       </w:r>
-      <w:hyperlink w:history="1" r:id="rId-9zxinalwqfsnabul57gd">
+      <w:hyperlink w:history="1" r:id="rId7dtvsmaws3dkpbiqprizt">
         <w:r>
           <w:rPr>
             <w:rFonts w:ascii="Arial" w:cs="Arial" w:eastAsia="Arial" w:hAnsi="Arial"/>
@@ -17380,7 +17380,7 @@
         </w:rPr>
         <w:t xml:space="preserve"> (</w:t>
       </w:r>
-      <w:hyperlink w:history="1" r:id="rIdvxvhzptra82hu1xsl8hvc">
+      <w:hyperlink w:history="1" r:id="rId0fmhtiewtguho4w80ssfp">
         <w:r>
           <w:rPr>
             <w:rFonts w:ascii="Arial" w:cs="Arial" w:eastAsia="Arial" w:hAnsi="Arial"/>
@@ -18393,7 +18393,7 @@
             <w:pPr>
               <w:spacing w:after="20" w:before="0"/>
             </w:pPr>
-            <w:hyperlink w:history="1" r:id="rIdlqr2gj04mje5rkvpyy5ta">
+            <w:hyperlink w:history="1" r:id="rIdnpueyxy3dau6bcb-zju3x">
               <w:r>
                 <w:rPr>
                   <w:rFonts w:ascii="Arial" w:cs="Arial" w:eastAsia="Arial" w:hAnsi="Arial"/>
@@ -18426,7 +18426,7 @@
               <w:spacing w:after="10" w:before="0"/>
               <w:ind w:left="120"/>
             </w:pPr>
-            <w:hyperlink w:history="1" r:id="rIdvgnqpbkj9dwtwkrzudqsa">
+            <w:hyperlink w:history="1" r:id="rIdpdzlvhfzoviab3mjc9eic">
               <w:r>
                 <w:rPr>
                   <w:rFonts w:ascii="Arial" w:cs="Arial" w:eastAsia="Arial" w:hAnsi="Arial"/>
@@ -18471,7 +18471,7 @@
             <w:pPr>
               <w:spacing w:after="20" w:before="0"/>
             </w:pPr>
-            <w:hyperlink w:history="1" r:id="rIdntuijp6xo2_0pqftumatn">
+            <w:hyperlink w:history="1" r:id="rIdumofokcbnqauz4ameaqe8">
               <w:r>
                 <w:rPr>
                   <w:rFonts w:ascii="Arial" w:cs="Arial" w:eastAsia="Arial" w:hAnsi="Arial"/>
@@ -18504,7 +18504,7 @@
               <w:spacing w:after="10" w:before="0"/>
               <w:ind w:left="120"/>
             </w:pPr>
-            <w:hyperlink w:history="1" r:id="rIdzdc3bljnpd9vqe2tbobbi">
+            <w:hyperlink w:history="1" r:id="rId1ptv6v8kp2ua-p9qa-qzd">
               <w:r>
                 <w:rPr>
                   <w:rFonts w:ascii="Arial" w:cs="Arial" w:eastAsia="Arial" w:hAnsi="Arial"/>
@@ -18699,7 +18699,7 @@
             <w:pPr>
               <w:spacing w:after="20" w:before="0"/>
             </w:pPr>
-            <w:hyperlink w:history="1" r:id="rIdnhap8iv0pjrw-6pygngn0">
+            <w:hyperlink w:history="1" r:id="rIdvz8iwdowge_vbmzvlaivl">
               <w:r>
                 <w:rPr>
                   <w:rFonts w:ascii="Arial" w:cs="Arial" w:eastAsia="Arial" w:hAnsi="Arial"/>
@@ -18732,7 +18732,7 @@
               <w:spacing w:after="10" w:before="0"/>
               <w:ind w:left="120"/>
             </w:pPr>
-            <w:hyperlink w:history="1" r:id="rIdrve4t3jzsi_hkyh1xjhhu">
+            <w:hyperlink w:history="1" r:id="rId6i_prsxa4ncqd9pyjdchk">
               <w:r>
                 <w:rPr>
                   <w:rFonts w:ascii="Arial" w:cs="Arial" w:eastAsia="Arial" w:hAnsi="Arial"/>
@@ -18777,7 +18777,7 @@
             <w:pPr>
               <w:spacing w:after="20" w:before="0"/>
             </w:pPr>
-            <w:hyperlink w:history="1" r:id="rIdjgljuyg_59srt0awjtnat">
+            <w:hyperlink w:history="1" r:id="rId6xauur61jhsec4yq140df">
               <w:r>
                 <w:rPr>
                   <w:rFonts w:ascii="Arial" w:cs="Arial" w:eastAsia="Arial" w:hAnsi="Arial"/>
@@ -18810,7 +18810,7 @@
               <w:spacing w:after="10" w:before="0"/>
               <w:ind w:left="120"/>
             </w:pPr>
-            <w:hyperlink w:history="1" r:id="rIds5puzodkvguowu0gxdkai">
+            <w:hyperlink w:history="1" r:id="rIdhwcnf0hc_7bho9za1ot0m">
               <w:r>
                 <w:rPr>
                   <w:rFonts w:ascii="Arial" w:cs="Arial" w:eastAsia="Arial" w:hAnsi="Arial"/>
@@ -19005,7 +19005,7 @@
             <w:pPr>
               <w:spacing w:after="20" w:before="0"/>
             </w:pPr>
-            <w:hyperlink w:history="1" r:id="rIdlpkrakgx-abcythxcmgzc">
+            <w:hyperlink w:history="1" r:id="rIdguouuyx0i7axkvvhqnxsb">
               <w:r>
                 <w:rPr>
                   <w:rFonts w:ascii="Arial" w:cs="Arial" w:eastAsia="Arial" w:hAnsi="Arial"/>
@@ -19038,7 +19038,7 @@
               <w:spacing w:after="10" w:before="0"/>
               <w:ind w:left="120"/>
             </w:pPr>
-            <w:hyperlink w:history="1" r:id="rId6fciofpjfogeu15femirw">
+            <w:hyperlink w:history="1" r:id="rIdrweaw8ksdow6fxyfeot6o">
               <w:r>
                 <w:rPr>
                   <w:rFonts w:ascii="Arial" w:cs="Arial" w:eastAsia="Arial" w:hAnsi="Arial"/>
@@ -19083,7 +19083,7 @@
             <w:pPr>
               <w:spacing w:after="20" w:before="0"/>
             </w:pPr>
-            <w:hyperlink w:history="1" r:id="rId2xgl7z-z51nphgatksaxe">
+            <w:hyperlink w:history="1" r:id="rIdzkeis882u3q-anfuujjlv">
               <w:r>
                 <w:rPr>
                   <w:rFonts w:ascii="Arial" w:cs="Arial" w:eastAsia="Arial" w:hAnsi="Arial"/>
@@ -19116,7 +19116,7 @@
               <w:spacing w:after="10" w:before="0"/>
               <w:ind w:left="120"/>
             </w:pPr>
-            <w:hyperlink w:history="1" r:id="rIdwry9wprwfqjbxqrcoyu3n">
+            <w:hyperlink w:history="1" r:id="rIdoohg7yq4svmy9f_lvrqew">
               <w:r>
                 <w:rPr>
                   <w:rFonts w:ascii="Arial" w:cs="Arial" w:eastAsia="Arial" w:hAnsi="Arial"/>
@@ -19311,7 +19311,7 @@
             <w:pPr>
               <w:spacing w:after="20" w:before="0"/>
             </w:pPr>
-            <w:hyperlink w:history="1" r:id="rIde0rdkrwbjzdb1nq48nzqx">
+            <w:hyperlink w:history="1" r:id="rIdzmigbsfj5a5kfwxou3v-l">
               <w:r>
                 <w:rPr>
                   <w:rFonts w:ascii="Arial" w:cs="Arial" w:eastAsia="Arial" w:hAnsi="Arial"/>
@@ -19344,7 +19344,7 @@
               <w:spacing w:after="10" w:before="0"/>
               <w:ind w:left="120"/>
             </w:pPr>
-            <w:hyperlink w:history="1" r:id="rIdliepbmqja_k4z_bnlpw2v">
+            <w:hyperlink w:history="1" r:id="rIdpk7s22ieipwh76izds_fd">
               <w:r>
                 <w:rPr>
                   <w:rFonts w:ascii="Arial" w:cs="Arial" w:eastAsia="Arial" w:hAnsi="Arial"/>
@@ -19389,7 +19389,7 @@
             <w:pPr>
               <w:spacing w:after="20" w:before="0"/>
             </w:pPr>
-            <w:hyperlink w:history="1" r:id="rIdkd1spk2tp37gwzrlwkbr1">
+            <w:hyperlink w:history="1" r:id="rIdgbxu1xczx9ulbrbj6-g0h">
               <w:r>
                 <w:rPr>
                   <w:rFonts w:ascii="Arial" w:cs="Arial" w:eastAsia="Arial" w:hAnsi="Arial"/>
@@ -19422,7 +19422,7 @@
               <w:spacing w:after="10" w:before="0"/>
               <w:ind w:left="120"/>
             </w:pPr>
-            <w:hyperlink w:history="1" r:id="rIdlm5_todh4nqh4ofvznurk">
+            <w:hyperlink w:history="1" r:id="rIdmknku1unovn52aiwffubc">
               <w:r>
                 <w:rPr>
                   <w:rFonts w:ascii="Arial" w:cs="Arial" w:eastAsia="Arial" w:hAnsi="Arial"/>
@@ -19617,7 +19617,7 @@
             <w:pPr>
               <w:spacing w:after="20" w:before="0"/>
             </w:pPr>
-            <w:hyperlink w:history="1" r:id="rIdrmyxyqc8m6znaluxuy2t_">
+            <w:hyperlink w:history="1" r:id="rId0feydzvpsquoq9c64dyva">
               <w:r>
                 <w:rPr>
                   <w:rFonts w:ascii="Arial" w:cs="Arial" w:eastAsia="Arial" w:hAnsi="Arial"/>
@@ -19650,7 +19650,7 @@
               <w:spacing w:after="10" w:before="0"/>
               <w:ind w:left="120"/>
             </w:pPr>
-            <w:hyperlink w:history="1" r:id="rIdkecaumirzbcljhvjcrb63">
+            <w:hyperlink w:history="1" r:id="rIdbohk-rb_ravnr3ktfbffi">
               <w:r>
                 <w:rPr>
                   <w:rFonts w:ascii="Arial" w:cs="Arial" w:eastAsia="Arial" w:hAnsi="Arial"/>
@@ -19695,7 +19695,7 @@
             <w:pPr>
               <w:spacing w:after="20" w:before="0"/>
             </w:pPr>
-            <w:hyperlink w:history="1" r:id="rIdwa0vdswk3dgwd1exrepao">
+            <w:hyperlink w:history="1" r:id="rIdptrewb54bxb3yq5mqgecr">
               <w:r>
                 <w:rPr>
                   <w:rFonts w:ascii="Arial" w:cs="Arial" w:eastAsia="Arial" w:hAnsi="Arial"/>
@@ -19728,7 +19728,7 @@
               <w:spacing w:after="10" w:before="0"/>
               <w:ind w:left="120"/>
             </w:pPr>
-            <w:hyperlink w:history="1" r:id="rIddwrdqtcho8aejq6nh35py">
+            <w:hyperlink w:history="1" r:id="rIdcyzjzl64-o3nhu49rwj1i">
               <w:r>
                 <w:rPr>
                   <w:rFonts w:ascii="Arial" w:cs="Arial" w:eastAsia="Arial" w:hAnsi="Arial"/>
@@ -20240,7 +20240,7 @@
         </w:rPr>
         <w:t xml:space="preserve">© 2026 SeaVuria and ARES. Aligned with KICD objectives. Developed by SeaVuria; technical implementation by ARES (with AI assistance from Claude). Licensed under </w:t>
       </w:r>
-      <w:hyperlink w:history="1" r:id="rIdc3krthauimu8dshxrqsge">
+      <w:hyperlink w:history="1" r:id="rIdnv43v2t_qi08citooiv6c">
         <w:r>
           <w:rPr>
             <w:rFonts w:ascii="Arial" w:cs="Arial" w:eastAsia="Arial" w:hAnsi="Arial"/>
@@ -20261,7 +20261,7 @@
         </w:rPr>
         <w:t xml:space="preserve"> (</w:t>
       </w:r>
-      <w:hyperlink w:history="1" r:id="rIdfjbsfks6tgcusr4gricg0">
+      <w:hyperlink w:history="1" r:id="rIdhlhxvwgo19xowwzax7qjt">
         <w:r>
           <w:rPr>
             <w:rFonts w:ascii="Arial" w:cs="Arial" w:eastAsia="Arial" w:hAnsi="Arial"/>
@@ -21274,7 +21274,7 @@
             <w:pPr>
               <w:spacing w:after="20" w:before="0"/>
             </w:pPr>
-            <w:hyperlink w:history="1" r:id="rIdd3o1zgdqhslkb2yk3gy_a">
+            <w:hyperlink w:history="1" r:id="rIdlittja7qqpqpohtssmlhu">
               <w:r>
                 <w:rPr>
                   <w:rFonts w:ascii="Arial" w:cs="Arial" w:eastAsia="Arial" w:hAnsi="Arial"/>
@@ -21307,7 +21307,7 @@
               <w:spacing w:after="10" w:before="0"/>
               <w:ind w:left="120"/>
             </w:pPr>
-            <w:hyperlink w:history="1" r:id="rId8j5yepwyom6l__srjhbso">
+            <w:hyperlink w:history="1" r:id="rId2q1qgnsmdxr9oj_nnmz7q">
               <w:r>
                 <w:rPr>
                   <w:rFonts w:ascii="Arial" w:cs="Arial" w:eastAsia="Arial" w:hAnsi="Arial"/>
@@ -21352,7 +21352,7 @@
             <w:pPr>
               <w:spacing w:after="20" w:before="0"/>
             </w:pPr>
-            <w:hyperlink w:history="1" r:id="rIdtapz7mxhmq9oiqvqxyrbx">
+            <w:hyperlink w:history="1" r:id="rIdxyjb_msfsozypsm2j6zmz">
               <w:r>
                 <w:rPr>
                   <w:rFonts w:ascii="Arial" w:cs="Arial" w:eastAsia="Arial" w:hAnsi="Arial"/>
@@ -21385,7 +21385,7 @@
               <w:spacing w:after="10" w:before="0"/>
               <w:ind w:left="120"/>
             </w:pPr>
-            <w:hyperlink w:history="1" r:id="rIddfegy3sewbwiwyrvecaks">
+            <w:hyperlink w:history="1" r:id="rIdijp63afuhdctsvzo-3ajm">
               <w:r>
                 <w:rPr>
                   <w:rFonts w:ascii="Arial" w:cs="Arial" w:eastAsia="Arial" w:hAnsi="Arial"/>
@@ -21675,7 +21675,7 @@
             <w:pPr>
               <w:spacing w:after="20" w:before="0"/>
             </w:pPr>
-            <w:hyperlink w:history="1" r:id="rIdujkd_ixf9t2dqcqtypzu3">
+            <w:hyperlink w:history="1" r:id="rIde-bamxznafcl7xnbhpqbr">
               <w:r>
                 <w:rPr>
                   <w:rFonts w:ascii="Arial" w:cs="Arial" w:eastAsia="Arial" w:hAnsi="Arial"/>
@@ -21708,7 +21708,7 @@
               <w:spacing w:after="10" w:before="0"/>
               <w:ind w:left="120"/>
             </w:pPr>
-            <w:hyperlink w:history="1" r:id="rIdxmtszhywuu9d7ticprxcv">
+            <w:hyperlink w:history="1" r:id="rIdcrcdrspo5eypwoe0f_6aj">
               <w:r>
                 <w:rPr>
                   <w:rFonts w:ascii="Arial" w:cs="Arial" w:eastAsia="Arial" w:hAnsi="Arial"/>
@@ -21753,7 +21753,7 @@
             <w:pPr>
               <w:spacing w:after="20" w:before="0"/>
             </w:pPr>
-            <w:hyperlink w:history="1" r:id="rIddsklbvd3lq5ozaz61ifss">
+            <w:hyperlink w:history="1" r:id="rIdm-p5cpb5tvccgt3-hebmm">
               <w:r>
                 <w:rPr>
                   <w:rFonts w:ascii="Arial" w:cs="Arial" w:eastAsia="Arial" w:hAnsi="Arial"/>
@@ -21786,7 +21786,7 @@
               <w:spacing w:after="10" w:before="0"/>
               <w:ind w:left="120"/>
             </w:pPr>
-            <w:hyperlink w:history="1" r:id="rId4fippalwcqcce9watktlc">
+            <w:hyperlink w:history="1" r:id="rIdcd-grh2gqwllptvyfox5z">
               <w:r>
                 <w:rPr>
                   <w:rFonts w:ascii="Arial" w:cs="Arial" w:eastAsia="Arial" w:hAnsi="Arial"/>
@@ -22114,7 +22114,7 @@
             <w:pPr>
               <w:spacing w:after="20" w:before="0"/>
             </w:pPr>
-            <w:hyperlink w:history="1" r:id="rIdhb_bdwodb4xgbfklkoklv">
+            <w:hyperlink w:history="1" r:id="rIdwyyl7qzfoeybkjmwkvnm5">
               <w:r>
                 <w:rPr>
                   <w:rFonts w:ascii="Arial" w:cs="Arial" w:eastAsia="Arial" w:hAnsi="Arial"/>
@@ -22147,7 +22147,7 @@
               <w:spacing w:after="10" w:before="0"/>
               <w:ind w:left="120"/>
             </w:pPr>
-            <w:hyperlink w:history="1" r:id="rIdbysoqhb09kyy1s8rhy9rj">
+            <w:hyperlink w:history="1" r:id="rIdob2xce1y_jzo6eyrrv3oc">
               <w:r>
                 <w:rPr>
                   <w:rFonts w:ascii="Arial" w:cs="Arial" w:eastAsia="Arial" w:hAnsi="Arial"/>
@@ -22192,7 +22192,7 @@
             <w:pPr>
               <w:spacing w:after="20" w:before="0"/>
             </w:pPr>
-            <w:hyperlink w:history="1" r:id="rIdlnw5v64d0xi9yikf81gyp">
+            <w:hyperlink w:history="1" r:id="rIdvfqnbdcl8i--iawc8sf3i">
               <w:r>
                 <w:rPr>
                   <w:rFonts w:ascii="Arial" w:cs="Arial" w:eastAsia="Arial" w:hAnsi="Arial"/>
@@ -22225,7 +22225,7 @@
               <w:spacing w:after="10" w:before="0"/>
               <w:ind w:left="120"/>
             </w:pPr>
-            <w:hyperlink w:history="1" r:id="rIdc5uyenjbjdksshrfqiqu_">
+            <w:hyperlink w:history="1" r:id="rIdrgxzschbwemlkgwefrcui">
               <w:r>
                 <w:rPr>
                   <w:rFonts w:ascii="Arial" w:cs="Arial" w:eastAsia="Arial" w:hAnsi="Arial"/>
@@ -22515,7 +22515,7 @@
             <w:pPr>
               <w:spacing w:after="20" w:before="0"/>
             </w:pPr>
-            <w:hyperlink w:history="1" r:id="rId5q6qgsxeht2v-p4jvkhvg">
+            <w:hyperlink w:history="1" r:id="rIduqhoieublh3j-bm5dlfql">
               <w:r>
                 <w:rPr>
                   <w:rFonts w:ascii="Arial" w:cs="Arial" w:eastAsia="Arial" w:hAnsi="Arial"/>
@@ -22548,7 +22548,7 @@
               <w:spacing w:after="10" w:before="0"/>
               <w:ind w:left="120"/>
             </w:pPr>
-            <w:hyperlink w:history="1" r:id="rIdo85jfpxq-thjggj5ajia2">
+            <w:hyperlink w:history="1" r:id="rIdlloywvbzkvh5qwyarplbh">
               <w:r>
                 <w:rPr>
                   <w:rFonts w:ascii="Arial" w:cs="Arial" w:eastAsia="Arial" w:hAnsi="Arial"/>
@@ -22593,7 +22593,7 @@
             <w:pPr>
               <w:spacing w:after="20" w:before="0"/>
             </w:pPr>
-            <w:hyperlink w:history="1" r:id="rIdwnzapok6x54cnq3eyu2np">
+            <w:hyperlink w:history="1" r:id="rIdcbuzwy8prmdtehii6z1wf">
               <w:r>
                 <w:rPr>
                   <w:rFonts w:ascii="Arial" w:cs="Arial" w:eastAsia="Arial" w:hAnsi="Arial"/>
@@ -22626,7 +22626,7 @@
               <w:spacing w:after="10" w:before="0"/>
               <w:ind w:left="120"/>
             </w:pPr>
-            <w:hyperlink w:history="1" r:id="rIdvlv05rqx6tjxr3vyaxhij">
+            <w:hyperlink w:history="1" r:id="rIddcva9j4vnkeghpn-b5el9">
               <w:r>
                 <w:rPr>
                   <w:rFonts w:ascii="Arial" w:cs="Arial" w:eastAsia="Arial" w:hAnsi="Arial"/>
@@ -22878,7 +22878,7 @@
             <w:pPr>
               <w:spacing w:after="20" w:before="0"/>
             </w:pPr>
-            <w:hyperlink w:history="1" r:id="rIdccusslvllebcxh96twot2">
+            <w:hyperlink w:history="1" r:id="rIdvsepm0yz6f7z4kanvyfcq">
               <w:r>
                 <w:rPr>
                   <w:rFonts w:ascii="Arial" w:cs="Arial" w:eastAsia="Arial" w:hAnsi="Arial"/>
@@ -22911,7 +22911,7 @@
               <w:spacing w:after="10" w:before="0"/>
               <w:ind w:left="120"/>
             </w:pPr>
-            <w:hyperlink w:history="1" r:id="rIdxs6cge0nbu-vsien-wu0g">
+            <w:hyperlink w:history="1" r:id="rId99ca5vh0llxffmoriamaz">
               <w:r>
                 <w:rPr>
                   <w:rFonts w:ascii="Arial" w:cs="Arial" w:eastAsia="Arial" w:hAnsi="Arial"/>
@@ -22956,7 +22956,7 @@
             <w:pPr>
               <w:spacing w:after="20" w:before="0"/>
             </w:pPr>
-            <w:hyperlink w:history="1" r:id="rId6k2q6rde69yf5ni0vjl6o">
+            <w:hyperlink w:history="1" r:id="rId4gbe7vmvmtkgemppzrwtr">
               <w:r>
                 <w:rPr>
                   <w:rFonts w:ascii="Arial" w:cs="Arial" w:eastAsia="Arial" w:hAnsi="Arial"/>
@@ -22989,7 +22989,7 @@
               <w:spacing w:after="10" w:before="0"/>
               <w:ind w:left="120"/>
             </w:pPr>
-            <w:hyperlink w:history="1" r:id="rIdm_okwkoq8xosxl5q4teye">
+            <w:hyperlink w:history="1" r:id="rIdhuddxbg7_tj3tgwx0kig3">
               <w:r>
                 <w:rPr>
                   <w:rFonts w:ascii="Arial" w:cs="Arial" w:eastAsia="Arial" w:hAnsi="Arial"/>
@@ -23691,7 +23691,7 @@
         </w:rPr>
         <w:t xml:space="preserve">© 2026 SeaVuria and ARES. Aligned with KICD objectives. Developed by SeaVuria; technical implementation by ARES (with AI assistance from Claude). Licensed under </w:t>
       </w:r>
-      <w:hyperlink w:history="1" r:id="rIdohpklniqfkgzftopol-gr">
+      <w:hyperlink w:history="1" r:id="rIdrohpo3clskiwp2l730izl">
         <w:r>
           <w:rPr>
             <w:rFonts w:ascii="Arial" w:cs="Arial" w:eastAsia="Arial" w:hAnsi="Arial"/>
@@ -23712,7 +23712,7 @@
         </w:rPr>
         <w:t xml:space="preserve"> (</w:t>
       </w:r>
-      <w:hyperlink w:history="1" r:id="rId8ih8ph4qu2new6qibftcu">
+      <w:hyperlink w:history="1" r:id="rIdkfdjtbcpadufpx6ihzdsp">
         <w:r>
           <w:rPr>
             <w:rFonts w:ascii="Arial" w:cs="Arial" w:eastAsia="Arial" w:hAnsi="Arial"/>
@@ -24725,7 +24725,7 @@
             <w:pPr>
               <w:spacing w:after="20" w:before="0"/>
             </w:pPr>
-            <w:hyperlink w:history="1" r:id="rIdrg2mvrkkh9c_06act4vs2">
+            <w:hyperlink w:history="1" r:id="rId8aq8ohtokpfrtyhrife5b">
               <w:r>
                 <w:rPr>
                   <w:rFonts w:ascii="Arial" w:cs="Arial" w:eastAsia="Arial" w:hAnsi="Arial"/>
@@ -24758,7 +24758,7 @@
               <w:spacing w:after="10" w:before="0"/>
               <w:ind w:left="120"/>
             </w:pPr>
-            <w:hyperlink w:history="1" r:id="rIdjaebfbbltia7kpabudsdf">
+            <w:hyperlink w:history="1" r:id="rIdvnpsynueq-1ogt1z8l_yt">
               <w:r>
                 <w:rPr>
                   <w:rFonts w:ascii="Arial" w:cs="Arial" w:eastAsia="Arial" w:hAnsi="Arial"/>
@@ -24803,7 +24803,7 @@
             <w:pPr>
               <w:spacing w:after="20" w:before="0"/>
             </w:pPr>
-            <w:hyperlink w:history="1" r:id="rIdspdukznch0xhxljvpf4yn">
+            <w:hyperlink w:history="1" r:id="rIdgy_4u4fibijuslgdkkqoq">
               <w:r>
                 <w:rPr>
                   <w:rFonts w:ascii="Arial" w:cs="Arial" w:eastAsia="Arial" w:hAnsi="Arial"/>
@@ -24836,7 +24836,7 @@
               <w:spacing w:after="10" w:before="0"/>
               <w:ind w:left="120"/>
             </w:pPr>
-            <w:hyperlink w:history="1" r:id="rIdzqypidpdlo0i9fogk8jrv">
+            <w:hyperlink w:history="1" r:id="rId5etxz_a_0slowibbv9niq">
               <w:r>
                 <w:rPr>
                   <w:rFonts w:ascii="Arial" w:cs="Arial" w:eastAsia="Arial" w:hAnsi="Arial"/>
@@ -25031,7 +25031,7 @@
             <w:pPr>
               <w:spacing w:after="20" w:before="0"/>
             </w:pPr>
-            <w:hyperlink w:history="1" r:id="rIdnjah66lpjenusqqjye_da">
+            <w:hyperlink w:history="1" r:id="rIdv_1uf7qdmx_hbu41dooyq">
               <w:r>
                 <w:rPr>
                   <w:rFonts w:ascii="Arial" w:cs="Arial" w:eastAsia="Arial" w:hAnsi="Arial"/>
@@ -25064,7 +25064,7 @@
               <w:spacing w:after="10" w:before="0"/>
               <w:ind w:left="120"/>
             </w:pPr>
-            <w:hyperlink w:history="1" r:id="rIdasfxzucxseaam7ugwwlub">
+            <w:hyperlink w:history="1" r:id="rIdschyl5smfeqp1zld9c9k7">
               <w:r>
                 <w:rPr>
                   <w:rFonts w:ascii="Arial" w:cs="Arial" w:eastAsia="Arial" w:hAnsi="Arial"/>
@@ -25109,7 +25109,7 @@
             <w:pPr>
               <w:spacing w:after="20" w:before="0"/>
             </w:pPr>
-            <w:hyperlink w:history="1" r:id="rIdlbotaeqkdoepcratzqsdn">
+            <w:hyperlink w:history="1" r:id="rIdi3fy6qrkrnc32u-ak7jbd">
               <w:r>
                 <w:rPr>
                   <w:rFonts w:ascii="Arial" w:cs="Arial" w:eastAsia="Arial" w:hAnsi="Arial"/>
@@ -25142,7 +25142,7 @@
               <w:spacing w:after="10" w:before="0"/>
               <w:ind w:left="120"/>
             </w:pPr>
-            <w:hyperlink w:history="1" r:id="rIdihp8iinf_plr9mdrfjkxq">
+            <w:hyperlink w:history="1" r:id="rIdae22en3n6hq2rkznx7lgp">
               <w:r>
                 <w:rPr>
                   <w:rFonts w:ascii="Arial" w:cs="Arial" w:eastAsia="Arial" w:hAnsi="Arial"/>
@@ -25337,7 +25337,7 @@
             <w:pPr>
               <w:spacing w:after="20" w:before="0"/>
             </w:pPr>
-            <w:hyperlink w:history="1" r:id="rIdkpq-lucoogcqom0tbmygl">
+            <w:hyperlink w:history="1" r:id="rIdj_5mxpmw3n5jhnbtm2y6b">
               <w:r>
                 <w:rPr>
                   <w:rFonts w:ascii="Arial" w:cs="Arial" w:eastAsia="Arial" w:hAnsi="Arial"/>
@@ -25370,7 +25370,7 @@
               <w:spacing w:after="10" w:before="0"/>
               <w:ind w:left="120"/>
             </w:pPr>
-            <w:hyperlink w:history="1" r:id="rIdctmfjmjrzu1fsb8rme4x2">
+            <w:hyperlink w:history="1" r:id="rId3tp8oimygdzfowpmbt6zw">
               <w:r>
                 <w:rPr>
                   <w:rFonts w:ascii="Arial" w:cs="Arial" w:eastAsia="Arial" w:hAnsi="Arial"/>
@@ -25415,7 +25415,7 @@
             <w:pPr>
               <w:spacing w:after="20" w:before="0"/>
             </w:pPr>
-            <w:hyperlink w:history="1" r:id="rId0zvfzdvmdbwopilvauc2l">
+            <w:hyperlink w:history="1" r:id="rIdk3iodonk8lhyslgs3keo7">
               <w:r>
                 <w:rPr>
                   <w:rFonts w:ascii="Arial" w:cs="Arial" w:eastAsia="Arial" w:hAnsi="Arial"/>
@@ -25448,7 +25448,7 @@
               <w:spacing w:after="10" w:before="0"/>
               <w:ind w:left="120"/>
             </w:pPr>
-            <w:hyperlink w:history="1" r:id="rIdn921-wi6qnn6uhzssb-da">
+            <w:hyperlink w:history="1" r:id="rIdxbr0cmvego3-tdbx0ojoq">
               <w:r>
                 <w:rPr>
                   <w:rFonts w:ascii="Arial" w:cs="Arial" w:eastAsia="Arial" w:hAnsi="Arial"/>
@@ -25643,7 +25643,7 @@
             <w:pPr>
               <w:spacing w:after="20" w:before="0"/>
             </w:pPr>
-            <w:hyperlink w:history="1" r:id="rIdwof33qt8b0efvskn3qy8d">
+            <w:hyperlink w:history="1" r:id="rIdvjhzywmompbnqebcpytgs">
               <w:r>
                 <w:rPr>
                   <w:rFonts w:ascii="Arial" w:cs="Arial" w:eastAsia="Arial" w:hAnsi="Arial"/>
@@ -25676,7 +25676,7 @@
               <w:spacing w:after="10" w:before="0"/>
               <w:ind w:left="120"/>
             </w:pPr>
-            <w:hyperlink w:history="1" r:id="rIdzrsnzspcdyudpvc00rx7b">
+            <w:hyperlink w:history="1" r:id="rIdokanhkz4_q4vvd1ox0eyy">
               <w:r>
                 <w:rPr>
                   <w:rFonts w:ascii="Arial" w:cs="Arial" w:eastAsia="Arial" w:hAnsi="Arial"/>
@@ -25721,7 +25721,7 @@
             <w:pPr>
               <w:spacing w:after="20" w:before="0"/>
             </w:pPr>
-            <w:hyperlink w:history="1" r:id="rIdfawxdiwaguggjqruzy05x">
+            <w:hyperlink w:history="1" r:id="rIdux-8mpajciuibide1tesg">
               <w:r>
                 <w:rPr>
                   <w:rFonts w:ascii="Arial" w:cs="Arial" w:eastAsia="Arial" w:hAnsi="Arial"/>
@@ -25754,7 +25754,7 @@
               <w:spacing w:after="10" w:before="0"/>
               <w:ind w:left="120"/>
             </w:pPr>
-            <w:hyperlink w:history="1" r:id="rId7qkc4h1h_fyeaskywuekt">
+            <w:hyperlink w:history="1" r:id="rIdu6krdm6sppktjgxxz5zrf">
               <w:r>
                 <w:rPr>
                   <w:rFonts w:ascii="Arial" w:cs="Arial" w:eastAsia="Arial" w:hAnsi="Arial"/>
@@ -25949,7 +25949,7 @@
             <w:pPr>
               <w:spacing w:after="20" w:before="0"/>
             </w:pPr>
-            <w:hyperlink w:history="1" r:id="rIdfkabyxhc8hvg-1aopb5cl">
+            <w:hyperlink w:history="1" r:id="rIdnscosrorylt2ik15whapt">
               <w:r>
                 <w:rPr>
                   <w:rFonts w:ascii="Arial" w:cs="Arial" w:eastAsia="Arial" w:hAnsi="Arial"/>
@@ -25982,7 +25982,7 @@
               <w:spacing w:after="10" w:before="0"/>
               <w:ind w:left="120"/>
             </w:pPr>
-            <w:hyperlink w:history="1" r:id="rIdqosantueefpm08io5phi5">
+            <w:hyperlink w:history="1" r:id="rIdom1ctils5cr4fzgnkga2b">
               <w:r>
                 <w:rPr>
                   <w:rFonts w:ascii="Arial" w:cs="Arial" w:eastAsia="Arial" w:hAnsi="Arial"/>
@@ -26027,7 +26027,7 @@
             <w:pPr>
               <w:spacing w:after="20" w:before="0"/>
             </w:pPr>
-            <w:hyperlink w:history="1" r:id="rIdjckngvtbvazqm5cd8uaku">
+            <w:hyperlink w:history="1" r:id="rIdmf9w8afweccfmvcw6srj8">
               <w:r>
                 <w:rPr>
                   <w:rFonts w:ascii="Arial" w:cs="Arial" w:eastAsia="Arial" w:hAnsi="Arial"/>
@@ -26060,7 +26060,7 @@
               <w:spacing w:after="10" w:before="0"/>
               <w:ind w:left="120"/>
             </w:pPr>
-            <w:hyperlink w:history="1" r:id="rIdhsgdkyggujr_atbamxixn">
+            <w:hyperlink w:history="1" r:id="rIdwfrccpoab7ohgce6cm009">
               <w:r>
                 <w:rPr>
                   <w:rFonts w:ascii="Arial" w:cs="Arial" w:eastAsia="Arial" w:hAnsi="Arial"/>
@@ -26572,7 +26572,7 @@
         </w:rPr>
         <w:t xml:space="preserve">© 2026 SeaVuria and ARES. Aligned with KICD objectives. Developed by SeaVuria; technical implementation by ARES (with AI assistance from Claude). Licensed under </w:t>
       </w:r>
-      <w:hyperlink w:history="1" r:id="rIdc_dtfvdivvxeb-xqasxkc">
+      <w:hyperlink w:history="1" r:id="rIdmjr7z7bt4bcbhvnkoksaf">
         <w:r>
           <w:rPr>
             <w:rFonts w:ascii="Arial" w:cs="Arial" w:eastAsia="Arial" w:hAnsi="Arial"/>
@@ -26593,7 +26593,7 @@
         </w:rPr>
         <w:t xml:space="preserve"> (</w:t>
       </w:r>
-      <w:hyperlink w:history="1" r:id="rIdk-v4dkg2qfatcpsmmtx4-">
+      <w:hyperlink w:history="1" r:id="rIdgr9rasrp6cmjayiwsmcnt">
         <w:r>
           <w:rPr>
             <w:rFonts w:ascii="Arial" w:cs="Arial" w:eastAsia="Arial" w:hAnsi="Arial"/>
@@ -27606,7 +27606,7 @@
             <w:pPr>
               <w:spacing w:after="20" w:before="0"/>
             </w:pPr>
-            <w:hyperlink w:history="1" r:id="rIdijsq9emltsiyqmcwybnck">
+            <w:hyperlink w:history="1" r:id="rIdi-vtnfx6duv-klneldqsl">
               <w:r>
                 <w:rPr>
                   <w:rFonts w:ascii="Arial" w:cs="Arial" w:eastAsia="Arial" w:hAnsi="Arial"/>
@@ -27639,7 +27639,7 @@
               <w:spacing w:after="10" w:before="0"/>
               <w:ind w:left="120"/>
             </w:pPr>
-            <w:hyperlink w:history="1" r:id="rIdyfhpcncglqmgb3wykrx7y">
+            <w:hyperlink w:history="1" r:id="rIdrzcasncjswdslm4sszow8">
               <w:r>
                 <w:rPr>
                   <w:rFonts w:ascii="Arial" w:cs="Arial" w:eastAsia="Arial" w:hAnsi="Arial"/>
@@ -27684,7 +27684,7 @@
             <w:pPr>
               <w:spacing w:after="20" w:before="0"/>
             </w:pPr>
-            <w:hyperlink w:history="1" r:id="rIdqwgkefau6_n-m9yqrtdpi">
+            <w:hyperlink w:history="1" r:id="rIdcwe-iuw3uilgs3pxrj2wh">
               <w:r>
                 <w:rPr>
                   <w:rFonts w:ascii="Arial" w:cs="Arial" w:eastAsia="Arial" w:hAnsi="Arial"/>
@@ -27717,7 +27717,7 @@
               <w:spacing w:after="10" w:before="0"/>
               <w:ind w:left="120"/>
             </w:pPr>
-            <w:hyperlink w:history="1" r:id="rId6xgxva67ilh-g1nbfoewc">
+            <w:hyperlink w:history="1" r:id="rIddnep1rxspm_bpobkgvylv">
               <w:r>
                 <w:rPr>
                   <w:rFonts w:ascii="Arial" w:cs="Arial" w:eastAsia="Arial" w:hAnsi="Arial"/>
@@ -27912,7 +27912,7 @@
             <w:pPr>
               <w:spacing w:after="20" w:before="0"/>
             </w:pPr>
-            <w:hyperlink w:history="1" r:id="rId-60p_ie3ew590zdaqc-qs">
+            <w:hyperlink w:history="1" r:id="rIdcahsoeddopy4io5gwkkx8">
               <w:r>
                 <w:rPr>
                   <w:rFonts w:ascii="Arial" w:cs="Arial" w:eastAsia="Arial" w:hAnsi="Arial"/>
@@ -27945,7 +27945,7 @@
               <w:spacing w:after="10" w:before="0"/>
               <w:ind w:left="120"/>
             </w:pPr>
-            <w:hyperlink w:history="1" r:id="rIdtedategjkax_4aer6qtbv">
+            <w:hyperlink w:history="1" r:id="rIdjjhfuokuqoakjak1o8age">
               <w:r>
                 <w:rPr>
                   <w:rFonts w:ascii="Arial" w:cs="Arial" w:eastAsia="Arial" w:hAnsi="Arial"/>
@@ -27990,7 +27990,7 @@
             <w:pPr>
               <w:spacing w:after="20" w:before="0"/>
             </w:pPr>
-            <w:hyperlink w:history="1" r:id="rIdpkr4vwt8k3qr5qlok1bly">
+            <w:hyperlink w:history="1" r:id="rId6a3zyzurqitf_mgsholmo">
               <w:r>
                 <w:rPr>
                   <w:rFonts w:ascii="Arial" w:cs="Arial" w:eastAsia="Arial" w:hAnsi="Arial"/>
@@ -28023,7 +28023,7 @@
               <w:spacing w:after="10" w:before="0"/>
               <w:ind w:left="120"/>
             </w:pPr>
-            <w:hyperlink w:history="1" r:id="rId_uwfaiuqyonblnzooot_0">
+            <w:hyperlink w:history="1" r:id="rIdnu9s03_yn_p4qrrjb3nub">
               <w:r>
                 <w:rPr>
                   <w:rFonts w:ascii="Arial" w:cs="Arial" w:eastAsia="Arial" w:hAnsi="Arial"/>
@@ -28218,7 +28218,7 @@
             <w:pPr>
               <w:spacing w:after="20" w:before="0"/>
             </w:pPr>
-            <w:hyperlink w:history="1" r:id="rIdsjls7-hj_tnmg08l3uhso">
+            <w:hyperlink w:history="1" r:id="rIdsiejwlwkntqsw_m1zxojh">
               <w:r>
                 <w:rPr>
                   <w:rFonts w:ascii="Arial" w:cs="Arial" w:eastAsia="Arial" w:hAnsi="Arial"/>
@@ -28251,7 +28251,7 @@
               <w:spacing w:after="10" w:before="0"/>
               <w:ind w:left="120"/>
             </w:pPr>
-            <w:hyperlink w:history="1" r:id="rIdh5jrhnmnwz9weevfpeyqo">
+            <w:hyperlink w:history="1" r:id="rIdltce7wclgvgk1efnbzlp6">
               <w:r>
                 <w:rPr>
                   <w:rFonts w:ascii="Arial" w:cs="Arial" w:eastAsia="Arial" w:hAnsi="Arial"/>
@@ -28296,7 +28296,7 @@
             <w:pPr>
               <w:spacing w:after="20" w:before="0"/>
             </w:pPr>
-            <w:hyperlink w:history="1" r:id="rIdt6x_hbqw7yselu7ejx4ra">
+            <w:hyperlink w:history="1" r:id="rIdmxhhyi4kejfgrvcpgb84b">
               <w:r>
                 <w:rPr>
                   <w:rFonts w:ascii="Arial" w:cs="Arial" w:eastAsia="Arial" w:hAnsi="Arial"/>
@@ -28329,7 +28329,7 @@
               <w:spacing w:after="10" w:before="0"/>
               <w:ind w:left="120"/>
             </w:pPr>
-            <w:hyperlink w:history="1" r:id="rIdzr5_laeq84yynftisw2d8">
+            <w:hyperlink w:history="1" r:id="rId1m-perlwbxixq3q6hsmfg">
               <w:r>
                 <w:rPr>
                   <w:rFonts w:ascii="Arial" w:cs="Arial" w:eastAsia="Arial" w:hAnsi="Arial"/>
@@ -28524,7 +28524,7 @@
             <w:pPr>
               <w:spacing w:after="20" w:before="0"/>
             </w:pPr>
-            <w:hyperlink w:history="1" r:id="rIdzkwvyaruagwsk-q3rw3o1">
+            <w:hyperlink w:history="1" r:id="rIdrub82fxjg0dn5jbakd1of">
               <w:r>
                 <w:rPr>
                   <w:rFonts w:ascii="Arial" w:cs="Arial" w:eastAsia="Arial" w:hAnsi="Arial"/>
@@ -28557,7 +28557,7 @@
               <w:spacing w:after="10" w:before="0"/>
               <w:ind w:left="120"/>
             </w:pPr>
-            <w:hyperlink w:history="1" r:id="rIdjpf7ko74qerfb67txg5nn">
+            <w:hyperlink w:history="1" r:id="rIdqaalw8cb-plaauethgvb0">
               <w:r>
                 <w:rPr>
                   <w:rFonts w:ascii="Arial" w:cs="Arial" w:eastAsia="Arial" w:hAnsi="Arial"/>
@@ -28602,7 +28602,7 @@
             <w:pPr>
               <w:spacing w:after="20" w:before="0"/>
             </w:pPr>
-            <w:hyperlink w:history="1" r:id="rIdzm84mrz34qccpgxfbve0p">
+            <w:hyperlink w:history="1" r:id="rIdx0z_55aovwstma1scmego">
               <w:r>
                 <w:rPr>
                   <w:rFonts w:ascii="Arial" w:cs="Arial" w:eastAsia="Arial" w:hAnsi="Arial"/>
@@ -28635,7 +28635,7 @@
               <w:spacing w:after="10" w:before="0"/>
               <w:ind w:left="120"/>
             </w:pPr>
-            <w:hyperlink w:history="1" r:id="rIdueicohqrogz16v4mbq1eh">
+            <w:hyperlink w:history="1" r:id="rIdt-sugcrrzsomd0f7iluiy">
               <w:r>
                 <w:rPr>
                   <w:rFonts w:ascii="Arial" w:cs="Arial" w:eastAsia="Arial" w:hAnsi="Arial"/>
@@ -28830,7 +28830,7 @@
             <w:pPr>
               <w:spacing w:after="20" w:before="0"/>
             </w:pPr>
-            <w:hyperlink w:history="1" r:id="rIdquknp24iy8f4mhoyha1y6">
+            <w:hyperlink w:history="1" r:id="rIdmwpzt3fapaazy2f6ovytj">
               <w:r>
                 <w:rPr>
                   <w:rFonts w:ascii="Arial" w:cs="Arial" w:eastAsia="Arial" w:hAnsi="Arial"/>
@@ -28863,7 +28863,7 @@
               <w:spacing w:after="10" w:before="0"/>
               <w:ind w:left="120"/>
             </w:pPr>
-            <w:hyperlink w:history="1" r:id="rId4et66bpjialbz_7sbbh1m">
+            <w:hyperlink w:history="1" r:id="rIdq_fddjvqwser6isnverf6">
               <w:r>
                 <w:rPr>
                   <w:rFonts w:ascii="Arial" w:cs="Arial" w:eastAsia="Arial" w:hAnsi="Arial"/>
@@ -28908,7 +28908,7 @@
             <w:pPr>
               <w:spacing w:after="20" w:before="0"/>
             </w:pPr>
-            <w:hyperlink w:history="1" r:id="rId0dz-jzgizdwmqdygfcdtj">
+            <w:hyperlink w:history="1" r:id="rIdmh-a7autrdhigxnsg19kj">
               <w:r>
                 <w:rPr>
                   <w:rFonts w:ascii="Arial" w:cs="Arial" w:eastAsia="Arial" w:hAnsi="Arial"/>
@@ -28941,7 +28941,7 @@
               <w:spacing w:after="10" w:before="0"/>
               <w:ind w:left="120"/>
             </w:pPr>
-            <w:hyperlink w:history="1" r:id="rIdbs6ggepyderib59qbwskr">
+            <w:hyperlink w:history="1" r:id="rId-tjbad3vekdtaerht-z1o">
               <w:r>
                 <w:rPr>
                   <w:rFonts w:ascii="Arial" w:cs="Arial" w:eastAsia="Arial" w:hAnsi="Arial"/>
@@ -29453,7 +29453,7 @@
         </w:rPr>
         <w:t xml:space="preserve">© 2026 SeaVuria and ARES. Aligned with KICD objectives. Developed by SeaVuria; technical implementation by ARES (with AI assistance from Claude). Licensed under </w:t>
       </w:r>
-      <w:hyperlink w:history="1" r:id="rIdlivy_mjnsjofnxwv_g5lk">
+      <w:hyperlink w:history="1" r:id="rIdo10ntbmqdu8j7agougwyd">
         <w:r>
           <w:rPr>
             <w:rFonts w:ascii="Arial" w:cs="Arial" w:eastAsia="Arial" w:hAnsi="Arial"/>
@@ -29474,7 +29474,7 @@
         </w:rPr>
         <w:t xml:space="preserve"> (</w:t>
       </w:r>
-      <w:hyperlink w:history="1" r:id="rIdy3l6ayxm8sqstoaunixnm">
+      <w:hyperlink w:history="1" r:id="rIddv7w1tznvgvdjbyakfpal">
         <w:r>
           <w:rPr>
             <w:rFonts w:ascii="Arial" w:cs="Arial" w:eastAsia="Arial" w:hAnsi="Arial"/>
@@ -30487,7 +30487,7 @@
             <w:pPr>
               <w:spacing w:after="20" w:before="0"/>
             </w:pPr>
-            <w:hyperlink w:history="1" r:id="rIdehf8mbovk65fjp5v0ff22">
+            <w:hyperlink w:history="1" r:id="rIdpd4oueg6pmf6wttsebbvy">
               <w:r>
                 <w:rPr>
                   <w:rFonts w:ascii="Arial" w:cs="Arial" w:eastAsia="Arial" w:hAnsi="Arial"/>
@@ -30520,7 +30520,7 @@
               <w:spacing w:after="10" w:before="0"/>
               <w:ind w:left="120"/>
             </w:pPr>
-            <w:hyperlink w:history="1" r:id="rIdwdofuq6grezwc_arab5dj">
+            <w:hyperlink w:history="1" r:id="rIddv-qbhwygbms2b_o9rijb">
               <w:r>
                 <w:rPr>
                   <w:rFonts w:ascii="Arial" w:cs="Arial" w:eastAsia="Arial" w:hAnsi="Arial"/>
@@ -30565,7 +30565,7 @@
             <w:pPr>
               <w:spacing w:after="20" w:before="0"/>
             </w:pPr>
-            <w:hyperlink w:history="1" r:id="rIdyzytxhaqlxhlano-7xe-u">
+            <w:hyperlink w:history="1" r:id="rIdffg37kxfywcxpog3swsqy">
               <w:r>
                 <w:rPr>
                   <w:rFonts w:ascii="Arial" w:cs="Arial" w:eastAsia="Arial" w:hAnsi="Arial"/>
@@ -30598,7 +30598,7 @@
               <w:spacing w:after="10" w:before="0"/>
               <w:ind w:left="120"/>
             </w:pPr>
-            <w:hyperlink w:history="1" r:id="rIddehfi0xxzwzizcklyzkm3">
+            <w:hyperlink w:history="1" r:id="rIdoslame7mupxd8dkw5h8ou">
               <w:r>
                 <w:rPr>
                   <w:rFonts w:ascii="Arial" w:cs="Arial" w:eastAsia="Arial" w:hAnsi="Arial"/>
@@ -30793,7 +30793,7 @@
             <w:pPr>
               <w:spacing w:after="20" w:before="0"/>
             </w:pPr>
-            <w:hyperlink w:history="1" r:id="rIddsbwbpoaxw17t5ncyqduf">
+            <w:hyperlink w:history="1" r:id="rIddumghcksm9daicvmvu0vu">
               <w:r>
                 <w:rPr>
                   <w:rFonts w:ascii="Arial" w:cs="Arial" w:eastAsia="Arial" w:hAnsi="Arial"/>
@@ -30826,7 +30826,7 @@
               <w:spacing w:after="10" w:before="0"/>
               <w:ind w:left="120"/>
             </w:pPr>
-            <w:hyperlink w:history="1" r:id="rIdnqh2sb4acapryeuj-vjva">
+            <w:hyperlink w:history="1" r:id="rIdcd2pldor7mmfv97yqhbp3">
               <w:r>
                 <w:rPr>
                   <w:rFonts w:ascii="Arial" w:cs="Arial" w:eastAsia="Arial" w:hAnsi="Arial"/>
@@ -30871,7 +30871,7 @@
             <w:pPr>
               <w:spacing w:after="20" w:before="0"/>
             </w:pPr>
-            <w:hyperlink w:history="1" r:id="rIds4uweodc6iq9utv3ddjgr">
+            <w:hyperlink w:history="1" r:id="rIduzsutsrqzv-asi3hicvbc">
               <w:r>
                 <w:rPr>
                   <w:rFonts w:ascii="Arial" w:cs="Arial" w:eastAsia="Arial" w:hAnsi="Arial"/>
@@ -30904,7 +30904,7 @@
               <w:spacing w:after="10" w:before="0"/>
               <w:ind w:left="120"/>
             </w:pPr>
-            <w:hyperlink w:history="1" r:id="rId9rozaet06ytfcnfssamya">
+            <w:hyperlink w:history="1" r:id="rIdvsv04839j3tbjcwayqiqp">
               <w:r>
                 <w:rPr>
                   <w:rFonts w:ascii="Arial" w:cs="Arial" w:eastAsia="Arial" w:hAnsi="Arial"/>
@@ -31099,7 +31099,7 @@
             <w:pPr>
               <w:spacing w:after="20" w:before="0"/>
             </w:pPr>
-            <w:hyperlink w:history="1" r:id="rId_jdi3garvkbznxhlaqf1e">
+            <w:hyperlink w:history="1" r:id="rIdox79cyvqydawwxd_pjdbn">
               <w:r>
                 <w:rPr>
                   <w:rFonts w:ascii="Arial" w:cs="Arial" w:eastAsia="Arial" w:hAnsi="Arial"/>
@@ -31132,7 +31132,7 @@
               <w:spacing w:after="10" w:before="0"/>
               <w:ind w:left="120"/>
             </w:pPr>
-            <w:hyperlink w:history="1" r:id="rIdlxl7ufz1x3hvwkypropgp">
+            <w:hyperlink w:history="1" r:id="rIdeg4lfbn1qgxfuppzhw5db">
               <w:r>
                 <w:rPr>
                   <w:rFonts w:ascii="Arial" w:cs="Arial" w:eastAsia="Arial" w:hAnsi="Arial"/>
@@ -31177,7 +31177,7 @@
             <w:pPr>
               <w:spacing w:after="20" w:before="0"/>
             </w:pPr>
-            <w:hyperlink w:history="1" r:id="rIdv_xxlziuzlkvcvfjher0g">
+            <w:hyperlink w:history="1" r:id="rId51mlq02ufvbdf1a_mnnig">
               <w:r>
                 <w:rPr>
                   <w:rFonts w:ascii="Arial" w:cs="Arial" w:eastAsia="Arial" w:hAnsi="Arial"/>
@@ -31210,7 +31210,7 @@
               <w:spacing w:after="10" w:before="0"/>
               <w:ind w:left="120"/>
             </w:pPr>
-            <w:hyperlink w:history="1" r:id="rIdyijjtdkfjo30q74kh4fpc">
+            <w:hyperlink w:history="1" r:id="rIdv3fjstjpvvyho6latatfe">
               <w:r>
                 <w:rPr>
                   <w:rFonts w:ascii="Arial" w:cs="Arial" w:eastAsia="Arial" w:hAnsi="Arial"/>
@@ -31405,7 +31405,7 @@
             <w:pPr>
               <w:spacing w:after="20" w:before="0"/>
             </w:pPr>
-            <w:hyperlink w:history="1" r:id="rIdxv4ayndfddl35d2v3csvw">
+            <w:hyperlink w:history="1" r:id="rIdow1yfmwkvut3r3spktx8e">
               <w:r>
                 <w:rPr>
                   <w:rFonts w:ascii="Arial" w:cs="Arial" w:eastAsia="Arial" w:hAnsi="Arial"/>
@@ -31438,7 +31438,7 @@
               <w:spacing w:after="10" w:before="0"/>
               <w:ind w:left="120"/>
             </w:pPr>
-            <w:hyperlink w:history="1" r:id="rIdwdijcnqx8okrhdw9eqzxr">
+            <w:hyperlink w:history="1" r:id="rIdlsft085yxfnkjk47ecog4">
               <w:r>
                 <w:rPr>
                   <w:rFonts w:ascii="Arial" w:cs="Arial" w:eastAsia="Arial" w:hAnsi="Arial"/>
@@ -31483,7 +31483,7 @@
             <w:pPr>
               <w:spacing w:after="20" w:before="0"/>
             </w:pPr>
-            <w:hyperlink w:history="1" r:id="rIdqnrxfecjvcya-0drgvncr">
+            <w:hyperlink w:history="1" r:id="rIdjfpg9bqwwsbq1we980bsa">
               <w:r>
                 <w:rPr>
                   <w:rFonts w:ascii="Arial" w:cs="Arial" w:eastAsia="Arial" w:hAnsi="Arial"/>
@@ -31516,7 +31516,7 @@
               <w:spacing w:after="10" w:before="0"/>
               <w:ind w:left="120"/>
             </w:pPr>
-            <w:hyperlink w:history="1" r:id="rId_gi_qvllxp7arzxv5hcig">
+            <w:hyperlink w:history="1" r:id="rIdt_ipwtnndnrzmyq-f1nnh">
               <w:r>
                 <w:rPr>
                   <w:rFonts w:ascii="Arial" w:cs="Arial" w:eastAsia="Arial" w:hAnsi="Arial"/>
@@ -31711,7 +31711,7 @@
             <w:pPr>
               <w:spacing w:after="20" w:before="0"/>
             </w:pPr>
-            <w:hyperlink w:history="1" r:id="rIdu-snrkpkjjr9bebjsssbz">
+            <w:hyperlink w:history="1" r:id="rIdaskdx8pn4bxr1oboa_4qm">
               <w:r>
                 <w:rPr>
                   <w:rFonts w:ascii="Arial" w:cs="Arial" w:eastAsia="Arial" w:hAnsi="Arial"/>
@@ -31744,7 +31744,7 @@
               <w:spacing w:after="10" w:before="0"/>
               <w:ind w:left="120"/>
             </w:pPr>
-            <w:hyperlink w:history="1" r:id="rIde1smv9oanyabuerbusbt8">
+            <w:hyperlink w:history="1" r:id="rIdaja5rvz4v5nu3m7mpswik">
               <w:r>
                 <w:rPr>
                   <w:rFonts w:ascii="Arial" w:cs="Arial" w:eastAsia="Arial" w:hAnsi="Arial"/>
@@ -31789,7 +31789,7 @@
             <w:pPr>
               <w:spacing w:after="20" w:before="0"/>
             </w:pPr>
-            <w:hyperlink w:history="1" r:id="rIdzlsx3xthwgkcojprgynis">
+            <w:hyperlink w:history="1" r:id="rIdqye77climrsscn4d6uoug">
               <w:r>
                 <w:rPr>
                   <w:rFonts w:ascii="Arial" w:cs="Arial" w:eastAsia="Arial" w:hAnsi="Arial"/>
@@ -31822,7 +31822,7 @@
               <w:spacing w:after="10" w:before="0"/>
               <w:ind w:left="120"/>
             </w:pPr>
-            <w:hyperlink w:history="1" r:id="rIdkqy41ncxphbykrbrb1w-_">
+            <w:hyperlink w:history="1" r:id="rIdu4ch-punas0mwqapiwi6m">
               <w:r>
                 <w:rPr>
                   <w:rFonts w:ascii="Arial" w:cs="Arial" w:eastAsia="Arial" w:hAnsi="Arial"/>
@@ -32334,7 +32334,7 @@
         </w:rPr>
         <w:t xml:space="preserve">© 2026 SeaVuria and ARES. Aligned with KICD objectives. Developed by SeaVuria; technical implementation by ARES (with AI assistance from Claude). Licensed under </w:t>
       </w:r>
-      <w:hyperlink w:history="1" r:id="rIdjwlbbu1wxfuf8so-w0fah">
+      <w:hyperlink w:history="1" r:id="rIdgi1bjc6fkuuf41cjb-jtf">
         <w:r>
           <w:rPr>
             <w:rFonts w:ascii="Arial" w:cs="Arial" w:eastAsia="Arial" w:hAnsi="Arial"/>
@@ -32355,7 +32355,7 @@
         </w:rPr>
         <w:t xml:space="preserve"> (</w:t>
       </w:r>
-      <w:hyperlink w:history="1" r:id="rIdl2ab3swzpp0nbe5o_n8ib">
+      <w:hyperlink w:history="1" r:id="rId4bqsobrfqo2r6ignum36s">
         <w:r>
           <w:rPr>
             <w:rFonts w:ascii="Arial" w:cs="Arial" w:eastAsia="Arial" w:hAnsi="Arial"/>
@@ -33368,7 +33368,7 @@
             <w:pPr>
               <w:spacing w:after="20" w:before="0"/>
             </w:pPr>
-            <w:hyperlink w:history="1" r:id="rIdbwq699dtu8qbvn0mts5dp">
+            <w:hyperlink w:history="1" r:id="rIdkt71jh_d-t-38oqar0jzy">
               <w:r>
                 <w:rPr>
                   <w:rFonts w:ascii="Arial" w:cs="Arial" w:eastAsia="Arial" w:hAnsi="Arial"/>
@@ -33401,7 +33401,7 @@
               <w:spacing w:after="10" w:before="0"/>
               <w:ind w:left="120"/>
             </w:pPr>
-            <w:hyperlink w:history="1" r:id="rIdjmhx-mjthbom9wi9eomtk">
+            <w:hyperlink w:history="1" r:id="rId1m6ctvxpmloir5lyxarm0">
               <w:r>
                 <w:rPr>
                   <w:rFonts w:ascii="Arial" w:cs="Arial" w:eastAsia="Arial" w:hAnsi="Arial"/>
@@ -33446,7 +33446,7 @@
             <w:pPr>
               <w:spacing w:after="20" w:before="0"/>
             </w:pPr>
-            <w:hyperlink w:history="1" r:id="rIdbhlf4zron5y-xdnjz6voq">
+            <w:hyperlink w:history="1" r:id="rIdsq9391ao9jikz78dbmqr8">
               <w:r>
                 <w:rPr>
                   <w:rFonts w:ascii="Arial" w:cs="Arial" w:eastAsia="Arial" w:hAnsi="Arial"/>
@@ -33479,7 +33479,7 @@
               <w:spacing w:after="10" w:before="0"/>
               <w:ind w:left="120"/>
             </w:pPr>
-            <w:hyperlink w:history="1" r:id="rIdtcqaaxf90ud7xkxffncrs">
+            <w:hyperlink w:history="1" r:id="rIdeoseahxooupekgfryl6jm">
               <w:r>
                 <w:rPr>
                   <w:rFonts w:ascii="Arial" w:cs="Arial" w:eastAsia="Arial" w:hAnsi="Arial"/>
@@ -33674,7 +33674,7 @@
             <w:pPr>
               <w:spacing w:after="20" w:before="0"/>
             </w:pPr>
-            <w:hyperlink w:history="1" r:id="rIdbndsoxje2mj5qpkfor2hg">
+            <w:hyperlink w:history="1" r:id="rIdde-oiaw03hjjiacatm_b_">
               <w:r>
                 <w:rPr>
                   <w:rFonts w:ascii="Arial" w:cs="Arial" w:eastAsia="Arial" w:hAnsi="Arial"/>
@@ -33707,7 +33707,7 @@
               <w:spacing w:after="10" w:before="0"/>
               <w:ind w:left="120"/>
             </w:pPr>
-            <w:hyperlink w:history="1" r:id="rIdeaickov_g3zwiqmiq1ll_">
+            <w:hyperlink w:history="1" r:id="rIdozqmzconk3qwu0xbeyld8">
               <w:r>
                 <w:rPr>
                   <w:rFonts w:ascii="Arial" w:cs="Arial" w:eastAsia="Arial" w:hAnsi="Arial"/>
@@ -33752,7 +33752,7 @@
             <w:pPr>
               <w:spacing w:after="20" w:before="0"/>
             </w:pPr>
-            <w:hyperlink w:history="1" r:id="rId9xmzlo7at1ld1ry8ja8ls">
+            <w:hyperlink w:history="1" r:id="rIdahbhcgfsuzdpg_8svop71">
               <w:r>
                 <w:rPr>
                   <w:rFonts w:ascii="Arial" w:cs="Arial" w:eastAsia="Arial" w:hAnsi="Arial"/>
@@ -33785,7 +33785,7 @@
               <w:spacing w:after="10" w:before="0"/>
               <w:ind w:left="120"/>
             </w:pPr>
-            <w:hyperlink w:history="1" r:id="rIdkbqr-nrmixr1vujlb7ed-">
+            <w:hyperlink w:history="1" r:id="rIdlg1ziovaizotbpd14oayv">
               <w:r>
                 <w:rPr>
                   <w:rFonts w:ascii="Arial" w:cs="Arial" w:eastAsia="Arial" w:hAnsi="Arial"/>
@@ -33980,7 +33980,7 @@
             <w:pPr>
               <w:spacing w:after="20" w:before="0"/>
             </w:pPr>
-            <w:hyperlink w:history="1" r:id="rId9gruwwe_ve1us7ki9ely5">
+            <w:hyperlink w:history="1" r:id="rIdz2wijt12pwym_7g74a3so">
               <w:r>
                 <w:rPr>
                   <w:rFonts w:ascii="Arial" w:cs="Arial" w:eastAsia="Arial" w:hAnsi="Arial"/>
@@ -34013,7 +34013,7 @@
               <w:spacing w:after="10" w:before="0"/>
               <w:ind w:left="120"/>
             </w:pPr>
-            <w:hyperlink w:history="1" r:id="rIdjwgv1-jmdnquvmawicjaa">
+            <w:hyperlink w:history="1" r:id="rIdxhtb6b-9-_tfrnpu33knk">
               <w:r>
                 <w:rPr>
                   <w:rFonts w:ascii="Arial" w:cs="Arial" w:eastAsia="Arial" w:hAnsi="Arial"/>
@@ -34058,7 +34058,7 @@
             <w:pPr>
               <w:spacing w:after="20" w:before="0"/>
             </w:pPr>
-            <w:hyperlink w:history="1" r:id="rIdjlwkl50p7kspthhy2je3j">
+            <w:hyperlink w:history="1" r:id="rIdvmobkjjgbx9dkkkhx05vr">
               <w:r>
                 <w:rPr>
                   <w:rFonts w:ascii="Arial" w:cs="Arial" w:eastAsia="Arial" w:hAnsi="Arial"/>
@@ -34091,7 +34091,7 @@
               <w:spacing w:after="10" w:before="0"/>
               <w:ind w:left="120"/>
             </w:pPr>
-            <w:hyperlink w:history="1" r:id="rIdzcv4yvsfb7_kd7evqbgcp">
+            <w:hyperlink w:history="1" r:id="rIdotszguo6r0esv8zcfczjm">
               <w:r>
                 <w:rPr>
                   <w:rFonts w:ascii="Arial" w:cs="Arial" w:eastAsia="Arial" w:hAnsi="Arial"/>
@@ -34286,7 +34286,7 @@
             <w:pPr>
               <w:spacing w:after="20" w:before="0"/>
             </w:pPr>
-            <w:hyperlink w:history="1" r:id="rIdjhawuj8h8skmrmt0gf9wg">
+            <w:hyperlink w:history="1" r:id="rIdwml1xluy1wxjqslchvjsx">
               <w:r>
                 <w:rPr>
                   <w:rFonts w:ascii="Arial" w:cs="Arial" w:eastAsia="Arial" w:hAnsi="Arial"/>
@@ -34319,7 +34319,7 @@
               <w:spacing w:after="10" w:before="0"/>
               <w:ind w:left="120"/>
             </w:pPr>
-            <w:hyperlink w:history="1" r:id="rIddwcx8ozx5zzwrybyzqqhd">
+            <w:hyperlink w:history="1" r:id="rIdqjriibh4bgtsr4no4iphx">
               <w:r>
                 <w:rPr>
                   <w:rFonts w:ascii="Arial" w:cs="Arial" w:eastAsia="Arial" w:hAnsi="Arial"/>
@@ -34364,7 +34364,7 @@
             <w:pPr>
               <w:spacing w:after="20" w:before="0"/>
             </w:pPr>
-            <w:hyperlink w:history="1" r:id="rIdzx2pgsarqyccyga_vq3t8">
+            <w:hyperlink w:history="1" r:id="rId6zy9pkilznbgxfcx3fqkl">
               <w:r>
                 <w:rPr>
                   <w:rFonts w:ascii="Arial" w:cs="Arial" w:eastAsia="Arial" w:hAnsi="Arial"/>
@@ -34397,7 +34397,7 @@
               <w:spacing w:after="10" w:before="0"/>
               <w:ind w:left="120"/>
             </w:pPr>
-            <w:hyperlink w:history="1" r:id="rId-tshq4lc6lxgs0ewtk9sn">
+            <w:hyperlink w:history="1" r:id="rIdoglborfjcoouu8dpmgmcc">
               <w:r>
                 <w:rPr>
                   <w:rFonts w:ascii="Arial" w:cs="Arial" w:eastAsia="Arial" w:hAnsi="Arial"/>
@@ -34592,7 +34592,7 @@
             <w:pPr>
               <w:spacing w:after="20" w:before="0"/>
             </w:pPr>
-            <w:hyperlink w:history="1" r:id="rIdbjsvnoqi1jrd07scnb855">
+            <w:hyperlink w:history="1" r:id="rIdbdjh3nalnf03d1ikhce3y">
               <w:r>
                 <w:rPr>
                   <w:rFonts w:ascii="Arial" w:cs="Arial" w:eastAsia="Arial" w:hAnsi="Arial"/>
@@ -34625,7 +34625,7 @@
               <w:spacing w:after="10" w:before="0"/>
               <w:ind w:left="120"/>
             </w:pPr>
-            <w:hyperlink w:history="1" r:id="rIdkf_azimjsyprbpbixx7hr">
+            <w:hyperlink w:history="1" r:id="rIdejvfxyxrp60fu1xymuj-i">
               <w:r>
                 <w:rPr>
                   <w:rFonts w:ascii="Arial" w:cs="Arial" w:eastAsia="Arial" w:hAnsi="Arial"/>
@@ -34670,7 +34670,7 @@
             <w:pPr>
               <w:spacing w:after="20" w:before="0"/>
             </w:pPr>
-            <w:hyperlink w:history="1" r:id="rIdkf6rtzqyucnvrt216jtw_">
+            <w:hyperlink w:history="1" r:id="rIdtk9366qch6fi_dhzn0bow">
               <w:r>
                 <w:rPr>
                   <w:rFonts w:ascii="Arial" w:cs="Arial" w:eastAsia="Arial" w:hAnsi="Arial"/>
@@ -34703,7 +34703,7 @@
               <w:spacing w:after="10" w:before="0"/>
               <w:ind w:left="120"/>
             </w:pPr>
-            <w:hyperlink w:history="1" r:id="rIdk6stncma0o2i32j0wtod_">
+            <w:hyperlink w:history="1" r:id="rIds1fo0jexzbr2sg2ynwd54">
               <w:r>
                 <w:rPr>
                   <w:rFonts w:ascii="Arial" w:cs="Arial" w:eastAsia="Arial" w:hAnsi="Arial"/>
@@ -35215,7 +35215,7 @@
         </w:rPr>
         <w:t xml:space="preserve">© 2026 SeaVuria and ARES. Aligned with KICD objectives. Developed by SeaVuria; technical implementation by ARES (with AI assistance from Claude). Licensed under </w:t>
       </w:r>
-      <w:hyperlink w:history="1" r:id="rId0thbl3d27vlk9tikea7xg">
+      <w:hyperlink w:history="1" r:id="rIdho_62vleygdysfxhmw3d3">
         <w:r>
           <w:rPr>
             <w:rFonts w:ascii="Arial" w:cs="Arial" w:eastAsia="Arial" w:hAnsi="Arial"/>
@@ -35236,7 +35236,7 @@
         </w:rPr>
         <w:t xml:space="preserve"> (</w:t>
       </w:r>
-      <w:hyperlink w:history="1" r:id="rIdsjwc98y14c9etbr8r0hdp">
+      <w:hyperlink w:history="1" r:id="rIddjdl503q3a0c9bexr0_ka">
         <w:r>
           <w:rPr>
             <w:rFonts w:ascii="Arial" w:cs="Arial" w:eastAsia="Arial" w:hAnsi="Arial"/>
@@ -36249,7 +36249,7 @@
             <w:pPr>
               <w:spacing w:after="20" w:before="0"/>
             </w:pPr>
-            <w:hyperlink w:history="1" r:id="rIdjkuw3tslgpzextd6kumed">
+            <w:hyperlink w:history="1" r:id="rIdbhbrzb2f6bmekvxn5dof8">
               <w:r>
                 <w:rPr>
                   <w:rFonts w:ascii="Arial" w:cs="Arial" w:eastAsia="Arial" w:hAnsi="Arial"/>
@@ -36282,7 +36282,7 @@
               <w:spacing w:after="10" w:before="0"/>
               <w:ind w:left="120"/>
             </w:pPr>
-            <w:hyperlink w:history="1" r:id="rId2ruu_8ca1qvwzh1yy7mot">
+            <w:hyperlink w:history="1" r:id="rIdg-7pywpr20kdc8v-lp74-">
               <w:r>
                 <w:rPr>
                   <w:rFonts w:ascii="Arial" w:cs="Arial" w:eastAsia="Arial" w:hAnsi="Arial"/>
@@ -36344,7 +36344,7 @@
               <w:spacing w:after="10" w:before="0"/>
               <w:ind w:left="120"/>
             </w:pPr>
-            <w:hyperlink w:history="1" r:id="rIduyl9u4rrqths2vghtgljv">
+            <w:hyperlink w:history="1" r:id="rId_yvfzeolqmv85todbgvzf">
               <w:r>
                 <w:rPr>
                   <w:rFonts w:ascii="Arial" w:cs="Arial" w:eastAsia="Arial" w:hAnsi="Arial"/>
@@ -36554,7 +36554,7 @@
             <w:pPr>
               <w:spacing w:after="20" w:before="0"/>
             </w:pPr>
-            <w:hyperlink w:history="1" r:id="rIdryuwwt_v4ynyfcbko4bwy">
+            <w:hyperlink w:history="1" r:id="rIdx0vy2ig6qzek8dxewj1no">
               <w:r>
                 <w:rPr>
                   <w:rFonts w:ascii="Arial" w:cs="Arial" w:eastAsia="Arial" w:hAnsi="Arial"/>
@@ -36587,7 +36587,7 @@
               <w:spacing w:after="10" w:before="0"/>
               <w:ind w:left="120"/>
             </w:pPr>
-            <w:hyperlink w:history="1" r:id="rId0lsqkyg1y_erg8nug650n">
+            <w:hyperlink w:history="1" r:id="rIdjggnrcbvp_7qid4npf30k">
               <w:r>
                 <w:rPr>
                   <w:rFonts w:ascii="Arial" w:cs="Arial" w:eastAsia="Arial" w:hAnsi="Arial"/>
@@ -36649,7 +36649,7 @@
               <w:spacing w:after="10" w:before="0"/>
               <w:ind w:left="120"/>
             </w:pPr>
-            <w:hyperlink w:history="1" r:id="rIdzz9g31hmoecep08bdquzb">
+            <w:hyperlink w:history="1" r:id="rIdwmpyt-3gcy6v03ojxnl90">
               <w:r>
                 <w:rPr>
                   <w:rFonts w:ascii="Arial" w:cs="Arial" w:eastAsia="Arial" w:hAnsi="Arial"/>
@@ -36859,7 +36859,7 @@
             <w:pPr>
               <w:spacing w:after="20" w:before="0"/>
             </w:pPr>
-            <w:hyperlink w:history="1" r:id="rIdmuxsl7xczld_tm9pbue1c">
+            <w:hyperlink w:history="1" r:id="rIdlh7exgs_xcigmujo2sr2s">
               <w:r>
                 <w:rPr>
                   <w:rFonts w:ascii="Arial" w:cs="Arial" w:eastAsia="Arial" w:hAnsi="Arial"/>
@@ -36892,7 +36892,7 @@
               <w:spacing w:after="10" w:before="0"/>
               <w:ind w:left="120"/>
             </w:pPr>
-            <w:hyperlink w:history="1" r:id="rIdbucnd0nkgcaondsjr9es-">
+            <w:hyperlink w:history="1" r:id="rId6vspqxwrgkgpkyblvzp6x">
               <w:r>
                 <w:rPr>
                   <w:rFonts w:ascii="Arial" w:cs="Arial" w:eastAsia="Arial" w:hAnsi="Arial"/>
@@ -36954,7 +36954,7 @@
               <w:spacing w:after="10" w:before="0"/>
               <w:ind w:left="120"/>
             </w:pPr>
-            <w:hyperlink w:history="1" r:id="rIdw4svwxzrfrt3-nguobhuw">
+            <w:hyperlink w:history="1" r:id="rIdk0uilwcwmzek_vzjdeaxl">
               <w:r>
                 <w:rPr>
                   <w:rFonts w:ascii="Arial" w:cs="Arial" w:eastAsia="Arial" w:hAnsi="Arial"/>
@@ -37164,7 +37164,7 @@
             <w:pPr>
               <w:spacing w:after="20" w:before="0"/>
             </w:pPr>
-            <w:hyperlink w:history="1" r:id="rIdv44xjgsxpos-xaiihmkxo">
+            <w:hyperlink w:history="1" r:id="rId0gamxm79sp9iyynh6fh0w">
               <w:r>
                 <w:rPr>
                   <w:rFonts w:ascii="Arial" w:cs="Arial" w:eastAsia="Arial" w:hAnsi="Arial"/>
@@ -37197,7 +37197,7 @@
               <w:spacing w:after="10" w:before="0"/>
               <w:ind w:left="120"/>
             </w:pPr>
-            <w:hyperlink w:history="1" r:id="rIdmosxmdhjoux8osn3hzuys">
+            <w:hyperlink w:history="1" r:id="rIdfqipusr6uop94qlfcufcq">
               <w:r>
                 <w:rPr>
                   <w:rFonts w:ascii="Arial" w:cs="Arial" w:eastAsia="Arial" w:hAnsi="Arial"/>
@@ -37259,7 +37259,7 @@
               <w:spacing w:after="10" w:before="0"/>
               <w:ind w:left="120"/>
             </w:pPr>
-            <w:hyperlink w:history="1" r:id="rIdxjiwijtysm9fv83f2ghiv">
+            <w:hyperlink w:history="1" r:id="rId9u7nekmhiugqwi2frvcze">
               <w:r>
                 <w:rPr>
                   <w:rFonts w:ascii="Arial" w:cs="Arial" w:eastAsia="Arial" w:hAnsi="Arial"/>
@@ -37469,7 +37469,7 @@
             <w:pPr>
               <w:spacing w:after="20" w:before="0"/>
             </w:pPr>
-            <w:hyperlink w:history="1" r:id="rId4lebfpnlt6j3d80fdsgdj">
+            <w:hyperlink w:history="1" r:id="rIdaoewtjuby8jygtrgoq46b">
               <w:r>
                 <w:rPr>
                   <w:rFonts w:ascii="Arial" w:cs="Arial" w:eastAsia="Arial" w:hAnsi="Arial"/>
@@ -37502,7 +37502,7 @@
               <w:spacing w:after="10" w:before="0"/>
               <w:ind w:left="120"/>
             </w:pPr>
-            <w:hyperlink w:history="1" r:id="rIdozjx3flx5yi7inrxb1msr">
+            <w:hyperlink w:history="1" r:id="rIdcizauam_osgrs2zojvtkn">
               <w:r>
                 <w:rPr>
                   <w:rFonts w:ascii="Arial" w:cs="Arial" w:eastAsia="Arial" w:hAnsi="Arial"/>
@@ -37564,7 +37564,7 @@
               <w:spacing w:after="10" w:before="0"/>
               <w:ind w:left="120"/>
             </w:pPr>
-            <w:hyperlink w:history="1" r:id="rId_h17xoksiabp5phvunp_s">
+            <w:hyperlink w:history="1" r:id="rIdq7kevnetipuwuoqwzakzf">
               <w:r>
                 <w:rPr>
                   <w:rFonts w:ascii="Arial" w:cs="Arial" w:eastAsia="Arial" w:hAnsi="Arial"/>
@@ -38091,7 +38091,7 @@
         </w:rPr>
         <w:t xml:space="preserve">© 2026 SeaVuria and ARES. Aligned with KICD objectives. Developed by SeaVuria; technical implementation by ARES (with AI assistance from Claude). Licensed under </w:t>
       </w:r>
-      <w:hyperlink w:history="1" r:id="rId4eo8fmynlhuvvfswetqn5">
+      <w:hyperlink w:history="1" r:id="rId8cowgldj_dxfu7vtntckw">
         <w:r>
           <w:rPr>
             <w:rFonts w:ascii="Arial" w:cs="Arial" w:eastAsia="Arial" w:hAnsi="Arial"/>
@@ -38112,7 +38112,7 @@
         </w:rPr>
         <w:t xml:space="preserve"> (</w:t>
       </w:r>
-      <w:hyperlink w:history="1" r:id="rIdwlx5jjygmzxem3mylgajz">
+      <w:hyperlink w:history="1" r:id="rIdawkavy73dbi2cf1fznfkx">
         <w:r>
           <w:rPr>
             <w:rFonts w:ascii="Arial" w:cs="Arial" w:eastAsia="Arial" w:hAnsi="Arial"/>
@@ -39125,7 +39125,7 @@
             <w:pPr>
               <w:spacing w:after="20" w:before="0"/>
             </w:pPr>
-            <w:hyperlink w:history="1" r:id="rIdniq0_x0g6g85nyzxgtubz">
+            <w:hyperlink w:history="1" r:id="rIdw2zfo8dq44t6it-cmdotm">
               <w:r>
                 <w:rPr>
                   <w:rFonts w:ascii="Arial" w:cs="Arial" w:eastAsia="Arial" w:hAnsi="Arial"/>
@@ -39158,7 +39158,7 @@
               <w:spacing w:after="10" w:before="0"/>
               <w:ind w:left="120"/>
             </w:pPr>
-            <w:hyperlink w:history="1" r:id="rIdmpltrl-1nojtowszoa-8g">
+            <w:hyperlink w:history="1" r:id="rIdhbbsrc8eycu2wsekhdh9g">
               <w:r>
                 <w:rPr>
                   <w:rFonts w:ascii="Arial" w:cs="Arial" w:eastAsia="Arial" w:hAnsi="Arial"/>
@@ -39203,7 +39203,7 @@
             <w:pPr>
               <w:spacing w:after="20" w:before="0"/>
             </w:pPr>
-            <w:hyperlink w:history="1" r:id="rIdrqxfedqr_74cs5e1fbai3">
+            <w:hyperlink w:history="1" r:id="rIdne3zic1m2hzt-rv4hmeui">
               <w:r>
                 <w:rPr>
                   <w:rFonts w:ascii="Arial" w:cs="Arial" w:eastAsia="Arial" w:hAnsi="Arial"/>
@@ -39236,7 +39236,7 @@
               <w:spacing w:after="10" w:before="0"/>
               <w:ind w:left="120"/>
             </w:pPr>
-            <w:hyperlink w:history="1" r:id="rId36x8wwkpzdybxsjd3ixhy">
+            <w:hyperlink w:history="1" r:id="rIdpm4hwyx4kthw_sce8cxow">
               <w:r>
                 <w:rPr>
                   <w:rFonts w:ascii="Arial" w:cs="Arial" w:eastAsia="Arial" w:hAnsi="Arial"/>
@@ -39431,7 +39431,7 @@
             <w:pPr>
               <w:spacing w:after="20" w:before="0"/>
             </w:pPr>
-            <w:hyperlink w:history="1" r:id="rIdk75zqis6xdjf_fu6zhfwn">
+            <w:hyperlink w:history="1" r:id="rId07aujnn0se1cytygu_nxo">
               <w:r>
                 <w:rPr>
                   <w:rFonts w:ascii="Arial" w:cs="Arial" w:eastAsia="Arial" w:hAnsi="Arial"/>
@@ -39464,7 +39464,7 @@
               <w:spacing w:after="10" w:before="0"/>
               <w:ind w:left="120"/>
             </w:pPr>
-            <w:hyperlink w:history="1" r:id="rIdgylixdk9ui2-iqydsbsjh">
+            <w:hyperlink w:history="1" r:id="rId-gqwqrxw1f13blyjucu6y">
               <w:r>
                 <w:rPr>
                   <w:rFonts w:ascii="Arial" w:cs="Arial" w:eastAsia="Arial" w:hAnsi="Arial"/>
@@ -39509,7 +39509,7 @@
             <w:pPr>
               <w:spacing w:after="20" w:before="0"/>
             </w:pPr>
-            <w:hyperlink w:history="1" r:id="rIdvagi9mlr3ebdk4ojyvxov">
+            <w:hyperlink w:history="1" r:id="rId-aisk_69k5bsgfyz3uato">
               <w:r>
                 <w:rPr>
                   <w:rFonts w:ascii="Arial" w:cs="Arial" w:eastAsia="Arial" w:hAnsi="Arial"/>
@@ -39542,7 +39542,7 @@
               <w:spacing w:after="10" w:before="0"/>
               <w:ind w:left="120"/>
             </w:pPr>
-            <w:hyperlink w:history="1" r:id="rIdwpvmco_duk-y9fuyclfpp">
+            <w:hyperlink w:history="1" r:id="rIdapadpkdbrosvujizfri0d">
               <w:r>
                 <w:rPr>
                   <w:rFonts w:ascii="Arial" w:cs="Arial" w:eastAsia="Arial" w:hAnsi="Arial"/>
@@ -39737,7 +39737,7 @@
             <w:pPr>
               <w:spacing w:after="20" w:before="0"/>
             </w:pPr>
-            <w:hyperlink w:history="1" r:id="rIdd2jxyr368mh_hg9dkskhx">
+            <w:hyperlink w:history="1" r:id="rIdhaz7abtqmlbgzxzzuz4ib">
               <w:r>
                 <w:rPr>
                   <w:rFonts w:ascii="Arial" w:cs="Arial" w:eastAsia="Arial" w:hAnsi="Arial"/>
@@ -39770,7 +39770,7 @@
               <w:spacing w:after="10" w:before="0"/>
               <w:ind w:left="120"/>
             </w:pPr>
-            <w:hyperlink w:history="1" r:id="rIdovt24g8vcoku-0wp2k_u_">
+            <w:hyperlink w:history="1" r:id="rIdrkv_imcaqop4chlis43k9">
               <w:r>
                 <w:rPr>
                   <w:rFonts w:ascii="Arial" w:cs="Arial" w:eastAsia="Arial" w:hAnsi="Arial"/>
@@ -39815,7 +39815,7 @@
             <w:pPr>
               <w:spacing w:after="20" w:before="0"/>
             </w:pPr>
-            <w:hyperlink w:history="1" r:id="rIdsk7hlntqz4pzcgr7qbijj">
+            <w:hyperlink w:history="1" r:id="rIdtoltq0qaq14yzanuxuul5">
               <w:r>
                 <w:rPr>
                   <w:rFonts w:ascii="Arial" w:cs="Arial" w:eastAsia="Arial" w:hAnsi="Arial"/>
@@ -39848,7 +39848,7 @@
               <w:spacing w:after="10" w:before="0"/>
               <w:ind w:left="120"/>
             </w:pPr>
-            <w:hyperlink w:history="1" r:id="rIdkgephs_jzg2kdxgxqqojz">
+            <w:hyperlink w:history="1" r:id="rIdjtss7pjkfsymftlfeebps">
               <w:r>
                 <w:rPr>
                   <w:rFonts w:ascii="Arial" w:cs="Arial" w:eastAsia="Arial" w:hAnsi="Arial"/>
@@ -40043,7 +40043,7 @@
             <w:pPr>
               <w:spacing w:after="20" w:before="0"/>
             </w:pPr>
-            <w:hyperlink w:history="1" r:id="rIdopum_cuyi1tsnxbixrlag">
+            <w:hyperlink w:history="1" r:id="rId1csoy4g9eil4mg_mxid1a">
               <w:r>
                 <w:rPr>
                   <w:rFonts w:ascii="Arial" w:cs="Arial" w:eastAsia="Arial" w:hAnsi="Arial"/>
@@ -40076,7 +40076,7 @@
               <w:spacing w:after="10" w:before="0"/>
               <w:ind w:left="120"/>
             </w:pPr>
-            <w:hyperlink w:history="1" r:id="rIdxxs1gtkq_jcdhmir6y2sd">
+            <w:hyperlink w:history="1" r:id="rIdn27nctqhynlm-tukcwpod">
               <w:r>
                 <w:rPr>
                   <w:rFonts w:ascii="Arial" w:cs="Arial" w:eastAsia="Arial" w:hAnsi="Arial"/>
@@ -40121,7 +40121,7 @@
             <w:pPr>
               <w:spacing w:after="20" w:before="0"/>
             </w:pPr>
-            <w:hyperlink w:history="1" r:id="rIdtctajrstax7x0b4ya5ysk">
+            <w:hyperlink w:history="1" r:id="rIdpanqqxvknjhp7azaddxn0">
               <w:r>
                 <w:rPr>
                   <w:rFonts w:ascii="Arial" w:cs="Arial" w:eastAsia="Arial" w:hAnsi="Arial"/>
@@ -40154,7 +40154,7 @@
               <w:spacing w:after="10" w:before="0"/>
               <w:ind w:left="120"/>
             </w:pPr>
-            <w:hyperlink w:history="1" r:id="rIdphro-sjlmc0wwmkpmkbky">
+            <w:hyperlink w:history="1" r:id="rId4x8upa0wafkw__i-vbecr">
               <w:r>
                 <w:rPr>
                   <w:rFonts w:ascii="Arial" w:cs="Arial" w:eastAsia="Arial" w:hAnsi="Arial"/>
@@ -40349,7 +40349,7 @@
             <w:pPr>
               <w:spacing w:after="20" w:before="0"/>
             </w:pPr>
-            <w:hyperlink w:history="1" r:id="rIdi14e05ctaaieaynzptthm">
+            <w:hyperlink w:history="1" r:id="rIda0g8c4wsxjwnxst25svj5">
               <w:r>
                 <w:rPr>
                   <w:rFonts w:ascii="Arial" w:cs="Arial" w:eastAsia="Arial" w:hAnsi="Arial"/>
@@ -40382,7 +40382,7 @@
               <w:spacing w:after="10" w:before="0"/>
               <w:ind w:left="120"/>
             </w:pPr>
-            <w:hyperlink w:history="1" r:id="rIdcrnldrzhipt_yjfp_vkl4">
+            <w:hyperlink w:history="1" r:id="rIddl5sfj-oruoxfzjriho6i">
               <w:r>
                 <w:rPr>
                   <w:rFonts w:ascii="Arial" w:cs="Arial" w:eastAsia="Arial" w:hAnsi="Arial"/>
@@ -40427,7 +40427,7 @@
             <w:pPr>
               <w:spacing w:after="20" w:before="0"/>
             </w:pPr>
-            <w:hyperlink w:history="1" r:id="rIdtyzcf3hi25flvtm0fimxe">
+            <w:hyperlink w:history="1" r:id="rId6hy_bshwwda_62ag-0la6">
               <w:r>
                 <w:rPr>
                   <w:rFonts w:ascii="Arial" w:cs="Arial" w:eastAsia="Arial" w:hAnsi="Arial"/>
@@ -40460,7 +40460,7 @@
               <w:spacing w:after="10" w:before="0"/>
               <w:ind w:left="120"/>
             </w:pPr>
-            <w:hyperlink w:history="1" r:id="rId___ws6uy7wopy1qz-wam5">
+            <w:hyperlink w:history="1" r:id="rIddzmccvjz2vujpd8rh-35z">
               <w:r>
                 <w:rPr>
                   <w:rFonts w:ascii="Arial" w:cs="Arial" w:eastAsia="Arial" w:hAnsi="Arial"/>
@@ -40972,7 +40972,7 @@
         </w:rPr>
         <w:t xml:space="preserve">© 2026 SeaVuria and ARES. Aligned with KICD objectives. Developed by SeaVuria; technical implementation by ARES (with AI assistance from Claude). Licensed under </w:t>
       </w:r>
-      <w:hyperlink w:history="1" r:id="rId8k-phidsz5epmiccixow1">
+      <w:hyperlink w:history="1" r:id="rIdrjkckkcucnobmmffoxuu3">
         <w:r>
           <w:rPr>
             <w:rFonts w:ascii="Arial" w:cs="Arial" w:eastAsia="Arial" w:hAnsi="Arial"/>
@@ -40993,7 +40993,7 @@
         </w:rPr>
         <w:t xml:space="preserve"> (</w:t>
       </w:r>
-      <w:hyperlink w:history="1" r:id="rIdqw9ggavqoy-dusbsf9emt">
+      <w:hyperlink w:history="1" r:id="rIdoizzz6x06t04rqyp7pyjf">
         <w:r>
           <w:rPr>
             <w:rFonts w:ascii="Arial" w:cs="Arial" w:eastAsia="Arial" w:hAnsi="Arial"/>

--- a/data/outputs/v2/Chemistry/SS1.4_Chemical_Bonding/Chemistry_Chemical_Bonding_CBE_LessonSequence.docx
+++ b/data/outputs/v2/Chemistry/SS1.4_Chemical_Bonding/Chemistry_Chemical_Bonding_CBE_LessonSequence.docx
@@ -2632,7 +2632,7 @@
         </w:rPr>
         <w:t xml:space="preserve">© 2026 SeaVuria and ARES. This work is licensed under a </w:t>
       </w:r>
-      <w:hyperlink w:history="1" r:id="rIdgg1sj2botmxkcschgxlt_">
+      <w:hyperlink w:history="1" r:id="rIdkti61_yuwltat2cggm585">
         <w:r>
           <w:rPr>
             <w:rFonts w:ascii="Arial" w:cs="Arial" w:eastAsia="Arial" w:hAnsi="Arial"/>
@@ -2652,7 +2652,7 @@
         </w:rPr>
         <w:t xml:space="preserve"> (</w:t>
       </w:r>
-      <w:hyperlink w:history="1" r:id="rIda3oyhv8oj7sp4v7sf9l3o">
+      <w:hyperlink w:history="1" r:id="rIdamdcpmp57m0uoypa4wcm9">
         <w:r>
           <w:rPr>
             <w:rFonts w:ascii="Arial" w:cs="Arial" w:eastAsia="Arial" w:hAnsi="Arial"/>
@@ -2672,7 +2672,7 @@
         </w:rPr>
         <w:t xml:space="preserve">). To view a copy of this license, visit </w:t>
       </w:r>
-      <w:hyperlink w:history="1" r:id="rIdwwtk13tco8wf2kap_n6u4">
+      <w:hyperlink w:history="1" r:id="rId-gsdkjfbiawbs0njqgvqz">
         <w:r>
           <w:rPr>
             <w:rFonts w:ascii="Arial" w:cs="Arial" w:eastAsia="Arial" w:hAnsi="Arial"/>
@@ -3242,7 +3242,7 @@
                 <w:sz w:val="18"/>
                 <w:szCs w:val="18"/>
               </w:rPr>
-              <w:t xml:space="preserve">This is the opening lesson of the Chemical Bonding unit. No bonding theory is introduced here. The sole purpose is to make the Carbon Paradox — diamond vs. graphite — so vivid and puzzling that students feel a genuine need to explain it. Every subsequent lesson in the unit will return to this phenomenon as students build the conceptual tools to resolve the paradox. The DQB opened today will be updated throughout all 26 lessons.</w:t>
+              <w:t xml:space="preserve">This is the opening lesson of the Chemical Bonding unit. No bonding theory is introduced here. The sole purpose is to make the Carbon Paradox — diamond vs. graphite — so vivid and puzzling that students feel a genuine need to explain it. Every subsequent lesson in the unit will return to this phenomenon as students build the conceptual tools to resolve the paradox. The DQB opened today will be updated throughout all 13 lessons.</w:t>
             </w:r>
           </w:p>
         </w:tc>
@@ -3401,7 +3401,7 @@
                 <w:sz w:val="18"/>
                 <w:szCs w:val="18"/>
               </w:rPr>
-              <w:t xml:space="preserve">Teacher displays a diamond chip (used in a Nairobi jeweller's cutting tool) and a graphite pencil stick, both labelled '100% Carbon — no other elements.' Students observe a scratch test on a ceramic tile and a conductivity test with a simple bulb-and-battery tester. From these two dramatic, hands-on observations, students write individual predictions explaining the property differences, then share predictions in groups and post their burning questions on an opening Driving Question Board. No chemical bonding theory is taught. The lesson closes with the teacher formally posing the unit Driving Question and framing it as a mystery the class will spend the next 26 lessons solving.</w:t>
+              <w:t xml:space="preserve">Teacher displays a diamond chip (used in a Nairobi jeweller's cutting tool) and a graphite pencil stick, both labelled '100% Carbon — no other elements.' Students observe a scratch test on a ceramic tile and a conductivity test with a simple bulb-and-battery tester. From these two dramatic, hands-on observations, students write individual predictions explaining the property differences, then share predictions in groups and post their burning questions on an opening Driving Question Board. No chemical bonding theory is taught. The lesson closes with the teacher formally posing the unit Driving Question and framing it as a mystery the class will spend the next 12 lessons solving.</w:t>
             </w:r>
           </w:p>
         </w:tc>
@@ -3684,7 +3684,7 @@
             <w:pPr>
               <w:spacing w:after="20" w:before="0"/>
             </w:pPr>
-            <w:hyperlink w:history="1" r:id="rIdbsc6hsik7eo8yju6oz9cn">
+            <w:hyperlink w:history="1" r:id="rIdwudm4gj_navegveex5d_0">
               <w:r>
                 <w:rPr>
                   <w:rFonts w:ascii="Arial" w:cs="Arial" w:eastAsia="Arial" w:hAnsi="Arial"/>
@@ -3717,7 +3717,7 @@
               <w:spacing w:after="10" w:before="0"/>
               <w:ind w:left="120"/>
             </w:pPr>
-            <w:hyperlink w:history="1" r:id="rIdl8so_x24tq-ezmma9vlpv">
+            <w:hyperlink w:history="1" r:id="rIdmoojpuct879i-8mtxqtwt">
               <w:r>
                 <w:rPr>
                   <w:rFonts w:ascii="Arial" w:cs="Arial" w:eastAsia="Arial" w:hAnsi="Arial"/>
@@ -3762,7 +3762,7 @@
             <w:pPr>
               <w:spacing w:after="20" w:before="0"/>
             </w:pPr>
-            <w:hyperlink w:history="1" r:id="rIdwkgtc3adjcqftk8lqf8ke">
+            <w:hyperlink w:history="1" r:id="rIdzccvzxps5zspn-24er_8b">
               <w:r>
                 <w:rPr>
                   <w:rFonts w:ascii="Arial" w:cs="Arial" w:eastAsia="Arial" w:hAnsi="Arial"/>
@@ -3811,7 +3811,7 @@
               <w:spacing w:after="10" w:before="0"/>
               <w:ind w:left="120"/>
             </w:pPr>
-            <w:hyperlink w:history="1" r:id="rIdulkaxvtfrkg9pfzicbacw">
+            <w:hyperlink w:history="1" r:id="rIdajzbc2tu9ymgmvcpq_hrm">
               <w:r>
                 <w:rPr>
                   <w:rFonts w:ascii="Arial" w:cs="Arial" w:eastAsia="Arial" w:hAnsi="Arial"/>
@@ -4006,7 +4006,7 @@
             <w:pPr>
               <w:spacing w:after="20" w:before="0"/>
             </w:pPr>
-            <w:hyperlink w:history="1" r:id="rIdh1yykgohkffsj_xsnt3up">
+            <w:hyperlink w:history="1" r:id="rIdcyb4jvgtce-cnqctssuyu">
               <w:r>
                 <w:rPr>
                   <w:rFonts w:ascii="Arial" w:cs="Arial" w:eastAsia="Arial" w:hAnsi="Arial"/>
@@ -4039,7 +4039,7 @@
               <w:spacing w:after="10" w:before="0"/>
               <w:ind w:left="120"/>
             </w:pPr>
-            <w:hyperlink w:history="1" r:id="rIdj04x9n5s0loicvlbry_gr">
+            <w:hyperlink w:history="1" r:id="rIdxucgzwlu3cvtmhsygq6w2">
               <w:r>
                 <w:rPr>
                   <w:rFonts w:ascii="Arial" w:cs="Arial" w:eastAsia="Arial" w:hAnsi="Arial"/>
@@ -4084,7 +4084,7 @@
             <w:pPr>
               <w:spacing w:after="20" w:before="0"/>
             </w:pPr>
-            <w:hyperlink w:history="1" r:id="rIdytw7lzwsjbuntujoroh1-">
+            <w:hyperlink w:history="1" r:id="rIdjs1csbpci2pfenj4kxe8h">
               <w:r>
                 <w:rPr>
                   <w:rFonts w:ascii="Arial" w:cs="Arial" w:eastAsia="Arial" w:hAnsi="Arial"/>
@@ -4133,7 +4133,7 @@
               <w:spacing w:after="10" w:before="0"/>
               <w:ind w:left="120"/>
             </w:pPr>
-            <w:hyperlink w:history="1" r:id="rIdwwes03f9dqzq2jewbx39a">
+            <w:hyperlink w:history="1" r:id="rId2gn9gwcvsuiawsoermd45">
               <w:r>
                 <w:rPr>
                   <w:rFonts w:ascii="Arial" w:cs="Arial" w:eastAsia="Arial" w:hAnsi="Arial"/>
@@ -4328,7 +4328,7 @@
             <w:pPr>
               <w:spacing w:after="20" w:before="0"/>
             </w:pPr>
-            <w:hyperlink w:history="1" r:id="rId145an8yw6mtvinddz_xhz">
+            <w:hyperlink w:history="1" r:id="rIdz9rfhelkucyviylj6zxxj">
               <w:r>
                 <w:rPr>
                   <w:rFonts w:ascii="Arial" w:cs="Arial" w:eastAsia="Arial" w:hAnsi="Arial"/>
@@ -4377,7 +4377,7 @@
               <w:spacing w:after="10" w:before="0"/>
               <w:ind w:left="120"/>
             </w:pPr>
-            <w:hyperlink w:history="1" r:id="rIdqi0xppeohm8rh841ct54e">
+            <w:hyperlink w:history="1" r:id="rIdmrdvcj7mcyonaurljcr1m">
               <w:r>
                 <w:rPr>
                   <w:rFonts w:ascii="Arial" w:cs="Arial" w:eastAsia="Arial" w:hAnsi="Arial"/>
@@ -4422,7 +4422,7 @@
             <w:pPr>
               <w:spacing w:after="20" w:before="0"/>
             </w:pPr>
-            <w:hyperlink w:history="1" r:id="rIddxzp2o5v4bpaj-rd8n5sp">
+            <w:hyperlink w:history="1" r:id="rIdhj-jxkb1snu1lny2-vdrt">
               <w:r>
                 <w:rPr>
                   <w:rFonts w:ascii="Arial" w:cs="Arial" w:eastAsia="Arial" w:hAnsi="Arial"/>
@@ -4471,7 +4471,7 @@
               <w:spacing w:after="10" w:before="0"/>
               <w:ind w:left="120"/>
             </w:pPr>
-            <w:hyperlink w:history="1" r:id="rId1fgznwa-i5gsqdk6j6bzo">
+            <w:hyperlink w:history="1" r:id="rIdhiaym6t91gr0s0j18jve_">
               <w:r>
                 <w:rPr>
                   <w:rFonts w:ascii="Arial" w:cs="Arial" w:eastAsia="Arial" w:hAnsi="Arial"/>
@@ -4666,7 +4666,7 @@
             <w:pPr>
               <w:spacing w:after="20" w:before="0"/>
             </w:pPr>
-            <w:hyperlink w:history="1" r:id="rIdhh_3sj39fiv22duikuest">
+            <w:hyperlink w:history="1" r:id="rIdlmymmdhik8qy6byrmt52w">
               <w:r>
                 <w:rPr>
                   <w:rFonts w:ascii="Arial" w:cs="Arial" w:eastAsia="Arial" w:hAnsi="Arial"/>
@@ -4715,7 +4715,7 @@
               <w:spacing w:after="10" w:before="0"/>
               <w:ind w:left="120"/>
             </w:pPr>
-            <w:hyperlink w:history="1" r:id="rIdkrkqdkjnu0yfyyeveyl9m">
+            <w:hyperlink w:history="1" r:id="rIdwl9ni-patzn0u2us5gwjc">
               <w:r>
                 <w:rPr>
                   <w:rFonts w:ascii="Arial" w:cs="Arial" w:eastAsia="Arial" w:hAnsi="Arial"/>
@@ -4760,7 +4760,7 @@
             <w:pPr>
               <w:spacing w:after="20" w:before="0"/>
             </w:pPr>
-            <w:hyperlink w:history="1" r:id="rIddvpgf3big2fmdw_tpcczt">
+            <w:hyperlink w:history="1" r:id="rIdevaucvkzjhdldvrogttpo">
               <w:r>
                 <w:rPr>
                   <w:rFonts w:ascii="Arial" w:cs="Arial" w:eastAsia="Arial" w:hAnsi="Arial"/>
@@ -4809,7 +4809,7 @@
               <w:spacing w:after="10" w:before="0"/>
               <w:ind w:left="120"/>
             </w:pPr>
-            <w:hyperlink w:history="1" r:id="rIdz_1y-cdcgsrufbnc930tn">
+            <w:hyperlink w:history="1" r:id="rIdebdvnxacbka1-rgkbgmci">
               <w:r>
                 <w:rPr>
                   <w:rFonts w:ascii="Arial" w:cs="Arial" w:eastAsia="Arial" w:hAnsi="Arial"/>
@@ -4915,7 +4915,7 @@
                 <w:sz w:val="18"/>
                 <w:szCs w:val="18"/>
               </w:rPr>
-              <w:t xml:space="preserve">Driving Question Board (DQB) — a phenomenon-anchored question-tracking tool that makes the unit's intellectual trajectory visible to students throughout all 26 lessons. Clustering questions into themes previews the conceptual structure of the unit without didactic instruction. The collaborative categorisation act (NGSS SEP 1: Asking Questions and Defining Problems) gives students agency over the inquiry arc. Returning to the DQB in every subsequent lesson creates a coherent storyline and prevents isolated 'topic hopping.'</w:t>
+              <w:t xml:space="preserve">Driving Question Board (DQB) — a phenomenon-anchored question-tracking tool that makes the unit's intellectual trajectory visible to students throughout all 13 lessons. Clustering questions into themes previews the conceptual structure of the unit without didactic instruction. The collaborative categorisation act (NGSS SEP 1: Asking Questions and Defining Problems) gives students agency over the inquiry arc. Returning to the DQB in every subsequent lesson creates a coherent storyline and prevents isolated 'topic hopping.'</w:t>
             </w:r>
           </w:p>
         </w:tc>
@@ -5004,7 +5004,7 @@
             <w:pPr>
               <w:spacing w:after="20" w:before="0"/>
             </w:pPr>
-            <w:hyperlink w:history="1" r:id="rId1_n4sn96yfqfcaax-bwt5">
+            <w:hyperlink w:history="1" r:id="rIde-12qdbp_hmsi8jwu-ped">
               <w:r>
                 <w:rPr>
                   <w:rFonts w:ascii="Arial" w:cs="Arial" w:eastAsia="Arial" w:hAnsi="Arial"/>
@@ -5053,7 +5053,7 @@
               <w:spacing w:after="10" w:before="0"/>
               <w:ind w:left="120"/>
             </w:pPr>
-            <w:hyperlink w:history="1" r:id="rIdmgeerxw1ehrc4lnbdyg9o">
+            <w:hyperlink w:history="1" r:id="rIdegbo2unuwk4inopdoy4mk">
               <w:r>
                 <w:rPr>
                   <w:rFonts w:ascii="Arial" w:cs="Arial" w:eastAsia="Arial" w:hAnsi="Arial"/>
@@ -5098,7 +5098,7 @@
             <w:pPr>
               <w:spacing w:after="20" w:before="0"/>
             </w:pPr>
-            <w:hyperlink w:history="1" r:id="rIdaxn2-l_pcnhrem1uuki7x">
+            <w:hyperlink w:history="1" r:id="rIdivg8shx--vi9x5zjhm2dz">
               <w:r>
                 <w:rPr>
                   <w:rFonts w:ascii="Arial" w:cs="Arial" w:eastAsia="Arial" w:hAnsi="Arial"/>
@@ -5147,7 +5147,7 @@
               <w:spacing w:after="10" w:before="0"/>
               <w:ind w:left="120"/>
             </w:pPr>
-            <w:hyperlink w:history="1" r:id="rIdmeh_cemiyqmrvp5fiu8xl">
+            <w:hyperlink w:history="1" r:id="rIdboty1hzpmjb27noqtscko">
               <w:r>
                 <w:rPr>
                   <w:rFonts w:ascii="Arial" w:cs="Arial" w:eastAsia="Arial" w:hAnsi="Arial"/>
@@ -5221,7 +5221,7 @@
                 <w:sz w:val="18"/>
                 <w:szCs w:val="18"/>
               </w:rPr>
-              <w:t xml:space="preserve">Say: 'Final task — and this one is personal. In your journal, draw your initial model of carbon atoms inside diamond and inside graphite. There is no correct answer today. I want to see YOUR thinking — however rough. You have 6 minutes.' [6-minute timer. Play soft background music if available. Circulate silently and observe without commenting on accuracy.] After 6 minutes: 'Now pair-share your model — explain your drawing to your partner in 1 minute each. What did you draw, and why?' [2 minutes pair-share.] Bring class back together and say: 'I am now going to collect your models in envelopes. You will see them again at the end of this unit — Lesson 26. I predict you will be amazed at how much your thinking changes. That change IS the learning.' Close with: 'Today you observed something genuinely strange — two substances made of exactly the same atom, behaving like they come from different planets. A Nairobi jeweller uses diamond to cut the hardest materials. A Kericho student uses graphite to write their exam answers. Same atom. Wildly different uses. The reason is chemical bonding — and that is what we will spend the next 25 lessons figuring out together.'</w:t>
+              <w:t xml:space="preserve">Say: 'Final task — and this one is personal. In your journal, draw your initial model of carbon atoms inside diamond and inside graphite. There is no correct answer today. I want to see YOUR thinking — however rough. You have 6 minutes.' [6-minute timer. Play soft background music if available. Circulate silently and observe without commenting on accuracy.] After 6 minutes: 'Now pair-share your model — explain your drawing to your partner in 1 minute each. What did you draw, and why?' [2 minutes pair-share.] Bring class back together and say: 'I am now going to collect your models in envelopes. You will see them again at the end of this unit — Lesson 26. I predict you will be amazed at how much your thinking changes. That change IS the learning.' Close with: 'Today you observed something genuinely strange — two substances made of exactly the same atom, behaving like they come from different planets. A Nairobi jeweller uses diamond to cut the hardest materials. A Kericho student uses graphite to write their exam answers. Same atom. Wildly different uses. The reason is chemical bonding — and that is what we will spend the next 12 lessons figuring out together.'</w:t>
             </w:r>
           </w:p>
         </w:tc>
@@ -5754,7 +5754,7 @@
         </w:rPr>
         <w:t xml:space="preserve">© 2026 SeaVuria and ARES. Aligned with KICD objectives. Developed by SeaVuria; technical implementation by ARES (with AI assistance from Claude). Licensed under </w:t>
       </w:r>
-      <w:hyperlink w:history="1" r:id="rIdbdxygc_rpxczxich-xjhy">
+      <w:hyperlink w:history="1" r:id="rId1xpz11-fgist8pbzvcqzn">
         <w:r>
           <w:rPr>
             <w:rFonts w:ascii="Arial" w:cs="Arial" w:eastAsia="Arial" w:hAnsi="Arial"/>
@@ -5775,7 +5775,7 @@
         </w:rPr>
         <w:t xml:space="preserve"> (</w:t>
       </w:r>
-      <w:hyperlink w:history="1" r:id="rIdjgxtjccvr8w-ve8cdlufc">
+      <w:hyperlink w:history="1" r:id="rIdqznr6weql4qip6z-fyzy2">
         <w:r>
           <w:rPr>
             <w:rFonts w:ascii="Arial" w:cs="Arial" w:eastAsia="Arial" w:hAnsi="Arial"/>
@@ -6505,7 +6505,7 @@
                 <w:sz w:val="18"/>
                 <w:szCs w:val="18"/>
               </w:rPr>
-              <w:t xml:space="preserve">Learners open by revisiting the carbon paradox phenomenon (diamond vs. graphite) and are challenged with a bridging question: 'Carbon has 6 electrons — but which electrons actually do the bonding?' This motivates a structured review of electron configuration for Periods 1–3, leading to the concept of valence electrons. Through a guided group activity using Lewis dot diagrams drawn on mini-whiteboards, learners discover the octet/duplet pattern across Period 3. They then apply the octet rule to predict how many bonds each atom needs to 'complete' its outer shell. The lesson closes with learners annotating a shared Driving Question Board entry and revising their initial mental model of the carbon atom to show its four unpaired valence electrons — a direct bridge to Lesson 3's exploration of covalent bonding in graphite and diamond.</w:t>
+              <w:t xml:space="preserve">Learners open by revisiting the carbon paradox phenomenon (diamond vs. graphite) and are challenged with a bridging question: 'Carbon has 6 electrons — but which electrons actually do the bonding?' This motivates a structured review of electron configuration for Periods 1–3, leading to the concept of valence electrons. Through a guided group activity using Lewis dot diagrams drawn on mini-whiteboards, learners discover the octet/duplet pattern across Period 3. They then apply the octet rule to predict how many bonds each atom needs to 'complete' its outer shell. The lesson closes with learners annotating a shared Driving Question Board entry and revising their initial mental model of the carbon atom to show its four unpaired valence electrons — a direct bridge to Lesson 4's exploration of covalent bonding in graphite and diamond.</w:t>
             </w:r>
           </w:p>
         </w:tc>
@@ -6788,7 +6788,7 @@
             <w:pPr>
               <w:spacing w:after="20" w:before="0"/>
             </w:pPr>
-            <w:hyperlink w:history="1" r:id="rIdfqlielkomgykqqqgz1osp">
+            <w:hyperlink w:history="1" r:id="rIdg_kaxaq-uzlbgj7s8jizp">
               <w:r>
                 <w:rPr>
                   <w:rFonts w:ascii="Arial" w:cs="Arial" w:eastAsia="Arial" w:hAnsi="Arial"/>
@@ -6821,7 +6821,7 @@
               <w:spacing w:after="10" w:before="0"/>
               <w:ind w:left="120"/>
             </w:pPr>
-            <w:hyperlink w:history="1" r:id="rId5g_ku0xxaq306_lu3vtyl">
+            <w:hyperlink w:history="1" r:id="rIdgbjo2-6jf-e2n8hjhu2mn">
               <w:r>
                 <w:rPr>
                   <w:rFonts w:ascii="Arial" w:cs="Arial" w:eastAsia="Arial" w:hAnsi="Arial"/>
@@ -6866,7 +6866,7 @@
             <w:pPr>
               <w:spacing w:after="20" w:before="0"/>
             </w:pPr>
-            <w:hyperlink w:history="1" r:id="rIdh8mxo8ctsomifd5o_9rbj">
+            <w:hyperlink w:history="1" r:id="rIdcd2yazwjbb51-w8s72s0d">
               <w:r>
                 <w:rPr>
                   <w:rFonts w:ascii="Arial" w:cs="Arial" w:eastAsia="Arial" w:hAnsi="Arial"/>
@@ -6899,7 +6899,7 @@
               <w:spacing w:after="10" w:before="0"/>
               <w:ind w:left="120"/>
             </w:pPr>
-            <w:hyperlink w:history="1" r:id="rId7mk_7al1y1p0qco9p-ju1">
+            <w:hyperlink w:history="1" r:id="rId18i-iilly5nr8p0ejk0k4">
               <w:r>
                 <w:rPr>
                   <w:rFonts w:ascii="Arial" w:cs="Arial" w:eastAsia="Arial" w:hAnsi="Arial"/>
@@ -7094,7 +7094,7 @@
             <w:pPr>
               <w:spacing w:after="20" w:before="0"/>
             </w:pPr>
-            <w:hyperlink w:history="1" r:id="rIdoh9rh9lq5xh2yggkcq4nn">
+            <w:hyperlink w:history="1" r:id="rIdwwwwqlfwb1m04v87owbl9">
               <w:r>
                 <w:rPr>
                   <w:rFonts w:ascii="Arial" w:cs="Arial" w:eastAsia="Arial" w:hAnsi="Arial"/>
@@ -7127,7 +7127,7 @@
               <w:spacing w:after="10" w:before="0"/>
               <w:ind w:left="120"/>
             </w:pPr>
-            <w:hyperlink w:history="1" r:id="rIddlw1guhvl-1nndzt6qxox">
+            <w:hyperlink w:history="1" r:id="rIdr1smu-vuee7k3hzmm6rmr">
               <w:r>
                 <w:rPr>
                   <w:rFonts w:ascii="Arial" w:cs="Arial" w:eastAsia="Arial" w:hAnsi="Arial"/>
@@ -7172,7 +7172,7 @@
             <w:pPr>
               <w:spacing w:after="20" w:before="0"/>
             </w:pPr>
-            <w:hyperlink w:history="1" r:id="rId9nxkw4au7u9kpkgxu7req">
+            <w:hyperlink w:history="1" r:id="rIdqnfwpu4hhpi-7wuehnhf_">
               <w:r>
                 <w:rPr>
                   <w:rFonts w:ascii="Arial" w:cs="Arial" w:eastAsia="Arial" w:hAnsi="Arial"/>
@@ -7205,7 +7205,7 @@
               <w:spacing w:after="10" w:before="0"/>
               <w:ind w:left="120"/>
             </w:pPr>
-            <w:hyperlink w:history="1" r:id="rIdexobh75l0rqpnxbx5ixuf">
+            <w:hyperlink w:history="1" r:id="rIdq_2_miz3xacarmqusoyhg">
               <w:r>
                 <w:rPr>
                   <w:rFonts w:ascii="Arial" w:cs="Arial" w:eastAsia="Arial" w:hAnsi="Arial"/>
@@ -7400,7 +7400,7 @@
             <w:pPr>
               <w:spacing w:after="20" w:before="0"/>
             </w:pPr>
-            <w:hyperlink w:history="1" r:id="rIdoz7jltjic6w4odczylsox">
+            <w:hyperlink w:history="1" r:id="rIdvv7-hu6hstwxpfys_nidb">
               <w:r>
                 <w:rPr>
                   <w:rFonts w:ascii="Arial" w:cs="Arial" w:eastAsia="Arial" w:hAnsi="Arial"/>
@@ -7433,7 +7433,7 @@
               <w:spacing w:after="10" w:before="0"/>
               <w:ind w:left="120"/>
             </w:pPr>
-            <w:hyperlink w:history="1" r:id="rIdag0kvnpvddsifsorl0lvz">
+            <w:hyperlink w:history="1" r:id="rIdeffqxupt1mgks0hafltyd">
               <w:r>
                 <w:rPr>
                   <w:rFonts w:ascii="Arial" w:cs="Arial" w:eastAsia="Arial" w:hAnsi="Arial"/>
@@ -7478,7 +7478,7 @@
             <w:pPr>
               <w:spacing w:after="20" w:before="0"/>
             </w:pPr>
-            <w:hyperlink w:history="1" r:id="rIdxp4p6hmwlifvoqkgycd-5">
+            <w:hyperlink w:history="1" r:id="rIdpy1dxzzq6ipllb_3jt0qx">
               <w:r>
                 <w:rPr>
                   <w:rFonts w:ascii="Arial" w:cs="Arial" w:eastAsia="Arial" w:hAnsi="Arial"/>
@@ -7511,7 +7511,7 @@
               <w:spacing w:after="10" w:before="0"/>
               <w:ind w:left="120"/>
             </w:pPr>
-            <w:hyperlink w:history="1" r:id="rIdg8lranqqpyndm0-lppfad">
+            <w:hyperlink w:history="1" r:id="rIduli6gkqsn8etejwwiqfjg">
               <w:r>
                 <w:rPr>
                   <w:rFonts w:ascii="Arial" w:cs="Arial" w:eastAsia="Arial" w:hAnsi="Arial"/>
@@ -7706,7 +7706,7 @@
             <w:pPr>
               <w:spacing w:after="20" w:before="0"/>
             </w:pPr>
-            <w:hyperlink w:history="1" r:id="rIdikveemalhw-b2hzelccus">
+            <w:hyperlink w:history="1" r:id="rIdrgrglan9lm-tp0ra2v_lv">
               <w:r>
                 <w:rPr>
                   <w:rFonts w:ascii="Arial" w:cs="Arial" w:eastAsia="Arial" w:hAnsi="Arial"/>
@@ -7739,7 +7739,7 @@
               <w:spacing w:after="10" w:before="0"/>
               <w:ind w:left="120"/>
             </w:pPr>
-            <w:hyperlink w:history="1" r:id="rIdad7erwkeb-85isppynkfc">
+            <w:hyperlink w:history="1" r:id="rIdytiqphztefqv37hrhzypc">
               <w:r>
                 <w:rPr>
                   <w:rFonts w:ascii="Arial" w:cs="Arial" w:eastAsia="Arial" w:hAnsi="Arial"/>
@@ -7784,7 +7784,7 @@
             <w:pPr>
               <w:spacing w:after="20" w:before="0"/>
             </w:pPr>
-            <w:hyperlink w:history="1" r:id="rIdyam9sekmy0uzjs-jacqsa">
+            <w:hyperlink w:history="1" r:id="rIdqc7ukuural62cntuiiwmq">
               <w:r>
                 <w:rPr>
                   <w:rFonts w:ascii="Arial" w:cs="Arial" w:eastAsia="Arial" w:hAnsi="Arial"/>
@@ -7817,7 +7817,7 @@
               <w:spacing w:after="10" w:before="0"/>
               <w:ind w:left="120"/>
             </w:pPr>
-            <w:hyperlink w:history="1" r:id="rIde6czukxmwczuv2rdwexly">
+            <w:hyperlink w:history="1" r:id="rIdjym8za2eb5shb6gefj1hn">
               <w:r>
                 <w:rPr>
                   <w:rFonts w:ascii="Arial" w:cs="Arial" w:eastAsia="Arial" w:hAnsi="Arial"/>
@@ -7891,7 +7891,7 @@
                 <w:sz w:val="18"/>
                 <w:szCs w:val="18"/>
               </w:rPr>
-              <w:t xml:space="preserve">Distribute sticky notes (two per learner). Say: 'The Driving Question Board is our living record of what we are figuring out together. It is not decoration — every note must be specific and must connect to diamond or graphite or carbon bonding.' Give 4 minutes for silent writing. Circulate — if a learner writes something vague like 'I learned about valence electrons,' prompt: 'Can you connect that to carbon specifically? How many valence electrons does carbon have and what does that mean for bonding?' After posting, read 3 blue-note questions aloud, select ones that preview covalent bonding (Lesson 3) and metallic/delocalized electrons (graphite). Say verbatim: 'This question — [read it] — is going to be the first thing we investigate in Lesson 3. So whoever wrote this: well done, you are already thinking like a chemist.' Photograph the DQB for the ARES platform record.</w:t>
+              <w:t xml:space="preserve">Distribute sticky notes (two per learner). Say: 'The Driving Question Board is our living record of what we are figuring out together. It is not decoration — every note must be specific and must connect to diamond or graphite or carbon bonding.' Give 4 minutes for silent writing. Circulate — if a learner writes something vague like 'I learned about valence electrons,' prompt: 'Can you connect that to carbon specifically? How many valence electrons does carbon have and what does that mean for bonding?' After posting, read 3 blue-note questions aloud, select ones that preview covalent bonding (Lesson 4) and metallic/delocalized electrons (graphite). Say verbatim: 'This question — [read it] — is going to be the first thing we investigate in Lesson 3. So whoever wrote this: well done, you are already thinking like a chemist.' Photograph the DQB for the ARES platform record.</w:t>
             </w:r>
           </w:p>
         </w:tc>
@@ -8012,7 +8012,7 @@
             <w:pPr>
               <w:spacing w:after="20" w:before="0"/>
             </w:pPr>
-            <w:hyperlink w:history="1" r:id="rIdk94kc4pk1ujg9olyhzlvf">
+            <w:hyperlink w:history="1" r:id="rId9ofylxgr1scnf-lc9lqjs">
               <w:r>
                 <w:rPr>
                   <w:rFonts w:ascii="Arial" w:cs="Arial" w:eastAsia="Arial" w:hAnsi="Arial"/>
@@ -8045,7 +8045,7 @@
               <w:spacing w:after="10" w:before="0"/>
               <w:ind w:left="120"/>
             </w:pPr>
-            <w:hyperlink w:history="1" r:id="rId0g9o-hokukip8m8zzz-s1">
+            <w:hyperlink w:history="1" r:id="rId8ecm8cik4jgjk20gn1bjv">
               <w:r>
                 <w:rPr>
                   <w:rFonts w:ascii="Arial" w:cs="Arial" w:eastAsia="Arial" w:hAnsi="Arial"/>
@@ -8090,7 +8090,7 @@
             <w:pPr>
               <w:spacing w:after="20" w:before="0"/>
             </w:pPr>
-            <w:hyperlink w:history="1" r:id="rIdmcugla61tinqrjosy2afc">
+            <w:hyperlink w:history="1" r:id="rIdbqsp_ruid-vplaakskm1f">
               <w:r>
                 <w:rPr>
                   <w:rFonts w:ascii="Arial" w:cs="Arial" w:eastAsia="Arial" w:hAnsi="Arial"/>
@@ -8123,7 +8123,7 @@
               <w:spacing w:after="10" w:before="0"/>
               <w:ind w:left="120"/>
             </w:pPr>
-            <w:hyperlink w:history="1" r:id="rIdnckngbyfvflxbjvanz3xf">
+            <w:hyperlink w:history="1" r:id="rIdsll9row5brxznqqu0kjpv">
               <w:r>
                 <w:rPr>
                   <w:rFonts w:ascii="Arial" w:cs="Arial" w:eastAsia="Arial" w:hAnsi="Arial"/>
@@ -8430,7 +8430,7 @@
                 <w:sz w:val="18"/>
                 <w:szCs w:val="18"/>
               </w:rPr>
-              <w:t xml:space="preserve">4. DQB QUALITY: Were the blue-note questions specific enough to preview covalent bonding (Lesson 3)? If most blue notes were vague ('I wonder how bonding works'), the DQB protocol needs more scaffolding — consider providing a sentence frame: 'I now understand that carbon has ___ valence electrons, which means ___. I still wonder ___.'</w:t>
+              <w:t xml:space="preserve">4. DQB QUALITY: Were the blue-note questions specific enough to preview covalent bonding (Lesson 4)? If most blue notes were vague ('I wonder how bonding works'), the DQB protocol needs more scaffolding — consider providing a sentence frame: 'I now understand that carbon has ___ valence electrons, which means ___. I still wonder ___.'</w:t>
             </w:r>
           </w:p>
           <w:p>
@@ -8730,7 +8730,7 @@
         </w:rPr>
         <w:t xml:space="preserve">© 2026 SeaVuria and ARES. Aligned with KICD objectives. Developed by SeaVuria; technical implementation by ARES (with AI assistance from Claude). Licensed under </w:t>
       </w:r>
-      <w:hyperlink w:history="1" r:id="rIdnrt1ubfd_kwxt2bss9oga">
+      <w:hyperlink w:history="1" r:id="rId8kanb_rjxrbowfyy_d4kq">
         <w:r>
           <w:rPr>
             <w:rFonts w:ascii="Arial" w:cs="Arial" w:eastAsia="Arial" w:hAnsi="Arial"/>
@@ -8751,7 +8751,7 @@
         </w:rPr>
         <w:t xml:space="preserve"> (</w:t>
       </w:r>
-      <w:hyperlink w:history="1" r:id="rIddv3kmfwggqwlwrfn8shzv">
+      <w:hyperlink w:history="1" r:id="rIdfavevzdr_3ec-ylsnsxgv">
         <w:r>
           <w:rPr>
             <w:rFonts w:ascii="Arial" w:cs="Arial" w:eastAsia="Arial" w:hAnsi="Arial"/>
@@ -9764,7 +9764,7 @@
             <w:pPr>
               <w:spacing w:after="20" w:before="0"/>
             </w:pPr>
-            <w:hyperlink w:history="1" r:id="rIdpc87namjqo0uzdwpowqlp">
+            <w:hyperlink w:history="1" r:id="rId17ao3ahcjux0cyk_ozosb">
               <w:r>
                 <w:rPr>
                   <w:rFonts w:ascii="Arial" w:cs="Arial" w:eastAsia="Arial" w:hAnsi="Arial"/>
@@ -9797,7 +9797,7 @@
               <w:spacing w:after="10" w:before="0"/>
               <w:ind w:left="120"/>
             </w:pPr>
-            <w:hyperlink w:history="1" r:id="rIdct0dujzlrupgabcnnxsyp">
+            <w:hyperlink w:history="1" r:id="rIdgcysmphke8i8sezkheane">
               <w:r>
                 <w:rPr>
                   <w:rFonts w:ascii="Arial" w:cs="Arial" w:eastAsia="Arial" w:hAnsi="Arial"/>
@@ -9842,7 +9842,7 @@
             <w:pPr>
               <w:spacing w:after="20" w:before="0"/>
             </w:pPr>
-            <w:hyperlink w:history="1" r:id="rIdjecwiythqt2c3tb2pzth_">
+            <w:hyperlink w:history="1" r:id="rIdheencyjk30q-tv7kzymaf">
               <w:r>
                 <w:rPr>
                   <w:rFonts w:ascii="Arial" w:cs="Arial" w:eastAsia="Arial" w:hAnsi="Arial"/>
@@ -9875,7 +9875,7 @@
               <w:spacing w:after="10" w:before="0"/>
               <w:ind w:left="120"/>
             </w:pPr>
-            <w:hyperlink w:history="1" r:id="rIdf6rb5vvijpfycnixphire">
+            <w:hyperlink w:history="1" r:id="rIdwa3zj4u7pnx0v5wodcvjc">
               <w:r>
                 <w:rPr>
                   <w:rFonts w:ascii="Arial" w:cs="Arial" w:eastAsia="Arial" w:hAnsi="Arial"/>
@@ -10070,7 +10070,7 @@
             <w:pPr>
               <w:spacing w:after="20" w:before="0"/>
             </w:pPr>
-            <w:hyperlink w:history="1" r:id="rId8rw-lz1aa4r6mvzaj6fry">
+            <w:hyperlink w:history="1" r:id="rIdy90pjr1r9pp9rfmj9juvr">
               <w:r>
                 <w:rPr>
                   <w:rFonts w:ascii="Arial" w:cs="Arial" w:eastAsia="Arial" w:hAnsi="Arial"/>
@@ -10103,7 +10103,7 @@
               <w:spacing w:after="10" w:before="0"/>
               <w:ind w:left="120"/>
             </w:pPr>
-            <w:hyperlink w:history="1" r:id="rId3uukcitsfroiyhedkdiw9">
+            <w:hyperlink w:history="1" r:id="rIdqtoyis4isr82puyiyl4uc">
               <w:r>
                 <w:rPr>
                   <w:rFonts w:ascii="Arial" w:cs="Arial" w:eastAsia="Arial" w:hAnsi="Arial"/>
@@ -10148,7 +10148,7 @@
             <w:pPr>
               <w:spacing w:after="20" w:before="0"/>
             </w:pPr>
-            <w:hyperlink w:history="1" r:id="rIdvjegn-q6lcazog--2czpp">
+            <w:hyperlink w:history="1" r:id="rIdwtlkshphutz17c-asxtde">
               <w:r>
                 <w:rPr>
                   <w:rFonts w:ascii="Arial" w:cs="Arial" w:eastAsia="Arial" w:hAnsi="Arial"/>
@@ -10181,7 +10181,7 @@
               <w:spacing w:after="10" w:before="0"/>
               <w:ind w:left="120"/>
             </w:pPr>
-            <w:hyperlink w:history="1" r:id="rId3b1hknrcmdvicuh8e2s3n">
+            <w:hyperlink w:history="1" r:id="rIdug8jrxb8jfubotkg30dyk">
               <w:r>
                 <w:rPr>
                   <w:rFonts w:ascii="Arial" w:cs="Arial" w:eastAsia="Arial" w:hAnsi="Arial"/>
@@ -10376,7 +10376,7 @@
             <w:pPr>
               <w:spacing w:after="20" w:before="0"/>
             </w:pPr>
-            <w:hyperlink w:history="1" r:id="rIdbdc19ycdmjqymk3wi_sif">
+            <w:hyperlink w:history="1" r:id="rIdbzpgqtzr6zbbcnxoy69_1">
               <w:r>
                 <w:rPr>
                   <w:rFonts w:ascii="Arial" w:cs="Arial" w:eastAsia="Arial" w:hAnsi="Arial"/>
@@ -10409,7 +10409,7 @@
               <w:spacing w:after="10" w:before="0"/>
               <w:ind w:left="120"/>
             </w:pPr>
-            <w:hyperlink w:history="1" r:id="rIdn-nthstrwbj0ps4-ougdt">
+            <w:hyperlink w:history="1" r:id="rIdexxqfzo4pedfsrtt37uib">
               <w:r>
                 <w:rPr>
                   <w:rFonts w:ascii="Arial" w:cs="Arial" w:eastAsia="Arial" w:hAnsi="Arial"/>
@@ -10454,7 +10454,7 @@
             <w:pPr>
               <w:spacing w:after="20" w:before="0"/>
             </w:pPr>
-            <w:hyperlink w:history="1" r:id="rId93mcygmzlxx2lpjkg02rc">
+            <w:hyperlink w:history="1" r:id="rIdzjruafxfa5-w44v7eos63">
               <w:r>
                 <w:rPr>
                   <w:rFonts w:ascii="Arial" w:cs="Arial" w:eastAsia="Arial" w:hAnsi="Arial"/>
@@ -10487,7 +10487,7 @@
               <w:spacing w:after="10" w:before="0"/>
               <w:ind w:left="120"/>
             </w:pPr>
-            <w:hyperlink w:history="1" r:id="rIdcnpj-ioqiiwymlbpff-k-">
+            <w:hyperlink w:history="1" r:id="rIdllei8o7ejepnfwpdg7r_3">
               <w:r>
                 <w:rPr>
                   <w:rFonts w:ascii="Arial" w:cs="Arial" w:eastAsia="Arial" w:hAnsi="Arial"/>
@@ -10682,7 +10682,7 @@
             <w:pPr>
               <w:spacing w:after="20" w:before="0"/>
             </w:pPr>
-            <w:hyperlink w:history="1" r:id="rId8l5zodq-ckepg2wrfkz_u">
+            <w:hyperlink w:history="1" r:id="rId9qk7hh7wvhtsmd-vxq_r5">
               <w:r>
                 <w:rPr>
                   <w:rFonts w:ascii="Arial" w:cs="Arial" w:eastAsia="Arial" w:hAnsi="Arial"/>
@@ -10715,7 +10715,7 @@
               <w:spacing w:after="10" w:before="0"/>
               <w:ind w:left="120"/>
             </w:pPr>
-            <w:hyperlink w:history="1" r:id="rId408jebs7lsv4iebkqb_vc">
+            <w:hyperlink w:history="1" r:id="rIdtrfkwszlvi3ch2umkuunu">
               <w:r>
                 <w:rPr>
                   <w:rFonts w:ascii="Arial" w:cs="Arial" w:eastAsia="Arial" w:hAnsi="Arial"/>
@@ -10760,7 +10760,7 @@
             <w:pPr>
               <w:spacing w:after="20" w:before="0"/>
             </w:pPr>
-            <w:hyperlink w:history="1" r:id="rIdqe4swtfmelkwkqqbwckei">
+            <w:hyperlink w:history="1" r:id="rIdrstexvgoktvsznjeop-sv">
               <w:r>
                 <w:rPr>
                   <w:rFonts w:ascii="Arial" w:cs="Arial" w:eastAsia="Arial" w:hAnsi="Arial"/>
@@ -10793,7 +10793,7 @@
               <w:spacing w:after="10" w:before="0"/>
               <w:ind w:left="120"/>
             </w:pPr>
-            <w:hyperlink w:history="1" r:id="rIdxbjb_njpmo30uhxksk5ng">
+            <w:hyperlink w:history="1" r:id="rIdgpusj_dus6b4m71psnkrd">
               <w:r>
                 <w:rPr>
                   <w:rFonts w:ascii="Arial" w:cs="Arial" w:eastAsia="Arial" w:hAnsi="Arial"/>
@@ -10988,7 +10988,7 @@
             <w:pPr>
               <w:spacing w:after="20" w:before="0"/>
             </w:pPr>
-            <w:hyperlink w:history="1" r:id="rIdysghondizgppga6up8fq7">
+            <w:hyperlink w:history="1" r:id="rId6sqq_b3lb2xe_iqx5sebl">
               <w:r>
                 <w:rPr>
                   <w:rFonts w:ascii="Arial" w:cs="Arial" w:eastAsia="Arial" w:hAnsi="Arial"/>
@@ -11037,7 +11037,7 @@
               <w:spacing w:after="10" w:before="0"/>
               <w:ind w:left="120"/>
             </w:pPr>
-            <w:hyperlink w:history="1" r:id="rIdfh5boixrt5bwxqreaoepx">
+            <w:hyperlink w:history="1" r:id="rId_jnmbusybvmpfmeezvpzu">
               <w:r>
                 <w:rPr>
                   <w:rFonts w:ascii="Arial" w:cs="Arial" w:eastAsia="Arial" w:hAnsi="Arial"/>
@@ -11082,7 +11082,7 @@
             <w:pPr>
               <w:spacing w:after="20" w:before="0"/>
             </w:pPr>
-            <w:hyperlink w:history="1" r:id="rIdmf9h7jxhod28yhhvkprkm">
+            <w:hyperlink w:history="1" r:id="rIdvluaqq-ccoekkx450dchy">
               <w:r>
                 <w:rPr>
                   <w:rFonts w:ascii="Arial" w:cs="Arial" w:eastAsia="Arial" w:hAnsi="Arial"/>
@@ -11115,7 +11115,7 @@
               <w:spacing w:after="10" w:before="0"/>
               <w:ind w:left="120"/>
             </w:pPr>
-            <w:hyperlink w:history="1" r:id="rIdmlvxjvxuzipivcn2kzgyf">
+            <w:hyperlink w:history="1" r:id="rIdq9vg3jy5cm3kelg2o_c9t">
               <w:r>
                 <w:rPr>
                   <w:rFonts w:ascii="Arial" w:cs="Arial" w:eastAsia="Arial" w:hAnsi="Arial"/>
@@ -11741,7 +11741,7 @@
         </w:rPr>
         <w:t xml:space="preserve">© 2026 SeaVuria and ARES. Aligned with KICD objectives. Developed by SeaVuria; technical implementation by ARES (with AI assistance from Claude). Licensed under </w:t>
       </w:r>
-      <w:hyperlink w:history="1" r:id="rIdj_jxbnqhw9fyiksznrojs">
+      <w:hyperlink w:history="1" r:id="rIddapyhr0z0tzhdlw3dgb3b">
         <w:r>
           <w:rPr>
             <w:rFonts w:ascii="Arial" w:cs="Arial" w:eastAsia="Arial" w:hAnsi="Arial"/>
@@ -11762,7 +11762,7 @@
         </w:rPr>
         <w:t xml:space="preserve"> (</w:t>
       </w:r>
-      <w:hyperlink w:history="1" r:id="rIday7mbn8aiyo90jaai-k86">
+      <w:hyperlink w:history="1" r:id="rIdg9uhybyj-wntc76aqcdu8">
         <w:r>
           <w:rPr>
             <w:rFonts w:ascii="Arial" w:cs="Arial" w:eastAsia="Arial" w:hAnsi="Arial"/>
@@ -12775,7 +12775,7 @@
             <w:pPr>
               <w:spacing w:after="20" w:before="0"/>
             </w:pPr>
-            <w:hyperlink w:history="1" r:id="rIdzsc0l3whxguv5tfdlurvs">
+            <w:hyperlink w:history="1" r:id="rIdummzrzlk4ypze5nnhg0cy">
               <w:r>
                 <w:rPr>
                   <w:rFonts w:ascii="Arial" w:cs="Arial" w:eastAsia="Arial" w:hAnsi="Arial"/>
@@ -12808,7 +12808,7 @@
               <w:spacing w:after="10" w:before="0"/>
               <w:ind w:left="120"/>
             </w:pPr>
-            <w:hyperlink w:history="1" r:id="rIdk3lq7v6ziot8zhqekzxh3">
+            <w:hyperlink w:history="1" r:id="rIddvfvjg-nqvlweddjj3puj">
               <w:r>
                 <w:rPr>
                   <w:rFonts w:ascii="Arial" w:cs="Arial" w:eastAsia="Arial" w:hAnsi="Arial"/>
@@ -12853,7 +12853,7 @@
             <w:pPr>
               <w:spacing w:after="20" w:before="0"/>
             </w:pPr>
-            <w:hyperlink w:history="1" r:id="rId5i6nw-fvmpmque-vx06ky">
+            <w:hyperlink w:history="1" r:id="rIdkmduvqh0uvz5iqoq1yrjf">
               <w:r>
                 <w:rPr>
                   <w:rFonts w:ascii="Arial" w:cs="Arial" w:eastAsia="Arial" w:hAnsi="Arial"/>
@@ -12886,7 +12886,7 @@
               <w:spacing w:after="10" w:before="0"/>
               <w:ind w:left="120"/>
             </w:pPr>
-            <w:hyperlink w:history="1" r:id="rIdvihyy6pb0a5gwnkbghvfm">
+            <w:hyperlink w:history="1" r:id="rId-oas3btfbrq1d8vogyvp2">
               <w:r>
                 <w:rPr>
                   <w:rFonts w:ascii="Arial" w:cs="Arial" w:eastAsia="Arial" w:hAnsi="Arial"/>
@@ -13081,7 +13081,7 @@
             <w:pPr>
               <w:spacing w:after="20" w:before="0"/>
             </w:pPr>
-            <w:hyperlink w:history="1" r:id="rIdfz-ipk6o6x1pe_uxpjkww">
+            <w:hyperlink w:history="1" r:id="rIdaoa3qamnyq77mp-jpddny">
               <w:r>
                 <w:rPr>
                   <w:rFonts w:ascii="Arial" w:cs="Arial" w:eastAsia="Arial" w:hAnsi="Arial"/>
@@ -13114,7 +13114,7 @@
               <w:spacing w:after="10" w:before="0"/>
               <w:ind w:left="120"/>
             </w:pPr>
-            <w:hyperlink w:history="1" r:id="rIda1th06xux-cwqmjpjv1iw">
+            <w:hyperlink w:history="1" r:id="rId8xzvt1_9yrghwcvoxky2r">
               <w:r>
                 <w:rPr>
                   <w:rFonts w:ascii="Arial" w:cs="Arial" w:eastAsia="Arial" w:hAnsi="Arial"/>
@@ -13159,7 +13159,7 @@
             <w:pPr>
               <w:spacing w:after="20" w:before="0"/>
             </w:pPr>
-            <w:hyperlink w:history="1" r:id="rIde5hok3ilxfvjhjzo3cmrg">
+            <w:hyperlink w:history="1" r:id="rIdlnugcfzuqqrpaisrdfzlv">
               <w:r>
                 <w:rPr>
                   <w:rFonts w:ascii="Arial" w:cs="Arial" w:eastAsia="Arial" w:hAnsi="Arial"/>
@@ -13192,7 +13192,7 @@
               <w:spacing w:after="10" w:before="0"/>
               <w:ind w:left="120"/>
             </w:pPr>
-            <w:hyperlink w:history="1" r:id="rIdw_fgmq2bt61p6emen2bp9">
+            <w:hyperlink w:history="1" r:id="rIdoqvxil5_xl_epcudphaza">
               <w:r>
                 <w:rPr>
                   <w:rFonts w:ascii="Arial" w:cs="Arial" w:eastAsia="Arial" w:hAnsi="Arial"/>
@@ -13387,7 +13387,7 @@
             <w:pPr>
               <w:spacing w:after="20" w:before="0"/>
             </w:pPr>
-            <w:hyperlink w:history="1" r:id="rIdel9pkmbc5xb7vhe2nx8jq">
+            <w:hyperlink w:history="1" r:id="rIdq4y7oat8likv_79uyvxlk">
               <w:r>
                 <w:rPr>
                   <w:rFonts w:ascii="Arial" w:cs="Arial" w:eastAsia="Arial" w:hAnsi="Arial"/>
@@ -13420,7 +13420,7 @@
               <w:spacing w:after="10" w:before="0"/>
               <w:ind w:left="120"/>
             </w:pPr>
-            <w:hyperlink w:history="1" r:id="rId1jilatudxcggvd5omyec2">
+            <w:hyperlink w:history="1" r:id="rId7ivqkc37sitll6c6m4x0b">
               <w:r>
                 <w:rPr>
                   <w:rFonts w:ascii="Arial" w:cs="Arial" w:eastAsia="Arial" w:hAnsi="Arial"/>
@@ -13465,7 +13465,7 @@
             <w:pPr>
               <w:spacing w:after="20" w:before="0"/>
             </w:pPr>
-            <w:hyperlink w:history="1" r:id="rId_fmzhukgsoh1tvaczwga-">
+            <w:hyperlink w:history="1" r:id="rIdkaoccxhvkvbeinxj-adz0">
               <w:r>
                 <w:rPr>
                   <w:rFonts w:ascii="Arial" w:cs="Arial" w:eastAsia="Arial" w:hAnsi="Arial"/>
@@ -13498,7 +13498,7 @@
               <w:spacing w:after="10" w:before="0"/>
               <w:ind w:left="120"/>
             </w:pPr>
-            <w:hyperlink w:history="1" r:id="rIdvxgq7vxhix6uiic2vjgqw">
+            <w:hyperlink w:history="1" r:id="rIdtfqyn1iu0exqhyvsf2zi5">
               <w:r>
                 <w:rPr>
                   <w:rFonts w:ascii="Arial" w:cs="Arial" w:eastAsia="Arial" w:hAnsi="Arial"/>
@@ -13693,7 +13693,7 @@
             <w:pPr>
               <w:spacing w:after="20" w:before="0"/>
             </w:pPr>
-            <w:hyperlink w:history="1" r:id="rIda5h6nwme1avh5qkq3widn">
+            <w:hyperlink w:history="1" r:id="rIdbjsap0au17_7azkr-pij-">
               <w:r>
                 <w:rPr>
                   <w:rFonts w:ascii="Arial" w:cs="Arial" w:eastAsia="Arial" w:hAnsi="Arial"/>
@@ -13726,7 +13726,7 @@
               <w:spacing w:after="10" w:before="0"/>
               <w:ind w:left="120"/>
             </w:pPr>
-            <w:hyperlink w:history="1" r:id="rIdw8au1jnjxg99pmmnyflj9">
+            <w:hyperlink w:history="1" r:id="rIdkgz7y2wxu0mvp24_tinw3">
               <w:r>
                 <w:rPr>
                   <w:rFonts w:ascii="Arial" w:cs="Arial" w:eastAsia="Arial" w:hAnsi="Arial"/>
@@ -13771,7 +13771,7 @@
             <w:pPr>
               <w:spacing w:after="20" w:before="0"/>
             </w:pPr>
-            <w:hyperlink w:history="1" r:id="rIdq3aghfihub3mqltklqs21">
+            <w:hyperlink w:history="1" r:id="rIdesukfxj45etwczrlftjcs">
               <w:r>
                 <w:rPr>
                   <w:rFonts w:ascii="Arial" w:cs="Arial" w:eastAsia="Arial" w:hAnsi="Arial"/>
@@ -13804,7 +13804,7 @@
               <w:spacing w:after="10" w:before="0"/>
               <w:ind w:left="120"/>
             </w:pPr>
-            <w:hyperlink w:history="1" r:id="rIdd7qccjl2dq7qtohas0txe">
+            <w:hyperlink w:history="1" r:id="rIdom_kacd5w6r0i11a7hsj8">
               <w:r>
                 <w:rPr>
                   <w:rFonts w:ascii="Arial" w:cs="Arial" w:eastAsia="Arial" w:hAnsi="Arial"/>
@@ -13999,7 +13999,7 @@
             <w:pPr>
               <w:spacing w:after="20" w:before="0"/>
             </w:pPr>
-            <w:hyperlink w:history="1" r:id="rIddna6nmluhbskcoyd77ems">
+            <w:hyperlink w:history="1" r:id="rIdimqm-akeev95jqxkt4niy">
               <w:r>
                 <w:rPr>
                   <w:rFonts w:ascii="Arial" w:cs="Arial" w:eastAsia="Arial" w:hAnsi="Arial"/>
@@ -14032,7 +14032,7 @@
               <w:spacing w:after="10" w:before="0"/>
               <w:ind w:left="120"/>
             </w:pPr>
-            <w:hyperlink w:history="1" r:id="rIdg0dzkkufeig3yqoqhdxit">
+            <w:hyperlink w:history="1" r:id="rIdlvyw_fqr8abttihywbset">
               <w:r>
                 <w:rPr>
                   <w:rFonts w:ascii="Arial" w:cs="Arial" w:eastAsia="Arial" w:hAnsi="Arial"/>
@@ -14077,7 +14077,7 @@
             <w:pPr>
               <w:spacing w:after="20" w:before="0"/>
             </w:pPr>
-            <w:hyperlink w:history="1" r:id="rIdlzywxlp_vfb9hit19icev">
+            <w:hyperlink w:history="1" r:id="rIdjp3lq0_gyebrdot5haos9">
               <w:r>
                 <w:rPr>
                   <w:rFonts w:ascii="Arial" w:cs="Arial" w:eastAsia="Arial" w:hAnsi="Arial"/>
@@ -14110,7 +14110,7 @@
               <w:spacing w:after="10" w:before="0"/>
               <w:ind w:left="120"/>
             </w:pPr>
-            <w:hyperlink w:history="1" r:id="rIdad3f4u44pkw6kcrk4zjef">
+            <w:hyperlink w:history="1" r:id="rId3gla0dmqmiaeybqu2de9p">
               <w:r>
                 <w:rPr>
                   <w:rFonts w:ascii="Arial" w:cs="Arial" w:eastAsia="Arial" w:hAnsi="Arial"/>
@@ -14622,7 +14622,7 @@
         </w:rPr>
         <w:t xml:space="preserve">© 2026 SeaVuria and ARES. Aligned with KICD objectives. Developed by SeaVuria; technical implementation by ARES (with AI assistance from Claude). Licensed under </w:t>
       </w:r>
-      <w:hyperlink w:history="1" r:id="rId9rxlo_gomac_fx7iron30">
+      <w:hyperlink w:history="1" r:id="rIdbb3-km1sgvpfews4wditg">
         <w:r>
           <w:rPr>
             <w:rFonts w:ascii="Arial" w:cs="Arial" w:eastAsia="Arial" w:hAnsi="Arial"/>
@@ -14643,7 +14643,7 @@
         </w:rPr>
         <w:t xml:space="preserve"> (</w:t>
       </w:r>
-      <w:hyperlink w:history="1" r:id="rIdvl5syhhe2vr2gmux3kxyc">
+      <w:hyperlink w:history="1" r:id="rId4lrvqoftsmeluqwzfpvdm">
         <w:r>
           <w:rPr>
             <w:rFonts w:ascii="Arial" w:cs="Arial" w:eastAsia="Arial" w:hAnsi="Arial"/>
@@ -15214,7 +15214,7 @@
                 <w:sz w:val="18"/>
                 <w:szCs w:val="18"/>
               </w:rPr>
-              <w:t xml:space="preserve">Lessons 1–4 established ionic, covalent, dative covalent, and metallic bonding — all bonds WITHIN molecules or lattices. Lesson 5 zooms out to ask: what holds SEPARATE molecules together? By investigating water's surprisingly high boiling point and iodine's easy sublimation, students discover that intermolecular forces (hydrogen bonding and Van der Waals forces) are the 'hidden layer' of bonding that controls melting points, boiling points, and states of matter. This directly advances the driving question: in graphite, delocalised electrons between layers create only weak Van der Waals forces, which is exactly WHY layers slide — connecting back to the Carbon Paradox anchoring phenomenon.</w:t>
+              <w:t xml:space="preserve">Lessons 1–4 established ionic, covalent and dative covalent bonding — all bonds WITHIN molecules or lattices. Lesson 5 zooms out to ask: what holds SEPARATE molecules together? By investigating water's surprisingly high boiling point and iodine's easy sublimation, students discover that intermolecular forces (hydrogen bonding and Van der Waals forces) are the 'hidden layer' of bonding that controls melting points, boiling points, and states of matter. This directly advances the driving question: in graphite, delocalised electrons between layers create only weak Van der Waals forces, which is exactly WHY layers slide — connecting back to the Carbon Paradox anchoring phenomenon.</w:t>
             </w:r>
           </w:p>
         </w:tc>
@@ -15656,7 +15656,7 @@
             <w:pPr>
               <w:spacing w:after="20" w:before="0"/>
             </w:pPr>
-            <w:hyperlink w:history="1" r:id="rId51hwyzfdbz-tl7skzxz-h">
+            <w:hyperlink w:history="1" r:id="rIdmdgtaydiqi0btdea4uaqi">
               <w:r>
                 <w:rPr>
                   <w:rFonts w:ascii="Arial" w:cs="Arial" w:eastAsia="Arial" w:hAnsi="Arial"/>
@@ -15689,7 +15689,7 @@
               <w:spacing w:after="10" w:before="0"/>
               <w:ind w:left="120"/>
             </w:pPr>
-            <w:hyperlink w:history="1" r:id="rIdkhcipqqtkhvlvjxknhefi">
+            <w:hyperlink w:history="1" r:id="rIdib3ce6tgxzitidojqzuef">
               <w:r>
                 <w:rPr>
                   <w:rFonts w:ascii="Arial" w:cs="Arial" w:eastAsia="Arial" w:hAnsi="Arial"/>
@@ -15734,7 +15734,7 @@
             <w:pPr>
               <w:spacing w:after="20" w:before="0"/>
             </w:pPr>
-            <w:hyperlink w:history="1" r:id="rIdtdbx_wt9ffl_yhtrl-jey">
+            <w:hyperlink w:history="1" r:id="rIdlbs6mop4fzrqktii6rrcv">
               <w:r>
                 <w:rPr>
                   <w:rFonts w:ascii="Arial" w:cs="Arial" w:eastAsia="Arial" w:hAnsi="Arial"/>
@@ -15767,7 +15767,7 @@
               <w:spacing w:after="10" w:before="0"/>
               <w:ind w:left="120"/>
             </w:pPr>
-            <w:hyperlink w:history="1" r:id="rId5ybqrdu0nnqeqx6_c0shi">
+            <w:hyperlink w:history="1" r:id="rIdy-ajiu-mle73mja857jqn">
               <w:r>
                 <w:rPr>
                   <w:rFonts w:ascii="Arial" w:cs="Arial" w:eastAsia="Arial" w:hAnsi="Arial"/>
@@ -15962,7 +15962,7 @@
             <w:pPr>
               <w:spacing w:after="20" w:before="0"/>
             </w:pPr>
-            <w:hyperlink w:history="1" r:id="rIdsfsclnuk-cazy52enovya">
+            <w:hyperlink w:history="1" r:id="rId2ge6v2afjuy6zlzad-qlo">
               <w:r>
                 <w:rPr>
                   <w:rFonts w:ascii="Arial" w:cs="Arial" w:eastAsia="Arial" w:hAnsi="Arial"/>
@@ -15995,7 +15995,7 @@
               <w:spacing w:after="10" w:before="0"/>
               <w:ind w:left="120"/>
             </w:pPr>
-            <w:hyperlink w:history="1" r:id="rId5by7evbqctbjrvcykvytl">
+            <w:hyperlink w:history="1" r:id="rId4-vndzwz_up0qaxz4oh5j">
               <w:r>
                 <w:rPr>
                   <w:rFonts w:ascii="Arial" w:cs="Arial" w:eastAsia="Arial" w:hAnsi="Arial"/>
@@ -16040,7 +16040,7 @@
             <w:pPr>
               <w:spacing w:after="20" w:before="0"/>
             </w:pPr>
-            <w:hyperlink w:history="1" r:id="rIdtyp-bfvmzgwbns12yiq_z">
+            <w:hyperlink w:history="1" r:id="rIdhdll-nae4_okcsbco93cd">
               <w:r>
                 <w:rPr>
                   <w:rFonts w:ascii="Arial" w:cs="Arial" w:eastAsia="Arial" w:hAnsi="Arial"/>
@@ -16073,7 +16073,7 @@
               <w:spacing w:after="10" w:before="0"/>
               <w:ind w:left="120"/>
             </w:pPr>
-            <w:hyperlink w:history="1" r:id="rIdwvw_ujbpee_xkvu9kyxth">
+            <w:hyperlink w:history="1" r:id="rIdn2wlhihakiftt_ymwbu3c">
               <w:r>
                 <w:rPr>
                   <w:rFonts w:ascii="Arial" w:cs="Arial" w:eastAsia="Arial" w:hAnsi="Arial"/>
@@ -16268,7 +16268,7 @@
             <w:pPr>
               <w:spacing w:after="20" w:before="0"/>
             </w:pPr>
-            <w:hyperlink w:history="1" r:id="rIdqjaeaoubispytsobbst4c">
+            <w:hyperlink w:history="1" r:id="rIdniva4hnwuag8gkhn5jo32">
               <w:r>
                 <w:rPr>
                   <w:rFonts w:ascii="Arial" w:cs="Arial" w:eastAsia="Arial" w:hAnsi="Arial"/>
@@ -16317,7 +16317,7 @@
               <w:spacing w:after="10" w:before="0"/>
               <w:ind w:left="120"/>
             </w:pPr>
-            <w:hyperlink w:history="1" r:id="rId1lqao6oox5guhnww6ivlg">
+            <w:hyperlink w:history="1" r:id="rIdu6zgwsglrultonteh_oyw">
               <w:r>
                 <w:rPr>
                   <w:rFonts w:ascii="Arial" w:cs="Arial" w:eastAsia="Arial" w:hAnsi="Arial"/>
@@ -16362,7 +16362,7 @@
             <w:pPr>
               <w:spacing w:after="20" w:before="0"/>
             </w:pPr>
-            <w:hyperlink w:history="1" r:id="rIdm1xfzvtxucxvjbicejwdq">
+            <w:hyperlink w:history="1" r:id="rId6ur7g0przhajouvnvzg26">
               <w:r>
                 <w:rPr>
                   <w:rFonts w:ascii="Arial" w:cs="Arial" w:eastAsia="Arial" w:hAnsi="Arial"/>
@@ -16395,7 +16395,7 @@
               <w:spacing w:after="10" w:before="0"/>
               <w:ind w:left="120"/>
             </w:pPr>
-            <w:hyperlink w:history="1" r:id="rIdrobpxuzokzeza7o2kyb6u">
+            <w:hyperlink w:history="1" r:id="rIdzska7_crqpnwobzis6hw4">
               <w:r>
                 <w:rPr>
                   <w:rFonts w:ascii="Arial" w:cs="Arial" w:eastAsia="Arial" w:hAnsi="Arial"/>
@@ -16437,7 +16437,7 @@
                 <w:sz w:val="18"/>
                 <w:szCs w:val="18"/>
               </w:rPr>
-              <w:t xml:space="preserve">PART A — Hydrogen Bonding (13 min): Teacher introduces hydrogen bonding using the water anomaly as the hook. Learners draw the Lewis structure of H₂O (revisiting Lesson 3 skill), identify the two lone pairs on oxygen and the partial charges (δ+ on H, δ− on O). They then draw a diagram showing THREE water molecules with dashed lines representing hydrogen bonds between δ+ H of one molecule and the lone pair of O on an adjacent molecule. Using a printed or ARES-displayed template, learners label: donor atom, acceptor atom, and the H-bond itself. They apply the rule: 'H-bonding occurs when H is covalently bonded to N, O, or F.' They compare water to H₂S: 'S is not electronegative enough — no hydrogen bond.' PART B — Van der Waals Forces (12 min): Teacher explains London dispersion forces using noble gases: temporary dipoles form when electron clouds momentarily shift. Learners sketch 'before' (symmetrical electron cloud) and 'after' (temporary dipole) diagrams for Ar atoms. Teacher explains dipole–dipole forces using HCl as example. Learners then apply both concepts: 'Why does I₂ have such high boiling point despite being non-polar? (Large electron cloud → strong London dispersion forces.) Why does graphite's layers slide? (Only Van der Waals forces between layers — much weaker than the covalent bonds within layers.)'</w:t>
+              <w:t xml:space="preserve">PART A — Hydrogen Bonding (13 min): Teacher introduces hydrogen bonding using the water anomaly as the hook. Learners draw the Lewis structure of H₂O (revisiting Lesson 4 skill), identify the two lone pairs on oxygen and the partial charges (δ+ on H, δ− on O). They then draw a diagram showing THREE water molecules with dashed lines representing hydrogen bonds between δ+ H of one molecule and the lone pair of O on an adjacent molecule. Using a printed or ARES-displayed template, learners label: donor atom, acceptor atom, and the H-bond itself. They apply the rule: 'H-bonding occurs when H is covalently bonded to N, O, or F.' They compare water to H₂S: 'S is not electronegative enough — no hydrogen bond.' PART B — Van der Waals Forces (12 min): Teacher explains London dispersion forces using noble gases: temporary dipoles form when electron clouds momentarily shift. Learners sketch 'before' (symmetrical electron cloud) and 'after' (temporary dipole) diagrams for Ar atoms. Teacher explains dipole–dipole forces using HCl as example. Learners then apply both concepts: 'Why does I₂ have such high boiling point despite being non-polar? (Large electron cloud → strong London dispersion forces.) Why does graphite's layers slide? (Only Van der Waals forces between layers — much weaker than the covalent bonds within layers.)'</w:t>
             </w:r>
           </w:p>
         </w:tc>
@@ -16469,7 +16469,7 @@
                 <w:sz w:val="18"/>
                 <w:szCs w:val="18"/>
               </w:rPr>
-              <w:t xml:space="preserve">Part A: 'Before I tell you anything, look at your Lewis diagram of water from Lesson 3. How many lone pairs does oxygen have?' WAIT 10 seconds. Cold-call: 'Otieno — two lone pairs, correct. Now — those lone pairs have a slight negative charge. What do you think they might be attracted to on a NEIGHBOURING water molecule?' WAIT 12 seconds. Cold-call 2 learners. After drawing H-bonds on the board: 'This dashed line is NOT a covalent bond. It is a weak electrostatic attraction. But water has up to FOUR of these per molecule — two from lone pairs, two from H atoms. That is why water's boiling point is so much higher than expected.' For Part B, use the analogy: 'Think of electron clouds in noble gas atoms like a herd of cattle in Rift Valley — usually spread out evenly, but sometimes all bunch up to one side by chance. When that happens, the atom has a temporary dipole. The nearby atom responds. That is London dispersion force.' Write on board: 'Larger atom = more electrons = easier to distort cloud = stronger London dispersion force.' Then ask: 'Apply this — which should have a higher boiling point: helium or krypton?' Cold-call 3 learners. Pivot to graphite: 'Between the flat carbon layers in graphite — what type of bond holds the layers together?' WAIT 15 seconds. Record answers on board.</w:t>
+              <w:t xml:space="preserve">Part A: 'Before I tell you anything, look at your Lewis diagram of water from Lesson 4. How many lone pairs does oxygen have?' WAIT 10 seconds. Cold-call: 'Otieno — two lone pairs, correct. Now — those lone pairs have a slight negative charge. What do you think they might be attracted to on a NEIGHBOURING water molecule?' WAIT 12 seconds. Cold-call 2 learners. After drawing H-bonds on the board: 'This dashed line is NOT a covalent bond. It is a weak electrostatic attraction. But water has up to FOUR of these per molecule — two from lone pairs, two from H atoms. That is why water's boiling point is so much higher than expected.' For Part B, use the analogy: 'Think of electron clouds in noble gas atoms like a herd of cattle in Rift Valley — usually spread out evenly, but sometimes all bunch up to one side by chance. When that happens, the atom has a temporary dipole. The nearby atom responds. That is London dispersion force.' Write on board: 'Larger atom = more electrons = easier to distort cloud = stronger London dispersion force.' Then ask: 'Apply this — which should have a higher boiling point: helium or krypton?' Cold-call 3 learners. Pivot to graphite: 'Between the flat carbon layers in graphite — what type of bond holds the layers together?' WAIT 15 seconds. Record answers on board.</w:t>
             </w:r>
           </w:p>
         </w:tc>
@@ -16590,7 +16590,7 @@
             <w:pPr>
               <w:spacing w:after="20" w:before="0"/>
             </w:pPr>
-            <w:hyperlink w:history="1" r:id="rIdiadvmiqtq9mqpckj1mmef">
+            <w:hyperlink w:history="1" r:id="rIdifri3-k9qwmr5c6qb3ifo">
               <w:r>
                 <w:rPr>
                   <w:rFonts w:ascii="Arial" w:cs="Arial" w:eastAsia="Arial" w:hAnsi="Arial"/>
@@ -16639,7 +16639,7 @@
               <w:spacing w:after="10" w:before="0"/>
               <w:ind w:left="120"/>
             </w:pPr>
-            <w:hyperlink w:history="1" r:id="rIdkjk6gqirotporbt-ak5yc">
+            <w:hyperlink w:history="1" r:id="rIdqrao1wb_t-pni0wofj16v">
               <w:r>
                 <w:rPr>
                   <w:rFonts w:ascii="Arial" w:cs="Arial" w:eastAsia="Arial" w:hAnsi="Arial"/>
@@ -16684,7 +16684,7 @@
             <w:pPr>
               <w:spacing w:after="20" w:before="0"/>
             </w:pPr>
-            <w:hyperlink w:history="1" r:id="rIdq9lodn9gmz5pqh3l0jxy5">
+            <w:hyperlink w:history="1" r:id="rIdufivkswoe75jsjph-bkgm">
               <w:r>
                 <w:rPr>
                   <w:rFonts w:ascii="Arial" w:cs="Arial" w:eastAsia="Arial" w:hAnsi="Arial"/>
@@ -16717,7 +16717,7 @@
               <w:spacing w:after="10" w:before="0"/>
               <w:ind w:left="120"/>
             </w:pPr>
-            <w:hyperlink w:history="1" r:id="rIdkvaglzii1mhd6muco-4wv">
+            <w:hyperlink w:history="1" r:id="rIdw_cmtbmi95yp6rhzmc0xw">
               <w:r>
                 <w:rPr>
                   <w:rFonts w:ascii="Arial" w:cs="Arial" w:eastAsia="Arial" w:hAnsi="Arial"/>
@@ -16791,7 +16791,7 @@
                 <w:sz w:val="18"/>
                 <w:szCs w:val="18"/>
               </w:rPr>
-              <w:t xml:space="preserve">Say: 'You now know about five types of bonding or force: ionic, covalent, dative covalent, metallic, and now intermolecular forces. Go back to the big question on your board — WHY does graphite conduct and slide while diamond does not? On your GREEN sticky note, write specifically what intermolecular forces have to do with graphite's properties. You have 2 minutes — write something, even if you are not certain.' After posting, read 2–3 green notes aloud. Affirm correct connections: 'Exactly — between graphite layers, only weak Van der Waals forces hold them, which is why they slide. There are no such weak links in diamond's 3-D network.' Point to any misconceptions on pink notes and say: 'These are great questions — we will return to them in Lessons 6 and 7 when we study giant structures.'</w:t>
+              <w:t xml:space="preserve">Say: 'You now know about four types of bonding or force: ionic, covalent, dative covalent, and now intermolecular forces. Go back to the big question on your board — WHY does graphite conduct and slide while diamond does not? On your GREEN sticky note, write specifically what intermolecular forces have to do with graphite's properties. You have 2 minutes — write something, even if you are not certain.' After posting, read 2–3 green notes aloud. Affirm correct connections: 'Exactly — between graphite layers, only weak Van der Waals forces hold them, which is why they slide. There are no such weak links in diamond's 3-D network.' Point to any misconceptions on pink notes and say: 'These are great questions — we will return to them in Lessons 6 and 7 when we study giant structures.'</w:t>
             </w:r>
           </w:p>
         </w:tc>
@@ -16912,7 +16912,7 @@
             <w:pPr>
               <w:spacing w:after="20" w:before="0"/>
             </w:pPr>
-            <w:hyperlink w:history="1" r:id="rIdhhjdstjgwyuoxwxl7cwlk">
+            <w:hyperlink w:history="1" r:id="rIdt_lme7phchld2pn2pglcq">
               <w:r>
                 <w:rPr>
                   <w:rFonts w:ascii="Arial" w:cs="Arial" w:eastAsia="Arial" w:hAnsi="Arial"/>
@@ -16961,7 +16961,7 @@
               <w:spacing w:after="10" w:before="0"/>
               <w:ind w:left="120"/>
             </w:pPr>
-            <w:hyperlink w:history="1" r:id="rId-kk1-tlsoo9qsptt0qfjm">
+            <w:hyperlink w:history="1" r:id="rId91o3agv3xjuyla-lremxf">
               <w:r>
                 <w:rPr>
                   <w:rFonts w:ascii="Arial" w:cs="Arial" w:eastAsia="Arial" w:hAnsi="Arial"/>
@@ -17006,7 +17006,7 @@
             <w:pPr>
               <w:spacing w:after="20" w:before="0"/>
             </w:pPr>
-            <w:hyperlink w:history="1" r:id="rIdyujlankhsh4jftldpmjn-">
+            <w:hyperlink w:history="1" r:id="rId48fd1vxmdbphxour0nmt9">
               <w:r>
                 <w:rPr>
                   <w:rFonts w:ascii="Arial" w:cs="Arial" w:eastAsia="Arial" w:hAnsi="Arial"/>
@@ -17039,7 +17039,7 @@
               <w:spacing w:after="10" w:before="0"/>
               <w:ind w:left="120"/>
             </w:pPr>
-            <w:hyperlink w:history="1" r:id="rIdfewxyho-p4er2ynhe458s">
+            <w:hyperlink w:history="1" r:id="rIdzvpk7r_o-l1iyicecgqd2">
               <w:r>
                 <w:rPr>
                   <w:rFonts w:ascii="Arial" w:cs="Arial" w:eastAsia="Arial" w:hAnsi="Arial"/>
@@ -17081,7 +17081,7 @@
                 <w:sz w:val="18"/>
                 <w:szCs w:val="18"/>
               </w:rPr>
-              <w:t xml:space="preserve">Learners revise their cumulative particle model of carbon structures (begun in Lesson 1, extended in Lessons 2–4). Today they focus on the graphite portion of their model. Using pencil and ruler on a fresh model sheet (or the ARES digital canvas), learners draw: (1) two flat hexagonal layers of carbon atoms connected by covalent bonds within each layer; (2) a 'gap' between the layers; (3) dashed lines in the gap labelled 'weak Van der Waals forces.' They then annotate: 'These weak forces allow layers to slide — that is why graphite writes on paper and conducts electricity (delocalised electrons) while being mechanically soft.' Learners compare their graphite model to their diamond model from Lesson 2 and write one sentence: 'Diamond has no Van der Waals forces between layers because ___.' They share models with a partner for peer review using two criteria: (a) Is the intramolecular bonding (covalent) correctly shown? (b) Are the Van der Waals forces between layers correctly labelled as weak/dashed?</w:t>
+              <w:t xml:space="preserve">Learners revise their cumulative particle model of carbon structures (begun in Lesson 1, extended in Lessons 2–4). Today they focus on the graphite portion of their model. Using pencil and ruler on a fresh model sheet (or the ARES digital canvas), learners draw: (1) two flat hexagonal layers of carbon atoms connected by covalent bonds within each layer; (2) a 'gap' between the layers; (3) dashed lines in the gap labelled 'weak Van der Waals forces.' They then annotate: 'These weak forces allow layers to slide — that is why graphite writes on paper and conducts electricity (delocalised electrons) while being mechanically soft.' Learners compare their graphite model to their diamond model from Lesson 4 and write one sentence: 'Diamond has no Van der Waals forces between layers because ___.' They share models with a partner for peer review using two criteria: (a) Is the intramolecular bonding (covalent) correctly shown? (b) Are the Van der Waals forces between layers correctly labelled as weak/dashed?</w:t>
             </w:r>
           </w:p>
         </w:tc>
@@ -17113,7 +17113,7 @@
                 <w:sz w:val="18"/>
                 <w:szCs w:val="18"/>
               </w:rPr>
-              <w:t xml:space="preserve">Distribute or display the model sheet. Say: 'Your model of carbon has grown over five lessons. Today we are adding the final piece that explains graphite's softness and conductivity. Draw two layers of hexagons first — the covalent bonds you know from Lesson 2. Then add the gap. Now — what goes in that gap? Not a covalent bond. Not an ionic bond. Use today's lesson.' WAIT 15 seconds. Circulate to 5–6 learners. Prompt those who draw solid lines between layers: 'Is that a strong or weak force? Show me that with your line type.' After 8 minutes of drawing, say: 'Swap with your partner. Using our two criteria on the board, give your partner one strength and one improvement. You have 2 minutes.' Bring class back together: cold-call 2 pairs to share one improvement they gave. Close with: 'Next lesson, we will look at giant ionic and giant covalent structures — and you will see exactly why diamond is so different from NaCl even though both are giant structures. Your model today is your foundation.'</w:t>
+              <w:t xml:space="preserve">Distribute or display the model sheet. Say: 'Your model of carbon has grown over five lessons. Today we are adding the final piece that explains graphite's softness and conductivity. Draw two layers of hexagons first — the covalent bonds you know from Lesson 4. Then add the gap. Now — what goes in that gap? Not a covalent bond. Not an ionic bond. Use today's lesson.' WAIT 15 seconds. Circulate to 5–6 learners. Prompt those who draw solid lines between layers: 'Is that a strong or weak force? Show me that with your line type.' After 8 minutes of drawing, say: 'Swap with your partner. Using our two criteria on the board, give your partner one strength and one improvement. You have 2 minutes.' Bring class back together: cold-call 2 pairs to share one improvement they gave. Close with: 'Next lesson, we will look at giant ionic and giant covalent structures — and you will see exactly why diamond is so different from NaCl even though both are giant structures. Your model today is your foundation.'</w:t>
             </w:r>
           </w:p>
         </w:tc>
@@ -17270,7 +17270,7 @@
                 <w:sz w:val="18"/>
                 <w:szCs w:val="18"/>
               </w:rPr>
-              <w:t xml:space="preserve">After the lesson, reflect on the following questions: (1) Did the boiling point anomaly of water generate genuine cognitive conflict, or did learners already know the answer? If many knew, consider whether the predict phase needs a less familiar anomaly next time. (2) Were learners able to correctly distinguish intermolecular forces (between molecules) from intramolecular bonds (within molecules) — the most common source of confusion in this topic? Check the model sheets collected. (3) Did the graphite connection in Phase 5 feel natural or forced? If learners struggled to link Van der Waals forces to graphite's softness, spend 5 minutes at the start of Lesson 6 revisiting this before introducing giant ionic structures. (4) Was the iodine demonstration sufficiently ventilated and safe? Note any safety issues for future repetition. (5) Which DQB pink-note questions were most intellectually rich? Consider incorporating 1–2 of these as the hook for Lesson 6. Record the names of learners whose model sheets showed the inter/intramolecular confusion for targeted follow-up.</w:t>
+              <w:t xml:space="preserve">After the lesson, reflect on the following questions: (1) Did the boiling point anomaly of water generate genuine cognitive conflict, or did learners already know the answer? If many knew, consider whether the predict phase needs a less familiar anomaly next time. (2) Were learners able to correctly distinguish intermolecular forces (between molecules) from intramolecular bonds (within molecules) — the most common source of confusion in this topic? Check the model sheets collected. (3) Did the graphite connection in Phase 5 feel natural or forced? If learners struggled to link Van der Waals forces to graphite's softness, spend 5 minutes at the start of Lesson 6 revisiting this before introducing metallic bonding. (4) Was the iodine demonstration sufficiently ventilated and safe? Note any safety issues for future repetition. (5) Which DQB pink-note questions were most intellectually rich? Consider incorporating 1–2 of these as the hook for Lesson 6. Record the names of learners whose model sheets showed the inter/intramolecular confusion for targeted follow-up.</w:t>
             </w:r>
           </w:p>
         </w:tc>
@@ -17551,7 +17551,7 @@
         </w:rPr>
         <w:t xml:space="preserve">© 2026 SeaVuria and ARES. Aligned with KICD objectives. Developed by SeaVuria; technical implementation by ARES (with AI assistance from Claude). Licensed under </w:t>
       </w:r>
-      <w:hyperlink w:history="1" r:id="rIdvw_agdwwkzwljd6jblomy">
+      <w:hyperlink w:history="1" r:id="rId7-ffdohrfr9fgett6udm3">
         <w:r>
           <w:rPr>
             <w:rFonts w:ascii="Arial" w:cs="Arial" w:eastAsia="Arial" w:hAnsi="Arial"/>
@@ -17572,7 +17572,7 @@
         </w:rPr>
         <w:t xml:space="preserve"> (</w:t>
       </w:r>
-      <w:hyperlink w:history="1" r:id="rIdsr6rcxdqehcqdzv3i06k6">
+      <w:hyperlink w:history="1" r:id="rIdvjcfi75mdgd8ihzxeg9qm">
         <w:r>
           <w:rPr>
             <w:rFonts w:ascii="Arial" w:cs="Arial" w:eastAsia="Arial" w:hAnsi="Arial"/>
@@ -18585,7 +18585,7 @@
             <w:pPr>
               <w:spacing w:after="20" w:before="0"/>
             </w:pPr>
-            <w:hyperlink w:history="1" r:id="rIdil_ccz7sxf6dgh3rljaqn">
+            <w:hyperlink w:history="1" r:id="rId_zi3qbaf6azspbcprm6o7">
               <w:r>
                 <w:rPr>
                   <w:rFonts w:ascii="Arial" w:cs="Arial" w:eastAsia="Arial" w:hAnsi="Arial"/>
@@ -18618,7 +18618,7 @@
               <w:spacing w:after="10" w:before="0"/>
               <w:ind w:left="120"/>
             </w:pPr>
-            <w:hyperlink w:history="1" r:id="rIdanwmxjoksoww1d2gshct7">
+            <w:hyperlink w:history="1" r:id="rIdcgkua2c1vebeo8otcdoc7">
               <w:r>
                 <w:rPr>
                   <w:rFonts w:ascii="Arial" w:cs="Arial" w:eastAsia="Arial" w:hAnsi="Arial"/>
@@ -18663,7 +18663,7 @@
             <w:pPr>
               <w:spacing w:after="20" w:before="0"/>
             </w:pPr>
-            <w:hyperlink w:history="1" r:id="rId-p0i84q_oesc0rv1pzkbj">
+            <w:hyperlink w:history="1" r:id="rIdq68byd5vyah7pnseoh_4u">
               <w:r>
                 <w:rPr>
                   <w:rFonts w:ascii="Arial" w:cs="Arial" w:eastAsia="Arial" w:hAnsi="Arial"/>
@@ -18696,7 +18696,7 @@
               <w:spacing w:after="10" w:before="0"/>
               <w:ind w:left="120"/>
             </w:pPr>
-            <w:hyperlink w:history="1" r:id="rIdyeimbs180uv9btfcxumhu">
+            <w:hyperlink w:history="1" r:id="rIdr1ldkvditpwlsvkprsuog">
               <w:r>
                 <w:rPr>
                   <w:rFonts w:ascii="Arial" w:cs="Arial" w:eastAsia="Arial" w:hAnsi="Arial"/>
@@ -18891,7 +18891,7 @@
             <w:pPr>
               <w:spacing w:after="20" w:before="0"/>
             </w:pPr>
-            <w:hyperlink w:history="1" r:id="rIdf43lcz37lvbu9r4hvqssj">
+            <w:hyperlink w:history="1" r:id="rIddoks1ihhlvlpjjbdrt36e">
               <w:r>
                 <w:rPr>
                   <w:rFonts w:ascii="Arial" w:cs="Arial" w:eastAsia="Arial" w:hAnsi="Arial"/>
@@ -18924,7 +18924,7 @@
               <w:spacing w:after="10" w:before="0"/>
               <w:ind w:left="120"/>
             </w:pPr>
-            <w:hyperlink w:history="1" r:id="rIdzn3cdtkufczq0toupqxmq">
+            <w:hyperlink w:history="1" r:id="rIdzg0qry59ruv690dg1abce">
               <w:r>
                 <w:rPr>
                   <w:rFonts w:ascii="Arial" w:cs="Arial" w:eastAsia="Arial" w:hAnsi="Arial"/>
@@ -18969,7 +18969,7 @@
             <w:pPr>
               <w:spacing w:after="20" w:before="0"/>
             </w:pPr>
-            <w:hyperlink w:history="1" r:id="rIdnwosad5irqojzm2kpi95v">
+            <w:hyperlink w:history="1" r:id="rIdfqjpqtul3bbymf4rldeu7">
               <w:r>
                 <w:rPr>
                   <w:rFonts w:ascii="Arial" w:cs="Arial" w:eastAsia="Arial" w:hAnsi="Arial"/>
@@ -19002,7 +19002,7 @@
               <w:spacing w:after="10" w:before="0"/>
               <w:ind w:left="120"/>
             </w:pPr>
-            <w:hyperlink w:history="1" r:id="rIdfzpgaodmhoqqhsrs0hrb5">
+            <w:hyperlink w:history="1" r:id="rId5k2vbnthw7quiq5h_zsrw">
               <w:r>
                 <w:rPr>
                   <w:rFonts w:ascii="Arial" w:cs="Arial" w:eastAsia="Arial" w:hAnsi="Arial"/>
@@ -19197,7 +19197,7 @@
             <w:pPr>
               <w:spacing w:after="20" w:before="0"/>
             </w:pPr>
-            <w:hyperlink w:history="1" r:id="rIdqoia5qj6kc4hpunayxjy8">
+            <w:hyperlink w:history="1" r:id="rId1d5toe8gdjdr99ypwqgfz">
               <w:r>
                 <w:rPr>
                   <w:rFonts w:ascii="Arial" w:cs="Arial" w:eastAsia="Arial" w:hAnsi="Arial"/>
@@ -19230,7 +19230,7 @@
               <w:spacing w:after="10" w:before="0"/>
               <w:ind w:left="120"/>
             </w:pPr>
-            <w:hyperlink w:history="1" r:id="rIdezrb4xnsqyjhnaexwvjh9">
+            <w:hyperlink w:history="1" r:id="rId9ydtciwa0-r6fn9gl2_8g">
               <w:r>
                 <w:rPr>
                   <w:rFonts w:ascii="Arial" w:cs="Arial" w:eastAsia="Arial" w:hAnsi="Arial"/>
@@ -19275,7 +19275,7 @@
             <w:pPr>
               <w:spacing w:after="20" w:before="0"/>
             </w:pPr>
-            <w:hyperlink w:history="1" r:id="rIdnl-iwljljy3744899bcip">
+            <w:hyperlink w:history="1" r:id="rId7huz0rwxnejaarxdfwjpq">
               <w:r>
                 <w:rPr>
                   <w:rFonts w:ascii="Arial" w:cs="Arial" w:eastAsia="Arial" w:hAnsi="Arial"/>
@@ -19308,7 +19308,7 @@
               <w:spacing w:after="10" w:before="0"/>
               <w:ind w:left="120"/>
             </w:pPr>
-            <w:hyperlink w:history="1" r:id="rIdvwxfplx442crd61bw0aoi">
+            <w:hyperlink w:history="1" r:id="rIdoyla1frg-18fg9zzwpnhs">
               <w:r>
                 <w:rPr>
                   <w:rFonts w:ascii="Arial" w:cs="Arial" w:eastAsia="Arial" w:hAnsi="Arial"/>
@@ -19503,7 +19503,7 @@
             <w:pPr>
               <w:spacing w:after="20" w:before="0"/>
             </w:pPr>
-            <w:hyperlink w:history="1" r:id="rIdyb9df5whptdaznhwc_cwo">
+            <w:hyperlink w:history="1" r:id="rIdro4cwwsn9qhtpjcooofju">
               <w:r>
                 <w:rPr>
                   <w:rFonts w:ascii="Arial" w:cs="Arial" w:eastAsia="Arial" w:hAnsi="Arial"/>
@@ -19536,7 +19536,7 @@
               <w:spacing w:after="10" w:before="0"/>
               <w:ind w:left="120"/>
             </w:pPr>
-            <w:hyperlink w:history="1" r:id="rIdir82tkyrcwa0g7zahzt3u">
+            <w:hyperlink w:history="1" r:id="rIdri5qc3rnnicrv0ypw1cum">
               <w:r>
                 <w:rPr>
                   <w:rFonts w:ascii="Arial" w:cs="Arial" w:eastAsia="Arial" w:hAnsi="Arial"/>
@@ -19581,7 +19581,7 @@
             <w:pPr>
               <w:spacing w:after="20" w:before="0"/>
             </w:pPr>
-            <w:hyperlink w:history="1" r:id="rIdw1dhfcfrgsls51ihijr39">
+            <w:hyperlink w:history="1" r:id="rId3xgafdnjhmpn8z7hxafh5">
               <w:r>
                 <w:rPr>
                   <w:rFonts w:ascii="Arial" w:cs="Arial" w:eastAsia="Arial" w:hAnsi="Arial"/>
@@ -19614,7 +19614,7 @@
               <w:spacing w:after="10" w:before="0"/>
               <w:ind w:left="120"/>
             </w:pPr>
-            <w:hyperlink w:history="1" r:id="rIdoeujyda-1b29d_1ec5g4d">
+            <w:hyperlink w:history="1" r:id="rId-ieuxdmrkeveedqhvfhov">
               <w:r>
                 <w:rPr>
                   <w:rFonts w:ascii="Arial" w:cs="Arial" w:eastAsia="Arial" w:hAnsi="Arial"/>
@@ -19809,7 +19809,7 @@
             <w:pPr>
               <w:spacing w:after="20" w:before="0"/>
             </w:pPr>
-            <w:hyperlink w:history="1" r:id="rIdqck2irazufsbpahod0czu">
+            <w:hyperlink w:history="1" r:id="rId_agbrrjgstztrqtaiaq4j">
               <w:r>
                 <w:rPr>
                   <w:rFonts w:ascii="Arial" w:cs="Arial" w:eastAsia="Arial" w:hAnsi="Arial"/>
@@ -19858,7 +19858,7 @@
               <w:spacing w:after="10" w:before="0"/>
               <w:ind w:left="120"/>
             </w:pPr>
-            <w:hyperlink w:history="1" r:id="rIdxvrzbftljy4yxzwdznsvi">
+            <w:hyperlink w:history="1" r:id="rIdznkoj5tltg0jaxrbi54cj">
               <w:r>
                 <w:rPr>
                   <w:rFonts w:ascii="Arial" w:cs="Arial" w:eastAsia="Arial" w:hAnsi="Arial"/>
@@ -19903,7 +19903,7 @@
             <w:pPr>
               <w:spacing w:after="20" w:before="0"/>
             </w:pPr>
-            <w:hyperlink w:history="1" r:id="rIdczr7ghjfg2j9hdpxyvu75">
+            <w:hyperlink w:history="1" r:id="rIddgmf7lkrtzl-yqejzq2py">
               <w:r>
                 <w:rPr>
                   <w:rFonts w:ascii="Arial" w:cs="Arial" w:eastAsia="Arial" w:hAnsi="Arial"/>
@@ -19936,7 +19936,7 @@
               <w:spacing w:after="10" w:before="0"/>
               <w:ind w:left="120"/>
             </w:pPr>
-            <w:hyperlink w:history="1" r:id="rId1juw-nfujtoesp6os5ezk">
+            <w:hyperlink w:history="1" r:id="rIdvl5kuugje5e9ayywmmvdz">
               <w:r>
                 <w:rPr>
                   <w:rFonts w:ascii="Arial" w:cs="Arial" w:eastAsia="Arial" w:hAnsi="Arial"/>
@@ -20448,7 +20448,7 @@
         </w:rPr>
         <w:t xml:space="preserve">© 2026 SeaVuria and ARES. Aligned with KICD objectives. Developed by SeaVuria; technical implementation by ARES (with AI assistance from Claude). Licensed under </w:t>
       </w:r>
-      <w:hyperlink w:history="1" r:id="rIdq7wgkq8qe6ldpfh4in2ql">
+      <w:hyperlink w:history="1" r:id="rIdgt83ld6_9dfznkt0teaua">
         <w:r>
           <w:rPr>
             <w:rFonts w:ascii="Arial" w:cs="Arial" w:eastAsia="Arial" w:hAnsi="Arial"/>
@@ -20469,7 +20469,7 @@
         </w:rPr>
         <w:t xml:space="preserve"> (</w:t>
       </w:r>
-      <w:hyperlink w:history="1" r:id="rId2pjfyrmdlcdjs4gkfl6pk">
+      <w:hyperlink w:history="1" r:id="rIdtenvmqqwkyqruwoouoony">
         <w:r>
           <w:rPr>
             <w:rFonts w:ascii="Arial" w:cs="Arial" w:eastAsia="Arial" w:hAnsi="Arial"/>
@@ -21482,7 +21482,7 @@
             <w:pPr>
               <w:spacing w:after="20" w:before="0"/>
             </w:pPr>
-            <w:hyperlink w:history="1" r:id="rIdzldke21gbsaprapi1fdzs">
+            <w:hyperlink w:history="1" r:id="rIdaw2qfkadkybafaqkjlgap">
               <w:r>
                 <w:rPr>
                   <w:rFonts w:ascii="Arial" w:cs="Arial" w:eastAsia="Arial" w:hAnsi="Arial"/>
@@ -21515,7 +21515,7 @@
               <w:spacing w:after="10" w:before="0"/>
               <w:ind w:left="120"/>
             </w:pPr>
-            <w:hyperlink w:history="1" r:id="rIdkihxbyewlbstiuhewjc6u">
+            <w:hyperlink w:history="1" r:id="rIducvhyfvz1kvomkpf87u8c">
               <w:r>
                 <w:rPr>
                   <w:rFonts w:ascii="Arial" w:cs="Arial" w:eastAsia="Arial" w:hAnsi="Arial"/>
@@ -21560,7 +21560,7 @@
             <w:pPr>
               <w:spacing w:after="20" w:before="0"/>
             </w:pPr>
-            <w:hyperlink w:history="1" r:id="rIdmbz69sjtbxwdwp0h5aogk">
+            <w:hyperlink w:history="1" r:id="rId_de9gbezj3g1nzfkru88d">
               <w:r>
                 <w:rPr>
                   <w:rFonts w:ascii="Arial" w:cs="Arial" w:eastAsia="Arial" w:hAnsi="Arial"/>
@@ -21609,7 +21609,7 @@
               <w:spacing w:after="10" w:before="0"/>
               <w:ind w:left="120"/>
             </w:pPr>
-            <w:hyperlink w:history="1" r:id="rIdejk9ewpkrjfgzi35wsbtg">
+            <w:hyperlink w:history="1" r:id="rId70muilca_ryo3-5ukusg9">
               <w:r>
                 <w:rPr>
                   <w:rFonts w:ascii="Arial" w:cs="Arial" w:eastAsia="Arial" w:hAnsi="Arial"/>
@@ -21702,7 +21702,7 @@
                 <w:sz w:val="18"/>
                 <w:szCs w:val="18"/>
               </w:rPr>
-              <w:t xml:space="preserve">2. HOOK (2 min): Hold up the diamond chip and the graphite pencil from the anchoring phenomenon. Say verbatim: 'Seven lessons ago we asked — how can two substances made of ONLY carbon atoms behave so differently? Today we flip that question around. If I tell you the bond type, can YOU predict the behaviour — before you even test it? That is what real chemists do.'</w:t>
+              <w:t xml:space="preserve">2. HOOK (2 min): Hold up the diamond chip and the graphite pencil from the anchoring phenomenon. Say verbatim: 'Six lessons ago we asked — how can two substances made of ONLY carbon atoms behave so differently? Today we flip that question around. If I tell you the bond type, can YOU predict the behaviour — before you even test it? That is what real chemists do.'</w:t>
             </w:r>
           </w:p>
           <w:p>
@@ -21899,7 +21899,7 @@
             <w:pPr>
               <w:spacing w:after="20" w:before="0"/>
             </w:pPr>
-            <w:hyperlink w:history="1" r:id="rIdguhidkn51qvo3jnsi7k1y">
+            <w:hyperlink w:history="1" r:id="rId5ifpffmfinj6dvfw1qprd">
               <w:r>
                 <w:rPr>
                   <w:rFonts w:ascii="Arial" w:cs="Arial" w:eastAsia="Arial" w:hAnsi="Arial"/>
@@ -21932,7 +21932,7 @@
               <w:spacing w:after="10" w:before="0"/>
               <w:ind w:left="120"/>
             </w:pPr>
-            <w:hyperlink w:history="1" r:id="rIdg_oyijawrbe5jiyps7aet">
+            <w:hyperlink w:history="1" r:id="rIdxibknkrwpdfazmdwdb64a">
               <w:r>
                 <w:rPr>
                   <w:rFonts w:ascii="Arial" w:cs="Arial" w:eastAsia="Arial" w:hAnsi="Arial"/>
@@ -21977,7 +21977,7 @@
             <w:pPr>
               <w:spacing w:after="20" w:before="0"/>
             </w:pPr>
-            <w:hyperlink w:history="1" r:id="rIdmjx7pqdnyimmmcmkyo9mw">
+            <w:hyperlink w:history="1" r:id="rIdfn3xja2bvkee1lcfojgvd">
               <w:r>
                 <w:rPr>
                   <w:rFonts w:ascii="Arial" w:cs="Arial" w:eastAsia="Arial" w:hAnsi="Arial"/>
@@ -22026,7 +22026,7 @@
               <w:spacing w:after="10" w:before="0"/>
               <w:ind w:left="120"/>
             </w:pPr>
-            <w:hyperlink w:history="1" r:id="rId283hkmfexjxwc_fn6mj6s">
+            <w:hyperlink w:history="1" r:id="rIdaxsumpbazwpab3e1h_3to">
               <w:r>
                 <w:rPr>
                   <w:rFonts w:ascii="Arial" w:cs="Arial" w:eastAsia="Arial" w:hAnsi="Arial"/>
@@ -22354,7 +22354,7 @@
             <w:pPr>
               <w:spacing w:after="20" w:before="0"/>
             </w:pPr>
-            <w:hyperlink w:history="1" r:id="rId7mr6hycr3l8py54ta8x-0">
+            <w:hyperlink w:history="1" r:id="rIdzlgfcb6dwixznntjtfwa-">
               <w:r>
                 <w:rPr>
                   <w:rFonts w:ascii="Arial" w:cs="Arial" w:eastAsia="Arial" w:hAnsi="Arial"/>
@@ -22403,7 +22403,7 @@
               <w:spacing w:after="10" w:before="0"/>
               <w:ind w:left="120"/>
             </w:pPr>
-            <w:hyperlink w:history="1" r:id="rIdmpbi1ylf8nufo4e_hvbzh">
+            <w:hyperlink w:history="1" r:id="rIdtekng7ylnxt6vldqrrza1">
               <w:r>
                 <w:rPr>
                   <w:rFonts w:ascii="Arial" w:cs="Arial" w:eastAsia="Arial" w:hAnsi="Arial"/>
@@ -22448,7 +22448,7 @@
             <w:pPr>
               <w:spacing w:after="20" w:before="0"/>
             </w:pPr>
-            <w:hyperlink w:history="1" r:id="rIdkfgrtkcarkfs0cfxfvnqf">
+            <w:hyperlink w:history="1" r:id="rIdoog6ixbqbqi2ftr7vilxc">
               <w:r>
                 <w:rPr>
                   <w:rFonts w:ascii="Arial" w:cs="Arial" w:eastAsia="Arial" w:hAnsi="Arial"/>
@@ -22497,7 +22497,7 @@
               <w:spacing w:after="10" w:before="0"/>
               <w:ind w:left="120"/>
             </w:pPr>
-            <w:hyperlink w:history="1" r:id="rIdysfn3oh_-komcpkfa8fth">
+            <w:hyperlink w:history="1" r:id="rIdfn-cwaqpsw4wnqheivbze">
               <w:r>
                 <w:rPr>
                   <w:rFonts w:ascii="Arial" w:cs="Arial" w:eastAsia="Arial" w:hAnsi="Arial"/>
@@ -22787,7 +22787,7 @@
             <w:pPr>
               <w:spacing w:after="20" w:before="0"/>
             </w:pPr>
-            <w:hyperlink w:history="1" r:id="rIdbmejanqlzn96vsu6n31x4">
+            <w:hyperlink w:history="1" r:id="rIdi9omhjhbds1wvdcov3mu-">
               <w:r>
                 <w:rPr>
                   <w:rFonts w:ascii="Arial" w:cs="Arial" w:eastAsia="Arial" w:hAnsi="Arial"/>
@@ -22836,7 +22836,7 @@
               <w:spacing w:after="10" w:before="0"/>
               <w:ind w:left="120"/>
             </w:pPr>
-            <w:hyperlink w:history="1" r:id="rIdc35l_igqkcp17mdzgdgdu">
+            <w:hyperlink w:history="1" r:id="rIdauk7ekezzvspy1pcxlagv">
               <w:r>
                 <w:rPr>
                   <w:rFonts w:ascii="Arial" w:cs="Arial" w:eastAsia="Arial" w:hAnsi="Arial"/>
@@ -22881,7 +22881,7 @@
             <w:pPr>
               <w:spacing w:after="20" w:before="0"/>
             </w:pPr>
-            <w:hyperlink w:history="1" r:id="rIdc6hkp7xa6_djtecsoxl8v">
+            <w:hyperlink w:history="1" r:id="rIdzv4s94ht5alixiz_mmjus">
               <w:r>
                 <w:rPr>
                   <w:rFonts w:ascii="Arial" w:cs="Arial" w:eastAsia="Arial" w:hAnsi="Arial"/>
@@ -22930,7 +22930,7 @@
               <w:spacing w:after="10" w:before="0"/>
               <w:ind w:left="120"/>
             </w:pPr>
-            <w:hyperlink w:history="1" r:id="rIdwa2439gcm8g6pchsa7uus">
+            <w:hyperlink w:history="1" r:id="rIdmsfd7mgajfauv1ens8w1q">
               <w:r>
                 <w:rPr>
                   <w:rFonts w:ascii="Arial" w:cs="Arial" w:eastAsia="Arial" w:hAnsi="Arial"/>
@@ -23182,7 +23182,7 @@
             <w:pPr>
               <w:spacing w:after="20" w:before="0"/>
             </w:pPr>
-            <w:hyperlink w:history="1" r:id="rIdu9jkavamrd2tzpvipppfo">
+            <w:hyperlink w:history="1" r:id="rIdgdivnpvvs0jurwy3vxvee">
               <w:r>
                 <w:rPr>
                   <w:rFonts w:ascii="Arial" w:cs="Arial" w:eastAsia="Arial" w:hAnsi="Arial"/>
@@ -23231,7 +23231,7 @@
               <w:spacing w:after="10" w:before="0"/>
               <w:ind w:left="120"/>
             </w:pPr>
-            <w:hyperlink w:history="1" r:id="rIdbmigwkauzosyeo06_jc5a">
+            <w:hyperlink w:history="1" r:id="rIdkoju0lgiqn--ocbf3vcvl">
               <w:r>
                 <w:rPr>
                   <w:rFonts w:ascii="Arial" w:cs="Arial" w:eastAsia="Arial" w:hAnsi="Arial"/>
@@ -23276,7 +23276,7 @@
             <w:pPr>
               <w:spacing w:after="20" w:before="0"/>
             </w:pPr>
-            <w:hyperlink w:history="1" r:id="rIdighimmxmzmr3fweoamah1">
+            <w:hyperlink w:history="1" r:id="rIdsvgdvczdcpw0si5bfg5mf">
               <w:r>
                 <w:rPr>
                   <w:rFonts w:ascii="Arial" w:cs="Arial" w:eastAsia="Arial" w:hAnsi="Arial"/>
@@ -23325,7 +23325,7 @@
               <w:spacing w:after="10" w:before="0"/>
               <w:ind w:left="120"/>
             </w:pPr>
-            <w:hyperlink w:history="1" r:id="rId0glbe8okzcl7heliyk2bq">
+            <w:hyperlink w:history="1" r:id="rIduth-3x5nuvus8_deux-hj">
               <w:r>
                 <w:rPr>
                   <w:rFonts w:ascii="Arial" w:cs="Arial" w:eastAsia="Arial" w:hAnsi="Arial"/>
@@ -24027,7 +24027,7 @@
         </w:rPr>
         <w:t xml:space="preserve">© 2026 SeaVuria and ARES. Aligned with KICD objectives. Developed by SeaVuria; technical implementation by ARES (with AI assistance from Claude). Licensed under </w:t>
       </w:r>
-      <w:hyperlink w:history="1" r:id="rIdcwtjoa6f5ld76z5wproyo">
+      <w:hyperlink w:history="1" r:id="rIdse0pgqucqodef1cndfjyu">
         <w:r>
           <w:rPr>
             <w:rFonts w:ascii="Arial" w:cs="Arial" w:eastAsia="Arial" w:hAnsi="Arial"/>
@@ -24048,7 +24048,7 @@
         </w:rPr>
         <w:t xml:space="preserve"> (</w:t>
       </w:r>
-      <w:hyperlink w:history="1" r:id="rId_4bpyyblxtqmxlep_uruj">
+      <w:hyperlink w:history="1" r:id="rIdftmsy4qcznq6cpp7n87qa">
         <w:r>
           <w:rPr>
             <w:rFonts w:ascii="Arial" w:cs="Arial" w:eastAsia="Arial" w:hAnsi="Arial"/>
@@ -25061,7 +25061,7 @@
             <w:pPr>
               <w:spacing w:after="20" w:before="0"/>
             </w:pPr>
-            <w:hyperlink w:history="1" r:id="rIdsqeata_0dtfroyys64qmb">
+            <w:hyperlink w:history="1" r:id="rIdumcs25fd0wq1q4tg4xmem">
               <w:r>
                 <w:rPr>
                   <w:rFonts w:ascii="Arial" w:cs="Arial" w:eastAsia="Arial" w:hAnsi="Arial"/>
@@ -25094,7 +25094,7 @@
               <w:spacing w:after="10" w:before="0"/>
               <w:ind w:left="120"/>
             </w:pPr>
-            <w:hyperlink w:history="1" r:id="rIdw45qmdkxxlz8iq-o9xqgq">
+            <w:hyperlink w:history="1" r:id="rIdh0rjlfd8qjs6-r_v6_wto">
               <w:r>
                 <w:rPr>
                   <w:rFonts w:ascii="Arial" w:cs="Arial" w:eastAsia="Arial" w:hAnsi="Arial"/>
@@ -25139,7 +25139,7 @@
             <w:pPr>
               <w:spacing w:after="20" w:before="0"/>
             </w:pPr>
-            <w:hyperlink w:history="1" r:id="rIdlirx_b17sfb4-1denbf6y">
+            <w:hyperlink w:history="1" r:id="rId6gbi5wjzesr8uaedbcgxd">
               <w:r>
                 <w:rPr>
                   <w:rFonts w:ascii="Arial" w:cs="Arial" w:eastAsia="Arial" w:hAnsi="Arial"/>
@@ -25172,7 +25172,7 @@
               <w:spacing w:after="10" w:before="0"/>
               <w:ind w:left="120"/>
             </w:pPr>
-            <w:hyperlink w:history="1" r:id="rIdcn5qc-gmhjgmm_pme6zgq">
+            <w:hyperlink w:history="1" r:id="rIdrytzqrnryacyrwtmxy5a3">
               <w:r>
                 <w:rPr>
                   <w:rFonts w:ascii="Arial" w:cs="Arial" w:eastAsia="Arial" w:hAnsi="Arial"/>
@@ -25367,7 +25367,7 @@
             <w:pPr>
               <w:spacing w:after="20" w:before="0"/>
             </w:pPr>
-            <w:hyperlink w:history="1" r:id="rIdcs5whno0ykapxrqymkwbs">
+            <w:hyperlink w:history="1" r:id="rIdutbed1knhbcgr6a4mobvn">
               <w:r>
                 <w:rPr>
                   <w:rFonts w:ascii="Arial" w:cs="Arial" w:eastAsia="Arial" w:hAnsi="Arial"/>
@@ -25400,7 +25400,7 @@
               <w:spacing w:after="10" w:before="0"/>
               <w:ind w:left="120"/>
             </w:pPr>
-            <w:hyperlink w:history="1" r:id="rId_zaj7hvq4j6vynlx4t3bg">
+            <w:hyperlink w:history="1" r:id="rIdbnu1hvbubvmvcjlxjgg5o">
               <w:r>
                 <w:rPr>
                   <w:rFonts w:ascii="Arial" w:cs="Arial" w:eastAsia="Arial" w:hAnsi="Arial"/>
@@ -25445,7 +25445,7 @@
             <w:pPr>
               <w:spacing w:after="20" w:before="0"/>
             </w:pPr>
-            <w:hyperlink w:history="1" r:id="rId9yavjcw8dowbe2atgx4j3">
+            <w:hyperlink w:history="1" r:id="rIdhtdjeohrqwjbgsmfk_16g">
               <w:r>
                 <w:rPr>
                   <w:rFonts w:ascii="Arial" w:cs="Arial" w:eastAsia="Arial" w:hAnsi="Arial"/>
@@ -25478,7 +25478,7 @@
               <w:spacing w:after="10" w:before="0"/>
               <w:ind w:left="120"/>
             </w:pPr>
-            <w:hyperlink w:history="1" r:id="rIdfgk1ydeer6zc15vfpu57h">
+            <w:hyperlink w:history="1" r:id="rIdgr9q5jecntzolwblyunjh">
               <w:r>
                 <w:rPr>
                   <w:rFonts w:ascii="Arial" w:cs="Arial" w:eastAsia="Arial" w:hAnsi="Arial"/>
@@ -25673,7 +25673,7 @@
             <w:pPr>
               <w:spacing w:after="20" w:before="0"/>
             </w:pPr>
-            <w:hyperlink w:history="1" r:id="rIdzdn6zejckoly6vi-tpcqr">
+            <w:hyperlink w:history="1" r:id="rIdolyirslqo_x2xirmytdly">
               <w:r>
                 <w:rPr>
                   <w:rFonts w:ascii="Arial" w:cs="Arial" w:eastAsia="Arial" w:hAnsi="Arial"/>
@@ -25706,7 +25706,7 @@
               <w:spacing w:after="10" w:before="0"/>
               <w:ind w:left="120"/>
             </w:pPr>
-            <w:hyperlink w:history="1" r:id="rId5_ffh63sxe-goivo7ajee">
+            <w:hyperlink w:history="1" r:id="rId2fwkg0wyiihv0rqewggga">
               <w:r>
                 <w:rPr>
                   <w:rFonts w:ascii="Arial" w:cs="Arial" w:eastAsia="Arial" w:hAnsi="Arial"/>
@@ -25751,7 +25751,7 @@
             <w:pPr>
               <w:spacing w:after="20" w:before="0"/>
             </w:pPr>
-            <w:hyperlink w:history="1" r:id="rIdhktvi7oy4ldfdm4d6wolf">
+            <w:hyperlink w:history="1" r:id="rId2hhik7cswhoi6f6d33m3g">
               <w:r>
                 <w:rPr>
                   <w:rFonts w:ascii="Arial" w:cs="Arial" w:eastAsia="Arial" w:hAnsi="Arial"/>
@@ -25784,7 +25784,7 @@
               <w:spacing w:after="10" w:before="0"/>
               <w:ind w:left="120"/>
             </w:pPr>
-            <w:hyperlink w:history="1" r:id="rIdlobaozskyqgmtf2vvkx--">
+            <w:hyperlink w:history="1" r:id="rIdlgtrysuvylc0lra8-x1nw">
               <w:r>
                 <w:rPr>
                   <w:rFonts w:ascii="Arial" w:cs="Arial" w:eastAsia="Arial" w:hAnsi="Arial"/>
@@ -25979,7 +25979,7 @@
             <w:pPr>
               <w:spacing w:after="20" w:before="0"/>
             </w:pPr>
-            <w:hyperlink w:history="1" r:id="rId7nmzottp8hxpg9jslaupe">
+            <w:hyperlink w:history="1" r:id="rIdhx70etnuuqz-_vko_fqzk">
               <w:r>
                 <w:rPr>
                   <w:rFonts w:ascii="Arial" w:cs="Arial" w:eastAsia="Arial" w:hAnsi="Arial"/>
@@ -26012,7 +26012,7 @@
               <w:spacing w:after="10" w:before="0"/>
               <w:ind w:left="120"/>
             </w:pPr>
-            <w:hyperlink w:history="1" r:id="rIdmud4zxjg4s9vd4h0woslw">
+            <w:hyperlink w:history="1" r:id="rId9yj3w5jh8_ma72ye2-ef8">
               <w:r>
                 <w:rPr>
                   <w:rFonts w:ascii="Arial" w:cs="Arial" w:eastAsia="Arial" w:hAnsi="Arial"/>
@@ -26057,7 +26057,7 @@
             <w:pPr>
               <w:spacing w:after="20" w:before="0"/>
             </w:pPr>
-            <w:hyperlink w:history="1" r:id="rIdskpye1pwp824eebxttjqw">
+            <w:hyperlink w:history="1" r:id="rIda6anntxqslkk8fbmj5onj">
               <w:r>
                 <w:rPr>
                   <w:rFonts w:ascii="Arial" w:cs="Arial" w:eastAsia="Arial" w:hAnsi="Arial"/>
@@ -26090,7 +26090,7 @@
               <w:spacing w:after="10" w:before="0"/>
               <w:ind w:left="120"/>
             </w:pPr>
-            <w:hyperlink w:history="1" r:id="rIdtyetcxcvig0z98gsq3l7l">
+            <w:hyperlink w:history="1" r:id="rIdokugdos13ei92g-jbqqmw">
               <w:r>
                 <w:rPr>
                   <w:rFonts w:ascii="Arial" w:cs="Arial" w:eastAsia="Arial" w:hAnsi="Arial"/>
@@ -26285,7 +26285,7 @@
             <w:pPr>
               <w:spacing w:after="20" w:before="0"/>
             </w:pPr>
-            <w:hyperlink w:history="1" r:id="rIdyfd6bkdvulhvqbcrsvbz-">
+            <w:hyperlink w:history="1" r:id="rIdyojghczwfanaevgmkt0le">
               <w:r>
                 <w:rPr>
                   <w:rFonts w:ascii="Arial" w:cs="Arial" w:eastAsia="Arial" w:hAnsi="Arial"/>
@@ -26334,7 +26334,7 @@
               <w:spacing w:after="10" w:before="0"/>
               <w:ind w:left="120"/>
             </w:pPr>
-            <w:hyperlink w:history="1" r:id="rIdleci1-0-nvdu1b9f6de2q">
+            <w:hyperlink w:history="1" r:id="rIdtmkmc1zborz9knfh_1bmv">
               <w:r>
                 <w:rPr>
                   <w:rFonts w:ascii="Arial" w:cs="Arial" w:eastAsia="Arial" w:hAnsi="Arial"/>
@@ -26379,7 +26379,7 @@
             <w:pPr>
               <w:spacing w:after="20" w:before="0"/>
             </w:pPr>
-            <w:hyperlink w:history="1" r:id="rId_bqommsrle9p1fvwskuxl">
+            <w:hyperlink w:history="1" r:id="rIdbsp1qncunuj4sqe2iia4y">
               <w:r>
                 <w:rPr>
                   <w:rFonts w:ascii="Arial" w:cs="Arial" w:eastAsia="Arial" w:hAnsi="Arial"/>
@@ -26428,7 +26428,7 @@
               <w:spacing w:after="10" w:before="0"/>
               <w:ind w:left="120"/>
             </w:pPr>
-            <w:hyperlink w:history="1" r:id="rIdbxgy-stqp3hxo8nwsyi4a">
+            <w:hyperlink w:history="1" r:id="rIdl-hozhaz0nysjdgdqugpn">
               <w:r>
                 <w:rPr>
                   <w:rFonts w:ascii="Arial" w:cs="Arial" w:eastAsia="Arial" w:hAnsi="Arial"/>
@@ -26940,7 +26940,7 @@
         </w:rPr>
         <w:t xml:space="preserve">© 2026 SeaVuria and ARES. Aligned with KICD objectives. Developed by SeaVuria; technical implementation by ARES (with AI assistance from Claude). Licensed under </w:t>
       </w:r>
-      <w:hyperlink w:history="1" r:id="rIdrx1isuquiwphnqjnv6i8f">
+      <w:hyperlink w:history="1" r:id="rId8kq-_v16deiphvm-tgw24">
         <w:r>
           <w:rPr>
             <w:rFonts w:ascii="Arial" w:cs="Arial" w:eastAsia="Arial" w:hAnsi="Arial"/>
@@ -26961,7 +26961,7 @@
         </w:rPr>
         <w:t xml:space="preserve"> (</w:t>
       </w:r>
-      <w:hyperlink w:history="1" r:id="rIdtk9ser11otl-eudkou66l">
+      <w:hyperlink w:history="1" r:id="rIdjubph7pb72n2k1hxmvt-y">
         <w:r>
           <w:rPr>
             <w:rFonts w:ascii="Arial" w:cs="Arial" w:eastAsia="Arial" w:hAnsi="Arial"/>
@@ -27974,7 +27974,7 @@
             <w:pPr>
               <w:spacing w:after="20" w:before="0"/>
             </w:pPr>
-            <w:hyperlink w:history="1" r:id="rIdwf8yqi2vguet7txuqyvom">
+            <w:hyperlink w:history="1" r:id="rIdixqfnfwviwaycm_yss68z">
               <w:r>
                 <w:rPr>
                   <w:rFonts w:ascii="Arial" w:cs="Arial" w:eastAsia="Arial" w:hAnsi="Arial"/>
@@ -28007,7 +28007,7 @@
               <w:spacing w:after="10" w:before="0"/>
               <w:ind w:left="120"/>
             </w:pPr>
-            <w:hyperlink w:history="1" r:id="rIdovcbjow3odrbg_beq_44c">
+            <w:hyperlink w:history="1" r:id="rIdipezfcxgw1oewy42xnjpw">
               <w:r>
                 <w:rPr>
                   <w:rFonts w:ascii="Arial" w:cs="Arial" w:eastAsia="Arial" w:hAnsi="Arial"/>
@@ -28069,7 +28069,7 @@
               <w:spacing w:after="10" w:before="0"/>
               <w:ind w:left="120"/>
             </w:pPr>
-            <w:hyperlink w:history="1" r:id="rIdx2mu1fwbu58epeagkzzti">
+            <w:hyperlink w:history="1" r:id="rIdjigzvqbnbmrvkha_2-xpm">
               <w:r>
                 <w:rPr>
                   <w:rFonts w:ascii="Arial" w:cs="Arial" w:eastAsia="Arial" w:hAnsi="Arial"/>
@@ -28279,7 +28279,7 @@
             <w:pPr>
               <w:spacing w:after="20" w:before="0"/>
             </w:pPr>
-            <w:hyperlink w:history="1" r:id="rIdvczugxv1mldhsdaksthco">
+            <w:hyperlink w:history="1" r:id="rIdxqwfxloriznfb4ebc7k7a">
               <w:r>
                 <w:rPr>
                   <w:rFonts w:ascii="Arial" w:cs="Arial" w:eastAsia="Arial" w:hAnsi="Arial"/>
@@ -28312,7 +28312,7 @@
               <w:spacing w:after="10" w:before="0"/>
               <w:ind w:left="120"/>
             </w:pPr>
-            <w:hyperlink w:history="1" r:id="rIdvimuyedp23liffcdo9wiq">
+            <w:hyperlink w:history="1" r:id="rIdazyfpcs5ejbcgxaqb6rxh">
               <w:r>
                 <w:rPr>
                   <w:rFonts w:ascii="Arial" w:cs="Arial" w:eastAsia="Arial" w:hAnsi="Arial"/>
@@ -28374,7 +28374,7 @@
               <w:spacing w:after="10" w:before="0"/>
               <w:ind w:left="120"/>
             </w:pPr>
-            <w:hyperlink w:history="1" r:id="rId6vmkw9txg6ovptd4pkgb_">
+            <w:hyperlink w:history="1" r:id="rIdgdgx5d_civdwsfutsjize">
               <w:r>
                 <w:rPr>
                   <w:rFonts w:ascii="Arial" w:cs="Arial" w:eastAsia="Arial" w:hAnsi="Arial"/>
@@ -28584,7 +28584,7 @@
             <w:pPr>
               <w:spacing w:after="20" w:before="0"/>
             </w:pPr>
-            <w:hyperlink w:history="1" r:id="rIdexldpnxcswpodmo1ehslt">
+            <w:hyperlink w:history="1" r:id="rIdqe0wveuahc_yqryhw3hf9">
               <w:r>
                 <w:rPr>
                   <w:rFonts w:ascii="Arial" w:cs="Arial" w:eastAsia="Arial" w:hAnsi="Arial"/>
@@ -28617,7 +28617,7 @@
               <w:spacing w:after="10" w:before="0"/>
               <w:ind w:left="120"/>
             </w:pPr>
-            <w:hyperlink w:history="1" r:id="rIdairpdvp4tk4yg9yrmk6qg">
+            <w:hyperlink w:history="1" r:id="rIdlyypkjum8aedajuwuqpob">
               <w:r>
                 <w:rPr>
                   <w:rFonts w:ascii="Arial" w:cs="Arial" w:eastAsia="Arial" w:hAnsi="Arial"/>
@@ -28679,7 +28679,7 @@
               <w:spacing w:after="10" w:before="0"/>
               <w:ind w:left="120"/>
             </w:pPr>
-            <w:hyperlink w:history="1" r:id="rId8xlc64i-qjb9vu3iofzqb">
+            <w:hyperlink w:history="1" r:id="rId9pwklalokpxyjkck913au">
               <w:r>
                 <w:rPr>
                   <w:rFonts w:ascii="Arial" w:cs="Arial" w:eastAsia="Arial" w:hAnsi="Arial"/>
@@ -28889,7 +28889,7 @@
             <w:pPr>
               <w:spacing w:after="20" w:before="0"/>
             </w:pPr>
-            <w:hyperlink w:history="1" r:id="rIddrmahfwgmfbtz8mn5eusm">
+            <w:hyperlink w:history="1" r:id="rId4r4g-gvwpglshng60zz9i">
               <w:r>
                 <w:rPr>
                   <w:rFonts w:ascii="Arial" w:cs="Arial" w:eastAsia="Arial" w:hAnsi="Arial"/>
@@ -28922,7 +28922,7 @@
               <w:spacing w:after="10" w:before="0"/>
               <w:ind w:left="120"/>
             </w:pPr>
-            <w:hyperlink w:history="1" r:id="rIds6bpppqwc1s-clqvtagax">
+            <w:hyperlink w:history="1" r:id="rIdsmzrcmg7iyxczzfu-oa97">
               <w:r>
                 <w:rPr>
                   <w:rFonts w:ascii="Arial" w:cs="Arial" w:eastAsia="Arial" w:hAnsi="Arial"/>
@@ -28984,7 +28984,7 @@
               <w:spacing w:after="10" w:before="0"/>
               <w:ind w:left="120"/>
             </w:pPr>
-            <w:hyperlink w:history="1" r:id="rIdaocdybd8n-d4zg6nhnrle">
+            <w:hyperlink w:history="1" r:id="rIdcgaajtlsdzsq84owef_jl">
               <w:r>
                 <w:rPr>
                   <w:rFonts w:ascii="Arial" w:cs="Arial" w:eastAsia="Arial" w:hAnsi="Arial"/>
@@ -29194,7 +29194,7 @@
             <w:pPr>
               <w:spacing w:after="20" w:before="0"/>
             </w:pPr>
-            <w:hyperlink w:history="1" r:id="rIdifihk5bhljwef-psyhvon">
+            <w:hyperlink w:history="1" r:id="rIdyk3uuocdq6tjft3x7egsj">
               <w:r>
                 <w:rPr>
                   <w:rFonts w:ascii="Arial" w:cs="Arial" w:eastAsia="Arial" w:hAnsi="Arial"/>
@@ -29243,7 +29243,7 @@
               <w:spacing w:after="10" w:before="0"/>
               <w:ind w:left="120"/>
             </w:pPr>
-            <w:hyperlink w:history="1" r:id="rIdm2o56coth1qtmrjow-uc2">
+            <w:hyperlink w:history="1" r:id="rId8vdvsbds12frprh-mp74i">
               <w:r>
                 <w:rPr>
                   <w:rFonts w:ascii="Arial" w:cs="Arial" w:eastAsia="Arial" w:hAnsi="Arial"/>
@@ -29305,7 +29305,7 @@
               <w:spacing w:after="10" w:before="0"/>
               <w:ind w:left="120"/>
             </w:pPr>
-            <w:hyperlink w:history="1" r:id="rIdhlmi54jr5g3sibceayqrz">
+            <w:hyperlink w:history="1" r:id="rIdcorhui-ugvft_wk36qxzs">
               <w:r>
                 <w:rPr>
                   <w:rFonts w:ascii="Arial" w:cs="Arial" w:eastAsia="Arial" w:hAnsi="Arial"/>
@@ -29832,7 +29832,7 @@
         </w:rPr>
         <w:t xml:space="preserve">© 2026 SeaVuria and ARES. Aligned with KICD objectives. Developed by SeaVuria; technical implementation by ARES (with AI assistance from Claude). Licensed under </w:t>
       </w:r>
-      <w:hyperlink w:history="1" r:id="rIdz7wm3nj-zywxkucmf-ugy">
+      <w:hyperlink w:history="1" r:id="rIdpn9ksl1eohiblmbyyyzwm">
         <w:r>
           <w:rPr>
             <w:rFonts w:ascii="Arial" w:cs="Arial" w:eastAsia="Arial" w:hAnsi="Arial"/>
@@ -29853,7 +29853,7 @@
         </w:rPr>
         <w:t xml:space="preserve"> (</w:t>
       </w:r>
-      <w:hyperlink w:history="1" r:id="rId0uznzsbibs4oohhjdjf2j">
+      <w:hyperlink w:history="1" r:id="rIdsm9o26mm2nmisy4rggaqz">
         <w:r>
           <w:rPr>
             <w:rFonts w:ascii="Arial" w:cs="Arial" w:eastAsia="Arial" w:hAnsi="Arial"/>
@@ -30866,7 +30866,7 @@
             <w:pPr>
               <w:spacing w:after="20" w:before="0"/>
             </w:pPr>
-            <w:hyperlink w:history="1" r:id="rIdfvwxt-eh11ig3snruwnsu">
+            <w:hyperlink w:history="1" r:id="rIdrv8jdqqonwds1qxqauqbp">
               <w:r>
                 <w:rPr>
                   <w:rFonts w:ascii="Arial" w:cs="Arial" w:eastAsia="Arial" w:hAnsi="Arial"/>
@@ -30899,7 +30899,7 @@
               <w:spacing w:after="10" w:before="0"/>
               <w:ind w:left="120"/>
             </w:pPr>
-            <w:hyperlink w:history="1" r:id="rIdkjef6n4grwtxfzckmau4_">
+            <w:hyperlink w:history="1" r:id="rIdxwdf03xyd9bczani_mc5l">
               <w:r>
                 <w:rPr>
                   <w:rFonts w:ascii="Arial" w:cs="Arial" w:eastAsia="Arial" w:hAnsi="Arial"/>
@@ -30944,7 +30944,7 @@
             <w:pPr>
               <w:spacing w:after="20" w:before="0"/>
             </w:pPr>
-            <w:hyperlink w:history="1" r:id="rIdxsf63c9k-u8ljjg35fwnt">
+            <w:hyperlink w:history="1" r:id="rIdnqrjpjgko7rrihatfq-ji">
               <w:r>
                 <w:rPr>
                   <w:rFonts w:ascii="Arial" w:cs="Arial" w:eastAsia="Arial" w:hAnsi="Arial"/>
@@ -30993,7 +30993,7 @@
               <w:spacing w:after="10" w:before="0"/>
               <w:ind w:left="120"/>
             </w:pPr>
-            <w:hyperlink w:history="1" r:id="rIdaotaytgbiahgmpmjxvwhi">
+            <w:hyperlink w:history="1" r:id="rIdnyezpdd6t6i2ngy-riqvm">
               <w:r>
                 <w:rPr>
                   <w:rFonts w:ascii="Arial" w:cs="Arial" w:eastAsia="Arial" w:hAnsi="Arial"/>
@@ -31188,7 +31188,7 @@
             <w:pPr>
               <w:spacing w:after="20" w:before="0"/>
             </w:pPr>
-            <w:hyperlink w:history="1" r:id="rId_cmje6uomxaelx_u8ty_j">
+            <w:hyperlink w:history="1" r:id="rIdj47al7unzy0ndr88i8p0p">
               <w:r>
                 <w:rPr>
                   <w:rFonts w:ascii="Arial" w:cs="Arial" w:eastAsia="Arial" w:hAnsi="Arial"/>
@@ -31221,7 +31221,7 @@
               <w:spacing w:after="10" w:before="0"/>
               <w:ind w:left="120"/>
             </w:pPr>
-            <w:hyperlink w:history="1" r:id="rId07xan2r_5rnodhv90m4sq">
+            <w:hyperlink w:history="1" r:id="rIdvz4y4ucmzq3xdqb7udm_7">
               <w:r>
                 <w:rPr>
                   <w:rFonts w:ascii="Arial" w:cs="Arial" w:eastAsia="Arial" w:hAnsi="Arial"/>
@@ -31266,7 +31266,7 @@
             <w:pPr>
               <w:spacing w:after="20" w:before="0"/>
             </w:pPr>
-            <w:hyperlink w:history="1" r:id="rId0b1oq9g01jhpbsp8xbew_">
+            <w:hyperlink w:history="1" r:id="rIdjhhbhcnqpvqatmrmz6cra">
               <w:r>
                 <w:rPr>
                   <w:rFonts w:ascii="Arial" w:cs="Arial" w:eastAsia="Arial" w:hAnsi="Arial"/>
@@ -31315,7 +31315,7 @@
               <w:spacing w:after="10" w:before="0"/>
               <w:ind w:left="120"/>
             </w:pPr>
-            <w:hyperlink w:history="1" r:id="rIdsqgyhlhr4qyhidq5zbiaf">
+            <w:hyperlink w:history="1" r:id="rId9xaz6sv-fwrkelsmncr6i">
               <w:r>
                 <w:rPr>
                   <w:rFonts w:ascii="Arial" w:cs="Arial" w:eastAsia="Arial" w:hAnsi="Arial"/>
@@ -31510,7 +31510,7 @@
             <w:pPr>
               <w:spacing w:after="20" w:before="0"/>
             </w:pPr>
-            <w:hyperlink w:history="1" r:id="rId54qudbeskxc09xrwwtfos">
+            <w:hyperlink w:history="1" r:id="rIdm89ikqqlclpwmqfcnppgi">
               <w:r>
                 <w:rPr>
                   <w:rFonts w:ascii="Arial" w:cs="Arial" w:eastAsia="Arial" w:hAnsi="Arial"/>
@@ -31559,7 +31559,7 @@
               <w:spacing w:after="10" w:before="0"/>
               <w:ind w:left="120"/>
             </w:pPr>
-            <w:hyperlink w:history="1" r:id="rId2zav6sgcs6qfyqo5gcgf6">
+            <w:hyperlink w:history="1" r:id="rId5mobvzc_niurzlupxt3z_">
               <w:r>
                 <w:rPr>
                   <w:rFonts w:ascii="Arial" w:cs="Arial" w:eastAsia="Arial" w:hAnsi="Arial"/>
@@ -31604,7 +31604,7 @@
             <w:pPr>
               <w:spacing w:after="20" w:before="0"/>
             </w:pPr>
-            <w:hyperlink w:history="1" r:id="rIdzqsq7_vrvssc9vovqjmah">
+            <w:hyperlink w:history="1" r:id="rIdh3lxvwtwy8wyttxb8hiha">
               <w:r>
                 <w:rPr>
                   <w:rFonts w:ascii="Arial" w:cs="Arial" w:eastAsia="Arial" w:hAnsi="Arial"/>
@@ -31653,7 +31653,7 @@
               <w:spacing w:after="10" w:before="0"/>
               <w:ind w:left="120"/>
             </w:pPr>
-            <w:hyperlink w:history="1" r:id="rIddgjd_yuakwxblc3i6z5g9">
+            <w:hyperlink w:history="1" r:id="rIdswz9p1l4kr2xebk3vpoav">
               <w:r>
                 <w:rPr>
                   <w:rFonts w:ascii="Arial" w:cs="Arial" w:eastAsia="Arial" w:hAnsi="Arial"/>
@@ -31727,7 +31727,7 @@
                 <w:sz w:val="18"/>
                 <w:szCs w:val="18"/>
               </w:rPr>
-              <w:t xml:space="preserve">For Part A, use a visible 2-minute timer. After each presentation say: 'One question from the floor — who has evidence that supports or challenges what was just presented?' Cold-call 1 student per presentation (5 total). Apply 12-second WAIT TIME each time. For graphite presentation, if students do not mention delocalised electrons, prompt: 'You said graphite conducts — which part of graphite's structure makes that possible? Think back to Lesson 7.' For Part B, say: 'This is individual silent work — 7 minutes. I am looking for the words metallic bonding, delocalised electrons, giant covalent, layered structure, and a reference back to our diamond-and-graphite phenomenon.' Circulate; stamp or initial completed CER paragraphs. For Part C, draw a quick structural comparison on the board: diamond (C–C tetrahedral network) vs. SiC (Si–C tetrahedral network, same geometry, similar hardness). Ask: 'What does this tell us about what controls hardness?' Cold-call 2 students, 10-second WAIT TIME each.</w:t>
+              <w:t xml:space="preserve">For Part A, use a visible 2-minute timer. After each presentation say: 'One question from the floor — who has evidence that supports or challenges what was just presented?' Cold-call 1 student per presentation (5 total). Apply 12-second WAIT TIME each time. For graphite presentation, if students do not mention delocalised electrons, prompt: 'You said graphite conducts — which part of graphite's structure makes that possible? Think back to Lesson 4.' For Part B, say: 'This is individual silent work — 7 minutes. I am looking for the words metallic bonding, delocalised electrons, giant covalent, layered structure, and a reference back to our diamond-and-graphite phenomenon.' Circulate; stamp or initial completed CER paragraphs. For Part C, draw a quick structural comparison on the board: diamond (C–C tetrahedral network) vs. SiC (Si–C tetrahedral network, same geometry, similar hardness). Ask: 'What does this tell us about what controls hardness?' Cold-call 2 students, 10-second WAIT TIME each.</w:t>
             </w:r>
           </w:p>
         </w:tc>
@@ -31848,7 +31848,7 @@
             <w:pPr>
               <w:spacing w:after="20" w:before="0"/>
             </w:pPr>
-            <w:hyperlink w:history="1" r:id="rIdd61psg12rdwnuoipcbe-v">
+            <w:hyperlink w:history="1" r:id="rIdqutbntsvgneouyyzbhthz">
               <w:r>
                 <w:rPr>
                   <w:rFonts w:ascii="Arial" w:cs="Arial" w:eastAsia="Arial" w:hAnsi="Arial"/>
@@ -31897,7 +31897,7 @@
               <w:spacing w:after="10" w:before="0"/>
               <w:ind w:left="120"/>
             </w:pPr>
-            <w:hyperlink w:history="1" r:id="rIdyip_pysefow0e81wtxdhi">
+            <w:hyperlink w:history="1" r:id="rIdir-4w7i-colx2lximjtg_">
               <w:r>
                 <w:rPr>
                   <w:rFonts w:ascii="Arial" w:cs="Arial" w:eastAsia="Arial" w:hAnsi="Arial"/>
@@ -31942,7 +31942,7 @@
             <w:pPr>
               <w:spacing w:after="20" w:before="0"/>
             </w:pPr>
-            <w:hyperlink w:history="1" r:id="rIdo8qg34h5sazehflfldiuu">
+            <w:hyperlink w:history="1" r:id="rId4pjcwinlde4eirbtz4uul">
               <w:r>
                 <w:rPr>
                   <w:rFonts w:ascii="Arial" w:cs="Arial" w:eastAsia="Arial" w:hAnsi="Arial"/>
@@ -31991,7 +31991,7 @@
               <w:spacing w:after="10" w:before="0"/>
               <w:ind w:left="120"/>
             </w:pPr>
-            <w:hyperlink w:history="1" r:id="rIdhadivghlrvmm3dcn1ymwf">
+            <w:hyperlink w:history="1" r:id="rId5i-dfokhvgq_msmv4trkm">
               <w:r>
                 <w:rPr>
                   <w:rFonts w:ascii="Arial" w:cs="Arial" w:eastAsia="Arial" w:hAnsi="Arial"/>
@@ -32065,7 +32065,7 @@
                 <w:sz w:val="18"/>
                 <w:szCs w:val="18"/>
               </w:rPr>
-              <w:t xml:space="preserve">Hand out pre-cut green and orange sticky notes. Say: 'We have been asking this driving question since Lesson 1. Today, after 10 lessons of evidence, I want to see how much of that question you can now answer with confidence.' Read the driving question aloud together — ask the class to read it chorally. Allow 4 minutes for individual note-writing. Collect DQB updates. Read three green notes aloud (choose ones that explicitly reference today's substances), affirming: 'This student has connected graphite's layered structure to its use in a dry-cell battery — that is exactly the kind of reasoning a materials scientist uses.' Read three orange notes and say: 'These unresolved questions — about intermolecular forces, about why metals are malleable, about how SiO₂ forms glass — are exactly what Lessons 11 to 13 will address.' Do NOT answer the orange-note questions yet.</w:t>
+              <w:t xml:space="preserve">Hand out pre-cut green and orange sticky notes. Say: 'We have been asking this driving question since Lesson 1. Today, after nine lessons of evidence, I want to see how much of that question you can now answer with confidence.' Read the driving question aloud together — ask the class to read it chorally. Allow 4 minutes for individual note-writing. Collect DQB updates. Read three green notes aloud (choose ones that explicitly reference today's substances), affirming: 'This student has connected graphite's layered structure to its use in a dry-cell battery — that is exactly the kind of reasoning a materials scientist uses.' Read three orange notes and say: 'These unresolved questions — about intermolecular forces, about why metals are malleable, about how SiO₂ forms glass — are exactly what Lessons 11 to 13 will address.' Do NOT answer the orange-note questions yet.</w:t>
             </w:r>
           </w:p>
         </w:tc>
@@ -32186,7 +32186,7 @@
             <w:pPr>
               <w:spacing w:after="20" w:before="0"/>
             </w:pPr>
-            <w:hyperlink w:history="1" r:id="rId7mxdnatnudbcve_js8hbs">
+            <w:hyperlink w:history="1" r:id="rIdupozobez18znjcldoavak">
               <w:r>
                 <w:rPr>
                   <w:rFonts w:ascii="Arial" w:cs="Arial" w:eastAsia="Arial" w:hAnsi="Arial"/>
@@ -32235,7 +32235,7 @@
               <w:spacing w:after="10" w:before="0"/>
               <w:ind w:left="120"/>
             </w:pPr>
-            <w:hyperlink w:history="1" r:id="rIdh1his618wlhsczmgh_9ht">
+            <w:hyperlink w:history="1" r:id="rIdptdisjueiliyoiyr9xnec">
               <w:r>
                 <w:rPr>
                   <w:rFonts w:ascii="Arial" w:cs="Arial" w:eastAsia="Arial" w:hAnsi="Arial"/>
@@ -32280,7 +32280,7 @@
             <w:pPr>
               <w:spacing w:after="20" w:before="0"/>
             </w:pPr>
-            <w:hyperlink w:history="1" r:id="rIddwgcg_co3pseg4d2acjqj">
+            <w:hyperlink w:history="1" r:id="rIdy4rzhrkispb0cixuu8h4i">
               <w:r>
                 <w:rPr>
                   <w:rFonts w:ascii="Arial" w:cs="Arial" w:eastAsia="Arial" w:hAnsi="Arial"/>
@@ -32329,7 +32329,7 @@
               <w:spacing w:after="10" w:before="0"/>
               <w:ind w:left="120"/>
             </w:pPr>
-            <w:hyperlink w:history="1" r:id="rId64kvp4en2_p42s_oc07gt">
+            <w:hyperlink w:history="1" r:id="rIdxlw52hul-xdql1ziphdn8">
               <w:r>
                 <w:rPr>
                   <w:rFonts w:ascii="Arial" w:cs="Arial" w:eastAsia="Arial" w:hAnsi="Arial"/>
@@ -32841,7 +32841,7 @@
         </w:rPr>
         <w:t xml:space="preserve">© 2026 SeaVuria and ARES. Aligned with KICD objectives. Developed by SeaVuria; technical implementation by ARES (with AI assistance from Claude). Licensed under </w:t>
       </w:r>
-      <w:hyperlink w:history="1" r:id="rIdponvt5sxm15knaavn_ag0">
+      <w:hyperlink w:history="1" r:id="rId7stu35-xnrzhc1k8kigss">
         <w:r>
           <w:rPr>
             <w:rFonts w:ascii="Arial" w:cs="Arial" w:eastAsia="Arial" w:hAnsi="Arial"/>
@@ -32862,7 +32862,7 @@
         </w:rPr>
         <w:t xml:space="preserve"> (</w:t>
       </w:r>
-      <w:hyperlink w:history="1" r:id="rIdlafjbyxqgffbzn2xlamim">
+      <w:hyperlink w:history="1" r:id="rIdohr2om0otz_6mo10bsrlo">
         <w:r>
           <w:rPr>
             <w:rFonts w:ascii="Arial" w:cs="Arial" w:eastAsia="Arial" w:hAnsi="Arial"/>
@@ -33875,7 +33875,7 @@
             <w:pPr>
               <w:spacing w:after="20" w:before="0"/>
             </w:pPr>
-            <w:hyperlink w:history="1" r:id="rIdvz2ccrvpibtnuqpou9_rk">
+            <w:hyperlink w:history="1" r:id="rIduycespyshlhekt0mb7uz6">
               <w:r>
                 <w:rPr>
                   <w:rFonts w:ascii="Arial" w:cs="Arial" w:eastAsia="Arial" w:hAnsi="Arial"/>
@@ -33908,7 +33908,7 @@
               <w:spacing w:after="10" w:before="0"/>
               <w:ind w:left="120"/>
             </w:pPr>
-            <w:hyperlink w:history="1" r:id="rId33hxnb8pltowu8_lr6ts7">
+            <w:hyperlink w:history="1" r:id="rIdqhvpintqdl7suuelf_iav">
               <w:r>
                 <w:rPr>
                   <w:rFonts w:ascii="Arial" w:cs="Arial" w:eastAsia="Arial" w:hAnsi="Arial"/>
@@ -33953,7 +33953,7 @@
             <w:pPr>
               <w:spacing w:after="20" w:before="0"/>
             </w:pPr>
-            <w:hyperlink w:history="1" r:id="rIdpw1p_skrsqtxckktkbt0m">
+            <w:hyperlink w:history="1" r:id="rIdi_difqec9qqcxlk6wj5ar">
               <w:r>
                 <w:rPr>
                   <w:rFonts w:ascii="Arial" w:cs="Arial" w:eastAsia="Arial" w:hAnsi="Arial"/>
@@ -33986,7 +33986,7 @@
               <w:spacing w:after="10" w:before="0"/>
               <w:ind w:left="120"/>
             </w:pPr>
-            <w:hyperlink w:history="1" r:id="rIdky08et6k6-a2x-0n1arrm">
+            <w:hyperlink w:history="1" r:id="rIdetix5khvh4ftlju-ydg3o">
               <w:r>
                 <w:rPr>
                   <w:rFonts w:ascii="Arial" w:cs="Arial" w:eastAsia="Arial" w:hAnsi="Arial"/>
@@ -34181,7 +34181,7 @@
             <w:pPr>
               <w:spacing w:after="20" w:before="0"/>
             </w:pPr>
-            <w:hyperlink w:history="1" r:id="rIdsenqopxhrldufw3681yvo">
+            <w:hyperlink w:history="1" r:id="rId6pettup1y9ixb7rrrhkc7">
               <w:r>
                 <w:rPr>
                   <w:rFonts w:ascii="Arial" w:cs="Arial" w:eastAsia="Arial" w:hAnsi="Arial"/>
@@ -34214,7 +34214,7 @@
               <w:spacing w:after="10" w:before="0"/>
               <w:ind w:left="120"/>
             </w:pPr>
-            <w:hyperlink w:history="1" r:id="rIdlvbjcqad1q74s5qshcwu1">
+            <w:hyperlink w:history="1" r:id="rIdvzkirh6ql7s3kpqcne_jr">
               <w:r>
                 <w:rPr>
                   <w:rFonts w:ascii="Arial" w:cs="Arial" w:eastAsia="Arial" w:hAnsi="Arial"/>
@@ -34259,7 +34259,7 @@
             <w:pPr>
               <w:spacing w:after="20" w:before="0"/>
             </w:pPr>
-            <w:hyperlink w:history="1" r:id="rId5y5jubxvhjkh5ujt8zl9c">
+            <w:hyperlink w:history="1" r:id="rIdwjwfa0dgkgypu4napg_qu">
               <w:r>
                 <w:rPr>
                   <w:rFonts w:ascii="Arial" w:cs="Arial" w:eastAsia="Arial" w:hAnsi="Arial"/>
@@ -34292,7 +34292,7 @@
               <w:spacing w:after="10" w:before="0"/>
               <w:ind w:left="120"/>
             </w:pPr>
-            <w:hyperlink w:history="1" r:id="rIdvg0wgcf1dn2srocbzmlgr">
+            <w:hyperlink w:history="1" r:id="rIdgagbt6wnzu4tu9-7lqzzn">
               <w:r>
                 <w:rPr>
                   <w:rFonts w:ascii="Arial" w:cs="Arial" w:eastAsia="Arial" w:hAnsi="Arial"/>
@@ -34487,7 +34487,7 @@
             <w:pPr>
               <w:spacing w:after="20" w:before="0"/>
             </w:pPr>
-            <w:hyperlink w:history="1" r:id="rIdgyrikvgwvdxmtlphs39yo">
+            <w:hyperlink w:history="1" r:id="rIdfovltpqjbw3sqqe_bmxzv">
               <w:r>
                 <w:rPr>
                   <w:rFonts w:ascii="Arial" w:cs="Arial" w:eastAsia="Arial" w:hAnsi="Arial"/>
@@ -34520,7 +34520,7 @@
               <w:spacing w:after="10" w:before="0"/>
               <w:ind w:left="120"/>
             </w:pPr>
-            <w:hyperlink w:history="1" r:id="rIdljqbzgwyqxmjtybj4mrpy">
+            <w:hyperlink w:history="1" r:id="rId54-mqer-spsdhmktdacxf">
               <w:r>
                 <w:rPr>
                   <w:rFonts w:ascii="Arial" w:cs="Arial" w:eastAsia="Arial" w:hAnsi="Arial"/>
@@ -34565,7 +34565,7 @@
             <w:pPr>
               <w:spacing w:after="20" w:before="0"/>
             </w:pPr>
-            <w:hyperlink w:history="1" r:id="rIdstwykszccvmxk4l9uiasj">
+            <w:hyperlink w:history="1" r:id="rIdshkploxqbrs1dz2mgbv4c">
               <w:r>
                 <w:rPr>
                   <w:rFonts w:ascii="Arial" w:cs="Arial" w:eastAsia="Arial" w:hAnsi="Arial"/>
@@ -34614,7 +34614,7 @@
               <w:spacing w:after="10" w:before="0"/>
               <w:ind w:left="120"/>
             </w:pPr>
-            <w:hyperlink w:history="1" r:id="rId2ow9iwvae0uy3qqizltec">
+            <w:hyperlink w:history="1" r:id="rId3aqerinintfk7uzghtcpy">
               <w:r>
                 <w:rPr>
                   <w:rFonts w:ascii="Arial" w:cs="Arial" w:eastAsia="Arial" w:hAnsi="Arial"/>
@@ -34656,7 +34656,7 @@
                 <w:sz w:val="18"/>
                 <w:szCs w:val="18"/>
               </w:rPr>
-              <w:t xml:space="preserve">Whole-class structured debrief anchored to the Carbon Paradox. Each group's designated presenter shares one key finding from their Critique Cards. The class then works through three 'Simulation vs. Reality' discussion questions projected on the board: (1) 'The graphite simulation showed electrons moving freely between layers. How does this explain our conductivity experiment result from Lesson 8 — where graphite lit the bulb but diamond did not?' (2) 'The NaCl simulation showed ions in a rigid lattice. How does this explain why NaCl dissolved in water but diamond did not, in our solubility investigation?' (3) 'What is ONE thing about the diamond structure that NO simulation can fully show — and why does that limitation matter for a jeweller in Nairobi using a diamond-tipped cutting tool?' Learners write individual 'Explanation Exit Sentences' answering: 'Digital simulations help us understand the Carbon Paradox because _______, but they simplify the reality by _______.'</w:t>
+              <w:t xml:space="preserve">Whole-class structured debrief anchored to the Carbon Paradox. Each group's designated presenter shares one key finding from their Critique Cards. The class then works through three 'Simulation vs. Reality' discussion questions projected on the board: (1) 'The graphite simulation showed electrons moving freely between layers. How does this explain our conductivity results from Lessons 1 and 8 — where graphite lit the bulb but diamond did not?' (2) 'The NaCl simulation showed ions in a rigid lattice. How does this explain why NaCl dissolved in water but diamond did not, in our solubility investigation?' (3) 'What is ONE thing about the diamond structure that NO simulation can fully show — and why does that limitation matter for a jeweller in Nairobi using a diamond-tipped cutting tool?' Learners write individual 'Explanation Exit Sentences' answering: 'Digital simulations help us understand the Carbon Paradox because _______, but they simplify the reality by _______.'</w:t>
             </w:r>
           </w:p>
         </w:tc>
@@ -34809,7 +34809,7 @@
             <w:pPr>
               <w:spacing w:after="20" w:before="0"/>
             </w:pPr>
-            <w:hyperlink w:history="1" r:id="rIdflc3nwvbhxk5oske8qyu1">
+            <w:hyperlink w:history="1" r:id="rIdp4fgrnq0t7difwc67phwo">
               <w:r>
                 <w:rPr>
                   <w:rFonts w:ascii="Arial" w:cs="Arial" w:eastAsia="Arial" w:hAnsi="Arial"/>
@@ -34842,7 +34842,7 @@
               <w:spacing w:after="10" w:before="0"/>
               <w:ind w:left="120"/>
             </w:pPr>
-            <w:hyperlink w:history="1" r:id="rIdyfwfzyndhrfrltrwovyw_">
+            <w:hyperlink w:history="1" r:id="rIdzrcjkc94zeiq1sbpzwg6w">
               <w:r>
                 <w:rPr>
                   <w:rFonts w:ascii="Arial" w:cs="Arial" w:eastAsia="Arial" w:hAnsi="Arial"/>
@@ -34887,7 +34887,7 @@
             <w:pPr>
               <w:spacing w:after="20" w:before="0"/>
             </w:pPr>
-            <w:hyperlink w:history="1" r:id="rIdxmatgogv6afyzapgnsr44">
+            <w:hyperlink w:history="1" r:id="rIdjkxvt-dvb3gx_3-f7qyxa">
               <w:r>
                 <w:rPr>
                   <w:rFonts w:ascii="Arial" w:cs="Arial" w:eastAsia="Arial" w:hAnsi="Arial"/>
@@ -34936,7 +34936,7 @@
               <w:spacing w:after="10" w:before="0"/>
               <w:ind w:left="120"/>
             </w:pPr>
-            <w:hyperlink w:history="1" r:id="rIdayz4wbtcjasr1uf5sknfq">
+            <w:hyperlink w:history="1" r:id="rIdtcr-qgxleeddoqxhauwbj">
               <w:r>
                 <w:rPr>
                   <w:rFonts w:ascii="Arial" w:cs="Arial" w:eastAsia="Arial" w:hAnsi="Arial"/>
@@ -35131,7 +35131,7 @@
             <w:pPr>
               <w:spacing w:after="20" w:before="0"/>
             </w:pPr>
-            <w:hyperlink w:history="1" r:id="rId_a5cqpqmbyrqowkiluv2w">
+            <w:hyperlink w:history="1" r:id="rIdpyyac27le8v-pqt-3trra">
               <w:r>
                 <w:rPr>
                   <w:rFonts w:ascii="Arial" w:cs="Arial" w:eastAsia="Arial" w:hAnsi="Arial"/>
@@ -35180,7 +35180,7 @@
               <w:spacing w:after="10" w:before="0"/>
               <w:ind w:left="120"/>
             </w:pPr>
-            <w:hyperlink w:history="1" r:id="rIdao6n7af2lakqwlnmtlmwd">
+            <w:hyperlink w:history="1" r:id="rIdgdb8wmotrhahzmwlezgf0">
               <w:r>
                 <w:rPr>
                   <w:rFonts w:ascii="Arial" w:cs="Arial" w:eastAsia="Arial" w:hAnsi="Arial"/>
@@ -35225,7 +35225,7 @@
             <w:pPr>
               <w:spacing w:after="20" w:before="0"/>
             </w:pPr>
-            <w:hyperlink w:history="1" r:id="rIdpnnoetzjbdbjxi8gifqgj">
+            <w:hyperlink w:history="1" r:id="rIdv3n8st2ln7jn3tuuj8-nj">
               <w:r>
                 <w:rPr>
                   <w:rFonts w:ascii="Arial" w:cs="Arial" w:eastAsia="Arial" w:hAnsi="Arial"/>
@@ -35258,7 +35258,7 @@
               <w:spacing w:after="10" w:before="0"/>
               <w:ind w:left="120"/>
             </w:pPr>
-            <w:hyperlink w:history="1" r:id="rIdurnxvzfx83bbjtiuvtjje">
+            <w:hyperlink w:history="1" r:id="rIdkpnhdy1f8dayzkqyjpd0i">
               <w:r>
                 <w:rPr>
                   <w:rFonts w:ascii="Arial" w:cs="Arial" w:eastAsia="Arial" w:hAnsi="Arial"/>
@@ -35770,7 +35770,7 @@
         </w:rPr>
         <w:t xml:space="preserve">© 2026 SeaVuria and ARES. Aligned with KICD objectives. Developed by SeaVuria; technical implementation by ARES (with AI assistance from Claude). Licensed under </w:t>
       </w:r>
-      <w:hyperlink w:history="1" r:id="rIdgzyy6odkiyt4xwi5cbusl">
+      <w:hyperlink w:history="1" r:id="rIdauoevs0xwctwur6asa71b">
         <w:r>
           <w:rPr>
             <w:rFonts w:ascii="Arial" w:cs="Arial" w:eastAsia="Arial" w:hAnsi="Arial"/>
@@ -35791,7 +35791,7 @@
         </w:rPr>
         <w:t xml:space="preserve"> (</w:t>
       </w:r>
-      <w:hyperlink w:history="1" r:id="rIdszwgpzvw9qrsjnzqhsuwg">
+      <w:hyperlink w:history="1" r:id="rIdh5s0hyhfz6rd9xgk2ppno">
         <w:r>
           <w:rPr>
             <w:rFonts w:ascii="Arial" w:cs="Arial" w:eastAsia="Arial" w:hAnsi="Arial"/>
@@ -36804,7 +36804,7 @@
             <w:pPr>
               <w:spacing w:after="20" w:before="0"/>
             </w:pPr>
-            <w:hyperlink w:history="1" r:id="rIdjbg8umg2slpvxmiyv9duf">
+            <w:hyperlink w:history="1" r:id="rIdy43bnybqmonj7w0gnqwim">
               <w:r>
                 <w:rPr>
                   <w:rFonts w:ascii="Arial" w:cs="Arial" w:eastAsia="Arial" w:hAnsi="Arial"/>
@@ -36837,7 +36837,7 @@
               <w:spacing w:after="10" w:before="0"/>
               <w:ind w:left="120"/>
             </w:pPr>
-            <w:hyperlink w:history="1" r:id="rIdp58is3iksfrjfcr73unbw">
+            <w:hyperlink w:history="1" r:id="rIdtzdj6fprmfduiajmomtn-">
               <w:r>
                 <w:rPr>
                   <w:rFonts w:ascii="Arial" w:cs="Arial" w:eastAsia="Arial" w:hAnsi="Arial"/>
@@ -36899,7 +36899,7 @@
               <w:spacing w:after="10" w:before="0"/>
               <w:ind w:left="120"/>
             </w:pPr>
-            <w:hyperlink w:history="1" r:id="rIdvqvnfudgqmi5xdd4uz9pl">
+            <w:hyperlink w:history="1" r:id="rIdgduidvenr-pbfkwigdeyc">
               <w:r>
                 <w:rPr>
                   <w:rFonts w:ascii="Arial" w:cs="Arial" w:eastAsia="Arial" w:hAnsi="Arial"/>
@@ -37109,7 +37109,7 @@
             <w:pPr>
               <w:spacing w:after="20" w:before="0"/>
             </w:pPr>
-            <w:hyperlink w:history="1" r:id="rId-xdwztq4qtc9dqigqgm8d">
+            <w:hyperlink w:history="1" r:id="rIds5obv75zlymrtdevyzhyd">
               <w:r>
                 <w:rPr>
                   <w:rFonts w:ascii="Arial" w:cs="Arial" w:eastAsia="Arial" w:hAnsi="Arial"/>
@@ -37142,7 +37142,7 @@
               <w:spacing w:after="10" w:before="0"/>
               <w:ind w:left="120"/>
             </w:pPr>
-            <w:hyperlink w:history="1" r:id="rIdbfhbbjnyczyzfaqezsufc">
+            <w:hyperlink w:history="1" r:id="rIdkkpdc2byh6c3twbzw6vfj">
               <w:r>
                 <w:rPr>
                   <w:rFonts w:ascii="Arial" w:cs="Arial" w:eastAsia="Arial" w:hAnsi="Arial"/>
@@ -37204,7 +37204,7 @@
               <w:spacing w:after="10" w:before="0"/>
               <w:ind w:left="120"/>
             </w:pPr>
-            <w:hyperlink w:history="1" r:id="rIdgrp4jwcqv_uqoel5mllht">
+            <w:hyperlink w:history="1" r:id="rIdeymbpiibmk3bl9umea5vd">
               <w:r>
                 <w:rPr>
                   <w:rFonts w:ascii="Arial" w:cs="Arial" w:eastAsia="Arial" w:hAnsi="Arial"/>
@@ -37414,7 +37414,7 @@
             <w:pPr>
               <w:spacing w:after="20" w:before="0"/>
             </w:pPr>
-            <w:hyperlink w:history="1" r:id="rId5m6rfgdabbizvymbquc23">
+            <w:hyperlink w:history="1" r:id="rIdrqgrt16qhtcww84c3anlr">
               <w:r>
                 <w:rPr>
                   <w:rFonts w:ascii="Arial" w:cs="Arial" w:eastAsia="Arial" w:hAnsi="Arial"/>
@@ -37463,7 +37463,7 @@
               <w:spacing w:after="10" w:before="0"/>
               <w:ind w:left="120"/>
             </w:pPr>
-            <w:hyperlink w:history="1" r:id="rIdneljskyb6lsppwbhq09bi">
+            <w:hyperlink w:history="1" r:id="rIdkzjz71tp2zq9ucpsgs-cs">
               <w:r>
                 <w:rPr>
                   <w:rFonts w:ascii="Arial" w:cs="Arial" w:eastAsia="Arial" w:hAnsi="Arial"/>
@@ -37525,7 +37525,7 @@
               <w:spacing w:after="10" w:before="0"/>
               <w:ind w:left="120"/>
             </w:pPr>
-            <w:hyperlink w:history="1" r:id="rId1hatrxyhipvt3o2vrfi_i">
+            <w:hyperlink w:history="1" r:id="rIdtaurzvf8jqh7lhpp287o6">
               <w:r>
                 <w:rPr>
                   <w:rFonts w:ascii="Arial" w:cs="Arial" w:eastAsia="Arial" w:hAnsi="Arial"/>
@@ -37735,7 +37735,7 @@
             <w:pPr>
               <w:spacing w:after="20" w:before="0"/>
             </w:pPr>
-            <w:hyperlink w:history="1" r:id="rId4q9fvmtyzgfpe0lh8qn6v">
+            <w:hyperlink w:history="1" r:id="rIdco2dthzr-hcxlm0cpbb9y">
               <w:r>
                 <w:rPr>
                   <w:rFonts w:ascii="Arial" w:cs="Arial" w:eastAsia="Arial" w:hAnsi="Arial"/>
@@ -37768,7 +37768,7 @@
               <w:spacing w:after="10" w:before="0"/>
               <w:ind w:left="120"/>
             </w:pPr>
-            <w:hyperlink w:history="1" r:id="rIdz7rtdlkoknmzq5zttlhmu">
+            <w:hyperlink w:history="1" r:id="rIdizalkljzyb3ouf0532_14">
               <w:r>
                 <w:rPr>
                   <w:rFonts w:ascii="Arial" w:cs="Arial" w:eastAsia="Arial" w:hAnsi="Arial"/>
@@ -37830,7 +37830,7 @@
               <w:spacing w:after="10" w:before="0"/>
               <w:ind w:left="120"/>
             </w:pPr>
-            <w:hyperlink w:history="1" r:id="rIdwwqz8mjak_vhftnuyyl5e">
+            <w:hyperlink w:history="1" r:id="rId7f3r287s_sqhfepxdwhmm">
               <w:r>
                 <w:rPr>
                   <w:rFonts w:ascii="Arial" w:cs="Arial" w:eastAsia="Arial" w:hAnsi="Arial"/>
@@ -38040,7 +38040,7 @@
             <w:pPr>
               <w:spacing w:after="20" w:before="0"/>
             </w:pPr>
-            <w:hyperlink w:history="1" r:id="rIdu_qh83w5se0tl_aoar7ic">
+            <w:hyperlink w:history="1" r:id="rIdzqxvvthcycnid-ts5ktxg">
               <w:r>
                 <w:rPr>
                   <w:rFonts w:ascii="Arial" w:cs="Arial" w:eastAsia="Arial" w:hAnsi="Arial"/>
@@ -38073,7 +38073,7 @@
               <w:spacing w:after="10" w:before="0"/>
               <w:ind w:left="120"/>
             </w:pPr>
-            <w:hyperlink w:history="1" r:id="rIdcvpju-staoi5edre9ebqi">
+            <w:hyperlink w:history="1" r:id="rIduuo73ds-xmqpr6e7efvfb">
               <w:r>
                 <w:rPr>
                   <w:rFonts w:ascii="Arial" w:cs="Arial" w:eastAsia="Arial" w:hAnsi="Arial"/>
@@ -38135,7 +38135,7 @@
               <w:spacing w:after="10" w:before="0"/>
               <w:ind w:left="120"/>
             </w:pPr>
-            <w:hyperlink w:history="1" r:id="rId1odorodlllc4q22wwnx04">
+            <w:hyperlink w:history="1" r:id="rIdg2rzvrzhl-_fnivyzfka3">
               <w:r>
                 <w:rPr>
                   <w:rFonts w:ascii="Arial" w:cs="Arial" w:eastAsia="Arial" w:hAnsi="Arial"/>
@@ -38662,7 +38662,7 @@
         </w:rPr>
         <w:t xml:space="preserve">© 2026 SeaVuria and ARES. Aligned with KICD objectives. Developed by SeaVuria; technical implementation by ARES (with AI assistance from Claude). Licensed under </w:t>
       </w:r>
-      <w:hyperlink w:history="1" r:id="rIdfawby6npyl0aj7yga_83t">
+      <w:hyperlink w:history="1" r:id="rIdquukcfkwhoiype8lammfw">
         <w:r>
           <w:rPr>
             <w:rFonts w:ascii="Arial" w:cs="Arial" w:eastAsia="Arial" w:hAnsi="Arial"/>
@@ -38683,7 +38683,7 @@
         </w:rPr>
         <w:t xml:space="preserve"> (</w:t>
       </w:r>
-      <w:hyperlink w:history="1" r:id="rId53d8gakzse8ncpcihirkd">
+      <w:hyperlink w:history="1" r:id="rIdswxxzsusbmn1eged5oaa0">
         <w:r>
           <w:rPr>
             <w:rFonts w:ascii="Arial" w:cs="Arial" w:eastAsia="Arial" w:hAnsi="Arial"/>
@@ -39696,7 +39696,7 @@
             <w:pPr>
               <w:spacing w:after="20" w:before="0"/>
             </w:pPr>
-            <w:hyperlink w:history="1" r:id="rIdjcgrool909tvwkrlf3ndn">
+            <w:hyperlink w:history="1" r:id="rId0o4lymlqolakxh82olq1g">
               <w:r>
                 <w:rPr>
                   <w:rFonts w:ascii="Arial" w:cs="Arial" w:eastAsia="Arial" w:hAnsi="Arial"/>
@@ -39729,7 +39729,7 @@
               <w:spacing w:after="10" w:before="0"/>
               <w:ind w:left="120"/>
             </w:pPr>
-            <w:hyperlink w:history="1" r:id="rIdcf5s9dpn841pzrpgthde3">
+            <w:hyperlink w:history="1" r:id="rIdvdajrz1rttsyy8pvxa0dk">
               <w:r>
                 <w:rPr>
                   <w:rFonts w:ascii="Arial" w:cs="Arial" w:eastAsia="Arial" w:hAnsi="Arial"/>
@@ -39774,7 +39774,7 @@
             <w:pPr>
               <w:spacing w:after="20" w:before="0"/>
             </w:pPr>
-            <w:hyperlink w:history="1" r:id="rIdd_ef8rbxgx-omlqgh4oxv">
+            <w:hyperlink w:history="1" r:id="rIdrx4rgn9etngwvcanuxzdn">
               <w:r>
                 <w:rPr>
                   <w:rFonts w:ascii="Arial" w:cs="Arial" w:eastAsia="Arial" w:hAnsi="Arial"/>
@@ -39807,7 +39807,7 @@
               <w:spacing w:after="10" w:before="0"/>
               <w:ind w:left="120"/>
             </w:pPr>
-            <w:hyperlink w:history="1" r:id="rId-ig4sbnkcwmbixx2dwqvj">
+            <w:hyperlink w:history="1" r:id="rId3se5jk6bweabqfj11um46">
               <w:r>
                 <w:rPr>
                   <w:rFonts w:ascii="Arial" w:cs="Arial" w:eastAsia="Arial" w:hAnsi="Arial"/>
@@ -40002,7 +40002,7 @@
             <w:pPr>
               <w:spacing w:after="20" w:before="0"/>
             </w:pPr>
-            <w:hyperlink w:history="1" r:id="rIdazpbz-keqhkt7pnntxaku">
+            <w:hyperlink w:history="1" r:id="rIdepynu-owtjxzde4ixfp9z">
               <w:r>
                 <w:rPr>
                   <w:rFonts w:ascii="Arial" w:cs="Arial" w:eastAsia="Arial" w:hAnsi="Arial"/>
@@ -40035,7 +40035,7 @@
               <w:spacing w:after="10" w:before="0"/>
               <w:ind w:left="120"/>
             </w:pPr>
-            <w:hyperlink w:history="1" r:id="rIdxmfioiv0eulb_b9uu-u6k">
+            <w:hyperlink w:history="1" r:id="rIdxygvkuefb5hakj7zvfboi">
               <w:r>
                 <w:rPr>
                   <w:rFonts w:ascii="Arial" w:cs="Arial" w:eastAsia="Arial" w:hAnsi="Arial"/>
@@ -40080,7 +40080,7 @@
             <w:pPr>
               <w:spacing w:after="20" w:before="0"/>
             </w:pPr>
-            <w:hyperlink w:history="1" r:id="rIdmoqy4wrezwpsi0sw8gd05">
+            <w:hyperlink w:history="1" r:id="rId8jz50sedpqdg6y0zsm3y7">
               <w:r>
                 <w:rPr>
                   <w:rFonts w:ascii="Arial" w:cs="Arial" w:eastAsia="Arial" w:hAnsi="Arial"/>
@@ -40113,7 +40113,7 @@
               <w:spacing w:after="10" w:before="0"/>
               <w:ind w:left="120"/>
             </w:pPr>
-            <w:hyperlink w:history="1" r:id="rId6szo4m0pacdhs0tenc1v2">
+            <w:hyperlink w:history="1" r:id="rIdlp9zqcsrfwc6oryfrixyi">
               <w:r>
                 <w:rPr>
                   <w:rFonts w:ascii="Arial" w:cs="Arial" w:eastAsia="Arial" w:hAnsi="Arial"/>
@@ -40308,7 +40308,7 @@
             <w:pPr>
               <w:spacing w:after="20" w:before="0"/>
             </w:pPr>
-            <w:hyperlink w:history="1" r:id="rIdyf1pvhpslcthywx--ye1a">
+            <w:hyperlink w:history="1" r:id="rIdrbw0mnmp9iaui6muw4o3c">
               <w:r>
                 <w:rPr>
                   <w:rFonts w:ascii="Arial" w:cs="Arial" w:eastAsia="Arial" w:hAnsi="Arial"/>
@@ -40341,7 +40341,7 @@
               <w:spacing w:after="10" w:before="0"/>
               <w:ind w:left="120"/>
             </w:pPr>
-            <w:hyperlink w:history="1" r:id="rId731bpzuk195nkjej3jo_7">
+            <w:hyperlink w:history="1" r:id="rId3c4r4zxsrjkyqjpnhjd5n">
               <w:r>
                 <w:rPr>
                   <w:rFonts w:ascii="Arial" w:cs="Arial" w:eastAsia="Arial" w:hAnsi="Arial"/>
@@ -40386,7 +40386,7 @@
             <w:pPr>
               <w:spacing w:after="20" w:before="0"/>
             </w:pPr>
-            <w:hyperlink w:history="1" r:id="rId9t_bvz5hw0iekbnwn94v6">
+            <w:hyperlink w:history="1" r:id="rIdajycard7aohbq6meqxdz5">
               <w:r>
                 <w:rPr>
                   <w:rFonts w:ascii="Arial" w:cs="Arial" w:eastAsia="Arial" w:hAnsi="Arial"/>
@@ -40435,7 +40435,7 @@
               <w:spacing w:after="10" w:before="0"/>
               <w:ind w:left="120"/>
             </w:pPr>
-            <w:hyperlink w:history="1" r:id="rIdeew2gfqkgdydx2thlihkx">
+            <w:hyperlink w:history="1" r:id="rIdxxtozvmekoqecnxg-ux8d">
               <w:r>
                 <w:rPr>
                   <w:rFonts w:ascii="Arial" w:cs="Arial" w:eastAsia="Arial" w:hAnsi="Arial"/>
@@ -40630,7 +40630,7 @@
             <w:pPr>
               <w:spacing w:after="20" w:before="0"/>
             </w:pPr>
-            <w:hyperlink w:history="1" r:id="rIdm9e3el611x797qexgh_lc">
+            <w:hyperlink w:history="1" r:id="rIdpkiqj3cv_augbemjufvaz">
               <w:r>
                 <w:rPr>
                   <w:rFonts w:ascii="Arial" w:cs="Arial" w:eastAsia="Arial" w:hAnsi="Arial"/>
@@ -40663,7 +40663,7 @@
               <w:spacing w:after="10" w:before="0"/>
               <w:ind w:left="120"/>
             </w:pPr>
-            <w:hyperlink w:history="1" r:id="rId1cbsm70yi8w-hzfv029h5">
+            <w:hyperlink w:history="1" r:id="rIdpxnkr-ecdv2q0kcoeaqoy">
               <w:r>
                 <w:rPr>
                   <w:rFonts w:ascii="Arial" w:cs="Arial" w:eastAsia="Arial" w:hAnsi="Arial"/>
@@ -40708,7 +40708,7 @@
             <w:pPr>
               <w:spacing w:after="20" w:before="0"/>
             </w:pPr>
-            <w:hyperlink w:history="1" r:id="rId0uvjkf6vaqao74p0ojtms">
+            <w:hyperlink w:history="1" r:id="rId3igtoavsafkbtd67rggvd">
               <w:r>
                 <w:rPr>
                   <w:rFonts w:ascii="Arial" w:cs="Arial" w:eastAsia="Arial" w:hAnsi="Arial"/>
@@ -40757,7 +40757,7 @@
               <w:spacing w:after="10" w:before="0"/>
               <w:ind w:left="120"/>
             </w:pPr>
-            <w:hyperlink w:history="1" r:id="rId4oxxtr1vqov6hjjupeneq">
+            <w:hyperlink w:history="1" r:id="rIdtztnafdi0x4q-yqmdg-_z">
               <w:r>
                 <w:rPr>
                   <w:rFonts w:ascii="Arial" w:cs="Arial" w:eastAsia="Arial" w:hAnsi="Arial"/>
@@ -40952,7 +40952,7 @@
             <w:pPr>
               <w:spacing w:after="20" w:before="0"/>
             </w:pPr>
-            <w:hyperlink w:history="1" r:id="rId3k7hjru1xjze-idyat94c">
+            <w:hyperlink w:history="1" r:id="rIdbhauza-itbgwtopdu5r4j">
               <w:r>
                 <w:rPr>
                   <w:rFonts w:ascii="Arial" w:cs="Arial" w:eastAsia="Arial" w:hAnsi="Arial"/>
@@ -40985,7 +40985,7 @@
               <w:spacing w:after="10" w:before="0"/>
               <w:ind w:left="120"/>
             </w:pPr>
-            <w:hyperlink w:history="1" r:id="rIdoniqfrdy9k-py-qq5ezer">
+            <w:hyperlink w:history="1" r:id="rIdbn0ot5p1etstm_bkkju0g">
               <w:r>
                 <w:rPr>
                   <w:rFonts w:ascii="Arial" w:cs="Arial" w:eastAsia="Arial" w:hAnsi="Arial"/>
@@ -41030,7 +41030,7 @@
             <w:pPr>
               <w:spacing w:after="20" w:before="0"/>
             </w:pPr>
-            <w:hyperlink w:history="1" r:id="rIdcdxv9kb_u-de4gtd_wzkh">
+            <w:hyperlink w:history="1" r:id="rIdy8z8oi3scw2u4rmuk942c">
               <w:r>
                 <w:rPr>
                   <w:rFonts w:ascii="Arial" w:cs="Arial" w:eastAsia="Arial" w:hAnsi="Arial"/>
@@ -41079,7 +41079,7 @@
               <w:spacing w:after="10" w:before="0"/>
               <w:ind w:left="120"/>
             </w:pPr>
-            <w:hyperlink w:history="1" r:id="rIdclp_za-ksyne88mjfoyqh">
+            <w:hyperlink w:history="1" r:id="rIdfghmgz7wyjkre4opkdior">
               <w:r>
                 <w:rPr>
                   <w:rFonts w:ascii="Arial" w:cs="Arial" w:eastAsia="Arial" w:hAnsi="Arial"/>
@@ -41591,7 +41591,7 @@
         </w:rPr>
         <w:t xml:space="preserve">© 2026 SeaVuria and ARES. Aligned with KICD objectives. Developed by SeaVuria; technical implementation by ARES (with AI assistance from Claude). Licensed under </w:t>
       </w:r>
-      <w:hyperlink w:history="1" r:id="rIdpcplt35q1logrw4hgbije">
+      <w:hyperlink w:history="1" r:id="rIdcr1s5z1vjazmj59omh0ac">
         <w:r>
           <w:rPr>
             <w:rFonts w:ascii="Arial" w:cs="Arial" w:eastAsia="Arial" w:hAnsi="Arial"/>
@@ -41612,7 +41612,7 @@
         </w:rPr>
         <w:t xml:space="preserve"> (</w:t>
       </w:r>
-      <w:hyperlink w:history="1" r:id="rIds7hxbx-unm2mjcab7lalr">
+      <w:hyperlink w:history="1" r:id="rIdxd-_dew51e5fpcdsemxm-">
         <w:r>
           <w:rPr>
             <w:rFonts w:ascii="Arial" w:cs="Arial" w:eastAsia="Arial" w:hAnsi="Arial"/>

--- a/data/outputs/v2/Chemistry/SS1.4_Chemical_Bonding/Chemistry_Chemical_Bonding_CBE_LessonSequence.docx
+++ b/data/outputs/v2/Chemistry/SS1.4_Chemical_Bonding/Chemistry_Chemical_Bonding_CBE_LessonSequence.docx
@@ -2632,7 +2632,7 @@
         </w:rPr>
         <w:t xml:space="preserve">© 2026 SeaVuria and ARES. This work is licensed under a </w:t>
       </w:r>
-      <w:hyperlink w:history="1" r:id="rIdkti61_yuwltat2cggm585">
+      <w:hyperlink w:history="1" r:id="rIdxbhnofgfhtjf3udi_lzgj">
         <w:r>
           <w:rPr>
             <w:rFonts w:ascii="Arial" w:cs="Arial" w:eastAsia="Arial" w:hAnsi="Arial"/>
@@ -2652,7 +2652,7 @@
         </w:rPr>
         <w:t xml:space="preserve"> (</w:t>
       </w:r>
-      <w:hyperlink w:history="1" r:id="rIdamdcpmp57m0uoypa4wcm9">
+      <w:hyperlink w:history="1" r:id="rIdrpgbeii5wuquf-fr03p5a">
         <w:r>
           <w:rPr>
             <w:rFonts w:ascii="Arial" w:cs="Arial" w:eastAsia="Arial" w:hAnsi="Arial"/>
@@ -2672,7 +2672,7 @@
         </w:rPr>
         <w:t xml:space="preserve">). To view a copy of this license, visit </w:t>
       </w:r>
-      <w:hyperlink w:history="1" r:id="rId-gsdkjfbiawbs0njqgvqz">
+      <w:hyperlink w:history="1" r:id="rIdnnomt5kgmrux1ha7wqrig">
         <w:r>
           <w:rPr>
             <w:rFonts w:ascii="Arial" w:cs="Arial" w:eastAsia="Arial" w:hAnsi="Arial"/>
@@ -3684,7 +3684,7 @@
             <w:pPr>
               <w:spacing w:after="20" w:before="0"/>
             </w:pPr>
-            <w:hyperlink w:history="1" r:id="rIdwudm4gj_navegveex5d_0">
+            <w:hyperlink w:history="1" r:id="rIdnwvvamnvtjtpyto0mvwfr">
               <w:r>
                 <w:rPr>
                   <w:rFonts w:ascii="Arial" w:cs="Arial" w:eastAsia="Arial" w:hAnsi="Arial"/>
@@ -3717,7 +3717,7 @@
               <w:spacing w:after="10" w:before="0"/>
               <w:ind w:left="120"/>
             </w:pPr>
-            <w:hyperlink w:history="1" r:id="rIdmoojpuct879i-8mtxqtwt">
+            <w:hyperlink w:history="1" r:id="rIdaayeh-upohticw9plbpyj">
               <w:r>
                 <w:rPr>
                   <w:rFonts w:ascii="Arial" w:cs="Arial" w:eastAsia="Arial" w:hAnsi="Arial"/>
@@ -3762,7 +3762,7 @@
             <w:pPr>
               <w:spacing w:after="20" w:before="0"/>
             </w:pPr>
-            <w:hyperlink w:history="1" r:id="rIdzccvzxps5zspn-24er_8b">
+            <w:hyperlink w:history="1" r:id="rIdtwtl2l66squ7_1d6_gjkp">
               <w:r>
                 <w:rPr>
                   <w:rFonts w:ascii="Arial" w:cs="Arial" w:eastAsia="Arial" w:hAnsi="Arial"/>
@@ -3811,7 +3811,7 @@
               <w:spacing w:after="10" w:before="0"/>
               <w:ind w:left="120"/>
             </w:pPr>
-            <w:hyperlink w:history="1" r:id="rIdajzbc2tu9ymgmvcpq_hrm">
+            <w:hyperlink w:history="1" r:id="rIdzyqxuhn2peuiseepqgqlc">
               <w:r>
                 <w:rPr>
                   <w:rFonts w:ascii="Arial" w:cs="Arial" w:eastAsia="Arial" w:hAnsi="Arial"/>
@@ -4006,7 +4006,7 @@
             <w:pPr>
               <w:spacing w:after="20" w:before="0"/>
             </w:pPr>
-            <w:hyperlink w:history="1" r:id="rIdcyb4jvgtce-cnqctssuyu">
+            <w:hyperlink w:history="1" r:id="rIdqlp_snavnk3ekf1ugelor">
               <w:r>
                 <w:rPr>
                   <w:rFonts w:ascii="Arial" w:cs="Arial" w:eastAsia="Arial" w:hAnsi="Arial"/>
@@ -4039,7 +4039,7 @@
               <w:spacing w:after="10" w:before="0"/>
               <w:ind w:left="120"/>
             </w:pPr>
-            <w:hyperlink w:history="1" r:id="rIdxucgzwlu3cvtmhsygq6w2">
+            <w:hyperlink w:history="1" r:id="rIdzmzq30qddfke1qc9obkn2">
               <w:r>
                 <w:rPr>
                   <w:rFonts w:ascii="Arial" w:cs="Arial" w:eastAsia="Arial" w:hAnsi="Arial"/>
@@ -4084,7 +4084,7 @@
             <w:pPr>
               <w:spacing w:after="20" w:before="0"/>
             </w:pPr>
-            <w:hyperlink w:history="1" r:id="rIdjs1csbpci2pfenj4kxe8h">
+            <w:hyperlink w:history="1" r:id="rIdbpcul5dyoxdztlzv1c9q0">
               <w:r>
                 <w:rPr>
                   <w:rFonts w:ascii="Arial" w:cs="Arial" w:eastAsia="Arial" w:hAnsi="Arial"/>
@@ -4133,7 +4133,7 @@
               <w:spacing w:after="10" w:before="0"/>
               <w:ind w:left="120"/>
             </w:pPr>
-            <w:hyperlink w:history="1" r:id="rId2gn9gwcvsuiawsoermd45">
+            <w:hyperlink w:history="1" r:id="rIdefmtcfw6ylompepga75hd">
               <w:r>
                 <w:rPr>
                   <w:rFonts w:ascii="Arial" w:cs="Arial" w:eastAsia="Arial" w:hAnsi="Arial"/>
@@ -4328,7 +4328,7 @@
             <w:pPr>
               <w:spacing w:after="20" w:before="0"/>
             </w:pPr>
-            <w:hyperlink w:history="1" r:id="rIdz9rfhelkucyviylj6zxxj">
+            <w:hyperlink w:history="1" r:id="rIdj56pa3biyxfgto_aticur">
               <w:r>
                 <w:rPr>
                   <w:rFonts w:ascii="Arial" w:cs="Arial" w:eastAsia="Arial" w:hAnsi="Arial"/>
@@ -4377,7 +4377,7 @@
               <w:spacing w:after="10" w:before="0"/>
               <w:ind w:left="120"/>
             </w:pPr>
-            <w:hyperlink w:history="1" r:id="rIdmrdvcj7mcyonaurljcr1m">
+            <w:hyperlink w:history="1" r:id="rIdksx-lh0hkpcf9083emds1">
               <w:r>
                 <w:rPr>
                   <w:rFonts w:ascii="Arial" w:cs="Arial" w:eastAsia="Arial" w:hAnsi="Arial"/>
@@ -4422,7 +4422,7 @@
             <w:pPr>
               <w:spacing w:after="20" w:before="0"/>
             </w:pPr>
-            <w:hyperlink w:history="1" r:id="rIdhj-jxkb1snu1lny2-vdrt">
+            <w:hyperlink w:history="1" r:id="rIdhekhlai0b2uiplqbyrzvi">
               <w:r>
                 <w:rPr>
                   <w:rFonts w:ascii="Arial" w:cs="Arial" w:eastAsia="Arial" w:hAnsi="Arial"/>
@@ -4471,7 +4471,7 @@
               <w:spacing w:after="10" w:before="0"/>
               <w:ind w:left="120"/>
             </w:pPr>
-            <w:hyperlink w:history="1" r:id="rIdhiaym6t91gr0s0j18jve_">
+            <w:hyperlink w:history="1" r:id="rIdfccerfvlbyphj3-c_ye2u">
               <w:r>
                 <w:rPr>
                   <w:rFonts w:ascii="Arial" w:cs="Arial" w:eastAsia="Arial" w:hAnsi="Arial"/>
@@ -4666,7 +4666,7 @@
             <w:pPr>
               <w:spacing w:after="20" w:before="0"/>
             </w:pPr>
-            <w:hyperlink w:history="1" r:id="rIdlmymmdhik8qy6byrmt52w">
+            <w:hyperlink w:history="1" r:id="rIdymu4kncmsmh1ciu74fgz4">
               <w:r>
                 <w:rPr>
                   <w:rFonts w:ascii="Arial" w:cs="Arial" w:eastAsia="Arial" w:hAnsi="Arial"/>
@@ -4715,7 +4715,7 @@
               <w:spacing w:after="10" w:before="0"/>
               <w:ind w:left="120"/>
             </w:pPr>
-            <w:hyperlink w:history="1" r:id="rIdwl9ni-patzn0u2us5gwjc">
+            <w:hyperlink w:history="1" r:id="rIdt6hektbl0wa_c4aftybvr">
               <w:r>
                 <w:rPr>
                   <w:rFonts w:ascii="Arial" w:cs="Arial" w:eastAsia="Arial" w:hAnsi="Arial"/>
@@ -4760,7 +4760,7 @@
             <w:pPr>
               <w:spacing w:after="20" w:before="0"/>
             </w:pPr>
-            <w:hyperlink w:history="1" r:id="rIdevaucvkzjhdldvrogttpo">
+            <w:hyperlink w:history="1" r:id="rIdixgpvq6eklt3vmppw9uym">
               <w:r>
                 <w:rPr>
                   <w:rFonts w:ascii="Arial" w:cs="Arial" w:eastAsia="Arial" w:hAnsi="Arial"/>
@@ -4809,7 +4809,7 @@
               <w:spacing w:after="10" w:before="0"/>
               <w:ind w:left="120"/>
             </w:pPr>
-            <w:hyperlink w:history="1" r:id="rIdebdvnxacbka1-rgkbgmci">
+            <w:hyperlink w:history="1" r:id="rIdiowqa_1yqzvhi9c-vobod">
               <w:r>
                 <w:rPr>
                   <w:rFonts w:ascii="Arial" w:cs="Arial" w:eastAsia="Arial" w:hAnsi="Arial"/>
@@ -5004,7 +5004,7 @@
             <w:pPr>
               <w:spacing w:after="20" w:before="0"/>
             </w:pPr>
-            <w:hyperlink w:history="1" r:id="rIde-12qdbp_hmsi8jwu-ped">
+            <w:hyperlink w:history="1" r:id="rIdvukkpol-ismbm1525uzcg">
               <w:r>
                 <w:rPr>
                   <w:rFonts w:ascii="Arial" w:cs="Arial" w:eastAsia="Arial" w:hAnsi="Arial"/>
@@ -5053,7 +5053,7 @@
               <w:spacing w:after="10" w:before="0"/>
               <w:ind w:left="120"/>
             </w:pPr>
-            <w:hyperlink w:history="1" r:id="rIdegbo2unuwk4inopdoy4mk">
+            <w:hyperlink w:history="1" r:id="rIdoeeqdmccmdcurfx4lkgr1">
               <w:r>
                 <w:rPr>
                   <w:rFonts w:ascii="Arial" w:cs="Arial" w:eastAsia="Arial" w:hAnsi="Arial"/>
@@ -5098,7 +5098,7 @@
             <w:pPr>
               <w:spacing w:after="20" w:before="0"/>
             </w:pPr>
-            <w:hyperlink w:history="1" r:id="rIdivg8shx--vi9x5zjhm2dz">
+            <w:hyperlink w:history="1" r:id="rIdnigwgginwgrfgkceco2x2">
               <w:r>
                 <w:rPr>
                   <w:rFonts w:ascii="Arial" w:cs="Arial" w:eastAsia="Arial" w:hAnsi="Arial"/>
@@ -5147,7 +5147,7 @@
               <w:spacing w:after="10" w:before="0"/>
               <w:ind w:left="120"/>
             </w:pPr>
-            <w:hyperlink w:history="1" r:id="rIdboty1hzpmjb27noqtscko">
+            <w:hyperlink w:history="1" r:id="rIdegoagi5bsothkmw5vg1cv">
               <w:r>
                 <w:rPr>
                   <w:rFonts w:ascii="Arial" w:cs="Arial" w:eastAsia="Arial" w:hAnsi="Arial"/>
@@ -5754,7 +5754,7 @@
         </w:rPr>
         <w:t xml:space="preserve">© 2026 SeaVuria and ARES. Aligned with KICD objectives. Developed by SeaVuria; technical implementation by ARES (with AI assistance from Claude). Licensed under </w:t>
       </w:r>
-      <w:hyperlink w:history="1" r:id="rId1xpz11-fgist8pbzvcqzn">
+      <w:hyperlink w:history="1" r:id="rIdao9mzjvzej_3njnw3-bmn">
         <w:r>
           <w:rPr>
             <w:rFonts w:ascii="Arial" w:cs="Arial" w:eastAsia="Arial" w:hAnsi="Arial"/>
@@ -5775,7 +5775,7 @@
         </w:rPr>
         <w:t xml:space="preserve"> (</w:t>
       </w:r>
-      <w:hyperlink w:history="1" r:id="rIdqznr6weql4qip6z-fyzy2">
+      <w:hyperlink w:history="1" r:id="rId1n3pqqqe05zuscnwi7fu2">
         <w:r>
           <w:rPr>
             <w:rFonts w:ascii="Arial" w:cs="Arial" w:eastAsia="Arial" w:hAnsi="Arial"/>
@@ -6788,7 +6788,7 @@
             <w:pPr>
               <w:spacing w:after="20" w:before="0"/>
             </w:pPr>
-            <w:hyperlink w:history="1" r:id="rIdg_kaxaq-uzlbgj7s8jizp">
+            <w:hyperlink w:history="1" r:id="rIdqk18xhhmnfqlhxz1bri_l">
               <w:r>
                 <w:rPr>
                   <w:rFonts w:ascii="Arial" w:cs="Arial" w:eastAsia="Arial" w:hAnsi="Arial"/>
@@ -6821,7 +6821,7 @@
               <w:spacing w:after="10" w:before="0"/>
               <w:ind w:left="120"/>
             </w:pPr>
-            <w:hyperlink w:history="1" r:id="rIdgbjo2-6jf-e2n8hjhu2mn">
+            <w:hyperlink w:history="1" r:id="rId83cudbr6zaoeagt8vnxtd">
               <w:r>
                 <w:rPr>
                   <w:rFonts w:ascii="Arial" w:cs="Arial" w:eastAsia="Arial" w:hAnsi="Arial"/>
@@ -6866,7 +6866,7 @@
             <w:pPr>
               <w:spacing w:after="20" w:before="0"/>
             </w:pPr>
-            <w:hyperlink w:history="1" r:id="rIdcd2yazwjbb51-w8s72s0d">
+            <w:hyperlink w:history="1" r:id="rIdgehek-en6qgftb31jeb5v">
               <w:r>
                 <w:rPr>
                   <w:rFonts w:ascii="Arial" w:cs="Arial" w:eastAsia="Arial" w:hAnsi="Arial"/>
@@ -6899,7 +6899,7 @@
               <w:spacing w:after="10" w:before="0"/>
               <w:ind w:left="120"/>
             </w:pPr>
-            <w:hyperlink w:history="1" r:id="rId18i-iilly5nr8p0ejk0k4">
+            <w:hyperlink w:history="1" r:id="rIdi8yewxxiuw8eo-cdycamo">
               <w:r>
                 <w:rPr>
                   <w:rFonts w:ascii="Arial" w:cs="Arial" w:eastAsia="Arial" w:hAnsi="Arial"/>
@@ -7094,7 +7094,7 @@
             <w:pPr>
               <w:spacing w:after="20" w:before="0"/>
             </w:pPr>
-            <w:hyperlink w:history="1" r:id="rIdwwwwqlfwb1m04v87owbl9">
+            <w:hyperlink w:history="1" r:id="rId0dpwfclo0gze_cqyivkgc">
               <w:r>
                 <w:rPr>
                   <w:rFonts w:ascii="Arial" w:cs="Arial" w:eastAsia="Arial" w:hAnsi="Arial"/>
@@ -7127,7 +7127,7 @@
               <w:spacing w:after="10" w:before="0"/>
               <w:ind w:left="120"/>
             </w:pPr>
-            <w:hyperlink w:history="1" r:id="rIdr1smu-vuee7k3hzmm6rmr">
+            <w:hyperlink w:history="1" r:id="rIddhijfhu-is_n434f97a1v">
               <w:r>
                 <w:rPr>
                   <w:rFonts w:ascii="Arial" w:cs="Arial" w:eastAsia="Arial" w:hAnsi="Arial"/>
@@ -7172,7 +7172,7 @@
             <w:pPr>
               <w:spacing w:after="20" w:before="0"/>
             </w:pPr>
-            <w:hyperlink w:history="1" r:id="rIdqnfwpu4hhpi-7wuehnhf_">
+            <w:hyperlink w:history="1" r:id="rId0t2y8osk_zhahulmokmmi">
               <w:r>
                 <w:rPr>
                   <w:rFonts w:ascii="Arial" w:cs="Arial" w:eastAsia="Arial" w:hAnsi="Arial"/>
@@ -7205,7 +7205,7 @@
               <w:spacing w:after="10" w:before="0"/>
               <w:ind w:left="120"/>
             </w:pPr>
-            <w:hyperlink w:history="1" r:id="rIdq_2_miz3xacarmqusoyhg">
+            <w:hyperlink w:history="1" r:id="rIdyigwauvub5lbdn-htimdc">
               <w:r>
                 <w:rPr>
                   <w:rFonts w:ascii="Arial" w:cs="Arial" w:eastAsia="Arial" w:hAnsi="Arial"/>
@@ -7400,7 +7400,7 @@
             <w:pPr>
               <w:spacing w:after="20" w:before="0"/>
             </w:pPr>
-            <w:hyperlink w:history="1" r:id="rIdvv7-hu6hstwxpfys_nidb">
+            <w:hyperlink w:history="1" r:id="rIdbctemgudqz1sgwtr3sope">
               <w:r>
                 <w:rPr>
                   <w:rFonts w:ascii="Arial" w:cs="Arial" w:eastAsia="Arial" w:hAnsi="Arial"/>
@@ -7433,7 +7433,7 @@
               <w:spacing w:after="10" w:before="0"/>
               <w:ind w:left="120"/>
             </w:pPr>
-            <w:hyperlink w:history="1" r:id="rIdeffqxupt1mgks0hafltyd">
+            <w:hyperlink w:history="1" r:id="rIdwlbpcprgtr6oiidojoyg1">
               <w:r>
                 <w:rPr>
                   <w:rFonts w:ascii="Arial" w:cs="Arial" w:eastAsia="Arial" w:hAnsi="Arial"/>
@@ -7478,7 +7478,7 @@
             <w:pPr>
               <w:spacing w:after="20" w:before="0"/>
             </w:pPr>
-            <w:hyperlink w:history="1" r:id="rIdpy1dxzzq6ipllb_3jt0qx">
+            <w:hyperlink w:history="1" r:id="rIdmvbuq81dyqmukchxu6umc">
               <w:r>
                 <w:rPr>
                   <w:rFonts w:ascii="Arial" w:cs="Arial" w:eastAsia="Arial" w:hAnsi="Arial"/>
@@ -7511,7 +7511,7 @@
               <w:spacing w:after="10" w:before="0"/>
               <w:ind w:left="120"/>
             </w:pPr>
-            <w:hyperlink w:history="1" r:id="rIduli6gkqsn8etejwwiqfjg">
+            <w:hyperlink w:history="1" r:id="rIdzhwze96gxuglm7nrgag5-">
               <w:r>
                 <w:rPr>
                   <w:rFonts w:ascii="Arial" w:cs="Arial" w:eastAsia="Arial" w:hAnsi="Arial"/>
@@ -7706,7 +7706,7 @@
             <w:pPr>
               <w:spacing w:after="20" w:before="0"/>
             </w:pPr>
-            <w:hyperlink w:history="1" r:id="rIdrgrglan9lm-tp0ra2v_lv">
+            <w:hyperlink w:history="1" r:id="rIdjfmkv6jmc8qk6jn706twj">
               <w:r>
                 <w:rPr>
                   <w:rFonts w:ascii="Arial" w:cs="Arial" w:eastAsia="Arial" w:hAnsi="Arial"/>
@@ -7739,7 +7739,7 @@
               <w:spacing w:after="10" w:before="0"/>
               <w:ind w:left="120"/>
             </w:pPr>
-            <w:hyperlink w:history="1" r:id="rIdytiqphztefqv37hrhzypc">
+            <w:hyperlink w:history="1" r:id="rIddlziaqxtgoyvbpepjhidx">
               <w:r>
                 <w:rPr>
                   <w:rFonts w:ascii="Arial" w:cs="Arial" w:eastAsia="Arial" w:hAnsi="Arial"/>
@@ -7784,7 +7784,7 @@
             <w:pPr>
               <w:spacing w:after="20" w:before="0"/>
             </w:pPr>
-            <w:hyperlink w:history="1" r:id="rIdqc7ukuural62cntuiiwmq">
+            <w:hyperlink w:history="1" r:id="rIdgbg0cytehfyxegwrnz3af">
               <w:r>
                 <w:rPr>
                   <w:rFonts w:ascii="Arial" w:cs="Arial" w:eastAsia="Arial" w:hAnsi="Arial"/>
@@ -7817,7 +7817,7 @@
               <w:spacing w:after="10" w:before="0"/>
               <w:ind w:left="120"/>
             </w:pPr>
-            <w:hyperlink w:history="1" r:id="rIdjym8za2eb5shb6gefj1hn">
+            <w:hyperlink w:history="1" r:id="rIdsqxhz_fr0lxfdlwmc6jcv">
               <w:r>
                 <w:rPr>
                   <w:rFonts w:ascii="Arial" w:cs="Arial" w:eastAsia="Arial" w:hAnsi="Arial"/>
@@ -8012,7 +8012,7 @@
             <w:pPr>
               <w:spacing w:after="20" w:before="0"/>
             </w:pPr>
-            <w:hyperlink w:history="1" r:id="rId9ofylxgr1scnf-lc9lqjs">
+            <w:hyperlink w:history="1" r:id="rIdjpcycp9f-xpouxfsjwtac">
               <w:r>
                 <w:rPr>
                   <w:rFonts w:ascii="Arial" w:cs="Arial" w:eastAsia="Arial" w:hAnsi="Arial"/>
@@ -8045,7 +8045,7 @@
               <w:spacing w:after="10" w:before="0"/>
               <w:ind w:left="120"/>
             </w:pPr>
-            <w:hyperlink w:history="1" r:id="rId8ecm8cik4jgjk20gn1bjv">
+            <w:hyperlink w:history="1" r:id="rIdjq8rrsprfyl8rlecbgakk">
               <w:r>
                 <w:rPr>
                   <w:rFonts w:ascii="Arial" w:cs="Arial" w:eastAsia="Arial" w:hAnsi="Arial"/>
@@ -8090,7 +8090,7 @@
             <w:pPr>
               <w:spacing w:after="20" w:before="0"/>
             </w:pPr>
-            <w:hyperlink w:history="1" r:id="rIdbqsp_ruid-vplaakskm1f">
+            <w:hyperlink w:history="1" r:id="rIdq1bmbhfnk5y47i-yynjkf">
               <w:r>
                 <w:rPr>
                   <w:rFonts w:ascii="Arial" w:cs="Arial" w:eastAsia="Arial" w:hAnsi="Arial"/>
@@ -8123,7 +8123,7 @@
               <w:spacing w:after="10" w:before="0"/>
               <w:ind w:left="120"/>
             </w:pPr>
-            <w:hyperlink w:history="1" r:id="rIdsll9row5brxznqqu0kjpv">
+            <w:hyperlink w:history="1" r:id="rIdxcpd0d4qkgzsgdojpn9fc">
               <w:r>
                 <w:rPr>
                   <w:rFonts w:ascii="Arial" w:cs="Arial" w:eastAsia="Arial" w:hAnsi="Arial"/>
@@ -8730,7 +8730,7 @@
         </w:rPr>
         <w:t xml:space="preserve">© 2026 SeaVuria and ARES. Aligned with KICD objectives. Developed by SeaVuria; technical implementation by ARES (with AI assistance from Claude). Licensed under </w:t>
       </w:r>
-      <w:hyperlink w:history="1" r:id="rId8kanb_rjxrbowfyy_d4kq">
+      <w:hyperlink w:history="1" r:id="rIdgfr8j69s7p3-mf_mg-4gk">
         <w:r>
           <w:rPr>
             <w:rFonts w:ascii="Arial" w:cs="Arial" w:eastAsia="Arial" w:hAnsi="Arial"/>
@@ -8751,7 +8751,7 @@
         </w:rPr>
         <w:t xml:space="preserve"> (</w:t>
       </w:r>
-      <w:hyperlink w:history="1" r:id="rIdfavevzdr_3ec-ylsnsxgv">
+      <w:hyperlink w:history="1" r:id="rIdiderqvbtb70whjt6i-86q">
         <w:r>
           <w:rPr>
             <w:rFonts w:ascii="Arial" w:cs="Arial" w:eastAsia="Arial" w:hAnsi="Arial"/>
@@ -9764,7 +9764,7 @@
             <w:pPr>
               <w:spacing w:after="20" w:before="0"/>
             </w:pPr>
-            <w:hyperlink w:history="1" r:id="rId17ao3ahcjux0cyk_ozosb">
+            <w:hyperlink w:history="1" r:id="rId0z6qe8u4ppk4mcxvnuohp">
               <w:r>
                 <w:rPr>
                   <w:rFonts w:ascii="Arial" w:cs="Arial" w:eastAsia="Arial" w:hAnsi="Arial"/>
@@ -9797,7 +9797,7 @@
               <w:spacing w:after="10" w:before="0"/>
               <w:ind w:left="120"/>
             </w:pPr>
-            <w:hyperlink w:history="1" r:id="rIdgcysmphke8i8sezkheane">
+            <w:hyperlink w:history="1" r:id="rIdburr_9crzao98pkra4rij">
               <w:r>
                 <w:rPr>
                   <w:rFonts w:ascii="Arial" w:cs="Arial" w:eastAsia="Arial" w:hAnsi="Arial"/>
@@ -9842,7 +9842,7 @@
             <w:pPr>
               <w:spacing w:after="20" w:before="0"/>
             </w:pPr>
-            <w:hyperlink w:history="1" r:id="rIdheencyjk30q-tv7kzymaf">
+            <w:hyperlink w:history="1" r:id="rIdt7nt8n8qzyzl_686p3hiz">
               <w:r>
                 <w:rPr>
                   <w:rFonts w:ascii="Arial" w:cs="Arial" w:eastAsia="Arial" w:hAnsi="Arial"/>
@@ -9875,7 +9875,7 @@
               <w:spacing w:after="10" w:before="0"/>
               <w:ind w:left="120"/>
             </w:pPr>
-            <w:hyperlink w:history="1" r:id="rIdwa3zj4u7pnx0v5wodcvjc">
+            <w:hyperlink w:history="1" r:id="rIdymkbusrdpzwajyavilg5c">
               <w:r>
                 <w:rPr>
                   <w:rFonts w:ascii="Arial" w:cs="Arial" w:eastAsia="Arial" w:hAnsi="Arial"/>
@@ -10070,7 +10070,7 @@
             <w:pPr>
               <w:spacing w:after="20" w:before="0"/>
             </w:pPr>
-            <w:hyperlink w:history="1" r:id="rIdy90pjr1r9pp9rfmj9juvr">
+            <w:hyperlink w:history="1" r:id="rId8u5fcknkazbmrbqt-bxdv">
               <w:r>
                 <w:rPr>
                   <w:rFonts w:ascii="Arial" w:cs="Arial" w:eastAsia="Arial" w:hAnsi="Arial"/>
@@ -10103,7 +10103,7 @@
               <w:spacing w:after="10" w:before="0"/>
               <w:ind w:left="120"/>
             </w:pPr>
-            <w:hyperlink w:history="1" r:id="rIdqtoyis4isr82puyiyl4uc">
+            <w:hyperlink w:history="1" r:id="rIdtfadbb8smflq2d3dm5-ef">
               <w:r>
                 <w:rPr>
                   <w:rFonts w:ascii="Arial" w:cs="Arial" w:eastAsia="Arial" w:hAnsi="Arial"/>
@@ -10148,7 +10148,7 @@
             <w:pPr>
               <w:spacing w:after="20" w:before="0"/>
             </w:pPr>
-            <w:hyperlink w:history="1" r:id="rIdwtlkshphutz17c-asxtde">
+            <w:hyperlink w:history="1" r:id="rIdtlbenntbisducckvdqwnb">
               <w:r>
                 <w:rPr>
                   <w:rFonts w:ascii="Arial" w:cs="Arial" w:eastAsia="Arial" w:hAnsi="Arial"/>
@@ -10181,7 +10181,7 @@
               <w:spacing w:after="10" w:before="0"/>
               <w:ind w:left="120"/>
             </w:pPr>
-            <w:hyperlink w:history="1" r:id="rIdug8jrxb8jfubotkg30dyk">
+            <w:hyperlink w:history="1" r:id="rIdc_zoipt-spdnlpbnc6nbn">
               <w:r>
                 <w:rPr>
                   <w:rFonts w:ascii="Arial" w:cs="Arial" w:eastAsia="Arial" w:hAnsi="Arial"/>
@@ -10376,7 +10376,7 @@
             <w:pPr>
               <w:spacing w:after="20" w:before="0"/>
             </w:pPr>
-            <w:hyperlink w:history="1" r:id="rIdbzpgqtzr6zbbcnxoy69_1">
+            <w:hyperlink w:history="1" r:id="rIdcb_esm8-kbvevsugfa72u">
               <w:r>
                 <w:rPr>
                   <w:rFonts w:ascii="Arial" w:cs="Arial" w:eastAsia="Arial" w:hAnsi="Arial"/>
@@ -10409,7 +10409,7 @@
               <w:spacing w:after="10" w:before="0"/>
               <w:ind w:left="120"/>
             </w:pPr>
-            <w:hyperlink w:history="1" r:id="rIdexxqfzo4pedfsrtt37uib">
+            <w:hyperlink w:history="1" r:id="rIdkj8aqnytyydrog_4bjty_">
               <w:r>
                 <w:rPr>
                   <w:rFonts w:ascii="Arial" w:cs="Arial" w:eastAsia="Arial" w:hAnsi="Arial"/>
@@ -10454,7 +10454,7 @@
             <w:pPr>
               <w:spacing w:after="20" w:before="0"/>
             </w:pPr>
-            <w:hyperlink w:history="1" r:id="rIdzjruafxfa5-w44v7eos63">
+            <w:hyperlink w:history="1" r:id="rIdokyue6ja9y0ivmml9k-2i">
               <w:r>
                 <w:rPr>
                   <w:rFonts w:ascii="Arial" w:cs="Arial" w:eastAsia="Arial" w:hAnsi="Arial"/>
@@ -10487,7 +10487,7 @@
               <w:spacing w:after="10" w:before="0"/>
               <w:ind w:left="120"/>
             </w:pPr>
-            <w:hyperlink w:history="1" r:id="rIdllei8o7ejepnfwpdg7r_3">
+            <w:hyperlink w:history="1" r:id="rIdcerrnyzqs2zzcdojihnzf">
               <w:r>
                 <w:rPr>
                   <w:rFonts w:ascii="Arial" w:cs="Arial" w:eastAsia="Arial" w:hAnsi="Arial"/>
@@ -10682,7 +10682,7 @@
             <w:pPr>
               <w:spacing w:after="20" w:before="0"/>
             </w:pPr>
-            <w:hyperlink w:history="1" r:id="rId9qk7hh7wvhtsmd-vxq_r5">
+            <w:hyperlink w:history="1" r:id="rIdhtw8gw2z_tux5pv88yxyu">
               <w:r>
                 <w:rPr>
                   <w:rFonts w:ascii="Arial" w:cs="Arial" w:eastAsia="Arial" w:hAnsi="Arial"/>
@@ -10715,7 +10715,7 @@
               <w:spacing w:after="10" w:before="0"/>
               <w:ind w:left="120"/>
             </w:pPr>
-            <w:hyperlink w:history="1" r:id="rIdtrfkwszlvi3ch2umkuunu">
+            <w:hyperlink w:history="1" r:id="rIdq9ctkrpmtjbzs90zxf29f">
               <w:r>
                 <w:rPr>
                   <w:rFonts w:ascii="Arial" w:cs="Arial" w:eastAsia="Arial" w:hAnsi="Arial"/>
@@ -10760,7 +10760,7 @@
             <w:pPr>
               <w:spacing w:after="20" w:before="0"/>
             </w:pPr>
-            <w:hyperlink w:history="1" r:id="rIdrstexvgoktvsznjeop-sv">
+            <w:hyperlink w:history="1" r:id="rIduwzscz2wyflyf0gixvoe8">
               <w:r>
                 <w:rPr>
                   <w:rFonts w:ascii="Arial" w:cs="Arial" w:eastAsia="Arial" w:hAnsi="Arial"/>
@@ -10793,7 +10793,7 @@
               <w:spacing w:after="10" w:before="0"/>
               <w:ind w:left="120"/>
             </w:pPr>
-            <w:hyperlink w:history="1" r:id="rIdgpusj_dus6b4m71psnkrd">
+            <w:hyperlink w:history="1" r:id="rId8whsre5zt5nz8ucjbfjv2">
               <w:r>
                 <w:rPr>
                   <w:rFonts w:ascii="Arial" w:cs="Arial" w:eastAsia="Arial" w:hAnsi="Arial"/>
@@ -10988,7 +10988,7 @@
             <w:pPr>
               <w:spacing w:after="20" w:before="0"/>
             </w:pPr>
-            <w:hyperlink w:history="1" r:id="rId6sqq_b3lb2xe_iqx5sebl">
+            <w:hyperlink w:history="1" r:id="rIdg2fyshzp_rkv2u4gybu3l">
               <w:r>
                 <w:rPr>
                   <w:rFonts w:ascii="Arial" w:cs="Arial" w:eastAsia="Arial" w:hAnsi="Arial"/>
@@ -11037,7 +11037,7 @@
               <w:spacing w:after="10" w:before="0"/>
               <w:ind w:left="120"/>
             </w:pPr>
-            <w:hyperlink w:history="1" r:id="rId_jnmbusybvmpfmeezvpzu">
+            <w:hyperlink w:history="1" r:id="rId7divr5clzcqogslznvu9e">
               <w:r>
                 <w:rPr>
                   <w:rFonts w:ascii="Arial" w:cs="Arial" w:eastAsia="Arial" w:hAnsi="Arial"/>
@@ -11082,7 +11082,7 @@
             <w:pPr>
               <w:spacing w:after="20" w:before="0"/>
             </w:pPr>
-            <w:hyperlink w:history="1" r:id="rIdvluaqq-ccoekkx450dchy">
+            <w:hyperlink w:history="1" r:id="rIdbdwbjimyhxnmczg7j_atl">
               <w:r>
                 <w:rPr>
                   <w:rFonts w:ascii="Arial" w:cs="Arial" w:eastAsia="Arial" w:hAnsi="Arial"/>
@@ -11115,7 +11115,7 @@
               <w:spacing w:after="10" w:before="0"/>
               <w:ind w:left="120"/>
             </w:pPr>
-            <w:hyperlink w:history="1" r:id="rIdq9vg3jy5cm3kelg2o_c9t">
+            <w:hyperlink w:history="1" r:id="rIdlngspo3vsdusr-roa4fyc">
               <w:r>
                 <w:rPr>
                   <w:rFonts w:ascii="Arial" w:cs="Arial" w:eastAsia="Arial" w:hAnsi="Arial"/>
@@ -11741,7 +11741,7 @@
         </w:rPr>
         <w:t xml:space="preserve">© 2026 SeaVuria and ARES. Aligned with KICD objectives. Developed by SeaVuria; technical implementation by ARES (with AI assistance from Claude). Licensed under </w:t>
       </w:r>
-      <w:hyperlink w:history="1" r:id="rIddapyhr0z0tzhdlw3dgb3b">
+      <w:hyperlink w:history="1" r:id="rId8lkr_pyrwaufx9nrlxjsa">
         <w:r>
           <w:rPr>
             <w:rFonts w:ascii="Arial" w:cs="Arial" w:eastAsia="Arial" w:hAnsi="Arial"/>
@@ -11762,7 +11762,7 @@
         </w:rPr>
         <w:t xml:space="preserve"> (</w:t>
       </w:r>
-      <w:hyperlink w:history="1" r:id="rIdg9uhybyj-wntc76aqcdu8">
+      <w:hyperlink w:history="1" r:id="rIdo5ddzgljorjhlapxz3oo_">
         <w:r>
           <w:rPr>
             <w:rFonts w:ascii="Arial" w:cs="Arial" w:eastAsia="Arial" w:hAnsi="Arial"/>
@@ -12775,7 +12775,7 @@
             <w:pPr>
               <w:spacing w:after="20" w:before="0"/>
             </w:pPr>
-            <w:hyperlink w:history="1" r:id="rIdummzrzlk4ypze5nnhg0cy">
+            <w:hyperlink w:history="1" r:id="rId8kxm-ym0wditg1lmfgvm1">
               <w:r>
                 <w:rPr>
                   <w:rFonts w:ascii="Arial" w:cs="Arial" w:eastAsia="Arial" w:hAnsi="Arial"/>
@@ -12808,7 +12808,7 @@
               <w:spacing w:after="10" w:before="0"/>
               <w:ind w:left="120"/>
             </w:pPr>
-            <w:hyperlink w:history="1" r:id="rIddvfvjg-nqvlweddjj3puj">
+            <w:hyperlink w:history="1" r:id="rIdfsn6rgxtkhhyt9jldve55">
               <w:r>
                 <w:rPr>
                   <w:rFonts w:ascii="Arial" w:cs="Arial" w:eastAsia="Arial" w:hAnsi="Arial"/>
@@ -12853,7 +12853,7 @@
             <w:pPr>
               <w:spacing w:after="20" w:before="0"/>
             </w:pPr>
-            <w:hyperlink w:history="1" r:id="rIdkmduvqh0uvz5iqoq1yrjf">
+            <w:hyperlink w:history="1" r:id="rIdyaoilx1ssmcmgjrruzaaw">
               <w:r>
                 <w:rPr>
                   <w:rFonts w:ascii="Arial" w:cs="Arial" w:eastAsia="Arial" w:hAnsi="Arial"/>
@@ -12886,7 +12886,7 @@
               <w:spacing w:after="10" w:before="0"/>
               <w:ind w:left="120"/>
             </w:pPr>
-            <w:hyperlink w:history="1" r:id="rId-oas3btfbrq1d8vogyvp2">
+            <w:hyperlink w:history="1" r:id="rIdqr8giiopz5yvjk_tm-w7s">
               <w:r>
                 <w:rPr>
                   <w:rFonts w:ascii="Arial" w:cs="Arial" w:eastAsia="Arial" w:hAnsi="Arial"/>
@@ -13081,7 +13081,7 @@
             <w:pPr>
               <w:spacing w:after="20" w:before="0"/>
             </w:pPr>
-            <w:hyperlink w:history="1" r:id="rIdaoa3qamnyq77mp-jpddny">
+            <w:hyperlink w:history="1" r:id="rId2an9esgyot4mkskfnwzji">
               <w:r>
                 <w:rPr>
                   <w:rFonts w:ascii="Arial" w:cs="Arial" w:eastAsia="Arial" w:hAnsi="Arial"/>
@@ -13114,7 +13114,7 @@
               <w:spacing w:after="10" w:before="0"/>
               <w:ind w:left="120"/>
             </w:pPr>
-            <w:hyperlink w:history="1" r:id="rId8xzvt1_9yrghwcvoxky2r">
+            <w:hyperlink w:history="1" r:id="rIdpfm8zae2ehukawvb39y-o">
               <w:r>
                 <w:rPr>
                   <w:rFonts w:ascii="Arial" w:cs="Arial" w:eastAsia="Arial" w:hAnsi="Arial"/>
@@ -13159,7 +13159,7 @@
             <w:pPr>
               <w:spacing w:after="20" w:before="0"/>
             </w:pPr>
-            <w:hyperlink w:history="1" r:id="rIdlnugcfzuqqrpaisrdfzlv">
+            <w:hyperlink w:history="1" r:id="rIdi-52o8tt1ujpknc0cunrv">
               <w:r>
                 <w:rPr>
                   <w:rFonts w:ascii="Arial" w:cs="Arial" w:eastAsia="Arial" w:hAnsi="Arial"/>
@@ -13192,7 +13192,7 @@
               <w:spacing w:after="10" w:before="0"/>
               <w:ind w:left="120"/>
             </w:pPr>
-            <w:hyperlink w:history="1" r:id="rIdoqvxil5_xl_epcudphaza">
+            <w:hyperlink w:history="1" r:id="rIdf5i16f-tpqelzrugvs8zy">
               <w:r>
                 <w:rPr>
                   <w:rFonts w:ascii="Arial" w:cs="Arial" w:eastAsia="Arial" w:hAnsi="Arial"/>
@@ -13387,7 +13387,7 @@
             <w:pPr>
               <w:spacing w:after="20" w:before="0"/>
             </w:pPr>
-            <w:hyperlink w:history="1" r:id="rIdq4y7oat8likv_79uyvxlk">
+            <w:hyperlink w:history="1" r:id="rId3qu9c0le8irnxkqqtvqaa">
               <w:r>
                 <w:rPr>
                   <w:rFonts w:ascii="Arial" w:cs="Arial" w:eastAsia="Arial" w:hAnsi="Arial"/>
@@ -13420,7 +13420,7 @@
               <w:spacing w:after="10" w:before="0"/>
               <w:ind w:left="120"/>
             </w:pPr>
-            <w:hyperlink w:history="1" r:id="rId7ivqkc37sitll6c6m4x0b">
+            <w:hyperlink w:history="1" r:id="rIdnoyuwslxghwavnmxd0mnu">
               <w:r>
                 <w:rPr>
                   <w:rFonts w:ascii="Arial" w:cs="Arial" w:eastAsia="Arial" w:hAnsi="Arial"/>
@@ -13465,7 +13465,7 @@
             <w:pPr>
               <w:spacing w:after="20" w:before="0"/>
             </w:pPr>
-            <w:hyperlink w:history="1" r:id="rIdkaoccxhvkvbeinxj-adz0">
+            <w:hyperlink w:history="1" r:id="rIdjxl4ll-0dooujrqaxrsyd">
               <w:r>
                 <w:rPr>
                   <w:rFonts w:ascii="Arial" w:cs="Arial" w:eastAsia="Arial" w:hAnsi="Arial"/>
@@ -13498,7 +13498,7 @@
               <w:spacing w:after="10" w:before="0"/>
               <w:ind w:left="120"/>
             </w:pPr>
-            <w:hyperlink w:history="1" r:id="rIdtfqyn1iu0exqhyvsf2zi5">
+            <w:hyperlink w:history="1" r:id="rIdywhslmpkwjtvtesecmflh">
               <w:r>
                 <w:rPr>
                   <w:rFonts w:ascii="Arial" w:cs="Arial" w:eastAsia="Arial" w:hAnsi="Arial"/>
@@ -13693,7 +13693,7 @@
             <w:pPr>
               <w:spacing w:after="20" w:before="0"/>
             </w:pPr>
-            <w:hyperlink w:history="1" r:id="rIdbjsap0au17_7azkr-pij-">
+            <w:hyperlink w:history="1" r:id="rIdcaebfotrtmtkwymmpin9u">
               <w:r>
                 <w:rPr>
                   <w:rFonts w:ascii="Arial" w:cs="Arial" w:eastAsia="Arial" w:hAnsi="Arial"/>
@@ -13726,7 +13726,7 @@
               <w:spacing w:after="10" w:before="0"/>
               <w:ind w:left="120"/>
             </w:pPr>
-            <w:hyperlink w:history="1" r:id="rIdkgz7y2wxu0mvp24_tinw3">
+            <w:hyperlink w:history="1" r:id="rIdlk8vgf5cj35womeukiw82">
               <w:r>
                 <w:rPr>
                   <w:rFonts w:ascii="Arial" w:cs="Arial" w:eastAsia="Arial" w:hAnsi="Arial"/>
@@ -13771,7 +13771,7 @@
             <w:pPr>
               <w:spacing w:after="20" w:before="0"/>
             </w:pPr>
-            <w:hyperlink w:history="1" r:id="rIdesukfxj45etwczrlftjcs">
+            <w:hyperlink w:history="1" r:id="rIdymqe2dg0iyyxs0l6gybwi">
               <w:r>
                 <w:rPr>
                   <w:rFonts w:ascii="Arial" w:cs="Arial" w:eastAsia="Arial" w:hAnsi="Arial"/>
@@ -13804,7 +13804,7 @@
               <w:spacing w:after="10" w:before="0"/>
               <w:ind w:left="120"/>
             </w:pPr>
-            <w:hyperlink w:history="1" r:id="rIdom_kacd5w6r0i11a7hsj8">
+            <w:hyperlink w:history="1" r:id="rIdwxbuhaofo8rzdqbj44hbi">
               <w:r>
                 <w:rPr>
                   <w:rFonts w:ascii="Arial" w:cs="Arial" w:eastAsia="Arial" w:hAnsi="Arial"/>
@@ -13999,7 +13999,7 @@
             <w:pPr>
               <w:spacing w:after="20" w:before="0"/>
             </w:pPr>
-            <w:hyperlink w:history="1" r:id="rIdimqm-akeev95jqxkt4niy">
+            <w:hyperlink w:history="1" r:id="rIdftcva1vrufh4a9wuupp50">
               <w:r>
                 <w:rPr>
                   <w:rFonts w:ascii="Arial" w:cs="Arial" w:eastAsia="Arial" w:hAnsi="Arial"/>
@@ -14032,7 +14032,7 @@
               <w:spacing w:after="10" w:before="0"/>
               <w:ind w:left="120"/>
             </w:pPr>
-            <w:hyperlink w:history="1" r:id="rIdlvyw_fqr8abttihywbset">
+            <w:hyperlink w:history="1" r:id="rIdorkpcoisax6tomhjfxdw4">
               <w:r>
                 <w:rPr>
                   <w:rFonts w:ascii="Arial" w:cs="Arial" w:eastAsia="Arial" w:hAnsi="Arial"/>
@@ -14077,7 +14077,7 @@
             <w:pPr>
               <w:spacing w:after="20" w:before="0"/>
             </w:pPr>
-            <w:hyperlink w:history="1" r:id="rIdjp3lq0_gyebrdot5haos9">
+            <w:hyperlink w:history="1" r:id="rIdzhxl8hcshynedxcbuke-i">
               <w:r>
                 <w:rPr>
                   <w:rFonts w:ascii="Arial" w:cs="Arial" w:eastAsia="Arial" w:hAnsi="Arial"/>
@@ -14110,7 +14110,7 @@
               <w:spacing w:after="10" w:before="0"/>
               <w:ind w:left="120"/>
             </w:pPr>
-            <w:hyperlink w:history="1" r:id="rId3gla0dmqmiaeybqu2de9p">
+            <w:hyperlink w:history="1" r:id="rIdlshv9ylg4fdefosp3j0uu">
               <w:r>
                 <w:rPr>
                   <w:rFonts w:ascii="Arial" w:cs="Arial" w:eastAsia="Arial" w:hAnsi="Arial"/>
@@ -14622,7 +14622,7 @@
         </w:rPr>
         <w:t xml:space="preserve">© 2026 SeaVuria and ARES. Aligned with KICD objectives. Developed by SeaVuria; technical implementation by ARES (with AI assistance from Claude). Licensed under </w:t>
       </w:r>
-      <w:hyperlink w:history="1" r:id="rIdbb3-km1sgvpfews4wditg">
+      <w:hyperlink w:history="1" r:id="rIdrfbnazjjpfdt72yazfy4l">
         <w:r>
           <w:rPr>
             <w:rFonts w:ascii="Arial" w:cs="Arial" w:eastAsia="Arial" w:hAnsi="Arial"/>
@@ -14643,7 +14643,7 @@
         </w:rPr>
         <w:t xml:space="preserve"> (</w:t>
       </w:r>
-      <w:hyperlink w:history="1" r:id="rId4lrvqoftsmeluqwzfpvdm">
+      <w:hyperlink w:history="1" r:id="rIdxgwgtwvicq7p8z2evmugw">
         <w:r>
           <w:rPr>
             <w:rFonts w:ascii="Arial" w:cs="Arial" w:eastAsia="Arial" w:hAnsi="Arial"/>
@@ -15656,7 +15656,7 @@
             <w:pPr>
               <w:spacing w:after="20" w:before="0"/>
             </w:pPr>
-            <w:hyperlink w:history="1" r:id="rIdmdgtaydiqi0btdea4uaqi">
+            <w:hyperlink w:history="1" r:id="rIdbyuazlo-ia9m3f0hmap9z">
               <w:r>
                 <w:rPr>
                   <w:rFonts w:ascii="Arial" w:cs="Arial" w:eastAsia="Arial" w:hAnsi="Arial"/>
@@ -15689,7 +15689,7 @@
               <w:spacing w:after="10" w:before="0"/>
               <w:ind w:left="120"/>
             </w:pPr>
-            <w:hyperlink w:history="1" r:id="rIdib3ce6tgxzitidojqzuef">
+            <w:hyperlink w:history="1" r:id="rIdkcjuivtact-grhqofydq7">
               <w:r>
                 <w:rPr>
                   <w:rFonts w:ascii="Arial" w:cs="Arial" w:eastAsia="Arial" w:hAnsi="Arial"/>
@@ -15734,7 +15734,7 @@
             <w:pPr>
               <w:spacing w:after="20" w:before="0"/>
             </w:pPr>
-            <w:hyperlink w:history="1" r:id="rIdlbs6mop4fzrqktii6rrcv">
+            <w:hyperlink w:history="1" r:id="rIdylc2ykyuacke4b_bltwjw">
               <w:r>
                 <w:rPr>
                   <w:rFonts w:ascii="Arial" w:cs="Arial" w:eastAsia="Arial" w:hAnsi="Arial"/>
@@ -15767,7 +15767,7 @@
               <w:spacing w:after="10" w:before="0"/>
               <w:ind w:left="120"/>
             </w:pPr>
-            <w:hyperlink w:history="1" r:id="rIdy-ajiu-mle73mja857jqn">
+            <w:hyperlink w:history="1" r:id="rIdvlfci5n4kckvzhjbg4jxh">
               <w:r>
                 <w:rPr>
                   <w:rFonts w:ascii="Arial" w:cs="Arial" w:eastAsia="Arial" w:hAnsi="Arial"/>
@@ -15962,7 +15962,7 @@
             <w:pPr>
               <w:spacing w:after="20" w:before="0"/>
             </w:pPr>
-            <w:hyperlink w:history="1" r:id="rId2ge6v2afjuy6zlzad-qlo">
+            <w:hyperlink w:history="1" r:id="rIdl-ppnznzfyd98q2ovzuoh">
               <w:r>
                 <w:rPr>
                   <w:rFonts w:ascii="Arial" w:cs="Arial" w:eastAsia="Arial" w:hAnsi="Arial"/>
@@ -15995,7 +15995,7 @@
               <w:spacing w:after="10" w:before="0"/>
               <w:ind w:left="120"/>
             </w:pPr>
-            <w:hyperlink w:history="1" r:id="rId4-vndzwz_up0qaxz4oh5j">
+            <w:hyperlink w:history="1" r:id="rIdqmbhtkmri4wxqozsfqafl">
               <w:r>
                 <w:rPr>
                   <w:rFonts w:ascii="Arial" w:cs="Arial" w:eastAsia="Arial" w:hAnsi="Arial"/>
@@ -16040,7 +16040,7 @@
             <w:pPr>
               <w:spacing w:after="20" w:before="0"/>
             </w:pPr>
-            <w:hyperlink w:history="1" r:id="rIdhdll-nae4_okcsbco93cd">
+            <w:hyperlink w:history="1" r:id="rIddu64zoa7dslxnhnbaryhy">
               <w:r>
                 <w:rPr>
                   <w:rFonts w:ascii="Arial" w:cs="Arial" w:eastAsia="Arial" w:hAnsi="Arial"/>
@@ -16073,7 +16073,7 @@
               <w:spacing w:after="10" w:before="0"/>
               <w:ind w:left="120"/>
             </w:pPr>
-            <w:hyperlink w:history="1" r:id="rIdn2wlhihakiftt_ymwbu3c">
+            <w:hyperlink w:history="1" r:id="rIdcy4svcigyc7rss2er9hhe">
               <w:r>
                 <w:rPr>
                   <w:rFonts w:ascii="Arial" w:cs="Arial" w:eastAsia="Arial" w:hAnsi="Arial"/>
@@ -16268,7 +16268,7 @@
             <w:pPr>
               <w:spacing w:after="20" w:before="0"/>
             </w:pPr>
-            <w:hyperlink w:history="1" r:id="rIdniva4hnwuag8gkhn5jo32">
+            <w:hyperlink w:history="1" r:id="rIdpwz1fte-sbn649ppw5yvi">
               <w:r>
                 <w:rPr>
                   <w:rFonts w:ascii="Arial" w:cs="Arial" w:eastAsia="Arial" w:hAnsi="Arial"/>
@@ -16317,7 +16317,7 @@
               <w:spacing w:after="10" w:before="0"/>
               <w:ind w:left="120"/>
             </w:pPr>
-            <w:hyperlink w:history="1" r:id="rIdu6zgwsglrultonteh_oyw">
+            <w:hyperlink w:history="1" r:id="rIdw6u1f5eynyq_1rki41ymu">
               <w:r>
                 <w:rPr>
                   <w:rFonts w:ascii="Arial" w:cs="Arial" w:eastAsia="Arial" w:hAnsi="Arial"/>
@@ -16362,7 +16362,7 @@
             <w:pPr>
               <w:spacing w:after="20" w:before="0"/>
             </w:pPr>
-            <w:hyperlink w:history="1" r:id="rId6ur7g0przhajouvnvzg26">
+            <w:hyperlink w:history="1" r:id="rIdkcafuekctpqfn_ti3usom">
               <w:r>
                 <w:rPr>
                   <w:rFonts w:ascii="Arial" w:cs="Arial" w:eastAsia="Arial" w:hAnsi="Arial"/>
@@ -16395,7 +16395,7 @@
               <w:spacing w:after="10" w:before="0"/>
               <w:ind w:left="120"/>
             </w:pPr>
-            <w:hyperlink w:history="1" r:id="rIdzska7_crqpnwobzis6hw4">
+            <w:hyperlink w:history="1" r:id="rIdo6kr_xo2yvyhufyapsb0e">
               <w:r>
                 <w:rPr>
                   <w:rFonts w:ascii="Arial" w:cs="Arial" w:eastAsia="Arial" w:hAnsi="Arial"/>
@@ -16590,7 +16590,7 @@
             <w:pPr>
               <w:spacing w:after="20" w:before="0"/>
             </w:pPr>
-            <w:hyperlink w:history="1" r:id="rIdifri3-k9qwmr5c6qb3ifo">
+            <w:hyperlink w:history="1" r:id="rIdg4bvmwrhifldthjzb8gn6">
               <w:r>
                 <w:rPr>
                   <w:rFonts w:ascii="Arial" w:cs="Arial" w:eastAsia="Arial" w:hAnsi="Arial"/>
@@ -16639,7 +16639,7 @@
               <w:spacing w:after="10" w:before="0"/>
               <w:ind w:left="120"/>
             </w:pPr>
-            <w:hyperlink w:history="1" r:id="rIdqrao1wb_t-pni0wofj16v">
+            <w:hyperlink w:history="1" r:id="rIdfjzdoqgghgbslddanfjlz">
               <w:r>
                 <w:rPr>
                   <w:rFonts w:ascii="Arial" w:cs="Arial" w:eastAsia="Arial" w:hAnsi="Arial"/>
@@ -16684,7 +16684,7 @@
             <w:pPr>
               <w:spacing w:after="20" w:before="0"/>
             </w:pPr>
-            <w:hyperlink w:history="1" r:id="rIdufivkswoe75jsjph-bkgm">
+            <w:hyperlink w:history="1" r:id="rIdqz9zivawvvcbuxrbn9cs5">
               <w:r>
                 <w:rPr>
                   <w:rFonts w:ascii="Arial" w:cs="Arial" w:eastAsia="Arial" w:hAnsi="Arial"/>
@@ -16717,7 +16717,7 @@
               <w:spacing w:after="10" w:before="0"/>
               <w:ind w:left="120"/>
             </w:pPr>
-            <w:hyperlink w:history="1" r:id="rIdw_cmtbmi95yp6rhzmc0xw">
+            <w:hyperlink w:history="1" r:id="rId34w78puay9p8v2-6ipe9w">
               <w:r>
                 <w:rPr>
                   <w:rFonts w:ascii="Arial" w:cs="Arial" w:eastAsia="Arial" w:hAnsi="Arial"/>
@@ -16912,7 +16912,7 @@
             <w:pPr>
               <w:spacing w:after="20" w:before="0"/>
             </w:pPr>
-            <w:hyperlink w:history="1" r:id="rIdt_lme7phchld2pn2pglcq">
+            <w:hyperlink w:history="1" r:id="rIdcqchlbs_fync3ffocsdlr">
               <w:r>
                 <w:rPr>
                   <w:rFonts w:ascii="Arial" w:cs="Arial" w:eastAsia="Arial" w:hAnsi="Arial"/>
@@ -16961,7 +16961,7 @@
               <w:spacing w:after="10" w:before="0"/>
               <w:ind w:left="120"/>
             </w:pPr>
-            <w:hyperlink w:history="1" r:id="rId91o3agv3xjuyla-lremxf">
+            <w:hyperlink w:history="1" r:id="rIdzaeh16l93hxdivxi8qol6">
               <w:r>
                 <w:rPr>
                   <w:rFonts w:ascii="Arial" w:cs="Arial" w:eastAsia="Arial" w:hAnsi="Arial"/>
@@ -17006,7 +17006,7 @@
             <w:pPr>
               <w:spacing w:after="20" w:before="0"/>
             </w:pPr>
-            <w:hyperlink w:history="1" r:id="rId48fd1vxmdbphxour0nmt9">
+            <w:hyperlink w:history="1" r:id="rIdgpjbntsj23ninz79t9vcd">
               <w:r>
                 <w:rPr>
                   <w:rFonts w:ascii="Arial" w:cs="Arial" w:eastAsia="Arial" w:hAnsi="Arial"/>
@@ -17039,7 +17039,7 @@
               <w:spacing w:after="10" w:before="0"/>
               <w:ind w:left="120"/>
             </w:pPr>
-            <w:hyperlink w:history="1" r:id="rIdzvpk7r_o-l1iyicecgqd2">
+            <w:hyperlink w:history="1" r:id="rId44rwi8pelo82wsnuf6baz">
               <w:r>
                 <w:rPr>
                   <w:rFonts w:ascii="Arial" w:cs="Arial" w:eastAsia="Arial" w:hAnsi="Arial"/>
@@ -17551,7 +17551,7 @@
         </w:rPr>
         <w:t xml:space="preserve">© 2026 SeaVuria and ARES. Aligned with KICD objectives. Developed by SeaVuria; technical implementation by ARES (with AI assistance from Claude). Licensed under </w:t>
       </w:r>
-      <w:hyperlink w:history="1" r:id="rId7-ffdohrfr9fgett6udm3">
+      <w:hyperlink w:history="1" r:id="rIdjwl5gwmtjxejkl2i2tvyl">
         <w:r>
           <w:rPr>
             <w:rFonts w:ascii="Arial" w:cs="Arial" w:eastAsia="Arial" w:hAnsi="Arial"/>
@@ -17572,7 +17572,7 @@
         </w:rPr>
         <w:t xml:space="preserve"> (</w:t>
       </w:r>
-      <w:hyperlink w:history="1" r:id="rIdvjcfi75mdgd8ihzxeg9qm">
+      <w:hyperlink w:history="1" r:id="rIdyo_i0ll7fo8acwwq1oi8u">
         <w:r>
           <w:rPr>
             <w:rFonts w:ascii="Arial" w:cs="Arial" w:eastAsia="Arial" w:hAnsi="Arial"/>
@@ -18585,7 +18585,7 @@
             <w:pPr>
               <w:spacing w:after="20" w:before="0"/>
             </w:pPr>
-            <w:hyperlink w:history="1" r:id="rId_zi3qbaf6azspbcprm6o7">
+            <w:hyperlink w:history="1" r:id="rIdik3upqclpnl9y40ty6r_v">
               <w:r>
                 <w:rPr>
                   <w:rFonts w:ascii="Arial" w:cs="Arial" w:eastAsia="Arial" w:hAnsi="Arial"/>
@@ -18618,7 +18618,7 @@
               <w:spacing w:after="10" w:before="0"/>
               <w:ind w:left="120"/>
             </w:pPr>
-            <w:hyperlink w:history="1" r:id="rIdcgkua2c1vebeo8otcdoc7">
+            <w:hyperlink w:history="1" r:id="rIdr6lai3uttnqrcqcrzxvsn">
               <w:r>
                 <w:rPr>
                   <w:rFonts w:ascii="Arial" w:cs="Arial" w:eastAsia="Arial" w:hAnsi="Arial"/>
@@ -18663,7 +18663,7 @@
             <w:pPr>
               <w:spacing w:after="20" w:before="0"/>
             </w:pPr>
-            <w:hyperlink w:history="1" r:id="rIdq68byd5vyah7pnseoh_4u">
+            <w:hyperlink w:history="1" r:id="rIdrsvc_fvdf5xokhxlmlq-z">
               <w:r>
                 <w:rPr>
                   <w:rFonts w:ascii="Arial" w:cs="Arial" w:eastAsia="Arial" w:hAnsi="Arial"/>
@@ -18696,7 +18696,7 @@
               <w:spacing w:after="10" w:before="0"/>
               <w:ind w:left="120"/>
             </w:pPr>
-            <w:hyperlink w:history="1" r:id="rIdr1ldkvditpwlsvkprsuog">
+            <w:hyperlink w:history="1" r:id="rIdvulwqpoxfgqngakrp3dcj">
               <w:r>
                 <w:rPr>
                   <w:rFonts w:ascii="Arial" w:cs="Arial" w:eastAsia="Arial" w:hAnsi="Arial"/>
@@ -18891,7 +18891,7 @@
             <w:pPr>
               <w:spacing w:after="20" w:before="0"/>
             </w:pPr>
-            <w:hyperlink w:history="1" r:id="rIddoks1ihhlvlpjjbdrt36e">
+            <w:hyperlink w:history="1" r:id="rIdv7e-g17z_8rtwmr-1vpgk">
               <w:r>
                 <w:rPr>
                   <w:rFonts w:ascii="Arial" w:cs="Arial" w:eastAsia="Arial" w:hAnsi="Arial"/>
@@ -18924,7 +18924,7 @@
               <w:spacing w:after="10" w:before="0"/>
               <w:ind w:left="120"/>
             </w:pPr>
-            <w:hyperlink w:history="1" r:id="rIdzg0qry59ruv690dg1abce">
+            <w:hyperlink w:history="1" r:id="rIdjpgc53fk_qxcg7locjcgo">
               <w:r>
                 <w:rPr>
                   <w:rFonts w:ascii="Arial" w:cs="Arial" w:eastAsia="Arial" w:hAnsi="Arial"/>
@@ -18969,7 +18969,7 @@
             <w:pPr>
               <w:spacing w:after="20" w:before="0"/>
             </w:pPr>
-            <w:hyperlink w:history="1" r:id="rIdfqjpqtul3bbymf4rldeu7">
+            <w:hyperlink w:history="1" r:id="rIdrmalibs36jy_1bvyq3ynq">
               <w:r>
                 <w:rPr>
                   <w:rFonts w:ascii="Arial" w:cs="Arial" w:eastAsia="Arial" w:hAnsi="Arial"/>
@@ -19002,7 +19002,7 @@
               <w:spacing w:after="10" w:before="0"/>
               <w:ind w:left="120"/>
             </w:pPr>
-            <w:hyperlink w:history="1" r:id="rId5k2vbnthw7quiq5h_zsrw">
+            <w:hyperlink w:history="1" r:id="rIdww72eayqqvn9fih1zyas4">
               <w:r>
                 <w:rPr>
                   <w:rFonts w:ascii="Arial" w:cs="Arial" w:eastAsia="Arial" w:hAnsi="Arial"/>
@@ -19197,7 +19197,7 @@
             <w:pPr>
               <w:spacing w:after="20" w:before="0"/>
             </w:pPr>
-            <w:hyperlink w:history="1" r:id="rId1d5toe8gdjdr99ypwqgfz">
+            <w:hyperlink w:history="1" r:id="rIdwakfq_37neoqylfu01a2k">
               <w:r>
                 <w:rPr>
                   <w:rFonts w:ascii="Arial" w:cs="Arial" w:eastAsia="Arial" w:hAnsi="Arial"/>
@@ -19230,7 +19230,7 @@
               <w:spacing w:after="10" w:before="0"/>
               <w:ind w:left="120"/>
             </w:pPr>
-            <w:hyperlink w:history="1" r:id="rId9ydtciwa0-r6fn9gl2_8g">
+            <w:hyperlink w:history="1" r:id="rId3jyjj7t6u3b6x0y1ghvq0">
               <w:r>
                 <w:rPr>
                   <w:rFonts w:ascii="Arial" w:cs="Arial" w:eastAsia="Arial" w:hAnsi="Arial"/>
@@ -19275,7 +19275,7 @@
             <w:pPr>
               <w:spacing w:after="20" w:before="0"/>
             </w:pPr>
-            <w:hyperlink w:history="1" r:id="rId7huz0rwxnejaarxdfwjpq">
+            <w:hyperlink w:history="1" r:id="rIdvwa06al037mpj97kytrvg">
               <w:r>
                 <w:rPr>
                   <w:rFonts w:ascii="Arial" w:cs="Arial" w:eastAsia="Arial" w:hAnsi="Arial"/>
@@ -19308,7 +19308,7 @@
               <w:spacing w:after="10" w:before="0"/>
               <w:ind w:left="120"/>
             </w:pPr>
-            <w:hyperlink w:history="1" r:id="rIdoyla1frg-18fg9zzwpnhs">
+            <w:hyperlink w:history="1" r:id="rIdcq8b4y0jtw3f7pctynbzf">
               <w:r>
                 <w:rPr>
                   <w:rFonts w:ascii="Arial" w:cs="Arial" w:eastAsia="Arial" w:hAnsi="Arial"/>
@@ -19503,7 +19503,7 @@
             <w:pPr>
               <w:spacing w:after="20" w:before="0"/>
             </w:pPr>
-            <w:hyperlink w:history="1" r:id="rIdro4cwwsn9qhtpjcooofju">
+            <w:hyperlink w:history="1" r:id="rIdneaf-xwiqrp7qutmka7br">
               <w:r>
                 <w:rPr>
                   <w:rFonts w:ascii="Arial" w:cs="Arial" w:eastAsia="Arial" w:hAnsi="Arial"/>
@@ -19536,7 +19536,7 @@
               <w:spacing w:after="10" w:before="0"/>
               <w:ind w:left="120"/>
             </w:pPr>
-            <w:hyperlink w:history="1" r:id="rIdri5qc3rnnicrv0ypw1cum">
+            <w:hyperlink w:history="1" r:id="rIdlo6rhsbmvve47ono7ixen">
               <w:r>
                 <w:rPr>
                   <w:rFonts w:ascii="Arial" w:cs="Arial" w:eastAsia="Arial" w:hAnsi="Arial"/>
@@ -19581,7 +19581,7 @@
             <w:pPr>
               <w:spacing w:after="20" w:before="0"/>
             </w:pPr>
-            <w:hyperlink w:history="1" r:id="rId3xgafdnjhmpn8z7hxafh5">
+            <w:hyperlink w:history="1" r:id="rIdtvewp6hgjxfsfe9nof9em">
               <w:r>
                 <w:rPr>
                   <w:rFonts w:ascii="Arial" w:cs="Arial" w:eastAsia="Arial" w:hAnsi="Arial"/>
@@ -19614,7 +19614,7 @@
               <w:spacing w:after="10" w:before="0"/>
               <w:ind w:left="120"/>
             </w:pPr>
-            <w:hyperlink w:history="1" r:id="rId-ieuxdmrkeveedqhvfhov">
+            <w:hyperlink w:history="1" r:id="rIdvbmbiznjxjqilh1m8b38h">
               <w:r>
                 <w:rPr>
                   <w:rFonts w:ascii="Arial" w:cs="Arial" w:eastAsia="Arial" w:hAnsi="Arial"/>
@@ -19809,7 +19809,7 @@
             <w:pPr>
               <w:spacing w:after="20" w:before="0"/>
             </w:pPr>
-            <w:hyperlink w:history="1" r:id="rId_agbrrjgstztrqtaiaq4j">
+            <w:hyperlink w:history="1" r:id="rIdsmtbiac9fwx1zpnmuwhw3">
               <w:r>
                 <w:rPr>
                   <w:rFonts w:ascii="Arial" w:cs="Arial" w:eastAsia="Arial" w:hAnsi="Arial"/>
@@ -19858,7 +19858,7 @@
               <w:spacing w:after="10" w:before="0"/>
               <w:ind w:left="120"/>
             </w:pPr>
-            <w:hyperlink w:history="1" r:id="rIdznkoj5tltg0jaxrbi54cj">
+            <w:hyperlink w:history="1" r:id="rId02envwmrmoa9hl7qrflwm">
               <w:r>
                 <w:rPr>
                   <w:rFonts w:ascii="Arial" w:cs="Arial" w:eastAsia="Arial" w:hAnsi="Arial"/>
@@ -19903,7 +19903,7 @@
             <w:pPr>
               <w:spacing w:after="20" w:before="0"/>
             </w:pPr>
-            <w:hyperlink w:history="1" r:id="rIddgmf7lkrtzl-yqejzq2py">
+            <w:hyperlink w:history="1" r:id="rIdgw4avg9xty9_9a5kc6aeu">
               <w:r>
                 <w:rPr>
                   <w:rFonts w:ascii="Arial" w:cs="Arial" w:eastAsia="Arial" w:hAnsi="Arial"/>
@@ -19936,7 +19936,7 @@
               <w:spacing w:after="10" w:before="0"/>
               <w:ind w:left="120"/>
             </w:pPr>
-            <w:hyperlink w:history="1" r:id="rIdvl5kuugje5e9ayywmmvdz">
+            <w:hyperlink w:history="1" r:id="rIdut9ybeql8are2emovkj8h">
               <w:r>
                 <w:rPr>
                   <w:rFonts w:ascii="Arial" w:cs="Arial" w:eastAsia="Arial" w:hAnsi="Arial"/>
@@ -20448,7 +20448,7 @@
         </w:rPr>
         <w:t xml:space="preserve">© 2026 SeaVuria and ARES. Aligned with KICD objectives. Developed by SeaVuria; technical implementation by ARES (with AI assistance from Claude). Licensed under </w:t>
       </w:r>
-      <w:hyperlink w:history="1" r:id="rIdgt83ld6_9dfznkt0teaua">
+      <w:hyperlink w:history="1" r:id="rIdb1o2tkbnqju_th_wfovvd">
         <w:r>
           <w:rPr>
             <w:rFonts w:ascii="Arial" w:cs="Arial" w:eastAsia="Arial" w:hAnsi="Arial"/>
@@ -20469,7 +20469,7 @@
         </w:rPr>
         <w:t xml:space="preserve"> (</w:t>
       </w:r>
-      <w:hyperlink w:history="1" r:id="rIdtenvmqqwkyqruwoouoony">
+      <w:hyperlink w:history="1" r:id="rIdgb8bdu5fuxp28bye8n2sq">
         <w:r>
           <w:rPr>
             <w:rFonts w:ascii="Arial" w:cs="Arial" w:eastAsia="Arial" w:hAnsi="Arial"/>
@@ -21482,7 +21482,7 @@
             <w:pPr>
               <w:spacing w:after="20" w:before="0"/>
             </w:pPr>
-            <w:hyperlink w:history="1" r:id="rIdaw2qfkadkybafaqkjlgap">
+            <w:hyperlink w:history="1" r:id="rIdhl3wq-rrggcqy1tmyk2fd">
               <w:r>
                 <w:rPr>
                   <w:rFonts w:ascii="Arial" w:cs="Arial" w:eastAsia="Arial" w:hAnsi="Arial"/>
@@ -21515,7 +21515,7 @@
               <w:spacing w:after="10" w:before="0"/>
               <w:ind w:left="120"/>
             </w:pPr>
-            <w:hyperlink w:history="1" r:id="rIducvhyfvz1kvomkpf87u8c">
+            <w:hyperlink w:history="1" r:id="rIdh2onntz15fx_cwcx2btpb">
               <w:r>
                 <w:rPr>
                   <w:rFonts w:ascii="Arial" w:cs="Arial" w:eastAsia="Arial" w:hAnsi="Arial"/>
@@ -21560,7 +21560,7 @@
             <w:pPr>
               <w:spacing w:after="20" w:before="0"/>
             </w:pPr>
-            <w:hyperlink w:history="1" r:id="rId_de9gbezj3g1nzfkru88d">
+            <w:hyperlink w:history="1" r:id="rIdmoxznt9kc4bxzgvpjum91">
               <w:r>
                 <w:rPr>
                   <w:rFonts w:ascii="Arial" w:cs="Arial" w:eastAsia="Arial" w:hAnsi="Arial"/>
@@ -21609,7 +21609,7 @@
               <w:spacing w:after="10" w:before="0"/>
               <w:ind w:left="120"/>
             </w:pPr>
-            <w:hyperlink w:history="1" r:id="rId70muilca_ryo3-5ukusg9">
+            <w:hyperlink w:history="1" r:id="rIdfzgmglcx4blnbyezcpd22">
               <w:r>
                 <w:rPr>
                   <w:rFonts w:ascii="Arial" w:cs="Arial" w:eastAsia="Arial" w:hAnsi="Arial"/>
@@ -21899,7 +21899,7 @@
             <w:pPr>
               <w:spacing w:after="20" w:before="0"/>
             </w:pPr>
-            <w:hyperlink w:history="1" r:id="rId5ifpffmfinj6dvfw1qprd">
+            <w:hyperlink w:history="1" r:id="rIdwpitybc87gxndhudgqyjz">
               <w:r>
                 <w:rPr>
                   <w:rFonts w:ascii="Arial" w:cs="Arial" w:eastAsia="Arial" w:hAnsi="Arial"/>
@@ -21932,7 +21932,7 @@
               <w:spacing w:after="10" w:before="0"/>
               <w:ind w:left="120"/>
             </w:pPr>
-            <w:hyperlink w:history="1" r:id="rIdxibknkrwpdfazmdwdb64a">
+            <w:hyperlink w:history="1" r:id="rIdv-mj-t0l0bjhk7z0xqpkb">
               <w:r>
                 <w:rPr>
                   <w:rFonts w:ascii="Arial" w:cs="Arial" w:eastAsia="Arial" w:hAnsi="Arial"/>
@@ -21977,7 +21977,7 @@
             <w:pPr>
               <w:spacing w:after="20" w:before="0"/>
             </w:pPr>
-            <w:hyperlink w:history="1" r:id="rIdfn3xja2bvkee1lcfojgvd">
+            <w:hyperlink w:history="1" r:id="rIdsvlnbcpq5buacfdxek4jn">
               <w:r>
                 <w:rPr>
                   <w:rFonts w:ascii="Arial" w:cs="Arial" w:eastAsia="Arial" w:hAnsi="Arial"/>
@@ -22026,7 +22026,7 @@
               <w:spacing w:after="10" w:before="0"/>
               <w:ind w:left="120"/>
             </w:pPr>
-            <w:hyperlink w:history="1" r:id="rIdaxsumpbazwpab3e1h_3to">
+            <w:hyperlink w:history="1" r:id="rId-43-x5lw0dy6fjainsugw">
               <w:r>
                 <w:rPr>
                   <w:rFonts w:ascii="Arial" w:cs="Arial" w:eastAsia="Arial" w:hAnsi="Arial"/>
@@ -22354,7 +22354,7 @@
             <w:pPr>
               <w:spacing w:after="20" w:before="0"/>
             </w:pPr>
-            <w:hyperlink w:history="1" r:id="rIdzlgfcb6dwixznntjtfwa-">
+            <w:hyperlink w:history="1" r:id="rIdashkvjbrfmioru6ppz63n">
               <w:r>
                 <w:rPr>
                   <w:rFonts w:ascii="Arial" w:cs="Arial" w:eastAsia="Arial" w:hAnsi="Arial"/>
@@ -22403,7 +22403,7 @@
               <w:spacing w:after="10" w:before="0"/>
               <w:ind w:left="120"/>
             </w:pPr>
-            <w:hyperlink w:history="1" r:id="rIdtekng7ylnxt6vldqrrza1">
+            <w:hyperlink w:history="1" r:id="rIdf_qgalhuaipy_hfnvcmui">
               <w:r>
                 <w:rPr>
                   <w:rFonts w:ascii="Arial" w:cs="Arial" w:eastAsia="Arial" w:hAnsi="Arial"/>
@@ -22448,7 +22448,7 @@
             <w:pPr>
               <w:spacing w:after="20" w:before="0"/>
             </w:pPr>
-            <w:hyperlink w:history="1" r:id="rIdoog6ixbqbqi2ftr7vilxc">
+            <w:hyperlink w:history="1" r:id="rIdppqgnklpksfcdmqunv1e5">
               <w:r>
                 <w:rPr>
                   <w:rFonts w:ascii="Arial" w:cs="Arial" w:eastAsia="Arial" w:hAnsi="Arial"/>
@@ -22497,7 +22497,7 @@
               <w:spacing w:after="10" w:before="0"/>
               <w:ind w:left="120"/>
             </w:pPr>
-            <w:hyperlink w:history="1" r:id="rIdfn-cwaqpsw4wnqheivbze">
+            <w:hyperlink w:history="1" r:id="rIdqk7pxns1hffzxucltk4qd">
               <w:r>
                 <w:rPr>
                   <w:rFonts w:ascii="Arial" w:cs="Arial" w:eastAsia="Arial" w:hAnsi="Arial"/>
@@ -22787,7 +22787,7 @@
             <w:pPr>
               <w:spacing w:after="20" w:before="0"/>
             </w:pPr>
-            <w:hyperlink w:history="1" r:id="rIdi9omhjhbds1wvdcov3mu-">
+            <w:hyperlink w:history="1" r:id="rIddm8yigttluaqodm3dnz_3">
               <w:r>
                 <w:rPr>
                   <w:rFonts w:ascii="Arial" w:cs="Arial" w:eastAsia="Arial" w:hAnsi="Arial"/>
@@ -22836,7 +22836,7 @@
               <w:spacing w:after="10" w:before="0"/>
               <w:ind w:left="120"/>
             </w:pPr>
-            <w:hyperlink w:history="1" r:id="rIdauk7ekezzvspy1pcxlagv">
+            <w:hyperlink w:history="1" r:id="rId5eur3aa3po2ye86g2mamo">
               <w:r>
                 <w:rPr>
                   <w:rFonts w:ascii="Arial" w:cs="Arial" w:eastAsia="Arial" w:hAnsi="Arial"/>
@@ -22881,7 +22881,7 @@
             <w:pPr>
               <w:spacing w:after="20" w:before="0"/>
             </w:pPr>
-            <w:hyperlink w:history="1" r:id="rIdzv4s94ht5alixiz_mmjus">
+            <w:hyperlink w:history="1" r:id="rIdumvrhltxnifs_um_ajz5r">
               <w:r>
                 <w:rPr>
                   <w:rFonts w:ascii="Arial" w:cs="Arial" w:eastAsia="Arial" w:hAnsi="Arial"/>
@@ -22930,7 +22930,7 @@
               <w:spacing w:after="10" w:before="0"/>
               <w:ind w:left="120"/>
             </w:pPr>
-            <w:hyperlink w:history="1" r:id="rIdmsfd7mgajfauv1ens8w1q">
+            <w:hyperlink w:history="1" r:id="rId75wtkufrgftf7uhzvasse">
               <w:r>
                 <w:rPr>
                   <w:rFonts w:ascii="Arial" w:cs="Arial" w:eastAsia="Arial" w:hAnsi="Arial"/>
@@ -23182,7 +23182,7 @@
             <w:pPr>
               <w:spacing w:after="20" w:before="0"/>
             </w:pPr>
-            <w:hyperlink w:history="1" r:id="rIdgdivnpvvs0jurwy3vxvee">
+            <w:hyperlink w:history="1" r:id="rId7x4yl-ktmqe39p5hcyihm">
               <w:r>
                 <w:rPr>
                   <w:rFonts w:ascii="Arial" w:cs="Arial" w:eastAsia="Arial" w:hAnsi="Arial"/>
@@ -23231,7 +23231,7 @@
               <w:spacing w:after="10" w:before="0"/>
               <w:ind w:left="120"/>
             </w:pPr>
-            <w:hyperlink w:history="1" r:id="rIdkoju0lgiqn--ocbf3vcvl">
+            <w:hyperlink w:history="1" r:id="rIdh3fx-otuzqlawrvcj_8de">
               <w:r>
                 <w:rPr>
                   <w:rFonts w:ascii="Arial" w:cs="Arial" w:eastAsia="Arial" w:hAnsi="Arial"/>
@@ -23276,7 +23276,7 @@
             <w:pPr>
               <w:spacing w:after="20" w:before="0"/>
             </w:pPr>
-            <w:hyperlink w:history="1" r:id="rIdsvgdvczdcpw0si5bfg5mf">
+            <w:hyperlink w:history="1" r:id="rIdxupsjbnyg5z1ja-romwv6">
               <w:r>
                 <w:rPr>
                   <w:rFonts w:ascii="Arial" w:cs="Arial" w:eastAsia="Arial" w:hAnsi="Arial"/>
@@ -23325,7 +23325,7 @@
               <w:spacing w:after="10" w:before="0"/>
               <w:ind w:left="120"/>
             </w:pPr>
-            <w:hyperlink w:history="1" r:id="rIduth-3x5nuvus8_deux-hj">
+            <w:hyperlink w:history="1" r:id="rId6qi0ilzyethshn7mlv-vv">
               <w:r>
                 <w:rPr>
                   <w:rFonts w:ascii="Arial" w:cs="Arial" w:eastAsia="Arial" w:hAnsi="Arial"/>
@@ -24027,7 +24027,7 @@
         </w:rPr>
         <w:t xml:space="preserve">© 2026 SeaVuria and ARES. Aligned with KICD objectives. Developed by SeaVuria; technical implementation by ARES (with AI assistance from Claude). Licensed under </w:t>
       </w:r>
-      <w:hyperlink w:history="1" r:id="rIdse0pgqucqodef1cndfjyu">
+      <w:hyperlink w:history="1" r:id="rIdzttbswru49or6rhoo27l6">
         <w:r>
           <w:rPr>
             <w:rFonts w:ascii="Arial" w:cs="Arial" w:eastAsia="Arial" w:hAnsi="Arial"/>
@@ -24048,7 +24048,7 @@
         </w:rPr>
         <w:t xml:space="preserve"> (</w:t>
       </w:r>
-      <w:hyperlink w:history="1" r:id="rIdftmsy4qcznq6cpp7n87qa">
+      <w:hyperlink w:history="1" r:id="rId8ljd42ttnnih0s_mplhre">
         <w:r>
           <w:rPr>
             <w:rFonts w:ascii="Arial" w:cs="Arial" w:eastAsia="Arial" w:hAnsi="Arial"/>
@@ -25061,7 +25061,7 @@
             <w:pPr>
               <w:spacing w:after="20" w:before="0"/>
             </w:pPr>
-            <w:hyperlink w:history="1" r:id="rIdumcs25fd0wq1q4tg4xmem">
+            <w:hyperlink w:history="1" r:id="rId6em-o7fxfkcuy6jdkvpzr">
               <w:r>
                 <w:rPr>
                   <w:rFonts w:ascii="Arial" w:cs="Arial" w:eastAsia="Arial" w:hAnsi="Arial"/>
@@ -25094,7 +25094,7 @@
               <w:spacing w:after="10" w:before="0"/>
               <w:ind w:left="120"/>
             </w:pPr>
-            <w:hyperlink w:history="1" r:id="rIdh0rjlfd8qjs6-r_v6_wto">
+            <w:hyperlink w:history="1" r:id="rIdrq7nbebksypgkiglgktif">
               <w:r>
                 <w:rPr>
                   <w:rFonts w:ascii="Arial" w:cs="Arial" w:eastAsia="Arial" w:hAnsi="Arial"/>
@@ -25139,7 +25139,7 @@
             <w:pPr>
               <w:spacing w:after="20" w:before="0"/>
             </w:pPr>
-            <w:hyperlink w:history="1" r:id="rId6gbi5wjzesr8uaedbcgxd">
+            <w:hyperlink w:history="1" r:id="rIdjvomqgqwxjx686rnies3p">
               <w:r>
                 <w:rPr>
                   <w:rFonts w:ascii="Arial" w:cs="Arial" w:eastAsia="Arial" w:hAnsi="Arial"/>
@@ -25172,7 +25172,7 @@
               <w:spacing w:after="10" w:before="0"/>
               <w:ind w:left="120"/>
             </w:pPr>
-            <w:hyperlink w:history="1" r:id="rIdrytzqrnryacyrwtmxy5a3">
+            <w:hyperlink w:history="1" r:id="rIdza5bxwampalkwqzg6deq-">
               <w:r>
                 <w:rPr>
                   <w:rFonts w:ascii="Arial" w:cs="Arial" w:eastAsia="Arial" w:hAnsi="Arial"/>
@@ -25367,7 +25367,7 @@
             <w:pPr>
               <w:spacing w:after="20" w:before="0"/>
             </w:pPr>
-            <w:hyperlink w:history="1" r:id="rIdutbed1knhbcgr6a4mobvn">
+            <w:hyperlink w:history="1" r:id="rId5jfnfsnnulaw3mcig4ct_">
               <w:r>
                 <w:rPr>
                   <w:rFonts w:ascii="Arial" w:cs="Arial" w:eastAsia="Arial" w:hAnsi="Arial"/>
@@ -25400,7 +25400,7 @@
               <w:spacing w:after="10" w:before="0"/>
               <w:ind w:left="120"/>
             </w:pPr>
-            <w:hyperlink w:history="1" r:id="rIdbnu1hvbubvmvcjlxjgg5o">
+            <w:hyperlink w:history="1" r:id="rIdq6dt457pbj7qck9tqiubh">
               <w:r>
                 <w:rPr>
                   <w:rFonts w:ascii="Arial" w:cs="Arial" w:eastAsia="Arial" w:hAnsi="Arial"/>
@@ -25445,7 +25445,7 @@
             <w:pPr>
               <w:spacing w:after="20" w:before="0"/>
             </w:pPr>
-            <w:hyperlink w:history="1" r:id="rIdhtdjeohrqwjbgsmfk_16g">
+            <w:hyperlink w:history="1" r:id="rId5ncmep35xkukopzs50p2g">
               <w:r>
                 <w:rPr>
                   <w:rFonts w:ascii="Arial" w:cs="Arial" w:eastAsia="Arial" w:hAnsi="Arial"/>
@@ -25478,7 +25478,7 @@
               <w:spacing w:after="10" w:before="0"/>
               <w:ind w:left="120"/>
             </w:pPr>
-            <w:hyperlink w:history="1" r:id="rIdgr9q5jecntzolwblyunjh">
+            <w:hyperlink w:history="1" r:id="rId0gcacp1nnuwyppuiac5la">
               <w:r>
                 <w:rPr>
                   <w:rFonts w:ascii="Arial" w:cs="Arial" w:eastAsia="Arial" w:hAnsi="Arial"/>
@@ -25673,7 +25673,7 @@
             <w:pPr>
               <w:spacing w:after="20" w:before="0"/>
             </w:pPr>
-            <w:hyperlink w:history="1" r:id="rIdolyirslqo_x2xirmytdly">
+            <w:hyperlink w:history="1" r:id="rIdretbgalslbrwhpar95mbx">
               <w:r>
                 <w:rPr>
                   <w:rFonts w:ascii="Arial" w:cs="Arial" w:eastAsia="Arial" w:hAnsi="Arial"/>
@@ -25706,7 +25706,7 @@
               <w:spacing w:after="10" w:before="0"/>
               <w:ind w:left="120"/>
             </w:pPr>
-            <w:hyperlink w:history="1" r:id="rId2fwkg0wyiihv0rqewggga">
+            <w:hyperlink w:history="1" r:id="rId3cmymmodje-y5rrodfffh">
               <w:r>
                 <w:rPr>
                   <w:rFonts w:ascii="Arial" w:cs="Arial" w:eastAsia="Arial" w:hAnsi="Arial"/>
@@ -25751,7 +25751,7 @@
             <w:pPr>
               <w:spacing w:after="20" w:before="0"/>
             </w:pPr>
-            <w:hyperlink w:history="1" r:id="rId2hhik7cswhoi6f6d33m3g">
+            <w:hyperlink w:history="1" r:id="rId8shegadgyokqdwndforhx">
               <w:r>
                 <w:rPr>
                   <w:rFonts w:ascii="Arial" w:cs="Arial" w:eastAsia="Arial" w:hAnsi="Arial"/>
@@ -25784,7 +25784,7 @@
               <w:spacing w:after="10" w:before="0"/>
               <w:ind w:left="120"/>
             </w:pPr>
-            <w:hyperlink w:history="1" r:id="rIdlgtrysuvylc0lra8-x1nw">
+            <w:hyperlink w:history="1" r:id="rIdvsglql_fhqvr34gzx7udx">
               <w:r>
                 <w:rPr>
                   <w:rFonts w:ascii="Arial" w:cs="Arial" w:eastAsia="Arial" w:hAnsi="Arial"/>
@@ -25979,7 +25979,7 @@
             <w:pPr>
               <w:spacing w:after="20" w:before="0"/>
             </w:pPr>
-            <w:hyperlink w:history="1" r:id="rIdhx70etnuuqz-_vko_fqzk">
+            <w:hyperlink w:history="1" r:id="rIdfgxyff0snkwlauuhg1bpw">
               <w:r>
                 <w:rPr>
                   <w:rFonts w:ascii="Arial" w:cs="Arial" w:eastAsia="Arial" w:hAnsi="Arial"/>
@@ -26012,7 +26012,7 @@
               <w:spacing w:after="10" w:before="0"/>
               <w:ind w:left="120"/>
             </w:pPr>
-            <w:hyperlink w:history="1" r:id="rId9yj3w5jh8_ma72ye2-ef8">
+            <w:hyperlink w:history="1" r:id="rId0fowp4j_au7znyswi6db1">
               <w:r>
                 <w:rPr>
                   <w:rFonts w:ascii="Arial" w:cs="Arial" w:eastAsia="Arial" w:hAnsi="Arial"/>
@@ -26057,7 +26057,7 @@
             <w:pPr>
               <w:spacing w:after="20" w:before="0"/>
             </w:pPr>
-            <w:hyperlink w:history="1" r:id="rIda6anntxqslkk8fbmj5onj">
+            <w:hyperlink w:history="1" r:id="rIdvixf7x6v5vrw-jraxgkrj">
               <w:r>
                 <w:rPr>
                   <w:rFonts w:ascii="Arial" w:cs="Arial" w:eastAsia="Arial" w:hAnsi="Arial"/>
@@ -26090,7 +26090,7 @@
               <w:spacing w:after="10" w:before="0"/>
               <w:ind w:left="120"/>
             </w:pPr>
-            <w:hyperlink w:history="1" r:id="rIdokugdos13ei92g-jbqqmw">
+            <w:hyperlink w:history="1" r:id="rIdawpnkhyncyymxdwdsjrrk">
               <w:r>
                 <w:rPr>
                   <w:rFonts w:ascii="Arial" w:cs="Arial" w:eastAsia="Arial" w:hAnsi="Arial"/>
@@ -26285,7 +26285,7 @@
             <w:pPr>
               <w:spacing w:after="20" w:before="0"/>
             </w:pPr>
-            <w:hyperlink w:history="1" r:id="rIdyojghczwfanaevgmkt0le">
+            <w:hyperlink w:history="1" r:id="rIdztycpdo2ydjemapdvbkce">
               <w:r>
                 <w:rPr>
                   <w:rFonts w:ascii="Arial" w:cs="Arial" w:eastAsia="Arial" w:hAnsi="Arial"/>
@@ -26334,7 +26334,7 @@
               <w:spacing w:after="10" w:before="0"/>
               <w:ind w:left="120"/>
             </w:pPr>
-            <w:hyperlink w:history="1" r:id="rIdtmkmc1zborz9knfh_1bmv">
+            <w:hyperlink w:history="1" r:id="rId45ulkphig1yb8qfwshhvf">
               <w:r>
                 <w:rPr>
                   <w:rFonts w:ascii="Arial" w:cs="Arial" w:eastAsia="Arial" w:hAnsi="Arial"/>
@@ -26379,7 +26379,7 @@
             <w:pPr>
               <w:spacing w:after="20" w:before="0"/>
             </w:pPr>
-            <w:hyperlink w:history="1" r:id="rIdbsp1qncunuj4sqe2iia4y">
+            <w:hyperlink w:history="1" r:id="rIdrx1otjltgazo86ngw8n3l">
               <w:r>
                 <w:rPr>
                   <w:rFonts w:ascii="Arial" w:cs="Arial" w:eastAsia="Arial" w:hAnsi="Arial"/>
@@ -26428,7 +26428,7 @@
               <w:spacing w:after="10" w:before="0"/>
               <w:ind w:left="120"/>
             </w:pPr>
-            <w:hyperlink w:history="1" r:id="rIdl-hozhaz0nysjdgdqugpn">
+            <w:hyperlink w:history="1" r:id="rIdcdlcf6_1awv1hdx0-i5ee">
               <w:r>
                 <w:rPr>
                   <w:rFonts w:ascii="Arial" w:cs="Arial" w:eastAsia="Arial" w:hAnsi="Arial"/>
@@ -26940,7 +26940,7 @@
         </w:rPr>
         <w:t xml:space="preserve">© 2026 SeaVuria and ARES. Aligned with KICD objectives. Developed by SeaVuria; technical implementation by ARES (with AI assistance from Claude). Licensed under </w:t>
       </w:r>
-      <w:hyperlink w:history="1" r:id="rId8kq-_v16deiphvm-tgw24">
+      <w:hyperlink w:history="1" r:id="rIdlpv8edbibwga2dk4i64to">
         <w:r>
           <w:rPr>
             <w:rFonts w:ascii="Arial" w:cs="Arial" w:eastAsia="Arial" w:hAnsi="Arial"/>
@@ -26961,7 +26961,7 @@
         </w:rPr>
         <w:t xml:space="preserve"> (</w:t>
       </w:r>
-      <w:hyperlink w:history="1" r:id="rIdjubph7pb72n2k1hxmvt-y">
+      <w:hyperlink w:history="1" r:id="rIdh7gfeefbd_3sozywatrih">
         <w:r>
           <w:rPr>
             <w:rFonts w:ascii="Arial" w:cs="Arial" w:eastAsia="Arial" w:hAnsi="Arial"/>
@@ -27974,7 +27974,7 @@
             <w:pPr>
               <w:spacing w:after="20" w:before="0"/>
             </w:pPr>
-            <w:hyperlink w:history="1" r:id="rIdixqfnfwviwaycm_yss68z">
+            <w:hyperlink w:history="1" r:id="rId-al0toz-d3uvjuthg7v1b">
               <w:r>
                 <w:rPr>
                   <w:rFonts w:ascii="Arial" w:cs="Arial" w:eastAsia="Arial" w:hAnsi="Arial"/>
@@ -28007,7 +28007,7 @@
               <w:spacing w:after="10" w:before="0"/>
               <w:ind w:left="120"/>
             </w:pPr>
-            <w:hyperlink w:history="1" r:id="rIdipezfcxgw1oewy42xnjpw">
+            <w:hyperlink w:history="1" r:id="rId5hswclipb30n3z9r6mgqk">
               <w:r>
                 <w:rPr>
                   <w:rFonts w:ascii="Arial" w:cs="Arial" w:eastAsia="Arial" w:hAnsi="Arial"/>
@@ -28069,7 +28069,7 @@
               <w:spacing w:after="10" w:before="0"/>
               <w:ind w:left="120"/>
             </w:pPr>
-            <w:hyperlink w:history="1" r:id="rIdjigzvqbnbmrvkha_2-xpm">
+            <w:hyperlink w:history="1" r:id="rIddqaqmb_u8h0g3t7qchibb">
               <w:r>
                 <w:rPr>
                   <w:rFonts w:ascii="Arial" w:cs="Arial" w:eastAsia="Arial" w:hAnsi="Arial"/>
@@ -28279,7 +28279,7 @@
             <w:pPr>
               <w:spacing w:after="20" w:before="0"/>
             </w:pPr>
-            <w:hyperlink w:history="1" r:id="rIdxqwfxloriznfb4ebc7k7a">
+            <w:hyperlink w:history="1" r:id="rIdb0exxyqhcawcfxednhehx">
               <w:r>
                 <w:rPr>
                   <w:rFonts w:ascii="Arial" w:cs="Arial" w:eastAsia="Arial" w:hAnsi="Arial"/>
@@ -28312,7 +28312,7 @@
               <w:spacing w:after="10" w:before="0"/>
               <w:ind w:left="120"/>
             </w:pPr>
-            <w:hyperlink w:history="1" r:id="rIdazyfpcs5ejbcgxaqb6rxh">
+            <w:hyperlink w:history="1" r:id="rIdh5jjir-k6o5iz2kygakjq">
               <w:r>
                 <w:rPr>
                   <w:rFonts w:ascii="Arial" w:cs="Arial" w:eastAsia="Arial" w:hAnsi="Arial"/>
@@ -28374,7 +28374,7 @@
               <w:spacing w:after="10" w:before="0"/>
               <w:ind w:left="120"/>
             </w:pPr>
-            <w:hyperlink w:history="1" r:id="rIdgdgx5d_civdwsfutsjize">
+            <w:hyperlink w:history="1" r:id="rIdmixumh96_aad-236rniwt">
               <w:r>
                 <w:rPr>
                   <w:rFonts w:ascii="Arial" w:cs="Arial" w:eastAsia="Arial" w:hAnsi="Arial"/>
@@ -28584,7 +28584,7 @@
             <w:pPr>
               <w:spacing w:after="20" w:before="0"/>
             </w:pPr>
-            <w:hyperlink w:history="1" r:id="rIdqe0wveuahc_yqryhw3hf9">
+            <w:hyperlink w:history="1" r:id="rIddoa036hbzdy24zwbhpkkv">
               <w:r>
                 <w:rPr>
                   <w:rFonts w:ascii="Arial" w:cs="Arial" w:eastAsia="Arial" w:hAnsi="Arial"/>
@@ -28617,7 +28617,7 @@
               <w:spacing w:after="10" w:before="0"/>
               <w:ind w:left="120"/>
             </w:pPr>
-            <w:hyperlink w:history="1" r:id="rIdlyypkjum8aedajuwuqpob">
+            <w:hyperlink w:history="1" r:id="rIdznl-hvgpx_ac3o25zwm1p">
               <w:r>
                 <w:rPr>
                   <w:rFonts w:ascii="Arial" w:cs="Arial" w:eastAsia="Arial" w:hAnsi="Arial"/>
@@ -28679,7 +28679,7 @@
               <w:spacing w:after="10" w:before="0"/>
               <w:ind w:left="120"/>
             </w:pPr>
-            <w:hyperlink w:history="1" r:id="rId9pwklalokpxyjkck913au">
+            <w:hyperlink w:history="1" r:id="rId53eghxbuzn4rraftrkbcm">
               <w:r>
                 <w:rPr>
                   <w:rFonts w:ascii="Arial" w:cs="Arial" w:eastAsia="Arial" w:hAnsi="Arial"/>
@@ -28889,7 +28889,7 @@
             <w:pPr>
               <w:spacing w:after="20" w:before="0"/>
             </w:pPr>
-            <w:hyperlink w:history="1" r:id="rId4r4g-gvwpglshng60zz9i">
+            <w:hyperlink w:history="1" r:id="rId0vf33nia8vpd_siv2dncc">
               <w:r>
                 <w:rPr>
                   <w:rFonts w:ascii="Arial" w:cs="Arial" w:eastAsia="Arial" w:hAnsi="Arial"/>
@@ -28922,7 +28922,7 @@
               <w:spacing w:after="10" w:before="0"/>
               <w:ind w:left="120"/>
             </w:pPr>
-            <w:hyperlink w:history="1" r:id="rIdsmzrcmg7iyxczzfu-oa97">
+            <w:hyperlink w:history="1" r:id="rIdpfeqotcv8dxkz_vzpo0kw">
               <w:r>
                 <w:rPr>
                   <w:rFonts w:ascii="Arial" w:cs="Arial" w:eastAsia="Arial" w:hAnsi="Arial"/>
@@ -28984,7 +28984,7 @@
               <w:spacing w:after="10" w:before="0"/>
               <w:ind w:left="120"/>
             </w:pPr>
-            <w:hyperlink w:history="1" r:id="rIdcgaajtlsdzsq84owef_jl">
+            <w:hyperlink w:history="1" r:id="rIdevlchkkwtly_yhkaef4nt">
               <w:r>
                 <w:rPr>
                   <w:rFonts w:ascii="Arial" w:cs="Arial" w:eastAsia="Arial" w:hAnsi="Arial"/>
@@ -29194,7 +29194,7 @@
             <w:pPr>
               <w:spacing w:after="20" w:before="0"/>
             </w:pPr>
-            <w:hyperlink w:history="1" r:id="rIdyk3uuocdq6tjft3x7egsj">
+            <w:hyperlink w:history="1" r:id="rIdsisjvjcjbwr2frwoihcrp">
               <w:r>
                 <w:rPr>
                   <w:rFonts w:ascii="Arial" w:cs="Arial" w:eastAsia="Arial" w:hAnsi="Arial"/>
@@ -29243,7 +29243,7 @@
               <w:spacing w:after="10" w:before="0"/>
               <w:ind w:left="120"/>
             </w:pPr>
-            <w:hyperlink w:history="1" r:id="rId8vdvsbds12frprh-mp74i">
+            <w:hyperlink w:history="1" r:id="rIdkgxqpjszgr7stwazqs5e6">
               <w:r>
                 <w:rPr>
                   <w:rFonts w:ascii="Arial" w:cs="Arial" w:eastAsia="Arial" w:hAnsi="Arial"/>
@@ -29305,7 +29305,7 @@
               <w:spacing w:after="10" w:before="0"/>
               <w:ind w:left="120"/>
             </w:pPr>
-            <w:hyperlink w:history="1" r:id="rIdcorhui-ugvft_wk36qxzs">
+            <w:hyperlink w:history="1" r:id="rIdreywsjsc3kyx50dxu6_1q">
               <w:r>
                 <w:rPr>
                   <w:rFonts w:ascii="Arial" w:cs="Arial" w:eastAsia="Arial" w:hAnsi="Arial"/>
@@ -29832,7 +29832,7 @@
         </w:rPr>
         <w:t xml:space="preserve">© 2026 SeaVuria and ARES. Aligned with KICD objectives. Developed by SeaVuria; technical implementation by ARES (with AI assistance from Claude). Licensed under </w:t>
       </w:r>
-      <w:hyperlink w:history="1" r:id="rIdpn9ksl1eohiblmbyyyzwm">
+      <w:hyperlink w:history="1" r:id="rIdxuldvyonpmauw0ea9vbjh">
         <w:r>
           <w:rPr>
             <w:rFonts w:ascii="Arial" w:cs="Arial" w:eastAsia="Arial" w:hAnsi="Arial"/>
@@ -29853,7 +29853,7 @@
         </w:rPr>
         <w:t xml:space="preserve"> (</w:t>
       </w:r>
-      <w:hyperlink w:history="1" r:id="rIdsm9o26mm2nmisy4rggaqz">
+      <w:hyperlink w:history="1" r:id="rIdok-k6cminqflyyrrtpy00">
         <w:r>
           <w:rPr>
             <w:rFonts w:ascii="Arial" w:cs="Arial" w:eastAsia="Arial" w:hAnsi="Arial"/>
@@ -30866,7 +30866,7 @@
             <w:pPr>
               <w:spacing w:after="20" w:before="0"/>
             </w:pPr>
-            <w:hyperlink w:history="1" r:id="rIdrv8jdqqonwds1qxqauqbp">
+            <w:hyperlink w:history="1" r:id="rIdfuh4plqs4oly2awubnk76">
               <w:r>
                 <w:rPr>
                   <w:rFonts w:ascii="Arial" w:cs="Arial" w:eastAsia="Arial" w:hAnsi="Arial"/>
@@ -30899,7 +30899,7 @@
               <w:spacing w:after="10" w:before="0"/>
               <w:ind w:left="120"/>
             </w:pPr>
-            <w:hyperlink w:history="1" r:id="rIdxwdf03xyd9bczani_mc5l">
+            <w:hyperlink w:history="1" r:id="rId5sc0esrt23mmb8b3yz455">
               <w:r>
                 <w:rPr>
                   <w:rFonts w:ascii="Arial" w:cs="Arial" w:eastAsia="Arial" w:hAnsi="Arial"/>
@@ -30944,7 +30944,7 @@
             <w:pPr>
               <w:spacing w:after="20" w:before="0"/>
             </w:pPr>
-            <w:hyperlink w:history="1" r:id="rIdnqrjpjgko7rrihatfq-ji">
+            <w:hyperlink w:history="1" r:id="rIdtkn8n5htoy_8qf4s0oauz">
               <w:r>
                 <w:rPr>
                   <w:rFonts w:ascii="Arial" w:cs="Arial" w:eastAsia="Arial" w:hAnsi="Arial"/>
@@ -30993,7 +30993,7 @@
               <w:spacing w:after="10" w:before="0"/>
               <w:ind w:left="120"/>
             </w:pPr>
-            <w:hyperlink w:history="1" r:id="rIdnyezpdd6t6i2ngy-riqvm">
+            <w:hyperlink w:history="1" r:id="rIdvhccl2qkc0ivnkhin1qh6">
               <w:r>
                 <w:rPr>
                   <w:rFonts w:ascii="Arial" w:cs="Arial" w:eastAsia="Arial" w:hAnsi="Arial"/>
@@ -31188,7 +31188,7 @@
             <w:pPr>
               <w:spacing w:after="20" w:before="0"/>
             </w:pPr>
-            <w:hyperlink w:history="1" r:id="rIdj47al7unzy0ndr88i8p0p">
+            <w:hyperlink w:history="1" r:id="rIdrefbkntkqfapicorm-9mh">
               <w:r>
                 <w:rPr>
                   <w:rFonts w:ascii="Arial" w:cs="Arial" w:eastAsia="Arial" w:hAnsi="Arial"/>
@@ -31221,7 +31221,7 @@
               <w:spacing w:after="10" w:before="0"/>
               <w:ind w:left="120"/>
             </w:pPr>
-            <w:hyperlink w:history="1" r:id="rIdvz4y4ucmzq3xdqb7udm_7">
+            <w:hyperlink w:history="1" r:id="rId7vwi0xilx1cjpthopawnl">
               <w:r>
                 <w:rPr>
                   <w:rFonts w:ascii="Arial" w:cs="Arial" w:eastAsia="Arial" w:hAnsi="Arial"/>
@@ -31266,7 +31266,7 @@
             <w:pPr>
               <w:spacing w:after="20" w:before="0"/>
             </w:pPr>
-            <w:hyperlink w:history="1" r:id="rIdjhhbhcnqpvqatmrmz6cra">
+            <w:hyperlink w:history="1" r:id="rIdeux0jkx7e60mi4xzsvqqk">
               <w:r>
                 <w:rPr>
                   <w:rFonts w:ascii="Arial" w:cs="Arial" w:eastAsia="Arial" w:hAnsi="Arial"/>
@@ -31315,7 +31315,7 @@
               <w:spacing w:after="10" w:before="0"/>
               <w:ind w:left="120"/>
             </w:pPr>
-            <w:hyperlink w:history="1" r:id="rId9xaz6sv-fwrkelsmncr6i">
+            <w:hyperlink w:history="1" r:id="rIdmkt7-fh1nxllojjlqsr7v">
               <w:r>
                 <w:rPr>
                   <w:rFonts w:ascii="Arial" w:cs="Arial" w:eastAsia="Arial" w:hAnsi="Arial"/>
@@ -31510,7 +31510,7 @@
             <w:pPr>
               <w:spacing w:after="20" w:before="0"/>
             </w:pPr>
-            <w:hyperlink w:history="1" r:id="rIdm89ikqqlclpwmqfcnppgi">
+            <w:hyperlink w:history="1" r:id="rIdtawvux3fr4clidpdkz_xe">
               <w:r>
                 <w:rPr>
                   <w:rFonts w:ascii="Arial" w:cs="Arial" w:eastAsia="Arial" w:hAnsi="Arial"/>
@@ -31559,7 +31559,7 @@
               <w:spacing w:after="10" w:before="0"/>
               <w:ind w:left="120"/>
             </w:pPr>
-            <w:hyperlink w:history="1" r:id="rId5mobvzc_niurzlupxt3z_">
+            <w:hyperlink w:history="1" r:id="rIdxcyxjmx_yfiwosgpelxr5">
               <w:r>
                 <w:rPr>
                   <w:rFonts w:ascii="Arial" w:cs="Arial" w:eastAsia="Arial" w:hAnsi="Arial"/>
@@ -31604,7 +31604,7 @@
             <w:pPr>
               <w:spacing w:after="20" w:before="0"/>
             </w:pPr>
-            <w:hyperlink w:history="1" r:id="rIdh3lxvwtwy8wyttxb8hiha">
+            <w:hyperlink w:history="1" r:id="rId1hztttpaulegngsjmahdw">
               <w:r>
                 <w:rPr>
                   <w:rFonts w:ascii="Arial" w:cs="Arial" w:eastAsia="Arial" w:hAnsi="Arial"/>
@@ -31653,7 +31653,7 @@
               <w:spacing w:after="10" w:before="0"/>
               <w:ind w:left="120"/>
             </w:pPr>
-            <w:hyperlink w:history="1" r:id="rIdswz9p1l4kr2xebk3vpoav">
+            <w:hyperlink w:history="1" r:id="rIdac0zfjfxs3q_x0srhcckv">
               <w:r>
                 <w:rPr>
                   <w:rFonts w:ascii="Arial" w:cs="Arial" w:eastAsia="Arial" w:hAnsi="Arial"/>
@@ -31848,7 +31848,7 @@
             <w:pPr>
               <w:spacing w:after="20" w:before="0"/>
             </w:pPr>
-            <w:hyperlink w:history="1" r:id="rIdqutbntsvgneouyyzbhthz">
+            <w:hyperlink w:history="1" r:id="rIdqzeqvbsl5ilvclbd4h3cg">
               <w:r>
                 <w:rPr>
                   <w:rFonts w:ascii="Arial" w:cs="Arial" w:eastAsia="Arial" w:hAnsi="Arial"/>
@@ -31897,7 +31897,7 @@
               <w:spacing w:after="10" w:before="0"/>
               <w:ind w:left="120"/>
             </w:pPr>
-            <w:hyperlink w:history="1" r:id="rIdir-4w7i-colx2lximjtg_">
+            <w:hyperlink w:history="1" r:id="rIdqq6vc8vk6vkwjvap7uorx">
               <w:r>
                 <w:rPr>
                   <w:rFonts w:ascii="Arial" w:cs="Arial" w:eastAsia="Arial" w:hAnsi="Arial"/>
@@ -31942,7 +31942,7 @@
             <w:pPr>
               <w:spacing w:after="20" w:before="0"/>
             </w:pPr>
-            <w:hyperlink w:history="1" r:id="rId4pjcwinlde4eirbtz4uul">
+            <w:hyperlink w:history="1" r:id="rIdyvpew0wmf3sv3razlltap">
               <w:r>
                 <w:rPr>
                   <w:rFonts w:ascii="Arial" w:cs="Arial" w:eastAsia="Arial" w:hAnsi="Arial"/>
@@ -31991,7 +31991,7 @@
               <w:spacing w:after="10" w:before="0"/>
               <w:ind w:left="120"/>
             </w:pPr>
-            <w:hyperlink w:history="1" r:id="rId5i-dfokhvgq_msmv4trkm">
+            <w:hyperlink w:history="1" r:id="rIdcqtrbditxx3rjnwra2o1i">
               <w:r>
                 <w:rPr>
                   <w:rFonts w:ascii="Arial" w:cs="Arial" w:eastAsia="Arial" w:hAnsi="Arial"/>
@@ -32186,7 +32186,7 @@
             <w:pPr>
               <w:spacing w:after="20" w:before="0"/>
             </w:pPr>
-            <w:hyperlink w:history="1" r:id="rIdupozobez18znjcldoavak">
+            <w:hyperlink w:history="1" r:id="rIdmywefsggkzzk0hwcb3smm">
               <w:r>
                 <w:rPr>
                   <w:rFonts w:ascii="Arial" w:cs="Arial" w:eastAsia="Arial" w:hAnsi="Arial"/>
@@ -32235,7 +32235,7 @@
               <w:spacing w:after="10" w:before="0"/>
               <w:ind w:left="120"/>
             </w:pPr>
-            <w:hyperlink w:history="1" r:id="rIdptdisjueiliyoiyr9xnec">
+            <w:hyperlink w:history="1" r:id="rIdwx7te90eu9jjlzdnkzjz_">
               <w:r>
                 <w:rPr>
                   <w:rFonts w:ascii="Arial" w:cs="Arial" w:eastAsia="Arial" w:hAnsi="Arial"/>
@@ -32280,7 +32280,7 @@
             <w:pPr>
               <w:spacing w:after="20" w:before="0"/>
             </w:pPr>
-            <w:hyperlink w:history="1" r:id="rIdy4rzhrkispb0cixuu8h4i">
+            <w:hyperlink w:history="1" r:id="rIde68nhgct5cqwidbpln3vi">
               <w:r>
                 <w:rPr>
                   <w:rFonts w:ascii="Arial" w:cs="Arial" w:eastAsia="Arial" w:hAnsi="Arial"/>
@@ -32329,7 +32329,7 @@
               <w:spacing w:after="10" w:before="0"/>
               <w:ind w:left="120"/>
             </w:pPr>
-            <w:hyperlink w:history="1" r:id="rIdxlw52hul-xdql1ziphdn8">
+            <w:hyperlink w:history="1" r:id="rIdiurkpcgxrxhtezssz_cib">
               <w:r>
                 <w:rPr>
                   <w:rFonts w:ascii="Arial" w:cs="Arial" w:eastAsia="Arial" w:hAnsi="Arial"/>
@@ -32841,7 +32841,7 @@
         </w:rPr>
         <w:t xml:space="preserve">© 2026 SeaVuria and ARES. Aligned with KICD objectives. Developed by SeaVuria; technical implementation by ARES (with AI assistance from Claude). Licensed under </w:t>
       </w:r>
-      <w:hyperlink w:history="1" r:id="rId7stu35-xnrzhc1k8kigss">
+      <w:hyperlink w:history="1" r:id="rIdrgcszqefj01ymutub8zzs">
         <w:r>
           <w:rPr>
             <w:rFonts w:ascii="Arial" w:cs="Arial" w:eastAsia="Arial" w:hAnsi="Arial"/>
@@ -32862,7 +32862,7 @@
         </w:rPr>
         <w:t xml:space="preserve"> (</w:t>
       </w:r>
-      <w:hyperlink w:history="1" r:id="rIdohr2om0otz_6mo10bsrlo">
+      <w:hyperlink w:history="1" r:id="rIdlfj4uqc8qoebdjbby2mx9">
         <w:r>
           <w:rPr>
             <w:rFonts w:ascii="Arial" w:cs="Arial" w:eastAsia="Arial" w:hAnsi="Arial"/>
@@ -33875,7 +33875,7 @@
             <w:pPr>
               <w:spacing w:after="20" w:before="0"/>
             </w:pPr>
-            <w:hyperlink w:history="1" r:id="rIduycespyshlhekt0mb7uz6">
+            <w:hyperlink w:history="1" r:id="rIdp9sy64pve4p3adoow4mod">
               <w:r>
                 <w:rPr>
                   <w:rFonts w:ascii="Arial" w:cs="Arial" w:eastAsia="Arial" w:hAnsi="Arial"/>
@@ -33908,7 +33908,7 @@
               <w:spacing w:after="10" w:before="0"/>
               <w:ind w:left="120"/>
             </w:pPr>
-            <w:hyperlink w:history="1" r:id="rIdqhvpintqdl7suuelf_iav">
+            <w:hyperlink w:history="1" r:id="rId6vt4vi6hnzea8oi-1esu0">
               <w:r>
                 <w:rPr>
                   <w:rFonts w:ascii="Arial" w:cs="Arial" w:eastAsia="Arial" w:hAnsi="Arial"/>
@@ -33953,7 +33953,7 @@
             <w:pPr>
               <w:spacing w:after="20" w:before="0"/>
             </w:pPr>
-            <w:hyperlink w:history="1" r:id="rIdi_difqec9qqcxlk6wj5ar">
+            <w:hyperlink w:history="1" r:id="rIde22e6_tcvmkqgt4ksjmok">
               <w:r>
                 <w:rPr>
                   <w:rFonts w:ascii="Arial" w:cs="Arial" w:eastAsia="Arial" w:hAnsi="Arial"/>
@@ -33986,7 +33986,7 @@
               <w:spacing w:after="10" w:before="0"/>
               <w:ind w:left="120"/>
             </w:pPr>
-            <w:hyperlink w:history="1" r:id="rIdetix5khvh4ftlju-ydg3o">
+            <w:hyperlink w:history="1" r:id="rId02vovf4jnvz8dqlq2wafm">
               <w:r>
                 <w:rPr>
                   <w:rFonts w:ascii="Arial" w:cs="Arial" w:eastAsia="Arial" w:hAnsi="Arial"/>
@@ -34181,7 +34181,7 @@
             <w:pPr>
               <w:spacing w:after="20" w:before="0"/>
             </w:pPr>
-            <w:hyperlink w:history="1" r:id="rId6pettup1y9ixb7rrrhkc7">
+            <w:hyperlink w:history="1" r:id="rIdl2gcpph0rqxflvlcflfd5">
               <w:r>
                 <w:rPr>
                   <w:rFonts w:ascii="Arial" w:cs="Arial" w:eastAsia="Arial" w:hAnsi="Arial"/>
@@ -34214,7 +34214,7 @@
               <w:spacing w:after="10" w:before="0"/>
               <w:ind w:left="120"/>
             </w:pPr>
-            <w:hyperlink w:history="1" r:id="rIdvzkirh6ql7s3kpqcne_jr">
+            <w:hyperlink w:history="1" r:id="rIdphhbk5rotvv_ag55trshp">
               <w:r>
                 <w:rPr>
                   <w:rFonts w:ascii="Arial" w:cs="Arial" w:eastAsia="Arial" w:hAnsi="Arial"/>
@@ -34259,7 +34259,7 @@
             <w:pPr>
               <w:spacing w:after="20" w:before="0"/>
             </w:pPr>
-            <w:hyperlink w:history="1" r:id="rIdwjwfa0dgkgypu4napg_qu">
+            <w:hyperlink w:history="1" r:id="rIdcczomse8dwibxspxrt7t7">
               <w:r>
                 <w:rPr>
                   <w:rFonts w:ascii="Arial" w:cs="Arial" w:eastAsia="Arial" w:hAnsi="Arial"/>
@@ -34292,7 +34292,7 @@
               <w:spacing w:after="10" w:before="0"/>
               <w:ind w:left="120"/>
             </w:pPr>
-            <w:hyperlink w:history="1" r:id="rIdgagbt6wnzu4tu9-7lqzzn">
+            <w:hyperlink w:history="1" r:id="rIddaposwumt07qekjeqdb9l">
               <w:r>
                 <w:rPr>
                   <w:rFonts w:ascii="Arial" w:cs="Arial" w:eastAsia="Arial" w:hAnsi="Arial"/>
@@ -34487,7 +34487,7 @@
             <w:pPr>
               <w:spacing w:after="20" w:before="0"/>
             </w:pPr>
-            <w:hyperlink w:history="1" r:id="rIdfovltpqjbw3sqqe_bmxzv">
+            <w:hyperlink w:history="1" r:id="rIdjeh88vjq_xsxowx4uhjnl">
               <w:r>
                 <w:rPr>
                   <w:rFonts w:ascii="Arial" w:cs="Arial" w:eastAsia="Arial" w:hAnsi="Arial"/>
@@ -34520,7 +34520,7 @@
               <w:spacing w:after="10" w:before="0"/>
               <w:ind w:left="120"/>
             </w:pPr>
-            <w:hyperlink w:history="1" r:id="rId54-mqer-spsdhmktdacxf">
+            <w:hyperlink w:history="1" r:id="rIdafxbvfsen8rcy_g8v-_tj">
               <w:r>
                 <w:rPr>
                   <w:rFonts w:ascii="Arial" w:cs="Arial" w:eastAsia="Arial" w:hAnsi="Arial"/>
@@ -34565,7 +34565,7 @@
             <w:pPr>
               <w:spacing w:after="20" w:before="0"/>
             </w:pPr>
-            <w:hyperlink w:history="1" r:id="rIdshkploxqbrs1dz2mgbv4c">
+            <w:hyperlink w:history="1" r:id="rIdrmbiia5skbo1qwk6gpcmm">
               <w:r>
                 <w:rPr>
                   <w:rFonts w:ascii="Arial" w:cs="Arial" w:eastAsia="Arial" w:hAnsi="Arial"/>
@@ -34614,7 +34614,7 @@
               <w:spacing w:after="10" w:before="0"/>
               <w:ind w:left="120"/>
             </w:pPr>
-            <w:hyperlink w:history="1" r:id="rId3aqerinintfk7uzghtcpy">
+            <w:hyperlink w:history="1" r:id="rIdmf3gjmwpn1qvfoyr3qeb_">
               <w:r>
                 <w:rPr>
                   <w:rFonts w:ascii="Arial" w:cs="Arial" w:eastAsia="Arial" w:hAnsi="Arial"/>
@@ -34809,7 +34809,7 @@
             <w:pPr>
               <w:spacing w:after="20" w:before="0"/>
             </w:pPr>
-            <w:hyperlink w:history="1" r:id="rIdp4fgrnq0t7difwc67phwo">
+            <w:hyperlink w:history="1" r:id="rIdlrjznnnxx29uf4-6oohuo">
               <w:r>
                 <w:rPr>
                   <w:rFonts w:ascii="Arial" w:cs="Arial" w:eastAsia="Arial" w:hAnsi="Arial"/>
@@ -34842,7 +34842,7 @@
               <w:spacing w:after="10" w:before="0"/>
               <w:ind w:left="120"/>
             </w:pPr>
-            <w:hyperlink w:history="1" r:id="rIdzrcjkc94zeiq1sbpzwg6w">
+            <w:hyperlink w:history="1" r:id="rIdbwyp2ilzhemcnqq7ihfys">
               <w:r>
                 <w:rPr>
                   <w:rFonts w:ascii="Arial" w:cs="Arial" w:eastAsia="Arial" w:hAnsi="Arial"/>
@@ -34887,7 +34887,7 @@
             <w:pPr>
               <w:spacing w:after="20" w:before="0"/>
             </w:pPr>
-            <w:hyperlink w:history="1" r:id="rIdjkxvt-dvb3gx_3-f7qyxa">
+            <w:hyperlink w:history="1" r:id="rIdd9zp0t5b2swofsoinwq86">
               <w:r>
                 <w:rPr>
                   <w:rFonts w:ascii="Arial" w:cs="Arial" w:eastAsia="Arial" w:hAnsi="Arial"/>
@@ -34936,7 +34936,7 @@
               <w:spacing w:after="10" w:before="0"/>
               <w:ind w:left="120"/>
             </w:pPr>
-            <w:hyperlink w:history="1" r:id="rIdtcr-qgxleeddoqxhauwbj">
+            <w:hyperlink w:history="1" r:id="rId14ihpbiicukzbrc2_uioi">
               <w:r>
                 <w:rPr>
                   <w:rFonts w:ascii="Arial" w:cs="Arial" w:eastAsia="Arial" w:hAnsi="Arial"/>
@@ -35131,7 +35131,7 @@
             <w:pPr>
               <w:spacing w:after="20" w:before="0"/>
             </w:pPr>
-            <w:hyperlink w:history="1" r:id="rIdpyyac27le8v-pqt-3trra">
+            <w:hyperlink w:history="1" r:id="rId_wyivvuhfyuq-pwkfncdy">
               <w:r>
                 <w:rPr>
                   <w:rFonts w:ascii="Arial" w:cs="Arial" w:eastAsia="Arial" w:hAnsi="Arial"/>
@@ -35180,7 +35180,7 @@
               <w:spacing w:after="10" w:before="0"/>
               <w:ind w:left="120"/>
             </w:pPr>
-            <w:hyperlink w:history="1" r:id="rIdgdb8wmotrhahzmwlezgf0">
+            <w:hyperlink w:history="1" r:id="rIdelyqdxmjpknsifkfqpbhr">
               <w:r>
                 <w:rPr>
                   <w:rFonts w:ascii="Arial" w:cs="Arial" w:eastAsia="Arial" w:hAnsi="Arial"/>
@@ -35225,7 +35225,7 @@
             <w:pPr>
               <w:spacing w:after="20" w:before="0"/>
             </w:pPr>
-            <w:hyperlink w:history="1" r:id="rIdv3n8st2ln7jn3tuuj8-nj">
+            <w:hyperlink w:history="1" r:id="rIdlkpe323jfxwbsxazx9g6o">
               <w:r>
                 <w:rPr>
                   <w:rFonts w:ascii="Arial" w:cs="Arial" w:eastAsia="Arial" w:hAnsi="Arial"/>
@@ -35258,7 +35258,7 @@
               <w:spacing w:after="10" w:before="0"/>
               <w:ind w:left="120"/>
             </w:pPr>
-            <w:hyperlink w:history="1" r:id="rIdkpnhdy1f8dayzkqyjpd0i">
+            <w:hyperlink w:history="1" r:id="rId-fzgmtyxnlph-n_4gq1j6">
               <w:r>
                 <w:rPr>
                   <w:rFonts w:ascii="Arial" w:cs="Arial" w:eastAsia="Arial" w:hAnsi="Arial"/>
@@ -35770,7 +35770,7 @@
         </w:rPr>
         <w:t xml:space="preserve">© 2026 SeaVuria and ARES. Aligned with KICD objectives. Developed by SeaVuria; technical implementation by ARES (with AI assistance from Claude). Licensed under </w:t>
       </w:r>
-      <w:hyperlink w:history="1" r:id="rIdauoevs0xwctwur6asa71b">
+      <w:hyperlink w:history="1" r:id="rId9pihmwv0rubgosamsf4ao">
         <w:r>
           <w:rPr>
             <w:rFonts w:ascii="Arial" w:cs="Arial" w:eastAsia="Arial" w:hAnsi="Arial"/>
@@ -35791,7 +35791,7 @@
         </w:rPr>
         <w:t xml:space="preserve"> (</w:t>
       </w:r>
-      <w:hyperlink w:history="1" r:id="rIdh5s0hyhfz6rd9xgk2ppno">
+      <w:hyperlink w:history="1" r:id="rIdonmvwbw1czc3vyr4hznm1">
         <w:r>
           <w:rPr>
             <w:rFonts w:ascii="Arial" w:cs="Arial" w:eastAsia="Arial" w:hAnsi="Arial"/>
@@ -36804,7 +36804,7 @@
             <w:pPr>
               <w:spacing w:after="20" w:before="0"/>
             </w:pPr>
-            <w:hyperlink w:history="1" r:id="rIdy43bnybqmonj7w0gnqwim">
+            <w:hyperlink w:history="1" r:id="rIduumhbdnimc4ui1jd-_3ar">
               <w:r>
                 <w:rPr>
                   <w:rFonts w:ascii="Arial" w:cs="Arial" w:eastAsia="Arial" w:hAnsi="Arial"/>
@@ -36837,7 +36837,7 @@
               <w:spacing w:after="10" w:before="0"/>
               <w:ind w:left="120"/>
             </w:pPr>
-            <w:hyperlink w:history="1" r:id="rIdtzdj6fprmfduiajmomtn-">
+            <w:hyperlink w:history="1" r:id="rIdwaplqptqpshu4jwwp9nw8">
               <w:r>
                 <w:rPr>
                   <w:rFonts w:ascii="Arial" w:cs="Arial" w:eastAsia="Arial" w:hAnsi="Arial"/>
@@ -36899,7 +36899,7 @@
               <w:spacing w:after="10" w:before="0"/>
               <w:ind w:left="120"/>
             </w:pPr>
-            <w:hyperlink w:history="1" r:id="rIdgduidvenr-pbfkwigdeyc">
+            <w:hyperlink w:history="1" r:id="rIdhs3vkpyhqfvl7f9qwwlhw">
               <w:r>
                 <w:rPr>
                   <w:rFonts w:ascii="Arial" w:cs="Arial" w:eastAsia="Arial" w:hAnsi="Arial"/>
@@ -37109,7 +37109,7 @@
             <w:pPr>
               <w:spacing w:after="20" w:before="0"/>
             </w:pPr>
-            <w:hyperlink w:history="1" r:id="rIds5obv75zlymrtdevyzhyd">
+            <w:hyperlink w:history="1" r:id="rIdq89lamhtb1rznk8xt49mm">
               <w:r>
                 <w:rPr>
                   <w:rFonts w:ascii="Arial" w:cs="Arial" w:eastAsia="Arial" w:hAnsi="Arial"/>
@@ -37142,7 +37142,7 @@
               <w:spacing w:after="10" w:before="0"/>
               <w:ind w:left="120"/>
             </w:pPr>
-            <w:hyperlink w:history="1" r:id="rIdkkpdc2byh6c3twbzw6vfj">
+            <w:hyperlink w:history="1" r:id="rIdli77t8sg-buxxdlp2--7r">
               <w:r>
                 <w:rPr>
                   <w:rFonts w:ascii="Arial" w:cs="Arial" w:eastAsia="Arial" w:hAnsi="Arial"/>
@@ -37204,7 +37204,7 @@
               <w:spacing w:after="10" w:before="0"/>
               <w:ind w:left="120"/>
             </w:pPr>
-            <w:hyperlink w:history="1" r:id="rIdeymbpiibmk3bl9umea5vd">
+            <w:hyperlink w:history="1" r:id="rIdmn0vxyb_-8nxqfhcu-uoc">
               <w:r>
                 <w:rPr>
                   <w:rFonts w:ascii="Arial" w:cs="Arial" w:eastAsia="Arial" w:hAnsi="Arial"/>
@@ -37414,7 +37414,7 @@
             <w:pPr>
               <w:spacing w:after="20" w:before="0"/>
             </w:pPr>
-            <w:hyperlink w:history="1" r:id="rIdrqgrt16qhtcww84c3anlr">
+            <w:hyperlink w:history="1" r:id="rIdavoyxmwm-cgm9tsclhbeh">
               <w:r>
                 <w:rPr>
                   <w:rFonts w:ascii="Arial" w:cs="Arial" w:eastAsia="Arial" w:hAnsi="Arial"/>
@@ -37463,7 +37463,7 @@
               <w:spacing w:after="10" w:before="0"/>
               <w:ind w:left="120"/>
             </w:pPr>
-            <w:hyperlink w:history="1" r:id="rIdkzjz71tp2zq9ucpsgs-cs">
+            <w:hyperlink w:history="1" r:id="rIdb3aiytz1cumoyrvsh2gwz">
               <w:r>
                 <w:rPr>
                   <w:rFonts w:ascii="Arial" w:cs="Arial" w:eastAsia="Arial" w:hAnsi="Arial"/>
@@ -37525,7 +37525,7 @@
               <w:spacing w:after="10" w:before="0"/>
               <w:ind w:left="120"/>
             </w:pPr>
-            <w:hyperlink w:history="1" r:id="rIdtaurzvf8jqh7lhpp287o6">
+            <w:hyperlink w:history="1" r:id="rIdsp4gegk3b_dfqnvsdepnt">
               <w:r>
                 <w:rPr>
                   <w:rFonts w:ascii="Arial" w:cs="Arial" w:eastAsia="Arial" w:hAnsi="Arial"/>
@@ -37735,7 +37735,7 @@
             <w:pPr>
               <w:spacing w:after="20" w:before="0"/>
             </w:pPr>
-            <w:hyperlink w:history="1" r:id="rIdco2dthzr-hcxlm0cpbb9y">
+            <w:hyperlink w:history="1" r:id="rId4ln466bnhkv6oouvg1xqr">
               <w:r>
                 <w:rPr>
                   <w:rFonts w:ascii="Arial" w:cs="Arial" w:eastAsia="Arial" w:hAnsi="Arial"/>
@@ -37768,7 +37768,7 @@
               <w:spacing w:after="10" w:before="0"/>
               <w:ind w:left="120"/>
             </w:pPr>
-            <w:hyperlink w:history="1" r:id="rIdizalkljzyb3ouf0532_14">
+            <w:hyperlink w:history="1" r:id="rIduaveuy0dsgmatiisinfey">
               <w:r>
                 <w:rPr>
                   <w:rFonts w:ascii="Arial" w:cs="Arial" w:eastAsia="Arial" w:hAnsi="Arial"/>
@@ -37830,7 +37830,7 @@
               <w:spacing w:after="10" w:before="0"/>
               <w:ind w:left="120"/>
             </w:pPr>
-            <w:hyperlink w:history="1" r:id="rId7f3r287s_sqhfepxdwhmm">
+            <w:hyperlink w:history="1" r:id="rIdvbg4-csfjowhfd3xwavy3">
               <w:r>
                 <w:rPr>
                   <w:rFonts w:ascii="Arial" w:cs="Arial" w:eastAsia="Arial" w:hAnsi="Arial"/>
@@ -38040,7 +38040,7 @@
             <w:pPr>
               <w:spacing w:after="20" w:before="0"/>
             </w:pPr>
-            <w:hyperlink w:history="1" r:id="rIdzqxvvthcycnid-ts5ktxg">
+            <w:hyperlink w:history="1" r:id="rIdfawhfh11szoh20o05em-t">
               <w:r>
                 <w:rPr>
                   <w:rFonts w:ascii="Arial" w:cs="Arial" w:eastAsia="Arial" w:hAnsi="Arial"/>
@@ -38073,7 +38073,7 @@
               <w:spacing w:after="10" w:before="0"/>
               <w:ind w:left="120"/>
             </w:pPr>
-            <w:hyperlink w:history="1" r:id="rIduuo73ds-xmqpr6e7efvfb">
+            <w:hyperlink w:history="1" r:id="rId9v-rzgf3rwmvvthsx2too">
               <w:r>
                 <w:rPr>
                   <w:rFonts w:ascii="Arial" w:cs="Arial" w:eastAsia="Arial" w:hAnsi="Arial"/>
@@ -38135,7 +38135,7 @@
               <w:spacing w:after="10" w:before="0"/>
               <w:ind w:left="120"/>
             </w:pPr>
-            <w:hyperlink w:history="1" r:id="rIdg2rzvrzhl-_fnivyzfka3">
+            <w:hyperlink w:history="1" r:id="rIdwxjgkwjj0zxt2tr5k4nop">
               <w:r>
                 <w:rPr>
                   <w:rFonts w:ascii="Arial" w:cs="Arial" w:eastAsia="Arial" w:hAnsi="Arial"/>
@@ -38662,7 +38662,7 @@
         </w:rPr>
         <w:t xml:space="preserve">© 2026 SeaVuria and ARES. Aligned with KICD objectives. Developed by SeaVuria; technical implementation by ARES (with AI assistance from Claude). Licensed under </w:t>
       </w:r>
-      <w:hyperlink w:history="1" r:id="rIdquukcfkwhoiype8lammfw">
+      <w:hyperlink w:history="1" r:id="rIdpqjpk9zwdrfkvmky6fzwp">
         <w:r>
           <w:rPr>
             <w:rFonts w:ascii="Arial" w:cs="Arial" w:eastAsia="Arial" w:hAnsi="Arial"/>
@@ -38683,7 +38683,7 @@
         </w:rPr>
         <w:t xml:space="preserve"> (</w:t>
       </w:r>
-      <w:hyperlink w:history="1" r:id="rIdswxxzsusbmn1eged5oaa0">
+      <w:hyperlink w:history="1" r:id="rIdefhyj0cwbehgxtrtevhdx">
         <w:r>
           <w:rPr>
             <w:rFonts w:ascii="Arial" w:cs="Arial" w:eastAsia="Arial" w:hAnsi="Arial"/>
@@ -39696,7 +39696,7 @@
             <w:pPr>
               <w:spacing w:after="20" w:before="0"/>
             </w:pPr>
-            <w:hyperlink w:history="1" r:id="rId0o4lymlqolakxh82olq1g">
+            <w:hyperlink w:history="1" r:id="rIdcb-q-flwau36lgeecrnqt">
               <w:r>
                 <w:rPr>
                   <w:rFonts w:ascii="Arial" w:cs="Arial" w:eastAsia="Arial" w:hAnsi="Arial"/>
@@ -39729,7 +39729,7 @@
               <w:spacing w:after="10" w:before="0"/>
               <w:ind w:left="120"/>
             </w:pPr>
-            <w:hyperlink w:history="1" r:id="rIdvdajrz1rttsyy8pvxa0dk">
+            <w:hyperlink w:history="1" r:id="rIdkfrd_dnukdbx_gq29vf_p">
               <w:r>
                 <w:rPr>
                   <w:rFonts w:ascii="Arial" w:cs="Arial" w:eastAsia="Arial" w:hAnsi="Arial"/>
@@ -39774,7 +39774,7 @@
             <w:pPr>
               <w:spacing w:after="20" w:before="0"/>
             </w:pPr>
-            <w:hyperlink w:history="1" r:id="rIdrx4rgn9etngwvcanuxzdn">
+            <w:hyperlink w:history="1" r:id="rIdckww_ulky9gmrxh8963g-">
               <w:r>
                 <w:rPr>
                   <w:rFonts w:ascii="Arial" w:cs="Arial" w:eastAsia="Arial" w:hAnsi="Arial"/>
@@ -39807,7 +39807,7 @@
               <w:spacing w:after="10" w:before="0"/>
               <w:ind w:left="120"/>
             </w:pPr>
-            <w:hyperlink w:history="1" r:id="rId3se5jk6bweabqfj11um46">
+            <w:hyperlink w:history="1" r:id="rIdwmy6qwpgyc0uyxif8duvz">
               <w:r>
                 <w:rPr>
                   <w:rFonts w:ascii="Arial" w:cs="Arial" w:eastAsia="Arial" w:hAnsi="Arial"/>
@@ -40002,7 +40002,7 @@
             <w:pPr>
               <w:spacing w:after="20" w:before="0"/>
             </w:pPr>
-            <w:hyperlink w:history="1" r:id="rIdepynu-owtjxzde4ixfp9z">
+            <w:hyperlink w:history="1" r:id="rId5xxem2jzzhg2nd6idlmr2">
               <w:r>
                 <w:rPr>
                   <w:rFonts w:ascii="Arial" w:cs="Arial" w:eastAsia="Arial" w:hAnsi="Arial"/>
@@ -40035,7 +40035,7 @@
               <w:spacing w:after="10" w:before="0"/>
               <w:ind w:left="120"/>
             </w:pPr>
-            <w:hyperlink w:history="1" r:id="rIdxygvkuefb5hakj7zvfboi">
+            <w:hyperlink w:history="1" r:id="rIdznwtnsdgpat0wuwws-o3w">
               <w:r>
                 <w:rPr>
                   <w:rFonts w:ascii="Arial" w:cs="Arial" w:eastAsia="Arial" w:hAnsi="Arial"/>
@@ -40080,7 +40080,7 @@
             <w:pPr>
               <w:spacing w:after="20" w:before="0"/>
             </w:pPr>
-            <w:hyperlink w:history="1" r:id="rId8jz50sedpqdg6y0zsm3y7">
+            <w:hyperlink w:history="1" r:id="rIdpz2nrjidot8ayjwljfxip">
               <w:r>
                 <w:rPr>
                   <w:rFonts w:ascii="Arial" w:cs="Arial" w:eastAsia="Arial" w:hAnsi="Arial"/>
@@ -40113,7 +40113,7 @@
               <w:spacing w:after="10" w:before="0"/>
               <w:ind w:left="120"/>
             </w:pPr>
-            <w:hyperlink w:history="1" r:id="rIdlp9zqcsrfwc6oryfrixyi">
+            <w:hyperlink w:history="1" r:id="rIdb3m6i8eqxfp2d1nsct2o3">
               <w:r>
                 <w:rPr>
                   <w:rFonts w:ascii="Arial" w:cs="Arial" w:eastAsia="Arial" w:hAnsi="Arial"/>
@@ -40308,7 +40308,7 @@
             <w:pPr>
               <w:spacing w:after="20" w:before="0"/>
             </w:pPr>
-            <w:hyperlink w:history="1" r:id="rIdrbw0mnmp9iaui6muw4o3c">
+            <w:hyperlink w:history="1" r:id="rId5f0fewdcr5ppfes8urtwf">
               <w:r>
                 <w:rPr>
                   <w:rFonts w:ascii="Arial" w:cs="Arial" w:eastAsia="Arial" w:hAnsi="Arial"/>
@@ -40341,7 +40341,7 @@
               <w:spacing w:after="10" w:before="0"/>
               <w:ind w:left="120"/>
             </w:pPr>
-            <w:hyperlink w:history="1" r:id="rId3c4r4zxsrjkyqjpnhjd5n">
+            <w:hyperlink w:history="1" r:id="rIdtjejan05yiijwwnnwmkrl">
               <w:r>
                 <w:rPr>
                   <w:rFonts w:ascii="Arial" w:cs="Arial" w:eastAsia="Arial" w:hAnsi="Arial"/>
@@ -40386,7 +40386,7 @@
             <w:pPr>
               <w:spacing w:after="20" w:before="0"/>
             </w:pPr>
-            <w:hyperlink w:history="1" r:id="rIdajycard7aohbq6meqxdz5">
+            <w:hyperlink w:history="1" r:id="rIdic1extzyuxs6mw4re5em6">
               <w:r>
                 <w:rPr>
                   <w:rFonts w:ascii="Arial" w:cs="Arial" w:eastAsia="Arial" w:hAnsi="Arial"/>
@@ -40435,7 +40435,7 @@
               <w:spacing w:after="10" w:before="0"/>
               <w:ind w:left="120"/>
             </w:pPr>
-            <w:hyperlink w:history="1" r:id="rIdxxtozvmekoqecnxg-ux8d">
+            <w:hyperlink w:history="1" r:id="rIdhilmzwpp1t7qma89cmql7">
               <w:r>
                 <w:rPr>
                   <w:rFonts w:ascii="Arial" w:cs="Arial" w:eastAsia="Arial" w:hAnsi="Arial"/>
@@ -40630,7 +40630,7 @@
             <w:pPr>
               <w:spacing w:after="20" w:before="0"/>
             </w:pPr>
-            <w:hyperlink w:history="1" r:id="rIdpkiqj3cv_augbemjufvaz">
+            <w:hyperlink w:history="1" r:id="rIdferdfjpacth72n20mocc8">
               <w:r>
                 <w:rPr>
                   <w:rFonts w:ascii="Arial" w:cs="Arial" w:eastAsia="Arial" w:hAnsi="Arial"/>
@@ -40663,7 +40663,7 @@
               <w:spacing w:after="10" w:before="0"/>
               <w:ind w:left="120"/>
             </w:pPr>
-            <w:hyperlink w:history="1" r:id="rIdpxnkr-ecdv2q0kcoeaqoy">
+            <w:hyperlink w:history="1" r:id="rId4a6fcp-pobwkviic-rzr4">
               <w:r>
                 <w:rPr>
                   <w:rFonts w:ascii="Arial" w:cs="Arial" w:eastAsia="Arial" w:hAnsi="Arial"/>
@@ -40708,7 +40708,7 @@
             <w:pPr>
               <w:spacing w:after="20" w:before="0"/>
             </w:pPr>
-            <w:hyperlink w:history="1" r:id="rId3igtoavsafkbtd67rggvd">
+            <w:hyperlink w:history="1" r:id="rIdm-a0shcz5xyhbvadqdehy">
               <w:r>
                 <w:rPr>
                   <w:rFonts w:ascii="Arial" w:cs="Arial" w:eastAsia="Arial" w:hAnsi="Arial"/>
@@ -40757,7 +40757,7 @@
               <w:spacing w:after="10" w:before="0"/>
               <w:ind w:left="120"/>
             </w:pPr>
-            <w:hyperlink w:history="1" r:id="rIdtztnafdi0x4q-yqmdg-_z">
+            <w:hyperlink w:history="1" r:id="rIdahiwktqqueqcfwslvrp5b">
               <w:r>
                 <w:rPr>
                   <w:rFonts w:ascii="Arial" w:cs="Arial" w:eastAsia="Arial" w:hAnsi="Arial"/>
@@ -40952,7 +40952,7 @@
             <w:pPr>
               <w:spacing w:after="20" w:before="0"/>
             </w:pPr>
-            <w:hyperlink w:history="1" r:id="rIdbhauza-itbgwtopdu5r4j">
+            <w:hyperlink w:history="1" r:id="rId8ilrbx8ykbkvsquxf595g">
               <w:r>
                 <w:rPr>
                   <w:rFonts w:ascii="Arial" w:cs="Arial" w:eastAsia="Arial" w:hAnsi="Arial"/>
@@ -40985,7 +40985,7 @@
               <w:spacing w:after="10" w:before="0"/>
               <w:ind w:left="120"/>
             </w:pPr>
-            <w:hyperlink w:history="1" r:id="rIdbn0ot5p1etstm_bkkju0g">
+            <w:hyperlink w:history="1" r:id="rIdt1lhoetdr2biioc1newgp">
               <w:r>
                 <w:rPr>
                   <w:rFonts w:ascii="Arial" w:cs="Arial" w:eastAsia="Arial" w:hAnsi="Arial"/>
@@ -41030,7 +41030,7 @@
             <w:pPr>
               <w:spacing w:after="20" w:before="0"/>
             </w:pPr>
-            <w:hyperlink w:history="1" r:id="rIdy8z8oi3scw2u4rmuk942c">
+            <w:hyperlink w:history="1" r:id="rIdybc5sbeetuy7aces-rosp">
               <w:r>
                 <w:rPr>
                   <w:rFonts w:ascii="Arial" w:cs="Arial" w:eastAsia="Arial" w:hAnsi="Arial"/>
@@ -41079,7 +41079,7 @@
               <w:spacing w:after="10" w:before="0"/>
               <w:ind w:left="120"/>
             </w:pPr>
-            <w:hyperlink w:history="1" r:id="rIdfghmgz7wyjkre4opkdior">
+            <w:hyperlink w:history="1" r:id="rIdcbgjhsy0dmgd16uwxmnt2">
               <w:r>
                 <w:rPr>
                   <w:rFonts w:ascii="Arial" w:cs="Arial" w:eastAsia="Arial" w:hAnsi="Arial"/>
@@ -41591,7 +41591,7 @@
         </w:rPr>
         <w:t xml:space="preserve">© 2026 SeaVuria and ARES. Aligned with KICD objectives. Developed by SeaVuria; technical implementation by ARES (with AI assistance from Claude). Licensed under </w:t>
       </w:r>
-      <w:hyperlink w:history="1" r:id="rIdcr1s5z1vjazmj59omh0ac">
+      <w:hyperlink w:history="1" r:id="rIdeqjernsckgmmvoe26p_1j">
         <w:r>
           <w:rPr>
             <w:rFonts w:ascii="Arial" w:cs="Arial" w:eastAsia="Arial" w:hAnsi="Arial"/>
@@ -41612,7 +41612,7 @@
         </w:rPr>
         <w:t xml:space="preserve"> (</w:t>
       </w:r>
-      <w:hyperlink w:history="1" r:id="rIdxd-_dew51e5fpcdsemxm-">
+      <w:hyperlink w:history="1" r:id="rIdh606k3uxqzj3j3ummmtcx">
         <w:r>
           <w:rPr>
             <w:rFonts w:ascii="Arial" w:cs="Arial" w:eastAsia="Arial" w:hAnsi="Arial"/>

--- a/data/outputs/v2/Chemistry/SS1.4_Chemical_Bonding/Chemistry_Chemical_Bonding_CBE_LessonSequence.docx
+++ b/data/outputs/v2/Chemistry/SS1.4_Chemical_Bonding/Chemistry_Chemical_Bonding_CBE_LessonSequence.docx
@@ -2632,7 +2632,7 @@
         </w:rPr>
         <w:t xml:space="preserve">© 2026 SeaVuria and ARES. This work is licensed under a </w:t>
       </w:r>
-      <w:hyperlink w:history="1" r:id="rIdxbhnofgfhtjf3udi_lzgj">
+      <w:hyperlink w:history="1" r:id="rIdh6ps49mse9z5yohkhqugf">
         <w:r>
           <w:rPr>
             <w:rFonts w:ascii="Arial" w:cs="Arial" w:eastAsia="Arial" w:hAnsi="Arial"/>
@@ -2652,7 +2652,7 @@
         </w:rPr>
         <w:t xml:space="preserve"> (</w:t>
       </w:r>
-      <w:hyperlink w:history="1" r:id="rIdrpgbeii5wuquf-fr03p5a">
+      <w:hyperlink w:history="1" r:id="rIdekcxlythhbp1qbtcsmvgr">
         <w:r>
           <w:rPr>
             <w:rFonts w:ascii="Arial" w:cs="Arial" w:eastAsia="Arial" w:hAnsi="Arial"/>
@@ -2672,7 +2672,7 @@
         </w:rPr>
         <w:t xml:space="preserve">). To view a copy of this license, visit </w:t>
       </w:r>
-      <w:hyperlink w:history="1" r:id="rIdnnomt5kgmrux1ha7wqrig">
+      <w:hyperlink w:history="1" r:id="rIdxs19_j5wmno1ejaxt0est">
         <w:r>
           <w:rPr>
             <w:rFonts w:ascii="Arial" w:cs="Arial" w:eastAsia="Arial" w:hAnsi="Arial"/>
@@ -3684,7 +3684,7 @@
             <w:pPr>
               <w:spacing w:after="20" w:before="0"/>
             </w:pPr>
-            <w:hyperlink w:history="1" r:id="rIdnwvvamnvtjtpyto0mvwfr">
+            <w:hyperlink w:history="1" r:id="rIdiwyw8tojealecfipn1hpr">
               <w:r>
                 <w:rPr>
                   <w:rFonts w:ascii="Arial" w:cs="Arial" w:eastAsia="Arial" w:hAnsi="Arial"/>
@@ -3717,7 +3717,7 @@
               <w:spacing w:after="10" w:before="0"/>
               <w:ind w:left="120"/>
             </w:pPr>
-            <w:hyperlink w:history="1" r:id="rIdaayeh-upohticw9plbpyj">
+            <w:hyperlink w:history="1" r:id="rIdgeryjwpcrt7i1qhn3_jpd">
               <w:r>
                 <w:rPr>
                   <w:rFonts w:ascii="Arial" w:cs="Arial" w:eastAsia="Arial" w:hAnsi="Arial"/>
@@ -3762,7 +3762,7 @@
             <w:pPr>
               <w:spacing w:after="20" w:before="0"/>
             </w:pPr>
-            <w:hyperlink w:history="1" r:id="rIdtwtl2l66squ7_1d6_gjkp">
+            <w:hyperlink w:history="1" r:id="rIdy1nf5d9vlvpwqlbjrgu_r">
               <w:r>
                 <w:rPr>
                   <w:rFonts w:ascii="Arial" w:cs="Arial" w:eastAsia="Arial" w:hAnsi="Arial"/>
@@ -3811,7 +3811,7 @@
               <w:spacing w:after="10" w:before="0"/>
               <w:ind w:left="120"/>
             </w:pPr>
-            <w:hyperlink w:history="1" r:id="rIdzyqxuhn2peuiseepqgqlc">
+            <w:hyperlink w:history="1" r:id="rIdy4hxpsm-sj0egr9ti-y_4">
               <w:r>
                 <w:rPr>
                   <w:rFonts w:ascii="Arial" w:cs="Arial" w:eastAsia="Arial" w:hAnsi="Arial"/>
@@ -4006,7 +4006,7 @@
             <w:pPr>
               <w:spacing w:after="20" w:before="0"/>
             </w:pPr>
-            <w:hyperlink w:history="1" r:id="rIdqlp_snavnk3ekf1ugelor">
+            <w:hyperlink w:history="1" r:id="rIdulgtbmuesqo9iwbxk-xxl">
               <w:r>
                 <w:rPr>
                   <w:rFonts w:ascii="Arial" w:cs="Arial" w:eastAsia="Arial" w:hAnsi="Arial"/>
@@ -4039,7 +4039,7 @@
               <w:spacing w:after="10" w:before="0"/>
               <w:ind w:left="120"/>
             </w:pPr>
-            <w:hyperlink w:history="1" r:id="rIdzmzq30qddfke1qc9obkn2">
+            <w:hyperlink w:history="1" r:id="rId-teoy8gyetgjrvgnjg5th">
               <w:r>
                 <w:rPr>
                   <w:rFonts w:ascii="Arial" w:cs="Arial" w:eastAsia="Arial" w:hAnsi="Arial"/>
@@ -4084,7 +4084,7 @@
             <w:pPr>
               <w:spacing w:after="20" w:before="0"/>
             </w:pPr>
-            <w:hyperlink w:history="1" r:id="rIdbpcul5dyoxdztlzv1c9q0">
+            <w:hyperlink w:history="1" r:id="rIdzcjewqvbxgidmdweewi3u">
               <w:r>
                 <w:rPr>
                   <w:rFonts w:ascii="Arial" w:cs="Arial" w:eastAsia="Arial" w:hAnsi="Arial"/>
@@ -4133,7 +4133,7 @@
               <w:spacing w:after="10" w:before="0"/>
               <w:ind w:left="120"/>
             </w:pPr>
-            <w:hyperlink w:history="1" r:id="rIdefmtcfw6ylompepga75hd">
+            <w:hyperlink w:history="1" r:id="rIdqvf2eatrei1ig8_vhcapc">
               <w:r>
                 <w:rPr>
                   <w:rFonts w:ascii="Arial" w:cs="Arial" w:eastAsia="Arial" w:hAnsi="Arial"/>
@@ -4328,7 +4328,7 @@
             <w:pPr>
               <w:spacing w:after="20" w:before="0"/>
             </w:pPr>
-            <w:hyperlink w:history="1" r:id="rIdj56pa3biyxfgto_aticur">
+            <w:hyperlink w:history="1" r:id="rIdetcbtxdwx-jgm_dtstfkz">
               <w:r>
                 <w:rPr>
                   <w:rFonts w:ascii="Arial" w:cs="Arial" w:eastAsia="Arial" w:hAnsi="Arial"/>
@@ -4377,7 +4377,7 @@
               <w:spacing w:after="10" w:before="0"/>
               <w:ind w:left="120"/>
             </w:pPr>
-            <w:hyperlink w:history="1" r:id="rIdksx-lh0hkpcf9083emds1">
+            <w:hyperlink w:history="1" r:id="rIdoslgtnr_hd3vuztaa5tad">
               <w:r>
                 <w:rPr>
                   <w:rFonts w:ascii="Arial" w:cs="Arial" w:eastAsia="Arial" w:hAnsi="Arial"/>
@@ -4422,7 +4422,7 @@
             <w:pPr>
               <w:spacing w:after="20" w:before="0"/>
             </w:pPr>
-            <w:hyperlink w:history="1" r:id="rIdhekhlai0b2uiplqbyrzvi">
+            <w:hyperlink w:history="1" r:id="rIdtq3cohiabyap0g8zzpinw">
               <w:r>
                 <w:rPr>
                   <w:rFonts w:ascii="Arial" w:cs="Arial" w:eastAsia="Arial" w:hAnsi="Arial"/>
@@ -4471,7 +4471,7 @@
               <w:spacing w:after="10" w:before="0"/>
               <w:ind w:left="120"/>
             </w:pPr>
-            <w:hyperlink w:history="1" r:id="rIdfccerfvlbyphj3-c_ye2u">
+            <w:hyperlink w:history="1" r:id="rId0tep5qulv4m8iaacq6jmu">
               <w:r>
                 <w:rPr>
                   <w:rFonts w:ascii="Arial" w:cs="Arial" w:eastAsia="Arial" w:hAnsi="Arial"/>
@@ -4666,7 +4666,7 @@
             <w:pPr>
               <w:spacing w:after="20" w:before="0"/>
             </w:pPr>
-            <w:hyperlink w:history="1" r:id="rIdymu4kncmsmh1ciu74fgz4">
+            <w:hyperlink w:history="1" r:id="rIdh6t-qs0y2opxu5z0s6y97">
               <w:r>
                 <w:rPr>
                   <w:rFonts w:ascii="Arial" w:cs="Arial" w:eastAsia="Arial" w:hAnsi="Arial"/>
@@ -4715,7 +4715,7 @@
               <w:spacing w:after="10" w:before="0"/>
               <w:ind w:left="120"/>
             </w:pPr>
-            <w:hyperlink w:history="1" r:id="rIdt6hektbl0wa_c4aftybvr">
+            <w:hyperlink w:history="1" r:id="rIdw0flpl-kji0lhk-pqznws">
               <w:r>
                 <w:rPr>
                   <w:rFonts w:ascii="Arial" w:cs="Arial" w:eastAsia="Arial" w:hAnsi="Arial"/>
@@ -4760,7 +4760,7 @@
             <w:pPr>
               <w:spacing w:after="20" w:before="0"/>
             </w:pPr>
-            <w:hyperlink w:history="1" r:id="rIdixgpvq6eklt3vmppw9uym">
+            <w:hyperlink w:history="1" r:id="rIdwxjwylk8k93n7p826xbgi">
               <w:r>
                 <w:rPr>
                   <w:rFonts w:ascii="Arial" w:cs="Arial" w:eastAsia="Arial" w:hAnsi="Arial"/>
@@ -4809,7 +4809,7 @@
               <w:spacing w:after="10" w:before="0"/>
               <w:ind w:left="120"/>
             </w:pPr>
-            <w:hyperlink w:history="1" r:id="rIdiowqa_1yqzvhi9c-vobod">
+            <w:hyperlink w:history="1" r:id="rIdkubieu97hdux0sjxrtnts">
               <w:r>
                 <w:rPr>
                   <w:rFonts w:ascii="Arial" w:cs="Arial" w:eastAsia="Arial" w:hAnsi="Arial"/>
@@ -5004,7 +5004,7 @@
             <w:pPr>
               <w:spacing w:after="20" w:before="0"/>
             </w:pPr>
-            <w:hyperlink w:history="1" r:id="rIdvukkpol-ismbm1525uzcg">
+            <w:hyperlink w:history="1" r:id="rIdgcacixc1qqcqyq18lrlpi">
               <w:r>
                 <w:rPr>
                   <w:rFonts w:ascii="Arial" w:cs="Arial" w:eastAsia="Arial" w:hAnsi="Arial"/>
@@ -5053,7 +5053,7 @@
               <w:spacing w:after="10" w:before="0"/>
               <w:ind w:left="120"/>
             </w:pPr>
-            <w:hyperlink w:history="1" r:id="rIdoeeqdmccmdcurfx4lkgr1">
+            <w:hyperlink w:history="1" r:id="rIdobcid3ndoxjqctqvfeugr">
               <w:r>
                 <w:rPr>
                   <w:rFonts w:ascii="Arial" w:cs="Arial" w:eastAsia="Arial" w:hAnsi="Arial"/>
@@ -5098,7 +5098,7 @@
             <w:pPr>
               <w:spacing w:after="20" w:before="0"/>
             </w:pPr>
-            <w:hyperlink w:history="1" r:id="rIdnigwgginwgrfgkceco2x2">
+            <w:hyperlink w:history="1" r:id="rId7214fftqjjhmf-vbejfpr">
               <w:r>
                 <w:rPr>
                   <w:rFonts w:ascii="Arial" w:cs="Arial" w:eastAsia="Arial" w:hAnsi="Arial"/>
@@ -5147,7 +5147,7 @@
               <w:spacing w:after="10" w:before="0"/>
               <w:ind w:left="120"/>
             </w:pPr>
-            <w:hyperlink w:history="1" r:id="rIdegoagi5bsothkmw5vg1cv">
+            <w:hyperlink w:history="1" r:id="rIdfmhgpzt-15dom1y6goosw">
               <w:r>
                 <w:rPr>
                   <w:rFonts w:ascii="Arial" w:cs="Arial" w:eastAsia="Arial" w:hAnsi="Arial"/>
@@ -5754,7 +5754,7 @@
         </w:rPr>
         <w:t xml:space="preserve">© 2026 SeaVuria and ARES. Aligned with KICD objectives. Developed by SeaVuria; technical implementation by ARES (with AI assistance from Claude). Licensed under </w:t>
       </w:r>
-      <w:hyperlink w:history="1" r:id="rIdao9mzjvzej_3njnw3-bmn">
+      <w:hyperlink w:history="1" r:id="rIdpg5qwb7xi2ltvmnjlz2id">
         <w:r>
           <w:rPr>
             <w:rFonts w:ascii="Arial" w:cs="Arial" w:eastAsia="Arial" w:hAnsi="Arial"/>
@@ -5775,7 +5775,7 @@
         </w:rPr>
         <w:t xml:space="preserve"> (</w:t>
       </w:r>
-      <w:hyperlink w:history="1" r:id="rId1n3pqqqe05zuscnwi7fu2">
+      <w:hyperlink w:history="1" r:id="rIdmwza1jyikvgy54kp1ncke">
         <w:r>
           <w:rPr>
             <w:rFonts w:ascii="Arial" w:cs="Arial" w:eastAsia="Arial" w:hAnsi="Arial"/>
@@ -6788,7 +6788,7 @@
             <w:pPr>
               <w:spacing w:after="20" w:before="0"/>
             </w:pPr>
-            <w:hyperlink w:history="1" r:id="rIdqk18xhhmnfqlhxz1bri_l">
+            <w:hyperlink w:history="1" r:id="rIdeyelbnd2wpntlrxsbco-k">
               <w:r>
                 <w:rPr>
                   <w:rFonts w:ascii="Arial" w:cs="Arial" w:eastAsia="Arial" w:hAnsi="Arial"/>
@@ -6821,7 +6821,7 @@
               <w:spacing w:after="10" w:before="0"/>
               <w:ind w:left="120"/>
             </w:pPr>
-            <w:hyperlink w:history="1" r:id="rId83cudbr6zaoeagt8vnxtd">
+            <w:hyperlink w:history="1" r:id="rIdy32avvznm2gl8njawizjh">
               <w:r>
                 <w:rPr>
                   <w:rFonts w:ascii="Arial" w:cs="Arial" w:eastAsia="Arial" w:hAnsi="Arial"/>
@@ -6866,7 +6866,7 @@
             <w:pPr>
               <w:spacing w:after="20" w:before="0"/>
             </w:pPr>
-            <w:hyperlink w:history="1" r:id="rIdgehek-en6qgftb31jeb5v">
+            <w:hyperlink w:history="1" r:id="rId7qvggb5a1xpc5bmxzxnk_">
               <w:r>
                 <w:rPr>
                   <w:rFonts w:ascii="Arial" w:cs="Arial" w:eastAsia="Arial" w:hAnsi="Arial"/>
@@ -6899,7 +6899,7 @@
               <w:spacing w:after="10" w:before="0"/>
               <w:ind w:left="120"/>
             </w:pPr>
-            <w:hyperlink w:history="1" r:id="rIdi8yewxxiuw8eo-cdycamo">
+            <w:hyperlink w:history="1" r:id="rId14agdu08o7pq7g6q30eno">
               <w:r>
                 <w:rPr>
                   <w:rFonts w:ascii="Arial" w:cs="Arial" w:eastAsia="Arial" w:hAnsi="Arial"/>
@@ -7094,7 +7094,7 @@
             <w:pPr>
               <w:spacing w:after="20" w:before="0"/>
             </w:pPr>
-            <w:hyperlink w:history="1" r:id="rId0dpwfclo0gze_cqyivkgc">
+            <w:hyperlink w:history="1" r:id="rId-rrzfzlqpmefkzvg7yocj">
               <w:r>
                 <w:rPr>
                   <w:rFonts w:ascii="Arial" w:cs="Arial" w:eastAsia="Arial" w:hAnsi="Arial"/>
@@ -7127,7 +7127,7 @@
               <w:spacing w:after="10" w:before="0"/>
               <w:ind w:left="120"/>
             </w:pPr>
-            <w:hyperlink w:history="1" r:id="rIddhijfhu-is_n434f97a1v">
+            <w:hyperlink w:history="1" r:id="rIdtefvcpvv93h4mqxbssy8n">
               <w:r>
                 <w:rPr>
                   <w:rFonts w:ascii="Arial" w:cs="Arial" w:eastAsia="Arial" w:hAnsi="Arial"/>
@@ -7172,7 +7172,7 @@
             <w:pPr>
               <w:spacing w:after="20" w:before="0"/>
             </w:pPr>
-            <w:hyperlink w:history="1" r:id="rId0t2y8osk_zhahulmokmmi">
+            <w:hyperlink w:history="1" r:id="rId1yon7yqprem1uqbciyn3w">
               <w:r>
                 <w:rPr>
                   <w:rFonts w:ascii="Arial" w:cs="Arial" w:eastAsia="Arial" w:hAnsi="Arial"/>
@@ -7205,7 +7205,7 @@
               <w:spacing w:after="10" w:before="0"/>
               <w:ind w:left="120"/>
             </w:pPr>
-            <w:hyperlink w:history="1" r:id="rIdyigwauvub5lbdn-htimdc">
+            <w:hyperlink w:history="1" r:id="rId91ydles4gxla92ojtepnd">
               <w:r>
                 <w:rPr>
                   <w:rFonts w:ascii="Arial" w:cs="Arial" w:eastAsia="Arial" w:hAnsi="Arial"/>
@@ -7400,7 +7400,7 @@
             <w:pPr>
               <w:spacing w:after="20" w:before="0"/>
             </w:pPr>
-            <w:hyperlink w:history="1" r:id="rIdbctemgudqz1sgwtr3sope">
+            <w:hyperlink w:history="1" r:id="rIdwfgwchzmxxypygr9lpfhh">
               <w:r>
                 <w:rPr>
                   <w:rFonts w:ascii="Arial" w:cs="Arial" w:eastAsia="Arial" w:hAnsi="Arial"/>
@@ -7433,7 +7433,7 @@
               <w:spacing w:after="10" w:before="0"/>
               <w:ind w:left="120"/>
             </w:pPr>
-            <w:hyperlink w:history="1" r:id="rIdwlbpcprgtr6oiidojoyg1">
+            <w:hyperlink w:history="1" r:id="rIdfrja3kl2svdfgojfrvceq">
               <w:r>
                 <w:rPr>
                   <w:rFonts w:ascii="Arial" w:cs="Arial" w:eastAsia="Arial" w:hAnsi="Arial"/>
@@ -7478,7 +7478,7 @@
             <w:pPr>
               <w:spacing w:after="20" w:before="0"/>
             </w:pPr>
-            <w:hyperlink w:history="1" r:id="rIdmvbuq81dyqmukchxu6umc">
+            <w:hyperlink w:history="1" r:id="rIdt8r1hf0r7txp1ojbqxc_c">
               <w:r>
                 <w:rPr>
                   <w:rFonts w:ascii="Arial" w:cs="Arial" w:eastAsia="Arial" w:hAnsi="Arial"/>
@@ -7511,7 +7511,7 @@
               <w:spacing w:after="10" w:before="0"/>
               <w:ind w:left="120"/>
             </w:pPr>
-            <w:hyperlink w:history="1" r:id="rIdzhwze96gxuglm7nrgag5-">
+            <w:hyperlink w:history="1" r:id="rIdboogjsocmxpcv0cs2x6lw">
               <w:r>
                 <w:rPr>
                   <w:rFonts w:ascii="Arial" w:cs="Arial" w:eastAsia="Arial" w:hAnsi="Arial"/>
@@ -7706,7 +7706,7 @@
             <w:pPr>
               <w:spacing w:after="20" w:before="0"/>
             </w:pPr>
-            <w:hyperlink w:history="1" r:id="rIdjfmkv6jmc8qk6jn706twj">
+            <w:hyperlink w:history="1" r:id="rIdbrwi5ukji4xilndehvgl7">
               <w:r>
                 <w:rPr>
                   <w:rFonts w:ascii="Arial" w:cs="Arial" w:eastAsia="Arial" w:hAnsi="Arial"/>
@@ -7739,7 +7739,7 @@
               <w:spacing w:after="10" w:before="0"/>
               <w:ind w:left="120"/>
             </w:pPr>
-            <w:hyperlink w:history="1" r:id="rIddlziaqxtgoyvbpepjhidx">
+            <w:hyperlink w:history="1" r:id="rIdlyvzoacgoc9vgllxxfzch">
               <w:r>
                 <w:rPr>
                   <w:rFonts w:ascii="Arial" w:cs="Arial" w:eastAsia="Arial" w:hAnsi="Arial"/>
@@ -7784,7 +7784,7 @@
             <w:pPr>
               <w:spacing w:after="20" w:before="0"/>
             </w:pPr>
-            <w:hyperlink w:history="1" r:id="rIdgbg0cytehfyxegwrnz3af">
+            <w:hyperlink w:history="1" r:id="rIdkjvvon9zv_xfdq7bx3zda">
               <w:r>
                 <w:rPr>
                   <w:rFonts w:ascii="Arial" w:cs="Arial" w:eastAsia="Arial" w:hAnsi="Arial"/>
@@ -7817,7 +7817,7 @@
               <w:spacing w:after="10" w:before="0"/>
               <w:ind w:left="120"/>
             </w:pPr>
-            <w:hyperlink w:history="1" r:id="rIdsqxhz_fr0lxfdlwmc6jcv">
+            <w:hyperlink w:history="1" r:id="rIdsirfjxduncgatts1swxp_">
               <w:r>
                 <w:rPr>
                   <w:rFonts w:ascii="Arial" w:cs="Arial" w:eastAsia="Arial" w:hAnsi="Arial"/>
@@ -8012,7 +8012,7 @@
             <w:pPr>
               <w:spacing w:after="20" w:before="0"/>
             </w:pPr>
-            <w:hyperlink w:history="1" r:id="rIdjpcycp9f-xpouxfsjwtac">
+            <w:hyperlink w:history="1" r:id="rIdfmc45czbu6otn9o6-bubt">
               <w:r>
                 <w:rPr>
                   <w:rFonts w:ascii="Arial" w:cs="Arial" w:eastAsia="Arial" w:hAnsi="Arial"/>
@@ -8045,7 +8045,7 @@
               <w:spacing w:after="10" w:before="0"/>
               <w:ind w:left="120"/>
             </w:pPr>
-            <w:hyperlink w:history="1" r:id="rIdjq8rrsprfyl8rlecbgakk">
+            <w:hyperlink w:history="1" r:id="rIdbap0ujgtigv_twg8qau5d">
               <w:r>
                 <w:rPr>
                   <w:rFonts w:ascii="Arial" w:cs="Arial" w:eastAsia="Arial" w:hAnsi="Arial"/>
@@ -8090,7 +8090,7 @@
             <w:pPr>
               <w:spacing w:after="20" w:before="0"/>
             </w:pPr>
-            <w:hyperlink w:history="1" r:id="rIdq1bmbhfnk5y47i-yynjkf">
+            <w:hyperlink w:history="1" r:id="rIdn8eneldl8v2rofsorssph">
               <w:r>
                 <w:rPr>
                   <w:rFonts w:ascii="Arial" w:cs="Arial" w:eastAsia="Arial" w:hAnsi="Arial"/>
@@ -8123,7 +8123,7 @@
               <w:spacing w:after="10" w:before="0"/>
               <w:ind w:left="120"/>
             </w:pPr>
-            <w:hyperlink w:history="1" r:id="rIdxcpd0d4qkgzsgdojpn9fc">
+            <w:hyperlink w:history="1" r:id="rIdvhqjyb1bg803oj9g_1kwu">
               <w:r>
                 <w:rPr>
                   <w:rFonts w:ascii="Arial" w:cs="Arial" w:eastAsia="Arial" w:hAnsi="Arial"/>
@@ -8730,7 +8730,7 @@
         </w:rPr>
         <w:t xml:space="preserve">© 2026 SeaVuria and ARES. Aligned with KICD objectives. Developed by SeaVuria; technical implementation by ARES (with AI assistance from Claude). Licensed under </w:t>
       </w:r>
-      <w:hyperlink w:history="1" r:id="rIdgfr8j69s7p3-mf_mg-4gk">
+      <w:hyperlink w:history="1" r:id="rIdrcbsll_cpjocic-amf4tz">
         <w:r>
           <w:rPr>
             <w:rFonts w:ascii="Arial" w:cs="Arial" w:eastAsia="Arial" w:hAnsi="Arial"/>
@@ -8751,7 +8751,7 @@
         </w:rPr>
         <w:t xml:space="preserve"> (</w:t>
       </w:r>
-      <w:hyperlink w:history="1" r:id="rIdiderqvbtb70whjt6i-86q">
+      <w:hyperlink w:history="1" r:id="rIds2gxrhttvk_y7ug4w243q">
         <w:r>
           <w:rPr>
             <w:rFonts w:ascii="Arial" w:cs="Arial" w:eastAsia="Arial" w:hAnsi="Arial"/>
@@ -9764,7 +9764,7 @@
             <w:pPr>
               <w:spacing w:after="20" w:before="0"/>
             </w:pPr>
-            <w:hyperlink w:history="1" r:id="rId0z6qe8u4ppk4mcxvnuohp">
+            <w:hyperlink w:history="1" r:id="rIdqjyg1at9fdnfgje0ukkev">
               <w:r>
                 <w:rPr>
                   <w:rFonts w:ascii="Arial" w:cs="Arial" w:eastAsia="Arial" w:hAnsi="Arial"/>
@@ -9797,7 +9797,7 @@
               <w:spacing w:after="10" w:before="0"/>
               <w:ind w:left="120"/>
             </w:pPr>
-            <w:hyperlink w:history="1" r:id="rIdburr_9crzao98pkra4rij">
+            <w:hyperlink w:history="1" r:id="rIdknqho3fpf0xplj99sgyea">
               <w:r>
                 <w:rPr>
                   <w:rFonts w:ascii="Arial" w:cs="Arial" w:eastAsia="Arial" w:hAnsi="Arial"/>
@@ -9842,7 +9842,7 @@
             <w:pPr>
               <w:spacing w:after="20" w:before="0"/>
             </w:pPr>
-            <w:hyperlink w:history="1" r:id="rIdt7nt8n8qzyzl_686p3hiz">
+            <w:hyperlink w:history="1" r:id="rIdsiwh5e7wdtswblcnciawi">
               <w:r>
                 <w:rPr>
                   <w:rFonts w:ascii="Arial" w:cs="Arial" w:eastAsia="Arial" w:hAnsi="Arial"/>
@@ -9875,7 +9875,7 @@
               <w:spacing w:after="10" w:before="0"/>
               <w:ind w:left="120"/>
             </w:pPr>
-            <w:hyperlink w:history="1" r:id="rIdymkbusrdpzwajyavilg5c">
+            <w:hyperlink w:history="1" r:id="rIdw2xmaenm01s4p3taeveud">
               <w:r>
                 <w:rPr>
                   <w:rFonts w:ascii="Arial" w:cs="Arial" w:eastAsia="Arial" w:hAnsi="Arial"/>
@@ -10070,7 +10070,7 @@
             <w:pPr>
               <w:spacing w:after="20" w:before="0"/>
             </w:pPr>
-            <w:hyperlink w:history="1" r:id="rId8u5fcknkazbmrbqt-bxdv">
+            <w:hyperlink w:history="1" r:id="rIdnykve69y4n9aipq-783qi">
               <w:r>
                 <w:rPr>
                   <w:rFonts w:ascii="Arial" w:cs="Arial" w:eastAsia="Arial" w:hAnsi="Arial"/>
@@ -10103,7 +10103,7 @@
               <w:spacing w:after="10" w:before="0"/>
               <w:ind w:left="120"/>
             </w:pPr>
-            <w:hyperlink w:history="1" r:id="rIdtfadbb8smflq2d3dm5-ef">
+            <w:hyperlink w:history="1" r:id="rId16o6da95sie27rtkw6i0_">
               <w:r>
                 <w:rPr>
                   <w:rFonts w:ascii="Arial" w:cs="Arial" w:eastAsia="Arial" w:hAnsi="Arial"/>
@@ -10148,7 +10148,7 @@
             <w:pPr>
               <w:spacing w:after="20" w:before="0"/>
             </w:pPr>
-            <w:hyperlink w:history="1" r:id="rIdtlbenntbisducckvdqwnb">
+            <w:hyperlink w:history="1" r:id="rIdmnh2piexllwwddecv_1ka">
               <w:r>
                 <w:rPr>
                   <w:rFonts w:ascii="Arial" w:cs="Arial" w:eastAsia="Arial" w:hAnsi="Arial"/>
@@ -10181,7 +10181,7 @@
               <w:spacing w:after="10" w:before="0"/>
               <w:ind w:left="120"/>
             </w:pPr>
-            <w:hyperlink w:history="1" r:id="rIdc_zoipt-spdnlpbnc6nbn">
+            <w:hyperlink w:history="1" r:id="rId344kqczfjtbwql0ytrdmj">
               <w:r>
                 <w:rPr>
                   <w:rFonts w:ascii="Arial" w:cs="Arial" w:eastAsia="Arial" w:hAnsi="Arial"/>
@@ -10376,7 +10376,7 @@
             <w:pPr>
               <w:spacing w:after="20" w:before="0"/>
             </w:pPr>
-            <w:hyperlink w:history="1" r:id="rIdcb_esm8-kbvevsugfa72u">
+            <w:hyperlink w:history="1" r:id="rIdkungfxmomb8znz8rgrz1p">
               <w:r>
                 <w:rPr>
                   <w:rFonts w:ascii="Arial" w:cs="Arial" w:eastAsia="Arial" w:hAnsi="Arial"/>
@@ -10409,7 +10409,7 @@
               <w:spacing w:after="10" w:before="0"/>
               <w:ind w:left="120"/>
             </w:pPr>
-            <w:hyperlink w:history="1" r:id="rIdkj8aqnytyydrog_4bjty_">
+            <w:hyperlink w:history="1" r:id="rIdjlqbmfwuh70rvp6o1yo-9">
               <w:r>
                 <w:rPr>
                   <w:rFonts w:ascii="Arial" w:cs="Arial" w:eastAsia="Arial" w:hAnsi="Arial"/>
@@ -10454,7 +10454,7 @@
             <w:pPr>
               <w:spacing w:after="20" w:before="0"/>
             </w:pPr>
-            <w:hyperlink w:history="1" r:id="rIdokyue6ja9y0ivmml9k-2i">
+            <w:hyperlink w:history="1" r:id="rIdqtd-rsenihbgynjcl4bf8">
               <w:r>
                 <w:rPr>
                   <w:rFonts w:ascii="Arial" w:cs="Arial" w:eastAsia="Arial" w:hAnsi="Arial"/>
@@ -10487,7 +10487,7 @@
               <w:spacing w:after="10" w:before="0"/>
               <w:ind w:left="120"/>
             </w:pPr>
-            <w:hyperlink w:history="1" r:id="rIdcerrnyzqs2zzcdojihnzf">
+            <w:hyperlink w:history="1" r:id="rId53jcw_8dtdonh5nehk2g8">
               <w:r>
                 <w:rPr>
                   <w:rFonts w:ascii="Arial" w:cs="Arial" w:eastAsia="Arial" w:hAnsi="Arial"/>
@@ -10682,7 +10682,7 @@
             <w:pPr>
               <w:spacing w:after="20" w:before="0"/>
             </w:pPr>
-            <w:hyperlink w:history="1" r:id="rIdhtw8gw2z_tux5pv88yxyu">
+            <w:hyperlink w:history="1" r:id="rIdcogcuokws7kzpzolxaenq">
               <w:r>
                 <w:rPr>
                   <w:rFonts w:ascii="Arial" w:cs="Arial" w:eastAsia="Arial" w:hAnsi="Arial"/>
@@ -10715,7 +10715,7 @@
               <w:spacing w:after="10" w:before="0"/>
               <w:ind w:left="120"/>
             </w:pPr>
-            <w:hyperlink w:history="1" r:id="rIdq9ctkrpmtjbzs90zxf29f">
+            <w:hyperlink w:history="1" r:id="rIduqgftevfk-qrwwwsbhe0f">
               <w:r>
                 <w:rPr>
                   <w:rFonts w:ascii="Arial" w:cs="Arial" w:eastAsia="Arial" w:hAnsi="Arial"/>
@@ -10760,7 +10760,7 @@
             <w:pPr>
               <w:spacing w:after="20" w:before="0"/>
             </w:pPr>
-            <w:hyperlink w:history="1" r:id="rIduwzscz2wyflyf0gixvoe8">
+            <w:hyperlink w:history="1" r:id="rIddrm3c2aebvmaawd4ljqbw">
               <w:r>
                 <w:rPr>
                   <w:rFonts w:ascii="Arial" w:cs="Arial" w:eastAsia="Arial" w:hAnsi="Arial"/>
@@ -10793,7 +10793,7 @@
               <w:spacing w:after="10" w:before="0"/>
               <w:ind w:left="120"/>
             </w:pPr>
-            <w:hyperlink w:history="1" r:id="rId8whsre5zt5nz8ucjbfjv2">
+            <w:hyperlink w:history="1" r:id="rId8hnle2o4uaad8svzcb9jc">
               <w:r>
                 <w:rPr>
                   <w:rFonts w:ascii="Arial" w:cs="Arial" w:eastAsia="Arial" w:hAnsi="Arial"/>
@@ -10988,7 +10988,7 @@
             <w:pPr>
               <w:spacing w:after="20" w:before="0"/>
             </w:pPr>
-            <w:hyperlink w:history="1" r:id="rIdg2fyshzp_rkv2u4gybu3l">
+            <w:hyperlink w:history="1" r:id="rId2i4_byk3d4s7d9d5623tp">
               <w:r>
                 <w:rPr>
                   <w:rFonts w:ascii="Arial" w:cs="Arial" w:eastAsia="Arial" w:hAnsi="Arial"/>
@@ -11037,7 +11037,7 @@
               <w:spacing w:after="10" w:before="0"/>
               <w:ind w:left="120"/>
             </w:pPr>
-            <w:hyperlink w:history="1" r:id="rId7divr5clzcqogslznvu9e">
+            <w:hyperlink w:history="1" r:id="rIdk43xlugzmegoc7q4ygt-v">
               <w:r>
                 <w:rPr>
                   <w:rFonts w:ascii="Arial" w:cs="Arial" w:eastAsia="Arial" w:hAnsi="Arial"/>
@@ -11082,7 +11082,7 @@
             <w:pPr>
               <w:spacing w:after="20" w:before="0"/>
             </w:pPr>
-            <w:hyperlink w:history="1" r:id="rIdbdwbjimyhxnmczg7j_atl">
+            <w:hyperlink w:history="1" r:id="rIdrmbewfhxn5ko_ewsdsxtr">
               <w:r>
                 <w:rPr>
                   <w:rFonts w:ascii="Arial" w:cs="Arial" w:eastAsia="Arial" w:hAnsi="Arial"/>
@@ -11115,7 +11115,7 @@
               <w:spacing w:after="10" w:before="0"/>
               <w:ind w:left="120"/>
             </w:pPr>
-            <w:hyperlink w:history="1" r:id="rIdlngspo3vsdusr-roa4fyc">
+            <w:hyperlink w:history="1" r:id="rIdm3c4ya4rsdguy6ww_dc4f">
               <w:r>
                 <w:rPr>
                   <w:rFonts w:ascii="Arial" w:cs="Arial" w:eastAsia="Arial" w:hAnsi="Arial"/>
@@ -11741,7 +11741,7 @@
         </w:rPr>
         <w:t xml:space="preserve">© 2026 SeaVuria and ARES. Aligned with KICD objectives. Developed by SeaVuria; technical implementation by ARES (with AI assistance from Claude). Licensed under </w:t>
       </w:r>
-      <w:hyperlink w:history="1" r:id="rId8lkr_pyrwaufx9nrlxjsa">
+      <w:hyperlink w:history="1" r:id="rId597hadsfrqxbndf5toscc">
         <w:r>
           <w:rPr>
             <w:rFonts w:ascii="Arial" w:cs="Arial" w:eastAsia="Arial" w:hAnsi="Arial"/>
@@ -11762,7 +11762,7 @@
         </w:rPr>
         <w:t xml:space="preserve"> (</w:t>
       </w:r>
-      <w:hyperlink w:history="1" r:id="rIdo5ddzgljorjhlapxz3oo_">
+      <w:hyperlink w:history="1" r:id="rIdfamcss6eytpqosqdqc764">
         <w:r>
           <w:rPr>
             <w:rFonts w:ascii="Arial" w:cs="Arial" w:eastAsia="Arial" w:hAnsi="Arial"/>
@@ -12775,7 +12775,7 @@
             <w:pPr>
               <w:spacing w:after="20" w:before="0"/>
             </w:pPr>
-            <w:hyperlink w:history="1" r:id="rId8kxm-ym0wditg1lmfgvm1">
+            <w:hyperlink w:history="1" r:id="rIdiey8bqmq1z613_-3iv3ua">
               <w:r>
                 <w:rPr>
                   <w:rFonts w:ascii="Arial" w:cs="Arial" w:eastAsia="Arial" w:hAnsi="Arial"/>
@@ -12808,7 +12808,7 @@
               <w:spacing w:after="10" w:before="0"/>
               <w:ind w:left="120"/>
             </w:pPr>
-            <w:hyperlink w:history="1" r:id="rIdfsn6rgxtkhhyt9jldve55">
+            <w:hyperlink w:history="1" r:id="rIdr61tt_ukl9ty1w_uinyrg">
               <w:r>
                 <w:rPr>
                   <w:rFonts w:ascii="Arial" w:cs="Arial" w:eastAsia="Arial" w:hAnsi="Arial"/>
@@ -12853,7 +12853,7 @@
             <w:pPr>
               <w:spacing w:after="20" w:before="0"/>
             </w:pPr>
-            <w:hyperlink w:history="1" r:id="rIdyaoilx1ssmcmgjrruzaaw">
+            <w:hyperlink w:history="1" r:id="rIdhwu8sh4xbqgueehmkmsm_">
               <w:r>
                 <w:rPr>
                   <w:rFonts w:ascii="Arial" w:cs="Arial" w:eastAsia="Arial" w:hAnsi="Arial"/>
@@ -12886,7 +12886,7 @@
               <w:spacing w:after="10" w:before="0"/>
               <w:ind w:left="120"/>
             </w:pPr>
-            <w:hyperlink w:history="1" r:id="rIdqr8giiopz5yvjk_tm-w7s">
+            <w:hyperlink w:history="1" r:id="rIdvljltzl2l8cmuxd4gp4cl">
               <w:r>
                 <w:rPr>
                   <w:rFonts w:ascii="Arial" w:cs="Arial" w:eastAsia="Arial" w:hAnsi="Arial"/>
@@ -13081,7 +13081,7 @@
             <w:pPr>
               <w:spacing w:after="20" w:before="0"/>
             </w:pPr>
-            <w:hyperlink w:history="1" r:id="rId2an9esgyot4mkskfnwzji">
+            <w:hyperlink w:history="1" r:id="rIdmzg6g19qk5rby-ibotgpo">
               <w:r>
                 <w:rPr>
                   <w:rFonts w:ascii="Arial" w:cs="Arial" w:eastAsia="Arial" w:hAnsi="Arial"/>
@@ -13114,7 +13114,7 @@
               <w:spacing w:after="10" w:before="0"/>
               <w:ind w:left="120"/>
             </w:pPr>
-            <w:hyperlink w:history="1" r:id="rIdpfm8zae2ehukawvb39y-o">
+            <w:hyperlink w:history="1" r:id="rId1rxnjxvz1irwyg3a8zffd">
               <w:r>
                 <w:rPr>
                   <w:rFonts w:ascii="Arial" w:cs="Arial" w:eastAsia="Arial" w:hAnsi="Arial"/>
@@ -13159,7 +13159,7 @@
             <w:pPr>
               <w:spacing w:after="20" w:before="0"/>
             </w:pPr>
-            <w:hyperlink w:history="1" r:id="rIdi-52o8tt1ujpknc0cunrv">
+            <w:hyperlink w:history="1" r:id="rIdb1cduw6uer6uby4hlsij0">
               <w:r>
                 <w:rPr>
                   <w:rFonts w:ascii="Arial" w:cs="Arial" w:eastAsia="Arial" w:hAnsi="Arial"/>
@@ -13192,7 +13192,7 @@
               <w:spacing w:after="10" w:before="0"/>
               <w:ind w:left="120"/>
             </w:pPr>
-            <w:hyperlink w:history="1" r:id="rIdf5i16f-tpqelzrugvs8zy">
+            <w:hyperlink w:history="1" r:id="rIdrsrzc3auq2ehicgkgbaqq">
               <w:r>
                 <w:rPr>
                   <w:rFonts w:ascii="Arial" w:cs="Arial" w:eastAsia="Arial" w:hAnsi="Arial"/>
@@ -13387,7 +13387,7 @@
             <w:pPr>
               <w:spacing w:after="20" w:before="0"/>
             </w:pPr>
-            <w:hyperlink w:history="1" r:id="rId3qu9c0le8irnxkqqtvqaa">
+            <w:hyperlink w:history="1" r:id="rIdvoxindf-hxozcd2pesz5-">
               <w:r>
                 <w:rPr>
                   <w:rFonts w:ascii="Arial" w:cs="Arial" w:eastAsia="Arial" w:hAnsi="Arial"/>
@@ -13420,7 +13420,7 @@
               <w:spacing w:after="10" w:before="0"/>
               <w:ind w:left="120"/>
             </w:pPr>
-            <w:hyperlink w:history="1" r:id="rIdnoyuwslxghwavnmxd0mnu">
+            <w:hyperlink w:history="1" r:id="rIddbijqzh3h3h8rqjxdpzeh">
               <w:r>
                 <w:rPr>
                   <w:rFonts w:ascii="Arial" w:cs="Arial" w:eastAsia="Arial" w:hAnsi="Arial"/>
@@ -13465,7 +13465,7 @@
             <w:pPr>
               <w:spacing w:after="20" w:before="0"/>
             </w:pPr>
-            <w:hyperlink w:history="1" r:id="rIdjxl4ll-0dooujrqaxrsyd">
+            <w:hyperlink w:history="1" r:id="rIdzqtub3tuglosrekq_mfw8">
               <w:r>
                 <w:rPr>
                   <w:rFonts w:ascii="Arial" w:cs="Arial" w:eastAsia="Arial" w:hAnsi="Arial"/>
@@ -13498,7 +13498,7 @@
               <w:spacing w:after="10" w:before="0"/>
               <w:ind w:left="120"/>
             </w:pPr>
-            <w:hyperlink w:history="1" r:id="rIdywhslmpkwjtvtesecmflh">
+            <w:hyperlink w:history="1" r:id="rIdkwtzsfincddkrjctrfppk">
               <w:r>
                 <w:rPr>
                   <w:rFonts w:ascii="Arial" w:cs="Arial" w:eastAsia="Arial" w:hAnsi="Arial"/>
@@ -13693,7 +13693,7 @@
             <w:pPr>
               <w:spacing w:after="20" w:before="0"/>
             </w:pPr>
-            <w:hyperlink w:history="1" r:id="rIdcaebfotrtmtkwymmpin9u">
+            <w:hyperlink w:history="1" r:id="rId1gmp_gukfzejxblml6ddg">
               <w:r>
                 <w:rPr>
                   <w:rFonts w:ascii="Arial" w:cs="Arial" w:eastAsia="Arial" w:hAnsi="Arial"/>
@@ -13726,7 +13726,7 @@
               <w:spacing w:after="10" w:before="0"/>
               <w:ind w:left="120"/>
             </w:pPr>
-            <w:hyperlink w:history="1" r:id="rIdlk8vgf5cj35womeukiw82">
+            <w:hyperlink w:history="1" r:id="rIdczzueosswvfg7qpyu1gjr">
               <w:r>
                 <w:rPr>
                   <w:rFonts w:ascii="Arial" w:cs="Arial" w:eastAsia="Arial" w:hAnsi="Arial"/>
@@ -13771,7 +13771,7 @@
             <w:pPr>
               <w:spacing w:after="20" w:before="0"/>
             </w:pPr>
-            <w:hyperlink w:history="1" r:id="rIdymqe2dg0iyyxs0l6gybwi">
+            <w:hyperlink w:history="1" r:id="rIddzaiej45yhrjh5hzrg3fk">
               <w:r>
                 <w:rPr>
                   <w:rFonts w:ascii="Arial" w:cs="Arial" w:eastAsia="Arial" w:hAnsi="Arial"/>
@@ -13804,7 +13804,7 @@
               <w:spacing w:after="10" w:before="0"/>
               <w:ind w:left="120"/>
             </w:pPr>
-            <w:hyperlink w:history="1" r:id="rIdwxbuhaofo8rzdqbj44hbi">
+            <w:hyperlink w:history="1" r:id="rIdyqy6teh4yfzjeaxtgczrx">
               <w:r>
                 <w:rPr>
                   <w:rFonts w:ascii="Arial" w:cs="Arial" w:eastAsia="Arial" w:hAnsi="Arial"/>
@@ -13999,7 +13999,7 @@
             <w:pPr>
               <w:spacing w:after="20" w:before="0"/>
             </w:pPr>
-            <w:hyperlink w:history="1" r:id="rIdftcva1vrufh4a9wuupp50">
+            <w:hyperlink w:history="1" r:id="rIda2-qvlzpmitw6iozff5e5">
               <w:r>
                 <w:rPr>
                   <w:rFonts w:ascii="Arial" w:cs="Arial" w:eastAsia="Arial" w:hAnsi="Arial"/>
@@ -14032,7 +14032,7 @@
               <w:spacing w:after="10" w:before="0"/>
               <w:ind w:left="120"/>
             </w:pPr>
-            <w:hyperlink w:history="1" r:id="rIdorkpcoisax6tomhjfxdw4">
+            <w:hyperlink w:history="1" r:id="rIdyb5l3um3tun0ih-obaush">
               <w:r>
                 <w:rPr>
                   <w:rFonts w:ascii="Arial" w:cs="Arial" w:eastAsia="Arial" w:hAnsi="Arial"/>
@@ -14077,7 +14077,7 @@
             <w:pPr>
               <w:spacing w:after="20" w:before="0"/>
             </w:pPr>
-            <w:hyperlink w:history="1" r:id="rIdzhxl8hcshynedxcbuke-i">
+            <w:hyperlink w:history="1" r:id="rId6p-g6dqxml3sbxcp6fvqn">
               <w:r>
                 <w:rPr>
                   <w:rFonts w:ascii="Arial" w:cs="Arial" w:eastAsia="Arial" w:hAnsi="Arial"/>
@@ -14110,7 +14110,7 @@
               <w:spacing w:after="10" w:before="0"/>
               <w:ind w:left="120"/>
             </w:pPr>
-            <w:hyperlink w:history="1" r:id="rIdlshv9ylg4fdefosp3j0uu">
+            <w:hyperlink w:history="1" r:id="rIdir4hq7mufu7pd9oh9kzxg">
               <w:r>
                 <w:rPr>
                   <w:rFonts w:ascii="Arial" w:cs="Arial" w:eastAsia="Arial" w:hAnsi="Arial"/>
@@ -14622,7 +14622,7 @@
         </w:rPr>
         <w:t xml:space="preserve">© 2026 SeaVuria and ARES. Aligned with KICD objectives. Developed by SeaVuria; technical implementation by ARES (with AI assistance from Claude). Licensed under </w:t>
       </w:r>
-      <w:hyperlink w:history="1" r:id="rIdrfbnazjjpfdt72yazfy4l">
+      <w:hyperlink w:history="1" r:id="rIducjloz50w-8xhmnwbfmju">
         <w:r>
           <w:rPr>
             <w:rFonts w:ascii="Arial" w:cs="Arial" w:eastAsia="Arial" w:hAnsi="Arial"/>
@@ -14643,7 +14643,7 @@
         </w:rPr>
         <w:t xml:space="preserve"> (</w:t>
       </w:r>
-      <w:hyperlink w:history="1" r:id="rIdxgwgtwvicq7p8z2evmugw">
+      <w:hyperlink w:history="1" r:id="rIdowvifjc5d8f8prci75voe">
         <w:r>
           <w:rPr>
             <w:rFonts w:ascii="Arial" w:cs="Arial" w:eastAsia="Arial" w:hAnsi="Arial"/>
@@ -15214,7 +15214,7 @@
                 <w:sz w:val="18"/>
                 <w:szCs w:val="18"/>
               </w:rPr>
-              <w:t xml:space="preserve">Lessons 1–4 established ionic, covalent and dative covalent bonding — all bonds WITHIN molecules or lattices. Lesson 5 zooms out to ask: what holds SEPARATE molecules together? By investigating water's surprisingly high boiling point and iodine's easy sublimation, students discover that intermolecular forces (hydrogen bonding and Van der Waals forces) are the 'hidden layer' of bonding that controls melting points, boiling points, and states of matter. This directly advances the driving question: in graphite, delocalised electrons between layers create only weak Van der Waals forces, which is exactly WHY layers slide — connecting back to the Carbon Paradox anchoring phenomenon.</w:t>
+              <w:t xml:space="preserve">Lessons 1–4 established ionic, covalent and dative covalent bonding — all bonds WITHIN molecules or lattices. Lesson 5 zooms out to ask: what holds SEPARATE molecules together? By investigating water's surprisingly high boiling point and iodine's easy sublimation, students discover that intermolecular forces (hydrogen bonding and Van der Waals forces) are the 'hidden layer' of bonding that controls melting points, boiling points, and states of matter. This directly advances the driving question: in graphite, only weak Van der Waals forces act between the layers, which is exactly WHY layers slide — connecting back to the Carbon Paradox anchoring phenomenon.</w:t>
             </w:r>
           </w:p>
         </w:tc>
@@ -15656,7 +15656,7 @@
             <w:pPr>
               <w:spacing w:after="20" w:before="0"/>
             </w:pPr>
-            <w:hyperlink w:history="1" r:id="rIdbyuazlo-ia9m3f0hmap9z">
+            <w:hyperlink w:history="1" r:id="rIduxj_bxyx80vhwqef0ymky">
               <w:r>
                 <w:rPr>
                   <w:rFonts w:ascii="Arial" w:cs="Arial" w:eastAsia="Arial" w:hAnsi="Arial"/>
@@ -15689,7 +15689,7 @@
               <w:spacing w:after="10" w:before="0"/>
               <w:ind w:left="120"/>
             </w:pPr>
-            <w:hyperlink w:history="1" r:id="rIdkcjuivtact-grhqofydq7">
+            <w:hyperlink w:history="1" r:id="rIdewhmj1phlzkmltf52fyhr">
               <w:r>
                 <w:rPr>
                   <w:rFonts w:ascii="Arial" w:cs="Arial" w:eastAsia="Arial" w:hAnsi="Arial"/>
@@ -15734,7 +15734,7 @@
             <w:pPr>
               <w:spacing w:after="20" w:before="0"/>
             </w:pPr>
-            <w:hyperlink w:history="1" r:id="rIdylc2ykyuacke4b_bltwjw">
+            <w:hyperlink w:history="1" r:id="rIdjhnnxnp4nryqz16ue_hlu">
               <w:r>
                 <w:rPr>
                   <w:rFonts w:ascii="Arial" w:cs="Arial" w:eastAsia="Arial" w:hAnsi="Arial"/>
@@ -15767,7 +15767,7 @@
               <w:spacing w:after="10" w:before="0"/>
               <w:ind w:left="120"/>
             </w:pPr>
-            <w:hyperlink w:history="1" r:id="rIdvlfci5n4kckvzhjbg4jxh">
+            <w:hyperlink w:history="1" r:id="rIdurt7mdmys95hvjozgtccv">
               <w:r>
                 <w:rPr>
                   <w:rFonts w:ascii="Arial" w:cs="Arial" w:eastAsia="Arial" w:hAnsi="Arial"/>
@@ -15962,7 +15962,7 @@
             <w:pPr>
               <w:spacing w:after="20" w:before="0"/>
             </w:pPr>
-            <w:hyperlink w:history="1" r:id="rIdl-ppnznzfyd98q2ovzuoh">
+            <w:hyperlink w:history="1" r:id="rIdaphleeq6_zpa-ed9igeuq">
               <w:r>
                 <w:rPr>
                   <w:rFonts w:ascii="Arial" w:cs="Arial" w:eastAsia="Arial" w:hAnsi="Arial"/>
@@ -15995,7 +15995,7 @@
               <w:spacing w:after="10" w:before="0"/>
               <w:ind w:left="120"/>
             </w:pPr>
-            <w:hyperlink w:history="1" r:id="rIdqmbhtkmri4wxqozsfqafl">
+            <w:hyperlink w:history="1" r:id="rIdhrro-nlly-lgr3gxnyupl">
               <w:r>
                 <w:rPr>
                   <w:rFonts w:ascii="Arial" w:cs="Arial" w:eastAsia="Arial" w:hAnsi="Arial"/>
@@ -16040,7 +16040,7 @@
             <w:pPr>
               <w:spacing w:after="20" w:before="0"/>
             </w:pPr>
-            <w:hyperlink w:history="1" r:id="rIddu64zoa7dslxnhnbaryhy">
+            <w:hyperlink w:history="1" r:id="rIdkgx2u7yrmqncatbc-ue_4">
               <w:r>
                 <w:rPr>
                   <w:rFonts w:ascii="Arial" w:cs="Arial" w:eastAsia="Arial" w:hAnsi="Arial"/>
@@ -16073,7 +16073,7 @@
               <w:spacing w:after="10" w:before="0"/>
               <w:ind w:left="120"/>
             </w:pPr>
-            <w:hyperlink w:history="1" r:id="rIdcy4svcigyc7rss2er9hhe">
+            <w:hyperlink w:history="1" r:id="rId2xykzljmqntivpidvrowh">
               <w:r>
                 <w:rPr>
                   <w:rFonts w:ascii="Arial" w:cs="Arial" w:eastAsia="Arial" w:hAnsi="Arial"/>
@@ -16268,7 +16268,7 @@
             <w:pPr>
               <w:spacing w:after="20" w:before="0"/>
             </w:pPr>
-            <w:hyperlink w:history="1" r:id="rIdpwz1fte-sbn649ppw5yvi">
+            <w:hyperlink w:history="1" r:id="rId2y04pfbxe5f8zq_xjcwn5">
               <w:r>
                 <w:rPr>
                   <w:rFonts w:ascii="Arial" w:cs="Arial" w:eastAsia="Arial" w:hAnsi="Arial"/>
@@ -16317,7 +16317,7 @@
               <w:spacing w:after="10" w:before="0"/>
               <w:ind w:left="120"/>
             </w:pPr>
-            <w:hyperlink w:history="1" r:id="rIdw6u1f5eynyq_1rki41ymu">
+            <w:hyperlink w:history="1" r:id="rIdekbrdmqkyvgqvxmqhn8mp">
               <w:r>
                 <w:rPr>
                   <w:rFonts w:ascii="Arial" w:cs="Arial" w:eastAsia="Arial" w:hAnsi="Arial"/>
@@ -16362,7 +16362,7 @@
             <w:pPr>
               <w:spacing w:after="20" w:before="0"/>
             </w:pPr>
-            <w:hyperlink w:history="1" r:id="rIdkcafuekctpqfn_ti3usom">
+            <w:hyperlink w:history="1" r:id="rId5h0uxidw93ihrsesthn_z">
               <w:r>
                 <w:rPr>
                   <w:rFonts w:ascii="Arial" w:cs="Arial" w:eastAsia="Arial" w:hAnsi="Arial"/>
@@ -16395,7 +16395,7 @@
               <w:spacing w:after="10" w:before="0"/>
               <w:ind w:left="120"/>
             </w:pPr>
-            <w:hyperlink w:history="1" r:id="rIdo6kr_xo2yvyhufyapsb0e">
+            <w:hyperlink w:history="1" r:id="rIdscwerblaw8ashf-udvwb9">
               <w:r>
                 <w:rPr>
                   <w:rFonts w:ascii="Arial" w:cs="Arial" w:eastAsia="Arial" w:hAnsi="Arial"/>
@@ -16590,7 +16590,7 @@
             <w:pPr>
               <w:spacing w:after="20" w:before="0"/>
             </w:pPr>
-            <w:hyperlink w:history="1" r:id="rIdg4bvmwrhifldthjzb8gn6">
+            <w:hyperlink w:history="1" r:id="rIdsejlalsrq2xr5sqie401e">
               <w:r>
                 <w:rPr>
                   <w:rFonts w:ascii="Arial" w:cs="Arial" w:eastAsia="Arial" w:hAnsi="Arial"/>
@@ -16639,7 +16639,7 @@
               <w:spacing w:after="10" w:before="0"/>
               <w:ind w:left="120"/>
             </w:pPr>
-            <w:hyperlink w:history="1" r:id="rIdfjzdoqgghgbslddanfjlz">
+            <w:hyperlink w:history="1" r:id="rIdewrxz0siklnvbewybzsn_">
               <w:r>
                 <w:rPr>
                   <w:rFonts w:ascii="Arial" w:cs="Arial" w:eastAsia="Arial" w:hAnsi="Arial"/>
@@ -16684,7 +16684,7 @@
             <w:pPr>
               <w:spacing w:after="20" w:before="0"/>
             </w:pPr>
-            <w:hyperlink w:history="1" r:id="rIdqz9zivawvvcbuxrbn9cs5">
+            <w:hyperlink w:history="1" r:id="rIdfeyibugrtgrucgci6mdtc">
               <w:r>
                 <w:rPr>
                   <w:rFonts w:ascii="Arial" w:cs="Arial" w:eastAsia="Arial" w:hAnsi="Arial"/>
@@ -16717,7 +16717,7 @@
               <w:spacing w:after="10" w:before="0"/>
               <w:ind w:left="120"/>
             </w:pPr>
-            <w:hyperlink w:history="1" r:id="rId34w78puay9p8v2-6ipe9w">
+            <w:hyperlink w:history="1" r:id="rIdkdioowdugszxumk14hrtc">
               <w:r>
                 <w:rPr>
                   <w:rFonts w:ascii="Arial" w:cs="Arial" w:eastAsia="Arial" w:hAnsi="Arial"/>
@@ -16912,7 +16912,7 @@
             <w:pPr>
               <w:spacing w:after="20" w:before="0"/>
             </w:pPr>
-            <w:hyperlink w:history="1" r:id="rIdcqchlbs_fync3ffocsdlr">
+            <w:hyperlink w:history="1" r:id="rIdretivm4e5xupygepewkgn">
               <w:r>
                 <w:rPr>
                   <w:rFonts w:ascii="Arial" w:cs="Arial" w:eastAsia="Arial" w:hAnsi="Arial"/>
@@ -16961,7 +16961,7 @@
               <w:spacing w:after="10" w:before="0"/>
               <w:ind w:left="120"/>
             </w:pPr>
-            <w:hyperlink w:history="1" r:id="rIdzaeh16l93hxdivxi8qol6">
+            <w:hyperlink w:history="1" r:id="rIdi75uumr4oui_kbcmx-iz9">
               <w:r>
                 <w:rPr>
                   <w:rFonts w:ascii="Arial" w:cs="Arial" w:eastAsia="Arial" w:hAnsi="Arial"/>
@@ -17006,7 +17006,7 @@
             <w:pPr>
               <w:spacing w:after="20" w:before="0"/>
             </w:pPr>
-            <w:hyperlink w:history="1" r:id="rIdgpjbntsj23ninz79t9vcd">
+            <w:hyperlink w:history="1" r:id="rId8fr4-qio_rzusiryccyau">
               <w:r>
                 <w:rPr>
                   <w:rFonts w:ascii="Arial" w:cs="Arial" w:eastAsia="Arial" w:hAnsi="Arial"/>
@@ -17039,7 +17039,7 @@
               <w:spacing w:after="10" w:before="0"/>
               <w:ind w:left="120"/>
             </w:pPr>
-            <w:hyperlink w:history="1" r:id="rId44rwi8pelo82wsnuf6baz">
+            <w:hyperlink w:history="1" r:id="rIdwj0ove714rfq8aqll2up0">
               <w:r>
                 <w:rPr>
                   <w:rFonts w:ascii="Arial" w:cs="Arial" w:eastAsia="Arial" w:hAnsi="Arial"/>
@@ -17551,7 +17551,7 @@
         </w:rPr>
         <w:t xml:space="preserve">© 2026 SeaVuria and ARES. Aligned with KICD objectives. Developed by SeaVuria; technical implementation by ARES (with AI assistance from Claude). Licensed under </w:t>
       </w:r>
-      <w:hyperlink w:history="1" r:id="rIdjwl5gwmtjxejkl2i2tvyl">
+      <w:hyperlink w:history="1" r:id="rIduq8up3clpgzbfoaov42ep">
         <w:r>
           <w:rPr>
             <w:rFonts w:ascii="Arial" w:cs="Arial" w:eastAsia="Arial" w:hAnsi="Arial"/>
@@ -17572,7 +17572,7 @@
         </w:rPr>
         <w:t xml:space="preserve"> (</w:t>
       </w:r>
-      <w:hyperlink w:history="1" r:id="rIdyo_i0ll7fo8acwwq1oi8u">
+      <w:hyperlink w:history="1" r:id="rIdmapoees0cdcezhqbyxqcb">
         <w:r>
           <w:rPr>
             <w:rFonts w:ascii="Arial" w:cs="Arial" w:eastAsia="Arial" w:hAnsi="Arial"/>
@@ -18585,7 +18585,7 @@
             <w:pPr>
               <w:spacing w:after="20" w:before="0"/>
             </w:pPr>
-            <w:hyperlink w:history="1" r:id="rIdik3upqclpnl9y40ty6r_v">
+            <w:hyperlink w:history="1" r:id="rIdxlfmh8624novcnzwnw6ic">
               <w:r>
                 <w:rPr>
                   <w:rFonts w:ascii="Arial" w:cs="Arial" w:eastAsia="Arial" w:hAnsi="Arial"/>
@@ -18618,7 +18618,7 @@
               <w:spacing w:after="10" w:before="0"/>
               <w:ind w:left="120"/>
             </w:pPr>
-            <w:hyperlink w:history="1" r:id="rIdr6lai3uttnqrcqcrzxvsn">
+            <w:hyperlink w:history="1" r:id="rIdym_lvgqe3wixrnyxduea6">
               <w:r>
                 <w:rPr>
                   <w:rFonts w:ascii="Arial" w:cs="Arial" w:eastAsia="Arial" w:hAnsi="Arial"/>
@@ -18663,7 +18663,7 @@
             <w:pPr>
               <w:spacing w:after="20" w:before="0"/>
             </w:pPr>
-            <w:hyperlink w:history="1" r:id="rIdrsvc_fvdf5xokhxlmlq-z">
+            <w:hyperlink w:history="1" r:id="rIdjobxzd8xlsuzmhf0gdovi">
               <w:r>
                 <w:rPr>
                   <w:rFonts w:ascii="Arial" w:cs="Arial" w:eastAsia="Arial" w:hAnsi="Arial"/>
@@ -18696,7 +18696,7 @@
               <w:spacing w:after="10" w:before="0"/>
               <w:ind w:left="120"/>
             </w:pPr>
-            <w:hyperlink w:history="1" r:id="rIdvulwqpoxfgqngakrp3dcj">
+            <w:hyperlink w:history="1" r:id="rIdk1jtchbbpf4b41enuo0sf">
               <w:r>
                 <w:rPr>
                   <w:rFonts w:ascii="Arial" w:cs="Arial" w:eastAsia="Arial" w:hAnsi="Arial"/>
@@ -18891,7 +18891,7 @@
             <w:pPr>
               <w:spacing w:after="20" w:before="0"/>
             </w:pPr>
-            <w:hyperlink w:history="1" r:id="rIdv7e-g17z_8rtwmr-1vpgk">
+            <w:hyperlink w:history="1" r:id="rId58pxpeczpmyi8ymctjfzg">
               <w:r>
                 <w:rPr>
                   <w:rFonts w:ascii="Arial" w:cs="Arial" w:eastAsia="Arial" w:hAnsi="Arial"/>
@@ -18924,7 +18924,7 @@
               <w:spacing w:after="10" w:before="0"/>
               <w:ind w:left="120"/>
             </w:pPr>
-            <w:hyperlink w:history="1" r:id="rIdjpgc53fk_qxcg7locjcgo">
+            <w:hyperlink w:history="1" r:id="rIdomkefp0ae7jeu-klmf0mj">
               <w:r>
                 <w:rPr>
                   <w:rFonts w:ascii="Arial" w:cs="Arial" w:eastAsia="Arial" w:hAnsi="Arial"/>
@@ -18969,7 +18969,7 @@
             <w:pPr>
               <w:spacing w:after="20" w:before="0"/>
             </w:pPr>
-            <w:hyperlink w:history="1" r:id="rIdrmalibs36jy_1bvyq3ynq">
+            <w:hyperlink w:history="1" r:id="rIdjzxi9iidxwqnntw3i4tth">
               <w:r>
                 <w:rPr>
                   <w:rFonts w:ascii="Arial" w:cs="Arial" w:eastAsia="Arial" w:hAnsi="Arial"/>
@@ -19002,7 +19002,7 @@
               <w:spacing w:after="10" w:before="0"/>
               <w:ind w:left="120"/>
             </w:pPr>
-            <w:hyperlink w:history="1" r:id="rIdww72eayqqvn9fih1zyas4">
+            <w:hyperlink w:history="1" r:id="rIduoutvtcppqgjzl544ejzd">
               <w:r>
                 <w:rPr>
                   <w:rFonts w:ascii="Arial" w:cs="Arial" w:eastAsia="Arial" w:hAnsi="Arial"/>
@@ -19197,7 +19197,7 @@
             <w:pPr>
               <w:spacing w:after="20" w:before="0"/>
             </w:pPr>
-            <w:hyperlink w:history="1" r:id="rIdwakfq_37neoqylfu01a2k">
+            <w:hyperlink w:history="1" r:id="rIdhjnnwlxoyxwpbz7alplzm">
               <w:r>
                 <w:rPr>
                   <w:rFonts w:ascii="Arial" w:cs="Arial" w:eastAsia="Arial" w:hAnsi="Arial"/>
@@ -19230,7 +19230,7 @@
               <w:spacing w:after="10" w:before="0"/>
               <w:ind w:left="120"/>
             </w:pPr>
-            <w:hyperlink w:history="1" r:id="rId3jyjj7t6u3b6x0y1ghvq0">
+            <w:hyperlink w:history="1" r:id="rId3rms4g5la6r4zzukjj_-w">
               <w:r>
                 <w:rPr>
                   <w:rFonts w:ascii="Arial" w:cs="Arial" w:eastAsia="Arial" w:hAnsi="Arial"/>
@@ -19275,7 +19275,7 @@
             <w:pPr>
               <w:spacing w:after="20" w:before="0"/>
             </w:pPr>
-            <w:hyperlink w:history="1" r:id="rIdvwa06al037mpj97kytrvg">
+            <w:hyperlink w:history="1" r:id="rIdlz3dgtn83f9dubfqnhlr9">
               <w:r>
                 <w:rPr>
                   <w:rFonts w:ascii="Arial" w:cs="Arial" w:eastAsia="Arial" w:hAnsi="Arial"/>
@@ -19308,7 +19308,7 @@
               <w:spacing w:after="10" w:before="0"/>
               <w:ind w:left="120"/>
             </w:pPr>
-            <w:hyperlink w:history="1" r:id="rIdcq8b4y0jtw3f7pctynbzf">
+            <w:hyperlink w:history="1" r:id="rIdzl2iyjw8gqgcqv4z3k9bk">
               <w:r>
                 <w:rPr>
                   <w:rFonts w:ascii="Arial" w:cs="Arial" w:eastAsia="Arial" w:hAnsi="Arial"/>
@@ -19503,7 +19503,7 @@
             <w:pPr>
               <w:spacing w:after="20" w:before="0"/>
             </w:pPr>
-            <w:hyperlink w:history="1" r:id="rIdneaf-xwiqrp7qutmka7br">
+            <w:hyperlink w:history="1" r:id="rIdc16_ngahegerhwagwimh9">
               <w:r>
                 <w:rPr>
                   <w:rFonts w:ascii="Arial" w:cs="Arial" w:eastAsia="Arial" w:hAnsi="Arial"/>
@@ -19536,7 +19536,7 @@
               <w:spacing w:after="10" w:before="0"/>
               <w:ind w:left="120"/>
             </w:pPr>
-            <w:hyperlink w:history="1" r:id="rIdlo6rhsbmvve47ono7ixen">
+            <w:hyperlink w:history="1" r:id="rIdo64sunzvu0wxu3w3optxv">
               <w:r>
                 <w:rPr>
                   <w:rFonts w:ascii="Arial" w:cs="Arial" w:eastAsia="Arial" w:hAnsi="Arial"/>
@@ -19581,7 +19581,7 @@
             <w:pPr>
               <w:spacing w:after="20" w:before="0"/>
             </w:pPr>
-            <w:hyperlink w:history="1" r:id="rIdtvewp6hgjxfsfe9nof9em">
+            <w:hyperlink w:history="1" r:id="rIdwcibgjna4miws4y-cza0z">
               <w:r>
                 <w:rPr>
                   <w:rFonts w:ascii="Arial" w:cs="Arial" w:eastAsia="Arial" w:hAnsi="Arial"/>
@@ -19614,7 +19614,7 @@
               <w:spacing w:after="10" w:before="0"/>
               <w:ind w:left="120"/>
             </w:pPr>
-            <w:hyperlink w:history="1" r:id="rIdvbmbiznjxjqilh1m8b38h">
+            <w:hyperlink w:history="1" r:id="rId6b-d-9estfxs3qiaethbi">
               <w:r>
                 <w:rPr>
                   <w:rFonts w:ascii="Arial" w:cs="Arial" w:eastAsia="Arial" w:hAnsi="Arial"/>
@@ -19809,7 +19809,7 @@
             <w:pPr>
               <w:spacing w:after="20" w:before="0"/>
             </w:pPr>
-            <w:hyperlink w:history="1" r:id="rIdsmtbiac9fwx1zpnmuwhw3">
+            <w:hyperlink w:history="1" r:id="rIdlmaohzsmoemcejev5g1xx">
               <w:r>
                 <w:rPr>
                   <w:rFonts w:ascii="Arial" w:cs="Arial" w:eastAsia="Arial" w:hAnsi="Arial"/>
@@ -19858,7 +19858,7 @@
               <w:spacing w:after="10" w:before="0"/>
               <w:ind w:left="120"/>
             </w:pPr>
-            <w:hyperlink w:history="1" r:id="rId02envwmrmoa9hl7qrflwm">
+            <w:hyperlink w:history="1" r:id="rId02uyihmzrtk3kwuqnelcy">
               <w:r>
                 <w:rPr>
                   <w:rFonts w:ascii="Arial" w:cs="Arial" w:eastAsia="Arial" w:hAnsi="Arial"/>
@@ -19903,7 +19903,7 @@
             <w:pPr>
               <w:spacing w:after="20" w:before="0"/>
             </w:pPr>
-            <w:hyperlink w:history="1" r:id="rIdgw4avg9xty9_9a5kc6aeu">
+            <w:hyperlink w:history="1" r:id="rIdmqf9icrsswxvemdnm5d-5">
               <w:r>
                 <w:rPr>
                   <w:rFonts w:ascii="Arial" w:cs="Arial" w:eastAsia="Arial" w:hAnsi="Arial"/>
@@ -19936,7 +19936,7 @@
               <w:spacing w:after="10" w:before="0"/>
               <w:ind w:left="120"/>
             </w:pPr>
-            <w:hyperlink w:history="1" r:id="rIdut9ybeql8are2emovkj8h">
+            <w:hyperlink w:history="1" r:id="rIdl7lfte4tnbxq_lgmlzhpq">
               <w:r>
                 <w:rPr>
                   <w:rFonts w:ascii="Arial" w:cs="Arial" w:eastAsia="Arial" w:hAnsi="Arial"/>
@@ -20448,7 +20448,7 @@
         </w:rPr>
         <w:t xml:space="preserve">© 2026 SeaVuria and ARES. Aligned with KICD objectives. Developed by SeaVuria; technical implementation by ARES (with AI assistance from Claude). Licensed under </w:t>
       </w:r>
-      <w:hyperlink w:history="1" r:id="rIdb1o2tkbnqju_th_wfovvd">
+      <w:hyperlink w:history="1" r:id="rIdyzojfeqcrniahyzlojj6x">
         <w:r>
           <w:rPr>
             <w:rFonts w:ascii="Arial" w:cs="Arial" w:eastAsia="Arial" w:hAnsi="Arial"/>
@@ -20469,7 +20469,7 @@
         </w:rPr>
         <w:t xml:space="preserve"> (</w:t>
       </w:r>
-      <w:hyperlink w:history="1" r:id="rIdgb8bdu5fuxp28bye8n2sq">
+      <w:hyperlink w:history="1" r:id="rIdiwd2v0jrhmqncivxedgsj">
         <w:r>
           <w:rPr>
             <w:rFonts w:ascii="Arial" w:cs="Arial" w:eastAsia="Arial" w:hAnsi="Arial"/>
@@ -21482,7 +21482,7 @@
             <w:pPr>
               <w:spacing w:after="20" w:before="0"/>
             </w:pPr>
-            <w:hyperlink w:history="1" r:id="rIdhl3wq-rrggcqy1tmyk2fd">
+            <w:hyperlink w:history="1" r:id="rIdm7hlbagulv9ruleqd3mul">
               <w:r>
                 <w:rPr>
                   <w:rFonts w:ascii="Arial" w:cs="Arial" w:eastAsia="Arial" w:hAnsi="Arial"/>
@@ -21515,7 +21515,7 @@
               <w:spacing w:after="10" w:before="0"/>
               <w:ind w:left="120"/>
             </w:pPr>
-            <w:hyperlink w:history="1" r:id="rIdh2onntz15fx_cwcx2btpb">
+            <w:hyperlink w:history="1" r:id="rIdon1oklg9h15jihxp9bwzj">
               <w:r>
                 <w:rPr>
                   <w:rFonts w:ascii="Arial" w:cs="Arial" w:eastAsia="Arial" w:hAnsi="Arial"/>
@@ -21560,7 +21560,7 @@
             <w:pPr>
               <w:spacing w:after="20" w:before="0"/>
             </w:pPr>
-            <w:hyperlink w:history="1" r:id="rIdmoxznt9kc4bxzgvpjum91">
+            <w:hyperlink w:history="1" r:id="rIdrvxpicmkzm9kdqlnf-wm5">
               <w:r>
                 <w:rPr>
                   <w:rFonts w:ascii="Arial" w:cs="Arial" w:eastAsia="Arial" w:hAnsi="Arial"/>
@@ -21609,7 +21609,7 @@
               <w:spacing w:after="10" w:before="0"/>
               <w:ind w:left="120"/>
             </w:pPr>
-            <w:hyperlink w:history="1" r:id="rIdfzgmglcx4blnbyezcpd22">
+            <w:hyperlink w:history="1" r:id="rId8jp0cisy0klga2ds43mmk">
               <w:r>
                 <w:rPr>
                   <w:rFonts w:ascii="Arial" w:cs="Arial" w:eastAsia="Arial" w:hAnsi="Arial"/>
@@ -21899,7 +21899,7 @@
             <w:pPr>
               <w:spacing w:after="20" w:before="0"/>
             </w:pPr>
-            <w:hyperlink w:history="1" r:id="rIdwpitybc87gxndhudgqyjz">
+            <w:hyperlink w:history="1" r:id="rIdby9cfxzf_zcw0tivq5_ec">
               <w:r>
                 <w:rPr>
                   <w:rFonts w:ascii="Arial" w:cs="Arial" w:eastAsia="Arial" w:hAnsi="Arial"/>
@@ -21932,7 +21932,7 @@
               <w:spacing w:after="10" w:before="0"/>
               <w:ind w:left="120"/>
             </w:pPr>
-            <w:hyperlink w:history="1" r:id="rIdv-mj-t0l0bjhk7z0xqpkb">
+            <w:hyperlink w:history="1" r:id="rIdksfqldpaoazveflp_arbf">
               <w:r>
                 <w:rPr>
                   <w:rFonts w:ascii="Arial" w:cs="Arial" w:eastAsia="Arial" w:hAnsi="Arial"/>
@@ -21977,7 +21977,7 @@
             <w:pPr>
               <w:spacing w:after="20" w:before="0"/>
             </w:pPr>
-            <w:hyperlink w:history="1" r:id="rIdsvlnbcpq5buacfdxek4jn">
+            <w:hyperlink w:history="1" r:id="rIdzwlvykrruin5lzyldjlbo">
               <w:r>
                 <w:rPr>
                   <w:rFonts w:ascii="Arial" w:cs="Arial" w:eastAsia="Arial" w:hAnsi="Arial"/>
@@ -22026,7 +22026,7 @@
               <w:spacing w:after="10" w:before="0"/>
               <w:ind w:left="120"/>
             </w:pPr>
-            <w:hyperlink w:history="1" r:id="rId-43-x5lw0dy6fjainsugw">
+            <w:hyperlink w:history="1" r:id="rIdsswu6evxbknnkzopbhzuf">
               <w:r>
                 <w:rPr>
                   <w:rFonts w:ascii="Arial" w:cs="Arial" w:eastAsia="Arial" w:hAnsi="Arial"/>
@@ -22354,7 +22354,7 @@
             <w:pPr>
               <w:spacing w:after="20" w:before="0"/>
             </w:pPr>
-            <w:hyperlink w:history="1" r:id="rIdashkvjbrfmioru6ppz63n">
+            <w:hyperlink w:history="1" r:id="rIdrpr_mpb5abhy2k_orm2h5">
               <w:r>
                 <w:rPr>
                   <w:rFonts w:ascii="Arial" w:cs="Arial" w:eastAsia="Arial" w:hAnsi="Arial"/>
@@ -22403,7 +22403,7 @@
               <w:spacing w:after="10" w:before="0"/>
               <w:ind w:left="120"/>
             </w:pPr>
-            <w:hyperlink w:history="1" r:id="rIdf_qgalhuaipy_hfnvcmui">
+            <w:hyperlink w:history="1" r:id="rIdidpnqifsvnd5snesdyiys">
               <w:r>
                 <w:rPr>
                   <w:rFonts w:ascii="Arial" w:cs="Arial" w:eastAsia="Arial" w:hAnsi="Arial"/>
@@ -22448,7 +22448,7 @@
             <w:pPr>
               <w:spacing w:after="20" w:before="0"/>
             </w:pPr>
-            <w:hyperlink w:history="1" r:id="rIdppqgnklpksfcdmqunv1e5">
+            <w:hyperlink w:history="1" r:id="rIdrhygqdx7d2rrybajpzhon">
               <w:r>
                 <w:rPr>
                   <w:rFonts w:ascii="Arial" w:cs="Arial" w:eastAsia="Arial" w:hAnsi="Arial"/>
@@ -22497,7 +22497,7 @@
               <w:spacing w:after="10" w:before="0"/>
               <w:ind w:left="120"/>
             </w:pPr>
-            <w:hyperlink w:history="1" r:id="rIdqk7pxns1hffzxucltk4qd">
+            <w:hyperlink w:history="1" r:id="rIdbiq0cjytc2nlxbx2jnyke">
               <w:r>
                 <w:rPr>
                   <w:rFonts w:ascii="Arial" w:cs="Arial" w:eastAsia="Arial" w:hAnsi="Arial"/>
@@ -22787,7 +22787,7 @@
             <w:pPr>
               <w:spacing w:after="20" w:before="0"/>
             </w:pPr>
-            <w:hyperlink w:history="1" r:id="rIddm8yigttluaqodm3dnz_3">
+            <w:hyperlink w:history="1" r:id="rIdchfwouulukfnfhmwqx1z7">
               <w:r>
                 <w:rPr>
                   <w:rFonts w:ascii="Arial" w:cs="Arial" w:eastAsia="Arial" w:hAnsi="Arial"/>
@@ -22836,7 +22836,7 @@
               <w:spacing w:after="10" w:before="0"/>
               <w:ind w:left="120"/>
             </w:pPr>
-            <w:hyperlink w:history="1" r:id="rId5eur3aa3po2ye86g2mamo">
+            <w:hyperlink w:history="1" r:id="rIdwqdszz4e2aetafhhgq8bx">
               <w:r>
                 <w:rPr>
                   <w:rFonts w:ascii="Arial" w:cs="Arial" w:eastAsia="Arial" w:hAnsi="Arial"/>
@@ -22881,7 +22881,7 @@
             <w:pPr>
               <w:spacing w:after="20" w:before="0"/>
             </w:pPr>
-            <w:hyperlink w:history="1" r:id="rIdumvrhltxnifs_um_ajz5r">
+            <w:hyperlink w:history="1" r:id="rIdd44igoicu0gz7a1_rpjrh">
               <w:r>
                 <w:rPr>
                   <w:rFonts w:ascii="Arial" w:cs="Arial" w:eastAsia="Arial" w:hAnsi="Arial"/>
@@ -22930,7 +22930,7 @@
               <w:spacing w:after="10" w:before="0"/>
               <w:ind w:left="120"/>
             </w:pPr>
-            <w:hyperlink w:history="1" r:id="rId75wtkufrgftf7uhzvasse">
+            <w:hyperlink w:history="1" r:id="rIdkdgwrzvrsteqpvpf8yrvs">
               <w:r>
                 <w:rPr>
                   <w:rFonts w:ascii="Arial" w:cs="Arial" w:eastAsia="Arial" w:hAnsi="Arial"/>
@@ -23182,7 +23182,7 @@
             <w:pPr>
               <w:spacing w:after="20" w:before="0"/>
             </w:pPr>
-            <w:hyperlink w:history="1" r:id="rId7x4yl-ktmqe39p5hcyihm">
+            <w:hyperlink w:history="1" r:id="rIdldk3mzkms3_mvi64ujkf0">
               <w:r>
                 <w:rPr>
                   <w:rFonts w:ascii="Arial" w:cs="Arial" w:eastAsia="Arial" w:hAnsi="Arial"/>
@@ -23231,7 +23231,7 @@
               <w:spacing w:after="10" w:before="0"/>
               <w:ind w:left="120"/>
             </w:pPr>
-            <w:hyperlink w:history="1" r:id="rIdh3fx-otuzqlawrvcj_8de">
+            <w:hyperlink w:history="1" r:id="rId_3knme4-4igy3j4tzfxzh">
               <w:r>
                 <w:rPr>
                   <w:rFonts w:ascii="Arial" w:cs="Arial" w:eastAsia="Arial" w:hAnsi="Arial"/>
@@ -23276,7 +23276,7 @@
             <w:pPr>
               <w:spacing w:after="20" w:before="0"/>
             </w:pPr>
-            <w:hyperlink w:history="1" r:id="rIdxupsjbnyg5z1ja-romwv6">
+            <w:hyperlink w:history="1" r:id="rId7vikvdm7awdbwe4mgtrah">
               <w:r>
                 <w:rPr>
                   <w:rFonts w:ascii="Arial" w:cs="Arial" w:eastAsia="Arial" w:hAnsi="Arial"/>
@@ -23325,7 +23325,7 @@
               <w:spacing w:after="10" w:before="0"/>
               <w:ind w:left="120"/>
             </w:pPr>
-            <w:hyperlink w:history="1" r:id="rId6qi0ilzyethshn7mlv-vv">
+            <w:hyperlink w:history="1" r:id="rIdxulbbfhze4l7xkqmmnbyf">
               <w:r>
                 <w:rPr>
                   <w:rFonts w:ascii="Arial" w:cs="Arial" w:eastAsia="Arial" w:hAnsi="Arial"/>
@@ -24027,7 +24027,7 @@
         </w:rPr>
         <w:t xml:space="preserve">© 2026 SeaVuria and ARES. Aligned with KICD objectives. Developed by SeaVuria; technical implementation by ARES (with AI assistance from Claude). Licensed under </w:t>
       </w:r>
-      <w:hyperlink w:history="1" r:id="rIdzttbswru49or6rhoo27l6">
+      <w:hyperlink w:history="1" r:id="rIdlhwviu7rxsrgndx2um1hw">
         <w:r>
           <w:rPr>
             <w:rFonts w:ascii="Arial" w:cs="Arial" w:eastAsia="Arial" w:hAnsi="Arial"/>
@@ -24048,7 +24048,7 @@
         </w:rPr>
         <w:t xml:space="preserve"> (</w:t>
       </w:r>
-      <w:hyperlink w:history="1" r:id="rId8ljd42ttnnih0s_mplhre">
+      <w:hyperlink w:history="1" r:id="rIditn_3dh1q4nme3embptvz">
         <w:r>
           <w:rPr>
             <w:rFonts w:ascii="Arial" w:cs="Arial" w:eastAsia="Arial" w:hAnsi="Arial"/>
@@ -25061,7 +25061,7 @@
             <w:pPr>
               <w:spacing w:after="20" w:before="0"/>
             </w:pPr>
-            <w:hyperlink w:history="1" r:id="rId6em-o7fxfkcuy6jdkvpzr">
+            <w:hyperlink w:history="1" r:id="rIdu048ltkpywf_qtgnr4lis">
               <w:r>
                 <w:rPr>
                   <w:rFonts w:ascii="Arial" w:cs="Arial" w:eastAsia="Arial" w:hAnsi="Arial"/>
@@ -25094,7 +25094,7 @@
               <w:spacing w:after="10" w:before="0"/>
               <w:ind w:left="120"/>
             </w:pPr>
-            <w:hyperlink w:history="1" r:id="rIdrq7nbebksypgkiglgktif">
+            <w:hyperlink w:history="1" r:id="rIdgqclgjhfei0avzh-tpzor">
               <w:r>
                 <w:rPr>
                   <w:rFonts w:ascii="Arial" w:cs="Arial" w:eastAsia="Arial" w:hAnsi="Arial"/>
@@ -25139,7 +25139,7 @@
             <w:pPr>
               <w:spacing w:after="20" w:before="0"/>
             </w:pPr>
-            <w:hyperlink w:history="1" r:id="rIdjvomqgqwxjx686rnies3p">
+            <w:hyperlink w:history="1" r:id="rIdupwsjpxquxwoe3e77coky">
               <w:r>
                 <w:rPr>
                   <w:rFonts w:ascii="Arial" w:cs="Arial" w:eastAsia="Arial" w:hAnsi="Arial"/>
@@ -25172,7 +25172,7 @@
               <w:spacing w:after="10" w:before="0"/>
               <w:ind w:left="120"/>
             </w:pPr>
-            <w:hyperlink w:history="1" r:id="rIdza5bxwampalkwqzg6deq-">
+            <w:hyperlink w:history="1" r:id="rIdnsfmrx_vkklwtjvwwj8bi">
               <w:r>
                 <w:rPr>
                   <w:rFonts w:ascii="Arial" w:cs="Arial" w:eastAsia="Arial" w:hAnsi="Arial"/>
@@ -25367,7 +25367,7 @@
             <w:pPr>
               <w:spacing w:after="20" w:before="0"/>
             </w:pPr>
-            <w:hyperlink w:history="1" r:id="rId5jfnfsnnulaw3mcig4ct_">
+            <w:hyperlink w:history="1" r:id="rIdwb3yx4vakic2hpjb5_a5y">
               <w:r>
                 <w:rPr>
                   <w:rFonts w:ascii="Arial" w:cs="Arial" w:eastAsia="Arial" w:hAnsi="Arial"/>
@@ -25400,7 +25400,7 @@
               <w:spacing w:after="10" w:before="0"/>
               <w:ind w:left="120"/>
             </w:pPr>
-            <w:hyperlink w:history="1" r:id="rIdq6dt457pbj7qck9tqiubh">
+            <w:hyperlink w:history="1" r:id="rIdhaie3vtengosd4__2n52q">
               <w:r>
                 <w:rPr>
                   <w:rFonts w:ascii="Arial" w:cs="Arial" w:eastAsia="Arial" w:hAnsi="Arial"/>
@@ -25445,7 +25445,7 @@
             <w:pPr>
               <w:spacing w:after="20" w:before="0"/>
             </w:pPr>
-            <w:hyperlink w:history="1" r:id="rId5ncmep35xkukopzs50p2g">
+            <w:hyperlink w:history="1" r:id="rIdktla6hleht_t9qw0n8kvf">
               <w:r>
                 <w:rPr>
                   <w:rFonts w:ascii="Arial" w:cs="Arial" w:eastAsia="Arial" w:hAnsi="Arial"/>
@@ -25478,7 +25478,7 @@
               <w:spacing w:after="10" w:before="0"/>
               <w:ind w:left="120"/>
             </w:pPr>
-            <w:hyperlink w:history="1" r:id="rId0gcacp1nnuwyppuiac5la">
+            <w:hyperlink w:history="1" r:id="rId_-weglowqt9hqystexyhb">
               <w:r>
                 <w:rPr>
                   <w:rFonts w:ascii="Arial" w:cs="Arial" w:eastAsia="Arial" w:hAnsi="Arial"/>
@@ -25673,7 +25673,7 @@
             <w:pPr>
               <w:spacing w:after="20" w:before="0"/>
             </w:pPr>
-            <w:hyperlink w:history="1" r:id="rIdretbgalslbrwhpar95mbx">
+            <w:hyperlink w:history="1" r:id="rIde65ozvqypivbhueaguhcl">
               <w:r>
                 <w:rPr>
                   <w:rFonts w:ascii="Arial" w:cs="Arial" w:eastAsia="Arial" w:hAnsi="Arial"/>
@@ -25706,7 +25706,7 @@
               <w:spacing w:after="10" w:before="0"/>
               <w:ind w:left="120"/>
             </w:pPr>
-            <w:hyperlink w:history="1" r:id="rId3cmymmodje-y5rrodfffh">
+            <w:hyperlink w:history="1" r:id="rIdqqnc2ieqzn1ifw0wslgli">
               <w:r>
                 <w:rPr>
                   <w:rFonts w:ascii="Arial" w:cs="Arial" w:eastAsia="Arial" w:hAnsi="Arial"/>
@@ -25751,7 +25751,7 @@
             <w:pPr>
               <w:spacing w:after="20" w:before="0"/>
             </w:pPr>
-            <w:hyperlink w:history="1" r:id="rId8shegadgyokqdwndforhx">
+            <w:hyperlink w:history="1" r:id="rId59iqcmcjcyr-g3xvbfjhb">
               <w:r>
                 <w:rPr>
                   <w:rFonts w:ascii="Arial" w:cs="Arial" w:eastAsia="Arial" w:hAnsi="Arial"/>
@@ -25784,7 +25784,7 @@
               <w:spacing w:after="10" w:before="0"/>
               <w:ind w:left="120"/>
             </w:pPr>
-            <w:hyperlink w:history="1" r:id="rIdvsglql_fhqvr34gzx7udx">
+            <w:hyperlink w:history="1" r:id="rIdu84yfdlduz8b7a1jwycqg">
               <w:r>
                 <w:rPr>
                   <w:rFonts w:ascii="Arial" w:cs="Arial" w:eastAsia="Arial" w:hAnsi="Arial"/>
@@ -25979,7 +25979,7 @@
             <w:pPr>
               <w:spacing w:after="20" w:before="0"/>
             </w:pPr>
-            <w:hyperlink w:history="1" r:id="rIdfgxyff0snkwlauuhg1bpw">
+            <w:hyperlink w:history="1" r:id="rId1wiszw3xrhcul364ndxm2">
               <w:r>
                 <w:rPr>
                   <w:rFonts w:ascii="Arial" w:cs="Arial" w:eastAsia="Arial" w:hAnsi="Arial"/>
@@ -26012,7 +26012,7 @@
               <w:spacing w:after="10" w:before="0"/>
               <w:ind w:left="120"/>
             </w:pPr>
-            <w:hyperlink w:history="1" r:id="rId0fowp4j_au7znyswi6db1">
+            <w:hyperlink w:history="1" r:id="rId_h4l1pwffgl3sf0-8gf7y">
               <w:r>
                 <w:rPr>
                   <w:rFonts w:ascii="Arial" w:cs="Arial" w:eastAsia="Arial" w:hAnsi="Arial"/>
@@ -26057,7 +26057,7 @@
             <w:pPr>
               <w:spacing w:after="20" w:before="0"/>
             </w:pPr>
-            <w:hyperlink w:history="1" r:id="rIdvixf7x6v5vrw-jraxgkrj">
+            <w:hyperlink w:history="1" r:id="rIdljrvexusfyvsvs8zgqey9">
               <w:r>
                 <w:rPr>
                   <w:rFonts w:ascii="Arial" w:cs="Arial" w:eastAsia="Arial" w:hAnsi="Arial"/>
@@ -26090,7 +26090,7 @@
               <w:spacing w:after="10" w:before="0"/>
               <w:ind w:left="120"/>
             </w:pPr>
-            <w:hyperlink w:history="1" r:id="rIdawpnkhyncyymxdwdsjrrk">
+            <w:hyperlink w:history="1" r:id="rIdygafhcfhxoqqbrs6ayvuy">
               <w:r>
                 <w:rPr>
                   <w:rFonts w:ascii="Arial" w:cs="Arial" w:eastAsia="Arial" w:hAnsi="Arial"/>
@@ -26285,7 +26285,7 @@
             <w:pPr>
               <w:spacing w:after="20" w:before="0"/>
             </w:pPr>
-            <w:hyperlink w:history="1" r:id="rIdztycpdo2ydjemapdvbkce">
+            <w:hyperlink w:history="1" r:id="rId73comz0cpc2py-2fv_yvq">
               <w:r>
                 <w:rPr>
                   <w:rFonts w:ascii="Arial" w:cs="Arial" w:eastAsia="Arial" w:hAnsi="Arial"/>
@@ -26334,7 +26334,7 @@
               <w:spacing w:after="10" w:before="0"/>
               <w:ind w:left="120"/>
             </w:pPr>
-            <w:hyperlink w:history="1" r:id="rId45ulkphig1yb8qfwshhvf">
+            <w:hyperlink w:history="1" r:id="rIdcgllmqkryscsgcgmmimmi">
               <w:r>
                 <w:rPr>
                   <w:rFonts w:ascii="Arial" w:cs="Arial" w:eastAsia="Arial" w:hAnsi="Arial"/>
@@ -26379,7 +26379,7 @@
             <w:pPr>
               <w:spacing w:after="20" w:before="0"/>
             </w:pPr>
-            <w:hyperlink w:history="1" r:id="rIdrx1otjltgazo86ngw8n3l">
+            <w:hyperlink w:history="1" r:id="rIdtpcsnqk7qqvez31qutvz-">
               <w:r>
                 <w:rPr>
                   <w:rFonts w:ascii="Arial" w:cs="Arial" w:eastAsia="Arial" w:hAnsi="Arial"/>
@@ -26428,7 +26428,7 @@
               <w:spacing w:after="10" w:before="0"/>
               <w:ind w:left="120"/>
             </w:pPr>
-            <w:hyperlink w:history="1" r:id="rIdcdlcf6_1awv1hdx0-i5ee">
+            <w:hyperlink w:history="1" r:id="rIdfarvpupfjegmra9boefo1">
               <w:r>
                 <w:rPr>
                   <w:rFonts w:ascii="Arial" w:cs="Arial" w:eastAsia="Arial" w:hAnsi="Arial"/>
@@ -26940,7 +26940,7 @@
         </w:rPr>
         <w:t xml:space="preserve">© 2026 SeaVuria and ARES. Aligned with KICD objectives. Developed by SeaVuria; technical implementation by ARES (with AI assistance from Claude). Licensed under </w:t>
       </w:r>
-      <w:hyperlink w:history="1" r:id="rIdlpv8edbibwga2dk4i64to">
+      <w:hyperlink w:history="1" r:id="rId_qrdtfeljnoznu0hxmyqq">
         <w:r>
           <w:rPr>
             <w:rFonts w:ascii="Arial" w:cs="Arial" w:eastAsia="Arial" w:hAnsi="Arial"/>
@@ -26961,7 +26961,7 @@
         </w:rPr>
         <w:t xml:space="preserve"> (</w:t>
       </w:r>
-      <w:hyperlink w:history="1" r:id="rIdh7gfeefbd_3sozywatrih">
+      <w:hyperlink w:history="1" r:id="rId6k4anqz72asaz0i-siacu">
         <w:r>
           <w:rPr>
             <w:rFonts w:ascii="Arial" w:cs="Arial" w:eastAsia="Arial" w:hAnsi="Arial"/>
@@ -27532,7 +27532,7 @@
                 <w:sz w:val="18"/>
                 <w:szCs w:val="18"/>
               </w:rPr>
-              <w:t xml:space="preserve">This lesson is the analytical pivot of the investigation sequence. Learners move from raw data (Lesson 8) to explanatory understanding. The graphite anomaly — flagged but unresolved at the end of Lesson 8 — is resolved here by connecting back to the anchoring phenomenon: graphite conducts because one electron per carbon atom is delocalised between layers, the same structural feature that makes it soft. This resolution gives students their most powerful partial answer yet to the driving question and directly advances the DQB.</w:t>
+              <w:t xml:space="preserve">This lesson is the analytical pivot of the investigation sequence. Learners move from raw data (Lesson 8) to explanatory understanding. The graphite anomaly — flagged but unresolved at the end of Lesson 8 — is resolved here by connecting back to the anchoring phenomenon: graphite conducts because one electron per carbon atom is delocalised and free to move along each layer, the same structural feature that makes it soft. This resolution gives students their most powerful partial answer yet to the driving question and directly advances the DQB.</w:t>
             </w:r>
           </w:p>
         </w:tc>
@@ -27974,7 +27974,7 @@
             <w:pPr>
               <w:spacing w:after="20" w:before="0"/>
             </w:pPr>
-            <w:hyperlink w:history="1" r:id="rId-al0toz-d3uvjuthg7v1b">
+            <w:hyperlink w:history="1" r:id="rIdjgangjirb333if_ecvca3">
               <w:r>
                 <w:rPr>
                   <w:rFonts w:ascii="Arial" w:cs="Arial" w:eastAsia="Arial" w:hAnsi="Arial"/>
@@ -28007,7 +28007,7 @@
               <w:spacing w:after="10" w:before="0"/>
               <w:ind w:left="120"/>
             </w:pPr>
-            <w:hyperlink w:history="1" r:id="rId5hswclipb30n3z9r6mgqk">
+            <w:hyperlink w:history="1" r:id="rIdzdoelaxbpogtml-p0d7hi">
               <w:r>
                 <w:rPr>
                   <w:rFonts w:ascii="Arial" w:cs="Arial" w:eastAsia="Arial" w:hAnsi="Arial"/>
@@ -28069,7 +28069,7 @@
               <w:spacing w:after="10" w:before="0"/>
               <w:ind w:left="120"/>
             </w:pPr>
-            <w:hyperlink w:history="1" r:id="rIddqaqmb_u8h0g3t7qchibb">
+            <w:hyperlink w:history="1" r:id="rIdjrbcvddndwpmq0brckx7x">
               <w:r>
                 <w:rPr>
                   <w:rFonts w:ascii="Arial" w:cs="Arial" w:eastAsia="Arial" w:hAnsi="Arial"/>
@@ -28279,7 +28279,7 @@
             <w:pPr>
               <w:spacing w:after="20" w:before="0"/>
             </w:pPr>
-            <w:hyperlink w:history="1" r:id="rIdb0exxyqhcawcfxednhehx">
+            <w:hyperlink w:history="1" r:id="rId55g3_9u3ho2yrhxhlclhy">
               <w:r>
                 <w:rPr>
                   <w:rFonts w:ascii="Arial" w:cs="Arial" w:eastAsia="Arial" w:hAnsi="Arial"/>
@@ -28312,7 +28312,7 @@
               <w:spacing w:after="10" w:before="0"/>
               <w:ind w:left="120"/>
             </w:pPr>
-            <w:hyperlink w:history="1" r:id="rIdh5jjir-k6o5iz2kygakjq">
+            <w:hyperlink w:history="1" r:id="rIdopz9322p8yyexddsb7ou9">
               <w:r>
                 <w:rPr>
                   <w:rFonts w:ascii="Arial" w:cs="Arial" w:eastAsia="Arial" w:hAnsi="Arial"/>
@@ -28374,7 +28374,7 @@
               <w:spacing w:after="10" w:before="0"/>
               <w:ind w:left="120"/>
             </w:pPr>
-            <w:hyperlink w:history="1" r:id="rIdmixumh96_aad-236rniwt">
+            <w:hyperlink w:history="1" r:id="rId_rmhqy0srkxkosrlzvczu">
               <w:r>
                 <w:rPr>
                   <w:rFonts w:ascii="Arial" w:cs="Arial" w:eastAsia="Arial" w:hAnsi="Arial"/>
@@ -28584,7 +28584,7 @@
             <w:pPr>
               <w:spacing w:after="20" w:before="0"/>
             </w:pPr>
-            <w:hyperlink w:history="1" r:id="rIddoa036hbzdy24zwbhpkkv">
+            <w:hyperlink w:history="1" r:id="rIdcmcp18p00lhq2alkgzutf">
               <w:r>
                 <w:rPr>
                   <w:rFonts w:ascii="Arial" w:cs="Arial" w:eastAsia="Arial" w:hAnsi="Arial"/>
@@ -28617,7 +28617,7 @@
               <w:spacing w:after="10" w:before="0"/>
               <w:ind w:left="120"/>
             </w:pPr>
-            <w:hyperlink w:history="1" r:id="rIdznl-hvgpx_ac3o25zwm1p">
+            <w:hyperlink w:history="1" r:id="rIdw-a51dkaluny5dx1ltdv3">
               <w:r>
                 <w:rPr>
                   <w:rFonts w:ascii="Arial" w:cs="Arial" w:eastAsia="Arial" w:hAnsi="Arial"/>
@@ -28679,7 +28679,7 @@
               <w:spacing w:after="10" w:before="0"/>
               <w:ind w:left="120"/>
             </w:pPr>
-            <w:hyperlink w:history="1" r:id="rId53eghxbuzn4rraftrkbcm">
+            <w:hyperlink w:history="1" r:id="rIdifh_k_n-dzjjt6aifpjet">
               <w:r>
                 <w:rPr>
                   <w:rFonts w:ascii="Arial" w:cs="Arial" w:eastAsia="Arial" w:hAnsi="Arial"/>
@@ -28736,7 +28736,7 @@
                 <w:sz w:val="18"/>
                 <w:szCs w:val="18"/>
               </w:rPr>
-              <w:t xml:space="preserve">Students (18 minutes) work through a structured written explanation task using a sentence-frame scaffold provided on the board or a printed card. The scaffold reads: 'Substance [name] belongs to the [structure type] category. Its particles are held together by [bond type]. This means that [conductivity explanation]. Its melting point is [high or low] because [energy explanation]. This substance [does or does not] dissolve in water because [solubility explanation].' Each student completes the scaffold independently for all four substances (NaCl, sugar, SiO2, aluminium) in their notebooks. After 10 minutes of individual writing, groups share and compare sentences, then the teacher facilitates a whole-class compilation onto the board comparison table. The graphite anomaly is addressed last: teacher reveals that graphite is a giant covalent structure but conducts electricity, and asks students to recall from Lesson 1 what the conductivity tester showed on the graphite pencil mark. Teacher then explains that in graphite each carbon forms only three bonds, leaving one electron per atom free to move between layers — the same delocalised electron that makes graphite a conductor also means the layers are held together only by weak van der Waals forces, which is why graphite is soft. Students annotate their notebooks with a labelled diagram of graphite layers contrasted with the diamond tetrahedral network.</w:t>
+              <w:t xml:space="preserve">Students (18 minutes) work through a structured written explanation task using a sentence-frame scaffold provided on the board or a printed card. The scaffold reads: 'Substance [name] belongs to the [structure type] category. Its particles are held together by [bond type]. This means that [conductivity explanation]. Its melting point is [high or low] because [energy explanation]. This substance [does or does not] dissolve in water because [solubility explanation].' Each student completes the scaffold independently for all four substances (NaCl, sugar, SiO2, aluminium) in their notebooks. After 10 minutes of individual writing, groups share and compare sentences, then the teacher facilitates a whole-class compilation onto the board comparison table. The graphite anomaly is addressed last: teacher reveals that graphite is a giant covalent structure but conducts electricity, and asks students to recall from Lesson 1 what the conductivity tester showed on the graphite pencil mark. Teacher then explains that in graphite each carbon forms only three bonds, leaving one electron per atom free to move along each layer — the same delocalised electron that makes graphite a conductor also means the layers are held together only by weak van der Waals forces, which is why graphite is soft. Students annotate their notebooks with a labelled diagram of graphite layers contrasted with the diamond tetrahedral network.</w:t>
             </w:r>
           </w:p>
         </w:tc>
@@ -28889,7 +28889,7 @@
             <w:pPr>
               <w:spacing w:after="20" w:before="0"/>
             </w:pPr>
-            <w:hyperlink w:history="1" r:id="rId0vf33nia8vpd_siv2dncc">
+            <w:hyperlink w:history="1" r:id="rIdz_kjaspnc6zn5vyta9cus">
               <w:r>
                 <w:rPr>
                   <w:rFonts w:ascii="Arial" w:cs="Arial" w:eastAsia="Arial" w:hAnsi="Arial"/>
@@ -28922,7 +28922,7 @@
               <w:spacing w:after="10" w:before="0"/>
               <w:ind w:left="120"/>
             </w:pPr>
-            <w:hyperlink w:history="1" r:id="rIdpfeqotcv8dxkz_vzpo0kw">
+            <w:hyperlink w:history="1" r:id="rIdaxbwfuejktua4zkxit_yn">
               <w:r>
                 <w:rPr>
                   <w:rFonts w:ascii="Arial" w:cs="Arial" w:eastAsia="Arial" w:hAnsi="Arial"/>
@@ -28984,7 +28984,7 @@
               <w:spacing w:after="10" w:before="0"/>
               <w:ind w:left="120"/>
             </w:pPr>
-            <w:hyperlink w:history="1" r:id="rIdevlchkkwtly_yhkaef4nt">
+            <w:hyperlink w:history="1" r:id="rIdv0-7u0m3gzekeoyx3laed">
               <w:r>
                 <w:rPr>
                   <w:rFonts w:ascii="Arial" w:cs="Arial" w:eastAsia="Arial" w:hAnsi="Arial"/>
@@ -29194,7 +29194,7 @@
             <w:pPr>
               <w:spacing w:after="20" w:before="0"/>
             </w:pPr>
-            <w:hyperlink w:history="1" r:id="rIdsisjvjcjbwr2frwoihcrp">
+            <w:hyperlink w:history="1" r:id="rIdw5mycugdpb9qhnlklzjau">
               <w:r>
                 <w:rPr>
                   <w:rFonts w:ascii="Arial" w:cs="Arial" w:eastAsia="Arial" w:hAnsi="Arial"/>
@@ -29243,7 +29243,7 @@
               <w:spacing w:after="10" w:before="0"/>
               <w:ind w:left="120"/>
             </w:pPr>
-            <w:hyperlink w:history="1" r:id="rIdkgxqpjszgr7stwazqs5e6">
+            <w:hyperlink w:history="1" r:id="rIdo-ikl0f_cpib1uh-q8vmp">
               <w:r>
                 <w:rPr>
                   <w:rFonts w:ascii="Arial" w:cs="Arial" w:eastAsia="Arial" w:hAnsi="Arial"/>
@@ -29305,7 +29305,7 @@
               <w:spacing w:after="10" w:before="0"/>
               <w:ind w:left="120"/>
             </w:pPr>
-            <w:hyperlink w:history="1" r:id="rIdreywsjsc3kyx50dxu6_1q">
+            <w:hyperlink w:history="1" r:id="rIdot_skl5x0shdiyfiyumvj">
               <w:r>
                 <w:rPr>
                   <w:rFonts w:ascii="Arial" w:cs="Arial" w:eastAsia="Arial" w:hAnsi="Arial"/>
@@ -29744,7 +29744,7 @@
                 <w:sz w:val="18"/>
                 <w:szCs w:val="18"/>
               </w:rPr>
-              <w:t xml:space="preserve">Students learned that the four structure types differ systematically in conductivity, melting point and solubility because of differences in the particles present and the forces or bonds between them: ionic lattices require free-moving ions for conduction; metallic lattices have permanently delocalised electrons; simple molecular substances have no ions or free electrons in any state; giant covalent structures generally have no free particles for conduction. Graphite is the critical exception: its three-bond-per-carbon arrangement leaves one delocalised electron per atom free to move between layers, giving it metallic-like conductivity despite being a covalent structure of non-metal atoms.</w:t>
+              <w:t xml:space="preserve">Students learned that the four structure types differ systematically in conductivity, melting point and solubility because of differences in the particles present and the forces or bonds between them: ionic lattices require free-moving ions for conduction; metallic lattices have permanently delocalised electrons; simple molecular substances have no ions or free electrons in any state; giant covalent structures generally have no free particles for conduction. Graphite is the critical exception: its three-bond-per-carbon arrangement leaves one delocalised electron per atom free to move along each layer, giving it metallic-like conductivity despite being a covalent structure of non-metal atoms.</w:t>
             </w:r>
           </w:p>
         </w:tc>
@@ -29832,7 +29832,7 @@
         </w:rPr>
         <w:t xml:space="preserve">© 2026 SeaVuria and ARES. Aligned with KICD objectives. Developed by SeaVuria; technical implementation by ARES (with AI assistance from Claude). Licensed under </w:t>
       </w:r>
-      <w:hyperlink w:history="1" r:id="rIdxuldvyonpmauw0ea9vbjh">
+      <w:hyperlink w:history="1" r:id="rId75c3kijprpt_firpdxalc">
         <w:r>
           <w:rPr>
             <w:rFonts w:ascii="Arial" w:cs="Arial" w:eastAsia="Arial" w:hAnsi="Arial"/>
@@ -29853,7 +29853,7 @@
         </w:rPr>
         <w:t xml:space="preserve"> (</w:t>
       </w:r>
-      <w:hyperlink w:history="1" r:id="rIdok-k6cminqflyyrrtpy00">
+      <w:hyperlink w:history="1" r:id="rIdt9gwdlutev_jxzl23x7as">
         <w:r>
           <w:rPr>
             <w:rFonts w:ascii="Arial" w:cs="Arial" w:eastAsia="Arial" w:hAnsi="Arial"/>
@@ -30866,7 +30866,7 @@
             <w:pPr>
               <w:spacing w:after="20" w:before="0"/>
             </w:pPr>
-            <w:hyperlink w:history="1" r:id="rIdfuh4plqs4oly2awubnk76">
+            <w:hyperlink w:history="1" r:id="rIdnk-tlmhvizinduk54vocw">
               <w:r>
                 <w:rPr>
                   <w:rFonts w:ascii="Arial" w:cs="Arial" w:eastAsia="Arial" w:hAnsi="Arial"/>
@@ -30899,7 +30899,7 @@
               <w:spacing w:after="10" w:before="0"/>
               <w:ind w:left="120"/>
             </w:pPr>
-            <w:hyperlink w:history="1" r:id="rId5sc0esrt23mmb8b3yz455">
+            <w:hyperlink w:history="1" r:id="rIdvfq9xt6bptj_fvesc6j3x">
               <w:r>
                 <w:rPr>
                   <w:rFonts w:ascii="Arial" w:cs="Arial" w:eastAsia="Arial" w:hAnsi="Arial"/>
@@ -30944,7 +30944,7 @@
             <w:pPr>
               <w:spacing w:after="20" w:before="0"/>
             </w:pPr>
-            <w:hyperlink w:history="1" r:id="rIdtkn8n5htoy_8qf4s0oauz">
+            <w:hyperlink w:history="1" r:id="rIdih75pcf_tdmfve-4ulas9">
               <w:r>
                 <w:rPr>
                   <w:rFonts w:ascii="Arial" w:cs="Arial" w:eastAsia="Arial" w:hAnsi="Arial"/>
@@ -30993,7 +30993,7 @@
               <w:spacing w:after="10" w:before="0"/>
               <w:ind w:left="120"/>
             </w:pPr>
-            <w:hyperlink w:history="1" r:id="rIdvhccl2qkc0ivnkhin1qh6">
+            <w:hyperlink w:history="1" r:id="rId9grdsacz7kxwjzwp-x-yc">
               <w:r>
                 <w:rPr>
                   <w:rFonts w:ascii="Arial" w:cs="Arial" w:eastAsia="Arial" w:hAnsi="Arial"/>
@@ -31188,7 +31188,7 @@
             <w:pPr>
               <w:spacing w:after="20" w:before="0"/>
             </w:pPr>
-            <w:hyperlink w:history="1" r:id="rIdrefbkntkqfapicorm-9mh">
+            <w:hyperlink w:history="1" r:id="rIdbubhdry-h_wcsmghuiadu">
               <w:r>
                 <w:rPr>
                   <w:rFonts w:ascii="Arial" w:cs="Arial" w:eastAsia="Arial" w:hAnsi="Arial"/>
@@ -31221,7 +31221,7 @@
               <w:spacing w:after="10" w:before="0"/>
               <w:ind w:left="120"/>
             </w:pPr>
-            <w:hyperlink w:history="1" r:id="rId7vwi0xilx1cjpthopawnl">
+            <w:hyperlink w:history="1" r:id="rIdpslznnqjugtfrnzdwvr0e">
               <w:r>
                 <w:rPr>
                   <w:rFonts w:ascii="Arial" w:cs="Arial" w:eastAsia="Arial" w:hAnsi="Arial"/>
@@ -31266,7 +31266,7 @@
             <w:pPr>
               <w:spacing w:after="20" w:before="0"/>
             </w:pPr>
-            <w:hyperlink w:history="1" r:id="rIdeux0jkx7e60mi4xzsvqqk">
+            <w:hyperlink w:history="1" r:id="rIdgy68tzivgvcw-d71_uihb">
               <w:r>
                 <w:rPr>
                   <w:rFonts w:ascii="Arial" w:cs="Arial" w:eastAsia="Arial" w:hAnsi="Arial"/>
@@ -31315,7 +31315,7 @@
               <w:spacing w:after="10" w:before="0"/>
               <w:ind w:left="120"/>
             </w:pPr>
-            <w:hyperlink w:history="1" r:id="rIdmkt7-fh1nxllojjlqsr7v">
+            <w:hyperlink w:history="1" r:id="rIdztcwfzuy6rpizltoxdxgt">
               <w:r>
                 <w:rPr>
                   <w:rFonts w:ascii="Arial" w:cs="Arial" w:eastAsia="Arial" w:hAnsi="Arial"/>
@@ -31510,7 +31510,7 @@
             <w:pPr>
               <w:spacing w:after="20" w:before="0"/>
             </w:pPr>
-            <w:hyperlink w:history="1" r:id="rIdtawvux3fr4clidpdkz_xe">
+            <w:hyperlink w:history="1" r:id="rIdrl1nwubqwywdgvmofklo5">
               <w:r>
                 <w:rPr>
                   <w:rFonts w:ascii="Arial" w:cs="Arial" w:eastAsia="Arial" w:hAnsi="Arial"/>
@@ -31559,7 +31559,7 @@
               <w:spacing w:after="10" w:before="0"/>
               <w:ind w:left="120"/>
             </w:pPr>
-            <w:hyperlink w:history="1" r:id="rIdxcyxjmx_yfiwosgpelxr5">
+            <w:hyperlink w:history="1" r:id="rId491thevapvqvngplbomkl">
               <w:r>
                 <w:rPr>
                   <w:rFonts w:ascii="Arial" w:cs="Arial" w:eastAsia="Arial" w:hAnsi="Arial"/>
@@ -31604,7 +31604,7 @@
             <w:pPr>
               <w:spacing w:after="20" w:before="0"/>
             </w:pPr>
-            <w:hyperlink w:history="1" r:id="rId1hztttpaulegngsjmahdw">
+            <w:hyperlink w:history="1" r:id="rId2_jyy84-tzb_3zk7ed2kx">
               <w:r>
                 <w:rPr>
                   <w:rFonts w:ascii="Arial" w:cs="Arial" w:eastAsia="Arial" w:hAnsi="Arial"/>
@@ -31653,7 +31653,7 @@
               <w:spacing w:after="10" w:before="0"/>
               <w:ind w:left="120"/>
             </w:pPr>
-            <w:hyperlink w:history="1" r:id="rIdac0zfjfxs3q_x0srhcckv">
+            <w:hyperlink w:history="1" r:id="rId6c6k0cxtinv6kkulob_oh">
               <w:r>
                 <w:rPr>
                   <w:rFonts w:ascii="Arial" w:cs="Arial" w:eastAsia="Arial" w:hAnsi="Arial"/>
@@ -31848,7 +31848,7 @@
             <w:pPr>
               <w:spacing w:after="20" w:before="0"/>
             </w:pPr>
-            <w:hyperlink w:history="1" r:id="rIdqzeqvbsl5ilvclbd4h3cg">
+            <w:hyperlink w:history="1" r:id="rId8q4cjpefexzncwxfqwqj2">
               <w:r>
                 <w:rPr>
                   <w:rFonts w:ascii="Arial" w:cs="Arial" w:eastAsia="Arial" w:hAnsi="Arial"/>
@@ -31897,7 +31897,7 @@
               <w:spacing w:after="10" w:before="0"/>
               <w:ind w:left="120"/>
             </w:pPr>
-            <w:hyperlink w:history="1" r:id="rIdqq6vc8vk6vkwjvap7uorx">
+            <w:hyperlink w:history="1" r:id="rId8fqozfdutuqmx5k2dq7jz">
               <w:r>
                 <w:rPr>
                   <w:rFonts w:ascii="Arial" w:cs="Arial" w:eastAsia="Arial" w:hAnsi="Arial"/>
@@ -31942,7 +31942,7 @@
             <w:pPr>
               <w:spacing w:after="20" w:before="0"/>
             </w:pPr>
-            <w:hyperlink w:history="1" r:id="rIdyvpew0wmf3sv3razlltap">
+            <w:hyperlink w:history="1" r:id="rIdxewm6je_lskggdvuvawxr">
               <w:r>
                 <w:rPr>
                   <w:rFonts w:ascii="Arial" w:cs="Arial" w:eastAsia="Arial" w:hAnsi="Arial"/>
@@ -31991,7 +31991,7 @@
               <w:spacing w:after="10" w:before="0"/>
               <w:ind w:left="120"/>
             </w:pPr>
-            <w:hyperlink w:history="1" r:id="rIdcqtrbditxx3rjnwra2o1i">
+            <w:hyperlink w:history="1" r:id="rIdopz3eey0xui2okeomqbbc">
               <w:r>
                 <w:rPr>
                   <w:rFonts w:ascii="Arial" w:cs="Arial" w:eastAsia="Arial" w:hAnsi="Arial"/>
@@ -32186,7 +32186,7 @@
             <w:pPr>
               <w:spacing w:after="20" w:before="0"/>
             </w:pPr>
-            <w:hyperlink w:history="1" r:id="rIdmywefsggkzzk0hwcb3smm">
+            <w:hyperlink w:history="1" r:id="rId_3bolxahzhkccaixi16ot">
               <w:r>
                 <w:rPr>
                   <w:rFonts w:ascii="Arial" w:cs="Arial" w:eastAsia="Arial" w:hAnsi="Arial"/>
@@ -32235,7 +32235,7 @@
               <w:spacing w:after="10" w:before="0"/>
               <w:ind w:left="120"/>
             </w:pPr>
-            <w:hyperlink w:history="1" r:id="rIdwx7te90eu9jjlzdnkzjz_">
+            <w:hyperlink w:history="1" r:id="rIdadq4o-i3oizxnsbmhzpbn">
               <w:r>
                 <w:rPr>
                   <w:rFonts w:ascii="Arial" w:cs="Arial" w:eastAsia="Arial" w:hAnsi="Arial"/>
@@ -32280,7 +32280,7 @@
             <w:pPr>
               <w:spacing w:after="20" w:before="0"/>
             </w:pPr>
-            <w:hyperlink w:history="1" r:id="rIde68nhgct5cqwidbpln3vi">
+            <w:hyperlink w:history="1" r:id="rIds3bjmkz9invvt4oqcngpd">
               <w:r>
                 <w:rPr>
                   <w:rFonts w:ascii="Arial" w:cs="Arial" w:eastAsia="Arial" w:hAnsi="Arial"/>
@@ -32329,7 +32329,7 @@
               <w:spacing w:after="10" w:before="0"/>
               <w:ind w:left="120"/>
             </w:pPr>
-            <w:hyperlink w:history="1" r:id="rIdiurkpcgxrxhtezssz_cib">
+            <w:hyperlink w:history="1" r:id="rIdy5ivvabr0w4kqtralhpkh">
               <w:r>
                 <w:rPr>
                   <w:rFonts w:ascii="Arial" w:cs="Arial" w:eastAsia="Arial" w:hAnsi="Arial"/>
@@ -32841,7 +32841,7 @@
         </w:rPr>
         <w:t xml:space="preserve">© 2026 SeaVuria and ARES. Aligned with KICD objectives. Developed by SeaVuria; technical implementation by ARES (with AI assistance from Claude). Licensed under </w:t>
       </w:r>
-      <w:hyperlink w:history="1" r:id="rIdrgcszqefj01ymutub8zzs">
+      <w:hyperlink w:history="1" r:id="rIdq8-hwxpbdr6sjbom-k1tq">
         <w:r>
           <w:rPr>
             <w:rFonts w:ascii="Arial" w:cs="Arial" w:eastAsia="Arial" w:hAnsi="Arial"/>
@@ -32862,7 +32862,7 @@
         </w:rPr>
         <w:t xml:space="preserve"> (</w:t>
       </w:r>
-      <w:hyperlink w:history="1" r:id="rIdlfj4uqc8qoebdjbby2mx9">
+      <w:hyperlink w:history="1" r:id="rIdqgv31f41y1l1rnquvv46k">
         <w:r>
           <w:rPr>
             <w:rFonts w:ascii="Arial" w:cs="Arial" w:eastAsia="Arial" w:hAnsi="Arial"/>
@@ -33592,7 +33592,7 @@
                 <w:sz w:val="18"/>
                 <w:szCs w:val="18"/>
               </w:rPr>
-              <w:t xml:space="preserve">Learners work in groups of four at devices (tablets, laptops, or the ARES offline platform) to watch three curated animations/simulations covering: (1) ionic bonding and the NaCl lattice, (2) covalent and giant covalent structures including diamond and graphite, and (3) metallic bonding and the electron-sea model for aluminium. After each simulation, groups complete a structured 'Simulation Critique Card' comparing what they see on screen against their Lewis diagrams and physical-property tables from earlier lessons. A whole-class structured debrief uses the Carbon Paradox phenomenon as the anchor: students must explain why the diamond simulation shows no free electrons and the graphite simulation shows delocalised electrons moving between layers. The lesson closes with a DQB update and a model-revision step in which learners annotate their cumulative carbon bonding model with new insights from the simulations.</w:t>
+              <w:t xml:space="preserve">Learners work in groups of four at devices (tablets, laptops, or the ARES offline platform) to watch three curated animations/simulations covering: (1) ionic bonding and the NaCl lattice, (2) covalent and giant covalent structures including diamond and graphite, and (3) metallic bonding and the electron-sea model for aluminium. After each simulation, groups complete a structured 'Simulation Critique Card' comparing what they see on screen against their Lewis diagrams and physical-property tables from earlier lessons. A whole-class structured debrief uses the Carbon Paradox phenomenon as the anchor: students must explain why the diamond simulation shows no free electrons and the graphite simulation shows delocalised electrons moving along the layers. The lesson closes with a DQB update and a model-revision step in which learners annotate their cumulative carbon bonding model with new insights from the simulations.</w:t>
             </w:r>
           </w:p>
         </w:tc>
@@ -33875,7 +33875,7 @@
             <w:pPr>
               <w:spacing w:after="20" w:before="0"/>
             </w:pPr>
-            <w:hyperlink w:history="1" r:id="rIdp9sy64pve4p3adoow4mod">
+            <w:hyperlink w:history="1" r:id="rIdfq-h0ujiblpmhithss-ey">
               <w:r>
                 <w:rPr>
                   <w:rFonts w:ascii="Arial" w:cs="Arial" w:eastAsia="Arial" w:hAnsi="Arial"/>
@@ -33908,7 +33908,7 @@
               <w:spacing w:after="10" w:before="0"/>
               <w:ind w:left="120"/>
             </w:pPr>
-            <w:hyperlink w:history="1" r:id="rId6vt4vi6hnzea8oi-1esu0">
+            <w:hyperlink w:history="1" r:id="rIdjl6nm3hjw6etxm2sp3htb">
               <w:r>
                 <w:rPr>
                   <w:rFonts w:ascii="Arial" w:cs="Arial" w:eastAsia="Arial" w:hAnsi="Arial"/>
@@ -33953,7 +33953,7 @@
             <w:pPr>
               <w:spacing w:after="20" w:before="0"/>
             </w:pPr>
-            <w:hyperlink w:history="1" r:id="rIde22e6_tcvmkqgt4ksjmok">
+            <w:hyperlink w:history="1" r:id="rIdzcvl5swmmnakmb2t8nhej">
               <w:r>
                 <w:rPr>
                   <w:rFonts w:ascii="Arial" w:cs="Arial" w:eastAsia="Arial" w:hAnsi="Arial"/>
@@ -33986,7 +33986,7 @@
               <w:spacing w:after="10" w:before="0"/>
               <w:ind w:left="120"/>
             </w:pPr>
-            <w:hyperlink w:history="1" r:id="rId02vovf4jnvz8dqlq2wafm">
+            <w:hyperlink w:history="1" r:id="rIdswmkyywq49-b_vpc0whur">
               <w:r>
                 <w:rPr>
                   <w:rFonts w:ascii="Arial" w:cs="Arial" w:eastAsia="Arial" w:hAnsi="Arial"/>
@@ -34181,7 +34181,7 @@
             <w:pPr>
               <w:spacing w:after="20" w:before="0"/>
             </w:pPr>
-            <w:hyperlink w:history="1" r:id="rIdl2gcpph0rqxflvlcflfd5">
+            <w:hyperlink w:history="1" r:id="rIdujthwmhlueg8d3tnl41bt">
               <w:r>
                 <w:rPr>
                   <w:rFonts w:ascii="Arial" w:cs="Arial" w:eastAsia="Arial" w:hAnsi="Arial"/>
@@ -34214,7 +34214,7 @@
               <w:spacing w:after="10" w:before="0"/>
               <w:ind w:left="120"/>
             </w:pPr>
-            <w:hyperlink w:history="1" r:id="rIdphhbk5rotvv_ag55trshp">
+            <w:hyperlink w:history="1" r:id="rIdmfnqcpnvllgmcsbjzytn_">
               <w:r>
                 <w:rPr>
                   <w:rFonts w:ascii="Arial" w:cs="Arial" w:eastAsia="Arial" w:hAnsi="Arial"/>
@@ -34259,7 +34259,7 @@
             <w:pPr>
               <w:spacing w:after="20" w:before="0"/>
             </w:pPr>
-            <w:hyperlink w:history="1" r:id="rIdcczomse8dwibxspxrt7t7">
+            <w:hyperlink w:history="1" r:id="rId_6mm9_c-z3ylhwiawb_s1">
               <w:r>
                 <w:rPr>
                   <w:rFonts w:ascii="Arial" w:cs="Arial" w:eastAsia="Arial" w:hAnsi="Arial"/>
@@ -34292,7 +34292,7 @@
               <w:spacing w:after="10" w:before="0"/>
               <w:ind w:left="120"/>
             </w:pPr>
-            <w:hyperlink w:history="1" r:id="rIddaposwumt07qekjeqdb9l">
+            <w:hyperlink w:history="1" r:id="rIdbro1jp_2vj7fqgfdvc_-o">
               <w:r>
                 <w:rPr>
                   <w:rFonts w:ascii="Arial" w:cs="Arial" w:eastAsia="Arial" w:hAnsi="Arial"/>
@@ -34334,7 +34334,7 @@
                 <w:sz w:val="18"/>
                 <w:szCs w:val="18"/>
               </w:rPr>
-              <w:t xml:space="preserve">Groups of four rotate through three simulation stations (10 minutes each), each accompanied by a printed 'Simulation Critique Card' with four columns: (A) What does the simulation SHOW? (B) How does this MATCH our Lewis diagrams / property tables from earlier lessons? (C) What does the simulation SIMPLIFY or leave out? (D) One new thing this simulation helped me understand about the Carbon Paradox. Station 1 — Ionic Bonding (NaCl lattice): Learners watch the ARES-embedded animation of Na⁺ and Cl⁻ ions arranging into a 3-D lattice, observing the transfer of one valence electron from sodium to chlorine, the resulting electrostatic attraction, and the high melting point implication. Station 2 — Giant Covalent Structures (Diamond &amp; Graphite): Learners use the PhET 'Molecule Shapes' simulation or ARES equivalent to build and rotate a tetrahedral carbon unit, then watch an animation of graphite's layered structure showing pi-electron delocalisation between layers. Station 3 — Metallic Bonding (Aluminium): Learners watch an electron-sea animation for aluminium, observing the lattice of positive ions surrounded by delocalised electrons, connecting this to conductivity and malleability data from Lesson 9.</w:t>
+              <w:t xml:space="preserve">Groups of four rotate through three simulation stations (10 minutes each), each accompanied by a printed 'Simulation Critique Card' with four columns: (A) What does the simulation SHOW? (B) How does this MATCH our Lewis diagrams / property tables from earlier lessons? (C) What does the simulation SIMPLIFY or leave out? (D) One new thing this simulation helped me understand about the Carbon Paradox. Station 1 — Ionic Bonding (NaCl lattice): Learners watch the ARES-embedded animation of Na⁺ and Cl⁻ ions arranging into a 3-D lattice, observing the transfer of one valence electron from sodium to chlorine, the resulting electrostatic attraction, and the high melting point implication. Station 2 — Giant Covalent Structures (Diamond &amp; Graphite): Learners use the PhET 'Molecule Shapes' simulation or ARES equivalent to build and rotate a tetrahedral carbon unit, then watch an animation of graphite's layered structure showing pi-electron delocalisation within each layer. Station 3 — Metallic Bonding (Aluminium): Learners watch an electron-sea animation for aluminium, observing the lattice of positive ions surrounded by delocalised electrons, connecting this to conductivity and malleability data from Lesson 9.</w:t>
             </w:r>
           </w:p>
         </w:tc>
@@ -34487,7 +34487,7 @@
             <w:pPr>
               <w:spacing w:after="20" w:before="0"/>
             </w:pPr>
-            <w:hyperlink w:history="1" r:id="rIdjeh88vjq_xsxowx4uhjnl">
+            <w:hyperlink w:history="1" r:id="rIdhmc8vkyes-pgjlxnentf7">
               <w:r>
                 <w:rPr>
                   <w:rFonts w:ascii="Arial" w:cs="Arial" w:eastAsia="Arial" w:hAnsi="Arial"/>
@@ -34520,7 +34520,7 @@
               <w:spacing w:after="10" w:before="0"/>
               <w:ind w:left="120"/>
             </w:pPr>
-            <w:hyperlink w:history="1" r:id="rIdafxbvfsen8rcy_g8v-_tj">
+            <w:hyperlink w:history="1" r:id="rIdk4z8upt8cqdzw5ue-h7_l">
               <w:r>
                 <w:rPr>
                   <w:rFonts w:ascii="Arial" w:cs="Arial" w:eastAsia="Arial" w:hAnsi="Arial"/>
@@ -34565,7 +34565,7 @@
             <w:pPr>
               <w:spacing w:after="20" w:before="0"/>
             </w:pPr>
-            <w:hyperlink w:history="1" r:id="rIdrmbiia5skbo1qwk6gpcmm">
+            <w:hyperlink w:history="1" r:id="rIdfiujo_desqeog5finbttf">
               <w:r>
                 <w:rPr>
                   <w:rFonts w:ascii="Arial" w:cs="Arial" w:eastAsia="Arial" w:hAnsi="Arial"/>
@@ -34614,7 +34614,7 @@
               <w:spacing w:after="10" w:before="0"/>
               <w:ind w:left="120"/>
             </w:pPr>
-            <w:hyperlink w:history="1" r:id="rIdmf3gjmwpn1qvfoyr3qeb_">
+            <w:hyperlink w:history="1" r:id="rIdr9d9jgykgha4dr-pmerjk">
               <w:r>
                 <w:rPr>
                   <w:rFonts w:ascii="Arial" w:cs="Arial" w:eastAsia="Arial" w:hAnsi="Arial"/>
@@ -34656,7 +34656,7 @@
                 <w:sz w:val="18"/>
                 <w:szCs w:val="18"/>
               </w:rPr>
-              <w:t xml:space="preserve">Whole-class structured debrief anchored to the Carbon Paradox. Each group's designated presenter shares one key finding from their Critique Cards. The class then works through three 'Simulation vs. Reality' discussion questions projected on the board: (1) 'The graphite simulation showed electrons moving freely between layers. How does this explain our conductivity results from Lessons 1 and 8 — where graphite lit the bulb but diamond did not?' (2) 'The NaCl simulation showed ions in a rigid lattice. How does this explain why NaCl dissolved in water but diamond did not, in our solubility investigation?' (3) 'What is ONE thing about the diamond structure that NO simulation can fully show — and why does that limitation matter for a jeweller in Nairobi using a diamond-tipped cutting tool?' Learners write individual 'Explanation Exit Sentences' answering: 'Digital simulations help us understand the Carbon Paradox because _______, but they simplify the reality by _______.'</w:t>
+              <w:t xml:space="preserve">Whole-class structured debrief anchored to the Carbon Paradox. Each group's designated presenter shares one key finding from their Critique Cards. The class then works through three 'Simulation vs. Reality' discussion questions projected on the board: (1) 'The graphite simulation showed electrons moving freely along the layers. How does this explain our conductivity results from Lessons 1 and 8 — where graphite lit the bulb but diamond did not?' (2) 'The NaCl simulation showed ions in a rigid lattice. How does this explain why NaCl dissolved in water but diamond did not, in our solubility investigation?' (3) 'What is ONE thing about the diamond structure that NO simulation can fully show — and why does that limitation matter for a jeweller in Nairobi using a diamond-tipped cutting tool?' Learners write individual 'Explanation Exit Sentences' answering: 'Digital simulations help us understand the Carbon Paradox because _______, but they simplify the reality by _______.'</w:t>
             </w:r>
           </w:p>
         </w:tc>
@@ -34752,7 +34752,7 @@
                 <w:sz w:val="18"/>
                 <w:szCs w:val="18"/>
               </w:rPr>
-              <w:t xml:space="preserve">Collect Explanation Exit Sentences at the door. Observable success indicator: the sentence must name a specific bond type or structural feature (e.g., 'delocalised electrons between graphite layers', 'rigid 3-D tetrahedral network in diamond') AND identify a specific simplification (e.g., 'simulations don't show the actual scale of the lattice' or 'animations show electrons as dots but electrons are probability clouds'). Sentences that only state general observations indicate the learner needs re-teaching in Lesson 12.</w:t>
+              <w:t xml:space="preserve">Collect Explanation Exit Sentences at the door. Observable success indicator: the sentence must name a specific bond type or structural feature (e.g., 'delocalised electrons within graphite layers', 'rigid 3-D tetrahedral network in diamond') AND identify a specific simplification (e.g., 'simulations don't show the actual scale of the lattice' or 'animations show electrons as dots but electrons are probability clouds'). Sentences that only state general observations indicate the learner needs re-teaching in Lesson 12.</w:t>
             </w:r>
           </w:p>
         </w:tc>
@@ -34809,7 +34809,7 @@
             <w:pPr>
               <w:spacing w:after="20" w:before="0"/>
             </w:pPr>
-            <w:hyperlink w:history="1" r:id="rIdlrjznnnxx29uf4-6oohuo">
+            <w:hyperlink w:history="1" r:id="rId32y0lpthxmxjzrd6ckm0t">
               <w:r>
                 <w:rPr>
                   <w:rFonts w:ascii="Arial" w:cs="Arial" w:eastAsia="Arial" w:hAnsi="Arial"/>
@@ -34842,7 +34842,7 @@
               <w:spacing w:after="10" w:before="0"/>
               <w:ind w:left="120"/>
             </w:pPr>
-            <w:hyperlink w:history="1" r:id="rIdbwyp2ilzhemcnqq7ihfys">
+            <w:hyperlink w:history="1" r:id="rIdn9ugfj4omfeapgmuf2xni">
               <w:r>
                 <w:rPr>
                   <w:rFonts w:ascii="Arial" w:cs="Arial" w:eastAsia="Arial" w:hAnsi="Arial"/>
@@ -34887,7 +34887,7 @@
             <w:pPr>
               <w:spacing w:after="20" w:before="0"/>
             </w:pPr>
-            <w:hyperlink w:history="1" r:id="rIdd9zp0t5b2swofsoinwq86">
+            <w:hyperlink w:history="1" r:id="rId0lorrcxxowx0_mewhitcz">
               <w:r>
                 <w:rPr>
                   <w:rFonts w:ascii="Arial" w:cs="Arial" w:eastAsia="Arial" w:hAnsi="Arial"/>
@@ -34936,7 +34936,7 @@
               <w:spacing w:after="10" w:before="0"/>
               <w:ind w:left="120"/>
             </w:pPr>
-            <w:hyperlink w:history="1" r:id="rId14ihpbiicukzbrc2_uioi">
+            <w:hyperlink w:history="1" r:id="rIdusum7wpnioltlphcqjg0f">
               <w:r>
                 <w:rPr>
                   <w:rFonts w:ascii="Arial" w:cs="Arial" w:eastAsia="Arial" w:hAnsi="Arial"/>
@@ -35131,7 +35131,7 @@
             <w:pPr>
               <w:spacing w:after="20" w:before="0"/>
             </w:pPr>
-            <w:hyperlink w:history="1" r:id="rId_wyivvuhfyuq-pwkfncdy">
+            <w:hyperlink w:history="1" r:id="rIdgtyrywob_7z8-ygiunp2w">
               <w:r>
                 <w:rPr>
                   <w:rFonts w:ascii="Arial" w:cs="Arial" w:eastAsia="Arial" w:hAnsi="Arial"/>
@@ -35180,7 +35180,7 @@
               <w:spacing w:after="10" w:before="0"/>
               <w:ind w:left="120"/>
             </w:pPr>
-            <w:hyperlink w:history="1" r:id="rIdelyqdxmjpknsifkfqpbhr">
+            <w:hyperlink w:history="1" r:id="rId8gg2x7xbgat35kpcp6fgx">
               <w:r>
                 <w:rPr>
                   <w:rFonts w:ascii="Arial" w:cs="Arial" w:eastAsia="Arial" w:hAnsi="Arial"/>
@@ -35225,7 +35225,7 @@
             <w:pPr>
               <w:spacing w:after="20" w:before="0"/>
             </w:pPr>
-            <w:hyperlink w:history="1" r:id="rIdlkpe323jfxwbsxazx9g6o">
+            <w:hyperlink w:history="1" r:id="rIdkly_mfk17a1np-u-_wryi">
               <w:r>
                 <w:rPr>
                   <w:rFonts w:ascii="Arial" w:cs="Arial" w:eastAsia="Arial" w:hAnsi="Arial"/>
@@ -35258,7 +35258,7 @@
               <w:spacing w:after="10" w:before="0"/>
               <w:ind w:left="120"/>
             </w:pPr>
-            <w:hyperlink w:history="1" r:id="rId-fzgmtyxnlph-n_4gq1j6">
+            <w:hyperlink w:history="1" r:id="rIdyyky0p1h3htzfa_psb97e">
               <w:r>
                 <w:rPr>
                   <w:rFonts w:ascii="Arial" w:cs="Arial" w:eastAsia="Arial" w:hAnsi="Arial"/>
@@ -35300,7 +35300,7 @@
                 <w:sz w:val="18"/>
                 <w:szCs w:val="18"/>
               </w:rPr>
-              <w:t xml:space="preserve">Learners return to their cumulative 'Carbon Bonding Model' — a large poster or notebook page they have been annotating since Lesson 1 of this sub-strand. Using a different coloured pen (reserved for digital evidence), they add three annotations: (1) On the diamond structure, they label the 3-D tetrahedral network and write 'No free electrons → no conductivity — confirmed by simulation AND experiment.' (2) On the graphite structure, they label the delocalised pi electrons between layers and write 'Free electrons → conducts electricity → confirmed by simulation AND experiment.' (3) They add a new 'Model Limitations' box at the bottom of the poster: 'What simulations cannot show: [learner fills in at least one example, e.g., true atomic scale, quantum nature of electrons, temperature effects on bond vibration].' Groups share one 'Model Limitation' with the class before the lesson ends.</w:t>
+              <w:t xml:space="preserve">Learners return to their cumulative 'Carbon Bonding Model' — a large poster or notebook page they have been annotating since Lesson 1 of this sub-strand. Using a different coloured pen (reserved for digital evidence), they add three annotations: (1) On the diamond structure, they label the 3-D tetrahedral network and write 'No free electrons → no conductivity — confirmed by simulation AND experiment.' (2) On the graphite structure, they label the delocalised pi electrons along each layer and write 'Free electrons → conducts electricity → confirmed by simulation AND experiment.' (3) They add a new 'Model Limitations' box at the bottom of the poster: 'What simulations cannot show: [learner fills in at least one example, e.g., true atomic scale, quantum nature of electrons, temperature effects on bond vibration].' Groups share one 'Model Limitation' with the class before the lesson ends.</w:t>
             </w:r>
           </w:p>
         </w:tc>
@@ -35770,7 +35770,7 @@
         </w:rPr>
         <w:t xml:space="preserve">© 2026 SeaVuria and ARES. Aligned with KICD objectives. Developed by SeaVuria; technical implementation by ARES (with AI assistance from Claude). Licensed under </w:t>
       </w:r>
-      <w:hyperlink w:history="1" r:id="rId9pihmwv0rubgosamsf4ao">
+      <w:hyperlink w:history="1" r:id="rId4zunaqviphiv7g1b9wj2t">
         <w:r>
           <w:rPr>
             <w:rFonts w:ascii="Arial" w:cs="Arial" w:eastAsia="Arial" w:hAnsi="Arial"/>
@@ -35791,7 +35791,7 @@
         </w:rPr>
         <w:t xml:space="preserve"> (</w:t>
       </w:r>
-      <w:hyperlink w:history="1" r:id="rIdonmvwbw1czc3vyr4hznm1">
+      <w:hyperlink w:history="1" r:id="rIdxtghe2nn3cmsp0nphufuk">
         <w:r>
           <w:rPr>
             <w:rFonts w:ascii="Arial" w:cs="Arial" w:eastAsia="Arial" w:hAnsi="Arial"/>
@@ -36804,7 +36804,7 @@
             <w:pPr>
               <w:spacing w:after="20" w:before="0"/>
             </w:pPr>
-            <w:hyperlink w:history="1" r:id="rIduumhbdnimc4ui1jd-_3ar">
+            <w:hyperlink w:history="1" r:id="rIdboy8wkmvyehxaemkrxxre">
               <w:r>
                 <w:rPr>
                   <w:rFonts w:ascii="Arial" w:cs="Arial" w:eastAsia="Arial" w:hAnsi="Arial"/>
@@ -36837,7 +36837,7 @@
               <w:spacing w:after="10" w:before="0"/>
               <w:ind w:left="120"/>
             </w:pPr>
-            <w:hyperlink w:history="1" r:id="rIdwaplqptqpshu4jwwp9nw8">
+            <w:hyperlink w:history="1" r:id="rIdyzy_kz0tyveorquwuvlsx">
               <w:r>
                 <w:rPr>
                   <w:rFonts w:ascii="Arial" w:cs="Arial" w:eastAsia="Arial" w:hAnsi="Arial"/>
@@ -36899,7 +36899,7 @@
               <w:spacing w:after="10" w:before="0"/>
               <w:ind w:left="120"/>
             </w:pPr>
-            <w:hyperlink w:history="1" r:id="rIdhs3vkpyhqfvl7f9qwwlhw">
+            <w:hyperlink w:history="1" r:id="rIddbrgcizynkmt8oyeomouz">
               <w:r>
                 <w:rPr>
                   <w:rFonts w:ascii="Arial" w:cs="Arial" w:eastAsia="Arial" w:hAnsi="Arial"/>
@@ -37109,7 +37109,7 @@
             <w:pPr>
               <w:spacing w:after="20" w:before="0"/>
             </w:pPr>
-            <w:hyperlink w:history="1" r:id="rIdq89lamhtb1rznk8xt49mm">
+            <w:hyperlink w:history="1" r:id="rIdgvwihxwnsbdpfycde1cqo">
               <w:r>
                 <w:rPr>
                   <w:rFonts w:ascii="Arial" w:cs="Arial" w:eastAsia="Arial" w:hAnsi="Arial"/>
@@ -37142,7 +37142,7 @@
               <w:spacing w:after="10" w:before="0"/>
               <w:ind w:left="120"/>
             </w:pPr>
-            <w:hyperlink w:history="1" r:id="rIdli77t8sg-buxxdlp2--7r">
+            <w:hyperlink w:history="1" r:id="rIdx2dlbzegnfgv1c1stppl6">
               <w:r>
                 <w:rPr>
                   <w:rFonts w:ascii="Arial" w:cs="Arial" w:eastAsia="Arial" w:hAnsi="Arial"/>
@@ -37204,7 +37204,7 @@
               <w:spacing w:after="10" w:before="0"/>
               <w:ind w:left="120"/>
             </w:pPr>
-            <w:hyperlink w:history="1" r:id="rIdmn0vxyb_-8nxqfhcu-uoc">
+            <w:hyperlink w:history="1" r:id="rId0gahzihxdiqrjlrc8kxjh">
               <w:r>
                 <w:rPr>
                   <w:rFonts w:ascii="Arial" w:cs="Arial" w:eastAsia="Arial" w:hAnsi="Arial"/>
@@ -37414,7 +37414,7 @@
             <w:pPr>
               <w:spacing w:after="20" w:before="0"/>
             </w:pPr>
-            <w:hyperlink w:history="1" r:id="rIdavoyxmwm-cgm9tsclhbeh">
+            <w:hyperlink w:history="1" r:id="rIdnqyiyqjxii6fv549cmu49">
               <w:r>
                 <w:rPr>
                   <w:rFonts w:ascii="Arial" w:cs="Arial" w:eastAsia="Arial" w:hAnsi="Arial"/>
@@ -37463,7 +37463,7 @@
               <w:spacing w:after="10" w:before="0"/>
               <w:ind w:left="120"/>
             </w:pPr>
-            <w:hyperlink w:history="1" r:id="rIdb3aiytz1cumoyrvsh2gwz">
+            <w:hyperlink w:history="1" r:id="rIdbyqpjpgrvw4gwkl1drmh0">
               <w:r>
                 <w:rPr>
                   <w:rFonts w:ascii="Arial" w:cs="Arial" w:eastAsia="Arial" w:hAnsi="Arial"/>
@@ -37525,7 +37525,7 @@
               <w:spacing w:after="10" w:before="0"/>
               <w:ind w:left="120"/>
             </w:pPr>
-            <w:hyperlink w:history="1" r:id="rIdsp4gegk3b_dfqnvsdepnt">
+            <w:hyperlink w:history="1" r:id="rIdvtiaqi0tywu6xtzms-pqh">
               <w:r>
                 <w:rPr>
                   <w:rFonts w:ascii="Arial" w:cs="Arial" w:eastAsia="Arial" w:hAnsi="Arial"/>
@@ -37735,7 +37735,7 @@
             <w:pPr>
               <w:spacing w:after="20" w:before="0"/>
             </w:pPr>
-            <w:hyperlink w:history="1" r:id="rId4ln466bnhkv6oouvg1xqr">
+            <w:hyperlink w:history="1" r:id="rIdkqu6a0natjtdgakzh0fj4">
               <w:r>
                 <w:rPr>
                   <w:rFonts w:ascii="Arial" w:cs="Arial" w:eastAsia="Arial" w:hAnsi="Arial"/>
@@ -37768,7 +37768,7 @@
               <w:spacing w:after="10" w:before="0"/>
               <w:ind w:left="120"/>
             </w:pPr>
-            <w:hyperlink w:history="1" r:id="rIduaveuy0dsgmatiisinfey">
+            <w:hyperlink w:history="1" r:id="rIdqxc_ogtd90f7afz16as7j">
               <w:r>
                 <w:rPr>
                   <w:rFonts w:ascii="Arial" w:cs="Arial" w:eastAsia="Arial" w:hAnsi="Arial"/>
@@ -37830,7 +37830,7 @@
               <w:spacing w:after="10" w:before="0"/>
               <w:ind w:left="120"/>
             </w:pPr>
-            <w:hyperlink w:history="1" r:id="rIdvbg4-csfjowhfd3xwavy3">
+            <w:hyperlink w:history="1" r:id="rId4ia-p3gscnr7vhs5axsdi">
               <w:r>
                 <w:rPr>
                   <w:rFonts w:ascii="Arial" w:cs="Arial" w:eastAsia="Arial" w:hAnsi="Arial"/>
@@ -38040,7 +38040,7 @@
             <w:pPr>
               <w:spacing w:after="20" w:before="0"/>
             </w:pPr>
-            <w:hyperlink w:history="1" r:id="rIdfawhfh11szoh20o05em-t">
+            <w:hyperlink w:history="1" r:id="rId2auemololcoza2bxzedjd">
               <w:r>
                 <w:rPr>
                   <w:rFonts w:ascii="Arial" w:cs="Arial" w:eastAsia="Arial" w:hAnsi="Arial"/>
@@ -38073,7 +38073,7 @@
               <w:spacing w:after="10" w:before="0"/>
               <w:ind w:left="120"/>
             </w:pPr>
-            <w:hyperlink w:history="1" r:id="rId9v-rzgf3rwmvvthsx2too">
+            <w:hyperlink w:history="1" r:id="rId1czkerpywxsog5_vjamvj">
               <w:r>
                 <w:rPr>
                   <w:rFonts w:ascii="Arial" w:cs="Arial" w:eastAsia="Arial" w:hAnsi="Arial"/>
@@ -38135,7 +38135,7 @@
               <w:spacing w:after="10" w:before="0"/>
               <w:ind w:left="120"/>
             </w:pPr>
-            <w:hyperlink w:history="1" r:id="rIdwxjgkwjj0zxt2tr5k4nop">
+            <w:hyperlink w:history="1" r:id="rIdnsmgvlsk-vgwmoqrj4tri">
               <w:r>
                 <w:rPr>
                   <w:rFonts w:ascii="Arial" w:cs="Arial" w:eastAsia="Arial" w:hAnsi="Arial"/>
@@ -38662,7 +38662,7 @@
         </w:rPr>
         <w:t xml:space="preserve">© 2026 SeaVuria and ARES. Aligned with KICD objectives. Developed by SeaVuria; technical implementation by ARES (with AI assistance from Claude). Licensed under </w:t>
       </w:r>
-      <w:hyperlink w:history="1" r:id="rIdpqjpk9zwdrfkvmky6fzwp">
+      <w:hyperlink w:history="1" r:id="rId0mmmeiy8ozggqhzhuk3il">
         <w:r>
           <w:rPr>
             <w:rFonts w:ascii="Arial" w:cs="Arial" w:eastAsia="Arial" w:hAnsi="Arial"/>
@@ -38683,7 +38683,7 @@
         </w:rPr>
         <w:t xml:space="preserve"> (</w:t>
       </w:r>
-      <w:hyperlink w:history="1" r:id="rIdefhyj0cwbehgxtrtevhdx">
+      <w:hyperlink w:history="1" r:id="rId83jxkfwlmmttyh4gp7tg_">
         <w:r>
           <w:rPr>
             <w:rFonts w:ascii="Arial" w:cs="Arial" w:eastAsia="Arial" w:hAnsi="Arial"/>
@@ -39696,7 +39696,7 @@
             <w:pPr>
               <w:spacing w:after="20" w:before="0"/>
             </w:pPr>
-            <w:hyperlink w:history="1" r:id="rIdcb-q-flwau36lgeecrnqt">
+            <w:hyperlink w:history="1" r:id="rIdd6dgjtvjdo1_pq92mcjq3">
               <w:r>
                 <w:rPr>
                   <w:rFonts w:ascii="Arial" w:cs="Arial" w:eastAsia="Arial" w:hAnsi="Arial"/>
@@ -39729,7 +39729,7 @@
               <w:spacing w:after="10" w:before="0"/>
               <w:ind w:left="120"/>
             </w:pPr>
-            <w:hyperlink w:history="1" r:id="rIdkfrd_dnukdbx_gq29vf_p">
+            <w:hyperlink w:history="1" r:id="rId9hgep3lejmawc20g1qcyr">
               <w:r>
                 <w:rPr>
                   <w:rFonts w:ascii="Arial" w:cs="Arial" w:eastAsia="Arial" w:hAnsi="Arial"/>
@@ -39774,7 +39774,7 @@
             <w:pPr>
               <w:spacing w:after="20" w:before="0"/>
             </w:pPr>
-            <w:hyperlink w:history="1" r:id="rIdckww_ulky9gmrxh8963g-">
+            <w:hyperlink w:history="1" r:id="rIdizbbfedvmy9txswcszbeo">
               <w:r>
                 <w:rPr>
                   <w:rFonts w:ascii="Arial" w:cs="Arial" w:eastAsia="Arial" w:hAnsi="Arial"/>
@@ -39807,7 +39807,7 @@
               <w:spacing w:after="10" w:before="0"/>
               <w:ind w:left="120"/>
             </w:pPr>
-            <w:hyperlink w:history="1" r:id="rIdwmy6qwpgyc0uyxif8duvz">
+            <w:hyperlink w:history="1" r:id="rIdmiut9qj7_hnnltey3018m">
               <w:r>
                 <w:rPr>
                   <w:rFonts w:ascii="Arial" w:cs="Arial" w:eastAsia="Arial" w:hAnsi="Arial"/>
@@ -40002,7 +40002,7 @@
             <w:pPr>
               <w:spacing w:after="20" w:before="0"/>
             </w:pPr>
-            <w:hyperlink w:history="1" r:id="rId5xxem2jzzhg2nd6idlmr2">
+            <w:hyperlink w:history="1" r:id="rIdwiqdo2khsh-cn3x5brzjx">
               <w:r>
                 <w:rPr>
                   <w:rFonts w:ascii="Arial" w:cs="Arial" w:eastAsia="Arial" w:hAnsi="Arial"/>
@@ -40035,7 +40035,7 @@
               <w:spacing w:after="10" w:before="0"/>
               <w:ind w:left="120"/>
             </w:pPr>
-            <w:hyperlink w:history="1" r:id="rIdznwtnsdgpat0wuwws-o3w">
+            <w:hyperlink w:history="1" r:id="rIdnhfmzmx0aamd7un7z0fov">
               <w:r>
                 <w:rPr>
                   <w:rFonts w:ascii="Arial" w:cs="Arial" w:eastAsia="Arial" w:hAnsi="Arial"/>
@@ -40080,7 +40080,7 @@
             <w:pPr>
               <w:spacing w:after="20" w:before="0"/>
             </w:pPr>
-            <w:hyperlink w:history="1" r:id="rIdpz2nrjidot8ayjwljfxip">
+            <w:hyperlink w:history="1" r:id="rIdz9ngzttveym-phr995xye">
               <w:r>
                 <w:rPr>
                   <w:rFonts w:ascii="Arial" w:cs="Arial" w:eastAsia="Arial" w:hAnsi="Arial"/>
@@ -40113,7 +40113,7 @@
               <w:spacing w:after="10" w:before="0"/>
               <w:ind w:left="120"/>
             </w:pPr>
-            <w:hyperlink w:history="1" r:id="rIdb3m6i8eqxfp2d1nsct2o3">
+            <w:hyperlink w:history="1" r:id="rIdzkgqx_on5rxxticdpmxtn">
               <w:r>
                 <w:rPr>
                   <w:rFonts w:ascii="Arial" w:cs="Arial" w:eastAsia="Arial" w:hAnsi="Arial"/>
@@ -40308,7 +40308,7 @@
             <w:pPr>
               <w:spacing w:after="20" w:before="0"/>
             </w:pPr>
-            <w:hyperlink w:history="1" r:id="rId5f0fewdcr5ppfes8urtwf">
+            <w:hyperlink w:history="1" r:id="rIdd1_vcc_lizaeywh0lc466">
               <w:r>
                 <w:rPr>
                   <w:rFonts w:ascii="Arial" w:cs="Arial" w:eastAsia="Arial" w:hAnsi="Arial"/>
@@ -40341,7 +40341,7 @@
               <w:spacing w:after="10" w:before="0"/>
               <w:ind w:left="120"/>
             </w:pPr>
-            <w:hyperlink w:history="1" r:id="rIdtjejan05yiijwwnnwmkrl">
+            <w:hyperlink w:history="1" r:id="rIdyx9n9jj05fdaz8b_nybm_">
               <w:r>
                 <w:rPr>
                   <w:rFonts w:ascii="Arial" w:cs="Arial" w:eastAsia="Arial" w:hAnsi="Arial"/>
@@ -40386,7 +40386,7 @@
             <w:pPr>
               <w:spacing w:after="20" w:before="0"/>
             </w:pPr>
-            <w:hyperlink w:history="1" r:id="rIdic1extzyuxs6mw4re5em6">
+            <w:hyperlink w:history="1" r:id="rIdy2wazwz9vo0pbunxbfvoy">
               <w:r>
                 <w:rPr>
                   <w:rFonts w:ascii="Arial" w:cs="Arial" w:eastAsia="Arial" w:hAnsi="Arial"/>
@@ -40435,7 +40435,7 @@
               <w:spacing w:after="10" w:before="0"/>
               <w:ind w:left="120"/>
             </w:pPr>
-            <w:hyperlink w:history="1" r:id="rIdhilmzwpp1t7qma89cmql7">
+            <w:hyperlink w:history="1" r:id="rIdjrdjfsqjyey-t1eiivbwt">
               <w:r>
                 <w:rPr>
                   <w:rFonts w:ascii="Arial" w:cs="Arial" w:eastAsia="Arial" w:hAnsi="Arial"/>
@@ -40630,7 +40630,7 @@
             <w:pPr>
               <w:spacing w:after="20" w:before="0"/>
             </w:pPr>
-            <w:hyperlink w:history="1" r:id="rIdferdfjpacth72n20mocc8">
+            <w:hyperlink w:history="1" r:id="rId2gmyrez0rod9lbpwo6tsu">
               <w:r>
                 <w:rPr>
                   <w:rFonts w:ascii="Arial" w:cs="Arial" w:eastAsia="Arial" w:hAnsi="Arial"/>
@@ -40663,7 +40663,7 @@
               <w:spacing w:after="10" w:before="0"/>
               <w:ind w:left="120"/>
             </w:pPr>
-            <w:hyperlink w:history="1" r:id="rId4a6fcp-pobwkviic-rzr4">
+            <w:hyperlink w:history="1" r:id="rIdcyngarcd7x6ra6nqmw8p9">
               <w:r>
                 <w:rPr>
                   <w:rFonts w:ascii="Arial" w:cs="Arial" w:eastAsia="Arial" w:hAnsi="Arial"/>
@@ -40708,7 +40708,7 @@
             <w:pPr>
               <w:spacing w:after="20" w:before="0"/>
             </w:pPr>
-            <w:hyperlink w:history="1" r:id="rIdm-a0shcz5xyhbvadqdehy">
+            <w:hyperlink w:history="1" r:id="rId86lozxsqy39pi-gaszvh5">
               <w:r>
                 <w:rPr>
                   <w:rFonts w:ascii="Arial" w:cs="Arial" w:eastAsia="Arial" w:hAnsi="Arial"/>
@@ -40757,7 +40757,7 @@
               <w:spacing w:after="10" w:before="0"/>
               <w:ind w:left="120"/>
             </w:pPr>
-            <w:hyperlink w:history="1" r:id="rIdahiwktqqueqcfwslvrp5b">
+            <w:hyperlink w:history="1" r:id="rIdpuy57zglbysrhugjxbqy6">
               <w:r>
                 <w:rPr>
                   <w:rFonts w:ascii="Arial" w:cs="Arial" w:eastAsia="Arial" w:hAnsi="Arial"/>
@@ -40952,7 +40952,7 @@
             <w:pPr>
               <w:spacing w:after="20" w:before="0"/>
             </w:pPr>
-            <w:hyperlink w:history="1" r:id="rId8ilrbx8ykbkvsquxf595g">
+            <w:hyperlink w:history="1" r:id="rIdbvi_znczqc9ino9fa8f-m">
               <w:r>
                 <w:rPr>
                   <w:rFonts w:ascii="Arial" w:cs="Arial" w:eastAsia="Arial" w:hAnsi="Arial"/>
@@ -40985,7 +40985,7 @@
               <w:spacing w:after="10" w:before="0"/>
               <w:ind w:left="120"/>
             </w:pPr>
-            <w:hyperlink w:history="1" r:id="rIdt1lhoetdr2biioc1newgp">
+            <w:hyperlink w:history="1" r:id="rIdq4wivyjgeusplm6fsvh7h">
               <w:r>
                 <w:rPr>
                   <w:rFonts w:ascii="Arial" w:cs="Arial" w:eastAsia="Arial" w:hAnsi="Arial"/>
@@ -41030,7 +41030,7 @@
             <w:pPr>
               <w:spacing w:after="20" w:before="0"/>
             </w:pPr>
-            <w:hyperlink w:history="1" r:id="rIdybc5sbeetuy7aces-rosp">
+            <w:hyperlink w:history="1" r:id="rIds8lcani00zagtavbykm7x">
               <w:r>
                 <w:rPr>
                   <w:rFonts w:ascii="Arial" w:cs="Arial" w:eastAsia="Arial" w:hAnsi="Arial"/>
@@ -41079,7 +41079,7 @@
               <w:spacing w:after="10" w:before="0"/>
               <w:ind w:left="120"/>
             </w:pPr>
-            <w:hyperlink w:history="1" r:id="rIdcbgjhsy0dmgd16uwxmnt2">
+            <w:hyperlink w:history="1" r:id="rId9lpe8ucremydcvqfbvlaf">
               <w:r>
                 <w:rPr>
                   <w:rFonts w:ascii="Arial" w:cs="Arial" w:eastAsia="Arial" w:hAnsi="Arial"/>
@@ -41569,7 +41569,7 @@
                 <w:sz w:val="18"/>
                 <w:szCs w:val="18"/>
               </w:rPr>
-              <w:t xml:space="preserve">We explained the Carbon Paradox fully: in diamond, each carbon atom forms four strong covalent bonds in a tetrahedral arrangement (bond angle 109.5 degrees) creating a rigid three-dimensional network with no free electrons — making diamond the hardest naturally occurring substance and a perfect electrical insulator. In graphite, each carbon atom forms only three covalent bonds in a flat hexagonal arrangement (bond angle 120 degrees) and the fourth electron from each carbon is delocalised between the layers — making graphite a good electrical conductor. The layers themselves are held together only by weak Van der Waals forces, so they slide over one another easily, making graphite soft enough to write with and useful as a lubricant. The bond type determines the structure, the structure determines the properties, and the properties determine the uses — from Nairobi jewellers cutting tools to pencils used in every Kenyan classroom.</w:t>
+              <w:t xml:space="preserve">We explained the Carbon Paradox fully: in diamond, each carbon atom forms four strong covalent bonds in a tetrahedral arrangement (bond angle 109.5 degrees) creating a rigid three-dimensional network with no free electrons — making diamond the hardest naturally occurring substance and a perfect electrical insulator. In graphite, each carbon atom forms only three covalent bonds in a flat hexagonal arrangement (bond angle 120 degrees) and the fourth electron from each carbon is delocalised along each layer — making graphite a good electrical conductor. The layers themselves are held together only by weak Van der Waals forces, so they slide over one another easily, making graphite soft enough to write with and useful as a lubricant. The bond type determines the structure, the structure determines the properties, and the properties determine the uses — from Nairobi jewellers cutting tools to pencils used in every Kenyan classroom.</w:t>
             </w:r>
           </w:p>
         </w:tc>
@@ -41591,7 +41591,7 @@
         </w:rPr>
         <w:t xml:space="preserve">© 2026 SeaVuria and ARES. Aligned with KICD objectives. Developed by SeaVuria; technical implementation by ARES (with AI assistance from Claude). Licensed under </w:t>
       </w:r>
-      <w:hyperlink w:history="1" r:id="rIdeqjernsckgmmvoe26p_1j">
+      <w:hyperlink w:history="1" r:id="rIdnthifq1chomng_jgdzjum">
         <w:r>
           <w:rPr>
             <w:rFonts w:ascii="Arial" w:cs="Arial" w:eastAsia="Arial" w:hAnsi="Arial"/>
@@ -41612,7 +41612,7 @@
         </w:rPr>
         <w:t xml:space="preserve"> (</w:t>
       </w:r>
-      <w:hyperlink w:history="1" r:id="rIdh606k3uxqzj3j3ummmtcx">
+      <w:hyperlink w:history="1" r:id="rIdeq5c6ruq5pwgxdwbe5td9">
         <w:r>
           <w:rPr>
             <w:rFonts w:ascii="Arial" w:cs="Arial" w:eastAsia="Arial" w:hAnsi="Arial"/>

--- a/data/outputs/v2/Chemistry/SS1.4_Chemical_Bonding/Chemistry_Chemical_Bonding_CBE_LessonSequence.docx
+++ b/data/outputs/v2/Chemistry/SS1.4_Chemical_Bonding/Chemistry_Chemical_Bonding_CBE_LessonSequence.docx
@@ -2632,7 +2632,7 @@
         </w:rPr>
         <w:t xml:space="preserve">© 2026 SeaVuria and ARES. This work is licensed under a </w:t>
       </w:r>
-      <w:hyperlink w:history="1" r:id="rIdh6ps49mse9z5yohkhqugf">
+      <w:hyperlink w:history="1" r:id="rIdoeflj1htx9qr3bkaoybo5">
         <w:r>
           <w:rPr>
             <w:rFonts w:ascii="Arial" w:cs="Arial" w:eastAsia="Arial" w:hAnsi="Arial"/>
@@ -2652,7 +2652,7 @@
         </w:rPr>
         <w:t xml:space="preserve"> (</w:t>
       </w:r>
-      <w:hyperlink w:history="1" r:id="rIdekcxlythhbp1qbtcsmvgr">
+      <w:hyperlink w:history="1" r:id="rIdtmycfmaezc4k3ufayazls">
         <w:r>
           <w:rPr>
             <w:rFonts w:ascii="Arial" w:cs="Arial" w:eastAsia="Arial" w:hAnsi="Arial"/>
@@ -2672,7 +2672,7 @@
         </w:rPr>
         <w:t xml:space="preserve">). To view a copy of this license, visit </w:t>
       </w:r>
-      <w:hyperlink w:history="1" r:id="rIdxs19_j5wmno1ejaxt0est">
+      <w:hyperlink w:history="1" r:id="rIdx4y5a8cbcbgguv8d1pvz6">
         <w:r>
           <w:rPr>
             <w:rFonts w:ascii="Arial" w:cs="Arial" w:eastAsia="Arial" w:hAnsi="Arial"/>
@@ -3684,7 +3684,7 @@
             <w:pPr>
               <w:spacing w:after="20" w:before="0"/>
             </w:pPr>
-            <w:hyperlink w:history="1" r:id="rIdiwyw8tojealecfipn1hpr">
+            <w:hyperlink w:history="1" r:id="rIdf7-9yemcbhzj7-dsiv8be">
               <w:r>
                 <w:rPr>
                   <w:rFonts w:ascii="Arial" w:cs="Arial" w:eastAsia="Arial" w:hAnsi="Arial"/>
@@ -3717,7 +3717,7 @@
               <w:spacing w:after="10" w:before="0"/>
               <w:ind w:left="120"/>
             </w:pPr>
-            <w:hyperlink w:history="1" r:id="rIdgeryjwpcrt7i1qhn3_jpd">
+            <w:hyperlink w:history="1" r:id="rIdt30x21m6hm4l-e3mk8jrr">
               <w:r>
                 <w:rPr>
                   <w:rFonts w:ascii="Arial" w:cs="Arial" w:eastAsia="Arial" w:hAnsi="Arial"/>
@@ -3762,7 +3762,7 @@
             <w:pPr>
               <w:spacing w:after="20" w:before="0"/>
             </w:pPr>
-            <w:hyperlink w:history="1" r:id="rIdy1nf5d9vlvpwqlbjrgu_r">
+            <w:hyperlink w:history="1" r:id="rIdfn-afugnt3rsl4gcrig9a">
               <w:r>
                 <w:rPr>
                   <w:rFonts w:ascii="Arial" w:cs="Arial" w:eastAsia="Arial" w:hAnsi="Arial"/>
@@ -3811,7 +3811,7 @@
               <w:spacing w:after="10" w:before="0"/>
               <w:ind w:left="120"/>
             </w:pPr>
-            <w:hyperlink w:history="1" r:id="rIdy4hxpsm-sj0egr9ti-y_4">
+            <w:hyperlink w:history="1" r:id="rIdilknsjwh6ptpxhaii-hjf">
               <w:r>
                 <w:rPr>
                   <w:rFonts w:ascii="Arial" w:cs="Arial" w:eastAsia="Arial" w:hAnsi="Arial"/>
@@ -4006,7 +4006,7 @@
             <w:pPr>
               <w:spacing w:after="20" w:before="0"/>
             </w:pPr>
-            <w:hyperlink w:history="1" r:id="rIdulgtbmuesqo9iwbxk-xxl">
+            <w:hyperlink w:history="1" r:id="rIds5kq2a967zdahqh5zg1jj">
               <w:r>
                 <w:rPr>
                   <w:rFonts w:ascii="Arial" w:cs="Arial" w:eastAsia="Arial" w:hAnsi="Arial"/>
@@ -4039,7 +4039,7 @@
               <w:spacing w:after="10" w:before="0"/>
               <w:ind w:left="120"/>
             </w:pPr>
-            <w:hyperlink w:history="1" r:id="rId-teoy8gyetgjrvgnjg5th">
+            <w:hyperlink w:history="1" r:id="rIdkt63t_rrjor4f090nawhs">
               <w:r>
                 <w:rPr>
                   <w:rFonts w:ascii="Arial" w:cs="Arial" w:eastAsia="Arial" w:hAnsi="Arial"/>
@@ -4084,7 +4084,7 @@
             <w:pPr>
               <w:spacing w:after="20" w:before="0"/>
             </w:pPr>
-            <w:hyperlink w:history="1" r:id="rIdzcjewqvbxgidmdweewi3u">
+            <w:hyperlink w:history="1" r:id="rIduwaijmwwg4xnwdhhrvjik">
               <w:r>
                 <w:rPr>
                   <w:rFonts w:ascii="Arial" w:cs="Arial" w:eastAsia="Arial" w:hAnsi="Arial"/>
@@ -4133,7 +4133,7 @@
               <w:spacing w:after="10" w:before="0"/>
               <w:ind w:left="120"/>
             </w:pPr>
-            <w:hyperlink w:history="1" r:id="rIdqvf2eatrei1ig8_vhcapc">
+            <w:hyperlink w:history="1" r:id="rIdlcivzitosogj1timvptkk">
               <w:r>
                 <w:rPr>
                   <w:rFonts w:ascii="Arial" w:cs="Arial" w:eastAsia="Arial" w:hAnsi="Arial"/>
@@ -4328,7 +4328,7 @@
             <w:pPr>
               <w:spacing w:after="20" w:before="0"/>
             </w:pPr>
-            <w:hyperlink w:history="1" r:id="rIdetcbtxdwx-jgm_dtstfkz">
+            <w:hyperlink w:history="1" r:id="rIdgcdirmiihvw-mciowhbqf">
               <w:r>
                 <w:rPr>
                   <w:rFonts w:ascii="Arial" w:cs="Arial" w:eastAsia="Arial" w:hAnsi="Arial"/>
@@ -4377,7 +4377,7 @@
               <w:spacing w:after="10" w:before="0"/>
               <w:ind w:left="120"/>
             </w:pPr>
-            <w:hyperlink w:history="1" r:id="rIdoslgtnr_hd3vuztaa5tad">
+            <w:hyperlink w:history="1" r:id="rIdsuh18uubx59ajthcxgcki">
               <w:r>
                 <w:rPr>
                   <w:rFonts w:ascii="Arial" w:cs="Arial" w:eastAsia="Arial" w:hAnsi="Arial"/>
@@ -4422,7 +4422,7 @@
             <w:pPr>
               <w:spacing w:after="20" w:before="0"/>
             </w:pPr>
-            <w:hyperlink w:history="1" r:id="rIdtq3cohiabyap0g8zzpinw">
+            <w:hyperlink w:history="1" r:id="rIdgdteszipf1g7ljjmtpkiz">
               <w:r>
                 <w:rPr>
                   <w:rFonts w:ascii="Arial" w:cs="Arial" w:eastAsia="Arial" w:hAnsi="Arial"/>
@@ -4471,7 +4471,7 @@
               <w:spacing w:after="10" w:before="0"/>
               <w:ind w:left="120"/>
             </w:pPr>
-            <w:hyperlink w:history="1" r:id="rId0tep5qulv4m8iaacq6jmu">
+            <w:hyperlink w:history="1" r:id="rId9vzcb_ypq-b-qh2q5gvy_">
               <w:r>
                 <w:rPr>
                   <w:rFonts w:ascii="Arial" w:cs="Arial" w:eastAsia="Arial" w:hAnsi="Arial"/>
@@ -4666,7 +4666,7 @@
             <w:pPr>
               <w:spacing w:after="20" w:before="0"/>
             </w:pPr>
-            <w:hyperlink w:history="1" r:id="rIdh6t-qs0y2opxu5z0s6y97">
+            <w:hyperlink w:history="1" r:id="rId-1z42ptog8kcgphd81jw3">
               <w:r>
                 <w:rPr>
                   <w:rFonts w:ascii="Arial" w:cs="Arial" w:eastAsia="Arial" w:hAnsi="Arial"/>
@@ -4715,7 +4715,7 @@
               <w:spacing w:after="10" w:before="0"/>
               <w:ind w:left="120"/>
             </w:pPr>
-            <w:hyperlink w:history="1" r:id="rIdw0flpl-kji0lhk-pqznws">
+            <w:hyperlink w:history="1" r:id="rIddbsxjrxjjqnigelj2ghjw">
               <w:r>
                 <w:rPr>
                   <w:rFonts w:ascii="Arial" w:cs="Arial" w:eastAsia="Arial" w:hAnsi="Arial"/>
@@ -4760,7 +4760,7 @@
             <w:pPr>
               <w:spacing w:after="20" w:before="0"/>
             </w:pPr>
-            <w:hyperlink w:history="1" r:id="rIdwxjwylk8k93n7p826xbgi">
+            <w:hyperlink w:history="1" r:id="rIduptexc869so-z4dxddegn">
               <w:r>
                 <w:rPr>
                   <w:rFonts w:ascii="Arial" w:cs="Arial" w:eastAsia="Arial" w:hAnsi="Arial"/>
@@ -4809,7 +4809,7 @@
               <w:spacing w:after="10" w:before="0"/>
               <w:ind w:left="120"/>
             </w:pPr>
-            <w:hyperlink w:history="1" r:id="rIdkubieu97hdux0sjxrtnts">
+            <w:hyperlink w:history="1" r:id="rIdu7chmbiubllew2gryhzot">
               <w:r>
                 <w:rPr>
                   <w:rFonts w:ascii="Arial" w:cs="Arial" w:eastAsia="Arial" w:hAnsi="Arial"/>
@@ -5004,7 +5004,7 @@
             <w:pPr>
               <w:spacing w:after="20" w:before="0"/>
             </w:pPr>
-            <w:hyperlink w:history="1" r:id="rIdgcacixc1qqcqyq18lrlpi">
+            <w:hyperlink w:history="1" r:id="rIdccuhqr9vq0kpw9c1vanj4">
               <w:r>
                 <w:rPr>
                   <w:rFonts w:ascii="Arial" w:cs="Arial" w:eastAsia="Arial" w:hAnsi="Arial"/>
@@ -5053,7 +5053,7 @@
               <w:spacing w:after="10" w:before="0"/>
               <w:ind w:left="120"/>
             </w:pPr>
-            <w:hyperlink w:history="1" r:id="rIdobcid3ndoxjqctqvfeugr">
+            <w:hyperlink w:history="1" r:id="rIdkuvh8u4_j6-gbgwfkbz-h">
               <w:r>
                 <w:rPr>
                   <w:rFonts w:ascii="Arial" w:cs="Arial" w:eastAsia="Arial" w:hAnsi="Arial"/>
@@ -5098,7 +5098,7 @@
             <w:pPr>
               <w:spacing w:after="20" w:before="0"/>
             </w:pPr>
-            <w:hyperlink w:history="1" r:id="rId7214fftqjjhmf-vbejfpr">
+            <w:hyperlink w:history="1" r:id="rIdhjtu8f_2bev4dd76a7cxg">
               <w:r>
                 <w:rPr>
                   <w:rFonts w:ascii="Arial" w:cs="Arial" w:eastAsia="Arial" w:hAnsi="Arial"/>
@@ -5147,7 +5147,7 @@
               <w:spacing w:after="10" w:before="0"/>
               <w:ind w:left="120"/>
             </w:pPr>
-            <w:hyperlink w:history="1" r:id="rIdfmhgpzt-15dom1y6goosw">
+            <w:hyperlink w:history="1" r:id="rIddp-mltrdqi-c0inffg0u_">
               <w:r>
                 <w:rPr>
                   <w:rFonts w:ascii="Arial" w:cs="Arial" w:eastAsia="Arial" w:hAnsi="Arial"/>
@@ -5754,7 +5754,7 @@
         </w:rPr>
         <w:t xml:space="preserve">© 2026 SeaVuria and ARES. Aligned with KICD objectives. Developed by SeaVuria; technical implementation by ARES (with AI assistance from Claude). Licensed under </w:t>
       </w:r>
-      <w:hyperlink w:history="1" r:id="rIdpg5qwb7xi2ltvmnjlz2id">
+      <w:hyperlink w:history="1" r:id="rIdf-zx4k55opd3ltk_1tdcj">
         <w:r>
           <w:rPr>
             <w:rFonts w:ascii="Arial" w:cs="Arial" w:eastAsia="Arial" w:hAnsi="Arial"/>
@@ -5775,7 +5775,7 @@
         </w:rPr>
         <w:t xml:space="preserve"> (</w:t>
       </w:r>
-      <w:hyperlink w:history="1" r:id="rIdmwza1jyikvgy54kp1ncke">
+      <w:hyperlink w:history="1" r:id="rId-eglezrx82zlly90edu0u">
         <w:r>
           <w:rPr>
             <w:rFonts w:ascii="Arial" w:cs="Arial" w:eastAsia="Arial" w:hAnsi="Arial"/>
@@ -6788,7 +6788,7 @@
             <w:pPr>
               <w:spacing w:after="20" w:before="0"/>
             </w:pPr>
-            <w:hyperlink w:history="1" r:id="rIdeyelbnd2wpntlrxsbco-k">
+            <w:hyperlink w:history="1" r:id="rIdqdiz4l3ciowqcgekzyf8n">
               <w:r>
                 <w:rPr>
                   <w:rFonts w:ascii="Arial" w:cs="Arial" w:eastAsia="Arial" w:hAnsi="Arial"/>
@@ -6821,7 +6821,7 @@
               <w:spacing w:after="10" w:before="0"/>
               <w:ind w:left="120"/>
             </w:pPr>
-            <w:hyperlink w:history="1" r:id="rIdy32avvznm2gl8njawizjh">
+            <w:hyperlink w:history="1" r:id="rIdbx5_mo07yoiibvz2chgpm">
               <w:r>
                 <w:rPr>
                   <w:rFonts w:ascii="Arial" w:cs="Arial" w:eastAsia="Arial" w:hAnsi="Arial"/>
@@ -6866,7 +6866,7 @@
             <w:pPr>
               <w:spacing w:after="20" w:before="0"/>
             </w:pPr>
-            <w:hyperlink w:history="1" r:id="rId7qvggb5a1xpc5bmxzxnk_">
+            <w:hyperlink w:history="1" r:id="rId6vcvsylweblzrt3kr2n8w">
               <w:r>
                 <w:rPr>
                   <w:rFonts w:ascii="Arial" w:cs="Arial" w:eastAsia="Arial" w:hAnsi="Arial"/>
@@ -6899,7 +6899,7 @@
               <w:spacing w:after="10" w:before="0"/>
               <w:ind w:left="120"/>
             </w:pPr>
-            <w:hyperlink w:history="1" r:id="rId14agdu08o7pq7g6q30eno">
+            <w:hyperlink w:history="1" r:id="rIdysszvgv7vpzp-tkuvkta1">
               <w:r>
                 <w:rPr>
                   <w:rFonts w:ascii="Arial" w:cs="Arial" w:eastAsia="Arial" w:hAnsi="Arial"/>
@@ -7094,7 +7094,7 @@
             <w:pPr>
               <w:spacing w:after="20" w:before="0"/>
             </w:pPr>
-            <w:hyperlink w:history="1" r:id="rId-rrzfzlqpmefkzvg7yocj">
+            <w:hyperlink w:history="1" r:id="rId1i2wcqav3s-8a9ah5kmil">
               <w:r>
                 <w:rPr>
                   <w:rFonts w:ascii="Arial" w:cs="Arial" w:eastAsia="Arial" w:hAnsi="Arial"/>
@@ -7127,7 +7127,7 @@
               <w:spacing w:after="10" w:before="0"/>
               <w:ind w:left="120"/>
             </w:pPr>
-            <w:hyperlink w:history="1" r:id="rIdtefvcpvv93h4mqxbssy8n">
+            <w:hyperlink w:history="1" r:id="rIdhkc4bytc-yyhc9aomgcxj">
               <w:r>
                 <w:rPr>
                   <w:rFonts w:ascii="Arial" w:cs="Arial" w:eastAsia="Arial" w:hAnsi="Arial"/>
@@ -7172,7 +7172,7 @@
             <w:pPr>
               <w:spacing w:after="20" w:before="0"/>
             </w:pPr>
-            <w:hyperlink w:history="1" r:id="rId1yon7yqprem1uqbciyn3w">
+            <w:hyperlink w:history="1" r:id="rIdca_xu339e_tkcdmpsv4b0">
               <w:r>
                 <w:rPr>
                   <w:rFonts w:ascii="Arial" w:cs="Arial" w:eastAsia="Arial" w:hAnsi="Arial"/>
@@ -7205,7 +7205,7 @@
               <w:spacing w:after="10" w:before="0"/>
               <w:ind w:left="120"/>
             </w:pPr>
-            <w:hyperlink w:history="1" r:id="rId91ydles4gxla92ojtepnd">
+            <w:hyperlink w:history="1" r:id="rId9c7x0rhwhe76yxfk4kgpi">
               <w:r>
                 <w:rPr>
                   <w:rFonts w:ascii="Arial" w:cs="Arial" w:eastAsia="Arial" w:hAnsi="Arial"/>
@@ -7400,7 +7400,7 @@
             <w:pPr>
               <w:spacing w:after="20" w:before="0"/>
             </w:pPr>
-            <w:hyperlink w:history="1" r:id="rIdwfgwchzmxxypygr9lpfhh">
+            <w:hyperlink w:history="1" r:id="rIdwdyq6crmw5gkhifbl6u4q">
               <w:r>
                 <w:rPr>
                   <w:rFonts w:ascii="Arial" w:cs="Arial" w:eastAsia="Arial" w:hAnsi="Arial"/>
@@ -7433,7 +7433,7 @@
               <w:spacing w:after="10" w:before="0"/>
               <w:ind w:left="120"/>
             </w:pPr>
-            <w:hyperlink w:history="1" r:id="rIdfrja3kl2svdfgojfrvceq">
+            <w:hyperlink w:history="1" r:id="rIdcpekpic7w2mextgxuff4h">
               <w:r>
                 <w:rPr>
                   <w:rFonts w:ascii="Arial" w:cs="Arial" w:eastAsia="Arial" w:hAnsi="Arial"/>
@@ -7478,7 +7478,7 @@
             <w:pPr>
               <w:spacing w:after="20" w:before="0"/>
             </w:pPr>
-            <w:hyperlink w:history="1" r:id="rIdt8r1hf0r7txp1ojbqxc_c">
+            <w:hyperlink w:history="1" r:id="rIdziindvika4pbogu5krfqb">
               <w:r>
                 <w:rPr>
                   <w:rFonts w:ascii="Arial" w:cs="Arial" w:eastAsia="Arial" w:hAnsi="Arial"/>
@@ -7511,7 +7511,7 @@
               <w:spacing w:after="10" w:before="0"/>
               <w:ind w:left="120"/>
             </w:pPr>
-            <w:hyperlink w:history="1" r:id="rIdboogjsocmxpcv0cs2x6lw">
+            <w:hyperlink w:history="1" r:id="rIdhsxdp21an6knsc2teo3oh">
               <w:r>
                 <w:rPr>
                   <w:rFonts w:ascii="Arial" w:cs="Arial" w:eastAsia="Arial" w:hAnsi="Arial"/>
@@ -7706,7 +7706,7 @@
             <w:pPr>
               <w:spacing w:after="20" w:before="0"/>
             </w:pPr>
-            <w:hyperlink w:history="1" r:id="rIdbrwi5ukji4xilndehvgl7">
+            <w:hyperlink w:history="1" r:id="rIdszngsvu9es1vgq03vntum">
               <w:r>
                 <w:rPr>
                   <w:rFonts w:ascii="Arial" w:cs="Arial" w:eastAsia="Arial" w:hAnsi="Arial"/>
@@ -7739,7 +7739,7 @@
               <w:spacing w:after="10" w:before="0"/>
               <w:ind w:left="120"/>
             </w:pPr>
-            <w:hyperlink w:history="1" r:id="rIdlyvzoacgoc9vgllxxfzch">
+            <w:hyperlink w:history="1" r:id="rIduohxcnea6a62lzugxkyfb">
               <w:r>
                 <w:rPr>
                   <w:rFonts w:ascii="Arial" w:cs="Arial" w:eastAsia="Arial" w:hAnsi="Arial"/>
@@ -7784,7 +7784,7 @@
             <w:pPr>
               <w:spacing w:after="20" w:before="0"/>
             </w:pPr>
-            <w:hyperlink w:history="1" r:id="rIdkjvvon9zv_xfdq7bx3zda">
+            <w:hyperlink w:history="1" r:id="rIdaovrxo9yfixl8srim4dwv">
               <w:r>
                 <w:rPr>
                   <w:rFonts w:ascii="Arial" w:cs="Arial" w:eastAsia="Arial" w:hAnsi="Arial"/>
@@ -7817,7 +7817,7 @@
               <w:spacing w:after="10" w:before="0"/>
               <w:ind w:left="120"/>
             </w:pPr>
-            <w:hyperlink w:history="1" r:id="rIdsirfjxduncgatts1swxp_">
+            <w:hyperlink w:history="1" r:id="rIdwqzfwsqtrwv67tugb7wxk">
               <w:r>
                 <w:rPr>
                   <w:rFonts w:ascii="Arial" w:cs="Arial" w:eastAsia="Arial" w:hAnsi="Arial"/>
@@ -8012,7 +8012,7 @@
             <w:pPr>
               <w:spacing w:after="20" w:before="0"/>
             </w:pPr>
-            <w:hyperlink w:history="1" r:id="rIdfmc45czbu6otn9o6-bubt">
+            <w:hyperlink w:history="1" r:id="rIdoi_snqfvyfja3tjt3rjux">
               <w:r>
                 <w:rPr>
                   <w:rFonts w:ascii="Arial" w:cs="Arial" w:eastAsia="Arial" w:hAnsi="Arial"/>
@@ -8045,7 +8045,7 @@
               <w:spacing w:after="10" w:before="0"/>
               <w:ind w:left="120"/>
             </w:pPr>
-            <w:hyperlink w:history="1" r:id="rIdbap0ujgtigv_twg8qau5d">
+            <w:hyperlink w:history="1" r:id="rIdip7bpdmd0m0o4yl-fi2jf">
               <w:r>
                 <w:rPr>
                   <w:rFonts w:ascii="Arial" w:cs="Arial" w:eastAsia="Arial" w:hAnsi="Arial"/>
@@ -8090,7 +8090,7 @@
             <w:pPr>
               <w:spacing w:after="20" w:before="0"/>
             </w:pPr>
-            <w:hyperlink w:history="1" r:id="rIdn8eneldl8v2rofsorssph">
+            <w:hyperlink w:history="1" r:id="rIdk0k3ub0jy7v7gdroslp53">
               <w:r>
                 <w:rPr>
                   <w:rFonts w:ascii="Arial" w:cs="Arial" w:eastAsia="Arial" w:hAnsi="Arial"/>
@@ -8123,7 +8123,7 @@
               <w:spacing w:after="10" w:before="0"/>
               <w:ind w:left="120"/>
             </w:pPr>
-            <w:hyperlink w:history="1" r:id="rIdvhqjyb1bg803oj9g_1kwu">
+            <w:hyperlink w:history="1" r:id="rIdlzyxrg-sgc_bw9dh_hsrj">
               <w:r>
                 <w:rPr>
                   <w:rFonts w:ascii="Arial" w:cs="Arial" w:eastAsia="Arial" w:hAnsi="Arial"/>
@@ -8730,7 +8730,7 @@
         </w:rPr>
         <w:t xml:space="preserve">© 2026 SeaVuria and ARES. Aligned with KICD objectives. Developed by SeaVuria; technical implementation by ARES (with AI assistance from Claude). Licensed under </w:t>
       </w:r>
-      <w:hyperlink w:history="1" r:id="rIdrcbsll_cpjocic-amf4tz">
+      <w:hyperlink w:history="1" r:id="rIdj9phjxpmihp4wylbptus5">
         <w:r>
           <w:rPr>
             <w:rFonts w:ascii="Arial" w:cs="Arial" w:eastAsia="Arial" w:hAnsi="Arial"/>
@@ -8751,7 +8751,7 @@
         </w:rPr>
         <w:t xml:space="preserve"> (</w:t>
       </w:r>
-      <w:hyperlink w:history="1" r:id="rIds2gxrhttvk_y7ug4w243q">
+      <w:hyperlink w:history="1" r:id="rIdknpojjynrkgy0logpxach">
         <w:r>
           <w:rPr>
             <w:rFonts w:ascii="Arial" w:cs="Arial" w:eastAsia="Arial" w:hAnsi="Arial"/>
@@ -9764,7 +9764,7 @@
             <w:pPr>
               <w:spacing w:after="20" w:before="0"/>
             </w:pPr>
-            <w:hyperlink w:history="1" r:id="rIdqjyg1at9fdnfgje0ukkev">
+            <w:hyperlink w:history="1" r:id="rIdoei0omkp7misnastmyk0u">
               <w:r>
                 <w:rPr>
                   <w:rFonts w:ascii="Arial" w:cs="Arial" w:eastAsia="Arial" w:hAnsi="Arial"/>
@@ -9797,7 +9797,7 @@
               <w:spacing w:after="10" w:before="0"/>
               <w:ind w:left="120"/>
             </w:pPr>
-            <w:hyperlink w:history="1" r:id="rIdknqho3fpf0xplj99sgyea">
+            <w:hyperlink w:history="1" r:id="rIdxb2dbhlktp6kutnn4wobl">
               <w:r>
                 <w:rPr>
                   <w:rFonts w:ascii="Arial" w:cs="Arial" w:eastAsia="Arial" w:hAnsi="Arial"/>
@@ -9842,7 +9842,7 @@
             <w:pPr>
               <w:spacing w:after="20" w:before="0"/>
             </w:pPr>
-            <w:hyperlink w:history="1" r:id="rIdsiwh5e7wdtswblcnciawi">
+            <w:hyperlink w:history="1" r:id="rIdmscjhvgyi73zqnjbhwh_j">
               <w:r>
                 <w:rPr>
                   <w:rFonts w:ascii="Arial" w:cs="Arial" w:eastAsia="Arial" w:hAnsi="Arial"/>
@@ -9875,7 +9875,7 @@
               <w:spacing w:after="10" w:before="0"/>
               <w:ind w:left="120"/>
             </w:pPr>
-            <w:hyperlink w:history="1" r:id="rIdw2xmaenm01s4p3taeveud">
+            <w:hyperlink w:history="1" r:id="rId3zcjajkzkaetpzxea5en7">
               <w:r>
                 <w:rPr>
                   <w:rFonts w:ascii="Arial" w:cs="Arial" w:eastAsia="Arial" w:hAnsi="Arial"/>
@@ -10070,7 +10070,7 @@
             <w:pPr>
               <w:spacing w:after="20" w:before="0"/>
             </w:pPr>
-            <w:hyperlink w:history="1" r:id="rIdnykve69y4n9aipq-783qi">
+            <w:hyperlink w:history="1" r:id="rIds3oy09nbq8g8edqwv3c78">
               <w:r>
                 <w:rPr>
                   <w:rFonts w:ascii="Arial" w:cs="Arial" w:eastAsia="Arial" w:hAnsi="Arial"/>
@@ -10103,7 +10103,7 @@
               <w:spacing w:after="10" w:before="0"/>
               <w:ind w:left="120"/>
             </w:pPr>
-            <w:hyperlink w:history="1" r:id="rId16o6da95sie27rtkw6i0_">
+            <w:hyperlink w:history="1" r:id="rIdm8dsi9lvxpsv63_7klo2k">
               <w:r>
                 <w:rPr>
                   <w:rFonts w:ascii="Arial" w:cs="Arial" w:eastAsia="Arial" w:hAnsi="Arial"/>
@@ -10148,7 +10148,7 @@
             <w:pPr>
               <w:spacing w:after="20" w:before="0"/>
             </w:pPr>
-            <w:hyperlink w:history="1" r:id="rIdmnh2piexllwwddecv_1ka">
+            <w:hyperlink w:history="1" r:id="rIdl1_hzjrdhyvolqwo6ykqo">
               <w:r>
                 <w:rPr>
                   <w:rFonts w:ascii="Arial" w:cs="Arial" w:eastAsia="Arial" w:hAnsi="Arial"/>
@@ -10181,7 +10181,7 @@
               <w:spacing w:after="10" w:before="0"/>
               <w:ind w:left="120"/>
             </w:pPr>
-            <w:hyperlink w:history="1" r:id="rId344kqczfjtbwql0ytrdmj">
+            <w:hyperlink w:history="1" r:id="rId8eq-nwp_20fqf1vjs_hlw">
               <w:r>
                 <w:rPr>
                   <w:rFonts w:ascii="Arial" w:cs="Arial" w:eastAsia="Arial" w:hAnsi="Arial"/>
@@ -10376,7 +10376,7 @@
             <w:pPr>
               <w:spacing w:after="20" w:before="0"/>
             </w:pPr>
-            <w:hyperlink w:history="1" r:id="rIdkungfxmomb8znz8rgrz1p">
+            <w:hyperlink w:history="1" r:id="rIdzbjon3nrc2qrilkwvgcbr">
               <w:r>
                 <w:rPr>
                   <w:rFonts w:ascii="Arial" w:cs="Arial" w:eastAsia="Arial" w:hAnsi="Arial"/>
@@ -10409,7 +10409,7 @@
               <w:spacing w:after="10" w:before="0"/>
               <w:ind w:left="120"/>
             </w:pPr>
-            <w:hyperlink w:history="1" r:id="rIdjlqbmfwuh70rvp6o1yo-9">
+            <w:hyperlink w:history="1" r:id="rIdtbmz4zq4fkiggnamwbpvg">
               <w:r>
                 <w:rPr>
                   <w:rFonts w:ascii="Arial" w:cs="Arial" w:eastAsia="Arial" w:hAnsi="Arial"/>
@@ -10454,7 +10454,7 @@
             <w:pPr>
               <w:spacing w:after="20" w:before="0"/>
             </w:pPr>
-            <w:hyperlink w:history="1" r:id="rIdqtd-rsenihbgynjcl4bf8">
+            <w:hyperlink w:history="1" r:id="rId1e7-gir8edr4yapm1jjh8">
               <w:r>
                 <w:rPr>
                   <w:rFonts w:ascii="Arial" w:cs="Arial" w:eastAsia="Arial" w:hAnsi="Arial"/>
@@ -10487,7 +10487,7 @@
               <w:spacing w:after="10" w:before="0"/>
               <w:ind w:left="120"/>
             </w:pPr>
-            <w:hyperlink w:history="1" r:id="rId53jcw_8dtdonh5nehk2g8">
+            <w:hyperlink w:history="1" r:id="rIdjg-vgjrq-63t08qmwomia">
               <w:r>
                 <w:rPr>
                   <w:rFonts w:ascii="Arial" w:cs="Arial" w:eastAsia="Arial" w:hAnsi="Arial"/>
@@ -10682,7 +10682,7 @@
             <w:pPr>
               <w:spacing w:after="20" w:before="0"/>
             </w:pPr>
-            <w:hyperlink w:history="1" r:id="rIdcogcuokws7kzpzolxaenq">
+            <w:hyperlink w:history="1" r:id="rIdbmaafruujk1sfeymynsop">
               <w:r>
                 <w:rPr>
                   <w:rFonts w:ascii="Arial" w:cs="Arial" w:eastAsia="Arial" w:hAnsi="Arial"/>
@@ -10715,7 +10715,7 @@
               <w:spacing w:after="10" w:before="0"/>
               <w:ind w:left="120"/>
             </w:pPr>
-            <w:hyperlink w:history="1" r:id="rIduqgftevfk-qrwwwsbhe0f">
+            <w:hyperlink w:history="1" r:id="rIdbi2ivos-71tvskh-ng-ep">
               <w:r>
                 <w:rPr>
                   <w:rFonts w:ascii="Arial" w:cs="Arial" w:eastAsia="Arial" w:hAnsi="Arial"/>
@@ -10760,7 +10760,7 @@
             <w:pPr>
               <w:spacing w:after="20" w:before="0"/>
             </w:pPr>
-            <w:hyperlink w:history="1" r:id="rIddrm3c2aebvmaawd4ljqbw">
+            <w:hyperlink w:history="1" r:id="rIdh5iwgvvhqgul-kzo5qcr5">
               <w:r>
                 <w:rPr>
                   <w:rFonts w:ascii="Arial" w:cs="Arial" w:eastAsia="Arial" w:hAnsi="Arial"/>
@@ -10793,7 +10793,7 @@
               <w:spacing w:after="10" w:before="0"/>
               <w:ind w:left="120"/>
             </w:pPr>
-            <w:hyperlink w:history="1" r:id="rId8hnle2o4uaad8svzcb9jc">
+            <w:hyperlink w:history="1" r:id="rIdojcmlaouokmsls-j4gqqe">
               <w:r>
                 <w:rPr>
                   <w:rFonts w:ascii="Arial" w:cs="Arial" w:eastAsia="Arial" w:hAnsi="Arial"/>
@@ -10988,7 +10988,7 @@
             <w:pPr>
               <w:spacing w:after="20" w:before="0"/>
             </w:pPr>
-            <w:hyperlink w:history="1" r:id="rId2i4_byk3d4s7d9d5623tp">
+            <w:hyperlink w:history="1" r:id="rIdiwkb4u79ddwqjrmucajpz">
               <w:r>
                 <w:rPr>
                   <w:rFonts w:ascii="Arial" w:cs="Arial" w:eastAsia="Arial" w:hAnsi="Arial"/>
@@ -11037,7 +11037,7 @@
               <w:spacing w:after="10" w:before="0"/>
               <w:ind w:left="120"/>
             </w:pPr>
-            <w:hyperlink w:history="1" r:id="rIdk43xlugzmegoc7q4ygt-v">
+            <w:hyperlink w:history="1" r:id="rId2sasf1budkmyhg1vjmbf9">
               <w:r>
                 <w:rPr>
                   <w:rFonts w:ascii="Arial" w:cs="Arial" w:eastAsia="Arial" w:hAnsi="Arial"/>
@@ -11082,7 +11082,7 @@
             <w:pPr>
               <w:spacing w:after="20" w:before="0"/>
             </w:pPr>
-            <w:hyperlink w:history="1" r:id="rIdrmbewfhxn5ko_ewsdsxtr">
+            <w:hyperlink w:history="1" r:id="rIdgql-av3rqk-8oxvckaipd">
               <w:r>
                 <w:rPr>
                   <w:rFonts w:ascii="Arial" w:cs="Arial" w:eastAsia="Arial" w:hAnsi="Arial"/>
@@ -11115,7 +11115,7 @@
               <w:spacing w:after="10" w:before="0"/>
               <w:ind w:left="120"/>
             </w:pPr>
-            <w:hyperlink w:history="1" r:id="rIdm3c4ya4rsdguy6ww_dc4f">
+            <w:hyperlink w:history="1" r:id="rIdm6wxyxhriuhi_mopgdofw">
               <w:r>
                 <w:rPr>
                   <w:rFonts w:ascii="Arial" w:cs="Arial" w:eastAsia="Arial" w:hAnsi="Arial"/>
@@ -11741,7 +11741,7 @@
         </w:rPr>
         <w:t xml:space="preserve">© 2026 SeaVuria and ARES. Aligned with KICD objectives. Developed by SeaVuria; technical implementation by ARES (with AI assistance from Claude). Licensed under </w:t>
       </w:r>
-      <w:hyperlink w:history="1" r:id="rId597hadsfrqxbndf5toscc">
+      <w:hyperlink w:history="1" r:id="rIdszyaip5v8qawxrww_-xbl">
         <w:r>
           <w:rPr>
             <w:rFonts w:ascii="Arial" w:cs="Arial" w:eastAsia="Arial" w:hAnsi="Arial"/>
@@ -11762,7 +11762,7 @@
         </w:rPr>
         <w:t xml:space="preserve"> (</w:t>
       </w:r>
-      <w:hyperlink w:history="1" r:id="rIdfamcss6eytpqosqdqc764">
+      <w:hyperlink w:history="1" r:id="rIdnifoaygqqfzf8t0tmalp2">
         <w:r>
           <w:rPr>
             <w:rFonts w:ascii="Arial" w:cs="Arial" w:eastAsia="Arial" w:hAnsi="Arial"/>
@@ -12775,7 +12775,7 @@
             <w:pPr>
               <w:spacing w:after="20" w:before="0"/>
             </w:pPr>
-            <w:hyperlink w:history="1" r:id="rIdiey8bqmq1z613_-3iv3ua">
+            <w:hyperlink w:history="1" r:id="rIdmjbcuai4zuw57agfxiola">
               <w:r>
                 <w:rPr>
                   <w:rFonts w:ascii="Arial" w:cs="Arial" w:eastAsia="Arial" w:hAnsi="Arial"/>
@@ -12808,7 +12808,7 @@
               <w:spacing w:after="10" w:before="0"/>
               <w:ind w:left="120"/>
             </w:pPr>
-            <w:hyperlink w:history="1" r:id="rIdr61tt_ukl9ty1w_uinyrg">
+            <w:hyperlink w:history="1" r:id="rIdjghiudasxj_ed2urf0idz">
               <w:r>
                 <w:rPr>
                   <w:rFonts w:ascii="Arial" w:cs="Arial" w:eastAsia="Arial" w:hAnsi="Arial"/>
@@ -12853,7 +12853,7 @@
             <w:pPr>
               <w:spacing w:after="20" w:before="0"/>
             </w:pPr>
-            <w:hyperlink w:history="1" r:id="rIdhwu8sh4xbqgueehmkmsm_">
+            <w:hyperlink w:history="1" r:id="rIdnj1hlmldvi_0mmy7wixsm">
               <w:r>
                 <w:rPr>
                   <w:rFonts w:ascii="Arial" w:cs="Arial" w:eastAsia="Arial" w:hAnsi="Arial"/>
@@ -12886,7 +12886,7 @@
               <w:spacing w:after="10" w:before="0"/>
               <w:ind w:left="120"/>
             </w:pPr>
-            <w:hyperlink w:history="1" r:id="rIdvljltzl2l8cmuxd4gp4cl">
+            <w:hyperlink w:history="1" r:id="rIdsmw7b2zgqu0kbi7tjnilz">
               <w:r>
                 <w:rPr>
                   <w:rFonts w:ascii="Arial" w:cs="Arial" w:eastAsia="Arial" w:hAnsi="Arial"/>
@@ -13081,7 +13081,7 @@
             <w:pPr>
               <w:spacing w:after="20" w:before="0"/>
             </w:pPr>
-            <w:hyperlink w:history="1" r:id="rIdmzg6g19qk5rby-ibotgpo">
+            <w:hyperlink w:history="1" r:id="rIde0uxh05itc6rys_rq1br0">
               <w:r>
                 <w:rPr>
                   <w:rFonts w:ascii="Arial" w:cs="Arial" w:eastAsia="Arial" w:hAnsi="Arial"/>
@@ -13114,7 +13114,7 @@
               <w:spacing w:after="10" w:before="0"/>
               <w:ind w:left="120"/>
             </w:pPr>
-            <w:hyperlink w:history="1" r:id="rId1rxnjxvz1irwyg3a8zffd">
+            <w:hyperlink w:history="1" r:id="rIdtliasq2guvrrkeikyztgb">
               <w:r>
                 <w:rPr>
                   <w:rFonts w:ascii="Arial" w:cs="Arial" w:eastAsia="Arial" w:hAnsi="Arial"/>
@@ -13159,7 +13159,7 @@
             <w:pPr>
               <w:spacing w:after="20" w:before="0"/>
             </w:pPr>
-            <w:hyperlink w:history="1" r:id="rIdb1cduw6uer6uby4hlsij0">
+            <w:hyperlink w:history="1" r:id="rIdudjfwlnltvleqwtzgint9">
               <w:r>
                 <w:rPr>
                   <w:rFonts w:ascii="Arial" w:cs="Arial" w:eastAsia="Arial" w:hAnsi="Arial"/>
@@ -13192,7 +13192,7 @@
               <w:spacing w:after="10" w:before="0"/>
               <w:ind w:left="120"/>
             </w:pPr>
-            <w:hyperlink w:history="1" r:id="rIdrsrzc3auq2ehicgkgbaqq">
+            <w:hyperlink w:history="1" r:id="rIdat-r56mpkhtthkrv5jrol">
               <w:r>
                 <w:rPr>
                   <w:rFonts w:ascii="Arial" w:cs="Arial" w:eastAsia="Arial" w:hAnsi="Arial"/>
@@ -13387,7 +13387,7 @@
             <w:pPr>
               <w:spacing w:after="20" w:before="0"/>
             </w:pPr>
-            <w:hyperlink w:history="1" r:id="rIdvoxindf-hxozcd2pesz5-">
+            <w:hyperlink w:history="1" r:id="rIdwbjhaf9h7ptifmhvco7bs">
               <w:r>
                 <w:rPr>
                   <w:rFonts w:ascii="Arial" w:cs="Arial" w:eastAsia="Arial" w:hAnsi="Arial"/>
@@ -13420,7 +13420,7 @@
               <w:spacing w:after="10" w:before="0"/>
               <w:ind w:left="120"/>
             </w:pPr>
-            <w:hyperlink w:history="1" r:id="rIddbijqzh3h3h8rqjxdpzeh">
+            <w:hyperlink w:history="1" r:id="rIdhdaszjxfxlu9dwg-f_pag">
               <w:r>
                 <w:rPr>
                   <w:rFonts w:ascii="Arial" w:cs="Arial" w:eastAsia="Arial" w:hAnsi="Arial"/>
@@ -13465,7 +13465,7 @@
             <w:pPr>
               <w:spacing w:after="20" w:before="0"/>
             </w:pPr>
-            <w:hyperlink w:history="1" r:id="rIdzqtub3tuglosrekq_mfw8">
+            <w:hyperlink w:history="1" r:id="rIdazwiiz-rqk0wit4rbkedy">
               <w:r>
                 <w:rPr>
                   <w:rFonts w:ascii="Arial" w:cs="Arial" w:eastAsia="Arial" w:hAnsi="Arial"/>
@@ -13498,7 +13498,7 @@
               <w:spacing w:after="10" w:before="0"/>
               <w:ind w:left="120"/>
             </w:pPr>
-            <w:hyperlink w:history="1" r:id="rIdkwtzsfincddkrjctrfppk">
+            <w:hyperlink w:history="1" r:id="rIdhpl2qduocl1wcno6nizj_">
               <w:r>
                 <w:rPr>
                   <w:rFonts w:ascii="Arial" w:cs="Arial" w:eastAsia="Arial" w:hAnsi="Arial"/>
@@ -13693,7 +13693,7 @@
             <w:pPr>
               <w:spacing w:after="20" w:before="0"/>
             </w:pPr>
-            <w:hyperlink w:history="1" r:id="rId1gmp_gukfzejxblml6ddg">
+            <w:hyperlink w:history="1" r:id="rIdtweoeaczgrkiobogenvxk">
               <w:r>
                 <w:rPr>
                   <w:rFonts w:ascii="Arial" w:cs="Arial" w:eastAsia="Arial" w:hAnsi="Arial"/>
@@ -13726,7 +13726,7 @@
               <w:spacing w:after="10" w:before="0"/>
               <w:ind w:left="120"/>
             </w:pPr>
-            <w:hyperlink w:history="1" r:id="rIdczzueosswvfg7qpyu1gjr">
+            <w:hyperlink w:history="1" r:id="rIdqsfmr72dwffn4yvwnbcnm">
               <w:r>
                 <w:rPr>
                   <w:rFonts w:ascii="Arial" w:cs="Arial" w:eastAsia="Arial" w:hAnsi="Arial"/>
@@ -13771,7 +13771,7 @@
             <w:pPr>
               <w:spacing w:after="20" w:before="0"/>
             </w:pPr>
-            <w:hyperlink w:history="1" r:id="rIddzaiej45yhrjh5hzrg3fk">
+            <w:hyperlink w:history="1" r:id="rIdmgpmmm8hiwxwyahh6vwsm">
               <w:r>
                 <w:rPr>
                   <w:rFonts w:ascii="Arial" w:cs="Arial" w:eastAsia="Arial" w:hAnsi="Arial"/>
@@ -13804,7 +13804,7 @@
               <w:spacing w:after="10" w:before="0"/>
               <w:ind w:left="120"/>
             </w:pPr>
-            <w:hyperlink w:history="1" r:id="rIdyqy6teh4yfzjeaxtgczrx">
+            <w:hyperlink w:history="1" r:id="rIdtxxxx8eawmcag3lo9srqq">
               <w:r>
                 <w:rPr>
                   <w:rFonts w:ascii="Arial" w:cs="Arial" w:eastAsia="Arial" w:hAnsi="Arial"/>
@@ -13999,7 +13999,7 @@
             <w:pPr>
               <w:spacing w:after="20" w:before="0"/>
             </w:pPr>
-            <w:hyperlink w:history="1" r:id="rIda2-qvlzpmitw6iozff5e5">
+            <w:hyperlink w:history="1" r:id="rId99ydgsvqou9gozfcfozz2">
               <w:r>
                 <w:rPr>
                   <w:rFonts w:ascii="Arial" w:cs="Arial" w:eastAsia="Arial" w:hAnsi="Arial"/>
@@ -14032,7 +14032,7 @@
               <w:spacing w:after="10" w:before="0"/>
               <w:ind w:left="120"/>
             </w:pPr>
-            <w:hyperlink w:history="1" r:id="rIdyb5l3um3tun0ih-obaush">
+            <w:hyperlink w:history="1" r:id="rIdwhcvnjohcfob19aceo_xk">
               <w:r>
                 <w:rPr>
                   <w:rFonts w:ascii="Arial" w:cs="Arial" w:eastAsia="Arial" w:hAnsi="Arial"/>
@@ -14077,7 +14077,7 @@
             <w:pPr>
               <w:spacing w:after="20" w:before="0"/>
             </w:pPr>
-            <w:hyperlink w:history="1" r:id="rId6p-g6dqxml3sbxcp6fvqn">
+            <w:hyperlink w:history="1" r:id="rId1y4wpdllwvstxjpsqjuik">
               <w:r>
                 <w:rPr>
                   <w:rFonts w:ascii="Arial" w:cs="Arial" w:eastAsia="Arial" w:hAnsi="Arial"/>
@@ -14110,7 +14110,7 @@
               <w:spacing w:after="10" w:before="0"/>
               <w:ind w:left="120"/>
             </w:pPr>
-            <w:hyperlink w:history="1" r:id="rIdir4hq7mufu7pd9oh9kzxg">
+            <w:hyperlink w:history="1" r:id="rIdyof8qxjoyqg8xqfmbmpyn">
               <w:r>
                 <w:rPr>
                   <w:rFonts w:ascii="Arial" w:cs="Arial" w:eastAsia="Arial" w:hAnsi="Arial"/>
@@ -14622,7 +14622,7 @@
         </w:rPr>
         <w:t xml:space="preserve">© 2026 SeaVuria and ARES. Aligned with KICD objectives. Developed by SeaVuria; technical implementation by ARES (with AI assistance from Claude). Licensed under </w:t>
       </w:r>
-      <w:hyperlink w:history="1" r:id="rIducjloz50w-8xhmnwbfmju">
+      <w:hyperlink w:history="1" r:id="rIdvc292qkaaq-0hfkv2eaxy">
         <w:r>
           <w:rPr>
             <w:rFonts w:ascii="Arial" w:cs="Arial" w:eastAsia="Arial" w:hAnsi="Arial"/>
@@ -14643,7 +14643,7 @@
         </w:rPr>
         <w:t xml:space="preserve"> (</w:t>
       </w:r>
-      <w:hyperlink w:history="1" r:id="rIdowvifjc5d8f8prci75voe">
+      <w:hyperlink w:history="1" r:id="rIdcqaupumn-coikyj8htbcq">
         <w:r>
           <w:rPr>
             <w:rFonts w:ascii="Arial" w:cs="Arial" w:eastAsia="Arial" w:hAnsi="Arial"/>
@@ -15656,7 +15656,7 @@
             <w:pPr>
               <w:spacing w:after="20" w:before="0"/>
             </w:pPr>
-            <w:hyperlink w:history="1" r:id="rIduxj_bxyx80vhwqef0ymky">
+            <w:hyperlink w:history="1" r:id="rIdan4z7dm2up3qzxzuj-hvk">
               <w:r>
                 <w:rPr>
                   <w:rFonts w:ascii="Arial" w:cs="Arial" w:eastAsia="Arial" w:hAnsi="Arial"/>
@@ -15689,7 +15689,7 @@
               <w:spacing w:after="10" w:before="0"/>
               <w:ind w:left="120"/>
             </w:pPr>
-            <w:hyperlink w:history="1" r:id="rIdewhmj1phlzkmltf52fyhr">
+            <w:hyperlink w:history="1" r:id="rIdnecqsfue-0wp0isyqajzj">
               <w:r>
                 <w:rPr>
                   <w:rFonts w:ascii="Arial" w:cs="Arial" w:eastAsia="Arial" w:hAnsi="Arial"/>
@@ -15734,7 +15734,7 @@
             <w:pPr>
               <w:spacing w:after="20" w:before="0"/>
             </w:pPr>
-            <w:hyperlink w:history="1" r:id="rIdjhnnxnp4nryqz16ue_hlu">
+            <w:hyperlink w:history="1" r:id="rIdglcj-zd9jrbrtjueb-dct">
               <w:r>
                 <w:rPr>
                   <w:rFonts w:ascii="Arial" w:cs="Arial" w:eastAsia="Arial" w:hAnsi="Arial"/>
@@ -15767,7 +15767,7 @@
               <w:spacing w:after="10" w:before="0"/>
               <w:ind w:left="120"/>
             </w:pPr>
-            <w:hyperlink w:history="1" r:id="rIdurt7mdmys95hvjozgtccv">
+            <w:hyperlink w:history="1" r:id="rId6tyj4pbvii6swuwclm0j8">
               <w:r>
                 <w:rPr>
                   <w:rFonts w:ascii="Arial" w:cs="Arial" w:eastAsia="Arial" w:hAnsi="Arial"/>
@@ -15962,7 +15962,7 @@
             <w:pPr>
               <w:spacing w:after="20" w:before="0"/>
             </w:pPr>
-            <w:hyperlink w:history="1" r:id="rIdaphleeq6_zpa-ed9igeuq">
+            <w:hyperlink w:history="1" r:id="rIdohrqeldn6pvqsfpgr5fcc">
               <w:r>
                 <w:rPr>
                   <w:rFonts w:ascii="Arial" w:cs="Arial" w:eastAsia="Arial" w:hAnsi="Arial"/>
@@ -15995,7 +15995,7 @@
               <w:spacing w:after="10" w:before="0"/>
               <w:ind w:left="120"/>
             </w:pPr>
-            <w:hyperlink w:history="1" r:id="rIdhrro-nlly-lgr3gxnyupl">
+            <w:hyperlink w:history="1" r:id="rIdqpvlj4gwwt7fvptpwx-mt">
               <w:r>
                 <w:rPr>
                   <w:rFonts w:ascii="Arial" w:cs="Arial" w:eastAsia="Arial" w:hAnsi="Arial"/>
@@ -16040,7 +16040,7 @@
             <w:pPr>
               <w:spacing w:after="20" w:before="0"/>
             </w:pPr>
-            <w:hyperlink w:history="1" r:id="rIdkgx2u7yrmqncatbc-ue_4">
+            <w:hyperlink w:history="1" r:id="rId1-hysqptbenssipcxehpm">
               <w:r>
                 <w:rPr>
                   <w:rFonts w:ascii="Arial" w:cs="Arial" w:eastAsia="Arial" w:hAnsi="Arial"/>
@@ -16073,7 +16073,7 @@
               <w:spacing w:after="10" w:before="0"/>
               <w:ind w:left="120"/>
             </w:pPr>
-            <w:hyperlink w:history="1" r:id="rId2xykzljmqntivpidvrowh">
+            <w:hyperlink w:history="1" r:id="rIdenyu0vp-csexvedhjba9e">
               <w:r>
                 <w:rPr>
                   <w:rFonts w:ascii="Arial" w:cs="Arial" w:eastAsia="Arial" w:hAnsi="Arial"/>
@@ -16268,7 +16268,7 @@
             <w:pPr>
               <w:spacing w:after="20" w:before="0"/>
             </w:pPr>
-            <w:hyperlink w:history="1" r:id="rId2y04pfbxe5f8zq_xjcwn5">
+            <w:hyperlink w:history="1" r:id="rIdw-kh3jlfosy0-bplkebxs">
               <w:r>
                 <w:rPr>
                   <w:rFonts w:ascii="Arial" w:cs="Arial" w:eastAsia="Arial" w:hAnsi="Arial"/>
@@ -16317,7 +16317,7 @@
               <w:spacing w:after="10" w:before="0"/>
               <w:ind w:left="120"/>
             </w:pPr>
-            <w:hyperlink w:history="1" r:id="rIdekbrdmqkyvgqvxmqhn8mp">
+            <w:hyperlink w:history="1" r:id="rIdjngwr4xfovmjsmncvzrl6">
               <w:r>
                 <w:rPr>
                   <w:rFonts w:ascii="Arial" w:cs="Arial" w:eastAsia="Arial" w:hAnsi="Arial"/>
@@ -16362,7 +16362,7 @@
             <w:pPr>
               <w:spacing w:after="20" w:before="0"/>
             </w:pPr>
-            <w:hyperlink w:history="1" r:id="rId5h0uxidw93ihrsesthn_z">
+            <w:hyperlink w:history="1" r:id="rId7bkmtro5qt7vsca1efesm">
               <w:r>
                 <w:rPr>
                   <w:rFonts w:ascii="Arial" w:cs="Arial" w:eastAsia="Arial" w:hAnsi="Arial"/>
@@ -16395,7 +16395,7 @@
               <w:spacing w:after="10" w:before="0"/>
               <w:ind w:left="120"/>
             </w:pPr>
-            <w:hyperlink w:history="1" r:id="rIdscwerblaw8ashf-udvwb9">
+            <w:hyperlink w:history="1" r:id="rIdfjfkrwecm1-u9g8xjwgie">
               <w:r>
                 <w:rPr>
                   <w:rFonts w:ascii="Arial" w:cs="Arial" w:eastAsia="Arial" w:hAnsi="Arial"/>
@@ -16590,7 +16590,7 @@
             <w:pPr>
               <w:spacing w:after="20" w:before="0"/>
             </w:pPr>
-            <w:hyperlink w:history="1" r:id="rIdsejlalsrq2xr5sqie401e">
+            <w:hyperlink w:history="1" r:id="rIdsv8ipkcs0jxnneqtca2mf">
               <w:r>
                 <w:rPr>
                   <w:rFonts w:ascii="Arial" w:cs="Arial" w:eastAsia="Arial" w:hAnsi="Arial"/>
@@ -16639,7 +16639,7 @@
               <w:spacing w:after="10" w:before="0"/>
               <w:ind w:left="120"/>
             </w:pPr>
-            <w:hyperlink w:history="1" r:id="rIdewrxz0siklnvbewybzsn_">
+            <w:hyperlink w:history="1" r:id="rIdaumdfgxdzv9w5kowpmd4i">
               <w:r>
                 <w:rPr>
                   <w:rFonts w:ascii="Arial" w:cs="Arial" w:eastAsia="Arial" w:hAnsi="Arial"/>
@@ -16684,7 +16684,7 @@
             <w:pPr>
               <w:spacing w:after="20" w:before="0"/>
             </w:pPr>
-            <w:hyperlink w:history="1" r:id="rIdfeyibugrtgrucgci6mdtc">
+            <w:hyperlink w:history="1" r:id="rIdouzp5j5z6tggsvltq3wy5">
               <w:r>
                 <w:rPr>
                   <w:rFonts w:ascii="Arial" w:cs="Arial" w:eastAsia="Arial" w:hAnsi="Arial"/>
@@ -16717,7 +16717,7 @@
               <w:spacing w:after="10" w:before="0"/>
               <w:ind w:left="120"/>
             </w:pPr>
-            <w:hyperlink w:history="1" r:id="rIdkdioowdugszxumk14hrtc">
+            <w:hyperlink w:history="1" r:id="rIdc9sz8kajwfd67m90d3cp8">
               <w:r>
                 <w:rPr>
                   <w:rFonts w:ascii="Arial" w:cs="Arial" w:eastAsia="Arial" w:hAnsi="Arial"/>
@@ -16912,7 +16912,7 @@
             <w:pPr>
               <w:spacing w:after="20" w:before="0"/>
             </w:pPr>
-            <w:hyperlink w:history="1" r:id="rIdretivm4e5xupygepewkgn">
+            <w:hyperlink w:history="1" r:id="rIdpcimv4sdflo-kk7-xivgj">
               <w:r>
                 <w:rPr>
                   <w:rFonts w:ascii="Arial" w:cs="Arial" w:eastAsia="Arial" w:hAnsi="Arial"/>
@@ -16961,7 +16961,7 @@
               <w:spacing w:after="10" w:before="0"/>
               <w:ind w:left="120"/>
             </w:pPr>
-            <w:hyperlink w:history="1" r:id="rIdi75uumr4oui_kbcmx-iz9">
+            <w:hyperlink w:history="1" r:id="rIdtw_kha3n6wcz3fz6huxbg">
               <w:r>
                 <w:rPr>
                   <w:rFonts w:ascii="Arial" w:cs="Arial" w:eastAsia="Arial" w:hAnsi="Arial"/>
@@ -17006,7 +17006,7 @@
             <w:pPr>
               <w:spacing w:after="20" w:before="0"/>
             </w:pPr>
-            <w:hyperlink w:history="1" r:id="rId8fr4-qio_rzusiryccyau">
+            <w:hyperlink w:history="1" r:id="rIdtkxwm67be2lhcfoyczpc5">
               <w:r>
                 <w:rPr>
                   <w:rFonts w:ascii="Arial" w:cs="Arial" w:eastAsia="Arial" w:hAnsi="Arial"/>
@@ -17039,7 +17039,7 @@
               <w:spacing w:after="10" w:before="0"/>
               <w:ind w:left="120"/>
             </w:pPr>
-            <w:hyperlink w:history="1" r:id="rIdwj0ove714rfq8aqll2up0">
+            <w:hyperlink w:history="1" r:id="rIdbjvaf220jpkj6nfktltyp">
               <w:r>
                 <w:rPr>
                   <w:rFonts w:ascii="Arial" w:cs="Arial" w:eastAsia="Arial" w:hAnsi="Arial"/>
@@ -17551,7 +17551,7 @@
         </w:rPr>
         <w:t xml:space="preserve">© 2026 SeaVuria and ARES. Aligned with KICD objectives. Developed by SeaVuria; technical implementation by ARES (with AI assistance from Claude). Licensed under </w:t>
       </w:r>
-      <w:hyperlink w:history="1" r:id="rIduq8up3clpgzbfoaov42ep">
+      <w:hyperlink w:history="1" r:id="rIdzbpdfdb6kf2v2lisvzd2q">
         <w:r>
           <w:rPr>
             <w:rFonts w:ascii="Arial" w:cs="Arial" w:eastAsia="Arial" w:hAnsi="Arial"/>
@@ -17572,7 +17572,7 @@
         </w:rPr>
         <w:t xml:space="preserve"> (</w:t>
       </w:r>
-      <w:hyperlink w:history="1" r:id="rIdmapoees0cdcezhqbyxqcb">
+      <w:hyperlink w:history="1" r:id="rIdauqugzddqmi2qmwibnil0">
         <w:r>
           <w:rPr>
             <w:rFonts w:ascii="Arial" w:cs="Arial" w:eastAsia="Arial" w:hAnsi="Arial"/>
@@ -18585,7 +18585,7 @@
             <w:pPr>
               <w:spacing w:after="20" w:before="0"/>
             </w:pPr>
-            <w:hyperlink w:history="1" r:id="rIdxlfmh8624novcnzwnw6ic">
+            <w:hyperlink w:history="1" r:id="rIdgsihzwajvlzhkhlezk20p">
               <w:r>
                 <w:rPr>
                   <w:rFonts w:ascii="Arial" w:cs="Arial" w:eastAsia="Arial" w:hAnsi="Arial"/>
@@ -18618,7 +18618,7 @@
               <w:spacing w:after="10" w:before="0"/>
               <w:ind w:left="120"/>
             </w:pPr>
-            <w:hyperlink w:history="1" r:id="rIdym_lvgqe3wixrnyxduea6">
+            <w:hyperlink w:history="1" r:id="rIdawewn8lppxniurczzadtu">
               <w:r>
                 <w:rPr>
                   <w:rFonts w:ascii="Arial" w:cs="Arial" w:eastAsia="Arial" w:hAnsi="Arial"/>
@@ -18663,7 +18663,7 @@
             <w:pPr>
               <w:spacing w:after="20" w:before="0"/>
             </w:pPr>
-            <w:hyperlink w:history="1" r:id="rIdjobxzd8xlsuzmhf0gdovi">
+            <w:hyperlink w:history="1" r:id="rIdbcoc5w9rcx1se_hpiob3e">
               <w:r>
                 <w:rPr>
                   <w:rFonts w:ascii="Arial" w:cs="Arial" w:eastAsia="Arial" w:hAnsi="Arial"/>
@@ -18696,7 +18696,7 @@
               <w:spacing w:after="10" w:before="0"/>
               <w:ind w:left="120"/>
             </w:pPr>
-            <w:hyperlink w:history="1" r:id="rIdk1jtchbbpf4b41enuo0sf">
+            <w:hyperlink w:history="1" r:id="rIdy9wflcmxmgz1gzxqhd6dd">
               <w:r>
                 <w:rPr>
                   <w:rFonts w:ascii="Arial" w:cs="Arial" w:eastAsia="Arial" w:hAnsi="Arial"/>
@@ -18891,7 +18891,7 @@
             <w:pPr>
               <w:spacing w:after="20" w:before="0"/>
             </w:pPr>
-            <w:hyperlink w:history="1" r:id="rId58pxpeczpmyi8ymctjfzg">
+            <w:hyperlink w:history="1" r:id="rIdzwg4oj7jnlsr_i7lxkou8">
               <w:r>
                 <w:rPr>
                   <w:rFonts w:ascii="Arial" w:cs="Arial" w:eastAsia="Arial" w:hAnsi="Arial"/>
@@ -18924,7 +18924,7 @@
               <w:spacing w:after="10" w:before="0"/>
               <w:ind w:left="120"/>
             </w:pPr>
-            <w:hyperlink w:history="1" r:id="rIdomkefp0ae7jeu-klmf0mj">
+            <w:hyperlink w:history="1" r:id="rIdtwryvzurckv79mrdgmzk9">
               <w:r>
                 <w:rPr>
                   <w:rFonts w:ascii="Arial" w:cs="Arial" w:eastAsia="Arial" w:hAnsi="Arial"/>
@@ -18969,7 +18969,7 @@
             <w:pPr>
               <w:spacing w:after="20" w:before="0"/>
             </w:pPr>
-            <w:hyperlink w:history="1" r:id="rIdjzxi9iidxwqnntw3i4tth">
+            <w:hyperlink w:history="1" r:id="rIdrhbgady8uuif36f5x-oon">
               <w:r>
                 <w:rPr>
                   <w:rFonts w:ascii="Arial" w:cs="Arial" w:eastAsia="Arial" w:hAnsi="Arial"/>
@@ -19002,7 +19002,7 @@
               <w:spacing w:after="10" w:before="0"/>
               <w:ind w:left="120"/>
             </w:pPr>
-            <w:hyperlink w:history="1" r:id="rIduoutvtcppqgjzl544ejzd">
+            <w:hyperlink w:history="1" r:id="rIdi5lt070oggpmdfcrz-ee5">
               <w:r>
                 <w:rPr>
                   <w:rFonts w:ascii="Arial" w:cs="Arial" w:eastAsia="Arial" w:hAnsi="Arial"/>
@@ -19197,7 +19197,7 @@
             <w:pPr>
               <w:spacing w:after="20" w:before="0"/>
             </w:pPr>
-            <w:hyperlink w:history="1" r:id="rIdhjnnwlxoyxwpbz7alplzm">
+            <w:hyperlink w:history="1" r:id="rIdbpxrwirytxni0dabahllc">
               <w:r>
                 <w:rPr>
                   <w:rFonts w:ascii="Arial" w:cs="Arial" w:eastAsia="Arial" w:hAnsi="Arial"/>
@@ -19230,7 +19230,7 @@
               <w:spacing w:after="10" w:before="0"/>
               <w:ind w:left="120"/>
             </w:pPr>
-            <w:hyperlink w:history="1" r:id="rId3rms4g5la6r4zzukjj_-w">
+            <w:hyperlink w:history="1" r:id="rIdjusofklnlzhbg1g4bylpv">
               <w:r>
                 <w:rPr>
                   <w:rFonts w:ascii="Arial" w:cs="Arial" w:eastAsia="Arial" w:hAnsi="Arial"/>
@@ -19275,7 +19275,7 @@
             <w:pPr>
               <w:spacing w:after="20" w:before="0"/>
             </w:pPr>
-            <w:hyperlink w:history="1" r:id="rIdlz3dgtn83f9dubfqnhlr9">
+            <w:hyperlink w:history="1" r:id="rIdc8kk0footsg4sruktldod">
               <w:r>
                 <w:rPr>
                   <w:rFonts w:ascii="Arial" w:cs="Arial" w:eastAsia="Arial" w:hAnsi="Arial"/>
@@ -19308,7 +19308,7 @@
               <w:spacing w:after="10" w:before="0"/>
               <w:ind w:left="120"/>
             </w:pPr>
-            <w:hyperlink w:history="1" r:id="rIdzl2iyjw8gqgcqv4z3k9bk">
+            <w:hyperlink w:history="1" r:id="rIdcii-e3r2hpjxk6ar5uwxw">
               <w:r>
                 <w:rPr>
                   <w:rFonts w:ascii="Arial" w:cs="Arial" w:eastAsia="Arial" w:hAnsi="Arial"/>
@@ -19503,7 +19503,7 @@
             <w:pPr>
               <w:spacing w:after="20" w:before="0"/>
             </w:pPr>
-            <w:hyperlink w:history="1" r:id="rIdc16_ngahegerhwagwimh9">
+            <w:hyperlink w:history="1" r:id="rIdirvjfjoq20qz0ap9fti9q">
               <w:r>
                 <w:rPr>
                   <w:rFonts w:ascii="Arial" w:cs="Arial" w:eastAsia="Arial" w:hAnsi="Arial"/>
@@ -19536,7 +19536,7 @@
               <w:spacing w:after="10" w:before="0"/>
               <w:ind w:left="120"/>
             </w:pPr>
-            <w:hyperlink w:history="1" r:id="rIdo64sunzvu0wxu3w3optxv">
+            <w:hyperlink w:history="1" r:id="rId8bhp4x_ecqk7km_w6jr0q">
               <w:r>
                 <w:rPr>
                   <w:rFonts w:ascii="Arial" w:cs="Arial" w:eastAsia="Arial" w:hAnsi="Arial"/>
@@ -19581,7 +19581,7 @@
             <w:pPr>
               <w:spacing w:after="20" w:before="0"/>
             </w:pPr>
-            <w:hyperlink w:history="1" r:id="rIdwcibgjna4miws4y-cza0z">
+            <w:hyperlink w:history="1" r:id="rIdgub4s6t5-ne9nl3y3u8oz">
               <w:r>
                 <w:rPr>
                   <w:rFonts w:ascii="Arial" w:cs="Arial" w:eastAsia="Arial" w:hAnsi="Arial"/>
@@ -19614,7 +19614,7 @@
               <w:spacing w:after="10" w:before="0"/>
               <w:ind w:left="120"/>
             </w:pPr>
-            <w:hyperlink w:history="1" r:id="rId6b-d-9estfxs3qiaethbi">
+            <w:hyperlink w:history="1" r:id="rIddha9yqhwenzqbx31cqeq7">
               <w:r>
                 <w:rPr>
                   <w:rFonts w:ascii="Arial" w:cs="Arial" w:eastAsia="Arial" w:hAnsi="Arial"/>
@@ -19809,7 +19809,7 @@
             <w:pPr>
               <w:spacing w:after="20" w:before="0"/>
             </w:pPr>
-            <w:hyperlink w:history="1" r:id="rIdlmaohzsmoemcejev5g1xx">
+            <w:hyperlink w:history="1" r:id="rIdrgimjrfhe-zp1bdee7ogn">
               <w:r>
                 <w:rPr>
                   <w:rFonts w:ascii="Arial" w:cs="Arial" w:eastAsia="Arial" w:hAnsi="Arial"/>
@@ -19858,7 +19858,7 @@
               <w:spacing w:after="10" w:before="0"/>
               <w:ind w:left="120"/>
             </w:pPr>
-            <w:hyperlink w:history="1" r:id="rId02uyihmzrtk3kwuqnelcy">
+            <w:hyperlink w:history="1" r:id="rIdvkaj8supbodirqusp56as">
               <w:r>
                 <w:rPr>
                   <w:rFonts w:ascii="Arial" w:cs="Arial" w:eastAsia="Arial" w:hAnsi="Arial"/>
@@ -19903,7 +19903,7 @@
             <w:pPr>
               <w:spacing w:after="20" w:before="0"/>
             </w:pPr>
-            <w:hyperlink w:history="1" r:id="rIdmqf9icrsswxvemdnm5d-5">
+            <w:hyperlink w:history="1" r:id="rIdv4cpgofg8zi7fzmxrcjn3">
               <w:r>
                 <w:rPr>
                   <w:rFonts w:ascii="Arial" w:cs="Arial" w:eastAsia="Arial" w:hAnsi="Arial"/>
@@ -19936,7 +19936,7 @@
               <w:spacing w:after="10" w:before="0"/>
               <w:ind w:left="120"/>
             </w:pPr>
-            <w:hyperlink w:history="1" r:id="rIdl7lfte4tnbxq_lgmlzhpq">
+            <w:hyperlink w:history="1" r:id="rIdeeo99o0ben14dgwkaoi-p">
               <w:r>
                 <w:rPr>
                   <w:rFonts w:ascii="Arial" w:cs="Arial" w:eastAsia="Arial" w:hAnsi="Arial"/>
@@ -20448,7 +20448,7 @@
         </w:rPr>
         <w:t xml:space="preserve">© 2026 SeaVuria and ARES. Aligned with KICD objectives. Developed by SeaVuria; technical implementation by ARES (with AI assistance from Claude). Licensed under </w:t>
       </w:r>
-      <w:hyperlink w:history="1" r:id="rIdyzojfeqcrniahyzlojj6x">
+      <w:hyperlink w:history="1" r:id="rIdbwtdzdxcnlrnyjtu-jadx">
         <w:r>
           <w:rPr>
             <w:rFonts w:ascii="Arial" w:cs="Arial" w:eastAsia="Arial" w:hAnsi="Arial"/>
@@ -20469,7 +20469,7 @@
         </w:rPr>
         <w:t xml:space="preserve"> (</w:t>
       </w:r>
-      <w:hyperlink w:history="1" r:id="rIdiwd2v0jrhmqncivxedgsj">
+      <w:hyperlink w:history="1" r:id="rIdxdioeupsn_i1yglgfmneh">
         <w:r>
           <w:rPr>
             <w:rFonts w:ascii="Arial" w:cs="Arial" w:eastAsia="Arial" w:hAnsi="Arial"/>
@@ -21482,7 +21482,7 @@
             <w:pPr>
               <w:spacing w:after="20" w:before="0"/>
             </w:pPr>
-            <w:hyperlink w:history="1" r:id="rIdm7hlbagulv9ruleqd3mul">
+            <w:hyperlink w:history="1" r:id="rIdzxiclpjdgtc0tpuq_mqii">
               <w:r>
                 <w:rPr>
                   <w:rFonts w:ascii="Arial" w:cs="Arial" w:eastAsia="Arial" w:hAnsi="Arial"/>
@@ -21515,7 +21515,7 @@
               <w:spacing w:after="10" w:before="0"/>
               <w:ind w:left="120"/>
             </w:pPr>
-            <w:hyperlink w:history="1" r:id="rIdon1oklg9h15jihxp9bwzj">
+            <w:hyperlink w:history="1" r:id="rIdbtux_sqfljkabrkuqcesi">
               <w:r>
                 <w:rPr>
                   <w:rFonts w:ascii="Arial" w:cs="Arial" w:eastAsia="Arial" w:hAnsi="Arial"/>
@@ -21560,7 +21560,7 @@
             <w:pPr>
               <w:spacing w:after="20" w:before="0"/>
             </w:pPr>
-            <w:hyperlink w:history="1" r:id="rIdrvxpicmkzm9kdqlnf-wm5">
+            <w:hyperlink w:history="1" r:id="rIdkv1k3cb9pu1ktxzt3szff">
               <w:r>
                 <w:rPr>
                   <w:rFonts w:ascii="Arial" w:cs="Arial" w:eastAsia="Arial" w:hAnsi="Arial"/>
@@ -21609,7 +21609,7 @@
               <w:spacing w:after="10" w:before="0"/>
               <w:ind w:left="120"/>
             </w:pPr>
-            <w:hyperlink w:history="1" r:id="rId8jp0cisy0klga2ds43mmk">
+            <w:hyperlink w:history="1" r:id="rIdwffemc8m5s8hchb4-cptk">
               <w:r>
                 <w:rPr>
                   <w:rFonts w:ascii="Arial" w:cs="Arial" w:eastAsia="Arial" w:hAnsi="Arial"/>
@@ -21899,7 +21899,7 @@
             <w:pPr>
               <w:spacing w:after="20" w:before="0"/>
             </w:pPr>
-            <w:hyperlink w:history="1" r:id="rIdby9cfxzf_zcw0tivq5_ec">
+            <w:hyperlink w:history="1" r:id="rIdovwnv_ppkilh86feqh_3p">
               <w:r>
                 <w:rPr>
                   <w:rFonts w:ascii="Arial" w:cs="Arial" w:eastAsia="Arial" w:hAnsi="Arial"/>
@@ -21932,7 +21932,7 @@
               <w:spacing w:after="10" w:before="0"/>
               <w:ind w:left="120"/>
             </w:pPr>
-            <w:hyperlink w:history="1" r:id="rIdksfqldpaoazveflp_arbf">
+            <w:hyperlink w:history="1" r:id="rIdjl7jjuppkft6bputhfu21">
               <w:r>
                 <w:rPr>
                   <w:rFonts w:ascii="Arial" w:cs="Arial" w:eastAsia="Arial" w:hAnsi="Arial"/>
@@ -21977,7 +21977,7 @@
             <w:pPr>
               <w:spacing w:after="20" w:before="0"/>
             </w:pPr>
-            <w:hyperlink w:history="1" r:id="rIdzwlvykrruin5lzyldjlbo">
+            <w:hyperlink w:history="1" r:id="rIdb_mndsbl1l9cljtcqpw1d">
               <w:r>
                 <w:rPr>
                   <w:rFonts w:ascii="Arial" w:cs="Arial" w:eastAsia="Arial" w:hAnsi="Arial"/>
@@ -22026,7 +22026,7 @@
               <w:spacing w:after="10" w:before="0"/>
               <w:ind w:left="120"/>
             </w:pPr>
-            <w:hyperlink w:history="1" r:id="rIdsswu6evxbknnkzopbhzuf">
+            <w:hyperlink w:history="1" r:id="rIdvn3r_wznh5dz1akbvtxd1">
               <w:r>
                 <w:rPr>
                   <w:rFonts w:ascii="Arial" w:cs="Arial" w:eastAsia="Arial" w:hAnsi="Arial"/>
@@ -22354,7 +22354,7 @@
             <w:pPr>
               <w:spacing w:after="20" w:before="0"/>
             </w:pPr>
-            <w:hyperlink w:history="1" r:id="rIdrpr_mpb5abhy2k_orm2h5">
+            <w:hyperlink w:history="1" r:id="rIdyneyenh1efap14oytzug-">
               <w:r>
                 <w:rPr>
                   <w:rFonts w:ascii="Arial" w:cs="Arial" w:eastAsia="Arial" w:hAnsi="Arial"/>
@@ -22403,7 +22403,7 @@
               <w:spacing w:after="10" w:before="0"/>
               <w:ind w:left="120"/>
             </w:pPr>
-            <w:hyperlink w:history="1" r:id="rIdidpnqifsvnd5snesdyiys">
+            <w:hyperlink w:history="1" r:id="rIdfqrdpecmmecx3cwohxprt">
               <w:r>
                 <w:rPr>
                   <w:rFonts w:ascii="Arial" w:cs="Arial" w:eastAsia="Arial" w:hAnsi="Arial"/>
@@ -22448,7 +22448,7 @@
             <w:pPr>
               <w:spacing w:after="20" w:before="0"/>
             </w:pPr>
-            <w:hyperlink w:history="1" r:id="rIdrhygqdx7d2rrybajpzhon">
+            <w:hyperlink w:history="1" r:id="rIdlqcfl4dgwpzcyaq1nrwcs">
               <w:r>
                 <w:rPr>
                   <w:rFonts w:ascii="Arial" w:cs="Arial" w:eastAsia="Arial" w:hAnsi="Arial"/>
@@ -22497,7 +22497,7 @@
               <w:spacing w:after="10" w:before="0"/>
               <w:ind w:left="120"/>
             </w:pPr>
-            <w:hyperlink w:history="1" r:id="rIdbiq0cjytc2nlxbx2jnyke">
+            <w:hyperlink w:history="1" r:id="rIdkrjn43jmv2nyouv-duvlx">
               <w:r>
                 <w:rPr>
                   <w:rFonts w:ascii="Arial" w:cs="Arial" w:eastAsia="Arial" w:hAnsi="Arial"/>
@@ -22787,7 +22787,7 @@
             <w:pPr>
               <w:spacing w:after="20" w:before="0"/>
             </w:pPr>
-            <w:hyperlink w:history="1" r:id="rIdchfwouulukfnfhmwqx1z7">
+            <w:hyperlink w:history="1" r:id="rId-0spqt7sfmnqu93xmixja">
               <w:r>
                 <w:rPr>
                   <w:rFonts w:ascii="Arial" w:cs="Arial" w:eastAsia="Arial" w:hAnsi="Arial"/>
@@ -22836,7 +22836,7 @@
               <w:spacing w:after="10" w:before="0"/>
               <w:ind w:left="120"/>
             </w:pPr>
-            <w:hyperlink w:history="1" r:id="rIdwqdszz4e2aetafhhgq8bx">
+            <w:hyperlink w:history="1" r:id="rIdlfibinnzmk3eouqr1bogl">
               <w:r>
                 <w:rPr>
                   <w:rFonts w:ascii="Arial" w:cs="Arial" w:eastAsia="Arial" w:hAnsi="Arial"/>
@@ -22881,7 +22881,7 @@
             <w:pPr>
               <w:spacing w:after="20" w:before="0"/>
             </w:pPr>
-            <w:hyperlink w:history="1" r:id="rIdd44igoicu0gz7a1_rpjrh">
+            <w:hyperlink w:history="1" r:id="rId5qq50alhxyntv4rjpp08v">
               <w:r>
                 <w:rPr>
                   <w:rFonts w:ascii="Arial" w:cs="Arial" w:eastAsia="Arial" w:hAnsi="Arial"/>
@@ -22930,7 +22930,7 @@
               <w:spacing w:after="10" w:before="0"/>
               <w:ind w:left="120"/>
             </w:pPr>
-            <w:hyperlink w:history="1" r:id="rIdkdgwrzvrsteqpvpf8yrvs">
+            <w:hyperlink w:history="1" r:id="rIdm0zeik1m9tezlpgm602vj">
               <w:r>
                 <w:rPr>
                   <w:rFonts w:ascii="Arial" w:cs="Arial" w:eastAsia="Arial" w:hAnsi="Arial"/>
@@ -23182,7 +23182,7 @@
             <w:pPr>
               <w:spacing w:after="20" w:before="0"/>
             </w:pPr>
-            <w:hyperlink w:history="1" r:id="rIdldk3mzkms3_mvi64ujkf0">
+            <w:hyperlink w:history="1" r:id="rIda7gbskthndsxfkskrqskx">
               <w:r>
                 <w:rPr>
                   <w:rFonts w:ascii="Arial" w:cs="Arial" w:eastAsia="Arial" w:hAnsi="Arial"/>
@@ -23231,7 +23231,7 @@
               <w:spacing w:after="10" w:before="0"/>
               <w:ind w:left="120"/>
             </w:pPr>
-            <w:hyperlink w:history="1" r:id="rId_3knme4-4igy3j4tzfxzh">
+            <w:hyperlink w:history="1" r:id="rIdqupvzbjoafwufc_icr1t-">
               <w:r>
                 <w:rPr>
                   <w:rFonts w:ascii="Arial" w:cs="Arial" w:eastAsia="Arial" w:hAnsi="Arial"/>
@@ -23276,7 +23276,7 @@
             <w:pPr>
               <w:spacing w:after="20" w:before="0"/>
             </w:pPr>
-            <w:hyperlink w:history="1" r:id="rId7vikvdm7awdbwe4mgtrah">
+            <w:hyperlink w:history="1" r:id="rIdwnyq6sji_oaz4zw9ebhkx">
               <w:r>
                 <w:rPr>
                   <w:rFonts w:ascii="Arial" w:cs="Arial" w:eastAsia="Arial" w:hAnsi="Arial"/>
@@ -23325,7 +23325,7 @@
               <w:spacing w:after="10" w:before="0"/>
               <w:ind w:left="120"/>
             </w:pPr>
-            <w:hyperlink w:history="1" r:id="rIdxulbbfhze4l7xkqmmnbyf">
+            <w:hyperlink w:history="1" r:id="rId53v1lyfuefojjqqww08bf">
               <w:r>
                 <w:rPr>
                   <w:rFonts w:ascii="Arial" w:cs="Arial" w:eastAsia="Arial" w:hAnsi="Arial"/>
@@ -24027,7 +24027,7 @@
         </w:rPr>
         <w:t xml:space="preserve">© 2026 SeaVuria and ARES. Aligned with KICD objectives. Developed by SeaVuria; technical implementation by ARES (with AI assistance from Claude). Licensed under </w:t>
       </w:r>
-      <w:hyperlink w:history="1" r:id="rIdlhwviu7rxsrgndx2um1hw">
+      <w:hyperlink w:history="1" r:id="rIdq6aytpwembjoqvpm6uwdv">
         <w:r>
           <w:rPr>
             <w:rFonts w:ascii="Arial" w:cs="Arial" w:eastAsia="Arial" w:hAnsi="Arial"/>
@@ -24048,7 +24048,7 @@
         </w:rPr>
         <w:t xml:space="preserve"> (</w:t>
       </w:r>
-      <w:hyperlink w:history="1" r:id="rIditn_3dh1q4nme3embptvz">
+      <w:hyperlink w:history="1" r:id="rIdotocz9c2gdqeezxbtrbrw">
         <w:r>
           <w:rPr>
             <w:rFonts w:ascii="Arial" w:cs="Arial" w:eastAsia="Arial" w:hAnsi="Arial"/>
@@ -25061,7 +25061,7 @@
             <w:pPr>
               <w:spacing w:after="20" w:before="0"/>
             </w:pPr>
-            <w:hyperlink w:history="1" r:id="rIdu048ltkpywf_qtgnr4lis">
+            <w:hyperlink w:history="1" r:id="rIdfjvaujbv6jeunjfjihfop">
               <w:r>
                 <w:rPr>
                   <w:rFonts w:ascii="Arial" w:cs="Arial" w:eastAsia="Arial" w:hAnsi="Arial"/>
@@ -25094,7 +25094,7 @@
               <w:spacing w:after="10" w:before="0"/>
               <w:ind w:left="120"/>
             </w:pPr>
-            <w:hyperlink w:history="1" r:id="rIdgqclgjhfei0avzh-tpzor">
+            <w:hyperlink w:history="1" r:id="rIdrapn2v8wgzfhrtbaangnc">
               <w:r>
                 <w:rPr>
                   <w:rFonts w:ascii="Arial" w:cs="Arial" w:eastAsia="Arial" w:hAnsi="Arial"/>
@@ -25139,7 +25139,7 @@
             <w:pPr>
               <w:spacing w:after="20" w:before="0"/>
             </w:pPr>
-            <w:hyperlink w:history="1" r:id="rIdupwsjpxquxwoe3e77coky">
+            <w:hyperlink w:history="1" r:id="rId_37p5fby3v7ukvrg93bgz">
               <w:r>
                 <w:rPr>
                   <w:rFonts w:ascii="Arial" w:cs="Arial" w:eastAsia="Arial" w:hAnsi="Arial"/>
@@ -25172,7 +25172,7 @@
               <w:spacing w:after="10" w:before="0"/>
               <w:ind w:left="120"/>
             </w:pPr>
-            <w:hyperlink w:history="1" r:id="rIdnsfmrx_vkklwtjvwwj8bi">
+            <w:hyperlink w:history="1" r:id="rIdyyvdtpuksilqtukgb2oz8">
               <w:r>
                 <w:rPr>
                   <w:rFonts w:ascii="Arial" w:cs="Arial" w:eastAsia="Arial" w:hAnsi="Arial"/>
@@ -25367,7 +25367,7 @@
             <w:pPr>
               <w:spacing w:after="20" w:before="0"/>
             </w:pPr>
-            <w:hyperlink w:history="1" r:id="rIdwb3yx4vakic2hpjb5_a5y">
+            <w:hyperlink w:history="1" r:id="rIddbhkya2f1_za91wcyqqqu">
               <w:r>
                 <w:rPr>
                   <w:rFonts w:ascii="Arial" w:cs="Arial" w:eastAsia="Arial" w:hAnsi="Arial"/>
@@ -25400,7 +25400,7 @@
               <w:spacing w:after="10" w:before="0"/>
               <w:ind w:left="120"/>
             </w:pPr>
-            <w:hyperlink w:history="1" r:id="rIdhaie3vtengosd4__2n52q">
+            <w:hyperlink w:history="1" r:id="rIdx4skhuk-l7c8ethzsko-j">
               <w:r>
                 <w:rPr>
                   <w:rFonts w:ascii="Arial" w:cs="Arial" w:eastAsia="Arial" w:hAnsi="Arial"/>
@@ -25445,7 +25445,7 @@
             <w:pPr>
               <w:spacing w:after="20" w:before="0"/>
             </w:pPr>
-            <w:hyperlink w:history="1" r:id="rIdktla6hleht_t9qw0n8kvf">
+            <w:hyperlink w:history="1" r:id="rIdp943xxgg3s2rp8pf8xub4">
               <w:r>
                 <w:rPr>
                   <w:rFonts w:ascii="Arial" w:cs="Arial" w:eastAsia="Arial" w:hAnsi="Arial"/>
@@ -25478,7 +25478,7 @@
               <w:spacing w:after="10" w:before="0"/>
               <w:ind w:left="120"/>
             </w:pPr>
-            <w:hyperlink w:history="1" r:id="rId_-weglowqt9hqystexyhb">
+            <w:hyperlink w:history="1" r:id="rIdk_zlgieic2k99mrgaqxaj">
               <w:r>
                 <w:rPr>
                   <w:rFonts w:ascii="Arial" w:cs="Arial" w:eastAsia="Arial" w:hAnsi="Arial"/>
@@ -25673,7 +25673,7 @@
             <w:pPr>
               <w:spacing w:after="20" w:before="0"/>
             </w:pPr>
-            <w:hyperlink w:history="1" r:id="rIde65ozvqypivbhueaguhcl">
+            <w:hyperlink w:history="1" r:id="rIdatlfpraw75a6eyztgkaab">
               <w:r>
                 <w:rPr>
                   <w:rFonts w:ascii="Arial" w:cs="Arial" w:eastAsia="Arial" w:hAnsi="Arial"/>
@@ -25706,7 +25706,7 @@
               <w:spacing w:after="10" w:before="0"/>
               <w:ind w:left="120"/>
             </w:pPr>
-            <w:hyperlink w:history="1" r:id="rIdqqnc2ieqzn1ifw0wslgli">
+            <w:hyperlink w:history="1" r:id="rIdskoyhg1lyysypwvrk0yul">
               <w:r>
                 <w:rPr>
                   <w:rFonts w:ascii="Arial" w:cs="Arial" w:eastAsia="Arial" w:hAnsi="Arial"/>
@@ -25751,7 +25751,7 @@
             <w:pPr>
               <w:spacing w:after="20" w:before="0"/>
             </w:pPr>
-            <w:hyperlink w:history="1" r:id="rId59iqcmcjcyr-g3xvbfjhb">
+            <w:hyperlink w:history="1" r:id="rIdpba6lua8a5dnl5dgnj3b-">
               <w:r>
                 <w:rPr>
                   <w:rFonts w:ascii="Arial" w:cs="Arial" w:eastAsia="Arial" w:hAnsi="Arial"/>
@@ -25784,7 +25784,7 @@
               <w:spacing w:after="10" w:before="0"/>
               <w:ind w:left="120"/>
             </w:pPr>
-            <w:hyperlink w:history="1" r:id="rIdu84yfdlduz8b7a1jwycqg">
+            <w:hyperlink w:history="1" r:id="rIdhj0rzknm8lgtzeywwtaxu">
               <w:r>
                 <w:rPr>
                   <w:rFonts w:ascii="Arial" w:cs="Arial" w:eastAsia="Arial" w:hAnsi="Arial"/>
@@ -25979,7 +25979,7 @@
             <w:pPr>
               <w:spacing w:after="20" w:before="0"/>
             </w:pPr>
-            <w:hyperlink w:history="1" r:id="rId1wiszw3xrhcul364ndxm2">
+            <w:hyperlink w:history="1" r:id="rIdmlrl2rjn6fiv7jnq0muva">
               <w:r>
                 <w:rPr>
                   <w:rFonts w:ascii="Arial" w:cs="Arial" w:eastAsia="Arial" w:hAnsi="Arial"/>
@@ -26012,7 +26012,7 @@
               <w:spacing w:after="10" w:before="0"/>
               <w:ind w:left="120"/>
             </w:pPr>
-            <w:hyperlink w:history="1" r:id="rId_h4l1pwffgl3sf0-8gf7y">
+            <w:hyperlink w:history="1" r:id="rIdlpfaqildhxoymrvrmcrrw">
               <w:r>
                 <w:rPr>
                   <w:rFonts w:ascii="Arial" w:cs="Arial" w:eastAsia="Arial" w:hAnsi="Arial"/>
@@ -26057,7 +26057,7 @@
             <w:pPr>
               <w:spacing w:after="20" w:before="0"/>
             </w:pPr>
-            <w:hyperlink w:history="1" r:id="rIdljrvexusfyvsvs8zgqey9">
+            <w:hyperlink w:history="1" r:id="rId-v-b6bfwplz1i9sj4tk77">
               <w:r>
                 <w:rPr>
                   <w:rFonts w:ascii="Arial" w:cs="Arial" w:eastAsia="Arial" w:hAnsi="Arial"/>
@@ -26090,7 +26090,7 @@
               <w:spacing w:after="10" w:before="0"/>
               <w:ind w:left="120"/>
             </w:pPr>
-            <w:hyperlink w:history="1" r:id="rIdygafhcfhxoqqbrs6ayvuy">
+            <w:hyperlink w:history="1" r:id="rIdh9za2i1xaaqjpp1hl_pmg">
               <w:r>
                 <w:rPr>
                   <w:rFonts w:ascii="Arial" w:cs="Arial" w:eastAsia="Arial" w:hAnsi="Arial"/>
@@ -26285,7 +26285,7 @@
             <w:pPr>
               <w:spacing w:after="20" w:before="0"/>
             </w:pPr>
-            <w:hyperlink w:history="1" r:id="rId73comz0cpc2py-2fv_yvq">
+            <w:hyperlink w:history="1" r:id="rId6kv4tivyjrlwks1msf9u4">
               <w:r>
                 <w:rPr>
                   <w:rFonts w:ascii="Arial" w:cs="Arial" w:eastAsia="Arial" w:hAnsi="Arial"/>
@@ -26334,7 +26334,7 @@
               <w:spacing w:after="10" w:before="0"/>
               <w:ind w:left="120"/>
             </w:pPr>
-            <w:hyperlink w:history="1" r:id="rIdcgllmqkryscsgcgmmimmi">
+            <w:hyperlink w:history="1" r:id="rIdtmeughwfujzfcelow4yp2">
               <w:r>
                 <w:rPr>
                   <w:rFonts w:ascii="Arial" w:cs="Arial" w:eastAsia="Arial" w:hAnsi="Arial"/>
@@ -26379,7 +26379,7 @@
             <w:pPr>
               <w:spacing w:after="20" w:before="0"/>
             </w:pPr>
-            <w:hyperlink w:history="1" r:id="rIdtpcsnqk7qqvez31qutvz-">
+            <w:hyperlink w:history="1" r:id="rIdb0qnotyl6imtuwziqkfsu">
               <w:r>
                 <w:rPr>
                   <w:rFonts w:ascii="Arial" w:cs="Arial" w:eastAsia="Arial" w:hAnsi="Arial"/>
@@ -26428,7 +26428,7 @@
               <w:spacing w:after="10" w:before="0"/>
               <w:ind w:left="120"/>
             </w:pPr>
-            <w:hyperlink w:history="1" r:id="rIdfarvpupfjegmra9boefo1">
+            <w:hyperlink w:history="1" r:id="rIdkxyr6vhmw6pagp9zodhm5">
               <w:r>
                 <w:rPr>
                   <w:rFonts w:ascii="Arial" w:cs="Arial" w:eastAsia="Arial" w:hAnsi="Arial"/>
@@ -26940,7 +26940,7 @@
         </w:rPr>
         <w:t xml:space="preserve">© 2026 SeaVuria and ARES. Aligned with KICD objectives. Developed by SeaVuria; technical implementation by ARES (with AI assistance from Claude). Licensed under </w:t>
       </w:r>
-      <w:hyperlink w:history="1" r:id="rId_qrdtfeljnoznu0hxmyqq">
+      <w:hyperlink w:history="1" r:id="rId4kivxy0anwbvar9s5f7yj">
         <w:r>
           <w:rPr>
             <w:rFonts w:ascii="Arial" w:cs="Arial" w:eastAsia="Arial" w:hAnsi="Arial"/>
@@ -26961,7 +26961,7 @@
         </w:rPr>
         <w:t xml:space="preserve"> (</w:t>
       </w:r>
-      <w:hyperlink w:history="1" r:id="rId6k4anqz72asaz0i-siacu">
+      <w:hyperlink w:history="1" r:id="rIdz3e_jc07vzao52jgqubqp">
         <w:r>
           <w:rPr>
             <w:rFonts w:ascii="Arial" w:cs="Arial" w:eastAsia="Arial" w:hAnsi="Arial"/>
@@ -27974,7 +27974,7 @@
             <w:pPr>
               <w:spacing w:after="20" w:before="0"/>
             </w:pPr>
-            <w:hyperlink w:history="1" r:id="rIdjgangjirb333if_ecvca3">
+            <w:hyperlink w:history="1" r:id="rIdbz1smb-mmmrk2l5i7lgzh">
               <w:r>
                 <w:rPr>
                   <w:rFonts w:ascii="Arial" w:cs="Arial" w:eastAsia="Arial" w:hAnsi="Arial"/>
@@ -28007,7 +28007,7 @@
               <w:spacing w:after="10" w:before="0"/>
               <w:ind w:left="120"/>
             </w:pPr>
-            <w:hyperlink w:history="1" r:id="rIdzdoelaxbpogtml-p0d7hi">
+            <w:hyperlink w:history="1" r:id="rId1eg-knoleqoj3ipmwcqg1">
               <w:r>
                 <w:rPr>
                   <w:rFonts w:ascii="Arial" w:cs="Arial" w:eastAsia="Arial" w:hAnsi="Arial"/>
@@ -28069,7 +28069,7 @@
               <w:spacing w:after="10" w:before="0"/>
               <w:ind w:left="120"/>
             </w:pPr>
-            <w:hyperlink w:history="1" r:id="rIdjrbcvddndwpmq0brckx7x">
+            <w:hyperlink w:history="1" r:id="rIdsycheymjyjsankcipmngz">
               <w:r>
                 <w:rPr>
                   <w:rFonts w:ascii="Arial" w:cs="Arial" w:eastAsia="Arial" w:hAnsi="Arial"/>
@@ -28279,7 +28279,7 @@
             <w:pPr>
               <w:spacing w:after="20" w:before="0"/>
             </w:pPr>
-            <w:hyperlink w:history="1" r:id="rId55g3_9u3ho2yrhxhlclhy">
+            <w:hyperlink w:history="1" r:id="rId0p2qf0h5tycsegdgmpen6">
               <w:r>
                 <w:rPr>
                   <w:rFonts w:ascii="Arial" w:cs="Arial" w:eastAsia="Arial" w:hAnsi="Arial"/>
@@ -28312,7 +28312,7 @@
               <w:spacing w:after="10" w:before="0"/>
               <w:ind w:left="120"/>
             </w:pPr>
-            <w:hyperlink w:history="1" r:id="rIdopz9322p8yyexddsb7ou9">
+            <w:hyperlink w:history="1" r:id="rIdigjq-bpw3pc0250m3jiwz">
               <w:r>
                 <w:rPr>
                   <w:rFonts w:ascii="Arial" w:cs="Arial" w:eastAsia="Arial" w:hAnsi="Arial"/>
@@ -28374,7 +28374,7 @@
               <w:spacing w:after="10" w:before="0"/>
               <w:ind w:left="120"/>
             </w:pPr>
-            <w:hyperlink w:history="1" r:id="rId_rmhqy0srkxkosrlzvczu">
+            <w:hyperlink w:history="1" r:id="rIdqej-xmrlb91dndpj-csvb">
               <w:r>
                 <w:rPr>
                   <w:rFonts w:ascii="Arial" w:cs="Arial" w:eastAsia="Arial" w:hAnsi="Arial"/>
@@ -28584,7 +28584,7 @@
             <w:pPr>
               <w:spacing w:after="20" w:before="0"/>
             </w:pPr>
-            <w:hyperlink w:history="1" r:id="rIdcmcp18p00lhq2alkgzutf">
+            <w:hyperlink w:history="1" r:id="rIdbyydoz8cuvchctrcwi82n">
               <w:r>
                 <w:rPr>
                   <w:rFonts w:ascii="Arial" w:cs="Arial" w:eastAsia="Arial" w:hAnsi="Arial"/>
@@ -28617,7 +28617,7 @@
               <w:spacing w:after="10" w:before="0"/>
               <w:ind w:left="120"/>
             </w:pPr>
-            <w:hyperlink w:history="1" r:id="rIdw-a51dkaluny5dx1ltdv3">
+            <w:hyperlink w:history="1" r:id="rIdyalhcrvd-fa-e-qzedhww">
               <w:r>
                 <w:rPr>
                   <w:rFonts w:ascii="Arial" w:cs="Arial" w:eastAsia="Arial" w:hAnsi="Arial"/>
@@ -28679,7 +28679,7 @@
               <w:spacing w:after="10" w:before="0"/>
               <w:ind w:left="120"/>
             </w:pPr>
-            <w:hyperlink w:history="1" r:id="rIdifh_k_n-dzjjt6aifpjet">
+            <w:hyperlink w:history="1" r:id="rIdpqva_ophoczqeg91hgoma">
               <w:r>
                 <w:rPr>
                   <w:rFonts w:ascii="Arial" w:cs="Arial" w:eastAsia="Arial" w:hAnsi="Arial"/>
@@ -28889,7 +28889,7 @@
             <w:pPr>
               <w:spacing w:after="20" w:before="0"/>
             </w:pPr>
-            <w:hyperlink w:history="1" r:id="rIdz_kjaspnc6zn5vyta9cus">
+            <w:hyperlink w:history="1" r:id="rIdmkfb44xsg-0c-b0rzuru5">
               <w:r>
                 <w:rPr>
                   <w:rFonts w:ascii="Arial" w:cs="Arial" w:eastAsia="Arial" w:hAnsi="Arial"/>
@@ -28922,7 +28922,7 @@
               <w:spacing w:after="10" w:before="0"/>
               <w:ind w:left="120"/>
             </w:pPr>
-            <w:hyperlink w:history="1" r:id="rIdaxbwfuejktua4zkxit_yn">
+            <w:hyperlink w:history="1" r:id="rIdye9xql6fyztbwa8hr4u-y">
               <w:r>
                 <w:rPr>
                   <w:rFonts w:ascii="Arial" w:cs="Arial" w:eastAsia="Arial" w:hAnsi="Arial"/>
@@ -28984,7 +28984,7 @@
               <w:spacing w:after="10" w:before="0"/>
               <w:ind w:left="120"/>
             </w:pPr>
-            <w:hyperlink w:history="1" r:id="rIdv0-7u0m3gzekeoyx3laed">
+            <w:hyperlink w:history="1" r:id="rIdvrwikp6bvnfn6r2poulaj">
               <w:r>
                 <w:rPr>
                   <w:rFonts w:ascii="Arial" w:cs="Arial" w:eastAsia="Arial" w:hAnsi="Arial"/>
@@ -29194,7 +29194,7 @@
             <w:pPr>
               <w:spacing w:after="20" w:before="0"/>
             </w:pPr>
-            <w:hyperlink w:history="1" r:id="rIdw5mycugdpb9qhnlklzjau">
+            <w:hyperlink w:history="1" r:id="rIdj21iidhblocjzwnry5ugx">
               <w:r>
                 <w:rPr>
                   <w:rFonts w:ascii="Arial" w:cs="Arial" w:eastAsia="Arial" w:hAnsi="Arial"/>
@@ -29243,7 +29243,7 @@
               <w:spacing w:after="10" w:before="0"/>
               <w:ind w:left="120"/>
             </w:pPr>
-            <w:hyperlink w:history="1" r:id="rIdo-ikl0f_cpib1uh-q8vmp">
+            <w:hyperlink w:history="1" r:id="rIdm8wtt__nicvbjkbmpv9ze">
               <w:r>
                 <w:rPr>
                   <w:rFonts w:ascii="Arial" w:cs="Arial" w:eastAsia="Arial" w:hAnsi="Arial"/>
@@ -29305,7 +29305,7 @@
               <w:spacing w:after="10" w:before="0"/>
               <w:ind w:left="120"/>
             </w:pPr>
-            <w:hyperlink w:history="1" r:id="rIdot_skl5x0shdiyfiyumvj">
+            <w:hyperlink w:history="1" r:id="rIdc0noycz_ezaau6ktuuyc9">
               <w:r>
                 <w:rPr>
                   <w:rFonts w:ascii="Arial" w:cs="Arial" w:eastAsia="Arial" w:hAnsi="Arial"/>
@@ -29832,7 +29832,7 @@
         </w:rPr>
         <w:t xml:space="preserve">© 2026 SeaVuria and ARES. Aligned with KICD objectives. Developed by SeaVuria; technical implementation by ARES (with AI assistance from Claude). Licensed under </w:t>
       </w:r>
-      <w:hyperlink w:history="1" r:id="rId75c3kijprpt_firpdxalc">
+      <w:hyperlink w:history="1" r:id="rIdxcrfnn-k-8m67v_tg8ux_">
         <w:r>
           <w:rPr>
             <w:rFonts w:ascii="Arial" w:cs="Arial" w:eastAsia="Arial" w:hAnsi="Arial"/>
@@ -29853,7 +29853,7 @@
         </w:rPr>
         <w:t xml:space="preserve"> (</w:t>
       </w:r>
-      <w:hyperlink w:history="1" r:id="rIdt9gwdlutev_jxzl23x7as">
+      <w:hyperlink w:history="1" r:id="rIdkw-dy-dy6v3afa-7uhzjp">
         <w:r>
           <w:rPr>
             <w:rFonts w:ascii="Arial" w:cs="Arial" w:eastAsia="Arial" w:hAnsi="Arial"/>
@@ -30866,7 +30866,7 @@
             <w:pPr>
               <w:spacing w:after="20" w:before="0"/>
             </w:pPr>
-            <w:hyperlink w:history="1" r:id="rIdnk-tlmhvizinduk54vocw">
+            <w:hyperlink w:history="1" r:id="rIdbudh10jsqslfjnkaz9uej">
               <w:r>
                 <w:rPr>
                   <w:rFonts w:ascii="Arial" w:cs="Arial" w:eastAsia="Arial" w:hAnsi="Arial"/>
@@ -30899,7 +30899,7 @@
               <w:spacing w:after="10" w:before="0"/>
               <w:ind w:left="120"/>
             </w:pPr>
-            <w:hyperlink w:history="1" r:id="rIdvfq9xt6bptj_fvesc6j3x">
+            <w:hyperlink w:history="1" r:id="rIddip8asi9j54yrlwf93cnp">
               <w:r>
                 <w:rPr>
                   <w:rFonts w:ascii="Arial" w:cs="Arial" w:eastAsia="Arial" w:hAnsi="Arial"/>
@@ -30944,7 +30944,7 @@
             <w:pPr>
               <w:spacing w:after="20" w:before="0"/>
             </w:pPr>
-            <w:hyperlink w:history="1" r:id="rIdih75pcf_tdmfve-4ulas9">
+            <w:hyperlink w:history="1" r:id="rId3uve3o3ido4fpetbdlte-">
               <w:r>
                 <w:rPr>
                   <w:rFonts w:ascii="Arial" w:cs="Arial" w:eastAsia="Arial" w:hAnsi="Arial"/>
@@ -30993,7 +30993,7 @@
               <w:spacing w:after="10" w:before="0"/>
               <w:ind w:left="120"/>
             </w:pPr>
-            <w:hyperlink w:history="1" r:id="rId9grdsacz7kxwjzwp-x-yc">
+            <w:hyperlink w:history="1" r:id="rIdzdkuxdjgo_7hy7jshfmno">
               <w:r>
                 <w:rPr>
                   <w:rFonts w:ascii="Arial" w:cs="Arial" w:eastAsia="Arial" w:hAnsi="Arial"/>
@@ -31188,7 +31188,7 @@
             <w:pPr>
               <w:spacing w:after="20" w:before="0"/>
             </w:pPr>
-            <w:hyperlink w:history="1" r:id="rIdbubhdry-h_wcsmghuiadu">
+            <w:hyperlink w:history="1" r:id="rIdorp9aisyqryl4kjdkqsih">
               <w:r>
                 <w:rPr>
                   <w:rFonts w:ascii="Arial" w:cs="Arial" w:eastAsia="Arial" w:hAnsi="Arial"/>
@@ -31221,7 +31221,7 @@
               <w:spacing w:after="10" w:before="0"/>
               <w:ind w:left="120"/>
             </w:pPr>
-            <w:hyperlink w:history="1" r:id="rIdpslznnqjugtfrnzdwvr0e">
+            <w:hyperlink w:history="1" r:id="rIdrjfwhtqcmjcjkdge6uuvl">
               <w:r>
                 <w:rPr>
                   <w:rFonts w:ascii="Arial" w:cs="Arial" w:eastAsia="Arial" w:hAnsi="Arial"/>
@@ -31266,7 +31266,7 @@
             <w:pPr>
               <w:spacing w:after="20" w:before="0"/>
             </w:pPr>
-            <w:hyperlink w:history="1" r:id="rIdgy68tzivgvcw-d71_uihb">
+            <w:hyperlink w:history="1" r:id="rIdrtuyrpnwcgywkl8tyampc">
               <w:r>
                 <w:rPr>
                   <w:rFonts w:ascii="Arial" w:cs="Arial" w:eastAsia="Arial" w:hAnsi="Arial"/>
@@ -31315,7 +31315,7 @@
               <w:spacing w:after="10" w:before="0"/>
               <w:ind w:left="120"/>
             </w:pPr>
-            <w:hyperlink w:history="1" r:id="rIdztcwfzuy6rpizltoxdxgt">
+            <w:hyperlink w:history="1" r:id="rIdumc5hegjlt5-0fwys8sio">
               <w:r>
                 <w:rPr>
                   <w:rFonts w:ascii="Arial" w:cs="Arial" w:eastAsia="Arial" w:hAnsi="Arial"/>
@@ -31510,7 +31510,7 @@
             <w:pPr>
               <w:spacing w:after="20" w:before="0"/>
             </w:pPr>
-            <w:hyperlink w:history="1" r:id="rIdrl1nwubqwywdgvmofklo5">
+            <w:hyperlink w:history="1" r:id="rIdro2obviur09d6bi6-xnqt">
               <w:r>
                 <w:rPr>
                   <w:rFonts w:ascii="Arial" w:cs="Arial" w:eastAsia="Arial" w:hAnsi="Arial"/>
@@ -31559,7 +31559,7 @@
               <w:spacing w:after="10" w:before="0"/>
               <w:ind w:left="120"/>
             </w:pPr>
-            <w:hyperlink w:history="1" r:id="rId491thevapvqvngplbomkl">
+            <w:hyperlink w:history="1" r:id="rIdjxbctnvewc7fu90_6es3g">
               <w:r>
                 <w:rPr>
                   <w:rFonts w:ascii="Arial" w:cs="Arial" w:eastAsia="Arial" w:hAnsi="Arial"/>
@@ -31604,7 +31604,7 @@
             <w:pPr>
               <w:spacing w:after="20" w:before="0"/>
             </w:pPr>
-            <w:hyperlink w:history="1" r:id="rId2_jyy84-tzb_3zk7ed2kx">
+            <w:hyperlink w:history="1" r:id="rIdafdqpkmj2ts88wy_6-ryu">
               <w:r>
                 <w:rPr>
                   <w:rFonts w:ascii="Arial" w:cs="Arial" w:eastAsia="Arial" w:hAnsi="Arial"/>
@@ -31653,7 +31653,7 @@
               <w:spacing w:after="10" w:before="0"/>
               <w:ind w:left="120"/>
             </w:pPr>
-            <w:hyperlink w:history="1" r:id="rId6c6k0cxtinv6kkulob_oh">
+            <w:hyperlink w:history="1" r:id="rIdwjvohph2csvy_nmkij2om">
               <w:r>
                 <w:rPr>
                   <w:rFonts w:ascii="Arial" w:cs="Arial" w:eastAsia="Arial" w:hAnsi="Arial"/>
@@ -31848,7 +31848,7 @@
             <w:pPr>
               <w:spacing w:after="20" w:before="0"/>
             </w:pPr>
-            <w:hyperlink w:history="1" r:id="rId8q4cjpefexzncwxfqwqj2">
+            <w:hyperlink w:history="1" r:id="rIdjici03avdzxlq2teoz_1a">
               <w:r>
                 <w:rPr>
                   <w:rFonts w:ascii="Arial" w:cs="Arial" w:eastAsia="Arial" w:hAnsi="Arial"/>
@@ -31897,7 +31897,7 @@
               <w:spacing w:after="10" w:before="0"/>
               <w:ind w:left="120"/>
             </w:pPr>
-            <w:hyperlink w:history="1" r:id="rId8fqozfdutuqmx5k2dq7jz">
+            <w:hyperlink w:history="1" r:id="rIdblcq69o1e_nherkfsiysw">
               <w:r>
                 <w:rPr>
                   <w:rFonts w:ascii="Arial" w:cs="Arial" w:eastAsia="Arial" w:hAnsi="Arial"/>
@@ -31942,7 +31942,7 @@
             <w:pPr>
               <w:spacing w:after="20" w:before="0"/>
             </w:pPr>
-            <w:hyperlink w:history="1" r:id="rIdxewm6je_lskggdvuvawxr">
+            <w:hyperlink w:history="1" r:id="rIdds3dst7u3igk74-kq3_4_">
               <w:r>
                 <w:rPr>
                   <w:rFonts w:ascii="Arial" w:cs="Arial" w:eastAsia="Arial" w:hAnsi="Arial"/>
@@ -31991,7 +31991,7 @@
               <w:spacing w:after="10" w:before="0"/>
               <w:ind w:left="120"/>
             </w:pPr>
-            <w:hyperlink w:history="1" r:id="rIdopz3eey0xui2okeomqbbc">
+            <w:hyperlink w:history="1" r:id="rId1mdbzi3vwwtl85jifwsnx">
               <w:r>
                 <w:rPr>
                   <w:rFonts w:ascii="Arial" w:cs="Arial" w:eastAsia="Arial" w:hAnsi="Arial"/>
@@ -32186,7 +32186,7 @@
             <w:pPr>
               <w:spacing w:after="20" w:before="0"/>
             </w:pPr>
-            <w:hyperlink w:history="1" r:id="rId_3bolxahzhkccaixi16ot">
+            <w:hyperlink w:history="1" r:id="rIdc2z9u6lgbyrucjjl0e9v7">
               <w:r>
                 <w:rPr>
                   <w:rFonts w:ascii="Arial" w:cs="Arial" w:eastAsia="Arial" w:hAnsi="Arial"/>
@@ -32235,7 +32235,7 @@
               <w:spacing w:after="10" w:before="0"/>
               <w:ind w:left="120"/>
             </w:pPr>
-            <w:hyperlink w:history="1" r:id="rIdadq4o-i3oizxnsbmhzpbn">
+            <w:hyperlink w:history="1" r:id="rIdvk1ae81lm1eas_wrcmvk3">
               <w:r>
                 <w:rPr>
                   <w:rFonts w:ascii="Arial" w:cs="Arial" w:eastAsia="Arial" w:hAnsi="Arial"/>
@@ -32280,7 +32280,7 @@
             <w:pPr>
               <w:spacing w:after="20" w:before="0"/>
             </w:pPr>
-            <w:hyperlink w:history="1" r:id="rIds3bjmkz9invvt4oqcngpd">
+            <w:hyperlink w:history="1" r:id="rIdujwzxzhaackmxmfjqhxay">
               <w:r>
                 <w:rPr>
                   <w:rFonts w:ascii="Arial" w:cs="Arial" w:eastAsia="Arial" w:hAnsi="Arial"/>
@@ -32329,7 +32329,7 @@
               <w:spacing w:after="10" w:before="0"/>
               <w:ind w:left="120"/>
             </w:pPr>
-            <w:hyperlink w:history="1" r:id="rIdy5ivvabr0w4kqtralhpkh">
+            <w:hyperlink w:history="1" r:id="rIdqvmlhq48ii2u8kp2nbocc">
               <w:r>
                 <w:rPr>
                   <w:rFonts w:ascii="Arial" w:cs="Arial" w:eastAsia="Arial" w:hAnsi="Arial"/>
@@ -32841,7 +32841,7 @@
         </w:rPr>
         <w:t xml:space="preserve">© 2026 SeaVuria and ARES. Aligned with KICD objectives. Developed by SeaVuria; technical implementation by ARES (with AI assistance from Claude). Licensed under </w:t>
       </w:r>
-      <w:hyperlink w:history="1" r:id="rIdq8-hwxpbdr6sjbom-k1tq">
+      <w:hyperlink w:history="1" r:id="rIdlao4coee-igowk7zcjwqk">
         <w:r>
           <w:rPr>
             <w:rFonts w:ascii="Arial" w:cs="Arial" w:eastAsia="Arial" w:hAnsi="Arial"/>
@@ -32862,7 +32862,7 @@
         </w:rPr>
         <w:t xml:space="preserve"> (</w:t>
       </w:r>
-      <w:hyperlink w:history="1" r:id="rIdqgv31f41y1l1rnquvv46k">
+      <w:hyperlink w:history="1" r:id="rIdrfpxxqmlycqojr9osggma">
         <w:r>
           <w:rPr>
             <w:rFonts w:ascii="Arial" w:cs="Arial" w:eastAsia="Arial" w:hAnsi="Arial"/>
@@ -33875,7 +33875,7 @@
             <w:pPr>
               <w:spacing w:after="20" w:before="0"/>
             </w:pPr>
-            <w:hyperlink w:history="1" r:id="rIdfq-h0ujiblpmhithss-ey">
+            <w:hyperlink w:history="1" r:id="rIdy1mpurfhqls8n3ipdlvlz">
               <w:r>
                 <w:rPr>
                   <w:rFonts w:ascii="Arial" w:cs="Arial" w:eastAsia="Arial" w:hAnsi="Arial"/>
@@ -33908,7 +33908,7 @@
               <w:spacing w:after="10" w:before="0"/>
               <w:ind w:left="120"/>
             </w:pPr>
-            <w:hyperlink w:history="1" r:id="rIdjl6nm3hjw6etxm2sp3htb">
+            <w:hyperlink w:history="1" r:id="rIdy9rvx7ivubrjdpokdn-ov">
               <w:r>
                 <w:rPr>
                   <w:rFonts w:ascii="Arial" w:cs="Arial" w:eastAsia="Arial" w:hAnsi="Arial"/>
@@ -33953,7 +33953,7 @@
             <w:pPr>
               <w:spacing w:after="20" w:before="0"/>
             </w:pPr>
-            <w:hyperlink w:history="1" r:id="rIdzcvl5swmmnakmb2t8nhej">
+            <w:hyperlink w:history="1" r:id="rIdf_0qwfkx5kwa7qrrgf_id">
               <w:r>
                 <w:rPr>
                   <w:rFonts w:ascii="Arial" w:cs="Arial" w:eastAsia="Arial" w:hAnsi="Arial"/>
@@ -33986,7 +33986,7 @@
               <w:spacing w:after="10" w:before="0"/>
               <w:ind w:left="120"/>
             </w:pPr>
-            <w:hyperlink w:history="1" r:id="rIdswmkyywq49-b_vpc0whur">
+            <w:hyperlink w:history="1" r:id="rIdf2zjx8podjlvglwjweitl">
               <w:r>
                 <w:rPr>
                   <w:rFonts w:ascii="Arial" w:cs="Arial" w:eastAsia="Arial" w:hAnsi="Arial"/>
@@ -34181,7 +34181,7 @@
             <w:pPr>
               <w:spacing w:after="20" w:before="0"/>
             </w:pPr>
-            <w:hyperlink w:history="1" r:id="rIdujthwmhlueg8d3tnl41bt">
+            <w:hyperlink w:history="1" r:id="rIdm1lu6bpdskjdd795xdisi">
               <w:r>
                 <w:rPr>
                   <w:rFonts w:ascii="Arial" w:cs="Arial" w:eastAsia="Arial" w:hAnsi="Arial"/>
@@ -34214,7 +34214,7 @@
               <w:spacing w:after="10" w:before="0"/>
               <w:ind w:left="120"/>
             </w:pPr>
-            <w:hyperlink w:history="1" r:id="rIdmfnqcpnvllgmcsbjzytn_">
+            <w:hyperlink w:history="1" r:id="rIdaplws1uxpcm0sdtboomvl">
               <w:r>
                 <w:rPr>
                   <w:rFonts w:ascii="Arial" w:cs="Arial" w:eastAsia="Arial" w:hAnsi="Arial"/>
@@ -34259,7 +34259,7 @@
             <w:pPr>
               <w:spacing w:after="20" w:before="0"/>
             </w:pPr>
-            <w:hyperlink w:history="1" r:id="rId_6mm9_c-z3ylhwiawb_s1">
+            <w:hyperlink w:history="1" r:id="rIdhbpa7xgvosq9k0lerri_g">
               <w:r>
                 <w:rPr>
                   <w:rFonts w:ascii="Arial" w:cs="Arial" w:eastAsia="Arial" w:hAnsi="Arial"/>
@@ -34292,7 +34292,7 @@
               <w:spacing w:after="10" w:before="0"/>
               <w:ind w:left="120"/>
             </w:pPr>
-            <w:hyperlink w:history="1" r:id="rIdbro1jp_2vj7fqgfdvc_-o">
+            <w:hyperlink w:history="1" r:id="rIdr8yztobgi6bndcqbcjjpo">
               <w:r>
                 <w:rPr>
                   <w:rFonts w:ascii="Arial" w:cs="Arial" w:eastAsia="Arial" w:hAnsi="Arial"/>
@@ -34487,7 +34487,7 @@
             <w:pPr>
               <w:spacing w:after="20" w:before="0"/>
             </w:pPr>
-            <w:hyperlink w:history="1" r:id="rIdhmc8vkyes-pgjlxnentf7">
+            <w:hyperlink w:history="1" r:id="rIdwiad3tilmwroyb7vn2kdp">
               <w:r>
                 <w:rPr>
                   <w:rFonts w:ascii="Arial" w:cs="Arial" w:eastAsia="Arial" w:hAnsi="Arial"/>
@@ -34520,7 +34520,7 @@
               <w:spacing w:after="10" w:before="0"/>
               <w:ind w:left="120"/>
             </w:pPr>
-            <w:hyperlink w:history="1" r:id="rIdk4z8upt8cqdzw5ue-h7_l">
+            <w:hyperlink w:history="1" r:id="rIdklc6bae55_b1swmvpu_jm">
               <w:r>
                 <w:rPr>
                   <w:rFonts w:ascii="Arial" w:cs="Arial" w:eastAsia="Arial" w:hAnsi="Arial"/>
@@ -34565,7 +34565,7 @@
             <w:pPr>
               <w:spacing w:after="20" w:before="0"/>
             </w:pPr>
-            <w:hyperlink w:history="1" r:id="rIdfiujo_desqeog5finbttf">
+            <w:hyperlink w:history="1" r:id="rIdfuw1z0xy-h6cfghuqqgcg">
               <w:r>
                 <w:rPr>
                   <w:rFonts w:ascii="Arial" w:cs="Arial" w:eastAsia="Arial" w:hAnsi="Arial"/>
@@ -34614,7 +34614,7 @@
               <w:spacing w:after="10" w:before="0"/>
               <w:ind w:left="120"/>
             </w:pPr>
-            <w:hyperlink w:history="1" r:id="rIdr9d9jgykgha4dr-pmerjk">
+            <w:hyperlink w:history="1" r:id="rIdqv-qe-3wd6dc7ttbep70x">
               <w:r>
                 <w:rPr>
                   <w:rFonts w:ascii="Arial" w:cs="Arial" w:eastAsia="Arial" w:hAnsi="Arial"/>
@@ -34809,7 +34809,7 @@
             <w:pPr>
               <w:spacing w:after="20" w:before="0"/>
             </w:pPr>
-            <w:hyperlink w:history="1" r:id="rId32y0lpthxmxjzrd6ckm0t">
+            <w:hyperlink w:history="1" r:id="rIdtxnm67rflwtmrd53dfbqh">
               <w:r>
                 <w:rPr>
                   <w:rFonts w:ascii="Arial" w:cs="Arial" w:eastAsia="Arial" w:hAnsi="Arial"/>
@@ -34842,7 +34842,7 @@
               <w:spacing w:after="10" w:before="0"/>
               <w:ind w:left="120"/>
             </w:pPr>
-            <w:hyperlink w:history="1" r:id="rIdn9ugfj4omfeapgmuf2xni">
+            <w:hyperlink w:history="1" r:id="rIdswypk3ph5zxqehln5xahs">
               <w:r>
                 <w:rPr>
                   <w:rFonts w:ascii="Arial" w:cs="Arial" w:eastAsia="Arial" w:hAnsi="Arial"/>
@@ -34887,7 +34887,7 @@
             <w:pPr>
               <w:spacing w:after="20" w:before="0"/>
             </w:pPr>
-            <w:hyperlink w:history="1" r:id="rId0lorrcxxowx0_mewhitcz">
+            <w:hyperlink w:history="1" r:id="rIdkjllatvwsrzgrzixuhtmu">
               <w:r>
                 <w:rPr>
                   <w:rFonts w:ascii="Arial" w:cs="Arial" w:eastAsia="Arial" w:hAnsi="Arial"/>
@@ -34936,7 +34936,7 @@
               <w:spacing w:after="10" w:before="0"/>
               <w:ind w:left="120"/>
             </w:pPr>
-            <w:hyperlink w:history="1" r:id="rIdusum7wpnioltlphcqjg0f">
+            <w:hyperlink w:history="1" r:id="rId2hgn14ubb6nb5tg867hed">
               <w:r>
                 <w:rPr>
                   <w:rFonts w:ascii="Arial" w:cs="Arial" w:eastAsia="Arial" w:hAnsi="Arial"/>
@@ -35131,7 +35131,7 @@
             <w:pPr>
               <w:spacing w:after="20" w:before="0"/>
             </w:pPr>
-            <w:hyperlink w:history="1" r:id="rIdgtyrywob_7z8-ygiunp2w">
+            <w:hyperlink w:history="1" r:id="rIdf9fkxwfpqehbim4rh-ngl">
               <w:r>
                 <w:rPr>
                   <w:rFonts w:ascii="Arial" w:cs="Arial" w:eastAsia="Arial" w:hAnsi="Arial"/>
@@ -35180,7 +35180,7 @@
               <w:spacing w:after="10" w:before="0"/>
               <w:ind w:left="120"/>
             </w:pPr>
-            <w:hyperlink w:history="1" r:id="rId8gg2x7xbgat35kpcp6fgx">
+            <w:hyperlink w:history="1" r:id="rIdgvt-r6cpddv2qf20l_os4">
               <w:r>
                 <w:rPr>
                   <w:rFonts w:ascii="Arial" w:cs="Arial" w:eastAsia="Arial" w:hAnsi="Arial"/>
@@ -35225,7 +35225,7 @@
             <w:pPr>
               <w:spacing w:after="20" w:before="0"/>
             </w:pPr>
-            <w:hyperlink w:history="1" r:id="rIdkly_mfk17a1np-u-_wryi">
+            <w:hyperlink w:history="1" r:id="rIdv8hwsua11-g1c4qwjneys">
               <w:r>
                 <w:rPr>
                   <w:rFonts w:ascii="Arial" w:cs="Arial" w:eastAsia="Arial" w:hAnsi="Arial"/>
@@ -35258,7 +35258,7 @@
               <w:spacing w:after="10" w:before="0"/>
               <w:ind w:left="120"/>
             </w:pPr>
-            <w:hyperlink w:history="1" r:id="rIdyyky0p1h3htzfa_psb97e">
+            <w:hyperlink w:history="1" r:id="rIdvnmquuhcisz5cp2etphcd">
               <w:r>
                 <w:rPr>
                   <w:rFonts w:ascii="Arial" w:cs="Arial" w:eastAsia="Arial" w:hAnsi="Arial"/>
@@ -35770,7 +35770,7 @@
         </w:rPr>
         <w:t xml:space="preserve">© 2026 SeaVuria and ARES. Aligned with KICD objectives. Developed by SeaVuria; technical implementation by ARES (with AI assistance from Claude). Licensed under </w:t>
       </w:r>
-      <w:hyperlink w:history="1" r:id="rId4zunaqviphiv7g1b9wj2t">
+      <w:hyperlink w:history="1" r:id="rIdo6mznkc2v2vxl4gqtwvtp">
         <w:r>
           <w:rPr>
             <w:rFonts w:ascii="Arial" w:cs="Arial" w:eastAsia="Arial" w:hAnsi="Arial"/>
@@ -35791,7 +35791,7 @@
         </w:rPr>
         <w:t xml:space="preserve"> (</w:t>
       </w:r>
-      <w:hyperlink w:history="1" r:id="rIdxtghe2nn3cmsp0nphufuk">
+      <w:hyperlink w:history="1" r:id="rIdlj6tpiaqgyks40bgn-o7c">
         <w:r>
           <w:rPr>
             <w:rFonts w:ascii="Arial" w:cs="Arial" w:eastAsia="Arial" w:hAnsi="Arial"/>
@@ -36804,7 +36804,7 @@
             <w:pPr>
               <w:spacing w:after="20" w:before="0"/>
             </w:pPr>
-            <w:hyperlink w:history="1" r:id="rIdboy8wkmvyehxaemkrxxre">
+            <w:hyperlink w:history="1" r:id="rId-pln1icnc9098i36sy9q9">
               <w:r>
                 <w:rPr>
                   <w:rFonts w:ascii="Arial" w:cs="Arial" w:eastAsia="Arial" w:hAnsi="Arial"/>
@@ -36837,7 +36837,7 @@
               <w:spacing w:after="10" w:before="0"/>
               <w:ind w:left="120"/>
             </w:pPr>
-            <w:hyperlink w:history="1" r:id="rIdyzy_kz0tyveorquwuvlsx">
+            <w:hyperlink w:history="1" r:id="rIdpc9dj93xsivcsmzvhxfwu">
               <w:r>
                 <w:rPr>
                   <w:rFonts w:ascii="Arial" w:cs="Arial" w:eastAsia="Arial" w:hAnsi="Arial"/>
@@ -36899,7 +36899,7 @@
               <w:spacing w:after="10" w:before="0"/>
               <w:ind w:left="120"/>
             </w:pPr>
-            <w:hyperlink w:history="1" r:id="rIddbrgcizynkmt8oyeomouz">
+            <w:hyperlink w:history="1" r:id="rIdfmfltwj2uqfnk45lzdjwm">
               <w:r>
                 <w:rPr>
                   <w:rFonts w:ascii="Arial" w:cs="Arial" w:eastAsia="Arial" w:hAnsi="Arial"/>
@@ -37109,7 +37109,7 @@
             <w:pPr>
               <w:spacing w:after="20" w:before="0"/>
             </w:pPr>
-            <w:hyperlink w:history="1" r:id="rIdgvwihxwnsbdpfycde1cqo">
+            <w:hyperlink w:history="1" r:id="rIdw4wue01cidv5fwalcswzo">
               <w:r>
                 <w:rPr>
                   <w:rFonts w:ascii="Arial" w:cs="Arial" w:eastAsia="Arial" w:hAnsi="Arial"/>
@@ -37142,7 +37142,7 @@
               <w:spacing w:after="10" w:before="0"/>
               <w:ind w:left="120"/>
             </w:pPr>
-            <w:hyperlink w:history="1" r:id="rIdx2dlbzegnfgv1c1stppl6">
+            <w:hyperlink w:history="1" r:id="rIdcbh3qei1tepnw3p6vtlr5">
               <w:r>
                 <w:rPr>
                   <w:rFonts w:ascii="Arial" w:cs="Arial" w:eastAsia="Arial" w:hAnsi="Arial"/>
@@ -37204,7 +37204,7 @@
               <w:spacing w:after="10" w:before="0"/>
               <w:ind w:left="120"/>
             </w:pPr>
-            <w:hyperlink w:history="1" r:id="rId0gahzihxdiqrjlrc8kxjh">
+            <w:hyperlink w:history="1" r:id="rId2ev8jjucf3pv_6r6uayfn">
               <w:r>
                 <w:rPr>
                   <w:rFonts w:ascii="Arial" w:cs="Arial" w:eastAsia="Arial" w:hAnsi="Arial"/>
@@ -37414,7 +37414,7 @@
             <w:pPr>
               <w:spacing w:after="20" w:before="0"/>
             </w:pPr>
-            <w:hyperlink w:history="1" r:id="rIdnqyiyqjxii6fv549cmu49">
+            <w:hyperlink w:history="1" r:id="rId27frtrat_kwys47pikwox">
               <w:r>
                 <w:rPr>
                   <w:rFonts w:ascii="Arial" w:cs="Arial" w:eastAsia="Arial" w:hAnsi="Arial"/>
@@ -37463,7 +37463,7 @@
               <w:spacing w:after="10" w:before="0"/>
               <w:ind w:left="120"/>
             </w:pPr>
-            <w:hyperlink w:history="1" r:id="rIdbyqpjpgrvw4gwkl1drmh0">
+            <w:hyperlink w:history="1" r:id="rIdkkpnjvwmml4mjri8rwkp4">
               <w:r>
                 <w:rPr>
                   <w:rFonts w:ascii="Arial" w:cs="Arial" w:eastAsia="Arial" w:hAnsi="Arial"/>
@@ -37525,7 +37525,7 @@
               <w:spacing w:after="10" w:before="0"/>
               <w:ind w:left="120"/>
             </w:pPr>
-            <w:hyperlink w:history="1" r:id="rIdvtiaqi0tywu6xtzms-pqh">
+            <w:hyperlink w:history="1" r:id="rIdlk8h9xjb5_upthcndoj0f">
               <w:r>
                 <w:rPr>
                   <w:rFonts w:ascii="Arial" w:cs="Arial" w:eastAsia="Arial" w:hAnsi="Arial"/>
@@ -37735,7 +37735,7 @@
             <w:pPr>
               <w:spacing w:after="20" w:before="0"/>
             </w:pPr>
-            <w:hyperlink w:history="1" r:id="rIdkqu6a0natjtdgakzh0fj4">
+            <w:hyperlink w:history="1" r:id="rIdxhp3pwnxtszzc81twr9us">
               <w:r>
                 <w:rPr>
                   <w:rFonts w:ascii="Arial" w:cs="Arial" w:eastAsia="Arial" w:hAnsi="Arial"/>
@@ -37768,7 +37768,7 @@
               <w:spacing w:after="10" w:before="0"/>
               <w:ind w:left="120"/>
             </w:pPr>
-            <w:hyperlink w:history="1" r:id="rIdqxc_ogtd90f7afz16as7j">
+            <w:hyperlink w:history="1" r:id="rIdlnf2zp-4aykp3l-3ili27">
               <w:r>
                 <w:rPr>
                   <w:rFonts w:ascii="Arial" w:cs="Arial" w:eastAsia="Arial" w:hAnsi="Arial"/>
@@ -37830,7 +37830,7 @@
               <w:spacing w:after="10" w:before="0"/>
               <w:ind w:left="120"/>
             </w:pPr>
-            <w:hyperlink w:history="1" r:id="rId4ia-p3gscnr7vhs5axsdi">
+            <w:hyperlink w:history="1" r:id="rIds9o2fq0xi0f4ii5odqxtt">
               <w:r>
                 <w:rPr>
                   <w:rFonts w:ascii="Arial" w:cs="Arial" w:eastAsia="Arial" w:hAnsi="Arial"/>
@@ -38040,7 +38040,7 @@
             <w:pPr>
               <w:spacing w:after="20" w:before="0"/>
             </w:pPr>
-            <w:hyperlink w:history="1" r:id="rId2auemololcoza2bxzedjd">
+            <w:hyperlink w:history="1" r:id="rIdzi6vwqgksfjztvhkirfn6">
               <w:r>
                 <w:rPr>
                   <w:rFonts w:ascii="Arial" w:cs="Arial" w:eastAsia="Arial" w:hAnsi="Arial"/>
@@ -38073,7 +38073,7 @@
               <w:spacing w:after="10" w:before="0"/>
               <w:ind w:left="120"/>
             </w:pPr>
-            <w:hyperlink w:history="1" r:id="rId1czkerpywxsog5_vjamvj">
+            <w:hyperlink w:history="1" r:id="rIdyi_6iav-tp7-sbwxxbbhq">
               <w:r>
                 <w:rPr>
                   <w:rFonts w:ascii="Arial" w:cs="Arial" w:eastAsia="Arial" w:hAnsi="Arial"/>
@@ -38135,7 +38135,7 @@
               <w:spacing w:after="10" w:before="0"/>
               <w:ind w:left="120"/>
             </w:pPr>
-            <w:hyperlink w:history="1" r:id="rIdnsmgvlsk-vgwmoqrj4tri">
+            <w:hyperlink w:history="1" r:id="rIdcaux56qlc87a1gyvphdpp">
               <w:r>
                 <w:rPr>
                   <w:rFonts w:ascii="Arial" w:cs="Arial" w:eastAsia="Arial" w:hAnsi="Arial"/>
@@ -38662,7 +38662,7 @@
         </w:rPr>
         <w:t xml:space="preserve">© 2026 SeaVuria and ARES. Aligned with KICD objectives. Developed by SeaVuria; technical implementation by ARES (with AI assistance from Claude). Licensed under </w:t>
       </w:r>
-      <w:hyperlink w:history="1" r:id="rId0mmmeiy8ozggqhzhuk3il">
+      <w:hyperlink w:history="1" r:id="rId_5uji6ykwuvjke1dnkhbk">
         <w:r>
           <w:rPr>
             <w:rFonts w:ascii="Arial" w:cs="Arial" w:eastAsia="Arial" w:hAnsi="Arial"/>
@@ -38683,7 +38683,7 @@
         </w:rPr>
         <w:t xml:space="preserve"> (</w:t>
       </w:r>
-      <w:hyperlink w:history="1" r:id="rId83jxkfwlmmttyh4gp7tg_">
+      <w:hyperlink w:history="1" r:id="rIdgg9z6ood0s9f7cs8wkq-j">
         <w:r>
           <w:rPr>
             <w:rFonts w:ascii="Arial" w:cs="Arial" w:eastAsia="Arial" w:hAnsi="Arial"/>
@@ -39696,7 +39696,7 @@
             <w:pPr>
               <w:spacing w:after="20" w:before="0"/>
             </w:pPr>
-            <w:hyperlink w:history="1" r:id="rIdd6dgjtvjdo1_pq92mcjq3">
+            <w:hyperlink w:history="1" r:id="rIdia2hqt1wxr1o77f7pnesp">
               <w:r>
                 <w:rPr>
                   <w:rFonts w:ascii="Arial" w:cs="Arial" w:eastAsia="Arial" w:hAnsi="Arial"/>
@@ -39729,7 +39729,7 @@
               <w:spacing w:after="10" w:before="0"/>
               <w:ind w:left="120"/>
             </w:pPr>
-            <w:hyperlink w:history="1" r:id="rId9hgep3lejmawc20g1qcyr">
+            <w:hyperlink w:history="1" r:id="rIdcnxh78yj69dghxa_pbdgr">
               <w:r>
                 <w:rPr>
                   <w:rFonts w:ascii="Arial" w:cs="Arial" w:eastAsia="Arial" w:hAnsi="Arial"/>
@@ -39774,7 +39774,7 @@
             <w:pPr>
               <w:spacing w:after="20" w:before="0"/>
             </w:pPr>
-            <w:hyperlink w:history="1" r:id="rIdizbbfedvmy9txswcszbeo">
+            <w:hyperlink w:history="1" r:id="rIdhtn4pbiswiyyildj5bf8c">
               <w:r>
                 <w:rPr>
                   <w:rFonts w:ascii="Arial" w:cs="Arial" w:eastAsia="Arial" w:hAnsi="Arial"/>
@@ -39807,7 +39807,7 @@
               <w:spacing w:after="10" w:before="0"/>
               <w:ind w:left="120"/>
             </w:pPr>
-            <w:hyperlink w:history="1" r:id="rIdmiut9qj7_hnnltey3018m">
+            <w:hyperlink w:history="1" r:id="rIdh1d4gbutrtwjvadj1u84i">
               <w:r>
                 <w:rPr>
                   <w:rFonts w:ascii="Arial" w:cs="Arial" w:eastAsia="Arial" w:hAnsi="Arial"/>
@@ -40002,7 +40002,7 @@
             <w:pPr>
               <w:spacing w:after="20" w:before="0"/>
             </w:pPr>
-            <w:hyperlink w:history="1" r:id="rIdwiqdo2khsh-cn3x5brzjx">
+            <w:hyperlink w:history="1" r:id="rIdxt9pdsqsid9ionjygmkyu">
               <w:r>
                 <w:rPr>
                   <w:rFonts w:ascii="Arial" w:cs="Arial" w:eastAsia="Arial" w:hAnsi="Arial"/>
@@ -40035,7 +40035,7 @@
               <w:spacing w:after="10" w:before="0"/>
               <w:ind w:left="120"/>
             </w:pPr>
-            <w:hyperlink w:history="1" r:id="rIdnhfmzmx0aamd7un7z0fov">
+            <w:hyperlink w:history="1" r:id="rIdg9dvnt1wfdf6pn2i0yfp2">
               <w:r>
                 <w:rPr>
                   <w:rFonts w:ascii="Arial" w:cs="Arial" w:eastAsia="Arial" w:hAnsi="Arial"/>
@@ -40080,7 +40080,7 @@
             <w:pPr>
               <w:spacing w:after="20" w:before="0"/>
             </w:pPr>
-            <w:hyperlink w:history="1" r:id="rIdz9ngzttveym-phr995xye">
+            <w:hyperlink w:history="1" r:id="rIdgedm05l_rev7mblcj5afo">
               <w:r>
                 <w:rPr>
                   <w:rFonts w:ascii="Arial" w:cs="Arial" w:eastAsia="Arial" w:hAnsi="Arial"/>
@@ -40113,7 +40113,7 @@
               <w:spacing w:after="10" w:before="0"/>
               <w:ind w:left="120"/>
             </w:pPr>
-            <w:hyperlink w:history="1" r:id="rIdzkgqx_on5rxxticdpmxtn">
+            <w:hyperlink w:history="1" r:id="rId6rfecsav4zen30bdmxxgu">
               <w:r>
                 <w:rPr>
                   <w:rFonts w:ascii="Arial" w:cs="Arial" w:eastAsia="Arial" w:hAnsi="Arial"/>
@@ -40308,7 +40308,7 @@
             <w:pPr>
               <w:spacing w:after="20" w:before="0"/>
             </w:pPr>
-            <w:hyperlink w:history="1" r:id="rIdd1_vcc_lizaeywh0lc466">
+            <w:hyperlink w:history="1" r:id="rIdsfsrrw8i-bdovddahwfu7">
               <w:r>
                 <w:rPr>
                   <w:rFonts w:ascii="Arial" w:cs="Arial" w:eastAsia="Arial" w:hAnsi="Arial"/>
@@ -40341,7 +40341,7 @@
               <w:spacing w:after="10" w:before="0"/>
               <w:ind w:left="120"/>
             </w:pPr>
-            <w:hyperlink w:history="1" r:id="rIdyx9n9jj05fdaz8b_nybm_">
+            <w:hyperlink w:history="1" r:id="rIdhw3khotsplmsshcp_ojiu">
               <w:r>
                 <w:rPr>
                   <w:rFonts w:ascii="Arial" w:cs="Arial" w:eastAsia="Arial" w:hAnsi="Arial"/>
@@ -40386,7 +40386,7 @@
             <w:pPr>
               <w:spacing w:after="20" w:before="0"/>
             </w:pPr>
-            <w:hyperlink w:history="1" r:id="rIdy2wazwz9vo0pbunxbfvoy">
+            <w:hyperlink w:history="1" r:id="rIdsuenrfrhrcgouf1su6yuo">
               <w:r>
                 <w:rPr>
                   <w:rFonts w:ascii="Arial" w:cs="Arial" w:eastAsia="Arial" w:hAnsi="Arial"/>
@@ -40435,7 +40435,7 @@
               <w:spacing w:after="10" w:before="0"/>
               <w:ind w:left="120"/>
             </w:pPr>
-            <w:hyperlink w:history="1" r:id="rIdjrdjfsqjyey-t1eiivbwt">
+            <w:hyperlink w:history="1" r:id="rId3uipqoy99mthrnpicvx-_">
               <w:r>
                 <w:rPr>
                   <w:rFonts w:ascii="Arial" w:cs="Arial" w:eastAsia="Arial" w:hAnsi="Arial"/>
@@ -40630,7 +40630,7 @@
             <w:pPr>
               <w:spacing w:after="20" w:before="0"/>
             </w:pPr>
-            <w:hyperlink w:history="1" r:id="rId2gmyrez0rod9lbpwo6tsu">
+            <w:hyperlink w:history="1" r:id="rIdppqc8p9j8lfzw17t4erfa">
               <w:r>
                 <w:rPr>
                   <w:rFonts w:ascii="Arial" w:cs="Arial" w:eastAsia="Arial" w:hAnsi="Arial"/>
@@ -40663,7 +40663,7 @@
               <w:spacing w:after="10" w:before="0"/>
               <w:ind w:left="120"/>
             </w:pPr>
-            <w:hyperlink w:history="1" r:id="rIdcyngarcd7x6ra6nqmw8p9">
+            <w:hyperlink w:history="1" r:id="rIdbnvozbynn7x37xnwptewo">
               <w:r>
                 <w:rPr>
                   <w:rFonts w:ascii="Arial" w:cs="Arial" w:eastAsia="Arial" w:hAnsi="Arial"/>
@@ -40708,7 +40708,7 @@
             <w:pPr>
               <w:spacing w:after="20" w:before="0"/>
             </w:pPr>
-            <w:hyperlink w:history="1" r:id="rId86lozxsqy39pi-gaszvh5">
+            <w:hyperlink w:history="1" r:id="rIdvnhcysht4o5j48-old9pr">
               <w:r>
                 <w:rPr>
                   <w:rFonts w:ascii="Arial" w:cs="Arial" w:eastAsia="Arial" w:hAnsi="Arial"/>
@@ -40757,7 +40757,7 @@
               <w:spacing w:after="10" w:before="0"/>
               <w:ind w:left="120"/>
             </w:pPr>
-            <w:hyperlink w:history="1" r:id="rIdpuy57zglbysrhugjxbqy6">
+            <w:hyperlink w:history="1" r:id="rIdjxf1rx6zxc52efci-2a5k">
               <w:r>
                 <w:rPr>
                   <w:rFonts w:ascii="Arial" w:cs="Arial" w:eastAsia="Arial" w:hAnsi="Arial"/>
@@ -40952,7 +40952,7 @@
             <w:pPr>
               <w:spacing w:after="20" w:before="0"/>
             </w:pPr>
-            <w:hyperlink w:history="1" r:id="rIdbvi_znczqc9ino9fa8f-m">
+            <w:hyperlink w:history="1" r:id="rId0jxynk-7epjj6awj7s2ne">
               <w:r>
                 <w:rPr>
                   <w:rFonts w:ascii="Arial" w:cs="Arial" w:eastAsia="Arial" w:hAnsi="Arial"/>
@@ -40985,7 +40985,7 @@
               <w:spacing w:after="10" w:before="0"/>
               <w:ind w:left="120"/>
             </w:pPr>
-            <w:hyperlink w:history="1" r:id="rIdq4wivyjgeusplm6fsvh7h">
+            <w:hyperlink w:history="1" r:id="rIdv2qzzpg5izf9hxe7jxsdg">
               <w:r>
                 <w:rPr>
                   <w:rFonts w:ascii="Arial" w:cs="Arial" w:eastAsia="Arial" w:hAnsi="Arial"/>
@@ -41030,7 +41030,7 @@
             <w:pPr>
               <w:spacing w:after="20" w:before="0"/>
             </w:pPr>
-            <w:hyperlink w:history="1" r:id="rIds8lcani00zagtavbykm7x">
+            <w:hyperlink w:history="1" r:id="rIdjus_uexo_tmixq-mzxwa6">
               <w:r>
                 <w:rPr>
                   <w:rFonts w:ascii="Arial" w:cs="Arial" w:eastAsia="Arial" w:hAnsi="Arial"/>
@@ -41079,7 +41079,7 @@
               <w:spacing w:after="10" w:before="0"/>
               <w:ind w:left="120"/>
             </w:pPr>
-            <w:hyperlink w:history="1" r:id="rId9lpe8ucremydcvqfbvlaf">
+            <w:hyperlink w:history="1" r:id="rIdivsz1g1v7dsuticksgxon">
               <w:r>
                 <w:rPr>
                   <w:rFonts w:ascii="Arial" w:cs="Arial" w:eastAsia="Arial" w:hAnsi="Arial"/>
@@ -41591,7 +41591,7 @@
         </w:rPr>
         <w:t xml:space="preserve">© 2026 SeaVuria and ARES. Aligned with KICD objectives. Developed by SeaVuria; technical implementation by ARES (with AI assistance from Claude). Licensed under </w:t>
       </w:r>
-      <w:hyperlink w:history="1" r:id="rIdnthifq1chomng_jgdzjum">
+      <w:hyperlink w:history="1" r:id="rIdcy3ehejlyqqyq7wfxb94y">
         <w:r>
           <w:rPr>
             <w:rFonts w:ascii="Arial" w:cs="Arial" w:eastAsia="Arial" w:hAnsi="Arial"/>
@@ -41612,7 +41612,7 @@
         </w:rPr>
         <w:t xml:space="preserve"> (</w:t>
       </w:r>
-      <w:hyperlink w:history="1" r:id="rIdeq5c6ruq5pwgxdwbe5td9">
+      <w:hyperlink w:history="1" r:id="rIdoeyq9yn_bojfaq3fglmut">
         <w:r>
           <w:rPr>
             <w:rFonts w:ascii="Arial" w:cs="Arial" w:eastAsia="Arial" w:hAnsi="Arial"/>

--- a/data/outputs/v2/Chemistry/SS1.4_Chemical_Bonding/Chemistry_Chemical_Bonding_CBE_LessonSequence.docx
+++ b/data/outputs/v2/Chemistry/SS1.4_Chemical_Bonding/Chemistry_Chemical_Bonding_CBE_LessonSequence.docx
@@ -4,6 +4,7 @@
   <w:body>
     <w:p>
       <w:pPr>
+        <w:keepNext w:val="false"/>
         <w:spacing w:after="30" w:before="0"/>
         <w:jc w:val="center"/>
       </w:pPr>
@@ -23,6 +24,7 @@
     </w:p>
     <w:p>
       <w:pPr>
+        <w:keepNext w:val="false"/>
         <w:spacing w:after="60" w:before="0"/>
         <w:jc w:val="center"/>
       </w:pPr>
@@ -81,6 +83,7 @@
           </w:tcPr>
           <w:p>
             <w:pPr>
+              <w:keepNext w:val="false"/>
               <w:spacing w:after="40" w:before="0"/>
               <w:jc w:val="center"/>
             </w:pPr>
@@ -115,6 +118,7 @@
           </w:tcPr>
           <w:p>
             <w:pPr>
+              <w:keepNext w:val="false"/>
               <w:spacing w:after="40" w:before="0"/>
               <w:jc w:val="left"/>
             </w:pPr>
@@ -147,6 +151,7 @@
           </w:tcPr>
           <w:p>
             <w:pPr>
+              <w:keepNext w:val="false"/>
               <w:spacing w:after="40" w:before="0"/>
               <w:jc w:val="left"/>
             </w:pPr>
@@ -181,6 +186,7 @@
           </w:tcPr>
           <w:p>
             <w:pPr>
+              <w:keepNext w:val="false"/>
               <w:spacing w:after="40" w:before="0"/>
               <w:jc w:val="left"/>
             </w:pPr>
@@ -213,6 +219,7 @@
           </w:tcPr>
           <w:p>
             <w:pPr>
+              <w:keepNext w:val="false"/>
               <w:spacing w:after="40" w:before="0"/>
               <w:jc w:val="left"/>
             </w:pPr>
@@ -247,6 +254,7 @@
           </w:tcPr>
           <w:p>
             <w:pPr>
+              <w:keepNext w:val="false"/>
               <w:spacing w:after="40" w:before="0"/>
               <w:jc w:val="left"/>
             </w:pPr>
@@ -279,6 +287,7 @@
           </w:tcPr>
           <w:p>
             <w:pPr>
+              <w:keepNext w:val="false"/>
               <w:spacing w:after="40" w:before="0"/>
               <w:jc w:val="left"/>
             </w:pPr>
@@ -313,6 +322,7 @@
           </w:tcPr>
           <w:p>
             <w:pPr>
+              <w:keepNext w:val="false"/>
               <w:spacing w:after="40" w:before="0"/>
               <w:jc w:val="left"/>
             </w:pPr>
@@ -345,6 +355,7 @@
           </w:tcPr>
           <w:p>
             <w:pPr>
+              <w:keepNext w:val="false"/>
               <w:spacing w:after="40" w:before="0"/>
               <w:jc w:val="left"/>
             </w:pPr>
@@ -379,6 +390,7 @@
           </w:tcPr>
           <w:p>
             <w:pPr>
+              <w:keepNext w:val="false"/>
               <w:spacing w:after="40" w:before="0"/>
               <w:jc w:val="left"/>
             </w:pPr>
@@ -411,6 +423,7 @@
           </w:tcPr>
           <w:p>
             <w:pPr>
+              <w:keepNext w:val="false"/>
               <w:spacing w:after="40" w:before="0"/>
               <w:jc w:val="left"/>
             </w:pPr>
@@ -445,6 +458,7 @@
           </w:tcPr>
           <w:p>
             <w:pPr>
+              <w:keepNext w:val="false"/>
               <w:spacing w:after="40" w:before="0"/>
               <w:jc w:val="left"/>
             </w:pPr>
@@ -752,6 +766,7 @@
           </w:tcPr>
           <w:p>
             <w:pPr>
+              <w:keepNext w:val="false"/>
               <w:spacing w:after="40" w:before="0"/>
               <w:jc w:val="left"/>
             </w:pPr>
@@ -784,6 +799,7 @@
           </w:tcPr>
           <w:p>
             <w:pPr>
+              <w:keepNext w:val="false"/>
               <w:spacing w:after="40" w:before="0"/>
               <w:jc w:val="left"/>
             </w:pPr>
@@ -803,6 +819,7 @@
           </w:p>
           <w:p>
             <w:pPr>
+              <w:keepNext w:val="false"/>
               <w:spacing w:after="40" w:before="0"/>
               <w:jc w:val="left"/>
             </w:pPr>
@@ -822,6 +839,7 @@
           </w:p>
           <w:p>
             <w:pPr>
+              <w:keepNext w:val="false"/>
               <w:spacing w:after="40" w:before="0"/>
               <w:jc w:val="left"/>
             </w:pPr>
@@ -841,6 +859,7 @@
           </w:p>
           <w:p>
             <w:pPr>
+              <w:keepNext w:val="false"/>
               <w:spacing w:after="40" w:before="0"/>
               <w:jc w:val="left"/>
             </w:pPr>
@@ -860,6 +879,7 @@
           </w:p>
           <w:p>
             <w:pPr>
+              <w:keepNext w:val="false"/>
               <w:spacing w:after="40" w:before="0"/>
               <w:jc w:val="left"/>
             </w:pPr>
@@ -894,6 +914,7 @@
           </w:tcPr>
           <w:p>
             <w:pPr>
+              <w:keepNext w:val="false"/>
               <w:spacing w:after="40" w:before="0"/>
               <w:jc w:val="left"/>
             </w:pPr>
@@ -1021,6 +1042,7 @@
           </w:tcPr>
           <w:p>
             <w:pPr>
+              <w:keepNext w:val="false"/>
               <w:spacing w:after="40" w:before="0"/>
               <w:jc w:val="left"/>
             </w:pPr>
@@ -1088,6 +1110,7 @@
           </w:tcPr>
           <w:p>
             <w:pPr>
+              <w:keepNext w:val="false"/>
               <w:spacing w:after="40" w:before="0"/>
               <w:jc w:val="left"/>
             </w:pPr>
@@ -1255,6 +1278,7 @@
           </w:tcPr>
           <w:p>
             <w:pPr>
+              <w:keepNext w:val="false"/>
               <w:spacing w:after="40" w:before="0"/>
               <w:jc w:val="left"/>
             </w:pPr>
@@ -1362,6 +1386,7 @@
           </w:tcPr>
           <w:p>
             <w:pPr>
+              <w:keepNext w:val="false"/>
               <w:spacing w:after="40" w:before="0"/>
               <w:jc w:val="left"/>
             </w:pPr>
@@ -1529,6 +1554,7 @@
           </w:tcPr>
           <w:p>
             <w:pPr>
+              <w:keepNext w:val="false"/>
               <w:spacing w:after="40" w:before="0"/>
               <w:jc w:val="left"/>
             </w:pPr>
@@ -1561,6 +1587,7 @@
           </w:tcPr>
           <w:p>
             <w:pPr>
+              <w:keepNext w:val="false"/>
               <w:spacing w:after="40" w:before="0"/>
               <w:jc w:val="left"/>
             </w:pPr>
@@ -1595,6 +1622,7 @@
           </w:tcPr>
           <w:p>
             <w:pPr>
+              <w:keepNext w:val="false"/>
               <w:spacing w:after="40" w:before="0"/>
               <w:jc w:val="left"/>
             </w:pPr>
@@ -1627,6 +1655,7 @@
           </w:tcPr>
           <w:p>
             <w:pPr>
+              <w:keepNext w:val="false"/>
               <w:spacing w:after="40" w:before="0"/>
               <w:jc w:val="left"/>
             </w:pPr>
@@ -1646,6 +1675,7 @@
           </w:p>
           <w:p>
             <w:pPr>
+              <w:keepNext w:val="false"/>
               <w:spacing w:after="40" w:before="0"/>
               <w:jc w:val="left"/>
             </w:pPr>
@@ -1665,6 +1695,7 @@
           </w:p>
           <w:p>
             <w:pPr>
+              <w:keepNext w:val="false"/>
               <w:spacing w:after="40" w:before="0"/>
               <w:jc w:val="left"/>
             </w:pPr>
@@ -1684,6 +1715,7 @@
           </w:p>
           <w:p>
             <w:pPr>
+              <w:keepNext w:val="false"/>
               <w:spacing w:after="40" w:before="0"/>
               <w:jc w:val="left"/>
             </w:pPr>
@@ -1703,6 +1735,7 @@
           </w:p>
           <w:p>
             <w:pPr>
+              <w:keepNext w:val="false"/>
               <w:spacing w:after="40" w:before="0"/>
               <w:jc w:val="left"/>
             </w:pPr>
@@ -1737,6 +1770,7 @@
           </w:tcPr>
           <w:p>
             <w:pPr>
+              <w:keepNext w:val="false"/>
               <w:spacing w:after="40" w:before="0"/>
               <w:jc w:val="left"/>
             </w:pPr>
@@ -1769,6 +1803,7 @@
           </w:tcPr>
           <w:p>
             <w:pPr>
+              <w:keepNext w:val="false"/>
               <w:spacing w:after="40" w:before="0"/>
               <w:jc w:val="left"/>
             </w:pPr>
@@ -1788,6 +1823,7 @@
           </w:p>
           <w:p>
             <w:pPr>
+              <w:keepNext w:val="false"/>
               <w:spacing w:after="40" w:before="0"/>
               <w:jc w:val="left"/>
             </w:pPr>
@@ -1807,6 +1843,7 @@
           </w:p>
           <w:p>
             <w:pPr>
+              <w:keepNext w:val="false"/>
               <w:spacing w:after="40" w:before="0"/>
               <w:jc w:val="left"/>
             </w:pPr>
@@ -1826,6 +1863,7 @@
           </w:p>
           <w:p>
             <w:pPr>
+              <w:keepNext w:val="false"/>
               <w:spacing w:after="40" w:before="0"/>
               <w:jc w:val="left"/>
             </w:pPr>
@@ -1845,6 +1883,7 @@
           </w:p>
           <w:p>
             <w:pPr>
+              <w:keepNext w:val="false"/>
               <w:spacing w:after="40" w:before="0"/>
               <w:jc w:val="left"/>
             </w:pPr>
@@ -1879,6 +1918,7 @@
           </w:tcPr>
           <w:p>
             <w:pPr>
+              <w:keepNext w:val="false"/>
               <w:spacing w:after="40" w:before="0"/>
               <w:jc w:val="left"/>
             </w:pPr>
@@ -1911,6 +1951,7 @@
           </w:tcPr>
           <w:p>
             <w:pPr>
+              <w:keepNext w:val="false"/>
               <w:spacing w:after="40" w:before="0"/>
               <w:jc w:val="left"/>
             </w:pPr>
@@ -1930,6 +1971,7 @@
           </w:p>
           <w:p>
             <w:pPr>
+              <w:keepNext w:val="false"/>
               <w:spacing w:after="40" w:before="0"/>
               <w:jc w:val="left"/>
             </w:pPr>
@@ -1949,6 +1991,7 @@
           </w:p>
           <w:p>
             <w:pPr>
+              <w:keepNext w:val="false"/>
               <w:spacing w:after="40" w:before="0"/>
               <w:jc w:val="left"/>
             </w:pPr>
@@ -1968,6 +2011,7 @@
           </w:p>
           <w:p>
             <w:pPr>
+              <w:keepNext w:val="false"/>
               <w:spacing w:after="40" w:before="0"/>
               <w:jc w:val="left"/>
             </w:pPr>
@@ -1987,6 +2031,7 @@
           </w:p>
           <w:p>
             <w:pPr>
+              <w:keepNext w:val="false"/>
               <w:spacing w:after="40" w:before="0"/>
               <w:jc w:val="left"/>
             </w:pPr>
@@ -2006,6 +2051,7 @@
           </w:p>
           <w:p>
             <w:pPr>
+              <w:keepNext w:val="false"/>
               <w:spacing w:after="40" w:before="0"/>
               <w:jc w:val="left"/>
             </w:pPr>
@@ -2025,6 +2071,7 @@
           </w:p>
           <w:p>
             <w:pPr>
+              <w:keepNext w:val="false"/>
               <w:spacing w:after="40" w:before="0"/>
               <w:jc w:val="left"/>
             </w:pPr>
@@ -2044,6 +2091,7 @@
           </w:p>
           <w:p>
             <w:pPr>
+              <w:keepNext w:val="false"/>
               <w:spacing w:after="40" w:before="0"/>
               <w:jc w:val="left"/>
             </w:pPr>
@@ -2063,6 +2111,7 @@
           </w:p>
           <w:p>
             <w:pPr>
+              <w:keepNext w:val="false"/>
               <w:spacing w:after="40" w:before="0"/>
               <w:jc w:val="left"/>
             </w:pPr>
@@ -2082,6 +2131,7 @@
           </w:p>
           <w:p>
             <w:pPr>
+              <w:keepNext w:val="false"/>
               <w:spacing w:after="40" w:before="0"/>
               <w:jc w:val="left"/>
             </w:pPr>
@@ -2101,6 +2151,7 @@
           </w:p>
           <w:p>
             <w:pPr>
+              <w:keepNext w:val="false"/>
               <w:spacing w:after="40" w:before="0"/>
               <w:jc w:val="left"/>
             </w:pPr>
@@ -2120,6 +2171,7 @@
           </w:p>
           <w:p>
             <w:pPr>
+              <w:keepNext w:val="false"/>
               <w:spacing w:after="40" w:before="0"/>
               <w:jc w:val="left"/>
             </w:pPr>
@@ -2139,6 +2191,7 @@
           </w:p>
           <w:p>
             <w:pPr>
+              <w:keepNext w:val="false"/>
               <w:spacing w:after="40" w:before="0"/>
               <w:jc w:val="left"/>
             </w:pPr>
@@ -2158,6 +2211,7 @@
           </w:p>
           <w:p>
             <w:pPr>
+              <w:keepNext w:val="false"/>
               <w:spacing w:after="40" w:before="0"/>
               <w:jc w:val="left"/>
             </w:pPr>
@@ -2177,6 +2231,7 @@
           </w:p>
           <w:p>
             <w:pPr>
+              <w:keepNext w:val="false"/>
               <w:spacing w:after="40" w:before="0"/>
               <w:jc w:val="left"/>
             </w:pPr>
@@ -2196,6 +2251,7 @@
           </w:p>
           <w:p>
             <w:pPr>
+              <w:keepNext w:val="false"/>
               <w:spacing w:after="40" w:before="0"/>
               <w:jc w:val="left"/>
             </w:pPr>
@@ -2215,6 +2271,7 @@
           </w:p>
           <w:p>
             <w:pPr>
+              <w:keepNext w:val="false"/>
               <w:spacing w:after="40" w:before="0"/>
               <w:jc w:val="left"/>
             </w:pPr>
@@ -2234,6 +2291,7 @@
           </w:p>
           <w:p>
             <w:pPr>
+              <w:keepNext w:val="false"/>
               <w:spacing w:after="40" w:before="0"/>
               <w:jc w:val="left"/>
             </w:pPr>
@@ -2253,6 +2311,7 @@
           </w:p>
           <w:p>
             <w:pPr>
+              <w:keepNext w:val="false"/>
               <w:spacing w:after="40" w:before="0"/>
               <w:jc w:val="left"/>
             </w:pPr>
@@ -2272,6 +2331,7 @@
           </w:p>
           <w:p>
             <w:pPr>
+              <w:keepNext w:val="false"/>
               <w:spacing w:after="40" w:before="0"/>
               <w:jc w:val="left"/>
             </w:pPr>
@@ -2291,6 +2351,7 @@
           </w:p>
           <w:p>
             <w:pPr>
+              <w:keepNext w:val="false"/>
               <w:spacing w:after="40" w:before="0"/>
               <w:jc w:val="left"/>
             </w:pPr>
@@ -2310,6 +2371,7 @@
           </w:p>
           <w:p>
             <w:pPr>
+              <w:keepNext w:val="false"/>
               <w:spacing w:after="40" w:before="0"/>
               <w:jc w:val="left"/>
             </w:pPr>
@@ -2329,6 +2391,7 @@
           </w:p>
           <w:p>
             <w:pPr>
+              <w:keepNext w:val="false"/>
               <w:spacing w:after="40" w:before="0"/>
               <w:jc w:val="left"/>
             </w:pPr>
@@ -2348,6 +2411,7 @@
           </w:p>
           <w:p>
             <w:pPr>
+              <w:keepNext w:val="false"/>
               <w:spacing w:after="40" w:before="0"/>
               <w:jc w:val="left"/>
             </w:pPr>
@@ -2367,6 +2431,7 @@
           </w:p>
           <w:p>
             <w:pPr>
+              <w:keepNext w:val="false"/>
               <w:spacing w:after="40" w:before="0"/>
               <w:jc w:val="left"/>
             </w:pPr>
@@ -2401,6 +2466,7 @@
           </w:tcPr>
           <w:p>
             <w:pPr>
+              <w:keepNext w:val="false"/>
               <w:spacing w:after="40" w:before="0"/>
               <w:jc w:val="left"/>
             </w:pPr>
@@ -2632,7 +2698,7 @@
         </w:rPr>
         <w:t xml:space="preserve">© 2026 SeaVuria and ARES. This work is licensed under a </w:t>
       </w:r>
-      <w:hyperlink w:history="1" r:id="rIdoeflj1htx9qr3bkaoybo5">
+      <w:hyperlink w:history="1" r:id="rIdqlipdrtz-39mng5_upuxo">
         <w:r>
           <w:rPr>
             <w:rFonts w:ascii="Arial" w:cs="Arial" w:eastAsia="Arial" w:hAnsi="Arial"/>
@@ -2652,7 +2718,7 @@
         </w:rPr>
         <w:t xml:space="preserve"> (</w:t>
       </w:r>
-      <w:hyperlink w:history="1" r:id="rIdtmycfmaezc4k3ufayazls">
+      <w:hyperlink w:history="1" r:id="rIdpotj-hifyrguuv2wawb0x">
         <w:r>
           <w:rPr>
             <w:rFonts w:ascii="Arial" w:cs="Arial" w:eastAsia="Arial" w:hAnsi="Arial"/>
@@ -2672,7 +2738,7 @@
         </w:rPr>
         <w:t xml:space="preserve">). To view a copy of this license, visit </w:t>
       </w:r>
-      <w:hyperlink w:history="1" r:id="rIdx4y5a8cbcbgguv8d1pvz6">
+      <w:hyperlink w:history="1" r:id="rIdzw0aakuklez4ouzx8yspa">
         <w:r>
           <w:rPr>
             <w:rFonts w:ascii="Arial" w:cs="Arial" w:eastAsia="Arial" w:hAnsi="Arial"/>
@@ -2731,6 +2797,7 @@
           </w:tcPr>
           <w:p>
             <w:pPr>
+              <w:keepNext w:val="false"/>
               <w:spacing w:after="40" w:before="0"/>
               <w:jc w:val="center"/>
             </w:pPr>
@@ -2766,6 +2833,7 @@
           </w:tcPr>
           <w:p>
             <w:pPr>
+              <w:keepNext w:val="false"/>
               <w:spacing w:after="40" w:before="0"/>
               <w:jc w:val="center"/>
             </w:pPr>
@@ -2800,6 +2868,7 @@
           </w:tcPr>
           <w:p>
             <w:pPr>
+              <w:keepNext w:val="false"/>
               <w:spacing w:after="40" w:before="0"/>
               <w:jc w:val="left"/>
             </w:pPr>
@@ -2832,6 +2901,7 @@
           </w:tcPr>
           <w:p>
             <w:pPr>
+              <w:keepNext w:val="false"/>
               <w:spacing w:after="40" w:before="0"/>
               <w:jc w:val="left"/>
             </w:pPr>
@@ -2866,6 +2936,7 @@
           </w:tcPr>
           <w:p>
             <w:pPr>
+              <w:keepNext w:val="false"/>
               <w:spacing w:after="40" w:before="0"/>
               <w:jc w:val="left"/>
             </w:pPr>
@@ -2898,6 +2969,7 @@
           </w:tcPr>
           <w:p>
             <w:pPr>
+              <w:keepNext w:val="false"/>
               <w:spacing w:after="40" w:before="0"/>
               <w:jc w:val="left"/>
             </w:pPr>
@@ -2932,6 +3004,7 @@
           </w:tcPr>
           <w:p>
             <w:pPr>
+              <w:keepNext w:val="false"/>
               <w:spacing w:after="40" w:before="0"/>
               <w:jc w:val="left"/>
             </w:pPr>
@@ -2964,6 +3037,7 @@
           </w:tcPr>
           <w:p>
             <w:pPr>
+              <w:keepNext w:val="false"/>
               <w:spacing w:after="40" w:before="0"/>
               <w:jc w:val="left"/>
             </w:pPr>
@@ -2998,6 +3072,7 @@
           </w:tcPr>
           <w:p>
             <w:pPr>
+              <w:keepNext w:val="false"/>
               <w:spacing w:after="40" w:before="0"/>
               <w:jc w:val="left"/>
             </w:pPr>
@@ -3030,6 +3105,7 @@
           </w:tcPr>
           <w:p>
             <w:pPr>
+              <w:keepNext w:val="false"/>
               <w:spacing w:after="40" w:before="0"/>
               <w:jc w:val="left"/>
             </w:pPr>
@@ -3064,6 +3140,7 @@
           </w:tcPr>
           <w:p>
             <w:pPr>
+              <w:keepNext w:val="false"/>
               <w:spacing w:after="40" w:before="0"/>
               <w:jc w:val="left"/>
             </w:pPr>
@@ -3096,6 +3173,7 @@
           </w:tcPr>
           <w:p>
             <w:pPr>
+              <w:keepNext w:val="false"/>
               <w:spacing w:after="40" w:before="0"/>
               <w:jc w:val="left"/>
             </w:pPr>
@@ -3130,6 +3208,7 @@
           </w:tcPr>
           <w:p>
             <w:pPr>
+              <w:keepNext w:val="false"/>
               <w:spacing w:after="40" w:before="0"/>
               <w:jc w:val="left"/>
             </w:pPr>
@@ -3162,6 +3241,7 @@
           </w:tcPr>
           <w:p>
             <w:pPr>
+              <w:keepNext w:val="false"/>
               <w:spacing w:after="40" w:before="0"/>
               <w:jc w:val="left"/>
             </w:pPr>
@@ -3196,6 +3276,7 @@
           </w:tcPr>
           <w:p>
             <w:pPr>
+              <w:keepNext w:val="false"/>
               <w:spacing w:after="40" w:before="0"/>
               <w:jc w:val="left"/>
             </w:pPr>
@@ -3228,6 +3309,7 @@
           </w:tcPr>
           <w:p>
             <w:pPr>
+              <w:keepNext w:val="false"/>
               <w:spacing w:after="40" w:before="0"/>
               <w:jc w:val="left"/>
             </w:pPr>
@@ -3262,6 +3344,7 @@
           </w:tcPr>
           <w:p>
             <w:pPr>
+              <w:keepNext w:val="false"/>
               <w:spacing w:after="40" w:before="0"/>
               <w:jc w:val="left"/>
             </w:pPr>
@@ -3294,6 +3377,7 @@
           </w:tcPr>
           <w:p>
             <w:pPr>
+              <w:keepNext w:val="false"/>
               <w:spacing w:after="40" w:before="0"/>
               <w:jc w:val="left"/>
             </w:pPr>
@@ -3353,6 +3437,7 @@
           </w:tcPr>
           <w:p>
             <w:pPr>
+              <w:keepNext w:val="false"/>
               <w:spacing w:after="40" w:before="0"/>
               <w:jc w:val="center"/>
             </w:pPr>
@@ -3387,6 +3472,7 @@
           </w:tcPr>
           <w:p>
             <w:pPr>
+              <w:keepNext w:val="false"/>
               <w:spacing w:after="40" w:before="0"/>
               <w:jc w:val="left"/>
             </w:pPr>
@@ -3451,6 +3537,7 @@
           </w:tcPr>
           <w:p>
             <w:pPr>
+              <w:keepNext w:val="false"/>
               <w:spacing w:after="40" w:before="0"/>
               <w:jc w:val="center"/>
             </w:pPr>
@@ -3485,6 +3572,7 @@
           </w:tcPr>
           <w:p>
             <w:pPr>
+              <w:keepNext w:val="false"/>
               <w:spacing w:after="40" w:before="0"/>
               <w:jc w:val="left"/>
             </w:pPr>
@@ -3517,6 +3605,7 @@
           </w:tcPr>
           <w:p>
             <w:pPr>
+              <w:keepNext w:val="false"/>
               <w:spacing w:after="40" w:before="0"/>
               <w:jc w:val="left"/>
             </w:pPr>
@@ -3549,6 +3638,7 @@
           </w:tcPr>
           <w:p>
             <w:pPr>
+              <w:keepNext w:val="false"/>
               <w:spacing w:after="40" w:before="0"/>
               <w:jc w:val="left"/>
             </w:pPr>
@@ -3581,6 +3671,7 @@
           </w:tcPr>
           <w:p>
             <w:pPr>
+              <w:keepNext w:val="false"/>
               <w:spacing w:after="40" w:before="0"/>
               <w:jc w:val="left"/>
             </w:pPr>
@@ -3613,6 +3704,7 @@
           </w:tcPr>
           <w:p>
             <w:pPr>
+              <w:keepNext w:val="false"/>
               <w:spacing w:after="40" w:before="0"/>
               <w:jc w:val="left"/>
             </w:pPr>
@@ -3647,6 +3739,7 @@
           </w:tcPr>
           <w:p>
             <w:pPr>
+              <w:keepNext w:val="false"/>
               <w:spacing w:after="40" w:before="0"/>
               <w:jc w:val="left"/>
             </w:pPr>
@@ -3684,7 +3777,7 @@
             <w:pPr>
               <w:spacing w:after="20" w:before="0"/>
             </w:pPr>
-            <w:hyperlink w:history="1" r:id="rIdf7-9yemcbhzj7-dsiv8be">
+            <w:hyperlink w:history="1" r:id="rIdfoileyaqex-kbhwnuplze">
               <w:r>
                 <w:rPr>
                   <w:rFonts w:ascii="Arial" w:cs="Arial" w:eastAsia="Arial" w:hAnsi="Arial"/>
@@ -3717,7 +3810,7 @@
               <w:spacing w:after="10" w:before="0"/>
               <w:ind w:left="120"/>
             </w:pPr>
-            <w:hyperlink w:history="1" r:id="rIdt30x21m6hm4l-e3mk8jrr">
+            <w:hyperlink w:history="1" r:id="rIdyp5dfvrfmt8_qisobqyiw">
               <w:r>
                 <w:rPr>
                   <w:rFonts w:ascii="Arial" w:cs="Arial" w:eastAsia="Arial" w:hAnsi="Arial"/>
@@ -3762,7 +3855,7 @@
             <w:pPr>
               <w:spacing w:after="20" w:before="0"/>
             </w:pPr>
-            <w:hyperlink w:history="1" r:id="rIdfn-afugnt3rsl4gcrig9a">
+            <w:hyperlink w:history="1" r:id="rIdznhbitt1y7kv8x7fmnce9">
               <w:r>
                 <w:rPr>
                   <w:rFonts w:ascii="Arial" w:cs="Arial" w:eastAsia="Arial" w:hAnsi="Arial"/>
@@ -3811,7 +3904,7 @@
               <w:spacing w:after="10" w:before="0"/>
               <w:ind w:left="120"/>
             </w:pPr>
-            <w:hyperlink w:history="1" r:id="rIdilknsjwh6ptpxhaii-hjf">
+            <w:hyperlink w:history="1" r:id="rIdzurj5uepztaxphrxu5-lz">
               <w:r>
                 <w:rPr>
                   <w:rFonts w:ascii="Arial" w:cs="Arial" w:eastAsia="Arial" w:hAnsi="Arial"/>
@@ -3839,6 +3932,7 @@
           </w:tcPr>
           <w:p>
             <w:pPr>
+              <w:keepNext w:val="false"/>
               <w:spacing w:after="40" w:before="0"/>
               <w:jc w:val="left"/>
             </w:pPr>
@@ -3871,6 +3965,7 @@
           </w:tcPr>
           <w:p>
             <w:pPr>
+              <w:keepNext w:val="false"/>
               <w:spacing w:after="40" w:before="0"/>
               <w:jc w:val="left"/>
             </w:pPr>
@@ -3903,6 +3998,7 @@
           </w:tcPr>
           <w:p>
             <w:pPr>
+              <w:keepNext w:val="false"/>
               <w:spacing w:after="40" w:before="0"/>
               <w:jc w:val="left"/>
             </w:pPr>
@@ -3935,6 +4031,7 @@
           </w:tcPr>
           <w:p>
             <w:pPr>
+              <w:keepNext w:val="false"/>
               <w:spacing w:after="40" w:before="0"/>
               <w:jc w:val="left"/>
             </w:pPr>
@@ -3969,6 +4066,7 @@
           </w:tcPr>
           <w:p>
             <w:pPr>
+              <w:keepNext w:val="false"/>
               <w:spacing w:after="40" w:before="0"/>
               <w:jc w:val="left"/>
             </w:pPr>
@@ -4006,7 +4104,7 @@
             <w:pPr>
               <w:spacing w:after="20" w:before="0"/>
             </w:pPr>
-            <w:hyperlink w:history="1" r:id="rIds5kq2a967zdahqh5zg1jj">
+            <w:hyperlink w:history="1" r:id="rId7qae_zfhdduyf9e9jsmxo">
               <w:r>
                 <w:rPr>
                   <w:rFonts w:ascii="Arial" w:cs="Arial" w:eastAsia="Arial" w:hAnsi="Arial"/>
@@ -4039,7 +4137,7 @@
               <w:spacing w:after="10" w:before="0"/>
               <w:ind w:left="120"/>
             </w:pPr>
-            <w:hyperlink w:history="1" r:id="rIdkt63t_rrjor4f090nawhs">
+            <w:hyperlink w:history="1" r:id="rIdomm0ycp5ttxw_9ez5uqgt">
               <w:r>
                 <w:rPr>
                   <w:rFonts w:ascii="Arial" w:cs="Arial" w:eastAsia="Arial" w:hAnsi="Arial"/>
@@ -4084,7 +4182,7 @@
             <w:pPr>
               <w:spacing w:after="20" w:before="0"/>
             </w:pPr>
-            <w:hyperlink w:history="1" r:id="rIduwaijmwwg4xnwdhhrvjik">
+            <w:hyperlink w:history="1" r:id="rIdcfnsoi1oy8zbf4x0unmga">
               <w:r>
                 <w:rPr>
                   <w:rFonts w:ascii="Arial" w:cs="Arial" w:eastAsia="Arial" w:hAnsi="Arial"/>
@@ -4133,7 +4231,7 @@
               <w:spacing w:after="10" w:before="0"/>
               <w:ind w:left="120"/>
             </w:pPr>
-            <w:hyperlink w:history="1" r:id="rIdlcivzitosogj1timvptkk">
+            <w:hyperlink w:history="1" r:id="rId7p3utlt6mscgol3mvrrmf">
               <w:r>
                 <w:rPr>
                   <w:rFonts w:ascii="Arial" w:cs="Arial" w:eastAsia="Arial" w:hAnsi="Arial"/>
@@ -4161,6 +4259,7 @@
           </w:tcPr>
           <w:p>
             <w:pPr>
+              <w:keepNext w:val="false"/>
               <w:spacing w:after="40" w:before="0"/>
               <w:jc w:val="left"/>
             </w:pPr>
@@ -4193,6 +4292,7 @@
           </w:tcPr>
           <w:p>
             <w:pPr>
+              <w:keepNext w:val="false"/>
               <w:spacing w:after="40" w:before="0"/>
               <w:jc w:val="left"/>
             </w:pPr>
@@ -4225,6 +4325,7 @@
           </w:tcPr>
           <w:p>
             <w:pPr>
+              <w:keepNext w:val="false"/>
               <w:spacing w:after="40" w:before="0"/>
               <w:jc w:val="left"/>
             </w:pPr>
@@ -4257,6 +4358,7 @@
           </w:tcPr>
           <w:p>
             <w:pPr>
+              <w:keepNext w:val="false"/>
               <w:spacing w:after="40" w:before="0"/>
               <w:jc w:val="left"/>
             </w:pPr>
@@ -4291,6 +4393,7 @@
           </w:tcPr>
           <w:p>
             <w:pPr>
+              <w:keepNext w:val="false"/>
               <w:spacing w:after="40" w:before="0"/>
               <w:jc w:val="left"/>
             </w:pPr>
@@ -4328,7 +4431,7 @@
             <w:pPr>
               <w:spacing w:after="20" w:before="0"/>
             </w:pPr>
-            <w:hyperlink w:history="1" r:id="rIdgcdirmiihvw-mciowhbqf">
+            <w:hyperlink w:history="1" r:id="rId2bkdcrvyekttia5sarpjk">
               <w:r>
                 <w:rPr>
                   <w:rFonts w:ascii="Arial" w:cs="Arial" w:eastAsia="Arial" w:hAnsi="Arial"/>
@@ -4377,7 +4480,7 @@
               <w:spacing w:after="10" w:before="0"/>
               <w:ind w:left="120"/>
             </w:pPr>
-            <w:hyperlink w:history="1" r:id="rIdsuh18uubx59ajthcxgcki">
+            <w:hyperlink w:history="1" r:id="rId4kaubfnmnjbkvmbzzpl6t">
               <w:r>
                 <w:rPr>
                   <w:rFonts w:ascii="Arial" w:cs="Arial" w:eastAsia="Arial" w:hAnsi="Arial"/>
@@ -4422,7 +4525,7 @@
             <w:pPr>
               <w:spacing w:after="20" w:before="0"/>
             </w:pPr>
-            <w:hyperlink w:history="1" r:id="rIdgdteszipf1g7ljjmtpkiz">
+            <w:hyperlink w:history="1" r:id="rIdxufi1jp___ghduul6xcvl">
               <w:r>
                 <w:rPr>
                   <w:rFonts w:ascii="Arial" w:cs="Arial" w:eastAsia="Arial" w:hAnsi="Arial"/>
@@ -4471,7 +4574,7 @@
               <w:spacing w:after="10" w:before="0"/>
               <w:ind w:left="120"/>
             </w:pPr>
-            <w:hyperlink w:history="1" r:id="rId9vzcb_ypq-b-qh2q5gvy_">
+            <w:hyperlink w:history="1" r:id="rIdjuiazy1h2rydviitilkce">
               <w:r>
                 <w:rPr>
                   <w:rFonts w:ascii="Arial" w:cs="Arial" w:eastAsia="Arial" w:hAnsi="Arial"/>
@@ -4499,6 +4602,7 @@
           </w:tcPr>
           <w:p>
             <w:pPr>
+              <w:keepNext w:val="false"/>
               <w:spacing w:after="40" w:before="0"/>
               <w:jc w:val="left"/>
             </w:pPr>
@@ -4531,6 +4635,7 @@
           </w:tcPr>
           <w:p>
             <w:pPr>
+              <w:keepNext w:val="false"/>
               <w:spacing w:after="40" w:before="0"/>
               <w:jc w:val="left"/>
             </w:pPr>
@@ -4563,6 +4668,7 @@
           </w:tcPr>
           <w:p>
             <w:pPr>
+              <w:keepNext w:val="false"/>
               <w:spacing w:after="40" w:before="0"/>
               <w:jc w:val="left"/>
             </w:pPr>
@@ -4595,6 +4701,7 @@
           </w:tcPr>
           <w:p>
             <w:pPr>
+              <w:keepNext w:val="false"/>
               <w:spacing w:after="40" w:before="0"/>
               <w:jc w:val="left"/>
             </w:pPr>
@@ -4629,6 +4736,7 @@
           </w:tcPr>
           <w:p>
             <w:pPr>
+              <w:keepNext w:val="false"/>
               <w:spacing w:after="40" w:before="0"/>
               <w:jc w:val="left"/>
             </w:pPr>
@@ -4666,7 +4774,7 @@
             <w:pPr>
               <w:spacing w:after="20" w:before="0"/>
             </w:pPr>
-            <w:hyperlink w:history="1" r:id="rId-1z42ptog8kcgphd81jw3">
+            <w:hyperlink w:history="1" r:id="rIdu-vf_3ufqg97gzcrcrktd">
               <w:r>
                 <w:rPr>
                   <w:rFonts w:ascii="Arial" w:cs="Arial" w:eastAsia="Arial" w:hAnsi="Arial"/>
@@ -4715,7 +4823,7 @@
               <w:spacing w:after="10" w:before="0"/>
               <w:ind w:left="120"/>
             </w:pPr>
-            <w:hyperlink w:history="1" r:id="rIddbsxjrxjjqnigelj2ghjw">
+            <w:hyperlink w:history="1" r:id="rId2i2hfysp8cjobf4gpxkrl">
               <w:r>
                 <w:rPr>
                   <w:rFonts w:ascii="Arial" w:cs="Arial" w:eastAsia="Arial" w:hAnsi="Arial"/>
@@ -4760,7 +4868,7 @@
             <w:pPr>
               <w:spacing w:after="20" w:before="0"/>
             </w:pPr>
-            <w:hyperlink w:history="1" r:id="rIduptexc869so-z4dxddegn">
+            <w:hyperlink w:history="1" r:id="rIdixkcykz9of7hrejbuyjo0">
               <w:r>
                 <w:rPr>
                   <w:rFonts w:ascii="Arial" w:cs="Arial" w:eastAsia="Arial" w:hAnsi="Arial"/>
@@ -4809,7 +4917,7 @@
               <w:spacing w:after="10" w:before="0"/>
               <w:ind w:left="120"/>
             </w:pPr>
-            <w:hyperlink w:history="1" r:id="rIdu7chmbiubllew2gryhzot">
+            <w:hyperlink w:history="1" r:id="rIdq8cizfvzbrqhsalhnyexb">
               <w:r>
                 <w:rPr>
                   <w:rFonts w:ascii="Arial" w:cs="Arial" w:eastAsia="Arial" w:hAnsi="Arial"/>
@@ -4837,6 +4945,7 @@
           </w:tcPr>
           <w:p>
             <w:pPr>
+              <w:keepNext w:val="false"/>
               <w:spacing w:after="40" w:before="0"/>
               <w:jc w:val="left"/>
             </w:pPr>
@@ -4869,6 +4978,7 @@
           </w:tcPr>
           <w:p>
             <w:pPr>
+              <w:keepNext w:val="false"/>
               <w:spacing w:after="40" w:before="0"/>
               <w:jc w:val="left"/>
             </w:pPr>
@@ -4901,6 +5011,7 @@
           </w:tcPr>
           <w:p>
             <w:pPr>
+              <w:keepNext w:val="false"/>
               <w:spacing w:after="40" w:before="0"/>
               <w:jc w:val="left"/>
             </w:pPr>
@@ -4933,6 +5044,7 @@
           </w:tcPr>
           <w:p>
             <w:pPr>
+              <w:keepNext w:val="false"/>
               <w:spacing w:after="40" w:before="0"/>
               <w:jc w:val="left"/>
             </w:pPr>
@@ -4967,6 +5079,7 @@
           </w:tcPr>
           <w:p>
             <w:pPr>
+              <w:keepNext w:val="false"/>
               <w:spacing w:after="40" w:before="0"/>
               <w:jc w:val="left"/>
             </w:pPr>
@@ -5004,7 +5117,7 @@
             <w:pPr>
               <w:spacing w:after="20" w:before="0"/>
             </w:pPr>
-            <w:hyperlink w:history="1" r:id="rIdccuhqr9vq0kpw9c1vanj4">
+            <w:hyperlink w:history="1" r:id="rIdvlxztr7aklrdwqutc_gu4">
               <w:r>
                 <w:rPr>
                   <w:rFonts w:ascii="Arial" w:cs="Arial" w:eastAsia="Arial" w:hAnsi="Arial"/>
@@ -5053,7 +5166,7 @@
               <w:spacing w:after="10" w:before="0"/>
               <w:ind w:left="120"/>
             </w:pPr>
-            <w:hyperlink w:history="1" r:id="rIdkuvh8u4_j6-gbgwfkbz-h">
+            <w:hyperlink w:history="1" r:id="rIdxpvampkur4gl2rqbrstwh">
               <w:r>
                 <w:rPr>
                   <w:rFonts w:ascii="Arial" w:cs="Arial" w:eastAsia="Arial" w:hAnsi="Arial"/>
@@ -5098,7 +5211,7 @@
             <w:pPr>
               <w:spacing w:after="20" w:before="0"/>
             </w:pPr>
-            <w:hyperlink w:history="1" r:id="rIdhjtu8f_2bev4dd76a7cxg">
+            <w:hyperlink w:history="1" r:id="rIdgiigbcfo_jinnjdgdeybk">
               <w:r>
                 <w:rPr>
                   <w:rFonts w:ascii="Arial" w:cs="Arial" w:eastAsia="Arial" w:hAnsi="Arial"/>
@@ -5147,7 +5260,7 @@
               <w:spacing w:after="10" w:before="0"/>
               <w:ind w:left="120"/>
             </w:pPr>
-            <w:hyperlink w:history="1" r:id="rIddp-mltrdqi-c0inffg0u_">
+            <w:hyperlink w:history="1" r:id="rIdh0yrg8dmt9mdgiql1z395">
               <w:r>
                 <w:rPr>
                   <w:rFonts w:ascii="Arial" w:cs="Arial" w:eastAsia="Arial" w:hAnsi="Arial"/>
@@ -5175,6 +5288,7 @@
           </w:tcPr>
           <w:p>
             <w:pPr>
+              <w:keepNext w:val="false"/>
               <w:spacing w:after="40" w:before="0"/>
               <w:jc w:val="left"/>
             </w:pPr>
@@ -5207,6 +5321,7 @@
           </w:tcPr>
           <w:p>
             <w:pPr>
+              <w:keepNext w:val="false"/>
               <w:spacing w:after="40" w:before="0"/>
               <w:jc w:val="left"/>
             </w:pPr>
@@ -5239,6 +5354,7 @@
           </w:tcPr>
           <w:p>
             <w:pPr>
+              <w:keepNext w:val="false"/>
               <w:spacing w:after="40" w:before="0"/>
               <w:jc w:val="left"/>
             </w:pPr>
@@ -5271,6 +5387,7 @@
           </w:tcPr>
           <w:p>
             <w:pPr>
+              <w:keepNext w:val="false"/>
               <w:spacing w:after="40" w:before="0"/>
               <w:jc w:val="left"/>
             </w:pPr>
@@ -5330,6 +5447,7 @@
           </w:tcPr>
           <w:p>
             <w:pPr>
+              <w:keepNext w:val="false"/>
               <w:spacing w:after="40" w:before="0"/>
               <w:jc w:val="center"/>
             </w:pPr>
@@ -5364,6 +5482,7 @@
           </w:tcPr>
           <w:p>
             <w:pPr>
+              <w:keepNext w:val="false"/>
               <w:spacing w:after="40" w:before="0"/>
               <w:jc w:val="left"/>
             </w:pPr>
@@ -5383,6 +5502,7 @@
           </w:p>
           <w:p>
             <w:pPr>
+              <w:keepNext w:val="false"/>
               <w:spacing w:after="40" w:before="0"/>
               <w:jc w:val="left"/>
             </w:pPr>
@@ -5402,6 +5522,7 @@
           </w:p>
           <w:p>
             <w:pPr>
+              <w:keepNext w:val="false"/>
               <w:spacing w:after="40" w:before="0"/>
               <w:jc w:val="left"/>
             </w:pPr>
@@ -5421,6 +5542,7 @@
           </w:p>
           <w:p>
             <w:pPr>
+              <w:keepNext w:val="false"/>
               <w:spacing w:after="40" w:before="0"/>
               <w:jc w:val="left"/>
             </w:pPr>
@@ -5440,6 +5562,7 @@
           </w:p>
           <w:p>
             <w:pPr>
+              <w:keepNext w:val="false"/>
               <w:spacing w:after="40" w:before="0"/>
               <w:jc w:val="left"/>
             </w:pPr>
@@ -5459,6 +5582,7 @@
           </w:p>
           <w:p>
             <w:pPr>
+              <w:keepNext w:val="false"/>
               <w:spacing w:after="40" w:before="0"/>
               <w:jc w:val="left"/>
             </w:pPr>
@@ -5520,6 +5644,7 @@
           </w:tcPr>
           <w:p>
             <w:pPr>
+              <w:keepNext w:val="false"/>
               <w:spacing w:after="40" w:before="0"/>
               <w:jc w:val="center"/>
             </w:pPr>
@@ -5554,6 +5679,7 @@
           </w:tcPr>
           <w:p>
             <w:pPr>
+              <w:keepNext w:val="false"/>
               <w:spacing w:after="40" w:before="0"/>
               <w:jc w:val="left"/>
             </w:pPr>
@@ -5586,6 +5712,7 @@
           </w:tcPr>
           <w:p>
             <w:pPr>
+              <w:keepNext w:val="false"/>
               <w:spacing w:after="40" w:before="0"/>
               <w:jc w:val="left"/>
             </w:pPr>
@@ -5620,6 +5747,7 @@
           </w:tcPr>
           <w:p>
             <w:pPr>
+              <w:keepNext w:val="false"/>
               <w:spacing w:after="40" w:before="0"/>
               <w:jc w:val="left"/>
             </w:pPr>
@@ -5652,6 +5780,7 @@
           </w:tcPr>
           <w:p>
             <w:pPr>
+              <w:keepNext w:val="false"/>
               <w:spacing w:after="40" w:before="0"/>
               <w:jc w:val="left"/>
             </w:pPr>
@@ -5686,6 +5815,7 @@
           </w:tcPr>
           <w:p>
             <w:pPr>
+              <w:keepNext w:val="false"/>
               <w:spacing w:after="40" w:before="0"/>
               <w:jc w:val="left"/>
             </w:pPr>
@@ -5718,6 +5848,7 @@
           </w:tcPr>
           <w:p>
             <w:pPr>
+              <w:keepNext w:val="false"/>
               <w:spacing w:after="40" w:before="0"/>
               <w:jc w:val="left"/>
             </w:pPr>
@@ -5754,7 +5885,7 @@
         </w:rPr>
         <w:t xml:space="preserve">© 2026 SeaVuria and ARES. Aligned with KICD objectives. Developed by SeaVuria; technical implementation by ARES (with AI assistance from Claude). Licensed under </w:t>
       </w:r>
-      <w:hyperlink w:history="1" r:id="rIdf-zx4k55opd3ltk_1tdcj">
+      <w:hyperlink w:history="1" r:id="rId4qrf8fgmilo-ykcpnclce">
         <w:r>
           <w:rPr>
             <w:rFonts w:ascii="Arial" w:cs="Arial" w:eastAsia="Arial" w:hAnsi="Arial"/>
@@ -5775,7 +5906,7 @@
         </w:rPr>
         <w:t xml:space="preserve"> (</w:t>
       </w:r>
-      <w:hyperlink w:history="1" r:id="rId-eglezrx82zlly90edu0u">
+      <w:hyperlink w:history="1" r:id="rIdki31a5z9nfqhswhaonqz3">
         <w:r>
           <w:rPr>
             <w:rFonts w:ascii="Arial" w:cs="Arial" w:eastAsia="Arial" w:hAnsi="Arial"/>
@@ -5835,6 +5966,7 @@
           </w:tcPr>
           <w:p>
             <w:pPr>
+              <w:keepNext w:val="false"/>
               <w:spacing w:after="40" w:before="0"/>
               <w:jc w:val="center"/>
             </w:pPr>
@@ -5870,6 +6002,7 @@
           </w:tcPr>
           <w:p>
             <w:pPr>
+              <w:keepNext w:val="false"/>
               <w:spacing w:after="40" w:before="0"/>
               <w:jc w:val="center"/>
             </w:pPr>
@@ -5904,6 +6037,7 @@
           </w:tcPr>
           <w:p>
             <w:pPr>
+              <w:keepNext w:val="false"/>
               <w:spacing w:after="40" w:before="0"/>
               <w:jc w:val="left"/>
             </w:pPr>
@@ -5936,6 +6070,7 @@
           </w:tcPr>
           <w:p>
             <w:pPr>
+              <w:keepNext w:val="false"/>
               <w:spacing w:after="40" w:before="0"/>
               <w:jc w:val="left"/>
             </w:pPr>
@@ -5970,6 +6105,7 @@
           </w:tcPr>
           <w:p>
             <w:pPr>
+              <w:keepNext w:val="false"/>
               <w:spacing w:after="40" w:before="0"/>
               <w:jc w:val="left"/>
             </w:pPr>
@@ -6002,6 +6138,7 @@
           </w:tcPr>
           <w:p>
             <w:pPr>
+              <w:keepNext w:val="false"/>
               <w:spacing w:after="40" w:before="0"/>
               <w:jc w:val="left"/>
             </w:pPr>
@@ -6036,6 +6173,7 @@
           </w:tcPr>
           <w:p>
             <w:pPr>
+              <w:keepNext w:val="false"/>
               <w:spacing w:after="40" w:before="0"/>
               <w:jc w:val="left"/>
             </w:pPr>
@@ -6068,6 +6206,7 @@
           </w:tcPr>
           <w:p>
             <w:pPr>
+              <w:keepNext w:val="false"/>
               <w:spacing w:after="40" w:before="0"/>
               <w:jc w:val="left"/>
             </w:pPr>
@@ -6102,6 +6241,7 @@
           </w:tcPr>
           <w:p>
             <w:pPr>
+              <w:keepNext w:val="false"/>
               <w:spacing w:after="40" w:before="0"/>
               <w:jc w:val="left"/>
             </w:pPr>
@@ -6134,6 +6274,7 @@
           </w:tcPr>
           <w:p>
             <w:pPr>
+              <w:keepNext w:val="false"/>
               <w:spacing w:after="40" w:before="0"/>
               <w:jc w:val="left"/>
             </w:pPr>
@@ -6168,6 +6309,7 @@
           </w:tcPr>
           <w:p>
             <w:pPr>
+              <w:keepNext w:val="false"/>
               <w:spacing w:after="40" w:before="0"/>
               <w:jc w:val="left"/>
             </w:pPr>
@@ -6200,6 +6342,7 @@
           </w:tcPr>
           <w:p>
             <w:pPr>
+              <w:keepNext w:val="false"/>
               <w:spacing w:after="40" w:before="0"/>
               <w:jc w:val="left"/>
             </w:pPr>
@@ -6234,6 +6377,7 @@
           </w:tcPr>
           <w:p>
             <w:pPr>
+              <w:keepNext w:val="false"/>
               <w:spacing w:after="40" w:before="0"/>
               <w:jc w:val="left"/>
             </w:pPr>
@@ -6266,6 +6410,7 @@
           </w:tcPr>
           <w:p>
             <w:pPr>
+              <w:keepNext w:val="false"/>
               <w:spacing w:after="40" w:before="0"/>
               <w:jc w:val="left"/>
             </w:pPr>
@@ -6300,6 +6445,7 @@
           </w:tcPr>
           <w:p>
             <w:pPr>
+              <w:keepNext w:val="false"/>
               <w:spacing w:after="40" w:before="0"/>
               <w:jc w:val="left"/>
             </w:pPr>
@@ -6332,6 +6478,7 @@
           </w:tcPr>
           <w:p>
             <w:pPr>
+              <w:keepNext w:val="false"/>
               <w:spacing w:after="40" w:before="0"/>
               <w:jc w:val="left"/>
             </w:pPr>
@@ -6366,6 +6513,7 @@
           </w:tcPr>
           <w:p>
             <w:pPr>
+              <w:keepNext w:val="false"/>
               <w:spacing w:after="40" w:before="0"/>
               <w:jc w:val="left"/>
             </w:pPr>
@@ -6398,6 +6546,7 @@
           </w:tcPr>
           <w:p>
             <w:pPr>
+              <w:keepNext w:val="false"/>
               <w:spacing w:after="40" w:before="0"/>
               <w:jc w:val="left"/>
             </w:pPr>
@@ -6457,6 +6606,7 @@
           </w:tcPr>
           <w:p>
             <w:pPr>
+              <w:keepNext w:val="false"/>
               <w:spacing w:after="40" w:before="0"/>
               <w:jc w:val="center"/>
             </w:pPr>
@@ -6491,6 +6641,7 @@
           </w:tcPr>
           <w:p>
             <w:pPr>
+              <w:keepNext w:val="false"/>
               <w:spacing w:after="40" w:before="0"/>
               <w:jc w:val="left"/>
             </w:pPr>
@@ -6555,6 +6706,7 @@
           </w:tcPr>
           <w:p>
             <w:pPr>
+              <w:keepNext w:val="false"/>
               <w:spacing w:after="40" w:before="0"/>
               <w:jc w:val="center"/>
             </w:pPr>
@@ -6589,6 +6741,7 @@
           </w:tcPr>
           <w:p>
             <w:pPr>
+              <w:keepNext w:val="false"/>
               <w:spacing w:after="40" w:before="0"/>
               <w:jc w:val="left"/>
             </w:pPr>
@@ -6621,6 +6774,7 @@
           </w:tcPr>
           <w:p>
             <w:pPr>
+              <w:keepNext w:val="false"/>
               <w:spacing w:after="40" w:before="0"/>
               <w:jc w:val="left"/>
             </w:pPr>
@@ -6653,6 +6807,7 @@
           </w:tcPr>
           <w:p>
             <w:pPr>
+              <w:keepNext w:val="false"/>
               <w:spacing w:after="40" w:before="0"/>
               <w:jc w:val="left"/>
             </w:pPr>
@@ -6685,6 +6840,7 @@
           </w:tcPr>
           <w:p>
             <w:pPr>
+              <w:keepNext w:val="false"/>
               <w:spacing w:after="40" w:before="0"/>
               <w:jc w:val="left"/>
             </w:pPr>
@@ -6717,6 +6873,7 @@
           </w:tcPr>
           <w:p>
             <w:pPr>
+              <w:keepNext w:val="false"/>
               <w:spacing w:after="40" w:before="0"/>
               <w:jc w:val="left"/>
             </w:pPr>
@@ -6751,6 +6908,7 @@
           </w:tcPr>
           <w:p>
             <w:pPr>
+              <w:keepNext w:val="false"/>
               <w:spacing w:after="40" w:before="0"/>
               <w:jc w:val="left"/>
             </w:pPr>
@@ -6788,7 +6946,7 @@
             <w:pPr>
               <w:spacing w:after="20" w:before="0"/>
             </w:pPr>
-            <w:hyperlink w:history="1" r:id="rIdqdiz4l3ciowqcgekzyf8n">
+            <w:hyperlink w:history="1" r:id="rIdvl5y7rlqepamj1j5gllsg">
               <w:r>
                 <w:rPr>
                   <w:rFonts w:ascii="Arial" w:cs="Arial" w:eastAsia="Arial" w:hAnsi="Arial"/>
@@ -6821,7 +6979,7 @@
               <w:spacing w:after="10" w:before="0"/>
               <w:ind w:left="120"/>
             </w:pPr>
-            <w:hyperlink w:history="1" r:id="rIdbx5_mo07yoiibvz2chgpm">
+            <w:hyperlink w:history="1" r:id="rIdynrhp_sf505ctjd8emlp_">
               <w:r>
                 <w:rPr>
                   <w:rFonts w:ascii="Arial" w:cs="Arial" w:eastAsia="Arial" w:hAnsi="Arial"/>
@@ -6866,7 +7024,7 @@
             <w:pPr>
               <w:spacing w:after="20" w:before="0"/>
             </w:pPr>
-            <w:hyperlink w:history="1" r:id="rId6vcvsylweblzrt3kr2n8w">
+            <w:hyperlink w:history="1" r:id="rIdguhsu1novt3dyqajbqios">
               <w:r>
                 <w:rPr>
                   <w:rFonts w:ascii="Arial" w:cs="Arial" w:eastAsia="Arial" w:hAnsi="Arial"/>
@@ -6899,7 +7057,7 @@
               <w:spacing w:after="10" w:before="0"/>
               <w:ind w:left="120"/>
             </w:pPr>
-            <w:hyperlink w:history="1" r:id="rIdysszvgv7vpzp-tkuvkta1">
+            <w:hyperlink w:history="1" r:id="rId0ch9un8mfie7xquwdl6wo">
               <w:r>
                 <w:rPr>
                   <w:rFonts w:ascii="Arial" w:cs="Arial" w:eastAsia="Arial" w:hAnsi="Arial"/>
@@ -6927,6 +7085,7 @@
           </w:tcPr>
           <w:p>
             <w:pPr>
+              <w:keepNext w:val="false"/>
               <w:spacing w:after="40" w:before="0"/>
               <w:jc w:val="left"/>
             </w:pPr>
@@ -6959,6 +7118,7 @@
           </w:tcPr>
           <w:p>
             <w:pPr>
+              <w:keepNext w:val="false"/>
               <w:spacing w:after="40" w:before="0"/>
               <w:jc w:val="left"/>
             </w:pPr>
@@ -6991,6 +7151,7 @@
           </w:tcPr>
           <w:p>
             <w:pPr>
+              <w:keepNext w:val="false"/>
               <w:spacing w:after="40" w:before="0"/>
               <w:jc w:val="left"/>
             </w:pPr>
@@ -7023,6 +7184,7 @@
           </w:tcPr>
           <w:p>
             <w:pPr>
+              <w:keepNext w:val="false"/>
               <w:spacing w:after="40" w:before="0"/>
               <w:jc w:val="left"/>
             </w:pPr>
@@ -7057,6 +7219,7 @@
           </w:tcPr>
           <w:p>
             <w:pPr>
+              <w:keepNext w:val="false"/>
               <w:spacing w:after="40" w:before="0"/>
               <w:jc w:val="left"/>
             </w:pPr>
@@ -7094,7 +7257,7 @@
             <w:pPr>
               <w:spacing w:after="20" w:before="0"/>
             </w:pPr>
-            <w:hyperlink w:history="1" r:id="rId1i2wcqav3s-8a9ah5kmil">
+            <w:hyperlink w:history="1" r:id="rIdh6mbipfhchcshn6cxyavy">
               <w:r>
                 <w:rPr>
                   <w:rFonts w:ascii="Arial" w:cs="Arial" w:eastAsia="Arial" w:hAnsi="Arial"/>
@@ -7127,7 +7290,7 @@
               <w:spacing w:after="10" w:before="0"/>
               <w:ind w:left="120"/>
             </w:pPr>
-            <w:hyperlink w:history="1" r:id="rIdhkc4bytc-yyhc9aomgcxj">
+            <w:hyperlink w:history="1" r:id="rIdjullrru2a0jksuravfsjp">
               <w:r>
                 <w:rPr>
                   <w:rFonts w:ascii="Arial" w:cs="Arial" w:eastAsia="Arial" w:hAnsi="Arial"/>
@@ -7172,7 +7335,7 @@
             <w:pPr>
               <w:spacing w:after="20" w:before="0"/>
             </w:pPr>
-            <w:hyperlink w:history="1" r:id="rIdca_xu339e_tkcdmpsv4b0">
+            <w:hyperlink w:history="1" r:id="rId1wq74qusrjkmk0k_axaln">
               <w:r>
                 <w:rPr>
                   <w:rFonts w:ascii="Arial" w:cs="Arial" w:eastAsia="Arial" w:hAnsi="Arial"/>
@@ -7205,7 +7368,7 @@
               <w:spacing w:after="10" w:before="0"/>
               <w:ind w:left="120"/>
             </w:pPr>
-            <w:hyperlink w:history="1" r:id="rId9c7x0rhwhe76yxfk4kgpi">
+            <w:hyperlink w:history="1" r:id="rId1rj9iwomw_gsmzsdm9-dy">
               <w:r>
                 <w:rPr>
                   <w:rFonts w:ascii="Arial" w:cs="Arial" w:eastAsia="Arial" w:hAnsi="Arial"/>
@@ -7233,6 +7396,7 @@
           </w:tcPr>
           <w:p>
             <w:pPr>
+              <w:keepNext w:val="false"/>
               <w:spacing w:after="40" w:before="0"/>
               <w:jc w:val="left"/>
             </w:pPr>
@@ -7265,6 +7429,7 @@
           </w:tcPr>
           <w:p>
             <w:pPr>
+              <w:keepNext w:val="false"/>
               <w:spacing w:after="40" w:before="0"/>
               <w:jc w:val="left"/>
             </w:pPr>
@@ -7297,6 +7462,7 @@
           </w:tcPr>
           <w:p>
             <w:pPr>
+              <w:keepNext w:val="false"/>
               <w:spacing w:after="40" w:before="0"/>
               <w:jc w:val="left"/>
             </w:pPr>
@@ -7329,6 +7495,7 @@
           </w:tcPr>
           <w:p>
             <w:pPr>
+              <w:keepNext w:val="false"/>
               <w:spacing w:after="40" w:before="0"/>
               <w:jc w:val="left"/>
             </w:pPr>
@@ -7363,6 +7530,7 @@
           </w:tcPr>
           <w:p>
             <w:pPr>
+              <w:keepNext w:val="false"/>
               <w:spacing w:after="40" w:before="0"/>
               <w:jc w:val="left"/>
             </w:pPr>
@@ -7400,7 +7568,7 @@
             <w:pPr>
               <w:spacing w:after="20" w:before="0"/>
             </w:pPr>
-            <w:hyperlink w:history="1" r:id="rIdwdyq6crmw5gkhifbl6u4q">
+            <w:hyperlink w:history="1" r:id="rId_swzytlhgdowi9eom8d_s">
               <w:r>
                 <w:rPr>
                   <w:rFonts w:ascii="Arial" w:cs="Arial" w:eastAsia="Arial" w:hAnsi="Arial"/>
@@ -7433,7 +7601,7 @@
               <w:spacing w:after="10" w:before="0"/>
               <w:ind w:left="120"/>
             </w:pPr>
-            <w:hyperlink w:history="1" r:id="rIdcpekpic7w2mextgxuff4h">
+            <w:hyperlink w:history="1" r:id="rId55zsybqojwher4a0qjiba">
               <w:r>
                 <w:rPr>
                   <w:rFonts w:ascii="Arial" w:cs="Arial" w:eastAsia="Arial" w:hAnsi="Arial"/>
@@ -7478,7 +7646,7 @@
             <w:pPr>
               <w:spacing w:after="20" w:before="0"/>
             </w:pPr>
-            <w:hyperlink w:history="1" r:id="rIdziindvika4pbogu5krfqb">
+            <w:hyperlink w:history="1" r:id="rId_vmpd9uddthqfkxrwavcj">
               <w:r>
                 <w:rPr>
                   <w:rFonts w:ascii="Arial" w:cs="Arial" w:eastAsia="Arial" w:hAnsi="Arial"/>
@@ -7511,7 +7679,7 @@
               <w:spacing w:after="10" w:before="0"/>
               <w:ind w:left="120"/>
             </w:pPr>
-            <w:hyperlink w:history="1" r:id="rIdhsxdp21an6knsc2teo3oh">
+            <w:hyperlink w:history="1" r:id="rId-uwztmeqibrh0asgme0k4">
               <w:r>
                 <w:rPr>
                   <w:rFonts w:ascii="Arial" w:cs="Arial" w:eastAsia="Arial" w:hAnsi="Arial"/>
@@ -7539,6 +7707,7 @@
           </w:tcPr>
           <w:p>
             <w:pPr>
+              <w:keepNext w:val="false"/>
               <w:spacing w:after="40" w:before="0"/>
               <w:jc w:val="left"/>
             </w:pPr>
@@ -7571,6 +7740,7 @@
           </w:tcPr>
           <w:p>
             <w:pPr>
+              <w:keepNext w:val="false"/>
               <w:spacing w:after="40" w:before="0"/>
               <w:jc w:val="left"/>
             </w:pPr>
@@ -7603,6 +7773,7 @@
           </w:tcPr>
           <w:p>
             <w:pPr>
+              <w:keepNext w:val="false"/>
               <w:spacing w:after="40" w:before="0"/>
               <w:jc w:val="left"/>
             </w:pPr>
@@ -7635,6 +7806,7 @@
           </w:tcPr>
           <w:p>
             <w:pPr>
+              <w:keepNext w:val="false"/>
               <w:spacing w:after="40" w:before="0"/>
               <w:jc w:val="left"/>
             </w:pPr>
@@ -7669,6 +7841,7 @@
           </w:tcPr>
           <w:p>
             <w:pPr>
+              <w:keepNext w:val="false"/>
               <w:spacing w:after="40" w:before="0"/>
               <w:jc w:val="left"/>
             </w:pPr>
@@ -7706,7 +7879,7 @@
             <w:pPr>
               <w:spacing w:after="20" w:before="0"/>
             </w:pPr>
-            <w:hyperlink w:history="1" r:id="rIdszngsvu9es1vgq03vntum">
+            <w:hyperlink w:history="1" r:id="rIdtc0z8djxff-woztgynzt8">
               <w:r>
                 <w:rPr>
                   <w:rFonts w:ascii="Arial" w:cs="Arial" w:eastAsia="Arial" w:hAnsi="Arial"/>
@@ -7739,7 +7912,7 @@
               <w:spacing w:after="10" w:before="0"/>
               <w:ind w:left="120"/>
             </w:pPr>
-            <w:hyperlink w:history="1" r:id="rIduohxcnea6a62lzugxkyfb">
+            <w:hyperlink w:history="1" r:id="rIdhoqm1dg3kapiguqsyihf1">
               <w:r>
                 <w:rPr>
                   <w:rFonts w:ascii="Arial" w:cs="Arial" w:eastAsia="Arial" w:hAnsi="Arial"/>
@@ -7784,7 +7957,7 @@
             <w:pPr>
               <w:spacing w:after="20" w:before="0"/>
             </w:pPr>
-            <w:hyperlink w:history="1" r:id="rIdaovrxo9yfixl8srim4dwv">
+            <w:hyperlink w:history="1" r:id="rIdmdqb6l0fynusfqjr5ii_u">
               <w:r>
                 <w:rPr>
                   <w:rFonts w:ascii="Arial" w:cs="Arial" w:eastAsia="Arial" w:hAnsi="Arial"/>
@@ -7817,7 +7990,7 @@
               <w:spacing w:after="10" w:before="0"/>
               <w:ind w:left="120"/>
             </w:pPr>
-            <w:hyperlink w:history="1" r:id="rIdwqzfwsqtrwv67tugb7wxk">
+            <w:hyperlink w:history="1" r:id="rIdk6d5onxnhlb9qe3ubb-e4">
               <w:r>
                 <w:rPr>
                   <w:rFonts w:ascii="Arial" w:cs="Arial" w:eastAsia="Arial" w:hAnsi="Arial"/>
@@ -7845,6 +8018,7 @@
           </w:tcPr>
           <w:p>
             <w:pPr>
+              <w:keepNext w:val="false"/>
               <w:spacing w:after="40" w:before="0"/>
               <w:jc w:val="left"/>
             </w:pPr>
@@ -7877,6 +8051,7 @@
           </w:tcPr>
           <w:p>
             <w:pPr>
+              <w:keepNext w:val="false"/>
               <w:spacing w:after="40" w:before="0"/>
               <w:jc w:val="left"/>
             </w:pPr>
@@ -7909,6 +8084,7 @@
           </w:tcPr>
           <w:p>
             <w:pPr>
+              <w:keepNext w:val="false"/>
               <w:spacing w:after="40" w:before="0"/>
               <w:jc w:val="left"/>
             </w:pPr>
@@ -7941,6 +8117,7 @@
           </w:tcPr>
           <w:p>
             <w:pPr>
+              <w:keepNext w:val="false"/>
               <w:spacing w:after="40" w:before="0"/>
               <w:jc w:val="left"/>
             </w:pPr>
@@ -7975,6 +8152,7 @@
           </w:tcPr>
           <w:p>
             <w:pPr>
+              <w:keepNext w:val="false"/>
               <w:spacing w:after="40" w:before="0"/>
               <w:jc w:val="left"/>
             </w:pPr>
@@ -8012,7 +8190,7 @@
             <w:pPr>
               <w:spacing w:after="20" w:before="0"/>
             </w:pPr>
-            <w:hyperlink w:history="1" r:id="rIdoi_snqfvyfja3tjt3rjux">
+            <w:hyperlink w:history="1" r:id="rIds2v3afzgyrnls99gjrq7v">
               <w:r>
                 <w:rPr>
                   <w:rFonts w:ascii="Arial" w:cs="Arial" w:eastAsia="Arial" w:hAnsi="Arial"/>
@@ -8045,7 +8223,7 @@
               <w:spacing w:after="10" w:before="0"/>
               <w:ind w:left="120"/>
             </w:pPr>
-            <w:hyperlink w:history="1" r:id="rIdip7bpdmd0m0o4yl-fi2jf">
+            <w:hyperlink w:history="1" r:id="rIdur3aisdpuggmczep5_nf7">
               <w:r>
                 <w:rPr>
                   <w:rFonts w:ascii="Arial" w:cs="Arial" w:eastAsia="Arial" w:hAnsi="Arial"/>
@@ -8090,7 +8268,7 @@
             <w:pPr>
               <w:spacing w:after="20" w:before="0"/>
             </w:pPr>
-            <w:hyperlink w:history="1" r:id="rIdk0k3ub0jy7v7gdroslp53">
+            <w:hyperlink w:history="1" r:id="rId1u5upxpvlr_grfrxzlibj">
               <w:r>
                 <w:rPr>
                   <w:rFonts w:ascii="Arial" w:cs="Arial" w:eastAsia="Arial" w:hAnsi="Arial"/>
@@ -8123,7 +8301,7 @@
               <w:spacing w:after="10" w:before="0"/>
               <w:ind w:left="120"/>
             </w:pPr>
-            <w:hyperlink w:history="1" r:id="rIdlzyxrg-sgc_bw9dh_hsrj">
+            <w:hyperlink w:history="1" r:id="rIdz3i6qm6qjjqkk3yfmc4qs">
               <w:r>
                 <w:rPr>
                   <w:rFonts w:ascii="Arial" w:cs="Arial" w:eastAsia="Arial" w:hAnsi="Arial"/>
@@ -8151,6 +8329,7 @@
           </w:tcPr>
           <w:p>
             <w:pPr>
+              <w:keepNext w:val="false"/>
               <w:spacing w:after="40" w:before="0"/>
               <w:jc w:val="left"/>
             </w:pPr>
@@ -8183,6 +8362,7 @@
           </w:tcPr>
           <w:p>
             <w:pPr>
+              <w:keepNext w:val="false"/>
               <w:spacing w:after="40" w:before="0"/>
               <w:jc w:val="left"/>
             </w:pPr>
@@ -8215,6 +8395,7 @@
           </w:tcPr>
           <w:p>
             <w:pPr>
+              <w:keepNext w:val="false"/>
               <w:spacing w:after="40" w:before="0"/>
               <w:jc w:val="left"/>
             </w:pPr>
@@ -8247,6 +8428,7 @@
           </w:tcPr>
           <w:p>
             <w:pPr>
+              <w:keepNext w:val="false"/>
               <w:spacing w:after="40" w:before="0"/>
               <w:jc w:val="left"/>
             </w:pPr>
@@ -8306,6 +8488,7 @@
           </w:tcPr>
           <w:p>
             <w:pPr>
+              <w:keepNext w:val="false"/>
               <w:spacing w:after="40" w:before="0"/>
               <w:jc w:val="center"/>
             </w:pPr>
@@ -8340,6 +8523,7 @@
           </w:tcPr>
           <w:p>
             <w:pPr>
+              <w:keepNext w:val="false"/>
               <w:spacing w:after="40" w:before="0"/>
               <w:jc w:val="left"/>
             </w:pPr>
@@ -8359,6 +8543,7 @@
           </w:p>
           <w:p>
             <w:pPr>
+              <w:keepNext w:val="false"/>
               <w:spacing w:after="40" w:before="0"/>
               <w:jc w:val="left"/>
             </w:pPr>
@@ -8378,6 +8563,7 @@
           </w:p>
           <w:p>
             <w:pPr>
+              <w:keepNext w:val="false"/>
               <w:spacing w:after="40" w:before="0"/>
               <w:jc w:val="left"/>
             </w:pPr>
@@ -8397,6 +8583,7 @@
           </w:p>
           <w:p>
             <w:pPr>
+              <w:keepNext w:val="false"/>
               <w:spacing w:after="40" w:before="0"/>
               <w:jc w:val="left"/>
             </w:pPr>
@@ -8416,6 +8603,7 @@
           </w:p>
           <w:p>
             <w:pPr>
+              <w:keepNext w:val="false"/>
               <w:spacing w:after="40" w:before="0"/>
               <w:jc w:val="left"/>
             </w:pPr>
@@ -8435,6 +8623,7 @@
           </w:p>
           <w:p>
             <w:pPr>
+              <w:keepNext w:val="false"/>
               <w:spacing w:after="40" w:before="0"/>
               <w:jc w:val="left"/>
             </w:pPr>
@@ -8496,6 +8685,7 @@
           </w:tcPr>
           <w:p>
             <w:pPr>
+              <w:keepNext w:val="false"/>
               <w:spacing w:after="40" w:before="0"/>
               <w:jc w:val="center"/>
             </w:pPr>
@@ -8530,6 +8720,7 @@
           </w:tcPr>
           <w:p>
             <w:pPr>
+              <w:keepNext w:val="false"/>
               <w:spacing w:after="40" w:before="0"/>
               <w:jc w:val="left"/>
             </w:pPr>
@@ -8562,6 +8753,7 @@
           </w:tcPr>
           <w:p>
             <w:pPr>
+              <w:keepNext w:val="false"/>
               <w:spacing w:after="40" w:before="0"/>
               <w:jc w:val="left"/>
             </w:pPr>
@@ -8596,6 +8788,7 @@
           </w:tcPr>
           <w:p>
             <w:pPr>
+              <w:keepNext w:val="false"/>
               <w:spacing w:after="40" w:before="0"/>
               <w:jc w:val="left"/>
             </w:pPr>
@@ -8628,6 +8821,7 @@
           </w:tcPr>
           <w:p>
             <w:pPr>
+              <w:keepNext w:val="false"/>
               <w:spacing w:after="40" w:before="0"/>
               <w:jc w:val="left"/>
             </w:pPr>
@@ -8662,6 +8856,7 @@
           </w:tcPr>
           <w:p>
             <w:pPr>
+              <w:keepNext w:val="false"/>
               <w:spacing w:after="40" w:before="0"/>
               <w:jc w:val="left"/>
             </w:pPr>
@@ -8694,6 +8889,7 @@
           </w:tcPr>
           <w:p>
             <w:pPr>
+              <w:keepNext w:val="false"/>
               <w:spacing w:after="40" w:before="0"/>
               <w:jc w:val="left"/>
             </w:pPr>
@@ -8730,7 +8926,7 @@
         </w:rPr>
         <w:t xml:space="preserve">© 2026 SeaVuria and ARES. Aligned with KICD objectives. Developed by SeaVuria; technical implementation by ARES (with AI assistance from Claude). Licensed under </w:t>
       </w:r>
-      <w:hyperlink w:history="1" r:id="rIdj9phjxpmihp4wylbptus5">
+      <w:hyperlink w:history="1" r:id="rIdtyyqongausjsl3u86rxyo">
         <w:r>
           <w:rPr>
             <w:rFonts w:ascii="Arial" w:cs="Arial" w:eastAsia="Arial" w:hAnsi="Arial"/>
@@ -8751,7 +8947,7 @@
         </w:rPr>
         <w:t xml:space="preserve"> (</w:t>
       </w:r>
-      <w:hyperlink w:history="1" r:id="rIdknpojjynrkgy0logpxach">
+      <w:hyperlink w:history="1" r:id="rIdywazw8yjqlahzh4p7lyo-">
         <w:r>
           <w:rPr>
             <w:rFonts w:ascii="Arial" w:cs="Arial" w:eastAsia="Arial" w:hAnsi="Arial"/>
@@ -8811,6 +9007,7 @@
           </w:tcPr>
           <w:p>
             <w:pPr>
+              <w:keepNext w:val="false"/>
               <w:spacing w:after="40" w:before="0"/>
               <w:jc w:val="center"/>
             </w:pPr>
@@ -8846,6 +9043,7 @@
           </w:tcPr>
           <w:p>
             <w:pPr>
+              <w:keepNext w:val="false"/>
               <w:spacing w:after="40" w:before="0"/>
               <w:jc w:val="center"/>
             </w:pPr>
@@ -8880,6 +9078,7 @@
           </w:tcPr>
           <w:p>
             <w:pPr>
+              <w:keepNext w:val="false"/>
               <w:spacing w:after="40" w:before="0"/>
               <w:jc w:val="left"/>
             </w:pPr>
@@ -8912,6 +9111,7 @@
           </w:tcPr>
           <w:p>
             <w:pPr>
+              <w:keepNext w:val="false"/>
               <w:spacing w:after="40" w:before="0"/>
               <w:jc w:val="left"/>
             </w:pPr>
@@ -8946,6 +9146,7 @@
           </w:tcPr>
           <w:p>
             <w:pPr>
+              <w:keepNext w:val="false"/>
               <w:spacing w:after="40" w:before="0"/>
               <w:jc w:val="left"/>
             </w:pPr>
@@ -8978,6 +9179,7 @@
           </w:tcPr>
           <w:p>
             <w:pPr>
+              <w:keepNext w:val="false"/>
               <w:spacing w:after="40" w:before="0"/>
               <w:jc w:val="left"/>
             </w:pPr>
@@ -9012,6 +9214,7 @@
           </w:tcPr>
           <w:p>
             <w:pPr>
+              <w:keepNext w:val="false"/>
               <w:spacing w:after="40" w:before="0"/>
               <w:jc w:val="left"/>
             </w:pPr>
@@ -9044,6 +9247,7 @@
           </w:tcPr>
           <w:p>
             <w:pPr>
+              <w:keepNext w:val="false"/>
               <w:spacing w:after="40" w:before="0"/>
               <w:jc w:val="left"/>
             </w:pPr>
@@ -9078,6 +9282,7 @@
           </w:tcPr>
           <w:p>
             <w:pPr>
+              <w:keepNext w:val="false"/>
               <w:spacing w:after="40" w:before="0"/>
               <w:jc w:val="left"/>
             </w:pPr>
@@ -9110,6 +9315,7 @@
           </w:tcPr>
           <w:p>
             <w:pPr>
+              <w:keepNext w:val="false"/>
               <w:spacing w:after="40" w:before="0"/>
               <w:jc w:val="left"/>
             </w:pPr>
@@ -9144,6 +9350,7 @@
           </w:tcPr>
           <w:p>
             <w:pPr>
+              <w:keepNext w:val="false"/>
               <w:spacing w:after="40" w:before="0"/>
               <w:jc w:val="left"/>
             </w:pPr>
@@ -9176,6 +9383,7 @@
           </w:tcPr>
           <w:p>
             <w:pPr>
+              <w:keepNext w:val="false"/>
               <w:spacing w:after="40" w:before="0"/>
               <w:jc w:val="left"/>
             </w:pPr>
@@ -9210,6 +9418,7 @@
           </w:tcPr>
           <w:p>
             <w:pPr>
+              <w:keepNext w:val="false"/>
               <w:spacing w:after="40" w:before="0"/>
               <w:jc w:val="left"/>
             </w:pPr>
@@ -9242,6 +9451,7 @@
           </w:tcPr>
           <w:p>
             <w:pPr>
+              <w:keepNext w:val="false"/>
               <w:spacing w:after="40" w:before="0"/>
               <w:jc w:val="left"/>
             </w:pPr>
@@ -9276,6 +9486,7 @@
           </w:tcPr>
           <w:p>
             <w:pPr>
+              <w:keepNext w:val="false"/>
               <w:spacing w:after="40" w:before="0"/>
               <w:jc w:val="left"/>
             </w:pPr>
@@ -9308,6 +9519,7 @@
           </w:tcPr>
           <w:p>
             <w:pPr>
+              <w:keepNext w:val="false"/>
               <w:spacing w:after="40" w:before="0"/>
               <w:jc w:val="left"/>
             </w:pPr>
@@ -9342,6 +9554,7 @@
           </w:tcPr>
           <w:p>
             <w:pPr>
+              <w:keepNext w:val="false"/>
               <w:spacing w:after="40" w:before="0"/>
               <w:jc w:val="left"/>
             </w:pPr>
@@ -9374,6 +9587,7 @@
           </w:tcPr>
           <w:p>
             <w:pPr>
+              <w:keepNext w:val="false"/>
               <w:spacing w:after="40" w:before="0"/>
               <w:jc w:val="left"/>
             </w:pPr>
@@ -9433,6 +9647,7 @@
           </w:tcPr>
           <w:p>
             <w:pPr>
+              <w:keepNext w:val="false"/>
               <w:spacing w:after="40" w:before="0"/>
               <w:jc w:val="center"/>
             </w:pPr>
@@ -9467,6 +9682,7 @@
           </w:tcPr>
           <w:p>
             <w:pPr>
+              <w:keepNext w:val="false"/>
               <w:spacing w:after="40" w:before="0"/>
               <w:jc w:val="left"/>
             </w:pPr>
@@ -9531,6 +9747,7 @@
           </w:tcPr>
           <w:p>
             <w:pPr>
+              <w:keepNext w:val="false"/>
               <w:spacing w:after="40" w:before="0"/>
               <w:jc w:val="center"/>
             </w:pPr>
@@ -9565,6 +9782,7 @@
           </w:tcPr>
           <w:p>
             <w:pPr>
+              <w:keepNext w:val="false"/>
               <w:spacing w:after="40" w:before="0"/>
               <w:jc w:val="left"/>
             </w:pPr>
@@ -9597,6 +9815,7 @@
           </w:tcPr>
           <w:p>
             <w:pPr>
+              <w:keepNext w:val="false"/>
               <w:spacing w:after="40" w:before="0"/>
               <w:jc w:val="left"/>
             </w:pPr>
@@ -9629,6 +9848,7 @@
           </w:tcPr>
           <w:p>
             <w:pPr>
+              <w:keepNext w:val="false"/>
               <w:spacing w:after="40" w:before="0"/>
               <w:jc w:val="left"/>
             </w:pPr>
@@ -9661,6 +9881,7 @@
           </w:tcPr>
           <w:p>
             <w:pPr>
+              <w:keepNext w:val="false"/>
               <w:spacing w:after="40" w:before="0"/>
               <w:jc w:val="left"/>
             </w:pPr>
@@ -9693,6 +9914,7 @@
           </w:tcPr>
           <w:p>
             <w:pPr>
+              <w:keepNext w:val="false"/>
               <w:spacing w:after="40" w:before="0"/>
               <w:jc w:val="left"/>
             </w:pPr>
@@ -9727,6 +9949,7 @@
           </w:tcPr>
           <w:p>
             <w:pPr>
+              <w:keepNext w:val="false"/>
               <w:spacing w:after="40" w:before="0"/>
               <w:jc w:val="left"/>
             </w:pPr>
@@ -9764,7 +9987,7 @@
             <w:pPr>
               <w:spacing w:after="20" w:before="0"/>
             </w:pPr>
-            <w:hyperlink w:history="1" r:id="rIdoei0omkp7misnastmyk0u">
+            <w:hyperlink w:history="1" r:id="rIdevupqqgr79_a8qqqu5lcr">
               <w:r>
                 <w:rPr>
                   <w:rFonts w:ascii="Arial" w:cs="Arial" w:eastAsia="Arial" w:hAnsi="Arial"/>
@@ -9797,7 +10020,7 @@
               <w:spacing w:after="10" w:before="0"/>
               <w:ind w:left="120"/>
             </w:pPr>
-            <w:hyperlink w:history="1" r:id="rIdxb2dbhlktp6kutnn4wobl">
+            <w:hyperlink w:history="1" r:id="rId1rlcpeljfbozkrbpiwmdv">
               <w:r>
                 <w:rPr>
                   <w:rFonts w:ascii="Arial" w:cs="Arial" w:eastAsia="Arial" w:hAnsi="Arial"/>
@@ -9842,7 +10065,7 @@
             <w:pPr>
               <w:spacing w:after="20" w:before="0"/>
             </w:pPr>
-            <w:hyperlink w:history="1" r:id="rIdmscjhvgyi73zqnjbhwh_j">
+            <w:hyperlink w:history="1" r:id="rIdp3iy9oidh1xiwskbiy53r">
               <w:r>
                 <w:rPr>
                   <w:rFonts w:ascii="Arial" w:cs="Arial" w:eastAsia="Arial" w:hAnsi="Arial"/>
@@ -9875,7 +10098,7 @@
               <w:spacing w:after="10" w:before="0"/>
               <w:ind w:left="120"/>
             </w:pPr>
-            <w:hyperlink w:history="1" r:id="rId3zcjajkzkaetpzxea5en7">
+            <w:hyperlink w:history="1" r:id="rIdzl9ully_g28yvn5pob2da">
               <w:r>
                 <w:rPr>
                   <w:rFonts w:ascii="Arial" w:cs="Arial" w:eastAsia="Arial" w:hAnsi="Arial"/>
@@ -9903,6 +10126,7 @@
           </w:tcPr>
           <w:p>
             <w:pPr>
+              <w:keepNext w:val="false"/>
               <w:spacing w:after="40" w:before="0"/>
               <w:jc w:val="left"/>
             </w:pPr>
@@ -9935,6 +10159,7 @@
           </w:tcPr>
           <w:p>
             <w:pPr>
+              <w:keepNext w:val="false"/>
               <w:spacing w:after="40" w:before="0"/>
               <w:jc w:val="left"/>
             </w:pPr>
@@ -9967,6 +10192,7 @@
           </w:tcPr>
           <w:p>
             <w:pPr>
+              <w:keepNext w:val="false"/>
               <w:spacing w:after="40" w:before="0"/>
               <w:jc w:val="left"/>
             </w:pPr>
@@ -9999,6 +10225,7 @@
           </w:tcPr>
           <w:p>
             <w:pPr>
+              <w:keepNext w:val="false"/>
               <w:spacing w:after="40" w:before="0"/>
               <w:jc w:val="left"/>
             </w:pPr>
@@ -10033,6 +10260,7 @@
           </w:tcPr>
           <w:p>
             <w:pPr>
+              <w:keepNext w:val="false"/>
               <w:spacing w:after="40" w:before="0"/>
               <w:jc w:val="left"/>
             </w:pPr>
@@ -10070,7 +10298,7 @@
             <w:pPr>
               <w:spacing w:after="20" w:before="0"/>
             </w:pPr>
-            <w:hyperlink w:history="1" r:id="rIds3oy09nbq8g8edqwv3c78">
+            <w:hyperlink w:history="1" r:id="rId0z3zdtm1qkv1mhlw582jf">
               <w:r>
                 <w:rPr>
                   <w:rFonts w:ascii="Arial" w:cs="Arial" w:eastAsia="Arial" w:hAnsi="Arial"/>
@@ -10103,7 +10331,7 @@
               <w:spacing w:after="10" w:before="0"/>
               <w:ind w:left="120"/>
             </w:pPr>
-            <w:hyperlink w:history="1" r:id="rIdm8dsi9lvxpsv63_7klo2k">
+            <w:hyperlink w:history="1" r:id="rIdvxchsb-7gkqnqiulp6ssn">
               <w:r>
                 <w:rPr>
                   <w:rFonts w:ascii="Arial" w:cs="Arial" w:eastAsia="Arial" w:hAnsi="Arial"/>
@@ -10148,7 +10376,7 @@
             <w:pPr>
               <w:spacing w:after="20" w:before="0"/>
             </w:pPr>
-            <w:hyperlink w:history="1" r:id="rIdl1_hzjrdhyvolqwo6ykqo">
+            <w:hyperlink w:history="1" r:id="rIdqdkutqxbx9otiemmz2i2l">
               <w:r>
                 <w:rPr>
                   <w:rFonts w:ascii="Arial" w:cs="Arial" w:eastAsia="Arial" w:hAnsi="Arial"/>
@@ -10181,7 +10409,7 @@
               <w:spacing w:after="10" w:before="0"/>
               <w:ind w:left="120"/>
             </w:pPr>
-            <w:hyperlink w:history="1" r:id="rId8eq-nwp_20fqf1vjs_hlw">
+            <w:hyperlink w:history="1" r:id="rIdd-nyajcxa2m87uajbmzxw">
               <w:r>
                 <w:rPr>
                   <w:rFonts w:ascii="Arial" w:cs="Arial" w:eastAsia="Arial" w:hAnsi="Arial"/>
@@ -10209,6 +10437,7 @@
           </w:tcPr>
           <w:p>
             <w:pPr>
+              <w:keepNext w:val="false"/>
               <w:spacing w:after="40" w:before="0"/>
               <w:jc w:val="left"/>
             </w:pPr>
@@ -10241,6 +10470,7 @@
           </w:tcPr>
           <w:p>
             <w:pPr>
+              <w:keepNext w:val="false"/>
               <w:spacing w:after="40" w:before="0"/>
               <w:jc w:val="left"/>
             </w:pPr>
@@ -10273,6 +10503,7 @@
           </w:tcPr>
           <w:p>
             <w:pPr>
+              <w:keepNext w:val="false"/>
               <w:spacing w:after="40" w:before="0"/>
               <w:jc w:val="left"/>
             </w:pPr>
@@ -10305,6 +10536,7 @@
           </w:tcPr>
           <w:p>
             <w:pPr>
+              <w:keepNext w:val="false"/>
               <w:spacing w:after="40" w:before="0"/>
               <w:jc w:val="left"/>
             </w:pPr>
@@ -10339,6 +10571,7 @@
           </w:tcPr>
           <w:p>
             <w:pPr>
+              <w:keepNext w:val="false"/>
               <w:spacing w:after="40" w:before="0"/>
               <w:jc w:val="left"/>
             </w:pPr>
@@ -10376,7 +10609,7 @@
             <w:pPr>
               <w:spacing w:after="20" w:before="0"/>
             </w:pPr>
-            <w:hyperlink w:history="1" r:id="rIdzbjon3nrc2qrilkwvgcbr">
+            <w:hyperlink w:history="1" r:id="rId4kcskvonag6lhrsf4nbd7">
               <w:r>
                 <w:rPr>
                   <w:rFonts w:ascii="Arial" w:cs="Arial" w:eastAsia="Arial" w:hAnsi="Arial"/>
@@ -10409,7 +10642,7 @@
               <w:spacing w:after="10" w:before="0"/>
               <w:ind w:left="120"/>
             </w:pPr>
-            <w:hyperlink w:history="1" r:id="rIdtbmz4zq4fkiggnamwbpvg">
+            <w:hyperlink w:history="1" r:id="rId8aapgpmie-ofnumtvzmai">
               <w:r>
                 <w:rPr>
                   <w:rFonts w:ascii="Arial" w:cs="Arial" w:eastAsia="Arial" w:hAnsi="Arial"/>
@@ -10454,7 +10687,7 @@
             <w:pPr>
               <w:spacing w:after="20" w:before="0"/>
             </w:pPr>
-            <w:hyperlink w:history="1" r:id="rId1e7-gir8edr4yapm1jjh8">
+            <w:hyperlink w:history="1" r:id="rIde4c2_jyi7ufa25s_3sqq-">
               <w:r>
                 <w:rPr>
                   <w:rFonts w:ascii="Arial" w:cs="Arial" w:eastAsia="Arial" w:hAnsi="Arial"/>
@@ -10487,7 +10720,7 @@
               <w:spacing w:after="10" w:before="0"/>
               <w:ind w:left="120"/>
             </w:pPr>
-            <w:hyperlink w:history="1" r:id="rIdjg-vgjrq-63t08qmwomia">
+            <w:hyperlink w:history="1" r:id="rIdtvutdx_isvbwynvtxnnhe">
               <w:r>
                 <w:rPr>
                   <w:rFonts w:ascii="Arial" w:cs="Arial" w:eastAsia="Arial" w:hAnsi="Arial"/>
@@ -10515,6 +10748,7 @@
           </w:tcPr>
           <w:p>
             <w:pPr>
+              <w:keepNext w:val="false"/>
               <w:spacing w:after="40" w:before="0"/>
               <w:jc w:val="left"/>
             </w:pPr>
@@ -10547,6 +10781,7 @@
           </w:tcPr>
           <w:p>
             <w:pPr>
+              <w:keepNext w:val="false"/>
               <w:spacing w:after="40" w:before="0"/>
               <w:jc w:val="left"/>
             </w:pPr>
@@ -10579,6 +10814,7 @@
           </w:tcPr>
           <w:p>
             <w:pPr>
+              <w:keepNext w:val="false"/>
               <w:spacing w:after="40" w:before="0"/>
               <w:jc w:val="left"/>
             </w:pPr>
@@ -10611,6 +10847,7 @@
           </w:tcPr>
           <w:p>
             <w:pPr>
+              <w:keepNext w:val="false"/>
               <w:spacing w:after="40" w:before="0"/>
               <w:jc w:val="left"/>
             </w:pPr>
@@ -10645,6 +10882,7 @@
           </w:tcPr>
           <w:p>
             <w:pPr>
+              <w:keepNext w:val="false"/>
               <w:spacing w:after="40" w:before="0"/>
               <w:jc w:val="left"/>
             </w:pPr>
@@ -10682,7 +10920,7 @@
             <w:pPr>
               <w:spacing w:after="20" w:before="0"/>
             </w:pPr>
-            <w:hyperlink w:history="1" r:id="rIdbmaafruujk1sfeymynsop">
+            <w:hyperlink w:history="1" r:id="rIdzvzlya3khpx7zwfbl07fb">
               <w:r>
                 <w:rPr>
                   <w:rFonts w:ascii="Arial" w:cs="Arial" w:eastAsia="Arial" w:hAnsi="Arial"/>
@@ -10715,7 +10953,7 @@
               <w:spacing w:after="10" w:before="0"/>
               <w:ind w:left="120"/>
             </w:pPr>
-            <w:hyperlink w:history="1" r:id="rIdbi2ivos-71tvskh-ng-ep">
+            <w:hyperlink w:history="1" r:id="rIdmtalmnro-2f0defriixgd">
               <w:r>
                 <w:rPr>
                   <w:rFonts w:ascii="Arial" w:cs="Arial" w:eastAsia="Arial" w:hAnsi="Arial"/>
@@ -10760,7 +10998,7 @@
             <w:pPr>
               <w:spacing w:after="20" w:before="0"/>
             </w:pPr>
-            <w:hyperlink w:history="1" r:id="rIdh5iwgvvhqgul-kzo5qcr5">
+            <w:hyperlink w:history="1" r:id="rIdmdcg1hnfcl2tan6punpyt">
               <w:r>
                 <w:rPr>
                   <w:rFonts w:ascii="Arial" w:cs="Arial" w:eastAsia="Arial" w:hAnsi="Arial"/>
@@ -10793,7 +11031,7 @@
               <w:spacing w:after="10" w:before="0"/>
               <w:ind w:left="120"/>
             </w:pPr>
-            <w:hyperlink w:history="1" r:id="rIdojcmlaouokmsls-j4gqqe">
+            <w:hyperlink w:history="1" r:id="rIdpfwm47l6d2xxagv3sybhg">
               <w:r>
                 <w:rPr>
                   <w:rFonts w:ascii="Arial" w:cs="Arial" w:eastAsia="Arial" w:hAnsi="Arial"/>
@@ -10821,6 +11059,7 @@
           </w:tcPr>
           <w:p>
             <w:pPr>
+              <w:keepNext w:val="false"/>
               <w:spacing w:after="40" w:before="0"/>
               <w:jc w:val="left"/>
             </w:pPr>
@@ -10853,6 +11092,7 @@
           </w:tcPr>
           <w:p>
             <w:pPr>
+              <w:keepNext w:val="false"/>
               <w:spacing w:after="40" w:before="0"/>
               <w:jc w:val="left"/>
             </w:pPr>
@@ -10885,6 +11125,7 @@
           </w:tcPr>
           <w:p>
             <w:pPr>
+              <w:keepNext w:val="false"/>
               <w:spacing w:after="40" w:before="0"/>
               <w:jc w:val="left"/>
             </w:pPr>
@@ -10917,6 +11158,7 @@
           </w:tcPr>
           <w:p>
             <w:pPr>
+              <w:keepNext w:val="false"/>
               <w:spacing w:after="40" w:before="0"/>
               <w:jc w:val="left"/>
             </w:pPr>
@@ -10951,6 +11193,7 @@
           </w:tcPr>
           <w:p>
             <w:pPr>
+              <w:keepNext w:val="false"/>
               <w:spacing w:after="40" w:before="0"/>
               <w:jc w:val="left"/>
             </w:pPr>
@@ -10988,7 +11231,7 @@
             <w:pPr>
               <w:spacing w:after="20" w:before="0"/>
             </w:pPr>
-            <w:hyperlink w:history="1" r:id="rIdiwkb4u79ddwqjrmucajpz">
+            <w:hyperlink w:history="1" r:id="rId_josk2igqktaizy9qfs55">
               <w:r>
                 <w:rPr>
                   <w:rFonts w:ascii="Arial" w:cs="Arial" w:eastAsia="Arial" w:hAnsi="Arial"/>
@@ -11037,7 +11280,7 @@
               <w:spacing w:after="10" w:before="0"/>
               <w:ind w:left="120"/>
             </w:pPr>
-            <w:hyperlink w:history="1" r:id="rId2sasf1budkmyhg1vjmbf9">
+            <w:hyperlink w:history="1" r:id="rIdmosyudvpe4plyxp19u6kf">
               <w:r>
                 <w:rPr>
                   <w:rFonts w:ascii="Arial" w:cs="Arial" w:eastAsia="Arial" w:hAnsi="Arial"/>
@@ -11082,7 +11325,7 @@
             <w:pPr>
               <w:spacing w:after="20" w:before="0"/>
             </w:pPr>
-            <w:hyperlink w:history="1" r:id="rIdgql-av3rqk-8oxvckaipd">
+            <w:hyperlink w:history="1" r:id="rIdbmnvdcx4ybcumugel92wx">
               <w:r>
                 <w:rPr>
                   <w:rFonts w:ascii="Arial" w:cs="Arial" w:eastAsia="Arial" w:hAnsi="Arial"/>
@@ -11115,7 +11358,7 @@
               <w:spacing w:after="10" w:before="0"/>
               <w:ind w:left="120"/>
             </w:pPr>
-            <w:hyperlink w:history="1" r:id="rIdm6wxyxhriuhi_mopgdofw">
+            <w:hyperlink w:history="1" r:id="rId7jolg-o5wnrowm44eskrs">
               <w:r>
                 <w:rPr>
                   <w:rFonts w:ascii="Arial" w:cs="Arial" w:eastAsia="Arial" w:hAnsi="Arial"/>
@@ -11143,6 +11386,7 @@
           </w:tcPr>
           <w:p>
             <w:pPr>
+              <w:keepNext w:val="false"/>
               <w:spacing w:after="40" w:before="0"/>
               <w:jc w:val="left"/>
             </w:pPr>
@@ -11175,6 +11419,7 @@
           </w:tcPr>
           <w:p>
             <w:pPr>
+              <w:keepNext w:val="false"/>
               <w:spacing w:after="40" w:before="0"/>
               <w:jc w:val="left"/>
             </w:pPr>
@@ -11207,6 +11452,7 @@
           </w:tcPr>
           <w:p>
             <w:pPr>
+              <w:keepNext w:val="false"/>
               <w:spacing w:after="40" w:before="0"/>
               <w:jc w:val="left"/>
             </w:pPr>
@@ -11239,6 +11485,7 @@
           </w:tcPr>
           <w:p>
             <w:pPr>
+              <w:keepNext w:val="false"/>
               <w:spacing w:after="40" w:before="0"/>
               <w:jc w:val="left"/>
             </w:pPr>
@@ -11298,6 +11545,7 @@
           </w:tcPr>
           <w:p>
             <w:pPr>
+              <w:keepNext w:val="false"/>
               <w:spacing w:after="40" w:before="0"/>
               <w:jc w:val="center"/>
             </w:pPr>
@@ -11332,6 +11580,7 @@
           </w:tcPr>
           <w:p>
             <w:pPr>
+              <w:keepNext w:val="false"/>
               <w:spacing w:after="40" w:before="0"/>
               <w:jc w:val="left"/>
             </w:pPr>
@@ -11351,6 +11600,7 @@
           </w:p>
           <w:p>
             <w:pPr>
+              <w:keepNext w:val="false"/>
               <w:spacing w:after="40" w:before="0"/>
               <w:jc w:val="left"/>
             </w:pPr>
@@ -11370,6 +11620,7 @@
           </w:p>
           <w:p>
             <w:pPr>
+              <w:keepNext w:val="false"/>
               <w:spacing w:after="40" w:before="0"/>
               <w:jc w:val="left"/>
             </w:pPr>
@@ -11389,6 +11640,7 @@
           </w:p>
           <w:p>
             <w:pPr>
+              <w:keepNext w:val="false"/>
               <w:spacing w:after="40" w:before="0"/>
               <w:jc w:val="left"/>
             </w:pPr>
@@ -11408,6 +11660,7 @@
           </w:p>
           <w:p>
             <w:pPr>
+              <w:keepNext w:val="false"/>
               <w:spacing w:after="40" w:before="0"/>
               <w:jc w:val="left"/>
             </w:pPr>
@@ -11427,6 +11680,7 @@
           </w:p>
           <w:p>
             <w:pPr>
+              <w:keepNext w:val="false"/>
               <w:spacing w:after="40" w:before="0"/>
               <w:jc w:val="left"/>
             </w:pPr>
@@ -11446,6 +11700,7 @@
           </w:p>
           <w:p>
             <w:pPr>
+              <w:keepNext w:val="false"/>
               <w:spacing w:after="40" w:before="0"/>
               <w:jc w:val="left"/>
             </w:pPr>
@@ -11507,6 +11762,7 @@
           </w:tcPr>
           <w:p>
             <w:pPr>
+              <w:keepNext w:val="false"/>
               <w:spacing w:after="40" w:before="0"/>
               <w:jc w:val="center"/>
             </w:pPr>
@@ -11541,6 +11797,7 @@
           </w:tcPr>
           <w:p>
             <w:pPr>
+              <w:keepNext w:val="false"/>
               <w:spacing w:after="40" w:before="0"/>
               <w:jc w:val="left"/>
             </w:pPr>
@@ -11573,6 +11830,7 @@
           </w:tcPr>
           <w:p>
             <w:pPr>
+              <w:keepNext w:val="false"/>
               <w:spacing w:after="40" w:before="0"/>
               <w:jc w:val="left"/>
             </w:pPr>
@@ -11607,6 +11865,7 @@
           </w:tcPr>
           <w:p>
             <w:pPr>
+              <w:keepNext w:val="false"/>
               <w:spacing w:after="40" w:before="0"/>
               <w:jc w:val="left"/>
             </w:pPr>
@@ -11639,6 +11898,7 @@
           </w:tcPr>
           <w:p>
             <w:pPr>
+              <w:keepNext w:val="false"/>
               <w:spacing w:after="40" w:before="0"/>
               <w:jc w:val="left"/>
             </w:pPr>
@@ -11673,6 +11933,7 @@
           </w:tcPr>
           <w:p>
             <w:pPr>
+              <w:keepNext w:val="false"/>
               <w:spacing w:after="40" w:before="0"/>
               <w:jc w:val="left"/>
             </w:pPr>
@@ -11705,6 +11966,7 @@
           </w:tcPr>
           <w:p>
             <w:pPr>
+              <w:keepNext w:val="false"/>
               <w:spacing w:after="40" w:before="0"/>
               <w:jc w:val="left"/>
             </w:pPr>
@@ -11741,7 +12003,7 @@
         </w:rPr>
         <w:t xml:space="preserve">© 2026 SeaVuria and ARES. Aligned with KICD objectives. Developed by SeaVuria; technical implementation by ARES (with AI assistance from Claude). Licensed under </w:t>
       </w:r>
-      <w:hyperlink w:history="1" r:id="rIdszyaip5v8qawxrww_-xbl">
+      <w:hyperlink w:history="1" r:id="rIdukb1kimv4l-kjb8ddd0q0">
         <w:r>
           <w:rPr>
             <w:rFonts w:ascii="Arial" w:cs="Arial" w:eastAsia="Arial" w:hAnsi="Arial"/>
@@ -11762,7 +12024,7 @@
         </w:rPr>
         <w:t xml:space="preserve"> (</w:t>
       </w:r>
-      <w:hyperlink w:history="1" r:id="rIdnifoaygqqfzf8t0tmalp2">
+      <w:hyperlink w:history="1" r:id="rIdnegjiihwm8uq3fobsk1ko">
         <w:r>
           <w:rPr>
             <w:rFonts w:ascii="Arial" w:cs="Arial" w:eastAsia="Arial" w:hAnsi="Arial"/>
@@ -11822,6 +12084,7 @@
           </w:tcPr>
           <w:p>
             <w:pPr>
+              <w:keepNext w:val="false"/>
               <w:spacing w:after="40" w:before="0"/>
               <w:jc w:val="center"/>
             </w:pPr>
@@ -11857,6 +12120,7 @@
           </w:tcPr>
           <w:p>
             <w:pPr>
+              <w:keepNext w:val="false"/>
               <w:spacing w:after="40" w:before="0"/>
               <w:jc w:val="center"/>
             </w:pPr>
@@ -11891,6 +12155,7 @@
           </w:tcPr>
           <w:p>
             <w:pPr>
+              <w:keepNext w:val="false"/>
               <w:spacing w:after="40" w:before="0"/>
               <w:jc w:val="left"/>
             </w:pPr>
@@ -11923,6 +12188,7 @@
           </w:tcPr>
           <w:p>
             <w:pPr>
+              <w:keepNext w:val="false"/>
               <w:spacing w:after="40" w:before="0"/>
               <w:jc w:val="left"/>
             </w:pPr>
@@ -11957,6 +12223,7 @@
           </w:tcPr>
           <w:p>
             <w:pPr>
+              <w:keepNext w:val="false"/>
               <w:spacing w:after="40" w:before="0"/>
               <w:jc w:val="left"/>
             </w:pPr>
@@ -11989,6 +12256,7 @@
           </w:tcPr>
           <w:p>
             <w:pPr>
+              <w:keepNext w:val="false"/>
               <w:spacing w:after="40" w:before="0"/>
               <w:jc w:val="left"/>
             </w:pPr>
@@ -12023,6 +12291,7 @@
           </w:tcPr>
           <w:p>
             <w:pPr>
+              <w:keepNext w:val="false"/>
               <w:spacing w:after="40" w:before="0"/>
               <w:jc w:val="left"/>
             </w:pPr>
@@ -12055,6 +12324,7 @@
           </w:tcPr>
           <w:p>
             <w:pPr>
+              <w:keepNext w:val="false"/>
               <w:spacing w:after="40" w:before="0"/>
               <w:jc w:val="left"/>
             </w:pPr>
@@ -12089,6 +12359,7 @@
           </w:tcPr>
           <w:p>
             <w:pPr>
+              <w:keepNext w:val="false"/>
               <w:spacing w:after="40" w:before="0"/>
               <w:jc w:val="left"/>
             </w:pPr>
@@ -12121,6 +12392,7 @@
           </w:tcPr>
           <w:p>
             <w:pPr>
+              <w:keepNext w:val="false"/>
               <w:spacing w:after="40" w:before="0"/>
               <w:jc w:val="left"/>
             </w:pPr>
@@ -12155,6 +12427,7 @@
           </w:tcPr>
           <w:p>
             <w:pPr>
+              <w:keepNext w:val="false"/>
               <w:spacing w:after="40" w:before="0"/>
               <w:jc w:val="left"/>
             </w:pPr>
@@ -12187,6 +12460,7 @@
           </w:tcPr>
           <w:p>
             <w:pPr>
+              <w:keepNext w:val="false"/>
               <w:spacing w:after="40" w:before="0"/>
               <w:jc w:val="left"/>
             </w:pPr>
@@ -12221,6 +12495,7 @@
           </w:tcPr>
           <w:p>
             <w:pPr>
+              <w:keepNext w:val="false"/>
               <w:spacing w:after="40" w:before="0"/>
               <w:jc w:val="left"/>
             </w:pPr>
@@ -12253,6 +12528,7 @@
           </w:tcPr>
           <w:p>
             <w:pPr>
+              <w:keepNext w:val="false"/>
               <w:spacing w:after="40" w:before="0"/>
               <w:jc w:val="left"/>
             </w:pPr>
@@ -12287,6 +12563,7 @@
           </w:tcPr>
           <w:p>
             <w:pPr>
+              <w:keepNext w:val="false"/>
               <w:spacing w:after="40" w:before="0"/>
               <w:jc w:val="left"/>
             </w:pPr>
@@ -12319,6 +12596,7 @@
           </w:tcPr>
           <w:p>
             <w:pPr>
+              <w:keepNext w:val="false"/>
               <w:spacing w:after="40" w:before="0"/>
               <w:jc w:val="left"/>
             </w:pPr>
@@ -12353,6 +12631,7 @@
           </w:tcPr>
           <w:p>
             <w:pPr>
+              <w:keepNext w:val="false"/>
               <w:spacing w:after="40" w:before="0"/>
               <w:jc w:val="left"/>
             </w:pPr>
@@ -12385,6 +12664,7 @@
           </w:tcPr>
           <w:p>
             <w:pPr>
+              <w:keepNext w:val="false"/>
               <w:spacing w:after="40" w:before="0"/>
               <w:jc w:val="left"/>
             </w:pPr>
@@ -12444,6 +12724,7 @@
           </w:tcPr>
           <w:p>
             <w:pPr>
+              <w:keepNext w:val="false"/>
               <w:spacing w:after="40" w:before="0"/>
               <w:jc w:val="center"/>
             </w:pPr>
@@ -12478,6 +12759,7 @@
           </w:tcPr>
           <w:p>
             <w:pPr>
+              <w:keepNext w:val="false"/>
               <w:spacing w:after="40" w:before="0"/>
               <w:jc w:val="left"/>
             </w:pPr>
@@ -12542,6 +12824,7 @@
           </w:tcPr>
           <w:p>
             <w:pPr>
+              <w:keepNext w:val="false"/>
               <w:spacing w:after="40" w:before="0"/>
               <w:jc w:val="center"/>
             </w:pPr>
@@ -12576,6 +12859,7 @@
           </w:tcPr>
           <w:p>
             <w:pPr>
+              <w:keepNext w:val="false"/>
               <w:spacing w:after="40" w:before="0"/>
               <w:jc w:val="left"/>
             </w:pPr>
@@ -12608,6 +12892,7 @@
           </w:tcPr>
           <w:p>
             <w:pPr>
+              <w:keepNext w:val="false"/>
               <w:spacing w:after="40" w:before="0"/>
               <w:jc w:val="left"/>
             </w:pPr>
@@ -12640,6 +12925,7 @@
           </w:tcPr>
           <w:p>
             <w:pPr>
+              <w:keepNext w:val="false"/>
               <w:spacing w:after="40" w:before="0"/>
               <w:jc w:val="left"/>
             </w:pPr>
@@ -12672,6 +12958,7 @@
           </w:tcPr>
           <w:p>
             <w:pPr>
+              <w:keepNext w:val="false"/>
               <w:spacing w:after="40" w:before="0"/>
               <w:jc w:val="left"/>
             </w:pPr>
@@ -12704,6 +12991,7 @@
           </w:tcPr>
           <w:p>
             <w:pPr>
+              <w:keepNext w:val="false"/>
               <w:spacing w:after="40" w:before="0"/>
               <w:jc w:val="left"/>
             </w:pPr>
@@ -12738,6 +13026,7 @@
           </w:tcPr>
           <w:p>
             <w:pPr>
+              <w:keepNext w:val="false"/>
               <w:spacing w:after="40" w:before="0"/>
               <w:jc w:val="left"/>
             </w:pPr>
@@ -12775,7 +13064,7 @@
             <w:pPr>
               <w:spacing w:after="20" w:before="0"/>
             </w:pPr>
-            <w:hyperlink w:history="1" r:id="rIdmjbcuai4zuw57agfxiola">
+            <w:hyperlink w:history="1" r:id="rId0duxpdj9r0uw27xbwk1fu">
               <w:r>
                 <w:rPr>
                   <w:rFonts w:ascii="Arial" w:cs="Arial" w:eastAsia="Arial" w:hAnsi="Arial"/>
@@ -12808,7 +13097,7 @@
               <w:spacing w:after="10" w:before="0"/>
               <w:ind w:left="120"/>
             </w:pPr>
-            <w:hyperlink w:history="1" r:id="rIdjghiudasxj_ed2urf0idz">
+            <w:hyperlink w:history="1" r:id="rIdtj1kervsfog6ok9m6ljof">
               <w:r>
                 <w:rPr>
                   <w:rFonts w:ascii="Arial" w:cs="Arial" w:eastAsia="Arial" w:hAnsi="Arial"/>
@@ -12853,7 +13142,7 @@
             <w:pPr>
               <w:spacing w:after="20" w:before="0"/>
             </w:pPr>
-            <w:hyperlink w:history="1" r:id="rIdnj1hlmldvi_0mmy7wixsm">
+            <w:hyperlink w:history="1" r:id="rIdonkptchqsjqsl7m8vzhl4">
               <w:r>
                 <w:rPr>
                   <w:rFonts w:ascii="Arial" w:cs="Arial" w:eastAsia="Arial" w:hAnsi="Arial"/>
@@ -12886,7 +13175,7 @@
               <w:spacing w:after="10" w:before="0"/>
               <w:ind w:left="120"/>
             </w:pPr>
-            <w:hyperlink w:history="1" r:id="rIdsmw7b2zgqu0kbi7tjnilz">
+            <w:hyperlink w:history="1" r:id="rIdhh5lu8zebv-x9rdpslgfz">
               <w:r>
                 <w:rPr>
                   <w:rFonts w:ascii="Arial" w:cs="Arial" w:eastAsia="Arial" w:hAnsi="Arial"/>
@@ -12914,6 +13203,7 @@
           </w:tcPr>
           <w:p>
             <w:pPr>
+              <w:keepNext w:val="false"/>
               <w:spacing w:after="40" w:before="0"/>
               <w:jc w:val="left"/>
             </w:pPr>
@@ -12946,6 +13236,7 @@
           </w:tcPr>
           <w:p>
             <w:pPr>
+              <w:keepNext w:val="false"/>
               <w:spacing w:after="40" w:before="0"/>
               <w:jc w:val="left"/>
             </w:pPr>
@@ -12978,6 +13269,7 @@
           </w:tcPr>
           <w:p>
             <w:pPr>
+              <w:keepNext w:val="false"/>
               <w:spacing w:after="40" w:before="0"/>
               <w:jc w:val="left"/>
             </w:pPr>
@@ -13010,6 +13302,7 @@
           </w:tcPr>
           <w:p>
             <w:pPr>
+              <w:keepNext w:val="false"/>
               <w:spacing w:after="40" w:before="0"/>
               <w:jc w:val="left"/>
             </w:pPr>
@@ -13044,6 +13337,7 @@
           </w:tcPr>
           <w:p>
             <w:pPr>
+              <w:keepNext w:val="false"/>
               <w:spacing w:after="40" w:before="0"/>
               <w:jc w:val="left"/>
             </w:pPr>
@@ -13081,7 +13375,7 @@
             <w:pPr>
               <w:spacing w:after="20" w:before="0"/>
             </w:pPr>
-            <w:hyperlink w:history="1" r:id="rIde0uxh05itc6rys_rq1br0">
+            <w:hyperlink w:history="1" r:id="rIdnvi4zzej67ciafdkfjrx0">
               <w:r>
                 <w:rPr>
                   <w:rFonts w:ascii="Arial" w:cs="Arial" w:eastAsia="Arial" w:hAnsi="Arial"/>
@@ -13114,7 +13408,7 @@
               <w:spacing w:after="10" w:before="0"/>
               <w:ind w:left="120"/>
             </w:pPr>
-            <w:hyperlink w:history="1" r:id="rIdtliasq2guvrrkeikyztgb">
+            <w:hyperlink w:history="1" r:id="rId4qwgxk_dlmz48fzc-t6js">
               <w:r>
                 <w:rPr>
                   <w:rFonts w:ascii="Arial" w:cs="Arial" w:eastAsia="Arial" w:hAnsi="Arial"/>
@@ -13159,7 +13453,7 @@
             <w:pPr>
               <w:spacing w:after="20" w:before="0"/>
             </w:pPr>
-            <w:hyperlink w:history="1" r:id="rIdudjfwlnltvleqwtzgint9">
+            <w:hyperlink w:history="1" r:id="rIdladn3vk2rx_ikiivud4ef">
               <w:r>
                 <w:rPr>
                   <w:rFonts w:ascii="Arial" w:cs="Arial" w:eastAsia="Arial" w:hAnsi="Arial"/>
@@ -13192,7 +13486,7 @@
               <w:spacing w:after="10" w:before="0"/>
               <w:ind w:left="120"/>
             </w:pPr>
-            <w:hyperlink w:history="1" r:id="rIdat-r56mpkhtthkrv5jrol">
+            <w:hyperlink w:history="1" r:id="rId5qf9be4sklizybk77xnbs">
               <w:r>
                 <w:rPr>
                   <w:rFonts w:ascii="Arial" w:cs="Arial" w:eastAsia="Arial" w:hAnsi="Arial"/>
@@ -13220,6 +13514,7 @@
           </w:tcPr>
           <w:p>
             <w:pPr>
+              <w:keepNext w:val="false"/>
               <w:spacing w:after="40" w:before="0"/>
               <w:jc w:val="left"/>
             </w:pPr>
@@ -13252,6 +13547,7 @@
           </w:tcPr>
           <w:p>
             <w:pPr>
+              <w:keepNext w:val="false"/>
               <w:spacing w:after="40" w:before="0"/>
               <w:jc w:val="left"/>
             </w:pPr>
@@ -13284,6 +13580,7 @@
           </w:tcPr>
           <w:p>
             <w:pPr>
+              <w:keepNext w:val="false"/>
               <w:spacing w:after="40" w:before="0"/>
               <w:jc w:val="left"/>
             </w:pPr>
@@ -13316,6 +13613,7 @@
           </w:tcPr>
           <w:p>
             <w:pPr>
+              <w:keepNext w:val="false"/>
               <w:spacing w:after="40" w:before="0"/>
               <w:jc w:val="left"/>
             </w:pPr>
@@ -13350,6 +13648,7 @@
           </w:tcPr>
           <w:p>
             <w:pPr>
+              <w:keepNext w:val="false"/>
               <w:spacing w:after="40" w:before="0"/>
               <w:jc w:val="left"/>
             </w:pPr>
@@ -13387,7 +13686,7 @@
             <w:pPr>
               <w:spacing w:after="20" w:before="0"/>
             </w:pPr>
-            <w:hyperlink w:history="1" r:id="rIdwbjhaf9h7ptifmhvco7bs">
+            <w:hyperlink w:history="1" r:id="rIdfmcnaehrfdrqb2ktxvbzx">
               <w:r>
                 <w:rPr>
                   <w:rFonts w:ascii="Arial" w:cs="Arial" w:eastAsia="Arial" w:hAnsi="Arial"/>
@@ -13420,7 +13719,7 @@
               <w:spacing w:after="10" w:before="0"/>
               <w:ind w:left="120"/>
             </w:pPr>
-            <w:hyperlink w:history="1" r:id="rIdhdaszjxfxlu9dwg-f_pag">
+            <w:hyperlink w:history="1" r:id="rId-0ond5do1plqq-c8rsjlh">
               <w:r>
                 <w:rPr>
                   <w:rFonts w:ascii="Arial" w:cs="Arial" w:eastAsia="Arial" w:hAnsi="Arial"/>
@@ -13465,7 +13764,7 @@
             <w:pPr>
               <w:spacing w:after="20" w:before="0"/>
             </w:pPr>
-            <w:hyperlink w:history="1" r:id="rIdazwiiz-rqk0wit4rbkedy">
+            <w:hyperlink w:history="1" r:id="rIdcgnsnees-8sap1fgbwd7x">
               <w:r>
                 <w:rPr>
                   <w:rFonts w:ascii="Arial" w:cs="Arial" w:eastAsia="Arial" w:hAnsi="Arial"/>
@@ -13498,7 +13797,7 @@
               <w:spacing w:after="10" w:before="0"/>
               <w:ind w:left="120"/>
             </w:pPr>
-            <w:hyperlink w:history="1" r:id="rIdhpl2qduocl1wcno6nizj_">
+            <w:hyperlink w:history="1" r:id="rIdhjw8htkyqalzio8csqvlq">
               <w:r>
                 <w:rPr>
                   <w:rFonts w:ascii="Arial" w:cs="Arial" w:eastAsia="Arial" w:hAnsi="Arial"/>
@@ -13526,6 +13825,7 @@
           </w:tcPr>
           <w:p>
             <w:pPr>
+              <w:keepNext w:val="false"/>
               <w:spacing w:after="40" w:before="0"/>
               <w:jc w:val="left"/>
             </w:pPr>
@@ -13558,6 +13858,7 @@
           </w:tcPr>
           <w:p>
             <w:pPr>
+              <w:keepNext w:val="false"/>
               <w:spacing w:after="40" w:before="0"/>
               <w:jc w:val="left"/>
             </w:pPr>
@@ -13590,6 +13891,7 @@
           </w:tcPr>
           <w:p>
             <w:pPr>
+              <w:keepNext w:val="false"/>
               <w:spacing w:after="40" w:before="0"/>
               <w:jc w:val="left"/>
             </w:pPr>
@@ -13622,6 +13924,7 @@
           </w:tcPr>
           <w:p>
             <w:pPr>
+              <w:keepNext w:val="false"/>
               <w:spacing w:after="40" w:before="0"/>
               <w:jc w:val="left"/>
             </w:pPr>
@@ -13656,6 +13959,7 @@
           </w:tcPr>
           <w:p>
             <w:pPr>
+              <w:keepNext w:val="false"/>
               <w:spacing w:after="40" w:before="0"/>
               <w:jc w:val="left"/>
             </w:pPr>
@@ -13693,7 +13997,7 @@
             <w:pPr>
               <w:spacing w:after="20" w:before="0"/>
             </w:pPr>
-            <w:hyperlink w:history="1" r:id="rIdtweoeaczgrkiobogenvxk">
+            <w:hyperlink w:history="1" r:id="rIdau8ccywm5zxrgmq6cmd5e">
               <w:r>
                 <w:rPr>
                   <w:rFonts w:ascii="Arial" w:cs="Arial" w:eastAsia="Arial" w:hAnsi="Arial"/>
@@ -13726,7 +14030,7 @@
               <w:spacing w:after="10" w:before="0"/>
               <w:ind w:left="120"/>
             </w:pPr>
-            <w:hyperlink w:history="1" r:id="rIdqsfmr72dwffn4yvwnbcnm">
+            <w:hyperlink w:history="1" r:id="rIdo1m1r537svejtxlqk5tlo">
               <w:r>
                 <w:rPr>
                   <w:rFonts w:ascii="Arial" w:cs="Arial" w:eastAsia="Arial" w:hAnsi="Arial"/>
@@ -13771,7 +14075,7 @@
             <w:pPr>
               <w:spacing w:after="20" w:before="0"/>
             </w:pPr>
-            <w:hyperlink w:history="1" r:id="rIdmgpmmm8hiwxwyahh6vwsm">
+            <w:hyperlink w:history="1" r:id="rIdltuohn-almxqmj4lz-dj-">
               <w:r>
                 <w:rPr>
                   <w:rFonts w:ascii="Arial" w:cs="Arial" w:eastAsia="Arial" w:hAnsi="Arial"/>
@@ -13804,7 +14108,7 @@
               <w:spacing w:after="10" w:before="0"/>
               <w:ind w:left="120"/>
             </w:pPr>
-            <w:hyperlink w:history="1" r:id="rIdtxxxx8eawmcag3lo9srqq">
+            <w:hyperlink w:history="1" r:id="rIda-jy6j5yaar7jzhgnhprs">
               <w:r>
                 <w:rPr>
                   <w:rFonts w:ascii="Arial" w:cs="Arial" w:eastAsia="Arial" w:hAnsi="Arial"/>
@@ -13832,6 +14136,7 @@
           </w:tcPr>
           <w:p>
             <w:pPr>
+              <w:keepNext w:val="false"/>
               <w:spacing w:after="40" w:before="0"/>
               <w:jc w:val="left"/>
             </w:pPr>
@@ -13864,6 +14169,7 @@
           </w:tcPr>
           <w:p>
             <w:pPr>
+              <w:keepNext w:val="false"/>
               <w:spacing w:after="40" w:before="0"/>
               <w:jc w:val="left"/>
             </w:pPr>
@@ -13896,6 +14202,7 @@
           </w:tcPr>
           <w:p>
             <w:pPr>
+              <w:keepNext w:val="false"/>
               <w:spacing w:after="40" w:before="0"/>
               <w:jc w:val="left"/>
             </w:pPr>
@@ -13928,6 +14235,7 @@
           </w:tcPr>
           <w:p>
             <w:pPr>
+              <w:keepNext w:val="false"/>
               <w:spacing w:after="40" w:before="0"/>
               <w:jc w:val="left"/>
             </w:pPr>
@@ -13962,6 +14270,7 @@
           </w:tcPr>
           <w:p>
             <w:pPr>
+              <w:keepNext w:val="false"/>
               <w:spacing w:after="40" w:before="0"/>
               <w:jc w:val="left"/>
             </w:pPr>
@@ -13999,7 +14308,7 @@
             <w:pPr>
               <w:spacing w:after="20" w:before="0"/>
             </w:pPr>
-            <w:hyperlink w:history="1" r:id="rId99ydgsvqou9gozfcfozz2">
+            <w:hyperlink w:history="1" r:id="rIdreodb9ipbr0nz7e77cznx">
               <w:r>
                 <w:rPr>
                   <w:rFonts w:ascii="Arial" w:cs="Arial" w:eastAsia="Arial" w:hAnsi="Arial"/>
@@ -14032,7 +14341,7 @@
               <w:spacing w:after="10" w:before="0"/>
               <w:ind w:left="120"/>
             </w:pPr>
-            <w:hyperlink w:history="1" r:id="rIdwhcvnjohcfob19aceo_xk">
+            <w:hyperlink w:history="1" r:id="rId_v3urhs35wjhx_50sfxq4">
               <w:r>
                 <w:rPr>
                   <w:rFonts w:ascii="Arial" w:cs="Arial" w:eastAsia="Arial" w:hAnsi="Arial"/>
@@ -14077,7 +14386,7 @@
             <w:pPr>
               <w:spacing w:after="20" w:before="0"/>
             </w:pPr>
-            <w:hyperlink w:history="1" r:id="rId1y4wpdllwvstxjpsqjuik">
+            <w:hyperlink w:history="1" r:id="rId4bl5t1psefdpze6-eputg">
               <w:r>
                 <w:rPr>
                   <w:rFonts w:ascii="Arial" w:cs="Arial" w:eastAsia="Arial" w:hAnsi="Arial"/>
@@ -14110,7 +14419,7 @@
               <w:spacing w:after="10" w:before="0"/>
               <w:ind w:left="120"/>
             </w:pPr>
-            <w:hyperlink w:history="1" r:id="rIdyof8qxjoyqg8xqfmbmpyn">
+            <w:hyperlink w:history="1" r:id="rId6qraov3ifzuxjfkaitbwy">
               <w:r>
                 <w:rPr>
                   <w:rFonts w:ascii="Arial" w:cs="Arial" w:eastAsia="Arial" w:hAnsi="Arial"/>
@@ -14138,6 +14447,7 @@
           </w:tcPr>
           <w:p>
             <w:pPr>
+              <w:keepNext w:val="false"/>
               <w:spacing w:after="40" w:before="0"/>
               <w:jc w:val="left"/>
             </w:pPr>
@@ -14170,6 +14480,7 @@
           </w:tcPr>
           <w:p>
             <w:pPr>
+              <w:keepNext w:val="false"/>
               <w:spacing w:after="40" w:before="0"/>
               <w:jc w:val="left"/>
             </w:pPr>
@@ -14202,6 +14513,7 @@
           </w:tcPr>
           <w:p>
             <w:pPr>
+              <w:keepNext w:val="false"/>
               <w:spacing w:after="40" w:before="0"/>
               <w:jc w:val="left"/>
             </w:pPr>
@@ -14234,6 +14546,7 @@
           </w:tcPr>
           <w:p>
             <w:pPr>
+              <w:keepNext w:val="false"/>
               <w:spacing w:after="40" w:before="0"/>
               <w:jc w:val="left"/>
             </w:pPr>
@@ -14293,6 +14606,7 @@
           </w:tcPr>
           <w:p>
             <w:pPr>
+              <w:keepNext w:val="false"/>
               <w:spacing w:after="40" w:before="0"/>
               <w:jc w:val="center"/>
             </w:pPr>
@@ -14327,6 +14641,7 @@
           </w:tcPr>
           <w:p>
             <w:pPr>
+              <w:keepNext w:val="false"/>
               <w:spacing w:after="40" w:before="0"/>
               <w:jc w:val="left"/>
             </w:pPr>
@@ -14388,6 +14703,7 @@
           </w:tcPr>
           <w:p>
             <w:pPr>
+              <w:keepNext w:val="false"/>
               <w:spacing w:after="40" w:before="0"/>
               <w:jc w:val="center"/>
             </w:pPr>
@@ -14422,6 +14738,7 @@
           </w:tcPr>
           <w:p>
             <w:pPr>
+              <w:keepNext w:val="false"/>
               <w:spacing w:after="40" w:before="0"/>
               <w:jc w:val="left"/>
             </w:pPr>
@@ -14454,6 +14771,7 @@
           </w:tcPr>
           <w:p>
             <w:pPr>
+              <w:keepNext w:val="false"/>
               <w:spacing w:after="40" w:before="0"/>
               <w:jc w:val="left"/>
             </w:pPr>
@@ -14488,6 +14806,7 @@
           </w:tcPr>
           <w:p>
             <w:pPr>
+              <w:keepNext w:val="false"/>
               <w:spacing w:after="40" w:before="0"/>
               <w:jc w:val="left"/>
             </w:pPr>
@@ -14520,6 +14839,7 @@
           </w:tcPr>
           <w:p>
             <w:pPr>
+              <w:keepNext w:val="false"/>
               <w:spacing w:after="40" w:before="0"/>
               <w:jc w:val="left"/>
             </w:pPr>
@@ -14554,6 +14874,7 @@
           </w:tcPr>
           <w:p>
             <w:pPr>
+              <w:keepNext w:val="false"/>
               <w:spacing w:after="40" w:before="0"/>
               <w:jc w:val="left"/>
             </w:pPr>
@@ -14586,6 +14907,7 @@
           </w:tcPr>
           <w:p>
             <w:pPr>
+              <w:keepNext w:val="false"/>
               <w:spacing w:after="40" w:before="0"/>
               <w:jc w:val="left"/>
             </w:pPr>
@@ -14622,7 +14944,7 @@
         </w:rPr>
         <w:t xml:space="preserve">© 2026 SeaVuria and ARES. Aligned with KICD objectives. Developed by SeaVuria; technical implementation by ARES (with AI assistance from Claude). Licensed under </w:t>
       </w:r>
-      <w:hyperlink w:history="1" r:id="rIdvc292qkaaq-0hfkv2eaxy">
+      <w:hyperlink w:history="1" r:id="rIdbgpjng66e9ioxfhz1ot6n">
         <w:r>
           <w:rPr>
             <w:rFonts w:ascii="Arial" w:cs="Arial" w:eastAsia="Arial" w:hAnsi="Arial"/>
@@ -14643,7 +14965,7 @@
         </w:rPr>
         <w:t xml:space="preserve"> (</w:t>
       </w:r>
-      <w:hyperlink w:history="1" r:id="rIdcqaupumn-coikyj8htbcq">
+      <w:hyperlink w:history="1" r:id="rIduwm5blzf3-ibr6tvwy9zy">
         <w:r>
           <w:rPr>
             <w:rFonts w:ascii="Arial" w:cs="Arial" w:eastAsia="Arial" w:hAnsi="Arial"/>
@@ -14703,6 +15025,7 @@
           </w:tcPr>
           <w:p>
             <w:pPr>
+              <w:keepNext w:val="false"/>
               <w:spacing w:after="40" w:before="0"/>
               <w:jc w:val="center"/>
             </w:pPr>
@@ -14738,6 +15061,7 @@
           </w:tcPr>
           <w:p>
             <w:pPr>
+              <w:keepNext w:val="false"/>
               <w:spacing w:after="40" w:before="0"/>
               <w:jc w:val="center"/>
             </w:pPr>
@@ -14772,6 +15096,7 @@
           </w:tcPr>
           <w:p>
             <w:pPr>
+              <w:keepNext w:val="false"/>
               <w:spacing w:after="40" w:before="0"/>
               <w:jc w:val="left"/>
             </w:pPr>
@@ -14804,6 +15129,7 @@
           </w:tcPr>
           <w:p>
             <w:pPr>
+              <w:keepNext w:val="false"/>
               <w:spacing w:after="40" w:before="0"/>
               <w:jc w:val="left"/>
             </w:pPr>
@@ -14838,6 +15164,7 @@
           </w:tcPr>
           <w:p>
             <w:pPr>
+              <w:keepNext w:val="false"/>
               <w:spacing w:after="40" w:before="0"/>
               <w:jc w:val="left"/>
             </w:pPr>
@@ -14870,6 +15197,7 @@
           </w:tcPr>
           <w:p>
             <w:pPr>
+              <w:keepNext w:val="false"/>
               <w:spacing w:after="40" w:before="0"/>
               <w:jc w:val="left"/>
             </w:pPr>
@@ -14904,6 +15232,7 @@
           </w:tcPr>
           <w:p>
             <w:pPr>
+              <w:keepNext w:val="false"/>
               <w:spacing w:after="40" w:before="0"/>
               <w:jc w:val="left"/>
             </w:pPr>
@@ -14936,6 +15265,7 @@
           </w:tcPr>
           <w:p>
             <w:pPr>
+              <w:keepNext w:val="false"/>
               <w:spacing w:after="40" w:before="0"/>
               <w:jc w:val="left"/>
             </w:pPr>
@@ -14970,6 +15300,7 @@
           </w:tcPr>
           <w:p>
             <w:pPr>
+              <w:keepNext w:val="false"/>
               <w:spacing w:after="40" w:before="0"/>
               <w:jc w:val="left"/>
             </w:pPr>
@@ -15002,6 +15333,7 @@
           </w:tcPr>
           <w:p>
             <w:pPr>
+              <w:keepNext w:val="false"/>
               <w:spacing w:after="40" w:before="0"/>
               <w:jc w:val="left"/>
             </w:pPr>
@@ -15036,6 +15368,7 @@
           </w:tcPr>
           <w:p>
             <w:pPr>
+              <w:keepNext w:val="false"/>
               <w:spacing w:after="40" w:before="0"/>
               <w:jc w:val="left"/>
             </w:pPr>
@@ -15068,6 +15401,7 @@
           </w:tcPr>
           <w:p>
             <w:pPr>
+              <w:keepNext w:val="false"/>
               <w:spacing w:after="40" w:before="0"/>
               <w:jc w:val="left"/>
             </w:pPr>
@@ -15102,6 +15436,7 @@
           </w:tcPr>
           <w:p>
             <w:pPr>
+              <w:keepNext w:val="false"/>
               <w:spacing w:after="40" w:before="0"/>
               <w:jc w:val="left"/>
             </w:pPr>
@@ -15134,6 +15469,7 @@
           </w:tcPr>
           <w:p>
             <w:pPr>
+              <w:keepNext w:val="false"/>
               <w:spacing w:after="40" w:before="0"/>
               <w:jc w:val="left"/>
             </w:pPr>
@@ -15168,6 +15504,7 @@
           </w:tcPr>
           <w:p>
             <w:pPr>
+              <w:keepNext w:val="false"/>
               <w:spacing w:after="40" w:before="0"/>
               <w:jc w:val="left"/>
             </w:pPr>
@@ -15200,6 +15537,7 @@
           </w:tcPr>
           <w:p>
             <w:pPr>
+              <w:keepNext w:val="false"/>
               <w:spacing w:after="40" w:before="0"/>
               <w:jc w:val="left"/>
             </w:pPr>
@@ -15234,6 +15572,7 @@
           </w:tcPr>
           <w:p>
             <w:pPr>
+              <w:keepNext w:val="false"/>
               <w:spacing w:after="40" w:before="0"/>
               <w:jc w:val="left"/>
             </w:pPr>
@@ -15266,6 +15605,7 @@
           </w:tcPr>
           <w:p>
             <w:pPr>
+              <w:keepNext w:val="false"/>
               <w:spacing w:after="40" w:before="0"/>
               <w:jc w:val="left"/>
             </w:pPr>
@@ -15325,6 +15665,7 @@
           </w:tcPr>
           <w:p>
             <w:pPr>
+              <w:keepNext w:val="false"/>
               <w:spacing w:after="40" w:before="0"/>
               <w:jc w:val="center"/>
             </w:pPr>
@@ -15359,6 +15700,7 @@
           </w:tcPr>
           <w:p>
             <w:pPr>
+              <w:keepNext w:val="false"/>
               <w:spacing w:after="40" w:before="0"/>
               <w:jc w:val="left"/>
             </w:pPr>
@@ -15423,6 +15765,7 @@
           </w:tcPr>
           <w:p>
             <w:pPr>
+              <w:keepNext w:val="false"/>
               <w:spacing w:after="40" w:before="0"/>
               <w:jc w:val="center"/>
             </w:pPr>
@@ -15457,6 +15800,7 @@
           </w:tcPr>
           <w:p>
             <w:pPr>
+              <w:keepNext w:val="false"/>
               <w:spacing w:after="40" w:before="0"/>
               <w:jc w:val="left"/>
             </w:pPr>
@@ -15489,6 +15833,7 @@
           </w:tcPr>
           <w:p>
             <w:pPr>
+              <w:keepNext w:val="false"/>
               <w:spacing w:after="40" w:before="0"/>
               <w:jc w:val="left"/>
             </w:pPr>
@@ -15521,6 +15866,7 @@
           </w:tcPr>
           <w:p>
             <w:pPr>
+              <w:keepNext w:val="false"/>
               <w:spacing w:after="40" w:before="0"/>
               <w:jc w:val="left"/>
             </w:pPr>
@@ -15553,6 +15899,7 @@
           </w:tcPr>
           <w:p>
             <w:pPr>
+              <w:keepNext w:val="false"/>
               <w:spacing w:after="40" w:before="0"/>
               <w:jc w:val="left"/>
             </w:pPr>
@@ -15585,6 +15932,7 @@
           </w:tcPr>
           <w:p>
             <w:pPr>
+              <w:keepNext w:val="false"/>
               <w:spacing w:after="40" w:before="0"/>
               <w:jc w:val="left"/>
             </w:pPr>
@@ -15619,6 +15967,7 @@
           </w:tcPr>
           <w:p>
             <w:pPr>
+              <w:keepNext w:val="false"/>
               <w:spacing w:after="40" w:before="0"/>
               <w:jc w:val="left"/>
             </w:pPr>
@@ -15656,7 +16005,7 @@
             <w:pPr>
               <w:spacing w:after="20" w:before="0"/>
             </w:pPr>
-            <w:hyperlink w:history="1" r:id="rIdan4z7dm2up3qzxzuj-hvk">
+            <w:hyperlink w:history="1" r:id="rIdluqqlqhi1pabpxjiuu9i-">
               <w:r>
                 <w:rPr>
                   <w:rFonts w:ascii="Arial" w:cs="Arial" w:eastAsia="Arial" w:hAnsi="Arial"/>
@@ -15689,7 +16038,7 @@
               <w:spacing w:after="10" w:before="0"/>
               <w:ind w:left="120"/>
             </w:pPr>
-            <w:hyperlink w:history="1" r:id="rIdnecqsfue-0wp0isyqajzj">
+            <w:hyperlink w:history="1" r:id="rIdwtdmef2tsk0bcg1-vo5sa">
               <w:r>
                 <w:rPr>
                   <w:rFonts w:ascii="Arial" w:cs="Arial" w:eastAsia="Arial" w:hAnsi="Arial"/>
@@ -15734,7 +16083,7 @@
             <w:pPr>
               <w:spacing w:after="20" w:before="0"/>
             </w:pPr>
-            <w:hyperlink w:history="1" r:id="rIdglcj-zd9jrbrtjueb-dct">
+            <w:hyperlink w:history="1" r:id="rId3wi8shn9kfheiqtdztjvi">
               <w:r>
                 <w:rPr>
                   <w:rFonts w:ascii="Arial" w:cs="Arial" w:eastAsia="Arial" w:hAnsi="Arial"/>
@@ -15767,7 +16116,7 @@
               <w:spacing w:after="10" w:before="0"/>
               <w:ind w:left="120"/>
             </w:pPr>
-            <w:hyperlink w:history="1" r:id="rId6tyj4pbvii6swuwclm0j8">
+            <w:hyperlink w:history="1" r:id="rIdy6tkv6vmeycnjlheymhtp">
               <w:r>
                 <w:rPr>
                   <w:rFonts w:ascii="Arial" w:cs="Arial" w:eastAsia="Arial" w:hAnsi="Arial"/>
@@ -15795,6 +16144,7 @@
           </w:tcPr>
           <w:p>
             <w:pPr>
+              <w:keepNext w:val="false"/>
               <w:spacing w:after="40" w:before="0"/>
               <w:jc w:val="left"/>
             </w:pPr>
@@ -15827,6 +16177,7 @@
           </w:tcPr>
           <w:p>
             <w:pPr>
+              <w:keepNext w:val="false"/>
               <w:spacing w:after="40" w:before="0"/>
               <w:jc w:val="left"/>
             </w:pPr>
@@ -15859,6 +16210,7 @@
           </w:tcPr>
           <w:p>
             <w:pPr>
+              <w:keepNext w:val="false"/>
               <w:spacing w:after="40" w:before="0"/>
               <w:jc w:val="left"/>
             </w:pPr>
@@ -15891,6 +16243,7 @@
           </w:tcPr>
           <w:p>
             <w:pPr>
+              <w:keepNext w:val="false"/>
               <w:spacing w:after="40" w:before="0"/>
               <w:jc w:val="left"/>
             </w:pPr>
@@ -15925,6 +16278,7 @@
           </w:tcPr>
           <w:p>
             <w:pPr>
+              <w:keepNext w:val="false"/>
               <w:spacing w:after="40" w:before="0"/>
               <w:jc w:val="left"/>
             </w:pPr>
@@ -15962,7 +16316,7 @@
             <w:pPr>
               <w:spacing w:after="20" w:before="0"/>
             </w:pPr>
-            <w:hyperlink w:history="1" r:id="rIdohrqeldn6pvqsfpgr5fcc">
+            <w:hyperlink w:history="1" r:id="rIdcoaq6t6rg8jygrs1h-hwh">
               <w:r>
                 <w:rPr>
                   <w:rFonts w:ascii="Arial" w:cs="Arial" w:eastAsia="Arial" w:hAnsi="Arial"/>
@@ -15995,7 +16349,7 @@
               <w:spacing w:after="10" w:before="0"/>
               <w:ind w:left="120"/>
             </w:pPr>
-            <w:hyperlink w:history="1" r:id="rIdqpvlj4gwwt7fvptpwx-mt">
+            <w:hyperlink w:history="1" r:id="rIdptu60msmwm3vy5h1urk_y">
               <w:r>
                 <w:rPr>
                   <w:rFonts w:ascii="Arial" w:cs="Arial" w:eastAsia="Arial" w:hAnsi="Arial"/>
@@ -16040,7 +16394,7 @@
             <w:pPr>
               <w:spacing w:after="20" w:before="0"/>
             </w:pPr>
-            <w:hyperlink w:history="1" r:id="rId1-hysqptbenssipcxehpm">
+            <w:hyperlink w:history="1" r:id="rIdslqq2xudis__i_vslnyw2">
               <w:r>
                 <w:rPr>
                   <w:rFonts w:ascii="Arial" w:cs="Arial" w:eastAsia="Arial" w:hAnsi="Arial"/>
@@ -16073,7 +16427,7 @@
               <w:spacing w:after="10" w:before="0"/>
               <w:ind w:left="120"/>
             </w:pPr>
-            <w:hyperlink w:history="1" r:id="rIdenyu0vp-csexvedhjba9e">
+            <w:hyperlink w:history="1" r:id="rIdto7c0zyxz-n-yqhfx_eph">
               <w:r>
                 <w:rPr>
                   <w:rFonts w:ascii="Arial" w:cs="Arial" w:eastAsia="Arial" w:hAnsi="Arial"/>
@@ -16101,6 +16455,7 @@
           </w:tcPr>
           <w:p>
             <w:pPr>
+              <w:keepNext w:val="false"/>
               <w:spacing w:after="40" w:before="0"/>
               <w:jc w:val="left"/>
             </w:pPr>
@@ -16133,6 +16488,7 @@
           </w:tcPr>
           <w:p>
             <w:pPr>
+              <w:keepNext w:val="false"/>
               <w:spacing w:after="40" w:before="0"/>
               <w:jc w:val="left"/>
             </w:pPr>
@@ -16165,6 +16521,7 @@
           </w:tcPr>
           <w:p>
             <w:pPr>
+              <w:keepNext w:val="false"/>
               <w:spacing w:after="40" w:before="0"/>
               <w:jc w:val="left"/>
             </w:pPr>
@@ -16197,6 +16554,7 @@
           </w:tcPr>
           <w:p>
             <w:pPr>
+              <w:keepNext w:val="false"/>
               <w:spacing w:after="40" w:before="0"/>
               <w:jc w:val="left"/>
             </w:pPr>
@@ -16231,6 +16589,7 @@
           </w:tcPr>
           <w:p>
             <w:pPr>
+              <w:keepNext w:val="false"/>
               <w:spacing w:after="40" w:before="0"/>
               <w:jc w:val="left"/>
             </w:pPr>
@@ -16268,7 +16627,7 @@
             <w:pPr>
               <w:spacing w:after="20" w:before="0"/>
             </w:pPr>
-            <w:hyperlink w:history="1" r:id="rIdw-kh3jlfosy0-bplkebxs">
+            <w:hyperlink w:history="1" r:id="rIdvatob82i1cajo_cvhxydv">
               <w:r>
                 <w:rPr>
                   <w:rFonts w:ascii="Arial" w:cs="Arial" w:eastAsia="Arial" w:hAnsi="Arial"/>
@@ -16317,7 +16676,7 @@
               <w:spacing w:after="10" w:before="0"/>
               <w:ind w:left="120"/>
             </w:pPr>
-            <w:hyperlink w:history="1" r:id="rIdjngwr4xfovmjsmncvzrl6">
+            <w:hyperlink w:history="1" r:id="rIdn8eyiaoybbrp_kdwfguna">
               <w:r>
                 <w:rPr>
                   <w:rFonts w:ascii="Arial" w:cs="Arial" w:eastAsia="Arial" w:hAnsi="Arial"/>
@@ -16362,7 +16721,7 @@
             <w:pPr>
               <w:spacing w:after="20" w:before="0"/>
             </w:pPr>
-            <w:hyperlink w:history="1" r:id="rId7bkmtro5qt7vsca1efesm">
+            <w:hyperlink w:history="1" r:id="rIdgxdfqv5tinoqmcpofky7f">
               <w:r>
                 <w:rPr>
                   <w:rFonts w:ascii="Arial" w:cs="Arial" w:eastAsia="Arial" w:hAnsi="Arial"/>
@@ -16395,7 +16754,7 @@
               <w:spacing w:after="10" w:before="0"/>
               <w:ind w:left="120"/>
             </w:pPr>
-            <w:hyperlink w:history="1" r:id="rIdfjfkrwecm1-u9g8xjwgie">
+            <w:hyperlink w:history="1" r:id="rIdocz0gnwkgm8jafw36wfbj">
               <w:r>
                 <w:rPr>
                   <w:rFonts w:ascii="Arial" w:cs="Arial" w:eastAsia="Arial" w:hAnsi="Arial"/>
@@ -16423,6 +16782,7 @@
           </w:tcPr>
           <w:p>
             <w:pPr>
+              <w:keepNext w:val="false"/>
               <w:spacing w:after="40" w:before="0"/>
               <w:jc w:val="left"/>
             </w:pPr>
@@ -16455,6 +16815,7 @@
           </w:tcPr>
           <w:p>
             <w:pPr>
+              <w:keepNext w:val="false"/>
               <w:spacing w:after="40" w:before="0"/>
               <w:jc w:val="left"/>
             </w:pPr>
@@ -16487,6 +16848,7 @@
           </w:tcPr>
           <w:p>
             <w:pPr>
+              <w:keepNext w:val="false"/>
               <w:spacing w:after="40" w:before="0"/>
               <w:jc w:val="left"/>
             </w:pPr>
@@ -16519,6 +16881,7 @@
           </w:tcPr>
           <w:p>
             <w:pPr>
+              <w:keepNext w:val="false"/>
               <w:spacing w:after="40" w:before="0"/>
               <w:jc w:val="left"/>
             </w:pPr>
@@ -16553,6 +16916,7 @@
           </w:tcPr>
           <w:p>
             <w:pPr>
+              <w:keepNext w:val="false"/>
               <w:spacing w:after="40" w:before="0"/>
               <w:jc w:val="left"/>
             </w:pPr>
@@ -16590,7 +16954,7 @@
             <w:pPr>
               <w:spacing w:after="20" w:before="0"/>
             </w:pPr>
-            <w:hyperlink w:history="1" r:id="rIdsv8ipkcs0jxnneqtca2mf">
+            <w:hyperlink w:history="1" r:id="rIdw9pcdqep90elekg3qhw4p">
               <w:r>
                 <w:rPr>
                   <w:rFonts w:ascii="Arial" w:cs="Arial" w:eastAsia="Arial" w:hAnsi="Arial"/>
@@ -16639,7 +17003,7 @@
               <w:spacing w:after="10" w:before="0"/>
               <w:ind w:left="120"/>
             </w:pPr>
-            <w:hyperlink w:history="1" r:id="rIdaumdfgxdzv9w5kowpmd4i">
+            <w:hyperlink w:history="1" r:id="rIdt0cpxlfvbcrk_jne2t3tt">
               <w:r>
                 <w:rPr>
                   <w:rFonts w:ascii="Arial" w:cs="Arial" w:eastAsia="Arial" w:hAnsi="Arial"/>
@@ -16684,7 +17048,7 @@
             <w:pPr>
               <w:spacing w:after="20" w:before="0"/>
             </w:pPr>
-            <w:hyperlink w:history="1" r:id="rIdouzp5j5z6tggsvltq3wy5">
+            <w:hyperlink w:history="1" r:id="rId23latfiulaeqbz41oqdxa">
               <w:r>
                 <w:rPr>
                   <w:rFonts w:ascii="Arial" w:cs="Arial" w:eastAsia="Arial" w:hAnsi="Arial"/>
@@ -16717,7 +17081,7 @@
               <w:spacing w:after="10" w:before="0"/>
               <w:ind w:left="120"/>
             </w:pPr>
-            <w:hyperlink w:history="1" r:id="rIdc9sz8kajwfd67m90d3cp8">
+            <w:hyperlink w:history="1" r:id="rId0grgnk86_vha2vbmw6dk-">
               <w:r>
                 <w:rPr>
                   <w:rFonts w:ascii="Arial" w:cs="Arial" w:eastAsia="Arial" w:hAnsi="Arial"/>
@@ -16745,6 +17109,7 @@
           </w:tcPr>
           <w:p>
             <w:pPr>
+              <w:keepNext w:val="false"/>
               <w:spacing w:after="40" w:before="0"/>
               <w:jc w:val="left"/>
             </w:pPr>
@@ -16777,6 +17142,7 @@
           </w:tcPr>
           <w:p>
             <w:pPr>
+              <w:keepNext w:val="false"/>
               <w:spacing w:after="40" w:before="0"/>
               <w:jc w:val="left"/>
             </w:pPr>
@@ -16809,6 +17175,7 @@
           </w:tcPr>
           <w:p>
             <w:pPr>
+              <w:keepNext w:val="false"/>
               <w:spacing w:after="40" w:before="0"/>
               <w:jc w:val="left"/>
             </w:pPr>
@@ -16841,6 +17208,7 @@
           </w:tcPr>
           <w:p>
             <w:pPr>
+              <w:keepNext w:val="false"/>
               <w:spacing w:after="40" w:before="0"/>
               <w:jc w:val="left"/>
             </w:pPr>
@@ -16875,6 +17243,7 @@
           </w:tcPr>
           <w:p>
             <w:pPr>
+              <w:keepNext w:val="false"/>
               <w:spacing w:after="40" w:before="0"/>
               <w:jc w:val="left"/>
             </w:pPr>
@@ -16912,7 +17281,7 @@
             <w:pPr>
               <w:spacing w:after="20" w:before="0"/>
             </w:pPr>
-            <w:hyperlink w:history="1" r:id="rIdpcimv4sdflo-kk7-xivgj">
+            <w:hyperlink w:history="1" r:id="rIdhzh7mw2j7bzbjbkbillng">
               <w:r>
                 <w:rPr>
                   <w:rFonts w:ascii="Arial" w:cs="Arial" w:eastAsia="Arial" w:hAnsi="Arial"/>
@@ -16961,7 +17330,7 @@
               <w:spacing w:after="10" w:before="0"/>
               <w:ind w:left="120"/>
             </w:pPr>
-            <w:hyperlink w:history="1" r:id="rIdtw_kha3n6wcz3fz6huxbg">
+            <w:hyperlink w:history="1" r:id="rIdlsyeuu0-na045hvesq39l">
               <w:r>
                 <w:rPr>
                   <w:rFonts w:ascii="Arial" w:cs="Arial" w:eastAsia="Arial" w:hAnsi="Arial"/>
@@ -17006,7 +17375,7 @@
             <w:pPr>
               <w:spacing w:after="20" w:before="0"/>
             </w:pPr>
-            <w:hyperlink w:history="1" r:id="rIdtkxwm67be2lhcfoyczpc5">
+            <w:hyperlink w:history="1" r:id="rIdoetqq4xmvzti1vvdaa5wi">
               <w:r>
                 <w:rPr>
                   <w:rFonts w:ascii="Arial" w:cs="Arial" w:eastAsia="Arial" w:hAnsi="Arial"/>
@@ -17039,7 +17408,7 @@
               <w:spacing w:after="10" w:before="0"/>
               <w:ind w:left="120"/>
             </w:pPr>
-            <w:hyperlink w:history="1" r:id="rIdbjvaf220jpkj6nfktltyp">
+            <w:hyperlink w:history="1" r:id="rIdalkmc-xw7nm34dcvsakus">
               <w:r>
                 <w:rPr>
                   <w:rFonts w:ascii="Arial" w:cs="Arial" w:eastAsia="Arial" w:hAnsi="Arial"/>
@@ -17067,6 +17436,7 @@
           </w:tcPr>
           <w:p>
             <w:pPr>
+              <w:keepNext w:val="false"/>
               <w:spacing w:after="40" w:before="0"/>
               <w:jc w:val="left"/>
             </w:pPr>
@@ -17099,6 +17469,7 @@
           </w:tcPr>
           <w:p>
             <w:pPr>
+              <w:keepNext w:val="false"/>
               <w:spacing w:after="40" w:before="0"/>
               <w:jc w:val="left"/>
             </w:pPr>
@@ -17131,6 +17502,7 @@
           </w:tcPr>
           <w:p>
             <w:pPr>
+              <w:keepNext w:val="false"/>
               <w:spacing w:after="40" w:before="0"/>
               <w:jc w:val="left"/>
             </w:pPr>
@@ -17163,6 +17535,7 @@
           </w:tcPr>
           <w:p>
             <w:pPr>
+              <w:keepNext w:val="false"/>
               <w:spacing w:after="40" w:before="0"/>
               <w:jc w:val="left"/>
             </w:pPr>
@@ -17222,6 +17595,7 @@
           </w:tcPr>
           <w:p>
             <w:pPr>
+              <w:keepNext w:val="false"/>
               <w:spacing w:after="40" w:before="0"/>
               <w:jc w:val="center"/>
             </w:pPr>
@@ -17256,6 +17630,7 @@
           </w:tcPr>
           <w:p>
             <w:pPr>
+              <w:keepNext w:val="false"/>
               <w:spacing w:after="40" w:before="0"/>
               <w:jc w:val="left"/>
             </w:pPr>
@@ -17317,6 +17692,7 @@
           </w:tcPr>
           <w:p>
             <w:pPr>
+              <w:keepNext w:val="false"/>
               <w:spacing w:after="40" w:before="0"/>
               <w:jc w:val="center"/>
             </w:pPr>
@@ -17351,6 +17727,7 @@
           </w:tcPr>
           <w:p>
             <w:pPr>
+              <w:keepNext w:val="false"/>
               <w:spacing w:after="40" w:before="0"/>
               <w:jc w:val="left"/>
             </w:pPr>
@@ -17383,6 +17760,7 @@
           </w:tcPr>
           <w:p>
             <w:pPr>
+              <w:keepNext w:val="false"/>
               <w:spacing w:after="40" w:before="0"/>
               <w:jc w:val="left"/>
             </w:pPr>
@@ -17417,6 +17795,7 @@
           </w:tcPr>
           <w:p>
             <w:pPr>
+              <w:keepNext w:val="false"/>
               <w:spacing w:after="40" w:before="0"/>
               <w:jc w:val="left"/>
             </w:pPr>
@@ -17449,6 +17828,7 @@
           </w:tcPr>
           <w:p>
             <w:pPr>
+              <w:keepNext w:val="false"/>
               <w:spacing w:after="40" w:before="0"/>
               <w:jc w:val="left"/>
             </w:pPr>
@@ -17483,6 +17863,7 @@
           </w:tcPr>
           <w:p>
             <w:pPr>
+              <w:keepNext w:val="false"/>
               <w:spacing w:after="40" w:before="0"/>
               <w:jc w:val="left"/>
             </w:pPr>
@@ -17515,6 +17896,7 @@
           </w:tcPr>
           <w:p>
             <w:pPr>
+              <w:keepNext w:val="false"/>
               <w:spacing w:after="40" w:before="0"/>
               <w:jc w:val="left"/>
             </w:pPr>
@@ -17551,7 +17933,7 @@
         </w:rPr>
         <w:t xml:space="preserve">© 2026 SeaVuria and ARES. Aligned with KICD objectives. Developed by SeaVuria; technical implementation by ARES (with AI assistance from Claude). Licensed under </w:t>
       </w:r>
-      <w:hyperlink w:history="1" r:id="rIdzbpdfdb6kf2v2lisvzd2q">
+      <w:hyperlink w:history="1" r:id="rIdqaryn-_xaksvybc02vqwo">
         <w:r>
           <w:rPr>
             <w:rFonts w:ascii="Arial" w:cs="Arial" w:eastAsia="Arial" w:hAnsi="Arial"/>
@@ -17572,7 +17954,7 @@
         </w:rPr>
         <w:t xml:space="preserve"> (</w:t>
       </w:r>
-      <w:hyperlink w:history="1" r:id="rIdauqugzddqmi2qmwibnil0">
+      <w:hyperlink w:history="1" r:id="rIdfwquyjdygpnqs3rp_kipy">
         <w:r>
           <w:rPr>
             <w:rFonts w:ascii="Arial" w:cs="Arial" w:eastAsia="Arial" w:hAnsi="Arial"/>
@@ -17632,6 +18014,7 @@
           </w:tcPr>
           <w:p>
             <w:pPr>
+              <w:keepNext w:val="false"/>
               <w:spacing w:after="40" w:before="0"/>
               <w:jc w:val="center"/>
             </w:pPr>
@@ -17667,6 +18050,7 @@
           </w:tcPr>
           <w:p>
             <w:pPr>
+              <w:keepNext w:val="false"/>
               <w:spacing w:after="40" w:before="0"/>
               <w:jc w:val="center"/>
             </w:pPr>
@@ -17701,6 +18085,7 @@
           </w:tcPr>
           <w:p>
             <w:pPr>
+              <w:keepNext w:val="false"/>
               <w:spacing w:after="40" w:before="0"/>
               <w:jc w:val="left"/>
             </w:pPr>
@@ -17733,6 +18118,7 @@
           </w:tcPr>
           <w:p>
             <w:pPr>
+              <w:keepNext w:val="false"/>
               <w:spacing w:after="40" w:before="0"/>
               <w:jc w:val="left"/>
             </w:pPr>
@@ -17767,6 +18153,7 @@
           </w:tcPr>
           <w:p>
             <w:pPr>
+              <w:keepNext w:val="false"/>
               <w:spacing w:after="40" w:before="0"/>
               <w:jc w:val="left"/>
             </w:pPr>
@@ -17799,6 +18186,7 @@
           </w:tcPr>
           <w:p>
             <w:pPr>
+              <w:keepNext w:val="false"/>
               <w:spacing w:after="40" w:before="0"/>
               <w:jc w:val="left"/>
             </w:pPr>
@@ -17833,6 +18221,7 @@
           </w:tcPr>
           <w:p>
             <w:pPr>
+              <w:keepNext w:val="false"/>
               <w:spacing w:after="40" w:before="0"/>
               <w:jc w:val="left"/>
             </w:pPr>
@@ -17865,6 +18254,7 @@
           </w:tcPr>
           <w:p>
             <w:pPr>
+              <w:keepNext w:val="false"/>
               <w:spacing w:after="40" w:before="0"/>
               <w:jc w:val="left"/>
             </w:pPr>
@@ -17899,6 +18289,7 @@
           </w:tcPr>
           <w:p>
             <w:pPr>
+              <w:keepNext w:val="false"/>
               <w:spacing w:after="40" w:before="0"/>
               <w:jc w:val="left"/>
             </w:pPr>
@@ -17931,6 +18322,7 @@
           </w:tcPr>
           <w:p>
             <w:pPr>
+              <w:keepNext w:val="false"/>
               <w:spacing w:after="40" w:before="0"/>
               <w:jc w:val="left"/>
             </w:pPr>
@@ -17965,6 +18357,7 @@
           </w:tcPr>
           <w:p>
             <w:pPr>
+              <w:keepNext w:val="false"/>
               <w:spacing w:after="40" w:before="0"/>
               <w:jc w:val="left"/>
             </w:pPr>
@@ -17997,6 +18390,7 @@
           </w:tcPr>
           <w:p>
             <w:pPr>
+              <w:keepNext w:val="false"/>
               <w:spacing w:after="40" w:before="0"/>
               <w:jc w:val="left"/>
             </w:pPr>
@@ -18031,6 +18425,7 @@
           </w:tcPr>
           <w:p>
             <w:pPr>
+              <w:keepNext w:val="false"/>
               <w:spacing w:after="40" w:before="0"/>
               <w:jc w:val="left"/>
             </w:pPr>
@@ -18063,6 +18458,7 @@
           </w:tcPr>
           <w:p>
             <w:pPr>
+              <w:keepNext w:val="false"/>
               <w:spacing w:after="40" w:before="0"/>
               <w:jc w:val="left"/>
             </w:pPr>
@@ -18097,6 +18493,7 @@
           </w:tcPr>
           <w:p>
             <w:pPr>
+              <w:keepNext w:val="false"/>
               <w:spacing w:after="40" w:before="0"/>
               <w:jc w:val="left"/>
             </w:pPr>
@@ -18129,6 +18526,7 @@
           </w:tcPr>
           <w:p>
             <w:pPr>
+              <w:keepNext w:val="false"/>
               <w:spacing w:after="40" w:before="0"/>
               <w:jc w:val="left"/>
             </w:pPr>
@@ -18163,6 +18561,7 @@
           </w:tcPr>
           <w:p>
             <w:pPr>
+              <w:keepNext w:val="false"/>
               <w:spacing w:after="40" w:before="0"/>
               <w:jc w:val="left"/>
             </w:pPr>
@@ -18195,6 +18594,7 @@
           </w:tcPr>
           <w:p>
             <w:pPr>
+              <w:keepNext w:val="false"/>
               <w:spacing w:after="40" w:before="0"/>
               <w:jc w:val="left"/>
             </w:pPr>
@@ -18254,6 +18654,7 @@
           </w:tcPr>
           <w:p>
             <w:pPr>
+              <w:keepNext w:val="false"/>
               <w:spacing w:after="40" w:before="0"/>
               <w:jc w:val="center"/>
             </w:pPr>
@@ -18288,6 +18689,7 @@
           </w:tcPr>
           <w:p>
             <w:pPr>
+              <w:keepNext w:val="false"/>
               <w:spacing w:after="40" w:before="0"/>
               <w:jc w:val="left"/>
             </w:pPr>
@@ -18352,6 +18754,7 @@
           </w:tcPr>
           <w:p>
             <w:pPr>
+              <w:keepNext w:val="false"/>
               <w:spacing w:after="40" w:before="0"/>
               <w:jc w:val="center"/>
             </w:pPr>
@@ -18386,6 +18789,7 @@
           </w:tcPr>
           <w:p>
             <w:pPr>
+              <w:keepNext w:val="false"/>
               <w:spacing w:after="40" w:before="0"/>
               <w:jc w:val="left"/>
             </w:pPr>
@@ -18418,6 +18822,7 @@
           </w:tcPr>
           <w:p>
             <w:pPr>
+              <w:keepNext w:val="false"/>
               <w:spacing w:after="40" w:before="0"/>
               <w:jc w:val="left"/>
             </w:pPr>
@@ -18450,6 +18855,7 @@
           </w:tcPr>
           <w:p>
             <w:pPr>
+              <w:keepNext w:val="false"/>
               <w:spacing w:after="40" w:before="0"/>
               <w:jc w:val="left"/>
             </w:pPr>
@@ -18482,6 +18888,7 @@
           </w:tcPr>
           <w:p>
             <w:pPr>
+              <w:keepNext w:val="false"/>
               <w:spacing w:after="40" w:before="0"/>
               <w:jc w:val="left"/>
             </w:pPr>
@@ -18514,6 +18921,7 @@
           </w:tcPr>
           <w:p>
             <w:pPr>
+              <w:keepNext w:val="false"/>
               <w:spacing w:after="40" w:before="0"/>
               <w:jc w:val="left"/>
             </w:pPr>
@@ -18548,6 +18956,7 @@
           </w:tcPr>
           <w:p>
             <w:pPr>
+              <w:keepNext w:val="false"/>
               <w:spacing w:after="40" w:before="0"/>
               <w:jc w:val="left"/>
             </w:pPr>
@@ -18585,7 +18994,7 @@
             <w:pPr>
               <w:spacing w:after="20" w:before="0"/>
             </w:pPr>
-            <w:hyperlink w:history="1" r:id="rIdgsihzwajvlzhkhlezk20p">
+            <w:hyperlink w:history="1" r:id="rIdt52criqet7zi1lvkwrvnm">
               <w:r>
                 <w:rPr>
                   <w:rFonts w:ascii="Arial" w:cs="Arial" w:eastAsia="Arial" w:hAnsi="Arial"/>
@@ -18618,7 +19027,7 @@
               <w:spacing w:after="10" w:before="0"/>
               <w:ind w:left="120"/>
             </w:pPr>
-            <w:hyperlink w:history="1" r:id="rIdawewn8lppxniurczzadtu">
+            <w:hyperlink w:history="1" r:id="rIdw2y9ir-or_w-hfj4qatfm">
               <w:r>
                 <w:rPr>
                   <w:rFonts w:ascii="Arial" w:cs="Arial" w:eastAsia="Arial" w:hAnsi="Arial"/>
@@ -18663,7 +19072,7 @@
             <w:pPr>
               <w:spacing w:after="20" w:before="0"/>
             </w:pPr>
-            <w:hyperlink w:history="1" r:id="rIdbcoc5w9rcx1se_hpiob3e">
+            <w:hyperlink w:history="1" r:id="rIdekswcqqbc4pbn0ohsgzfp">
               <w:r>
                 <w:rPr>
                   <w:rFonts w:ascii="Arial" w:cs="Arial" w:eastAsia="Arial" w:hAnsi="Arial"/>
@@ -18696,7 +19105,7 @@
               <w:spacing w:after="10" w:before="0"/>
               <w:ind w:left="120"/>
             </w:pPr>
-            <w:hyperlink w:history="1" r:id="rIdy9wflcmxmgz1gzxqhd6dd">
+            <w:hyperlink w:history="1" r:id="rIdpuwxw27xxl3qp1sxxzheq">
               <w:r>
                 <w:rPr>
                   <w:rFonts w:ascii="Arial" w:cs="Arial" w:eastAsia="Arial" w:hAnsi="Arial"/>
@@ -18724,6 +19133,7 @@
           </w:tcPr>
           <w:p>
             <w:pPr>
+              <w:keepNext w:val="false"/>
               <w:spacing w:after="40" w:before="0"/>
               <w:jc w:val="left"/>
             </w:pPr>
@@ -18756,6 +19166,7 @@
           </w:tcPr>
           <w:p>
             <w:pPr>
+              <w:keepNext w:val="false"/>
               <w:spacing w:after="40" w:before="0"/>
               <w:jc w:val="left"/>
             </w:pPr>
@@ -18788,6 +19199,7 @@
           </w:tcPr>
           <w:p>
             <w:pPr>
+              <w:keepNext w:val="false"/>
               <w:spacing w:after="40" w:before="0"/>
               <w:jc w:val="left"/>
             </w:pPr>
@@ -18820,6 +19232,7 @@
           </w:tcPr>
           <w:p>
             <w:pPr>
+              <w:keepNext w:val="false"/>
               <w:spacing w:after="40" w:before="0"/>
               <w:jc w:val="left"/>
             </w:pPr>
@@ -18854,6 +19267,7 @@
           </w:tcPr>
           <w:p>
             <w:pPr>
+              <w:keepNext w:val="false"/>
               <w:spacing w:after="40" w:before="0"/>
               <w:jc w:val="left"/>
             </w:pPr>
@@ -18891,7 +19305,7 @@
             <w:pPr>
               <w:spacing w:after="20" w:before="0"/>
             </w:pPr>
-            <w:hyperlink w:history="1" r:id="rIdzwg4oj7jnlsr_i7lxkou8">
+            <w:hyperlink w:history="1" r:id="rIdnl2ib8k3b9mnrsvxhptyg">
               <w:r>
                 <w:rPr>
                   <w:rFonts w:ascii="Arial" w:cs="Arial" w:eastAsia="Arial" w:hAnsi="Arial"/>
@@ -18924,7 +19338,7 @@
               <w:spacing w:after="10" w:before="0"/>
               <w:ind w:left="120"/>
             </w:pPr>
-            <w:hyperlink w:history="1" r:id="rIdtwryvzurckv79mrdgmzk9">
+            <w:hyperlink w:history="1" r:id="rIdmfbrzw6kky6wf0c80pcep">
               <w:r>
                 <w:rPr>
                   <w:rFonts w:ascii="Arial" w:cs="Arial" w:eastAsia="Arial" w:hAnsi="Arial"/>
@@ -18969,7 +19383,7 @@
             <w:pPr>
               <w:spacing w:after="20" w:before="0"/>
             </w:pPr>
-            <w:hyperlink w:history="1" r:id="rIdrhbgady8uuif36f5x-oon">
+            <w:hyperlink w:history="1" r:id="rId19or3zxpacdtsehx7y8gl">
               <w:r>
                 <w:rPr>
                   <w:rFonts w:ascii="Arial" w:cs="Arial" w:eastAsia="Arial" w:hAnsi="Arial"/>
@@ -19002,7 +19416,7 @@
               <w:spacing w:after="10" w:before="0"/>
               <w:ind w:left="120"/>
             </w:pPr>
-            <w:hyperlink w:history="1" r:id="rIdi5lt070oggpmdfcrz-ee5">
+            <w:hyperlink w:history="1" r:id="rIdbirlwzeykzx0ysvgju2go">
               <w:r>
                 <w:rPr>
                   <w:rFonts w:ascii="Arial" w:cs="Arial" w:eastAsia="Arial" w:hAnsi="Arial"/>
@@ -19030,6 +19444,7 @@
           </w:tcPr>
           <w:p>
             <w:pPr>
+              <w:keepNext w:val="false"/>
               <w:spacing w:after="40" w:before="0"/>
               <w:jc w:val="left"/>
             </w:pPr>
@@ -19062,6 +19477,7 @@
           </w:tcPr>
           <w:p>
             <w:pPr>
+              <w:keepNext w:val="false"/>
               <w:spacing w:after="40" w:before="0"/>
               <w:jc w:val="left"/>
             </w:pPr>
@@ -19094,6 +19510,7 @@
           </w:tcPr>
           <w:p>
             <w:pPr>
+              <w:keepNext w:val="false"/>
               <w:spacing w:after="40" w:before="0"/>
               <w:jc w:val="left"/>
             </w:pPr>
@@ -19126,6 +19543,7 @@
           </w:tcPr>
           <w:p>
             <w:pPr>
+              <w:keepNext w:val="false"/>
               <w:spacing w:after="40" w:before="0"/>
               <w:jc w:val="left"/>
             </w:pPr>
@@ -19160,6 +19578,7 @@
           </w:tcPr>
           <w:p>
             <w:pPr>
+              <w:keepNext w:val="false"/>
               <w:spacing w:after="40" w:before="0"/>
               <w:jc w:val="left"/>
             </w:pPr>
@@ -19197,7 +19616,7 @@
             <w:pPr>
               <w:spacing w:after="20" w:before="0"/>
             </w:pPr>
-            <w:hyperlink w:history="1" r:id="rIdbpxrwirytxni0dabahllc">
+            <w:hyperlink w:history="1" r:id="rIdd8bw-92xpu35ciledexdb">
               <w:r>
                 <w:rPr>
                   <w:rFonts w:ascii="Arial" w:cs="Arial" w:eastAsia="Arial" w:hAnsi="Arial"/>
@@ -19230,7 +19649,7 @@
               <w:spacing w:after="10" w:before="0"/>
               <w:ind w:left="120"/>
             </w:pPr>
-            <w:hyperlink w:history="1" r:id="rIdjusofklnlzhbg1g4bylpv">
+            <w:hyperlink w:history="1" r:id="rIdnagt3h0afr7yrzm-iv9t4">
               <w:r>
                 <w:rPr>
                   <w:rFonts w:ascii="Arial" w:cs="Arial" w:eastAsia="Arial" w:hAnsi="Arial"/>
@@ -19275,7 +19694,7 @@
             <w:pPr>
               <w:spacing w:after="20" w:before="0"/>
             </w:pPr>
-            <w:hyperlink w:history="1" r:id="rIdc8kk0footsg4sruktldod">
+            <w:hyperlink w:history="1" r:id="rIdfnsh-cr3qafq8icf-mez3">
               <w:r>
                 <w:rPr>
                   <w:rFonts w:ascii="Arial" w:cs="Arial" w:eastAsia="Arial" w:hAnsi="Arial"/>
@@ -19308,7 +19727,7 @@
               <w:spacing w:after="10" w:before="0"/>
               <w:ind w:left="120"/>
             </w:pPr>
-            <w:hyperlink w:history="1" r:id="rIdcii-e3r2hpjxk6ar5uwxw">
+            <w:hyperlink w:history="1" r:id="rIdqbtjr7yqkjiz8x3nuobr_">
               <w:r>
                 <w:rPr>
                   <w:rFonts w:ascii="Arial" w:cs="Arial" w:eastAsia="Arial" w:hAnsi="Arial"/>
@@ -19336,6 +19755,7 @@
           </w:tcPr>
           <w:p>
             <w:pPr>
+              <w:keepNext w:val="false"/>
               <w:spacing w:after="40" w:before="0"/>
               <w:jc w:val="left"/>
             </w:pPr>
@@ -19368,6 +19788,7 @@
           </w:tcPr>
           <w:p>
             <w:pPr>
+              <w:keepNext w:val="false"/>
               <w:spacing w:after="40" w:before="0"/>
               <w:jc w:val="left"/>
             </w:pPr>
@@ -19400,6 +19821,7 @@
           </w:tcPr>
           <w:p>
             <w:pPr>
+              <w:keepNext w:val="false"/>
               <w:spacing w:after="40" w:before="0"/>
               <w:jc w:val="left"/>
             </w:pPr>
@@ -19432,6 +19854,7 @@
           </w:tcPr>
           <w:p>
             <w:pPr>
+              <w:keepNext w:val="false"/>
               <w:spacing w:after="40" w:before="0"/>
               <w:jc w:val="left"/>
             </w:pPr>
@@ -19466,6 +19889,7 @@
           </w:tcPr>
           <w:p>
             <w:pPr>
+              <w:keepNext w:val="false"/>
               <w:spacing w:after="40" w:before="0"/>
               <w:jc w:val="left"/>
             </w:pPr>
@@ -19503,7 +19927,7 @@
             <w:pPr>
               <w:spacing w:after="20" w:before="0"/>
             </w:pPr>
-            <w:hyperlink w:history="1" r:id="rIdirvjfjoq20qz0ap9fti9q">
+            <w:hyperlink w:history="1" r:id="rIdbqfoe43okkmbt-k6b1moj">
               <w:r>
                 <w:rPr>
                   <w:rFonts w:ascii="Arial" w:cs="Arial" w:eastAsia="Arial" w:hAnsi="Arial"/>
@@ -19536,7 +19960,7 @@
               <w:spacing w:after="10" w:before="0"/>
               <w:ind w:left="120"/>
             </w:pPr>
-            <w:hyperlink w:history="1" r:id="rId8bhp4x_ecqk7km_w6jr0q">
+            <w:hyperlink w:history="1" r:id="rIdw9igc-h7q2lvr0kp2anc8">
               <w:r>
                 <w:rPr>
                   <w:rFonts w:ascii="Arial" w:cs="Arial" w:eastAsia="Arial" w:hAnsi="Arial"/>
@@ -19581,7 +20005,7 @@
             <w:pPr>
               <w:spacing w:after="20" w:before="0"/>
             </w:pPr>
-            <w:hyperlink w:history="1" r:id="rIdgub4s6t5-ne9nl3y3u8oz">
+            <w:hyperlink w:history="1" r:id="rIdw7f4faxeyxakepqwk5hu2">
               <w:r>
                 <w:rPr>
                   <w:rFonts w:ascii="Arial" w:cs="Arial" w:eastAsia="Arial" w:hAnsi="Arial"/>
@@ -19614,7 +20038,7 @@
               <w:spacing w:after="10" w:before="0"/>
               <w:ind w:left="120"/>
             </w:pPr>
-            <w:hyperlink w:history="1" r:id="rIddha9yqhwenzqbx31cqeq7">
+            <w:hyperlink w:history="1" r:id="rIdvwieox62uzkwit6p6ow15">
               <w:r>
                 <w:rPr>
                   <w:rFonts w:ascii="Arial" w:cs="Arial" w:eastAsia="Arial" w:hAnsi="Arial"/>
@@ -19642,6 +20066,7 @@
           </w:tcPr>
           <w:p>
             <w:pPr>
+              <w:keepNext w:val="false"/>
               <w:spacing w:after="40" w:before="0"/>
               <w:jc w:val="left"/>
             </w:pPr>
@@ -19674,6 +20099,7 @@
           </w:tcPr>
           <w:p>
             <w:pPr>
+              <w:keepNext w:val="false"/>
               <w:spacing w:after="40" w:before="0"/>
               <w:jc w:val="left"/>
             </w:pPr>
@@ -19706,6 +20132,7 @@
           </w:tcPr>
           <w:p>
             <w:pPr>
+              <w:keepNext w:val="false"/>
               <w:spacing w:after="40" w:before="0"/>
               <w:jc w:val="left"/>
             </w:pPr>
@@ -19738,6 +20165,7 @@
           </w:tcPr>
           <w:p>
             <w:pPr>
+              <w:keepNext w:val="false"/>
               <w:spacing w:after="40" w:before="0"/>
               <w:jc w:val="left"/>
             </w:pPr>
@@ -19772,6 +20200,7 @@
           </w:tcPr>
           <w:p>
             <w:pPr>
+              <w:keepNext w:val="false"/>
               <w:spacing w:after="40" w:before="0"/>
               <w:jc w:val="left"/>
             </w:pPr>
@@ -19809,7 +20238,7 @@
             <w:pPr>
               <w:spacing w:after="20" w:before="0"/>
             </w:pPr>
-            <w:hyperlink w:history="1" r:id="rIdrgimjrfhe-zp1bdee7ogn">
+            <w:hyperlink w:history="1" r:id="rIdazlm0-gnyiw2fur5taoqr">
               <w:r>
                 <w:rPr>
                   <w:rFonts w:ascii="Arial" w:cs="Arial" w:eastAsia="Arial" w:hAnsi="Arial"/>
@@ -19858,7 +20287,7 @@
               <w:spacing w:after="10" w:before="0"/>
               <w:ind w:left="120"/>
             </w:pPr>
-            <w:hyperlink w:history="1" r:id="rIdvkaj8supbodirqusp56as">
+            <w:hyperlink w:history="1" r:id="rId6ujw631j2rm7jnzefngf1">
               <w:r>
                 <w:rPr>
                   <w:rFonts w:ascii="Arial" w:cs="Arial" w:eastAsia="Arial" w:hAnsi="Arial"/>
@@ -19903,7 +20332,7 @@
             <w:pPr>
               <w:spacing w:after="20" w:before="0"/>
             </w:pPr>
-            <w:hyperlink w:history="1" r:id="rIdv4cpgofg8zi7fzmxrcjn3">
+            <w:hyperlink w:history="1" r:id="rIdrinonr6ifvppgaxdkvcia">
               <w:r>
                 <w:rPr>
                   <w:rFonts w:ascii="Arial" w:cs="Arial" w:eastAsia="Arial" w:hAnsi="Arial"/>
@@ -19936,7 +20365,7 @@
               <w:spacing w:after="10" w:before="0"/>
               <w:ind w:left="120"/>
             </w:pPr>
-            <w:hyperlink w:history="1" r:id="rIdeeo99o0ben14dgwkaoi-p">
+            <w:hyperlink w:history="1" r:id="rIdimllw4gltvpo3ueulnyrx">
               <w:r>
                 <w:rPr>
                   <w:rFonts w:ascii="Arial" w:cs="Arial" w:eastAsia="Arial" w:hAnsi="Arial"/>
@@ -19964,6 +20393,7 @@
           </w:tcPr>
           <w:p>
             <w:pPr>
+              <w:keepNext w:val="false"/>
               <w:spacing w:after="40" w:before="0"/>
               <w:jc w:val="left"/>
             </w:pPr>
@@ -19996,6 +20426,7 @@
           </w:tcPr>
           <w:p>
             <w:pPr>
+              <w:keepNext w:val="false"/>
               <w:spacing w:after="40" w:before="0"/>
               <w:jc w:val="left"/>
             </w:pPr>
@@ -20028,6 +20459,7 @@
           </w:tcPr>
           <w:p>
             <w:pPr>
+              <w:keepNext w:val="false"/>
               <w:spacing w:after="40" w:before="0"/>
               <w:jc w:val="left"/>
             </w:pPr>
@@ -20060,6 +20492,7 @@
           </w:tcPr>
           <w:p>
             <w:pPr>
+              <w:keepNext w:val="false"/>
               <w:spacing w:after="40" w:before="0"/>
               <w:jc w:val="left"/>
             </w:pPr>
@@ -20119,6 +20552,7 @@
           </w:tcPr>
           <w:p>
             <w:pPr>
+              <w:keepNext w:val="false"/>
               <w:spacing w:after="40" w:before="0"/>
               <w:jc w:val="center"/>
             </w:pPr>
@@ -20153,6 +20587,7 @@
           </w:tcPr>
           <w:p>
             <w:pPr>
+              <w:keepNext w:val="false"/>
               <w:spacing w:after="40" w:before="0"/>
               <w:jc w:val="left"/>
             </w:pPr>
@@ -20214,6 +20649,7 @@
           </w:tcPr>
           <w:p>
             <w:pPr>
+              <w:keepNext w:val="false"/>
               <w:spacing w:after="40" w:before="0"/>
               <w:jc w:val="center"/>
             </w:pPr>
@@ -20248,6 +20684,7 @@
           </w:tcPr>
           <w:p>
             <w:pPr>
+              <w:keepNext w:val="false"/>
               <w:spacing w:after="40" w:before="0"/>
               <w:jc w:val="left"/>
             </w:pPr>
@@ -20280,6 +20717,7 @@
           </w:tcPr>
           <w:p>
             <w:pPr>
+              <w:keepNext w:val="false"/>
               <w:spacing w:after="40" w:before="0"/>
               <w:jc w:val="left"/>
             </w:pPr>
@@ -20314,6 +20752,7 @@
           </w:tcPr>
           <w:p>
             <w:pPr>
+              <w:keepNext w:val="false"/>
               <w:spacing w:after="40" w:before="0"/>
               <w:jc w:val="left"/>
             </w:pPr>
@@ -20346,6 +20785,7 @@
           </w:tcPr>
           <w:p>
             <w:pPr>
+              <w:keepNext w:val="false"/>
               <w:spacing w:after="40" w:before="0"/>
               <w:jc w:val="left"/>
             </w:pPr>
@@ -20380,6 +20820,7 @@
           </w:tcPr>
           <w:p>
             <w:pPr>
+              <w:keepNext w:val="false"/>
               <w:spacing w:after="40" w:before="0"/>
               <w:jc w:val="left"/>
             </w:pPr>
@@ -20412,6 +20853,7 @@
           </w:tcPr>
           <w:p>
             <w:pPr>
+              <w:keepNext w:val="false"/>
               <w:spacing w:after="40" w:before="0"/>
               <w:jc w:val="left"/>
             </w:pPr>
@@ -20448,7 +20890,7 @@
         </w:rPr>
         <w:t xml:space="preserve">© 2026 SeaVuria and ARES. Aligned with KICD objectives. Developed by SeaVuria; technical implementation by ARES (with AI assistance from Claude). Licensed under </w:t>
       </w:r>
-      <w:hyperlink w:history="1" r:id="rIdbwtdzdxcnlrnyjtu-jadx">
+      <w:hyperlink w:history="1" r:id="rIdzovaddfxf0xu2tdlpzfxt">
         <w:r>
           <w:rPr>
             <w:rFonts w:ascii="Arial" w:cs="Arial" w:eastAsia="Arial" w:hAnsi="Arial"/>
@@ -20469,7 +20911,7 @@
         </w:rPr>
         <w:t xml:space="preserve"> (</w:t>
       </w:r>
-      <w:hyperlink w:history="1" r:id="rIdxdioeupsn_i1yglgfmneh">
+      <w:hyperlink w:history="1" r:id="rIdq0jsfvpd_9efs7pjh5jxm">
         <w:r>
           <w:rPr>
             <w:rFonts w:ascii="Arial" w:cs="Arial" w:eastAsia="Arial" w:hAnsi="Arial"/>
@@ -20529,6 +20971,7 @@
           </w:tcPr>
           <w:p>
             <w:pPr>
+              <w:keepNext w:val="false"/>
               <w:spacing w:after="40" w:before="0"/>
               <w:jc w:val="center"/>
             </w:pPr>
@@ -20564,6 +21007,7 @@
           </w:tcPr>
           <w:p>
             <w:pPr>
+              <w:keepNext w:val="false"/>
               <w:spacing w:after="40" w:before="0"/>
               <w:jc w:val="center"/>
             </w:pPr>
@@ -20598,6 +21042,7 @@
           </w:tcPr>
           <w:p>
             <w:pPr>
+              <w:keepNext w:val="false"/>
               <w:spacing w:after="40" w:before="0"/>
               <w:jc w:val="left"/>
             </w:pPr>
@@ -20630,6 +21075,7 @@
           </w:tcPr>
           <w:p>
             <w:pPr>
+              <w:keepNext w:val="false"/>
               <w:spacing w:after="40" w:before="0"/>
               <w:jc w:val="left"/>
             </w:pPr>
@@ -20664,6 +21110,7 @@
           </w:tcPr>
           <w:p>
             <w:pPr>
+              <w:keepNext w:val="false"/>
               <w:spacing w:after="40" w:before="0"/>
               <w:jc w:val="left"/>
             </w:pPr>
@@ -20696,6 +21143,7 @@
           </w:tcPr>
           <w:p>
             <w:pPr>
+              <w:keepNext w:val="false"/>
               <w:spacing w:after="40" w:before="0"/>
               <w:jc w:val="left"/>
             </w:pPr>
@@ -20730,6 +21178,7 @@
           </w:tcPr>
           <w:p>
             <w:pPr>
+              <w:keepNext w:val="false"/>
               <w:spacing w:after="40" w:before="0"/>
               <w:jc w:val="left"/>
             </w:pPr>
@@ -20762,6 +21211,7 @@
           </w:tcPr>
           <w:p>
             <w:pPr>
+              <w:keepNext w:val="false"/>
               <w:spacing w:after="40" w:before="0"/>
               <w:jc w:val="left"/>
             </w:pPr>
@@ -20796,6 +21246,7 @@
           </w:tcPr>
           <w:p>
             <w:pPr>
+              <w:keepNext w:val="false"/>
               <w:spacing w:after="40" w:before="0"/>
               <w:jc w:val="left"/>
             </w:pPr>
@@ -20828,6 +21279,7 @@
           </w:tcPr>
           <w:p>
             <w:pPr>
+              <w:keepNext w:val="false"/>
               <w:spacing w:after="40" w:before="0"/>
               <w:jc w:val="left"/>
             </w:pPr>
@@ -20862,6 +21314,7 @@
           </w:tcPr>
           <w:p>
             <w:pPr>
+              <w:keepNext w:val="false"/>
               <w:spacing w:after="40" w:before="0"/>
               <w:jc w:val="left"/>
             </w:pPr>
@@ -20894,6 +21347,7 @@
           </w:tcPr>
           <w:p>
             <w:pPr>
+              <w:keepNext w:val="false"/>
               <w:spacing w:after="40" w:before="0"/>
               <w:jc w:val="left"/>
             </w:pPr>
@@ -20928,6 +21382,7 @@
           </w:tcPr>
           <w:p>
             <w:pPr>
+              <w:keepNext w:val="false"/>
               <w:spacing w:after="40" w:before="0"/>
               <w:jc w:val="left"/>
             </w:pPr>
@@ -20960,6 +21415,7 @@
           </w:tcPr>
           <w:p>
             <w:pPr>
+              <w:keepNext w:val="false"/>
               <w:spacing w:after="40" w:before="0"/>
               <w:jc w:val="left"/>
             </w:pPr>
@@ -20994,6 +21450,7 @@
           </w:tcPr>
           <w:p>
             <w:pPr>
+              <w:keepNext w:val="false"/>
               <w:spacing w:after="40" w:before="0"/>
               <w:jc w:val="left"/>
             </w:pPr>
@@ -21026,6 +21483,7 @@
           </w:tcPr>
           <w:p>
             <w:pPr>
+              <w:keepNext w:val="false"/>
               <w:spacing w:after="40" w:before="0"/>
               <w:jc w:val="left"/>
             </w:pPr>
@@ -21060,6 +21518,7 @@
           </w:tcPr>
           <w:p>
             <w:pPr>
+              <w:keepNext w:val="false"/>
               <w:spacing w:after="40" w:before="0"/>
               <w:jc w:val="left"/>
             </w:pPr>
@@ -21092,6 +21551,7 @@
           </w:tcPr>
           <w:p>
             <w:pPr>
+              <w:keepNext w:val="false"/>
               <w:spacing w:after="40" w:before="0"/>
               <w:jc w:val="left"/>
             </w:pPr>
@@ -21151,6 +21611,7 @@
           </w:tcPr>
           <w:p>
             <w:pPr>
+              <w:keepNext w:val="false"/>
               <w:spacing w:after="40" w:before="0"/>
               <w:jc w:val="center"/>
             </w:pPr>
@@ -21185,6 +21646,7 @@
           </w:tcPr>
           <w:p>
             <w:pPr>
+              <w:keepNext w:val="false"/>
               <w:spacing w:after="40" w:before="0"/>
               <w:jc w:val="left"/>
             </w:pPr>
@@ -21249,6 +21711,7 @@
           </w:tcPr>
           <w:p>
             <w:pPr>
+              <w:keepNext w:val="false"/>
               <w:spacing w:after="40" w:before="0"/>
               <w:jc w:val="center"/>
             </w:pPr>
@@ -21283,6 +21746,7 @@
           </w:tcPr>
           <w:p>
             <w:pPr>
+              <w:keepNext w:val="false"/>
               <w:spacing w:after="40" w:before="0"/>
               <w:jc w:val="left"/>
             </w:pPr>
@@ -21315,6 +21779,7 @@
           </w:tcPr>
           <w:p>
             <w:pPr>
+              <w:keepNext w:val="false"/>
               <w:spacing w:after="40" w:before="0"/>
               <w:jc w:val="left"/>
             </w:pPr>
@@ -21347,6 +21812,7 @@
           </w:tcPr>
           <w:p>
             <w:pPr>
+              <w:keepNext w:val="false"/>
               <w:spacing w:after="40" w:before="0"/>
               <w:jc w:val="left"/>
             </w:pPr>
@@ -21379,6 +21845,7 @@
           </w:tcPr>
           <w:p>
             <w:pPr>
+              <w:keepNext w:val="false"/>
               <w:spacing w:after="40" w:before="0"/>
               <w:jc w:val="left"/>
             </w:pPr>
@@ -21411,6 +21878,7 @@
           </w:tcPr>
           <w:p>
             <w:pPr>
+              <w:keepNext w:val="false"/>
               <w:spacing w:after="40" w:before="0"/>
               <w:jc w:val="left"/>
             </w:pPr>
@@ -21445,6 +21913,7 @@
           </w:tcPr>
           <w:p>
             <w:pPr>
+              <w:keepNext w:val="false"/>
               <w:spacing w:after="40" w:before="0"/>
               <w:jc w:val="left"/>
             </w:pPr>
@@ -21482,7 +21951,7 @@
             <w:pPr>
               <w:spacing w:after="20" w:before="0"/>
             </w:pPr>
-            <w:hyperlink w:history="1" r:id="rIdzxiclpjdgtc0tpuq_mqii">
+            <w:hyperlink w:history="1" r:id="rIdfub03xxzfw5ztiynmpptp">
               <w:r>
                 <w:rPr>
                   <w:rFonts w:ascii="Arial" w:cs="Arial" w:eastAsia="Arial" w:hAnsi="Arial"/>
@@ -21515,7 +21984,7 @@
               <w:spacing w:after="10" w:before="0"/>
               <w:ind w:left="120"/>
             </w:pPr>
-            <w:hyperlink w:history="1" r:id="rIdbtux_sqfljkabrkuqcesi">
+            <w:hyperlink w:history="1" r:id="rIdxs2dnthns0x4u5zfr_mav">
               <w:r>
                 <w:rPr>
                   <w:rFonts w:ascii="Arial" w:cs="Arial" w:eastAsia="Arial" w:hAnsi="Arial"/>
@@ -21560,7 +22029,7 @@
             <w:pPr>
               <w:spacing w:after="20" w:before="0"/>
             </w:pPr>
-            <w:hyperlink w:history="1" r:id="rIdkv1k3cb9pu1ktxzt3szff">
+            <w:hyperlink w:history="1" r:id="rIda1k6n2yp_dt-0wsnt9tj6">
               <w:r>
                 <w:rPr>
                   <w:rFonts w:ascii="Arial" w:cs="Arial" w:eastAsia="Arial" w:hAnsi="Arial"/>
@@ -21609,7 +22078,7 @@
               <w:spacing w:after="10" w:before="0"/>
               <w:ind w:left="120"/>
             </w:pPr>
-            <w:hyperlink w:history="1" r:id="rIdwffemc8m5s8hchb4-cptk">
+            <w:hyperlink w:history="1" r:id="rIdia3drhvl7fxvs_4n7thy6">
               <w:r>
                 <w:rPr>
                   <w:rFonts w:ascii="Arial" w:cs="Arial" w:eastAsia="Arial" w:hAnsi="Arial"/>
@@ -21637,6 +22106,7 @@
           </w:tcPr>
           <w:p>
             <w:pPr>
+              <w:keepNext w:val="false"/>
               <w:spacing w:after="40" w:before="0"/>
               <w:jc w:val="left"/>
             </w:pPr>
@@ -21669,6 +22139,7 @@
           </w:tcPr>
           <w:p>
             <w:pPr>
+              <w:keepNext w:val="false"/>
               <w:spacing w:after="40" w:before="0"/>
               <w:jc w:val="left"/>
             </w:pPr>
@@ -21688,6 +22159,7 @@
           </w:p>
           <w:p>
             <w:pPr>
+              <w:keepNext w:val="false"/>
               <w:spacing w:after="40" w:before="0"/>
               <w:jc w:val="left"/>
             </w:pPr>
@@ -21707,6 +22179,7 @@
           </w:p>
           <w:p>
             <w:pPr>
+              <w:keepNext w:val="false"/>
               <w:spacing w:after="40" w:before="0"/>
               <w:jc w:val="left"/>
             </w:pPr>
@@ -21726,6 +22199,7 @@
           </w:p>
           <w:p>
             <w:pPr>
+              <w:keepNext w:val="false"/>
               <w:spacing w:after="40" w:before="0"/>
               <w:jc w:val="left"/>
             </w:pPr>
@@ -21745,6 +22219,7 @@
           </w:p>
           <w:p>
             <w:pPr>
+              <w:keepNext w:val="false"/>
               <w:spacing w:after="40" w:before="0"/>
               <w:jc w:val="left"/>
             </w:pPr>
@@ -21764,6 +22239,7 @@
           </w:p>
           <w:p>
             <w:pPr>
+              <w:keepNext w:val="false"/>
               <w:spacing w:after="40" w:before="0"/>
               <w:jc w:val="left"/>
             </w:pPr>
@@ -21796,6 +22272,7 @@
           </w:tcPr>
           <w:p>
             <w:pPr>
+              <w:keepNext w:val="false"/>
               <w:spacing w:after="40" w:before="0"/>
               <w:jc w:val="left"/>
             </w:pPr>
@@ -21828,6 +22305,7 @@
           </w:tcPr>
           <w:p>
             <w:pPr>
+              <w:keepNext w:val="false"/>
               <w:spacing w:after="40" w:before="0"/>
               <w:jc w:val="left"/>
             </w:pPr>
@@ -21862,6 +22340,7 @@
           </w:tcPr>
           <w:p>
             <w:pPr>
+              <w:keepNext w:val="false"/>
               <w:spacing w:after="40" w:before="0"/>
               <w:jc w:val="left"/>
             </w:pPr>
@@ -21899,7 +22378,7 @@
             <w:pPr>
               <w:spacing w:after="20" w:before="0"/>
             </w:pPr>
-            <w:hyperlink w:history="1" r:id="rIdovwnv_ppkilh86feqh_3p">
+            <w:hyperlink w:history="1" r:id="rIddauvslh4mcd9fw2t1uodl">
               <w:r>
                 <w:rPr>
                   <w:rFonts w:ascii="Arial" w:cs="Arial" w:eastAsia="Arial" w:hAnsi="Arial"/>
@@ -21932,7 +22411,7 @@
               <w:spacing w:after="10" w:before="0"/>
               <w:ind w:left="120"/>
             </w:pPr>
-            <w:hyperlink w:history="1" r:id="rIdjl7jjuppkft6bputhfu21">
+            <w:hyperlink w:history="1" r:id="rIdfhvhvpvx142equll8b-eg">
               <w:r>
                 <w:rPr>
                   <w:rFonts w:ascii="Arial" w:cs="Arial" w:eastAsia="Arial" w:hAnsi="Arial"/>
@@ -21977,7 +22456,7 @@
             <w:pPr>
               <w:spacing w:after="20" w:before="0"/>
             </w:pPr>
-            <w:hyperlink w:history="1" r:id="rIdb_mndsbl1l9cljtcqpw1d">
+            <w:hyperlink w:history="1" r:id="rIdwqrub1mi-xo06l7aud8gq">
               <w:r>
                 <w:rPr>
                   <w:rFonts w:ascii="Arial" w:cs="Arial" w:eastAsia="Arial" w:hAnsi="Arial"/>
@@ -22026,7 +22505,7 @@
               <w:spacing w:after="10" w:before="0"/>
               <w:ind w:left="120"/>
             </w:pPr>
-            <w:hyperlink w:history="1" r:id="rIdvn3r_wznh5dz1akbvtxd1">
+            <w:hyperlink w:history="1" r:id="rIdttqkkbwvogduzv6_77q-t">
               <w:r>
                 <w:rPr>
                   <w:rFonts w:ascii="Arial" w:cs="Arial" w:eastAsia="Arial" w:hAnsi="Arial"/>
@@ -22054,6 +22533,7 @@
           </w:tcPr>
           <w:p>
             <w:pPr>
+              <w:keepNext w:val="false"/>
               <w:spacing w:after="40" w:before="0"/>
               <w:jc w:val="left"/>
             </w:pPr>
@@ -22086,6 +22566,7 @@
           </w:tcPr>
           <w:p>
             <w:pPr>
+              <w:keepNext w:val="false"/>
               <w:spacing w:after="40" w:before="0"/>
               <w:jc w:val="left"/>
             </w:pPr>
@@ -22105,6 +22586,7 @@
           </w:p>
           <w:p>
             <w:pPr>
+              <w:keepNext w:val="false"/>
               <w:spacing w:after="40" w:before="0"/>
               <w:jc w:val="left"/>
             </w:pPr>
@@ -22124,6 +22606,7 @@
           </w:p>
           <w:p>
             <w:pPr>
+              <w:keepNext w:val="false"/>
               <w:spacing w:after="40" w:before="0"/>
               <w:jc w:val="left"/>
             </w:pPr>
@@ -22143,6 +22626,7 @@
           </w:p>
           <w:p>
             <w:pPr>
+              <w:keepNext w:val="false"/>
               <w:spacing w:after="40" w:before="0"/>
               <w:jc w:val="left"/>
             </w:pPr>
@@ -22162,6 +22646,7 @@
           </w:p>
           <w:p>
             <w:pPr>
+              <w:keepNext w:val="false"/>
               <w:spacing w:after="40" w:before="0"/>
               <w:jc w:val="left"/>
             </w:pPr>
@@ -22181,6 +22666,7 @@
           </w:p>
           <w:p>
             <w:pPr>
+              <w:keepNext w:val="false"/>
               <w:spacing w:after="40" w:before="0"/>
               <w:jc w:val="left"/>
             </w:pPr>
@@ -22200,6 +22686,7 @@
           </w:p>
           <w:p>
             <w:pPr>
+              <w:keepNext w:val="false"/>
               <w:spacing w:after="40" w:before="0"/>
               <w:jc w:val="left"/>
             </w:pPr>
@@ -22219,6 +22706,7 @@
           </w:p>
           <w:p>
             <w:pPr>
+              <w:keepNext w:val="false"/>
               <w:spacing w:after="40" w:before="0"/>
               <w:jc w:val="left"/>
             </w:pPr>
@@ -22251,6 +22739,7 @@
           </w:tcPr>
           <w:p>
             <w:pPr>
+              <w:keepNext w:val="false"/>
               <w:spacing w:after="40" w:before="0"/>
               <w:jc w:val="left"/>
             </w:pPr>
@@ -22283,6 +22772,7 @@
           </w:tcPr>
           <w:p>
             <w:pPr>
+              <w:keepNext w:val="false"/>
               <w:spacing w:after="40" w:before="0"/>
               <w:jc w:val="left"/>
             </w:pPr>
@@ -22317,6 +22807,7 @@
           </w:tcPr>
           <w:p>
             <w:pPr>
+              <w:keepNext w:val="false"/>
               <w:spacing w:after="40" w:before="0"/>
               <w:jc w:val="left"/>
             </w:pPr>
@@ -22354,7 +22845,7 @@
             <w:pPr>
               <w:spacing w:after="20" w:before="0"/>
             </w:pPr>
-            <w:hyperlink w:history="1" r:id="rIdyneyenh1efap14oytzug-">
+            <w:hyperlink w:history="1" r:id="rIdrfh17qzdsfnugtreq9lfm">
               <w:r>
                 <w:rPr>
                   <w:rFonts w:ascii="Arial" w:cs="Arial" w:eastAsia="Arial" w:hAnsi="Arial"/>
@@ -22403,7 +22894,7 @@
               <w:spacing w:after="10" w:before="0"/>
               <w:ind w:left="120"/>
             </w:pPr>
-            <w:hyperlink w:history="1" r:id="rIdfqrdpecmmecx3cwohxprt">
+            <w:hyperlink w:history="1" r:id="rId9--6t3mwwwzvrogxymgfp">
               <w:r>
                 <w:rPr>
                   <w:rFonts w:ascii="Arial" w:cs="Arial" w:eastAsia="Arial" w:hAnsi="Arial"/>
@@ -22448,7 +22939,7 @@
             <w:pPr>
               <w:spacing w:after="20" w:before="0"/>
             </w:pPr>
-            <w:hyperlink w:history="1" r:id="rIdlqcfl4dgwpzcyaq1nrwcs">
+            <w:hyperlink w:history="1" r:id="rIdqdx_wybgy0le0dejj5yow">
               <w:r>
                 <w:rPr>
                   <w:rFonts w:ascii="Arial" w:cs="Arial" w:eastAsia="Arial" w:hAnsi="Arial"/>
@@ -22497,7 +22988,7 @@
               <w:spacing w:after="10" w:before="0"/>
               <w:ind w:left="120"/>
             </w:pPr>
-            <w:hyperlink w:history="1" r:id="rIdkrjn43jmv2nyouv-duvlx">
+            <w:hyperlink w:history="1" r:id="rIdmkd4mlcrulgr-8zeweck9">
               <w:r>
                 <w:rPr>
                   <w:rFonts w:ascii="Arial" w:cs="Arial" w:eastAsia="Arial" w:hAnsi="Arial"/>
@@ -22525,6 +23016,7 @@
           </w:tcPr>
           <w:p>
             <w:pPr>
+              <w:keepNext w:val="false"/>
               <w:spacing w:after="40" w:before="0"/>
               <w:jc w:val="left"/>
             </w:pPr>
@@ -22557,6 +23049,7 @@
           </w:tcPr>
           <w:p>
             <w:pPr>
+              <w:keepNext w:val="false"/>
               <w:spacing w:after="40" w:before="0"/>
               <w:jc w:val="left"/>
             </w:pPr>
@@ -22576,6 +23069,7 @@
           </w:p>
           <w:p>
             <w:pPr>
+              <w:keepNext w:val="false"/>
               <w:spacing w:after="40" w:before="0"/>
               <w:jc w:val="left"/>
             </w:pPr>
@@ -22595,6 +23089,7 @@
           </w:p>
           <w:p>
             <w:pPr>
+              <w:keepNext w:val="false"/>
               <w:spacing w:after="40" w:before="0"/>
               <w:jc w:val="left"/>
             </w:pPr>
@@ -22614,6 +23109,7 @@
           </w:p>
           <w:p>
             <w:pPr>
+              <w:keepNext w:val="false"/>
               <w:spacing w:after="40" w:before="0"/>
               <w:jc w:val="left"/>
             </w:pPr>
@@ -22633,6 +23129,7 @@
           </w:p>
           <w:p>
             <w:pPr>
+              <w:keepNext w:val="false"/>
               <w:spacing w:after="40" w:before="0"/>
               <w:jc w:val="left"/>
             </w:pPr>
@@ -22652,6 +23149,7 @@
           </w:p>
           <w:p>
             <w:pPr>
+              <w:keepNext w:val="false"/>
               <w:spacing w:after="40" w:before="0"/>
               <w:jc w:val="left"/>
             </w:pPr>
@@ -22684,6 +23182,7 @@
           </w:tcPr>
           <w:p>
             <w:pPr>
+              <w:keepNext w:val="false"/>
               <w:spacing w:after="40" w:before="0"/>
               <w:jc w:val="left"/>
             </w:pPr>
@@ -22716,6 +23215,7 @@
           </w:tcPr>
           <w:p>
             <w:pPr>
+              <w:keepNext w:val="false"/>
               <w:spacing w:after="40" w:before="0"/>
               <w:jc w:val="left"/>
             </w:pPr>
@@ -22750,6 +23250,7 @@
           </w:tcPr>
           <w:p>
             <w:pPr>
+              <w:keepNext w:val="false"/>
               <w:spacing w:after="40" w:before="0"/>
               <w:jc w:val="left"/>
             </w:pPr>
@@ -22787,7 +23288,7 @@
             <w:pPr>
               <w:spacing w:after="20" w:before="0"/>
             </w:pPr>
-            <w:hyperlink w:history="1" r:id="rId-0spqt7sfmnqu93xmixja">
+            <w:hyperlink w:history="1" r:id="rId6n0ied7l5apcttdfdu8zl">
               <w:r>
                 <w:rPr>
                   <w:rFonts w:ascii="Arial" w:cs="Arial" w:eastAsia="Arial" w:hAnsi="Arial"/>
@@ -22836,7 +23337,7 @@
               <w:spacing w:after="10" w:before="0"/>
               <w:ind w:left="120"/>
             </w:pPr>
-            <w:hyperlink w:history="1" r:id="rIdlfibinnzmk3eouqr1bogl">
+            <w:hyperlink w:history="1" r:id="rId9y70myjgdbwfnxr-4ezw1">
               <w:r>
                 <w:rPr>
                   <w:rFonts w:ascii="Arial" w:cs="Arial" w:eastAsia="Arial" w:hAnsi="Arial"/>
@@ -22881,7 +23382,7 @@
             <w:pPr>
               <w:spacing w:after="20" w:before="0"/>
             </w:pPr>
-            <w:hyperlink w:history="1" r:id="rId5qq50alhxyntv4rjpp08v">
+            <w:hyperlink w:history="1" r:id="rIdzlppusbt_zedp6up7a6q6">
               <w:r>
                 <w:rPr>
                   <w:rFonts w:ascii="Arial" w:cs="Arial" w:eastAsia="Arial" w:hAnsi="Arial"/>
@@ -22930,7 +23431,7 @@
               <w:spacing w:after="10" w:before="0"/>
               <w:ind w:left="120"/>
             </w:pPr>
-            <w:hyperlink w:history="1" r:id="rIdm0zeik1m9tezlpgm602vj">
+            <w:hyperlink w:history="1" r:id="rIdk1rlmmtbr3vkyyevn4vfd">
               <w:r>
                 <w:rPr>
                   <w:rFonts w:ascii="Arial" w:cs="Arial" w:eastAsia="Arial" w:hAnsi="Arial"/>
@@ -22958,6 +23459,7 @@
           </w:tcPr>
           <w:p>
             <w:pPr>
+              <w:keepNext w:val="false"/>
               <w:spacing w:after="40" w:before="0"/>
               <w:jc w:val="left"/>
             </w:pPr>
@@ -22990,6 +23492,7 @@
           </w:tcPr>
           <w:p>
             <w:pPr>
+              <w:keepNext w:val="false"/>
               <w:spacing w:after="40" w:before="0"/>
               <w:jc w:val="left"/>
             </w:pPr>
@@ -23009,6 +23512,7 @@
           </w:p>
           <w:p>
             <w:pPr>
+              <w:keepNext w:val="false"/>
               <w:spacing w:after="40" w:before="0"/>
               <w:jc w:val="left"/>
             </w:pPr>
@@ -23028,6 +23532,7 @@
           </w:p>
           <w:p>
             <w:pPr>
+              <w:keepNext w:val="false"/>
               <w:spacing w:after="40" w:before="0"/>
               <w:jc w:val="left"/>
             </w:pPr>
@@ -23047,6 +23552,7 @@
           </w:p>
           <w:p>
             <w:pPr>
+              <w:keepNext w:val="false"/>
               <w:spacing w:after="40" w:before="0"/>
               <w:jc w:val="left"/>
             </w:pPr>
@@ -23079,6 +23585,7 @@
           </w:tcPr>
           <w:p>
             <w:pPr>
+              <w:keepNext w:val="false"/>
               <w:spacing w:after="40" w:before="0"/>
               <w:jc w:val="left"/>
             </w:pPr>
@@ -23111,6 +23618,7 @@
           </w:tcPr>
           <w:p>
             <w:pPr>
+              <w:keepNext w:val="false"/>
               <w:spacing w:after="40" w:before="0"/>
               <w:jc w:val="left"/>
             </w:pPr>
@@ -23145,6 +23653,7 @@
           </w:tcPr>
           <w:p>
             <w:pPr>
+              <w:keepNext w:val="false"/>
               <w:spacing w:after="40" w:before="0"/>
               <w:jc w:val="left"/>
             </w:pPr>
@@ -23182,7 +23691,7 @@
             <w:pPr>
               <w:spacing w:after="20" w:before="0"/>
             </w:pPr>
-            <w:hyperlink w:history="1" r:id="rIda7gbskthndsxfkskrqskx">
+            <w:hyperlink w:history="1" r:id="rIdmp6hx1lkvsyk9txmtqzl4">
               <w:r>
                 <w:rPr>
                   <w:rFonts w:ascii="Arial" w:cs="Arial" w:eastAsia="Arial" w:hAnsi="Arial"/>
@@ -23231,7 +23740,7 @@
               <w:spacing w:after="10" w:before="0"/>
               <w:ind w:left="120"/>
             </w:pPr>
-            <w:hyperlink w:history="1" r:id="rIdqupvzbjoafwufc_icr1t-">
+            <w:hyperlink w:history="1" r:id="rIdd22unoufcjeig68fzvybv">
               <w:r>
                 <w:rPr>
                   <w:rFonts w:ascii="Arial" w:cs="Arial" w:eastAsia="Arial" w:hAnsi="Arial"/>
@@ -23276,7 +23785,7 @@
             <w:pPr>
               <w:spacing w:after="20" w:before="0"/>
             </w:pPr>
-            <w:hyperlink w:history="1" r:id="rIdwnyq6sji_oaz4zw9ebhkx">
+            <w:hyperlink w:history="1" r:id="rIdfjk9dndfeldkmu5proo_q">
               <w:r>
                 <w:rPr>
                   <w:rFonts w:ascii="Arial" w:cs="Arial" w:eastAsia="Arial" w:hAnsi="Arial"/>
@@ -23325,7 +23834,7 @@
               <w:spacing w:after="10" w:before="0"/>
               <w:ind w:left="120"/>
             </w:pPr>
-            <w:hyperlink w:history="1" r:id="rId53v1lyfuefojjqqww08bf">
+            <w:hyperlink w:history="1" r:id="rIdxzdatv0gmaqew1jfai4cs">
               <w:r>
                 <w:rPr>
                   <w:rFonts w:ascii="Arial" w:cs="Arial" w:eastAsia="Arial" w:hAnsi="Arial"/>
@@ -23353,6 +23862,7 @@
           </w:tcPr>
           <w:p>
             <w:pPr>
+              <w:keepNext w:val="false"/>
               <w:spacing w:after="40" w:before="0"/>
               <w:jc w:val="left"/>
             </w:pPr>
@@ -23385,6 +23895,7 @@
           </w:tcPr>
           <w:p>
             <w:pPr>
+              <w:keepNext w:val="false"/>
               <w:spacing w:after="40" w:before="0"/>
               <w:jc w:val="left"/>
             </w:pPr>
@@ -23404,6 +23915,7 @@
           </w:p>
           <w:p>
             <w:pPr>
+              <w:keepNext w:val="false"/>
               <w:spacing w:after="40" w:before="0"/>
               <w:jc w:val="left"/>
             </w:pPr>
@@ -23423,6 +23935,7 @@
           </w:p>
           <w:p>
             <w:pPr>
+              <w:keepNext w:val="false"/>
               <w:spacing w:after="40" w:before="0"/>
               <w:jc w:val="left"/>
             </w:pPr>
@@ -23442,6 +23955,7 @@
           </w:p>
           <w:p>
             <w:pPr>
+              <w:keepNext w:val="false"/>
               <w:spacing w:after="40" w:before="0"/>
               <w:jc w:val="left"/>
             </w:pPr>
@@ -23461,6 +23975,7 @@
           </w:p>
           <w:p>
             <w:pPr>
+              <w:keepNext w:val="false"/>
               <w:spacing w:after="40" w:before="0"/>
               <w:jc w:val="left"/>
             </w:pPr>
@@ -23480,6 +23995,7 @@
           </w:p>
           <w:p>
             <w:pPr>
+              <w:keepNext w:val="false"/>
               <w:spacing w:after="40" w:before="0"/>
               <w:jc w:val="left"/>
             </w:pPr>
@@ -23512,6 +24028,7 @@
           </w:tcPr>
           <w:p>
             <w:pPr>
+              <w:keepNext w:val="false"/>
               <w:spacing w:after="40" w:before="0"/>
               <w:jc w:val="left"/>
             </w:pPr>
@@ -23544,6 +24061,7 @@
           </w:tcPr>
           <w:p>
             <w:pPr>
+              <w:keepNext w:val="false"/>
               <w:spacing w:after="40" w:before="0"/>
               <w:jc w:val="left"/>
             </w:pPr>
@@ -23603,6 +24121,7 @@
           </w:tcPr>
           <w:p>
             <w:pPr>
+              <w:keepNext w:val="false"/>
               <w:spacing w:after="40" w:before="0"/>
               <w:jc w:val="center"/>
             </w:pPr>
@@ -23637,6 +24156,7 @@
           </w:tcPr>
           <w:p>
             <w:pPr>
+              <w:keepNext w:val="false"/>
               <w:spacing w:after="40" w:before="0"/>
               <w:jc w:val="left"/>
             </w:pPr>
@@ -23656,6 +24176,7 @@
           </w:p>
           <w:p>
             <w:pPr>
+              <w:keepNext w:val="false"/>
               <w:spacing w:after="40" w:before="0"/>
               <w:jc w:val="left"/>
             </w:pPr>
@@ -23675,6 +24196,7 @@
           </w:p>
           <w:p>
             <w:pPr>
+              <w:keepNext w:val="false"/>
               <w:spacing w:after="40" w:before="0"/>
               <w:jc w:val="left"/>
             </w:pPr>
@@ -23694,6 +24216,7 @@
           </w:p>
           <w:p>
             <w:pPr>
+              <w:keepNext w:val="false"/>
               <w:spacing w:after="40" w:before="0"/>
               <w:jc w:val="left"/>
             </w:pPr>
@@ -23713,6 +24236,7 @@
           </w:p>
           <w:p>
             <w:pPr>
+              <w:keepNext w:val="false"/>
               <w:spacing w:after="40" w:before="0"/>
               <w:jc w:val="left"/>
             </w:pPr>
@@ -23732,6 +24256,7 @@
           </w:p>
           <w:p>
             <w:pPr>
+              <w:keepNext w:val="false"/>
               <w:spacing w:after="40" w:before="0"/>
               <w:jc w:val="left"/>
             </w:pPr>
@@ -23793,6 +24318,7 @@
           </w:tcPr>
           <w:p>
             <w:pPr>
+              <w:keepNext w:val="false"/>
               <w:spacing w:after="40" w:before="0"/>
               <w:jc w:val="center"/>
             </w:pPr>
@@ -23827,6 +24353,7 @@
           </w:tcPr>
           <w:p>
             <w:pPr>
+              <w:keepNext w:val="false"/>
               <w:spacing w:after="40" w:before="0"/>
               <w:jc w:val="left"/>
             </w:pPr>
@@ -23859,6 +24386,7 @@
           </w:tcPr>
           <w:p>
             <w:pPr>
+              <w:keepNext w:val="false"/>
               <w:spacing w:after="40" w:before="0"/>
               <w:jc w:val="left"/>
             </w:pPr>
@@ -23893,6 +24421,7 @@
           </w:tcPr>
           <w:p>
             <w:pPr>
+              <w:keepNext w:val="false"/>
               <w:spacing w:after="40" w:before="0"/>
               <w:jc w:val="left"/>
             </w:pPr>
@@ -23925,6 +24454,7 @@
           </w:tcPr>
           <w:p>
             <w:pPr>
+              <w:keepNext w:val="false"/>
               <w:spacing w:after="40" w:before="0"/>
               <w:jc w:val="left"/>
             </w:pPr>
@@ -23959,6 +24489,7 @@
           </w:tcPr>
           <w:p>
             <w:pPr>
+              <w:keepNext w:val="false"/>
               <w:spacing w:after="40" w:before="0"/>
               <w:jc w:val="left"/>
             </w:pPr>
@@ -23991,6 +24522,7 @@
           </w:tcPr>
           <w:p>
             <w:pPr>
+              <w:keepNext w:val="false"/>
               <w:spacing w:after="40" w:before="0"/>
               <w:jc w:val="left"/>
             </w:pPr>
@@ -24027,7 +24559,7 @@
         </w:rPr>
         <w:t xml:space="preserve">© 2026 SeaVuria and ARES. Aligned with KICD objectives. Developed by SeaVuria; technical implementation by ARES (with AI assistance from Claude). Licensed under </w:t>
       </w:r>
-      <w:hyperlink w:history="1" r:id="rIdq6aytpwembjoqvpm6uwdv">
+      <w:hyperlink w:history="1" r:id="rIdaihpunwjjty-lhfoqhrwt">
         <w:r>
           <w:rPr>
             <w:rFonts w:ascii="Arial" w:cs="Arial" w:eastAsia="Arial" w:hAnsi="Arial"/>
@@ -24048,7 +24580,7 @@
         </w:rPr>
         <w:t xml:space="preserve"> (</w:t>
       </w:r>
-      <w:hyperlink w:history="1" r:id="rIdotocz9c2gdqeezxbtrbrw">
+      <w:hyperlink w:history="1" r:id="rIdqafo7iyjb78lk-jrusjqm">
         <w:r>
           <w:rPr>
             <w:rFonts w:ascii="Arial" w:cs="Arial" w:eastAsia="Arial" w:hAnsi="Arial"/>
@@ -24108,6 +24640,7 @@
           </w:tcPr>
           <w:p>
             <w:pPr>
+              <w:keepNext w:val="false"/>
               <w:spacing w:after="40" w:before="0"/>
               <w:jc w:val="center"/>
             </w:pPr>
@@ -24143,6 +24676,7 @@
           </w:tcPr>
           <w:p>
             <w:pPr>
+              <w:keepNext w:val="false"/>
               <w:spacing w:after="40" w:before="0"/>
               <w:jc w:val="center"/>
             </w:pPr>
@@ -24177,6 +24711,7 @@
           </w:tcPr>
           <w:p>
             <w:pPr>
+              <w:keepNext w:val="false"/>
               <w:spacing w:after="40" w:before="0"/>
               <w:jc w:val="left"/>
             </w:pPr>
@@ -24209,6 +24744,7 @@
           </w:tcPr>
           <w:p>
             <w:pPr>
+              <w:keepNext w:val="false"/>
               <w:spacing w:after="40" w:before="0"/>
               <w:jc w:val="left"/>
             </w:pPr>
@@ -24243,6 +24779,7 @@
           </w:tcPr>
           <w:p>
             <w:pPr>
+              <w:keepNext w:val="false"/>
               <w:spacing w:after="40" w:before="0"/>
               <w:jc w:val="left"/>
             </w:pPr>
@@ -24275,6 +24812,7 @@
           </w:tcPr>
           <w:p>
             <w:pPr>
+              <w:keepNext w:val="false"/>
               <w:spacing w:after="40" w:before="0"/>
               <w:jc w:val="left"/>
             </w:pPr>
@@ -24309,6 +24847,7 @@
           </w:tcPr>
           <w:p>
             <w:pPr>
+              <w:keepNext w:val="false"/>
               <w:spacing w:after="40" w:before="0"/>
               <w:jc w:val="left"/>
             </w:pPr>
@@ -24341,6 +24880,7 @@
           </w:tcPr>
           <w:p>
             <w:pPr>
+              <w:keepNext w:val="false"/>
               <w:spacing w:after="40" w:before="0"/>
               <w:jc w:val="left"/>
             </w:pPr>
@@ -24375,6 +24915,7 @@
           </w:tcPr>
           <w:p>
             <w:pPr>
+              <w:keepNext w:val="false"/>
               <w:spacing w:after="40" w:before="0"/>
               <w:jc w:val="left"/>
             </w:pPr>
@@ -24407,6 +24948,7 @@
           </w:tcPr>
           <w:p>
             <w:pPr>
+              <w:keepNext w:val="false"/>
               <w:spacing w:after="40" w:before="0"/>
               <w:jc w:val="left"/>
             </w:pPr>
@@ -24441,6 +24983,7 @@
           </w:tcPr>
           <w:p>
             <w:pPr>
+              <w:keepNext w:val="false"/>
               <w:spacing w:after="40" w:before="0"/>
               <w:jc w:val="left"/>
             </w:pPr>
@@ -24473,6 +25016,7 @@
           </w:tcPr>
           <w:p>
             <w:pPr>
+              <w:keepNext w:val="false"/>
               <w:spacing w:after="40" w:before="0"/>
               <w:jc w:val="left"/>
             </w:pPr>
@@ -24507,6 +25051,7 @@
           </w:tcPr>
           <w:p>
             <w:pPr>
+              <w:keepNext w:val="false"/>
               <w:spacing w:after="40" w:before="0"/>
               <w:jc w:val="left"/>
             </w:pPr>
@@ -24539,6 +25084,7 @@
           </w:tcPr>
           <w:p>
             <w:pPr>
+              <w:keepNext w:val="false"/>
               <w:spacing w:after="40" w:before="0"/>
               <w:jc w:val="left"/>
             </w:pPr>
@@ -24573,6 +25119,7 @@
           </w:tcPr>
           <w:p>
             <w:pPr>
+              <w:keepNext w:val="false"/>
               <w:spacing w:after="40" w:before="0"/>
               <w:jc w:val="left"/>
             </w:pPr>
@@ -24605,6 +25152,7 @@
           </w:tcPr>
           <w:p>
             <w:pPr>
+              <w:keepNext w:val="false"/>
               <w:spacing w:after="40" w:before="0"/>
               <w:jc w:val="left"/>
             </w:pPr>
@@ -24639,6 +25187,7 @@
           </w:tcPr>
           <w:p>
             <w:pPr>
+              <w:keepNext w:val="false"/>
               <w:spacing w:after="40" w:before="0"/>
               <w:jc w:val="left"/>
             </w:pPr>
@@ -24671,6 +25220,7 @@
           </w:tcPr>
           <w:p>
             <w:pPr>
+              <w:keepNext w:val="false"/>
               <w:spacing w:after="40" w:before="0"/>
               <w:jc w:val="left"/>
             </w:pPr>
@@ -24730,6 +25280,7 @@
           </w:tcPr>
           <w:p>
             <w:pPr>
+              <w:keepNext w:val="false"/>
               <w:spacing w:after="40" w:before="0"/>
               <w:jc w:val="center"/>
             </w:pPr>
@@ -24764,6 +25315,7 @@
           </w:tcPr>
           <w:p>
             <w:pPr>
+              <w:keepNext w:val="false"/>
               <w:spacing w:after="40" w:before="0"/>
               <w:jc w:val="left"/>
             </w:pPr>
@@ -24828,6 +25380,7 @@
           </w:tcPr>
           <w:p>
             <w:pPr>
+              <w:keepNext w:val="false"/>
               <w:spacing w:after="40" w:before="0"/>
               <w:jc w:val="center"/>
             </w:pPr>
@@ -24862,6 +25415,7 @@
           </w:tcPr>
           <w:p>
             <w:pPr>
+              <w:keepNext w:val="false"/>
               <w:spacing w:after="40" w:before="0"/>
               <w:jc w:val="left"/>
             </w:pPr>
@@ -24894,6 +25448,7 @@
           </w:tcPr>
           <w:p>
             <w:pPr>
+              <w:keepNext w:val="false"/>
               <w:spacing w:after="40" w:before="0"/>
               <w:jc w:val="left"/>
             </w:pPr>
@@ -24926,6 +25481,7 @@
           </w:tcPr>
           <w:p>
             <w:pPr>
+              <w:keepNext w:val="false"/>
               <w:spacing w:after="40" w:before="0"/>
               <w:jc w:val="left"/>
             </w:pPr>
@@ -24958,6 +25514,7 @@
           </w:tcPr>
           <w:p>
             <w:pPr>
+              <w:keepNext w:val="false"/>
               <w:spacing w:after="40" w:before="0"/>
               <w:jc w:val="left"/>
             </w:pPr>
@@ -24990,6 +25547,7 @@
           </w:tcPr>
           <w:p>
             <w:pPr>
+              <w:keepNext w:val="false"/>
               <w:spacing w:after="40" w:before="0"/>
               <w:jc w:val="left"/>
             </w:pPr>
@@ -25024,6 +25582,7 @@
           </w:tcPr>
           <w:p>
             <w:pPr>
+              <w:keepNext w:val="false"/>
               <w:spacing w:after="40" w:before="0"/>
               <w:jc w:val="left"/>
             </w:pPr>
@@ -25061,7 +25620,7 @@
             <w:pPr>
               <w:spacing w:after="20" w:before="0"/>
             </w:pPr>
-            <w:hyperlink w:history="1" r:id="rIdfjvaujbv6jeunjfjihfop">
+            <w:hyperlink w:history="1" r:id="rIdrqplpyh9sixsvwktxawks">
               <w:r>
                 <w:rPr>
                   <w:rFonts w:ascii="Arial" w:cs="Arial" w:eastAsia="Arial" w:hAnsi="Arial"/>
@@ -25094,7 +25653,7 @@
               <w:spacing w:after="10" w:before="0"/>
               <w:ind w:left="120"/>
             </w:pPr>
-            <w:hyperlink w:history="1" r:id="rIdrapn2v8wgzfhrtbaangnc">
+            <w:hyperlink w:history="1" r:id="rIdbprhgmoopem11hqt8j-mq">
               <w:r>
                 <w:rPr>
                   <w:rFonts w:ascii="Arial" w:cs="Arial" w:eastAsia="Arial" w:hAnsi="Arial"/>
@@ -25139,7 +25698,7 @@
             <w:pPr>
               <w:spacing w:after="20" w:before="0"/>
             </w:pPr>
-            <w:hyperlink w:history="1" r:id="rId_37p5fby3v7ukvrg93bgz">
+            <w:hyperlink w:history="1" r:id="rId-fkeaajzh809gorzeqtkj">
               <w:r>
                 <w:rPr>
                   <w:rFonts w:ascii="Arial" w:cs="Arial" w:eastAsia="Arial" w:hAnsi="Arial"/>
@@ -25172,7 +25731,7 @@
               <w:spacing w:after="10" w:before="0"/>
               <w:ind w:left="120"/>
             </w:pPr>
-            <w:hyperlink w:history="1" r:id="rIdyyvdtpuksilqtukgb2oz8">
+            <w:hyperlink w:history="1" r:id="rIddoai1mhtvsyj_f0m_u9_z">
               <w:r>
                 <w:rPr>
                   <w:rFonts w:ascii="Arial" w:cs="Arial" w:eastAsia="Arial" w:hAnsi="Arial"/>
@@ -25200,6 +25759,7 @@
           </w:tcPr>
           <w:p>
             <w:pPr>
+              <w:keepNext w:val="false"/>
               <w:spacing w:after="40" w:before="0"/>
               <w:jc w:val="left"/>
             </w:pPr>
@@ -25232,6 +25792,7 @@
           </w:tcPr>
           <w:p>
             <w:pPr>
+              <w:keepNext w:val="false"/>
               <w:spacing w:after="40" w:before="0"/>
               <w:jc w:val="left"/>
             </w:pPr>
@@ -25264,6 +25825,7 @@
           </w:tcPr>
           <w:p>
             <w:pPr>
+              <w:keepNext w:val="false"/>
               <w:spacing w:after="40" w:before="0"/>
               <w:jc w:val="left"/>
             </w:pPr>
@@ -25296,6 +25858,7 @@
           </w:tcPr>
           <w:p>
             <w:pPr>
+              <w:keepNext w:val="false"/>
               <w:spacing w:after="40" w:before="0"/>
               <w:jc w:val="left"/>
             </w:pPr>
@@ -25330,6 +25893,7 @@
           </w:tcPr>
           <w:p>
             <w:pPr>
+              <w:keepNext w:val="false"/>
               <w:spacing w:after="40" w:before="0"/>
               <w:jc w:val="left"/>
             </w:pPr>
@@ -25367,7 +25931,7 @@
             <w:pPr>
               <w:spacing w:after="20" w:before="0"/>
             </w:pPr>
-            <w:hyperlink w:history="1" r:id="rIddbhkya2f1_za91wcyqqqu">
+            <w:hyperlink w:history="1" r:id="rIdzgscckuanghdftfgthjxi">
               <w:r>
                 <w:rPr>
                   <w:rFonts w:ascii="Arial" w:cs="Arial" w:eastAsia="Arial" w:hAnsi="Arial"/>
@@ -25400,7 +25964,7 @@
               <w:spacing w:after="10" w:before="0"/>
               <w:ind w:left="120"/>
             </w:pPr>
-            <w:hyperlink w:history="1" r:id="rIdx4skhuk-l7c8ethzsko-j">
+            <w:hyperlink w:history="1" r:id="rIdlbqehuzsyptbgvnhqvw03">
               <w:r>
                 <w:rPr>
                   <w:rFonts w:ascii="Arial" w:cs="Arial" w:eastAsia="Arial" w:hAnsi="Arial"/>
@@ -25445,7 +26009,7 @@
             <w:pPr>
               <w:spacing w:after="20" w:before="0"/>
             </w:pPr>
-            <w:hyperlink w:history="1" r:id="rIdp943xxgg3s2rp8pf8xub4">
+            <w:hyperlink w:history="1" r:id="rIdd58cpa51asmbdar-oyu9-">
               <w:r>
                 <w:rPr>
                   <w:rFonts w:ascii="Arial" w:cs="Arial" w:eastAsia="Arial" w:hAnsi="Arial"/>
@@ -25478,7 +26042,7 @@
               <w:spacing w:after="10" w:before="0"/>
               <w:ind w:left="120"/>
             </w:pPr>
-            <w:hyperlink w:history="1" r:id="rIdk_zlgieic2k99mrgaqxaj">
+            <w:hyperlink w:history="1" r:id="rIdvauhmtytygtlfdhyp_cuo">
               <w:r>
                 <w:rPr>
                   <w:rFonts w:ascii="Arial" w:cs="Arial" w:eastAsia="Arial" w:hAnsi="Arial"/>
@@ -25506,6 +26070,7 @@
           </w:tcPr>
           <w:p>
             <w:pPr>
+              <w:keepNext w:val="false"/>
               <w:spacing w:after="40" w:before="0"/>
               <w:jc w:val="left"/>
             </w:pPr>
@@ -25538,6 +26103,7 @@
           </w:tcPr>
           <w:p>
             <w:pPr>
+              <w:keepNext w:val="false"/>
               <w:spacing w:after="40" w:before="0"/>
               <w:jc w:val="left"/>
             </w:pPr>
@@ -25570,6 +26136,7 @@
           </w:tcPr>
           <w:p>
             <w:pPr>
+              <w:keepNext w:val="false"/>
               <w:spacing w:after="40" w:before="0"/>
               <w:jc w:val="left"/>
             </w:pPr>
@@ -25602,6 +26169,7 @@
           </w:tcPr>
           <w:p>
             <w:pPr>
+              <w:keepNext w:val="false"/>
               <w:spacing w:after="40" w:before="0"/>
               <w:jc w:val="left"/>
             </w:pPr>
@@ -25636,6 +26204,7 @@
           </w:tcPr>
           <w:p>
             <w:pPr>
+              <w:keepNext w:val="false"/>
               <w:spacing w:after="40" w:before="0"/>
               <w:jc w:val="left"/>
             </w:pPr>
@@ -25673,7 +26242,7 @@
             <w:pPr>
               <w:spacing w:after="20" w:before="0"/>
             </w:pPr>
-            <w:hyperlink w:history="1" r:id="rIdatlfpraw75a6eyztgkaab">
+            <w:hyperlink w:history="1" r:id="rId-1bnqzttlbl-upb1lzfcu">
               <w:r>
                 <w:rPr>
                   <w:rFonts w:ascii="Arial" w:cs="Arial" w:eastAsia="Arial" w:hAnsi="Arial"/>
@@ -25706,7 +26275,7 @@
               <w:spacing w:after="10" w:before="0"/>
               <w:ind w:left="120"/>
             </w:pPr>
-            <w:hyperlink w:history="1" r:id="rIdskoyhg1lyysypwvrk0yul">
+            <w:hyperlink w:history="1" r:id="rIdfib1pxzvkt08zwzq9jb2m">
               <w:r>
                 <w:rPr>
                   <w:rFonts w:ascii="Arial" w:cs="Arial" w:eastAsia="Arial" w:hAnsi="Arial"/>
@@ -25751,7 +26320,7 @@
             <w:pPr>
               <w:spacing w:after="20" w:before="0"/>
             </w:pPr>
-            <w:hyperlink w:history="1" r:id="rIdpba6lua8a5dnl5dgnj3b-">
+            <w:hyperlink w:history="1" r:id="rIdul9ntz79r-tknaxqbi7s0">
               <w:r>
                 <w:rPr>
                   <w:rFonts w:ascii="Arial" w:cs="Arial" w:eastAsia="Arial" w:hAnsi="Arial"/>
@@ -25784,7 +26353,7 @@
               <w:spacing w:after="10" w:before="0"/>
               <w:ind w:left="120"/>
             </w:pPr>
-            <w:hyperlink w:history="1" r:id="rIdhj0rzknm8lgtzeywwtaxu">
+            <w:hyperlink w:history="1" r:id="rIdzvx0ycbsjqcwvqhwjqmsk">
               <w:r>
                 <w:rPr>
                   <w:rFonts w:ascii="Arial" w:cs="Arial" w:eastAsia="Arial" w:hAnsi="Arial"/>
@@ -25812,6 +26381,7 @@
           </w:tcPr>
           <w:p>
             <w:pPr>
+              <w:keepNext w:val="false"/>
               <w:spacing w:after="40" w:before="0"/>
               <w:jc w:val="left"/>
             </w:pPr>
@@ -25844,6 +26414,7 @@
           </w:tcPr>
           <w:p>
             <w:pPr>
+              <w:keepNext w:val="false"/>
               <w:spacing w:after="40" w:before="0"/>
               <w:jc w:val="left"/>
             </w:pPr>
@@ -25876,6 +26447,7 @@
           </w:tcPr>
           <w:p>
             <w:pPr>
+              <w:keepNext w:val="false"/>
               <w:spacing w:after="40" w:before="0"/>
               <w:jc w:val="left"/>
             </w:pPr>
@@ -25908,6 +26480,7 @@
           </w:tcPr>
           <w:p>
             <w:pPr>
+              <w:keepNext w:val="false"/>
               <w:spacing w:after="40" w:before="0"/>
               <w:jc w:val="left"/>
             </w:pPr>
@@ -25942,6 +26515,7 @@
           </w:tcPr>
           <w:p>
             <w:pPr>
+              <w:keepNext w:val="false"/>
               <w:spacing w:after="40" w:before="0"/>
               <w:jc w:val="left"/>
             </w:pPr>
@@ -25979,7 +26553,7 @@
             <w:pPr>
               <w:spacing w:after="20" w:before="0"/>
             </w:pPr>
-            <w:hyperlink w:history="1" r:id="rIdmlrl2rjn6fiv7jnq0muva">
+            <w:hyperlink w:history="1" r:id="rIdmanbydsxm-qhdyyzyvnzm">
               <w:r>
                 <w:rPr>
                   <w:rFonts w:ascii="Arial" w:cs="Arial" w:eastAsia="Arial" w:hAnsi="Arial"/>
@@ -26012,7 +26586,7 @@
               <w:spacing w:after="10" w:before="0"/>
               <w:ind w:left="120"/>
             </w:pPr>
-            <w:hyperlink w:history="1" r:id="rIdlpfaqildhxoymrvrmcrrw">
+            <w:hyperlink w:history="1" r:id="rIdmhaxo0x159urd7r2dw04i">
               <w:r>
                 <w:rPr>
                   <w:rFonts w:ascii="Arial" w:cs="Arial" w:eastAsia="Arial" w:hAnsi="Arial"/>
@@ -26057,7 +26631,7 @@
             <w:pPr>
               <w:spacing w:after="20" w:before="0"/>
             </w:pPr>
-            <w:hyperlink w:history="1" r:id="rId-v-b6bfwplz1i9sj4tk77">
+            <w:hyperlink w:history="1" r:id="rIduc-uqjy1bmpc7v5tkmxm6">
               <w:r>
                 <w:rPr>
                   <w:rFonts w:ascii="Arial" w:cs="Arial" w:eastAsia="Arial" w:hAnsi="Arial"/>
@@ -26090,7 +26664,7 @@
               <w:spacing w:after="10" w:before="0"/>
               <w:ind w:left="120"/>
             </w:pPr>
-            <w:hyperlink w:history="1" r:id="rIdh9za2i1xaaqjpp1hl_pmg">
+            <w:hyperlink w:history="1" r:id="rIdckmnveqpiw6e-p6zzlzxo">
               <w:r>
                 <w:rPr>
                   <w:rFonts w:ascii="Arial" w:cs="Arial" w:eastAsia="Arial" w:hAnsi="Arial"/>
@@ -26118,6 +26692,7 @@
           </w:tcPr>
           <w:p>
             <w:pPr>
+              <w:keepNext w:val="false"/>
               <w:spacing w:after="40" w:before="0"/>
               <w:jc w:val="left"/>
             </w:pPr>
@@ -26150,6 +26725,7 @@
           </w:tcPr>
           <w:p>
             <w:pPr>
+              <w:keepNext w:val="false"/>
               <w:spacing w:after="40" w:before="0"/>
               <w:jc w:val="left"/>
             </w:pPr>
@@ -26182,6 +26758,7 @@
           </w:tcPr>
           <w:p>
             <w:pPr>
+              <w:keepNext w:val="false"/>
               <w:spacing w:after="40" w:before="0"/>
               <w:jc w:val="left"/>
             </w:pPr>
@@ -26214,6 +26791,7 @@
           </w:tcPr>
           <w:p>
             <w:pPr>
+              <w:keepNext w:val="false"/>
               <w:spacing w:after="40" w:before="0"/>
               <w:jc w:val="left"/>
             </w:pPr>
@@ -26248,6 +26826,7 @@
           </w:tcPr>
           <w:p>
             <w:pPr>
+              <w:keepNext w:val="false"/>
               <w:spacing w:after="40" w:before="0"/>
               <w:jc w:val="left"/>
             </w:pPr>
@@ -26285,7 +26864,7 @@
             <w:pPr>
               <w:spacing w:after="20" w:before="0"/>
             </w:pPr>
-            <w:hyperlink w:history="1" r:id="rId6kv4tivyjrlwks1msf9u4">
+            <w:hyperlink w:history="1" r:id="rIdqj9mxhugjtbmcxt7lj0dq">
               <w:r>
                 <w:rPr>
                   <w:rFonts w:ascii="Arial" w:cs="Arial" w:eastAsia="Arial" w:hAnsi="Arial"/>
@@ -26334,7 +26913,7 @@
               <w:spacing w:after="10" w:before="0"/>
               <w:ind w:left="120"/>
             </w:pPr>
-            <w:hyperlink w:history="1" r:id="rIdtmeughwfujzfcelow4yp2">
+            <w:hyperlink w:history="1" r:id="rId5tzj7zy2z1hiexjkz0ghm">
               <w:r>
                 <w:rPr>
                   <w:rFonts w:ascii="Arial" w:cs="Arial" w:eastAsia="Arial" w:hAnsi="Arial"/>
@@ -26379,7 +26958,7 @@
             <w:pPr>
               <w:spacing w:after="20" w:before="0"/>
             </w:pPr>
-            <w:hyperlink w:history="1" r:id="rIdb0qnotyl6imtuwziqkfsu">
+            <w:hyperlink w:history="1" r:id="rId80g6ryhzwpyeyaksafxiy">
               <w:r>
                 <w:rPr>
                   <w:rFonts w:ascii="Arial" w:cs="Arial" w:eastAsia="Arial" w:hAnsi="Arial"/>
@@ -26428,7 +27007,7 @@
               <w:spacing w:after="10" w:before="0"/>
               <w:ind w:left="120"/>
             </w:pPr>
-            <w:hyperlink w:history="1" r:id="rIdkxyr6vhmw6pagp9zodhm5">
+            <w:hyperlink w:history="1" r:id="rIdkkresx22yuiopediap7un">
               <w:r>
                 <w:rPr>
                   <w:rFonts w:ascii="Arial" w:cs="Arial" w:eastAsia="Arial" w:hAnsi="Arial"/>
@@ -26456,6 +27035,7 @@
           </w:tcPr>
           <w:p>
             <w:pPr>
+              <w:keepNext w:val="false"/>
               <w:spacing w:after="40" w:before="0"/>
               <w:jc w:val="left"/>
             </w:pPr>
@@ -26488,6 +27068,7 @@
           </w:tcPr>
           <w:p>
             <w:pPr>
+              <w:keepNext w:val="false"/>
               <w:spacing w:after="40" w:before="0"/>
               <w:jc w:val="left"/>
             </w:pPr>
@@ -26520,6 +27101,7 @@
           </w:tcPr>
           <w:p>
             <w:pPr>
+              <w:keepNext w:val="false"/>
               <w:spacing w:after="40" w:before="0"/>
               <w:jc w:val="left"/>
             </w:pPr>
@@ -26552,6 +27134,7 @@
           </w:tcPr>
           <w:p>
             <w:pPr>
+              <w:keepNext w:val="false"/>
               <w:spacing w:after="40" w:before="0"/>
               <w:jc w:val="left"/>
             </w:pPr>
@@ -26611,6 +27194,7 @@
           </w:tcPr>
           <w:p>
             <w:pPr>
+              <w:keepNext w:val="false"/>
               <w:spacing w:after="40" w:before="0"/>
               <w:jc w:val="center"/>
             </w:pPr>
@@ -26645,6 +27229,7 @@
           </w:tcPr>
           <w:p>
             <w:pPr>
+              <w:keepNext w:val="false"/>
               <w:spacing w:after="40" w:before="0"/>
               <w:jc w:val="left"/>
             </w:pPr>
@@ -26706,6 +27291,7 @@
           </w:tcPr>
           <w:p>
             <w:pPr>
+              <w:keepNext w:val="false"/>
               <w:spacing w:after="40" w:before="0"/>
               <w:jc w:val="center"/>
             </w:pPr>
@@ -26740,6 +27326,7 @@
           </w:tcPr>
           <w:p>
             <w:pPr>
+              <w:keepNext w:val="false"/>
               <w:spacing w:after="40" w:before="0"/>
               <w:jc w:val="left"/>
             </w:pPr>
@@ -26772,6 +27359,7 @@
           </w:tcPr>
           <w:p>
             <w:pPr>
+              <w:keepNext w:val="false"/>
               <w:spacing w:after="40" w:before="0"/>
               <w:jc w:val="left"/>
             </w:pPr>
@@ -26806,6 +27394,7 @@
           </w:tcPr>
           <w:p>
             <w:pPr>
+              <w:keepNext w:val="false"/>
               <w:spacing w:after="40" w:before="0"/>
               <w:jc w:val="left"/>
             </w:pPr>
@@ -26838,6 +27427,7 @@
           </w:tcPr>
           <w:p>
             <w:pPr>
+              <w:keepNext w:val="false"/>
               <w:spacing w:after="40" w:before="0"/>
               <w:jc w:val="left"/>
             </w:pPr>
@@ -26872,6 +27462,7 @@
           </w:tcPr>
           <w:p>
             <w:pPr>
+              <w:keepNext w:val="false"/>
               <w:spacing w:after="40" w:before="0"/>
               <w:jc w:val="left"/>
             </w:pPr>
@@ -26904,6 +27495,7 @@
           </w:tcPr>
           <w:p>
             <w:pPr>
+              <w:keepNext w:val="false"/>
               <w:spacing w:after="40" w:before="0"/>
               <w:jc w:val="left"/>
             </w:pPr>
@@ -26940,7 +27532,7 @@
         </w:rPr>
         <w:t xml:space="preserve">© 2026 SeaVuria and ARES. Aligned with KICD objectives. Developed by SeaVuria; technical implementation by ARES (with AI assistance from Claude). Licensed under </w:t>
       </w:r>
-      <w:hyperlink w:history="1" r:id="rId4kivxy0anwbvar9s5f7yj">
+      <w:hyperlink w:history="1" r:id="rId4efu_wpv56w0vbtbz2bpo">
         <w:r>
           <w:rPr>
             <w:rFonts w:ascii="Arial" w:cs="Arial" w:eastAsia="Arial" w:hAnsi="Arial"/>
@@ -26961,7 +27553,7 @@
         </w:rPr>
         <w:t xml:space="preserve"> (</w:t>
       </w:r>
-      <w:hyperlink w:history="1" r:id="rIdz3e_jc07vzao52jgqubqp">
+      <w:hyperlink w:history="1" r:id="rIdmzvpehu6cogx-a0uyzeue">
         <w:r>
           <w:rPr>
             <w:rFonts w:ascii="Arial" w:cs="Arial" w:eastAsia="Arial" w:hAnsi="Arial"/>
@@ -27021,6 +27613,7 @@
           </w:tcPr>
           <w:p>
             <w:pPr>
+              <w:keepNext w:val="false"/>
               <w:spacing w:after="40" w:before="0"/>
               <w:jc w:val="center"/>
             </w:pPr>
@@ -27056,6 +27649,7 @@
           </w:tcPr>
           <w:p>
             <w:pPr>
+              <w:keepNext w:val="false"/>
               <w:spacing w:after="40" w:before="0"/>
               <w:jc w:val="center"/>
             </w:pPr>
@@ -27090,6 +27684,7 @@
           </w:tcPr>
           <w:p>
             <w:pPr>
+              <w:keepNext w:val="false"/>
               <w:spacing w:after="40" w:before="0"/>
               <w:jc w:val="left"/>
             </w:pPr>
@@ -27122,6 +27717,7 @@
           </w:tcPr>
           <w:p>
             <w:pPr>
+              <w:keepNext w:val="false"/>
               <w:spacing w:after="40" w:before="0"/>
               <w:jc w:val="left"/>
             </w:pPr>
@@ -27156,6 +27752,7 @@
           </w:tcPr>
           <w:p>
             <w:pPr>
+              <w:keepNext w:val="false"/>
               <w:spacing w:after="40" w:before="0"/>
               <w:jc w:val="left"/>
             </w:pPr>
@@ -27188,6 +27785,7 @@
           </w:tcPr>
           <w:p>
             <w:pPr>
+              <w:keepNext w:val="false"/>
               <w:spacing w:after="40" w:before="0"/>
               <w:jc w:val="left"/>
             </w:pPr>
@@ -27222,6 +27820,7 @@
           </w:tcPr>
           <w:p>
             <w:pPr>
+              <w:keepNext w:val="false"/>
               <w:spacing w:after="40" w:before="0"/>
               <w:jc w:val="left"/>
             </w:pPr>
@@ -27254,6 +27853,7 @@
           </w:tcPr>
           <w:p>
             <w:pPr>
+              <w:keepNext w:val="false"/>
               <w:spacing w:after="40" w:before="0"/>
               <w:jc w:val="left"/>
             </w:pPr>
@@ -27288,6 +27888,7 @@
           </w:tcPr>
           <w:p>
             <w:pPr>
+              <w:keepNext w:val="false"/>
               <w:spacing w:after="40" w:before="0"/>
               <w:jc w:val="left"/>
             </w:pPr>
@@ -27320,6 +27921,7 @@
           </w:tcPr>
           <w:p>
             <w:pPr>
+              <w:keepNext w:val="false"/>
               <w:spacing w:after="40" w:before="0"/>
               <w:jc w:val="left"/>
             </w:pPr>
@@ -27354,6 +27956,7 @@
           </w:tcPr>
           <w:p>
             <w:pPr>
+              <w:keepNext w:val="false"/>
               <w:spacing w:after="40" w:before="0"/>
               <w:jc w:val="left"/>
             </w:pPr>
@@ -27386,6 +27989,7 @@
           </w:tcPr>
           <w:p>
             <w:pPr>
+              <w:keepNext w:val="false"/>
               <w:spacing w:after="40" w:before="0"/>
               <w:jc w:val="left"/>
             </w:pPr>
@@ -27420,6 +28024,7 @@
           </w:tcPr>
           <w:p>
             <w:pPr>
+              <w:keepNext w:val="false"/>
               <w:spacing w:after="40" w:before="0"/>
               <w:jc w:val="left"/>
             </w:pPr>
@@ -27452,6 +28057,7 @@
           </w:tcPr>
           <w:p>
             <w:pPr>
+              <w:keepNext w:val="false"/>
               <w:spacing w:after="40" w:before="0"/>
               <w:jc w:val="left"/>
             </w:pPr>
@@ -27486,6 +28092,7 @@
           </w:tcPr>
           <w:p>
             <w:pPr>
+              <w:keepNext w:val="false"/>
               <w:spacing w:after="40" w:before="0"/>
               <w:jc w:val="left"/>
             </w:pPr>
@@ -27518,6 +28125,7 @@
           </w:tcPr>
           <w:p>
             <w:pPr>
+              <w:keepNext w:val="false"/>
               <w:spacing w:after="40" w:before="0"/>
               <w:jc w:val="left"/>
             </w:pPr>
@@ -27552,6 +28160,7 @@
           </w:tcPr>
           <w:p>
             <w:pPr>
+              <w:keepNext w:val="false"/>
               <w:spacing w:after="40" w:before="0"/>
               <w:jc w:val="left"/>
             </w:pPr>
@@ -27584,6 +28193,7 @@
           </w:tcPr>
           <w:p>
             <w:pPr>
+              <w:keepNext w:val="false"/>
               <w:spacing w:after="40" w:before="0"/>
               <w:jc w:val="left"/>
             </w:pPr>
@@ -27643,6 +28253,7 @@
           </w:tcPr>
           <w:p>
             <w:pPr>
+              <w:keepNext w:val="false"/>
               <w:spacing w:after="40" w:before="0"/>
               <w:jc w:val="center"/>
             </w:pPr>
@@ -27677,6 +28288,7 @@
           </w:tcPr>
           <w:p>
             <w:pPr>
+              <w:keepNext w:val="false"/>
               <w:spacing w:after="40" w:before="0"/>
               <w:jc w:val="left"/>
             </w:pPr>
@@ -27741,6 +28353,7 @@
           </w:tcPr>
           <w:p>
             <w:pPr>
+              <w:keepNext w:val="false"/>
               <w:spacing w:after="40" w:before="0"/>
               <w:jc w:val="center"/>
             </w:pPr>
@@ -27775,6 +28388,7 @@
           </w:tcPr>
           <w:p>
             <w:pPr>
+              <w:keepNext w:val="false"/>
               <w:spacing w:after="40" w:before="0"/>
               <w:jc w:val="left"/>
             </w:pPr>
@@ -27807,6 +28421,7 @@
           </w:tcPr>
           <w:p>
             <w:pPr>
+              <w:keepNext w:val="false"/>
               <w:spacing w:after="40" w:before="0"/>
               <w:jc w:val="left"/>
             </w:pPr>
@@ -27839,6 +28454,7 @@
           </w:tcPr>
           <w:p>
             <w:pPr>
+              <w:keepNext w:val="false"/>
               <w:spacing w:after="40" w:before="0"/>
               <w:jc w:val="left"/>
             </w:pPr>
@@ -27871,6 +28487,7 @@
           </w:tcPr>
           <w:p>
             <w:pPr>
+              <w:keepNext w:val="false"/>
               <w:spacing w:after="40" w:before="0"/>
               <w:jc w:val="left"/>
             </w:pPr>
@@ -27903,6 +28520,7 @@
           </w:tcPr>
           <w:p>
             <w:pPr>
+              <w:keepNext w:val="false"/>
               <w:spacing w:after="40" w:before="0"/>
               <w:jc w:val="left"/>
             </w:pPr>
@@ -27937,6 +28555,7 @@
           </w:tcPr>
           <w:p>
             <w:pPr>
+              <w:keepNext w:val="false"/>
               <w:spacing w:after="40" w:before="0"/>
               <w:jc w:val="left"/>
             </w:pPr>
@@ -27974,7 +28593,7 @@
             <w:pPr>
               <w:spacing w:after="20" w:before="0"/>
             </w:pPr>
-            <w:hyperlink w:history="1" r:id="rIdbz1smb-mmmrk2l5i7lgzh">
+            <w:hyperlink w:history="1" r:id="rIdd4lijw8yhumhm7uarap5g">
               <w:r>
                 <w:rPr>
                   <w:rFonts w:ascii="Arial" w:cs="Arial" w:eastAsia="Arial" w:hAnsi="Arial"/>
@@ -28007,7 +28626,7 @@
               <w:spacing w:after="10" w:before="0"/>
               <w:ind w:left="120"/>
             </w:pPr>
-            <w:hyperlink w:history="1" r:id="rId1eg-knoleqoj3ipmwcqg1">
+            <w:hyperlink w:history="1" r:id="rId2tzuosbe3t4jmk5_jhn8l">
               <w:r>
                 <w:rPr>
                   <w:rFonts w:ascii="Arial" w:cs="Arial" w:eastAsia="Arial" w:hAnsi="Arial"/>
@@ -28069,7 +28688,7 @@
               <w:spacing w:after="10" w:before="0"/>
               <w:ind w:left="120"/>
             </w:pPr>
-            <w:hyperlink w:history="1" r:id="rIdsycheymjyjsankcipmngz">
+            <w:hyperlink w:history="1" r:id="rIddpzhykjp0hpqcuybchdf1">
               <w:r>
                 <w:rPr>
                   <w:rFonts w:ascii="Arial" w:cs="Arial" w:eastAsia="Arial" w:hAnsi="Arial"/>
@@ -28112,6 +28731,7 @@
           </w:tcPr>
           <w:p>
             <w:pPr>
+              <w:keepNext w:val="false"/>
               <w:spacing w:after="40" w:before="0"/>
               <w:jc w:val="left"/>
             </w:pPr>
@@ -28144,6 +28764,7 @@
           </w:tcPr>
           <w:p>
             <w:pPr>
+              <w:keepNext w:val="false"/>
               <w:spacing w:after="40" w:before="0"/>
               <w:jc w:val="left"/>
             </w:pPr>
@@ -28176,6 +28797,7 @@
           </w:tcPr>
           <w:p>
             <w:pPr>
+              <w:keepNext w:val="false"/>
               <w:spacing w:after="40" w:before="0"/>
               <w:jc w:val="left"/>
             </w:pPr>
@@ -28208,6 +28830,7 @@
           </w:tcPr>
           <w:p>
             <w:pPr>
+              <w:keepNext w:val="false"/>
               <w:spacing w:after="40" w:before="0"/>
               <w:jc w:val="left"/>
             </w:pPr>
@@ -28242,6 +28865,7 @@
           </w:tcPr>
           <w:p>
             <w:pPr>
+              <w:keepNext w:val="false"/>
               <w:spacing w:after="40" w:before="0"/>
               <w:jc w:val="left"/>
             </w:pPr>
@@ -28279,7 +28903,7 @@
             <w:pPr>
               <w:spacing w:after="20" w:before="0"/>
             </w:pPr>
-            <w:hyperlink w:history="1" r:id="rId0p2qf0h5tycsegdgmpen6">
+            <w:hyperlink w:history="1" r:id="rIdcdjgbgyfudmzebkxb3ooy">
               <w:r>
                 <w:rPr>
                   <w:rFonts w:ascii="Arial" w:cs="Arial" w:eastAsia="Arial" w:hAnsi="Arial"/>
@@ -28312,7 +28936,7 @@
               <w:spacing w:after="10" w:before="0"/>
               <w:ind w:left="120"/>
             </w:pPr>
-            <w:hyperlink w:history="1" r:id="rIdigjq-bpw3pc0250m3jiwz">
+            <w:hyperlink w:history="1" r:id="rIdjtmdywjyjj8le0lceqq1r">
               <w:r>
                 <w:rPr>
                   <w:rFonts w:ascii="Arial" w:cs="Arial" w:eastAsia="Arial" w:hAnsi="Arial"/>
@@ -28374,7 +28998,7 @@
               <w:spacing w:after="10" w:before="0"/>
               <w:ind w:left="120"/>
             </w:pPr>
-            <w:hyperlink w:history="1" r:id="rIdqej-xmrlb91dndpj-csvb">
+            <w:hyperlink w:history="1" r:id="rIdi7lgdfyxbqbtom7c30lrc">
               <w:r>
                 <w:rPr>
                   <w:rFonts w:ascii="Arial" w:cs="Arial" w:eastAsia="Arial" w:hAnsi="Arial"/>
@@ -28417,6 +29041,7 @@
           </w:tcPr>
           <w:p>
             <w:pPr>
+              <w:keepNext w:val="false"/>
               <w:spacing w:after="40" w:before="0"/>
               <w:jc w:val="left"/>
             </w:pPr>
@@ -28449,6 +29074,7 @@
           </w:tcPr>
           <w:p>
             <w:pPr>
+              <w:keepNext w:val="false"/>
               <w:spacing w:after="40" w:before="0"/>
               <w:jc w:val="left"/>
             </w:pPr>
@@ -28481,6 +29107,7 @@
           </w:tcPr>
           <w:p>
             <w:pPr>
+              <w:keepNext w:val="false"/>
               <w:spacing w:after="40" w:before="0"/>
               <w:jc w:val="left"/>
             </w:pPr>
@@ -28513,6 +29140,7 @@
           </w:tcPr>
           <w:p>
             <w:pPr>
+              <w:keepNext w:val="false"/>
               <w:spacing w:after="40" w:before="0"/>
               <w:jc w:val="left"/>
             </w:pPr>
@@ -28547,6 +29175,7 @@
           </w:tcPr>
           <w:p>
             <w:pPr>
+              <w:keepNext w:val="false"/>
               <w:spacing w:after="40" w:before="0"/>
               <w:jc w:val="left"/>
             </w:pPr>
@@ -28584,7 +29213,7 @@
             <w:pPr>
               <w:spacing w:after="20" w:before="0"/>
             </w:pPr>
-            <w:hyperlink w:history="1" r:id="rIdbyydoz8cuvchctrcwi82n">
+            <w:hyperlink w:history="1" r:id="rIdxenlj-8ixdxuh--yweh3t">
               <w:r>
                 <w:rPr>
                   <w:rFonts w:ascii="Arial" w:cs="Arial" w:eastAsia="Arial" w:hAnsi="Arial"/>
@@ -28617,7 +29246,7 @@
               <w:spacing w:after="10" w:before="0"/>
               <w:ind w:left="120"/>
             </w:pPr>
-            <w:hyperlink w:history="1" r:id="rIdyalhcrvd-fa-e-qzedhww">
+            <w:hyperlink w:history="1" r:id="rIdut8hxklw6gx86qva_m7id">
               <w:r>
                 <w:rPr>
                   <w:rFonts w:ascii="Arial" w:cs="Arial" w:eastAsia="Arial" w:hAnsi="Arial"/>
@@ -28679,7 +29308,7 @@
               <w:spacing w:after="10" w:before="0"/>
               <w:ind w:left="120"/>
             </w:pPr>
-            <w:hyperlink w:history="1" r:id="rIdpqva_ophoczqeg91hgoma">
+            <w:hyperlink w:history="1" r:id="rIdykewcfum4acuhb_i7yog4">
               <w:r>
                 <w:rPr>
                   <w:rFonts w:ascii="Arial" w:cs="Arial" w:eastAsia="Arial" w:hAnsi="Arial"/>
@@ -28722,6 +29351,7 @@
           </w:tcPr>
           <w:p>
             <w:pPr>
+              <w:keepNext w:val="false"/>
               <w:spacing w:after="40" w:before="0"/>
               <w:jc w:val="left"/>
             </w:pPr>
@@ -28754,6 +29384,7 @@
           </w:tcPr>
           <w:p>
             <w:pPr>
+              <w:keepNext w:val="false"/>
               <w:spacing w:after="40" w:before="0"/>
               <w:jc w:val="left"/>
             </w:pPr>
@@ -28786,6 +29417,7 @@
           </w:tcPr>
           <w:p>
             <w:pPr>
+              <w:keepNext w:val="false"/>
               <w:spacing w:after="40" w:before="0"/>
               <w:jc w:val="left"/>
             </w:pPr>
@@ -28818,6 +29450,7 @@
           </w:tcPr>
           <w:p>
             <w:pPr>
+              <w:keepNext w:val="false"/>
               <w:spacing w:after="40" w:before="0"/>
               <w:jc w:val="left"/>
             </w:pPr>
@@ -28852,6 +29485,7 @@
           </w:tcPr>
           <w:p>
             <w:pPr>
+              <w:keepNext w:val="false"/>
               <w:spacing w:after="40" w:before="0"/>
               <w:jc w:val="left"/>
             </w:pPr>
@@ -28889,7 +29523,7 @@
             <w:pPr>
               <w:spacing w:after="20" w:before="0"/>
             </w:pPr>
-            <w:hyperlink w:history="1" r:id="rIdmkfb44xsg-0c-b0rzuru5">
+            <w:hyperlink w:history="1" r:id="rId-wg-zluhoifx4jxoooeaw">
               <w:r>
                 <w:rPr>
                   <w:rFonts w:ascii="Arial" w:cs="Arial" w:eastAsia="Arial" w:hAnsi="Arial"/>
@@ -28922,7 +29556,7 @@
               <w:spacing w:after="10" w:before="0"/>
               <w:ind w:left="120"/>
             </w:pPr>
-            <w:hyperlink w:history="1" r:id="rIdye9xql6fyztbwa8hr4u-y">
+            <w:hyperlink w:history="1" r:id="rIdzem2uw17cbdoylphfbf7j">
               <w:r>
                 <w:rPr>
                   <w:rFonts w:ascii="Arial" w:cs="Arial" w:eastAsia="Arial" w:hAnsi="Arial"/>
@@ -28984,7 +29618,7 @@
               <w:spacing w:after="10" w:before="0"/>
               <w:ind w:left="120"/>
             </w:pPr>
-            <w:hyperlink w:history="1" r:id="rIdvrwikp6bvnfn6r2poulaj">
+            <w:hyperlink w:history="1" r:id="rId0qzvwjrmehjgnjlqurvql">
               <w:r>
                 <w:rPr>
                   <w:rFonts w:ascii="Arial" w:cs="Arial" w:eastAsia="Arial" w:hAnsi="Arial"/>
@@ -29027,6 +29661,7 @@
           </w:tcPr>
           <w:p>
             <w:pPr>
+              <w:keepNext w:val="false"/>
               <w:spacing w:after="40" w:before="0"/>
               <w:jc w:val="left"/>
             </w:pPr>
@@ -29059,6 +29694,7 @@
           </w:tcPr>
           <w:p>
             <w:pPr>
+              <w:keepNext w:val="false"/>
               <w:spacing w:after="40" w:before="0"/>
               <w:jc w:val="left"/>
             </w:pPr>
@@ -29091,6 +29727,7 @@
           </w:tcPr>
           <w:p>
             <w:pPr>
+              <w:keepNext w:val="false"/>
               <w:spacing w:after="40" w:before="0"/>
               <w:jc w:val="left"/>
             </w:pPr>
@@ -29123,6 +29760,7 @@
           </w:tcPr>
           <w:p>
             <w:pPr>
+              <w:keepNext w:val="false"/>
               <w:spacing w:after="40" w:before="0"/>
               <w:jc w:val="left"/>
             </w:pPr>
@@ -29157,6 +29795,7 @@
           </w:tcPr>
           <w:p>
             <w:pPr>
+              <w:keepNext w:val="false"/>
               <w:spacing w:after="40" w:before="0"/>
               <w:jc w:val="left"/>
             </w:pPr>
@@ -29194,7 +29833,7 @@
             <w:pPr>
               <w:spacing w:after="20" w:before="0"/>
             </w:pPr>
-            <w:hyperlink w:history="1" r:id="rIdj21iidhblocjzwnry5ugx">
+            <w:hyperlink w:history="1" r:id="rId8tlxjormgpxwjpdmxleqs">
               <w:r>
                 <w:rPr>
                   <w:rFonts w:ascii="Arial" w:cs="Arial" w:eastAsia="Arial" w:hAnsi="Arial"/>
@@ -29243,7 +29882,7 @@
               <w:spacing w:after="10" w:before="0"/>
               <w:ind w:left="120"/>
             </w:pPr>
-            <w:hyperlink w:history="1" r:id="rIdm8wtt__nicvbjkbmpv9ze">
+            <w:hyperlink w:history="1" r:id="rIdppxsyvnuejqyaixnwefqb">
               <w:r>
                 <w:rPr>
                   <w:rFonts w:ascii="Arial" w:cs="Arial" w:eastAsia="Arial" w:hAnsi="Arial"/>
@@ -29305,7 +29944,7 @@
               <w:spacing w:after="10" w:before="0"/>
               <w:ind w:left="120"/>
             </w:pPr>
-            <w:hyperlink w:history="1" r:id="rIdc0noycz_ezaau6ktuuyc9">
+            <w:hyperlink w:history="1" r:id="rIdbbl68gzaqqdvrjkaqyhm6">
               <w:r>
                 <w:rPr>
                   <w:rFonts w:ascii="Arial" w:cs="Arial" w:eastAsia="Arial" w:hAnsi="Arial"/>
@@ -29348,6 +29987,7 @@
           </w:tcPr>
           <w:p>
             <w:pPr>
+              <w:keepNext w:val="false"/>
               <w:spacing w:after="40" w:before="0"/>
               <w:jc w:val="left"/>
             </w:pPr>
@@ -29380,6 +30020,7 @@
           </w:tcPr>
           <w:p>
             <w:pPr>
+              <w:keepNext w:val="false"/>
               <w:spacing w:after="40" w:before="0"/>
               <w:jc w:val="left"/>
             </w:pPr>
@@ -29412,6 +30053,7 @@
           </w:tcPr>
           <w:p>
             <w:pPr>
+              <w:keepNext w:val="false"/>
               <w:spacing w:after="40" w:before="0"/>
               <w:jc w:val="left"/>
             </w:pPr>
@@ -29444,6 +30086,7 @@
           </w:tcPr>
           <w:p>
             <w:pPr>
+              <w:keepNext w:val="false"/>
               <w:spacing w:after="40" w:before="0"/>
               <w:jc w:val="left"/>
             </w:pPr>
@@ -29503,6 +30146,7 @@
           </w:tcPr>
           <w:p>
             <w:pPr>
+              <w:keepNext w:val="false"/>
               <w:spacing w:after="40" w:before="0"/>
               <w:jc w:val="center"/>
             </w:pPr>
@@ -29537,6 +30181,7 @@
           </w:tcPr>
           <w:p>
             <w:pPr>
+              <w:keepNext w:val="false"/>
               <w:spacing w:after="40" w:before="0"/>
               <w:jc w:val="left"/>
             </w:pPr>
@@ -29598,6 +30243,7 @@
           </w:tcPr>
           <w:p>
             <w:pPr>
+              <w:keepNext w:val="false"/>
               <w:spacing w:after="40" w:before="0"/>
               <w:jc w:val="center"/>
             </w:pPr>
@@ -29632,6 +30278,7 @@
           </w:tcPr>
           <w:p>
             <w:pPr>
+              <w:keepNext w:val="false"/>
               <w:spacing w:after="40" w:before="0"/>
               <w:jc w:val="left"/>
             </w:pPr>
@@ -29664,6 +30311,7 @@
           </w:tcPr>
           <w:p>
             <w:pPr>
+              <w:keepNext w:val="false"/>
               <w:spacing w:after="40" w:before="0"/>
               <w:jc w:val="left"/>
             </w:pPr>
@@ -29698,6 +30346,7 @@
           </w:tcPr>
           <w:p>
             <w:pPr>
+              <w:keepNext w:val="false"/>
               <w:spacing w:after="40" w:before="0"/>
               <w:jc w:val="left"/>
             </w:pPr>
@@ -29730,6 +30379,7 @@
           </w:tcPr>
           <w:p>
             <w:pPr>
+              <w:keepNext w:val="false"/>
               <w:spacing w:after="40" w:before="0"/>
               <w:jc w:val="left"/>
             </w:pPr>
@@ -29764,6 +30414,7 @@
           </w:tcPr>
           <w:p>
             <w:pPr>
+              <w:keepNext w:val="false"/>
               <w:spacing w:after="40" w:before="0"/>
               <w:jc w:val="left"/>
             </w:pPr>
@@ -29796,6 +30447,7 @@
           </w:tcPr>
           <w:p>
             <w:pPr>
+              <w:keepNext w:val="false"/>
               <w:spacing w:after="40" w:before="0"/>
               <w:jc w:val="left"/>
             </w:pPr>
@@ -29832,7 +30484,7 @@
         </w:rPr>
         <w:t xml:space="preserve">© 2026 SeaVuria and ARES. Aligned with KICD objectives. Developed by SeaVuria; technical implementation by ARES (with AI assistance from Claude). Licensed under </w:t>
       </w:r>
-      <w:hyperlink w:history="1" r:id="rIdxcrfnn-k-8m67v_tg8ux_">
+      <w:hyperlink w:history="1" r:id="rIdspmidupmxectrwmjhekmd">
         <w:r>
           <w:rPr>
             <w:rFonts w:ascii="Arial" w:cs="Arial" w:eastAsia="Arial" w:hAnsi="Arial"/>
@@ -29853,7 +30505,7 @@
         </w:rPr>
         <w:t xml:space="preserve"> (</w:t>
       </w:r>
-      <w:hyperlink w:history="1" r:id="rIdkw-dy-dy6v3afa-7uhzjp">
+      <w:hyperlink w:history="1" r:id="rIdcqzrv2rznel4i7lvp6eb8">
         <w:r>
           <w:rPr>
             <w:rFonts w:ascii="Arial" w:cs="Arial" w:eastAsia="Arial" w:hAnsi="Arial"/>
@@ -29913,6 +30565,7 @@
           </w:tcPr>
           <w:p>
             <w:pPr>
+              <w:keepNext w:val="false"/>
               <w:spacing w:after="40" w:before="0"/>
               <w:jc w:val="center"/>
             </w:pPr>
@@ -29948,6 +30601,7 @@
           </w:tcPr>
           <w:p>
             <w:pPr>
+              <w:keepNext w:val="false"/>
               <w:spacing w:after="40" w:before="0"/>
               <w:jc w:val="center"/>
             </w:pPr>
@@ -29982,6 +30636,7 @@
           </w:tcPr>
           <w:p>
             <w:pPr>
+              <w:keepNext w:val="false"/>
               <w:spacing w:after="40" w:before="0"/>
               <w:jc w:val="left"/>
             </w:pPr>
@@ -30014,6 +30669,7 @@
           </w:tcPr>
           <w:p>
             <w:pPr>
+              <w:keepNext w:val="false"/>
               <w:spacing w:after="40" w:before="0"/>
               <w:jc w:val="left"/>
             </w:pPr>
@@ -30048,6 +30704,7 @@
           </w:tcPr>
           <w:p>
             <w:pPr>
+              <w:keepNext w:val="false"/>
               <w:spacing w:after="40" w:before="0"/>
               <w:jc w:val="left"/>
             </w:pPr>
@@ -30080,6 +30737,7 @@
           </w:tcPr>
           <w:p>
             <w:pPr>
+              <w:keepNext w:val="false"/>
               <w:spacing w:after="40" w:before="0"/>
               <w:jc w:val="left"/>
             </w:pPr>
@@ -30114,6 +30772,7 @@
           </w:tcPr>
           <w:p>
             <w:pPr>
+              <w:keepNext w:val="false"/>
               <w:spacing w:after="40" w:before="0"/>
               <w:jc w:val="left"/>
             </w:pPr>
@@ -30146,6 +30805,7 @@
           </w:tcPr>
           <w:p>
             <w:pPr>
+              <w:keepNext w:val="false"/>
               <w:spacing w:after="40" w:before="0"/>
               <w:jc w:val="left"/>
             </w:pPr>
@@ -30180,6 +30840,7 @@
           </w:tcPr>
           <w:p>
             <w:pPr>
+              <w:keepNext w:val="false"/>
               <w:spacing w:after="40" w:before="0"/>
               <w:jc w:val="left"/>
             </w:pPr>
@@ -30212,6 +30873,7 @@
           </w:tcPr>
           <w:p>
             <w:pPr>
+              <w:keepNext w:val="false"/>
               <w:spacing w:after="40" w:before="0"/>
               <w:jc w:val="left"/>
             </w:pPr>
@@ -30246,6 +30908,7 @@
           </w:tcPr>
           <w:p>
             <w:pPr>
+              <w:keepNext w:val="false"/>
               <w:spacing w:after="40" w:before="0"/>
               <w:jc w:val="left"/>
             </w:pPr>
@@ -30278,6 +30941,7 @@
           </w:tcPr>
           <w:p>
             <w:pPr>
+              <w:keepNext w:val="false"/>
               <w:spacing w:after="40" w:before="0"/>
               <w:jc w:val="left"/>
             </w:pPr>
@@ -30312,6 +30976,7 @@
           </w:tcPr>
           <w:p>
             <w:pPr>
+              <w:keepNext w:val="false"/>
               <w:spacing w:after="40" w:before="0"/>
               <w:jc w:val="left"/>
             </w:pPr>
@@ -30344,6 +31009,7 @@
           </w:tcPr>
           <w:p>
             <w:pPr>
+              <w:keepNext w:val="false"/>
               <w:spacing w:after="40" w:before="0"/>
               <w:jc w:val="left"/>
             </w:pPr>
@@ -30378,6 +31044,7 @@
           </w:tcPr>
           <w:p>
             <w:pPr>
+              <w:keepNext w:val="false"/>
               <w:spacing w:after="40" w:before="0"/>
               <w:jc w:val="left"/>
             </w:pPr>
@@ -30410,6 +31077,7 @@
           </w:tcPr>
           <w:p>
             <w:pPr>
+              <w:keepNext w:val="false"/>
               <w:spacing w:after="40" w:before="0"/>
               <w:jc w:val="left"/>
             </w:pPr>
@@ -30444,6 +31112,7 @@
           </w:tcPr>
           <w:p>
             <w:pPr>
+              <w:keepNext w:val="false"/>
               <w:spacing w:after="40" w:before="0"/>
               <w:jc w:val="left"/>
             </w:pPr>
@@ -30476,6 +31145,7 @@
           </w:tcPr>
           <w:p>
             <w:pPr>
+              <w:keepNext w:val="false"/>
               <w:spacing w:after="40" w:before="0"/>
               <w:jc w:val="left"/>
             </w:pPr>
@@ -30535,6 +31205,7 @@
           </w:tcPr>
           <w:p>
             <w:pPr>
+              <w:keepNext w:val="false"/>
               <w:spacing w:after="40" w:before="0"/>
               <w:jc w:val="center"/>
             </w:pPr>
@@ -30569,6 +31240,7 @@
           </w:tcPr>
           <w:p>
             <w:pPr>
+              <w:keepNext w:val="false"/>
               <w:spacing w:after="40" w:before="0"/>
               <w:jc w:val="left"/>
             </w:pPr>
@@ -30633,6 +31305,7 @@
           </w:tcPr>
           <w:p>
             <w:pPr>
+              <w:keepNext w:val="false"/>
               <w:spacing w:after="40" w:before="0"/>
               <w:jc w:val="center"/>
             </w:pPr>
@@ -30667,6 +31340,7 @@
           </w:tcPr>
           <w:p>
             <w:pPr>
+              <w:keepNext w:val="false"/>
               <w:spacing w:after="40" w:before="0"/>
               <w:jc w:val="left"/>
             </w:pPr>
@@ -30699,6 +31373,7 @@
           </w:tcPr>
           <w:p>
             <w:pPr>
+              <w:keepNext w:val="false"/>
               <w:spacing w:after="40" w:before="0"/>
               <w:jc w:val="left"/>
             </w:pPr>
@@ -30731,6 +31406,7 @@
           </w:tcPr>
           <w:p>
             <w:pPr>
+              <w:keepNext w:val="false"/>
               <w:spacing w:after="40" w:before="0"/>
               <w:jc w:val="left"/>
             </w:pPr>
@@ -30763,6 +31439,7 @@
           </w:tcPr>
           <w:p>
             <w:pPr>
+              <w:keepNext w:val="false"/>
               <w:spacing w:after="40" w:before="0"/>
               <w:jc w:val="left"/>
             </w:pPr>
@@ -30795,6 +31472,7 @@
           </w:tcPr>
           <w:p>
             <w:pPr>
+              <w:keepNext w:val="false"/>
               <w:spacing w:after="40" w:before="0"/>
               <w:jc w:val="left"/>
             </w:pPr>
@@ -30829,6 +31507,7 @@
           </w:tcPr>
           <w:p>
             <w:pPr>
+              <w:keepNext w:val="false"/>
               <w:spacing w:after="40" w:before="0"/>
               <w:jc w:val="left"/>
             </w:pPr>
@@ -30866,7 +31545,7 @@
             <w:pPr>
               <w:spacing w:after="20" w:before="0"/>
             </w:pPr>
-            <w:hyperlink w:history="1" r:id="rIdbudh10jsqslfjnkaz9uej">
+            <w:hyperlink w:history="1" r:id="rIdeudplcsy8zbpawlvflcj0">
               <w:r>
                 <w:rPr>
                   <w:rFonts w:ascii="Arial" w:cs="Arial" w:eastAsia="Arial" w:hAnsi="Arial"/>
@@ -30899,7 +31578,7 @@
               <w:spacing w:after="10" w:before="0"/>
               <w:ind w:left="120"/>
             </w:pPr>
-            <w:hyperlink w:history="1" r:id="rIddip8asi9j54yrlwf93cnp">
+            <w:hyperlink w:history="1" r:id="rIdk-stm4uqy1jzww1rrwlv8">
               <w:r>
                 <w:rPr>
                   <w:rFonts w:ascii="Arial" w:cs="Arial" w:eastAsia="Arial" w:hAnsi="Arial"/>
@@ -30944,7 +31623,7 @@
             <w:pPr>
               <w:spacing w:after="20" w:before="0"/>
             </w:pPr>
-            <w:hyperlink w:history="1" r:id="rId3uve3o3ido4fpetbdlte-">
+            <w:hyperlink w:history="1" r:id="rIduz0mddere4oow2zadeect">
               <w:r>
                 <w:rPr>
                   <w:rFonts w:ascii="Arial" w:cs="Arial" w:eastAsia="Arial" w:hAnsi="Arial"/>
@@ -30993,7 +31672,7 @@
               <w:spacing w:after="10" w:before="0"/>
               <w:ind w:left="120"/>
             </w:pPr>
-            <w:hyperlink w:history="1" r:id="rIdzdkuxdjgo_7hy7jshfmno">
+            <w:hyperlink w:history="1" r:id="rIdhvpywlrrwxbvp4qriutci">
               <w:r>
                 <w:rPr>
                   <w:rFonts w:ascii="Arial" w:cs="Arial" w:eastAsia="Arial" w:hAnsi="Arial"/>
@@ -31021,6 +31700,7 @@
           </w:tcPr>
           <w:p>
             <w:pPr>
+              <w:keepNext w:val="false"/>
               <w:spacing w:after="40" w:before="0"/>
               <w:jc w:val="left"/>
             </w:pPr>
@@ -31053,6 +31733,7 @@
           </w:tcPr>
           <w:p>
             <w:pPr>
+              <w:keepNext w:val="false"/>
               <w:spacing w:after="40" w:before="0"/>
               <w:jc w:val="left"/>
             </w:pPr>
@@ -31085,6 +31766,7 @@
           </w:tcPr>
           <w:p>
             <w:pPr>
+              <w:keepNext w:val="false"/>
               <w:spacing w:after="40" w:before="0"/>
               <w:jc w:val="left"/>
             </w:pPr>
@@ -31117,6 +31799,7 @@
           </w:tcPr>
           <w:p>
             <w:pPr>
+              <w:keepNext w:val="false"/>
               <w:spacing w:after="40" w:before="0"/>
               <w:jc w:val="left"/>
             </w:pPr>
@@ -31151,6 +31834,7 @@
           </w:tcPr>
           <w:p>
             <w:pPr>
+              <w:keepNext w:val="false"/>
               <w:spacing w:after="40" w:before="0"/>
               <w:jc w:val="left"/>
             </w:pPr>
@@ -31188,7 +31872,7 @@
             <w:pPr>
               <w:spacing w:after="20" w:before="0"/>
             </w:pPr>
-            <w:hyperlink w:history="1" r:id="rIdorp9aisyqryl4kjdkqsih">
+            <w:hyperlink w:history="1" r:id="rId1ms4_edwimhuzw80ipb8r">
               <w:r>
                 <w:rPr>
                   <w:rFonts w:ascii="Arial" w:cs="Arial" w:eastAsia="Arial" w:hAnsi="Arial"/>
@@ -31221,7 +31905,7 @@
               <w:spacing w:after="10" w:before="0"/>
               <w:ind w:left="120"/>
             </w:pPr>
-            <w:hyperlink w:history="1" r:id="rIdrjfwhtqcmjcjkdge6uuvl">
+            <w:hyperlink w:history="1" r:id="rIdmjslu8alvv6t3jg4_atoh">
               <w:r>
                 <w:rPr>
                   <w:rFonts w:ascii="Arial" w:cs="Arial" w:eastAsia="Arial" w:hAnsi="Arial"/>
@@ -31266,7 +31950,7 @@
             <w:pPr>
               <w:spacing w:after="20" w:before="0"/>
             </w:pPr>
-            <w:hyperlink w:history="1" r:id="rIdrtuyrpnwcgywkl8tyampc">
+            <w:hyperlink w:history="1" r:id="rIdilidndkri8y-xd8pnokhw">
               <w:r>
                 <w:rPr>
                   <w:rFonts w:ascii="Arial" w:cs="Arial" w:eastAsia="Arial" w:hAnsi="Arial"/>
@@ -31315,7 +31999,7 @@
               <w:spacing w:after="10" w:before="0"/>
               <w:ind w:left="120"/>
             </w:pPr>
-            <w:hyperlink w:history="1" r:id="rIdumc5hegjlt5-0fwys8sio">
+            <w:hyperlink w:history="1" r:id="rIdv1d9rnodnzjccwnk0h6dp">
               <w:r>
                 <w:rPr>
                   <w:rFonts w:ascii="Arial" w:cs="Arial" w:eastAsia="Arial" w:hAnsi="Arial"/>
@@ -31343,6 +32027,7 @@
           </w:tcPr>
           <w:p>
             <w:pPr>
+              <w:keepNext w:val="false"/>
               <w:spacing w:after="40" w:before="0"/>
               <w:jc w:val="left"/>
             </w:pPr>
@@ -31375,6 +32060,7 @@
           </w:tcPr>
           <w:p>
             <w:pPr>
+              <w:keepNext w:val="false"/>
               <w:spacing w:after="40" w:before="0"/>
               <w:jc w:val="left"/>
             </w:pPr>
@@ -31407,6 +32093,7 @@
           </w:tcPr>
           <w:p>
             <w:pPr>
+              <w:keepNext w:val="false"/>
               <w:spacing w:after="40" w:before="0"/>
               <w:jc w:val="left"/>
             </w:pPr>
@@ -31439,6 +32126,7 @@
           </w:tcPr>
           <w:p>
             <w:pPr>
+              <w:keepNext w:val="false"/>
               <w:spacing w:after="40" w:before="0"/>
               <w:jc w:val="left"/>
             </w:pPr>
@@ -31473,6 +32161,7 @@
           </w:tcPr>
           <w:p>
             <w:pPr>
+              <w:keepNext w:val="false"/>
               <w:spacing w:after="40" w:before="0"/>
               <w:jc w:val="left"/>
             </w:pPr>
@@ -31510,7 +32199,7 @@
             <w:pPr>
               <w:spacing w:after="20" w:before="0"/>
             </w:pPr>
-            <w:hyperlink w:history="1" r:id="rIdro2obviur09d6bi6-xnqt">
+            <w:hyperlink w:history="1" r:id="rId6ldeqoycyu-kofjgnyrmk">
               <w:r>
                 <w:rPr>
                   <w:rFonts w:ascii="Arial" w:cs="Arial" w:eastAsia="Arial" w:hAnsi="Arial"/>
@@ -31559,7 +32248,7 @@
               <w:spacing w:after="10" w:before="0"/>
               <w:ind w:left="120"/>
             </w:pPr>
-            <w:hyperlink w:history="1" r:id="rIdjxbctnvewc7fu90_6es3g">
+            <w:hyperlink w:history="1" r:id="rId1wgtpkdzblwkp-j3cmgwe">
               <w:r>
                 <w:rPr>
                   <w:rFonts w:ascii="Arial" w:cs="Arial" w:eastAsia="Arial" w:hAnsi="Arial"/>
@@ -31604,7 +32293,7 @@
             <w:pPr>
               <w:spacing w:after="20" w:before="0"/>
             </w:pPr>
-            <w:hyperlink w:history="1" r:id="rIdafdqpkmj2ts88wy_6-ryu">
+            <w:hyperlink w:history="1" r:id="rIdc81uq1wv0npzqau2gkjyt">
               <w:r>
                 <w:rPr>
                   <w:rFonts w:ascii="Arial" w:cs="Arial" w:eastAsia="Arial" w:hAnsi="Arial"/>
@@ -31653,7 +32342,7 @@
               <w:spacing w:after="10" w:before="0"/>
               <w:ind w:left="120"/>
             </w:pPr>
-            <w:hyperlink w:history="1" r:id="rIdwjvohph2csvy_nmkij2om">
+            <w:hyperlink w:history="1" r:id="rId-e54z9xoiocdobghkonyy">
               <w:r>
                 <w:rPr>
                   <w:rFonts w:ascii="Arial" w:cs="Arial" w:eastAsia="Arial" w:hAnsi="Arial"/>
@@ -31681,6 +32370,7 @@
           </w:tcPr>
           <w:p>
             <w:pPr>
+              <w:keepNext w:val="false"/>
               <w:spacing w:after="40" w:before="0"/>
               <w:jc w:val="left"/>
             </w:pPr>
@@ -31713,6 +32403,7 @@
           </w:tcPr>
           <w:p>
             <w:pPr>
+              <w:keepNext w:val="false"/>
               <w:spacing w:after="40" w:before="0"/>
               <w:jc w:val="left"/>
             </w:pPr>
@@ -31745,6 +32436,7 @@
           </w:tcPr>
           <w:p>
             <w:pPr>
+              <w:keepNext w:val="false"/>
               <w:spacing w:after="40" w:before="0"/>
               <w:jc w:val="left"/>
             </w:pPr>
@@ -31777,6 +32469,7 @@
           </w:tcPr>
           <w:p>
             <w:pPr>
+              <w:keepNext w:val="false"/>
               <w:spacing w:after="40" w:before="0"/>
               <w:jc w:val="left"/>
             </w:pPr>
@@ -31811,6 +32504,7 @@
           </w:tcPr>
           <w:p>
             <w:pPr>
+              <w:keepNext w:val="false"/>
               <w:spacing w:after="40" w:before="0"/>
               <w:jc w:val="left"/>
             </w:pPr>
@@ -31848,7 +32542,7 @@
             <w:pPr>
               <w:spacing w:after="20" w:before="0"/>
             </w:pPr>
-            <w:hyperlink w:history="1" r:id="rIdjici03avdzxlq2teoz_1a">
+            <w:hyperlink w:history="1" r:id="rId5psgvwlqjfybdsox5zc_v">
               <w:r>
                 <w:rPr>
                   <w:rFonts w:ascii="Arial" w:cs="Arial" w:eastAsia="Arial" w:hAnsi="Arial"/>
@@ -31897,7 +32591,7 @@
               <w:spacing w:after="10" w:before="0"/>
               <w:ind w:left="120"/>
             </w:pPr>
-            <w:hyperlink w:history="1" r:id="rIdblcq69o1e_nherkfsiysw">
+            <w:hyperlink w:history="1" r:id="rIduoncrvcykrhgjhlpzcsh3">
               <w:r>
                 <w:rPr>
                   <w:rFonts w:ascii="Arial" w:cs="Arial" w:eastAsia="Arial" w:hAnsi="Arial"/>
@@ -31942,7 +32636,7 @@
             <w:pPr>
               <w:spacing w:after="20" w:before="0"/>
             </w:pPr>
-            <w:hyperlink w:history="1" r:id="rIdds3dst7u3igk74-kq3_4_">
+            <w:hyperlink w:history="1" r:id="rIdpxz1hntl3xsbp6juirflj">
               <w:r>
                 <w:rPr>
                   <w:rFonts w:ascii="Arial" w:cs="Arial" w:eastAsia="Arial" w:hAnsi="Arial"/>
@@ -31991,7 +32685,7 @@
               <w:spacing w:after="10" w:before="0"/>
               <w:ind w:left="120"/>
             </w:pPr>
-            <w:hyperlink w:history="1" r:id="rId1mdbzi3vwwtl85jifwsnx">
+            <w:hyperlink w:history="1" r:id="rId2lid71wfbgybaq_31txpv">
               <w:r>
                 <w:rPr>
                   <w:rFonts w:ascii="Arial" w:cs="Arial" w:eastAsia="Arial" w:hAnsi="Arial"/>
@@ -32019,6 +32713,7 @@
           </w:tcPr>
           <w:p>
             <w:pPr>
+              <w:keepNext w:val="false"/>
               <w:spacing w:after="40" w:before="0"/>
               <w:jc w:val="left"/>
             </w:pPr>
@@ -32051,6 +32746,7 @@
           </w:tcPr>
           <w:p>
             <w:pPr>
+              <w:keepNext w:val="false"/>
               <w:spacing w:after="40" w:before="0"/>
               <w:jc w:val="left"/>
             </w:pPr>
@@ -32083,6 +32779,7 @@
           </w:tcPr>
           <w:p>
             <w:pPr>
+              <w:keepNext w:val="false"/>
               <w:spacing w:after="40" w:before="0"/>
               <w:jc w:val="left"/>
             </w:pPr>
@@ -32115,6 +32812,7 @@
           </w:tcPr>
           <w:p>
             <w:pPr>
+              <w:keepNext w:val="false"/>
               <w:spacing w:after="40" w:before="0"/>
               <w:jc w:val="left"/>
             </w:pPr>
@@ -32149,6 +32847,7 @@
           </w:tcPr>
           <w:p>
             <w:pPr>
+              <w:keepNext w:val="false"/>
               <w:spacing w:after="40" w:before="0"/>
               <w:jc w:val="left"/>
             </w:pPr>
@@ -32186,7 +32885,7 @@
             <w:pPr>
               <w:spacing w:after="20" w:before="0"/>
             </w:pPr>
-            <w:hyperlink w:history="1" r:id="rIdc2z9u6lgbyrucjjl0e9v7">
+            <w:hyperlink w:history="1" r:id="rIdufiwtiyya6vx0mbk2dxgv">
               <w:r>
                 <w:rPr>
                   <w:rFonts w:ascii="Arial" w:cs="Arial" w:eastAsia="Arial" w:hAnsi="Arial"/>
@@ -32235,7 +32934,7 @@
               <w:spacing w:after="10" w:before="0"/>
               <w:ind w:left="120"/>
             </w:pPr>
-            <w:hyperlink w:history="1" r:id="rIdvk1ae81lm1eas_wrcmvk3">
+            <w:hyperlink w:history="1" r:id="rIdwl1i3ubvwkavsixotfgbu">
               <w:r>
                 <w:rPr>
                   <w:rFonts w:ascii="Arial" w:cs="Arial" w:eastAsia="Arial" w:hAnsi="Arial"/>
@@ -32280,7 +32979,7 @@
             <w:pPr>
               <w:spacing w:after="20" w:before="0"/>
             </w:pPr>
-            <w:hyperlink w:history="1" r:id="rIdujwzxzhaackmxmfjqhxay">
+            <w:hyperlink w:history="1" r:id="rIdcrajpg6cc5oh6ot7flop6">
               <w:r>
                 <w:rPr>
                   <w:rFonts w:ascii="Arial" w:cs="Arial" w:eastAsia="Arial" w:hAnsi="Arial"/>
@@ -32329,7 +33028,7 @@
               <w:spacing w:after="10" w:before="0"/>
               <w:ind w:left="120"/>
             </w:pPr>
-            <w:hyperlink w:history="1" r:id="rIdqvmlhq48ii2u8kp2nbocc">
+            <w:hyperlink w:history="1" r:id="rIdqetrqgnqvn-wa_jfl2qbp">
               <w:r>
                 <w:rPr>
                   <w:rFonts w:ascii="Arial" w:cs="Arial" w:eastAsia="Arial" w:hAnsi="Arial"/>
@@ -32357,6 +33056,7 @@
           </w:tcPr>
           <w:p>
             <w:pPr>
+              <w:keepNext w:val="false"/>
               <w:spacing w:after="40" w:before="0"/>
               <w:jc w:val="left"/>
             </w:pPr>
@@ -32389,6 +33089,7 @@
           </w:tcPr>
           <w:p>
             <w:pPr>
+              <w:keepNext w:val="false"/>
               <w:spacing w:after="40" w:before="0"/>
               <w:jc w:val="left"/>
             </w:pPr>
@@ -32421,6 +33122,7 @@
           </w:tcPr>
           <w:p>
             <w:pPr>
+              <w:keepNext w:val="false"/>
               <w:spacing w:after="40" w:before="0"/>
               <w:jc w:val="left"/>
             </w:pPr>
@@ -32453,6 +33155,7 @@
           </w:tcPr>
           <w:p>
             <w:pPr>
+              <w:keepNext w:val="false"/>
               <w:spacing w:after="40" w:before="0"/>
               <w:jc w:val="left"/>
             </w:pPr>
@@ -32512,6 +33215,7 @@
           </w:tcPr>
           <w:p>
             <w:pPr>
+              <w:keepNext w:val="false"/>
               <w:spacing w:after="40" w:before="0"/>
               <w:jc w:val="center"/>
             </w:pPr>
@@ -32546,6 +33250,7 @@
           </w:tcPr>
           <w:p>
             <w:pPr>
+              <w:keepNext w:val="false"/>
               <w:spacing w:after="40" w:before="0"/>
               <w:jc w:val="left"/>
             </w:pPr>
@@ -32607,6 +33312,7 @@
           </w:tcPr>
           <w:p>
             <w:pPr>
+              <w:keepNext w:val="false"/>
               <w:spacing w:after="40" w:before="0"/>
               <w:jc w:val="center"/>
             </w:pPr>
@@ -32641,6 +33347,7 @@
           </w:tcPr>
           <w:p>
             <w:pPr>
+              <w:keepNext w:val="false"/>
               <w:spacing w:after="40" w:before="0"/>
               <w:jc w:val="left"/>
             </w:pPr>
@@ -32673,6 +33380,7 @@
           </w:tcPr>
           <w:p>
             <w:pPr>
+              <w:keepNext w:val="false"/>
               <w:spacing w:after="40" w:before="0"/>
               <w:jc w:val="left"/>
             </w:pPr>
@@ -32707,6 +33415,7 @@
           </w:tcPr>
           <w:p>
             <w:pPr>
+              <w:keepNext w:val="false"/>
               <w:spacing w:after="40" w:before="0"/>
               <w:jc w:val="left"/>
             </w:pPr>
@@ -32739,6 +33448,7 @@
           </w:tcPr>
           <w:p>
             <w:pPr>
+              <w:keepNext w:val="false"/>
               <w:spacing w:after="40" w:before="0"/>
               <w:jc w:val="left"/>
             </w:pPr>
@@ -32773,6 +33483,7 @@
           </w:tcPr>
           <w:p>
             <w:pPr>
+              <w:keepNext w:val="false"/>
               <w:spacing w:after="40" w:before="0"/>
               <w:jc w:val="left"/>
             </w:pPr>
@@ -32805,6 +33516,7 @@
           </w:tcPr>
           <w:p>
             <w:pPr>
+              <w:keepNext w:val="false"/>
               <w:spacing w:after="40" w:before="0"/>
               <w:jc w:val="left"/>
             </w:pPr>
@@ -32841,7 +33553,7 @@
         </w:rPr>
         <w:t xml:space="preserve">© 2026 SeaVuria and ARES. Aligned with KICD objectives. Developed by SeaVuria; technical implementation by ARES (with AI assistance from Claude). Licensed under </w:t>
       </w:r>
-      <w:hyperlink w:history="1" r:id="rIdlao4coee-igowk7zcjwqk">
+      <w:hyperlink w:history="1" r:id="rIdnkjupvwmsux1lcsrppgka">
         <w:r>
           <w:rPr>
             <w:rFonts w:ascii="Arial" w:cs="Arial" w:eastAsia="Arial" w:hAnsi="Arial"/>
@@ -32862,7 +33574,7 @@
         </w:rPr>
         <w:t xml:space="preserve"> (</w:t>
       </w:r>
-      <w:hyperlink w:history="1" r:id="rIdrfpxxqmlycqojr9osggma">
+      <w:hyperlink w:history="1" r:id="rIdccspt56aeu8oxhsnz4dwk">
         <w:r>
           <w:rPr>
             <w:rFonts w:ascii="Arial" w:cs="Arial" w:eastAsia="Arial" w:hAnsi="Arial"/>
@@ -32922,6 +33634,7 @@
           </w:tcPr>
           <w:p>
             <w:pPr>
+              <w:keepNext w:val="false"/>
               <w:spacing w:after="40" w:before="0"/>
               <w:jc w:val="center"/>
             </w:pPr>
@@ -32957,6 +33670,7 @@
           </w:tcPr>
           <w:p>
             <w:pPr>
+              <w:keepNext w:val="false"/>
               <w:spacing w:after="40" w:before="0"/>
               <w:jc w:val="center"/>
             </w:pPr>
@@ -32991,6 +33705,7 @@
           </w:tcPr>
           <w:p>
             <w:pPr>
+              <w:keepNext w:val="false"/>
               <w:spacing w:after="40" w:before="0"/>
               <w:jc w:val="left"/>
             </w:pPr>
@@ -33023,6 +33738,7 @@
           </w:tcPr>
           <w:p>
             <w:pPr>
+              <w:keepNext w:val="false"/>
               <w:spacing w:after="40" w:before="0"/>
               <w:jc w:val="left"/>
             </w:pPr>
@@ -33057,6 +33773,7 @@
           </w:tcPr>
           <w:p>
             <w:pPr>
+              <w:keepNext w:val="false"/>
               <w:spacing w:after="40" w:before="0"/>
               <w:jc w:val="left"/>
             </w:pPr>
@@ -33089,6 +33806,7 @@
           </w:tcPr>
           <w:p>
             <w:pPr>
+              <w:keepNext w:val="false"/>
               <w:spacing w:after="40" w:before="0"/>
               <w:jc w:val="left"/>
             </w:pPr>
@@ -33123,6 +33841,7 @@
           </w:tcPr>
           <w:p>
             <w:pPr>
+              <w:keepNext w:val="false"/>
               <w:spacing w:after="40" w:before="0"/>
               <w:jc w:val="left"/>
             </w:pPr>
@@ -33155,6 +33874,7 @@
           </w:tcPr>
           <w:p>
             <w:pPr>
+              <w:keepNext w:val="false"/>
               <w:spacing w:after="40" w:before="0"/>
               <w:jc w:val="left"/>
             </w:pPr>
@@ -33189,6 +33909,7 @@
           </w:tcPr>
           <w:p>
             <w:pPr>
+              <w:keepNext w:val="false"/>
               <w:spacing w:after="40" w:before="0"/>
               <w:jc w:val="left"/>
             </w:pPr>
@@ -33221,6 +33942,7 @@
           </w:tcPr>
           <w:p>
             <w:pPr>
+              <w:keepNext w:val="false"/>
               <w:spacing w:after="40" w:before="0"/>
               <w:jc w:val="left"/>
             </w:pPr>
@@ -33255,6 +33977,7 @@
           </w:tcPr>
           <w:p>
             <w:pPr>
+              <w:keepNext w:val="false"/>
               <w:spacing w:after="40" w:before="0"/>
               <w:jc w:val="left"/>
             </w:pPr>
@@ -33287,6 +34010,7 @@
           </w:tcPr>
           <w:p>
             <w:pPr>
+              <w:keepNext w:val="false"/>
               <w:spacing w:after="40" w:before="0"/>
               <w:jc w:val="left"/>
             </w:pPr>
@@ -33321,6 +34045,7 @@
           </w:tcPr>
           <w:p>
             <w:pPr>
+              <w:keepNext w:val="false"/>
               <w:spacing w:after="40" w:before="0"/>
               <w:jc w:val="left"/>
             </w:pPr>
@@ -33353,6 +34078,7 @@
           </w:tcPr>
           <w:p>
             <w:pPr>
+              <w:keepNext w:val="false"/>
               <w:spacing w:after="40" w:before="0"/>
               <w:jc w:val="left"/>
             </w:pPr>
@@ -33387,6 +34113,7 @@
           </w:tcPr>
           <w:p>
             <w:pPr>
+              <w:keepNext w:val="false"/>
               <w:spacing w:after="40" w:before="0"/>
               <w:jc w:val="left"/>
             </w:pPr>
@@ -33419,6 +34146,7 @@
           </w:tcPr>
           <w:p>
             <w:pPr>
+              <w:keepNext w:val="false"/>
               <w:spacing w:after="40" w:before="0"/>
               <w:jc w:val="left"/>
             </w:pPr>
@@ -33453,6 +34181,7 @@
           </w:tcPr>
           <w:p>
             <w:pPr>
+              <w:keepNext w:val="false"/>
               <w:spacing w:after="40" w:before="0"/>
               <w:jc w:val="left"/>
             </w:pPr>
@@ -33485,6 +34214,7 @@
           </w:tcPr>
           <w:p>
             <w:pPr>
+              <w:keepNext w:val="false"/>
               <w:spacing w:after="40" w:before="0"/>
               <w:jc w:val="left"/>
             </w:pPr>
@@ -33544,6 +34274,7 @@
           </w:tcPr>
           <w:p>
             <w:pPr>
+              <w:keepNext w:val="false"/>
               <w:spacing w:after="40" w:before="0"/>
               <w:jc w:val="center"/>
             </w:pPr>
@@ -33578,6 +34309,7 @@
           </w:tcPr>
           <w:p>
             <w:pPr>
+              <w:keepNext w:val="false"/>
               <w:spacing w:after="40" w:before="0"/>
               <w:jc w:val="left"/>
             </w:pPr>
@@ -33642,6 +34374,7 @@
           </w:tcPr>
           <w:p>
             <w:pPr>
+              <w:keepNext w:val="false"/>
               <w:spacing w:after="40" w:before="0"/>
               <w:jc w:val="center"/>
             </w:pPr>
@@ -33676,6 +34409,7 @@
           </w:tcPr>
           <w:p>
             <w:pPr>
+              <w:keepNext w:val="false"/>
               <w:spacing w:after="40" w:before="0"/>
               <w:jc w:val="left"/>
             </w:pPr>
@@ -33708,6 +34442,7 @@
           </w:tcPr>
           <w:p>
             <w:pPr>
+              <w:keepNext w:val="false"/>
               <w:spacing w:after="40" w:before="0"/>
               <w:jc w:val="left"/>
             </w:pPr>
@@ -33740,6 +34475,7 @@
           </w:tcPr>
           <w:p>
             <w:pPr>
+              <w:keepNext w:val="false"/>
               <w:spacing w:after="40" w:before="0"/>
               <w:jc w:val="left"/>
             </w:pPr>
@@ -33772,6 +34508,7 @@
           </w:tcPr>
           <w:p>
             <w:pPr>
+              <w:keepNext w:val="false"/>
               <w:spacing w:after="40" w:before="0"/>
               <w:jc w:val="left"/>
             </w:pPr>
@@ -33804,6 +34541,7 @@
           </w:tcPr>
           <w:p>
             <w:pPr>
+              <w:keepNext w:val="false"/>
               <w:spacing w:after="40" w:before="0"/>
               <w:jc w:val="left"/>
             </w:pPr>
@@ -33838,6 +34576,7 @@
           </w:tcPr>
           <w:p>
             <w:pPr>
+              <w:keepNext w:val="false"/>
               <w:spacing w:after="40" w:before="0"/>
               <w:jc w:val="left"/>
             </w:pPr>
@@ -33875,7 +34614,7 @@
             <w:pPr>
               <w:spacing w:after="20" w:before="0"/>
             </w:pPr>
-            <w:hyperlink w:history="1" r:id="rIdy1mpurfhqls8n3ipdlvlz">
+            <w:hyperlink w:history="1" r:id="rIdz3tjvrcnhvubzh9xtk2kn">
               <w:r>
                 <w:rPr>
                   <w:rFonts w:ascii="Arial" w:cs="Arial" w:eastAsia="Arial" w:hAnsi="Arial"/>
@@ -33908,7 +34647,7 @@
               <w:spacing w:after="10" w:before="0"/>
               <w:ind w:left="120"/>
             </w:pPr>
-            <w:hyperlink w:history="1" r:id="rIdy9rvx7ivubrjdpokdn-ov">
+            <w:hyperlink w:history="1" r:id="rIdbvqpy4mbsz44v9b9hx_i0">
               <w:r>
                 <w:rPr>
                   <w:rFonts w:ascii="Arial" w:cs="Arial" w:eastAsia="Arial" w:hAnsi="Arial"/>
@@ -33953,7 +34692,7 @@
             <w:pPr>
               <w:spacing w:after="20" w:before="0"/>
             </w:pPr>
-            <w:hyperlink w:history="1" r:id="rIdf_0qwfkx5kwa7qrrgf_id">
+            <w:hyperlink w:history="1" r:id="rIdjoob2dfvyyjisu410nulw">
               <w:r>
                 <w:rPr>
                   <w:rFonts w:ascii="Arial" w:cs="Arial" w:eastAsia="Arial" w:hAnsi="Arial"/>
@@ -33986,7 +34725,7 @@
               <w:spacing w:after="10" w:before="0"/>
               <w:ind w:left="120"/>
             </w:pPr>
-            <w:hyperlink w:history="1" r:id="rIdf2zjx8podjlvglwjweitl">
+            <w:hyperlink w:history="1" r:id="rIdgotodrdt-2tzxvxgrg1h5">
               <w:r>
                 <w:rPr>
                   <w:rFonts w:ascii="Arial" w:cs="Arial" w:eastAsia="Arial" w:hAnsi="Arial"/>
@@ -34014,6 +34753,7 @@
           </w:tcPr>
           <w:p>
             <w:pPr>
+              <w:keepNext w:val="false"/>
               <w:spacing w:after="40" w:before="0"/>
               <w:jc w:val="left"/>
             </w:pPr>
@@ -34046,6 +34786,7 @@
           </w:tcPr>
           <w:p>
             <w:pPr>
+              <w:keepNext w:val="false"/>
               <w:spacing w:after="40" w:before="0"/>
               <w:jc w:val="left"/>
             </w:pPr>
@@ -34078,6 +34819,7 @@
           </w:tcPr>
           <w:p>
             <w:pPr>
+              <w:keepNext w:val="false"/>
               <w:spacing w:after="40" w:before="0"/>
               <w:jc w:val="left"/>
             </w:pPr>
@@ -34110,6 +34852,7 @@
           </w:tcPr>
           <w:p>
             <w:pPr>
+              <w:keepNext w:val="false"/>
               <w:spacing w:after="40" w:before="0"/>
               <w:jc w:val="left"/>
             </w:pPr>
@@ -34144,6 +34887,7 @@
           </w:tcPr>
           <w:p>
             <w:pPr>
+              <w:keepNext w:val="false"/>
               <w:spacing w:after="40" w:before="0"/>
               <w:jc w:val="left"/>
             </w:pPr>
@@ -34181,7 +34925,7 @@
             <w:pPr>
               <w:spacing w:after="20" w:before="0"/>
             </w:pPr>
-            <w:hyperlink w:history="1" r:id="rIdm1lu6bpdskjdd795xdisi">
+            <w:hyperlink w:history="1" r:id="rIdhkoqlkhmmay_ydrqnzzn9">
               <w:r>
                 <w:rPr>
                   <w:rFonts w:ascii="Arial" w:cs="Arial" w:eastAsia="Arial" w:hAnsi="Arial"/>
@@ -34214,7 +34958,7 @@
               <w:spacing w:after="10" w:before="0"/>
               <w:ind w:left="120"/>
             </w:pPr>
-            <w:hyperlink w:history="1" r:id="rIdaplws1uxpcm0sdtboomvl">
+            <w:hyperlink w:history="1" r:id="rId0nkwxs7bc_8-zbwctmp3e">
               <w:r>
                 <w:rPr>
                   <w:rFonts w:ascii="Arial" w:cs="Arial" w:eastAsia="Arial" w:hAnsi="Arial"/>
@@ -34259,7 +35003,7 @@
             <w:pPr>
               <w:spacing w:after="20" w:before="0"/>
             </w:pPr>
-            <w:hyperlink w:history="1" r:id="rIdhbpa7xgvosq9k0lerri_g">
+            <w:hyperlink w:history="1" r:id="rId190heo6wbnb7aot1f9d6_">
               <w:r>
                 <w:rPr>
                   <w:rFonts w:ascii="Arial" w:cs="Arial" w:eastAsia="Arial" w:hAnsi="Arial"/>
@@ -34292,7 +35036,7 @@
               <w:spacing w:after="10" w:before="0"/>
               <w:ind w:left="120"/>
             </w:pPr>
-            <w:hyperlink w:history="1" r:id="rIdr8yztobgi6bndcqbcjjpo">
+            <w:hyperlink w:history="1" r:id="rIdchvuk3ymw1mj6pphxflbl">
               <w:r>
                 <w:rPr>
                   <w:rFonts w:ascii="Arial" w:cs="Arial" w:eastAsia="Arial" w:hAnsi="Arial"/>
@@ -34320,6 +35064,7 @@
           </w:tcPr>
           <w:p>
             <w:pPr>
+              <w:keepNext w:val="false"/>
               <w:spacing w:after="40" w:before="0"/>
               <w:jc w:val="left"/>
             </w:pPr>
@@ -34352,6 +35097,7 @@
           </w:tcPr>
           <w:p>
             <w:pPr>
+              <w:keepNext w:val="false"/>
               <w:spacing w:after="40" w:before="0"/>
               <w:jc w:val="left"/>
             </w:pPr>
@@ -34384,6 +35130,7 @@
           </w:tcPr>
           <w:p>
             <w:pPr>
+              <w:keepNext w:val="false"/>
               <w:spacing w:after="40" w:before="0"/>
               <w:jc w:val="left"/>
             </w:pPr>
@@ -34416,6 +35163,7 @@
           </w:tcPr>
           <w:p>
             <w:pPr>
+              <w:keepNext w:val="false"/>
               <w:spacing w:after="40" w:before="0"/>
               <w:jc w:val="left"/>
             </w:pPr>
@@ -34450,6 +35198,7 @@
           </w:tcPr>
           <w:p>
             <w:pPr>
+              <w:keepNext w:val="false"/>
               <w:spacing w:after="40" w:before="0"/>
               <w:jc w:val="left"/>
             </w:pPr>
@@ -34487,7 +35236,7 @@
             <w:pPr>
               <w:spacing w:after="20" w:before="0"/>
             </w:pPr>
-            <w:hyperlink w:history="1" r:id="rIdwiad3tilmwroyb7vn2kdp">
+            <w:hyperlink w:history="1" r:id="rIdw1k-yhnbcjyeeyxxbpoyr">
               <w:r>
                 <w:rPr>
                   <w:rFonts w:ascii="Arial" w:cs="Arial" w:eastAsia="Arial" w:hAnsi="Arial"/>
@@ -34520,7 +35269,7 @@
               <w:spacing w:after="10" w:before="0"/>
               <w:ind w:left="120"/>
             </w:pPr>
-            <w:hyperlink w:history="1" r:id="rIdklc6bae55_b1swmvpu_jm">
+            <w:hyperlink w:history="1" r:id="rIddfxciiwdr4dp8kl7vuuot">
               <w:r>
                 <w:rPr>
                   <w:rFonts w:ascii="Arial" w:cs="Arial" w:eastAsia="Arial" w:hAnsi="Arial"/>
@@ -34565,7 +35314,7 @@
             <w:pPr>
               <w:spacing w:after="20" w:before="0"/>
             </w:pPr>
-            <w:hyperlink w:history="1" r:id="rIdfuw1z0xy-h6cfghuqqgcg">
+            <w:hyperlink w:history="1" r:id="rIdpcgvm5zkcwffewcvjee0-">
               <w:r>
                 <w:rPr>
                   <w:rFonts w:ascii="Arial" w:cs="Arial" w:eastAsia="Arial" w:hAnsi="Arial"/>
@@ -34614,7 +35363,7 @@
               <w:spacing w:after="10" w:before="0"/>
               <w:ind w:left="120"/>
             </w:pPr>
-            <w:hyperlink w:history="1" r:id="rIdqv-qe-3wd6dc7ttbep70x">
+            <w:hyperlink w:history="1" r:id="rIdbon0an1pgtpfwhwwznbhp">
               <w:r>
                 <w:rPr>
                   <w:rFonts w:ascii="Arial" w:cs="Arial" w:eastAsia="Arial" w:hAnsi="Arial"/>
@@ -34642,6 +35391,7 @@
           </w:tcPr>
           <w:p>
             <w:pPr>
+              <w:keepNext w:val="false"/>
               <w:spacing w:after="40" w:before="0"/>
               <w:jc w:val="left"/>
             </w:pPr>
@@ -34674,6 +35424,7 @@
           </w:tcPr>
           <w:p>
             <w:pPr>
+              <w:keepNext w:val="false"/>
               <w:spacing w:after="40" w:before="0"/>
               <w:jc w:val="left"/>
             </w:pPr>
@@ -34706,6 +35457,7 @@
           </w:tcPr>
           <w:p>
             <w:pPr>
+              <w:keepNext w:val="false"/>
               <w:spacing w:after="40" w:before="0"/>
               <w:jc w:val="left"/>
             </w:pPr>
@@ -34738,6 +35490,7 @@
           </w:tcPr>
           <w:p>
             <w:pPr>
+              <w:keepNext w:val="false"/>
               <w:spacing w:after="40" w:before="0"/>
               <w:jc w:val="left"/>
             </w:pPr>
@@ -34772,6 +35525,7 @@
           </w:tcPr>
           <w:p>
             <w:pPr>
+              <w:keepNext w:val="false"/>
               <w:spacing w:after="40" w:before="0"/>
               <w:jc w:val="left"/>
             </w:pPr>
@@ -34809,7 +35563,7 @@
             <w:pPr>
               <w:spacing w:after="20" w:before="0"/>
             </w:pPr>
-            <w:hyperlink w:history="1" r:id="rIdtxnm67rflwtmrd53dfbqh">
+            <w:hyperlink w:history="1" r:id="rIdamnirhilxnzfrma1coscb">
               <w:r>
                 <w:rPr>
                   <w:rFonts w:ascii="Arial" w:cs="Arial" w:eastAsia="Arial" w:hAnsi="Arial"/>
@@ -34842,7 +35596,7 @@
               <w:spacing w:after="10" w:before="0"/>
               <w:ind w:left="120"/>
             </w:pPr>
-            <w:hyperlink w:history="1" r:id="rIdswypk3ph5zxqehln5xahs">
+            <w:hyperlink w:history="1" r:id="rIdmoluci0qnzk_t0qwhkeuk">
               <w:r>
                 <w:rPr>
                   <w:rFonts w:ascii="Arial" w:cs="Arial" w:eastAsia="Arial" w:hAnsi="Arial"/>
@@ -34887,7 +35641,7 @@
             <w:pPr>
               <w:spacing w:after="20" w:before="0"/>
             </w:pPr>
-            <w:hyperlink w:history="1" r:id="rIdkjllatvwsrzgrzixuhtmu">
+            <w:hyperlink w:history="1" r:id="rIdamd-sv-yttbyi35qiaexl">
               <w:r>
                 <w:rPr>
                   <w:rFonts w:ascii="Arial" w:cs="Arial" w:eastAsia="Arial" w:hAnsi="Arial"/>
@@ -34936,7 +35690,7 @@
               <w:spacing w:after="10" w:before="0"/>
               <w:ind w:left="120"/>
             </w:pPr>
-            <w:hyperlink w:history="1" r:id="rId2hgn14ubb6nb5tg867hed">
+            <w:hyperlink w:history="1" r:id="rIdkhof7pbmr3wfweqvm_zbc">
               <w:r>
                 <w:rPr>
                   <w:rFonts w:ascii="Arial" w:cs="Arial" w:eastAsia="Arial" w:hAnsi="Arial"/>
@@ -34964,6 +35718,7 @@
           </w:tcPr>
           <w:p>
             <w:pPr>
+              <w:keepNext w:val="false"/>
               <w:spacing w:after="40" w:before="0"/>
               <w:jc w:val="left"/>
             </w:pPr>
@@ -34996,6 +35751,7 @@
           </w:tcPr>
           <w:p>
             <w:pPr>
+              <w:keepNext w:val="false"/>
               <w:spacing w:after="40" w:before="0"/>
               <w:jc w:val="left"/>
             </w:pPr>
@@ -35028,6 +35784,7 @@
           </w:tcPr>
           <w:p>
             <w:pPr>
+              <w:keepNext w:val="false"/>
               <w:spacing w:after="40" w:before="0"/>
               <w:jc w:val="left"/>
             </w:pPr>
@@ -35060,6 +35817,7 @@
           </w:tcPr>
           <w:p>
             <w:pPr>
+              <w:keepNext w:val="false"/>
               <w:spacing w:after="40" w:before="0"/>
               <w:jc w:val="left"/>
             </w:pPr>
@@ -35094,6 +35852,7 @@
           </w:tcPr>
           <w:p>
             <w:pPr>
+              <w:keepNext w:val="false"/>
               <w:spacing w:after="40" w:before="0"/>
               <w:jc w:val="left"/>
             </w:pPr>
@@ -35131,7 +35890,7 @@
             <w:pPr>
               <w:spacing w:after="20" w:before="0"/>
             </w:pPr>
-            <w:hyperlink w:history="1" r:id="rIdf9fkxwfpqehbim4rh-ngl">
+            <w:hyperlink w:history="1" r:id="rIdv_lhdutvsvkfrc0-fixlc">
               <w:r>
                 <w:rPr>
                   <w:rFonts w:ascii="Arial" w:cs="Arial" w:eastAsia="Arial" w:hAnsi="Arial"/>
@@ -35180,7 +35939,7 @@
               <w:spacing w:after="10" w:before="0"/>
               <w:ind w:left="120"/>
             </w:pPr>
-            <w:hyperlink w:history="1" r:id="rIdgvt-r6cpddv2qf20l_os4">
+            <w:hyperlink w:history="1" r:id="rId49cib_bmjuxxbt2g-xjda">
               <w:r>
                 <w:rPr>
                   <w:rFonts w:ascii="Arial" w:cs="Arial" w:eastAsia="Arial" w:hAnsi="Arial"/>
@@ -35225,7 +35984,7 @@
             <w:pPr>
               <w:spacing w:after="20" w:before="0"/>
             </w:pPr>
-            <w:hyperlink w:history="1" r:id="rIdv8hwsua11-g1c4qwjneys">
+            <w:hyperlink w:history="1" r:id="rIdfj-r28tsjrjmtyl5in-fu">
               <w:r>
                 <w:rPr>
                   <w:rFonts w:ascii="Arial" w:cs="Arial" w:eastAsia="Arial" w:hAnsi="Arial"/>
@@ -35258,7 +36017,7 @@
               <w:spacing w:after="10" w:before="0"/>
               <w:ind w:left="120"/>
             </w:pPr>
-            <w:hyperlink w:history="1" r:id="rIdvnmquuhcisz5cp2etphcd">
+            <w:hyperlink w:history="1" r:id="rIdui8nad3_27h0setdf7usr">
               <w:r>
                 <w:rPr>
                   <w:rFonts w:ascii="Arial" w:cs="Arial" w:eastAsia="Arial" w:hAnsi="Arial"/>
@@ -35286,6 +36045,7 @@
           </w:tcPr>
           <w:p>
             <w:pPr>
+              <w:keepNext w:val="false"/>
               <w:spacing w:after="40" w:before="0"/>
               <w:jc w:val="left"/>
             </w:pPr>
@@ -35318,6 +36078,7 @@
           </w:tcPr>
           <w:p>
             <w:pPr>
+              <w:keepNext w:val="false"/>
               <w:spacing w:after="40" w:before="0"/>
               <w:jc w:val="left"/>
             </w:pPr>
@@ -35350,6 +36111,7 @@
           </w:tcPr>
           <w:p>
             <w:pPr>
+              <w:keepNext w:val="false"/>
               <w:spacing w:after="40" w:before="0"/>
               <w:jc w:val="left"/>
             </w:pPr>
@@ -35382,6 +36144,7 @@
           </w:tcPr>
           <w:p>
             <w:pPr>
+              <w:keepNext w:val="false"/>
               <w:spacing w:after="40" w:before="0"/>
               <w:jc w:val="left"/>
             </w:pPr>
@@ -35441,6 +36204,7 @@
           </w:tcPr>
           <w:p>
             <w:pPr>
+              <w:keepNext w:val="false"/>
               <w:spacing w:after="40" w:before="0"/>
               <w:jc w:val="center"/>
             </w:pPr>
@@ -35475,6 +36239,7 @@
           </w:tcPr>
           <w:p>
             <w:pPr>
+              <w:keepNext w:val="false"/>
               <w:spacing w:after="40" w:before="0"/>
               <w:jc w:val="left"/>
             </w:pPr>
@@ -35536,6 +36301,7 @@
           </w:tcPr>
           <w:p>
             <w:pPr>
+              <w:keepNext w:val="false"/>
               <w:spacing w:after="40" w:before="0"/>
               <w:jc w:val="center"/>
             </w:pPr>
@@ -35570,6 +36336,7 @@
           </w:tcPr>
           <w:p>
             <w:pPr>
+              <w:keepNext w:val="false"/>
               <w:spacing w:after="40" w:before="0"/>
               <w:jc w:val="left"/>
             </w:pPr>
@@ -35602,6 +36369,7 @@
           </w:tcPr>
           <w:p>
             <w:pPr>
+              <w:keepNext w:val="false"/>
               <w:spacing w:after="40" w:before="0"/>
               <w:jc w:val="left"/>
             </w:pPr>
@@ -35636,6 +36404,7 @@
           </w:tcPr>
           <w:p>
             <w:pPr>
+              <w:keepNext w:val="false"/>
               <w:spacing w:after="40" w:before="0"/>
               <w:jc w:val="left"/>
             </w:pPr>
@@ -35668,6 +36437,7 @@
           </w:tcPr>
           <w:p>
             <w:pPr>
+              <w:keepNext w:val="false"/>
               <w:spacing w:after="40" w:before="0"/>
               <w:jc w:val="left"/>
             </w:pPr>
@@ -35702,6 +36472,7 @@
           </w:tcPr>
           <w:p>
             <w:pPr>
+              <w:keepNext w:val="false"/>
               <w:spacing w:after="40" w:before="0"/>
               <w:jc w:val="left"/>
             </w:pPr>
@@ -35734,6 +36505,7 @@
           </w:tcPr>
           <w:p>
             <w:pPr>
+              <w:keepNext w:val="false"/>
               <w:spacing w:after="40" w:before="0"/>
               <w:jc w:val="left"/>
             </w:pPr>
@@ -35770,7 +36542,7 @@
         </w:rPr>
         <w:t xml:space="preserve">© 2026 SeaVuria and ARES. Aligned with KICD objectives. Developed by SeaVuria; technical implementation by ARES (with AI assistance from Claude). Licensed under </w:t>
       </w:r>
-      <w:hyperlink w:history="1" r:id="rIdo6mznkc2v2vxl4gqtwvtp">
+      <w:hyperlink w:history="1" r:id="rIdjycafic7grfhfuu4hhjlq">
         <w:r>
           <w:rPr>
             <w:rFonts w:ascii="Arial" w:cs="Arial" w:eastAsia="Arial" w:hAnsi="Arial"/>
@@ -35791,7 +36563,7 @@
         </w:rPr>
         <w:t xml:space="preserve"> (</w:t>
       </w:r>
-      <w:hyperlink w:history="1" r:id="rIdlj6tpiaqgyks40bgn-o7c">
+      <w:hyperlink w:history="1" r:id="rIdyrfxtejjfihzqo3pz7yst">
         <w:r>
           <w:rPr>
             <w:rFonts w:ascii="Arial" w:cs="Arial" w:eastAsia="Arial" w:hAnsi="Arial"/>
@@ -35851,6 +36623,7 @@
           </w:tcPr>
           <w:p>
             <w:pPr>
+              <w:keepNext w:val="false"/>
               <w:spacing w:after="40" w:before="0"/>
               <w:jc w:val="center"/>
             </w:pPr>
@@ -35886,6 +36659,7 @@
           </w:tcPr>
           <w:p>
             <w:pPr>
+              <w:keepNext w:val="false"/>
               <w:spacing w:after="40" w:before="0"/>
               <w:jc w:val="center"/>
             </w:pPr>
@@ -35920,6 +36694,7 @@
           </w:tcPr>
           <w:p>
             <w:pPr>
+              <w:keepNext w:val="false"/>
               <w:spacing w:after="40" w:before="0"/>
               <w:jc w:val="left"/>
             </w:pPr>
@@ -35952,6 +36727,7 @@
           </w:tcPr>
           <w:p>
             <w:pPr>
+              <w:keepNext w:val="false"/>
               <w:spacing w:after="40" w:before="0"/>
               <w:jc w:val="left"/>
             </w:pPr>
@@ -35986,6 +36762,7 @@
           </w:tcPr>
           <w:p>
             <w:pPr>
+              <w:keepNext w:val="false"/>
               <w:spacing w:after="40" w:before="0"/>
               <w:jc w:val="left"/>
             </w:pPr>
@@ -36018,6 +36795,7 @@
           </w:tcPr>
           <w:p>
             <w:pPr>
+              <w:keepNext w:val="false"/>
               <w:spacing w:after="40" w:before="0"/>
               <w:jc w:val="left"/>
             </w:pPr>
@@ -36052,6 +36830,7 @@
           </w:tcPr>
           <w:p>
             <w:pPr>
+              <w:keepNext w:val="false"/>
               <w:spacing w:after="40" w:before="0"/>
               <w:jc w:val="left"/>
             </w:pPr>
@@ -36084,6 +36863,7 @@
           </w:tcPr>
           <w:p>
             <w:pPr>
+              <w:keepNext w:val="false"/>
               <w:spacing w:after="40" w:before="0"/>
               <w:jc w:val="left"/>
             </w:pPr>
@@ -36118,6 +36898,7 @@
           </w:tcPr>
           <w:p>
             <w:pPr>
+              <w:keepNext w:val="false"/>
               <w:spacing w:after="40" w:before="0"/>
               <w:jc w:val="left"/>
             </w:pPr>
@@ -36150,6 +36931,7 @@
           </w:tcPr>
           <w:p>
             <w:pPr>
+              <w:keepNext w:val="false"/>
               <w:spacing w:after="40" w:before="0"/>
               <w:jc w:val="left"/>
             </w:pPr>
@@ -36184,6 +36966,7 @@
           </w:tcPr>
           <w:p>
             <w:pPr>
+              <w:keepNext w:val="false"/>
               <w:spacing w:after="40" w:before="0"/>
               <w:jc w:val="left"/>
             </w:pPr>
@@ -36216,6 +36999,7 @@
           </w:tcPr>
           <w:p>
             <w:pPr>
+              <w:keepNext w:val="false"/>
               <w:spacing w:after="40" w:before="0"/>
               <w:jc w:val="left"/>
             </w:pPr>
@@ -36250,6 +37034,7 @@
           </w:tcPr>
           <w:p>
             <w:pPr>
+              <w:keepNext w:val="false"/>
               <w:spacing w:after="40" w:before="0"/>
               <w:jc w:val="left"/>
             </w:pPr>
@@ -36282,6 +37067,7 @@
           </w:tcPr>
           <w:p>
             <w:pPr>
+              <w:keepNext w:val="false"/>
               <w:spacing w:after="40" w:before="0"/>
               <w:jc w:val="left"/>
             </w:pPr>
@@ -36316,6 +37102,7 @@
           </w:tcPr>
           <w:p>
             <w:pPr>
+              <w:keepNext w:val="false"/>
               <w:spacing w:after="40" w:before="0"/>
               <w:jc w:val="left"/>
             </w:pPr>
@@ -36348,6 +37135,7 @@
           </w:tcPr>
           <w:p>
             <w:pPr>
+              <w:keepNext w:val="false"/>
               <w:spacing w:after="40" w:before="0"/>
               <w:jc w:val="left"/>
             </w:pPr>
@@ -36382,6 +37170,7 @@
           </w:tcPr>
           <w:p>
             <w:pPr>
+              <w:keepNext w:val="false"/>
               <w:spacing w:after="40" w:before="0"/>
               <w:jc w:val="left"/>
             </w:pPr>
@@ -36414,6 +37203,7 @@
           </w:tcPr>
           <w:p>
             <w:pPr>
+              <w:keepNext w:val="false"/>
               <w:spacing w:after="40" w:before="0"/>
               <w:jc w:val="left"/>
             </w:pPr>
@@ -36473,6 +37263,7 @@
           </w:tcPr>
           <w:p>
             <w:pPr>
+              <w:keepNext w:val="false"/>
               <w:spacing w:after="40" w:before="0"/>
               <w:jc w:val="center"/>
             </w:pPr>
@@ -36507,6 +37298,7 @@
           </w:tcPr>
           <w:p>
             <w:pPr>
+              <w:keepNext w:val="false"/>
               <w:spacing w:after="40" w:before="0"/>
               <w:jc w:val="left"/>
             </w:pPr>
@@ -36571,6 +37363,7 @@
           </w:tcPr>
           <w:p>
             <w:pPr>
+              <w:keepNext w:val="false"/>
               <w:spacing w:after="40" w:before="0"/>
               <w:jc w:val="center"/>
             </w:pPr>
@@ -36605,6 +37398,7 @@
           </w:tcPr>
           <w:p>
             <w:pPr>
+              <w:keepNext w:val="false"/>
               <w:spacing w:after="40" w:before="0"/>
               <w:jc w:val="left"/>
             </w:pPr>
@@ -36637,6 +37431,7 @@
           </w:tcPr>
           <w:p>
             <w:pPr>
+              <w:keepNext w:val="false"/>
               <w:spacing w:after="40" w:before="0"/>
               <w:jc w:val="left"/>
             </w:pPr>
@@ -36669,6 +37464,7 @@
           </w:tcPr>
           <w:p>
             <w:pPr>
+              <w:keepNext w:val="false"/>
               <w:spacing w:after="40" w:before="0"/>
               <w:jc w:val="left"/>
             </w:pPr>
@@ -36701,6 +37497,7 @@
           </w:tcPr>
           <w:p>
             <w:pPr>
+              <w:keepNext w:val="false"/>
               <w:spacing w:after="40" w:before="0"/>
               <w:jc w:val="left"/>
             </w:pPr>
@@ -36733,6 +37530,7 @@
           </w:tcPr>
           <w:p>
             <w:pPr>
+              <w:keepNext w:val="false"/>
               <w:spacing w:after="40" w:before="0"/>
               <w:jc w:val="left"/>
             </w:pPr>
@@ -36767,6 +37565,7 @@
           </w:tcPr>
           <w:p>
             <w:pPr>
+              <w:keepNext w:val="false"/>
               <w:spacing w:after="40" w:before="0"/>
               <w:jc w:val="left"/>
             </w:pPr>
@@ -36804,7 +37603,7 @@
             <w:pPr>
               <w:spacing w:after="20" w:before="0"/>
             </w:pPr>
-            <w:hyperlink w:history="1" r:id="rId-pln1icnc9098i36sy9q9">
+            <w:hyperlink w:history="1" r:id="rIdkjtjobak_4jheg5i91h2g">
               <w:r>
                 <w:rPr>
                   <w:rFonts w:ascii="Arial" w:cs="Arial" w:eastAsia="Arial" w:hAnsi="Arial"/>
@@ -36837,7 +37636,7 @@
               <w:spacing w:after="10" w:before="0"/>
               <w:ind w:left="120"/>
             </w:pPr>
-            <w:hyperlink w:history="1" r:id="rIdpc9dj93xsivcsmzvhxfwu">
+            <w:hyperlink w:history="1" r:id="rId8ztslxahta6mbgykppykn">
               <w:r>
                 <w:rPr>
                   <w:rFonts w:ascii="Arial" w:cs="Arial" w:eastAsia="Arial" w:hAnsi="Arial"/>
@@ -36899,7 +37698,7 @@
               <w:spacing w:after="10" w:before="0"/>
               <w:ind w:left="120"/>
             </w:pPr>
-            <w:hyperlink w:history="1" r:id="rIdfmfltwj2uqfnk45lzdjwm">
+            <w:hyperlink w:history="1" r:id="rId2dwzlgvaonwqoi9ftjzpz">
               <w:r>
                 <w:rPr>
                   <w:rFonts w:ascii="Arial" w:cs="Arial" w:eastAsia="Arial" w:hAnsi="Arial"/>
@@ -36942,6 +37741,7 @@
           </w:tcPr>
           <w:p>
             <w:pPr>
+              <w:keepNext w:val="false"/>
               <w:spacing w:after="40" w:before="0"/>
               <w:jc w:val="left"/>
             </w:pPr>
@@ -36974,6 +37774,7 @@
           </w:tcPr>
           <w:p>
             <w:pPr>
+              <w:keepNext w:val="false"/>
               <w:spacing w:after="40" w:before="0"/>
               <w:jc w:val="left"/>
             </w:pPr>
@@ -37006,6 +37807,7 @@
           </w:tcPr>
           <w:p>
             <w:pPr>
+              <w:keepNext w:val="false"/>
               <w:spacing w:after="40" w:before="0"/>
               <w:jc w:val="left"/>
             </w:pPr>
@@ -37038,6 +37840,7 @@
           </w:tcPr>
           <w:p>
             <w:pPr>
+              <w:keepNext w:val="false"/>
               <w:spacing w:after="40" w:before="0"/>
               <w:jc w:val="left"/>
             </w:pPr>
@@ -37072,6 +37875,7 @@
           </w:tcPr>
           <w:p>
             <w:pPr>
+              <w:keepNext w:val="false"/>
               <w:spacing w:after="40" w:before="0"/>
               <w:jc w:val="left"/>
             </w:pPr>
@@ -37109,7 +37913,7 @@
             <w:pPr>
               <w:spacing w:after="20" w:before="0"/>
             </w:pPr>
-            <w:hyperlink w:history="1" r:id="rIdw4wue01cidv5fwalcswzo">
+            <w:hyperlink w:history="1" r:id="rIdj-71masjw788wttwqzmsl">
               <w:r>
                 <w:rPr>
                   <w:rFonts w:ascii="Arial" w:cs="Arial" w:eastAsia="Arial" w:hAnsi="Arial"/>
@@ -37142,7 +37946,7 @@
               <w:spacing w:after="10" w:before="0"/>
               <w:ind w:left="120"/>
             </w:pPr>
-            <w:hyperlink w:history="1" r:id="rIdcbh3qei1tepnw3p6vtlr5">
+            <w:hyperlink w:history="1" r:id="rIdrxjfb0g96fusvbrh2gzyu">
               <w:r>
                 <w:rPr>
                   <w:rFonts w:ascii="Arial" w:cs="Arial" w:eastAsia="Arial" w:hAnsi="Arial"/>
@@ -37204,7 +38008,7 @@
               <w:spacing w:after="10" w:before="0"/>
               <w:ind w:left="120"/>
             </w:pPr>
-            <w:hyperlink w:history="1" r:id="rId2ev8jjucf3pv_6r6uayfn">
+            <w:hyperlink w:history="1" r:id="rIdkjzjxjvni951ezsbh9mls">
               <w:r>
                 <w:rPr>
                   <w:rFonts w:ascii="Arial" w:cs="Arial" w:eastAsia="Arial" w:hAnsi="Arial"/>
@@ -37247,6 +38051,7 @@
           </w:tcPr>
           <w:p>
             <w:pPr>
+              <w:keepNext w:val="false"/>
               <w:spacing w:after="40" w:before="0"/>
               <w:jc w:val="left"/>
             </w:pPr>
@@ -37279,6 +38084,7 @@
           </w:tcPr>
           <w:p>
             <w:pPr>
+              <w:keepNext w:val="false"/>
               <w:spacing w:after="40" w:before="0"/>
               <w:jc w:val="left"/>
             </w:pPr>
@@ -37311,6 +38117,7 @@
           </w:tcPr>
           <w:p>
             <w:pPr>
+              <w:keepNext w:val="false"/>
               <w:spacing w:after="40" w:before="0"/>
               <w:jc w:val="left"/>
             </w:pPr>
@@ -37343,6 +38150,7 @@
           </w:tcPr>
           <w:p>
             <w:pPr>
+              <w:keepNext w:val="false"/>
               <w:spacing w:after="40" w:before="0"/>
               <w:jc w:val="left"/>
             </w:pPr>
@@ -37377,6 +38185,7 @@
           </w:tcPr>
           <w:p>
             <w:pPr>
+              <w:keepNext w:val="false"/>
               <w:spacing w:after="40" w:before="0"/>
               <w:jc w:val="left"/>
             </w:pPr>
@@ -37414,7 +38223,7 @@
             <w:pPr>
               <w:spacing w:after="20" w:before="0"/>
             </w:pPr>
-            <w:hyperlink w:history="1" r:id="rId27frtrat_kwys47pikwox">
+            <w:hyperlink w:history="1" r:id="rIdxd5tap_nfiicxowpl7_os">
               <w:r>
                 <w:rPr>
                   <w:rFonts w:ascii="Arial" w:cs="Arial" w:eastAsia="Arial" w:hAnsi="Arial"/>
@@ -37463,7 +38272,7 @@
               <w:spacing w:after="10" w:before="0"/>
               <w:ind w:left="120"/>
             </w:pPr>
-            <w:hyperlink w:history="1" r:id="rIdkkpnjvwmml4mjri8rwkp4">
+            <w:hyperlink w:history="1" r:id="rIdclxxab8esfmealfsas2r1">
               <w:r>
                 <w:rPr>
                   <w:rFonts w:ascii="Arial" w:cs="Arial" w:eastAsia="Arial" w:hAnsi="Arial"/>
@@ -37525,7 +38334,7 @@
               <w:spacing w:after="10" w:before="0"/>
               <w:ind w:left="120"/>
             </w:pPr>
-            <w:hyperlink w:history="1" r:id="rIdlk8h9xjb5_upthcndoj0f">
+            <w:hyperlink w:history="1" r:id="rIdcyui4fau5cf5mh4zl05xg">
               <w:r>
                 <w:rPr>
                   <w:rFonts w:ascii="Arial" w:cs="Arial" w:eastAsia="Arial" w:hAnsi="Arial"/>
@@ -37568,6 +38377,7 @@
           </w:tcPr>
           <w:p>
             <w:pPr>
+              <w:keepNext w:val="false"/>
               <w:spacing w:after="40" w:before="0"/>
               <w:jc w:val="left"/>
             </w:pPr>
@@ -37600,6 +38410,7 @@
           </w:tcPr>
           <w:p>
             <w:pPr>
+              <w:keepNext w:val="false"/>
               <w:spacing w:after="40" w:before="0"/>
               <w:jc w:val="left"/>
             </w:pPr>
@@ -37632,6 +38443,7 @@
           </w:tcPr>
           <w:p>
             <w:pPr>
+              <w:keepNext w:val="false"/>
               <w:spacing w:after="40" w:before="0"/>
               <w:jc w:val="left"/>
             </w:pPr>
@@ -37664,6 +38476,7 @@
           </w:tcPr>
           <w:p>
             <w:pPr>
+              <w:keepNext w:val="false"/>
               <w:spacing w:after="40" w:before="0"/>
               <w:jc w:val="left"/>
             </w:pPr>
@@ -37698,6 +38511,7 @@
           </w:tcPr>
           <w:p>
             <w:pPr>
+              <w:keepNext w:val="false"/>
               <w:spacing w:after="40" w:before="0"/>
               <w:jc w:val="left"/>
             </w:pPr>
@@ -37735,7 +38549,7 @@
             <w:pPr>
               <w:spacing w:after="20" w:before="0"/>
             </w:pPr>
-            <w:hyperlink w:history="1" r:id="rIdxhp3pwnxtszzc81twr9us">
+            <w:hyperlink w:history="1" r:id="rIdaifet3omnfdvtbiccym-m">
               <w:r>
                 <w:rPr>
                   <w:rFonts w:ascii="Arial" w:cs="Arial" w:eastAsia="Arial" w:hAnsi="Arial"/>
@@ -37768,7 +38582,7 @@
               <w:spacing w:after="10" w:before="0"/>
               <w:ind w:left="120"/>
             </w:pPr>
-            <w:hyperlink w:history="1" r:id="rIdlnf2zp-4aykp3l-3ili27">
+            <w:hyperlink w:history="1" r:id="rIdvazqsv5zmsnduss2fdiht">
               <w:r>
                 <w:rPr>
                   <w:rFonts w:ascii="Arial" w:cs="Arial" w:eastAsia="Arial" w:hAnsi="Arial"/>
@@ -37830,7 +38644,7 @@
               <w:spacing w:after="10" w:before="0"/>
               <w:ind w:left="120"/>
             </w:pPr>
-            <w:hyperlink w:history="1" r:id="rIds9o2fq0xi0f4ii5odqxtt">
+            <w:hyperlink w:history="1" r:id="rIdn5axg-s1qw3u6jmeayclv">
               <w:r>
                 <w:rPr>
                   <w:rFonts w:ascii="Arial" w:cs="Arial" w:eastAsia="Arial" w:hAnsi="Arial"/>
@@ -37873,6 +38687,7 @@
           </w:tcPr>
           <w:p>
             <w:pPr>
+              <w:keepNext w:val="false"/>
               <w:spacing w:after="40" w:before="0"/>
               <w:jc w:val="left"/>
             </w:pPr>
@@ -37905,6 +38720,7 @@
           </w:tcPr>
           <w:p>
             <w:pPr>
+              <w:keepNext w:val="false"/>
               <w:spacing w:after="40" w:before="0"/>
               <w:jc w:val="left"/>
             </w:pPr>
@@ -37937,6 +38753,7 @@
           </w:tcPr>
           <w:p>
             <w:pPr>
+              <w:keepNext w:val="false"/>
               <w:spacing w:after="40" w:before="0"/>
               <w:jc w:val="left"/>
             </w:pPr>
@@ -37969,6 +38786,7 @@
           </w:tcPr>
           <w:p>
             <w:pPr>
+              <w:keepNext w:val="false"/>
               <w:spacing w:after="40" w:before="0"/>
               <w:jc w:val="left"/>
             </w:pPr>
@@ -38003,6 +38821,7 @@
           </w:tcPr>
           <w:p>
             <w:pPr>
+              <w:keepNext w:val="false"/>
               <w:spacing w:after="40" w:before="0"/>
               <w:jc w:val="left"/>
             </w:pPr>
@@ -38040,7 +38859,7 @@
             <w:pPr>
               <w:spacing w:after="20" w:before="0"/>
             </w:pPr>
-            <w:hyperlink w:history="1" r:id="rIdzi6vwqgksfjztvhkirfn6">
+            <w:hyperlink w:history="1" r:id="rIdw7e4pv2bgon4jo-7u8tac">
               <w:r>
                 <w:rPr>
                   <w:rFonts w:ascii="Arial" w:cs="Arial" w:eastAsia="Arial" w:hAnsi="Arial"/>
@@ -38073,7 +38892,7 @@
               <w:spacing w:after="10" w:before="0"/>
               <w:ind w:left="120"/>
             </w:pPr>
-            <w:hyperlink w:history="1" r:id="rIdyi_6iav-tp7-sbwxxbbhq">
+            <w:hyperlink w:history="1" r:id="rIdpsxwy1wuuhky3an-wpsyv">
               <w:r>
                 <w:rPr>
                   <w:rFonts w:ascii="Arial" w:cs="Arial" w:eastAsia="Arial" w:hAnsi="Arial"/>
@@ -38135,7 +38954,7 @@
               <w:spacing w:after="10" w:before="0"/>
               <w:ind w:left="120"/>
             </w:pPr>
-            <w:hyperlink w:history="1" r:id="rIdcaux56qlc87a1gyvphdpp">
+            <w:hyperlink w:history="1" r:id="rIdqiru_ie1jfoxgcpfjv9hz">
               <w:r>
                 <w:rPr>
                   <w:rFonts w:ascii="Arial" w:cs="Arial" w:eastAsia="Arial" w:hAnsi="Arial"/>
@@ -38178,6 +38997,7 @@
           </w:tcPr>
           <w:p>
             <w:pPr>
+              <w:keepNext w:val="false"/>
               <w:spacing w:after="40" w:before="0"/>
               <w:jc w:val="left"/>
             </w:pPr>
@@ -38210,6 +39030,7 @@
           </w:tcPr>
           <w:p>
             <w:pPr>
+              <w:keepNext w:val="false"/>
               <w:spacing w:after="40" w:before="0"/>
               <w:jc w:val="left"/>
             </w:pPr>
@@ -38242,6 +39063,7 @@
           </w:tcPr>
           <w:p>
             <w:pPr>
+              <w:keepNext w:val="false"/>
               <w:spacing w:after="40" w:before="0"/>
               <w:jc w:val="left"/>
             </w:pPr>
@@ -38274,6 +39096,7 @@
           </w:tcPr>
           <w:p>
             <w:pPr>
+              <w:keepNext w:val="false"/>
               <w:spacing w:after="40" w:before="0"/>
               <w:jc w:val="left"/>
             </w:pPr>
@@ -38333,6 +39156,7 @@
           </w:tcPr>
           <w:p>
             <w:pPr>
+              <w:keepNext w:val="false"/>
               <w:spacing w:after="40" w:before="0"/>
               <w:jc w:val="center"/>
             </w:pPr>
@@ -38367,6 +39191,7 @@
           </w:tcPr>
           <w:p>
             <w:pPr>
+              <w:keepNext w:val="false"/>
               <w:spacing w:after="40" w:before="0"/>
               <w:jc w:val="left"/>
             </w:pPr>
@@ -38428,6 +39253,7 @@
           </w:tcPr>
           <w:p>
             <w:pPr>
+              <w:keepNext w:val="false"/>
               <w:spacing w:after="40" w:before="0"/>
               <w:jc w:val="center"/>
             </w:pPr>
@@ -38462,6 +39288,7 @@
           </w:tcPr>
           <w:p>
             <w:pPr>
+              <w:keepNext w:val="false"/>
               <w:spacing w:after="40" w:before="0"/>
               <w:jc w:val="left"/>
             </w:pPr>
@@ -38494,6 +39321,7 @@
           </w:tcPr>
           <w:p>
             <w:pPr>
+              <w:keepNext w:val="false"/>
               <w:spacing w:after="40" w:before="0"/>
               <w:jc w:val="left"/>
             </w:pPr>
@@ -38528,6 +39356,7 @@
           </w:tcPr>
           <w:p>
             <w:pPr>
+              <w:keepNext w:val="false"/>
               <w:spacing w:after="40" w:before="0"/>
               <w:jc w:val="left"/>
             </w:pPr>
@@ -38560,6 +39389,7 @@
           </w:tcPr>
           <w:p>
             <w:pPr>
+              <w:keepNext w:val="false"/>
               <w:spacing w:after="40" w:before="0"/>
               <w:jc w:val="left"/>
             </w:pPr>
@@ -38594,6 +39424,7 @@
           </w:tcPr>
           <w:p>
             <w:pPr>
+              <w:keepNext w:val="false"/>
               <w:spacing w:after="40" w:before="0"/>
               <w:jc w:val="left"/>
             </w:pPr>
@@ -38626,6 +39457,7 @@
           </w:tcPr>
           <w:p>
             <w:pPr>
+              <w:keepNext w:val="false"/>
               <w:spacing w:after="40" w:before="0"/>
               <w:jc w:val="left"/>
             </w:pPr>
@@ -38662,7 +39494,7 @@
         </w:rPr>
         <w:t xml:space="preserve">© 2026 SeaVuria and ARES. Aligned with KICD objectives. Developed by SeaVuria; technical implementation by ARES (with AI assistance from Claude). Licensed under </w:t>
       </w:r>
-      <w:hyperlink w:history="1" r:id="rId_5uji6ykwuvjke1dnkhbk">
+      <w:hyperlink w:history="1" r:id="rIdw5n62gumbiqxzlwrcaejo">
         <w:r>
           <w:rPr>
             <w:rFonts w:ascii="Arial" w:cs="Arial" w:eastAsia="Arial" w:hAnsi="Arial"/>
@@ -38683,7 +39515,7 @@
         </w:rPr>
         <w:t xml:space="preserve"> (</w:t>
       </w:r>
-      <w:hyperlink w:history="1" r:id="rIdgg9z6ood0s9f7cs8wkq-j">
+      <w:hyperlink w:history="1" r:id="rIdiefclaxwuq1asi8ltp-yk">
         <w:r>
           <w:rPr>
             <w:rFonts w:ascii="Arial" w:cs="Arial" w:eastAsia="Arial" w:hAnsi="Arial"/>
@@ -38743,6 +39575,7 @@
           </w:tcPr>
           <w:p>
             <w:pPr>
+              <w:keepNext w:val="false"/>
               <w:spacing w:after="40" w:before="0"/>
               <w:jc w:val="center"/>
             </w:pPr>
@@ -38778,6 +39611,7 @@
           </w:tcPr>
           <w:p>
             <w:pPr>
+              <w:keepNext w:val="false"/>
               <w:spacing w:after="40" w:before="0"/>
               <w:jc w:val="center"/>
             </w:pPr>
@@ -38812,6 +39646,7 @@
           </w:tcPr>
           <w:p>
             <w:pPr>
+              <w:keepNext w:val="false"/>
               <w:spacing w:after="40" w:before="0"/>
               <w:jc w:val="left"/>
             </w:pPr>
@@ -38844,6 +39679,7 @@
           </w:tcPr>
           <w:p>
             <w:pPr>
+              <w:keepNext w:val="false"/>
               <w:spacing w:after="40" w:before="0"/>
               <w:jc w:val="left"/>
             </w:pPr>
@@ -38878,6 +39714,7 @@
           </w:tcPr>
           <w:p>
             <w:pPr>
+              <w:keepNext w:val="false"/>
               <w:spacing w:after="40" w:before="0"/>
               <w:jc w:val="left"/>
             </w:pPr>
@@ -38910,6 +39747,7 @@
           </w:tcPr>
           <w:p>
             <w:pPr>
+              <w:keepNext w:val="false"/>
               <w:spacing w:after="40" w:before="0"/>
               <w:jc w:val="left"/>
             </w:pPr>
@@ -38944,6 +39782,7 @@
           </w:tcPr>
           <w:p>
             <w:pPr>
+              <w:keepNext w:val="false"/>
               <w:spacing w:after="40" w:before="0"/>
               <w:jc w:val="left"/>
             </w:pPr>
@@ -38976,6 +39815,7 @@
           </w:tcPr>
           <w:p>
             <w:pPr>
+              <w:keepNext w:val="false"/>
               <w:spacing w:after="40" w:before="0"/>
               <w:jc w:val="left"/>
             </w:pPr>
@@ -39010,6 +39850,7 @@
           </w:tcPr>
           <w:p>
             <w:pPr>
+              <w:keepNext w:val="false"/>
               <w:spacing w:after="40" w:before="0"/>
               <w:jc w:val="left"/>
             </w:pPr>
@@ -39042,6 +39883,7 @@
           </w:tcPr>
           <w:p>
             <w:pPr>
+              <w:keepNext w:val="false"/>
               <w:spacing w:after="40" w:before="0"/>
               <w:jc w:val="left"/>
             </w:pPr>
@@ -39076,6 +39918,7 @@
           </w:tcPr>
           <w:p>
             <w:pPr>
+              <w:keepNext w:val="false"/>
               <w:spacing w:after="40" w:before="0"/>
               <w:jc w:val="left"/>
             </w:pPr>
@@ -39108,6 +39951,7 @@
           </w:tcPr>
           <w:p>
             <w:pPr>
+              <w:keepNext w:val="false"/>
               <w:spacing w:after="40" w:before="0"/>
               <w:jc w:val="left"/>
             </w:pPr>
@@ -39142,6 +39986,7 @@
           </w:tcPr>
           <w:p>
             <w:pPr>
+              <w:keepNext w:val="false"/>
               <w:spacing w:after="40" w:before="0"/>
               <w:jc w:val="left"/>
             </w:pPr>
@@ -39174,6 +40019,7 @@
           </w:tcPr>
           <w:p>
             <w:pPr>
+              <w:keepNext w:val="false"/>
               <w:spacing w:after="40" w:before="0"/>
               <w:jc w:val="left"/>
             </w:pPr>
@@ -39208,6 +40054,7 @@
           </w:tcPr>
           <w:p>
             <w:pPr>
+              <w:keepNext w:val="false"/>
               <w:spacing w:after="40" w:before="0"/>
               <w:jc w:val="left"/>
             </w:pPr>
@@ -39240,6 +40087,7 @@
           </w:tcPr>
           <w:p>
             <w:pPr>
+              <w:keepNext w:val="false"/>
               <w:spacing w:after="40" w:before="0"/>
               <w:jc w:val="left"/>
             </w:pPr>
@@ -39274,6 +40122,7 @@
           </w:tcPr>
           <w:p>
             <w:pPr>
+              <w:keepNext w:val="false"/>
               <w:spacing w:after="40" w:before="0"/>
               <w:jc w:val="left"/>
             </w:pPr>
@@ -39306,6 +40155,7 @@
           </w:tcPr>
           <w:p>
             <w:pPr>
+              <w:keepNext w:val="false"/>
               <w:spacing w:after="40" w:before="0"/>
               <w:jc w:val="left"/>
             </w:pPr>
@@ -39365,6 +40215,7 @@
           </w:tcPr>
           <w:p>
             <w:pPr>
+              <w:keepNext w:val="false"/>
               <w:spacing w:after="40" w:before="0"/>
               <w:jc w:val="center"/>
             </w:pPr>
@@ -39399,6 +40250,7 @@
           </w:tcPr>
           <w:p>
             <w:pPr>
+              <w:keepNext w:val="false"/>
               <w:spacing w:after="40" w:before="0"/>
               <w:jc w:val="left"/>
             </w:pPr>
@@ -39463,6 +40315,7 @@
           </w:tcPr>
           <w:p>
             <w:pPr>
+              <w:keepNext w:val="false"/>
               <w:spacing w:after="40" w:before="0"/>
               <w:jc w:val="center"/>
             </w:pPr>
@@ -39497,6 +40350,7 @@
           </w:tcPr>
           <w:p>
             <w:pPr>
+              <w:keepNext w:val="false"/>
               <w:spacing w:after="40" w:before="0"/>
               <w:jc w:val="left"/>
             </w:pPr>
@@ -39529,6 +40383,7 @@
           </w:tcPr>
           <w:p>
             <w:pPr>
+              <w:keepNext w:val="false"/>
               <w:spacing w:after="40" w:before="0"/>
               <w:jc w:val="left"/>
             </w:pPr>
@@ -39561,6 +40416,7 @@
           </w:tcPr>
           <w:p>
             <w:pPr>
+              <w:keepNext w:val="false"/>
               <w:spacing w:after="40" w:before="0"/>
               <w:jc w:val="left"/>
             </w:pPr>
@@ -39593,6 +40449,7 @@
           </w:tcPr>
           <w:p>
             <w:pPr>
+              <w:keepNext w:val="false"/>
               <w:spacing w:after="40" w:before="0"/>
               <w:jc w:val="left"/>
             </w:pPr>
@@ -39625,6 +40482,7 @@
           </w:tcPr>
           <w:p>
             <w:pPr>
+              <w:keepNext w:val="false"/>
               <w:spacing w:after="40" w:before="0"/>
               <w:jc w:val="left"/>
             </w:pPr>
@@ -39659,6 +40517,7 @@
           </w:tcPr>
           <w:p>
             <w:pPr>
+              <w:keepNext w:val="false"/>
               <w:spacing w:after="40" w:before="0"/>
               <w:jc w:val="left"/>
             </w:pPr>
@@ -39696,7 +40555,7 @@
             <w:pPr>
               <w:spacing w:after="20" w:before="0"/>
             </w:pPr>
-            <w:hyperlink w:history="1" r:id="rIdia2hqt1wxr1o77f7pnesp">
+            <w:hyperlink w:history="1" r:id="rIduxhoejizrwf4b-1pcctkb">
               <w:r>
                 <w:rPr>
                   <w:rFonts w:ascii="Arial" w:cs="Arial" w:eastAsia="Arial" w:hAnsi="Arial"/>
@@ -39729,7 +40588,7 @@
               <w:spacing w:after="10" w:before="0"/>
               <w:ind w:left="120"/>
             </w:pPr>
-            <w:hyperlink w:history="1" r:id="rIdcnxh78yj69dghxa_pbdgr">
+            <w:hyperlink w:history="1" r:id="rIdy7twdgx2751-ngidlv2yb">
               <w:r>
                 <w:rPr>
                   <w:rFonts w:ascii="Arial" w:cs="Arial" w:eastAsia="Arial" w:hAnsi="Arial"/>
@@ -39774,7 +40633,7 @@
             <w:pPr>
               <w:spacing w:after="20" w:before="0"/>
             </w:pPr>
-            <w:hyperlink w:history="1" r:id="rIdhtn4pbiswiyyildj5bf8c">
+            <w:hyperlink w:history="1" r:id="rIdakytsge1eoq3ead9csabv">
               <w:r>
                 <w:rPr>
                   <w:rFonts w:ascii="Arial" w:cs="Arial" w:eastAsia="Arial" w:hAnsi="Arial"/>
@@ -39807,7 +40666,7 @@
               <w:spacing w:after="10" w:before="0"/>
               <w:ind w:left="120"/>
             </w:pPr>
-            <w:hyperlink w:history="1" r:id="rIdh1d4gbutrtwjvadj1u84i">
+            <w:hyperlink w:history="1" r:id="rIdcso5o1iolckzif9pd5ybz">
               <w:r>
                 <w:rPr>
                   <w:rFonts w:ascii="Arial" w:cs="Arial" w:eastAsia="Arial" w:hAnsi="Arial"/>
@@ -39835,6 +40694,7 @@
           </w:tcPr>
           <w:p>
             <w:pPr>
+              <w:keepNext w:val="false"/>
               <w:spacing w:after="40" w:before="0"/>
               <w:jc w:val="left"/>
             </w:pPr>
@@ -39867,6 +40727,7 @@
           </w:tcPr>
           <w:p>
             <w:pPr>
+              <w:keepNext w:val="false"/>
               <w:spacing w:after="40" w:before="0"/>
               <w:jc w:val="left"/>
             </w:pPr>
@@ -39899,6 +40760,7 @@
           </w:tcPr>
           <w:p>
             <w:pPr>
+              <w:keepNext w:val="false"/>
               <w:spacing w:after="40" w:before="0"/>
               <w:jc w:val="left"/>
             </w:pPr>
@@ -39931,6 +40793,7 @@
           </w:tcPr>
           <w:p>
             <w:pPr>
+              <w:keepNext w:val="false"/>
               <w:spacing w:after="40" w:before="0"/>
               <w:jc w:val="left"/>
             </w:pPr>
@@ -39965,6 +40828,7 @@
           </w:tcPr>
           <w:p>
             <w:pPr>
+              <w:keepNext w:val="false"/>
               <w:spacing w:after="40" w:before="0"/>
               <w:jc w:val="left"/>
             </w:pPr>
@@ -40002,7 +40866,7 @@
             <w:pPr>
               <w:spacing w:after="20" w:before="0"/>
             </w:pPr>
-            <w:hyperlink w:history="1" r:id="rIdxt9pdsqsid9ionjygmkyu">
+            <w:hyperlink w:history="1" r:id="rIde5hlvvtaorfm6wavwddjx">
               <w:r>
                 <w:rPr>
                   <w:rFonts w:ascii="Arial" w:cs="Arial" w:eastAsia="Arial" w:hAnsi="Arial"/>
@@ -40035,7 +40899,7 @@
               <w:spacing w:after="10" w:before="0"/>
               <w:ind w:left="120"/>
             </w:pPr>
-            <w:hyperlink w:history="1" r:id="rIdg9dvnt1wfdf6pn2i0yfp2">
+            <w:hyperlink w:history="1" r:id="rIdbay9fxchdvq4txib-ofos">
               <w:r>
                 <w:rPr>
                   <w:rFonts w:ascii="Arial" w:cs="Arial" w:eastAsia="Arial" w:hAnsi="Arial"/>
@@ -40080,7 +40944,7 @@
             <w:pPr>
               <w:spacing w:after="20" w:before="0"/>
             </w:pPr>
-            <w:hyperlink w:history="1" r:id="rIdgedm05l_rev7mblcj5afo">
+            <w:hyperlink w:history="1" r:id="rIdonlu2korkjhhdrlhcn3ua">
               <w:r>
                 <w:rPr>
                   <w:rFonts w:ascii="Arial" w:cs="Arial" w:eastAsia="Arial" w:hAnsi="Arial"/>
@@ -40113,7 +40977,7 @@
               <w:spacing w:after="10" w:before="0"/>
               <w:ind w:left="120"/>
             </w:pPr>
-            <w:hyperlink w:history="1" r:id="rId6rfecsav4zen30bdmxxgu">
+            <w:hyperlink w:history="1" r:id="rIdzs1fgb-vghv5zshlu5l1r">
               <w:r>
                 <w:rPr>
                   <w:rFonts w:ascii="Arial" w:cs="Arial" w:eastAsia="Arial" w:hAnsi="Arial"/>
@@ -40141,6 +41005,7 @@
           </w:tcPr>
           <w:p>
             <w:pPr>
+              <w:keepNext w:val="false"/>
               <w:spacing w:after="40" w:before="0"/>
               <w:jc w:val="left"/>
             </w:pPr>
@@ -40173,6 +41038,7 @@
           </w:tcPr>
           <w:p>
             <w:pPr>
+              <w:keepNext w:val="false"/>
               <w:spacing w:after="40" w:before="0"/>
               <w:jc w:val="left"/>
             </w:pPr>
@@ -40205,6 +41071,7 @@
           </w:tcPr>
           <w:p>
             <w:pPr>
+              <w:keepNext w:val="false"/>
               <w:spacing w:after="40" w:before="0"/>
               <w:jc w:val="left"/>
             </w:pPr>
@@ -40237,6 +41104,7 @@
           </w:tcPr>
           <w:p>
             <w:pPr>
+              <w:keepNext w:val="false"/>
               <w:spacing w:after="40" w:before="0"/>
               <w:jc w:val="left"/>
             </w:pPr>
@@ -40271,6 +41139,7 @@
           </w:tcPr>
           <w:p>
             <w:pPr>
+              <w:keepNext w:val="false"/>
               <w:spacing w:after="40" w:before="0"/>
               <w:jc w:val="left"/>
             </w:pPr>
@@ -40308,7 +41177,7 @@
             <w:pPr>
               <w:spacing w:after="20" w:before="0"/>
             </w:pPr>
-            <w:hyperlink w:history="1" r:id="rIdsfsrrw8i-bdovddahwfu7">
+            <w:hyperlink w:history="1" r:id="rIdmk2iu3ykiaf67orvuziso">
               <w:r>
                 <w:rPr>
                   <w:rFonts w:ascii="Arial" w:cs="Arial" w:eastAsia="Arial" w:hAnsi="Arial"/>
@@ -40341,7 +41210,7 @@
               <w:spacing w:after="10" w:before="0"/>
               <w:ind w:left="120"/>
             </w:pPr>
-            <w:hyperlink w:history="1" r:id="rIdhw3khotsplmsshcp_ojiu">
+            <w:hyperlink w:history="1" r:id="rIdkr_mkmwbrhd9ewsuv_pxl">
               <w:r>
                 <w:rPr>
                   <w:rFonts w:ascii="Arial" w:cs="Arial" w:eastAsia="Arial" w:hAnsi="Arial"/>
@@ -40386,7 +41255,7 @@
             <w:pPr>
               <w:spacing w:after="20" w:before="0"/>
             </w:pPr>
-            <w:hyperlink w:history="1" r:id="rIdsuenrfrhrcgouf1su6yuo">
+            <w:hyperlink w:history="1" r:id="rIddejx1zdsrdbna7hkghnvy">
               <w:r>
                 <w:rPr>
                   <w:rFonts w:ascii="Arial" w:cs="Arial" w:eastAsia="Arial" w:hAnsi="Arial"/>
@@ -40435,7 +41304,7 @@
               <w:spacing w:after="10" w:before="0"/>
               <w:ind w:left="120"/>
             </w:pPr>
-            <w:hyperlink w:history="1" r:id="rId3uipqoy99mthrnpicvx-_">
+            <w:hyperlink w:history="1" r:id="rIdcfreifn0bzgsypzdstgo_">
               <w:r>
                 <w:rPr>
                   <w:rFonts w:ascii="Arial" w:cs="Arial" w:eastAsia="Arial" w:hAnsi="Arial"/>
@@ -40463,6 +41332,7 @@
           </w:tcPr>
           <w:p>
             <w:pPr>
+              <w:keepNext w:val="false"/>
               <w:spacing w:after="40" w:before="0"/>
               <w:jc w:val="left"/>
             </w:pPr>
@@ -40495,6 +41365,7 @@
           </w:tcPr>
           <w:p>
             <w:pPr>
+              <w:keepNext w:val="false"/>
               <w:spacing w:after="40" w:before="0"/>
               <w:jc w:val="left"/>
             </w:pPr>
@@ -40527,6 +41398,7 @@
           </w:tcPr>
           <w:p>
             <w:pPr>
+              <w:keepNext w:val="false"/>
               <w:spacing w:after="40" w:before="0"/>
               <w:jc w:val="left"/>
             </w:pPr>
@@ -40559,6 +41431,7 @@
           </w:tcPr>
           <w:p>
             <w:pPr>
+              <w:keepNext w:val="false"/>
               <w:spacing w:after="40" w:before="0"/>
               <w:jc w:val="left"/>
             </w:pPr>
@@ -40593,6 +41466,7 @@
           </w:tcPr>
           <w:p>
             <w:pPr>
+              <w:keepNext w:val="false"/>
               <w:spacing w:after="40" w:before="0"/>
               <w:jc w:val="left"/>
             </w:pPr>
@@ -40630,7 +41504,7 @@
             <w:pPr>
               <w:spacing w:after="20" w:before="0"/>
             </w:pPr>
-            <w:hyperlink w:history="1" r:id="rIdppqc8p9j8lfzw17t4erfa">
+            <w:hyperlink w:history="1" r:id="rId483gybvl-ds4os0lzt8c9">
               <w:r>
                 <w:rPr>
                   <w:rFonts w:ascii="Arial" w:cs="Arial" w:eastAsia="Arial" w:hAnsi="Arial"/>
@@ -40663,7 +41537,7 @@
               <w:spacing w:after="10" w:before="0"/>
               <w:ind w:left="120"/>
             </w:pPr>
-            <w:hyperlink w:history="1" r:id="rIdbnvozbynn7x37xnwptewo">
+            <w:hyperlink w:history="1" r:id="rId3qpu3hosgkdjkvm5aba40">
               <w:r>
                 <w:rPr>
                   <w:rFonts w:ascii="Arial" w:cs="Arial" w:eastAsia="Arial" w:hAnsi="Arial"/>
@@ -40708,7 +41582,7 @@
             <w:pPr>
               <w:spacing w:after="20" w:before="0"/>
             </w:pPr>
-            <w:hyperlink w:history="1" r:id="rIdvnhcysht4o5j48-old9pr">
+            <w:hyperlink w:history="1" r:id="rIdpbv5pk7w5bj0pxdpam6_y">
               <w:r>
                 <w:rPr>
                   <w:rFonts w:ascii="Arial" w:cs="Arial" w:eastAsia="Arial" w:hAnsi="Arial"/>
@@ -40757,7 +41631,7 @@
               <w:spacing w:after="10" w:before="0"/>
               <w:ind w:left="120"/>
             </w:pPr>
-            <w:hyperlink w:history="1" r:id="rIdjxf1rx6zxc52efci-2a5k">
+            <w:hyperlink w:history="1" r:id="rIdzhpydlexkfvgeibey8q8c">
               <w:r>
                 <w:rPr>
                   <w:rFonts w:ascii="Arial" w:cs="Arial" w:eastAsia="Arial" w:hAnsi="Arial"/>
@@ -40785,6 +41659,7 @@
           </w:tcPr>
           <w:p>
             <w:pPr>
+              <w:keepNext w:val="false"/>
               <w:spacing w:after="40" w:before="0"/>
               <w:jc w:val="left"/>
             </w:pPr>
@@ -40817,6 +41692,7 @@
           </w:tcPr>
           <w:p>
             <w:pPr>
+              <w:keepNext w:val="false"/>
               <w:spacing w:after="40" w:before="0"/>
               <w:jc w:val="left"/>
             </w:pPr>
@@ -40849,6 +41725,7 @@
           </w:tcPr>
           <w:p>
             <w:pPr>
+              <w:keepNext w:val="false"/>
               <w:spacing w:after="40" w:before="0"/>
               <w:jc w:val="left"/>
             </w:pPr>
@@ -40881,6 +41758,7 @@
           </w:tcPr>
           <w:p>
             <w:pPr>
+              <w:keepNext w:val="false"/>
               <w:spacing w:after="40" w:before="0"/>
               <w:jc w:val="left"/>
             </w:pPr>
@@ -40915,6 +41793,7 @@
           </w:tcPr>
           <w:p>
             <w:pPr>
+              <w:keepNext w:val="false"/>
               <w:spacing w:after="40" w:before="0"/>
               <w:jc w:val="left"/>
             </w:pPr>
@@ -40952,7 +41831,7 @@
             <w:pPr>
               <w:spacing w:after="20" w:before="0"/>
             </w:pPr>
-            <w:hyperlink w:history="1" r:id="rId0jxynk-7epjj6awj7s2ne">
+            <w:hyperlink w:history="1" r:id="rIduhwniyoz__m4-sib9lmfv">
               <w:r>
                 <w:rPr>
                   <w:rFonts w:ascii="Arial" w:cs="Arial" w:eastAsia="Arial" w:hAnsi="Arial"/>
@@ -40985,7 +41864,7 @@
               <w:spacing w:after="10" w:before="0"/>
               <w:ind w:left="120"/>
             </w:pPr>
-            <w:hyperlink w:history="1" r:id="rIdv2qzzpg5izf9hxe7jxsdg">
+            <w:hyperlink w:history="1" r:id="rIdxtz4tqkfg2ce_8lhotg8r">
               <w:r>
                 <w:rPr>
                   <w:rFonts w:ascii="Arial" w:cs="Arial" w:eastAsia="Arial" w:hAnsi="Arial"/>
@@ -41030,7 +41909,7 @@
             <w:pPr>
               <w:spacing w:after="20" w:before="0"/>
             </w:pPr>
-            <w:hyperlink w:history="1" r:id="rIdjus_uexo_tmixq-mzxwa6">
+            <w:hyperlink w:history="1" r:id="rId3pln-wfxvznh6smrfojha">
               <w:r>
                 <w:rPr>
                   <w:rFonts w:ascii="Arial" w:cs="Arial" w:eastAsia="Arial" w:hAnsi="Arial"/>
@@ -41079,7 +41958,7 @@
               <w:spacing w:after="10" w:before="0"/>
               <w:ind w:left="120"/>
             </w:pPr>
-            <w:hyperlink w:history="1" r:id="rIdivsz1g1v7dsuticksgxon">
+            <w:hyperlink w:history="1" r:id="rIdjrckrx6tfguazpf5cuw18">
               <w:r>
                 <w:rPr>
                   <w:rFonts w:ascii="Arial" w:cs="Arial" w:eastAsia="Arial" w:hAnsi="Arial"/>
@@ -41107,6 +41986,7 @@
           </w:tcPr>
           <w:p>
             <w:pPr>
+              <w:keepNext w:val="false"/>
               <w:spacing w:after="40" w:before="0"/>
               <w:jc w:val="left"/>
             </w:pPr>
@@ -41139,6 +42019,7 @@
           </w:tcPr>
           <w:p>
             <w:pPr>
+              <w:keepNext w:val="false"/>
               <w:spacing w:after="40" w:before="0"/>
               <w:jc w:val="left"/>
             </w:pPr>
@@ -41171,6 +42052,7 @@
           </w:tcPr>
           <w:p>
             <w:pPr>
+              <w:keepNext w:val="false"/>
               <w:spacing w:after="40" w:before="0"/>
               <w:jc w:val="left"/>
             </w:pPr>
@@ -41203,6 +42085,7 @@
           </w:tcPr>
           <w:p>
             <w:pPr>
+              <w:keepNext w:val="false"/>
               <w:spacing w:after="40" w:before="0"/>
               <w:jc w:val="left"/>
             </w:pPr>
@@ -41262,6 +42145,7 @@
           </w:tcPr>
           <w:p>
             <w:pPr>
+              <w:keepNext w:val="false"/>
               <w:spacing w:after="40" w:before="0"/>
               <w:jc w:val="center"/>
             </w:pPr>
@@ -41296,6 +42180,7 @@
           </w:tcPr>
           <w:p>
             <w:pPr>
+              <w:keepNext w:val="false"/>
               <w:spacing w:after="40" w:before="0"/>
               <w:jc w:val="left"/>
             </w:pPr>
@@ -41357,6 +42242,7 @@
           </w:tcPr>
           <w:p>
             <w:pPr>
+              <w:keepNext w:val="false"/>
               <w:spacing w:after="40" w:before="0"/>
               <w:jc w:val="center"/>
             </w:pPr>
@@ -41391,6 +42277,7 @@
           </w:tcPr>
           <w:p>
             <w:pPr>
+              <w:keepNext w:val="false"/>
               <w:spacing w:after="40" w:before="0"/>
               <w:jc w:val="left"/>
             </w:pPr>
@@ -41423,6 +42310,7 @@
           </w:tcPr>
           <w:p>
             <w:pPr>
+              <w:keepNext w:val="false"/>
               <w:spacing w:after="40" w:before="0"/>
               <w:jc w:val="left"/>
             </w:pPr>
@@ -41457,6 +42345,7 @@
           </w:tcPr>
           <w:p>
             <w:pPr>
+              <w:keepNext w:val="false"/>
               <w:spacing w:after="40" w:before="0"/>
               <w:jc w:val="left"/>
             </w:pPr>
@@ -41489,6 +42378,7 @@
           </w:tcPr>
           <w:p>
             <w:pPr>
+              <w:keepNext w:val="false"/>
               <w:spacing w:after="40" w:before="0"/>
               <w:jc w:val="left"/>
             </w:pPr>
@@ -41523,6 +42413,7 @@
           </w:tcPr>
           <w:p>
             <w:pPr>
+              <w:keepNext w:val="false"/>
               <w:spacing w:after="40" w:before="0"/>
               <w:jc w:val="left"/>
             </w:pPr>
@@ -41555,6 +42446,7 @@
           </w:tcPr>
           <w:p>
             <w:pPr>
+              <w:keepNext w:val="false"/>
               <w:spacing w:after="40" w:before="0"/>
               <w:jc w:val="left"/>
             </w:pPr>
@@ -41591,7 +42483,7 @@
         </w:rPr>
         <w:t xml:space="preserve">© 2026 SeaVuria and ARES. Aligned with KICD objectives. Developed by SeaVuria; technical implementation by ARES (with AI assistance from Claude). Licensed under </w:t>
       </w:r>
-      <w:hyperlink w:history="1" r:id="rIdcy3ehejlyqqyq7wfxb94y">
+      <w:hyperlink w:history="1" r:id="rId2qeszeqyxrwaa-e5vgcte">
         <w:r>
           <w:rPr>
             <w:rFonts w:ascii="Arial" w:cs="Arial" w:eastAsia="Arial" w:hAnsi="Arial"/>
@@ -41612,7 +42504,7 @@
         </w:rPr>
         <w:t xml:space="preserve"> (</w:t>
       </w:r>
-      <w:hyperlink w:history="1" r:id="rIdoeyq9yn_bojfaq3fglmut">
+      <w:hyperlink w:history="1" r:id="rIdov4phw9j4ys5hvh_naxry">
         <w:r>
           <w:rPr>
             <w:rFonts w:ascii="Arial" w:cs="Arial" w:eastAsia="Arial" w:hAnsi="Arial"/>
@@ -41673,6 +42565,7 @@
           </w:tcPr>
           <w:p>
             <w:pPr>
+           